--- a/index.docx
+++ b/index.docx
@@ -2995,7 +2995,7 @@
     </w:p>
     <w:bookmarkEnd w:id="95"/>
     <w:bookmarkEnd w:id="96"/>
-    <w:bookmarkStart w:id="97" w:name="discussions"/>
+    <w:bookmarkStart w:id="218" w:name="discussions"/>
     <w:p>
       <w:pPr>
         <w:pStyle w:val="Heading1"/>
@@ -3004,23 +3004,8 @@
         <w:t xml:space="preserve">Discussions</w:t>
       </w:r>
     </w:p>
-    <w:p>
-      <w:r>
-        <w:br w:type="page"/>
-      </w:r>
-    </w:p>
-    <w:bookmarkEnd w:id="97"/>
-    <w:bookmarkStart w:id="219" w:name="references"/>
-    <w:p>
-      <w:pPr>
-        <w:pStyle w:val="Heading1"/>
-      </w:pPr>
-      <w:r>
-        <w:t xml:space="preserve">References</w:t>
-      </w:r>
-    </w:p>
-    <w:bookmarkStart w:id="218" w:name="refs"/>
-    <w:bookmarkStart w:id="99" w:name="Xafb9ebfeab280acee598deb0b35b093eec91108"/>
+    <w:bookmarkStart w:id="217" w:name="refs"/>
+    <w:bookmarkStart w:id="98" w:name="Xafb9ebfeab280acee598deb0b35b093eec91108"/>
     <w:p>
       <w:pPr>
         <w:pStyle w:val="Bibliography"/>
@@ -3110,7 +3095,7 @@
       <w:r>
         <w:t xml:space="preserve"> </w:t>
       </w:r>
-      <w:hyperlink r:id="rId98">
+      <w:hyperlink r:id="rId97">
         <w:r>
           <w:rPr>
             <w:rStyle w:val="Hyperlink"/>
@@ -3122,8 +3107,8 @@
         <w:t xml:space="preserve">.</w:t>
       </w:r>
     </w:p>
-    <w:bookmarkEnd w:id="99"/>
-    <w:bookmarkStart w:id="101" w:name="ref-afsharNaturalLanguageProcessing2019"/>
+    <w:bookmarkEnd w:id="98"/>
+    <w:bookmarkStart w:id="100" w:name="ref-afsharNaturalLanguageProcessing2019"/>
     <w:p>
       <w:pPr>
         <w:pStyle w:val="Bibliography"/>
@@ -3156,7 +3141,7 @@
       <w:r>
         <w:t xml:space="preserve"> </w:t>
       </w:r>
-      <w:hyperlink r:id="rId100">
+      <w:hyperlink r:id="rId99">
         <w:r>
           <w:rPr>
             <w:rStyle w:val="Hyperlink"/>
@@ -3168,8 +3153,8 @@
         <w:t xml:space="preserve">.</w:t>
       </w:r>
     </w:p>
-    <w:bookmarkEnd w:id="101"/>
-    <w:bookmarkStart w:id="103" w:name="Xc95fb8816eaf9f583d19d6cba6a9ac025f9fe91"/>
+    <w:bookmarkEnd w:id="100"/>
+    <w:bookmarkStart w:id="102" w:name="Xc95fb8816eaf9f583d19d6cba6a9ac025f9fe91"/>
     <w:p>
       <w:pPr>
         <w:pStyle w:val="Bibliography"/>
@@ -3357,7 +3342,7 @@
       <w:r>
         <w:t xml:space="preserve"> </w:t>
       </w:r>
-      <w:hyperlink r:id="rId102">
+      <w:hyperlink r:id="rId101">
         <w:r>
           <w:rPr>
             <w:rStyle w:val="Hyperlink"/>
@@ -3369,8 +3354,8 @@
         <w:t xml:space="preserve">.</w:t>
       </w:r>
     </w:p>
-    <w:bookmarkEnd w:id="103"/>
-    <w:bookmarkStart w:id="105" w:name="Xa710417644a60899013e4932e847385912f9696"/>
+    <w:bookmarkEnd w:id="102"/>
+    <w:bookmarkStart w:id="104" w:name="Xa710417644a60899013e4932e847385912f9696"/>
     <w:p>
       <w:pPr>
         <w:pStyle w:val="Bibliography"/>
@@ -3415,7 +3400,7 @@
       <w:r>
         <w:t xml:space="preserve"> </w:t>
       </w:r>
-      <w:hyperlink r:id="rId104">
+      <w:hyperlink r:id="rId103">
         <w:r>
           <w:rPr>
             <w:rStyle w:val="Hyperlink"/>
@@ -3427,8 +3412,8 @@
         <w:t xml:space="preserve">.</w:t>
       </w:r>
     </w:p>
-    <w:bookmarkEnd w:id="105"/>
-    <w:bookmarkStart w:id="107" w:name="ref-baeMobilePhoneSensors2018a"/>
+    <w:bookmarkEnd w:id="104"/>
+    <w:bookmarkStart w:id="106" w:name="ref-baeMobilePhoneSensors2018a"/>
     <w:p>
       <w:pPr>
         <w:pStyle w:val="Bibliography"/>
@@ -3491,7 +3476,7 @@
       <w:r>
         <w:t xml:space="preserve"> </w:t>
       </w:r>
-      <w:hyperlink r:id="rId106">
+      <w:hyperlink r:id="rId105">
         <w:r>
           <w:rPr>
             <w:rStyle w:val="Hyperlink"/>
@@ -3503,8 +3488,8 @@
         <w:t xml:space="preserve">.</w:t>
       </w:r>
     </w:p>
-    <w:bookmarkEnd w:id="107"/>
-    <w:bookmarkStart w:id="109" w:name="Xe55fcb9276abfce60e3423ca0e9912c33a11f0b"/>
+    <w:bookmarkEnd w:id="106"/>
+    <w:bookmarkStart w:id="108" w:name="Xe55fcb9276abfce60e3423ca0e9912c33a11f0b"/>
     <w:p>
       <w:pPr>
         <w:pStyle w:val="Bibliography"/>
@@ -3549,7 +3534,7 @@
       <w:r>
         <w:t xml:space="preserve"> </w:t>
       </w:r>
-      <w:hyperlink r:id="rId108">
+      <w:hyperlink r:id="rId107">
         <w:r>
           <w:rPr>
             <w:rStyle w:val="Hyperlink"/>
@@ -3561,8 +3546,8 @@
         <w:t xml:space="preserve">.</w:t>
       </w:r>
     </w:p>
-    <w:bookmarkEnd w:id="109"/>
-    <w:bookmarkStart w:id="111" w:name="X0dfc9bfbbbc9cc86d14160256792ce0ff6efdd3"/>
+    <w:bookmarkEnd w:id="108"/>
+    <w:bookmarkStart w:id="110" w:name="X0dfc9bfbbbc9cc86d14160256792ce0ff6efdd3"/>
     <w:p>
       <w:pPr>
         <w:pStyle w:val="Bibliography"/>
@@ -3595,7 +3580,7 @@
       <w:r>
         <w:t xml:space="preserve"> </w:t>
       </w:r>
-      <w:hyperlink r:id="rId110">
+      <w:hyperlink r:id="rId109">
         <w:r>
           <w:rPr>
             <w:rStyle w:val="Hyperlink"/>
@@ -3607,8 +3592,8 @@
         <w:t xml:space="preserve">.</w:t>
       </w:r>
     </w:p>
-    <w:bookmarkEnd w:id="111"/>
-    <w:bookmarkStart w:id="113" w:name="ref-bucciTheyAreNot2019"/>
+    <w:bookmarkEnd w:id="110"/>
+    <w:bookmarkStart w:id="112" w:name="ref-bucciTheyAreNot2019"/>
     <w:p>
       <w:pPr>
         <w:pStyle w:val="Bibliography"/>
@@ -3692,7 +3677,7 @@
       <w:r>
         <w:t xml:space="preserve"> </w:t>
       </w:r>
-      <w:hyperlink r:id="rId112">
+      <w:hyperlink r:id="rId111">
         <w:r>
           <w:rPr>
             <w:rStyle w:val="Hyperlink"/>
@@ -3704,8 +3689,8 @@
         <w:t xml:space="preserve">.</w:t>
       </w:r>
     </w:p>
-    <w:bookmarkEnd w:id="113"/>
-    <w:bookmarkStart w:id="115" w:name="X565bbce5bff6dc592dea5af242f12d8b37400a4"/>
+    <w:bookmarkEnd w:id="112"/>
+    <w:bookmarkStart w:id="114" w:name="X565bbce5bff6dc592dea5af242f12d8b37400a4"/>
     <w:p>
       <w:pPr>
         <w:pStyle w:val="Bibliography"/>
@@ -3792,7 +3777,7 @@
       <w:r>
         <w:t xml:space="preserve"> </w:t>
       </w:r>
-      <w:hyperlink r:id="rId114">
+      <w:hyperlink r:id="rId113">
         <w:r>
           <w:rPr>
             <w:rStyle w:val="Hyperlink"/>
@@ -3804,8 +3789,8 @@
         <w:t xml:space="preserve">.</w:t>
       </w:r>
     </w:p>
-    <w:bookmarkEnd w:id="115"/>
-    <w:bookmarkStart w:id="117" w:name="ref-chihPredictiveModelingAddiction2014a"/>
+    <w:bookmarkEnd w:id="114"/>
+    <w:bookmarkStart w:id="116" w:name="ref-chihPredictiveModelingAddiction2014a"/>
     <w:p>
       <w:pPr>
         <w:pStyle w:val="Bibliography"/>
@@ -3838,7 +3823,7 @@
       <w:r>
         <w:t xml:space="preserve"> </w:t>
       </w:r>
-      <w:hyperlink r:id="rId116">
+      <w:hyperlink r:id="rId115">
         <w:r>
           <w:rPr>
             <w:rStyle w:val="Hyperlink"/>
@@ -3850,8 +3835,8 @@
         <w:t xml:space="preserve">.</w:t>
       </w:r>
     </w:p>
-    <w:bookmarkEnd w:id="117"/>
-    <w:bookmarkStart w:id="119" w:name="ref-chungRelapseAlcoholOther2006a"/>
+    <w:bookmarkEnd w:id="116"/>
+    <w:bookmarkStart w:id="118" w:name="ref-chungRelapseAlcoholOther2006a"/>
     <w:p>
       <w:pPr>
         <w:pStyle w:val="Bibliography"/>
@@ -3893,7 +3878,7 @@
       <w:r>
         <w:t xml:space="preserve"> </w:t>
       </w:r>
-      <w:hyperlink r:id="rId118">
+      <w:hyperlink r:id="rId117">
         <w:r>
           <w:rPr>
             <w:rStyle w:val="Hyperlink"/>
@@ -3905,8 +3890,8 @@
         <w:t xml:space="preserve">.</w:t>
       </w:r>
     </w:p>
-    <w:bookmarkEnd w:id="119"/>
-    <w:bookmarkStart w:id="121" w:name="ref-czyzEcologicalAssessmentDaily2018"/>
+    <w:bookmarkEnd w:id="118"/>
+    <w:bookmarkStart w:id="120" w:name="ref-czyzEcologicalAssessmentDaily2018"/>
     <w:p>
       <w:pPr>
         <w:pStyle w:val="Bibliography"/>
@@ -3951,7 +3936,7 @@
       <w:r>
         <w:t xml:space="preserve"> </w:t>
       </w:r>
-      <w:hyperlink r:id="rId120">
+      <w:hyperlink r:id="rId119">
         <w:r>
           <w:rPr>
             <w:rStyle w:val="Hyperlink"/>
@@ -3963,8 +3948,8 @@
         <w:t xml:space="preserve">.</w:t>
       </w:r>
     </w:p>
-    <w:bookmarkEnd w:id="121"/>
-    <w:bookmarkStart w:id="123" w:name="ref-dibartoloAlcoholUseDisorder2017"/>
+    <w:bookmarkEnd w:id="120"/>
+    <w:bookmarkStart w:id="122" w:name="ref-dibartoloAlcoholUseDisorder2017"/>
     <w:p>
       <w:pPr>
         <w:pStyle w:val="Bibliography"/>
@@ -4051,7 +4036,7 @@
       <w:r>
         <w:t xml:space="preserve"> </w:t>
       </w:r>
-      <w:hyperlink r:id="rId122">
+      <w:hyperlink r:id="rId121">
         <w:r>
           <w:rPr>
             <w:rStyle w:val="Hyperlink"/>
@@ -4063,8 +4048,8 @@
         <w:t xml:space="preserve">.</w:t>
       </w:r>
     </w:p>
-    <w:bookmarkEnd w:id="123"/>
-    <w:bookmarkStart w:id="125" w:name="ref-feingoldProximalVsDistal2015"/>
+    <w:bookmarkEnd w:id="122"/>
+    <w:bookmarkStart w:id="124" w:name="ref-feingoldProximalVsDistal2015"/>
     <w:p>
       <w:pPr>
         <w:pStyle w:val="Bibliography"/>
@@ -4097,7 +4082,7 @@
       <w:r>
         <w:t xml:space="preserve"> </w:t>
       </w:r>
-      <w:hyperlink r:id="rId124">
+      <w:hyperlink r:id="rId123">
         <w:r>
           <w:rPr>
             <w:rStyle w:val="Hyperlink"/>
@@ -4109,8 +4094,8 @@
         <w:t xml:space="preserve">.</w:t>
       </w:r>
     </w:p>
-    <w:bookmarkEnd w:id="125"/>
-    <w:bookmarkStart w:id="127" w:name="ref-finnPerceivedBarriersSeeking2023"/>
+    <w:bookmarkEnd w:id="124"/>
+    <w:bookmarkStart w:id="126" w:name="ref-finnPerceivedBarriersSeeking2023"/>
     <w:p>
       <w:pPr>
         <w:pStyle w:val="Bibliography"/>
@@ -4155,7 +4140,7 @@
       <w:r>
         <w:t xml:space="preserve"> </w:t>
       </w:r>
-      <w:hyperlink r:id="rId126">
+      <w:hyperlink r:id="rId125">
         <w:r>
           <w:rPr>
             <w:rStyle w:val="Hyperlink"/>
@@ -4167,8 +4152,8 @@
         <w:t xml:space="preserve">.</w:t>
       </w:r>
     </w:p>
-    <w:bookmarkEnd w:id="127"/>
-    <w:bookmarkStart w:id="129" w:name="ref-gilbertGenderDifferencesUse2019b"/>
+    <w:bookmarkEnd w:id="126"/>
+    <w:bookmarkStart w:id="128" w:name="ref-gilbertGenderDifferencesUse2019b"/>
     <w:p>
       <w:pPr>
         <w:pStyle w:val="Bibliography"/>
@@ -4270,7 +4255,7 @@
       <w:r>
         <w:t xml:space="preserve"> </w:t>
       </w:r>
-      <w:hyperlink r:id="rId128">
+      <w:hyperlink r:id="rId127">
         <w:r>
           <w:rPr>
             <w:rStyle w:val="Hyperlink"/>
@@ -4282,8 +4267,8 @@
         <w:t xml:space="preserve">.</w:t>
       </w:r>
     </w:p>
-    <w:bookmarkEnd w:id="129"/>
-    <w:bookmarkStart w:id="131" w:name="Xda7e0211c819cfbb87f310a4ff9aa4e691fefed"/>
+    <w:bookmarkEnd w:id="128"/>
+    <w:bookmarkStart w:id="130" w:name="Xda7e0211c819cfbb87f310a4ff9aa4e691fefed"/>
     <w:p>
       <w:pPr>
         <w:pStyle w:val="Bibliography"/>
@@ -4367,7 +4352,7 @@
       <w:r>
         <w:t xml:space="preserve"> </w:t>
       </w:r>
-      <w:hyperlink r:id="rId130">
+      <w:hyperlink r:id="rId129">
         <w:r>
           <w:rPr>
             <w:rStyle w:val="Hyperlink"/>
@@ -4379,8 +4364,8 @@
         <w:t xml:space="preserve">.</w:t>
       </w:r>
     </w:p>
-    <w:bookmarkEnd w:id="131"/>
-    <w:bookmarkStart w:id="133" w:name="Xb18b2d127665d50164a17bc8322beef69d4f980"/>
+    <w:bookmarkEnd w:id="130"/>
+    <w:bookmarkStart w:id="132" w:name="Xb18b2d127665d50164a17bc8322beef69d4f980"/>
     <w:p>
       <w:pPr>
         <w:pStyle w:val="Bibliography"/>
@@ -4425,7 +4410,7 @@
       <w:r>
         <w:t xml:space="preserve"> </w:t>
       </w:r>
-      <w:hyperlink r:id="rId132">
+      <w:hyperlink r:id="rId131">
         <w:r>
           <w:rPr>
             <w:rStyle w:val="Hyperlink"/>
@@ -4437,8 +4422,8 @@
         <w:t xml:space="preserve">.</w:t>
       </w:r>
     </w:p>
-    <w:bookmarkEnd w:id="133"/>
-    <w:bookmarkStart w:id="135" w:name="Xf3bbd2f018d15797242e38137a2bb5183901854"/>
+    <w:bookmarkEnd w:id="132"/>
+    <w:bookmarkStart w:id="134" w:name="Xf3bbd2f018d15797242e38137a2bb5183901854"/>
     <w:p>
       <w:pPr>
         <w:pStyle w:val="Bibliography"/>
@@ -4471,7 +4456,7 @@
       <w:r>
         <w:t xml:space="preserve"> </w:t>
       </w:r>
-      <w:hyperlink r:id="rId134">
+      <w:hyperlink r:id="rId133">
         <w:r>
           <w:rPr>
             <w:rStyle w:val="Hyperlink"/>
@@ -4483,8 +4468,8 @@
         <w:t xml:space="preserve">.</w:t>
       </w:r>
     </w:p>
-    <w:bookmarkEnd w:id="135"/>
-    <w:bookmarkStart w:id="137" w:name="Xc607b352943521404e0f20019d77839d3605993"/>
+    <w:bookmarkEnd w:id="134"/>
+    <w:bookmarkStart w:id="136" w:name="Xc607b352943521404e0f20019d77839d3605993"/>
     <w:p>
       <w:pPr>
         <w:pStyle w:val="Bibliography"/>
@@ -4550,7 +4535,7 @@
       <w:r>
         <w:t xml:space="preserve"> </w:t>
       </w:r>
-      <w:hyperlink r:id="rId136">
+      <w:hyperlink r:id="rId135">
         <w:r>
           <w:rPr>
             <w:rStyle w:val="Hyperlink"/>
@@ -4562,8 +4547,8 @@
         <w:t xml:space="preserve">.</w:t>
       </w:r>
     </w:p>
-    <w:bookmarkEnd w:id="137"/>
-    <w:bookmarkStart w:id="139" w:name="X908b868cf8e06446dd59b9be0145f3be3b8216e"/>
+    <w:bookmarkEnd w:id="136"/>
+    <w:bookmarkStart w:id="138" w:name="X908b868cf8e06446dd59b9be0145f3be3b8216e"/>
     <w:p>
       <w:pPr>
         <w:pStyle w:val="Bibliography"/>
@@ -4650,7 +4635,7 @@
       <w:r>
         <w:t xml:space="preserve"> </w:t>
       </w:r>
-      <w:hyperlink r:id="rId138">
+      <w:hyperlink r:id="rId137">
         <w:r>
           <w:rPr>
             <w:rStyle w:val="Hyperlink"/>
@@ -4662,8 +4647,8 @@
         <w:t xml:space="preserve">.</w:t>
       </w:r>
     </w:p>
-    <w:bookmarkEnd w:id="139"/>
-    <w:bookmarkStart w:id="141" w:name="ref-jacobsonUsingDigitalTherapeutics2023"/>
+    <w:bookmarkEnd w:id="138"/>
+    <w:bookmarkStart w:id="140" w:name="ref-jacobsonUsingDigitalTherapeutics2023"/>
     <w:p>
       <w:pPr>
         <w:pStyle w:val="Bibliography"/>
@@ -4686,7 +4671,7 @@
       <w:r>
         <w:t xml:space="preserve"> </w:t>
       </w:r>
-      <w:hyperlink r:id="rId140">
+      <w:hyperlink r:id="rId139">
         <w:r>
           <w:rPr>
             <w:rStyle w:val="Hyperlink"/>
@@ -4698,8 +4683,8 @@
         <w:t xml:space="preserve">.</w:t>
       </w:r>
     </w:p>
-    <w:bookmarkEnd w:id="141"/>
-    <w:bookmarkStart w:id="143" w:name="ref-kaddenMarlattRelapseTaxonomy1996"/>
+    <w:bookmarkEnd w:id="140"/>
+    <w:bookmarkStart w:id="142" w:name="ref-kaddenMarlattRelapseTaxonomy1996"/>
     <w:p>
       <w:pPr>
         <w:pStyle w:val="Bibliography"/>
@@ -4741,7 +4726,7 @@
       <w:r>
         <w:t xml:space="preserve"> </w:t>
       </w:r>
-      <w:hyperlink r:id="rId142">
+      <w:hyperlink r:id="rId141">
         <w:r>
           <w:rPr>
             <w:rStyle w:val="Hyperlink"/>
@@ -4753,8 +4738,8 @@
         <w:t xml:space="preserve">.</w:t>
       </w:r>
     </w:p>
-    <w:bookmarkEnd w:id="143"/>
-    <w:bookmarkStart w:id="145" w:name="ref-kaufmannTreatmentSeekingBarriers2014"/>
+    <w:bookmarkEnd w:id="142"/>
+    <w:bookmarkStart w:id="144" w:name="ref-kaufmannTreatmentSeekingBarriers2014"/>
     <w:p>
       <w:pPr>
         <w:pStyle w:val="Bibliography"/>
@@ -4787,7 +4772,7 @@
       <w:r>
         <w:t xml:space="preserve"> </w:t>
       </w:r>
-      <w:hyperlink r:id="rId144">
+      <w:hyperlink r:id="rId143">
         <w:r>
           <w:rPr>
             <w:rStyle w:val="Hyperlink"/>
@@ -4799,45 +4784,45 @@
         <w:t xml:space="preserve">.</w:t>
       </w:r>
     </w:p>
+    <w:bookmarkEnd w:id="144"/>
+    <w:bookmarkStart w:id="145" w:name="ref-korlakuntaReasonsRelapsePatients2012"/>
+    <w:p>
+      <w:pPr>
+        <w:pStyle w:val="Bibliography"/>
+      </w:pPr>
+      <w:r>
+        <w:t xml:space="preserve">Korlakunta, Anupama, Swaroopa R. S. Chary, and Pavan Kumar CM Reddy. 2012-07/2012-12.</w:t>
+      </w:r>
+      <w:r>
+        <w:t xml:space="preserve"> </w:t>
+      </w:r>
+      <w:r>
+        <w:t xml:space="preserve">“Reasons for Relapse in Patients with Alcohol Dependence.”</w:t>
+      </w:r>
+      <w:r>
+        <w:t xml:space="preserve"> </w:t>
+      </w:r>
+      <w:r>
+        <w:rPr>
+          <w:i/>
+          <w:iCs/>
+        </w:rPr>
+        <w:t xml:space="preserve">Archives of Mental Health</w:t>
+      </w:r>
+      <w:r>
+        <w:t xml:space="preserve"> </w:t>
+      </w:r>
+      <w:r>
+        <w:t xml:space="preserve">13 (2): 108.</w:t>
+      </w:r>
+    </w:p>
     <w:bookmarkEnd w:id="145"/>
-    <w:bookmarkStart w:id="146" w:name="ref-korlakuntaReasonsRelapsePatients2012"/>
+    <w:bookmarkStart w:id="147" w:name="ref-lecomteMobileAppsMental2020"/>
     <w:p>
       <w:pPr>
         <w:pStyle w:val="Bibliography"/>
       </w:pPr>
       <w:r>
-        <w:t xml:space="preserve">Korlakunta, Anupama, Swaroopa R. S. Chary, and Pavan Kumar CM Reddy. 2012-07/2012-12.</w:t>
-      </w:r>
-      <w:r>
-        <w:t xml:space="preserve"> </w:t>
-      </w:r>
-      <w:r>
-        <w:t xml:space="preserve">“Reasons for Relapse in Patients with Alcohol Dependence.”</w:t>
-      </w:r>
-      <w:r>
-        <w:t xml:space="preserve"> </w:t>
-      </w:r>
-      <w:r>
-        <w:rPr>
-          <w:i/>
-          <w:iCs/>
-        </w:rPr>
-        <w:t xml:space="preserve">Archives of Mental Health</w:t>
-      </w:r>
-      <w:r>
-        <w:t xml:space="preserve"> </w:t>
-      </w:r>
-      <w:r>
-        <w:t xml:space="preserve">13 (2): 108.</w:t>
-      </w:r>
-    </w:p>
-    <w:bookmarkEnd w:id="146"/>
-    <w:bookmarkStart w:id="148" w:name="ref-lecomteMobileAppsMental2020"/>
-    <w:p>
-      <w:pPr>
-        <w:pStyle w:val="Bibliography"/>
-      </w:pPr>
-      <w:r>
         <w:t xml:space="preserve">Lecomte, Tania, Stéphane Potvin, Marc Corbière, Stéphane Guay, Crystal Samson, Briana Cloutier, Audrey Francoeur, Antoine Pennou, and Yasser Khazaal. 2020.</w:t>
       </w:r>
       <w:r>
@@ -4907,7 +4892,7 @@
       <w:r>
         <w:t xml:space="preserve"> </w:t>
       </w:r>
-      <w:hyperlink r:id="rId147">
+      <w:hyperlink r:id="rId146">
         <w:r>
           <w:rPr>
             <w:rStyle w:val="Hyperlink"/>
@@ -4919,8 +4904,8 @@
         <w:t xml:space="preserve">.</w:t>
       </w:r>
     </w:p>
-    <w:bookmarkEnd w:id="148"/>
-    <w:bookmarkStart w:id="150" w:name="ref-leeDataDrivenDigitalTherapeutics2023"/>
+    <w:bookmarkEnd w:id="147"/>
+    <w:bookmarkStart w:id="149" w:name="ref-leeDataDrivenDigitalTherapeutics2023"/>
     <w:p>
       <w:pPr>
         <w:pStyle w:val="Bibliography"/>
@@ -4983,7 +4968,7 @@
       <w:r>
         <w:t xml:space="preserve"> </w:t>
       </w:r>
-      <w:hyperlink r:id="rId149">
+      <w:hyperlink r:id="rId148">
         <w:r>
           <w:rPr>
             <w:rStyle w:val="Hyperlink"/>
@@ -4995,8 +4980,8 @@
         <w:t xml:space="preserve">.</w:t>
       </w:r>
     </w:p>
-    <w:bookmarkEnd w:id="150"/>
-    <w:bookmarkStart w:id="152" w:name="Xad0e05bf336dda97d227027eae040cfde33d783"/>
+    <w:bookmarkEnd w:id="149"/>
+    <w:bookmarkStart w:id="151" w:name="Xad0e05bf336dda97d227027eae040cfde33d783"/>
     <w:p>
       <w:pPr>
         <w:pStyle w:val="Bibliography"/>
@@ -5038,7 +5023,7 @@
       <w:r>
         <w:t xml:space="preserve"> </w:t>
       </w:r>
-      <w:hyperlink r:id="rId151">
+      <w:hyperlink r:id="rId150">
         <w:r>
           <w:rPr>
             <w:rStyle w:val="Hyperlink"/>
@@ -5050,99 +5035,99 @@
         <w:t xml:space="preserve">.</w:t>
       </w:r>
     </w:p>
+    <w:bookmarkEnd w:id="151"/>
+    <w:bookmarkStart w:id="152" w:name="X34be55f2a2ff67a14e7206627bb93b426490c87"/>
+    <w:p>
+      <w:pPr>
+        <w:pStyle w:val="Bibliography"/>
+      </w:pPr>
+      <w:r>
+        <w:t xml:space="preserve">Lundberg, Scott M., and Su-In Lee. 2017.</w:t>
+      </w:r>
+      <w:r>
+        <w:t xml:space="preserve"> </w:t>
+      </w:r>
+      <w:r>
+        <w:t xml:space="preserve">“A Unified Approach to Interpreting Model Predictions.”</w:t>
+      </w:r>
+      <w:r>
+        <w:t xml:space="preserve"> </w:t>
+      </w:r>
+      <w:r>
+        <w:t xml:space="preserve">In</w:t>
+      </w:r>
+      <w:r>
+        <w:t xml:space="preserve"> </w:t>
+      </w:r>
+      <w:r>
+        <w:rPr>
+          <w:i/>
+          <w:iCs/>
+        </w:rPr>
+        <w:t xml:space="preserve">Proceedings of the 31st</w:t>
+      </w:r>
+      <w:r>
+        <w:rPr>
+          <w:i/>
+          <w:iCs/>
+        </w:rPr>
+        <w:t xml:space="preserve"> </w:t>
+      </w:r>
+      <w:r>
+        <w:rPr>
+          <w:i/>
+          <w:iCs/>
+        </w:rPr>
+        <w:t xml:space="preserve">International Conference</w:t>
+      </w:r>
+      <w:r>
+        <w:rPr>
+          <w:i/>
+          <w:iCs/>
+        </w:rPr>
+        <w:t xml:space="preserve"> </w:t>
+      </w:r>
+      <w:r>
+        <w:rPr>
+          <w:i/>
+          <w:iCs/>
+        </w:rPr>
+        <w:t xml:space="preserve">on</w:t>
+      </w:r>
+      <w:r>
+        <w:rPr>
+          <w:i/>
+          <w:iCs/>
+        </w:rPr>
+        <w:t xml:space="preserve"> </w:t>
+      </w:r>
+      <w:r>
+        <w:rPr>
+          <w:i/>
+          <w:iCs/>
+        </w:rPr>
+        <w:t xml:space="preserve">Neural Information Processing Systems</w:t>
+      </w:r>
+      <w:r>
+        <w:t xml:space="preserve">, 4768–77.</w:t>
+      </w:r>
+      <w:r>
+        <w:t xml:space="preserve"> </w:t>
+      </w:r>
+      <w:r>
+        <w:t xml:space="preserve">NIPS</w:t>
+      </w:r>
+      <w:r>
+        <w:t xml:space="preserve">’17. Red Hook, NY, USA: Curran Associates Inc.</w:t>
+      </w:r>
+    </w:p>
     <w:bookmarkEnd w:id="152"/>
-    <w:bookmarkStart w:id="153" w:name="X34be55f2a2ff67a14e7206627bb93b426490c87"/>
+    <w:bookmarkStart w:id="154" w:name="X22e9be3824ec77f661ff36dcfd4b6270812f56f"/>
     <w:p>
       <w:pPr>
         <w:pStyle w:val="Bibliography"/>
       </w:pPr>
       <w:r>
-        <w:t xml:space="preserve">Lundberg, Scott M., and Su-In Lee. 2017.</w:t>
-      </w:r>
-      <w:r>
-        <w:t xml:space="preserve"> </w:t>
-      </w:r>
-      <w:r>
-        <w:t xml:space="preserve">“A Unified Approach to Interpreting Model Predictions.”</w:t>
-      </w:r>
-      <w:r>
-        <w:t xml:space="preserve"> </w:t>
-      </w:r>
-      <w:r>
-        <w:t xml:space="preserve">In</w:t>
-      </w:r>
-      <w:r>
-        <w:t xml:space="preserve"> </w:t>
-      </w:r>
-      <w:r>
-        <w:rPr>
-          <w:i/>
-          <w:iCs/>
-        </w:rPr>
-        <w:t xml:space="preserve">Proceedings of the 31st</w:t>
-      </w:r>
-      <w:r>
-        <w:rPr>
-          <w:i/>
-          <w:iCs/>
-        </w:rPr>
-        <w:t xml:space="preserve"> </w:t>
-      </w:r>
-      <w:r>
-        <w:rPr>
-          <w:i/>
-          <w:iCs/>
-        </w:rPr>
-        <w:t xml:space="preserve">International Conference</w:t>
-      </w:r>
-      <w:r>
-        <w:rPr>
-          <w:i/>
-          <w:iCs/>
-        </w:rPr>
-        <w:t xml:space="preserve"> </w:t>
-      </w:r>
-      <w:r>
-        <w:rPr>
-          <w:i/>
-          <w:iCs/>
-        </w:rPr>
-        <w:t xml:space="preserve">on</w:t>
-      </w:r>
-      <w:r>
-        <w:rPr>
-          <w:i/>
-          <w:iCs/>
-        </w:rPr>
-        <w:t xml:space="preserve"> </w:t>
-      </w:r>
-      <w:r>
-        <w:rPr>
-          <w:i/>
-          <w:iCs/>
-        </w:rPr>
-        <w:t xml:space="preserve">Neural Information Processing Systems</w:t>
-      </w:r>
-      <w:r>
-        <w:t xml:space="preserve">, 4768–77.</w:t>
-      </w:r>
-      <w:r>
-        <w:t xml:space="preserve"> </w:t>
-      </w:r>
-      <w:r>
-        <w:t xml:space="preserve">NIPS</w:t>
-      </w:r>
-      <w:r>
-        <w:t xml:space="preserve">’17. Red Hook, NY, USA: Curran Associates Inc.</w:t>
-      </w:r>
-    </w:p>
-    <w:bookmarkEnd w:id="153"/>
-    <w:bookmarkStart w:id="155" w:name="X22e9be3824ec77f661ff36dcfd4b6270812f56f"/>
-    <w:p>
-      <w:pPr>
-        <w:pStyle w:val="Bibliography"/>
-      </w:pPr>
-      <w:r>
         <w:t xml:space="preserve">Mackesy-Amiti, Mary E., and Basmattee Boodram. 2018.</w:t>
       </w:r>
       <w:r>
@@ -5170,7 +5155,7 @@
       <w:r>
         <w:t xml:space="preserve"> </w:t>
       </w:r>
-      <w:hyperlink r:id="rId154">
+      <w:hyperlink r:id="rId153">
         <w:r>
           <w:rPr>
             <w:rStyle w:val="Hyperlink"/>
@@ -5182,8 +5167,8 @@
         <w:t xml:space="preserve">.</w:t>
       </w:r>
     </w:p>
-    <w:bookmarkEnd w:id="155"/>
-    <w:bookmarkStart w:id="157" w:name="X1329989714ddcecd7db483e12083768f0c5e635"/>
+    <w:bookmarkEnd w:id="154"/>
+    <w:bookmarkStart w:id="156" w:name="X1329989714ddcecd7db483e12083768f0c5e635"/>
     <w:p>
       <w:pPr>
         <w:pStyle w:val="Bibliography"/>
@@ -5216,7 +5201,7 @@
       <w:r>
         <w:t xml:space="preserve"> </w:t>
       </w:r>
-      <w:hyperlink r:id="rId156">
+      <w:hyperlink r:id="rId155">
         <w:r>
           <w:rPr>
             <w:rStyle w:val="Hyperlink"/>
@@ -5228,76 +5213,76 @@
         <w:t xml:space="preserve">.</w:t>
       </w:r>
     </w:p>
+    <w:bookmarkEnd w:id="156"/>
+    <w:bookmarkStart w:id="157" w:name="Xacc8c8a96f728736c6ec7be4d5ae02bdeea04b4"/>
+    <w:p>
+      <w:pPr>
+        <w:pStyle w:val="Bibliography"/>
+      </w:pPr>
+      <w:r>
+        <w:t xml:space="preserve">Marlatt, G. Alan, and Dennis M. Donovan, eds. 2005.</w:t>
+      </w:r>
+      <w:r>
+        <w:t xml:space="preserve"> </w:t>
+      </w:r>
+      <w:r>
+        <w:rPr>
+          <w:i/>
+          <w:iCs/>
+        </w:rPr>
+        <w:t xml:space="preserve">Relapse Prevention:</w:t>
+      </w:r>
+      <w:r>
+        <w:rPr>
+          <w:i/>
+          <w:iCs/>
+        </w:rPr>
+        <w:t xml:space="preserve"> </w:t>
+      </w:r>
+      <w:r>
+        <w:rPr>
+          <w:i/>
+          <w:iCs/>
+        </w:rPr>
+        <w:t xml:space="preserve">Maintenance</w:t>
+      </w:r>
+      <w:r>
+        <w:rPr>
+          <w:i/>
+          <w:iCs/>
+        </w:rPr>
+        <w:t xml:space="preserve"> </w:t>
+      </w:r>
+      <w:r>
+        <w:rPr>
+          <w:i/>
+          <w:iCs/>
+        </w:rPr>
+        <w:t xml:space="preserve">Strategies in the Treatment of Addictive Behaviors, 2nd Ed</w:t>
+      </w:r>
+      <w:r>
+        <w:t xml:space="preserve">. Relapse Prevention:</w:t>
+      </w:r>
+      <w:r>
+        <w:t xml:space="preserve"> </w:t>
+      </w:r>
+      <w:r>
+        <w:t xml:space="preserve">Maintenance</w:t>
+      </w:r>
+      <w:r>
+        <w:t xml:space="preserve"> </w:t>
+      </w:r>
+      <w:r>
+        <w:t xml:space="preserve">Strategies in the Treatment of Addictive Behaviors, 2nd Ed. New York, NY, US: The Guilford Press.</w:t>
+      </w:r>
+    </w:p>
     <w:bookmarkEnd w:id="157"/>
-    <w:bookmarkStart w:id="158" w:name="Xacc8c8a96f728736c6ec7be4d5ae02bdeea04b4"/>
+    <w:bookmarkStart w:id="159" w:name="ref-mayBarriersTreatmentAlcohol2019"/>
     <w:p>
       <w:pPr>
         <w:pStyle w:val="Bibliography"/>
       </w:pPr>
       <w:r>
-        <w:t xml:space="preserve">Marlatt, G. Alan, and Dennis M. Donovan, eds. 2005.</w:t>
-      </w:r>
-      <w:r>
-        <w:t xml:space="preserve"> </w:t>
-      </w:r>
-      <w:r>
-        <w:rPr>
-          <w:i/>
-          <w:iCs/>
-        </w:rPr>
-        <w:t xml:space="preserve">Relapse Prevention:</w:t>
-      </w:r>
-      <w:r>
-        <w:rPr>
-          <w:i/>
-          <w:iCs/>
-        </w:rPr>
-        <w:t xml:space="preserve"> </w:t>
-      </w:r>
-      <w:r>
-        <w:rPr>
-          <w:i/>
-          <w:iCs/>
-        </w:rPr>
-        <w:t xml:space="preserve">Maintenance</w:t>
-      </w:r>
-      <w:r>
-        <w:rPr>
-          <w:i/>
-          <w:iCs/>
-        </w:rPr>
-        <w:t xml:space="preserve"> </w:t>
-      </w:r>
-      <w:r>
-        <w:rPr>
-          <w:i/>
-          <w:iCs/>
-        </w:rPr>
-        <w:t xml:space="preserve">Strategies in the Treatment of Addictive Behaviors, 2nd Ed</w:t>
-      </w:r>
-      <w:r>
-        <w:t xml:space="preserve">. Relapse Prevention:</w:t>
-      </w:r>
-      <w:r>
-        <w:t xml:space="preserve"> </w:t>
-      </w:r>
-      <w:r>
-        <w:t xml:space="preserve">Maintenance</w:t>
-      </w:r>
-      <w:r>
-        <w:t xml:space="preserve"> </w:t>
-      </w:r>
-      <w:r>
-        <w:t xml:space="preserve">Strategies in the Treatment of Addictive Behaviors, 2nd Ed. New York, NY, US: The Guilford Press.</w:t>
-      </w:r>
-    </w:p>
-    <w:bookmarkEnd w:id="158"/>
-    <w:bookmarkStart w:id="160" w:name="ref-mayBarriersTreatmentAlcohol2019"/>
-    <w:p>
-      <w:pPr>
-        <w:pStyle w:val="Bibliography"/>
-      </w:pPr>
-      <w:r>
         <w:t xml:space="preserve">May, Camilla, Anette Søgaard Nielsen, and Randi Bilberg. 2019.</w:t>
       </w:r>
       <w:r>
@@ -5346,7 +5331,7 @@
       <w:r>
         <w:t xml:space="preserve"> </w:t>
       </w:r>
-      <w:hyperlink r:id="rId159">
+      <w:hyperlink r:id="rId158">
         <w:r>
           <w:rPr>
             <w:rStyle w:val="Hyperlink"/>
@@ -5358,8 +5343,8 @@
         <w:t xml:space="preserve">.</w:t>
       </w:r>
     </w:p>
-    <w:bookmarkEnd w:id="160"/>
-    <w:bookmarkStart w:id="162" w:name="ref-mckayStudiesFactorsRelapse1999a"/>
+    <w:bookmarkEnd w:id="159"/>
+    <w:bookmarkStart w:id="161" w:name="ref-mckayStudiesFactorsRelapse1999a"/>
     <w:p>
       <w:pPr>
         <w:pStyle w:val="Bibliography"/>
@@ -5392,7 +5377,7 @@
       <w:r>
         <w:t xml:space="preserve"> </w:t>
       </w:r>
-      <w:hyperlink r:id="rId161">
+      <w:hyperlink r:id="rId160">
         <w:r>
           <w:rPr>
             <w:rStyle w:val="Hyperlink"/>
@@ -5404,8 +5389,8 @@
         <w:t xml:space="preserve">.</w:t>
       </w:r>
     </w:p>
-    <w:bookmarkEnd w:id="162"/>
-    <w:bookmarkStart w:id="164" w:name="Xa85aa3e69b96711203dd276459c27e9adfa1c91"/>
+    <w:bookmarkEnd w:id="161"/>
+    <w:bookmarkStart w:id="163" w:name="Xa85aa3e69b96711203dd276459c27e9adfa1c91"/>
     <w:p>
       <w:pPr>
         <w:pStyle w:val="Bibliography"/>
@@ -5438,7 +5423,7 @@
       <w:r>
         <w:t xml:space="preserve"> </w:t>
       </w:r>
-      <w:hyperlink r:id="rId163">
+      <w:hyperlink r:id="rId162">
         <w:r>
           <w:rPr>
             <w:rStyle w:val="Hyperlink"/>
@@ -5450,8 +5435,8 @@
         <w:t xml:space="preserve">.</w:t>
       </w:r>
     </w:p>
-    <w:bookmarkEnd w:id="164"/>
-    <w:bookmarkStart w:id="166" w:name="X2c8fdc1f963588c4e5803538f331fc3ec069650"/>
+    <w:bookmarkEnd w:id="163"/>
+    <w:bookmarkStart w:id="165" w:name="X2c8fdc1f963588c4e5803538f331fc3ec069650"/>
     <w:p>
       <w:pPr>
         <w:pStyle w:val="Bibliography"/>
@@ -5484,7 +5469,7 @@
       <w:r>
         <w:t xml:space="preserve"> </w:t>
       </w:r>
-      <w:hyperlink r:id="rId165">
+      <w:hyperlink r:id="rId164">
         <w:r>
           <w:rPr>
             <w:rStyle w:val="Hyperlink"/>
@@ -5496,8 +5481,8 @@
         <w:t xml:space="preserve">.</w:t>
       </w:r>
     </w:p>
-    <w:bookmarkEnd w:id="166"/>
-    <w:bookmarkStart w:id="168" w:name="ref-millerWhatRelapseFifty1996"/>
+    <w:bookmarkEnd w:id="165"/>
+    <w:bookmarkStart w:id="167" w:name="ref-millerWhatRelapseFifty1996"/>
     <w:p>
       <w:pPr>
         <w:pStyle w:val="Bibliography"/>
@@ -5542,7 +5527,7 @@
       <w:r>
         <w:t xml:space="preserve"> </w:t>
       </w:r>
-      <w:hyperlink r:id="rId167">
+      <w:hyperlink r:id="rId166">
         <w:r>
           <w:rPr>
             <w:rStyle w:val="Hyperlink"/>
@@ -5554,8 +5539,8 @@
         <w:t xml:space="preserve">.</w:t>
       </w:r>
     </w:p>
-    <w:bookmarkEnd w:id="168"/>
-    <w:bookmarkStart w:id="170" w:name="X2c49998dea99682d6b5f0124ff3ae02aa1b44c6"/>
+    <w:bookmarkEnd w:id="167"/>
+    <w:bookmarkStart w:id="169" w:name="X2c49998dea99682d6b5f0124ff3ae02aa1b44c6"/>
     <w:p>
       <w:pPr>
         <w:pStyle w:val="Bibliography"/>
@@ -5600,7 +5585,7 @@
       <w:r>
         <w:t xml:space="preserve"> </w:t>
       </w:r>
-      <w:hyperlink r:id="rId169">
+      <w:hyperlink r:id="rId168">
         <w:r>
           <w:rPr>
             <w:rStyle w:val="Hyperlink"/>
@@ -5612,14 +5597,99 @@
         <w:t xml:space="preserve">.</w:t>
       </w:r>
     </w:p>
+    <w:bookmarkEnd w:id="169"/>
+    <w:bookmarkStart w:id="170" w:name="X10ed27139bf2726a3dc2246fcd4428578cdfcc2"/>
+    <w:p>
+      <w:pPr>
+        <w:pStyle w:val="Bibliography"/>
+      </w:pPr>
+      <w:r>
+        <w:t xml:space="preserve">National Institute on Alcohol Abuse and Alcoholism. 2023a.</w:t>
+      </w:r>
+      <w:r>
+        <w:t xml:space="preserve"> </w:t>
+      </w:r>
+      <w:r>
+        <w:t xml:space="preserve">“Alcohol</w:t>
+      </w:r>
+      <w:r>
+        <w:t xml:space="preserve"> </w:t>
+      </w:r>
+      <w:r>
+        <w:t xml:space="preserve">Treatment</w:t>
+      </w:r>
+      <w:r>
+        <w:t xml:space="preserve"> </w:t>
+      </w:r>
+      <w:r>
+        <w:t xml:space="preserve">in the</w:t>
+      </w:r>
+      <w:r>
+        <w:t xml:space="preserve"> </w:t>
+      </w:r>
+      <w:r>
+        <w:t xml:space="preserve">United States</w:t>
+      </w:r>
+      <w:r>
+        <w:t xml:space="preserve"> </w:t>
+      </w:r>
+      <w:r>
+        <w:t xml:space="preserve"> </w:t>
+      </w:r>
+      <w:r>
+        <w:t xml:space="preserve">National Institute</w:t>
+      </w:r>
+      <w:r>
+        <w:t xml:space="preserve"> </w:t>
+      </w:r>
+      <w:r>
+        <w:t xml:space="preserve">on</w:t>
+      </w:r>
+      <w:r>
+        <w:t xml:space="preserve"> </w:t>
+      </w:r>
+      <w:r>
+        <w:t xml:space="preserve">Alcohol Abuse</w:t>
+      </w:r>
+      <w:r>
+        <w:t xml:space="preserve"> </w:t>
+      </w:r>
+      <w:r>
+        <w:t xml:space="preserve">and</w:t>
+      </w:r>
+      <w:r>
+        <w:t xml:space="preserve"> </w:t>
+      </w:r>
+      <w:r>
+        <w:t xml:space="preserve">Alcoholism</w:t>
+      </w:r>
+      <w:r>
+        <w:t xml:space="preserve"> </w:t>
+      </w:r>
+      <w:r>
+        <w:t xml:space="preserve">(</w:t>
+      </w:r>
+      <w:r>
+        <w:t xml:space="preserve">NIAAA</w:t>
+      </w:r>
+      <w:r>
+        <w:t xml:space="preserve">).”</w:t>
+      </w:r>
+      <w:r>
+        <w:t xml:space="preserve"> </w:t>
+      </w:r>
+      <w:r>
+        <w:t xml:space="preserve">https://www.niaaa.nih.gov/alcohols-effects-health/alcohol-topics/alcohol-facts-and-statistics/alcohol-treatment-united-states.</w:t>
+      </w:r>
+    </w:p>
     <w:bookmarkEnd w:id="170"/>
-    <w:bookmarkStart w:id="171" w:name="X10ed27139bf2726a3dc2246fcd4428578cdfcc2"/>
+    <w:bookmarkStart w:id="171" w:name="X7d82e15a6eb3257cdf0f7a217921497f7a56ebb"/>
     <w:p>
       <w:pPr>
         <w:pStyle w:val="Bibliography"/>
       </w:pPr>
       <w:r>
-        <w:t xml:space="preserve">National Institute on Alcohol Abuse and Alcoholism. 2023a.</w:t>
+        <w:t xml:space="preserve">———. 2023b.</w:t>
       </w:r>
       <w:r>
         <w:t xml:space="preserve"> </w:t>
@@ -5631,13 +5701,19 @@
         <w:t xml:space="preserve"> </w:t>
       </w:r>
       <w:r>
-        <w:t xml:space="preserve">Treatment</w:t>
-      </w:r>
-      <w:r>
-        <w:t xml:space="preserve"> </w:t>
-      </w:r>
-      <w:r>
-        <w:t xml:space="preserve">in the</w:t>
+        <w:t xml:space="preserve">Use Disorder</w:t>
+      </w:r>
+      <w:r>
+        <w:t xml:space="preserve"> </w:t>
+      </w:r>
+      <w:r>
+        <w:t xml:space="preserve">(</w:t>
+      </w:r>
+      <w:r>
+        <w:t xml:space="preserve">AUD</w:t>
+      </w:r>
+      <w:r>
+        <w:t xml:space="preserve">) in the</w:t>
       </w:r>
       <w:r>
         <w:t xml:space="preserve"> </w:t>
@@ -5646,6 +5722,27 @@
         <w:t xml:space="preserve">United States</w:t>
       </w:r>
       <w:r>
+        <w:t xml:space="preserve">:</w:t>
+      </w:r>
+      <w:r>
+        <w:t xml:space="preserve"> </w:t>
+      </w:r>
+      <w:r>
+        <w:t xml:space="preserve">Age Groups</w:t>
+      </w:r>
+      <w:r>
+        <w:t xml:space="preserve"> </w:t>
+      </w:r>
+      <w:r>
+        <w:t xml:space="preserve">and</w:t>
+      </w:r>
+      <w:r>
+        <w:t xml:space="preserve"> </w:t>
+      </w:r>
+      <w:r>
+        <w:t xml:space="preserve">Demographic Characteristics</w:t>
+      </w:r>
+      <w:r>
         <w:t xml:space="preserve"> </w:t>
       </w:r>
       <w:r>
@@ -5694,56 +5791,29 @@
         <w:t xml:space="preserve"> </w:t>
       </w:r>
       <w:r>
-        <w:t xml:space="preserve">https://www.niaaa.nih.gov/alcohols-effects-health/alcohol-topics/alcohol-facts-and-statistics/alcohol-treatment-united-states.</w:t>
+        <w:t xml:space="preserve">https://www.niaaa.nih.gov/alcohols-effects-health/alcohol-topics/alcohol-facts-and-statistics/alcohol-use-disorder-aud-united-states-age-groups-and-demographic-characteristics.</w:t>
       </w:r>
     </w:p>
     <w:bookmarkEnd w:id="171"/>
-    <w:bookmarkStart w:id="172" w:name="X7d82e15a6eb3257cdf0f7a217921497f7a56ebb"/>
+    <w:bookmarkStart w:id="172" w:name="Xefd2679ad72dde34adff1afa8671a6410298df4"/>
     <w:p>
       <w:pPr>
         <w:pStyle w:val="Bibliography"/>
       </w:pPr>
       <w:r>
-        <w:t xml:space="preserve">———. 2023b.</w:t>
-      </w:r>
-      <w:r>
-        <w:t xml:space="preserve"> </w:t>
-      </w:r>
-      <w:r>
-        <w:t xml:space="preserve">“Alcohol</w:t>
-      </w:r>
-      <w:r>
-        <w:t xml:space="preserve"> </w:t>
-      </w:r>
-      <w:r>
-        <w:t xml:space="preserve">Use Disorder</w:t>
-      </w:r>
-      <w:r>
-        <w:t xml:space="preserve"> </w:t>
-      </w:r>
-      <w:r>
-        <w:t xml:space="preserve">(</w:t>
-      </w:r>
-      <w:r>
-        <w:t xml:space="preserve">AUD</w:t>
-      </w:r>
-      <w:r>
-        <w:t xml:space="preserve">) in the</w:t>
-      </w:r>
-      <w:r>
-        <w:t xml:space="preserve"> </w:t>
-      </w:r>
-      <w:r>
-        <w:t xml:space="preserve">United States</w:t>
-      </w:r>
-      <w:r>
-        <w:t xml:space="preserve">:</w:t>
-      </w:r>
-      <w:r>
-        <w:t xml:space="preserve"> </w:t>
-      </w:r>
-      <w:r>
-        <w:t xml:space="preserve">Age Groups</w:t>
+        <w:t xml:space="preserve">Pennebaker, James W., Ryan L. Boyd, Kayla Jordan, and Kate Blackburn. 2015.</w:t>
+      </w:r>
+      <w:r>
+        <w:t xml:space="preserve"> </w:t>
+      </w:r>
+      <w:r>
+        <w:t xml:space="preserve">“The</w:t>
+      </w:r>
+      <w:r>
+        <w:t xml:space="preserve"> </w:t>
+      </w:r>
+      <w:r>
+        <w:t xml:space="preserve">Development</w:t>
       </w:r>
       <w:r>
         <w:t xml:space="preserve"> </w:t>
@@ -5755,122 +5825,37 @@
         <w:t xml:space="preserve"> </w:t>
       </w:r>
       <w:r>
-        <w:t xml:space="preserve">Demographic Characteristics</w:t>
-      </w:r>
-      <w:r>
-        <w:t xml:space="preserve"> </w:t>
-      </w:r>
-      <w:r>
-        <w:t xml:space="preserve"> </w:t>
-      </w:r>
-      <w:r>
-        <w:t xml:space="preserve">National Institute</w:t>
-      </w:r>
-      <w:r>
-        <w:t xml:space="preserve"> </w:t>
-      </w:r>
-      <w:r>
-        <w:t xml:space="preserve">on</w:t>
-      </w:r>
-      <w:r>
-        <w:t xml:space="preserve"> </w:t>
-      </w:r>
-      <w:r>
-        <w:t xml:space="preserve">Alcohol Abuse</w:t>
-      </w:r>
-      <w:r>
-        <w:t xml:space="preserve"> </w:t>
-      </w:r>
-      <w:r>
-        <w:t xml:space="preserve">and</w:t>
-      </w:r>
-      <w:r>
-        <w:t xml:space="preserve"> </w:t>
-      </w:r>
-      <w:r>
-        <w:t xml:space="preserve">Alcoholism</w:t>
-      </w:r>
-      <w:r>
-        <w:t xml:space="preserve"> </w:t>
-      </w:r>
-      <w:r>
-        <w:t xml:space="preserve">(</w:t>
-      </w:r>
-      <w:r>
-        <w:t xml:space="preserve">NIAAA</w:t>
-      </w:r>
-      <w:r>
-        <w:t xml:space="preserve">).”</w:t>
-      </w:r>
-      <w:r>
-        <w:t xml:space="preserve"> </w:t>
-      </w:r>
-      <w:r>
-        <w:t xml:space="preserve">https://www.niaaa.nih.gov/alcohols-effects-health/alcohol-topics/alcohol-facts-and-statistics/alcohol-use-disorder-aud-united-states-age-groups-and-demographic-characteristics.</w:t>
+        <w:t xml:space="preserve">Psychometric Properties</w:t>
+      </w:r>
+      <w:r>
+        <w:t xml:space="preserve"> </w:t>
+      </w:r>
+      <w:r>
+        <w:t xml:space="preserve">of</w:t>
+      </w:r>
+      <w:r>
+        <w:t xml:space="preserve"> </w:t>
+      </w:r>
+      <w:r>
+        <w:t xml:space="preserve">LIWC2015</w:t>
+      </w:r>
+      <w:r>
+        <w:t xml:space="preserve">,”</w:t>
+      </w:r>
+      <w:r>
+        <w:t xml:space="preserve"> </w:t>
+      </w:r>
+      <w:r>
+        <w:t xml:space="preserve">September.</w:t>
       </w:r>
     </w:p>
     <w:bookmarkEnd w:id="172"/>
-    <w:bookmarkStart w:id="173" w:name="Xefd2679ad72dde34adff1afa8671a6410298df4"/>
+    <w:bookmarkStart w:id="174" w:name="ref-perskiAcceptabilityDigitalHealth2021"/>
     <w:p>
       <w:pPr>
         <w:pStyle w:val="Bibliography"/>
       </w:pPr>
       <w:r>
-        <w:t xml:space="preserve">Pennebaker, James W., Ryan L. Boyd, Kayla Jordan, and Kate Blackburn. 2015.</w:t>
-      </w:r>
-      <w:r>
-        <w:t xml:space="preserve"> </w:t>
-      </w:r>
-      <w:r>
-        <w:t xml:space="preserve">“The</w:t>
-      </w:r>
-      <w:r>
-        <w:t xml:space="preserve"> </w:t>
-      </w:r>
-      <w:r>
-        <w:t xml:space="preserve">Development</w:t>
-      </w:r>
-      <w:r>
-        <w:t xml:space="preserve"> </w:t>
-      </w:r>
-      <w:r>
-        <w:t xml:space="preserve">and</w:t>
-      </w:r>
-      <w:r>
-        <w:t xml:space="preserve"> </w:t>
-      </w:r>
-      <w:r>
-        <w:t xml:space="preserve">Psychometric Properties</w:t>
-      </w:r>
-      <w:r>
-        <w:t xml:space="preserve"> </w:t>
-      </w:r>
-      <w:r>
-        <w:t xml:space="preserve">of</w:t>
-      </w:r>
-      <w:r>
-        <w:t xml:space="preserve"> </w:t>
-      </w:r>
-      <w:r>
-        <w:t xml:space="preserve">LIWC2015</w:t>
-      </w:r>
-      <w:r>
-        <w:t xml:space="preserve">,”</w:t>
-      </w:r>
-      <w:r>
-        <w:t xml:space="preserve"> </w:t>
-      </w:r>
-      <w:r>
-        <w:t xml:space="preserve">September.</w:t>
-      </w:r>
-    </w:p>
-    <w:bookmarkEnd w:id="173"/>
-    <w:bookmarkStart w:id="175" w:name="ref-perskiAcceptabilityDigitalHealth2021"/>
-    <w:p>
-      <w:pPr>
-        <w:pStyle w:val="Bibliography"/>
-      </w:pPr>
-      <w:r>
         <w:t xml:space="preserve">Perski, Olga, and Camille E. Short. 2021.</w:t>
       </w:r>
       <w:r>
@@ -5898,7 +5883,7 @@
       <w:r>
         <w:t xml:space="preserve"> </w:t>
       </w:r>
-      <w:hyperlink r:id="rId174">
+      <w:hyperlink r:id="rId173">
         <w:r>
           <w:rPr>
             <w:rStyle w:val="Hyperlink"/>
@@ -5910,8 +5895,8 @@
         <w:t xml:space="preserve">.</w:t>
       </w:r>
     </w:p>
-    <w:bookmarkEnd w:id="175"/>
-    <w:bookmarkStart w:id="177" w:name="Xb003b0f0cdb6de2c73ba14c880bf3ed3d4d8add"/>
+    <w:bookmarkEnd w:id="174"/>
+    <w:bookmarkStart w:id="176" w:name="Xb003b0f0cdb6de2c73ba14c880bf3ed3d4d8add"/>
     <w:p>
       <w:pPr>
         <w:pStyle w:val="Bibliography"/>
@@ -5998,7 +5983,7 @@
       <w:r>
         <w:t xml:space="preserve"> </w:t>
       </w:r>
-      <w:hyperlink r:id="rId176">
+      <w:hyperlink r:id="rId175">
         <w:r>
           <w:rPr>
             <w:rStyle w:val="Hyperlink"/>
@@ -6010,8 +5995,8 @@
         <w:t xml:space="preserve">.</w:t>
       </w:r>
     </w:p>
-    <w:bookmarkEnd w:id="177"/>
-    <w:bookmarkStart w:id="179" w:name="Xbb4506c53ef69c4b172ea82120c613272a44938"/>
+    <w:bookmarkEnd w:id="176"/>
+    <w:bookmarkStart w:id="178" w:name="Xbb4506c53ef69c4b172ea82120c613272a44938"/>
     <w:p>
       <w:pPr>
         <w:pStyle w:val="Bibliography"/>
@@ -6062,7 +6047,7 @@
       <w:r>
         <w:t xml:space="preserve"> </w:t>
       </w:r>
-      <w:hyperlink r:id="rId178">
+      <w:hyperlink r:id="rId177">
         <w:r>
           <w:rPr>
             <w:rStyle w:val="Hyperlink"/>
@@ -6074,8 +6059,8 @@
         <w:t xml:space="preserve">.</w:t>
       </w:r>
     </w:p>
-    <w:bookmarkEnd w:id="179"/>
-    <w:bookmarkStart w:id="181" w:name="ref-probstAlcoholUseDisorder2015"/>
+    <w:bookmarkEnd w:id="178"/>
+    <w:bookmarkStart w:id="180" w:name="ref-probstAlcoholUseDisorder2015"/>
     <w:p>
       <w:pPr>
         <w:pStyle w:val="Bibliography"/>
@@ -6120,7 +6105,7 @@
       <w:r>
         <w:t xml:space="preserve"> </w:t>
       </w:r>
-      <w:hyperlink r:id="rId180">
+      <w:hyperlink r:id="rId179">
         <w:r>
           <w:rPr>
             <w:rStyle w:val="Hyperlink"/>
@@ -6132,8 +6117,8 @@
         <w:t xml:space="preserve">.</w:t>
       </w:r>
     </w:p>
-    <w:bookmarkEnd w:id="181"/>
-    <w:bookmarkStart w:id="183" w:name="ref-sacks2010NationalState2015a"/>
+    <w:bookmarkEnd w:id="180"/>
+    <w:bookmarkStart w:id="182" w:name="ref-sacks2010NationalState2015a"/>
     <w:p>
       <w:pPr>
         <w:pStyle w:val="Bibliography"/>
@@ -6199,7 +6184,7 @@
       <w:r>
         <w:t xml:space="preserve"> </w:t>
       </w:r>
-      <w:hyperlink r:id="rId182">
+      <w:hyperlink r:id="rId181">
         <w:r>
           <w:rPr>
             <w:rStyle w:val="Hyperlink"/>
@@ -6211,8 +6196,8 @@
         <w:t xml:space="preserve">.</w:t>
       </w:r>
     </w:p>
-    <w:bookmarkEnd w:id="183"/>
-    <w:bookmarkStart w:id="185" w:name="X09d525bde5cdf46e9beb75f4b54b37f879a73a6"/>
+    <w:bookmarkEnd w:id="182"/>
+    <w:bookmarkStart w:id="184" w:name="X09d525bde5cdf46e9beb75f4b54b37f879a73a6"/>
     <w:p>
       <w:pPr>
         <w:pStyle w:val="Bibliography"/>
@@ -6287,7 +6272,7 @@
       <w:r>
         <w:t xml:space="preserve"> </w:t>
       </w:r>
-      <w:hyperlink r:id="rId184">
+      <w:hyperlink r:id="rId183">
         <w:r>
           <w:rPr>
             <w:rStyle w:val="Hyperlink"/>
@@ -6299,8 +6284,8 @@
         <w:t xml:space="preserve">.</w:t>
       </w:r>
     </w:p>
-    <w:bookmarkEnd w:id="185"/>
-    <w:bookmarkStart w:id="187" w:name="ref-scottPathwaysRelapseTreatment2005"/>
+    <w:bookmarkEnd w:id="184"/>
+    <w:bookmarkStart w:id="186" w:name="ref-scottPathwaysRelapseTreatment2005"/>
     <w:p>
       <w:pPr>
         <w:pStyle w:val="Bibliography"/>
@@ -6333,7 +6318,7 @@
       <w:r>
         <w:t xml:space="preserve"> </w:t>
       </w:r>
-      <w:hyperlink r:id="rId186">
+      <w:hyperlink r:id="rId185">
         <w:r>
           <w:rPr>
             <w:rStyle w:val="Hyperlink"/>
@@ -6345,8 +6330,8 @@
         <w:t xml:space="preserve">.</w:t>
       </w:r>
     </w:p>
-    <w:bookmarkEnd w:id="187"/>
-    <w:bookmarkStart w:id="189" w:name="ref-sedarousCultureStigmaInequities2023"/>
+    <w:bookmarkEnd w:id="186"/>
+    <w:bookmarkStart w:id="188" w:name="ref-sedarousCultureStigmaInequities2023"/>
     <w:p>
       <w:pPr>
         <w:pStyle w:val="Bibliography"/>
@@ -6379,7 +6364,7 @@
       <w:r>
         <w:t xml:space="preserve"> </w:t>
       </w:r>
-      <w:hyperlink r:id="rId188">
+      <w:hyperlink r:id="rId187">
         <w:r>
           <w:rPr>
             <w:rStyle w:val="Hyperlink"/>
@@ -6391,8 +6376,8 @@
         <w:t xml:space="preserve">.</w:t>
       </w:r>
     </w:p>
-    <w:bookmarkEnd w:id="189"/>
-    <w:bookmarkStart w:id="191" w:name="ref-stoutPredictiveValidityMarlatt1996"/>
+    <w:bookmarkEnd w:id="188"/>
+    <w:bookmarkStart w:id="190" w:name="ref-stoutPredictiveValidityMarlatt1996"/>
     <w:p>
       <w:pPr>
         <w:pStyle w:val="Bibliography"/>
@@ -6434,7 +6419,7 @@
       <w:r>
         <w:t xml:space="preserve"> </w:t>
       </w:r>
-      <w:hyperlink r:id="rId190">
+      <w:hyperlink r:id="rId189">
         <w:r>
           <w:rPr>
             <w:rStyle w:val="Hyperlink"/>
@@ -6446,8 +6431,8 @@
         <w:t xml:space="preserve">.</w:t>
       </w:r>
     </w:p>
-    <w:bookmarkEnd w:id="191"/>
-    <w:bookmarkStart w:id="193" w:name="X96f53643d6f2371e92547a3958d3a6315a75b64"/>
+    <w:bookmarkEnd w:id="190"/>
+    <w:bookmarkStart w:id="192" w:name="X96f53643d6f2371e92547a3958d3a6315a75b64"/>
     <w:p>
       <w:pPr>
         <w:pStyle w:val="Bibliography"/>
@@ -6522,7 +6507,7 @@
       <w:r>
         <w:t xml:space="preserve"> </w:t>
       </w:r>
-      <w:hyperlink r:id="rId192">
+      <w:hyperlink r:id="rId191">
         <w:r>
           <w:rPr>
             <w:rStyle w:val="Hyperlink"/>
@@ -6534,8 +6519,8 @@
         <w:t xml:space="preserve">.</w:t>
       </w:r>
     </w:p>
-    <w:bookmarkEnd w:id="193"/>
-    <w:bookmarkStart w:id="195" w:name="ref-toValidationAlcoholMisuse2020"/>
+    <w:bookmarkEnd w:id="192"/>
+    <w:bookmarkStart w:id="194" w:name="ref-toValidationAlcoholMisuse2020"/>
     <w:p>
       <w:pPr>
         <w:pStyle w:val="Bibliography"/>
@@ -6568,7 +6553,7 @@
       <w:r>
         <w:t xml:space="preserve"> </w:t>
       </w:r>
-      <w:hyperlink r:id="rId194">
+      <w:hyperlink r:id="rId193">
         <w:r>
           <w:rPr>
             <w:rStyle w:val="Hyperlink"/>
@@ -6580,8 +6565,8 @@
         <w:t xml:space="preserve">.</w:t>
       </w:r>
     </w:p>
-    <w:bookmarkEnd w:id="195"/>
-    <w:bookmarkStart w:id="197" w:name="ref-topazExtractingAlcoholSubstance2019"/>
+    <w:bookmarkEnd w:id="194"/>
+    <w:bookmarkStart w:id="196" w:name="ref-topazExtractingAlcoholSubstance2019"/>
     <w:p>
       <w:pPr>
         <w:pStyle w:val="Bibliography"/>
@@ -6776,7 +6761,7 @@
       <w:r>
         <w:t xml:space="preserve"> </w:t>
       </w:r>
-      <w:hyperlink r:id="rId196">
+      <w:hyperlink r:id="rId195">
         <w:r>
           <w:rPr>
             <w:rStyle w:val="Hyperlink"/>
@@ -6788,8 +6773,8 @@
         <w:t xml:space="preserve">.</w:t>
       </w:r>
     </w:p>
-    <w:bookmarkEnd w:id="197"/>
-    <w:bookmarkStart w:id="199" w:name="Xc23b9258642a07a427764ca5f1401675cd78fe8"/>
+    <w:bookmarkEnd w:id="196"/>
+    <w:bookmarkStart w:id="198" w:name="Xc23b9258642a07a427764ca5f1401675cd78fe8"/>
     <w:p>
       <w:pPr>
         <w:pStyle w:val="Bibliography"/>
@@ -6879,7 +6864,7 @@
       <w:r>
         <w:t xml:space="preserve"> </w:t>
       </w:r>
-      <w:hyperlink r:id="rId198">
+      <w:hyperlink r:id="rId197">
         <w:r>
           <w:rPr>
             <w:rStyle w:val="Hyperlink"/>
@@ -6891,8 +6876,8 @@
         <w:t xml:space="preserve">.</w:t>
       </w:r>
     </w:p>
-    <w:bookmarkEnd w:id="199"/>
-    <w:bookmarkStart w:id="201" w:name="ref-verissimoInfluenceGenderRace2017"/>
+    <w:bookmarkEnd w:id="198"/>
+    <w:bookmarkStart w:id="200" w:name="ref-verissimoInfluenceGenderRace2017"/>
     <w:p>
       <w:pPr>
         <w:pStyle w:val="Bibliography"/>
@@ -6925,7 +6910,7 @@
       <w:r>
         <w:t xml:space="preserve"> </w:t>
       </w:r>
-      <w:hyperlink r:id="rId200">
+      <w:hyperlink r:id="rId199">
         <w:r>
           <w:rPr>
             <w:rStyle w:val="Hyperlink"/>
@@ -6937,8 +6922,8 @@
         <w:t xml:space="preserve">.</w:t>
       </w:r>
     </w:p>
-    <w:bookmarkEnd w:id="201"/>
-    <w:bookmarkStart w:id="203" w:name="X4d3b90c1d1a7aedd64897841630d176922ff5c5"/>
+    <w:bookmarkEnd w:id="200"/>
+    <w:bookmarkStart w:id="202" w:name="X4d3b90c1d1a7aedd64897841630d176922ff5c5"/>
     <w:p>
       <w:pPr>
         <w:pStyle w:val="Bibliography"/>
@@ -6971,7 +6956,7 @@
       <w:r>
         <w:t xml:space="preserve"> </w:t>
       </w:r>
-      <w:hyperlink r:id="rId202">
+      <w:hyperlink r:id="rId201">
         <w:r>
           <w:rPr>
             <w:rStyle w:val="Hyperlink"/>
@@ -6983,8 +6968,8 @@
         <w:t xml:space="preserve">.</w:t>
       </w:r>
     </w:p>
-    <w:bookmarkEnd w:id="203"/>
-    <w:bookmarkStart w:id="205" w:name="Xdc00f0b24416f0cd67e677fa7ea98976cb76b78"/>
+    <w:bookmarkEnd w:id="202"/>
+    <w:bookmarkStart w:id="204" w:name="Xdc00f0b24416f0cd67e677fa7ea98976cb76b78"/>
     <w:p>
       <w:pPr>
         <w:pStyle w:val="Bibliography"/>
@@ -7065,7 +7050,7 @@
       <w:r>
         <w:t xml:space="preserve"> </w:t>
       </w:r>
-      <w:hyperlink r:id="rId204">
+      <w:hyperlink r:id="rId203">
         <w:r>
           <w:rPr>
             <w:rStyle w:val="Hyperlink"/>
@@ -7077,8 +7062,8 @@
         <w:t xml:space="preserve">.</w:t>
       </w:r>
     </w:p>
-    <w:bookmarkEnd w:id="205"/>
-    <w:bookmarkStart w:id="207" w:name="Xfdbd9b98dcf52cd76d09b25ddfd802e4e88441f"/>
+    <w:bookmarkEnd w:id="204"/>
+    <w:bookmarkStart w:id="206" w:name="Xfdbd9b98dcf52cd76d09b25ddfd802e4e88441f"/>
     <w:p>
       <w:pPr>
         <w:pStyle w:val="Bibliography"/>
@@ -7165,7 +7150,7 @@
       <w:r>
         <w:t xml:space="preserve"> </w:t>
       </w:r>
-      <w:hyperlink r:id="rId206">
+      <w:hyperlink r:id="rId205">
         <w:r>
           <w:rPr>
             <w:rStyle w:val="Hyperlink"/>
@@ -7177,8 +7162,8 @@
         <w:t xml:space="preserve">.</w:t>
       </w:r>
     </w:p>
-    <w:bookmarkEnd w:id="207"/>
-    <w:bookmarkStart w:id="209" w:name="Xd410df898383a3f6b94baeff92b08b2a4966eb6"/>
+    <w:bookmarkEnd w:id="206"/>
+    <w:bookmarkStart w:id="208" w:name="Xd410df898383a3f6b94baeff92b08b2a4966eb6"/>
     <w:p>
       <w:pPr>
         <w:pStyle w:val="Bibliography"/>
@@ -7229,7 +7214,7 @@
       <w:r>
         <w:t xml:space="preserve"> </w:t>
       </w:r>
-      <w:hyperlink r:id="rId208">
+      <w:hyperlink r:id="rId207">
         <w:r>
           <w:rPr>
             <w:rStyle w:val="Hyperlink"/>
@@ -7241,8 +7226,8 @@
         <w:t xml:space="preserve">.</w:t>
       </w:r>
     </w:p>
-    <w:bookmarkEnd w:id="209"/>
-    <w:bookmarkStart w:id="211" w:name="Xcff35f2cf9ec03e2e988d7302a2859198fb713c"/>
+    <w:bookmarkEnd w:id="208"/>
+    <w:bookmarkStart w:id="210" w:name="Xcff35f2cf9ec03e2e988d7302a2859198fb713c"/>
     <w:p>
       <w:pPr>
         <w:pStyle w:val="Bibliography"/>
@@ -7326,7 +7311,7 @@
       <w:r>
         <w:t xml:space="preserve"> </w:t>
       </w:r>
-      <w:hyperlink r:id="rId210">
+      <w:hyperlink r:id="rId209">
         <w:r>
           <w:rPr>
             <w:rStyle w:val="Hyperlink"/>
@@ -7338,8 +7323,8 @@
         <w:t xml:space="preserve">.</w:t>
       </w:r>
     </w:p>
-    <w:bookmarkEnd w:id="211"/>
-    <w:bookmarkStart w:id="213" w:name="Xc14b7c1ad4860604e4f16cd318ff1ed0b3b66a5"/>
+    <w:bookmarkEnd w:id="210"/>
+    <w:bookmarkStart w:id="212" w:name="Xc14b7c1ad4860604e4f16cd318ff1ed0b3b66a5"/>
     <w:p>
       <w:pPr>
         <w:pStyle w:val="Bibliography"/>
@@ -7390,7 +7375,7 @@
       <w:r>
         <w:t xml:space="preserve"> </w:t>
       </w:r>
-      <w:hyperlink r:id="rId212">
+      <w:hyperlink r:id="rId211">
         <w:r>
           <w:rPr>
             <w:rStyle w:val="Hyperlink"/>
@@ -7402,8 +7387,8 @@
         <w:t xml:space="preserve">.</w:t>
       </w:r>
     </w:p>
-    <w:bookmarkEnd w:id="213"/>
-    <w:bookmarkStart w:id="215" w:name="ref-wyantMachineLearningModels2024"/>
+    <w:bookmarkEnd w:id="212"/>
+    <w:bookmarkStart w:id="214" w:name="ref-wyantMachineLearningModels2024"/>
     <w:p>
       <w:pPr>
         <w:pStyle w:val="Bibliography"/>
@@ -7436,7 +7421,7 @@
       <w:r>
         <w:t xml:space="preserve"> </w:t>
       </w:r>
-      <w:hyperlink r:id="rId214">
+      <w:hyperlink r:id="rId213">
         <w:r>
           <w:rPr>
             <w:rStyle w:val="Hyperlink"/>
@@ -7448,8 +7433,8 @@
         <w:t xml:space="preserve">.</w:t>
       </w:r>
     </w:p>
-    <w:bookmarkEnd w:id="215"/>
-    <w:bookmarkStart w:id="217" w:name="X995ee0d7cc70552d8fe297105eae4df7b8bb829"/>
+    <w:bookmarkEnd w:id="214"/>
+    <w:bookmarkStart w:id="216" w:name="X995ee0d7cc70552d8fe297105eae4df7b8bb829"/>
     <w:p>
       <w:pPr>
         <w:pStyle w:val="Bibliography"/>
@@ -7539,7 +7524,7 @@
       <w:r>
         <w:t xml:space="preserve"> </w:t>
       </w:r>
-      <w:hyperlink r:id="rId216">
+      <w:hyperlink r:id="rId215">
         <w:r>
           <w:rPr>
             <w:rStyle w:val="Hyperlink"/>
@@ -7551,9 +7536,9 @@
         <w:t xml:space="preserve">.</w:t>
       </w:r>
     </w:p>
+    <w:bookmarkEnd w:id="216"/>
     <w:bookmarkEnd w:id="217"/>
     <w:bookmarkEnd w:id="218"/>
-    <w:bookmarkEnd w:id="219"/>
     <w:sectPr/>
   </w:body>
 </w:document>

--- a/index.docx
+++ b/index.docx
@@ -2286,7 +2286,7 @@
             <w:r>
               <w:drawing>
                 <wp:inline>
-                  <wp:extent cx="5334000" cy="3810000"/>
+                  <wp:extent cx="5334000" cy="4267200"/>
                   <wp:effectExtent b="0" l="0" r="0" t="0"/>
                   <wp:docPr descr="" title="" id="63" name="Picture"/>
                   <a:graphic>
@@ -2307,7 +2307,7 @@
                         <pic:spPr bwMode="auto">
                           <a:xfrm>
                             <a:off x="0" y="0"/>
-                            <a:ext cx="5334000" cy="3810000"/>
+                            <a:ext cx="5334000" cy="4267200"/>
                           </a:xfrm>
                           <a:prstGeom prst="rect">
                             <a:avLst/>

--- a/index.docx
+++ b/index.docx
@@ -1865,7 +1865,7 @@
     </w:p>
     <w:bookmarkEnd w:id="44"/>
     <w:bookmarkEnd w:id="45"/>
-    <w:bookmarkStart w:id="96" w:name="results"/>
+    <w:bookmarkStart w:id="99" w:name="results"/>
     <w:p>
       <w:pPr>
         <w:pStyle w:val="Heading1"/>
@@ -1997,7 +1997,7 @@
       </w:hyperlink>
     </w:p>
     <w:bookmarkEnd w:id="51"/>
-    <w:bookmarkStart w:id="92" w:name="sample-distribution"/>
+    <w:bookmarkStart w:id="95" w:name="sample-distribution"/>
     <w:p>
       <w:pPr>
         <w:pStyle w:val="Heading2"/>
@@ -2605,6 +2605,134 @@
     </w:tbl>
     <w:p>
       <w:pPr>
+        <w:framePr w:w="0" w:h="0" w:vAnchor="margin" w:hAnchor="margin" w:xAlign="right" w:yAlign="top"/>
+      </w:pPr>
+    </w:p>
+    <w:tbl>
+      <w:tblPr>
+        <w:tblStyle w:val="Table"/>
+        <w:tblW w:type="pct" w:w="2500"/>
+        <w:tblLayout w:type="fixed"/>
+        <w:tblLook w:firstRow="0" w:lastRow="0" w:firstColumn="0" w:lastColumn="0" w:noHBand="0" w:noVBand="0" w:val="0000"/>
+      </w:tblPr>
+      <w:tblGrid>
+        <w:gridCol w:w="3960"/>
+      </w:tblGrid>
+      <w:tr>
+        <w:tc>
+          <w:tcPr/>
+          <w:tbl>
+            <w:tblPr>
+              <w:tblStyle w:val="Table"/>
+              <w:tblW w:type="pct" w:w="5000"/>
+              <w:tblLayout w:type="fixed"/>
+              <w:tblLook w:firstRow="0" w:lastRow="0" w:firstColumn="0" w:lastColumn="0" w:noHBand="0" w:noVBand="0" w:val="0000"/>
+            </w:tblPr>
+            <w:tblGrid>
+              <w:gridCol w:w="7920"/>
+            </w:tblGrid>
+            <w:tr>
+              <w:tc>
+                <w:tcPr/>
+                <w:bookmarkStart w:id="79" w:name="fig-message_count_3day"/>
+                <w:p>
+                  <w:pPr>
+                    <w:pStyle w:val="Compact"/>
+                    <w:jc w:val="center"/>
+                    <w:jc w:val="left"/>
+                  </w:pPr>
+                  <w:r>
+                    <w:drawing>
+                      <wp:inline>
+                        <wp:extent cx="5334000" cy="4267200"/>
+                        <wp:effectExtent b="0" l="0" r="0" t="0"/>
+                        <wp:docPr descr="" title="" id="77" name="Picture"/>
+                        <a:graphic>
+                          <a:graphicData uri="http://schemas.openxmlformats.org/drawingml/2006/picture">
+                            <pic:pic>
+                              <pic:nvPicPr>
+                                <pic:cNvPr descr="index_files/figure-docx/notebooks-eda_messages-fig-message_count_3day-output-2.png" id="78" name="Picture"/>
+                                <pic:cNvPicPr>
+                                  <a:picLocks noChangeArrowheads="1" noChangeAspect="1"/>
+                                </pic:cNvPicPr>
+                              </pic:nvPicPr>
+                              <pic:blipFill>
+                                <a:blip r:embed="rId62"/>
+                                <a:stretch>
+                                  <a:fillRect/>
+                                </a:stretch>
+                              </pic:blipFill>
+                              <pic:spPr bwMode="auto">
+                                <a:xfrm>
+                                  <a:off x="0" y="0"/>
+                                  <a:ext cx="5334000" cy="4267200"/>
+                                </a:xfrm>
+                                <a:prstGeom prst="rect">
+                                  <a:avLst/>
+                                </a:prstGeom>
+                                <a:noFill/>
+                                <a:ln w="9525">
+                                  <a:noFill/>
+                                  <a:headEnd/>
+                                  <a:tailEnd/>
+                                </a:ln>
+                              </pic:spPr>
+                            </pic:pic>
+                          </a:graphicData>
+                        </a:graphic>
+                      </wp:inline>
+                    </w:drawing>
+                  </w:r>
+                </w:p>
+                <w:p>
+                  <w:pPr>
+                    <w:jc w:val="center"/>
+                    <w:jc w:val="left"/>
+                  </w:pPr>
+                  <w:pPr>
+                    <w:jc w:val="start"/>
+                    <w:spacing w:before="200"/>
+                    <w:pStyle w:val="ImageCaption"/>
+                  </w:pPr>
+                  <w:r>
+                    <w:t xml:space="preserve">Figure 8: Distribution of Message Counts in the 3-Day Prediction Window</w:t>
+                  </w:r>
+                </w:p>
+                <w:bookmarkEnd w:id="79"/>
+              </w:tc>
+            </w:tr>
+          </w:tbl>
+          <w:p>
+            <w:pPr>
+              <w:jc w:val="left"/>
+            </w:pPr>
+            <w:r>
+              <w:rPr>
+                <w:vertAlign w:val="subscript"/>
+              </w:rPr>
+              <w:t xml:space="preserve">Source:</w:t>
+            </w:r>
+            <w:r>
+              <w:rPr>
+                <w:vertAlign w:val="subscript"/>
+              </w:rPr>
+              <w:t xml:space="preserve"> </w:t>
+            </w:r>
+            <w:hyperlink r:id="rId66">
+              <w:r>
+                <w:rPr>
+                  <w:rStyle w:val="Hyperlink"/>
+                  <w:vertAlign w:val="subscript"/>
+                </w:rPr>
+                <w:t xml:space="preserve">EDA on Raw Messages</w:t>
+              </w:r>
+            </w:hyperlink>
+          </w:p>
+        </w:tc>
+      </w:tr>
+    </w:tbl>
+    <w:p>
+      <w:pPr>
         <w:pStyle w:val="BodyText"/>
       </w:pPr>
       <w:r>
@@ -2624,7 +2752,7 @@
       <w:tr>
         <w:tc>
           <w:tcPr/>
-          <w:bookmarkStart w:id="80" w:name="fig-message_count_1week"/>
+          <w:bookmarkStart w:id="83" w:name="fig-message_count_1week"/>
           <w:p>
             <w:pPr>
               <w:pStyle w:val="Compact"/>
@@ -2635,18 +2763,18 @@
                 <wp:inline>
                   <wp:extent cx="5334000" cy="3810000"/>
                   <wp:effectExtent b="0" l="0" r="0" t="0"/>
-                  <wp:docPr descr="" title="" id="78" name="Picture"/>
+                  <wp:docPr descr="" title="" id="81" name="Picture"/>
                   <a:graphic>
                     <a:graphicData uri="http://schemas.openxmlformats.org/drawingml/2006/picture">
                       <pic:pic>
                         <pic:nvPicPr>
-                          <pic:cNvPr descr="index_files/figure-docx/notebooks-eda_messages-fig-message_count_1week-output-2.png" id="79" name="Picture"/>
+                          <pic:cNvPr descr="index_files/figure-docx/notebooks-eda_messages-fig-message_count_1week-output-2.png" id="82" name="Picture"/>
                           <pic:cNvPicPr>
                             <a:picLocks noChangeArrowheads="1" noChangeAspect="1"/>
                           </pic:cNvPicPr>
                         </pic:nvPicPr>
                         <pic:blipFill>
-                          <a:blip r:embed="rId77"/>
+                          <a:blip r:embed="rId80"/>
                           <a:stretch>
                             <a:fillRect/>
                           </a:stretch>
@@ -2683,10 +2811,10 @@
               <w:pStyle w:val="ImageCaption"/>
             </w:pPr>
             <w:r>
-              <w:t xml:space="preserve">Figure 8: Distribution of Message Counts in the 1-Week Prediction Window</w:t>
+              <w:t xml:space="preserve">Figure 9: Distribution of Message Counts in the 1-Week Prediction Window</w:t>
             </w:r>
           </w:p>
-          <w:bookmarkEnd w:id="80"/>
+          <w:bookmarkEnd w:id="83"/>
         </w:tc>
       </w:tr>
     </w:tbl>
@@ -2706,7 +2834,7 @@
         </w:rPr>
         <w:t xml:space="preserve"> </w:t>
       </w:r>
-      <w:hyperlink r:id="rId81">
+      <w:hyperlink r:id="rId84">
         <w:r>
           <w:rPr>
             <w:rStyle w:val="Hyperlink"/>
@@ -2743,7 +2871,7 @@
             <w:tr>
               <w:tc>
                 <w:tcPr/>
-                <w:bookmarkStart w:id="85" w:name="fig-message_count_1week_byid"/>
+                <w:bookmarkStart w:id="88" w:name="fig-message_count_1week_byid"/>
                 <w:p>
                   <w:pPr>
                     <w:pStyle w:val="Compact"/>
@@ -2755,18 +2883,18 @@
                       <wp:inline>
                         <wp:extent cx="5334000" cy="3810000"/>
                         <wp:effectExtent b="0" l="0" r="0" t="0"/>
-                        <wp:docPr descr="" title="" id="83" name="Picture"/>
+                        <wp:docPr descr="" title="" id="86" name="Picture"/>
                         <a:graphic>
                           <a:graphicData uri="http://schemas.openxmlformats.org/drawingml/2006/picture">
                             <pic:pic>
                               <pic:nvPicPr>
-                                <pic:cNvPr descr="index_files/figure-docx/notebooks-eda_messages-fig-message_count_1week_byid-output-2.png" id="84" name="Picture"/>
+                                <pic:cNvPr descr="index_files/figure-docx/notebooks-eda_messages-fig-message_count_1week_byid-output-2.png" id="87" name="Picture"/>
                                 <pic:cNvPicPr>
                                   <a:picLocks noChangeArrowheads="1" noChangeAspect="1"/>
                                 </pic:cNvPicPr>
                               </pic:nvPicPr>
                               <pic:blipFill>
-                                <a:blip r:embed="rId82"/>
+                                <a:blip r:embed="rId85"/>
                                 <a:stretch>
                                   <a:fillRect/>
                                 </a:stretch>
@@ -2804,10 +2932,10 @@
                     <w:pStyle w:val="ImageCaption"/>
                   </w:pPr>
                   <w:r>
-                    <w:t xml:space="preserve">Figure 9: Distribution of Message Counts by Subject in the 1-Week Prediction Window</w:t>
+                    <w:t xml:space="preserve">Figure 10: Distribution of Message Counts by Subject in the 1-Week Prediction Window</w:t>
                   </w:r>
                 </w:p>
-                <w:bookmarkEnd w:id="85"/>
+                <w:bookmarkEnd w:id="88"/>
               </w:tc>
             </w:tr>
           </w:tbl>
@@ -2827,7 +2955,7 @@
               </w:rPr>
               <w:t xml:space="preserve"> </w:t>
             </w:r>
-            <w:hyperlink r:id="rId86">
+            <w:hyperlink r:id="rId89">
               <w:r>
                 <w:rPr>
                   <w:rStyle w:val="Hyperlink"/>
@@ -2853,7 +2981,7 @@
             <w:tr>
               <w:tc>
                 <w:tcPr/>
-                <w:bookmarkStart w:id="90" w:name="fig-missingness_1week_byid"/>
+                <w:bookmarkStart w:id="93" w:name="fig-missingness_1week_byid"/>
                 <w:p>
                   <w:pPr>
                     <w:pStyle w:val="Compact"/>
@@ -2865,18 +2993,18 @@
                       <wp:inline>
                         <wp:extent cx="5334000" cy="3810000"/>
                         <wp:effectExtent b="0" l="0" r="0" t="0"/>
-                        <wp:docPr descr="" title="" id="88" name="Picture"/>
+                        <wp:docPr descr="" title="" id="91" name="Picture"/>
                         <a:graphic>
                           <a:graphicData uri="http://schemas.openxmlformats.org/drawingml/2006/picture">
                             <pic:pic>
                               <pic:nvPicPr>
-                                <pic:cNvPr descr="index_files/figure-docx/notebooks-eda_messages-fig-missingness_1week_byid-output-2.png" id="89" name="Picture"/>
+                                <pic:cNvPr descr="index_files/figure-docx/notebooks-eda_messages-fig-missingness_1week_byid-output-2.png" id="92" name="Picture"/>
                                 <pic:cNvPicPr>
                                   <a:picLocks noChangeArrowheads="1" noChangeAspect="1"/>
                                 </pic:cNvPicPr>
                               </pic:nvPicPr>
                               <pic:blipFill>
-                                <a:blip r:embed="rId87"/>
+                                <a:blip r:embed="rId90"/>
                                 <a:stretch>
                                   <a:fillRect/>
                                 </a:stretch>
@@ -2914,10 +3042,10 @@
                     <w:pStyle w:val="ImageCaption"/>
                   </w:pPr>
                   <w:r>
-                    <w:t xml:space="preserve">Figure 10: Distribution of Missingness by Subject in the 1-Week Prediction Window</w:t>
+                    <w:t xml:space="preserve">Figure 11: Distribution of Missingness by Subject in the 1-Week Prediction Window</w:t>
                   </w:r>
                 </w:p>
-                <w:bookmarkEnd w:id="90"/>
+                <w:bookmarkEnd w:id="93"/>
               </w:tc>
             </w:tr>
           </w:tbl>
@@ -2937,7 +3065,7 @@
               </w:rPr>
               <w:t xml:space="preserve"> </w:t>
             </w:r>
-            <w:hyperlink r:id="rId91">
+            <w:hyperlink r:id="rId94">
               <w:r>
                 <w:rPr>
                   <w:rStyle w:val="Hyperlink"/>
@@ -2950,8 +3078,8 @@
         </w:tc>
       </w:tr>
     </w:tbl>
-    <w:bookmarkEnd w:id="92"/>
-    <w:bookmarkStart w:id="93" w:name="liwc-features"/>
+    <w:bookmarkEnd w:id="95"/>
+    <w:bookmarkStart w:id="96" w:name="liwc-features"/>
     <w:p>
       <w:pPr>
         <w:pStyle w:val="Heading2"/>
@@ -2968,8 +3096,8 @@
         <w:t xml:space="preserve">We obtained LIWC scores from XXX linguistic categories.</w:t>
       </w:r>
     </w:p>
-    <w:bookmarkEnd w:id="93"/>
-    <w:bookmarkStart w:id="94" w:name="model-evaluation"/>
+    <w:bookmarkEnd w:id="96"/>
+    <w:bookmarkStart w:id="97" w:name="model-evaluation"/>
     <w:p>
       <w:pPr>
         <w:pStyle w:val="Heading2"/>
@@ -2978,8 +3106,8 @@
         <w:t xml:space="preserve">Model Evaluation</w:t>
       </w:r>
     </w:p>
-    <w:bookmarkEnd w:id="94"/>
-    <w:bookmarkStart w:id="95" w:name="model-fairness"/>
+    <w:bookmarkEnd w:id="97"/>
+    <w:bookmarkStart w:id="98" w:name="model-fairness"/>
     <w:p>
       <w:pPr>
         <w:pStyle w:val="Heading2"/>
@@ -2993,9 +3121,9 @@
         <w:br w:type="page"/>
       </w:r>
     </w:p>
-    <w:bookmarkEnd w:id="95"/>
-    <w:bookmarkEnd w:id="96"/>
-    <w:bookmarkStart w:id="218" w:name="discussions"/>
+    <w:bookmarkEnd w:id="98"/>
+    <w:bookmarkEnd w:id="99"/>
+    <w:bookmarkStart w:id="221" w:name="discussions"/>
     <w:p>
       <w:pPr>
         <w:pStyle w:val="Heading1"/>
@@ -3004,8 +3132,8 @@
         <w:t xml:space="preserve">Discussions</w:t>
       </w:r>
     </w:p>
-    <w:bookmarkStart w:id="217" w:name="refs"/>
-    <w:bookmarkStart w:id="98" w:name="Xafb9ebfeab280acee598deb0b35b093eec91108"/>
+    <w:bookmarkStart w:id="220" w:name="refs"/>
+    <w:bookmarkStart w:id="101" w:name="Xafb9ebfeab280acee598deb0b35b093eec91108"/>
     <w:p>
       <w:pPr>
         <w:pStyle w:val="Bibliography"/>
@@ -3095,7 +3223,7 @@
       <w:r>
         <w:t xml:space="preserve"> </w:t>
       </w:r>
-      <w:hyperlink r:id="rId97">
+      <w:hyperlink r:id="rId100">
         <w:r>
           <w:rPr>
             <w:rStyle w:val="Hyperlink"/>
@@ -3107,8 +3235,8 @@
         <w:t xml:space="preserve">.</w:t>
       </w:r>
     </w:p>
-    <w:bookmarkEnd w:id="98"/>
-    <w:bookmarkStart w:id="100" w:name="ref-afsharNaturalLanguageProcessing2019"/>
+    <w:bookmarkEnd w:id="101"/>
+    <w:bookmarkStart w:id="103" w:name="ref-afsharNaturalLanguageProcessing2019"/>
     <w:p>
       <w:pPr>
         <w:pStyle w:val="Bibliography"/>
@@ -3141,7 +3269,7 @@
       <w:r>
         <w:t xml:space="preserve"> </w:t>
       </w:r>
-      <w:hyperlink r:id="rId99">
+      <w:hyperlink r:id="rId102">
         <w:r>
           <w:rPr>
             <w:rStyle w:val="Hyperlink"/>
@@ -3153,8 +3281,8 @@
         <w:t xml:space="preserve">.</w:t>
       </w:r>
     </w:p>
-    <w:bookmarkEnd w:id="100"/>
-    <w:bookmarkStart w:id="102" w:name="Xc95fb8816eaf9f583d19d6cba6a9ac025f9fe91"/>
+    <w:bookmarkEnd w:id="103"/>
+    <w:bookmarkStart w:id="105" w:name="Xc95fb8816eaf9f583d19d6cba6a9ac025f9fe91"/>
     <w:p>
       <w:pPr>
         <w:pStyle w:val="Bibliography"/>
@@ -3342,7 +3470,7 @@
       <w:r>
         <w:t xml:space="preserve"> </w:t>
       </w:r>
-      <w:hyperlink r:id="rId101">
+      <w:hyperlink r:id="rId104">
         <w:r>
           <w:rPr>
             <w:rStyle w:val="Hyperlink"/>
@@ -3354,8 +3482,8 @@
         <w:t xml:space="preserve">.</w:t>
       </w:r>
     </w:p>
-    <w:bookmarkEnd w:id="102"/>
-    <w:bookmarkStart w:id="104" w:name="Xa710417644a60899013e4932e847385912f9696"/>
+    <w:bookmarkEnd w:id="105"/>
+    <w:bookmarkStart w:id="107" w:name="Xa710417644a60899013e4932e847385912f9696"/>
     <w:p>
       <w:pPr>
         <w:pStyle w:val="Bibliography"/>
@@ -3400,7 +3528,7 @@
       <w:r>
         <w:t xml:space="preserve"> </w:t>
       </w:r>
-      <w:hyperlink r:id="rId103">
+      <w:hyperlink r:id="rId106">
         <w:r>
           <w:rPr>
             <w:rStyle w:val="Hyperlink"/>
@@ -3412,8 +3540,8 @@
         <w:t xml:space="preserve">.</w:t>
       </w:r>
     </w:p>
-    <w:bookmarkEnd w:id="104"/>
-    <w:bookmarkStart w:id="106" w:name="ref-baeMobilePhoneSensors2018a"/>
+    <w:bookmarkEnd w:id="107"/>
+    <w:bookmarkStart w:id="109" w:name="ref-baeMobilePhoneSensors2018a"/>
     <w:p>
       <w:pPr>
         <w:pStyle w:val="Bibliography"/>
@@ -3476,7 +3604,7 @@
       <w:r>
         <w:t xml:space="preserve"> </w:t>
       </w:r>
-      <w:hyperlink r:id="rId105">
+      <w:hyperlink r:id="rId108">
         <w:r>
           <w:rPr>
             <w:rStyle w:val="Hyperlink"/>
@@ -3488,8 +3616,8 @@
         <w:t xml:space="preserve">.</w:t>
       </w:r>
     </w:p>
-    <w:bookmarkEnd w:id="106"/>
-    <w:bookmarkStart w:id="108" w:name="Xe55fcb9276abfce60e3423ca0e9912c33a11f0b"/>
+    <w:bookmarkEnd w:id="109"/>
+    <w:bookmarkStart w:id="111" w:name="Xe55fcb9276abfce60e3423ca0e9912c33a11f0b"/>
     <w:p>
       <w:pPr>
         <w:pStyle w:val="Bibliography"/>
@@ -3534,7 +3662,7 @@
       <w:r>
         <w:t xml:space="preserve"> </w:t>
       </w:r>
-      <w:hyperlink r:id="rId107">
+      <w:hyperlink r:id="rId110">
         <w:r>
           <w:rPr>
             <w:rStyle w:val="Hyperlink"/>
@@ -3546,8 +3674,8 @@
         <w:t xml:space="preserve">.</w:t>
       </w:r>
     </w:p>
-    <w:bookmarkEnd w:id="108"/>
-    <w:bookmarkStart w:id="110" w:name="X0dfc9bfbbbc9cc86d14160256792ce0ff6efdd3"/>
+    <w:bookmarkEnd w:id="111"/>
+    <w:bookmarkStart w:id="113" w:name="X0dfc9bfbbbc9cc86d14160256792ce0ff6efdd3"/>
     <w:p>
       <w:pPr>
         <w:pStyle w:val="Bibliography"/>
@@ -3580,7 +3708,7 @@
       <w:r>
         <w:t xml:space="preserve"> </w:t>
       </w:r>
-      <w:hyperlink r:id="rId109">
+      <w:hyperlink r:id="rId112">
         <w:r>
           <w:rPr>
             <w:rStyle w:val="Hyperlink"/>
@@ -3592,8 +3720,8 @@
         <w:t xml:space="preserve">.</w:t>
       </w:r>
     </w:p>
-    <w:bookmarkEnd w:id="110"/>
-    <w:bookmarkStart w:id="112" w:name="ref-bucciTheyAreNot2019"/>
+    <w:bookmarkEnd w:id="113"/>
+    <w:bookmarkStart w:id="115" w:name="ref-bucciTheyAreNot2019"/>
     <w:p>
       <w:pPr>
         <w:pStyle w:val="Bibliography"/>
@@ -3677,7 +3805,7 @@
       <w:r>
         <w:t xml:space="preserve"> </w:t>
       </w:r>
-      <w:hyperlink r:id="rId111">
+      <w:hyperlink r:id="rId114">
         <w:r>
           <w:rPr>
             <w:rStyle w:val="Hyperlink"/>
@@ -3689,8 +3817,8 @@
         <w:t xml:space="preserve">.</w:t>
       </w:r>
     </w:p>
-    <w:bookmarkEnd w:id="112"/>
-    <w:bookmarkStart w:id="114" w:name="X565bbce5bff6dc592dea5af242f12d8b37400a4"/>
+    <w:bookmarkEnd w:id="115"/>
+    <w:bookmarkStart w:id="117" w:name="X565bbce5bff6dc592dea5af242f12d8b37400a4"/>
     <w:p>
       <w:pPr>
         <w:pStyle w:val="Bibliography"/>
@@ -3777,7 +3905,7 @@
       <w:r>
         <w:t xml:space="preserve"> </w:t>
       </w:r>
-      <w:hyperlink r:id="rId113">
+      <w:hyperlink r:id="rId116">
         <w:r>
           <w:rPr>
             <w:rStyle w:val="Hyperlink"/>
@@ -3789,8 +3917,8 @@
         <w:t xml:space="preserve">.</w:t>
       </w:r>
     </w:p>
-    <w:bookmarkEnd w:id="114"/>
-    <w:bookmarkStart w:id="116" w:name="ref-chihPredictiveModelingAddiction2014a"/>
+    <w:bookmarkEnd w:id="117"/>
+    <w:bookmarkStart w:id="119" w:name="ref-chihPredictiveModelingAddiction2014a"/>
     <w:p>
       <w:pPr>
         <w:pStyle w:val="Bibliography"/>
@@ -3823,7 +3951,7 @@
       <w:r>
         <w:t xml:space="preserve"> </w:t>
       </w:r>
-      <w:hyperlink r:id="rId115">
+      <w:hyperlink r:id="rId118">
         <w:r>
           <w:rPr>
             <w:rStyle w:val="Hyperlink"/>
@@ -3835,8 +3963,8 @@
         <w:t xml:space="preserve">.</w:t>
       </w:r>
     </w:p>
-    <w:bookmarkEnd w:id="116"/>
-    <w:bookmarkStart w:id="118" w:name="ref-chungRelapseAlcoholOther2006a"/>
+    <w:bookmarkEnd w:id="119"/>
+    <w:bookmarkStart w:id="121" w:name="ref-chungRelapseAlcoholOther2006a"/>
     <w:p>
       <w:pPr>
         <w:pStyle w:val="Bibliography"/>
@@ -3878,7 +4006,7 @@
       <w:r>
         <w:t xml:space="preserve"> </w:t>
       </w:r>
-      <w:hyperlink r:id="rId117">
+      <w:hyperlink r:id="rId120">
         <w:r>
           <w:rPr>
             <w:rStyle w:val="Hyperlink"/>
@@ -3890,8 +4018,8 @@
         <w:t xml:space="preserve">.</w:t>
       </w:r>
     </w:p>
-    <w:bookmarkEnd w:id="118"/>
-    <w:bookmarkStart w:id="120" w:name="ref-czyzEcologicalAssessmentDaily2018"/>
+    <w:bookmarkEnd w:id="121"/>
+    <w:bookmarkStart w:id="123" w:name="ref-czyzEcologicalAssessmentDaily2018"/>
     <w:p>
       <w:pPr>
         <w:pStyle w:val="Bibliography"/>
@@ -3936,7 +4064,7 @@
       <w:r>
         <w:t xml:space="preserve"> </w:t>
       </w:r>
-      <w:hyperlink r:id="rId119">
+      <w:hyperlink r:id="rId122">
         <w:r>
           <w:rPr>
             <w:rStyle w:val="Hyperlink"/>
@@ -3948,8 +4076,8 @@
         <w:t xml:space="preserve">.</w:t>
       </w:r>
     </w:p>
-    <w:bookmarkEnd w:id="120"/>
-    <w:bookmarkStart w:id="122" w:name="ref-dibartoloAlcoholUseDisorder2017"/>
+    <w:bookmarkEnd w:id="123"/>
+    <w:bookmarkStart w:id="125" w:name="ref-dibartoloAlcoholUseDisorder2017"/>
     <w:p>
       <w:pPr>
         <w:pStyle w:val="Bibliography"/>
@@ -4036,7 +4164,7 @@
       <w:r>
         <w:t xml:space="preserve"> </w:t>
       </w:r>
-      <w:hyperlink r:id="rId121">
+      <w:hyperlink r:id="rId124">
         <w:r>
           <w:rPr>
             <w:rStyle w:val="Hyperlink"/>
@@ -4048,8 +4176,8 @@
         <w:t xml:space="preserve">.</w:t>
       </w:r>
     </w:p>
-    <w:bookmarkEnd w:id="122"/>
-    <w:bookmarkStart w:id="124" w:name="ref-feingoldProximalVsDistal2015"/>
+    <w:bookmarkEnd w:id="125"/>
+    <w:bookmarkStart w:id="127" w:name="ref-feingoldProximalVsDistal2015"/>
     <w:p>
       <w:pPr>
         <w:pStyle w:val="Bibliography"/>
@@ -4082,7 +4210,7 @@
       <w:r>
         <w:t xml:space="preserve"> </w:t>
       </w:r>
-      <w:hyperlink r:id="rId123">
+      <w:hyperlink r:id="rId126">
         <w:r>
           <w:rPr>
             <w:rStyle w:val="Hyperlink"/>
@@ -4094,8 +4222,8 @@
         <w:t xml:space="preserve">.</w:t>
       </w:r>
     </w:p>
-    <w:bookmarkEnd w:id="124"/>
-    <w:bookmarkStart w:id="126" w:name="ref-finnPerceivedBarriersSeeking2023"/>
+    <w:bookmarkEnd w:id="127"/>
+    <w:bookmarkStart w:id="129" w:name="ref-finnPerceivedBarriersSeeking2023"/>
     <w:p>
       <w:pPr>
         <w:pStyle w:val="Bibliography"/>
@@ -4140,7 +4268,7 @@
       <w:r>
         <w:t xml:space="preserve"> </w:t>
       </w:r>
-      <w:hyperlink r:id="rId125">
+      <w:hyperlink r:id="rId128">
         <w:r>
           <w:rPr>
             <w:rStyle w:val="Hyperlink"/>
@@ -4152,8 +4280,8 @@
         <w:t xml:space="preserve">.</w:t>
       </w:r>
     </w:p>
-    <w:bookmarkEnd w:id="126"/>
-    <w:bookmarkStart w:id="128" w:name="ref-gilbertGenderDifferencesUse2019b"/>
+    <w:bookmarkEnd w:id="129"/>
+    <w:bookmarkStart w:id="131" w:name="ref-gilbertGenderDifferencesUse2019b"/>
     <w:p>
       <w:pPr>
         <w:pStyle w:val="Bibliography"/>
@@ -4255,7 +4383,7 @@
       <w:r>
         <w:t xml:space="preserve"> </w:t>
       </w:r>
-      <w:hyperlink r:id="rId127">
+      <w:hyperlink r:id="rId130">
         <w:r>
           <w:rPr>
             <w:rStyle w:val="Hyperlink"/>
@@ -4267,8 +4395,8 @@
         <w:t xml:space="preserve">.</w:t>
       </w:r>
     </w:p>
-    <w:bookmarkEnd w:id="128"/>
-    <w:bookmarkStart w:id="130" w:name="Xda7e0211c819cfbb87f310a4ff9aa4e691fefed"/>
+    <w:bookmarkEnd w:id="131"/>
+    <w:bookmarkStart w:id="133" w:name="Xda7e0211c819cfbb87f310a4ff9aa4e691fefed"/>
     <w:p>
       <w:pPr>
         <w:pStyle w:val="Bibliography"/>
@@ -4352,7 +4480,7 @@
       <w:r>
         <w:t xml:space="preserve"> </w:t>
       </w:r>
-      <w:hyperlink r:id="rId129">
+      <w:hyperlink r:id="rId132">
         <w:r>
           <w:rPr>
             <w:rStyle w:val="Hyperlink"/>
@@ -4364,8 +4492,8 @@
         <w:t xml:space="preserve">.</w:t>
       </w:r>
     </w:p>
-    <w:bookmarkEnd w:id="130"/>
-    <w:bookmarkStart w:id="132" w:name="Xb18b2d127665d50164a17bc8322beef69d4f980"/>
+    <w:bookmarkEnd w:id="133"/>
+    <w:bookmarkStart w:id="135" w:name="Xb18b2d127665d50164a17bc8322beef69d4f980"/>
     <w:p>
       <w:pPr>
         <w:pStyle w:val="Bibliography"/>
@@ -4410,7 +4538,7 @@
       <w:r>
         <w:t xml:space="preserve"> </w:t>
       </w:r>
-      <w:hyperlink r:id="rId131">
+      <w:hyperlink r:id="rId134">
         <w:r>
           <w:rPr>
             <w:rStyle w:val="Hyperlink"/>
@@ -4422,8 +4550,8 @@
         <w:t xml:space="preserve">.</w:t>
       </w:r>
     </w:p>
-    <w:bookmarkEnd w:id="132"/>
-    <w:bookmarkStart w:id="134" w:name="Xf3bbd2f018d15797242e38137a2bb5183901854"/>
+    <w:bookmarkEnd w:id="135"/>
+    <w:bookmarkStart w:id="137" w:name="Xf3bbd2f018d15797242e38137a2bb5183901854"/>
     <w:p>
       <w:pPr>
         <w:pStyle w:val="Bibliography"/>
@@ -4456,7 +4584,7 @@
       <w:r>
         <w:t xml:space="preserve"> </w:t>
       </w:r>
-      <w:hyperlink r:id="rId133">
+      <w:hyperlink r:id="rId136">
         <w:r>
           <w:rPr>
             <w:rStyle w:val="Hyperlink"/>
@@ -4468,8 +4596,8 @@
         <w:t xml:space="preserve">.</w:t>
       </w:r>
     </w:p>
-    <w:bookmarkEnd w:id="134"/>
-    <w:bookmarkStart w:id="136" w:name="Xc607b352943521404e0f20019d77839d3605993"/>
+    <w:bookmarkEnd w:id="137"/>
+    <w:bookmarkStart w:id="139" w:name="Xc607b352943521404e0f20019d77839d3605993"/>
     <w:p>
       <w:pPr>
         <w:pStyle w:val="Bibliography"/>
@@ -4535,7 +4663,7 @@
       <w:r>
         <w:t xml:space="preserve"> </w:t>
       </w:r>
-      <w:hyperlink r:id="rId135">
+      <w:hyperlink r:id="rId138">
         <w:r>
           <w:rPr>
             <w:rStyle w:val="Hyperlink"/>
@@ -4547,8 +4675,8 @@
         <w:t xml:space="preserve">.</w:t>
       </w:r>
     </w:p>
-    <w:bookmarkEnd w:id="136"/>
-    <w:bookmarkStart w:id="138" w:name="X908b868cf8e06446dd59b9be0145f3be3b8216e"/>
+    <w:bookmarkEnd w:id="139"/>
+    <w:bookmarkStart w:id="141" w:name="X908b868cf8e06446dd59b9be0145f3be3b8216e"/>
     <w:p>
       <w:pPr>
         <w:pStyle w:val="Bibliography"/>
@@ -4635,7 +4763,7 @@
       <w:r>
         <w:t xml:space="preserve"> </w:t>
       </w:r>
-      <w:hyperlink r:id="rId137">
+      <w:hyperlink r:id="rId140">
         <w:r>
           <w:rPr>
             <w:rStyle w:val="Hyperlink"/>
@@ -4647,8 +4775,8 @@
         <w:t xml:space="preserve">.</w:t>
       </w:r>
     </w:p>
-    <w:bookmarkEnd w:id="138"/>
-    <w:bookmarkStart w:id="140" w:name="ref-jacobsonUsingDigitalTherapeutics2023"/>
+    <w:bookmarkEnd w:id="141"/>
+    <w:bookmarkStart w:id="143" w:name="ref-jacobsonUsingDigitalTherapeutics2023"/>
     <w:p>
       <w:pPr>
         <w:pStyle w:val="Bibliography"/>
@@ -4671,7 +4799,7 @@
       <w:r>
         <w:t xml:space="preserve"> </w:t>
       </w:r>
-      <w:hyperlink r:id="rId139">
+      <w:hyperlink r:id="rId142">
         <w:r>
           <w:rPr>
             <w:rStyle w:val="Hyperlink"/>
@@ -4683,8 +4811,8 @@
         <w:t xml:space="preserve">.</w:t>
       </w:r>
     </w:p>
-    <w:bookmarkEnd w:id="140"/>
-    <w:bookmarkStart w:id="142" w:name="ref-kaddenMarlattRelapseTaxonomy1996"/>
+    <w:bookmarkEnd w:id="143"/>
+    <w:bookmarkStart w:id="145" w:name="ref-kaddenMarlattRelapseTaxonomy1996"/>
     <w:p>
       <w:pPr>
         <w:pStyle w:val="Bibliography"/>
@@ -4726,7 +4854,7 @@
       <w:r>
         <w:t xml:space="preserve"> </w:t>
       </w:r>
-      <w:hyperlink r:id="rId141">
+      <w:hyperlink r:id="rId144">
         <w:r>
           <w:rPr>
             <w:rStyle w:val="Hyperlink"/>
@@ -4738,8 +4866,8 @@
         <w:t xml:space="preserve">.</w:t>
       </w:r>
     </w:p>
-    <w:bookmarkEnd w:id="142"/>
-    <w:bookmarkStart w:id="144" w:name="ref-kaufmannTreatmentSeekingBarriers2014"/>
+    <w:bookmarkEnd w:id="145"/>
+    <w:bookmarkStart w:id="147" w:name="ref-kaufmannTreatmentSeekingBarriers2014"/>
     <w:p>
       <w:pPr>
         <w:pStyle w:val="Bibliography"/>
@@ -4772,7 +4900,7 @@
       <w:r>
         <w:t xml:space="preserve"> </w:t>
       </w:r>
-      <w:hyperlink r:id="rId143">
+      <w:hyperlink r:id="rId146">
         <w:r>
           <w:rPr>
             <w:rStyle w:val="Hyperlink"/>
@@ -4784,8 +4912,8 @@
         <w:t xml:space="preserve">.</w:t>
       </w:r>
     </w:p>
-    <w:bookmarkEnd w:id="144"/>
-    <w:bookmarkStart w:id="145" w:name="ref-korlakuntaReasonsRelapsePatients2012"/>
+    <w:bookmarkEnd w:id="147"/>
+    <w:bookmarkStart w:id="148" w:name="ref-korlakuntaReasonsRelapsePatients2012"/>
     <w:p>
       <w:pPr>
         <w:pStyle w:val="Bibliography"/>
@@ -4816,8 +4944,8 @@
         <w:t xml:space="preserve">13 (2): 108.</w:t>
       </w:r>
     </w:p>
-    <w:bookmarkEnd w:id="145"/>
-    <w:bookmarkStart w:id="147" w:name="ref-lecomteMobileAppsMental2020"/>
+    <w:bookmarkEnd w:id="148"/>
+    <w:bookmarkStart w:id="150" w:name="ref-lecomteMobileAppsMental2020"/>
     <w:p>
       <w:pPr>
         <w:pStyle w:val="Bibliography"/>
@@ -4892,7 +5020,7 @@
       <w:r>
         <w:t xml:space="preserve"> </w:t>
       </w:r>
-      <w:hyperlink r:id="rId146">
+      <w:hyperlink r:id="rId149">
         <w:r>
           <w:rPr>
             <w:rStyle w:val="Hyperlink"/>
@@ -4904,8 +5032,8 @@
         <w:t xml:space="preserve">.</w:t>
       </w:r>
     </w:p>
-    <w:bookmarkEnd w:id="147"/>
-    <w:bookmarkStart w:id="149" w:name="ref-leeDataDrivenDigitalTherapeutics2023"/>
+    <w:bookmarkEnd w:id="150"/>
+    <w:bookmarkStart w:id="152" w:name="ref-leeDataDrivenDigitalTherapeutics2023"/>
     <w:p>
       <w:pPr>
         <w:pStyle w:val="Bibliography"/>
@@ -4968,7 +5096,7 @@
       <w:r>
         <w:t xml:space="preserve"> </w:t>
       </w:r>
-      <w:hyperlink r:id="rId148">
+      <w:hyperlink r:id="rId151">
         <w:r>
           <w:rPr>
             <w:rStyle w:val="Hyperlink"/>
@@ -4980,8 +5108,8 @@
         <w:t xml:space="preserve">.</w:t>
       </w:r>
     </w:p>
-    <w:bookmarkEnd w:id="149"/>
-    <w:bookmarkStart w:id="151" w:name="Xad0e05bf336dda97d227027eae040cfde33d783"/>
+    <w:bookmarkEnd w:id="152"/>
+    <w:bookmarkStart w:id="154" w:name="Xad0e05bf336dda97d227027eae040cfde33d783"/>
     <w:p>
       <w:pPr>
         <w:pStyle w:val="Bibliography"/>
@@ -5023,7 +5151,7 @@
       <w:r>
         <w:t xml:space="preserve"> </w:t>
       </w:r>
-      <w:hyperlink r:id="rId150">
+      <w:hyperlink r:id="rId153">
         <w:r>
           <w:rPr>
             <w:rStyle w:val="Hyperlink"/>
@@ -5035,8 +5163,8 @@
         <w:t xml:space="preserve">.</w:t>
       </w:r>
     </w:p>
-    <w:bookmarkEnd w:id="151"/>
-    <w:bookmarkStart w:id="152" w:name="X34be55f2a2ff67a14e7206627bb93b426490c87"/>
+    <w:bookmarkEnd w:id="154"/>
+    <w:bookmarkStart w:id="155" w:name="X34be55f2a2ff67a14e7206627bb93b426490c87"/>
     <w:p>
       <w:pPr>
         <w:pStyle w:val="Bibliography"/>
@@ -5121,8 +5249,8 @@
         <w:t xml:space="preserve">’17. Red Hook, NY, USA: Curran Associates Inc.</w:t>
       </w:r>
     </w:p>
-    <w:bookmarkEnd w:id="152"/>
-    <w:bookmarkStart w:id="154" w:name="X22e9be3824ec77f661ff36dcfd4b6270812f56f"/>
+    <w:bookmarkEnd w:id="155"/>
+    <w:bookmarkStart w:id="157" w:name="X22e9be3824ec77f661ff36dcfd4b6270812f56f"/>
     <w:p>
       <w:pPr>
         <w:pStyle w:val="Bibliography"/>
@@ -5155,7 +5283,7 @@
       <w:r>
         <w:t xml:space="preserve"> </w:t>
       </w:r>
-      <w:hyperlink r:id="rId153">
+      <w:hyperlink r:id="rId156">
         <w:r>
           <w:rPr>
             <w:rStyle w:val="Hyperlink"/>
@@ -5167,8 +5295,8 @@
         <w:t xml:space="preserve">.</w:t>
       </w:r>
     </w:p>
-    <w:bookmarkEnd w:id="154"/>
-    <w:bookmarkStart w:id="156" w:name="X1329989714ddcecd7db483e12083768f0c5e635"/>
+    <w:bookmarkEnd w:id="157"/>
+    <w:bookmarkStart w:id="159" w:name="X1329989714ddcecd7db483e12083768f0c5e635"/>
     <w:p>
       <w:pPr>
         <w:pStyle w:val="Bibliography"/>
@@ -5201,7 +5329,7 @@
       <w:r>
         <w:t xml:space="preserve"> </w:t>
       </w:r>
-      <w:hyperlink r:id="rId155">
+      <w:hyperlink r:id="rId158">
         <w:r>
           <w:rPr>
             <w:rStyle w:val="Hyperlink"/>
@@ -5213,8 +5341,8 @@
         <w:t xml:space="preserve">.</w:t>
       </w:r>
     </w:p>
-    <w:bookmarkEnd w:id="156"/>
-    <w:bookmarkStart w:id="157" w:name="Xacc8c8a96f728736c6ec7be4d5ae02bdeea04b4"/>
+    <w:bookmarkEnd w:id="159"/>
+    <w:bookmarkStart w:id="160" w:name="Xacc8c8a96f728736c6ec7be4d5ae02bdeea04b4"/>
     <w:p>
       <w:pPr>
         <w:pStyle w:val="Bibliography"/>
@@ -5276,8 +5404,8 @@
         <w:t xml:space="preserve">Strategies in the Treatment of Addictive Behaviors, 2nd Ed. New York, NY, US: The Guilford Press.</w:t>
       </w:r>
     </w:p>
-    <w:bookmarkEnd w:id="157"/>
-    <w:bookmarkStart w:id="159" w:name="ref-mayBarriersTreatmentAlcohol2019"/>
+    <w:bookmarkEnd w:id="160"/>
+    <w:bookmarkStart w:id="162" w:name="ref-mayBarriersTreatmentAlcohol2019"/>
     <w:p>
       <w:pPr>
         <w:pStyle w:val="Bibliography"/>
@@ -5331,7 +5459,7 @@
       <w:r>
         <w:t xml:space="preserve"> </w:t>
       </w:r>
-      <w:hyperlink r:id="rId158">
+      <w:hyperlink r:id="rId161">
         <w:r>
           <w:rPr>
             <w:rStyle w:val="Hyperlink"/>
@@ -5343,8 +5471,8 @@
         <w:t xml:space="preserve">.</w:t>
       </w:r>
     </w:p>
-    <w:bookmarkEnd w:id="159"/>
-    <w:bookmarkStart w:id="161" w:name="ref-mckayStudiesFactorsRelapse1999a"/>
+    <w:bookmarkEnd w:id="162"/>
+    <w:bookmarkStart w:id="164" w:name="ref-mckayStudiesFactorsRelapse1999a"/>
     <w:p>
       <w:pPr>
         <w:pStyle w:val="Bibliography"/>
@@ -5377,7 +5505,7 @@
       <w:r>
         <w:t xml:space="preserve"> </w:t>
       </w:r>
-      <w:hyperlink r:id="rId160">
+      <w:hyperlink r:id="rId163">
         <w:r>
           <w:rPr>
             <w:rStyle w:val="Hyperlink"/>
@@ -5389,8 +5517,8 @@
         <w:t xml:space="preserve">.</w:t>
       </w:r>
     </w:p>
-    <w:bookmarkEnd w:id="161"/>
-    <w:bookmarkStart w:id="163" w:name="Xa85aa3e69b96711203dd276459c27e9adfa1c91"/>
+    <w:bookmarkEnd w:id="164"/>
+    <w:bookmarkStart w:id="166" w:name="Xa85aa3e69b96711203dd276459c27e9adfa1c91"/>
     <w:p>
       <w:pPr>
         <w:pStyle w:val="Bibliography"/>
@@ -5423,7 +5551,7 @@
       <w:r>
         <w:t xml:space="preserve"> </w:t>
       </w:r>
-      <w:hyperlink r:id="rId162">
+      <w:hyperlink r:id="rId165">
         <w:r>
           <w:rPr>
             <w:rStyle w:val="Hyperlink"/>
@@ -5435,8 +5563,8 @@
         <w:t xml:space="preserve">.</w:t>
       </w:r>
     </w:p>
-    <w:bookmarkEnd w:id="163"/>
-    <w:bookmarkStart w:id="165" w:name="X2c8fdc1f963588c4e5803538f331fc3ec069650"/>
+    <w:bookmarkEnd w:id="166"/>
+    <w:bookmarkStart w:id="168" w:name="X2c8fdc1f963588c4e5803538f331fc3ec069650"/>
     <w:p>
       <w:pPr>
         <w:pStyle w:val="Bibliography"/>
@@ -5469,7 +5597,7 @@
       <w:r>
         <w:t xml:space="preserve"> </w:t>
       </w:r>
-      <w:hyperlink r:id="rId164">
+      <w:hyperlink r:id="rId167">
         <w:r>
           <w:rPr>
             <w:rStyle w:val="Hyperlink"/>
@@ -5481,8 +5609,8 @@
         <w:t xml:space="preserve">.</w:t>
       </w:r>
     </w:p>
-    <w:bookmarkEnd w:id="165"/>
-    <w:bookmarkStart w:id="167" w:name="ref-millerWhatRelapseFifty1996"/>
+    <w:bookmarkEnd w:id="168"/>
+    <w:bookmarkStart w:id="170" w:name="ref-millerWhatRelapseFifty1996"/>
     <w:p>
       <w:pPr>
         <w:pStyle w:val="Bibliography"/>
@@ -5527,7 +5655,7 @@
       <w:r>
         <w:t xml:space="preserve"> </w:t>
       </w:r>
-      <w:hyperlink r:id="rId166">
+      <w:hyperlink r:id="rId169">
         <w:r>
           <w:rPr>
             <w:rStyle w:val="Hyperlink"/>
@@ -5539,8 +5667,8 @@
         <w:t xml:space="preserve">.</w:t>
       </w:r>
     </w:p>
-    <w:bookmarkEnd w:id="167"/>
-    <w:bookmarkStart w:id="169" w:name="X2c49998dea99682d6b5f0124ff3ae02aa1b44c6"/>
+    <w:bookmarkEnd w:id="170"/>
+    <w:bookmarkStart w:id="172" w:name="X2c49998dea99682d6b5f0124ff3ae02aa1b44c6"/>
     <w:p>
       <w:pPr>
         <w:pStyle w:val="Bibliography"/>
@@ -5585,7 +5713,7 @@
       <w:r>
         <w:t xml:space="preserve"> </w:t>
       </w:r>
-      <w:hyperlink r:id="rId168">
+      <w:hyperlink r:id="rId171">
         <w:r>
           <w:rPr>
             <w:rStyle w:val="Hyperlink"/>
@@ -5597,8 +5725,8 @@
         <w:t xml:space="preserve">.</w:t>
       </w:r>
     </w:p>
-    <w:bookmarkEnd w:id="169"/>
-    <w:bookmarkStart w:id="170" w:name="X10ed27139bf2726a3dc2246fcd4428578cdfcc2"/>
+    <w:bookmarkEnd w:id="172"/>
+    <w:bookmarkStart w:id="173" w:name="X10ed27139bf2726a3dc2246fcd4428578cdfcc2"/>
     <w:p>
       <w:pPr>
         <w:pStyle w:val="Bibliography"/>
@@ -5682,8 +5810,8 @@
         <w:t xml:space="preserve">https://www.niaaa.nih.gov/alcohols-effects-health/alcohol-topics/alcohol-facts-and-statistics/alcohol-treatment-united-states.</w:t>
       </w:r>
     </w:p>
-    <w:bookmarkEnd w:id="170"/>
-    <w:bookmarkStart w:id="171" w:name="X7d82e15a6eb3257cdf0f7a217921497f7a56ebb"/>
+    <w:bookmarkEnd w:id="173"/>
+    <w:bookmarkStart w:id="174" w:name="X7d82e15a6eb3257cdf0f7a217921497f7a56ebb"/>
     <w:p>
       <w:pPr>
         <w:pStyle w:val="Bibliography"/>
@@ -5794,8 +5922,8 @@
         <w:t xml:space="preserve">https://www.niaaa.nih.gov/alcohols-effects-health/alcohol-topics/alcohol-facts-and-statistics/alcohol-use-disorder-aud-united-states-age-groups-and-demographic-characteristics.</w:t>
       </w:r>
     </w:p>
-    <w:bookmarkEnd w:id="171"/>
-    <w:bookmarkStart w:id="172" w:name="Xefd2679ad72dde34adff1afa8671a6410298df4"/>
+    <w:bookmarkEnd w:id="174"/>
+    <w:bookmarkStart w:id="175" w:name="Xefd2679ad72dde34adff1afa8671a6410298df4"/>
     <w:p>
       <w:pPr>
         <w:pStyle w:val="Bibliography"/>
@@ -5849,8 +5977,8 @@
         <w:t xml:space="preserve">September.</w:t>
       </w:r>
     </w:p>
-    <w:bookmarkEnd w:id="172"/>
-    <w:bookmarkStart w:id="174" w:name="ref-perskiAcceptabilityDigitalHealth2021"/>
+    <w:bookmarkEnd w:id="175"/>
+    <w:bookmarkStart w:id="177" w:name="ref-perskiAcceptabilityDigitalHealth2021"/>
     <w:p>
       <w:pPr>
         <w:pStyle w:val="Bibliography"/>
@@ -5883,7 +6011,7 @@
       <w:r>
         <w:t xml:space="preserve"> </w:t>
       </w:r>
-      <w:hyperlink r:id="rId173">
+      <w:hyperlink r:id="rId176">
         <w:r>
           <w:rPr>
             <w:rStyle w:val="Hyperlink"/>
@@ -5895,8 +6023,8 @@
         <w:t xml:space="preserve">.</w:t>
       </w:r>
     </w:p>
-    <w:bookmarkEnd w:id="174"/>
-    <w:bookmarkStart w:id="176" w:name="Xb003b0f0cdb6de2c73ba14c880bf3ed3d4d8add"/>
+    <w:bookmarkEnd w:id="177"/>
+    <w:bookmarkStart w:id="179" w:name="Xb003b0f0cdb6de2c73ba14c880bf3ed3d4d8add"/>
     <w:p>
       <w:pPr>
         <w:pStyle w:val="Bibliography"/>
@@ -5983,7 +6111,7 @@
       <w:r>
         <w:t xml:space="preserve"> </w:t>
       </w:r>
-      <w:hyperlink r:id="rId175">
+      <w:hyperlink r:id="rId178">
         <w:r>
           <w:rPr>
             <w:rStyle w:val="Hyperlink"/>
@@ -5995,8 +6123,8 @@
         <w:t xml:space="preserve">.</w:t>
       </w:r>
     </w:p>
-    <w:bookmarkEnd w:id="176"/>
-    <w:bookmarkStart w:id="178" w:name="Xbb4506c53ef69c4b172ea82120c613272a44938"/>
+    <w:bookmarkEnd w:id="179"/>
+    <w:bookmarkStart w:id="181" w:name="Xbb4506c53ef69c4b172ea82120c613272a44938"/>
     <w:p>
       <w:pPr>
         <w:pStyle w:val="Bibliography"/>
@@ -6047,7 +6175,7 @@
       <w:r>
         <w:t xml:space="preserve"> </w:t>
       </w:r>
-      <w:hyperlink r:id="rId177">
+      <w:hyperlink r:id="rId180">
         <w:r>
           <w:rPr>
             <w:rStyle w:val="Hyperlink"/>
@@ -6059,8 +6187,8 @@
         <w:t xml:space="preserve">.</w:t>
       </w:r>
     </w:p>
-    <w:bookmarkEnd w:id="178"/>
-    <w:bookmarkStart w:id="180" w:name="ref-probstAlcoholUseDisorder2015"/>
+    <w:bookmarkEnd w:id="181"/>
+    <w:bookmarkStart w:id="183" w:name="ref-probstAlcoholUseDisorder2015"/>
     <w:p>
       <w:pPr>
         <w:pStyle w:val="Bibliography"/>
@@ -6105,7 +6233,7 @@
       <w:r>
         <w:t xml:space="preserve"> </w:t>
       </w:r>
-      <w:hyperlink r:id="rId179">
+      <w:hyperlink r:id="rId182">
         <w:r>
           <w:rPr>
             <w:rStyle w:val="Hyperlink"/>
@@ -6117,8 +6245,8 @@
         <w:t xml:space="preserve">.</w:t>
       </w:r>
     </w:p>
-    <w:bookmarkEnd w:id="180"/>
-    <w:bookmarkStart w:id="182" w:name="ref-sacks2010NationalState2015a"/>
+    <w:bookmarkEnd w:id="183"/>
+    <w:bookmarkStart w:id="185" w:name="ref-sacks2010NationalState2015a"/>
     <w:p>
       <w:pPr>
         <w:pStyle w:val="Bibliography"/>
@@ -6184,7 +6312,7 @@
       <w:r>
         <w:t xml:space="preserve"> </w:t>
       </w:r>
-      <w:hyperlink r:id="rId181">
+      <w:hyperlink r:id="rId184">
         <w:r>
           <w:rPr>
             <w:rStyle w:val="Hyperlink"/>
@@ -6196,8 +6324,8 @@
         <w:t xml:space="preserve">.</w:t>
       </w:r>
     </w:p>
-    <w:bookmarkEnd w:id="182"/>
-    <w:bookmarkStart w:id="184" w:name="X09d525bde5cdf46e9beb75f4b54b37f879a73a6"/>
+    <w:bookmarkEnd w:id="185"/>
+    <w:bookmarkStart w:id="187" w:name="X09d525bde5cdf46e9beb75f4b54b37f879a73a6"/>
     <w:p>
       <w:pPr>
         <w:pStyle w:val="Bibliography"/>
@@ -6272,7 +6400,7 @@
       <w:r>
         <w:t xml:space="preserve"> </w:t>
       </w:r>
-      <w:hyperlink r:id="rId183">
+      <w:hyperlink r:id="rId186">
         <w:r>
           <w:rPr>
             <w:rStyle w:val="Hyperlink"/>
@@ -6284,8 +6412,8 @@
         <w:t xml:space="preserve">.</w:t>
       </w:r>
     </w:p>
-    <w:bookmarkEnd w:id="184"/>
-    <w:bookmarkStart w:id="186" w:name="ref-scottPathwaysRelapseTreatment2005"/>
+    <w:bookmarkEnd w:id="187"/>
+    <w:bookmarkStart w:id="189" w:name="ref-scottPathwaysRelapseTreatment2005"/>
     <w:p>
       <w:pPr>
         <w:pStyle w:val="Bibliography"/>
@@ -6318,7 +6446,7 @@
       <w:r>
         <w:t xml:space="preserve"> </w:t>
       </w:r>
-      <w:hyperlink r:id="rId185">
+      <w:hyperlink r:id="rId188">
         <w:r>
           <w:rPr>
             <w:rStyle w:val="Hyperlink"/>
@@ -6330,8 +6458,8 @@
         <w:t xml:space="preserve">.</w:t>
       </w:r>
     </w:p>
-    <w:bookmarkEnd w:id="186"/>
-    <w:bookmarkStart w:id="188" w:name="ref-sedarousCultureStigmaInequities2023"/>
+    <w:bookmarkEnd w:id="189"/>
+    <w:bookmarkStart w:id="191" w:name="ref-sedarousCultureStigmaInequities2023"/>
     <w:p>
       <w:pPr>
         <w:pStyle w:val="Bibliography"/>
@@ -6364,7 +6492,7 @@
       <w:r>
         <w:t xml:space="preserve"> </w:t>
       </w:r>
-      <w:hyperlink r:id="rId187">
+      <w:hyperlink r:id="rId190">
         <w:r>
           <w:rPr>
             <w:rStyle w:val="Hyperlink"/>
@@ -6376,8 +6504,8 @@
         <w:t xml:space="preserve">.</w:t>
       </w:r>
     </w:p>
-    <w:bookmarkEnd w:id="188"/>
-    <w:bookmarkStart w:id="190" w:name="ref-stoutPredictiveValidityMarlatt1996"/>
+    <w:bookmarkEnd w:id="191"/>
+    <w:bookmarkStart w:id="193" w:name="ref-stoutPredictiveValidityMarlatt1996"/>
     <w:p>
       <w:pPr>
         <w:pStyle w:val="Bibliography"/>
@@ -6419,7 +6547,7 @@
       <w:r>
         <w:t xml:space="preserve"> </w:t>
       </w:r>
-      <w:hyperlink r:id="rId189">
+      <w:hyperlink r:id="rId192">
         <w:r>
           <w:rPr>
             <w:rStyle w:val="Hyperlink"/>
@@ -6431,8 +6559,8 @@
         <w:t xml:space="preserve">.</w:t>
       </w:r>
     </w:p>
-    <w:bookmarkEnd w:id="190"/>
-    <w:bookmarkStart w:id="192" w:name="X96f53643d6f2371e92547a3958d3a6315a75b64"/>
+    <w:bookmarkEnd w:id="193"/>
+    <w:bookmarkStart w:id="195" w:name="X96f53643d6f2371e92547a3958d3a6315a75b64"/>
     <w:p>
       <w:pPr>
         <w:pStyle w:val="Bibliography"/>
@@ -6507,7 +6635,7 @@
       <w:r>
         <w:t xml:space="preserve"> </w:t>
       </w:r>
-      <w:hyperlink r:id="rId191">
+      <w:hyperlink r:id="rId194">
         <w:r>
           <w:rPr>
             <w:rStyle w:val="Hyperlink"/>
@@ -6519,8 +6647,8 @@
         <w:t xml:space="preserve">.</w:t>
       </w:r>
     </w:p>
-    <w:bookmarkEnd w:id="192"/>
-    <w:bookmarkStart w:id="194" w:name="ref-toValidationAlcoholMisuse2020"/>
+    <w:bookmarkEnd w:id="195"/>
+    <w:bookmarkStart w:id="197" w:name="ref-toValidationAlcoholMisuse2020"/>
     <w:p>
       <w:pPr>
         <w:pStyle w:val="Bibliography"/>
@@ -6553,7 +6681,7 @@
       <w:r>
         <w:t xml:space="preserve"> </w:t>
       </w:r>
-      <w:hyperlink r:id="rId193">
+      <w:hyperlink r:id="rId196">
         <w:r>
           <w:rPr>
             <w:rStyle w:val="Hyperlink"/>
@@ -6565,8 +6693,8 @@
         <w:t xml:space="preserve">.</w:t>
       </w:r>
     </w:p>
-    <w:bookmarkEnd w:id="194"/>
-    <w:bookmarkStart w:id="196" w:name="ref-topazExtractingAlcoholSubstance2019"/>
+    <w:bookmarkEnd w:id="197"/>
+    <w:bookmarkStart w:id="199" w:name="ref-topazExtractingAlcoholSubstance2019"/>
     <w:p>
       <w:pPr>
         <w:pStyle w:val="Bibliography"/>
@@ -6761,7 +6889,7 @@
       <w:r>
         <w:t xml:space="preserve"> </w:t>
       </w:r>
-      <w:hyperlink r:id="rId195">
+      <w:hyperlink r:id="rId198">
         <w:r>
           <w:rPr>
             <w:rStyle w:val="Hyperlink"/>
@@ -6773,8 +6901,8 @@
         <w:t xml:space="preserve">.</w:t>
       </w:r>
     </w:p>
-    <w:bookmarkEnd w:id="196"/>
-    <w:bookmarkStart w:id="198" w:name="Xc23b9258642a07a427764ca5f1401675cd78fe8"/>
+    <w:bookmarkEnd w:id="199"/>
+    <w:bookmarkStart w:id="201" w:name="Xc23b9258642a07a427764ca5f1401675cd78fe8"/>
     <w:p>
       <w:pPr>
         <w:pStyle w:val="Bibliography"/>
@@ -6864,7 +6992,7 @@
       <w:r>
         <w:t xml:space="preserve"> </w:t>
       </w:r>
-      <w:hyperlink r:id="rId197">
+      <w:hyperlink r:id="rId200">
         <w:r>
           <w:rPr>
             <w:rStyle w:val="Hyperlink"/>
@@ -6876,8 +7004,8 @@
         <w:t xml:space="preserve">.</w:t>
       </w:r>
     </w:p>
-    <w:bookmarkEnd w:id="198"/>
-    <w:bookmarkStart w:id="200" w:name="ref-verissimoInfluenceGenderRace2017"/>
+    <w:bookmarkEnd w:id="201"/>
+    <w:bookmarkStart w:id="203" w:name="ref-verissimoInfluenceGenderRace2017"/>
     <w:p>
       <w:pPr>
         <w:pStyle w:val="Bibliography"/>
@@ -6910,7 +7038,7 @@
       <w:r>
         <w:t xml:space="preserve"> </w:t>
       </w:r>
-      <w:hyperlink r:id="rId199">
+      <w:hyperlink r:id="rId202">
         <w:r>
           <w:rPr>
             <w:rStyle w:val="Hyperlink"/>
@@ -6922,8 +7050,8 @@
         <w:t xml:space="preserve">.</w:t>
       </w:r>
     </w:p>
-    <w:bookmarkEnd w:id="200"/>
-    <w:bookmarkStart w:id="202" w:name="X4d3b90c1d1a7aedd64897841630d176922ff5c5"/>
+    <w:bookmarkEnd w:id="203"/>
+    <w:bookmarkStart w:id="205" w:name="X4d3b90c1d1a7aedd64897841630d176922ff5c5"/>
     <w:p>
       <w:pPr>
         <w:pStyle w:val="Bibliography"/>
@@ -6956,7 +7084,7 @@
       <w:r>
         <w:t xml:space="preserve"> </w:t>
       </w:r>
-      <w:hyperlink r:id="rId201">
+      <w:hyperlink r:id="rId204">
         <w:r>
           <w:rPr>
             <w:rStyle w:val="Hyperlink"/>
@@ -6968,8 +7096,8 @@
         <w:t xml:space="preserve">.</w:t>
       </w:r>
     </w:p>
-    <w:bookmarkEnd w:id="202"/>
-    <w:bookmarkStart w:id="204" w:name="Xdc00f0b24416f0cd67e677fa7ea98976cb76b78"/>
+    <w:bookmarkEnd w:id="205"/>
+    <w:bookmarkStart w:id="207" w:name="Xdc00f0b24416f0cd67e677fa7ea98976cb76b78"/>
     <w:p>
       <w:pPr>
         <w:pStyle w:val="Bibliography"/>
@@ -7050,7 +7178,7 @@
       <w:r>
         <w:t xml:space="preserve"> </w:t>
       </w:r>
-      <w:hyperlink r:id="rId203">
+      <w:hyperlink r:id="rId206">
         <w:r>
           <w:rPr>
             <w:rStyle w:val="Hyperlink"/>
@@ -7062,8 +7190,8 @@
         <w:t xml:space="preserve">.</w:t>
       </w:r>
     </w:p>
-    <w:bookmarkEnd w:id="204"/>
-    <w:bookmarkStart w:id="206" w:name="Xfdbd9b98dcf52cd76d09b25ddfd802e4e88441f"/>
+    <w:bookmarkEnd w:id="207"/>
+    <w:bookmarkStart w:id="209" w:name="Xfdbd9b98dcf52cd76d09b25ddfd802e4e88441f"/>
     <w:p>
       <w:pPr>
         <w:pStyle w:val="Bibliography"/>
@@ -7150,7 +7278,7 @@
       <w:r>
         <w:t xml:space="preserve"> </w:t>
       </w:r>
-      <w:hyperlink r:id="rId205">
+      <w:hyperlink r:id="rId208">
         <w:r>
           <w:rPr>
             <w:rStyle w:val="Hyperlink"/>
@@ -7162,8 +7290,8 @@
         <w:t xml:space="preserve">.</w:t>
       </w:r>
     </w:p>
-    <w:bookmarkEnd w:id="206"/>
-    <w:bookmarkStart w:id="208" w:name="Xd410df898383a3f6b94baeff92b08b2a4966eb6"/>
+    <w:bookmarkEnd w:id="209"/>
+    <w:bookmarkStart w:id="211" w:name="Xd410df898383a3f6b94baeff92b08b2a4966eb6"/>
     <w:p>
       <w:pPr>
         <w:pStyle w:val="Bibliography"/>
@@ -7214,7 +7342,7 @@
       <w:r>
         <w:t xml:space="preserve"> </w:t>
       </w:r>
-      <w:hyperlink r:id="rId207">
+      <w:hyperlink r:id="rId210">
         <w:r>
           <w:rPr>
             <w:rStyle w:val="Hyperlink"/>
@@ -7226,8 +7354,8 @@
         <w:t xml:space="preserve">.</w:t>
       </w:r>
     </w:p>
-    <w:bookmarkEnd w:id="208"/>
-    <w:bookmarkStart w:id="210" w:name="Xcff35f2cf9ec03e2e988d7302a2859198fb713c"/>
+    <w:bookmarkEnd w:id="211"/>
+    <w:bookmarkStart w:id="213" w:name="Xcff35f2cf9ec03e2e988d7302a2859198fb713c"/>
     <w:p>
       <w:pPr>
         <w:pStyle w:val="Bibliography"/>
@@ -7311,7 +7439,7 @@
       <w:r>
         <w:t xml:space="preserve"> </w:t>
       </w:r>
-      <w:hyperlink r:id="rId209">
+      <w:hyperlink r:id="rId212">
         <w:r>
           <w:rPr>
             <w:rStyle w:val="Hyperlink"/>
@@ -7323,8 +7451,8 @@
         <w:t xml:space="preserve">.</w:t>
       </w:r>
     </w:p>
-    <w:bookmarkEnd w:id="210"/>
-    <w:bookmarkStart w:id="212" w:name="Xc14b7c1ad4860604e4f16cd318ff1ed0b3b66a5"/>
+    <w:bookmarkEnd w:id="213"/>
+    <w:bookmarkStart w:id="215" w:name="Xc14b7c1ad4860604e4f16cd318ff1ed0b3b66a5"/>
     <w:p>
       <w:pPr>
         <w:pStyle w:val="Bibliography"/>
@@ -7375,7 +7503,7 @@
       <w:r>
         <w:t xml:space="preserve"> </w:t>
       </w:r>
-      <w:hyperlink r:id="rId211">
+      <w:hyperlink r:id="rId214">
         <w:r>
           <w:rPr>
             <w:rStyle w:val="Hyperlink"/>
@@ -7387,8 +7515,8 @@
         <w:t xml:space="preserve">.</w:t>
       </w:r>
     </w:p>
-    <w:bookmarkEnd w:id="212"/>
-    <w:bookmarkStart w:id="214" w:name="ref-wyantMachineLearningModels2024"/>
+    <w:bookmarkEnd w:id="215"/>
+    <w:bookmarkStart w:id="217" w:name="ref-wyantMachineLearningModels2024"/>
     <w:p>
       <w:pPr>
         <w:pStyle w:val="Bibliography"/>
@@ -7421,7 +7549,7 @@
       <w:r>
         <w:t xml:space="preserve"> </w:t>
       </w:r>
-      <w:hyperlink r:id="rId213">
+      <w:hyperlink r:id="rId216">
         <w:r>
           <w:rPr>
             <w:rStyle w:val="Hyperlink"/>
@@ -7433,8 +7561,8 @@
         <w:t xml:space="preserve">.</w:t>
       </w:r>
     </w:p>
-    <w:bookmarkEnd w:id="214"/>
-    <w:bookmarkStart w:id="216" w:name="X995ee0d7cc70552d8fe297105eae4df7b8bb829"/>
+    <w:bookmarkEnd w:id="217"/>
+    <w:bookmarkStart w:id="219" w:name="X995ee0d7cc70552d8fe297105eae4df7b8bb829"/>
     <w:p>
       <w:pPr>
         <w:pStyle w:val="Bibliography"/>
@@ -7524,7 +7652,7 @@
       <w:r>
         <w:t xml:space="preserve"> </w:t>
       </w:r>
-      <w:hyperlink r:id="rId215">
+      <w:hyperlink r:id="rId218">
         <w:r>
           <w:rPr>
             <w:rStyle w:val="Hyperlink"/>
@@ -7536,9 +7664,9 @@
         <w:t xml:space="preserve">.</w:t>
       </w:r>
     </w:p>
-    <w:bookmarkEnd w:id="216"/>
-    <w:bookmarkEnd w:id="217"/>
-    <w:bookmarkEnd w:id="218"/>
+    <w:bookmarkEnd w:id="219"/>
+    <w:bookmarkEnd w:id="220"/>
+    <w:bookmarkEnd w:id="221"/>
     <w:sectPr/>
   </w:body>
 </w:document>

--- a/index.docx
+++ b/index.docx
@@ -1865,7 +1865,7 @@
     </w:p>
     <w:bookmarkEnd w:id="44"/>
     <w:bookmarkEnd w:id="45"/>
-    <w:bookmarkStart w:id="99" w:name="results"/>
+    <w:bookmarkStart w:id="96" w:name="results"/>
     <w:p>
       <w:pPr>
         <w:pStyle w:val="Heading1"/>
@@ -1997,7 +1997,7 @@
       </w:hyperlink>
     </w:p>
     <w:bookmarkEnd w:id="51"/>
-    <w:bookmarkStart w:id="95" w:name="sample-distribution"/>
+    <w:bookmarkStart w:id="92" w:name="sample-distribution"/>
     <w:p>
       <w:pPr>
         <w:pStyle w:val="Heading2"/>
@@ -2272,111 +2272,6 @@
         <w:tblLook w:firstRow="0" w:lastRow="0" w:firstColumn="0" w:lastColumn="0" w:noHBand="0" w:noVBand="0" w:val="0000"/>
       </w:tblPr>
       <w:tblGrid>
-        <w:gridCol w:w="7920"/>
-      </w:tblGrid>
-      <w:tr>
-        <w:tc>
-          <w:tcPr/>
-          <w:bookmarkStart w:id="65" w:name="fig-message_count_3day"/>
-          <w:p>
-            <w:pPr>
-              <w:pStyle w:val="Compact"/>
-              <w:jc w:val="center"/>
-            </w:pPr>
-            <w:r>
-              <w:drawing>
-                <wp:inline>
-                  <wp:extent cx="5334000" cy="4267200"/>
-                  <wp:effectExtent b="0" l="0" r="0" t="0"/>
-                  <wp:docPr descr="" title="" id="63" name="Picture"/>
-                  <a:graphic>
-                    <a:graphicData uri="http://schemas.openxmlformats.org/drawingml/2006/picture">
-                      <pic:pic>
-                        <pic:nvPicPr>
-                          <pic:cNvPr descr="index_files/figure-docx/notebooks-eda_messages-fig-message_count_3day-output-2.png" id="64" name="Picture"/>
-                          <pic:cNvPicPr>
-                            <a:picLocks noChangeArrowheads="1" noChangeAspect="1"/>
-                          </pic:cNvPicPr>
-                        </pic:nvPicPr>
-                        <pic:blipFill>
-                          <a:blip r:embed="rId62"/>
-                          <a:stretch>
-                            <a:fillRect/>
-                          </a:stretch>
-                        </pic:blipFill>
-                        <pic:spPr bwMode="auto">
-                          <a:xfrm>
-                            <a:off x="0" y="0"/>
-                            <a:ext cx="5334000" cy="4267200"/>
-                          </a:xfrm>
-                          <a:prstGeom prst="rect">
-                            <a:avLst/>
-                          </a:prstGeom>
-                          <a:noFill/>
-                          <a:ln w="9525">
-                            <a:noFill/>
-                            <a:headEnd/>
-                            <a:tailEnd/>
-                          </a:ln>
-                        </pic:spPr>
-                      </pic:pic>
-                    </a:graphicData>
-                  </a:graphic>
-                </wp:inline>
-              </w:drawing>
-            </w:r>
-          </w:p>
-          <w:p>
-            <w:pPr>
-              <w:jc w:val="center"/>
-            </w:pPr>
-            <w:pPr>
-              <w:jc w:val="start"/>
-              <w:spacing w:before="200"/>
-              <w:pStyle w:val="ImageCaption"/>
-            </w:pPr>
-            <w:r>
-              <w:t xml:space="preserve">Figure 5: Distribution of Message Counts in the 3-Day Prediction Window</w:t>
-            </w:r>
-          </w:p>
-          <w:bookmarkEnd w:id="65"/>
-        </w:tc>
-      </w:tr>
-    </w:tbl>
-    <w:p>
-      <w:pPr>
-        <w:pStyle w:val="BodyText"/>
-      </w:pPr>
-      <w:r>
-        <w:rPr>
-          <w:vertAlign w:val="subscript"/>
-        </w:rPr>
-        <w:t xml:space="preserve">Source:</w:t>
-      </w:r>
-      <w:r>
-        <w:rPr>
-          <w:vertAlign w:val="subscript"/>
-        </w:rPr>
-        <w:t xml:space="preserve"> </w:t>
-      </w:r>
-      <w:hyperlink r:id="rId66">
-        <w:r>
-          <w:rPr>
-            <w:rStyle w:val="Hyperlink"/>
-            <w:vertAlign w:val="subscript"/>
-          </w:rPr>
-          <w:t xml:space="preserve">EDA on Raw Messages</w:t>
-        </w:r>
-      </w:hyperlink>
-    </w:p>
-    <w:tbl>
-      <w:tblPr>
-        <w:tblStyle w:val="Table"/>
-        <w:tblW w:type="pct" w:w="5000"/>
-        <w:tblLayout w:type="fixed"/>
-        <w:tblLook w:firstRow="0" w:lastRow="0" w:firstColumn="0" w:lastColumn="0" w:noHBand="0" w:noVBand="0" w:val="0000"/>
-      </w:tblPr>
-      <w:tblGrid>
         <w:gridCol w:w="3960"/>
         <w:gridCol w:w="3960"/>
       </w:tblGrid>
@@ -2396,7 +2291,117 @@
             <w:tr>
               <w:tc>
                 <w:tcPr/>
-                <w:bookmarkStart w:id="70" w:name="fig-message_count_3day_byid"/>
+                <w:bookmarkStart w:id="65" w:name="fig-message_count_3day_byid"/>
+                <w:p>
+                  <w:pPr>
+                    <w:pStyle w:val="Compact"/>
+                    <w:jc w:val="center"/>
+                    <w:jc w:val="left"/>
+                  </w:pPr>
+                  <w:r>
+                    <w:drawing>
+                      <wp:inline>
+                        <wp:extent cx="5334000" cy="3810000"/>
+                        <wp:effectExtent b="0" l="0" r="0" t="0"/>
+                        <wp:docPr descr="" title="" id="63" name="Picture"/>
+                        <a:graphic>
+                          <a:graphicData uri="http://schemas.openxmlformats.org/drawingml/2006/picture">
+                            <pic:pic>
+                              <pic:nvPicPr>
+                                <pic:cNvPr descr="index_files/figure-docx/notebooks-eda_messages-fig-message_count_3day_byid-output-2.png" id="64" name="Picture"/>
+                                <pic:cNvPicPr>
+                                  <a:picLocks noChangeArrowheads="1" noChangeAspect="1"/>
+                                </pic:cNvPicPr>
+                              </pic:nvPicPr>
+                              <pic:blipFill>
+                                <a:blip r:embed="rId62"/>
+                                <a:stretch>
+                                  <a:fillRect/>
+                                </a:stretch>
+                              </pic:blipFill>
+                              <pic:spPr bwMode="auto">
+                                <a:xfrm>
+                                  <a:off x="0" y="0"/>
+                                  <a:ext cx="5334000" cy="3810000"/>
+                                </a:xfrm>
+                                <a:prstGeom prst="rect">
+                                  <a:avLst/>
+                                </a:prstGeom>
+                                <a:noFill/>
+                                <a:ln w="9525">
+                                  <a:noFill/>
+                                  <a:headEnd/>
+                                  <a:tailEnd/>
+                                </a:ln>
+                              </pic:spPr>
+                            </pic:pic>
+                          </a:graphicData>
+                        </a:graphic>
+                      </wp:inline>
+                    </w:drawing>
+                  </w:r>
+                </w:p>
+                <w:p>
+                  <w:pPr>
+                    <w:jc w:val="center"/>
+                    <w:jc w:val="left"/>
+                  </w:pPr>
+                  <w:pPr>
+                    <w:jc w:val="start"/>
+                    <w:spacing w:before="200"/>
+                    <w:pStyle w:val="ImageCaption"/>
+                  </w:pPr>
+                  <w:r>
+                    <w:t xml:space="preserve">Figure 5: Distribution of Message Counts by Subject in the 3-Day Prediction Window</w:t>
+                  </w:r>
+                </w:p>
+                <w:bookmarkEnd w:id="65"/>
+              </w:tc>
+            </w:tr>
+          </w:tbl>
+          <w:p>
+            <w:pPr>
+              <w:jc w:val="left"/>
+            </w:pPr>
+            <w:r>
+              <w:rPr>
+                <w:vertAlign w:val="subscript"/>
+              </w:rPr>
+              <w:t xml:space="preserve">Source:</w:t>
+            </w:r>
+            <w:r>
+              <w:rPr>
+                <w:vertAlign w:val="subscript"/>
+              </w:rPr>
+              <w:t xml:space="preserve"> </w:t>
+            </w:r>
+            <w:hyperlink r:id="rId66">
+              <w:r>
+                <w:rPr>
+                  <w:rStyle w:val="Hyperlink"/>
+                  <w:vertAlign w:val="subscript"/>
+                </w:rPr>
+                <w:t xml:space="preserve">EDA on Raw Messages</w:t>
+              </w:r>
+            </w:hyperlink>
+          </w:p>
+        </w:tc>
+        <w:tc>
+          <w:tcPr/>
+          <w:tbl>
+            <w:tblPr>
+              <w:tblStyle w:val="Table"/>
+              <w:tblW w:type="pct" w:w="5000"/>
+              <w:tblLayout w:type="fixed"/>
+              <w:tblLook w:firstRow="0" w:lastRow="0" w:firstColumn="0" w:lastColumn="0" w:noHBand="0" w:noVBand="0" w:val="0000"/>
+            </w:tblPr>
+            <w:tblGrid>
+              <w:gridCol w:w="7920"/>
+            </w:tblGrid>
+            <w:tr>
+              <w:tc>
+                <w:tcPr/>
+                <w:bookmarkStart w:id="70" w:name="fig-missingness_3day_byid"/>
                 <w:p>
                   <w:pPr>
                     <w:pStyle w:val="Compact"/>
@@ -2413,7 +2418,7 @@
                           <a:graphicData uri="http://schemas.openxmlformats.org/drawingml/2006/picture">
                             <pic:pic>
                               <pic:nvPicPr>
-                                <pic:cNvPr descr="index_files/figure-docx/notebooks-eda_messages-fig-message_count_3day_byid-output-2.png" id="69" name="Picture"/>
+                                <pic:cNvPr descr="index_files/figure-docx/notebooks-eda_messages-fig-missingness_3day_byid-output-2.png" id="69" name="Picture"/>
                                 <pic:cNvPicPr>
                                   <a:picLocks noChangeArrowheads="1" noChangeAspect="1"/>
                                 </pic:cNvPicPr>
@@ -2457,7 +2462,7 @@
                     <w:pStyle w:val="ImageCaption"/>
                   </w:pPr>
                   <w:r>
-                    <w:t xml:space="preserve">Figure 6: Distribution of Message Counts by Subject in the 3-Day Prediction Window</w:t>
+                    <w:t xml:space="preserve">Figure 6: Distribution of Missingness by Subject in the 3-Day Prediction Window</w:t>
                   </w:r>
                 </w:p>
                 <w:bookmarkEnd w:id="70"/>
@@ -2491,6 +2496,24 @@
             </w:hyperlink>
           </w:p>
         </w:tc>
+      </w:tr>
+    </w:tbl>
+    <w:p>
+      <w:pPr>
+        <w:framePr w:w="0" w:h="0" w:vAnchor="margin" w:hAnchor="margin" w:xAlign="right" w:yAlign="top"/>
+      </w:pPr>
+    </w:p>
+    <w:tbl>
+      <w:tblPr>
+        <w:tblStyle w:val="Table"/>
+        <w:tblW w:type="pct" w:w="2500"/>
+        <w:tblLayout w:type="fixed"/>
+        <w:tblLook w:firstRow="0" w:lastRow="0" w:firstColumn="0" w:lastColumn="0" w:noHBand="0" w:noVBand="0" w:val="0000"/>
+      </w:tblPr>
+      <w:tblGrid>
+        <w:gridCol w:w="3960"/>
+      </w:tblGrid>
+      <w:tr>
         <w:tc>
           <w:tcPr/>
           <w:tbl>
@@ -2506,7 +2529,244 @@
             <w:tr>
               <w:tc>
                 <w:tcPr/>
-                <w:bookmarkStart w:id="75" w:name="fig-missingness_3day_byid"/>
+                <w:bookmarkStart w:id="75" w:name="fig-message_count_3day"/>
+                <w:p>
+                  <w:pPr>
+                    <w:pStyle w:val="Compact"/>
+                    <w:jc w:val="center"/>
+                    <w:jc w:val="left"/>
+                  </w:pPr>
+                  <w:r>
+                    <w:drawing>
+                      <wp:inline>
+                        <wp:extent cx="5334000" cy="4267200"/>
+                        <wp:effectExtent b="0" l="0" r="0" t="0"/>
+                        <wp:docPr descr="" title="" id="73" name="Picture"/>
+                        <a:graphic>
+                          <a:graphicData uri="http://schemas.openxmlformats.org/drawingml/2006/picture">
+                            <pic:pic>
+                              <pic:nvPicPr>
+                                <pic:cNvPr descr="index_files/figure-docx/notebooks-eda_messages-fig-message_count_3day-output-2.png" id="74" name="Picture"/>
+                                <pic:cNvPicPr>
+                                  <a:picLocks noChangeArrowheads="1" noChangeAspect="1"/>
+                                </pic:cNvPicPr>
+                              </pic:nvPicPr>
+                              <pic:blipFill>
+                                <a:blip r:embed="rId72"/>
+                                <a:stretch>
+                                  <a:fillRect/>
+                                </a:stretch>
+                              </pic:blipFill>
+                              <pic:spPr bwMode="auto">
+                                <a:xfrm>
+                                  <a:off x="0" y="0"/>
+                                  <a:ext cx="5334000" cy="4267200"/>
+                                </a:xfrm>
+                                <a:prstGeom prst="rect">
+                                  <a:avLst/>
+                                </a:prstGeom>
+                                <a:noFill/>
+                                <a:ln w="9525">
+                                  <a:noFill/>
+                                  <a:headEnd/>
+                                  <a:tailEnd/>
+                                </a:ln>
+                              </pic:spPr>
+                            </pic:pic>
+                          </a:graphicData>
+                        </a:graphic>
+                      </wp:inline>
+                    </w:drawing>
+                  </w:r>
+                </w:p>
+                <w:p>
+                  <w:pPr>
+                    <w:jc w:val="center"/>
+                    <w:jc w:val="left"/>
+                  </w:pPr>
+                  <w:pPr>
+                    <w:jc w:val="start"/>
+                    <w:spacing w:before="200"/>
+                    <w:pStyle w:val="ImageCaption"/>
+                  </w:pPr>
+                  <w:r>
+                    <w:t xml:space="preserve">Figure 7: Distribution of Message Counts in the 3-Day Prediction Window</w:t>
+                  </w:r>
+                </w:p>
+                <w:bookmarkEnd w:id="75"/>
+              </w:tc>
+            </w:tr>
+          </w:tbl>
+          <w:p>
+            <w:pPr>
+              <w:jc w:val="left"/>
+            </w:pPr>
+            <w:r>
+              <w:rPr>
+                <w:vertAlign w:val="subscript"/>
+              </w:rPr>
+              <w:t xml:space="preserve">Source:</w:t>
+            </w:r>
+            <w:r>
+              <w:rPr>
+                <w:vertAlign w:val="subscript"/>
+              </w:rPr>
+              <w:t xml:space="preserve"> </w:t>
+            </w:r>
+            <w:hyperlink r:id="rId76">
+              <w:r>
+                <w:rPr>
+                  <w:rStyle w:val="Hyperlink"/>
+                  <w:vertAlign w:val="subscript"/>
+                </w:rPr>
+                <w:t xml:space="preserve">EDA on Raw Messages</w:t>
+              </w:r>
+            </w:hyperlink>
+          </w:p>
+        </w:tc>
+      </w:tr>
+    </w:tbl>
+    <w:p>
+      <w:pPr>
+        <w:pStyle w:val="BodyText"/>
+      </w:pPr>
+      <w:r>
+        <w:t xml:space="preserve">On average, each lapse label has 180.42 messages (sd = 241.30, median = 96.00, range = 1.00 - 2866.00) during the 1-week prediction window. 7.83% of labels have no associated messages in the previous week. Each participant has an averaged 181.23 messages as predictors per label (sd = 199.32, median = 113.47, range = 6.75 - 1200.76). On average, each participant’s data missingness is 8.14% (sd = 16.23%, median = 0.00%, range = 0.00% - 72.73%).</w:t>
+      </w:r>
+    </w:p>
+    <w:tbl>
+      <w:tblPr>
+        <w:tblStyle w:val="Table"/>
+        <w:tblW w:type="pct" w:w="5000"/>
+        <w:tblLayout w:type="fixed"/>
+        <w:tblLook w:firstRow="0" w:lastRow="0" w:firstColumn="0" w:lastColumn="0" w:noHBand="0" w:noVBand="0" w:val="0000"/>
+      </w:tblPr>
+      <w:tblGrid>
+        <w:gridCol w:w="7920"/>
+      </w:tblGrid>
+      <w:tr>
+        <w:tc>
+          <w:tcPr/>
+          <w:bookmarkStart w:id="80" w:name="fig-message_count_1week"/>
+          <w:p>
+            <w:pPr>
+              <w:pStyle w:val="Compact"/>
+              <w:jc w:val="center"/>
+            </w:pPr>
+            <w:r>
+              <w:drawing>
+                <wp:inline>
+                  <wp:extent cx="5334000" cy="3810000"/>
+                  <wp:effectExtent b="0" l="0" r="0" t="0"/>
+                  <wp:docPr descr="" title="" id="78" name="Picture"/>
+                  <a:graphic>
+                    <a:graphicData uri="http://schemas.openxmlformats.org/drawingml/2006/picture">
+                      <pic:pic>
+                        <pic:nvPicPr>
+                          <pic:cNvPr descr="index_files/figure-docx/notebooks-eda_messages-fig-message_count_1week-output-2.png" id="79" name="Picture"/>
+                          <pic:cNvPicPr>
+                            <a:picLocks noChangeArrowheads="1" noChangeAspect="1"/>
+                          </pic:cNvPicPr>
+                        </pic:nvPicPr>
+                        <pic:blipFill>
+                          <a:blip r:embed="rId77"/>
+                          <a:stretch>
+                            <a:fillRect/>
+                          </a:stretch>
+                        </pic:blipFill>
+                        <pic:spPr bwMode="auto">
+                          <a:xfrm>
+                            <a:off x="0" y="0"/>
+                            <a:ext cx="5334000" cy="3810000"/>
+                          </a:xfrm>
+                          <a:prstGeom prst="rect">
+                            <a:avLst/>
+                          </a:prstGeom>
+                          <a:noFill/>
+                          <a:ln w="9525">
+                            <a:noFill/>
+                            <a:headEnd/>
+                            <a:tailEnd/>
+                          </a:ln>
+                        </pic:spPr>
+                      </pic:pic>
+                    </a:graphicData>
+                  </a:graphic>
+                </wp:inline>
+              </w:drawing>
+            </w:r>
+          </w:p>
+          <w:p>
+            <w:pPr>
+              <w:jc w:val="center"/>
+            </w:pPr>
+            <w:pPr>
+              <w:jc w:val="start"/>
+              <w:spacing w:before="200"/>
+              <w:pStyle w:val="ImageCaption"/>
+            </w:pPr>
+            <w:r>
+              <w:t xml:space="preserve">Figure 8: Distribution of Message Counts in the 1-Week Prediction Window</w:t>
+            </w:r>
+          </w:p>
+          <w:bookmarkEnd w:id="80"/>
+        </w:tc>
+      </w:tr>
+    </w:tbl>
+    <w:p>
+      <w:pPr>
+        <w:pStyle w:val="BodyText"/>
+      </w:pPr>
+      <w:r>
+        <w:rPr>
+          <w:vertAlign w:val="subscript"/>
+        </w:rPr>
+        <w:t xml:space="preserve">Source:</w:t>
+      </w:r>
+      <w:r>
+        <w:rPr>
+          <w:vertAlign w:val="subscript"/>
+        </w:rPr>
+        <w:t xml:space="preserve"> </w:t>
+      </w:r>
+      <w:hyperlink r:id="rId81">
+        <w:r>
+          <w:rPr>
+            <w:rStyle w:val="Hyperlink"/>
+            <w:vertAlign w:val="subscript"/>
+          </w:rPr>
+          <w:t xml:space="preserve">EDA on Raw Messages</w:t>
+        </w:r>
+      </w:hyperlink>
+    </w:p>
+    <w:tbl>
+      <w:tblPr>
+        <w:tblStyle w:val="Table"/>
+        <w:tblW w:type="pct" w:w="5000"/>
+        <w:tblLayout w:type="fixed"/>
+        <w:tblLook w:firstRow="0" w:lastRow="0" w:firstColumn="0" w:lastColumn="0" w:noHBand="0" w:noVBand="0" w:val="0000"/>
+      </w:tblPr>
+      <w:tblGrid>
+        <w:gridCol w:w="3960"/>
+        <w:gridCol w:w="3960"/>
+      </w:tblGrid>
+      <w:tr>
+        <w:tc>
+          <w:tcPr/>
+          <w:tbl>
+            <w:tblPr>
+              <w:tblStyle w:val="Table"/>
+              <w:tblW w:type="pct" w:w="5000"/>
+              <w:tblLayout w:type="fixed"/>
+              <w:tblLook w:firstRow="0" w:lastRow="0" w:firstColumn="0" w:lastColumn="0" w:noHBand="0" w:noVBand="0" w:val="0000"/>
+            </w:tblPr>
+            <w:tblGrid>
+              <w:gridCol w:w="7920"/>
+            </w:tblGrid>
+            <w:tr>
+              <w:tc>
+                <w:tcPr/>
+                <w:bookmarkStart w:id="85" w:name="fig-message_count_1week_byid"/>
                 <w:p>
                   <w:pPr>
                     <w:pStyle w:val="Compact"/>
@@ -2518,18 +2778,18 @@
                       <wp:inline>
                         <wp:extent cx="5334000" cy="3810000"/>
                         <wp:effectExtent b="0" l="0" r="0" t="0"/>
-                        <wp:docPr descr="" title="" id="73" name="Picture"/>
+                        <wp:docPr descr="" title="" id="83" name="Picture"/>
                         <a:graphic>
                           <a:graphicData uri="http://schemas.openxmlformats.org/drawingml/2006/picture">
                             <pic:pic>
                               <pic:nvPicPr>
-                                <pic:cNvPr descr="index_files/figure-docx/notebooks-eda_messages-fig-missingness_3day_byid-output-2.png" id="74" name="Picture"/>
+                                <pic:cNvPr descr="index_files/figure-docx/notebooks-eda_messages-fig-message_count_1week_byid-output-2.png" id="84" name="Picture"/>
                                 <pic:cNvPicPr>
                                   <a:picLocks noChangeArrowheads="1" noChangeAspect="1"/>
                                 </pic:cNvPicPr>
                               </pic:nvPicPr>
                               <pic:blipFill>
-                                <a:blip r:embed="rId72"/>
+                                <a:blip r:embed="rId82"/>
                                 <a:stretch>
                                   <a:fillRect/>
                                 </a:stretch>
@@ -2567,10 +2827,10 @@
                     <w:pStyle w:val="ImageCaption"/>
                   </w:pPr>
                   <w:r>
-                    <w:t xml:space="preserve">Figure 7: Distribution of Missingness by Subject in the 3-Day Prediction Window</w:t>
+                    <w:t xml:space="preserve">Figure 9: Distribution of Message Counts by Subject in the 1-Week Prediction Window</w:t>
                   </w:r>
                 </w:p>
-                <w:bookmarkEnd w:id="75"/>
+                <w:bookmarkEnd w:id="85"/>
               </w:tc>
             </w:tr>
           </w:tbl>
@@ -2590,7 +2850,7 @@
               </w:rPr>
               <w:t xml:space="preserve"> </w:t>
             </w:r>
-            <w:hyperlink r:id="rId76">
+            <w:hyperlink r:id="rId86">
               <w:r>
                 <w:rPr>
                   <w:rStyle w:val="Hyperlink"/>
@@ -2601,24 +2861,6 @@
             </w:hyperlink>
           </w:p>
         </w:tc>
-      </w:tr>
-    </w:tbl>
-    <w:p>
-      <w:pPr>
-        <w:framePr w:w="0" w:h="0" w:vAnchor="margin" w:hAnchor="margin" w:xAlign="right" w:yAlign="top"/>
-      </w:pPr>
-    </w:p>
-    <w:tbl>
-      <w:tblPr>
-        <w:tblStyle w:val="Table"/>
-        <w:tblW w:type="pct" w:w="2500"/>
-        <w:tblLayout w:type="fixed"/>
-        <w:tblLook w:firstRow="0" w:lastRow="0" w:firstColumn="0" w:lastColumn="0" w:noHBand="0" w:noVBand="0" w:val="0000"/>
-      </w:tblPr>
-      <w:tblGrid>
-        <w:gridCol w:w="3960"/>
-      </w:tblGrid>
-      <w:tr>
         <w:tc>
           <w:tcPr/>
           <w:tbl>
@@ -2634,244 +2876,7 @@
             <w:tr>
               <w:tc>
                 <w:tcPr/>
-                <w:bookmarkStart w:id="79" w:name="fig-message_count_3day"/>
-                <w:p>
-                  <w:pPr>
-                    <w:pStyle w:val="Compact"/>
-                    <w:jc w:val="center"/>
-                    <w:jc w:val="left"/>
-                  </w:pPr>
-                  <w:r>
-                    <w:drawing>
-                      <wp:inline>
-                        <wp:extent cx="5334000" cy="4267200"/>
-                        <wp:effectExtent b="0" l="0" r="0" t="0"/>
-                        <wp:docPr descr="" title="" id="77" name="Picture"/>
-                        <a:graphic>
-                          <a:graphicData uri="http://schemas.openxmlformats.org/drawingml/2006/picture">
-                            <pic:pic>
-                              <pic:nvPicPr>
-                                <pic:cNvPr descr="index_files/figure-docx/notebooks-eda_messages-fig-message_count_3day-output-2.png" id="78" name="Picture"/>
-                                <pic:cNvPicPr>
-                                  <a:picLocks noChangeArrowheads="1" noChangeAspect="1"/>
-                                </pic:cNvPicPr>
-                              </pic:nvPicPr>
-                              <pic:blipFill>
-                                <a:blip r:embed="rId62"/>
-                                <a:stretch>
-                                  <a:fillRect/>
-                                </a:stretch>
-                              </pic:blipFill>
-                              <pic:spPr bwMode="auto">
-                                <a:xfrm>
-                                  <a:off x="0" y="0"/>
-                                  <a:ext cx="5334000" cy="4267200"/>
-                                </a:xfrm>
-                                <a:prstGeom prst="rect">
-                                  <a:avLst/>
-                                </a:prstGeom>
-                                <a:noFill/>
-                                <a:ln w="9525">
-                                  <a:noFill/>
-                                  <a:headEnd/>
-                                  <a:tailEnd/>
-                                </a:ln>
-                              </pic:spPr>
-                            </pic:pic>
-                          </a:graphicData>
-                        </a:graphic>
-                      </wp:inline>
-                    </w:drawing>
-                  </w:r>
-                </w:p>
-                <w:p>
-                  <w:pPr>
-                    <w:jc w:val="center"/>
-                    <w:jc w:val="left"/>
-                  </w:pPr>
-                  <w:pPr>
-                    <w:jc w:val="start"/>
-                    <w:spacing w:before="200"/>
-                    <w:pStyle w:val="ImageCaption"/>
-                  </w:pPr>
-                  <w:r>
-                    <w:t xml:space="preserve">Figure 8: Distribution of Message Counts in the 3-Day Prediction Window</w:t>
-                  </w:r>
-                </w:p>
-                <w:bookmarkEnd w:id="79"/>
-              </w:tc>
-            </w:tr>
-          </w:tbl>
-          <w:p>
-            <w:pPr>
-              <w:jc w:val="left"/>
-            </w:pPr>
-            <w:r>
-              <w:rPr>
-                <w:vertAlign w:val="subscript"/>
-              </w:rPr>
-              <w:t xml:space="preserve">Source:</w:t>
-            </w:r>
-            <w:r>
-              <w:rPr>
-                <w:vertAlign w:val="subscript"/>
-              </w:rPr>
-              <w:t xml:space="preserve"> </w:t>
-            </w:r>
-            <w:hyperlink r:id="rId66">
-              <w:r>
-                <w:rPr>
-                  <w:rStyle w:val="Hyperlink"/>
-                  <w:vertAlign w:val="subscript"/>
-                </w:rPr>
-                <w:t xml:space="preserve">EDA on Raw Messages</w:t>
-              </w:r>
-            </w:hyperlink>
-          </w:p>
-        </w:tc>
-      </w:tr>
-    </w:tbl>
-    <w:p>
-      <w:pPr>
-        <w:pStyle w:val="BodyText"/>
-      </w:pPr>
-      <w:r>
-        <w:t xml:space="preserve">On average, each lapse label has 180.42 messages (sd = 241.30, median = 96.00, range = 1.00 - 2866.00) during the 1-week prediction window. 7.83% of labels have no associated messages in the previous week. Each participant has an averaged 181.23 messages as predictors per label (sd = 199.32, median = 113.47, range = 6.75 - 1200.76). On average, each participant’s data missingness is 8.14% (sd = 16.23%, median = 0.00%, range = 0.00% - 72.73%).</w:t>
-      </w:r>
-    </w:p>
-    <w:tbl>
-      <w:tblPr>
-        <w:tblStyle w:val="Table"/>
-        <w:tblW w:type="pct" w:w="5000"/>
-        <w:tblLayout w:type="fixed"/>
-        <w:tblLook w:firstRow="0" w:lastRow="0" w:firstColumn="0" w:lastColumn="0" w:noHBand="0" w:noVBand="0" w:val="0000"/>
-      </w:tblPr>
-      <w:tblGrid>
-        <w:gridCol w:w="7920"/>
-      </w:tblGrid>
-      <w:tr>
-        <w:tc>
-          <w:tcPr/>
-          <w:bookmarkStart w:id="83" w:name="fig-message_count_1week"/>
-          <w:p>
-            <w:pPr>
-              <w:pStyle w:val="Compact"/>
-              <w:jc w:val="center"/>
-            </w:pPr>
-            <w:r>
-              <w:drawing>
-                <wp:inline>
-                  <wp:extent cx="5334000" cy="3810000"/>
-                  <wp:effectExtent b="0" l="0" r="0" t="0"/>
-                  <wp:docPr descr="" title="" id="81" name="Picture"/>
-                  <a:graphic>
-                    <a:graphicData uri="http://schemas.openxmlformats.org/drawingml/2006/picture">
-                      <pic:pic>
-                        <pic:nvPicPr>
-                          <pic:cNvPr descr="index_files/figure-docx/notebooks-eda_messages-fig-message_count_1week-output-2.png" id="82" name="Picture"/>
-                          <pic:cNvPicPr>
-                            <a:picLocks noChangeArrowheads="1" noChangeAspect="1"/>
-                          </pic:cNvPicPr>
-                        </pic:nvPicPr>
-                        <pic:blipFill>
-                          <a:blip r:embed="rId80"/>
-                          <a:stretch>
-                            <a:fillRect/>
-                          </a:stretch>
-                        </pic:blipFill>
-                        <pic:spPr bwMode="auto">
-                          <a:xfrm>
-                            <a:off x="0" y="0"/>
-                            <a:ext cx="5334000" cy="3810000"/>
-                          </a:xfrm>
-                          <a:prstGeom prst="rect">
-                            <a:avLst/>
-                          </a:prstGeom>
-                          <a:noFill/>
-                          <a:ln w="9525">
-                            <a:noFill/>
-                            <a:headEnd/>
-                            <a:tailEnd/>
-                          </a:ln>
-                        </pic:spPr>
-                      </pic:pic>
-                    </a:graphicData>
-                  </a:graphic>
-                </wp:inline>
-              </w:drawing>
-            </w:r>
-          </w:p>
-          <w:p>
-            <w:pPr>
-              <w:jc w:val="center"/>
-            </w:pPr>
-            <w:pPr>
-              <w:jc w:val="start"/>
-              <w:spacing w:before="200"/>
-              <w:pStyle w:val="ImageCaption"/>
-            </w:pPr>
-            <w:r>
-              <w:t xml:space="preserve">Figure 9: Distribution of Message Counts in the 1-Week Prediction Window</w:t>
-            </w:r>
-          </w:p>
-          <w:bookmarkEnd w:id="83"/>
-        </w:tc>
-      </w:tr>
-    </w:tbl>
-    <w:p>
-      <w:pPr>
-        <w:pStyle w:val="BodyText"/>
-      </w:pPr>
-      <w:r>
-        <w:rPr>
-          <w:vertAlign w:val="subscript"/>
-        </w:rPr>
-        <w:t xml:space="preserve">Source:</w:t>
-      </w:r>
-      <w:r>
-        <w:rPr>
-          <w:vertAlign w:val="subscript"/>
-        </w:rPr>
-        <w:t xml:space="preserve"> </w:t>
-      </w:r>
-      <w:hyperlink r:id="rId84">
-        <w:r>
-          <w:rPr>
-            <w:rStyle w:val="Hyperlink"/>
-            <w:vertAlign w:val="subscript"/>
-          </w:rPr>
-          <w:t xml:space="preserve">EDA on Raw Messages</w:t>
-        </w:r>
-      </w:hyperlink>
-    </w:p>
-    <w:tbl>
-      <w:tblPr>
-        <w:tblStyle w:val="Table"/>
-        <w:tblW w:type="pct" w:w="5000"/>
-        <w:tblLayout w:type="fixed"/>
-        <w:tblLook w:firstRow="0" w:lastRow="0" w:firstColumn="0" w:lastColumn="0" w:noHBand="0" w:noVBand="0" w:val="0000"/>
-      </w:tblPr>
-      <w:tblGrid>
-        <w:gridCol w:w="3960"/>
-        <w:gridCol w:w="3960"/>
-      </w:tblGrid>
-      <w:tr>
-        <w:tc>
-          <w:tcPr/>
-          <w:tbl>
-            <w:tblPr>
-              <w:tblStyle w:val="Table"/>
-              <w:tblW w:type="pct" w:w="5000"/>
-              <w:tblLayout w:type="fixed"/>
-              <w:tblLook w:firstRow="0" w:lastRow="0" w:firstColumn="0" w:lastColumn="0" w:noHBand="0" w:noVBand="0" w:val="0000"/>
-            </w:tblPr>
-            <w:tblGrid>
-              <w:gridCol w:w="7920"/>
-            </w:tblGrid>
-            <w:tr>
-              <w:tc>
-                <w:tcPr/>
-                <w:bookmarkStart w:id="88" w:name="fig-message_count_1week_byid"/>
+                <w:bookmarkStart w:id="90" w:name="fig-missingness_1week_byid"/>
                 <w:p>
                   <w:pPr>
                     <w:pStyle w:val="Compact"/>
@@ -2883,18 +2888,18 @@
                       <wp:inline>
                         <wp:extent cx="5334000" cy="3810000"/>
                         <wp:effectExtent b="0" l="0" r="0" t="0"/>
-                        <wp:docPr descr="" title="" id="86" name="Picture"/>
+                        <wp:docPr descr="" title="" id="88" name="Picture"/>
                         <a:graphic>
                           <a:graphicData uri="http://schemas.openxmlformats.org/drawingml/2006/picture">
                             <pic:pic>
                               <pic:nvPicPr>
-                                <pic:cNvPr descr="index_files/figure-docx/notebooks-eda_messages-fig-message_count_1week_byid-output-2.png" id="87" name="Picture"/>
+                                <pic:cNvPr descr="index_files/figure-docx/notebooks-eda_messages-fig-missingness_1week_byid-output-2.png" id="89" name="Picture"/>
                                 <pic:cNvPicPr>
                                   <a:picLocks noChangeArrowheads="1" noChangeAspect="1"/>
                                 </pic:cNvPicPr>
                               </pic:nvPicPr>
                               <pic:blipFill>
-                                <a:blip r:embed="rId85"/>
+                                <a:blip r:embed="rId87"/>
                                 <a:stretch>
                                   <a:fillRect/>
                                 </a:stretch>
@@ -2932,10 +2937,10 @@
                     <w:pStyle w:val="ImageCaption"/>
                   </w:pPr>
                   <w:r>
-                    <w:t xml:space="preserve">Figure 10: Distribution of Message Counts by Subject in the 1-Week Prediction Window</w:t>
+                    <w:t xml:space="preserve">Figure 10: Distribution of Missingness by Subject in the 1-Week Prediction Window</w:t>
                   </w:r>
                 </w:p>
-                <w:bookmarkEnd w:id="88"/>
+                <w:bookmarkEnd w:id="90"/>
               </w:tc>
             </w:tr>
           </w:tbl>
@@ -2955,117 +2960,7 @@
               </w:rPr>
               <w:t xml:space="preserve"> </w:t>
             </w:r>
-            <w:hyperlink r:id="rId89">
-              <w:r>
-                <w:rPr>
-                  <w:rStyle w:val="Hyperlink"/>
-                  <w:vertAlign w:val="subscript"/>
-                </w:rPr>
-                <w:t xml:space="preserve">EDA on Raw Messages</w:t>
-              </w:r>
-            </w:hyperlink>
-          </w:p>
-        </w:tc>
-        <w:tc>
-          <w:tcPr/>
-          <w:tbl>
-            <w:tblPr>
-              <w:tblStyle w:val="Table"/>
-              <w:tblW w:type="pct" w:w="5000"/>
-              <w:tblLayout w:type="fixed"/>
-              <w:tblLook w:firstRow="0" w:lastRow="0" w:firstColumn="0" w:lastColumn="0" w:noHBand="0" w:noVBand="0" w:val="0000"/>
-            </w:tblPr>
-            <w:tblGrid>
-              <w:gridCol w:w="7920"/>
-            </w:tblGrid>
-            <w:tr>
-              <w:tc>
-                <w:tcPr/>
-                <w:bookmarkStart w:id="93" w:name="fig-missingness_1week_byid"/>
-                <w:p>
-                  <w:pPr>
-                    <w:pStyle w:val="Compact"/>
-                    <w:jc w:val="center"/>
-                    <w:jc w:val="left"/>
-                  </w:pPr>
-                  <w:r>
-                    <w:drawing>
-                      <wp:inline>
-                        <wp:extent cx="5334000" cy="3810000"/>
-                        <wp:effectExtent b="0" l="0" r="0" t="0"/>
-                        <wp:docPr descr="" title="" id="91" name="Picture"/>
-                        <a:graphic>
-                          <a:graphicData uri="http://schemas.openxmlformats.org/drawingml/2006/picture">
-                            <pic:pic>
-                              <pic:nvPicPr>
-                                <pic:cNvPr descr="index_files/figure-docx/notebooks-eda_messages-fig-missingness_1week_byid-output-2.png" id="92" name="Picture"/>
-                                <pic:cNvPicPr>
-                                  <a:picLocks noChangeArrowheads="1" noChangeAspect="1"/>
-                                </pic:cNvPicPr>
-                              </pic:nvPicPr>
-                              <pic:blipFill>
-                                <a:blip r:embed="rId90"/>
-                                <a:stretch>
-                                  <a:fillRect/>
-                                </a:stretch>
-                              </pic:blipFill>
-                              <pic:spPr bwMode="auto">
-                                <a:xfrm>
-                                  <a:off x="0" y="0"/>
-                                  <a:ext cx="5334000" cy="3810000"/>
-                                </a:xfrm>
-                                <a:prstGeom prst="rect">
-                                  <a:avLst/>
-                                </a:prstGeom>
-                                <a:noFill/>
-                                <a:ln w="9525">
-                                  <a:noFill/>
-                                  <a:headEnd/>
-                                  <a:tailEnd/>
-                                </a:ln>
-                              </pic:spPr>
-                            </pic:pic>
-                          </a:graphicData>
-                        </a:graphic>
-                      </wp:inline>
-                    </w:drawing>
-                  </w:r>
-                </w:p>
-                <w:p>
-                  <w:pPr>
-                    <w:jc w:val="center"/>
-                    <w:jc w:val="left"/>
-                  </w:pPr>
-                  <w:pPr>
-                    <w:jc w:val="start"/>
-                    <w:spacing w:before="200"/>
-                    <w:pStyle w:val="ImageCaption"/>
-                  </w:pPr>
-                  <w:r>
-                    <w:t xml:space="preserve">Figure 11: Distribution of Missingness by Subject in the 1-Week Prediction Window</w:t>
-                  </w:r>
-                </w:p>
-                <w:bookmarkEnd w:id="93"/>
-              </w:tc>
-            </w:tr>
-          </w:tbl>
-          <w:p>
-            <w:pPr>
-              <w:jc w:val="left"/>
-            </w:pPr>
-            <w:r>
-              <w:rPr>
-                <w:vertAlign w:val="subscript"/>
-              </w:rPr>
-              <w:t xml:space="preserve">Source:</w:t>
-            </w:r>
-            <w:r>
-              <w:rPr>
-                <w:vertAlign w:val="subscript"/>
-              </w:rPr>
-              <w:t xml:space="preserve"> </w:t>
-            </w:r>
-            <w:hyperlink r:id="rId94">
+            <w:hyperlink r:id="rId91">
               <w:r>
                 <w:rPr>
                   <w:rStyle w:val="Hyperlink"/>
@@ -3078,52 +2973,52 @@
         </w:tc>
       </w:tr>
     </w:tbl>
+    <w:bookmarkEnd w:id="92"/>
+    <w:bookmarkStart w:id="93" w:name="liwc-features"/>
+    <w:p>
+      <w:pPr>
+        <w:pStyle w:val="Heading2"/>
+      </w:pPr>
+      <w:r>
+        <w:t xml:space="preserve">LIWC Features</w:t>
+      </w:r>
+    </w:p>
+    <w:p>
+      <w:pPr>
+        <w:pStyle w:val="FirstParagraph"/>
+      </w:pPr>
+      <w:r>
+        <w:t xml:space="preserve">We obtained LIWC scores from XXX linguistic categories.</w:t>
+      </w:r>
+    </w:p>
+    <w:bookmarkEnd w:id="93"/>
+    <w:bookmarkStart w:id="94" w:name="model-evaluation"/>
+    <w:p>
+      <w:pPr>
+        <w:pStyle w:val="Heading2"/>
+      </w:pPr>
+      <w:r>
+        <w:t xml:space="preserve">Model Evaluation</w:t>
+      </w:r>
+    </w:p>
+    <w:bookmarkEnd w:id="94"/>
+    <w:bookmarkStart w:id="95" w:name="model-fairness"/>
+    <w:p>
+      <w:pPr>
+        <w:pStyle w:val="Heading2"/>
+      </w:pPr>
+      <w:r>
+        <w:t xml:space="preserve">Model Fairness</w:t>
+      </w:r>
+    </w:p>
+    <w:p>
+      <w:r>
+        <w:br w:type="page"/>
+      </w:r>
+    </w:p>
     <w:bookmarkEnd w:id="95"/>
-    <w:bookmarkStart w:id="96" w:name="liwc-features"/>
-    <w:p>
-      <w:pPr>
-        <w:pStyle w:val="Heading2"/>
-      </w:pPr>
-      <w:r>
-        <w:t xml:space="preserve">LIWC Features</w:t>
-      </w:r>
-    </w:p>
-    <w:p>
-      <w:pPr>
-        <w:pStyle w:val="FirstParagraph"/>
-      </w:pPr>
-      <w:r>
-        <w:t xml:space="preserve">We obtained LIWC scores from XXX linguistic categories.</w:t>
-      </w:r>
-    </w:p>
     <w:bookmarkEnd w:id="96"/>
-    <w:bookmarkStart w:id="97" w:name="model-evaluation"/>
-    <w:p>
-      <w:pPr>
-        <w:pStyle w:val="Heading2"/>
-      </w:pPr>
-      <w:r>
-        <w:t xml:space="preserve">Model Evaluation</w:t>
-      </w:r>
-    </w:p>
-    <w:bookmarkEnd w:id="97"/>
-    <w:bookmarkStart w:id="98" w:name="model-fairness"/>
-    <w:p>
-      <w:pPr>
-        <w:pStyle w:val="Heading2"/>
-      </w:pPr>
-      <w:r>
-        <w:t xml:space="preserve">Model Fairness</w:t>
-      </w:r>
-    </w:p>
-    <w:p>
-      <w:r>
-        <w:br w:type="page"/>
-      </w:r>
-    </w:p>
-    <w:bookmarkEnd w:id="98"/>
-    <w:bookmarkEnd w:id="99"/>
-    <w:bookmarkStart w:id="221" w:name="discussions"/>
+    <w:bookmarkStart w:id="218" w:name="discussions"/>
     <w:p>
       <w:pPr>
         <w:pStyle w:val="Heading1"/>
@@ -3132,8 +3027,8 @@
         <w:t xml:space="preserve">Discussions</w:t>
       </w:r>
     </w:p>
-    <w:bookmarkStart w:id="220" w:name="refs"/>
-    <w:bookmarkStart w:id="101" w:name="Xafb9ebfeab280acee598deb0b35b093eec91108"/>
+    <w:bookmarkStart w:id="217" w:name="refs"/>
+    <w:bookmarkStart w:id="98" w:name="Xafb9ebfeab280acee598deb0b35b093eec91108"/>
     <w:p>
       <w:pPr>
         <w:pStyle w:val="Bibliography"/>
@@ -3223,7 +3118,7 @@
       <w:r>
         <w:t xml:space="preserve"> </w:t>
       </w:r>
-      <w:hyperlink r:id="rId100">
+      <w:hyperlink r:id="rId97">
         <w:r>
           <w:rPr>
             <w:rStyle w:val="Hyperlink"/>
@@ -3235,8 +3130,8 @@
         <w:t xml:space="preserve">.</w:t>
       </w:r>
     </w:p>
-    <w:bookmarkEnd w:id="101"/>
-    <w:bookmarkStart w:id="103" w:name="ref-afsharNaturalLanguageProcessing2019"/>
+    <w:bookmarkEnd w:id="98"/>
+    <w:bookmarkStart w:id="100" w:name="ref-afsharNaturalLanguageProcessing2019"/>
     <w:p>
       <w:pPr>
         <w:pStyle w:val="Bibliography"/>
@@ -3269,7 +3164,7 @@
       <w:r>
         <w:t xml:space="preserve"> </w:t>
       </w:r>
-      <w:hyperlink r:id="rId102">
+      <w:hyperlink r:id="rId99">
         <w:r>
           <w:rPr>
             <w:rStyle w:val="Hyperlink"/>
@@ -3281,8 +3176,8 @@
         <w:t xml:space="preserve">.</w:t>
       </w:r>
     </w:p>
-    <w:bookmarkEnd w:id="103"/>
-    <w:bookmarkStart w:id="105" w:name="Xc95fb8816eaf9f583d19d6cba6a9ac025f9fe91"/>
+    <w:bookmarkEnd w:id="100"/>
+    <w:bookmarkStart w:id="102" w:name="Xc95fb8816eaf9f583d19d6cba6a9ac025f9fe91"/>
     <w:p>
       <w:pPr>
         <w:pStyle w:val="Bibliography"/>
@@ -3470,7 +3365,7 @@
       <w:r>
         <w:t xml:space="preserve"> </w:t>
       </w:r>
-      <w:hyperlink r:id="rId104">
+      <w:hyperlink r:id="rId101">
         <w:r>
           <w:rPr>
             <w:rStyle w:val="Hyperlink"/>
@@ -3482,8 +3377,8 @@
         <w:t xml:space="preserve">.</w:t>
       </w:r>
     </w:p>
-    <w:bookmarkEnd w:id="105"/>
-    <w:bookmarkStart w:id="107" w:name="Xa710417644a60899013e4932e847385912f9696"/>
+    <w:bookmarkEnd w:id="102"/>
+    <w:bookmarkStart w:id="104" w:name="Xa710417644a60899013e4932e847385912f9696"/>
     <w:p>
       <w:pPr>
         <w:pStyle w:val="Bibliography"/>
@@ -3528,7 +3423,7 @@
       <w:r>
         <w:t xml:space="preserve"> </w:t>
       </w:r>
-      <w:hyperlink r:id="rId106">
+      <w:hyperlink r:id="rId103">
         <w:r>
           <w:rPr>
             <w:rStyle w:val="Hyperlink"/>
@@ -3540,8 +3435,8 @@
         <w:t xml:space="preserve">.</w:t>
       </w:r>
     </w:p>
-    <w:bookmarkEnd w:id="107"/>
-    <w:bookmarkStart w:id="109" w:name="ref-baeMobilePhoneSensors2018a"/>
+    <w:bookmarkEnd w:id="104"/>
+    <w:bookmarkStart w:id="106" w:name="ref-baeMobilePhoneSensors2018a"/>
     <w:p>
       <w:pPr>
         <w:pStyle w:val="Bibliography"/>
@@ -3604,7 +3499,7 @@
       <w:r>
         <w:t xml:space="preserve"> </w:t>
       </w:r>
-      <w:hyperlink r:id="rId108">
+      <w:hyperlink r:id="rId105">
         <w:r>
           <w:rPr>
             <w:rStyle w:val="Hyperlink"/>
@@ -3616,8 +3511,8 @@
         <w:t xml:space="preserve">.</w:t>
       </w:r>
     </w:p>
-    <w:bookmarkEnd w:id="109"/>
-    <w:bookmarkStart w:id="111" w:name="Xe55fcb9276abfce60e3423ca0e9912c33a11f0b"/>
+    <w:bookmarkEnd w:id="106"/>
+    <w:bookmarkStart w:id="108" w:name="Xe55fcb9276abfce60e3423ca0e9912c33a11f0b"/>
     <w:p>
       <w:pPr>
         <w:pStyle w:val="Bibliography"/>
@@ -3662,7 +3557,7 @@
       <w:r>
         <w:t xml:space="preserve"> </w:t>
       </w:r>
-      <w:hyperlink r:id="rId110">
+      <w:hyperlink r:id="rId107">
         <w:r>
           <w:rPr>
             <w:rStyle w:val="Hyperlink"/>
@@ -3674,8 +3569,8 @@
         <w:t xml:space="preserve">.</w:t>
       </w:r>
     </w:p>
-    <w:bookmarkEnd w:id="111"/>
-    <w:bookmarkStart w:id="113" w:name="X0dfc9bfbbbc9cc86d14160256792ce0ff6efdd3"/>
+    <w:bookmarkEnd w:id="108"/>
+    <w:bookmarkStart w:id="110" w:name="X0dfc9bfbbbc9cc86d14160256792ce0ff6efdd3"/>
     <w:p>
       <w:pPr>
         <w:pStyle w:val="Bibliography"/>
@@ -3708,7 +3603,7 @@
       <w:r>
         <w:t xml:space="preserve"> </w:t>
       </w:r>
-      <w:hyperlink r:id="rId112">
+      <w:hyperlink r:id="rId109">
         <w:r>
           <w:rPr>
             <w:rStyle w:val="Hyperlink"/>
@@ -3720,8 +3615,8 @@
         <w:t xml:space="preserve">.</w:t>
       </w:r>
     </w:p>
-    <w:bookmarkEnd w:id="113"/>
-    <w:bookmarkStart w:id="115" w:name="ref-bucciTheyAreNot2019"/>
+    <w:bookmarkEnd w:id="110"/>
+    <w:bookmarkStart w:id="112" w:name="ref-bucciTheyAreNot2019"/>
     <w:p>
       <w:pPr>
         <w:pStyle w:val="Bibliography"/>
@@ -3805,7 +3700,7 @@
       <w:r>
         <w:t xml:space="preserve"> </w:t>
       </w:r>
-      <w:hyperlink r:id="rId114">
+      <w:hyperlink r:id="rId111">
         <w:r>
           <w:rPr>
             <w:rStyle w:val="Hyperlink"/>
@@ -3817,8 +3712,8 @@
         <w:t xml:space="preserve">.</w:t>
       </w:r>
     </w:p>
-    <w:bookmarkEnd w:id="115"/>
-    <w:bookmarkStart w:id="117" w:name="X565bbce5bff6dc592dea5af242f12d8b37400a4"/>
+    <w:bookmarkEnd w:id="112"/>
+    <w:bookmarkStart w:id="114" w:name="X565bbce5bff6dc592dea5af242f12d8b37400a4"/>
     <w:p>
       <w:pPr>
         <w:pStyle w:val="Bibliography"/>
@@ -3905,7 +3800,7 @@
       <w:r>
         <w:t xml:space="preserve"> </w:t>
       </w:r>
-      <w:hyperlink r:id="rId116">
+      <w:hyperlink r:id="rId113">
         <w:r>
           <w:rPr>
             <w:rStyle w:val="Hyperlink"/>
@@ -3917,8 +3812,8 @@
         <w:t xml:space="preserve">.</w:t>
       </w:r>
     </w:p>
-    <w:bookmarkEnd w:id="117"/>
-    <w:bookmarkStart w:id="119" w:name="ref-chihPredictiveModelingAddiction2014a"/>
+    <w:bookmarkEnd w:id="114"/>
+    <w:bookmarkStart w:id="116" w:name="ref-chihPredictiveModelingAddiction2014a"/>
     <w:p>
       <w:pPr>
         <w:pStyle w:val="Bibliography"/>
@@ -3951,7 +3846,7 @@
       <w:r>
         <w:t xml:space="preserve"> </w:t>
       </w:r>
-      <w:hyperlink r:id="rId118">
+      <w:hyperlink r:id="rId115">
         <w:r>
           <w:rPr>
             <w:rStyle w:val="Hyperlink"/>
@@ -3963,8 +3858,8 @@
         <w:t xml:space="preserve">.</w:t>
       </w:r>
     </w:p>
-    <w:bookmarkEnd w:id="119"/>
-    <w:bookmarkStart w:id="121" w:name="ref-chungRelapseAlcoholOther2006a"/>
+    <w:bookmarkEnd w:id="116"/>
+    <w:bookmarkStart w:id="118" w:name="ref-chungRelapseAlcoholOther2006a"/>
     <w:p>
       <w:pPr>
         <w:pStyle w:val="Bibliography"/>
@@ -4006,7 +3901,7 @@
       <w:r>
         <w:t xml:space="preserve"> </w:t>
       </w:r>
-      <w:hyperlink r:id="rId120">
+      <w:hyperlink r:id="rId117">
         <w:r>
           <w:rPr>
             <w:rStyle w:val="Hyperlink"/>
@@ -4018,8 +3913,8 @@
         <w:t xml:space="preserve">.</w:t>
       </w:r>
     </w:p>
-    <w:bookmarkEnd w:id="121"/>
-    <w:bookmarkStart w:id="123" w:name="ref-czyzEcologicalAssessmentDaily2018"/>
+    <w:bookmarkEnd w:id="118"/>
+    <w:bookmarkStart w:id="120" w:name="ref-czyzEcologicalAssessmentDaily2018"/>
     <w:p>
       <w:pPr>
         <w:pStyle w:val="Bibliography"/>
@@ -4064,7 +3959,7 @@
       <w:r>
         <w:t xml:space="preserve"> </w:t>
       </w:r>
-      <w:hyperlink r:id="rId122">
+      <w:hyperlink r:id="rId119">
         <w:r>
           <w:rPr>
             <w:rStyle w:val="Hyperlink"/>
@@ -4076,8 +3971,8 @@
         <w:t xml:space="preserve">.</w:t>
       </w:r>
     </w:p>
-    <w:bookmarkEnd w:id="123"/>
-    <w:bookmarkStart w:id="125" w:name="ref-dibartoloAlcoholUseDisorder2017"/>
+    <w:bookmarkEnd w:id="120"/>
+    <w:bookmarkStart w:id="122" w:name="ref-dibartoloAlcoholUseDisorder2017"/>
     <w:p>
       <w:pPr>
         <w:pStyle w:val="Bibliography"/>
@@ -4164,7 +4059,7 @@
       <w:r>
         <w:t xml:space="preserve"> </w:t>
       </w:r>
-      <w:hyperlink r:id="rId124">
+      <w:hyperlink r:id="rId121">
         <w:r>
           <w:rPr>
             <w:rStyle w:val="Hyperlink"/>
@@ -4176,8 +4071,8 @@
         <w:t xml:space="preserve">.</w:t>
       </w:r>
     </w:p>
-    <w:bookmarkEnd w:id="125"/>
-    <w:bookmarkStart w:id="127" w:name="ref-feingoldProximalVsDistal2015"/>
+    <w:bookmarkEnd w:id="122"/>
+    <w:bookmarkStart w:id="124" w:name="ref-feingoldProximalVsDistal2015"/>
     <w:p>
       <w:pPr>
         <w:pStyle w:val="Bibliography"/>
@@ -4210,7 +4105,7 @@
       <w:r>
         <w:t xml:space="preserve"> </w:t>
       </w:r>
-      <w:hyperlink r:id="rId126">
+      <w:hyperlink r:id="rId123">
         <w:r>
           <w:rPr>
             <w:rStyle w:val="Hyperlink"/>
@@ -4222,8 +4117,8 @@
         <w:t xml:space="preserve">.</w:t>
       </w:r>
     </w:p>
-    <w:bookmarkEnd w:id="127"/>
-    <w:bookmarkStart w:id="129" w:name="ref-finnPerceivedBarriersSeeking2023"/>
+    <w:bookmarkEnd w:id="124"/>
+    <w:bookmarkStart w:id="126" w:name="ref-finnPerceivedBarriersSeeking2023"/>
     <w:p>
       <w:pPr>
         <w:pStyle w:val="Bibliography"/>
@@ -4268,7 +4163,7 @@
       <w:r>
         <w:t xml:space="preserve"> </w:t>
       </w:r>
-      <w:hyperlink r:id="rId128">
+      <w:hyperlink r:id="rId125">
         <w:r>
           <w:rPr>
             <w:rStyle w:val="Hyperlink"/>
@@ -4280,8 +4175,8 @@
         <w:t xml:space="preserve">.</w:t>
       </w:r>
     </w:p>
-    <w:bookmarkEnd w:id="129"/>
-    <w:bookmarkStart w:id="131" w:name="ref-gilbertGenderDifferencesUse2019b"/>
+    <w:bookmarkEnd w:id="126"/>
+    <w:bookmarkStart w:id="128" w:name="ref-gilbertGenderDifferencesUse2019b"/>
     <w:p>
       <w:pPr>
         <w:pStyle w:val="Bibliography"/>
@@ -4383,7 +4278,7 @@
       <w:r>
         <w:t xml:space="preserve"> </w:t>
       </w:r>
-      <w:hyperlink r:id="rId130">
+      <w:hyperlink r:id="rId127">
         <w:r>
           <w:rPr>
             <w:rStyle w:val="Hyperlink"/>
@@ -4395,8 +4290,8 @@
         <w:t xml:space="preserve">.</w:t>
       </w:r>
     </w:p>
-    <w:bookmarkEnd w:id="131"/>
-    <w:bookmarkStart w:id="133" w:name="Xda7e0211c819cfbb87f310a4ff9aa4e691fefed"/>
+    <w:bookmarkEnd w:id="128"/>
+    <w:bookmarkStart w:id="130" w:name="Xda7e0211c819cfbb87f310a4ff9aa4e691fefed"/>
     <w:p>
       <w:pPr>
         <w:pStyle w:val="Bibliography"/>
@@ -4480,7 +4375,7 @@
       <w:r>
         <w:t xml:space="preserve"> </w:t>
       </w:r>
-      <w:hyperlink r:id="rId132">
+      <w:hyperlink r:id="rId129">
         <w:r>
           <w:rPr>
             <w:rStyle w:val="Hyperlink"/>
@@ -4492,8 +4387,8 @@
         <w:t xml:space="preserve">.</w:t>
       </w:r>
     </w:p>
-    <w:bookmarkEnd w:id="133"/>
-    <w:bookmarkStart w:id="135" w:name="Xb18b2d127665d50164a17bc8322beef69d4f980"/>
+    <w:bookmarkEnd w:id="130"/>
+    <w:bookmarkStart w:id="132" w:name="Xb18b2d127665d50164a17bc8322beef69d4f980"/>
     <w:p>
       <w:pPr>
         <w:pStyle w:val="Bibliography"/>
@@ -4538,7 +4433,7 @@
       <w:r>
         <w:t xml:space="preserve"> </w:t>
       </w:r>
-      <w:hyperlink r:id="rId134">
+      <w:hyperlink r:id="rId131">
         <w:r>
           <w:rPr>
             <w:rStyle w:val="Hyperlink"/>
@@ -4550,8 +4445,8 @@
         <w:t xml:space="preserve">.</w:t>
       </w:r>
     </w:p>
-    <w:bookmarkEnd w:id="135"/>
-    <w:bookmarkStart w:id="137" w:name="Xf3bbd2f018d15797242e38137a2bb5183901854"/>
+    <w:bookmarkEnd w:id="132"/>
+    <w:bookmarkStart w:id="134" w:name="Xf3bbd2f018d15797242e38137a2bb5183901854"/>
     <w:p>
       <w:pPr>
         <w:pStyle w:val="Bibliography"/>
@@ -4584,7 +4479,7 @@
       <w:r>
         <w:t xml:space="preserve"> </w:t>
       </w:r>
-      <w:hyperlink r:id="rId136">
+      <w:hyperlink r:id="rId133">
         <w:r>
           <w:rPr>
             <w:rStyle w:val="Hyperlink"/>
@@ -4596,8 +4491,8 @@
         <w:t xml:space="preserve">.</w:t>
       </w:r>
     </w:p>
-    <w:bookmarkEnd w:id="137"/>
-    <w:bookmarkStart w:id="139" w:name="Xc607b352943521404e0f20019d77839d3605993"/>
+    <w:bookmarkEnd w:id="134"/>
+    <w:bookmarkStart w:id="136" w:name="Xc607b352943521404e0f20019d77839d3605993"/>
     <w:p>
       <w:pPr>
         <w:pStyle w:val="Bibliography"/>
@@ -4663,7 +4558,7 @@
       <w:r>
         <w:t xml:space="preserve"> </w:t>
       </w:r>
-      <w:hyperlink r:id="rId138">
+      <w:hyperlink r:id="rId135">
         <w:r>
           <w:rPr>
             <w:rStyle w:val="Hyperlink"/>
@@ -4675,8 +4570,8 @@
         <w:t xml:space="preserve">.</w:t>
       </w:r>
     </w:p>
-    <w:bookmarkEnd w:id="139"/>
-    <w:bookmarkStart w:id="141" w:name="X908b868cf8e06446dd59b9be0145f3be3b8216e"/>
+    <w:bookmarkEnd w:id="136"/>
+    <w:bookmarkStart w:id="138" w:name="X908b868cf8e06446dd59b9be0145f3be3b8216e"/>
     <w:p>
       <w:pPr>
         <w:pStyle w:val="Bibliography"/>
@@ -4763,7 +4658,7 @@
       <w:r>
         <w:t xml:space="preserve"> </w:t>
       </w:r>
-      <w:hyperlink r:id="rId140">
+      <w:hyperlink r:id="rId137">
         <w:r>
           <w:rPr>
             <w:rStyle w:val="Hyperlink"/>
@@ -4775,8 +4670,8 @@
         <w:t xml:space="preserve">.</w:t>
       </w:r>
     </w:p>
-    <w:bookmarkEnd w:id="141"/>
-    <w:bookmarkStart w:id="143" w:name="ref-jacobsonUsingDigitalTherapeutics2023"/>
+    <w:bookmarkEnd w:id="138"/>
+    <w:bookmarkStart w:id="140" w:name="ref-jacobsonUsingDigitalTherapeutics2023"/>
     <w:p>
       <w:pPr>
         <w:pStyle w:val="Bibliography"/>
@@ -4799,7 +4694,7 @@
       <w:r>
         <w:t xml:space="preserve"> </w:t>
       </w:r>
-      <w:hyperlink r:id="rId142">
+      <w:hyperlink r:id="rId139">
         <w:r>
           <w:rPr>
             <w:rStyle w:val="Hyperlink"/>
@@ -4811,8 +4706,8 @@
         <w:t xml:space="preserve">.</w:t>
       </w:r>
     </w:p>
-    <w:bookmarkEnd w:id="143"/>
-    <w:bookmarkStart w:id="145" w:name="ref-kaddenMarlattRelapseTaxonomy1996"/>
+    <w:bookmarkEnd w:id="140"/>
+    <w:bookmarkStart w:id="142" w:name="ref-kaddenMarlattRelapseTaxonomy1996"/>
     <w:p>
       <w:pPr>
         <w:pStyle w:val="Bibliography"/>
@@ -4854,7 +4749,7 @@
       <w:r>
         <w:t xml:space="preserve"> </w:t>
       </w:r>
-      <w:hyperlink r:id="rId144">
+      <w:hyperlink r:id="rId141">
         <w:r>
           <w:rPr>
             <w:rStyle w:val="Hyperlink"/>
@@ -4866,8 +4761,8 @@
         <w:t xml:space="preserve">.</w:t>
       </w:r>
     </w:p>
-    <w:bookmarkEnd w:id="145"/>
-    <w:bookmarkStart w:id="147" w:name="ref-kaufmannTreatmentSeekingBarriers2014"/>
+    <w:bookmarkEnd w:id="142"/>
+    <w:bookmarkStart w:id="144" w:name="ref-kaufmannTreatmentSeekingBarriers2014"/>
     <w:p>
       <w:pPr>
         <w:pStyle w:val="Bibliography"/>
@@ -4900,7 +4795,7 @@
       <w:r>
         <w:t xml:space="preserve"> </w:t>
       </w:r>
-      <w:hyperlink r:id="rId146">
+      <w:hyperlink r:id="rId143">
         <w:r>
           <w:rPr>
             <w:rStyle w:val="Hyperlink"/>
@@ -4912,8 +4807,8 @@
         <w:t xml:space="preserve">.</w:t>
       </w:r>
     </w:p>
-    <w:bookmarkEnd w:id="147"/>
-    <w:bookmarkStart w:id="148" w:name="ref-korlakuntaReasonsRelapsePatients2012"/>
+    <w:bookmarkEnd w:id="144"/>
+    <w:bookmarkStart w:id="145" w:name="ref-korlakuntaReasonsRelapsePatients2012"/>
     <w:p>
       <w:pPr>
         <w:pStyle w:val="Bibliography"/>
@@ -4944,8 +4839,8 @@
         <w:t xml:space="preserve">13 (2): 108.</w:t>
       </w:r>
     </w:p>
-    <w:bookmarkEnd w:id="148"/>
-    <w:bookmarkStart w:id="150" w:name="ref-lecomteMobileAppsMental2020"/>
+    <w:bookmarkEnd w:id="145"/>
+    <w:bookmarkStart w:id="147" w:name="ref-lecomteMobileAppsMental2020"/>
     <w:p>
       <w:pPr>
         <w:pStyle w:val="Bibliography"/>
@@ -5020,7 +4915,7 @@
       <w:r>
         <w:t xml:space="preserve"> </w:t>
       </w:r>
-      <w:hyperlink r:id="rId149">
+      <w:hyperlink r:id="rId146">
         <w:r>
           <w:rPr>
             <w:rStyle w:val="Hyperlink"/>
@@ -5032,8 +4927,8 @@
         <w:t xml:space="preserve">.</w:t>
       </w:r>
     </w:p>
-    <w:bookmarkEnd w:id="150"/>
-    <w:bookmarkStart w:id="152" w:name="ref-leeDataDrivenDigitalTherapeutics2023"/>
+    <w:bookmarkEnd w:id="147"/>
+    <w:bookmarkStart w:id="149" w:name="ref-leeDataDrivenDigitalTherapeutics2023"/>
     <w:p>
       <w:pPr>
         <w:pStyle w:val="Bibliography"/>
@@ -5096,7 +4991,7 @@
       <w:r>
         <w:t xml:space="preserve"> </w:t>
       </w:r>
-      <w:hyperlink r:id="rId151">
+      <w:hyperlink r:id="rId148">
         <w:r>
           <w:rPr>
             <w:rStyle w:val="Hyperlink"/>
@@ -5108,8 +5003,8 @@
         <w:t xml:space="preserve">.</w:t>
       </w:r>
     </w:p>
-    <w:bookmarkEnd w:id="152"/>
-    <w:bookmarkStart w:id="154" w:name="Xad0e05bf336dda97d227027eae040cfde33d783"/>
+    <w:bookmarkEnd w:id="149"/>
+    <w:bookmarkStart w:id="151" w:name="Xad0e05bf336dda97d227027eae040cfde33d783"/>
     <w:p>
       <w:pPr>
         <w:pStyle w:val="Bibliography"/>
@@ -5151,7 +5046,7 @@
       <w:r>
         <w:t xml:space="preserve"> </w:t>
       </w:r>
-      <w:hyperlink r:id="rId153">
+      <w:hyperlink r:id="rId150">
         <w:r>
           <w:rPr>
             <w:rStyle w:val="Hyperlink"/>
@@ -5163,8 +5058,8 @@
         <w:t xml:space="preserve">.</w:t>
       </w:r>
     </w:p>
-    <w:bookmarkEnd w:id="154"/>
-    <w:bookmarkStart w:id="155" w:name="X34be55f2a2ff67a14e7206627bb93b426490c87"/>
+    <w:bookmarkEnd w:id="151"/>
+    <w:bookmarkStart w:id="152" w:name="X34be55f2a2ff67a14e7206627bb93b426490c87"/>
     <w:p>
       <w:pPr>
         <w:pStyle w:val="Bibliography"/>
@@ -5249,8 +5144,8 @@
         <w:t xml:space="preserve">’17. Red Hook, NY, USA: Curran Associates Inc.</w:t>
       </w:r>
     </w:p>
-    <w:bookmarkEnd w:id="155"/>
-    <w:bookmarkStart w:id="157" w:name="X22e9be3824ec77f661ff36dcfd4b6270812f56f"/>
+    <w:bookmarkEnd w:id="152"/>
+    <w:bookmarkStart w:id="154" w:name="X22e9be3824ec77f661ff36dcfd4b6270812f56f"/>
     <w:p>
       <w:pPr>
         <w:pStyle w:val="Bibliography"/>
@@ -5283,7 +5178,7 @@
       <w:r>
         <w:t xml:space="preserve"> </w:t>
       </w:r>
-      <w:hyperlink r:id="rId156">
+      <w:hyperlink r:id="rId153">
         <w:r>
           <w:rPr>
             <w:rStyle w:val="Hyperlink"/>
@@ -5295,8 +5190,8 @@
         <w:t xml:space="preserve">.</w:t>
       </w:r>
     </w:p>
-    <w:bookmarkEnd w:id="157"/>
-    <w:bookmarkStart w:id="159" w:name="X1329989714ddcecd7db483e12083768f0c5e635"/>
+    <w:bookmarkEnd w:id="154"/>
+    <w:bookmarkStart w:id="156" w:name="X1329989714ddcecd7db483e12083768f0c5e635"/>
     <w:p>
       <w:pPr>
         <w:pStyle w:val="Bibliography"/>
@@ -5329,7 +5224,7 @@
       <w:r>
         <w:t xml:space="preserve"> </w:t>
       </w:r>
-      <w:hyperlink r:id="rId158">
+      <w:hyperlink r:id="rId155">
         <w:r>
           <w:rPr>
             <w:rStyle w:val="Hyperlink"/>
@@ -5341,8 +5236,8 @@
         <w:t xml:space="preserve">.</w:t>
       </w:r>
     </w:p>
-    <w:bookmarkEnd w:id="159"/>
-    <w:bookmarkStart w:id="160" w:name="Xacc8c8a96f728736c6ec7be4d5ae02bdeea04b4"/>
+    <w:bookmarkEnd w:id="156"/>
+    <w:bookmarkStart w:id="157" w:name="Xacc8c8a96f728736c6ec7be4d5ae02bdeea04b4"/>
     <w:p>
       <w:pPr>
         <w:pStyle w:val="Bibliography"/>
@@ -5404,8 +5299,8 @@
         <w:t xml:space="preserve">Strategies in the Treatment of Addictive Behaviors, 2nd Ed. New York, NY, US: The Guilford Press.</w:t>
       </w:r>
     </w:p>
-    <w:bookmarkEnd w:id="160"/>
-    <w:bookmarkStart w:id="162" w:name="ref-mayBarriersTreatmentAlcohol2019"/>
+    <w:bookmarkEnd w:id="157"/>
+    <w:bookmarkStart w:id="159" w:name="ref-mayBarriersTreatmentAlcohol2019"/>
     <w:p>
       <w:pPr>
         <w:pStyle w:val="Bibliography"/>
@@ -5459,7 +5354,7 @@
       <w:r>
         <w:t xml:space="preserve"> </w:t>
       </w:r>
-      <w:hyperlink r:id="rId161">
+      <w:hyperlink r:id="rId158">
         <w:r>
           <w:rPr>
             <w:rStyle w:val="Hyperlink"/>
@@ -5471,8 +5366,8 @@
         <w:t xml:space="preserve">.</w:t>
       </w:r>
     </w:p>
-    <w:bookmarkEnd w:id="162"/>
-    <w:bookmarkStart w:id="164" w:name="ref-mckayStudiesFactorsRelapse1999a"/>
+    <w:bookmarkEnd w:id="159"/>
+    <w:bookmarkStart w:id="161" w:name="ref-mckayStudiesFactorsRelapse1999a"/>
     <w:p>
       <w:pPr>
         <w:pStyle w:val="Bibliography"/>
@@ -5505,7 +5400,7 @@
       <w:r>
         <w:t xml:space="preserve"> </w:t>
       </w:r>
-      <w:hyperlink r:id="rId163">
+      <w:hyperlink r:id="rId160">
         <w:r>
           <w:rPr>
             <w:rStyle w:val="Hyperlink"/>
@@ -5517,8 +5412,8 @@
         <w:t xml:space="preserve">.</w:t>
       </w:r>
     </w:p>
-    <w:bookmarkEnd w:id="164"/>
-    <w:bookmarkStart w:id="166" w:name="Xa85aa3e69b96711203dd276459c27e9adfa1c91"/>
+    <w:bookmarkEnd w:id="161"/>
+    <w:bookmarkStart w:id="163" w:name="Xa85aa3e69b96711203dd276459c27e9adfa1c91"/>
     <w:p>
       <w:pPr>
         <w:pStyle w:val="Bibliography"/>
@@ -5551,7 +5446,7 @@
       <w:r>
         <w:t xml:space="preserve"> </w:t>
       </w:r>
-      <w:hyperlink r:id="rId165">
+      <w:hyperlink r:id="rId162">
         <w:r>
           <w:rPr>
             <w:rStyle w:val="Hyperlink"/>
@@ -5563,8 +5458,8 @@
         <w:t xml:space="preserve">.</w:t>
       </w:r>
     </w:p>
-    <w:bookmarkEnd w:id="166"/>
-    <w:bookmarkStart w:id="168" w:name="X2c8fdc1f963588c4e5803538f331fc3ec069650"/>
+    <w:bookmarkEnd w:id="163"/>
+    <w:bookmarkStart w:id="165" w:name="X2c8fdc1f963588c4e5803538f331fc3ec069650"/>
     <w:p>
       <w:pPr>
         <w:pStyle w:val="Bibliography"/>
@@ -5597,7 +5492,7 @@
       <w:r>
         <w:t xml:space="preserve"> </w:t>
       </w:r>
-      <w:hyperlink r:id="rId167">
+      <w:hyperlink r:id="rId164">
         <w:r>
           <w:rPr>
             <w:rStyle w:val="Hyperlink"/>
@@ -5609,8 +5504,8 @@
         <w:t xml:space="preserve">.</w:t>
       </w:r>
     </w:p>
-    <w:bookmarkEnd w:id="168"/>
-    <w:bookmarkStart w:id="170" w:name="ref-millerWhatRelapseFifty1996"/>
+    <w:bookmarkEnd w:id="165"/>
+    <w:bookmarkStart w:id="167" w:name="ref-millerWhatRelapseFifty1996"/>
     <w:p>
       <w:pPr>
         <w:pStyle w:val="Bibliography"/>
@@ -5655,7 +5550,7 @@
       <w:r>
         <w:t xml:space="preserve"> </w:t>
       </w:r>
-      <w:hyperlink r:id="rId169">
+      <w:hyperlink r:id="rId166">
         <w:r>
           <w:rPr>
             <w:rStyle w:val="Hyperlink"/>
@@ -5667,8 +5562,8 @@
         <w:t xml:space="preserve">.</w:t>
       </w:r>
     </w:p>
-    <w:bookmarkEnd w:id="170"/>
-    <w:bookmarkStart w:id="172" w:name="X2c49998dea99682d6b5f0124ff3ae02aa1b44c6"/>
+    <w:bookmarkEnd w:id="167"/>
+    <w:bookmarkStart w:id="169" w:name="X2c49998dea99682d6b5f0124ff3ae02aa1b44c6"/>
     <w:p>
       <w:pPr>
         <w:pStyle w:val="Bibliography"/>
@@ -5713,7 +5608,7 @@
       <w:r>
         <w:t xml:space="preserve"> </w:t>
       </w:r>
-      <w:hyperlink r:id="rId171">
+      <w:hyperlink r:id="rId168">
         <w:r>
           <w:rPr>
             <w:rStyle w:val="Hyperlink"/>
@@ -5725,265 +5620,265 @@
         <w:t xml:space="preserve">.</w:t>
       </w:r>
     </w:p>
+    <w:bookmarkEnd w:id="169"/>
+    <w:bookmarkStart w:id="170" w:name="X10ed27139bf2726a3dc2246fcd4428578cdfcc2"/>
+    <w:p>
+      <w:pPr>
+        <w:pStyle w:val="Bibliography"/>
+      </w:pPr>
+      <w:r>
+        <w:t xml:space="preserve">National Institute on Alcohol Abuse and Alcoholism. 2023a.</w:t>
+      </w:r>
+      <w:r>
+        <w:t xml:space="preserve"> </w:t>
+      </w:r>
+      <w:r>
+        <w:t xml:space="preserve">“Alcohol</w:t>
+      </w:r>
+      <w:r>
+        <w:t xml:space="preserve"> </w:t>
+      </w:r>
+      <w:r>
+        <w:t xml:space="preserve">Treatment</w:t>
+      </w:r>
+      <w:r>
+        <w:t xml:space="preserve"> </w:t>
+      </w:r>
+      <w:r>
+        <w:t xml:space="preserve">in the</w:t>
+      </w:r>
+      <w:r>
+        <w:t xml:space="preserve"> </w:t>
+      </w:r>
+      <w:r>
+        <w:t xml:space="preserve">United States</w:t>
+      </w:r>
+      <w:r>
+        <w:t xml:space="preserve"> </w:t>
+      </w:r>
+      <w:r>
+        <w:t xml:space="preserve"> </w:t>
+      </w:r>
+      <w:r>
+        <w:t xml:space="preserve">National Institute</w:t>
+      </w:r>
+      <w:r>
+        <w:t xml:space="preserve"> </w:t>
+      </w:r>
+      <w:r>
+        <w:t xml:space="preserve">on</w:t>
+      </w:r>
+      <w:r>
+        <w:t xml:space="preserve"> </w:t>
+      </w:r>
+      <w:r>
+        <w:t xml:space="preserve">Alcohol Abuse</w:t>
+      </w:r>
+      <w:r>
+        <w:t xml:space="preserve"> </w:t>
+      </w:r>
+      <w:r>
+        <w:t xml:space="preserve">and</w:t>
+      </w:r>
+      <w:r>
+        <w:t xml:space="preserve"> </w:t>
+      </w:r>
+      <w:r>
+        <w:t xml:space="preserve">Alcoholism</w:t>
+      </w:r>
+      <w:r>
+        <w:t xml:space="preserve"> </w:t>
+      </w:r>
+      <w:r>
+        <w:t xml:space="preserve">(</w:t>
+      </w:r>
+      <w:r>
+        <w:t xml:space="preserve">NIAAA</w:t>
+      </w:r>
+      <w:r>
+        <w:t xml:space="preserve">).”</w:t>
+      </w:r>
+      <w:r>
+        <w:t xml:space="preserve"> </w:t>
+      </w:r>
+      <w:r>
+        <w:t xml:space="preserve">https://www.niaaa.nih.gov/alcohols-effects-health/alcohol-topics/alcohol-facts-and-statistics/alcohol-treatment-united-states.</w:t>
+      </w:r>
+    </w:p>
+    <w:bookmarkEnd w:id="170"/>
+    <w:bookmarkStart w:id="171" w:name="X7d82e15a6eb3257cdf0f7a217921497f7a56ebb"/>
+    <w:p>
+      <w:pPr>
+        <w:pStyle w:val="Bibliography"/>
+      </w:pPr>
+      <w:r>
+        <w:t xml:space="preserve">———. 2023b.</w:t>
+      </w:r>
+      <w:r>
+        <w:t xml:space="preserve"> </w:t>
+      </w:r>
+      <w:r>
+        <w:t xml:space="preserve">“Alcohol</w:t>
+      </w:r>
+      <w:r>
+        <w:t xml:space="preserve"> </w:t>
+      </w:r>
+      <w:r>
+        <w:t xml:space="preserve">Use Disorder</w:t>
+      </w:r>
+      <w:r>
+        <w:t xml:space="preserve"> </w:t>
+      </w:r>
+      <w:r>
+        <w:t xml:space="preserve">(</w:t>
+      </w:r>
+      <w:r>
+        <w:t xml:space="preserve">AUD</w:t>
+      </w:r>
+      <w:r>
+        <w:t xml:space="preserve">) in the</w:t>
+      </w:r>
+      <w:r>
+        <w:t xml:space="preserve"> </w:t>
+      </w:r>
+      <w:r>
+        <w:t xml:space="preserve">United States</w:t>
+      </w:r>
+      <w:r>
+        <w:t xml:space="preserve">:</w:t>
+      </w:r>
+      <w:r>
+        <w:t xml:space="preserve"> </w:t>
+      </w:r>
+      <w:r>
+        <w:t xml:space="preserve">Age Groups</w:t>
+      </w:r>
+      <w:r>
+        <w:t xml:space="preserve"> </w:t>
+      </w:r>
+      <w:r>
+        <w:t xml:space="preserve">and</w:t>
+      </w:r>
+      <w:r>
+        <w:t xml:space="preserve"> </w:t>
+      </w:r>
+      <w:r>
+        <w:t xml:space="preserve">Demographic Characteristics</w:t>
+      </w:r>
+      <w:r>
+        <w:t xml:space="preserve"> </w:t>
+      </w:r>
+      <w:r>
+        <w:t xml:space="preserve"> </w:t>
+      </w:r>
+      <w:r>
+        <w:t xml:space="preserve">National Institute</w:t>
+      </w:r>
+      <w:r>
+        <w:t xml:space="preserve"> </w:t>
+      </w:r>
+      <w:r>
+        <w:t xml:space="preserve">on</w:t>
+      </w:r>
+      <w:r>
+        <w:t xml:space="preserve"> </w:t>
+      </w:r>
+      <w:r>
+        <w:t xml:space="preserve">Alcohol Abuse</w:t>
+      </w:r>
+      <w:r>
+        <w:t xml:space="preserve"> </w:t>
+      </w:r>
+      <w:r>
+        <w:t xml:space="preserve">and</w:t>
+      </w:r>
+      <w:r>
+        <w:t xml:space="preserve"> </w:t>
+      </w:r>
+      <w:r>
+        <w:t xml:space="preserve">Alcoholism</w:t>
+      </w:r>
+      <w:r>
+        <w:t xml:space="preserve"> </w:t>
+      </w:r>
+      <w:r>
+        <w:t xml:space="preserve">(</w:t>
+      </w:r>
+      <w:r>
+        <w:t xml:space="preserve">NIAAA</w:t>
+      </w:r>
+      <w:r>
+        <w:t xml:space="preserve">).”</w:t>
+      </w:r>
+      <w:r>
+        <w:t xml:space="preserve"> </w:t>
+      </w:r>
+      <w:r>
+        <w:t xml:space="preserve">https://www.niaaa.nih.gov/alcohols-effects-health/alcohol-topics/alcohol-facts-and-statistics/alcohol-use-disorder-aud-united-states-age-groups-and-demographic-characteristics.</w:t>
+      </w:r>
+    </w:p>
+    <w:bookmarkEnd w:id="171"/>
+    <w:bookmarkStart w:id="172" w:name="Xefd2679ad72dde34adff1afa8671a6410298df4"/>
+    <w:p>
+      <w:pPr>
+        <w:pStyle w:val="Bibliography"/>
+      </w:pPr>
+      <w:r>
+        <w:t xml:space="preserve">Pennebaker, James W., Ryan L. Boyd, Kayla Jordan, and Kate Blackburn. 2015.</w:t>
+      </w:r>
+      <w:r>
+        <w:t xml:space="preserve"> </w:t>
+      </w:r>
+      <w:r>
+        <w:t xml:space="preserve">“The</w:t>
+      </w:r>
+      <w:r>
+        <w:t xml:space="preserve"> </w:t>
+      </w:r>
+      <w:r>
+        <w:t xml:space="preserve">Development</w:t>
+      </w:r>
+      <w:r>
+        <w:t xml:space="preserve"> </w:t>
+      </w:r>
+      <w:r>
+        <w:t xml:space="preserve">and</w:t>
+      </w:r>
+      <w:r>
+        <w:t xml:space="preserve"> </w:t>
+      </w:r>
+      <w:r>
+        <w:t xml:space="preserve">Psychometric Properties</w:t>
+      </w:r>
+      <w:r>
+        <w:t xml:space="preserve"> </w:t>
+      </w:r>
+      <w:r>
+        <w:t xml:space="preserve">of</w:t>
+      </w:r>
+      <w:r>
+        <w:t xml:space="preserve"> </w:t>
+      </w:r>
+      <w:r>
+        <w:t xml:space="preserve">LIWC2015</w:t>
+      </w:r>
+      <w:r>
+        <w:t xml:space="preserve">,”</w:t>
+      </w:r>
+      <w:r>
+        <w:t xml:space="preserve"> </w:t>
+      </w:r>
+      <w:r>
+        <w:t xml:space="preserve">September.</w:t>
+      </w:r>
+    </w:p>
     <w:bookmarkEnd w:id="172"/>
-    <w:bookmarkStart w:id="173" w:name="X10ed27139bf2726a3dc2246fcd4428578cdfcc2"/>
+    <w:bookmarkStart w:id="174" w:name="ref-perskiAcceptabilityDigitalHealth2021"/>
     <w:p>
       <w:pPr>
         <w:pStyle w:val="Bibliography"/>
       </w:pPr>
       <w:r>
-        <w:t xml:space="preserve">National Institute on Alcohol Abuse and Alcoholism. 2023a.</w:t>
-      </w:r>
-      <w:r>
-        <w:t xml:space="preserve"> </w:t>
-      </w:r>
-      <w:r>
-        <w:t xml:space="preserve">“Alcohol</w:t>
-      </w:r>
-      <w:r>
-        <w:t xml:space="preserve"> </w:t>
-      </w:r>
-      <w:r>
-        <w:t xml:space="preserve">Treatment</w:t>
-      </w:r>
-      <w:r>
-        <w:t xml:space="preserve"> </w:t>
-      </w:r>
-      <w:r>
-        <w:t xml:space="preserve">in the</w:t>
-      </w:r>
-      <w:r>
-        <w:t xml:space="preserve"> </w:t>
-      </w:r>
-      <w:r>
-        <w:t xml:space="preserve">United States</w:t>
-      </w:r>
-      <w:r>
-        <w:t xml:space="preserve"> </w:t>
-      </w:r>
-      <w:r>
-        <w:t xml:space="preserve"> </w:t>
-      </w:r>
-      <w:r>
-        <w:t xml:space="preserve">National Institute</w:t>
-      </w:r>
-      <w:r>
-        <w:t xml:space="preserve"> </w:t>
-      </w:r>
-      <w:r>
-        <w:t xml:space="preserve">on</w:t>
-      </w:r>
-      <w:r>
-        <w:t xml:space="preserve"> </w:t>
-      </w:r>
-      <w:r>
-        <w:t xml:space="preserve">Alcohol Abuse</w:t>
-      </w:r>
-      <w:r>
-        <w:t xml:space="preserve"> </w:t>
-      </w:r>
-      <w:r>
-        <w:t xml:space="preserve">and</w:t>
-      </w:r>
-      <w:r>
-        <w:t xml:space="preserve"> </w:t>
-      </w:r>
-      <w:r>
-        <w:t xml:space="preserve">Alcoholism</w:t>
-      </w:r>
-      <w:r>
-        <w:t xml:space="preserve"> </w:t>
-      </w:r>
-      <w:r>
-        <w:t xml:space="preserve">(</w:t>
-      </w:r>
-      <w:r>
-        <w:t xml:space="preserve">NIAAA</w:t>
-      </w:r>
-      <w:r>
-        <w:t xml:space="preserve">).”</w:t>
-      </w:r>
-      <w:r>
-        <w:t xml:space="preserve"> </w:t>
-      </w:r>
-      <w:r>
-        <w:t xml:space="preserve">https://www.niaaa.nih.gov/alcohols-effects-health/alcohol-topics/alcohol-facts-and-statistics/alcohol-treatment-united-states.</w:t>
-      </w:r>
-    </w:p>
-    <w:bookmarkEnd w:id="173"/>
-    <w:bookmarkStart w:id="174" w:name="X7d82e15a6eb3257cdf0f7a217921497f7a56ebb"/>
-    <w:p>
-      <w:pPr>
-        <w:pStyle w:val="Bibliography"/>
-      </w:pPr>
-      <w:r>
-        <w:t xml:space="preserve">———. 2023b.</w:t>
-      </w:r>
-      <w:r>
-        <w:t xml:space="preserve"> </w:t>
-      </w:r>
-      <w:r>
-        <w:t xml:space="preserve">“Alcohol</w:t>
-      </w:r>
-      <w:r>
-        <w:t xml:space="preserve"> </w:t>
-      </w:r>
-      <w:r>
-        <w:t xml:space="preserve">Use Disorder</w:t>
-      </w:r>
-      <w:r>
-        <w:t xml:space="preserve"> </w:t>
-      </w:r>
-      <w:r>
-        <w:t xml:space="preserve">(</w:t>
-      </w:r>
-      <w:r>
-        <w:t xml:space="preserve">AUD</w:t>
-      </w:r>
-      <w:r>
-        <w:t xml:space="preserve">) in the</w:t>
-      </w:r>
-      <w:r>
-        <w:t xml:space="preserve"> </w:t>
-      </w:r>
-      <w:r>
-        <w:t xml:space="preserve">United States</w:t>
-      </w:r>
-      <w:r>
-        <w:t xml:space="preserve">:</w:t>
-      </w:r>
-      <w:r>
-        <w:t xml:space="preserve"> </w:t>
-      </w:r>
-      <w:r>
-        <w:t xml:space="preserve">Age Groups</w:t>
-      </w:r>
-      <w:r>
-        <w:t xml:space="preserve"> </w:t>
-      </w:r>
-      <w:r>
-        <w:t xml:space="preserve">and</w:t>
-      </w:r>
-      <w:r>
-        <w:t xml:space="preserve"> </w:t>
-      </w:r>
-      <w:r>
-        <w:t xml:space="preserve">Demographic Characteristics</w:t>
-      </w:r>
-      <w:r>
-        <w:t xml:space="preserve"> </w:t>
-      </w:r>
-      <w:r>
-        <w:t xml:space="preserve"> </w:t>
-      </w:r>
-      <w:r>
-        <w:t xml:space="preserve">National Institute</w:t>
-      </w:r>
-      <w:r>
-        <w:t xml:space="preserve"> </w:t>
-      </w:r>
-      <w:r>
-        <w:t xml:space="preserve">on</w:t>
-      </w:r>
-      <w:r>
-        <w:t xml:space="preserve"> </w:t>
-      </w:r>
-      <w:r>
-        <w:t xml:space="preserve">Alcohol Abuse</w:t>
-      </w:r>
-      <w:r>
-        <w:t xml:space="preserve"> </w:t>
-      </w:r>
-      <w:r>
-        <w:t xml:space="preserve">and</w:t>
-      </w:r>
-      <w:r>
-        <w:t xml:space="preserve"> </w:t>
-      </w:r>
-      <w:r>
-        <w:t xml:space="preserve">Alcoholism</w:t>
-      </w:r>
-      <w:r>
-        <w:t xml:space="preserve"> </w:t>
-      </w:r>
-      <w:r>
-        <w:t xml:space="preserve">(</w:t>
-      </w:r>
-      <w:r>
-        <w:t xml:space="preserve">NIAAA</w:t>
-      </w:r>
-      <w:r>
-        <w:t xml:space="preserve">).”</w:t>
-      </w:r>
-      <w:r>
-        <w:t xml:space="preserve"> </w:t>
-      </w:r>
-      <w:r>
-        <w:t xml:space="preserve">https://www.niaaa.nih.gov/alcohols-effects-health/alcohol-topics/alcohol-facts-and-statistics/alcohol-use-disorder-aud-united-states-age-groups-and-demographic-characteristics.</w:t>
-      </w:r>
-    </w:p>
-    <w:bookmarkEnd w:id="174"/>
-    <w:bookmarkStart w:id="175" w:name="Xefd2679ad72dde34adff1afa8671a6410298df4"/>
-    <w:p>
-      <w:pPr>
-        <w:pStyle w:val="Bibliography"/>
-      </w:pPr>
-      <w:r>
-        <w:t xml:space="preserve">Pennebaker, James W., Ryan L. Boyd, Kayla Jordan, and Kate Blackburn. 2015.</w:t>
-      </w:r>
-      <w:r>
-        <w:t xml:space="preserve"> </w:t>
-      </w:r>
-      <w:r>
-        <w:t xml:space="preserve">“The</w:t>
-      </w:r>
-      <w:r>
-        <w:t xml:space="preserve"> </w:t>
-      </w:r>
-      <w:r>
-        <w:t xml:space="preserve">Development</w:t>
-      </w:r>
-      <w:r>
-        <w:t xml:space="preserve"> </w:t>
-      </w:r>
-      <w:r>
-        <w:t xml:space="preserve">and</w:t>
-      </w:r>
-      <w:r>
-        <w:t xml:space="preserve"> </w:t>
-      </w:r>
-      <w:r>
-        <w:t xml:space="preserve">Psychometric Properties</w:t>
-      </w:r>
-      <w:r>
-        <w:t xml:space="preserve"> </w:t>
-      </w:r>
-      <w:r>
-        <w:t xml:space="preserve">of</w:t>
-      </w:r>
-      <w:r>
-        <w:t xml:space="preserve"> </w:t>
-      </w:r>
-      <w:r>
-        <w:t xml:space="preserve">LIWC2015</w:t>
-      </w:r>
-      <w:r>
-        <w:t xml:space="preserve">,”</w:t>
-      </w:r>
-      <w:r>
-        <w:t xml:space="preserve"> </w:t>
-      </w:r>
-      <w:r>
-        <w:t xml:space="preserve">September.</w:t>
-      </w:r>
-    </w:p>
-    <w:bookmarkEnd w:id="175"/>
-    <w:bookmarkStart w:id="177" w:name="ref-perskiAcceptabilityDigitalHealth2021"/>
-    <w:p>
-      <w:pPr>
-        <w:pStyle w:val="Bibliography"/>
-      </w:pPr>
-      <w:r>
         <w:t xml:space="preserve">Perski, Olga, and Camille E. Short. 2021.</w:t>
       </w:r>
       <w:r>
@@ -6011,7 +5906,7 @@
       <w:r>
         <w:t xml:space="preserve"> </w:t>
       </w:r>
-      <w:hyperlink r:id="rId176">
+      <w:hyperlink r:id="rId173">
         <w:r>
           <w:rPr>
             <w:rStyle w:val="Hyperlink"/>
@@ -6023,8 +5918,8 @@
         <w:t xml:space="preserve">.</w:t>
       </w:r>
     </w:p>
-    <w:bookmarkEnd w:id="177"/>
-    <w:bookmarkStart w:id="179" w:name="Xb003b0f0cdb6de2c73ba14c880bf3ed3d4d8add"/>
+    <w:bookmarkEnd w:id="174"/>
+    <w:bookmarkStart w:id="176" w:name="Xb003b0f0cdb6de2c73ba14c880bf3ed3d4d8add"/>
     <w:p>
       <w:pPr>
         <w:pStyle w:val="Bibliography"/>
@@ -6111,7 +6006,7 @@
       <w:r>
         <w:t xml:space="preserve"> </w:t>
       </w:r>
-      <w:hyperlink r:id="rId178">
+      <w:hyperlink r:id="rId175">
         <w:r>
           <w:rPr>
             <w:rStyle w:val="Hyperlink"/>
@@ -6123,8 +6018,8 @@
         <w:t xml:space="preserve">.</w:t>
       </w:r>
     </w:p>
-    <w:bookmarkEnd w:id="179"/>
-    <w:bookmarkStart w:id="181" w:name="Xbb4506c53ef69c4b172ea82120c613272a44938"/>
+    <w:bookmarkEnd w:id="176"/>
+    <w:bookmarkStart w:id="178" w:name="Xbb4506c53ef69c4b172ea82120c613272a44938"/>
     <w:p>
       <w:pPr>
         <w:pStyle w:val="Bibliography"/>
@@ -6175,7 +6070,7 @@
       <w:r>
         <w:t xml:space="preserve"> </w:t>
       </w:r>
-      <w:hyperlink r:id="rId180">
+      <w:hyperlink r:id="rId177">
         <w:r>
           <w:rPr>
             <w:rStyle w:val="Hyperlink"/>
@@ -6187,8 +6082,8 @@
         <w:t xml:space="preserve">.</w:t>
       </w:r>
     </w:p>
-    <w:bookmarkEnd w:id="181"/>
-    <w:bookmarkStart w:id="183" w:name="ref-probstAlcoholUseDisorder2015"/>
+    <w:bookmarkEnd w:id="178"/>
+    <w:bookmarkStart w:id="180" w:name="ref-probstAlcoholUseDisorder2015"/>
     <w:p>
       <w:pPr>
         <w:pStyle w:val="Bibliography"/>
@@ -6233,7 +6128,7 @@
       <w:r>
         <w:t xml:space="preserve"> </w:t>
       </w:r>
-      <w:hyperlink r:id="rId182">
+      <w:hyperlink r:id="rId179">
         <w:r>
           <w:rPr>
             <w:rStyle w:val="Hyperlink"/>
@@ -6245,8 +6140,8 @@
         <w:t xml:space="preserve">.</w:t>
       </w:r>
     </w:p>
-    <w:bookmarkEnd w:id="183"/>
-    <w:bookmarkStart w:id="185" w:name="ref-sacks2010NationalState2015a"/>
+    <w:bookmarkEnd w:id="180"/>
+    <w:bookmarkStart w:id="182" w:name="ref-sacks2010NationalState2015a"/>
     <w:p>
       <w:pPr>
         <w:pStyle w:val="Bibliography"/>
@@ -6312,7 +6207,7 @@
       <w:r>
         <w:t xml:space="preserve"> </w:t>
       </w:r>
-      <w:hyperlink r:id="rId184">
+      <w:hyperlink r:id="rId181">
         <w:r>
           <w:rPr>
             <w:rStyle w:val="Hyperlink"/>
@@ -6324,8 +6219,8 @@
         <w:t xml:space="preserve">.</w:t>
       </w:r>
     </w:p>
-    <w:bookmarkEnd w:id="185"/>
-    <w:bookmarkStart w:id="187" w:name="X09d525bde5cdf46e9beb75f4b54b37f879a73a6"/>
+    <w:bookmarkEnd w:id="182"/>
+    <w:bookmarkStart w:id="184" w:name="X09d525bde5cdf46e9beb75f4b54b37f879a73a6"/>
     <w:p>
       <w:pPr>
         <w:pStyle w:val="Bibliography"/>
@@ -6400,7 +6295,7 @@
       <w:r>
         <w:t xml:space="preserve"> </w:t>
       </w:r>
-      <w:hyperlink r:id="rId186">
+      <w:hyperlink r:id="rId183">
         <w:r>
           <w:rPr>
             <w:rStyle w:val="Hyperlink"/>
@@ -6412,8 +6307,8 @@
         <w:t xml:space="preserve">.</w:t>
       </w:r>
     </w:p>
-    <w:bookmarkEnd w:id="187"/>
-    <w:bookmarkStart w:id="189" w:name="ref-scottPathwaysRelapseTreatment2005"/>
+    <w:bookmarkEnd w:id="184"/>
+    <w:bookmarkStart w:id="186" w:name="ref-scottPathwaysRelapseTreatment2005"/>
     <w:p>
       <w:pPr>
         <w:pStyle w:val="Bibliography"/>
@@ -6446,7 +6341,7 @@
       <w:r>
         <w:t xml:space="preserve"> </w:t>
       </w:r>
-      <w:hyperlink r:id="rId188">
+      <w:hyperlink r:id="rId185">
         <w:r>
           <w:rPr>
             <w:rStyle w:val="Hyperlink"/>
@@ -6458,8 +6353,8 @@
         <w:t xml:space="preserve">.</w:t>
       </w:r>
     </w:p>
-    <w:bookmarkEnd w:id="189"/>
-    <w:bookmarkStart w:id="191" w:name="ref-sedarousCultureStigmaInequities2023"/>
+    <w:bookmarkEnd w:id="186"/>
+    <w:bookmarkStart w:id="188" w:name="ref-sedarousCultureStigmaInequities2023"/>
     <w:p>
       <w:pPr>
         <w:pStyle w:val="Bibliography"/>
@@ -6492,7 +6387,7 @@
       <w:r>
         <w:t xml:space="preserve"> </w:t>
       </w:r>
-      <w:hyperlink r:id="rId190">
+      <w:hyperlink r:id="rId187">
         <w:r>
           <w:rPr>
             <w:rStyle w:val="Hyperlink"/>
@@ -6504,8 +6399,8 @@
         <w:t xml:space="preserve">.</w:t>
       </w:r>
     </w:p>
-    <w:bookmarkEnd w:id="191"/>
-    <w:bookmarkStart w:id="193" w:name="ref-stoutPredictiveValidityMarlatt1996"/>
+    <w:bookmarkEnd w:id="188"/>
+    <w:bookmarkStart w:id="190" w:name="ref-stoutPredictiveValidityMarlatt1996"/>
     <w:p>
       <w:pPr>
         <w:pStyle w:val="Bibliography"/>
@@ -6547,7 +6442,7 @@
       <w:r>
         <w:t xml:space="preserve"> </w:t>
       </w:r>
-      <w:hyperlink r:id="rId192">
+      <w:hyperlink r:id="rId189">
         <w:r>
           <w:rPr>
             <w:rStyle w:val="Hyperlink"/>
@@ -6559,8 +6454,8 @@
         <w:t xml:space="preserve">.</w:t>
       </w:r>
     </w:p>
-    <w:bookmarkEnd w:id="193"/>
-    <w:bookmarkStart w:id="195" w:name="X96f53643d6f2371e92547a3958d3a6315a75b64"/>
+    <w:bookmarkEnd w:id="190"/>
+    <w:bookmarkStart w:id="192" w:name="X96f53643d6f2371e92547a3958d3a6315a75b64"/>
     <w:p>
       <w:pPr>
         <w:pStyle w:val="Bibliography"/>
@@ -6635,7 +6530,7 @@
       <w:r>
         <w:t xml:space="preserve"> </w:t>
       </w:r>
-      <w:hyperlink r:id="rId194">
+      <w:hyperlink r:id="rId191">
         <w:r>
           <w:rPr>
             <w:rStyle w:val="Hyperlink"/>
@@ -6647,8 +6542,8 @@
         <w:t xml:space="preserve">.</w:t>
       </w:r>
     </w:p>
-    <w:bookmarkEnd w:id="195"/>
-    <w:bookmarkStart w:id="197" w:name="ref-toValidationAlcoholMisuse2020"/>
+    <w:bookmarkEnd w:id="192"/>
+    <w:bookmarkStart w:id="194" w:name="ref-toValidationAlcoholMisuse2020"/>
     <w:p>
       <w:pPr>
         <w:pStyle w:val="Bibliography"/>
@@ -6681,7 +6576,7 @@
       <w:r>
         <w:t xml:space="preserve"> </w:t>
       </w:r>
-      <w:hyperlink r:id="rId196">
+      <w:hyperlink r:id="rId193">
         <w:r>
           <w:rPr>
             <w:rStyle w:val="Hyperlink"/>
@@ -6693,8 +6588,8 @@
         <w:t xml:space="preserve">.</w:t>
       </w:r>
     </w:p>
-    <w:bookmarkEnd w:id="197"/>
-    <w:bookmarkStart w:id="199" w:name="ref-topazExtractingAlcoholSubstance2019"/>
+    <w:bookmarkEnd w:id="194"/>
+    <w:bookmarkStart w:id="196" w:name="ref-topazExtractingAlcoholSubstance2019"/>
     <w:p>
       <w:pPr>
         <w:pStyle w:val="Bibliography"/>
@@ -6889,7 +6784,7 @@
       <w:r>
         <w:t xml:space="preserve"> </w:t>
       </w:r>
-      <w:hyperlink r:id="rId198">
+      <w:hyperlink r:id="rId195">
         <w:r>
           <w:rPr>
             <w:rStyle w:val="Hyperlink"/>
@@ -6901,8 +6796,8 @@
         <w:t xml:space="preserve">.</w:t>
       </w:r>
     </w:p>
-    <w:bookmarkEnd w:id="199"/>
-    <w:bookmarkStart w:id="201" w:name="Xc23b9258642a07a427764ca5f1401675cd78fe8"/>
+    <w:bookmarkEnd w:id="196"/>
+    <w:bookmarkStart w:id="198" w:name="Xc23b9258642a07a427764ca5f1401675cd78fe8"/>
     <w:p>
       <w:pPr>
         <w:pStyle w:val="Bibliography"/>
@@ -6992,7 +6887,7 @@
       <w:r>
         <w:t xml:space="preserve"> </w:t>
       </w:r>
-      <w:hyperlink r:id="rId200">
+      <w:hyperlink r:id="rId197">
         <w:r>
           <w:rPr>
             <w:rStyle w:val="Hyperlink"/>
@@ -7004,8 +6899,8 @@
         <w:t xml:space="preserve">.</w:t>
       </w:r>
     </w:p>
-    <w:bookmarkEnd w:id="201"/>
-    <w:bookmarkStart w:id="203" w:name="ref-verissimoInfluenceGenderRace2017"/>
+    <w:bookmarkEnd w:id="198"/>
+    <w:bookmarkStart w:id="200" w:name="ref-verissimoInfluenceGenderRace2017"/>
     <w:p>
       <w:pPr>
         <w:pStyle w:val="Bibliography"/>
@@ -7038,7 +6933,7 @@
       <w:r>
         <w:t xml:space="preserve"> </w:t>
       </w:r>
-      <w:hyperlink r:id="rId202">
+      <w:hyperlink r:id="rId199">
         <w:r>
           <w:rPr>
             <w:rStyle w:val="Hyperlink"/>
@@ -7050,8 +6945,8 @@
         <w:t xml:space="preserve">.</w:t>
       </w:r>
     </w:p>
-    <w:bookmarkEnd w:id="203"/>
-    <w:bookmarkStart w:id="205" w:name="X4d3b90c1d1a7aedd64897841630d176922ff5c5"/>
+    <w:bookmarkEnd w:id="200"/>
+    <w:bookmarkStart w:id="202" w:name="X4d3b90c1d1a7aedd64897841630d176922ff5c5"/>
     <w:p>
       <w:pPr>
         <w:pStyle w:val="Bibliography"/>
@@ -7084,7 +6979,7 @@
       <w:r>
         <w:t xml:space="preserve"> </w:t>
       </w:r>
-      <w:hyperlink r:id="rId204">
+      <w:hyperlink r:id="rId201">
         <w:r>
           <w:rPr>
             <w:rStyle w:val="Hyperlink"/>
@@ -7096,8 +6991,8 @@
         <w:t xml:space="preserve">.</w:t>
       </w:r>
     </w:p>
-    <w:bookmarkEnd w:id="205"/>
-    <w:bookmarkStart w:id="207" w:name="Xdc00f0b24416f0cd67e677fa7ea98976cb76b78"/>
+    <w:bookmarkEnd w:id="202"/>
+    <w:bookmarkStart w:id="204" w:name="Xdc00f0b24416f0cd67e677fa7ea98976cb76b78"/>
     <w:p>
       <w:pPr>
         <w:pStyle w:val="Bibliography"/>
@@ -7178,7 +7073,7 @@
       <w:r>
         <w:t xml:space="preserve"> </w:t>
       </w:r>
-      <w:hyperlink r:id="rId206">
+      <w:hyperlink r:id="rId203">
         <w:r>
           <w:rPr>
             <w:rStyle w:val="Hyperlink"/>
@@ -7190,8 +7085,8 @@
         <w:t xml:space="preserve">.</w:t>
       </w:r>
     </w:p>
-    <w:bookmarkEnd w:id="207"/>
-    <w:bookmarkStart w:id="209" w:name="Xfdbd9b98dcf52cd76d09b25ddfd802e4e88441f"/>
+    <w:bookmarkEnd w:id="204"/>
+    <w:bookmarkStart w:id="206" w:name="Xfdbd9b98dcf52cd76d09b25ddfd802e4e88441f"/>
     <w:p>
       <w:pPr>
         <w:pStyle w:val="Bibliography"/>
@@ -7278,7 +7173,7 @@
       <w:r>
         <w:t xml:space="preserve"> </w:t>
       </w:r>
-      <w:hyperlink r:id="rId208">
+      <w:hyperlink r:id="rId205">
         <w:r>
           <w:rPr>
             <w:rStyle w:val="Hyperlink"/>
@@ -7290,8 +7185,8 @@
         <w:t xml:space="preserve">.</w:t>
       </w:r>
     </w:p>
-    <w:bookmarkEnd w:id="209"/>
-    <w:bookmarkStart w:id="211" w:name="Xd410df898383a3f6b94baeff92b08b2a4966eb6"/>
+    <w:bookmarkEnd w:id="206"/>
+    <w:bookmarkStart w:id="208" w:name="Xd410df898383a3f6b94baeff92b08b2a4966eb6"/>
     <w:p>
       <w:pPr>
         <w:pStyle w:val="Bibliography"/>
@@ -7342,7 +7237,7 @@
       <w:r>
         <w:t xml:space="preserve"> </w:t>
       </w:r>
-      <w:hyperlink r:id="rId210">
+      <w:hyperlink r:id="rId207">
         <w:r>
           <w:rPr>
             <w:rStyle w:val="Hyperlink"/>
@@ -7354,8 +7249,8 @@
         <w:t xml:space="preserve">.</w:t>
       </w:r>
     </w:p>
-    <w:bookmarkEnd w:id="211"/>
-    <w:bookmarkStart w:id="213" w:name="Xcff35f2cf9ec03e2e988d7302a2859198fb713c"/>
+    <w:bookmarkEnd w:id="208"/>
+    <w:bookmarkStart w:id="210" w:name="Xcff35f2cf9ec03e2e988d7302a2859198fb713c"/>
     <w:p>
       <w:pPr>
         <w:pStyle w:val="Bibliography"/>
@@ -7439,7 +7334,7 @@
       <w:r>
         <w:t xml:space="preserve"> </w:t>
       </w:r>
-      <w:hyperlink r:id="rId212">
+      <w:hyperlink r:id="rId209">
         <w:r>
           <w:rPr>
             <w:rStyle w:val="Hyperlink"/>
@@ -7451,8 +7346,8 @@
         <w:t xml:space="preserve">.</w:t>
       </w:r>
     </w:p>
-    <w:bookmarkEnd w:id="213"/>
-    <w:bookmarkStart w:id="215" w:name="Xc14b7c1ad4860604e4f16cd318ff1ed0b3b66a5"/>
+    <w:bookmarkEnd w:id="210"/>
+    <w:bookmarkStart w:id="212" w:name="Xc14b7c1ad4860604e4f16cd318ff1ed0b3b66a5"/>
     <w:p>
       <w:pPr>
         <w:pStyle w:val="Bibliography"/>
@@ -7503,7 +7398,7 @@
       <w:r>
         <w:t xml:space="preserve"> </w:t>
       </w:r>
-      <w:hyperlink r:id="rId214">
+      <w:hyperlink r:id="rId211">
         <w:r>
           <w:rPr>
             <w:rStyle w:val="Hyperlink"/>
@@ -7515,8 +7410,8 @@
         <w:t xml:space="preserve">.</w:t>
       </w:r>
     </w:p>
-    <w:bookmarkEnd w:id="215"/>
-    <w:bookmarkStart w:id="217" w:name="ref-wyantMachineLearningModels2024"/>
+    <w:bookmarkEnd w:id="212"/>
+    <w:bookmarkStart w:id="214" w:name="ref-wyantMachineLearningModels2024"/>
     <w:p>
       <w:pPr>
         <w:pStyle w:val="Bibliography"/>
@@ -7549,7 +7444,7 @@
       <w:r>
         <w:t xml:space="preserve"> </w:t>
       </w:r>
-      <w:hyperlink r:id="rId216">
+      <w:hyperlink r:id="rId213">
         <w:r>
           <w:rPr>
             <w:rStyle w:val="Hyperlink"/>
@@ -7561,8 +7456,8 @@
         <w:t xml:space="preserve">.</w:t>
       </w:r>
     </w:p>
-    <w:bookmarkEnd w:id="217"/>
-    <w:bookmarkStart w:id="219" w:name="X995ee0d7cc70552d8fe297105eae4df7b8bb829"/>
+    <w:bookmarkEnd w:id="214"/>
+    <w:bookmarkStart w:id="216" w:name="X995ee0d7cc70552d8fe297105eae4df7b8bb829"/>
     <w:p>
       <w:pPr>
         <w:pStyle w:val="Bibliography"/>
@@ -7652,7 +7547,7 @@
       <w:r>
         <w:t xml:space="preserve"> </w:t>
       </w:r>
-      <w:hyperlink r:id="rId218">
+      <w:hyperlink r:id="rId215">
         <w:r>
           <w:rPr>
             <w:rStyle w:val="Hyperlink"/>
@@ -7664,9 +7559,9 @@
         <w:t xml:space="preserve">.</w:t>
       </w:r>
     </w:p>
-    <w:bookmarkEnd w:id="219"/>
-    <w:bookmarkEnd w:id="220"/>
-    <w:bookmarkEnd w:id="221"/>
+    <w:bookmarkEnd w:id="216"/>
+    <w:bookmarkEnd w:id="217"/>
+    <w:bookmarkEnd w:id="218"/>
     <w:sectPr/>
   </w:body>
 </w:document>

--- a/index.docx
+++ b/index.docx
@@ -2642,111 +2642,6 @@
         <w:tblLook w:firstRow="0" w:lastRow="0" w:firstColumn="0" w:lastColumn="0" w:noHBand="0" w:noVBand="0" w:val="0000"/>
       </w:tblPr>
       <w:tblGrid>
-        <w:gridCol w:w="7920"/>
-      </w:tblGrid>
-      <w:tr>
-        <w:tc>
-          <w:tcPr/>
-          <w:bookmarkStart w:id="80" w:name="fig-message_count_1week"/>
-          <w:p>
-            <w:pPr>
-              <w:pStyle w:val="Compact"/>
-              <w:jc w:val="center"/>
-            </w:pPr>
-            <w:r>
-              <w:drawing>
-                <wp:inline>
-                  <wp:extent cx="5334000" cy="3810000"/>
-                  <wp:effectExtent b="0" l="0" r="0" t="0"/>
-                  <wp:docPr descr="" title="" id="78" name="Picture"/>
-                  <a:graphic>
-                    <a:graphicData uri="http://schemas.openxmlformats.org/drawingml/2006/picture">
-                      <pic:pic>
-                        <pic:nvPicPr>
-                          <pic:cNvPr descr="index_files/figure-docx/notebooks-eda_messages-fig-message_count_1week-output-2.png" id="79" name="Picture"/>
-                          <pic:cNvPicPr>
-                            <a:picLocks noChangeArrowheads="1" noChangeAspect="1"/>
-                          </pic:cNvPicPr>
-                        </pic:nvPicPr>
-                        <pic:blipFill>
-                          <a:blip r:embed="rId77"/>
-                          <a:stretch>
-                            <a:fillRect/>
-                          </a:stretch>
-                        </pic:blipFill>
-                        <pic:spPr bwMode="auto">
-                          <a:xfrm>
-                            <a:off x="0" y="0"/>
-                            <a:ext cx="5334000" cy="3810000"/>
-                          </a:xfrm>
-                          <a:prstGeom prst="rect">
-                            <a:avLst/>
-                          </a:prstGeom>
-                          <a:noFill/>
-                          <a:ln w="9525">
-                            <a:noFill/>
-                            <a:headEnd/>
-                            <a:tailEnd/>
-                          </a:ln>
-                        </pic:spPr>
-                      </pic:pic>
-                    </a:graphicData>
-                  </a:graphic>
-                </wp:inline>
-              </w:drawing>
-            </w:r>
-          </w:p>
-          <w:p>
-            <w:pPr>
-              <w:jc w:val="center"/>
-            </w:pPr>
-            <w:pPr>
-              <w:jc w:val="start"/>
-              <w:spacing w:before="200"/>
-              <w:pStyle w:val="ImageCaption"/>
-            </w:pPr>
-            <w:r>
-              <w:t xml:space="preserve">Figure 8: Distribution of Message Counts in the 1-Week Prediction Window</w:t>
-            </w:r>
-          </w:p>
-          <w:bookmarkEnd w:id="80"/>
-        </w:tc>
-      </w:tr>
-    </w:tbl>
-    <w:p>
-      <w:pPr>
-        <w:pStyle w:val="BodyText"/>
-      </w:pPr>
-      <w:r>
-        <w:rPr>
-          <w:vertAlign w:val="subscript"/>
-        </w:rPr>
-        <w:t xml:space="preserve">Source:</w:t>
-      </w:r>
-      <w:r>
-        <w:rPr>
-          <w:vertAlign w:val="subscript"/>
-        </w:rPr>
-        <w:t xml:space="preserve"> </w:t>
-      </w:r>
-      <w:hyperlink r:id="rId81">
-        <w:r>
-          <w:rPr>
-            <w:rStyle w:val="Hyperlink"/>
-            <w:vertAlign w:val="subscript"/>
-          </w:rPr>
-          <w:t xml:space="preserve">EDA on Raw Messages</w:t>
-        </w:r>
-      </w:hyperlink>
-    </w:p>
-    <w:tbl>
-      <w:tblPr>
-        <w:tblStyle w:val="Table"/>
-        <w:tblW w:type="pct" w:w="5000"/>
-        <w:tblLayout w:type="fixed"/>
-        <w:tblLook w:firstRow="0" w:lastRow="0" w:firstColumn="0" w:lastColumn="0" w:noHBand="0" w:noVBand="0" w:val="0000"/>
-      </w:tblPr>
-      <w:tblGrid>
         <w:gridCol w:w="3960"/>
         <w:gridCol w:w="3960"/>
       </w:tblGrid>
@@ -2766,7 +2661,117 @@
             <w:tr>
               <w:tc>
                 <w:tcPr/>
-                <w:bookmarkStart w:id="85" w:name="fig-message_count_1week_byid"/>
+                <w:bookmarkStart w:id="80" w:name="fig-message_count_1week_byid"/>
+                <w:p>
+                  <w:pPr>
+                    <w:pStyle w:val="Compact"/>
+                    <w:jc w:val="center"/>
+                    <w:jc w:val="left"/>
+                  </w:pPr>
+                  <w:r>
+                    <w:drawing>
+                      <wp:inline>
+                        <wp:extent cx="5334000" cy="3810000"/>
+                        <wp:effectExtent b="0" l="0" r="0" t="0"/>
+                        <wp:docPr descr="" title="" id="78" name="Picture"/>
+                        <a:graphic>
+                          <a:graphicData uri="http://schemas.openxmlformats.org/drawingml/2006/picture">
+                            <pic:pic>
+                              <pic:nvPicPr>
+                                <pic:cNvPr descr="index_files/figure-docx/notebooks-eda_messages-fig-message_count_1week_byid-output-2.png" id="79" name="Picture"/>
+                                <pic:cNvPicPr>
+                                  <a:picLocks noChangeArrowheads="1" noChangeAspect="1"/>
+                                </pic:cNvPicPr>
+                              </pic:nvPicPr>
+                              <pic:blipFill>
+                                <a:blip r:embed="rId77"/>
+                                <a:stretch>
+                                  <a:fillRect/>
+                                </a:stretch>
+                              </pic:blipFill>
+                              <pic:spPr bwMode="auto">
+                                <a:xfrm>
+                                  <a:off x="0" y="0"/>
+                                  <a:ext cx="5334000" cy="3810000"/>
+                                </a:xfrm>
+                                <a:prstGeom prst="rect">
+                                  <a:avLst/>
+                                </a:prstGeom>
+                                <a:noFill/>
+                                <a:ln w="9525">
+                                  <a:noFill/>
+                                  <a:headEnd/>
+                                  <a:tailEnd/>
+                                </a:ln>
+                              </pic:spPr>
+                            </pic:pic>
+                          </a:graphicData>
+                        </a:graphic>
+                      </wp:inline>
+                    </w:drawing>
+                  </w:r>
+                </w:p>
+                <w:p>
+                  <w:pPr>
+                    <w:jc w:val="center"/>
+                    <w:jc w:val="left"/>
+                  </w:pPr>
+                  <w:pPr>
+                    <w:jc w:val="start"/>
+                    <w:spacing w:before="200"/>
+                    <w:pStyle w:val="ImageCaption"/>
+                  </w:pPr>
+                  <w:r>
+                    <w:t xml:space="preserve">Figure 8: Distribution of Message Counts by Subject in the 1-Week Prediction Window</w:t>
+                  </w:r>
+                </w:p>
+                <w:bookmarkEnd w:id="80"/>
+              </w:tc>
+            </w:tr>
+          </w:tbl>
+          <w:p>
+            <w:pPr>
+              <w:jc w:val="left"/>
+            </w:pPr>
+            <w:r>
+              <w:rPr>
+                <w:vertAlign w:val="subscript"/>
+              </w:rPr>
+              <w:t xml:space="preserve">Source:</w:t>
+            </w:r>
+            <w:r>
+              <w:rPr>
+                <w:vertAlign w:val="subscript"/>
+              </w:rPr>
+              <w:t xml:space="preserve"> </w:t>
+            </w:r>
+            <w:hyperlink r:id="rId81">
+              <w:r>
+                <w:rPr>
+                  <w:rStyle w:val="Hyperlink"/>
+                  <w:vertAlign w:val="subscript"/>
+                </w:rPr>
+                <w:t xml:space="preserve">EDA on Raw Messages</w:t>
+              </w:r>
+            </w:hyperlink>
+          </w:p>
+        </w:tc>
+        <w:tc>
+          <w:tcPr/>
+          <w:tbl>
+            <w:tblPr>
+              <w:tblStyle w:val="Table"/>
+              <w:tblW w:type="pct" w:w="5000"/>
+              <w:tblLayout w:type="fixed"/>
+              <w:tblLook w:firstRow="0" w:lastRow="0" w:firstColumn="0" w:lastColumn="0" w:noHBand="0" w:noVBand="0" w:val="0000"/>
+            </w:tblPr>
+            <w:tblGrid>
+              <w:gridCol w:w="7920"/>
+            </w:tblGrid>
+            <w:tr>
+              <w:tc>
+                <w:tcPr/>
+                <w:bookmarkStart w:id="85" w:name="fig-missingness_1week_byid"/>
                 <w:p>
                   <w:pPr>
                     <w:pStyle w:val="Compact"/>
@@ -2783,7 +2788,7 @@
                           <a:graphicData uri="http://schemas.openxmlformats.org/drawingml/2006/picture">
                             <pic:pic>
                               <pic:nvPicPr>
-                                <pic:cNvPr descr="index_files/figure-docx/notebooks-eda_messages-fig-message_count_1week_byid-output-2.png" id="84" name="Picture"/>
+                                <pic:cNvPr descr="index_files/figure-docx/notebooks-eda_messages-fig-missingness_1week_byid-output-2.png" id="84" name="Picture"/>
                                 <pic:cNvPicPr>
                                   <a:picLocks noChangeArrowheads="1" noChangeAspect="1"/>
                                 </pic:cNvPicPr>
@@ -2827,7 +2832,7 @@
                     <w:pStyle w:val="ImageCaption"/>
                   </w:pPr>
                   <w:r>
-                    <w:t xml:space="preserve">Figure 9: Distribution of Message Counts by Subject in the 1-Week Prediction Window</w:t>
+                    <w:t xml:space="preserve">Figure 9: Distribution of Missingness by Subject in the 1-Week Prediction Window</w:t>
                   </w:r>
                 </w:p>
                 <w:bookmarkEnd w:id="85"/>
@@ -2861,6 +2866,24 @@
             </w:hyperlink>
           </w:p>
         </w:tc>
+      </w:tr>
+    </w:tbl>
+    <w:p>
+      <w:pPr>
+        <w:framePr w:w="0" w:h="0" w:vAnchor="margin" w:hAnchor="margin" w:xAlign="right" w:yAlign="top"/>
+      </w:pPr>
+    </w:p>
+    <w:tbl>
+      <w:tblPr>
+        <w:tblStyle w:val="Table"/>
+        <w:tblW w:type="pct" w:w="2500"/>
+        <w:tblLayout w:type="fixed"/>
+        <w:tblLook w:firstRow="0" w:lastRow="0" w:firstColumn="0" w:lastColumn="0" w:noHBand="0" w:noVBand="0" w:val="0000"/>
+      </w:tblPr>
+      <w:tblGrid>
+        <w:gridCol w:w="3960"/>
+      </w:tblGrid>
+      <w:tr>
         <w:tc>
           <w:tcPr/>
           <w:tbl>
@@ -2876,7 +2899,7 @@
             <w:tr>
               <w:tc>
                 <w:tcPr/>
-                <w:bookmarkStart w:id="90" w:name="fig-missingness_1week_byid"/>
+                <w:bookmarkStart w:id="90" w:name="fig-message_count_1week"/>
                 <w:p>
                   <w:pPr>
                     <w:pStyle w:val="Compact"/>
@@ -2893,7 +2916,7 @@
                           <a:graphicData uri="http://schemas.openxmlformats.org/drawingml/2006/picture">
                             <pic:pic>
                               <pic:nvPicPr>
-                                <pic:cNvPr descr="index_files/figure-docx/notebooks-eda_messages-fig-missingness_1week_byid-output-2.png" id="89" name="Picture"/>
+                                <pic:cNvPr descr="index_files/figure-docx/notebooks-eda_messages-fig-message_count_1week-output-2.png" id="89" name="Picture"/>
                                 <pic:cNvPicPr>
                                   <a:picLocks noChangeArrowheads="1" noChangeAspect="1"/>
                                 </pic:cNvPicPr>
@@ -2937,7 +2960,7 @@
                     <w:pStyle w:val="ImageCaption"/>
                   </w:pPr>
                   <w:r>
-                    <w:t xml:space="preserve">Figure 10: Distribution of Missingness by Subject in the 1-Week Prediction Window</w:t>
+                    <w:t xml:space="preserve">Figure 10: Distribution of Message Counts in the 1-Week Prediction Window</w:t>
                   </w:r>
                 </w:p>
                 <w:bookmarkEnd w:id="90"/>

--- a/index.docx
+++ b/index.docx
@@ -2539,7 +2539,7 @@
                   <w:r>
                     <w:drawing>
                       <wp:inline>
-                        <wp:extent cx="5334000" cy="4267200"/>
+                        <wp:extent cx="5334000" cy="3556000"/>
                         <wp:effectExtent b="0" l="0" r="0" t="0"/>
                         <wp:docPr descr="" title="" id="73" name="Picture"/>
                         <a:graphic>
@@ -2560,7 +2560,7 @@
                               <pic:spPr bwMode="auto">
                                 <a:xfrm>
                                   <a:off x="0" y="0"/>
-                                  <a:ext cx="5334000" cy="4267200"/>
+                                  <a:ext cx="5334000" cy="3556000"/>
                                 </a:xfrm>
                                 <a:prstGeom prst="rect">
                                   <a:avLst/>

--- a/index.docx
+++ b/index.docx
@@ -2272,6 +2272,111 @@
         <w:tblLook w:firstRow="0" w:lastRow="0" w:firstColumn="0" w:lastColumn="0" w:noHBand="0" w:noVBand="0" w:val="0000"/>
       </w:tblPr>
       <w:tblGrid>
+        <w:gridCol w:w="7920"/>
+      </w:tblGrid>
+      <w:tr>
+        <w:tc>
+          <w:tcPr/>
+          <w:bookmarkStart w:id="65" w:name="fig-message_count_3day"/>
+          <w:p>
+            <w:pPr>
+              <w:pStyle w:val="Compact"/>
+              <w:jc w:val="center"/>
+            </w:pPr>
+            <w:r>
+              <w:drawing>
+                <wp:inline>
+                  <wp:extent cx="5334000" cy="2667000"/>
+                  <wp:effectExtent b="0" l="0" r="0" t="0"/>
+                  <wp:docPr descr="" title="" id="63" name="Picture"/>
+                  <a:graphic>
+                    <a:graphicData uri="http://schemas.openxmlformats.org/drawingml/2006/picture">
+                      <pic:pic>
+                        <pic:nvPicPr>
+                          <pic:cNvPr descr="index_files/figure-docx/notebooks-eda_messages-fig-message_count_3day-output-2.png" id="64" name="Picture"/>
+                          <pic:cNvPicPr>
+                            <a:picLocks noChangeArrowheads="1" noChangeAspect="1"/>
+                          </pic:cNvPicPr>
+                        </pic:nvPicPr>
+                        <pic:blipFill>
+                          <a:blip r:embed="rId62"/>
+                          <a:stretch>
+                            <a:fillRect/>
+                          </a:stretch>
+                        </pic:blipFill>
+                        <pic:spPr bwMode="auto">
+                          <a:xfrm>
+                            <a:off x="0" y="0"/>
+                            <a:ext cx="5334000" cy="2667000"/>
+                          </a:xfrm>
+                          <a:prstGeom prst="rect">
+                            <a:avLst/>
+                          </a:prstGeom>
+                          <a:noFill/>
+                          <a:ln w="9525">
+                            <a:noFill/>
+                            <a:headEnd/>
+                            <a:tailEnd/>
+                          </a:ln>
+                        </pic:spPr>
+                      </pic:pic>
+                    </a:graphicData>
+                  </a:graphic>
+                </wp:inline>
+              </w:drawing>
+            </w:r>
+          </w:p>
+          <w:p>
+            <w:pPr>
+              <w:jc w:val="center"/>
+            </w:pPr>
+            <w:pPr>
+              <w:jc w:val="start"/>
+              <w:spacing w:before="200"/>
+              <w:pStyle w:val="ImageCaption"/>
+            </w:pPr>
+            <w:r>
+              <w:t xml:space="preserve">Figure 5: Distribution of Message Counts in the 3-Day Prediction Window</w:t>
+            </w:r>
+          </w:p>
+          <w:bookmarkEnd w:id="65"/>
+        </w:tc>
+      </w:tr>
+    </w:tbl>
+    <w:p>
+      <w:pPr>
+        <w:pStyle w:val="BodyText"/>
+      </w:pPr>
+      <w:r>
+        <w:rPr>
+          <w:vertAlign w:val="subscript"/>
+        </w:rPr>
+        <w:t xml:space="preserve">Source:</w:t>
+      </w:r>
+      <w:r>
+        <w:rPr>
+          <w:vertAlign w:val="subscript"/>
+        </w:rPr>
+        <w:t xml:space="preserve"> </w:t>
+      </w:r>
+      <w:hyperlink r:id="rId66">
+        <w:r>
+          <w:rPr>
+            <w:rStyle w:val="Hyperlink"/>
+            <w:vertAlign w:val="subscript"/>
+          </w:rPr>
+          <w:t xml:space="preserve">EDA on Raw Messages</w:t>
+        </w:r>
+      </w:hyperlink>
+    </w:p>
+    <w:tbl>
+      <w:tblPr>
+        <w:tblStyle w:val="Table"/>
+        <w:tblW w:type="pct" w:w="5000"/>
+        <w:tblLayout w:type="fixed"/>
+        <w:tblLook w:firstRow="0" w:lastRow="0" w:firstColumn="0" w:lastColumn="0" w:noHBand="0" w:noVBand="0" w:val="0000"/>
+      </w:tblPr>
+      <w:tblGrid>
         <w:gridCol w:w="3960"/>
         <w:gridCol w:w="3960"/>
       </w:tblGrid>
@@ -2291,117 +2396,7 @@
             <w:tr>
               <w:tc>
                 <w:tcPr/>
-                <w:bookmarkStart w:id="65" w:name="fig-message_count_3day_byid"/>
-                <w:p>
-                  <w:pPr>
-                    <w:pStyle w:val="Compact"/>
-                    <w:jc w:val="center"/>
-                    <w:jc w:val="left"/>
-                  </w:pPr>
-                  <w:r>
-                    <w:drawing>
-                      <wp:inline>
-                        <wp:extent cx="5334000" cy="3810000"/>
-                        <wp:effectExtent b="0" l="0" r="0" t="0"/>
-                        <wp:docPr descr="" title="" id="63" name="Picture"/>
-                        <a:graphic>
-                          <a:graphicData uri="http://schemas.openxmlformats.org/drawingml/2006/picture">
-                            <pic:pic>
-                              <pic:nvPicPr>
-                                <pic:cNvPr descr="index_files/figure-docx/notebooks-eda_messages-fig-message_count_3day_byid-output-2.png" id="64" name="Picture"/>
-                                <pic:cNvPicPr>
-                                  <a:picLocks noChangeArrowheads="1" noChangeAspect="1"/>
-                                </pic:cNvPicPr>
-                              </pic:nvPicPr>
-                              <pic:blipFill>
-                                <a:blip r:embed="rId62"/>
-                                <a:stretch>
-                                  <a:fillRect/>
-                                </a:stretch>
-                              </pic:blipFill>
-                              <pic:spPr bwMode="auto">
-                                <a:xfrm>
-                                  <a:off x="0" y="0"/>
-                                  <a:ext cx="5334000" cy="3810000"/>
-                                </a:xfrm>
-                                <a:prstGeom prst="rect">
-                                  <a:avLst/>
-                                </a:prstGeom>
-                                <a:noFill/>
-                                <a:ln w="9525">
-                                  <a:noFill/>
-                                  <a:headEnd/>
-                                  <a:tailEnd/>
-                                </a:ln>
-                              </pic:spPr>
-                            </pic:pic>
-                          </a:graphicData>
-                        </a:graphic>
-                      </wp:inline>
-                    </w:drawing>
-                  </w:r>
-                </w:p>
-                <w:p>
-                  <w:pPr>
-                    <w:jc w:val="center"/>
-                    <w:jc w:val="left"/>
-                  </w:pPr>
-                  <w:pPr>
-                    <w:jc w:val="start"/>
-                    <w:spacing w:before="200"/>
-                    <w:pStyle w:val="ImageCaption"/>
-                  </w:pPr>
-                  <w:r>
-                    <w:t xml:space="preserve">Figure 5: Distribution of Message Counts by Subject in the 3-Day Prediction Window</w:t>
-                  </w:r>
-                </w:p>
-                <w:bookmarkEnd w:id="65"/>
-              </w:tc>
-            </w:tr>
-          </w:tbl>
-          <w:p>
-            <w:pPr>
-              <w:jc w:val="left"/>
-            </w:pPr>
-            <w:r>
-              <w:rPr>
-                <w:vertAlign w:val="subscript"/>
-              </w:rPr>
-              <w:t xml:space="preserve">Source:</w:t>
-            </w:r>
-            <w:r>
-              <w:rPr>
-                <w:vertAlign w:val="subscript"/>
-              </w:rPr>
-              <w:t xml:space="preserve"> </w:t>
-            </w:r>
-            <w:hyperlink r:id="rId66">
-              <w:r>
-                <w:rPr>
-                  <w:rStyle w:val="Hyperlink"/>
-                  <w:vertAlign w:val="subscript"/>
-                </w:rPr>
-                <w:t xml:space="preserve">EDA on Raw Messages</w:t>
-              </w:r>
-            </w:hyperlink>
-          </w:p>
-        </w:tc>
-        <w:tc>
-          <w:tcPr/>
-          <w:tbl>
-            <w:tblPr>
-              <w:tblStyle w:val="Table"/>
-              <w:tblW w:type="pct" w:w="5000"/>
-              <w:tblLayout w:type="fixed"/>
-              <w:tblLook w:firstRow="0" w:lastRow="0" w:firstColumn="0" w:lastColumn="0" w:noHBand="0" w:noVBand="0" w:val="0000"/>
-            </w:tblPr>
-            <w:tblGrid>
-              <w:gridCol w:w="7920"/>
-            </w:tblGrid>
-            <w:tr>
-              <w:tc>
-                <w:tcPr/>
-                <w:bookmarkStart w:id="70" w:name="fig-missingness_3day_byid"/>
+                <w:bookmarkStart w:id="70" w:name="fig-message_count_3day_byid"/>
                 <w:p>
                   <w:pPr>
                     <w:pStyle w:val="Compact"/>
@@ -2418,7 +2413,7 @@
                           <a:graphicData uri="http://schemas.openxmlformats.org/drawingml/2006/picture">
                             <pic:pic>
                               <pic:nvPicPr>
-                                <pic:cNvPr descr="index_files/figure-docx/notebooks-eda_messages-fig-missingness_3day_byid-output-2.png" id="69" name="Picture"/>
+                                <pic:cNvPr descr="index_files/figure-docx/notebooks-eda_messages-fig-message_count_3day_byid-output-2.png" id="69" name="Picture"/>
                                 <pic:cNvPicPr>
                                   <a:picLocks noChangeArrowheads="1" noChangeAspect="1"/>
                                 </pic:cNvPicPr>
@@ -2462,7 +2457,7 @@
                     <w:pStyle w:val="ImageCaption"/>
                   </w:pPr>
                   <w:r>
-                    <w:t xml:space="preserve">Figure 6: Distribution of Missingness by Subject in the 3-Day Prediction Window</w:t>
+                    <w:t xml:space="preserve">Figure 6: Distribution of Message Counts by Subject in the 3-Day Prediction Window</w:t>
                   </w:r>
                 </w:p>
                 <w:bookmarkEnd w:id="70"/>
@@ -2496,24 +2491,6 @@
             </w:hyperlink>
           </w:p>
         </w:tc>
-      </w:tr>
-    </w:tbl>
-    <w:p>
-      <w:pPr>
-        <w:framePr w:w="0" w:h="0" w:vAnchor="margin" w:hAnchor="margin" w:xAlign="right" w:yAlign="top"/>
-      </w:pPr>
-    </w:p>
-    <w:tbl>
-      <w:tblPr>
-        <w:tblStyle w:val="Table"/>
-        <w:tblW w:type="pct" w:w="2500"/>
-        <w:tblLayout w:type="fixed"/>
-        <w:tblLook w:firstRow="0" w:lastRow="0" w:firstColumn="0" w:lastColumn="0" w:noHBand="0" w:noVBand="0" w:val="0000"/>
-      </w:tblPr>
-      <w:tblGrid>
-        <w:gridCol w:w="3960"/>
-      </w:tblGrid>
-      <w:tr>
         <w:tc>
           <w:tcPr/>
           <w:tbl>
@@ -2529,139 +2506,7 @@
             <w:tr>
               <w:tc>
                 <w:tcPr/>
-                <w:bookmarkStart w:id="75" w:name="fig-message_count_3day"/>
-                <w:p>
-                  <w:pPr>
-                    <w:pStyle w:val="Compact"/>
-                    <w:jc w:val="center"/>
-                    <w:jc w:val="left"/>
-                  </w:pPr>
-                  <w:r>
-                    <w:drawing>
-                      <wp:inline>
-                        <wp:extent cx="5334000" cy="3556000"/>
-                        <wp:effectExtent b="0" l="0" r="0" t="0"/>
-                        <wp:docPr descr="" title="" id="73" name="Picture"/>
-                        <a:graphic>
-                          <a:graphicData uri="http://schemas.openxmlformats.org/drawingml/2006/picture">
-                            <pic:pic>
-                              <pic:nvPicPr>
-                                <pic:cNvPr descr="index_files/figure-docx/notebooks-eda_messages-fig-message_count_3day-output-2.png" id="74" name="Picture"/>
-                                <pic:cNvPicPr>
-                                  <a:picLocks noChangeArrowheads="1" noChangeAspect="1"/>
-                                </pic:cNvPicPr>
-                              </pic:nvPicPr>
-                              <pic:blipFill>
-                                <a:blip r:embed="rId72"/>
-                                <a:stretch>
-                                  <a:fillRect/>
-                                </a:stretch>
-                              </pic:blipFill>
-                              <pic:spPr bwMode="auto">
-                                <a:xfrm>
-                                  <a:off x="0" y="0"/>
-                                  <a:ext cx="5334000" cy="3556000"/>
-                                </a:xfrm>
-                                <a:prstGeom prst="rect">
-                                  <a:avLst/>
-                                </a:prstGeom>
-                                <a:noFill/>
-                                <a:ln w="9525">
-                                  <a:noFill/>
-                                  <a:headEnd/>
-                                  <a:tailEnd/>
-                                </a:ln>
-                              </pic:spPr>
-                            </pic:pic>
-                          </a:graphicData>
-                        </a:graphic>
-                      </wp:inline>
-                    </w:drawing>
-                  </w:r>
-                </w:p>
-                <w:p>
-                  <w:pPr>
-                    <w:jc w:val="center"/>
-                    <w:jc w:val="left"/>
-                  </w:pPr>
-                  <w:pPr>
-                    <w:jc w:val="start"/>
-                    <w:spacing w:before="200"/>
-                    <w:pStyle w:val="ImageCaption"/>
-                  </w:pPr>
-                  <w:r>
-                    <w:t xml:space="preserve">Figure 7: Distribution of Message Counts in the 3-Day Prediction Window</w:t>
-                  </w:r>
-                </w:p>
-                <w:bookmarkEnd w:id="75"/>
-              </w:tc>
-            </w:tr>
-          </w:tbl>
-          <w:p>
-            <w:pPr>
-              <w:jc w:val="left"/>
-            </w:pPr>
-            <w:r>
-              <w:rPr>
-                <w:vertAlign w:val="subscript"/>
-              </w:rPr>
-              <w:t xml:space="preserve">Source:</w:t>
-            </w:r>
-            <w:r>
-              <w:rPr>
-                <w:vertAlign w:val="subscript"/>
-              </w:rPr>
-              <w:t xml:space="preserve"> </w:t>
-            </w:r>
-            <w:hyperlink r:id="rId76">
-              <w:r>
-                <w:rPr>
-                  <w:rStyle w:val="Hyperlink"/>
-                  <w:vertAlign w:val="subscript"/>
-                </w:rPr>
-                <w:t xml:space="preserve">EDA on Raw Messages</w:t>
-              </w:r>
-            </w:hyperlink>
-          </w:p>
-        </w:tc>
-      </w:tr>
-    </w:tbl>
-    <w:p>
-      <w:pPr>
-        <w:pStyle w:val="BodyText"/>
-      </w:pPr>
-      <w:r>
-        <w:t xml:space="preserve">On average, each lapse label has 180.42 messages (sd = 241.30, median = 96.00, range = 1.00 - 2866.00) during the 1-week prediction window. 7.83% of labels have no associated messages in the previous week. Each participant has an averaged 181.23 messages as predictors per label (sd = 199.32, median = 113.47, range = 6.75 - 1200.76). On average, each participant’s data missingness is 8.14% (sd = 16.23%, median = 0.00%, range = 0.00% - 72.73%).</w:t>
-      </w:r>
-    </w:p>
-    <w:tbl>
-      <w:tblPr>
-        <w:tblStyle w:val="Table"/>
-        <w:tblW w:type="pct" w:w="5000"/>
-        <w:tblLayout w:type="fixed"/>
-        <w:tblLook w:firstRow="0" w:lastRow="0" w:firstColumn="0" w:lastColumn="0" w:noHBand="0" w:noVBand="0" w:val="0000"/>
-      </w:tblPr>
-      <w:tblGrid>
-        <w:gridCol w:w="3960"/>
-        <w:gridCol w:w="3960"/>
-      </w:tblGrid>
-      <w:tr>
-        <w:tc>
-          <w:tcPr/>
-          <w:tbl>
-            <w:tblPr>
-              <w:tblStyle w:val="Table"/>
-              <w:tblW w:type="pct" w:w="5000"/>
-              <w:tblLayout w:type="fixed"/>
-              <w:tblLook w:firstRow="0" w:lastRow="0" w:firstColumn="0" w:lastColumn="0" w:noHBand="0" w:noVBand="0" w:val="0000"/>
-            </w:tblPr>
-            <w:tblGrid>
-              <w:gridCol w:w="7920"/>
-            </w:tblGrid>
-            <w:tr>
-              <w:tc>
-                <w:tcPr/>
-                <w:bookmarkStart w:id="80" w:name="fig-message_count_1week_byid"/>
+                <w:bookmarkStart w:id="75" w:name="fig-missingness_3day_byid"/>
                 <w:p>
                   <w:pPr>
                     <w:pStyle w:val="Compact"/>
@@ -2673,18 +2518,18 @@
                       <wp:inline>
                         <wp:extent cx="5334000" cy="3810000"/>
                         <wp:effectExtent b="0" l="0" r="0" t="0"/>
-                        <wp:docPr descr="" title="" id="78" name="Picture"/>
+                        <wp:docPr descr="" title="" id="73" name="Picture"/>
                         <a:graphic>
                           <a:graphicData uri="http://schemas.openxmlformats.org/drawingml/2006/picture">
                             <pic:pic>
                               <pic:nvPicPr>
-                                <pic:cNvPr descr="index_files/figure-docx/notebooks-eda_messages-fig-message_count_1week_byid-output-2.png" id="79" name="Picture"/>
+                                <pic:cNvPr descr="index_files/figure-docx/notebooks-eda_messages-fig-missingness_3day_byid-output-2.png" id="74" name="Picture"/>
                                 <pic:cNvPicPr>
                                   <a:picLocks noChangeArrowheads="1" noChangeAspect="1"/>
                                 </pic:cNvPicPr>
                               </pic:nvPicPr>
                               <pic:blipFill>
-                                <a:blip r:embed="rId77"/>
+                                <a:blip r:embed="rId72"/>
                                 <a:stretch>
                                   <a:fillRect/>
                                 </a:stretch>
@@ -2722,10 +2567,10 @@
                     <w:pStyle w:val="ImageCaption"/>
                   </w:pPr>
                   <w:r>
-                    <w:t xml:space="preserve">Figure 8: Distribution of Message Counts by Subject in the 1-Week Prediction Window</w:t>
+                    <w:t xml:space="preserve">Figure 7: Distribution of Missingness by Subject in the 3-Day Prediction Window</w:t>
                   </w:r>
                 </w:p>
-                <w:bookmarkEnd w:id="80"/>
+                <w:bookmarkEnd w:id="75"/>
               </w:tc>
             </w:tr>
           </w:tbl>
@@ -2745,7 +2590,7 @@
               </w:rPr>
               <w:t xml:space="preserve"> </w:t>
             </w:r>
-            <w:hyperlink r:id="rId81">
+            <w:hyperlink r:id="rId76">
               <w:r>
                 <w:rPr>
                   <w:rStyle w:val="Hyperlink"/>
@@ -2756,6 +2601,133 @@
             </w:hyperlink>
           </w:p>
         </w:tc>
+      </w:tr>
+    </w:tbl>
+    <w:p>
+      <w:pPr>
+        <w:pStyle w:val="BodyText"/>
+      </w:pPr>
+      <w:r>
+        <w:t xml:space="preserve">On average, each lapse label has 180.42 messages (sd = 241.30, median = 96.00, range = 1.00 - 2866.00) during the 1-week prediction window. 7.83% of labels have no associated messages in the previous week. Each participant has an averaged 181.23 messages as predictors per label (sd = 199.32, median = 113.47, range = 6.75 - 1200.76). On average, each participant’s data missingness is 8.14% (sd = 16.23%, median = 0.00%, range = 0.00% - 72.73%).</w:t>
+      </w:r>
+    </w:p>
+    <w:tbl>
+      <w:tblPr>
+        <w:tblStyle w:val="Table"/>
+        <w:tblW w:type="pct" w:w="5000"/>
+        <w:tblLayout w:type="fixed"/>
+        <w:tblLook w:firstRow="0" w:lastRow="0" w:firstColumn="0" w:lastColumn="0" w:noHBand="0" w:noVBand="0" w:val="0000"/>
+      </w:tblPr>
+      <w:tblGrid>
+        <w:gridCol w:w="7920"/>
+      </w:tblGrid>
+      <w:tr>
+        <w:tc>
+          <w:tcPr/>
+          <w:bookmarkStart w:id="80" w:name="fig-message_count_1week"/>
+          <w:p>
+            <w:pPr>
+              <w:pStyle w:val="Compact"/>
+              <w:jc w:val="center"/>
+            </w:pPr>
+            <w:r>
+              <w:drawing>
+                <wp:inline>
+                  <wp:extent cx="5334000" cy="3810000"/>
+                  <wp:effectExtent b="0" l="0" r="0" t="0"/>
+                  <wp:docPr descr="" title="" id="78" name="Picture"/>
+                  <a:graphic>
+                    <a:graphicData uri="http://schemas.openxmlformats.org/drawingml/2006/picture">
+                      <pic:pic>
+                        <pic:nvPicPr>
+                          <pic:cNvPr descr="index_files/figure-docx/notebooks-eda_messages-fig-message_count_1week-output-2.png" id="79" name="Picture"/>
+                          <pic:cNvPicPr>
+                            <a:picLocks noChangeArrowheads="1" noChangeAspect="1"/>
+                          </pic:cNvPicPr>
+                        </pic:nvPicPr>
+                        <pic:blipFill>
+                          <a:blip r:embed="rId77"/>
+                          <a:stretch>
+                            <a:fillRect/>
+                          </a:stretch>
+                        </pic:blipFill>
+                        <pic:spPr bwMode="auto">
+                          <a:xfrm>
+                            <a:off x="0" y="0"/>
+                            <a:ext cx="5334000" cy="3810000"/>
+                          </a:xfrm>
+                          <a:prstGeom prst="rect">
+                            <a:avLst/>
+                          </a:prstGeom>
+                          <a:noFill/>
+                          <a:ln w="9525">
+                            <a:noFill/>
+                            <a:headEnd/>
+                            <a:tailEnd/>
+                          </a:ln>
+                        </pic:spPr>
+                      </pic:pic>
+                    </a:graphicData>
+                  </a:graphic>
+                </wp:inline>
+              </w:drawing>
+            </w:r>
+          </w:p>
+          <w:p>
+            <w:pPr>
+              <w:jc w:val="center"/>
+            </w:pPr>
+            <w:pPr>
+              <w:jc w:val="start"/>
+              <w:spacing w:before="200"/>
+              <w:pStyle w:val="ImageCaption"/>
+            </w:pPr>
+            <w:r>
+              <w:t xml:space="preserve">Figure 8: Distribution of Message Counts in the 1-Week Prediction Window</w:t>
+            </w:r>
+          </w:p>
+          <w:bookmarkEnd w:id="80"/>
+        </w:tc>
+      </w:tr>
+    </w:tbl>
+    <w:p>
+      <w:pPr>
+        <w:pStyle w:val="BodyText"/>
+      </w:pPr>
+      <w:r>
+        <w:rPr>
+          <w:vertAlign w:val="subscript"/>
+        </w:rPr>
+        <w:t xml:space="preserve">Source:</w:t>
+      </w:r>
+      <w:r>
+        <w:rPr>
+          <w:vertAlign w:val="subscript"/>
+        </w:rPr>
+        <w:t xml:space="preserve"> </w:t>
+      </w:r>
+      <w:hyperlink r:id="rId81">
+        <w:r>
+          <w:rPr>
+            <w:rStyle w:val="Hyperlink"/>
+            <w:vertAlign w:val="subscript"/>
+          </w:rPr>
+          <w:t xml:space="preserve">EDA on Raw Messages</w:t>
+        </w:r>
+      </w:hyperlink>
+    </w:p>
+    <w:tbl>
+      <w:tblPr>
+        <w:tblStyle w:val="Table"/>
+        <w:tblW w:type="pct" w:w="5000"/>
+        <w:tblLayout w:type="fixed"/>
+        <w:tblLook w:firstRow="0" w:lastRow="0" w:firstColumn="0" w:lastColumn="0" w:noHBand="0" w:noVBand="0" w:val="0000"/>
+      </w:tblPr>
+      <w:tblGrid>
+        <w:gridCol w:w="3960"/>
+        <w:gridCol w:w="3960"/>
+      </w:tblGrid>
+      <w:tr>
         <w:tc>
           <w:tcPr/>
           <w:tbl>
@@ -2771,7 +2743,7 @@
             <w:tr>
               <w:tc>
                 <w:tcPr/>
-                <w:bookmarkStart w:id="85" w:name="fig-missingness_1week_byid"/>
+                <w:bookmarkStart w:id="85" w:name="fig-message_count_1week_byid"/>
                 <w:p>
                   <w:pPr>
                     <w:pStyle w:val="Compact"/>
@@ -2788,7 +2760,7 @@
                           <a:graphicData uri="http://schemas.openxmlformats.org/drawingml/2006/picture">
                             <pic:pic>
                               <pic:nvPicPr>
-                                <pic:cNvPr descr="index_files/figure-docx/notebooks-eda_messages-fig-missingness_1week_byid-output-2.png" id="84" name="Picture"/>
+                                <pic:cNvPr descr="index_files/figure-docx/notebooks-eda_messages-fig-message_count_1week_byid-output-2.png" id="84" name="Picture"/>
                                 <pic:cNvPicPr>
                                   <a:picLocks noChangeArrowheads="1" noChangeAspect="1"/>
                                 </pic:cNvPicPr>
@@ -2832,7 +2804,7 @@
                     <w:pStyle w:val="ImageCaption"/>
                   </w:pPr>
                   <w:r>
-                    <w:t xml:space="preserve">Figure 9: Distribution of Missingness by Subject in the 1-Week Prediction Window</w:t>
+                    <w:t xml:space="preserve">Figure 9: Distribution of Message Counts by Subject in the 1-Week Prediction Window</w:t>
                   </w:r>
                 </w:p>
                 <w:bookmarkEnd w:id="85"/>
@@ -2866,24 +2838,6 @@
             </w:hyperlink>
           </w:p>
         </w:tc>
-      </w:tr>
-    </w:tbl>
-    <w:p>
-      <w:pPr>
-        <w:framePr w:w="0" w:h="0" w:vAnchor="margin" w:hAnchor="margin" w:xAlign="right" w:yAlign="top"/>
-      </w:pPr>
-    </w:p>
-    <w:tbl>
-      <w:tblPr>
-        <w:tblStyle w:val="Table"/>
-        <w:tblW w:type="pct" w:w="2500"/>
-        <w:tblLayout w:type="fixed"/>
-        <w:tblLook w:firstRow="0" w:lastRow="0" w:firstColumn="0" w:lastColumn="0" w:noHBand="0" w:noVBand="0" w:val="0000"/>
-      </w:tblPr>
-      <w:tblGrid>
-        <w:gridCol w:w="3960"/>
-      </w:tblGrid>
-      <w:tr>
         <w:tc>
           <w:tcPr/>
           <w:tbl>
@@ -2899,7 +2853,7 @@
             <w:tr>
               <w:tc>
                 <w:tcPr/>
-                <w:bookmarkStart w:id="90" w:name="fig-message_count_1week"/>
+                <w:bookmarkStart w:id="90" w:name="fig-missingness_1week_byid"/>
                 <w:p>
                   <w:pPr>
                     <w:pStyle w:val="Compact"/>
@@ -2916,7 +2870,7 @@
                           <a:graphicData uri="http://schemas.openxmlformats.org/drawingml/2006/picture">
                             <pic:pic>
                               <pic:nvPicPr>
-                                <pic:cNvPr descr="index_files/figure-docx/notebooks-eda_messages-fig-message_count_1week-output-2.png" id="89" name="Picture"/>
+                                <pic:cNvPr descr="index_files/figure-docx/notebooks-eda_messages-fig-missingness_1week_byid-output-2.png" id="89" name="Picture"/>
                                 <pic:cNvPicPr>
                                   <a:picLocks noChangeArrowheads="1" noChangeAspect="1"/>
                                 </pic:cNvPicPr>
@@ -2960,7 +2914,7 @@
                     <w:pStyle w:val="ImageCaption"/>
                   </w:pPr>
                   <w:r>
-                    <w:t xml:space="preserve">Figure 10: Distribution of Message Counts in the 1-Week Prediction Window</w:t>
+                    <w:t xml:space="preserve">Figure 10: Distribution of Missingness by Subject in the 1-Week Prediction Window</w:t>
                   </w:r>
                 </w:p>
                 <w:bookmarkEnd w:id="90"/>

--- a/index.docx
+++ b/index.docx
@@ -1865,7 +1865,7 @@
     </w:p>
     <w:bookmarkEnd w:id="44"/>
     <w:bookmarkEnd w:id="45"/>
-    <w:bookmarkStart w:id="96" w:name="results"/>
+    <w:bookmarkStart w:id="101" w:name="results"/>
     <w:p>
       <w:pPr>
         <w:pStyle w:val="Heading1"/>
@@ -1997,7 +1997,7 @@
       </w:hyperlink>
     </w:p>
     <w:bookmarkEnd w:id="51"/>
-    <w:bookmarkStart w:id="92" w:name="sample-distribution"/>
+    <w:bookmarkStart w:id="97" w:name="sample-distribution"/>
     <w:p>
       <w:pPr>
         <w:pStyle w:val="Heading2"/>
@@ -2603,14 +2603,6 @@
         </w:tc>
       </w:tr>
     </w:tbl>
-    <w:p>
-      <w:pPr>
-        <w:pStyle w:val="BodyText"/>
-      </w:pPr>
-      <w:r>
-        <w:t xml:space="preserve">On average, each lapse label has 180.42 messages (sd = 241.30, median = 96.00, range = 1.00 - 2866.00) during the 1-week prediction window. 7.83% of labels have no associated messages in the previous week. Each participant has an averaged 181.23 messages as predictors per label (sd = 199.32, median = 113.47, range = 6.75 - 1200.76). On average, each participant’s data missingness is 8.14% (sd = 16.23%, median = 0.00%, range = 0.00% - 72.73%).</w:t>
-      </w:r>
-    </w:p>
     <w:tbl>
       <w:tblPr>
         <w:tblStyle w:val="Table"/>
@@ -2624,7 +2616,7 @@
       <w:tr>
         <w:tc>
           <w:tcPr/>
-          <w:bookmarkStart w:id="80" w:name="fig-message_count_1week"/>
+          <w:bookmarkStart w:id="80" w:name="fig-try"/>
           <w:p>
             <w:pPr>
               <w:pStyle w:val="Compact"/>
@@ -2640,7 +2632,7 @@
                     <a:graphicData uri="http://schemas.openxmlformats.org/drawingml/2006/picture">
                       <pic:pic>
                         <pic:nvPicPr>
-                          <pic:cNvPr descr="index_files/figure-docx/notebooks-eda_messages-fig-message_count_1week-output-2.png" id="79" name="Picture"/>
+                          <pic:cNvPr descr="index_files/figure-docx/notebooks-eda_messages-fig-try-output-2.png" id="79" name="Picture"/>
                           <pic:cNvPicPr>
                             <a:picLocks noChangeArrowheads="1" noChangeAspect="1"/>
                           </pic:cNvPicPr>
@@ -2683,7 +2675,7 @@
               <w:pStyle w:val="ImageCaption"/>
             </w:pPr>
             <w:r>
-              <w:t xml:space="preserve">Figure 8: Distribution of Message Counts in the 1-Week Prediction Window</w:t>
+              <w:t xml:space="preserve">Figure 8: Sample Distribution in the 3-Day Prediction Window</w:t>
             </w:r>
           </w:p>
           <w:bookmarkEnd w:id="80"/>
@@ -2707,6 +2699,119 @@
         <w:t xml:space="preserve"> </w:t>
       </w:r>
       <w:hyperlink r:id="rId81">
+        <w:r>
+          <w:rPr>
+            <w:rStyle w:val="Hyperlink"/>
+            <w:vertAlign w:val="subscript"/>
+          </w:rPr>
+          <w:t xml:space="preserve">EDA on Raw Messages</w:t>
+        </w:r>
+      </w:hyperlink>
+    </w:p>
+    <w:p>
+      <w:pPr>
+        <w:pStyle w:val="BodyText"/>
+      </w:pPr>
+      <w:r>
+        <w:t xml:space="preserve">On average, each lapse label has 180.42 messages (sd = 241.30, median = 96.00, range = 1.00 - 2866.00) during the 1-week prediction window. 7.83% of labels have no associated messages in the previous week. Each participant has an averaged 181.23 messages as predictors per label (sd = 199.32, median = 113.47, range = 6.75 - 1200.76). On average, each participant’s data missingness is 8.14% (sd = 16.23%, median = 0.00%, range = 0.00% - 72.73%).</w:t>
+      </w:r>
+    </w:p>
+    <w:tbl>
+      <w:tblPr>
+        <w:tblStyle w:val="Table"/>
+        <w:tblW w:type="pct" w:w="5000"/>
+        <w:tblLayout w:type="fixed"/>
+        <w:tblLook w:firstRow="0" w:lastRow="0" w:firstColumn="0" w:lastColumn="0" w:noHBand="0" w:noVBand="0" w:val="0000"/>
+      </w:tblPr>
+      <w:tblGrid>
+        <w:gridCol w:w="7920"/>
+      </w:tblGrid>
+      <w:tr>
+        <w:tc>
+          <w:tcPr/>
+          <w:bookmarkStart w:id="85" w:name="fig-message_count_1week"/>
+          <w:p>
+            <w:pPr>
+              <w:pStyle w:val="Compact"/>
+              <w:jc w:val="center"/>
+            </w:pPr>
+            <w:r>
+              <w:drawing>
+                <wp:inline>
+                  <wp:extent cx="5334000" cy="3810000"/>
+                  <wp:effectExtent b="0" l="0" r="0" t="0"/>
+                  <wp:docPr descr="" title="" id="83" name="Picture"/>
+                  <a:graphic>
+                    <a:graphicData uri="http://schemas.openxmlformats.org/drawingml/2006/picture">
+                      <pic:pic>
+                        <pic:nvPicPr>
+                          <pic:cNvPr descr="index_files/figure-docx/notebooks-eda_messages-fig-message_count_1week-output-2.png" id="84" name="Picture"/>
+                          <pic:cNvPicPr>
+                            <a:picLocks noChangeArrowheads="1" noChangeAspect="1"/>
+                          </pic:cNvPicPr>
+                        </pic:nvPicPr>
+                        <pic:blipFill>
+                          <a:blip r:embed="rId82"/>
+                          <a:stretch>
+                            <a:fillRect/>
+                          </a:stretch>
+                        </pic:blipFill>
+                        <pic:spPr bwMode="auto">
+                          <a:xfrm>
+                            <a:off x="0" y="0"/>
+                            <a:ext cx="5334000" cy="3810000"/>
+                          </a:xfrm>
+                          <a:prstGeom prst="rect">
+                            <a:avLst/>
+                          </a:prstGeom>
+                          <a:noFill/>
+                          <a:ln w="9525">
+                            <a:noFill/>
+                            <a:headEnd/>
+                            <a:tailEnd/>
+                          </a:ln>
+                        </pic:spPr>
+                      </pic:pic>
+                    </a:graphicData>
+                  </a:graphic>
+                </wp:inline>
+              </w:drawing>
+            </w:r>
+          </w:p>
+          <w:p>
+            <w:pPr>
+              <w:jc w:val="center"/>
+            </w:pPr>
+            <w:pPr>
+              <w:jc w:val="start"/>
+              <w:spacing w:before="200"/>
+              <w:pStyle w:val="ImageCaption"/>
+            </w:pPr>
+            <w:r>
+              <w:t xml:space="preserve">Figure 9: Distribution of Message Counts in the 1-Week Prediction Window</w:t>
+            </w:r>
+          </w:p>
+          <w:bookmarkEnd w:id="85"/>
+        </w:tc>
+      </w:tr>
+    </w:tbl>
+    <w:p>
+      <w:pPr>
+        <w:pStyle w:val="BodyText"/>
+      </w:pPr>
+      <w:r>
+        <w:rPr>
+          <w:vertAlign w:val="subscript"/>
+        </w:rPr>
+        <w:t xml:space="preserve">Source:</w:t>
+      </w:r>
+      <w:r>
+        <w:rPr>
+          <w:vertAlign w:val="subscript"/>
+        </w:rPr>
+        <w:t xml:space="preserve"> </w:t>
+      </w:r>
+      <w:hyperlink r:id="rId86">
         <w:r>
           <w:rPr>
             <w:rStyle w:val="Hyperlink"/>
@@ -2743,117 +2848,7 @@
             <w:tr>
               <w:tc>
                 <w:tcPr/>
-                <w:bookmarkStart w:id="85" w:name="fig-message_count_1week_byid"/>
-                <w:p>
-                  <w:pPr>
-                    <w:pStyle w:val="Compact"/>
-                    <w:jc w:val="center"/>
-                    <w:jc w:val="left"/>
-                  </w:pPr>
-                  <w:r>
-                    <w:drawing>
-                      <wp:inline>
-                        <wp:extent cx="5334000" cy="3810000"/>
-                        <wp:effectExtent b="0" l="0" r="0" t="0"/>
-                        <wp:docPr descr="" title="" id="83" name="Picture"/>
-                        <a:graphic>
-                          <a:graphicData uri="http://schemas.openxmlformats.org/drawingml/2006/picture">
-                            <pic:pic>
-                              <pic:nvPicPr>
-                                <pic:cNvPr descr="index_files/figure-docx/notebooks-eda_messages-fig-message_count_1week_byid-output-2.png" id="84" name="Picture"/>
-                                <pic:cNvPicPr>
-                                  <a:picLocks noChangeArrowheads="1" noChangeAspect="1"/>
-                                </pic:cNvPicPr>
-                              </pic:nvPicPr>
-                              <pic:blipFill>
-                                <a:blip r:embed="rId82"/>
-                                <a:stretch>
-                                  <a:fillRect/>
-                                </a:stretch>
-                              </pic:blipFill>
-                              <pic:spPr bwMode="auto">
-                                <a:xfrm>
-                                  <a:off x="0" y="0"/>
-                                  <a:ext cx="5334000" cy="3810000"/>
-                                </a:xfrm>
-                                <a:prstGeom prst="rect">
-                                  <a:avLst/>
-                                </a:prstGeom>
-                                <a:noFill/>
-                                <a:ln w="9525">
-                                  <a:noFill/>
-                                  <a:headEnd/>
-                                  <a:tailEnd/>
-                                </a:ln>
-                              </pic:spPr>
-                            </pic:pic>
-                          </a:graphicData>
-                        </a:graphic>
-                      </wp:inline>
-                    </w:drawing>
-                  </w:r>
-                </w:p>
-                <w:p>
-                  <w:pPr>
-                    <w:jc w:val="center"/>
-                    <w:jc w:val="left"/>
-                  </w:pPr>
-                  <w:pPr>
-                    <w:jc w:val="start"/>
-                    <w:spacing w:before="200"/>
-                    <w:pStyle w:val="ImageCaption"/>
-                  </w:pPr>
-                  <w:r>
-                    <w:t xml:space="preserve">Figure 9: Distribution of Message Counts by Subject in the 1-Week Prediction Window</w:t>
-                  </w:r>
-                </w:p>
-                <w:bookmarkEnd w:id="85"/>
-              </w:tc>
-            </w:tr>
-          </w:tbl>
-          <w:p>
-            <w:pPr>
-              <w:jc w:val="left"/>
-            </w:pPr>
-            <w:r>
-              <w:rPr>
-                <w:vertAlign w:val="subscript"/>
-              </w:rPr>
-              <w:t xml:space="preserve">Source:</w:t>
-            </w:r>
-            <w:r>
-              <w:rPr>
-                <w:vertAlign w:val="subscript"/>
-              </w:rPr>
-              <w:t xml:space="preserve"> </w:t>
-            </w:r>
-            <w:hyperlink r:id="rId86">
-              <w:r>
-                <w:rPr>
-                  <w:rStyle w:val="Hyperlink"/>
-                  <w:vertAlign w:val="subscript"/>
-                </w:rPr>
-                <w:t xml:space="preserve">EDA on Raw Messages</w:t>
-              </w:r>
-            </w:hyperlink>
-          </w:p>
-        </w:tc>
-        <w:tc>
-          <w:tcPr/>
-          <w:tbl>
-            <w:tblPr>
-              <w:tblStyle w:val="Table"/>
-              <w:tblW w:type="pct" w:w="5000"/>
-              <w:tblLayout w:type="fixed"/>
-              <w:tblLook w:firstRow="0" w:lastRow="0" w:firstColumn="0" w:lastColumn="0" w:noHBand="0" w:noVBand="0" w:val="0000"/>
-            </w:tblPr>
-            <w:tblGrid>
-              <w:gridCol w:w="7920"/>
-            </w:tblGrid>
-            <w:tr>
-              <w:tc>
-                <w:tcPr/>
-                <w:bookmarkStart w:id="90" w:name="fig-missingness_1week_byid"/>
+                <w:bookmarkStart w:id="90" w:name="fig-message_count_1week_byid"/>
                 <w:p>
                   <w:pPr>
                     <w:pStyle w:val="Compact"/>
@@ -2870,7 +2865,7 @@
                           <a:graphicData uri="http://schemas.openxmlformats.org/drawingml/2006/picture">
                             <pic:pic>
                               <pic:nvPicPr>
-                                <pic:cNvPr descr="index_files/figure-docx/notebooks-eda_messages-fig-missingness_1week_byid-output-2.png" id="89" name="Picture"/>
+                                <pic:cNvPr descr="index_files/figure-docx/notebooks-eda_messages-fig-message_count_1week_byid-output-2.png" id="89" name="Picture"/>
                                 <pic:cNvPicPr>
                                   <a:picLocks noChangeArrowheads="1" noChangeAspect="1"/>
                                 </pic:cNvPicPr>
@@ -2914,7 +2909,7 @@
                     <w:pStyle w:val="ImageCaption"/>
                   </w:pPr>
                   <w:r>
-                    <w:t xml:space="preserve">Figure 10: Distribution of Missingness by Subject in the 1-Week Prediction Window</w:t>
+                    <w:t xml:space="preserve">Figure 10: Distribution of Message Counts by Subject in the 1-Week Prediction Window</w:t>
                   </w:r>
                 </w:p>
                 <w:bookmarkEnd w:id="90"/>
@@ -2948,10 +2943,120 @@
             </w:hyperlink>
           </w:p>
         </w:tc>
+        <w:tc>
+          <w:tcPr/>
+          <w:tbl>
+            <w:tblPr>
+              <w:tblStyle w:val="Table"/>
+              <w:tblW w:type="pct" w:w="5000"/>
+              <w:tblLayout w:type="fixed"/>
+              <w:tblLook w:firstRow="0" w:lastRow="0" w:firstColumn="0" w:lastColumn="0" w:noHBand="0" w:noVBand="0" w:val="0000"/>
+            </w:tblPr>
+            <w:tblGrid>
+              <w:gridCol w:w="7920"/>
+            </w:tblGrid>
+            <w:tr>
+              <w:tc>
+                <w:tcPr/>
+                <w:bookmarkStart w:id="95" w:name="fig-missingness_1week_byid"/>
+                <w:p>
+                  <w:pPr>
+                    <w:pStyle w:val="Compact"/>
+                    <w:jc w:val="center"/>
+                    <w:jc w:val="left"/>
+                  </w:pPr>
+                  <w:r>
+                    <w:drawing>
+                      <wp:inline>
+                        <wp:extent cx="5334000" cy="3810000"/>
+                        <wp:effectExtent b="0" l="0" r="0" t="0"/>
+                        <wp:docPr descr="" title="" id="93" name="Picture"/>
+                        <a:graphic>
+                          <a:graphicData uri="http://schemas.openxmlformats.org/drawingml/2006/picture">
+                            <pic:pic>
+                              <pic:nvPicPr>
+                                <pic:cNvPr descr="index_files/figure-docx/notebooks-eda_messages-fig-missingness_1week_byid-output-2.png" id="94" name="Picture"/>
+                                <pic:cNvPicPr>
+                                  <a:picLocks noChangeArrowheads="1" noChangeAspect="1"/>
+                                </pic:cNvPicPr>
+                              </pic:nvPicPr>
+                              <pic:blipFill>
+                                <a:blip r:embed="rId92"/>
+                                <a:stretch>
+                                  <a:fillRect/>
+                                </a:stretch>
+                              </pic:blipFill>
+                              <pic:spPr bwMode="auto">
+                                <a:xfrm>
+                                  <a:off x="0" y="0"/>
+                                  <a:ext cx="5334000" cy="3810000"/>
+                                </a:xfrm>
+                                <a:prstGeom prst="rect">
+                                  <a:avLst/>
+                                </a:prstGeom>
+                                <a:noFill/>
+                                <a:ln w="9525">
+                                  <a:noFill/>
+                                  <a:headEnd/>
+                                  <a:tailEnd/>
+                                </a:ln>
+                              </pic:spPr>
+                            </pic:pic>
+                          </a:graphicData>
+                        </a:graphic>
+                      </wp:inline>
+                    </w:drawing>
+                  </w:r>
+                </w:p>
+                <w:p>
+                  <w:pPr>
+                    <w:jc w:val="center"/>
+                    <w:jc w:val="left"/>
+                  </w:pPr>
+                  <w:pPr>
+                    <w:jc w:val="start"/>
+                    <w:spacing w:before="200"/>
+                    <w:pStyle w:val="ImageCaption"/>
+                  </w:pPr>
+                  <w:r>
+                    <w:t xml:space="preserve">Figure 11: Distribution of Missingness by Subject in the 1-Week Prediction Window</w:t>
+                  </w:r>
+                </w:p>
+                <w:bookmarkEnd w:id="95"/>
+              </w:tc>
+            </w:tr>
+          </w:tbl>
+          <w:p>
+            <w:pPr>
+              <w:jc w:val="left"/>
+            </w:pPr>
+            <w:r>
+              <w:rPr>
+                <w:vertAlign w:val="subscript"/>
+              </w:rPr>
+              <w:t xml:space="preserve">Source:</w:t>
+            </w:r>
+            <w:r>
+              <w:rPr>
+                <w:vertAlign w:val="subscript"/>
+              </w:rPr>
+              <w:t xml:space="preserve"> </w:t>
+            </w:r>
+            <w:hyperlink r:id="rId96">
+              <w:r>
+                <w:rPr>
+                  <w:rStyle w:val="Hyperlink"/>
+                  <w:vertAlign w:val="subscript"/>
+                </w:rPr>
+                <w:t xml:space="preserve">EDA on Raw Messages</w:t>
+              </w:r>
+            </w:hyperlink>
+          </w:p>
+        </w:tc>
       </w:tr>
     </w:tbl>
-    <w:bookmarkEnd w:id="92"/>
-    <w:bookmarkStart w:id="93" w:name="liwc-features"/>
+    <w:bookmarkEnd w:id="97"/>
+    <w:bookmarkStart w:id="98" w:name="liwc-features"/>
     <w:p>
       <w:pPr>
         <w:pStyle w:val="Heading2"/>
@@ -2968,8 +3073,8 @@
         <w:t xml:space="preserve">We obtained LIWC scores from XXX linguistic categories.</w:t>
       </w:r>
     </w:p>
-    <w:bookmarkEnd w:id="93"/>
-    <w:bookmarkStart w:id="94" w:name="model-evaluation"/>
+    <w:bookmarkEnd w:id="98"/>
+    <w:bookmarkStart w:id="99" w:name="model-evaluation"/>
     <w:p>
       <w:pPr>
         <w:pStyle w:val="Heading2"/>
@@ -2978,8 +3083,8 @@
         <w:t xml:space="preserve">Model Evaluation</w:t>
       </w:r>
     </w:p>
-    <w:bookmarkEnd w:id="94"/>
-    <w:bookmarkStart w:id="95" w:name="model-fairness"/>
+    <w:bookmarkEnd w:id="99"/>
+    <w:bookmarkStart w:id="100" w:name="model-fairness"/>
     <w:p>
       <w:pPr>
         <w:pStyle w:val="Heading2"/>
@@ -2993,9 +3098,9 @@
         <w:br w:type="page"/>
       </w:r>
     </w:p>
-    <w:bookmarkEnd w:id="95"/>
-    <w:bookmarkEnd w:id="96"/>
-    <w:bookmarkStart w:id="218" w:name="discussions"/>
+    <w:bookmarkEnd w:id="100"/>
+    <w:bookmarkEnd w:id="101"/>
+    <w:bookmarkStart w:id="223" w:name="discussions"/>
     <w:p>
       <w:pPr>
         <w:pStyle w:val="Heading1"/>
@@ -3004,8 +3109,8 @@
         <w:t xml:space="preserve">Discussions</w:t>
       </w:r>
     </w:p>
-    <w:bookmarkStart w:id="217" w:name="refs"/>
-    <w:bookmarkStart w:id="98" w:name="Xafb9ebfeab280acee598deb0b35b093eec91108"/>
+    <w:bookmarkStart w:id="222" w:name="refs"/>
+    <w:bookmarkStart w:id="103" w:name="Xafb9ebfeab280acee598deb0b35b093eec91108"/>
     <w:p>
       <w:pPr>
         <w:pStyle w:val="Bibliography"/>
@@ -3095,7 +3200,7 @@
       <w:r>
         <w:t xml:space="preserve"> </w:t>
       </w:r>
-      <w:hyperlink r:id="rId97">
+      <w:hyperlink r:id="rId102">
         <w:r>
           <w:rPr>
             <w:rStyle w:val="Hyperlink"/>
@@ -3107,8 +3212,8 @@
         <w:t xml:space="preserve">.</w:t>
       </w:r>
     </w:p>
-    <w:bookmarkEnd w:id="98"/>
-    <w:bookmarkStart w:id="100" w:name="ref-afsharNaturalLanguageProcessing2019"/>
+    <w:bookmarkEnd w:id="103"/>
+    <w:bookmarkStart w:id="105" w:name="ref-afsharNaturalLanguageProcessing2019"/>
     <w:p>
       <w:pPr>
         <w:pStyle w:val="Bibliography"/>
@@ -3141,7 +3246,7 @@
       <w:r>
         <w:t xml:space="preserve"> </w:t>
       </w:r>
-      <w:hyperlink r:id="rId99">
+      <w:hyperlink r:id="rId104">
         <w:r>
           <w:rPr>
             <w:rStyle w:val="Hyperlink"/>
@@ -3153,8 +3258,8 @@
         <w:t xml:space="preserve">.</w:t>
       </w:r>
     </w:p>
-    <w:bookmarkEnd w:id="100"/>
-    <w:bookmarkStart w:id="102" w:name="Xc95fb8816eaf9f583d19d6cba6a9ac025f9fe91"/>
+    <w:bookmarkEnd w:id="105"/>
+    <w:bookmarkStart w:id="107" w:name="Xc95fb8816eaf9f583d19d6cba6a9ac025f9fe91"/>
     <w:p>
       <w:pPr>
         <w:pStyle w:val="Bibliography"/>
@@ -3342,7 +3447,7 @@
       <w:r>
         <w:t xml:space="preserve"> </w:t>
       </w:r>
-      <w:hyperlink r:id="rId101">
+      <w:hyperlink r:id="rId106">
         <w:r>
           <w:rPr>
             <w:rStyle w:val="Hyperlink"/>
@@ -3354,8 +3459,8 @@
         <w:t xml:space="preserve">.</w:t>
       </w:r>
     </w:p>
-    <w:bookmarkEnd w:id="102"/>
-    <w:bookmarkStart w:id="104" w:name="Xa710417644a60899013e4932e847385912f9696"/>
+    <w:bookmarkEnd w:id="107"/>
+    <w:bookmarkStart w:id="109" w:name="Xa710417644a60899013e4932e847385912f9696"/>
     <w:p>
       <w:pPr>
         <w:pStyle w:val="Bibliography"/>
@@ -3400,7 +3505,7 @@
       <w:r>
         <w:t xml:space="preserve"> </w:t>
       </w:r>
-      <w:hyperlink r:id="rId103">
+      <w:hyperlink r:id="rId108">
         <w:r>
           <w:rPr>
             <w:rStyle w:val="Hyperlink"/>
@@ -3412,8 +3517,8 @@
         <w:t xml:space="preserve">.</w:t>
       </w:r>
     </w:p>
-    <w:bookmarkEnd w:id="104"/>
-    <w:bookmarkStart w:id="106" w:name="ref-baeMobilePhoneSensors2018a"/>
+    <w:bookmarkEnd w:id="109"/>
+    <w:bookmarkStart w:id="111" w:name="ref-baeMobilePhoneSensors2018a"/>
     <w:p>
       <w:pPr>
         <w:pStyle w:val="Bibliography"/>
@@ -3476,7 +3581,7 @@
       <w:r>
         <w:t xml:space="preserve"> </w:t>
       </w:r>
-      <w:hyperlink r:id="rId105">
+      <w:hyperlink r:id="rId110">
         <w:r>
           <w:rPr>
             <w:rStyle w:val="Hyperlink"/>
@@ -3488,8 +3593,8 @@
         <w:t xml:space="preserve">.</w:t>
       </w:r>
     </w:p>
-    <w:bookmarkEnd w:id="106"/>
-    <w:bookmarkStart w:id="108" w:name="Xe55fcb9276abfce60e3423ca0e9912c33a11f0b"/>
+    <w:bookmarkEnd w:id="111"/>
+    <w:bookmarkStart w:id="113" w:name="Xe55fcb9276abfce60e3423ca0e9912c33a11f0b"/>
     <w:p>
       <w:pPr>
         <w:pStyle w:val="Bibliography"/>
@@ -3534,7 +3639,7 @@
       <w:r>
         <w:t xml:space="preserve"> </w:t>
       </w:r>
-      <w:hyperlink r:id="rId107">
+      <w:hyperlink r:id="rId112">
         <w:r>
           <w:rPr>
             <w:rStyle w:val="Hyperlink"/>
@@ -3546,8 +3651,8 @@
         <w:t xml:space="preserve">.</w:t>
       </w:r>
     </w:p>
-    <w:bookmarkEnd w:id="108"/>
-    <w:bookmarkStart w:id="110" w:name="X0dfc9bfbbbc9cc86d14160256792ce0ff6efdd3"/>
+    <w:bookmarkEnd w:id="113"/>
+    <w:bookmarkStart w:id="115" w:name="X0dfc9bfbbbc9cc86d14160256792ce0ff6efdd3"/>
     <w:p>
       <w:pPr>
         <w:pStyle w:val="Bibliography"/>
@@ -3580,7 +3685,7 @@
       <w:r>
         <w:t xml:space="preserve"> </w:t>
       </w:r>
-      <w:hyperlink r:id="rId109">
+      <w:hyperlink r:id="rId114">
         <w:r>
           <w:rPr>
             <w:rStyle w:val="Hyperlink"/>
@@ -3592,8 +3697,8 @@
         <w:t xml:space="preserve">.</w:t>
       </w:r>
     </w:p>
-    <w:bookmarkEnd w:id="110"/>
-    <w:bookmarkStart w:id="112" w:name="ref-bucciTheyAreNot2019"/>
+    <w:bookmarkEnd w:id="115"/>
+    <w:bookmarkStart w:id="117" w:name="ref-bucciTheyAreNot2019"/>
     <w:p>
       <w:pPr>
         <w:pStyle w:val="Bibliography"/>
@@ -3677,7 +3782,7 @@
       <w:r>
         <w:t xml:space="preserve"> </w:t>
       </w:r>
-      <w:hyperlink r:id="rId111">
+      <w:hyperlink r:id="rId116">
         <w:r>
           <w:rPr>
             <w:rStyle w:val="Hyperlink"/>
@@ -3689,8 +3794,8 @@
         <w:t xml:space="preserve">.</w:t>
       </w:r>
     </w:p>
-    <w:bookmarkEnd w:id="112"/>
-    <w:bookmarkStart w:id="114" w:name="X565bbce5bff6dc592dea5af242f12d8b37400a4"/>
+    <w:bookmarkEnd w:id="117"/>
+    <w:bookmarkStart w:id="119" w:name="X565bbce5bff6dc592dea5af242f12d8b37400a4"/>
     <w:p>
       <w:pPr>
         <w:pStyle w:val="Bibliography"/>
@@ -3777,7 +3882,7 @@
       <w:r>
         <w:t xml:space="preserve"> </w:t>
       </w:r>
-      <w:hyperlink r:id="rId113">
+      <w:hyperlink r:id="rId118">
         <w:r>
           <w:rPr>
             <w:rStyle w:val="Hyperlink"/>
@@ -3789,8 +3894,8 @@
         <w:t xml:space="preserve">.</w:t>
       </w:r>
     </w:p>
-    <w:bookmarkEnd w:id="114"/>
-    <w:bookmarkStart w:id="116" w:name="ref-chihPredictiveModelingAddiction2014a"/>
+    <w:bookmarkEnd w:id="119"/>
+    <w:bookmarkStart w:id="121" w:name="ref-chihPredictiveModelingAddiction2014a"/>
     <w:p>
       <w:pPr>
         <w:pStyle w:val="Bibliography"/>
@@ -3823,7 +3928,7 @@
       <w:r>
         <w:t xml:space="preserve"> </w:t>
       </w:r>
-      <w:hyperlink r:id="rId115">
+      <w:hyperlink r:id="rId120">
         <w:r>
           <w:rPr>
             <w:rStyle w:val="Hyperlink"/>
@@ -3835,8 +3940,8 @@
         <w:t xml:space="preserve">.</w:t>
       </w:r>
     </w:p>
-    <w:bookmarkEnd w:id="116"/>
-    <w:bookmarkStart w:id="118" w:name="ref-chungRelapseAlcoholOther2006a"/>
+    <w:bookmarkEnd w:id="121"/>
+    <w:bookmarkStart w:id="123" w:name="ref-chungRelapseAlcoholOther2006a"/>
     <w:p>
       <w:pPr>
         <w:pStyle w:val="Bibliography"/>
@@ -3878,7 +3983,7 @@
       <w:r>
         <w:t xml:space="preserve"> </w:t>
       </w:r>
-      <w:hyperlink r:id="rId117">
+      <w:hyperlink r:id="rId122">
         <w:r>
           <w:rPr>
             <w:rStyle w:val="Hyperlink"/>
@@ -3890,8 +3995,8 @@
         <w:t xml:space="preserve">.</w:t>
       </w:r>
     </w:p>
-    <w:bookmarkEnd w:id="118"/>
-    <w:bookmarkStart w:id="120" w:name="ref-czyzEcologicalAssessmentDaily2018"/>
+    <w:bookmarkEnd w:id="123"/>
+    <w:bookmarkStart w:id="125" w:name="ref-czyzEcologicalAssessmentDaily2018"/>
     <w:p>
       <w:pPr>
         <w:pStyle w:val="Bibliography"/>
@@ -3936,7 +4041,7 @@
       <w:r>
         <w:t xml:space="preserve"> </w:t>
       </w:r>
-      <w:hyperlink r:id="rId119">
+      <w:hyperlink r:id="rId124">
         <w:r>
           <w:rPr>
             <w:rStyle w:val="Hyperlink"/>
@@ -3948,8 +4053,8 @@
         <w:t xml:space="preserve">.</w:t>
       </w:r>
     </w:p>
-    <w:bookmarkEnd w:id="120"/>
-    <w:bookmarkStart w:id="122" w:name="ref-dibartoloAlcoholUseDisorder2017"/>
+    <w:bookmarkEnd w:id="125"/>
+    <w:bookmarkStart w:id="127" w:name="ref-dibartoloAlcoholUseDisorder2017"/>
     <w:p>
       <w:pPr>
         <w:pStyle w:val="Bibliography"/>
@@ -4036,7 +4141,7 @@
       <w:r>
         <w:t xml:space="preserve"> </w:t>
       </w:r>
-      <w:hyperlink r:id="rId121">
+      <w:hyperlink r:id="rId126">
         <w:r>
           <w:rPr>
             <w:rStyle w:val="Hyperlink"/>
@@ -4048,8 +4153,8 @@
         <w:t xml:space="preserve">.</w:t>
       </w:r>
     </w:p>
-    <w:bookmarkEnd w:id="122"/>
-    <w:bookmarkStart w:id="124" w:name="ref-feingoldProximalVsDistal2015"/>
+    <w:bookmarkEnd w:id="127"/>
+    <w:bookmarkStart w:id="129" w:name="ref-feingoldProximalVsDistal2015"/>
     <w:p>
       <w:pPr>
         <w:pStyle w:val="Bibliography"/>
@@ -4082,7 +4187,7 @@
       <w:r>
         <w:t xml:space="preserve"> </w:t>
       </w:r>
-      <w:hyperlink r:id="rId123">
+      <w:hyperlink r:id="rId128">
         <w:r>
           <w:rPr>
             <w:rStyle w:val="Hyperlink"/>
@@ -4094,8 +4199,8 @@
         <w:t xml:space="preserve">.</w:t>
       </w:r>
     </w:p>
-    <w:bookmarkEnd w:id="124"/>
-    <w:bookmarkStart w:id="126" w:name="ref-finnPerceivedBarriersSeeking2023"/>
+    <w:bookmarkEnd w:id="129"/>
+    <w:bookmarkStart w:id="131" w:name="ref-finnPerceivedBarriersSeeking2023"/>
     <w:p>
       <w:pPr>
         <w:pStyle w:val="Bibliography"/>
@@ -4140,7 +4245,7 @@
       <w:r>
         <w:t xml:space="preserve"> </w:t>
       </w:r>
-      <w:hyperlink r:id="rId125">
+      <w:hyperlink r:id="rId130">
         <w:r>
           <w:rPr>
             <w:rStyle w:val="Hyperlink"/>
@@ -4152,8 +4257,8 @@
         <w:t xml:space="preserve">.</w:t>
       </w:r>
     </w:p>
-    <w:bookmarkEnd w:id="126"/>
-    <w:bookmarkStart w:id="128" w:name="ref-gilbertGenderDifferencesUse2019b"/>
+    <w:bookmarkEnd w:id="131"/>
+    <w:bookmarkStart w:id="133" w:name="ref-gilbertGenderDifferencesUse2019b"/>
     <w:p>
       <w:pPr>
         <w:pStyle w:val="Bibliography"/>
@@ -4255,7 +4360,7 @@
       <w:r>
         <w:t xml:space="preserve"> </w:t>
       </w:r>
-      <w:hyperlink r:id="rId127">
+      <w:hyperlink r:id="rId132">
         <w:r>
           <w:rPr>
             <w:rStyle w:val="Hyperlink"/>
@@ -4267,8 +4372,8 @@
         <w:t xml:space="preserve">.</w:t>
       </w:r>
     </w:p>
-    <w:bookmarkEnd w:id="128"/>
-    <w:bookmarkStart w:id="130" w:name="Xda7e0211c819cfbb87f310a4ff9aa4e691fefed"/>
+    <w:bookmarkEnd w:id="133"/>
+    <w:bookmarkStart w:id="135" w:name="Xda7e0211c819cfbb87f310a4ff9aa4e691fefed"/>
     <w:p>
       <w:pPr>
         <w:pStyle w:val="Bibliography"/>
@@ -4352,7 +4457,7 @@
       <w:r>
         <w:t xml:space="preserve"> </w:t>
       </w:r>
-      <w:hyperlink r:id="rId129">
+      <w:hyperlink r:id="rId134">
         <w:r>
           <w:rPr>
             <w:rStyle w:val="Hyperlink"/>
@@ -4364,8 +4469,8 @@
         <w:t xml:space="preserve">.</w:t>
       </w:r>
     </w:p>
-    <w:bookmarkEnd w:id="130"/>
-    <w:bookmarkStart w:id="132" w:name="Xb18b2d127665d50164a17bc8322beef69d4f980"/>
+    <w:bookmarkEnd w:id="135"/>
+    <w:bookmarkStart w:id="137" w:name="Xb18b2d127665d50164a17bc8322beef69d4f980"/>
     <w:p>
       <w:pPr>
         <w:pStyle w:val="Bibliography"/>
@@ -4410,7 +4515,7 @@
       <w:r>
         <w:t xml:space="preserve"> </w:t>
       </w:r>
-      <w:hyperlink r:id="rId131">
+      <w:hyperlink r:id="rId136">
         <w:r>
           <w:rPr>
             <w:rStyle w:val="Hyperlink"/>
@@ -4422,8 +4527,8 @@
         <w:t xml:space="preserve">.</w:t>
       </w:r>
     </w:p>
-    <w:bookmarkEnd w:id="132"/>
-    <w:bookmarkStart w:id="134" w:name="Xf3bbd2f018d15797242e38137a2bb5183901854"/>
+    <w:bookmarkEnd w:id="137"/>
+    <w:bookmarkStart w:id="139" w:name="Xf3bbd2f018d15797242e38137a2bb5183901854"/>
     <w:p>
       <w:pPr>
         <w:pStyle w:val="Bibliography"/>
@@ -4456,7 +4561,7 @@
       <w:r>
         <w:t xml:space="preserve"> </w:t>
       </w:r>
-      <w:hyperlink r:id="rId133">
+      <w:hyperlink r:id="rId138">
         <w:r>
           <w:rPr>
             <w:rStyle w:val="Hyperlink"/>
@@ -4468,8 +4573,8 @@
         <w:t xml:space="preserve">.</w:t>
       </w:r>
     </w:p>
-    <w:bookmarkEnd w:id="134"/>
-    <w:bookmarkStart w:id="136" w:name="Xc607b352943521404e0f20019d77839d3605993"/>
+    <w:bookmarkEnd w:id="139"/>
+    <w:bookmarkStart w:id="141" w:name="Xc607b352943521404e0f20019d77839d3605993"/>
     <w:p>
       <w:pPr>
         <w:pStyle w:val="Bibliography"/>
@@ -4535,7 +4640,7 @@
       <w:r>
         <w:t xml:space="preserve"> </w:t>
       </w:r>
-      <w:hyperlink r:id="rId135">
+      <w:hyperlink r:id="rId140">
         <w:r>
           <w:rPr>
             <w:rStyle w:val="Hyperlink"/>
@@ -4547,8 +4652,8 @@
         <w:t xml:space="preserve">.</w:t>
       </w:r>
     </w:p>
-    <w:bookmarkEnd w:id="136"/>
-    <w:bookmarkStart w:id="138" w:name="X908b868cf8e06446dd59b9be0145f3be3b8216e"/>
+    <w:bookmarkEnd w:id="141"/>
+    <w:bookmarkStart w:id="143" w:name="X908b868cf8e06446dd59b9be0145f3be3b8216e"/>
     <w:p>
       <w:pPr>
         <w:pStyle w:val="Bibliography"/>
@@ -4635,7 +4740,7 @@
       <w:r>
         <w:t xml:space="preserve"> </w:t>
       </w:r>
-      <w:hyperlink r:id="rId137">
+      <w:hyperlink r:id="rId142">
         <w:r>
           <w:rPr>
             <w:rStyle w:val="Hyperlink"/>
@@ -4647,8 +4752,8 @@
         <w:t xml:space="preserve">.</w:t>
       </w:r>
     </w:p>
-    <w:bookmarkEnd w:id="138"/>
-    <w:bookmarkStart w:id="140" w:name="ref-jacobsonUsingDigitalTherapeutics2023"/>
+    <w:bookmarkEnd w:id="143"/>
+    <w:bookmarkStart w:id="145" w:name="ref-jacobsonUsingDigitalTherapeutics2023"/>
     <w:p>
       <w:pPr>
         <w:pStyle w:val="Bibliography"/>
@@ -4671,7 +4776,7 @@
       <w:r>
         <w:t xml:space="preserve"> </w:t>
       </w:r>
-      <w:hyperlink r:id="rId139">
+      <w:hyperlink r:id="rId144">
         <w:r>
           <w:rPr>
             <w:rStyle w:val="Hyperlink"/>
@@ -4683,8 +4788,8 @@
         <w:t xml:space="preserve">.</w:t>
       </w:r>
     </w:p>
-    <w:bookmarkEnd w:id="140"/>
-    <w:bookmarkStart w:id="142" w:name="ref-kaddenMarlattRelapseTaxonomy1996"/>
+    <w:bookmarkEnd w:id="145"/>
+    <w:bookmarkStart w:id="147" w:name="ref-kaddenMarlattRelapseTaxonomy1996"/>
     <w:p>
       <w:pPr>
         <w:pStyle w:val="Bibliography"/>
@@ -4726,7 +4831,7 @@
       <w:r>
         <w:t xml:space="preserve"> </w:t>
       </w:r>
-      <w:hyperlink r:id="rId141">
+      <w:hyperlink r:id="rId146">
         <w:r>
           <w:rPr>
             <w:rStyle w:val="Hyperlink"/>
@@ -4738,8 +4843,8 @@
         <w:t xml:space="preserve">.</w:t>
       </w:r>
     </w:p>
-    <w:bookmarkEnd w:id="142"/>
-    <w:bookmarkStart w:id="144" w:name="ref-kaufmannTreatmentSeekingBarriers2014"/>
+    <w:bookmarkEnd w:id="147"/>
+    <w:bookmarkStart w:id="149" w:name="ref-kaufmannTreatmentSeekingBarriers2014"/>
     <w:p>
       <w:pPr>
         <w:pStyle w:val="Bibliography"/>
@@ -4772,7 +4877,7 @@
       <w:r>
         <w:t xml:space="preserve"> </w:t>
       </w:r>
-      <w:hyperlink r:id="rId143">
+      <w:hyperlink r:id="rId148">
         <w:r>
           <w:rPr>
             <w:rStyle w:val="Hyperlink"/>
@@ -4784,8 +4889,8 @@
         <w:t xml:space="preserve">.</w:t>
       </w:r>
     </w:p>
-    <w:bookmarkEnd w:id="144"/>
-    <w:bookmarkStart w:id="145" w:name="ref-korlakuntaReasonsRelapsePatients2012"/>
+    <w:bookmarkEnd w:id="149"/>
+    <w:bookmarkStart w:id="150" w:name="ref-korlakuntaReasonsRelapsePatients2012"/>
     <w:p>
       <w:pPr>
         <w:pStyle w:val="Bibliography"/>
@@ -4816,8 +4921,8 @@
         <w:t xml:space="preserve">13 (2): 108.</w:t>
       </w:r>
     </w:p>
-    <w:bookmarkEnd w:id="145"/>
-    <w:bookmarkStart w:id="147" w:name="ref-lecomteMobileAppsMental2020"/>
+    <w:bookmarkEnd w:id="150"/>
+    <w:bookmarkStart w:id="152" w:name="ref-lecomteMobileAppsMental2020"/>
     <w:p>
       <w:pPr>
         <w:pStyle w:val="Bibliography"/>
@@ -4892,7 +4997,7 @@
       <w:r>
         <w:t xml:space="preserve"> </w:t>
       </w:r>
-      <w:hyperlink r:id="rId146">
+      <w:hyperlink r:id="rId151">
         <w:r>
           <w:rPr>
             <w:rStyle w:val="Hyperlink"/>
@@ -4904,8 +5009,8 @@
         <w:t xml:space="preserve">.</w:t>
       </w:r>
     </w:p>
-    <w:bookmarkEnd w:id="147"/>
-    <w:bookmarkStart w:id="149" w:name="ref-leeDataDrivenDigitalTherapeutics2023"/>
+    <w:bookmarkEnd w:id="152"/>
+    <w:bookmarkStart w:id="154" w:name="ref-leeDataDrivenDigitalTherapeutics2023"/>
     <w:p>
       <w:pPr>
         <w:pStyle w:val="Bibliography"/>
@@ -4968,7 +5073,7 @@
       <w:r>
         <w:t xml:space="preserve"> </w:t>
       </w:r>
-      <w:hyperlink r:id="rId148">
+      <w:hyperlink r:id="rId153">
         <w:r>
           <w:rPr>
             <w:rStyle w:val="Hyperlink"/>
@@ -4980,8 +5085,8 @@
         <w:t xml:space="preserve">.</w:t>
       </w:r>
     </w:p>
-    <w:bookmarkEnd w:id="149"/>
-    <w:bookmarkStart w:id="151" w:name="Xad0e05bf336dda97d227027eae040cfde33d783"/>
+    <w:bookmarkEnd w:id="154"/>
+    <w:bookmarkStart w:id="156" w:name="Xad0e05bf336dda97d227027eae040cfde33d783"/>
     <w:p>
       <w:pPr>
         <w:pStyle w:val="Bibliography"/>
@@ -5023,7 +5128,7 @@
       <w:r>
         <w:t xml:space="preserve"> </w:t>
       </w:r>
-      <w:hyperlink r:id="rId150">
+      <w:hyperlink r:id="rId155">
         <w:r>
           <w:rPr>
             <w:rStyle w:val="Hyperlink"/>
@@ -5035,8 +5140,8 @@
         <w:t xml:space="preserve">.</w:t>
       </w:r>
     </w:p>
-    <w:bookmarkEnd w:id="151"/>
-    <w:bookmarkStart w:id="152" w:name="X34be55f2a2ff67a14e7206627bb93b426490c87"/>
+    <w:bookmarkEnd w:id="156"/>
+    <w:bookmarkStart w:id="157" w:name="X34be55f2a2ff67a14e7206627bb93b426490c87"/>
     <w:p>
       <w:pPr>
         <w:pStyle w:val="Bibliography"/>
@@ -5121,8 +5226,8 @@
         <w:t xml:space="preserve">’17. Red Hook, NY, USA: Curran Associates Inc.</w:t>
       </w:r>
     </w:p>
-    <w:bookmarkEnd w:id="152"/>
-    <w:bookmarkStart w:id="154" w:name="X22e9be3824ec77f661ff36dcfd4b6270812f56f"/>
+    <w:bookmarkEnd w:id="157"/>
+    <w:bookmarkStart w:id="159" w:name="X22e9be3824ec77f661ff36dcfd4b6270812f56f"/>
     <w:p>
       <w:pPr>
         <w:pStyle w:val="Bibliography"/>
@@ -5155,7 +5260,7 @@
       <w:r>
         <w:t xml:space="preserve"> </w:t>
       </w:r>
-      <w:hyperlink r:id="rId153">
+      <w:hyperlink r:id="rId158">
         <w:r>
           <w:rPr>
             <w:rStyle w:val="Hyperlink"/>
@@ -5167,8 +5272,8 @@
         <w:t xml:space="preserve">.</w:t>
       </w:r>
     </w:p>
-    <w:bookmarkEnd w:id="154"/>
-    <w:bookmarkStart w:id="156" w:name="X1329989714ddcecd7db483e12083768f0c5e635"/>
+    <w:bookmarkEnd w:id="159"/>
+    <w:bookmarkStart w:id="161" w:name="X1329989714ddcecd7db483e12083768f0c5e635"/>
     <w:p>
       <w:pPr>
         <w:pStyle w:val="Bibliography"/>
@@ -5201,7 +5306,7 @@
       <w:r>
         <w:t xml:space="preserve"> </w:t>
       </w:r>
-      <w:hyperlink r:id="rId155">
+      <w:hyperlink r:id="rId160">
         <w:r>
           <w:rPr>
             <w:rStyle w:val="Hyperlink"/>
@@ -5213,8 +5318,8 @@
         <w:t xml:space="preserve">.</w:t>
       </w:r>
     </w:p>
-    <w:bookmarkEnd w:id="156"/>
-    <w:bookmarkStart w:id="157" w:name="Xacc8c8a96f728736c6ec7be4d5ae02bdeea04b4"/>
+    <w:bookmarkEnd w:id="161"/>
+    <w:bookmarkStart w:id="162" w:name="Xacc8c8a96f728736c6ec7be4d5ae02bdeea04b4"/>
     <w:p>
       <w:pPr>
         <w:pStyle w:val="Bibliography"/>
@@ -5276,8 +5381,8 @@
         <w:t xml:space="preserve">Strategies in the Treatment of Addictive Behaviors, 2nd Ed. New York, NY, US: The Guilford Press.</w:t>
       </w:r>
     </w:p>
-    <w:bookmarkEnd w:id="157"/>
-    <w:bookmarkStart w:id="159" w:name="ref-mayBarriersTreatmentAlcohol2019"/>
+    <w:bookmarkEnd w:id="162"/>
+    <w:bookmarkStart w:id="164" w:name="ref-mayBarriersTreatmentAlcohol2019"/>
     <w:p>
       <w:pPr>
         <w:pStyle w:val="Bibliography"/>
@@ -5331,7 +5436,7 @@
       <w:r>
         <w:t xml:space="preserve"> </w:t>
       </w:r>
-      <w:hyperlink r:id="rId158">
+      <w:hyperlink r:id="rId163">
         <w:r>
           <w:rPr>
             <w:rStyle w:val="Hyperlink"/>
@@ -5343,8 +5448,8 @@
         <w:t xml:space="preserve">.</w:t>
       </w:r>
     </w:p>
-    <w:bookmarkEnd w:id="159"/>
-    <w:bookmarkStart w:id="161" w:name="ref-mckayStudiesFactorsRelapse1999a"/>
+    <w:bookmarkEnd w:id="164"/>
+    <w:bookmarkStart w:id="166" w:name="ref-mckayStudiesFactorsRelapse1999a"/>
     <w:p>
       <w:pPr>
         <w:pStyle w:val="Bibliography"/>
@@ -5377,7 +5482,7 @@
       <w:r>
         <w:t xml:space="preserve"> </w:t>
       </w:r>
-      <w:hyperlink r:id="rId160">
+      <w:hyperlink r:id="rId165">
         <w:r>
           <w:rPr>
             <w:rStyle w:val="Hyperlink"/>
@@ -5389,8 +5494,8 @@
         <w:t xml:space="preserve">.</w:t>
       </w:r>
     </w:p>
-    <w:bookmarkEnd w:id="161"/>
-    <w:bookmarkStart w:id="163" w:name="Xa85aa3e69b96711203dd276459c27e9adfa1c91"/>
+    <w:bookmarkEnd w:id="166"/>
+    <w:bookmarkStart w:id="168" w:name="Xa85aa3e69b96711203dd276459c27e9adfa1c91"/>
     <w:p>
       <w:pPr>
         <w:pStyle w:val="Bibliography"/>
@@ -5423,7 +5528,7 @@
       <w:r>
         <w:t xml:space="preserve"> </w:t>
       </w:r>
-      <w:hyperlink r:id="rId162">
+      <w:hyperlink r:id="rId167">
         <w:r>
           <w:rPr>
             <w:rStyle w:val="Hyperlink"/>
@@ -5435,8 +5540,8 @@
         <w:t xml:space="preserve">.</w:t>
       </w:r>
     </w:p>
-    <w:bookmarkEnd w:id="163"/>
-    <w:bookmarkStart w:id="165" w:name="X2c8fdc1f963588c4e5803538f331fc3ec069650"/>
+    <w:bookmarkEnd w:id="168"/>
+    <w:bookmarkStart w:id="170" w:name="X2c8fdc1f963588c4e5803538f331fc3ec069650"/>
     <w:p>
       <w:pPr>
         <w:pStyle w:val="Bibliography"/>
@@ -5469,7 +5574,7 @@
       <w:r>
         <w:t xml:space="preserve"> </w:t>
       </w:r>
-      <w:hyperlink r:id="rId164">
+      <w:hyperlink r:id="rId169">
         <w:r>
           <w:rPr>
             <w:rStyle w:val="Hyperlink"/>
@@ -5481,8 +5586,8 @@
         <w:t xml:space="preserve">.</w:t>
       </w:r>
     </w:p>
-    <w:bookmarkEnd w:id="165"/>
-    <w:bookmarkStart w:id="167" w:name="ref-millerWhatRelapseFifty1996"/>
+    <w:bookmarkEnd w:id="170"/>
+    <w:bookmarkStart w:id="172" w:name="ref-millerWhatRelapseFifty1996"/>
     <w:p>
       <w:pPr>
         <w:pStyle w:val="Bibliography"/>
@@ -5527,7 +5632,7 @@
       <w:r>
         <w:t xml:space="preserve"> </w:t>
       </w:r>
-      <w:hyperlink r:id="rId166">
+      <w:hyperlink r:id="rId171">
         <w:r>
           <w:rPr>
             <w:rStyle w:val="Hyperlink"/>
@@ -5539,8 +5644,8 @@
         <w:t xml:space="preserve">.</w:t>
       </w:r>
     </w:p>
-    <w:bookmarkEnd w:id="167"/>
-    <w:bookmarkStart w:id="169" w:name="X2c49998dea99682d6b5f0124ff3ae02aa1b44c6"/>
+    <w:bookmarkEnd w:id="172"/>
+    <w:bookmarkStart w:id="174" w:name="X2c49998dea99682d6b5f0124ff3ae02aa1b44c6"/>
     <w:p>
       <w:pPr>
         <w:pStyle w:val="Bibliography"/>
@@ -5585,7 +5690,7 @@
       <w:r>
         <w:t xml:space="preserve"> </w:t>
       </w:r>
-      <w:hyperlink r:id="rId168">
+      <w:hyperlink r:id="rId173">
         <w:r>
           <w:rPr>
             <w:rStyle w:val="Hyperlink"/>
@@ -5597,8 +5702,8 @@
         <w:t xml:space="preserve">.</w:t>
       </w:r>
     </w:p>
-    <w:bookmarkEnd w:id="169"/>
-    <w:bookmarkStart w:id="170" w:name="X10ed27139bf2726a3dc2246fcd4428578cdfcc2"/>
+    <w:bookmarkEnd w:id="174"/>
+    <w:bookmarkStart w:id="175" w:name="X10ed27139bf2726a3dc2246fcd4428578cdfcc2"/>
     <w:p>
       <w:pPr>
         <w:pStyle w:val="Bibliography"/>
@@ -5682,8 +5787,8 @@
         <w:t xml:space="preserve">https://www.niaaa.nih.gov/alcohols-effects-health/alcohol-topics/alcohol-facts-and-statistics/alcohol-treatment-united-states.</w:t>
       </w:r>
     </w:p>
-    <w:bookmarkEnd w:id="170"/>
-    <w:bookmarkStart w:id="171" w:name="X7d82e15a6eb3257cdf0f7a217921497f7a56ebb"/>
+    <w:bookmarkEnd w:id="175"/>
+    <w:bookmarkStart w:id="176" w:name="X7d82e15a6eb3257cdf0f7a217921497f7a56ebb"/>
     <w:p>
       <w:pPr>
         <w:pStyle w:val="Bibliography"/>
@@ -5794,8 +5899,8 @@
         <w:t xml:space="preserve">https://www.niaaa.nih.gov/alcohols-effects-health/alcohol-topics/alcohol-facts-and-statistics/alcohol-use-disorder-aud-united-states-age-groups-and-demographic-characteristics.</w:t>
       </w:r>
     </w:p>
-    <w:bookmarkEnd w:id="171"/>
-    <w:bookmarkStart w:id="172" w:name="Xefd2679ad72dde34adff1afa8671a6410298df4"/>
+    <w:bookmarkEnd w:id="176"/>
+    <w:bookmarkStart w:id="177" w:name="Xefd2679ad72dde34adff1afa8671a6410298df4"/>
     <w:p>
       <w:pPr>
         <w:pStyle w:val="Bibliography"/>
@@ -5849,8 +5954,8 @@
         <w:t xml:space="preserve">September.</w:t>
       </w:r>
     </w:p>
-    <w:bookmarkEnd w:id="172"/>
-    <w:bookmarkStart w:id="174" w:name="ref-perskiAcceptabilityDigitalHealth2021"/>
+    <w:bookmarkEnd w:id="177"/>
+    <w:bookmarkStart w:id="179" w:name="ref-perskiAcceptabilityDigitalHealth2021"/>
     <w:p>
       <w:pPr>
         <w:pStyle w:val="Bibliography"/>
@@ -5883,7 +5988,7 @@
       <w:r>
         <w:t xml:space="preserve"> </w:t>
       </w:r>
-      <w:hyperlink r:id="rId173">
+      <w:hyperlink r:id="rId178">
         <w:r>
           <w:rPr>
             <w:rStyle w:val="Hyperlink"/>
@@ -5895,8 +6000,8 @@
         <w:t xml:space="preserve">.</w:t>
       </w:r>
     </w:p>
-    <w:bookmarkEnd w:id="174"/>
-    <w:bookmarkStart w:id="176" w:name="Xb003b0f0cdb6de2c73ba14c880bf3ed3d4d8add"/>
+    <w:bookmarkEnd w:id="179"/>
+    <w:bookmarkStart w:id="181" w:name="Xb003b0f0cdb6de2c73ba14c880bf3ed3d4d8add"/>
     <w:p>
       <w:pPr>
         <w:pStyle w:val="Bibliography"/>
@@ -5983,7 +6088,7 @@
       <w:r>
         <w:t xml:space="preserve"> </w:t>
       </w:r>
-      <w:hyperlink r:id="rId175">
+      <w:hyperlink r:id="rId180">
         <w:r>
           <w:rPr>
             <w:rStyle w:val="Hyperlink"/>
@@ -5995,8 +6100,8 @@
         <w:t xml:space="preserve">.</w:t>
       </w:r>
     </w:p>
-    <w:bookmarkEnd w:id="176"/>
-    <w:bookmarkStart w:id="178" w:name="Xbb4506c53ef69c4b172ea82120c613272a44938"/>
+    <w:bookmarkEnd w:id="181"/>
+    <w:bookmarkStart w:id="183" w:name="Xbb4506c53ef69c4b172ea82120c613272a44938"/>
     <w:p>
       <w:pPr>
         <w:pStyle w:val="Bibliography"/>
@@ -6047,7 +6152,7 @@
       <w:r>
         <w:t xml:space="preserve"> </w:t>
       </w:r>
-      <w:hyperlink r:id="rId177">
+      <w:hyperlink r:id="rId182">
         <w:r>
           <w:rPr>
             <w:rStyle w:val="Hyperlink"/>
@@ -6059,8 +6164,8 @@
         <w:t xml:space="preserve">.</w:t>
       </w:r>
     </w:p>
-    <w:bookmarkEnd w:id="178"/>
-    <w:bookmarkStart w:id="180" w:name="ref-probstAlcoholUseDisorder2015"/>
+    <w:bookmarkEnd w:id="183"/>
+    <w:bookmarkStart w:id="185" w:name="ref-probstAlcoholUseDisorder2015"/>
     <w:p>
       <w:pPr>
         <w:pStyle w:val="Bibliography"/>
@@ -6105,7 +6210,7 @@
       <w:r>
         <w:t xml:space="preserve"> </w:t>
       </w:r>
-      <w:hyperlink r:id="rId179">
+      <w:hyperlink r:id="rId184">
         <w:r>
           <w:rPr>
             <w:rStyle w:val="Hyperlink"/>
@@ -6117,8 +6222,8 @@
         <w:t xml:space="preserve">.</w:t>
       </w:r>
     </w:p>
-    <w:bookmarkEnd w:id="180"/>
-    <w:bookmarkStart w:id="182" w:name="ref-sacks2010NationalState2015a"/>
+    <w:bookmarkEnd w:id="185"/>
+    <w:bookmarkStart w:id="187" w:name="ref-sacks2010NationalState2015a"/>
     <w:p>
       <w:pPr>
         <w:pStyle w:val="Bibliography"/>
@@ -6184,7 +6289,7 @@
       <w:r>
         <w:t xml:space="preserve"> </w:t>
       </w:r>
-      <w:hyperlink r:id="rId181">
+      <w:hyperlink r:id="rId186">
         <w:r>
           <w:rPr>
             <w:rStyle w:val="Hyperlink"/>
@@ -6196,8 +6301,8 @@
         <w:t xml:space="preserve">.</w:t>
       </w:r>
     </w:p>
-    <w:bookmarkEnd w:id="182"/>
-    <w:bookmarkStart w:id="184" w:name="X09d525bde5cdf46e9beb75f4b54b37f879a73a6"/>
+    <w:bookmarkEnd w:id="187"/>
+    <w:bookmarkStart w:id="189" w:name="X09d525bde5cdf46e9beb75f4b54b37f879a73a6"/>
     <w:p>
       <w:pPr>
         <w:pStyle w:val="Bibliography"/>
@@ -6272,7 +6377,7 @@
       <w:r>
         <w:t xml:space="preserve"> </w:t>
       </w:r>
-      <w:hyperlink r:id="rId183">
+      <w:hyperlink r:id="rId188">
         <w:r>
           <w:rPr>
             <w:rStyle w:val="Hyperlink"/>
@@ -6284,8 +6389,8 @@
         <w:t xml:space="preserve">.</w:t>
       </w:r>
     </w:p>
-    <w:bookmarkEnd w:id="184"/>
-    <w:bookmarkStart w:id="186" w:name="ref-scottPathwaysRelapseTreatment2005"/>
+    <w:bookmarkEnd w:id="189"/>
+    <w:bookmarkStart w:id="191" w:name="ref-scottPathwaysRelapseTreatment2005"/>
     <w:p>
       <w:pPr>
         <w:pStyle w:val="Bibliography"/>
@@ -6318,7 +6423,7 @@
       <w:r>
         <w:t xml:space="preserve"> </w:t>
       </w:r>
-      <w:hyperlink r:id="rId185">
+      <w:hyperlink r:id="rId190">
         <w:r>
           <w:rPr>
             <w:rStyle w:val="Hyperlink"/>
@@ -6330,8 +6435,8 @@
         <w:t xml:space="preserve">.</w:t>
       </w:r>
     </w:p>
-    <w:bookmarkEnd w:id="186"/>
-    <w:bookmarkStart w:id="188" w:name="ref-sedarousCultureStigmaInequities2023"/>
+    <w:bookmarkEnd w:id="191"/>
+    <w:bookmarkStart w:id="193" w:name="ref-sedarousCultureStigmaInequities2023"/>
     <w:p>
       <w:pPr>
         <w:pStyle w:val="Bibliography"/>
@@ -6364,7 +6469,7 @@
       <w:r>
         <w:t xml:space="preserve"> </w:t>
       </w:r>
-      <w:hyperlink r:id="rId187">
+      <w:hyperlink r:id="rId192">
         <w:r>
           <w:rPr>
             <w:rStyle w:val="Hyperlink"/>
@@ -6376,8 +6481,8 @@
         <w:t xml:space="preserve">.</w:t>
       </w:r>
     </w:p>
-    <w:bookmarkEnd w:id="188"/>
-    <w:bookmarkStart w:id="190" w:name="ref-stoutPredictiveValidityMarlatt1996"/>
+    <w:bookmarkEnd w:id="193"/>
+    <w:bookmarkStart w:id="195" w:name="ref-stoutPredictiveValidityMarlatt1996"/>
     <w:p>
       <w:pPr>
         <w:pStyle w:val="Bibliography"/>
@@ -6419,7 +6524,7 @@
       <w:r>
         <w:t xml:space="preserve"> </w:t>
       </w:r>
-      <w:hyperlink r:id="rId189">
+      <w:hyperlink r:id="rId194">
         <w:r>
           <w:rPr>
             <w:rStyle w:val="Hyperlink"/>
@@ -6431,8 +6536,8 @@
         <w:t xml:space="preserve">.</w:t>
       </w:r>
     </w:p>
-    <w:bookmarkEnd w:id="190"/>
-    <w:bookmarkStart w:id="192" w:name="X96f53643d6f2371e92547a3958d3a6315a75b64"/>
+    <w:bookmarkEnd w:id="195"/>
+    <w:bookmarkStart w:id="197" w:name="X96f53643d6f2371e92547a3958d3a6315a75b64"/>
     <w:p>
       <w:pPr>
         <w:pStyle w:val="Bibliography"/>
@@ -6507,7 +6612,7 @@
       <w:r>
         <w:t xml:space="preserve"> </w:t>
       </w:r>
-      <w:hyperlink r:id="rId191">
+      <w:hyperlink r:id="rId196">
         <w:r>
           <w:rPr>
             <w:rStyle w:val="Hyperlink"/>
@@ -6519,8 +6624,8 @@
         <w:t xml:space="preserve">.</w:t>
       </w:r>
     </w:p>
-    <w:bookmarkEnd w:id="192"/>
-    <w:bookmarkStart w:id="194" w:name="ref-toValidationAlcoholMisuse2020"/>
+    <w:bookmarkEnd w:id="197"/>
+    <w:bookmarkStart w:id="199" w:name="ref-toValidationAlcoholMisuse2020"/>
     <w:p>
       <w:pPr>
         <w:pStyle w:val="Bibliography"/>
@@ -6553,7 +6658,7 @@
       <w:r>
         <w:t xml:space="preserve"> </w:t>
       </w:r>
-      <w:hyperlink r:id="rId193">
+      <w:hyperlink r:id="rId198">
         <w:r>
           <w:rPr>
             <w:rStyle w:val="Hyperlink"/>
@@ -6565,8 +6670,8 @@
         <w:t xml:space="preserve">.</w:t>
       </w:r>
     </w:p>
-    <w:bookmarkEnd w:id="194"/>
-    <w:bookmarkStart w:id="196" w:name="ref-topazExtractingAlcoholSubstance2019"/>
+    <w:bookmarkEnd w:id="199"/>
+    <w:bookmarkStart w:id="201" w:name="ref-topazExtractingAlcoholSubstance2019"/>
     <w:p>
       <w:pPr>
         <w:pStyle w:val="Bibliography"/>
@@ -6761,7 +6866,7 @@
       <w:r>
         <w:t xml:space="preserve"> </w:t>
       </w:r>
-      <w:hyperlink r:id="rId195">
+      <w:hyperlink r:id="rId200">
         <w:r>
           <w:rPr>
             <w:rStyle w:val="Hyperlink"/>
@@ -6773,8 +6878,8 @@
         <w:t xml:space="preserve">.</w:t>
       </w:r>
     </w:p>
-    <w:bookmarkEnd w:id="196"/>
-    <w:bookmarkStart w:id="198" w:name="Xc23b9258642a07a427764ca5f1401675cd78fe8"/>
+    <w:bookmarkEnd w:id="201"/>
+    <w:bookmarkStart w:id="203" w:name="Xc23b9258642a07a427764ca5f1401675cd78fe8"/>
     <w:p>
       <w:pPr>
         <w:pStyle w:val="Bibliography"/>
@@ -6864,7 +6969,7 @@
       <w:r>
         <w:t xml:space="preserve"> </w:t>
       </w:r>
-      <w:hyperlink r:id="rId197">
+      <w:hyperlink r:id="rId202">
         <w:r>
           <w:rPr>
             <w:rStyle w:val="Hyperlink"/>
@@ -6876,8 +6981,8 @@
         <w:t xml:space="preserve">.</w:t>
       </w:r>
     </w:p>
-    <w:bookmarkEnd w:id="198"/>
-    <w:bookmarkStart w:id="200" w:name="ref-verissimoInfluenceGenderRace2017"/>
+    <w:bookmarkEnd w:id="203"/>
+    <w:bookmarkStart w:id="205" w:name="ref-verissimoInfluenceGenderRace2017"/>
     <w:p>
       <w:pPr>
         <w:pStyle w:val="Bibliography"/>
@@ -6910,7 +7015,7 @@
       <w:r>
         <w:t xml:space="preserve"> </w:t>
       </w:r>
-      <w:hyperlink r:id="rId199">
+      <w:hyperlink r:id="rId204">
         <w:r>
           <w:rPr>
             <w:rStyle w:val="Hyperlink"/>
@@ -6922,8 +7027,8 @@
         <w:t xml:space="preserve">.</w:t>
       </w:r>
     </w:p>
-    <w:bookmarkEnd w:id="200"/>
-    <w:bookmarkStart w:id="202" w:name="X4d3b90c1d1a7aedd64897841630d176922ff5c5"/>
+    <w:bookmarkEnd w:id="205"/>
+    <w:bookmarkStart w:id="207" w:name="X4d3b90c1d1a7aedd64897841630d176922ff5c5"/>
     <w:p>
       <w:pPr>
         <w:pStyle w:val="Bibliography"/>
@@ -6956,7 +7061,7 @@
       <w:r>
         <w:t xml:space="preserve"> </w:t>
       </w:r>
-      <w:hyperlink r:id="rId201">
+      <w:hyperlink r:id="rId206">
         <w:r>
           <w:rPr>
             <w:rStyle w:val="Hyperlink"/>
@@ -6968,8 +7073,8 @@
         <w:t xml:space="preserve">.</w:t>
       </w:r>
     </w:p>
-    <w:bookmarkEnd w:id="202"/>
-    <w:bookmarkStart w:id="204" w:name="Xdc00f0b24416f0cd67e677fa7ea98976cb76b78"/>
+    <w:bookmarkEnd w:id="207"/>
+    <w:bookmarkStart w:id="209" w:name="Xdc00f0b24416f0cd67e677fa7ea98976cb76b78"/>
     <w:p>
       <w:pPr>
         <w:pStyle w:val="Bibliography"/>
@@ -7050,7 +7155,7 @@
       <w:r>
         <w:t xml:space="preserve"> </w:t>
       </w:r>
-      <w:hyperlink r:id="rId203">
+      <w:hyperlink r:id="rId208">
         <w:r>
           <w:rPr>
             <w:rStyle w:val="Hyperlink"/>
@@ -7062,8 +7167,8 @@
         <w:t xml:space="preserve">.</w:t>
       </w:r>
     </w:p>
-    <w:bookmarkEnd w:id="204"/>
-    <w:bookmarkStart w:id="206" w:name="Xfdbd9b98dcf52cd76d09b25ddfd802e4e88441f"/>
+    <w:bookmarkEnd w:id="209"/>
+    <w:bookmarkStart w:id="211" w:name="Xfdbd9b98dcf52cd76d09b25ddfd802e4e88441f"/>
     <w:p>
       <w:pPr>
         <w:pStyle w:val="Bibliography"/>
@@ -7150,7 +7255,7 @@
       <w:r>
         <w:t xml:space="preserve"> </w:t>
       </w:r>
-      <w:hyperlink r:id="rId205">
+      <w:hyperlink r:id="rId210">
         <w:r>
           <w:rPr>
             <w:rStyle w:val="Hyperlink"/>
@@ -7162,8 +7267,8 @@
         <w:t xml:space="preserve">.</w:t>
       </w:r>
     </w:p>
-    <w:bookmarkEnd w:id="206"/>
-    <w:bookmarkStart w:id="208" w:name="Xd410df898383a3f6b94baeff92b08b2a4966eb6"/>
+    <w:bookmarkEnd w:id="211"/>
+    <w:bookmarkStart w:id="213" w:name="Xd410df898383a3f6b94baeff92b08b2a4966eb6"/>
     <w:p>
       <w:pPr>
         <w:pStyle w:val="Bibliography"/>
@@ -7214,7 +7319,7 @@
       <w:r>
         <w:t xml:space="preserve"> </w:t>
       </w:r>
-      <w:hyperlink r:id="rId207">
+      <w:hyperlink r:id="rId212">
         <w:r>
           <w:rPr>
             <w:rStyle w:val="Hyperlink"/>
@@ -7226,8 +7331,8 @@
         <w:t xml:space="preserve">.</w:t>
       </w:r>
     </w:p>
-    <w:bookmarkEnd w:id="208"/>
-    <w:bookmarkStart w:id="210" w:name="Xcff35f2cf9ec03e2e988d7302a2859198fb713c"/>
+    <w:bookmarkEnd w:id="213"/>
+    <w:bookmarkStart w:id="215" w:name="Xcff35f2cf9ec03e2e988d7302a2859198fb713c"/>
     <w:p>
       <w:pPr>
         <w:pStyle w:val="Bibliography"/>
@@ -7311,7 +7416,7 @@
       <w:r>
         <w:t xml:space="preserve"> </w:t>
       </w:r>
-      <w:hyperlink r:id="rId209">
+      <w:hyperlink r:id="rId214">
         <w:r>
           <w:rPr>
             <w:rStyle w:val="Hyperlink"/>
@@ -7323,8 +7428,8 @@
         <w:t xml:space="preserve">.</w:t>
       </w:r>
     </w:p>
-    <w:bookmarkEnd w:id="210"/>
-    <w:bookmarkStart w:id="212" w:name="Xc14b7c1ad4860604e4f16cd318ff1ed0b3b66a5"/>
+    <w:bookmarkEnd w:id="215"/>
+    <w:bookmarkStart w:id="217" w:name="Xc14b7c1ad4860604e4f16cd318ff1ed0b3b66a5"/>
     <w:p>
       <w:pPr>
         <w:pStyle w:val="Bibliography"/>
@@ -7375,7 +7480,7 @@
       <w:r>
         <w:t xml:space="preserve"> </w:t>
       </w:r>
-      <w:hyperlink r:id="rId211">
+      <w:hyperlink r:id="rId216">
         <w:r>
           <w:rPr>
             <w:rStyle w:val="Hyperlink"/>
@@ -7387,8 +7492,8 @@
         <w:t xml:space="preserve">.</w:t>
       </w:r>
     </w:p>
-    <w:bookmarkEnd w:id="212"/>
-    <w:bookmarkStart w:id="214" w:name="ref-wyantMachineLearningModels2024"/>
+    <w:bookmarkEnd w:id="217"/>
+    <w:bookmarkStart w:id="219" w:name="ref-wyantMachineLearningModels2024"/>
     <w:p>
       <w:pPr>
         <w:pStyle w:val="Bibliography"/>
@@ -7421,7 +7526,7 @@
       <w:r>
         <w:t xml:space="preserve"> </w:t>
       </w:r>
-      <w:hyperlink r:id="rId213">
+      <w:hyperlink r:id="rId218">
         <w:r>
           <w:rPr>
             <w:rStyle w:val="Hyperlink"/>
@@ -7433,8 +7538,8 @@
         <w:t xml:space="preserve">.</w:t>
       </w:r>
     </w:p>
-    <w:bookmarkEnd w:id="214"/>
-    <w:bookmarkStart w:id="216" w:name="X995ee0d7cc70552d8fe297105eae4df7b8bb829"/>
+    <w:bookmarkEnd w:id="219"/>
+    <w:bookmarkStart w:id="221" w:name="X995ee0d7cc70552d8fe297105eae4df7b8bb829"/>
     <w:p>
       <w:pPr>
         <w:pStyle w:val="Bibliography"/>
@@ -7524,7 +7629,7 @@
       <w:r>
         <w:t xml:space="preserve"> </w:t>
       </w:r>
-      <w:hyperlink r:id="rId215">
+      <w:hyperlink r:id="rId220">
         <w:r>
           <w:rPr>
             <w:rStyle w:val="Hyperlink"/>
@@ -7536,9 +7641,9 @@
         <w:t xml:space="preserve">.</w:t>
       </w:r>
     </w:p>
-    <w:bookmarkEnd w:id="216"/>
-    <w:bookmarkEnd w:id="217"/>
-    <w:bookmarkEnd w:id="218"/>
+    <w:bookmarkEnd w:id="221"/>
+    <w:bookmarkEnd w:id="222"/>
+    <w:bookmarkEnd w:id="223"/>
     <w:sectPr/>
   </w:body>
 </w:document>

--- a/index.docx
+++ b/index.docx
@@ -1865,7 +1865,7 @@
     </w:p>
     <w:bookmarkEnd w:id="44"/>
     <w:bookmarkEnd w:id="45"/>
-    <w:bookmarkStart w:id="101" w:name="results"/>
+    <w:bookmarkStart w:id="86" w:name="results"/>
     <w:p>
       <w:pPr>
         <w:pStyle w:val="Heading1"/>
@@ -1997,7 +1997,7 @@
       </w:hyperlink>
     </w:p>
     <w:bookmarkEnd w:id="51"/>
-    <w:bookmarkStart w:id="97" w:name="sample-distribution"/>
+    <w:bookmarkStart w:id="82" w:name="sample-distribution"/>
     <w:p>
       <w:pPr>
         <w:pStyle w:val="Heading2"/>
@@ -2277,7 +2277,7 @@
       <w:tr>
         <w:tc>
           <w:tcPr/>
-          <w:bookmarkStart w:id="65" w:name="fig-message_count_3day"/>
+          <w:bookmarkStart w:id="65" w:name="fig-3day"/>
           <w:p>
             <w:pPr>
               <w:pStyle w:val="Compact"/>
@@ -2286,14 +2286,14 @@
             <w:r>
               <w:drawing>
                 <wp:inline>
-                  <wp:extent cx="5334000" cy="2667000"/>
+                  <wp:extent cx="5334000" cy="3810000"/>
                   <wp:effectExtent b="0" l="0" r="0" t="0"/>
                   <wp:docPr descr="" title="" id="63" name="Picture"/>
                   <a:graphic>
                     <a:graphicData uri="http://schemas.openxmlformats.org/drawingml/2006/picture">
                       <pic:pic>
                         <pic:nvPicPr>
-                          <pic:cNvPr descr="index_files/figure-docx/notebooks-eda_messages-fig-message_count_3day-output-2.png" id="64" name="Picture"/>
+                          <pic:cNvPr descr="index_files/figure-docx/notebooks-eda_messages-fig-3day-output-2.png" id="64" name="Picture"/>
                           <pic:cNvPicPr>
                             <a:picLocks noChangeArrowheads="1" noChangeAspect="1"/>
                           </pic:cNvPicPr>
@@ -2307,7 +2307,7 @@
                         <pic:spPr bwMode="auto">
                           <a:xfrm>
                             <a:off x="0" y="0"/>
-                            <a:ext cx="5334000" cy="2667000"/>
+                            <a:ext cx="5334000" cy="3810000"/>
                           </a:xfrm>
                           <a:prstGeom prst="rect">
                             <a:avLst/>
@@ -2336,7 +2336,7 @@
               <w:pStyle w:val="ImageCaption"/>
             </w:pPr>
             <w:r>
-              <w:t xml:space="preserve">Figure 5: Distribution of Message Counts in the 3-Day Prediction Window</w:t>
+              <w:t xml:space="preserve">Figure 5: Sample Distribution in the 3-Day Prediction Window</w:t>
             </w:r>
           </w:p>
           <w:bookmarkEnd w:id="65"/>
@@ -2360,6 +2360,119 @@
         <w:t xml:space="preserve"> </w:t>
       </w:r>
       <w:hyperlink r:id="rId66">
+        <w:r>
+          <w:rPr>
+            <w:rStyle w:val="Hyperlink"/>
+            <w:vertAlign w:val="subscript"/>
+          </w:rPr>
+          <w:t xml:space="preserve">EDA on Raw Messages</w:t>
+        </w:r>
+      </w:hyperlink>
+    </w:p>
+    <w:p>
+      <w:pPr>
+        <w:pStyle w:val="BodyText"/>
+      </w:pPr>
+      <w:r>
+        <w:t xml:space="preserve">On average, each lapse label has 180.42 messages (sd = 241.30, median = 96.00, range = 1.00 - 2866.00) during the 1-week prediction window. 7.83% of labels have no associated messages in the previous week. Each participant has an averaged 181.23 messages as predictors per label (sd = 199.32, median = 113.47, range = 6.75 - 1200.76). On average, each participant’s data missingness is 8.14% (sd = 16.23%, median = 0.00%, range = 0.00% - 72.73%).</w:t>
+      </w:r>
+    </w:p>
+    <w:tbl>
+      <w:tblPr>
+        <w:tblStyle w:val="Table"/>
+        <w:tblW w:type="pct" w:w="5000"/>
+        <w:tblLayout w:type="fixed"/>
+        <w:tblLook w:firstRow="0" w:lastRow="0" w:firstColumn="0" w:lastColumn="0" w:noHBand="0" w:noVBand="0" w:val="0000"/>
+      </w:tblPr>
+      <w:tblGrid>
+        <w:gridCol w:w="7920"/>
+      </w:tblGrid>
+      <w:tr>
+        <w:tc>
+          <w:tcPr/>
+          <w:bookmarkStart w:id="70" w:name="fig-message_count_1week"/>
+          <w:p>
+            <w:pPr>
+              <w:pStyle w:val="Compact"/>
+              <w:jc w:val="center"/>
+            </w:pPr>
+            <w:r>
+              <w:drawing>
+                <wp:inline>
+                  <wp:extent cx="5334000" cy="3810000"/>
+                  <wp:effectExtent b="0" l="0" r="0" t="0"/>
+                  <wp:docPr descr="" title="" id="68" name="Picture"/>
+                  <a:graphic>
+                    <a:graphicData uri="http://schemas.openxmlformats.org/drawingml/2006/picture">
+                      <pic:pic>
+                        <pic:nvPicPr>
+                          <pic:cNvPr descr="index_files/figure-docx/notebooks-eda_messages-fig-message_count_1week-output-2.png" id="69" name="Picture"/>
+                          <pic:cNvPicPr>
+                            <a:picLocks noChangeArrowheads="1" noChangeAspect="1"/>
+                          </pic:cNvPicPr>
+                        </pic:nvPicPr>
+                        <pic:blipFill>
+                          <a:blip r:embed="rId67"/>
+                          <a:stretch>
+                            <a:fillRect/>
+                          </a:stretch>
+                        </pic:blipFill>
+                        <pic:spPr bwMode="auto">
+                          <a:xfrm>
+                            <a:off x="0" y="0"/>
+                            <a:ext cx="5334000" cy="3810000"/>
+                          </a:xfrm>
+                          <a:prstGeom prst="rect">
+                            <a:avLst/>
+                          </a:prstGeom>
+                          <a:noFill/>
+                          <a:ln w="9525">
+                            <a:noFill/>
+                            <a:headEnd/>
+                            <a:tailEnd/>
+                          </a:ln>
+                        </pic:spPr>
+                      </pic:pic>
+                    </a:graphicData>
+                  </a:graphic>
+                </wp:inline>
+              </w:drawing>
+            </w:r>
+          </w:p>
+          <w:p>
+            <w:pPr>
+              <w:jc w:val="center"/>
+            </w:pPr>
+            <w:pPr>
+              <w:jc w:val="start"/>
+              <w:spacing w:before="200"/>
+              <w:pStyle w:val="ImageCaption"/>
+            </w:pPr>
+            <w:r>
+              <w:t xml:space="preserve">Figure 6: Distribution of Message Counts in the 1-Week Prediction Window</w:t>
+            </w:r>
+          </w:p>
+          <w:bookmarkEnd w:id="70"/>
+        </w:tc>
+      </w:tr>
+    </w:tbl>
+    <w:p>
+      <w:pPr>
+        <w:pStyle w:val="BodyText"/>
+      </w:pPr>
+      <w:r>
+        <w:rPr>
+          <w:vertAlign w:val="subscript"/>
+        </w:rPr>
+        <w:t xml:space="preserve">Source:</w:t>
+      </w:r>
+      <w:r>
+        <w:rPr>
+          <w:vertAlign w:val="subscript"/>
+        </w:rPr>
+        <w:t xml:space="preserve"> </w:t>
+      </w:r>
+      <w:hyperlink r:id="rId71">
         <w:r>
           <w:rPr>
             <w:rStyle w:val="Hyperlink"/>
@@ -2396,117 +2509,7 @@
             <w:tr>
               <w:tc>
                 <w:tcPr/>
-                <w:bookmarkStart w:id="70" w:name="fig-message_count_3day_byid"/>
-                <w:p>
-                  <w:pPr>
-                    <w:pStyle w:val="Compact"/>
-                    <w:jc w:val="center"/>
-                    <w:jc w:val="left"/>
-                  </w:pPr>
-                  <w:r>
-                    <w:drawing>
-                      <wp:inline>
-                        <wp:extent cx="5334000" cy="3810000"/>
-                        <wp:effectExtent b="0" l="0" r="0" t="0"/>
-                        <wp:docPr descr="" title="" id="68" name="Picture"/>
-                        <a:graphic>
-                          <a:graphicData uri="http://schemas.openxmlformats.org/drawingml/2006/picture">
-                            <pic:pic>
-                              <pic:nvPicPr>
-                                <pic:cNvPr descr="index_files/figure-docx/notebooks-eda_messages-fig-message_count_3day_byid-output-2.png" id="69" name="Picture"/>
-                                <pic:cNvPicPr>
-                                  <a:picLocks noChangeArrowheads="1" noChangeAspect="1"/>
-                                </pic:cNvPicPr>
-                              </pic:nvPicPr>
-                              <pic:blipFill>
-                                <a:blip r:embed="rId67"/>
-                                <a:stretch>
-                                  <a:fillRect/>
-                                </a:stretch>
-                              </pic:blipFill>
-                              <pic:spPr bwMode="auto">
-                                <a:xfrm>
-                                  <a:off x="0" y="0"/>
-                                  <a:ext cx="5334000" cy="3810000"/>
-                                </a:xfrm>
-                                <a:prstGeom prst="rect">
-                                  <a:avLst/>
-                                </a:prstGeom>
-                                <a:noFill/>
-                                <a:ln w="9525">
-                                  <a:noFill/>
-                                  <a:headEnd/>
-                                  <a:tailEnd/>
-                                </a:ln>
-                              </pic:spPr>
-                            </pic:pic>
-                          </a:graphicData>
-                        </a:graphic>
-                      </wp:inline>
-                    </w:drawing>
-                  </w:r>
-                </w:p>
-                <w:p>
-                  <w:pPr>
-                    <w:jc w:val="center"/>
-                    <w:jc w:val="left"/>
-                  </w:pPr>
-                  <w:pPr>
-                    <w:jc w:val="start"/>
-                    <w:spacing w:before="200"/>
-                    <w:pStyle w:val="ImageCaption"/>
-                  </w:pPr>
-                  <w:r>
-                    <w:t xml:space="preserve">Figure 6: Distribution of Message Counts by Subject in the 3-Day Prediction Window</w:t>
-                  </w:r>
-                </w:p>
-                <w:bookmarkEnd w:id="70"/>
-              </w:tc>
-            </w:tr>
-          </w:tbl>
-          <w:p>
-            <w:pPr>
-              <w:jc w:val="left"/>
-            </w:pPr>
-            <w:r>
-              <w:rPr>
-                <w:vertAlign w:val="subscript"/>
-              </w:rPr>
-              <w:t xml:space="preserve">Source:</w:t>
-            </w:r>
-            <w:r>
-              <w:rPr>
-                <w:vertAlign w:val="subscript"/>
-              </w:rPr>
-              <w:t xml:space="preserve"> </w:t>
-            </w:r>
-            <w:hyperlink r:id="rId71">
-              <w:r>
-                <w:rPr>
-                  <w:rStyle w:val="Hyperlink"/>
-                  <w:vertAlign w:val="subscript"/>
-                </w:rPr>
-                <w:t xml:space="preserve">EDA on Raw Messages</w:t>
-              </w:r>
-            </w:hyperlink>
-          </w:p>
-        </w:tc>
-        <w:tc>
-          <w:tcPr/>
-          <w:tbl>
-            <w:tblPr>
-              <w:tblStyle w:val="Table"/>
-              <w:tblW w:type="pct" w:w="5000"/>
-              <w:tblLayout w:type="fixed"/>
-              <w:tblLook w:firstRow="0" w:lastRow="0" w:firstColumn="0" w:lastColumn="0" w:noHBand="0" w:noVBand="0" w:val="0000"/>
-            </w:tblPr>
-            <w:tblGrid>
-              <w:gridCol w:w="7920"/>
-            </w:tblGrid>
-            <w:tr>
-              <w:tc>
-                <w:tcPr/>
-                <w:bookmarkStart w:id="75" w:name="fig-missingness_3day_byid"/>
+                <w:bookmarkStart w:id="75" w:name="fig-message_count_1week_byid"/>
                 <w:p>
                   <w:pPr>
                     <w:pStyle w:val="Compact"/>
@@ -2523,7 +2526,7 @@
                           <a:graphicData uri="http://schemas.openxmlformats.org/drawingml/2006/picture">
                             <pic:pic>
                               <pic:nvPicPr>
-                                <pic:cNvPr descr="index_files/figure-docx/notebooks-eda_messages-fig-missingness_3day_byid-output-2.png" id="74" name="Picture"/>
+                                <pic:cNvPr descr="index_files/figure-docx/notebooks-eda_messages-fig-message_count_1week_byid-output-2.png" id="74" name="Picture"/>
                                 <pic:cNvPicPr>
                                   <a:picLocks noChangeArrowheads="1" noChangeAspect="1"/>
                                 </pic:cNvPicPr>
@@ -2567,7 +2570,7 @@
                     <w:pStyle w:val="ImageCaption"/>
                   </w:pPr>
                   <w:r>
-                    <w:t xml:space="preserve">Figure 7: Distribution of Missingness by Subject in the 3-Day Prediction Window</w:t>
+                    <w:t xml:space="preserve">Figure 7: Distribution of Message Counts by Subject in the 1-Week Prediction Window</w:t>
                   </w:r>
                 </w:p>
                 <w:bookmarkEnd w:id="75"/>
@@ -2601,238 +2604,6 @@
             </w:hyperlink>
           </w:p>
         </w:tc>
-      </w:tr>
-    </w:tbl>
-    <w:tbl>
-      <w:tblPr>
-        <w:tblStyle w:val="Table"/>
-        <w:tblW w:type="pct" w:w="5000"/>
-        <w:tblLayout w:type="fixed"/>
-        <w:tblLook w:firstRow="0" w:lastRow="0" w:firstColumn="0" w:lastColumn="0" w:noHBand="0" w:noVBand="0" w:val="0000"/>
-      </w:tblPr>
-      <w:tblGrid>
-        <w:gridCol w:w="7920"/>
-      </w:tblGrid>
-      <w:tr>
-        <w:tc>
-          <w:tcPr/>
-          <w:bookmarkStart w:id="80" w:name="fig-try"/>
-          <w:p>
-            <w:pPr>
-              <w:pStyle w:val="Compact"/>
-              <w:jc w:val="center"/>
-            </w:pPr>
-            <w:r>
-              <w:drawing>
-                <wp:inline>
-                  <wp:extent cx="5334000" cy="3810000"/>
-                  <wp:effectExtent b="0" l="0" r="0" t="0"/>
-                  <wp:docPr descr="" title="" id="78" name="Picture"/>
-                  <a:graphic>
-                    <a:graphicData uri="http://schemas.openxmlformats.org/drawingml/2006/picture">
-                      <pic:pic>
-                        <pic:nvPicPr>
-                          <pic:cNvPr descr="index_files/figure-docx/notebooks-eda_messages-fig-try-output-2.png" id="79" name="Picture"/>
-                          <pic:cNvPicPr>
-                            <a:picLocks noChangeArrowheads="1" noChangeAspect="1"/>
-                          </pic:cNvPicPr>
-                        </pic:nvPicPr>
-                        <pic:blipFill>
-                          <a:blip r:embed="rId77"/>
-                          <a:stretch>
-                            <a:fillRect/>
-                          </a:stretch>
-                        </pic:blipFill>
-                        <pic:spPr bwMode="auto">
-                          <a:xfrm>
-                            <a:off x="0" y="0"/>
-                            <a:ext cx="5334000" cy="3810000"/>
-                          </a:xfrm>
-                          <a:prstGeom prst="rect">
-                            <a:avLst/>
-                          </a:prstGeom>
-                          <a:noFill/>
-                          <a:ln w="9525">
-                            <a:noFill/>
-                            <a:headEnd/>
-                            <a:tailEnd/>
-                          </a:ln>
-                        </pic:spPr>
-                      </pic:pic>
-                    </a:graphicData>
-                  </a:graphic>
-                </wp:inline>
-              </w:drawing>
-            </w:r>
-          </w:p>
-          <w:p>
-            <w:pPr>
-              <w:jc w:val="center"/>
-            </w:pPr>
-            <w:pPr>
-              <w:jc w:val="start"/>
-              <w:spacing w:before="200"/>
-              <w:pStyle w:val="ImageCaption"/>
-            </w:pPr>
-            <w:r>
-              <w:t xml:space="preserve">Figure 8: Sample Distribution in the 3-Day Prediction Window</w:t>
-            </w:r>
-          </w:p>
-          <w:bookmarkEnd w:id="80"/>
-        </w:tc>
-      </w:tr>
-    </w:tbl>
-    <w:p>
-      <w:pPr>
-        <w:pStyle w:val="BodyText"/>
-      </w:pPr>
-      <w:r>
-        <w:rPr>
-          <w:vertAlign w:val="subscript"/>
-        </w:rPr>
-        <w:t xml:space="preserve">Source:</w:t>
-      </w:r>
-      <w:r>
-        <w:rPr>
-          <w:vertAlign w:val="subscript"/>
-        </w:rPr>
-        <w:t xml:space="preserve"> </w:t>
-      </w:r>
-      <w:hyperlink r:id="rId81">
-        <w:r>
-          <w:rPr>
-            <w:rStyle w:val="Hyperlink"/>
-            <w:vertAlign w:val="subscript"/>
-          </w:rPr>
-          <w:t xml:space="preserve">EDA on Raw Messages</w:t>
-        </w:r>
-      </w:hyperlink>
-    </w:p>
-    <w:p>
-      <w:pPr>
-        <w:pStyle w:val="BodyText"/>
-      </w:pPr>
-      <w:r>
-        <w:t xml:space="preserve">On average, each lapse label has 180.42 messages (sd = 241.30, median = 96.00, range = 1.00 - 2866.00) during the 1-week prediction window. 7.83% of labels have no associated messages in the previous week. Each participant has an averaged 181.23 messages as predictors per label (sd = 199.32, median = 113.47, range = 6.75 - 1200.76). On average, each participant’s data missingness is 8.14% (sd = 16.23%, median = 0.00%, range = 0.00% - 72.73%).</w:t>
-      </w:r>
-    </w:p>
-    <w:tbl>
-      <w:tblPr>
-        <w:tblStyle w:val="Table"/>
-        <w:tblW w:type="pct" w:w="5000"/>
-        <w:tblLayout w:type="fixed"/>
-        <w:tblLook w:firstRow="0" w:lastRow="0" w:firstColumn="0" w:lastColumn="0" w:noHBand="0" w:noVBand="0" w:val="0000"/>
-      </w:tblPr>
-      <w:tblGrid>
-        <w:gridCol w:w="7920"/>
-      </w:tblGrid>
-      <w:tr>
-        <w:tc>
-          <w:tcPr/>
-          <w:bookmarkStart w:id="85" w:name="fig-message_count_1week"/>
-          <w:p>
-            <w:pPr>
-              <w:pStyle w:val="Compact"/>
-              <w:jc w:val="center"/>
-            </w:pPr>
-            <w:r>
-              <w:drawing>
-                <wp:inline>
-                  <wp:extent cx="5334000" cy="3810000"/>
-                  <wp:effectExtent b="0" l="0" r="0" t="0"/>
-                  <wp:docPr descr="" title="" id="83" name="Picture"/>
-                  <a:graphic>
-                    <a:graphicData uri="http://schemas.openxmlformats.org/drawingml/2006/picture">
-                      <pic:pic>
-                        <pic:nvPicPr>
-                          <pic:cNvPr descr="index_files/figure-docx/notebooks-eda_messages-fig-message_count_1week-output-2.png" id="84" name="Picture"/>
-                          <pic:cNvPicPr>
-                            <a:picLocks noChangeArrowheads="1" noChangeAspect="1"/>
-                          </pic:cNvPicPr>
-                        </pic:nvPicPr>
-                        <pic:blipFill>
-                          <a:blip r:embed="rId82"/>
-                          <a:stretch>
-                            <a:fillRect/>
-                          </a:stretch>
-                        </pic:blipFill>
-                        <pic:spPr bwMode="auto">
-                          <a:xfrm>
-                            <a:off x="0" y="0"/>
-                            <a:ext cx="5334000" cy="3810000"/>
-                          </a:xfrm>
-                          <a:prstGeom prst="rect">
-                            <a:avLst/>
-                          </a:prstGeom>
-                          <a:noFill/>
-                          <a:ln w="9525">
-                            <a:noFill/>
-                            <a:headEnd/>
-                            <a:tailEnd/>
-                          </a:ln>
-                        </pic:spPr>
-                      </pic:pic>
-                    </a:graphicData>
-                  </a:graphic>
-                </wp:inline>
-              </w:drawing>
-            </w:r>
-          </w:p>
-          <w:p>
-            <w:pPr>
-              <w:jc w:val="center"/>
-            </w:pPr>
-            <w:pPr>
-              <w:jc w:val="start"/>
-              <w:spacing w:before="200"/>
-              <w:pStyle w:val="ImageCaption"/>
-            </w:pPr>
-            <w:r>
-              <w:t xml:space="preserve">Figure 9: Distribution of Message Counts in the 1-Week Prediction Window</w:t>
-            </w:r>
-          </w:p>
-          <w:bookmarkEnd w:id="85"/>
-        </w:tc>
-      </w:tr>
-    </w:tbl>
-    <w:p>
-      <w:pPr>
-        <w:pStyle w:val="BodyText"/>
-      </w:pPr>
-      <w:r>
-        <w:rPr>
-          <w:vertAlign w:val="subscript"/>
-        </w:rPr>
-        <w:t xml:space="preserve">Source:</w:t>
-      </w:r>
-      <w:r>
-        <w:rPr>
-          <w:vertAlign w:val="subscript"/>
-        </w:rPr>
-        <w:t xml:space="preserve"> </w:t>
-      </w:r>
-      <w:hyperlink r:id="rId86">
-        <w:r>
-          <w:rPr>
-            <w:rStyle w:val="Hyperlink"/>
-            <w:vertAlign w:val="subscript"/>
-          </w:rPr>
-          <w:t xml:space="preserve">EDA on Raw Messages</w:t>
-        </w:r>
-      </w:hyperlink>
-    </w:p>
-    <w:tbl>
-      <w:tblPr>
-        <w:tblStyle w:val="Table"/>
-        <w:tblW w:type="pct" w:w="5000"/>
-        <w:tblLayout w:type="fixed"/>
-        <w:tblLook w:firstRow="0" w:lastRow="0" w:firstColumn="0" w:lastColumn="0" w:noHBand="0" w:noVBand="0" w:val="0000"/>
-      </w:tblPr>
-      <w:tblGrid>
-        <w:gridCol w:w="3960"/>
-        <w:gridCol w:w="3960"/>
-      </w:tblGrid>
-      <w:tr>
         <w:tc>
           <w:tcPr/>
           <w:tbl>
@@ -2848,7 +2619,7 @@
             <w:tr>
               <w:tc>
                 <w:tcPr/>
-                <w:bookmarkStart w:id="90" w:name="fig-message_count_1week_byid"/>
+                <w:bookmarkStart w:id="80" w:name="fig-missingness_1week_byid"/>
                 <w:p>
                   <w:pPr>
                     <w:pStyle w:val="Compact"/>
@@ -2860,18 +2631,18 @@
                       <wp:inline>
                         <wp:extent cx="5334000" cy="3810000"/>
                         <wp:effectExtent b="0" l="0" r="0" t="0"/>
-                        <wp:docPr descr="" title="" id="88" name="Picture"/>
+                        <wp:docPr descr="" title="" id="78" name="Picture"/>
                         <a:graphic>
                           <a:graphicData uri="http://schemas.openxmlformats.org/drawingml/2006/picture">
                             <pic:pic>
                               <pic:nvPicPr>
-                                <pic:cNvPr descr="index_files/figure-docx/notebooks-eda_messages-fig-message_count_1week_byid-output-2.png" id="89" name="Picture"/>
+                                <pic:cNvPr descr="index_files/figure-docx/notebooks-eda_messages-fig-missingness_1week_byid-output-2.png" id="79" name="Picture"/>
                                 <pic:cNvPicPr>
                                   <a:picLocks noChangeArrowheads="1" noChangeAspect="1"/>
                                 </pic:cNvPicPr>
                               </pic:nvPicPr>
                               <pic:blipFill>
-                                <a:blip r:embed="rId87"/>
+                                <a:blip r:embed="rId77"/>
                                 <a:stretch>
                                   <a:fillRect/>
                                 </a:stretch>
@@ -2909,10 +2680,10 @@
                     <w:pStyle w:val="ImageCaption"/>
                   </w:pPr>
                   <w:r>
-                    <w:t xml:space="preserve">Figure 10: Distribution of Message Counts by Subject in the 1-Week Prediction Window</w:t>
+                    <w:t xml:space="preserve">Figure 8: Distribution of Missingness by Subject in the 1-Week Prediction Window</w:t>
                   </w:r>
                 </w:p>
-                <w:bookmarkEnd w:id="90"/>
+                <w:bookmarkEnd w:id="80"/>
               </w:tc>
             </w:tr>
           </w:tbl>
@@ -2932,117 +2703,7 @@
               </w:rPr>
               <w:t xml:space="preserve"> </w:t>
             </w:r>
-            <w:hyperlink r:id="rId91">
-              <w:r>
-                <w:rPr>
-                  <w:rStyle w:val="Hyperlink"/>
-                  <w:vertAlign w:val="subscript"/>
-                </w:rPr>
-                <w:t xml:space="preserve">EDA on Raw Messages</w:t>
-              </w:r>
-            </w:hyperlink>
-          </w:p>
-        </w:tc>
-        <w:tc>
-          <w:tcPr/>
-          <w:tbl>
-            <w:tblPr>
-              <w:tblStyle w:val="Table"/>
-              <w:tblW w:type="pct" w:w="5000"/>
-              <w:tblLayout w:type="fixed"/>
-              <w:tblLook w:firstRow="0" w:lastRow="0" w:firstColumn="0" w:lastColumn="0" w:noHBand="0" w:noVBand="0" w:val="0000"/>
-            </w:tblPr>
-            <w:tblGrid>
-              <w:gridCol w:w="7920"/>
-            </w:tblGrid>
-            <w:tr>
-              <w:tc>
-                <w:tcPr/>
-                <w:bookmarkStart w:id="95" w:name="fig-missingness_1week_byid"/>
-                <w:p>
-                  <w:pPr>
-                    <w:pStyle w:val="Compact"/>
-                    <w:jc w:val="center"/>
-                    <w:jc w:val="left"/>
-                  </w:pPr>
-                  <w:r>
-                    <w:drawing>
-                      <wp:inline>
-                        <wp:extent cx="5334000" cy="3810000"/>
-                        <wp:effectExtent b="0" l="0" r="0" t="0"/>
-                        <wp:docPr descr="" title="" id="93" name="Picture"/>
-                        <a:graphic>
-                          <a:graphicData uri="http://schemas.openxmlformats.org/drawingml/2006/picture">
-                            <pic:pic>
-                              <pic:nvPicPr>
-                                <pic:cNvPr descr="index_files/figure-docx/notebooks-eda_messages-fig-missingness_1week_byid-output-2.png" id="94" name="Picture"/>
-                                <pic:cNvPicPr>
-                                  <a:picLocks noChangeArrowheads="1" noChangeAspect="1"/>
-                                </pic:cNvPicPr>
-                              </pic:nvPicPr>
-                              <pic:blipFill>
-                                <a:blip r:embed="rId92"/>
-                                <a:stretch>
-                                  <a:fillRect/>
-                                </a:stretch>
-                              </pic:blipFill>
-                              <pic:spPr bwMode="auto">
-                                <a:xfrm>
-                                  <a:off x="0" y="0"/>
-                                  <a:ext cx="5334000" cy="3810000"/>
-                                </a:xfrm>
-                                <a:prstGeom prst="rect">
-                                  <a:avLst/>
-                                </a:prstGeom>
-                                <a:noFill/>
-                                <a:ln w="9525">
-                                  <a:noFill/>
-                                  <a:headEnd/>
-                                  <a:tailEnd/>
-                                </a:ln>
-                              </pic:spPr>
-                            </pic:pic>
-                          </a:graphicData>
-                        </a:graphic>
-                      </wp:inline>
-                    </w:drawing>
-                  </w:r>
-                </w:p>
-                <w:p>
-                  <w:pPr>
-                    <w:jc w:val="center"/>
-                    <w:jc w:val="left"/>
-                  </w:pPr>
-                  <w:pPr>
-                    <w:jc w:val="start"/>
-                    <w:spacing w:before="200"/>
-                    <w:pStyle w:val="ImageCaption"/>
-                  </w:pPr>
-                  <w:r>
-                    <w:t xml:space="preserve">Figure 11: Distribution of Missingness by Subject in the 1-Week Prediction Window</w:t>
-                  </w:r>
-                </w:p>
-                <w:bookmarkEnd w:id="95"/>
-              </w:tc>
-            </w:tr>
-          </w:tbl>
-          <w:p>
-            <w:pPr>
-              <w:jc w:val="left"/>
-            </w:pPr>
-            <w:r>
-              <w:rPr>
-                <w:vertAlign w:val="subscript"/>
-              </w:rPr>
-              <w:t xml:space="preserve">Source:</w:t>
-            </w:r>
-            <w:r>
-              <w:rPr>
-                <w:vertAlign w:val="subscript"/>
-              </w:rPr>
-              <w:t xml:space="preserve"> </w:t>
-            </w:r>
-            <w:hyperlink r:id="rId96">
+            <w:hyperlink r:id="rId81">
               <w:r>
                 <w:rPr>
                   <w:rStyle w:val="Hyperlink"/>
@@ -3055,8 +2716,8 @@
         </w:tc>
       </w:tr>
     </w:tbl>
-    <w:bookmarkEnd w:id="97"/>
-    <w:bookmarkStart w:id="98" w:name="liwc-features"/>
+    <w:bookmarkEnd w:id="82"/>
+    <w:bookmarkStart w:id="83" w:name="liwc-features"/>
     <w:p>
       <w:pPr>
         <w:pStyle w:val="Heading2"/>
@@ -3073,8 +2734,8 @@
         <w:t xml:space="preserve">We obtained LIWC scores from XXX linguistic categories.</w:t>
       </w:r>
     </w:p>
-    <w:bookmarkEnd w:id="98"/>
-    <w:bookmarkStart w:id="99" w:name="model-evaluation"/>
+    <w:bookmarkEnd w:id="83"/>
+    <w:bookmarkStart w:id="84" w:name="model-evaluation"/>
     <w:p>
       <w:pPr>
         <w:pStyle w:val="Heading2"/>
@@ -3083,8 +2744,8 @@
         <w:t xml:space="preserve">Model Evaluation</w:t>
       </w:r>
     </w:p>
-    <w:bookmarkEnd w:id="99"/>
-    <w:bookmarkStart w:id="100" w:name="model-fairness"/>
+    <w:bookmarkEnd w:id="84"/>
+    <w:bookmarkStart w:id="85" w:name="model-fairness"/>
     <w:p>
       <w:pPr>
         <w:pStyle w:val="Heading2"/>
@@ -3098,9 +2759,9 @@
         <w:br w:type="page"/>
       </w:r>
     </w:p>
-    <w:bookmarkEnd w:id="100"/>
-    <w:bookmarkEnd w:id="101"/>
-    <w:bookmarkStart w:id="223" w:name="discussions"/>
+    <w:bookmarkEnd w:id="85"/>
+    <w:bookmarkEnd w:id="86"/>
+    <w:bookmarkStart w:id="208" w:name="discussions"/>
     <w:p>
       <w:pPr>
         <w:pStyle w:val="Heading1"/>
@@ -3109,8 +2770,8 @@
         <w:t xml:space="preserve">Discussions</w:t>
       </w:r>
     </w:p>
-    <w:bookmarkStart w:id="222" w:name="refs"/>
-    <w:bookmarkStart w:id="103" w:name="Xafb9ebfeab280acee598deb0b35b093eec91108"/>
+    <w:bookmarkStart w:id="207" w:name="refs"/>
+    <w:bookmarkStart w:id="88" w:name="Xafb9ebfeab280acee598deb0b35b093eec91108"/>
     <w:p>
       <w:pPr>
         <w:pStyle w:val="Bibliography"/>
@@ -3200,7 +2861,7 @@
       <w:r>
         <w:t xml:space="preserve"> </w:t>
       </w:r>
-      <w:hyperlink r:id="rId102">
+      <w:hyperlink r:id="rId87">
         <w:r>
           <w:rPr>
             <w:rStyle w:val="Hyperlink"/>
@@ -3212,8 +2873,8 @@
         <w:t xml:space="preserve">.</w:t>
       </w:r>
     </w:p>
-    <w:bookmarkEnd w:id="103"/>
-    <w:bookmarkStart w:id="105" w:name="ref-afsharNaturalLanguageProcessing2019"/>
+    <w:bookmarkEnd w:id="88"/>
+    <w:bookmarkStart w:id="90" w:name="ref-afsharNaturalLanguageProcessing2019"/>
     <w:p>
       <w:pPr>
         <w:pStyle w:val="Bibliography"/>
@@ -3246,7 +2907,7 @@
       <w:r>
         <w:t xml:space="preserve"> </w:t>
       </w:r>
-      <w:hyperlink r:id="rId104">
+      <w:hyperlink r:id="rId89">
         <w:r>
           <w:rPr>
             <w:rStyle w:val="Hyperlink"/>
@@ -3258,8 +2919,8 @@
         <w:t xml:space="preserve">.</w:t>
       </w:r>
     </w:p>
-    <w:bookmarkEnd w:id="105"/>
-    <w:bookmarkStart w:id="107" w:name="Xc95fb8816eaf9f583d19d6cba6a9ac025f9fe91"/>
+    <w:bookmarkEnd w:id="90"/>
+    <w:bookmarkStart w:id="92" w:name="Xc95fb8816eaf9f583d19d6cba6a9ac025f9fe91"/>
     <w:p>
       <w:pPr>
         <w:pStyle w:val="Bibliography"/>
@@ -3447,7 +3108,7 @@
       <w:r>
         <w:t xml:space="preserve"> </w:t>
       </w:r>
-      <w:hyperlink r:id="rId106">
+      <w:hyperlink r:id="rId91">
         <w:r>
           <w:rPr>
             <w:rStyle w:val="Hyperlink"/>
@@ -3459,8 +3120,8 @@
         <w:t xml:space="preserve">.</w:t>
       </w:r>
     </w:p>
-    <w:bookmarkEnd w:id="107"/>
-    <w:bookmarkStart w:id="109" w:name="Xa710417644a60899013e4932e847385912f9696"/>
+    <w:bookmarkEnd w:id="92"/>
+    <w:bookmarkStart w:id="94" w:name="Xa710417644a60899013e4932e847385912f9696"/>
     <w:p>
       <w:pPr>
         <w:pStyle w:val="Bibliography"/>
@@ -3505,7 +3166,7 @@
       <w:r>
         <w:t xml:space="preserve"> </w:t>
       </w:r>
-      <w:hyperlink r:id="rId108">
+      <w:hyperlink r:id="rId93">
         <w:r>
           <w:rPr>
             <w:rStyle w:val="Hyperlink"/>
@@ -3517,8 +3178,8 @@
         <w:t xml:space="preserve">.</w:t>
       </w:r>
     </w:p>
-    <w:bookmarkEnd w:id="109"/>
-    <w:bookmarkStart w:id="111" w:name="ref-baeMobilePhoneSensors2018a"/>
+    <w:bookmarkEnd w:id="94"/>
+    <w:bookmarkStart w:id="96" w:name="ref-baeMobilePhoneSensors2018a"/>
     <w:p>
       <w:pPr>
         <w:pStyle w:val="Bibliography"/>
@@ -3581,7 +3242,7 @@
       <w:r>
         <w:t xml:space="preserve"> </w:t>
       </w:r>
-      <w:hyperlink r:id="rId110">
+      <w:hyperlink r:id="rId95">
         <w:r>
           <w:rPr>
             <w:rStyle w:val="Hyperlink"/>
@@ -3593,8 +3254,8 @@
         <w:t xml:space="preserve">.</w:t>
       </w:r>
     </w:p>
-    <w:bookmarkEnd w:id="111"/>
-    <w:bookmarkStart w:id="113" w:name="Xe55fcb9276abfce60e3423ca0e9912c33a11f0b"/>
+    <w:bookmarkEnd w:id="96"/>
+    <w:bookmarkStart w:id="98" w:name="Xe55fcb9276abfce60e3423ca0e9912c33a11f0b"/>
     <w:p>
       <w:pPr>
         <w:pStyle w:val="Bibliography"/>
@@ -3639,7 +3300,7 @@
       <w:r>
         <w:t xml:space="preserve"> </w:t>
       </w:r>
-      <w:hyperlink r:id="rId112">
+      <w:hyperlink r:id="rId97">
         <w:r>
           <w:rPr>
             <w:rStyle w:val="Hyperlink"/>
@@ -3651,8 +3312,8 @@
         <w:t xml:space="preserve">.</w:t>
       </w:r>
     </w:p>
-    <w:bookmarkEnd w:id="113"/>
-    <w:bookmarkStart w:id="115" w:name="X0dfc9bfbbbc9cc86d14160256792ce0ff6efdd3"/>
+    <w:bookmarkEnd w:id="98"/>
+    <w:bookmarkStart w:id="100" w:name="X0dfc9bfbbbc9cc86d14160256792ce0ff6efdd3"/>
     <w:p>
       <w:pPr>
         <w:pStyle w:val="Bibliography"/>
@@ -3685,7 +3346,7 @@
       <w:r>
         <w:t xml:space="preserve"> </w:t>
       </w:r>
-      <w:hyperlink r:id="rId114">
+      <w:hyperlink r:id="rId99">
         <w:r>
           <w:rPr>
             <w:rStyle w:val="Hyperlink"/>
@@ -3697,8 +3358,8 @@
         <w:t xml:space="preserve">.</w:t>
       </w:r>
     </w:p>
-    <w:bookmarkEnd w:id="115"/>
-    <w:bookmarkStart w:id="117" w:name="ref-bucciTheyAreNot2019"/>
+    <w:bookmarkEnd w:id="100"/>
+    <w:bookmarkStart w:id="102" w:name="ref-bucciTheyAreNot2019"/>
     <w:p>
       <w:pPr>
         <w:pStyle w:val="Bibliography"/>
@@ -3782,7 +3443,7 @@
       <w:r>
         <w:t xml:space="preserve"> </w:t>
       </w:r>
-      <w:hyperlink r:id="rId116">
+      <w:hyperlink r:id="rId101">
         <w:r>
           <w:rPr>
             <w:rStyle w:val="Hyperlink"/>
@@ -3794,8 +3455,8 @@
         <w:t xml:space="preserve">.</w:t>
       </w:r>
     </w:p>
-    <w:bookmarkEnd w:id="117"/>
-    <w:bookmarkStart w:id="119" w:name="X565bbce5bff6dc592dea5af242f12d8b37400a4"/>
+    <w:bookmarkEnd w:id="102"/>
+    <w:bookmarkStart w:id="104" w:name="X565bbce5bff6dc592dea5af242f12d8b37400a4"/>
     <w:p>
       <w:pPr>
         <w:pStyle w:val="Bibliography"/>
@@ -3882,7 +3543,7 @@
       <w:r>
         <w:t xml:space="preserve"> </w:t>
       </w:r>
-      <w:hyperlink r:id="rId118">
+      <w:hyperlink r:id="rId103">
         <w:r>
           <w:rPr>
             <w:rStyle w:val="Hyperlink"/>
@@ -3894,8 +3555,8 @@
         <w:t xml:space="preserve">.</w:t>
       </w:r>
     </w:p>
-    <w:bookmarkEnd w:id="119"/>
-    <w:bookmarkStart w:id="121" w:name="ref-chihPredictiveModelingAddiction2014a"/>
+    <w:bookmarkEnd w:id="104"/>
+    <w:bookmarkStart w:id="106" w:name="ref-chihPredictiveModelingAddiction2014a"/>
     <w:p>
       <w:pPr>
         <w:pStyle w:val="Bibliography"/>
@@ -3928,7 +3589,7 @@
       <w:r>
         <w:t xml:space="preserve"> </w:t>
       </w:r>
-      <w:hyperlink r:id="rId120">
+      <w:hyperlink r:id="rId105">
         <w:r>
           <w:rPr>
             <w:rStyle w:val="Hyperlink"/>
@@ -3940,8 +3601,8 @@
         <w:t xml:space="preserve">.</w:t>
       </w:r>
     </w:p>
-    <w:bookmarkEnd w:id="121"/>
-    <w:bookmarkStart w:id="123" w:name="ref-chungRelapseAlcoholOther2006a"/>
+    <w:bookmarkEnd w:id="106"/>
+    <w:bookmarkStart w:id="108" w:name="ref-chungRelapseAlcoholOther2006a"/>
     <w:p>
       <w:pPr>
         <w:pStyle w:val="Bibliography"/>
@@ -3983,7 +3644,7 @@
       <w:r>
         <w:t xml:space="preserve"> </w:t>
       </w:r>
-      <w:hyperlink r:id="rId122">
+      <w:hyperlink r:id="rId107">
         <w:r>
           <w:rPr>
             <w:rStyle w:val="Hyperlink"/>
@@ -3995,8 +3656,8 @@
         <w:t xml:space="preserve">.</w:t>
       </w:r>
     </w:p>
-    <w:bookmarkEnd w:id="123"/>
-    <w:bookmarkStart w:id="125" w:name="ref-czyzEcologicalAssessmentDaily2018"/>
+    <w:bookmarkEnd w:id="108"/>
+    <w:bookmarkStart w:id="110" w:name="ref-czyzEcologicalAssessmentDaily2018"/>
     <w:p>
       <w:pPr>
         <w:pStyle w:val="Bibliography"/>
@@ -4041,7 +3702,7 @@
       <w:r>
         <w:t xml:space="preserve"> </w:t>
       </w:r>
-      <w:hyperlink r:id="rId124">
+      <w:hyperlink r:id="rId109">
         <w:r>
           <w:rPr>
             <w:rStyle w:val="Hyperlink"/>
@@ -4053,8 +3714,8 @@
         <w:t xml:space="preserve">.</w:t>
       </w:r>
     </w:p>
-    <w:bookmarkEnd w:id="125"/>
-    <w:bookmarkStart w:id="127" w:name="ref-dibartoloAlcoholUseDisorder2017"/>
+    <w:bookmarkEnd w:id="110"/>
+    <w:bookmarkStart w:id="112" w:name="ref-dibartoloAlcoholUseDisorder2017"/>
     <w:p>
       <w:pPr>
         <w:pStyle w:val="Bibliography"/>
@@ -4141,7 +3802,7 @@
       <w:r>
         <w:t xml:space="preserve"> </w:t>
       </w:r>
-      <w:hyperlink r:id="rId126">
+      <w:hyperlink r:id="rId111">
         <w:r>
           <w:rPr>
             <w:rStyle w:val="Hyperlink"/>
@@ -4153,8 +3814,8 @@
         <w:t xml:space="preserve">.</w:t>
       </w:r>
     </w:p>
-    <w:bookmarkEnd w:id="127"/>
-    <w:bookmarkStart w:id="129" w:name="ref-feingoldProximalVsDistal2015"/>
+    <w:bookmarkEnd w:id="112"/>
+    <w:bookmarkStart w:id="114" w:name="ref-feingoldProximalVsDistal2015"/>
     <w:p>
       <w:pPr>
         <w:pStyle w:val="Bibliography"/>
@@ -4187,7 +3848,7 @@
       <w:r>
         <w:t xml:space="preserve"> </w:t>
       </w:r>
-      <w:hyperlink r:id="rId128">
+      <w:hyperlink r:id="rId113">
         <w:r>
           <w:rPr>
             <w:rStyle w:val="Hyperlink"/>
@@ -4199,8 +3860,8 @@
         <w:t xml:space="preserve">.</w:t>
       </w:r>
     </w:p>
-    <w:bookmarkEnd w:id="129"/>
-    <w:bookmarkStart w:id="131" w:name="ref-finnPerceivedBarriersSeeking2023"/>
+    <w:bookmarkEnd w:id="114"/>
+    <w:bookmarkStart w:id="116" w:name="ref-finnPerceivedBarriersSeeking2023"/>
     <w:p>
       <w:pPr>
         <w:pStyle w:val="Bibliography"/>
@@ -4245,7 +3906,7 @@
       <w:r>
         <w:t xml:space="preserve"> </w:t>
       </w:r>
-      <w:hyperlink r:id="rId130">
+      <w:hyperlink r:id="rId115">
         <w:r>
           <w:rPr>
             <w:rStyle w:val="Hyperlink"/>
@@ -4257,8 +3918,8 @@
         <w:t xml:space="preserve">.</w:t>
       </w:r>
     </w:p>
-    <w:bookmarkEnd w:id="131"/>
-    <w:bookmarkStart w:id="133" w:name="ref-gilbertGenderDifferencesUse2019b"/>
+    <w:bookmarkEnd w:id="116"/>
+    <w:bookmarkStart w:id="118" w:name="ref-gilbertGenderDifferencesUse2019b"/>
     <w:p>
       <w:pPr>
         <w:pStyle w:val="Bibliography"/>
@@ -4360,7 +4021,7 @@
       <w:r>
         <w:t xml:space="preserve"> </w:t>
       </w:r>
-      <w:hyperlink r:id="rId132">
+      <w:hyperlink r:id="rId117">
         <w:r>
           <w:rPr>
             <w:rStyle w:val="Hyperlink"/>
@@ -4372,8 +4033,8 @@
         <w:t xml:space="preserve">.</w:t>
       </w:r>
     </w:p>
-    <w:bookmarkEnd w:id="133"/>
-    <w:bookmarkStart w:id="135" w:name="Xda7e0211c819cfbb87f310a4ff9aa4e691fefed"/>
+    <w:bookmarkEnd w:id="118"/>
+    <w:bookmarkStart w:id="120" w:name="Xda7e0211c819cfbb87f310a4ff9aa4e691fefed"/>
     <w:p>
       <w:pPr>
         <w:pStyle w:val="Bibliography"/>
@@ -4457,7 +4118,7 @@
       <w:r>
         <w:t xml:space="preserve"> </w:t>
       </w:r>
-      <w:hyperlink r:id="rId134">
+      <w:hyperlink r:id="rId119">
         <w:r>
           <w:rPr>
             <w:rStyle w:val="Hyperlink"/>
@@ -4469,8 +4130,8 @@
         <w:t xml:space="preserve">.</w:t>
       </w:r>
     </w:p>
-    <w:bookmarkEnd w:id="135"/>
-    <w:bookmarkStart w:id="137" w:name="Xb18b2d127665d50164a17bc8322beef69d4f980"/>
+    <w:bookmarkEnd w:id="120"/>
+    <w:bookmarkStart w:id="122" w:name="Xb18b2d127665d50164a17bc8322beef69d4f980"/>
     <w:p>
       <w:pPr>
         <w:pStyle w:val="Bibliography"/>
@@ -4515,7 +4176,7 @@
       <w:r>
         <w:t xml:space="preserve"> </w:t>
       </w:r>
-      <w:hyperlink r:id="rId136">
+      <w:hyperlink r:id="rId121">
         <w:r>
           <w:rPr>
             <w:rStyle w:val="Hyperlink"/>
@@ -4527,8 +4188,8 @@
         <w:t xml:space="preserve">.</w:t>
       </w:r>
     </w:p>
-    <w:bookmarkEnd w:id="137"/>
-    <w:bookmarkStart w:id="139" w:name="Xf3bbd2f018d15797242e38137a2bb5183901854"/>
+    <w:bookmarkEnd w:id="122"/>
+    <w:bookmarkStart w:id="124" w:name="Xf3bbd2f018d15797242e38137a2bb5183901854"/>
     <w:p>
       <w:pPr>
         <w:pStyle w:val="Bibliography"/>
@@ -4561,7 +4222,7 @@
       <w:r>
         <w:t xml:space="preserve"> </w:t>
       </w:r>
-      <w:hyperlink r:id="rId138">
+      <w:hyperlink r:id="rId123">
         <w:r>
           <w:rPr>
             <w:rStyle w:val="Hyperlink"/>
@@ -4573,8 +4234,8 @@
         <w:t xml:space="preserve">.</w:t>
       </w:r>
     </w:p>
-    <w:bookmarkEnd w:id="139"/>
-    <w:bookmarkStart w:id="141" w:name="Xc607b352943521404e0f20019d77839d3605993"/>
+    <w:bookmarkEnd w:id="124"/>
+    <w:bookmarkStart w:id="126" w:name="Xc607b352943521404e0f20019d77839d3605993"/>
     <w:p>
       <w:pPr>
         <w:pStyle w:val="Bibliography"/>
@@ -4640,7 +4301,7 @@
       <w:r>
         <w:t xml:space="preserve"> </w:t>
       </w:r>
-      <w:hyperlink r:id="rId140">
+      <w:hyperlink r:id="rId125">
         <w:r>
           <w:rPr>
             <w:rStyle w:val="Hyperlink"/>
@@ -4652,8 +4313,8 @@
         <w:t xml:space="preserve">.</w:t>
       </w:r>
     </w:p>
-    <w:bookmarkEnd w:id="141"/>
-    <w:bookmarkStart w:id="143" w:name="X908b868cf8e06446dd59b9be0145f3be3b8216e"/>
+    <w:bookmarkEnd w:id="126"/>
+    <w:bookmarkStart w:id="128" w:name="X908b868cf8e06446dd59b9be0145f3be3b8216e"/>
     <w:p>
       <w:pPr>
         <w:pStyle w:val="Bibliography"/>
@@ -4740,7 +4401,7 @@
       <w:r>
         <w:t xml:space="preserve"> </w:t>
       </w:r>
-      <w:hyperlink r:id="rId142">
+      <w:hyperlink r:id="rId127">
         <w:r>
           <w:rPr>
             <w:rStyle w:val="Hyperlink"/>
@@ -4752,8 +4413,8 @@
         <w:t xml:space="preserve">.</w:t>
       </w:r>
     </w:p>
-    <w:bookmarkEnd w:id="143"/>
-    <w:bookmarkStart w:id="145" w:name="ref-jacobsonUsingDigitalTherapeutics2023"/>
+    <w:bookmarkEnd w:id="128"/>
+    <w:bookmarkStart w:id="130" w:name="ref-jacobsonUsingDigitalTherapeutics2023"/>
     <w:p>
       <w:pPr>
         <w:pStyle w:val="Bibliography"/>
@@ -4776,7 +4437,7 @@
       <w:r>
         <w:t xml:space="preserve"> </w:t>
       </w:r>
-      <w:hyperlink r:id="rId144">
+      <w:hyperlink r:id="rId129">
         <w:r>
           <w:rPr>
             <w:rStyle w:val="Hyperlink"/>
@@ -4788,8 +4449,8 @@
         <w:t xml:space="preserve">.</w:t>
       </w:r>
     </w:p>
-    <w:bookmarkEnd w:id="145"/>
-    <w:bookmarkStart w:id="147" w:name="ref-kaddenMarlattRelapseTaxonomy1996"/>
+    <w:bookmarkEnd w:id="130"/>
+    <w:bookmarkStart w:id="132" w:name="ref-kaddenMarlattRelapseTaxonomy1996"/>
     <w:p>
       <w:pPr>
         <w:pStyle w:val="Bibliography"/>
@@ -4831,7 +4492,7 @@
       <w:r>
         <w:t xml:space="preserve"> </w:t>
       </w:r>
-      <w:hyperlink r:id="rId146">
+      <w:hyperlink r:id="rId131">
         <w:r>
           <w:rPr>
             <w:rStyle w:val="Hyperlink"/>
@@ -4843,8 +4504,8 @@
         <w:t xml:space="preserve">.</w:t>
       </w:r>
     </w:p>
-    <w:bookmarkEnd w:id="147"/>
-    <w:bookmarkStart w:id="149" w:name="ref-kaufmannTreatmentSeekingBarriers2014"/>
+    <w:bookmarkEnd w:id="132"/>
+    <w:bookmarkStart w:id="134" w:name="ref-kaufmannTreatmentSeekingBarriers2014"/>
     <w:p>
       <w:pPr>
         <w:pStyle w:val="Bibliography"/>
@@ -4877,7 +4538,7 @@
       <w:r>
         <w:t xml:space="preserve"> </w:t>
       </w:r>
-      <w:hyperlink r:id="rId148">
+      <w:hyperlink r:id="rId133">
         <w:r>
           <w:rPr>
             <w:rStyle w:val="Hyperlink"/>
@@ -4889,8 +4550,8 @@
         <w:t xml:space="preserve">.</w:t>
       </w:r>
     </w:p>
-    <w:bookmarkEnd w:id="149"/>
-    <w:bookmarkStart w:id="150" w:name="ref-korlakuntaReasonsRelapsePatients2012"/>
+    <w:bookmarkEnd w:id="134"/>
+    <w:bookmarkStart w:id="135" w:name="ref-korlakuntaReasonsRelapsePatients2012"/>
     <w:p>
       <w:pPr>
         <w:pStyle w:val="Bibliography"/>
@@ -4921,8 +4582,8 @@
         <w:t xml:space="preserve">13 (2): 108.</w:t>
       </w:r>
     </w:p>
-    <w:bookmarkEnd w:id="150"/>
-    <w:bookmarkStart w:id="152" w:name="ref-lecomteMobileAppsMental2020"/>
+    <w:bookmarkEnd w:id="135"/>
+    <w:bookmarkStart w:id="137" w:name="ref-lecomteMobileAppsMental2020"/>
     <w:p>
       <w:pPr>
         <w:pStyle w:val="Bibliography"/>
@@ -4997,7 +4658,7 @@
       <w:r>
         <w:t xml:space="preserve"> </w:t>
       </w:r>
-      <w:hyperlink r:id="rId151">
+      <w:hyperlink r:id="rId136">
         <w:r>
           <w:rPr>
             <w:rStyle w:val="Hyperlink"/>
@@ -5009,8 +4670,8 @@
         <w:t xml:space="preserve">.</w:t>
       </w:r>
     </w:p>
-    <w:bookmarkEnd w:id="152"/>
-    <w:bookmarkStart w:id="154" w:name="ref-leeDataDrivenDigitalTherapeutics2023"/>
+    <w:bookmarkEnd w:id="137"/>
+    <w:bookmarkStart w:id="139" w:name="ref-leeDataDrivenDigitalTherapeutics2023"/>
     <w:p>
       <w:pPr>
         <w:pStyle w:val="Bibliography"/>
@@ -5073,7 +4734,7 @@
       <w:r>
         <w:t xml:space="preserve"> </w:t>
       </w:r>
-      <w:hyperlink r:id="rId153">
+      <w:hyperlink r:id="rId138">
         <w:r>
           <w:rPr>
             <w:rStyle w:val="Hyperlink"/>
@@ -5085,8 +4746,8 @@
         <w:t xml:space="preserve">.</w:t>
       </w:r>
     </w:p>
-    <w:bookmarkEnd w:id="154"/>
-    <w:bookmarkStart w:id="156" w:name="Xad0e05bf336dda97d227027eae040cfde33d783"/>
+    <w:bookmarkEnd w:id="139"/>
+    <w:bookmarkStart w:id="141" w:name="Xad0e05bf336dda97d227027eae040cfde33d783"/>
     <w:p>
       <w:pPr>
         <w:pStyle w:val="Bibliography"/>
@@ -5128,7 +4789,7 @@
       <w:r>
         <w:t xml:space="preserve"> </w:t>
       </w:r>
-      <w:hyperlink r:id="rId155">
+      <w:hyperlink r:id="rId140">
         <w:r>
           <w:rPr>
             <w:rStyle w:val="Hyperlink"/>
@@ -5140,8 +4801,8 @@
         <w:t xml:space="preserve">.</w:t>
       </w:r>
     </w:p>
-    <w:bookmarkEnd w:id="156"/>
-    <w:bookmarkStart w:id="157" w:name="X34be55f2a2ff67a14e7206627bb93b426490c87"/>
+    <w:bookmarkEnd w:id="141"/>
+    <w:bookmarkStart w:id="142" w:name="X34be55f2a2ff67a14e7206627bb93b426490c87"/>
     <w:p>
       <w:pPr>
         <w:pStyle w:val="Bibliography"/>
@@ -5226,8 +4887,8 @@
         <w:t xml:space="preserve">’17. Red Hook, NY, USA: Curran Associates Inc.</w:t>
       </w:r>
     </w:p>
-    <w:bookmarkEnd w:id="157"/>
-    <w:bookmarkStart w:id="159" w:name="X22e9be3824ec77f661ff36dcfd4b6270812f56f"/>
+    <w:bookmarkEnd w:id="142"/>
+    <w:bookmarkStart w:id="144" w:name="X22e9be3824ec77f661ff36dcfd4b6270812f56f"/>
     <w:p>
       <w:pPr>
         <w:pStyle w:val="Bibliography"/>
@@ -5260,7 +4921,7 @@
       <w:r>
         <w:t xml:space="preserve"> </w:t>
       </w:r>
-      <w:hyperlink r:id="rId158">
+      <w:hyperlink r:id="rId143">
         <w:r>
           <w:rPr>
             <w:rStyle w:val="Hyperlink"/>
@@ -5272,8 +4933,8 @@
         <w:t xml:space="preserve">.</w:t>
       </w:r>
     </w:p>
-    <w:bookmarkEnd w:id="159"/>
-    <w:bookmarkStart w:id="161" w:name="X1329989714ddcecd7db483e12083768f0c5e635"/>
+    <w:bookmarkEnd w:id="144"/>
+    <w:bookmarkStart w:id="146" w:name="X1329989714ddcecd7db483e12083768f0c5e635"/>
     <w:p>
       <w:pPr>
         <w:pStyle w:val="Bibliography"/>
@@ -5306,7 +4967,7 @@
       <w:r>
         <w:t xml:space="preserve"> </w:t>
       </w:r>
-      <w:hyperlink r:id="rId160">
+      <w:hyperlink r:id="rId145">
         <w:r>
           <w:rPr>
             <w:rStyle w:val="Hyperlink"/>
@@ -5318,8 +4979,8 @@
         <w:t xml:space="preserve">.</w:t>
       </w:r>
     </w:p>
-    <w:bookmarkEnd w:id="161"/>
-    <w:bookmarkStart w:id="162" w:name="Xacc8c8a96f728736c6ec7be4d5ae02bdeea04b4"/>
+    <w:bookmarkEnd w:id="146"/>
+    <w:bookmarkStart w:id="147" w:name="Xacc8c8a96f728736c6ec7be4d5ae02bdeea04b4"/>
     <w:p>
       <w:pPr>
         <w:pStyle w:val="Bibliography"/>
@@ -5381,8 +5042,8 @@
         <w:t xml:space="preserve">Strategies in the Treatment of Addictive Behaviors, 2nd Ed. New York, NY, US: The Guilford Press.</w:t>
       </w:r>
     </w:p>
-    <w:bookmarkEnd w:id="162"/>
-    <w:bookmarkStart w:id="164" w:name="ref-mayBarriersTreatmentAlcohol2019"/>
+    <w:bookmarkEnd w:id="147"/>
+    <w:bookmarkStart w:id="149" w:name="ref-mayBarriersTreatmentAlcohol2019"/>
     <w:p>
       <w:pPr>
         <w:pStyle w:val="Bibliography"/>
@@ -5436,7 +5097,7 @@
       <w:r>
         <w:t xml:space="preserve"> </w:t>
       </w:r>
-      <w:hyperlink r:id="rId163">
+      <w:hyperlink r:id="rId148">
         <w:r>
           <w:rPr>
             <w:rStyle w:val="Hyperlink"/>
@@ -5448,8 +5109,8 @@
         <w:t xml:space="preserve">.</w:t>
       </w:r>
     </w:p>
-    <w:bookmarkEnd w:id="164"/>
-    <w:bookmarkStart w:id="166" w:name="ref-mckayStudiesFactorsRelapse1999a"/>
+    <w:bookmarkEnd w:id="149"/>
+    <w:bookmarkStart w:id="151" w:name="ref-mckayStudiesFactorsRelapse1999a"/>
     <w:p>
       <w:pPr>
         <w:pStyle w:val="Bibliography"/>
@@ -5482,7 +5143,7 @@
       <w:r>
         <w:t xml:space="preserve"> </w:t>
       </w:r>
-      <w:hyperlink r:id="rId165">
+      <w:hyperlink r:id="rId150">
         <w:r>
           <w:rPr>
             <w:rStyle w:val="Hyperlink"/>
@@ -5494,8 +5155,8 @@
         <w:t xml:space="preserve">.</w:t>
       </w:r>
     </w:p>
-    <w:bookmarkEnd w:id="166"/>
-    <w:bookmarkStart w:id="168" w:name="Xa85aa3e69b96711203dd276459c27e9adfa1c91"/>
+    <w:bookmarkEnd w:id="151"/>
+    <w:bookmarkStart w:id="153" w:name="Xa85aa3e69b96711203dd276459c27e9adfa1c91"/>
     <w:p>
       <w:pPr>
         <w:pStyle w:val="Bibliography"/>
@@ -5528,7 +5189,7 @@
       <w:r>
         <w:t xml:space="preserve"> </w:t>
       </w:r>
-      <w:hyperlink r:id="rId167">
+      <w:hyperlink r:id="rId152">
         <w:r>
           <w:rPr>
             <w:rStyle w:val="Hyperlink"/>
@@ -5540,8 +5201,8 @@
         <w:t xml:space="preserve">.</w:t>
       </w:r>
     </w:p>
-    <w:bookmarkEnd w:id="168"/>
-    <w:bookmarkStart w:id="170" w:name="X2c8fdc1f963588c4e5803538f331fc3ec069650"/>
+    <w:bookmarkEnd w:id="153"/>
+    <w:bookmarkStart w:id="155" w:name="X2c8fdc1f963588c4e5803538f331fc3ec069650"/>
     <w:p>
       <w:pPr>
         <w:pStyle w:val="Bibliography"/>
@@ -5574,7 +5235,7 @@
       <w:r>
         <w:t xml:space="preserve"> </w:t>
       </w:r>
-      <w:hyperlink r:id="rId169">
+      <w:hyperlink r:id="rId154">
         <w:r>
           <w:rPr>
             <w:rStyle w:val="Hyperlink"/>
@@ -5586,8 +5247,8 @@
         <w:t xml:space="preserve">.</w:t>
       </w:r>
     </w:p>
-    <w:bookmarkEnd w:id="170"/>
-    <w:bookmarkStart w:id="172" w:name="ref-millerWhatRelapseFifty1996"/>
+    <w:bookmarkEnd w:id="155"/>
+    <w:bookmarkStart w:id="157" w:name="ref-millerWhatRelapseFifty1996"/>
     <w:p>
       <w:pPr>
         <w:pStyle w:val="Bibliography"/>
@@ -5632,7 +5293,7 @@
       <w:r>
         <w:t xml:space="preserve"> </w:t>
       </w:r>
-      <w:hyperlink r:id="rId171">
+      <w:hyperlink r:id="rId156">
         <w:r>
           <w:rPr>
             <w:rStyle w:val="Hyperlink"/>
@@ -5644,8 +5305,8 @@
         <w:t xml:space="preserve">.</w:t>
       </w:r>
     </w:p>
-    <w:bookmarkEnd w:id="172"/>
-    <w:bookmarkStart w:id="174" w:name="X2c49998dea99682d6b5f0124ff3ae02aa1b44c6"/>
+    <w:bookmarkEnd w:id="157"/>
+    <w:bookmarkStart w:id="159" w:name="X2c49998dea99682d6b5f0124ff3ae02aa1b44c6"/>
     <w:p>
       <w:pPr>
         <w:pStyle w:val="Bibliography"/>
@@ -5690,7 +5351,7 @@
       <w:r>
         <w:t xml:space="preserve"> </w:t>
       </w:r>
-      <w:hyperlink r:id="rId173">
+      <w:hyperlink r:id="rId158">
         <w:r>
           <w:rPr>
             <w:rStyle w:val="Hyperlink"/>
@@ -5702,8 +5363,8 @@
         <w:t xml:space="preserve">.</w:t>
       </w:r>
     </w:p>
-    <w:bookmarkEnd w:id="174"/>
-    <w:bookmarkStart w:id="175" w:name="X10ed27139bf2726a3dc2246fcd4428578cdfcc2"/>
+    <w:bookmarkEnd w:id="159"/>
+    <w:bookmarkStart w:id="160" w:name="X10ed27139bf2726a3dc2246fcd4428578cdfcc2"/>
     <w:p>
       <w:pPr>
         <w:pStyle w:val="Bibliography"/>
@@ -5787,8 +5448,8 @@
         <w:t xml:space="preserve">https://www.niaaa.nih.gov/alcohols-effects-health/alcohol-topics/alcohol-facts-and-statistics/alcohol-treatment-united-states.</w:t>
       </w:r>
     </w:p>
-    <w:bookmarkEnd w:id="175"/>
-    <w:bookmarkStart w:id="176" w:name="X7d82e15a6eb3257cdf0f7a217921497f7a56ebb"/>
+    <w:bookmarkEnd w:id="160"/>
+    <w:bookmarkStart w:id="161" w:name="X7d82e15a6eb3257cdf0f7a217921497f7a56ebb"/>
     <w:p>
       <w:pPr>
         <w:pStyle w:val="Bibliography"/>
@@ -5899,8 +5560,8 @@
         <w:t xml:space="preserve">https://www.niaaa.nih.gov/alcohols-effects-health/alcohol-topics/alcohol-facts-and-statistics/alcohol-use-disorder-aud-united-states-age-groups-and-demographic-characteristics.</w:t>
       </w:r>
     </w:p>
-    <w:bookmarkEnd w:id="176"/>
-    <w:bookmarkStart w:id="177" w:name="Xefd2679ad72dde34adff1afa8671a6410298df4"/>
+    <w:bookmarkEnd w:id="161"/>
+    <w:bookmarkStart w:id="162" w:name="Xefd2679ad72dde34adff1afa8671a6410298df4"/>
     <w:p>
       <w:pPr>
         <w:pStyle w:val="Bibliography"/>
@@ -5954,8 +5615,8 @@
         <w:t xml:space="preserve">September.</w:t>
       </w:r>
     </w:p>
-    <w:bookmarkEnd w:id="177"/>
-    <w:bookmarkStart w:id="179" w:name="ref-perskiAcceptabilityDigitalHealth2021"/>
+    <w:bookmarkEnd w:id="162"/>
+    <w:bookmarkStart w:id="164" w:name="ref-perskiAcceptabilityDigitalHealth2021"/>
     <w:p>
       <w:pPr>
         <w:pStyle w:val="Bibliography"/>
@@ -5988,7 +5649,7 @@
       <w:r>
         <w:t xml:space="preserve"> </w:t>
       </w:r>
-      <w:hyperlink r:id="rId178">
+      <w:hyperlink r:id="rId163">
         <w:r>
           <w:rPr>
             <w:rStyle w:val="Hyperlink"/>
@@ -6000,8 +5661,8 @@
         <w:t xml:space="preserve">.</w:t>
       </w:r>
     </w:p>
-    <w:bookmarkEnd w:id="179"/>
-    <w:bookmarkStart w:id="181" w:name="Xb003b0f0cdb6de2c73ba14c880bf3ed3d4d8add"/>
+    <w:bookmarkEnd w:id="164"/>
+    <w:bookmarkStart w:id="166" w:name="Xb003b0f0cdb6de2c73ba14c880bf3ed3d4d8add"/>
     <w:p>
       <w:pPr>
         <w:pStyle w:val="Bibliography"/>
@@ -6088,7 +5749,7 @@
       <w:r>
         <w:t xml:space="preserve"> </w:t>
       </w:r>
-      <w:hyperlink r:id="rId180">
+      <w:hyperlink r:id="rId165">
         <w:r>
           <w:rPr>
             <w:rStyle w:val="Hyperlink"/>
@@ -6100,8 +5761,8 @@
         <w:t xml:space="preserve">.</w:t>
       </w:r>
     </w:p>
-    <w:bookmarkEnd w:id="181"/>
-    <w:bookmarkStart w:id="183" w:name="Xbb4506c53ef69c4b172ea82120c613272a44938"/>
+    <w:bookmarkEnd w:id="166"/>
+    <w:bookmarkStart w:id="168" w:name="Xbb4506c53ef69c4b172ea82120c613272a44938"/>
     <w:p>
       <w:pPr>
         <w:pStyle w:val="Bibliography"/>
@@ -6152,7 +5813,7 @@
       <w:r>
         <w:t xml:space="preserve"> </w:t>
       </w:r>
-      <w:hyperlink r:id="rId182">
+      <w:hyperlink r:id="rId167">
         <w:r>
           <w:rPr>
             <w:rStyle w:val="Hyperlink"/>
@@ -6164,8 +5825,8 @@
         <w:t xml:space="preserve">.</w:t>
       </w:r>
     </w:p>
-    <w:bookmarkEnd w:id="183"/>
-    <w:bookmarkStart w:id="185" w:name="ref-probstAlcoholUseDisorder2015"/>
+    <w:bookmarkEnd w:id="168"/>
+    <w:bookmarkStart w:id="170" w:name="ref-probstAlcoholUseDisorder2015"/>
     <w:p>
       <w:pPr>
         <w:pStyle w:val="Bibliography"/>
@@ -6210,7 +5871,7 @@
       <w:r>
         <w:t xml:space="preserve"> </w:t>
       </w:r>
-      <w:hyperlink r:id="rId184">
+      <w:hyperlink r:id="rId169">
         <w:r>
           <w:rPr>
             <w:rStyle w:val="Hyperlink"/>
@@ -6222,8 +5883,8 @@
         <w:t xml:space="preserve">.</w:t>
       </w:r>
     </w:p>
-    <w:bookmarkEnd w:id="185"/>
-    <w:bookmarkStart w:id="187" w:name="ref-sacks2010NationalState2015a"/>
+    <w:bookmarkEnd w:id="170"/>
+    <w:bookmarkStart w:id="172" w:name="ref-sacks2010NationalState2015a"/>
     <w:p>
       <w:pPr>
         <w:pStyle w:val="Bibliography"/>
@@ -6289,7 +5950,7 @@
       <w:r>
         <w:t xml:space="preserve"> </w:t>
       </w:r>
-      <w:hyperlink r:id="rId186">
+      <w:hyperlink r:id="rId171">
         <w:r>
           <w:rPr>
             <w:rStyle w:val="Hyperlink"/>
@@ -6301,8 +5962,8 @@
         <w:t xml:space="preserve">.</w:t>
       </w:r>
     </w:p>
-    <w:bookmarkEnd w:id="187"/>
-    <w:bookmarkStart w:id="189" w:name="X09d525bde5cdf46e9beb75f4b54b37f879a73a6"/>
+    <w:bookmarkEnd w:id="172"/>
+    <w:bookmarkStart w:id="174" w:name="X09d525bde5cdf46e9beb75f4b54b37f879a73a6"/>
     <w:p>
       <w:pPr>
         <w:pStyle w:val="Bibliography"/>
@@ -6377,7 +6038,7 @@
       <w:r>
         <w:t xml:space="preserve"> </w:t>
       </w:r>
-      <w:hyperlink r:id="rId188">
+      <w:hyperlink r:id="rId173">
         <w:r>
           <w:rPr>
             <w:rStyle w:val="Hyperlink"/>
@@ -6389,8 +6050,8 @@
         <w:t xml:space="preserve">.</w:t>
       </w:r>
     </w:p>
-    <w:bookmarkEnd w:id="189"/>
-    <w:bookmarkStart w:id="191" w:name="ref-scottPathwaysRelapseTreatment2005"/>
+    <w:bookmarkEnd w:id="174"/>
+    <w:bookmarkStart w:id="176" w:name="ref-scottPathwaysRelapseTreatment2005"/>
     <w:p>
       <w:pPr>
         <w:pStyle w:val="Bibliography"/>
@@ -6423,7 +6084,7 @@
       <w:r>
         <w:t xml:space="preserve"> </w:t>
       </w:r>
-      <w:hyperlink r:id="rId190">
+      <w:hyperlink r:id="rId175">
         <w:r>
           <w:rPr>
             <w:rStyle w:val="Hyperlink"/>
@@ -6435,8 +6096,8 @@
         <w:t xml:space="preserve">.</w:t>
       </w:r>
     </w:p>
-    <w:bookmarkEnd w:id="191"/>
-    <w:bookmarkStart w:id="193" w:name="ref-sedarousCultureStigmaInequities2023"/>
+    <w:bookmarkEnd w:id="176"/>
+    <w:bookmarkStart w:id="178" w:name="ref-sedarousCultureStigmaInequities2023"/>
     <w:p>
       <w:pPr>
         <w:pStyle w:val="Bibliography"/>
@@ -6469,7 +6130,7 @@
       <w:r>
         <w:t xml:space="preserve"> </w:t>
       </w:r>
-      <w:hyperlink r:id="rId192">
+      <w:hyperlink r:id="rId177">
         <w:r>
           <w:rPr>
             <w:rStyle w:val="Hyperlink"/>
@@ -6481,8 +6142,8 @@
         <w:t xml:space="preserve">.</w:t>
       </w:r>
     </w:p>
-    <w:bookmarkEnd w:id="193"/>
-    <w:bookmarkStart w:id="195" w:name="ref-stoutPredictiveValidityMarlatt1996"/>
+    <w:bookmarkEnd w:id="178"/>
+    <w:bookmarkStart w:id="180" w:name="ref-stoutPredictiveValidityMarlatt1996"/>
     <w:p>
       <w:pPr>
         <w:pStyle w:val="Bibliography"/>
@@ -6524,7 +6185,7 @@
       <w:r>
         <w:t xml:space="preserve"> </w:t>
       </w:r>
-      <w:hyperlink r:id="rId194">
+      <w:hyperlink r:id="rId179">
         <w:r>
           <w:rPr>
             <w:rStyle w:val="Hyperlink"/>
@@ -6536,8 +6197,8 @@
         <w:t xml:space="preserve">.</w:t>
       </w:r>
     </w:p>
-    <w:bookmarkEnd w:id="195"/>
-    <w:bookmarkStart w:id="197" w:name="X96f53643d6f2371e92547a3958d3a6315a75b64"/>
+    <w:bookmarkEnd w:id="180"/>
+    <w:bookmarkStart w:id="182" w:name="X96f53643d6f2371e92547a3958d3a6315a75b64"/>
     <w:p>
       <w:pPr>
         <w:pStyle w:val="Bibliography"/>
@@ -6612,7 +6273,7 @@
       <w:r>
         <w:t xml:space="preserve"> </w:t>
       </w:r>
-      <w:hyperlink r:id="rId196">
+      <w:hyperlink r:id="rId181">
         <w:r>
           <w:rPr>
             <w:rStyle w:val="Hyperlink"/>
@@ -6624,8 +6285,8 @@
         <w:t xml:space="preserve">.</w:t>
       </w:r>
     </w:p>
-    <w:bookmarkEnd w:id="197"/>
-    <w:bookmarkStart w:id="199" w:name="ref-toValidationAlcoholMisuse2020"/>
+    <w:bookmarkEnd w:id="182"/>
+    <w:bookmarkStart w:id="184" w:name="ref-toValidationAlcoholMisuse2020"/>
     <w:p>
       <w:pPr>
         <w:pStyle w:val="Bibliography"/>
@@ -6658,7 +6319,7 @@
       <w:r>
         <w:t xml:space="preserve"> </w:t>
       </w:r>
-      <w:hyperlink r:id="rId198">
+      <w:hyperlink r:id="rId183">
         <w:r>
           <w:rPr>
             <w:rStyle w:val="Hyperlink"/>
@@ -6670,8 +6331,8 @@
         <w:t xml:space="preserve">.</w:t>
       </w:r>
     </w:p>
-    <w:bookmarkEnd w:id="199"/>
-    <w:bookmarkStart w:id="201" w:name="ref-topazExtractingAlcoholSubstance2019"/>
+    <w:bookmarkEnd w:id="184"/>
+    <w:bookmarkStart w:id="186" w:name="ref-topazExtractingAlcoholSubstance2019"/>
     <w:p>
       <w:pPr>
         <w:pStyle w:val="Bibliography"/>
@@ -6866,7 +6527,7 @@
       <w:r>
         <w:t xml:space="preserve"> </w:t>
       </w:r>
-      <w:hyperlink r:id="rId200">
+      <w:hyperlink r:id="rId185">
         <w:r>
           <w:rPr>
             <w:rStyle w:val="Hyperlink"/>
@@ -6878,8 +6539,8 @@
         <w:t xml:space="preserve">.</w:t>
       </w:r>
     </w:p>
-    <w:bookmarkEnd w:id="201"/>
-    <w:bookmarkStart w:id="203" w:name="Xc23b9258642a07a427764ca5f1401675cd78fe8"/>
+    <w:bookmarkEnd w:id="186"/>
+    <w:bookmarkStart w:id="188" w:name="Xc23b9258642a07a427764ca5f1401675cd78fe8"/>
     <w:p>
       <w:pPr>
         <w:pStyle w:val="Bibliography"/>
@@ -6969,7 +6630,7 @@
       <w:r>
         <w:t xml:space="preserve"> </w:t>
       </w:r>
-      <w:hyperlink r:id="rId202">
+      <w:hyperlink r:id="rId187">
         <w:r>
           <w:rPr>
             <w:rStyle w:val="Hyperlink"/>
@@ -6981,8 +6642,8 @@
         <w:t xml:space="preserve">.</w:t>
       </w:r>
     </w:p>
-    <w:bookmarkEnd w:id="203"/>
-    <w:bookmarkStart w:id="205" w:name="ref-verissimoInfluenceGenderRace2017"/>
+    <w:bookmarkEnd w:id="188"/>
+    <w:bookmarkStart w:id="190" w:name="ref-verissimoInfluenceGenderRace2017"/>
     <w:p>
       <w:pPr>
         <w:pStyle w:val="Bibliography"/>
@@ -7015,7 +6676,7 @@
       <w:r>
         <w:t xml:space="preserve"> </w:t>
       </w:r>
-      <w:hyperlink r:id="rId204">
+      <w:hyperlink r:id="rId189">
         <w:r>
           <w:rPr>
             <w:rStyle w:val="Hyperlink"/>
@@ -7027,8 +6688,8 @@
         <w:t xml:space="preserve">.</w:t>
       </w:r>
     </w:p>
-    <w:bookmarkEnd w:id="205"/>
-    <w:bookmarkStart w:id="207" w:name="X4d3b90c1d1a7aedd64897841630d176922ff5c5"/>
+    <w:bookmarkEnd w:id="190"/>
+    <w:bookmarkStart w:id="192" w:name="X4d3b90c1d1a7aedd64897841630d176922ff5c5"/>
     <w:p>
       <w:pPr>
         <w:pStyle w:val="Bibliography"/>
@@ -7061,7 +6722,7 @@
       <w:r>
         <w:t xml:space="preserve"> </w:t>
       </w:r>
-      <w:hyperlink r:id="rId206">
+      <w:hyperlink r:id="rId191">
         <w:r>
           <w:rPr>
             <w:rStyle w:val="Hyperlink"/>
@@ -7073,8 +6734,8 @@
         <w:t xml:space="preserve">.</w:t>
       </w:r>
     </w:p>
-    <w:bookmarkEnd w:id="207"/>
-    <w:bookmarkStart w:id="209" w:name="Xdc00f0b24416f0cd67e677fa7ea98976cb76b78"/>
+    <w:bookmarkEnd w:id="192"/>
+    <w:bookmarkStart w:id="194" w:name="Xdc00f0b24416f0cd67e677fa7ea98976cb76b78"/>
     <w:p>
       <w:pPr>
         <w:pStyle w:val="Bibliography"/>
@@ -7155,7 +6816,7 @@
       <w:r>
         <w:t xml:space="preserve"> </w:t>
       </w:r>
-      <w:hyperlink r:id="rId208">
+      <w:hyperlink r:id="rId193">
         <w:r>
           <w:rPr>
             <w:rStyle w:val="Hyperlink"/>
@@ -7167,8 +6828,8 @@
         <w:t xml:space="preserve">.</w:t>
       </w:r>
     </w:p>
-    <w:bookmarkEnd w:id="209"/>
-    <w:bookmarkStart w:id="211" w:name="Xfdbd9b98dcf52cd76d09b25ddfd802e4e88441f"/>
+    <w:bookmarkEnd w:id="194"/>
+    <w:bookmarkStart w:id="196" w:name="Xfdbd9b98dcf52cd76d09b25ddfd802e4e88441f"/>
     <w:p>
       <w:pPr>
         <w:pStyle w:val="Bibliography"/>
@@ -7255,7 +6916,7 @@
       <w:r>
         <w:t xml:space="preserve"> </w:t>
       </w:r>
-      <w:hyperlink r:id="rId210">
+      <w:hyperlink r:id="rId195">
         <w:r>
           <w:rPr>
             <w:rStyle w:val="Hyperlink"/>
@@ -7267,8 +6928,8 @@
         <w:t xml:space="preserve">.</w:t>
       </w:r>
     </w:p>
-    <w:bookmarkEnd w:id="211"/>
-    <w:bookmarkStart w:id="213" w:name="Xd410df898383a3f6b94baeff92b08b2a4966eb6"/>
+    <w:bookmarkEnd w:id="196"/>
+    <w:bookmarkStart w:id="198" w:name="Xd410df898383a3f6b94baeff92b08b2a4966eb6"/>
     <w:p>
       <w:pPr>
         <w:pStyle w:val="Bibliography"/>
@@ -7319,7 +6980,7 @@
       <w:r>
         <w:t xml:space="preserve"> </w:t>
       </w:r>
-      <w:hyperlink r:id="rId212">
+      <w:hyperlink r:id="rId197">
         <w:r>
           <w:rPr>
             <w:rStyle w:val="Hyperlink"/>
@@ -7331,8 +6992,8 @@
         <w:t xml:space="preserve">.</w:t>
       </w:r>
     </w:p>
-    <w:bookmarkEnd w:id="213"/>
-    <w:bookmarkStart w:id="215" w:name="Xcff35f2cf9ec03e2e988d7302a2859198fb713c"/>
+    <w:bookmarkEnd w:id="198"/>
+    <w:bookmarkStart w:id="200" w:name="Xcff35f2cf9ec03e2e988d7302a2859198fb713c"/>
     <w:p>
       <w:pPr>
         <w:pStyle w:val="Bibliography"/>
@@ -7416,7 +7077,7 @@
       <w:r>
         <w:t xml:space="preserve"> </w:t>
       </w:r>
-      <w:hyperlink r:id="rId214">
+      <w:hyperlink r:id="rId199">
         <w:r>
           <w:rPr>
             <w:rStyle w:val="Hyperlink"/>
@@ -7428,8 +7089,8 @@
         <w:t xml:space="preserve">.</w:t>
       </w:r>
     </w:p>
-    <w:bookmarkEnd w:id="215"/>
-    <w:bookmarkStart w:id="217" w:name="Xc14b7c1ad4860604e4f16cd318ff1ed0b3b66a5"/>
+    <w:bookmarkEnd w:id="200"/>
+    <w:bookmarkStart w:id="202" w:name="Xc14b7c1ad4860604e4f16cd318ff1ed0b3b66a5"/>
     <w:p>
       <w:pPr>
         <w:pStyle w:val="Bibliography"/>
@@ -7480,7 +7141,7 @@
       <w:r>
         <w:t xml:space="preserve"> </w:t>
       </w:r>
-      <w:hyperlink r:id="rId216">
+      <w:hyperlink r:id="rId201">
         <w:r>
           <w:rPr>
             <w:rStyle w:val="Hyperlink"/>
@@ -7492,8 +7153,8 @@
         <w:t xml:space="preserve">.</w:t>
       </w:r>
     </w:p>
-    <w:bookmarkEnd w:id="217"/>
-    <w:bookmarkStart w:id="219" w:name="ref-wyantMachineLearningModels2024"/>
+    <w:bookmarkEnd w:id="202"/>
+    <w:bookmarkStart w:id="204" w:name="ref-wyantMachineLearningModels2024"/>
     <w:p>
       <w:pPr>
         <w:pStyle w:val="Bibliography"/>
@@ -7526,7 +7187,7 @@
       <w:r>
         <w:t xml:space="preserve"> </w:t>
       </w:r>
-      <w:hyperlink r:id="rId218">
+      <w:hyperlink r:id="rId203">
         <w:r>
           <w:rPr>
             <w:rStyle w:val="Hyperlink"/>
@@ -7538,8 +7199,8 @@
         <w:t xml:space="preserve">.</w:t>
       </w:r>
     </w:p>
-    <w:bookmarkEnd w:id="219"/>
-    <w:bookmarkStart w:id="221" w:name="X995ee0d7cc70552d8fe297105eae4df7b8bb829"/>
+    <w:bookmarkEnd w:id="204"/>
+    <w:bookmarkStart w:id="206" w:name="X995ee0d7cc70552d8fe297105eae4df7b8bb829"/>
     <w:p>
       <w:pPr>
         <w:pStyle w:val="Bibliography"/>
@@ -7629,7 +7290,7 @@
       <w:r>
         <w:t xml:space="preserve"> </w:t>
       </w:r>
-      <w:hyperlink r:id="rId220">
+      <w:hyperlink r:id="rId205">
         <w:r>
           <w:rPr>
             <w:rStyle w:val="Hyperlink"/>
@@ -7641,9 +7302,9 @@
         <w:t xml:space="preserve">.</w:t>
       </w:r>
     </w:p>
-    <w:bookmarkEnd w:id="221"/>
-    <w:bookmarkEnd w:id="222"/>
-    <w:bookmarkEnd w:id="223"/>
+    <w:bookmarkEnd w:id="206"/>
+    <w:bookmarkEnd w:id="207"/>
+    <w:bookmarkEnd w:id="208"/>
     <w:sectPr/>
   </w:body>
 </w:document>

--- a/index.docx
+++ b/index.docx
@@ -1865,7 +1865,7 @@
     </w:p>
     <w:bookmarkEnd w:id="44"/>
     <w:bookmarkEnd w:id="45"/>
-    <w:bookmarkStart w:id="86" w:name="results"/>
+    <w:bookmarkStart w:id="76" w:name="results"/>
     <w:p>
       <w:pPr>
         <w:pStyle w:val="Heading1"/>
@@ -1997,7 +1997,7 @@
       </w:hyperlink>
     </w:p>
     <w:bookmarkEnd w:id="51"/>
-    <w:bookmarkStart w:id="82" w:name="sample-distribution"/>
+    <w:bookmarkStart w:id="72" w:name="sample-distribution"/>
     <w:p>
       <w:pPr>
         <w:pStyle w:val="Heading2"/>
@@ -2390,7 +2390,7 @@
       <w:tr>
         <w:tc>
           <w:tcPr/>
-          <w:bookmarkStart w:id="70" w:name="fig-message_count_1week"/>
+          <w:bookmarkStart w:id="70" w:name="fig-1week"/>
           <w:p>
             <w:pPr>
               <w:pStyle w:val="Compact"/>
@@ -2406,7 +2406,7 @@
                     <a:graphicData uri="http://schemas.openxmlformats.org/drawingml/2006/picture">
                       <pic:pic>
                         <pic:nvPicPr>
-                          <pic:cNvPr descr="index_files/figure-docx/notebooks-eda_messages-fig-message_count_1week-output-2.png" id="69" name="Picture"/>
+                          <pic:cNvPr descr="index_files/figure-docx/notebooks-eda_messages-fig-1week-output-2.png" id="69" name="Picture"/>
                           <pic:cNvPicPr>
                             <a:picLocks noChangeArrowheads="1" noChangeAspect="1"/>
                           </pic:cNvPicPr>
@@ -2449,7 +2449,7 @@
               <w:pStyle w:val="ImageCaption"/>
             </w:pPr>
             <w:r>
-              <w:t xml:space="preserve">Figure 6: Distribution of Message Counts in the 1-Week Prediction Window</w:t>
+              <w:t xml:space="preserve">Figure 6: Sample Distribution in the 1-Week Prediction Window</w:t>
             </w:r>
           </w:p>
           <w:bookmarkEnd w:id="70"/>
@@ -2482,242 +2482,8 @@
         </w:r>
       </w:hyperlink>
     </w:p>
-    <w:tbl>
-      <w:tblPr>
-        <w:tblStyle w:val="Table"/>
-        <w:tblW w:type="pct" w:w="5000"/>
-        <w:tblLayout w:type="fixed"/>
-        <w:tblLook w:firstRow="0" w:lastRow="0" w:firstColumn="0" w:lastColumn="0" w:noHBand="0" w:noVBand="0" w:val="0000"/>
-      </w:tblPr>
-      <w:tblGrid>
-        <w:gridCol w:w="3960"/>
-        <w:gridCol w:w="3960"/>
-      </w:tblGrid>
-      <w:tr>
-        <w:tc>
-          <w:tcPr/>
-          <w:tbl>
-            <w:tblPr>
-              <w:tblStyle w:val="Table"/>
-              <w:tblW w:type="pct" w:w="5000"/>
-              <w:tblLayout w:type="fixed"/>
-              <w:tblLook w:firstRow="0" w:lastRow="0" w:firstColumn="0" w:lastColumn="0" w:noHBand="0" w:noVBand="0" w:val="0000"/>
-            </w:tblPr>
-            <w:tblGrid>
-              <w:gridCol w:w="7920"/>
-            </w:tblGrid>
-            <w:tr>
-              <w:tc>
-                <w:tcPr/>
-                <w:bookmarkStart w:id="75" w:name="fig-message_count_1week_byid"/>
-                <w:p>
-                  <w:pPr>
-                    <w:pStyle w:val="Compact"/>
-                    <w:jc w:val="center"/>
-                    <w:jc w:val="left"/>
-                  </w:pPr>
-                  <w:r>
-                    <w:drawing>
-                      <wp:inline>
-                        <wp:extent cx="5334000" cy="3810000"/>
-                        <wp:effectExtent b="0" l="0" r="0" t="0"/>
-                        <wp:docPr descr="" title="" id="73" name="Picture"/>
-                        <a:graphic>
-                          <a:graphicData uri="http://schemas.openxmlformats.org/drawingml/2006/picture">
-                            <pic:pic>
-                              <pic:nvPicPr>
-                                <pic:cNvPr descr="index_files/figure-docx/notebooks-eda_messages-fig-message_count_1week_byid-output-2.png" id="74" name="Picture"/>
-                                <pic:cNvPicPr>
-                                  <a:picLocks noChangeArrowheads="1" noChangeAspect="1"/>
-                                </pic:cNvPicPr>
-                              </pic:nvPicPr>
-                              <pic:blipFill>
-                                <a:blip r:embed="rId72"/>
-                                <a:stretch>
-                                  <a:fillRect/>
-                                </a:stretch>
-                              </pic:blipFill>
-                              <pic:spPr bwMode="auto">
-                                <a:xfrm>
-                                  <a:off x="0" y="0"/>
-                                  <a:ext cx="5334000" cy="3810000"/>
-                                </a:xfrm>
-                                <a:prstGeom prst="rect">
-                                  <a:avLst/>
-                                </a:prstGeom>
-                                <a:noFill/>
-                                <a:ln w="9525">
-                                  <a:noFill/>
-                                  <a:headEnd/>
-                                  <a:tailEnd/>
-                                </a:ln>
-                              </pic:spPr>
-                            </pic:pic>
-                          </a:graphicData>
-                        </a:graphic>
-                      </wp:inline>
-                    </w:drawing>
-                  </w:r>
-                </w:p>
-                <w:p>
-                  <w:pPr>
-                    <w:jc w:val="center"/>
-                    <w:jc w:val="left"/>
-                  </w:pPr>
-                  <w:pPr>
-                    <w:jc w:val="start"/>
-                    <w:spacing w:before="200"/>
-                    <w:pStyle w:val="ImageCaption"/>
-                  </w:pPr>
-                  <w:r>
-                    <w:t xml:space="preserve">Figure 7: Distribution of Message Counts by Subject in the 1-Week Prediction Window</w:t>
-                  </w:r>
-                </w:p>
-                <w:bookmarkEnd w:id="75"/>
-              </w:tc>
-            </w:tr>
-          </w:tbl>
-          <w:p>
-            <w:pPr>
-              <w:jc w:val="left"/>
-            </w:pPr>
-            <w:r>
-              <w:rPr>
-                <w:vertAlign w:val="subscript"/>
-              </w:rPr>
-              <w:t xml:space="preserve">Source:</w:t>
-            </w:r>
-            <w:r>
-              <w:rPr>
-                <w:vertAlign w:val="subscript"/>
-              </w:rPr>
-              <w:t xml:space="preserve"> </w:t>
-            </w:r>
-            <w:hyperlink r:id="rId76">
-              <w:r>
-                <w:rPr>
-                  <w:rStyle w:val="Hyperlink"/>
-                  <w:vertAlign w:val="subscript"/>
-                </w:rPr>
-                <w:t xml:space="preserve">EDA on Raw Messages</w:t>
-              </w:r>
-            </w:hyperlink>
-          </w:p>
-        </w:tc>
-        <w:tc>
-          <w:tcPr/>
-          <w:tbl>
-            <w:tblPr>
-              <w:tblStyle w:val="Table"/>
-              <w:tblW w:type="pct" w:w="5000"/>
-              <w:tblLayout w:type="fixed"/>
-              <w:tblLook w:firstRow="0" w:lastRow="0" w:firstColumn="0" w:lastColumn="0" w:noHBand="0" w:noVBand="0" w:val="0000"/>
-            </w:tblPr>
-            <w:tblGrid>
-              <w:gridCol w:w="7920"/>
-            </w:tblGrid>
-            <w:tr>
-              <w:tc>
-                <w:tcPr/>
-                <w:bookmarkStart w:id="80" w:name="fig-missingness_1week_byid"/>
-                <w:p>
-                  <w:pPr>
-                    <w:pStyle w:val="Compact"/>
-                    <w:jc w:val="center"/>
-                    <w:jc w:val="left"/>
-                  </w:pPr>
-                  <w:r>
-                    <w:drawing>
-                      <wp:inline>
-                        <wp:extent cx="5334000" cy="3810000"/>
-                        <wp:effectExtent b="0" l="0" r="0" t="0"/>
-                        <wp:docPr descr="" title="" id="78" name="Picture"/>
-                        <a:graphic>
-                          <a:graphicData uri="http://schemas.openxmlformats.org/drawingml/2006/picture">
-                            <pic:pic>
-                              <pic:nvPicPr>
-                                <pic:cNvPr descr="index_files/figure-docx/notebooks-eda_messages-fig-missingness_1week_byid-output-2.png" id="79" name="Picture"/>
-                                <pic:cNvPicPr>
-                                  <a:picLocks noChangeArrowheads="1" noChangeAspect="1"/>
-                                </pic:cNvPicPr>
-                              </pic:nvPicPr>
-                              <pic:blipFill>
-                                <a:blip r:embed="rId77"/>
-                                <a:stretch>
-                                  <a:fillRect/>
-                                </a:stretch>
-                              </pic:blipFill>
-                              <pic:spPr bwMode="auto">
-                                <a:xfrm>
-                                  <a:off x="0" y="0"/>
-                                  <a:ext cx="5334000" cy="3810000"/>
-                                </a:xfrm>
-                                <a:prstGeom prst="rect">
-                                  <a:avLst/>
-                                </a:prstGeom>
-                                <a:noFill/>
-                                <a:ln w="9525">
-                                  <a:noFill/>
-                                  <a:headEnd/>
-                                  <a:tailEnd/>
-                                </a:ln>
-                              </pic:spPr>
-                            </pic:pic>
-                          </a:graphicData>
-                        </a:graphic>
-                      </wp:inline>
-                    </w:drawing>
-                  </w:r>
-                </w:p>
-                <w:p>
-                  <w:pPr>
-                    <w:jc w:val="center"/>
-                    <w:jc w:val="left"/>
-                  </w:pPr>
-                  <w:pPr>
-                    <w:jc w:val="start"/>
-                    <w:spacing w:before="200"/>
-                    <w:pStyle w:val="ImageCaption"/>
-                  </w:pPr>
-                  <w:r>
-                    <w:t xml:space="preserve">Figure 8: Distribution of Missingness by Subject in the 1-Week Prediction Window</w:t>
-                  </w:r>
-                </w:p>
-                <w:bookmarkEnd w:id="80"/>
-              </w:tc>
-            </w:tr>
-          </w:tbl>
-          <w:p>
-            <w:pPr>
-              <w:jc w:val="left"/>
-            </w:pPr>
-            <w:r>
-              <w:rPr>
-                <w:vertAlign w:val="subscript"/>
-              </w:rPr>
-              <w:t xml:space="preserve">Source:</w:t>
-            </w:r>
-            <w:r>
-              <w:rPr>
-                <w:vertAlign w:val="subscript"/>
-              </w:rPr>
-              <w:t xml:space="preserve"> </w:t>
-            </w:r>
-            <w:hyperlink r:id="rId81">
-              <w:r>
-                <w:rPr>
-                  <w:rStyle w:val="Hyperlink"/>
-                  <w:vertAlign w:val="subscript"/>
-                </w:rPr>
-                <w:t xml:space="preserve">EDA on Raw Messages</w:t>
-              </w:r>
-            </w:hyperlink>
-          </w:p>
-        </w:tc>
-      </w:tr>
-    </w:tbl>
-    <w:bookmarkEnd w:id="82"/>
-    <w:bookmarkStart w:id="83" w:name="liwc-features"/>
+    <w:bookmarkEnd w:id="72"/>
+    <w:bookmarkStart w:id="73" w:name="liwc-features"/>
     <w:p>
       <w:pPr>
         <w:pStyle w:val="Heading2"/>
@@ -2734,8 +2500,8 @@
         <w:t xml:space="preserve">We obtained LIWC scores from XXX linguistic categories.</w:t>
       </w:r>
     </w:p>
-    <w:bookmarkEnd w:id="83"/>
-    <w:bookmarkStart w:id="84" w:name="model-evaluation"/>
+    <w:bookmarkEnd w:id="73"/>
+    <w:bookmarkStart w:id="74" w:name="model-evaluation"/>
     <w:p>
       <w:pPr>
         <w:pStyle w:val="Heading2"/>
@@ -2744,8 +2510,8 @@
         <w:t xml:space="preserve">Model Evaluation</w:t>
       </w:r>
     </w:p>
-    <w:bookmarkEnd w:id="84"/>
-    <w:bookmarkStart w:id="85" w:name="model-fairness"/>
+    <w:bookmarkEnd w:id="74"/>
+    <w:bookmarkStart w:id="75" w:name="model-fairness"/>
     <w:p>
       <w:pPr>
         <w:pStyle w:val="Heading2"/>
@@ -2759,9 +2525,9 @@
         <w:br w:type="page"/>
       </w:r>
     </w:p>
-    <w:bookmarkEnd w:id="85"/>
-    <w:bookmarkEnd w:id="86"/>
-    <w:bookmarkStart w:id="208" w:name="discussions"/>
+    <w:bookmarkEnd w:id="75"/>
+    <w:bookmarkEnd w:id="76"/>
+    <w:bookmarkStart w:id="198" w:name="discussions"/>
     <w:p>
       <w:pPr>
         <w:pStyle w:val="Heading1"/>
@@ -2770,8 +2536,8 @@
         <w:t xml:space="preserve">Discussions</w:t>
       </w:r>
     </w:p>
-    <w:bookmarkStart w:id="207" w:name="refs"/>
-    <w:bookmarkStart w:id="88" w:name="Xafb9ebfeab280acee598deb0b35b093eec91108"/>
+    <w:bookmarkStart w:id="197" w:name="refs"/>
+    <w:bookmarkStart w:id="78" w:name="Xafb9ebfeab280acee598deb0b35b093eec91108"/>
     <w:p>
       <w:pPr>
         <w:pStyle w:val="Bibliography"/>
@@ -2861,7 +2627,7 @@
       <w:r>
         <w:t xml:space="preserve"> </w:t>
       </w:r>
-      <w:hyperlink r:id="rId87">
+      <w:hyperlink r:id="rId77">
         <w:r>
           <w:rPr>
             <w:rStyle w:val="Hyperlink"/>
@@ -2873,8 +2639,8 @@
         <w:t xml:space="preserve">.</w:t>
       </w:r>
     </w:p>
-    <w:bookmarkEnd w:id="88"/>
-    <w:bookmarkStart w:id="90" w:name="ref-afsharNaturalLanguageProcessing2019"/>
+    <w:bookmarkEnd w:id="78"/>
+    <w:bookmarkStart w:id="80" w:name="ref-afsharNaturalLanguageProcessing2019"/>
     <w:p>
       <w:pPr>
         <w:pStyle w:val="Bibliography"/>
@@ -2907,7 +2673,7 @@
       <w:r>
         <w:t xml:space="preserve"> </w:t>
       </w:r>
-      <w:hyperlink r:id="rId89">
+      <w:hyperlink r:id="rId79">
         <w:r>
           <w:rPr>
             <w:rStyle w:val="Hyperlink"/>
@@ -2919,8 +2685,8 @@
         <w:t xml:space="preserve">.</w:t>
       </w:r>
     </w:p>
-    <w:bookmarkEnd w:id="90"/>
-    <w:bookmarkStart w:id="92" w:name="Xc95fb8816eaf9f583d19d6cba6a9ac025f9fe91"/>
+    <w:bookmarkEnd w:id="80"/>
+    <w:bookmarkStart w:id="82" w:name="Xc95fb8816eaf9f583d19d6cba6a9ac025f9fe91"/>
     <w:p>
       <w:pPr>
         <w:pStyle w:val="Bibliography"/>
@@ -3108,7 +2874,7 @@
       <w:r>
         <w:t xml:space="preserve"> </w:t>
       </w:r>
-      <w:hyperlink r:id="rId91">
+      <w:hyperlink r:id="rId81">
         <w:r>
           <w:rPr>
             <w:rStyle w:val="Hyperlink"/>
@@ -3120,8 +2886,8 @@
         <w:t xml:space="preserve">.</w:t>
       </w:r>
     </w:p>
-    <w:bookmarkEnd w:id="92"/>
-    <w:bookmarkStart w:id="94" w:name="Xa710417644a60899013e4932e847385912f9696"/>
+    <w:bookmarkEnd w:id="82"/>
+    <w:bookmarkStart w:id="84" w:name="Xa710417644a60899013e4932e847385912f9696"/>
     <w:p>
       <w:pPr>
         <w:pStyle w:val="Bibliography"/>
@@ -3166,7 +2932,7 @@
       <w:r>
         <w:t xml:space="preserve"> </w:t>
       </w:r>
-      <w:hyperlink r:id="rId93">
+      <w:hyperlink r:id="rId83">
         <w:r>
           <w:rPr>
             <w:rStyle w:val="Hyperlink"/>
@@ -3178,8 +2944,8 @@
         <w:t xml:space="preserve">.</w:t>
       </w:r>
     </w:p>
-    <w:bookmarkEnd w:id="94"/>
-    <w:bookmarkStart w:id="96" w:name="ref-baeMobilePhoneSensors2018a"/>
+    <w:bookmarkEnd w:id="84"/>
+    <w:bookmarkStart w:id="86" w:name="ref-baeMobilePhoneSensors2018a"/>
     <w:p>
       <w:pPr>
         <w:pStyle w:val="Bibliography"/>
@@ -3242,7 +3008,7 @@
       <w:r>
         <w:t xml:space="preserve"> </w:t>
       </w:r>
-      <w:hyperlink r:id="rId95">
+      <w:hyperlink r:id="rId85">
         <w:r>
           <w:rPr>
             <w:rStyle w:val="Hyperlink"/>
@@ -3254,8 +3020,8 @@
         <w:t xml:space="preserve">.</w:t>
       </w:r>
     </w:p>
-    <w:bookmarkEnd w:id="96"/>
-    <w:bookmarkStart w:id="98" w:name="Xe55fcb9276abfce60e3423ca0e9912c33a11f0b"/>
+    <w:bookmarkEnd w:id="86"/>
+    <w:bookmarkStart w:id="88" w:name="Xe55fcb9276abfce60e3423ca0e9912c33a11f0b"/>
     <w:p>
       <w:pPr>
         <w:pStyle w:val="Bibliography"/>
@@ -3300,7 +3066,7 @@
       <w:r>
         <w:t xml:space="preserve"> </w:t>
       </w:r>
-      <w:hyperlink r:id="rId97">
+      <w:hyperlink r:id="rId87">
         <w:r>
           <w:rPr>
             <w:rStyle w:val="Hyperlink"/>
@@ -3312,8 +3078,8 @@
         <w:t xml:space="preserve">.</w:t>
       </w:r>
     </w:p>
-    <w:bookmarkEnd w:id="98"/>
-    <w:bookmarkStart w:id="100" w:name="X0dfc9bfbbbc9cc86d14160256792ce0ff6efdd3"/>
+    <w:bookmarkEnd w:id="88"/>
+    <w:bookmarkStart w:id="90" w:name="X0dfc9bfbbbc9cc86d14160256792ce0ff6efdd3"/>
     <w:p>
       <w:pPr>
         <w:pStyle w:val="Bibliography"/>
@@ -3346,7 +3112,7 @@
       <w:r>
         <w:t xml:space="preserve"> </w:t>
       </w:r>
-      <w:hyperlink r:id="rId99">
+      <w:hyperlink r:id="rId89">
         <w:r>
           <w:rPr>
             <w:rStyle w:val="Hyperlink"/>
@@ -3358,8 +3124,8 @@
         <w:t xml:space="preserve">.</w:t>
       </w:r>
     </w:p>
-    <w:bookmarkEnd w:id="100"/>
-    <w:bookmarkStart w:id="102" w:name="ref-bucciTheyAreNot2019"/>
+    <w:bookmarkEnd w:id="90"/>
+    <w:bookmarkStart w:id="92" w:name="ref-bucciTheyAreNot2019"/>
     <w:p>
       <w:pPr>
         <w:pStyle w:val="Bibliography"/>
@@ -3443,7 +3209,7 @@
       <w:r>
         <w:t xml:space="preserve"> </w:t>
       </w:r>
-      <w:hyperlink r:id="rId101">
+      <w:hyperlink r:id="rId91">
         <w:r>
           <w:rPr>
             <w:rStyle w:val="Hyperlink"/>
@@ -3455,8 +3221,8 @@
         <w:t xml:space="preserve">.</w:t>
       </w:r>
     </w:p>
-    <w:bookmarkEnd w:id="102"/>
-    <w:bookmarkStart w:id="104" w:name="X565bbce5bff6dc592dea5af242f12d8b37400a4"/>
+    <w:bookmarkEnd w:id="92"/>
+    <w:bookmarkStart w:id="94" w:name="X565bbce5bff6dc592dea5af242f12d8b37400a4"/>
     <w:p>
       <w:pPr>
         <w:pStyle w:val="Bibliography"/>
@@ -3543,7 +3309,7 @@
       <w:r>
         <w:t xml:space="preserve"> </w:t>
       </w:r>
-      <w:hyperlink r:id="rId103">
+      <w:hyperlink r:id="rId93">
         <w:r>
           <w:rPr>
             <w:rStyle w:val="Hyperlink"/>
@@ -3555,8 +3321,8 @@
         <w:t xml:space="preserve">.</w:t>
       </w:r>
     </w:p>
-    <w:bookmarkEnd w:id="104"/>
-    <w:bookmarkStart w:id="106" w:name="ref-chihPredictiveModelingAddiction2014a"/>
+    <w:bookmarkEnd w:id="94"/>
+    <w:bookmarkStart w:id="96" w:name="ref-chihPredictiveModelingAddiction2014a"/>
     <w:p>
       <w:pPr>
         <w:pStyle w:val="Bibliography"/>
@@ -3589,7 +3355,7 @@
       <w:r>
         <w:t xml:space="preserve"> </w:t>
       </w:r>
-      <w:hyperlink r:id="rId105">
+      <w:hyperlink r:id="rId95">
         <w:r>
           <w:rPr>
             <w:rStyle w:val="Hyperlink"/>
@@ -3601,8 +3367,8 @@
         <w:t xml:space="preserve">.</w:t>
       </w:r>
     </w:p>
-    <w:bookmarkEnd w:id="106"/>
-    <w:bookmarkStart w:id="108" w:name="ref-chungRelapseAlcoholOther2006a"/>
+    <w:bookmarkEnd w:id="96"/>
+    <w:bookmarkStart w:id="98" w:name="ref-chungRelapseAlcoholOther2006a"/>
     <w:p>
       <w:pPr>
         <w:pStyle w:val="Bibliography"/>
@@ -3644,7 +3410,7 @@
       <w:r>
         <w:t xml:space="preserve"> </w:t>
       </w:r>
-      <w:hyperlink r:id="rId107">
+      <w:hyperlink r:id="rId97">
         <w:r>
           <w:rPr>
             <w:rStyle w:val="Hyperlink"/>
@@ -3656,8 +3422,8 @@
         <w:t xml:space="preserve">.</w:t>
       </w:r>
     </w:p>
-    <w:bookmarkEnd w:id="108"/>
-    <w:bookmarkStart w:id="110" w:name="ref-czyzEcologicalAssessmentDaily2018"/>
+    <w:bookmarkEnd w:id="98"/>
+    <w:bookmarkStart w:id="100" w:name="ref-czyzEcologicalAssessmentDaily2018"/>
     <w:p>
       <w:pPr>
         <w:pStyle w:val="Bibliography"/>
@@ -3702,7 +3468,7 @@
       <w:r>
         <w:t xml:space="preserve"> </w:t>
       </w:r>
-      <w:hyperlink r:id="rId109">
+      <w:hyperlink r:id="rId99">
         <w:r>
           <w:rPr>
             <w:rStyle w:val="Hyperlink"/>
@@ -3714,8 +3480,8 @@
         <w:t xml:space="preserve">.</w:t>
       </w:r>
     </w:p>
-    <w:bookmarkEnd w:id="110"/>
-    <w:bookmarkStart w:id="112" w:name="ref-dibartoloAlcoholUseDisorder2017"/>
+    <w:bookmarkEnd w:id="100"/>
+    <w:bookmarkStart w:id="102" w:name="ref-dibartoloAlcoholUseDisorder2017"/>
     <w:p>
       <w:pPr>
         <w:pStyle w:val="Bibliography"/>
@@ -3802,7 +3568,7 @@
       <w:r>
         <w:t xml:space="preserve"> </w:t>
       </w:r>
-      <w:hyperlink r:id="rId111">
+      <w:hyperlink r:id="rId101">
         <w:r>
           <w:rPr>
             <w:rStyle w:val="Hyperlink"/>
@@ -3814,8 +3580,8 @@
         <w:t xml:space="preserve">.</w:t>
       </w:r>
     </w:p>
-    <w:bookmarkEnd w:id="112"/>
-    <w:bookmarkStart w:id="114" w:name="ref-feingoldProximalVsDistal2015"/>
+    <w:bookmarkEnd w:id="102"/>
+    <w:bookmarkStart w:id="104" w:name="ref-feingoldProximalVsDistal2015"/>
     <w:p>
       <w:pPr>
         <w:pStyle w:val="Bibliography"/>
@@ -3848,7 +3614,7 @@
       <w:r>
         <w:t xml:space="preserve"> </w:t>
       </w:r>
-      <w:hyperlink r:id="rId113">
+      <w:hyperlink r:id="rId103">
         <w:r>
           <w:rPr>
             <w:rStyle w:val="Hyperlink"/>
@@ -3860,8 +3626,8 @@
         <w:t xml:space="preserve">.</w:t>
       </w:r>
     </w:p>
-    <w:bookmarkEnd w:id="114"/>
-    <w:bookmarkStart w:id="116" w:name="ref-finnPerceivedBarriersSeeking2023"/>
+    <w:bookmarkEnd w:id="104"/>
+    <w:bookmarkStart w:id="106" w:name="ref-finnPerceivedBarriersSeeking2023"/>
     <w:p>
       <w:pPr>
         <w:pStyle w:val="Bibliography"/>
@@ -3906,7 +3672,7 @@
       <w:r>
         <w:t xml:space="preserve"> </w:t>
       </w:r>
-      <w:hyperlink r:id="rId115">
+      <w:hyperlink r:id="rId105">
         <w:r>
           <w:rPr>
             <w:rStyle w:val="Hyperlink"/>
@@ -3918,8 +3684,8 @@
         <w:t xml:space="preserve">.</w:t>
       </w:r>
     </w:p>
-    <w:bookmarkEnd w:id="116"/>
-    <w:bookmarkStart w:id="118" w:name="ref-gilbertGenderDifferencesUse2019b"/>
+    <w:bookmarkEnd w:id="106"/>
+    <w:bookmarkStart w:id="108" w:name="ref-gilbertGenderDifferencesUse2019b"/>
     <w:p>
       <w:pPr>
         <w:pStyle w:val="Bibliography"/>
@@ -4021,7 +3787,7 @@
       <w:r>
         <w:t xml:space="preserve"> </w:t>
       </w:r>
-      <w:hyperlink r:id="rId117">
+      <w:hyperlink r:id="rId107">
         <w:r>
           <w:rPr>
             <w:rStyle w:val="Hyperlink"/>
@@ -4033,8 +3799,8 @@
         <w:t xml:space="preserve">.</w:t>
       </w:r>
     </w:p>
-    <w:bookmarkEnd w:id="118"/>
-    <w:bookmarkStart w:id="120" w:name="Xda7e0211c819cfbb87f310a4ff9aa4e691fefed"/>
+    <w:bookmarkEnd w:id="108"/>
+    <w:bookmarkStart w:id="110" w:name="Xda7e0211c819cfbb87f310a4ff9aa4e691fefed"/>
     <w:p>
       <w:pPr>
         <w:pStyle w:val="Bibliography"/>
@@ -4118,7 +3884,7 @@
       <w:r>
         <w:t xml:space="preserve"> </w:t>
       </w:r>
-      <w:hyperlink r:id="rId119">
+      <w:hyperlink r:id="rId109">
         <w:r>
           <w:rPr>
             <w:rStyle w:val="Hyperlink"/>
@@ -4130,8 +3896,8 @@
         <w:t xml:space="preserve">.</w:t>
       </w:r>
     </w:p>
-    <w:bookmarkEnd w:id="120"/>
-    <w:bookmarkStart w:id="122" w:name="Xb18b2d127665d50164a17bc8322beef69d4f980"/>
+    <w:bookmarkEnd w:id="110"/>
+    <w:bookmarkStart w:id="112" w:name="Xb18b2d127665d50164a17bc8322beef69d4f980"/>
     <w:p>
       <w:pPr>
         <w:pStyle w:val="Bibliography"/>
@@ -4176,7 +3942,7 @@
       <w:r>
         <w:t xml:space="preserve"> </w:t>
       </w:r>
-      <w:hyperlink r:id="rId121">
+      <w:hyperlink r:id="rId111">
         <w:r>
           <w:rPr>
             <w:rStyle w:val="Hyperlink"/>
@@ -4188,8 +3954,8 @@
         <w:t xml:space="preserve">.</w:t>
       </w:r>
     </w:p>
-    <w:bookmarkEnd w:id="122"/>
-    <w:bookmarkStart w:id="124" w:name="Xf3bbd2f018d15797242e38137a2bb5183901854"/>
+    <w:bookmarkEnd w:id="112"/>
+    <w:bookmarkStart w:id="114" w:name="Xf3bbd2f018d15797242e38137a2bb5183901854"/>
     <w:p>
       <w:pPr>
         <w:pStyle w:val="Bibliography"/>
@@ -4222,7 +3988,7 @@
       <w:r>
         <w:t xml:space="preserve"> </w:t>
       </w:r>
-      <w:hyperlink r:id="rId123">
+      <w:hyperlink r:id="rId113">
         <w:r>
           <w:rPr>
             <w:rStyle w:val="Hyperlink"/>
@@ -4234,8 +4000,8 @@
         <w:t xml:space="preserve">.</w:t>
       </w:r>
     </w:p>
-    <w:bookmarkEnd w:id="124"/>
-    <w:bookmarkStart w:id="126" w:name="Xc607b352943521404e0f20019d77839d3605993"/>
+    <w:bookmarkEnd w:id="114"/>
+    <w:bookmarkStart w:id="116" w:name="Xc607b352943521404e0f20019d77839d3605993"/>
     <w:p>
       <w:pPr>
         <w:pStyle w:val="Bibliography"/>
@@ -4301,7 +4067,7 @@
       <w:r>
         <w:t xml:space="preserve"> </w:t>
       </w:r>
-      <w:hyperlink r:id="rId125">
+      <w:hyperlink r:id="rId115">
         <w:r>
           <w:rPr>
             <w:rStyle w:val="Hyperlink"/>
@@ -4313,8 +4079,8 @@
         <w:t xml:space="preserve">.</w:t>
       </w:r>
     </w:p>
-    <w:bookmarkEnd w:id="126"/>
-    <w:bookmarkStart w:id="128" w:name="X908b868cf8e06446dd59b9be0145f3be3b8216e"/>
+    <w:bookmarkEnd w:id="116"/>
+    <w:bookmarkStart w:id="118" w:name="X908b868cf8e06446dd59b9be0145f3be3b8216e"/>
     <w:p>
       <w:pPr>
         <w:pStyle w:val="Bibliography"/>
@@ -4401,7 +4167,7 @@
       <w:r>
         <w:t xml:space="preserve"> </w:t>
       </w:r>
-      <w:hyperlink r:id="rId127">
+      <w:hyperlink r:id="rId117">
         <w:r>
           <w:rPr>
             <w:rStyle w:val="Hyperlink"/>
@@ -4413,8 +4179,8 @@
         <w:t xml:space="preserve">.</w:t>
       </w:r>
     </w:p>
-    <w:bookmarkEnd w:id="128"/>
-    <w:bookmarkStart w:id="130" w:name="ref-jacobsonUsingDigitalTherapeutics2023"/>
+    <w:bookmarkEnd w:id="118"/>
+    <w:bookmarkStart w:id="120" w:name="ref-jacobsonUsingDigitalTherapeutics2023"/>
     <w:p>
       <w:pPr>
         <w:pStyle w:val="Bibliography"/>
@@ -4437,7 +4203,7 @@
       <w:r>
         <w:t xml:space="preserve"> </w:t>
       </w:r>
-      <w:hyperlink r:id="rId129">
+      <w:hyperlink r:id="rId119">
         <w:r>
           <w:rPr>
             <w:rStyle w:val="Hyperlink"/>
@@ -4449,8 +4215,8 @@
         <w:t xml:space="preserve">.</w:t>
       </w:r>
     </w:p>
-    <w:bookmarkEnd w:id="130"/>
-    <w:bookmarkStart w:id="132" w:name="ref-kaddenMarlattRelapseTaxonomy1996"/>
+    <w:bookmarkEnd w:id="120"/>
+    <w:bookmarkStart w:id="122" w:name="ref-kaddenMarlattRelapseTaxonomy1996"/>
     <w:p>
       <w:pPr>
         <w:pStyle w:val="Bibliography"/>
@@ -4492,7 +4258,7 @@
       <w:r>
         <w:t xml:space="preserve"> </w:t>
       </w:r>
-      <w:hyperlink r:id="rId131">
+      <w:hyperlink r:id="rId121">
         <w:r>
           <w:rPr>
             <w:rStyle w:val="Hyperlink"/>
@@ -4504,8 +4270,8 @@
         <w:t xml:space="preserve">.</w:t>
       </w:r>
     </w:p>
-    <w:bookmarkEnd w:id="132"/>
-    <w:bookmarkStart w:id="134" w:name="ref-kaufmannTreatmentSeekingBarriers2014"/>
+    <w:bookmarkEnd w:id="122"/>
+    <w:bookmarkStart w:id="124" w:name="ref-kaufmannTreatmentSeekingBarriers2014"/>
     <w:p>
       <w:pPr>
         <w:pStyle w:val="Bibliography"/>
@@ -4538,7 +4304,7 @@
       <w:r>
         <w:t xml:space="preserve"> </w:t>
       </w:r>
-      <w:hyperlink r:id="rId133">
+      <w:hyperlink r:id="rId123">
         <w:r>
           <w:rPr>
             <w:rStyle w:val="Hyperlink"/>
@@ -4550,8 +4316,8 @@
         <w:t xml:space="preserve">.</w:t>
       </w:r>
     </w:p>
-    <w:bookmarkEnd w:id="134"/>
-    <w:bookmarkStart w:id="135" w:name="ref-korlakuntaReasonsRelapsePatients2012"/>
+    <w:bookmarkEnd w:id="124"/>
+    <w:bookmarkStart w:id="125" w:name="ref-korlakuntaReasonsRelapsePatients2012"/>
     <w:p>
       <w:pPr>
         <w:pStyle w:val="Bibliography"/>
@@ -4582,8 +4348,8 @@
         <w:t xml:space="preserve">13 (2): 108.</w:t>
       </w:r>
     </w:p>
-    <w:bookmarkEnd w:id="135"/>
-    <w:bookmarkStart w:id="137" w:name="ref-lecomteMobileAppsMental2020"/>
+    <w:bookmarkEnd w:id="125"/>
+    <w:bookmarkStart w:id="127" w:name="ref-lecomteMobileAppsMental2020"/>
     <w:p>
       <w:pPr>
         <w:pStyle w:val="Bibliography"/>
@@ -4658,7 +4424,7 @@
       <w:r>
         <w:t xml:space="preserve"> </w:t>
       </w:r>
-      <w:hyperlink r:id="rId136">
+      <w:hyperlink r:id="rId126">
         <w:r>
           <w:rPr>
             <w:rStyle w:val="Hyperlink"/>
@@ -4670,8 +4436,8 @@
         <w:t xml:space="preserve">.</w:t>
       </w:r>
     </w:p>
-    <w:bookmarkEnd w:id="137"/>
-    <w:bookmarkStart w:id="139" w:name="ref-leeDataDrivenDigitalTherapeutics2023"/>
+    <w:bookmarkEnd w:id="127"/>
+    <w:bookmarkStart w:id="129" w:name="ref-leeDataDrivenDigitalTherapeutics2023"/>
     <w:p>
       <w:pPr>
         <w:pStyle w:val="Bibliography"/>
@@ -4734,7 +4500,7 @@
       <w:r>
         <w:t xml:space="preserve"> </w:t>
       </w:r>
-      <w:hyperlink r:id="rId138">
+      <w:hyperlink r:id="rId128">
         <w:r>
           <w:rPr>
             <w:rStyle w:val="Hyperlink"/>
@@ -4746,8 +4512,8 @@
         <w:t xml:space="preserve">.</w:t>
       </w:r>
     </w:p>
-    <w:bookmarkEnd w:id="139"/>
-    <w:bookmarkStart w:id="141" w:name="Xad0e05bf336dda97d227027eae040cfde33d783"/>
+    <w:bookmarkEnd w:id="129"/>
+    <w:bookmarkStart w:id="131" w:name="Xad0e05bf336dda97d227027eae040cfde33d783"/>
     <w:p>
       <w:pPr>
         <w:pStyle w:val="Bibliography"/>
@@ -4789,7 +4555,7 @@
       <w:r>
         <w:t xml:space="preserve"> </w:t>
       </w:r>
-      <w:hyperlink r:id="rId140">
+      <w:hyperlink r:id="rId130">
         <w:r>
           <w:rPr>
             <w:rStyle w:val="Hyperlink"/>
@@ -4801,8 +4567,8 @@
         <w:t xml:space="preserve">.</w:t>
       </w:r>
     </w:p>
-    <w:bookmarkEnd w:id="141"/>
-    <w:bookmarkStart w:id="142" w:name="X34be55f2a2ff67a14e7206627bb93b426490c87"/>
+    <w:bookmarkEnd w:id="131"/>
+    <w:bookmarkStart w:id="132" w:name="X34be55f2a2ff67a14e7206627bb93b426490c87"/>
     <w:p>
       <w:pPr>
         <w:pStyle w:val="Bibliography"/>
@@ -4887,8 +4653,8 @@
         <w:t xml:space="preserve">’17. Red Hook, NY, USA: Curran Associates Inc.</w:t>
       </w:r>
     </w:p>
-    <w:bookmarkEnd w:id="142"/>
-    <w:bookmarkStart w:id="144" w:name="X22e9be3824ec77f661ff36dcfd4b6270812f56f"/>
+    <w:bookmarkEnd w:id="132"/>
+    <w:bookmarkStart w:id="134" w:name="X22e9be3824ec77f661ff36dcfd4b6270812f56f"/>
     <w:p>
       <w:pPr>
         <w:pStyle w:val="Bibliography"/>
@@ -4921,7 +4687,7 @@
       <w:r>
         <w:t xml:space="preserve"> </w:t>
       </w:r>
-      <w:hyperlink r:id="rId143">
+      <w:hyperlink r:id="rId133">
         <w:r>
           <w:rPr>
             <w:rStyle w:val="Hyperlink"/>
@@ -4933,8 +4699,8 @@
         <w:t xml:space="preserve">.</w:t>
       </w:r>
     </w:p>
-    <w:bookmarkEnd w:id="144"/>
-    <w:bookmarkStart w:id="146" w:name="X1329989714ddcecd7db483e12083768f0c5e635"/>
+    <w:bookmarkEnd w:id="134"/>
+    <w:bookmarkStart w:id="136" w:name="X1329989714ddcecd7db483e12083768f0c5e635"/>
     <w:p>
       <w:pPr>
         <w:pStyle w:val="Bibliography"/>
@@ -4967,7 +4733,7 @@
       <w:r>
         <w:t xml:space="preserve"> </w:t>
       </w:r>
-      <w:hyperlink r:id="rId145">
+      <w:hyperlink r:id="rId135">
         <w:r>
           <w:rPr>
             <w:rStyle w:val="Hyperlink"/>
@@ -4979,8 +4745,8 @@
         <w:t xml:space="preserve">.</w:t>
       </w:r>
     </w:p>
-    <w:bookmarkEnd w:id="146"/>
-    <w:bookmarkStart w:id="147" w:name="Xacc8c8a96f728736c6ec7be4d5ae02bdeea04b4"/>
+    <w:bookmarkEnd w:id="136"/>
+    <w:bookmarkStart w:id="137" w:name="Xacc8c8a96f728736c6ec7be4d5ae02bdeea04b4"/>
     <w:p>
       <w:pPr>
         <w:pStyle w:val="Bibliography"/>
@@ -5042,8 +4808,8 @@
         <w:t xml:space="preserve">Strategies in the Treatment of Addictive Behaviors, 2nd Ed. New York, NY, US: The Guilford Press.</w:t>
       </w:r>
     </w:p>
-    <w:bookmarkEnd w:id="147"/>
-    <w:bookmarkStart w:id="149" w:name="ref-mayBarriersTreatmentAlcohol2019"/>
+    <w:bookmarkEnd w:id="137"/>
+    <w:bookmarkStart w:id="139" w:name="ref-mayBarriersTreatmentAlcohol2019"/>
     <w:p>
       <w:pPr>
         <w:pStyle w:val="Bibliography"/>
@@ -5097,7 +4863,7 @@
       <w:r>
         <w:t xml:space="preserve"> </w:t>
       </w:r>
-      <w:hyperlink r:id="rId148">
+      <w:hyperlink r:id="rId138">
         <w:r>
           <w:rPr>
             <w:rStyle w:val="Hyperlink"/>
@@ -5109,8 +4875,8 @@
         <w:t xml:space="preserve">.</w:t>
       </w:r>
     </w:p>
-    <w:bookmarkEnd w:id="149"/>
-    <w:bookmarkStart w:id="151" w:name="ref-mckayStudiesFactorsRelapse1999a"/>
+    <w:bookmarkEnd w:id="139"/>
+    <w:bookmarkStart w:id="141" w:name="ref-mckayStudiesFactorsRelapse1999a"/>
     <w:p>
       <w:pPr>
         <w:pStyle w:val="Bibliography"/>
@@ -5143,7 +4909,7 @@
       <w:r>
         <w:t xml:space="preserve"> </w:t>
       </w:r>
-      <w:hyperlink r:id="rId150">
+      <w:hyperlink r:id="rId140">
         <w:r>
           <w:rPr>
             <w:rStyle w:val="Hyperlink"/>
@@ -5155,8 +4921,8 @@
         <w:t xml:space="preserve">.</w:t>
       </w:r>
     </w:p>
-    <w:bookmarkEnd w:id="151"/>
-    <w:bookmarkStart w:id="153" w:name="Xa85aa3e69b96711203dd276459c27e9adfa1c91"/>
+    <w:bookmarkEnd w:id="141"/>
+    <w:bookmarkStart w:id="143" w:name="Xa85aa3e69b96711203dd276459c27e9adfa1c91"/>
     <w:p>
       <w:pPr>
         <w:pStyle w:val="Bibliography"/>
@@ -5189,7 +4955,7 @@
       <w:r>
         <w:t xml:space="preserve"> </w:t>
       </w:r>
-      <w:hyperlink r:id="rId152">
+      <w:hyperlink r:id="rId142">
         <w:r>
           <w:rPr>
             <w:rStyle w:val="Hyperlink"/>
@@ -5201,8 +4967,8 @@
         <w:t xml:space="preserve">.</w:t>
       </w:r>
     </w:p>
-    <w:bookmarkEnd w:id="153"/>
-    <w:bookmarkStart w:id="155" w:name="X2c8fdc1f963588c4e5803538f331fc3ec069650"/>
+    <w:bookmarkEnd w:id="143"/>
+    <w:bookmarkStart w:id="145" w:name="X2c8fdc1f963588c4e5803538f331fc3ec069650"/>
     <w:p>
       <w:pPr>
         <w:pStyle w:val="Bibliography"/>
@@ -5235,7 +5001,7 @@
       <w:r>
         <w:t xml:space="preserve"> </w:t>
       </w:r>
-      <w:hyperlink r:id="rId154">
+      <w:hyperlink r:id="rId144">
         <w:r>
           <w:rPr>
             <w:rStyle w:val="Hyperlink"/>
@@ -5247,8 +5013,8 @@
         <w:t xml:space="preserve">.</w:t>
       </w:r>
     </w:p>
-    <w:bookmarkEnd w:id="155"/>
-    <w:bookmarkStart w:id="157" w:name="ref-millerWhatRelapseFifty1996"/>
+    <w:bookmarkEnd w:id="145"/>
+    <w:bookmarkStart w:id="147" w:name="ref-millerWhatRelapseFifty1996"/>
     <w:p>
       <w:pPr>
         <w:pStyle w:val="Bibliography"/>
@@ -5293,7 +5059,7 @@
       <w:r>
         <w:t xml:space="preserve"> </w:t>
       </w:r>
-      <w:hyperlink r:id="rId156">
+      <w:hyperlink r:id="rId146">
         <w:r>
           <w:rPr>
             <w:rStyle w:val="Hyperlink"/>
@@ -5305,8 +5071,8 @@
         <w:t xml:space="preserve">.</w:t>
       </w:r>
     </w:p>
-    <w:bookmarkEnd w:id="157"/>
-    <w:bookmarkStart w:id="159" w:name="X2c49998dea99682d6b5f0124ff3ae02aa1b44c6"/>
+    <w:bookmarkEnd w:id="147"/>
+    <w:bookmarkStart w:id="149" w:name="X2c49998dea99682d6b5f0124ff3ae02aa1b44c6"/>
     <w:p>
       <w:pPr>
         <w:pStyle w:val="Bibliography"/>
@@ -5351,7 +5117,7 @@
       <w:r>
         <w:t xml:space="preserve"> </w:t>
       </w:r>
-      <w:hyperlink r:id="rId158">
+      <w:hyperlink r:id="rId148">
         <w:r>
           <w:rPr>
             <w:rStyle w:val="Hyperlink"/>
@@ -5363,8 +5129,8 @@
         <w:t xml:space="preserve">.</w:t>
       </w:r>
     </w:p>
-    <w:bookmarkEnd w:id="159"/>
-    <w:bookmarkStart w:id="160" w:name="X10ed27139bf2726a3dc2246fcd4428578cdfcc2"/>
+    <w:bookmarkEnd w:id="149"/>
+    <w:bookmarkStart w:id="150" w:name="X10ed27139bf2726a3dc2246fcd4428578cdfcc2"/>
     <w:p>
       <w:pPr>
         <w:pStyle w:val="Bibliography"/>
@@ -5448,8 +5214,8 @@
         <w:t xml:space="preserve">https://www.niaaa.nih.gov/alcohols-effects-health/alcohol-topics/alcohol-facts-and-statistics/alcohol-treatment-united-states.</w:t>
       </w:r>
     </w:p>
-    <w:bookmarkEnd w:id="160"/>
-    <w:bookmarkStart w:id="161" w:name="X7d82e15a6eb3257cdf0f7a217921497f7a56ebb"/>
+    <w:bookmarkEnd w:id="150"/>
+    <w:bookmarkStart w:id="151" w:name="X7d82e15a6eb3257cdf0f7a217921497f7a56ebb"/>
     <w:p>
       <w:pPr>
         <w:pStyle w:val="Bibliography"/>
@@ -5560,8 +5326,8 @@
         <w:t xml:space="preserve">https://www.niaaa.nih.gov/alcohols-effects-health/alcohol-topics/alcohol-facts-and-statistics/alcohol-use-disorder-aud-united-states-age-groups-and-demographic-characteristics.</w:t>
       </w:r>
     </w:p>
-    <w:bookmarkEnd w:id="161"/>
-    <w:bookmarkStart w:id="162" w:name="Xefd2679ad72dde34adff1afa8671a6410298df4"/>
+    <w:bookmarkEnd w:id="151"/>
+    <w:bookmarkStart w:id="152" w:name="Xefd2679ad72dde34adff1afa8671a6410298df4"/>
     <w:p>
       <w:pPr>
         <w:pStyle w:val="Bibliography"/>
@@ -5615,8 +5381,8 @@
         <w:t xml:space="preserve">September.</w:t>
       </w:r>
     </w:p>
-    <w:bookmarkEnd w:id="162"/>
-    <w:bookmarkStart w:id="164" w:name="ref-perskiAcceptabilityDigitalHealth2021"/>
+    <w:bookmarkEnd w:id="152"/>
+    <w:bookmarkStart w:id="154" w:name="ref-perskiAcceptabilityDigitalHealth2021"/>
     <w:p>
       <w:pPr>
         <w:pStyle w:val="Bibliography"/>
@@ -5649,7 +5415,7 @@
       <w:r>
         <w:t xml:space="preserve"> </w:t>
       </w:r>
-      <w:hyperlink r:id="rId163">
+      <w:hyperlink r:id="rId153">
         <w:r>
           <w:rPr>
             <w:rStyle w:val="Hyperlink"/>
@@ -5661,8 +5427,8 @@
         <w:t xml:space="preserve">.</w:t>
       </w:r>
     </w:p>
-    <w:bookmarkEnd w:id="164"/>
-    <w:bookmarkStart w:id="166" w:name="Xb003b0f0cdb6de2c73ba14c880bf3ed3d4d8add"/>
+    <w:bookmarkEnd w:id="154"/>
+    <w:bookmarkStart w:id="156" w:name="Xb003b0f0cdb6de2c73ba14c880bf3ed3d4d8add"/>
     <w:p>
       <w:pPr>
         <w:pStyle w:val="Bibliography"/>
@@ -5749,7 +5515,7 @@
       <w:r>
         <w:t xml:space="preserve"> </w:t>
       </w:r>
-      <w:hyperlink r:id="rId165">
+      <w:hyperlink r:id="rId155">
         <w:r>
           <w:rPr>
             <w:rStyle w:val="Hyperlink"/>
@@ -5761,8 +5527,8 @@
         <w:t xml:space="preserve">.</w:t>
       </w:r>
     </w:p>
-    <w:bookmarkEnd w:id="166"/>
-    <w:bookmarkStart w:id="168" w:name="Xbb4506c53ef69c4b172ea82120c613272a44938"/>
+    <w:bookmarkEnd w:id="156"/>
+    <w:bookmarkStart w:id="158" w:name="Xbb4506c53ef69c4b172ea82120c613272a44938"/>
     <w:p>
       <w:pPr>
         <w:pStyle w:val="Bibliography"/>
@@ -5813,7 +5579,7 @@
       <w:r>
         <w:t xml:space="preserve"> </w:t>
       </w:r>
-      <w:hyperlink r:id="rId167">
+      <w:hyperlink r:id="rId157">
         <w:r>
           <w:rPr>
             <w:rStyle w:val="Hyperlink"/>
@@ -5825,8 +5591,8 @@
         <w:t xml:space="preserve">.</w:t>
       </w:r>
     </w:p>
-    <w:bookmarkEnd w:id="168"/>
-    <w:bookmarkStart w:id="170" w:name="ref-probstAlcoholUseDisorder2015"/>
+    <w:bookmarkEnd w:id="158"/>
+    <w:bookmarkStart w:id="160" w:name="ref-probstAlcoholUseDisorder2015"/>
     <w:p>
       <w:pPr>
         <w:pStyle w:val="Bibliography"/>
@@ -5871,7 +5637,7 @@
       <w:r>
         <w:t xml:space="preserve"> </w:t>
       </w:r>
-      <w:hyperlink r:id="rId169">
+      <w:hyperlink r:id="rId159">
         <w:r>
           <w:rPr>
             <w:rStyle w:val="Hyperlink"/>
@@ -5883,8 +5649,8 @@
         <w:t xml:space="preserve">.</w:t>
       </w:r>
     </w:p>
-    <w:bookmarkEnd w:id="170"/>
-    <w:bookmarkStart w:id="172" w:name="ref-sacks2010NationalState2015a"/>
+    <w:bookmarkEnd w:id="160"/>
+    <w:bookmarkStart w:id="162" w:name="ref-sacks2010NationalState2015a"/>
     <w:p>
       <w:pPr>
         <w:pStyle w:val="Bibliography"/>
@@ -5950,7 +5716,7 @@
       <w:r>
         <w:t xml:space="preserve"> </w:t>
       </w:r>
-      <w:hyperlink r:id="rId171">
+      <w:hyperlink r:id="rId161">
         <w:r>
           <w:rPr>
             <w:rStyle w:val="Hyperlink"/>
@@ -5962,8 +5728,8 @@
         <w:t xml:space="preserve">.</w:t>
       </w:r>
     </w:p>
-    <w:bookmarkEnd w:id="172"/>
-    <w:bookmarkStart w:id="174" w:name="X09d525bde5cdf46e9beb75f4b54b37f879a73a6"/>
+    <w:bookmarkEnd w:id="162"/>
+    <w:bookmarkStart w:id="164" w:name="X09d525bde5cdf46e9beb75f4b54b37f879a73a6"/>
     <w:p>
       <w:pPr>
         <w:pStyle w:val="Bibliography"/>
@@ -6038,7 +5804,7 @@
       <w:r>
         <w:t xml:space="preserve"> </w:t>
       </w:r>
-      <w:hyperlink r:id="rId173">
+      <w:hyperlink r:id="rId163">
         <w:r>
           <w:rPr>
             <w:rStyle w:val="Hyperlink"/>
@@ -6050,8 +5816,8 @@
         <w:t xml:space="preserve">.</w:t>
       </w:r>
     </w:p>
-    <w:bookmarkEnd w:id="174"/>
-    <w:bookmarkStart w:id="176" w:name="ref-scottPathwaysRelapseTreatment2005"/>
+    <w:bookmarkEnd w:id="164"/>
+    <w:bookmarkStart w:id="166" w:name="ref-scottPathwaysRelapseTreatment2005"/>
     <w:p>
       <w:pPr>
         <w:pStyle w:val="Bibliography"/>
@@ -6084,7 +5850,7 @@
       <w:r>
         <w:t xml:space="preserve"> </w:t>
       </w:r>
-      <w:hyperlink r:id="rId175">
+      <w:hyperlink r:id="rId165">
         <w:r>
           <w:rPr>
             <w:rStyle w:val="Hyperlink"/>
@@ -6096,8 +5862,8 @@
         <w:t xml:space="preserve">.</w:t>
       </w:r>
     </w:p>
-    <w:bookmarkEnd w:id="176"/>
-    <w:bookmarkStart w:id="178" w:name="ref-sedarousCultureStigmaInequities2023"/>
+    <w:bookmarkEnd w:id="166"/>
+    <w:bookmarkStart w:id="168" w:name="ref-sedarousCultureStigmaInequities2023"/>
     <w:p>
       <w:pPr>
         <w:pStyle w:val="Bibliography"/>
@@ -6130,7 +5896,7 @@
       <w:r>
         <w:t xml:space="preserve"> </w:t>
       </w:r>
-      <w:hyperlink r:id="rId177">
+      <w:hyperlink r:id="rId167">
         <w:r>
           <w:rPr>
             <w:rStyle w:val="Hyperlink"/>
@@ -6142,8 +5908,8 @@
         <w:t xml:space="preserve">.</w:t>
       </w:r>
     </w:p>
-    <w:bookmarkEnd w:id="178"/>
-    <w:bookmarkStart w:id="180" w:name="ref-stoutPredictiveValidityMarlatt1996"/>
+    <w:bookmarkEnd w:id="168"/>
+    <w:bookmarkStart w:id="170" w:name="ref-stoutPredictiveValidityMarlatt1996"/>
     <w:p>
       <w:pPr>
         <w:pStyle w:val="Bibliography"/>
@@ -6185,7 +5951,7 @@
       <w:r>
         <w:t xml:space="preserve"> </w:t>
       </w:r>
-      <w:hyperlink r:id="rId179">
+      <w:hyperlink r:id="rId169">
         <w:r>
           <w:rPr>
             <w:rStyle w:val="Hyperlink"/>
@@ -6197,8 +5963,8 @@
         <w:t xml:space="preserve">.</w:t>
       </w:r>
     </w:p>
-    <w:bookmarkEnd w:id="180"/>
-    <w:bookmarkStart w:id="182" w:name="X96f53643d6f2371e92547a3958d3a6315a75b64"/>
+    <w:bookmarkEnd w:id="170"/>
+    <w:bookmarkStart w:id="172" w:name="X96f53643d6f2371e92547a3958d3a6315a75b64"/>
     <w:p>
       <w:pPr>
         <w:pStyle w:val="Bibliography"/>
@@ -6273,7 +6039,7 @@
       <w:r>
         <w:t xml:space="preserve"> </w:t>
       </w:r>
-      <w:hyperlink r:id="rId181">
+      <w:hyperlink r:id="rId171">
         <w:r>
           <w:rPr>
             <w:rStyle w:val="Hyperlink"/>
@@ -6285,8 +6051,8 @@
         <w:t xml:space="preserve">.</w:t>
       </w:r>
     </w:p>
-    <w:bookmarkEnd w:id="182"/>
-    <w:bookmarkStart w:id="184" w:name="ref-toValidationAlcoholMisuse2020"/>
+    <w:bookmarkEnd w:id="172"/>
+    <w:bookmarkStart w:id="174" w:name="ref-toValidationAlcoholMisuse2020"/>
     <w:p>
       <w:pPr>
         <w:pStyle w:val="Bibliography"/>
@@ -6319,7 +6085,7 @@
       <w:r>
         <w:t xml:space="preserve"> </w:t>
       </w:r>
-      <w:hyperlink r:id="rId183">
+      <w:hyperlink r:id="rId173">
         <w:r>
           <w:rPr>
             <w:rStyle w:val="Hyperlink"/>
@@ -6331,8 +6097,8 @@
         <w:t xml:space="preserve">.</w:t>
       </w:r>
     </w:p>
-    <w:bookmarkEnd w:id="184"/>
-    <w:bookmarkStart w:id="186" w:name="ref-topazExtractingAlcoholSubstance2019"/>
+    <w:bookmarkEnd w:id="174"/>
+    <w:bookmarkStart w:id="176" w:name="ref-topazExtractingAlcoholSubstance2019"/>
     <w:p>
       <w:pPr>
         <w:pStyle w:val="Bibliography"/>
@@ -6527,7 +6293,7 @@
       <w:r>
         <w:t xml:space="preserve"> </w:t>
       </w:r>
-      <w:hyperlink r:id="rId185">
+      <w:hyperlink r:id="rId175">
         <w:r>
           <w:rPr>
             <w:rStyle w:val="Hyperlink"/>
@@ -6539,8 +6305,8 @@
         <w:t xml:space="preserve">.</w:t>
       </w:r>
     </w:p>
-    <w:bookmarkEnd w:id="186"/>
-    <w:bookmarkStart w:id="188" w:name="Xc23b9258642a07a427764ca5f1401675cd78fe8"/>
+    <w:bookmarkEnd w:id="176"/>
+    <w:bookmarkStart w:id="178" w:name="Xc23b9258642a07a427764ca5f1401675cd78fe8"/>
     <w:p>
       <w:pPr>
         <w:pStyle w:val="Bibliography"/>
@@ -6630,7 +6396,7 @@
       <w:r>
         <w:t xml:space="preserve"> </w:t>
       </w:r>
-      <w:hyperlink r:id="rId187">
+      <w:hyperlink r:id="rId177">
         <w:r>
           <w:rPr>
             <w:rStyle w:val="Hyperlink"/>
@@ -6642,8 +6408,8 @@
         <w:t xml:space="preserve">.</w:t>
       </w:r>
     </w:p>
-    <w:bookmarkEnd w:id="188"/>
-    <w:bookmarkStart w:id="190" w:name="ref-verissimoInfluenceGenderRace2017"/>
+    <w:bookmarkEnd w:id="178"/>
+    <w:bookmarkStart w:id="180" w:name="ref-verissimoInfluenceGenderRace2017"/>
     <w:p>
       <w:pPr>
         <w:pStyle w:val="Bibliography"/>
@@ -6676,7 +6442,7 @@
       <w:r>
         <w:t xml:space="preserve"> </w:t>
       </w:r>
-      <w:hyperlink r:id="rId189">
+      <w:hyperlink r:id="rId179">
         <w:r>
           <w:rPr>
             <w:rStyle w:val="Hyperlink"/>
@@ -6688,8 +6454,8 @@
         <w:t xml:space="preserve">.</w:t>
       </w:r>
     </w:p>
-    <w:bookmarkEnd w:id="190"/>
-    <w:bookmarkStart w:id="192" w:name="X4d3b90c1d1a7aedd64897841630d176922ff5c5"/>
+    <w:bookmarkEnd w:id="180"/>
+    <w:bookmarkStart w:id="182" w:name="X4d3b90c1d1a7aedd64897841630d176922ff5c5"/>
     <w:p>
       <w:pPr>
         <w:pStyle w:val="Bibliography"/>
@@ -6722,7 +6488,7 @@
       <w:r>
         <w:t xml:space="preserve"> </w:t>
       </w:r>
-      <w:hyperlink r:id="rId191">
+      <w:hyperlink r:id="rId181">
         <w:r>
           <w:rPr>
             <w:rStyle w:val="Hyperlink"/>
@@ -6734,8 +6500,8 @@
         <w:t xml:space="preserve">.</w:t>
       </w:r>
     </w:p>
-    <w:bookmarkEnd w:id="192"/>
-    <w:bookmarkStart w:id="194" w:name="Xdc00f0b24416f0cd67e677fa7ea98976cb76b78"/>
+    <w:bookmarkEnd w:id="182"/>
+    <w:bookmarkStart w:id="184" w:name="Xdc00f0b24416f0cd67e677fa7ea98976cb76b78"/>
     <w:p>
       <w:pPr>
         <w:pStyle w:val="Bibliography"/>
@@ -6816,7 +6582,7 @@
       <w:r>
         <w:t xml:space="preserve"> </w:t>
       </w:r>
-      <w:hyperlink r:id="rId193">
+      <w:hyperlink r:id="rId183">
         <w:r>
           <w:rPr>
             <w:rStyle w:val="Hyperlink"/>
@@ -6828,8 +6594,8 @@
         <w:t xml:space="preserve">.</w:t>
       </w:r>
     </w:p>
-    <w:bookmarkEnd w:id="194"/>
-    <w:bookmarkStart w:id="196" w:name="Xfdbd9b98dcf52cd76d09b25ddfd802e4e88441f"/>
+    <w:bookmarkEnd w:id="184"/>
+    <w:bookmarkStart w:id="186" w:name="Xfdbd9b98dcf52cd76d09b25ddfd802e4e88441f"/>
     <w:p>
       <w:pPr>
         <w:pStyle w:val="Bibliography"/>
@@ -6916,7 +6682,7 @@
       <w:r>
         <w:t xml:space="preserve"> </w:t>
       </w:r>
-      <w:hyperlink r:id="rId195">
+      <w:hyperlink r:id="rId185">
         <w:r>
           <w:rPr>
             <w:rStyle w:val="Hyperlink"/>
@@ -6928,8 +6694,8 @@
         <w:t xml:space="preserve">.</w:t>
       </w:r>
     </w:p>
-    <w:bookmarkEnd w:id="196"/>
-    <w:bookmarkStart w:id="198" w:name="Xd410df898383a3f6b94baeff92b08b2a4966eb6"/>
+    <w:bookmarkEnd w:id="186"/>
+    <w:bookmarkStart w:id="188" w:name="Xd410df898383a3f6b94baeff92b08b2a4966eb6"/>
     <w:p>
       <w:pPr>
         <w:pStyle w:val="Bibliography"/>
@@ -6980,7 +6746,7 @@
       <w:r>
         <w:t xml:space="preserve"> </w:t>
       </w:r>
-      <w:hyperlink r:id="rId197">
+      <w:hyperlink r:id="rId187">
         <w:r>
           <w:rPr>
             <w:rStyle w:val="Hyperlink"/>
@@ -6992,8 +6758,8 @@
         <w:t xml:space="preserve">.</w:t>
       </w:r>
     </w:p>
-    <w:bookmarkEnd w:id="198"/>
-    <w:bookmarkStart w:id="200" w:name="Xcff35f2cf9ec03e2e988d7302a2859198fb713c"/>
+    <w:bookmarkEnd w:id="188"/>
+    <w:bookmarkStart w:id="190" w:name="Xcff35f2cf9ec03e2e988d7302a2859198fb713c"/>
     <w:p>
       <w:pPr>
         <w:pStyle w:val="Bibliography"/>
@@ -7077,7 +6843,7 @@
       <w:r>
         <w:t xml:space="preserve"> </w:t>
       </w:r>
-      <w:hyperlink r:id="rId199">
+      <w:hyperlink r:id="rId189">
         <w:r>
           <w:rPr>
             <w:rStyle w:val="Hyperlink"/>
@@ -7089,8 +6855,8 @@
         <w:t xml:space="preserve">.</w:t>
       </w:r>
     </w:p>
-    <w:bookmarkEnd w:id="200"/>
-    <w:bookmarkStart w:id="202" w:name="Xc14b7c1ad4860604e4f16cd318ff1ed0b3b66a5"/>
+    <w:bookmarkEnd w:id="190"/>
+    <w:bookmarkStart w:id="192" w:name="Xc14b7c1ad4860604e4f16cd318ff1ed0b3b66a5"/>
     <w:p>
       <w:pPr>
         <w:pStyle w:val="Bibliography"/>
@@ -7141,7 +6907,7 @@
       <w:r>
         <w:t xml:space="preserve"> </w:t>
       </w:r>
-      <w:hyperlink r:id="rId201">
+      <w:hyperlink r:id="rId191">
         <w:r>
           <w:rPr>
             <w:rStyle w:val="Hyperlink"/>
@@ -7153,8 +6919,8 @@
         <w:t xml:space="preserve">.</w:t>
       </w:r>
     </w:p>
-    <w:bookmarkEnd w:id="202"/>
-    <w:bookmarkStart w:id="204" w:name="ref-wyantMachineLearningModels2024"/>
+    <w:bookmarkEnd w:id="192"/>
+    <w:bookmarkStart w:id="194" w:name="ref-wyantMachineLearningModels2024"/>
     <w:p>
       <w:pPr>
         <w:pStyle w:val="Bibliography"/>
@@ -7187,7 +6953,7 @@
       <w:r>
         <w:t xml:space="preserve"> </w:t>
       </w:r>
-      <w:hyperlink r:id="rId203">
+      <w:hyperlink r:id="rId193">
         <w:r>
           <w:rPr>
             <w:rStyle w:val="Hyperlink"/>
@@ -7199,8 +6965,8 @@
         <w:t xml:space="preserve">.</w:t>
       </w:r>
     </w:p>
-    <w:bookmarkEnd w:id="204"/>
-    <w:bookmarkStart w:id="206" w:name="X995ee0d7cc70552d8fe297105eae4df7b8bb829"/>
+    <w:bookmarkEnd w:id="194"/>
+    <w:bookmarkStart w:id="196" w:name="X995ee0d7cc70552d8fe297105eae4df7b8bb829"/>
     <w:p>
       <w:pPr>
         <w:pStyle w:val="Bibliography"/>
@@ -7290,7 +7056,7 @@
       <w:r>
         <w:t xml:space="preserve"> </w:t>
       </w:r>
-      <w:hyperlink r:id="rId205">
+      <w:hyperlink r:id="rId195">
         <w:r>
           <w:rPr>
             <w:rStyle w:val="Hyperlink"/>
@@ -7302,9 +7068,9 @@
         <w:t xml:space="preserve">.</w:t>
       </w:r>
     </w:p>
-    <w:bookmarkEnd w:id="206"/>
-    <w:bookmarkEnd w:id="207"/>
-    <w:bookmarkEnd w:id="208"/>
+    <w:bookmarkEnd w:id="196"/>
+    <w:bookmarkEnd w:id="197"/>
+    <w:bookmarkEnd w:id="198"/>
     <w:sectPr/>
   </w:body>
 </w:document>

--- a/index.docx
+++ b/index.docx
@@ -2014,14 +2014,6 @@
         <w:t xml:space="preserve">The final total number of lapse labels in the dataset is 11562. On average, each participant has 83.78 labels (sd = 11.35, median = 88.00, range = 30.00 - 90.00).</w:t>
       </w:r>
     </w:p>
-    <w:p>
-      <w:pPr>
-        <w:pStyle w:val="BodyText"/>
-      </w:pPr>
-      <w:r>
-        <w:t xml:space="preserve">The total number of messages in the dataset is 313492. On average, each subject has 2271.68 messages (sd = 2536.60, range = 100.00 - 15884.00). The average message length across all participants is 10.42 words (sd = 14.30, median = 7.00, range = 1.00 - 1266.00). On average, each participant has a mean message length of 10.87 (sd = 3.97, range = 5.25 - 38.91).</w:t>
-      </w:r>
-    </w:p>
     <w:tbl>
       <w:tblPr>
         <w:tblStyle w:val="Table"/>
@@ -2030,232 +2022,216 @@
         <w:tblLook w:firstRow="0" w:lastRow="0" w:firstColumn="0" w:lastColumn="0" w:noHBand="0" w:noVBand="0" w:val="0000"/>
       </w:tblPr>
       <w:tblGrid>
-        <w:gridCol w:w="3960"/>
-        <w:gridCol w:w="3960"/>
+        <w:gridCol w:w="7920"/>
       </w:tblGrid>
       <w:tr>
         <w:tc>
           <w:tcPr/>
-          <w:tbl>
-            <w:tblPr>
-              <w:tblStyle w:val="Table"/>
-              <w:tblW w:type="pct" w:w="5000"/>
-              <w:tblLayout w:type="fixed"/>
-              <w:tblLook w:firstRow="0" w:lastRow="0" w:firstColumn="0" w:lastColumn="0" w:noHBand="0" w:noVBand="0" w:val="0000"/>
-            </w:tblPr>
-            <w:tblGrid>
-              <w:gridCol w:w="7920"/>
-            </w:tblGrid>
-            <w:tr>
-              <w:tc>
-                <w:tcPr/>
-                <w:bookmarkStart w:id="55" w:name="fig-message_count"/>
-                <w:p>
-                  <w:pPr>
-                    <w:pStyle w:val="Compact"/>
-                    <w:jc w:val="center"/>
-                    <w:jc w:val="left"/>
-                  </w:pPr>
-                  <w:r>
-                    <w:drawing>
-                      <wp:inline>
-                        <wp:extent cx="5334000" cy="3810000"/>
-                        <wp:effectExtent b="0" l="0" r="0" t="0"/>
-                        <wp:docPr descr="" title="" id="53" name="Picture"/>
-                        <a:graphic>
-                          <a:graphicData uri="http://schemas.openxmlformats.org/drawingml/2006/picture">
-                            <pic:pic>
-                              <pic:nvPicPr>
-                                <pic:cNvPr descr="index_files/figure-docx/notebooks-eda_messages-fig-message_count-output-1.png" id="54" name="Picture"/>
-                                <pic:cNvPicPr>
-                                  <a:picLocks noChangeArrowheads="1" noChangeAspect="1"/>
-                                </pic:cNvPicPr>
-                              </pic:nvPicPr>
-                              <pic:blipFill>
-                                <a:blip r:embed="rId52"/>
-                                <a:stretch>
-                                  <a:fillRect/>
-                                </a:stretch>
-                              </pic:blipFill>
-                              <pic:spPr bwMode="auto">
-                                <a:xfrm>
-                                  <a:off x="0" y="0"/>
-                                  <a:ext cx="5334000" cy="3810000"/>
-                                </a:xfrm>
-                                <a:prstGeom prst="rect">
-                                  <a:avLst/>
-                                </a:prstGeom>
-                                <a:noFill/>
-                                <a:ln w="9525">
-                                  <a:noFill/>
-                                  <a:headEnd/>
-                                  <a:tailEnd/>
-                                </a:ln>
-                              </pic:spPr>
-                            </pic:pic>
-                          </a:graphicData>
-                        </a:graphic>
-                      </wp:inline>
-                    </w:drawing>
-                  </w:r>
-                </w:p>
-                <w:p>
-                  <w:pPr>
-                    <w:jc w:val="center"/>
-                    <w:jc w:val="left"/>
-                  </w:pPr>
-                  <w:pPr>
-                    <w:jc w:val="start"/>
-                    <w:spacing w:before="200"/>
-                    <w:pStyle w:val="ImageCaption"/>
-                  </w:pPr>
-                  <w:r>
-                    <w:t xml:space="preserve">Figure 3: Distribution of Message Counts</w:t>
-                  </w:r>
-                </w:p>
-                <w:bookmarkEnd w:id="55"/>
-              </w:tc>
-            </w:tr>
-          </w:tbl>
+          <w:bookmarkStart w:id="55" w:name="fig-lapse_count"/>
           <w:p>
             <w:pPr>
-              <w:jc w:val="left"/>
+              <w:pStyle w:val="Compact"/>
+              <w:jc w:val="center"/>
             </w:pPr>
             <w:r>
-              <w:rPr>
-                <w:vertAlign w:val="subscript"/>
-              </w:rPr>
-              <w:t xml:space="preserve">Source:</w:t>
+              <w:drawing>
+                <wp:inline>
+                  <wp:extent cx="5334000" cy="3810000"/>
+                  <wp:effectExtent b="0" l="0" r="0" t="0"/>
+                  <wp:docPr descr="" title="" id="53" name="Picture"/>
+                  <a:graphic>
+                    <a:graphicData uri="http://schemas.openxmlformats.org/drawingml/2006/picture">
+                      <pic:pic>
+                        <pic:nvPicPr>
+                          <pic:cNvPr descr="index_files/figure-docx/notebooks-eda_messages-fig-lapse_count-output-1.png" id="54" name="Picture"/>
+                          <pic:cNvPicPr>
+                            <a:picLocks noChangeArrowheads="1" noChangeAspect="1"/>
+                          </pic:cNvPicPr>
+                        </pic:nvPicPr>
+                        <pic:blipFill>
+                          <a:blip r:embed="rId52"/>
+                          <a:stretch>
+                            <a:fillRect/>
+                          </a:stretch>
+                        </pic:blipFill>
+                        <pic:spPr bwMode="auto">
+                          <a:xfrm>
+                            <a:off x="0" y="0"/>
+                            <a:ext cx="5334000" cy="3810000"/>
+                          </a:xfrm>
+                          <a:prstGeom prst="rect">
+                            <a:avLst/>
+                          </a:prstGeom>
+                          <a:noFill/>
+                          <a:ln w="9525">
+                            <a:noFill/>
+                            <a:headEnd/>
+                            <a:tailEnd/>
+                          </a:ln>
+                        </pic:spPr>
+                      </pic:pic>
+                    </a:graphicData>
+                  </a:graphic>
+                </wp:inline>
+              </w:drawing>
             </w:r>
-            <w:r>
-              <w:rPr>
-                <w:vertAlign w:val="subscript"/>
-              </w:rPr>
-              <w:t xml:space="preserve"> </w:t>
-            </w:r>
-            <w:hyperlink r:id="rId56">
-              <w:r>
-                <w:rPr>
-                  <w:rStyle w:val="Hyperlink"/>
-                  <w:vertAlign w:val="subscript"/>
-                </w:rPr>
-                <w:t xml:space="preserve">EDA on Raw Messages</w:t>
-              </w:r>
-            </w:hyperlink>
           </w:p>
-        </w:tc>
-        <w:tc>
-          <w:tcPr/>
-          <w:tbl>
-            <w:tblPr>
-              <w:tblStyle w:val="Table"/>
-              <w:tblW w:type="pct" w:w="5000"/>
-              <w:tblLayout w:type="fixed"/>
-              <w:tblLook w:firstRow="0" w:lastRow="0" w:firstColumn="0" w:lastColumn="0" w:noHBand="0" w:noVBand="0" w:val="0000"/>
-            </w:tblPr>
-            <w:tblGrid>
-              <w:gridCol w:w="7920"/>
-            </w:tblGrid>
-            <w:tr>
-              <w:tc>
-                <w:tcPr/>
-                <w:bookmarkStart w:id="60" w:name="fig-message_length"/>
-                <w:p>
-                  <w:pPr>
-                    <w:pStyle w:val="Compact"/>
-                    <w:jc w:val="center"/>
-                    <w:jc w:val="left"/>
-                  </w:pPr>
-                  <w:r>
-                    <w:drawing>
-                      <wp:inline>
-                        <wp:extent cx="5334000" cy="3810000"/>
-                        <wp:effectExtent b="0" l="0" r="0" t="0"/>
-                        <wp:docPr descr="" title="" id="58" name="Picture"/>
-                        <a:graphic>
-                          <a:graphicData uri="http://schemas.openxmlformats.org/drawingml/2006/picture">
-                            <pic:pic>
-                              <pic:nvPicPr>
-                                <pic:cNvPr descr="index_files/figure-docx/notebooks-eda_messages-fig-message_length-output-1.png" id="59" name="Picture"/>
-                                <pic:cNvPicPr>
-                                  <a:picLocks noChangeArrowheads="1" noChangeAspect="1"/>
-                                </pic:cNvPicPr>
-                              </pic:nvPicPr>
-                              <pic:blipFill>
-                                <a:blip r:embed="rId57"/>
-                                <a:stretch>
-                                  <a:fillRect/>
-                                </a:stretch>
-                              </pic:blipFill>
-                              <pic:spPr bwMode="auto">
-                                <a:xfrm>
-                                  <a:off x="0" y="0"/>
-                                  <a:ext cx="5334000" cy="3810000"/>
-                                </a:xfrm>
-                                <a:prstGeom prst="rect">
-                                  <a:avLst/>
-                                </a:prstGeom>
-                                <a:noFill/>
-                                <a:ln w="9525">
-                                  <a:noFill/>
-                                  <a:headEnd/>
-                                  <a:tailEnd/>
-                                </a:ln>
-                              </pic:spPr>
-                            </pic:pic>
-                          </a:graphicData>
-                        </a:graphic>
-                      </wp:inline>
-                    </w:drawing>
-                  </w:r>
-                </w:p>
-                <w:p>
-                  <w:pPr>
-                    <w:jc w:val="center"/>
-                    <w:jc w:val="left"/>
-                  </w:pPr>
-                  <w:pPr>
-                    <w:jc w:val="start"/>
-                    <w:spacing w:before="200"/>
-                    <w:pStyle w:val="ImageCaption"/>
-                  </w:pPr>
-                  <w:r>
-                    <w:t xml:space="preserve">Figure 4: Distribution of Mean Message Length</w:t>
-                  </w:r>
-                </w:p>
-                <w:bookmarkEnd w:id="60"/>
-              </w:tc>
-            </w:tr>
-          </w:tbl>
           <w:p>
             <w:pPr>
-              <w:jc w:val="left"/>
+              <w:jc w:val="center"/>
+            </w:pPr>
+            <w:pPr>
+              <w:jc w:val="start"/>
+              <w:spacing w:before="200"/>
+              <w:pStyle w:val="ImageCaption"/>
             </w:pPr>
             <w:r>
-              <w:rPr>
-                <w:vertAlign w:val="subscript"/>
-              </w:rPr>
-              <w:t xml:space="preserve">Source:</w:t>
+              <w:t xml:space="preserve">Figure 3: Distribution of Lapse Label Counts</w:t>
             </w:r>
-            <w:r>
-              <w:rPr>
-                <w:vertAlign w:val="subscript"/>
-              </w:rPr>
-              <w:t xml:space="preserve"> </w:t>
-            </w:r>
-            <w:hyperlink r:id="rId61">
-              <w:r>
-                <w:rPr>
-                  <w:rStyle w:val="Hyperlink"/>
-                  <w:vertAlign w:val="subscript"/>
-                </w:rPr>
-                <w:t xml:space="preserve">EDA on Raw Messages</w:t>
-              </w:r>
-            </w:hyperlink>
           </w:p>
+          <w:bookmarkEnd w:id="55"/>
         </w:tc>
       </w:tr>
     </w:tbl>
+    <w:p>
+      <w:pPr>
+        <w:pStyle w:val="BodyText"/>
+      </w:pPr>
+      <w:r>
+        <w:rPr>
+          <w:vertAlign w:val="subscript"/>
+        </w:rPr>
+        <w:t xml:space="preserve">Source:</w:t>
+      </w:r>
+      <w:r>
+        <w:rPr>
+          <w:vertAlign w:val="subscript"/>
+        </w:rPr>
+        <w:t xml:space="preserve"> </w:t>
+      </w:r>
+      <w:hyperlink r:id="rId56">
+        <w:r>
+          <w:rPr>
+            <w:rStyle w:val="Hyperlink"/>
+            <w:vertAlign w:val="subscript"/>
+          </w:rPr>
+          <w:t xml:space="preserve">EDA on Raw Messages</w:t>
+        </w:r>
+      </w:hyperlink>
+    </w:p>
+    <w:p>
+      <w:pPr>
+        <w:pStyle w:val="BodyText"/>
+      </w:pPr>
+      <w:r>
+        <w:t xml:space="preserve">The total number of messages in the dataset is 313492. On average, each subject has 2271.68 messages (sd = 2536.60, range = 100.00 - 15884.00). The average message length across all participants is 10.42 words (sd = 14.30, median = 7.00, range = 1.00 - 1266.00). On average, each participant has a mean message length of 10.87 (sd = 3.97, range = 5.25 - 38.91).</w:t>
+      </w:r>
+    </w:p>
+    <w:tbl>
+      <w:tblPr>
+        <w:tblStyle w:val="Table"/>
+        <w:tblW w:type="pct" w:w="5000"/>
+        <w:tblLayout w:type="fixed"/>
+        <w:tblLook w:firstRow="0" w:lastRow="0" w:firstColumn="0" w:lastColumn="0" w:noHBand="0" w:noVBand="0" w:val="0000"/>
+      </w:tblPr>
+      <w:tblGrid>
+        <w:gridCol w:w="7920"/>
+      </w:tblGrid>
+      <w:tr>
+        <w:tc>
+          <w:tcPr/>
+          <w:bookmarkStart w:id="60" w:name="fig-raw"/>
+          <w:p>
+            <w:pPr>
+              <w:pStyle w:val="Compact"/>
+              <w:jc w:val="center"/>
+            </w:pPr>
+            <w:r>
+              <w:drawing>
+                <wp:inline>
+                  <wp:extent cx="5334000" cy="3810000"/>
+                  <wp:effectExtent b="0" l="0" r="0" t="0"/>
+                  <wp:docPr descr="" title="" id="58" name="Picture"/>
+                  <a:graphic>
+                    <a:graphicData uri="http://schemas.openxmlformats.org/drawingml/2006/picture">
+                      <pic:pic>
+                        <pic:nvPicPr>
+                          <pic:cNvPr descr="index_files/figure-docx/notebooks-eda_messages-fig-raw-output-1.png" id="59" name="Picture"/>
+                          <pic:cNvPicPr>
+                            <a:picLocks noChangeArrowheads="1" noChangeAspect="1"/>
+                          </pic:cNvPicPr>
+                        </pic:nvPicPr>
+                        <pic:blipFill>
+                          <a:blip r:embed="rId57"/>
+                          <a:stretch>
+                            <a:fillRect/>
+                          </a:stretch>
+                        </pic:blipFill>
+                        <pic:spPr bwMode="auto">
+                          <a:xfrm>
+                            <a:off x="0" y="0"/>
+                            <a:ext cx="5334000" cy="3810000"/>
+                          </a:xfrm>
+                          <a:prstGeom prst="rect">
+                            <a:avLst/>
+                          </a:prstGeom>
+                          <a:noFill/>
+                          <a:ln w="9525">
+                            <a:noFill/>
+                            <a:headEnd/>
+                            <a:tailEnd/>
+                          </a:ln>
+                        </pic:spPr>
+                      </pic:pic>
+                    </a:graphicData>
+                  </a:graphic>
+                </wp:inline>
+              </w:drawing>
+            </w:r>
+          </w:p>
+          <w:p>
+            <w:pPr>
+              <w:jc w:val="center"/>
+            </w:pPr>
+            <w:pPr>
+              <w:jc w:val="start"/>
+              <w:spacing w:before="200"/>
+              <w:pStyle w:val="ImageCaption"/>
+            </w:pPr>
+            <w:r>
+              <w:t xml:space="preserve">Figure 4: Sample Characteristics of Raw Messages</w:t>
+            </w:r>
+          </w:p>
+          <w:bookmarkEnd w:id="60"/>
+        </w:tc>
+      </w:tr>
+    </w:tbl>
+    <w:p>
+      <w:pPr>
+        <w:pStyle w:val="BodyText"/>
+      </w:pPr>
+      <w:r>
+        <w:rPr>
+          <w:vertAlign w:val="subscript"/>
+        </w:rPr>
+        <w:t xml:space="preserve">Source:</w:t>
+      </w:r>
+      <w:r>
+        <w:rPr>
+          <w:vertAlign w:val="subscript"/>
+        </w:rPr>
+        <w:t xml:space="preserve"> </w:t>
+      </w:r>
+      <w:hyperlink r:id="rId61">
+        <w:r>
+          <w:rPr>
+            <w:rStyle w:val="Hyperlink"/>
+            <w:vertAlign w:val="subscript"/>
+          </w:rPr>
+          <w:t xml:space="preserve">EDA on Raw Messages</w:t>
+        </w:r>
+      </w:hyperlink>
+    </w:p>
     <w:p>
       <w:pPr>
         <w:pStyle w:val="BodyText"/>
@@ -2336,7 +2312,7 @@
               <w:pStyle w:val="ImageCaption"/>
             </w:pPr>
             <w:r>
-              <w:t xml:space="preserve">Figure 5: Sample Distribution in the 3-Day Prediction Window</w:t>
+              <w:t xml:space="preserve">Figure 5: Sample Characteristics in the 3-Day Prediction Window</w:t>
             </w:r>
           </w:p>
           <w:bookmarkEnd w:id="65"/>
@@ -2449,7 +2425,7 @@
               <w:pStyle w:val="ImageCaption"/>
             </w:pPr>
             <w:r>
-              <w:t xml:space="preserve">Figure 6: Sample Distribution in the 1-Week Prediction Window</w:t>
+              <w:t xml:space="preserve">Figure 6: Sample Characteristics in the 1-Week Prediction Window</w:t>
             </w:r>
           </w:p>
           <w:bookmarkEnd w:id="70"/>

--- a/index.docx
+++ b/index.docx
@@ -1246,14 +1246,13 @@
     <w:tbl>
       <w:tblPr>
         <w:tblStyle w:val="Table"/>
-        <w:tblW w:type="pct" w:w="5000"/>
-        <w:tblLayout w:type="fixed"/>
+        <w:tblW w:type="auto" w:w="0"/>
         <w:tblLook w:firstRow="1" w:lastRow="0" w:firstColumn="0" w:lastColumn="0" w:noHBand="0" w:noVBand="0" w:val="0020"/>
         <w:tblCaption w:val="Participant self-reported measures"/>
       </w:tblPr>
       <w:tblGrid>
-        <w:gridCol w:w="2420"/>
-        <w:gridCol w:w="5500"/>
+        <w:gridCol w:w="3960"/>
+        <w:gridCol w:w="3960"/>
       </w:tblGrid>
       <w:tr>
         <w:trPr>
@@ -2496,6 +2495,314 @@
         <w:t xml:space="preserve">Model Fairness</w:t>
       </w:r>
     </w:p>
+    <w:tbl>
+      <w:tblPr>
+        <w:tblStyle w:val="Table"/>
+        <w:tblW w:type="pct" w:w="5000"/>
+        <w:tblLayout w:type="fixed"/>
+        <w:tblLook w:firstRow="1" w:lastRow="0" w:firstColumn="0" w:lastColumn="0" w:noHBand="0" w:noVBand="0" w:val="0020"/>
+      </w:tblPr>
+      <w:tblGrid>
+        <w:gridCol w:w="1584"/>
+        <w:gridCol w:w="1584"/>
+        <w:gridCol w:w="1584"/>
+        <w:gridCol w:w="1584"/>
+        <w:gridCol w:w="1584"/>
+      </w:tblGrid>
+      <w:tr>
+        <w:trPr>
+          <w:tblHeader w:val="on"/>
+        </w:trPr>
+        <w:tc>
+          <w:tcPr/>
+          <w:p>
+            <w:pPr>
+              <w:pStyle w:val="Compact"/>
+            </w:pPr>
+          </w:p>
+        </w:tc>
+        <w:tc>
+          <w:tcPr/>
+          <w:p>
+            <w:pPr>
+              <w:pStyle w:val="Compact"/>
+              <w:jc w:val="left"/>
+            </w:pPr>
+            <w:r>
+              <w:t xml:space="preserve">median</w:t>
+            </w:r>
+          </w:p>
+        </w:tc>
+        <w:tc>
+          <w:tcPr/>
+          <w:p>
+            <w:pPr>
+              <w:pStyle w:val="Compact"/>
+              <w:jc w:val="left"/>
+            </w:pPr>
+            <w:r>
+              <w:t xml:space="preserve">lower</w:t>
+            </w:r>
+          </w:p>
+        </w:tc>
+        <w:tc>
+          <w:tcPr/>
+          <w:p>
+            <w:pPr>
+              <w:pStyle w:val="Compact"/>
+              <w:jc w:val="left"/>
+            </w:pPr>
+            <w:r>
+              <w:t xml:space="preserve">upper</w:t>
+            </w:r>
+          </w:p>
+        </w:tc>
+        <w:tc>
+          <w:tcPr/>
+          <w:p>
+            <w:pPr>
+              <w:pStyle w:val="Compact"/>
+              <w:jc w:val="left"/>
+            </w:pPr>
+            <w:r>
+              <w:t xml:space="preserve">probability</w:t>
+            </w:r>
+          </w:p>
+        </w:tc>
+      </w:tr>
+      <w:tr>
+        <w:tc>
+          <w:tcPr/>
+          <w:p>
+            <w:pPr>
+              <w:pStyle w:val="Compact"/>
+              <w:jc w:val="left"/>
+            </w:pPr>
+            <w:r>
+              <w:t xml:space="preserve">white vs. non_white</w:t>
+            </w:r>
+          </w:p>
+        </w:tc>
+        <w:tc>
+          <w:tcPr/>
+          <w:p>
+            <w:pPr>
+              <w:pStyle w:val="Compact"/>
+              <w:jc w:val="left"/>
+            </w:pPr>
+            <w:r>
+              <w:t xml:space="preserve">0.0316735</w:t>
+            </w:r>
+          </w:p>
+        </w:tc>
+        <w:tc>
+          <w:tcPr/>
+          <w:p>
+            <w:pPr>
+              <w:pStyle w:val="Compact"/>
+              <w:jc w:val="left"/>
+            </w:pPr>
+            <w:r>
+              <w:t xml:space="preserve">0.007314</w:t>
+            </w:r>
+          </w:p>
+        </w:tc>
+        <w:tc>
+          <w:tcPr/>
+          <w:p>
+            <w:pPr>
+              <w:pStyle w:val="Compact"/>
+              <w:jc w:val="left"/>
+            </w:pPr>
+            <w:r>
+              <w:t xml:space="preserve">0.0562629</w:t>
+            </w:r>
+          </w:p>
+        </w:tc>
+        <w:tc>
+          <w:tcPr/>
+          <w:p>
+            <w:pPr>
+              <w:pStyle w:val="Compact"/>
+            </w:pPr>
+          </w:p>
+        </w:tc>
+      </w:tr>
+      <w:tr>
+        <w:tc>
+          <w:tcPr/>
+          <w:p>
+            <w:pPr>
+              <w:pStyle w:val="Compact"/>
+              <w:jc w:val="left"/>
+            </w:pPr>
+            <w:r>
+              <w:t xml:space="preserve">male vs. female</w:t>
+            </w:r>
+          </w:p>
+        </w:tc>
+        <w:tc>
+          <w:tcPr/>
+          <w:p>
+            <w:pPr>
+              <w:pStyle w:val="Compact"/>
+              <w:jc w:val="left"/>
+            </w:pPr>
+            <w:r>
+              <w:t xml:space="preserve">0.0244796</w:t>
+            </w:r>
+          </w:p>
+        </w:tc>
+        <w:tc>
+          <w:tcPr/>
+          <w:p>
+            <w:pPr>
+              <w:pStyle w:val="Compact"/>
+              <w:jc w:val="left"/>
+            </w:pPr>
+            <w:r>
+              <w:t xml:space="preserve">0.0055156</w:t>
+            </w:r>
+          </w:p>
+        </w:tc>
+        <w:tc>
+          <w:tcPr/>
+          <w:p>
+            <w:pPr>
+              <w:pStyle w:val="Compact"/>
+              <w:jc w:val="left"/>
+            </w:pPr>
+            <w:r>
+              <w:t xml:space="preserve">0.0430544</w:t>
+            </w:r>
+          </w:p>
+        </w:tc>
+        <w:tc>
+          <w:tcPr/>
+          <w:p>
+            <w:pPr>
+              <w:pStyle w:val="Compact"/>
+            </w:pPr>
+          </w:p>
+        </w:tc>
+      </w:tr>
+      <w:tr>
+        <w:tc>
+          <w:tcPr/>
+          <w:p>
+            <w:pPr>
+              <w:pStyle w:val="Compact"/>
+              <w:jc w:val="left"/>
+            </w:pPr>
+            <w:r>
+              <w:t xml:space="preserve">younger vs. older</w:t>
+            </w:r>
+          </w:p>
+        </w:tc>
+        <w:tc>
+          <w:tcPr/>
+          <w:p>
+            <w:pPr>
+              <w:pStyle w:val="Compact"/>
+              <w:jc w:val="left"/>
+            </w:pPr>
+            <w:r>
+              <w:t xml:space="preserve">0.0408296</w:t>
+            </w:r>
+          </w:p>
+        </w:tc>
+        <w:tc>
+          <w:tcPr/>
+          <w:p>
+            <w:pPr>
+              <w:pStyle w:val="Compact"/>
+              <w:jc w:val="left"/>
+            </w:pPr>
+            <w:r>
+              <w:t xml:space="preserve">0.01397</w:t>
+            </w:r>
+          </w:p>
+        </w:tc>
+        <w:tc>
+          <w:tcPr/>
+          <w:p>
+            <w:pPr>
+              <w:pStyle w:val="Compact"/>
+              <w:jc w:val="left"/>
+            </w:pPr>
+            <w:r>
+              <w:t xml:space="preserve">0.0676038</w:t>
+            </w:r>
+          </w:p>
+        </w:tc>
+        <w:tc>
+          <w:tcPr/>
+          <w:p>
+            <w:pPr>
+              <w:pStyle w:val="Compact"/>
+            </w:pPr>
+          </w:p>
+        </w:tc>
+      </w:tr>
+      <w:tr>
+        <w:tc>
+          <w:tcPr/>
+          <w:p>
+            <w:pPr>
+              <w:pStyle w:val="Compact"/>
+              <w:jc w:val="left"/>
+            </w:pPr>
+            <w:r>
+              <w:t xml:space="preserve">above_poverty vs. below_poverty</w:t>
+            </w:r>
+          </w:p>
+        </w:tc>
+        <w:tc>
+          <w:tcPr/>
+          <w:p>
+            <w:pPr>
+              <w:pStyle w:val="Compact"/>
+              <w:jc w:val="left"/>
+            </w:pPr>
+            <w:r>
+              <w:t xml:space="preserve">0.0243536</w:t>
+            </w:r>
+          </w:p>
+        </w:tc>
+        <w:tc>
+          <w:tcPr/>
+          <w:p>
+            <w:pPr>
+              <w:pStyle w:val="Compact"/>
+              <w:jc w:val="left"/>
+            </w:pPr>
+            <w:r>
+              <w:t xml:space="preserve">0.0047602</w:t>
+            </w:r>
+          </w:p>
+        </w:tc>
+        <w:tc>
+          <w:tcPr/>
+          <w:p>
+            <w:pPr>
+              <w:pStyle w:val="Compact"/>
+              <w:jc w:val="left"/>
+            </w:pPr>
+            <w:r>
+              <w:t xml:space="preserve">0.0436645</w:t>
+            </w:r>
+          </w:p>
+        </w:tc>
+        <w:tc>
+          <w:tcPr/>
+          <w:p>
+            <w:pPr>
+              <w:pStyle w:val="Compact"/>
+            </w:pPr>
+          </w:p>
+        </w:tc>
+      </w:tr>
+    </w:tbl>
     <w:p>
       <w:r>
         <w:br w:type="page"/>
@@ -2510,6 +2817,11 @@
       </w:pPr>
       <w:r>
         <w:t xml:space="preserve">Discussions</w:t>
+      </w:r>
+    </w:p>
+    <w:p>
+      <w:r>
+        <w:br w:type="page"/>
       </w:r>
     </w:p>
     <w:bookmarkStart w:id="197" w:name="refs"/>

--- a/index.docx
+++ b/index.docx
@@ -966,7 +966,7 @@
     </w:p>
     <w:bookmarkEnd w:id="26"/>
     <w:bookmarkEnd w:id="27"/>
-    <w:bookmarkStart w:id="45" w:name="approach"/>
+    <w:bookmarkStart w:id="46" w:name="approach"/>
     <w:p>
       <w:pPr>
         <w:pStyle w:val="Heading1"/>
@@ -1196,7 +1196,7 @@
       </w:tr>
     </w:tbl>
     <w:bookmarkEnd w:id="35"/>
-    <w:bookmarkStart w:id="39" w:name="measures"/>
+    <w:bookmarkStart w:id="40" w:name="measures"/>
     <w:p>
       <w:pPr>
         <w:pStyle w:val="Heading2"/>
@@ -1205,7 +1205,7 @@
         <w:t xml:space="preserve">Measures</w:t>
       </w:r>
     </w:p>
-    <w:bookmarkStart w:id="36" w:name="individual-characteristics"/>
+    <w:bookmarkStart w:id="37" w:name="individual-characteristics"/>
     <w:p>
       <w:pPr>
         <w:pStyle w:val="Heading3"/>
@@ -1224,670 +1224,16 @@
       <w:r>
         <w:t xml:space="preserve"> </w:t>
       </w:r>
-      <w:r>
-        <w:rPr>
-          <w:i/>
-          <w:iCs/>
-        </w:rPr>
-        <w:t xml:space="preserve">Table 1</w:t>
-      </w:r>
+      <w:hyperlink w:anchor="tbl-measures">
+        <w:r>
+          <w:rPr>
+            <w:rStyle w:val="Hyperlink"/>
+          </w:rPr>
+          <w:t xml:space="preserve">Table 1</w:t>
+        </w:r>
+      </w:hyperlink>
       <w:r>
         <w:t xml:space="preserve">).</w:t>
-      </w:r>
-    </w:p>
-    <w:p>
-      <w:pPr>
-        <w:pStyle w:val="TableCaption"/>
-      </w:pPr>
-      <w:r>
-        <w:t xml:space="preserve">Participant self-reported measures</w:t>
-      </w:r>
-    </w:p>
-    <w:tbl>
-      <w:tblPr>
-        <w:tblStyle w:val="Table"/>
-        <w:tblW w:type="auto" w:w="0"/>
-        <w:tblLook w:firstRow="1" w:lastRow="0" w:firstColumn="0" w:lastColumn="0" w:noHBand="0" w:noVBand="0" w:val="0020"/>
-        <w:tblCaption w:val="Participant self-reported measures"/>
-      </w:tblPr>
-      <w:tblGrid>
-        <w:gridCol w:w="3960"/>
-        <w:gridCol w:w="3960"/>
-      </w:tblGrid>
-      <w:tr>
-        <w:trPr>
-          <w:tblHeader w:val="on"/>
-        </w:trPr>
-        <w:tc>
-          <w:tcPr/>
-          <w:p>
-            <w:pPr>
-              <w:pStyle w:val="Compact"/>
-              <w:jc w:val="left"/>
-            </w:pPr>
-            <w:r>
-              <w:t xml:space="preserve">Log Type</w:t>
-            </w:r>
-          </w:p>
-        </w:tc>
-        <w:tc>
-          <w:tcPr/>
-          <w:p>
-            <w:pPr>
-              <w:pStyle w:val="Compact"/>
-              <w:jc w:val="left"/>
-            </w:pPr>
-            <w:r>
-              <w:t xml:space="preserve">Measure</w:t>
-            </w:r>
-          </w:p>
-        </w:tc>
-      </w:tr>
-      <w:tr>
-        <w:tc>
-          <w:tcPr/>
-          <w:p>
-            <w:pPr>
-              <w:pStyle w:val="Compact"/>
-              <w:jc w:val="left"/>
-            </w:pPr>
-            <w:r>
-              <w:t xml:space="preserve">Demographics</w:t>
-            </w:r>
-          </w:p>
-        </w:tc>
-        <w:tc>
-          <w:tcPr/>
-          <w:p>
-            <w:pPr>
-              <w:pStyle w:val="Compact"/>
-              <w:jc w:val="left"/>
-            </w:pPr>
-            <w:r>
-              <w:t xml:space="preserve">Age</w:t>
-            </w:r>
-          </w:p>
-        </w:tc>
-      </w:tr>
-      <w:tr>
-        <w:tc>
-          <w:tcPr/>
-          <w:p>
-            <w:pPr>
-              <w:pStyle w:val="Compact"/>
-            </w:pPr>
-          </w:p>
-        </w:tc>
-        <w:tc>
-          <w:tcPr/>
-          <w:p>
-            <w:pPr>
-              <w:pStyle w:val="Compact"/>
-              <w:jc w:val="left"/>
-            </w:pPr>
-            <w:r>
-              <w:t xml:space="preserve">Sex</w:t>
-            </w:r>
-          </w:p>
-        </w:tc>
-      </w:tr>
-      <w:tr>
-        <w:tc>
-          <w:tcPr/>
-          <w:p>
-            <w:pPr>
-              <w:pStyle w:val="Compact"/>
-            </w:pPr>
-          </w:p>
-        </w:tc>
-        <w:tc>
-          <w:tcPr/>
-          <w:p>
-            <w:pPr>
-              <w:pStyle w:val="Compact"/>
-              <w:jc w:val="left"/>
-            </w:pPr>
-            <w:r>
-              <w:t xml:space="preserve">Race</w:t>
-            </w:r>
-          </w:p>
-        </w:tc>
-      </w:tr>
-      <w:tr>
-        <w:tc>
-          <w:tcPr/>
-          <w:p>
-            <w:pPr>
-              <w:pStyle w:val="Compact"/>
-            </w:pPr>
-          </w:p>
-        </w:tc>
-        <w:tc>
-          <w:tcPr/>
-          <w:p>
-            <w:pPr>
-              <w:pStyle w:val="Compact"/>
-              <w:jc w:val="left"/>
-            </w:pPr>
-            <w:r>
-              <w:t xml:space="preserve">Ethnicity</w:t>
-            </w:r>
-          </w:p>
-        </w:tc>
-      </w:tr>
-      <w:tr>
-        <w:tc>
-          <w:tcPr/>
-          <w:p>
-            <w:pPr>
-              <w:pStyle w:val="Compact"/>
-            </w:pPr>
-          </w:p>
-        </w:tc>
-        <w:tc>
-          <w:tcPr/>
-          <w:p>
-            <w:pPr>
-              <w:pStyle w:val="Compact"/>
-              <w:jc w:val="left"/>
-            </w:pPr>
-            <w:r>
-              <w:t xml:space="preserve">Highest Education</w:t>
-            </w:r>
-          </w:p>
-        </w:tc>
-      </w:tr>
-      <w:tr>
-        <w:tc>
-          <w:tcPr/>
-          <w:p>
-            <w:pPr>
-              <w:pStyle w:val="Compact"/>
-            </w:pPr>
-          </w:p>
-        </w:tc>
-        <w:tc>
-          <w:tcPr/>
-          <w:p>
-            <w:pPr>
-              <w:pStyle w:val="Compact"/>
-              <w:jc w:val="left"/>
-            </w:pPr>
-            <w:r>
-              <w:t xml:space="preserve">Employment Status</w:t>
-            </w:r>
-          </w:p>
-        </w:tc>
-      </w:tr>
-      <w:tr>
-        <w:tc>
-          <w:tcPr/>
-          <w:p>
-            <w:pPr>
-              <w:pStyle w:val="Compact"/>
-            </w:pPr>
-          </w:p>
-        </w:tc>
-        <w:tc>
-          <w:tcPr/>
-          <w:p>
-            <w:pPr>
-              <w:pStyle w:val="Compact"/>
-              <w:jc w:val="left"/>
-            </w:pPr>
-            <w:r>
-              <w:t xml:space="preserve">Total Personal Gross Income</w:t>
-            </w:r>
-          </w:p>
-        </w:tc>
-      </w:tr>
-      <w:tr>
-        <w:tc>
-          <w:tcPr/>
-          <w:p>
-            <w:pPr>
-              <w:pStyle w:val="Compact"/>
-            </w:pPr>
-          </w:p>
-        </w:tc>
-        <w:tc>
-          <w:tcPr/>
-          <w:p>
-            <w:pPr>
-              <w:pStyle w:val="Compact"/>
-              <w:jc w:val="left"/>
-            </w:pPr>
-            <w:r>
-              <w:t xml:space="preserve">Marital Status</w:t>
-            </w:r>
-          </w:p>
-        </w:tc>
-      </w:tr>
-      <w:tr>
-        <w:tc>
-          <w:tcPr/>
-          <w:p>
-            <w:pPr>
-              <w:pStyle w:val="Compact"/>
-            </w:pPr>
-          </w:p>
-        </w:tc>
-        <w:tc>
-          <w:tcPr/>
-          <w:p>
-            <w:pPr>
-              <w:pStyle w:val="Compact"/>
-              <w:jc w:val="left"/>
-            </w:pPr>
-            <w:r>
-              <w:t xml:space="preserve">Family Member</w:t>
-            </w:r>
-          </w:p>
-        </w:tc>
-      </w:tr>
-      <w:tr>
-        <w:tc>
-          <w:tcPr/>
-          <w:p>
-            <w:pPr>
-              <w:pStyle w:val="Compact"/>
-              <w:jc w:val="left"/>
-            </w:pPr>
-            <w:r>
-              <w:t xml:space="preserve">Alcohol Use</w:t>
-            </w:r>
-          </w:p>
-        </w:tc>
-        <w:tc>
-          <w:tcPr/>
-          <w:p>
-            <w:pPr>
-              <w:pStyle w:val="Compact"/>
-              <w:jc w:val="left"/>
-            </w:pPr>
-            <w:r>
-              <w:t xml:space="preserve">Alcohol Use History</w:t>
-            </w:r>
-          </w:p>
-        </w:tc>
-      </w:tr>
-      <w:tr>
-        <w:tc>
-          <w:tcPr/>
-          <w:p>
-            <w:pPr>
-              <w:pStyle w:val="Compact"/>
-            </w:pPr>
-          </w:p>
-        </w:tc>
-        <w:tc>
-          <w:tcPr/>
-          <w:p>
-            <w:pPr>
-              <w:pStyle w:val="Compact"/>
-              <w:jc w:val="left"/>
-            </w:pPr>
-            <w:r>
-              <w:t xml:space="preserve">DSM-5 Checklist for AUD</w:t>
-            </w:r>
-          </w:p>
-        </w:tc>
-      </w:tr>
-      <w:tr>
-        <w:tc>
-          <w:tcPr/>
-          <w:p>
-            <w:pPr>
-              <w:pStyle w:val="Compact"/>
-            </w:pPr>
-          </w:p>
-        </w:tc>
-        <w:tc>
-          <w:tcPr/>
-          <w:p>
-            <w:pPr>
-              <w:pStyle w:val="Compact"/>
-              <w:jc w:val="left"/>
-            </w:pPr>
-            <w:r>
-              <w:t xml:space="preserve">Young Adult Alcohol Problems Test</w:t>
-            </w:r>
-          </w:p>
-        </w:tc>
-      </w:tr>
-      <w:tr>
-        <w:tc>
-          <w:tcPr/>
-          <w:p>
-            <w:pPr>
-              <w:pStyle w:val="Compact"/>
-            </w:pPr>
-          </w:p>
-        </w:tc>
-        <w:tc>
-          <w:tcPr/>
-          <w:p>
-            <w:pPr>
-              <w:pStyle w:val="Compact"/>
-              <w:jc w:val="left"/>
-            </w:pPr>
-            <w:r>
-              <w:t xml:space="preserve">WHO-The Alcohol, Smoking and Substance Involvement Screening Test</w:t>
-            </w:r>
-          </w:p>
-        </w:tc>
-      </w:tr>
-    </w:tbl>
-    <w:bookmarkEnd w:id="36"/>
-    <w:bookmarkStart w:id="37" w:name="alcohol-lapses"/>
-    <w:p>
-      <w:pPr>
-        <w:pStyle w:val="Heading3"/>
-      </w:pPr>
-      <w:r>
-        <w:t xml:space="preserve">Alcohol Lapses</w:t>
-      </w:r>
-    </w:p>
-    <w:p>
-      <w:pPr>
-        <w:pStyle w:val="FirstParagraph"/>
-      </w:pPr>
-      <w:r>
-        <w:t xml:space="preserve">Participants were prompted up to four times daily to report their recent alcohol use. In the first item of each daily EMA survey, dates and times of any unreported past alcohol use were obtained. Reports of past alcohol use are used as a dichotomous outcome variable (Lapse vs. No Lapse). We will predict alcohol lapses in the next 24-hour window (i.e., next day lapse prediction). Every outcome window will start from 4 a.m. everyday and end 24 hours later.</w:t>
-      </w:r>
-    </w:p>
-    <w:bookmarkEnd w:id="37"/>
-    <w:bookmarkStart w:id="38" w:name="sms-messages"/>
-    <w:p>
-      <w:pPr>
-        <w:pStyle w:val="Heading3"/>
-      </w:pPr>
-      <w:r>
-        <w:t xml:space="preserve">SMS Messages</w:t>
-      </w:r>
-    </w:p>
-    <w:p>
-      <w:pPr>
-        <w:pStyle w:val="FirstParagraph"/>
-      </w:pPr>
-      <w:r>
-        <w:t xml:space="preserve">At each of the follow-up visits, a research assistant downloaded the participants’ SMS message logs from their phone. These logs included the message type (incoming vs. outgoing), date and time sent/received, text body, contact name, whether the participants read the text or not, etc. Images and voice texts were excluded from analysis. Both group messages and one-on-one messages were obtained from participants’ phones. We included only messages from/to important contacts and in group chats.</w:t>
-      </w:r>
-    </w:p>
-    <w:p>
-      <w:pPr>
-        <w:pStyle w:val="BodyText"/>
-      </w:pPr>
-      <w:r>
-        <w:t xml:space="preserve">For each individual lapse window, we have predictor sets that differ in prediction window length and their analytic unit. We define text prediction windows to be 3-day and 1-week preceding the lapse window. We analyzed the two prediction windows both individually and combined (i.e., three configurations in total).</w:t>
-      </w:r>
-    </w:p>
-    <w:bookmarkEnd w:id="38"/>
-    <w:bookmarkEnd w:id="39"/>
-    <w:bookmarkStart w:id="40" w:name="feature-engineering"/>
-    <w:p>
-      <w:pPr>
-        <w:pStyle w:val="Heading2"/>
-      </w:pPr>
-      <w:r>
-        <w:t xml:space="preserve">Feature Engineering</w:t>
-      </w:r>
-    </w:p>
-    <w:p>
-      <w:pPr>
-        <w:pStyle w:val="FirstParagraph"/>
-      </w:pPr>
-      <w:r>
-        <w:t xml:space="preserve">Text messages will serve as the only raw source for all feature engineering. The document sets will go through a generic pre-processing step that involves removal of all emojis. Our decision to remove all emojis was due to loss of emoji data in the ios devices during back up. This study used the LIWC dictionary</w:t>
-      </w:r>
-      <w:r>
-        <w:t xml:space="preserve"> </w:t>
-      </w:r>
-      <w:r>
-        <w:t xml:space="preserve">(Pennebaker et al. 2015)</w:t>
-      </w:r>
-      <w:r>
-        <w:t xml:space="preserve"> </w:t>
-      </w:r>
-      <w:r>
-        <w:t xml:space="preserve">and computed scores by counting frequency of words that belong to each category. We did not remove any stop words. LIWC aligns with the current alcohol relapse risk factor literature in that it examines psychometric properties including cognitive state and social processes</w:t>
-      </w:r>
-      <w:r>
-        <w:t xml:space="preserve"> </w:t>
-      </w:r>
-      <w:r>
-        <w:t xml:space="preserve">(Brown, Vik, and Creamer 1989; J. R. McKay 1999, 1999)</w:t>
-      </w:r>
-      <w:r>
-        <w:t xml:space="preserve">.</w:t>
-      </w:r>
-    </w:p>
-    <w:p>
-      <w:pPr>
-        <w:pStyle w:val="BodyText"/>
-      </w:pPr>
-      <w:r>
-        <w:t xml:space="preserve">We adopted two configurations for analytic units – individual messages and concatenated messages. In the first configuration method, we ran individual messages within the defined prediction window through LIWC. We then normalized LIWC feature scores based on the square root of word counts instead of raw word counts. This normalizatio method was chosen due to the relatively short message length for individual messages. We further obtained the median and 95% percentile of normalized LIWC scores for all messages related to each lapse label.</w:t>
-      </w:r>
-    </w:p>
-    <w:p>
-      <w:pPr>
-        <w:pStyle w:val="BodyText"/>
-      </w:pPr>
-      <w:r>
-        <w:t xml:space="preserve">In the other analytic unit configuration, we first concatenated all messages associated with each lapse label altogether. We then obtained LIWC results for the concatenated messages. We further adopted three configurations for normalization methods – normalized on raw word count, normalized on the square root of word count, and combination of these two.</w:t>
-      </w:r>
-    </w:p>
-    <w:bookmarkEnd w:id="40"/>
-    <w:bookmarkStart w:id="41" w:name="candidate-machine-learning-algorithms"/>
-    <w:p>
-      <w:pPr>
-        <w:pStyle w:val="Heading2"/>
-      </w:pPr>
-      <w:r>
-        <w:t xml:space="preserve">Candidate Machine Learning Algorithms</w:t>
-      </w:r>
-    </w:p>
-    <w:p>
-      <w:pPr>
-        <w:pStyle w:val="FirstParagraph"/>
-      </w:pPr>
-      <w:r>
-        <w:t xml:space="preserve">Note that our candidate machine learning algorithms already differ on three configurations: 1) prediction window length (see</w:t>
-      </w:r>
-      <w:r>
-        <w:t xml:space="preserve"> </w:t>
-      </w:r>
-      <w:r>
-        <w:rPr>
-          <w:i/>
-          <w:iCs/>
-        </w:rPr>
-        <w:t xml:space="preserve">Section SMS Messages</w:t>
-      </w:r>
-      <w:r>
-        <w:t xml:space="preserve">); 2) analytic units (see</w:t>
-      </w:r>
-      <w:r>
-        <w:t xml:space="preserve"> </w:t>
-      </w:r>
-      <w:r>
-        <w:rPr>
-          <w:i/>
-          <w:iCs/>
-        </w:rPr>
-        <w:t xml:space="preserve">Section Feature Engineering</w:t>
-      </w:r>
-      <w:r>
-        <w:t xml:space="preserve">); and 3) normalization methods (see</w:t>
-      </w:r>
-      <w:r>
-        <w:t xml:space="preserve"> </w:t>
-      </w:r>
-      <w:r>
-        <w:rPr>
-          <w:i/>
-          <w:iCs/>
-        </w:rPr>
-        <w:t xml:space="preserve">Section Feature Engineering</w:t>
-      </w:r>
-      <w:r>
-        <w:t xml:space="preserve">). We further consider a range of candidate statistical algorithms that vary with regard to their model complexity, model assumptions, and training speed. Candidate algorithms that will be used include glmnet (penalized, parametric linear model), random forest (RF), and XGBoost.</w:t>
-      </w:r>
-    </w:p>
-    <w:bookmarkEnd w:id="41"/>
-    <w:bookmarkStart w:id="42" w:name="Xda4838104ef928b1dd225c52b14c384f01c87e8"/>
-    <w:p>
-      <w:pPr>
-        <w:pStyle w:val="Heading2"/>
-      </w:pPr>
-      <w:r>
-        <w:t xml:space="preserve">Model Training and Performance Evaluation</w:t>
-      </w:r>
-    </w:p>
-    <w:p>
-      <w:pPr>
-        <w:pStyle w:val="FirstParagraph"/>
-      </w:pPr>
-      <w:r>
-        <w:t xml:space="preserve">We performed grouped, nested cross-validations to perform hyperparameter tuning and select the best model configuration. The dataset was be participant-grouped so that each individual will be assigned to either held-in or held-out set to avoid bias of predicting participants’ lapses using their own data. The nested cross-validation method uses two nested loops to divide folds. In the inner loop, held-out folds are used as a validation set for model selection. In the outer loop, held-out folds are utilized as a test set for model evaluation. More specifically, we will use one repeat of 10-fold cross-validation in the inner loop for model selection and 3 repeats of 10-fold cross-validation in outer loop for model evaluation.</w:t>
-      </w:r>
-    </w:p>
-    <w:p>
-      <w:pPr>
-        <w:pStyle w:val="BodyText"/>
-      </w:pPr>
-      <w:r>
-        <w:t xml:space="preserve">The primary performance metrics to select the best model configuration and evaluate the model performance on the test sets will be auROC. auROC computes the area under the ROC curve which demonstrates the trade-off between sensitivity and specificity across all possible thresholds. Values between .70 and .80 are considered fair, values between .80 and .90 are considered good, and values above .90 are considered excellent. We will report the median auROCs for the 30 held-out folds. The model with the highest auROC among the ones differing on those eight configurations (see</w:t>
-      </w:r>
-      <w:r>
-        <w:t xml:space="preserve"> </w:t>
-      </w:r>
-      <w:r>
-        <w:rPr>
-          <w:i/>
-          <w:iCs/>
-        </w:rPr>
-        <w:t xml:space="preserve">Section SMS Messages</w:t>
-      </w:r>
-      <w:r>
-        <w:t xml:space="preserve">) and statistical methods (see</w:t>
-      </w:r>
-      <w:r>
-        <w:t xml:space="preserve"> </w:t>
-      </w:r>
-      <w:r>
-        <w:rPr>
-          <w:i/>
-          <w:iCs/>
-        </w:rPr>
-        <w:t xml:space="preserve">Section Candidate Machine Learning Algorithms</w:t>
-      </w:r>
-      <w:r>
-        <w:t xml:space="preserve">) will be selected as the best model for each natural language processing technique.</w:t>
-      </w:r>
-    </w:p>
-    <w:bookmarkEnd w:id="42"/>
-    <w:bookmarkStart w:id="43" w:name="feature-importance"/>
-    <w:p>
-      <w:pPr>
-        <w:pStyle w:val="Heading2"/>
-      </w:pPr>
-      <w:r>
-        <w:t xml:space="preserve">Feature Importance</w:t>
-      </w:r>
-    </w:p>
-    <w:p>
-      <w:pPr>
-        <w:pStyle w:val="FirstParagraph"/>
-      </w:pPr>
-      <w:r>
-        <w:t xml:space="preserve">We also calculated SHAP values to interpret the results. SHAP is a game theory based method to explain how each feature influences the model output</w:t>
-      </w:r>
-      <w:r>
-        <w:t xml:space="preserve"> </w:t>
-      </w:r>
-      <w:r>
-        <w:t xml:space="preserve">(Lundberg and Lee 2017)</w:t>
-      </w:r>
-      <w:r>
-        <w:t xml:space="preserve">. It assigns importance to each feature, where a positive feature importance positively affects the model output. This methodology can be applied to any machine learning algorithm and can increase model transparency and interpretability. Local Shapley values explain factors that contribute to a single observation, and global Shapley values represent feature importance across all observations. To compute global Shapley values, we average the absolute value of all local Shapley values.</w:t>
-      </w:r>
-    </w:p>
-    <w:bookmarkEnd w:id="43"/>
-    <w:bookmarkStart w:id="44" w:name="model-comparison-and-algorithmic-bias"/>
-    <w:p>
-      <w:pPr>
-        <w:pStyle w:val="Heading2"/>
-      </w:pPr>
-      <w:r>
-        <w:t xml:space="preserve">Model Comparison and Algorithmic Bias</w:t>
-      </w:r>
-    </w:p>
-    <w:p>
-      <w:pPr>
-        <w:pStyle w:val="FirstParagraph"/>
-      </w:pPr>
-      <w:r>
-        <w:t xml:space="preserve">We further performed a Bayesian hierarchical generalized linear model to estimate the posterior probability (i.e., the likelihood of achieving the results given out data) distributions of the auROCs. We will regress the 30 auROCs from the held-out test set as a function of feature engineering technique (a total of 10 comparisons for the five NLP methods). The two random intercepts in the models include the repeat and the fold within repeat. We will report the 95% CIs for our models’ auROCs and determine if they include .5 (chance performance). We will also report the 95% CI for the differences in performance with regard to Bayesian comparison. If this CI does not include 0, we can conclude that the feature engineering technique yields better model performance than the other.</w:t>
-      </w:r>
-    </w:p>
-    <w:p>
-      <w:pPr>
-        <w:pStyle w:val="BodyText"/>
-      </w:pPr>
-      <w:r>
-        <w:t xml:space="preserve">A subset of individual characteristic measures will be used to evaluate model fairness on subgroups. We compared model performance among each sex, racial, age and income subgruops because the populations face increased barriers obtaining AUD treatments. Stigma among older populations and wome, and economic hardship in racial minority groups can all contribute to low treatment-seeking and alcohol treatment completion</w:t>
-      </w:r>
-      <w:r>
-        <w:t xml:space="preserve"> </w:t>
-      </w:r>
-      <w:r>
-        <w:t xml:space="preserve">(DiBartolo and Jarosinski 2017; J. O. Jacobson, Robinson, and Bluthenthal 2007; May, Nielsen, and Bilberg 2019)</w:t>
-      </w:r>
-      <w:r>
-        <w:t xml:space="preserve">. Participants younger than 55 years old were considered as a privileged group. We adopted half of median income in Madison area in 2017 as cut-off to assign participants to income groups.</w:t>
-      </w:r>
-    </w:p>
-    <w:p>
-      <w:pPr>
-        <w:pStyle w:val="BodyText"/>
-      </w:pPr>
-      <w:r>
-        <w:t xml:space="preserve">We performed a Bayesian hierarchical generalized linear model that regresses the auROCs from the 30 held-out test set as a function of group membership (privileged group vs. unprivileged group in each of above individual characteristics). We reported the 95% CI for model performance differences and examine if they include 0.</w:t>
-      </w:r>
-    </w:p>
-    <w:p>
-      <w:r>
-        <w:br w:type="page"/>
-      </w:r>
-    </w:p>
-    <w:bookmarkEnd w:id="44"/>
-    <w:bookmarkEnd w:id="45"/>
-    <w:bookmarkStart w:id="76" w:name="results"/>
-    <w:p>
-      <w:pPr>
-        <w:pStyle w:val="Heading1"/>
-      </w:pPr>
-      <w:r>
-        <w:t xml:space="preserve">Results</w:t>
-      </w:r>
-    </w:p>
-    <w:bookmarkStart w:id="51" w:name="demographics"/>
-    <w:p>
-      <w:pPr>
-        <w:pStyle w:val="Heading2"/>
-      </w:pPr>
-      <w:r>
-        <w:t xml:space="preserve">Demographics</w:t>
-      </w:r>
-    </w:p>
-    <w:p>
-      <w:pPr>
-        <w:pStyle w:val="FirstParagraph"/>
-      </w:pPr>
-      <w:r>
-        <w:t xml:space="preserve">The final sample includes 138 participants. 73 (53%) participants are females, 17 (12%) are non-White minorities, 39 (28%) earned less than half of the median income in Madison in Year 2017, and 13 (9%) aged 55 or older.</w:t>
       </w:r>
     </w:p>
     <w:tbl>
@@ -1903,7 +1249,702 @@
       <w:tr>
         <w:tc>
           <w:tcPr/>
-          <w:bookmarkStart w:id="49" w:name="fig-demographics"/>
+          <w:bookmarkStart w:id="36" w:name="tbl-measures"/>
+          <w:p>
+            <w:pPr>
+              <w:jc w:val="center"/>
+            </w:pPr>
+            <w:pPr>
+              <w:jc w:val="start"/>
+              <w:spacing w:before="200"/>
+              <w:pStyle w:val="ImageCaption"/>
+            </w:pPr>
+            <w:r>
+              <w:t xml:space="preserve">Table 1: Participant self-reported measures</w:t>
+            </w:r>
+          </w:p>
+          <w:tbl>
+            <w:tblPr>
+              <w:tblStyle w:val="Table"/>
+              <w:tblW w:type="auto" w:w="0"/>
+              <w:tblLook w:firstRow="1" w:lastRow="0" w:firstColumn="0" w:lastColumn="0" w:noHBand="0" w:noVBand="0" w:val="0020"/>
+            </w:tblPr>
+            <w:tblGrid>
+              <w:gridCol w:w="3960"/>
+              <w:gridCol w:w="3960"/>
+            </w:tblGrid>
+            <w:tr>
+              <w:trPr>
+                <w:tblHeader w:val="on"/>
+              </w:trPr>
+              <w:tc>
+                <w:tcPr/>
+                <w:p>
+                  <w:pPr>
+                    <w:pStyle w:val="Compact"/>
+                    <w:jc w:val="left"/>
+                    <w:jc w:val="center"/>
+                  </w:pPr>
+                  <w:r>
+                    <w:t xml:space="preserve">Log Type</w:t>
+                  </w:r>
+                </w:p>
+              </w:tc>
+              <w:tc>
+                <w:tcPr/>
+                <w:p>
+                  <w:pPr>
+                    <w:pStyle w:val="Compact"/>
+                    <w:jc w:val="left"/>
+                    <w:jc w:val="center"/>
+                  </w:pPr>
+                  <w:r>
+                    <w:t xml:space="preserve">Measure</w:t>
+                  </w:r>
+                </w:p>
+              </w:tc>
+            </w:tr>
+            <w:tr>
+              <w:tc>
+                <w:tcPr/>
+                <w:p>
+                  <w:pPr>
+                    <w:pStyle w:val="Compact"/>
+                    <w:jc w:val="left"/>
+                    <w:jc w:val="center"/>
+                  </w:pPr>
+                  <w:r>
+                    <w:t xml:space="preserve">Demographics</w:t>
+                  </w:r>
+                </w:p>
+              </w:tc>
+              <w:tc>
+                <w:tcPr/>
+                <w:p>
+                  <w:pPr>
+                    <w:pStyle w:val="Compact"/>
+                    <w:jc w:val="left"/>
+                    <w:jc w:val="center"/>
+                  </w:pPr>
+                  <w:r>
+                    <w:t xml:space="preserve">Age</w:t>
+                  </w:r>
+                </w:p>
+              </w:tc>
+            </w:tr>
+            <w:tr>
+              <w:tc>
+                <w:tcPr/>
+                <w:p>
+                  <w:pPr>
+                    <w:pStyle w:val="Compact"/>
+                  </w:pPr>
+                </w:p>
+              </w:tc>
+              <w:tc>
+                <w:tcPr/>
+                <w:p>
+                  <w:pPr>
+                    <w:pStyle w:val="Compact"/>
+                    <w:jc w:val="left"/>
+                    <w:jc w:val="center"/>
+                  </w:pPr>
+                  <w:r>
+                    <w:t xml:space="preserve">Sex</w:t>
+                  </w:r>
+                </w:p>
+              </w:tc>
+            </w:tr>
+            <w:tr>
+              <w:tc>
+                <w:tcPr/>
+                <w:p>
+                  <w:pPr>
+                    <w:pStyle w:val="Compact"/>
+                  </w:pPr>
+                </w:p>
+              </w:tc>
+              <w:tc>
+                <w:tcPr/>
+                <w:p>
+                  <w:pPr>
+                    <w:pStyle w:val="Compact"/>
+                    <w:jc w:val="left"/>
+                    <w:jc w:val="center"/>
+                  </w:pPr>
+                  <w:r>
+                    <w:t xml:space="preserve">Race</w:t>
+                  </w:r>
+                </w:p>
+              </w:tc>
+            </w:tr>
+            <w:tr>
+              <w:tc>
+                <w:tcPr/>
+                <w:p>
+                  <w:pPr>
+                    <w:pStyle w:val="Compact"/>
+                  </w:pPr>
+                </w:p>
+              </w:tc>
+              <w:tc>
+                <w:tcPr/>
+                <w:p>
+                  <w:pPr>
+                    <w:pStyle w:val="Compact"/>
+                    <w:jc w:val="left"/>
+                    <w:jc w:val="center"/>
+                  </w:pPr>
+                  <w:r>
+                    <w:t xml:space="preserve">Ethnicity</w:t>
+                  </w:r>
+                </w:p>
+              </w:tc>
+            </w:tr>
+            <w:tr>
+              <w:tc>
+                <w:tcPr/>
+                <w:p>
+                  <w:pPr>
+                    <w:pStyle w:val="Compact"/>
+                  </w:pPr>
+                </w:p>
+              </w:tc>
+              <w:tc>
+                <w:tcPr/>
+                <w:p>
+                  <w:pPr>
+                    <w:pStyle w:val="Compact"/>
+                    <w:jc w:val="left"/>
+                    <w:jc w:val="center"/>
+                  </w:pPr>
+                  <w:r>
+                    <w:t xml:space="preserve">Highest Education</w:t>
+                  </w:r>
+                </w:p>
+              </w:tc>
+            </w:tr>
+            <w:tr>
+              <w:tc>
+                <w:tcPr/>
+                <w:p>
+                  <w:pPr>
+                    <w:pStyle w:val="Compact"/>
+                  </w:pPr>
+                </w:p>
+              </w:tc>
+              <w:tc>
+                <w:tcPr/>
+                <w:p>
+                  <w:pPr>
+                    <w:pStyle w:val="Compact"/>
+                    <w:jc w:val="left"/>
+                    <w:jc w:val="center"/>
+                  </w:pPr>
+                  <w:r>
+                    <w:t xml:space="preserve">Employment Status</w:t>
+                  </w:r>
+                </w:p>
+              </w:tc>
+            </w:tr>
+            <w:tr>
+              <w:tc>
+                <w:tcPr/>
+                <w:p>
+                  <w:pPr>
+                    <w:pStyle w:val="Compact"/>
+                  </w:pPr>
+                </w:p>
+              </w:tc>
+              <w:tc>
+                <w:tcPr/>
+                <w:p>
+                  <w:pPr>
+                    <w:pStyle w:val="Compact"/>
+                    <w:jc w:val="left"/>
+                    <w:jc w:val="center"/>
+                  </w:pPr>
+                  <w:r>
+                    <w:t xml:space="preserve">Total Personal Gross Income</w:t>
+                  </w:r>
+                </w:p>
+              </w:tc>
+            </w:tr>
+            <w:tr>
+              <w:tc>
+                <w:tcPr/>
+                <w:p>
+                  <w:pPr>
+                    <w:pStyle w:val="Compact"/>
+                  </w:pPr>
+                </w:p>
+              </w:tc>
+              <w:tc>
+                <w:tcPr/>
+                <w:p>
+                  <w:pPr>
+                    <w:pStyle w:val="Compact"/>
+                    <w:jc w:val="left"/>
+                    <w:jc w:val="center"/>
+                  </w:pPr>
+                  <w:r>
+                    <w:t xml:space="preserve">Marital Status</w:t>
+                  </w:r>
+                </w:p>
+              </w:tc>
+            </w:tr>
+            <w:tr>
+              <w:tc>
+                <w:tcPr/>
+                <w:p>
+                  <w:pPr>
+                    <w:pStyle w:val="Compact"/>
+                  </w:pPr>
+                </w:p>
+              </w:tc>
+              <w:tc>
+                <w:tcPr/>
+                <w:p>
+                  <w:pPr>
+                    <w:pStyle w:val="Compact"/>
+                    <w:jc w:val="left"/>
+                    <w:jc w:val="center"/>
+                  </w:pPr>
+                  <w:r>
+                    <w:t xml:space="preserve">Family Member</w:t>
+                  </w:r>
+                </w:p>
+              </w:tc>
+            </w:tr>
+            <w:tr>
+              <w:tc>
+                <w:tcPr/>
+                <w:p>
+                  <w:pPr>
+                    <w:pStyle w:val="Compact"/>
+                    <w:jc w:val="left"/>
+                    <w:jc w:val="center"/>
+                  </w:pPr>
+                  <w:r>
+                    <w:t xml:space="preserve">Alcohol Use</w:t>
+                  </w:r>
+                </w:p>
+              </w:tc>
+              <w:tc>
+                <w:tcPr/>
+                <w:p>
+                  <w:pPr>
+                    <w:pStyle w:val="Compact"/>
+                    <w:jc w:val="left"/>
+                    <w:jc w:val="center"/>
+                  </w:pPr>
+                  <w:r>
+                    <w:t xml:space="preserve">Alcohol Use History</w:t>
+                  </w:r>
+                </w:p>
+              </w:tc>
+            </w:tr>
+            <w:tr>
+              <w:tc>
+                <w:tcPr/>
+                <w:p>
+                  <w:pPr>
+                    <w:pStyle w:val="Compact"/>
+                  </w:pPr>
+                </w:p>
+              </w:tc>
+              <w:tc>
+                <w:tcPr/>
+                <w:p>
+                  <w:pPr>
+                    <w:pStyle w:val="Compact"/>
+                    <w:jc w:val="left"/>
+                    <w:jc w:val="center"/>
+                  </w:pPr>
+                  <w:r>
+                    <w:t xml:space="preserve">DSM-5 Checklist for AUD</w:t>
+                  </w:r>
+                </w:p>
+              </w:tc>
+            </w:tr>
+            <w:tr>
+              <w:tc>
+                <w:tcPr/>
+                <w:p>
+                  <w:pPr>
+                    <w:pStyle w:val="Compact"/>
+                  </w:pPr>
+                </w:p>
+              </w:tc>
+              <w:tc>
+                <w:tcPr/>
+                <w:p>
+                  <w:pPr>
+                    <w:pStyle w:val="Compact"/>
+                    <w:jc w:val="left"/>
+                    <w:jc w:val="center"/>
+                  </w:pPr>
+                  <w:r>
+                    <w:t xml:space="preserve">Young Adult Alcohol Problems Test</w:t>
+                  </w:r>
+                </w:p>
+              </w:tc>
+            </w:tr>
+            <w:tr>
+              <w:tc>
+                <w:tcPr/>
+                <w:p>
+                  <w:pPr>
+                    <w:pStyle w:val="Compact"/>
+                  </w:pPr>
+                </w:p>
+              </w:tc>
+              <w:tc>
+                <w:tcPr/>
+                <w:p>
+                  <w:pPr>
+                    <w:pStyle w:val="Compact"/>
+                    <w:jc w:val="left"/>
+                    <w:jc w:val="center"/>
+                  </w:pPr>
+                  <w:r>
+                    <w:t xml:space="preserve">WHO-The Alcohol, Smoking and Substance Involvement Screening Test</w:t>
+                  </w:r>
+                </w:p>
+              </w:tc>
+            </w:tr>
+          </w:tbl>
+          <w:bookmarkEnd w:id="36"/>
+          <w:p/>
+        </w:tc>
+      </w:tr>
+    </w:tbl>
+    <w:bookmarkEnd w:id="37"/>
+    <w:bookmarkStart w:id="38" w:name="alcohol-lapses"/>
+    <w:p>
+      <w:pPr>
+        <w:pStyle w:val="Heading3"/>
+      </w:pPr>
+      <w:r>
+        <w:t xml:space="preserve">Alcohol Lapses</w:t>
+      </w:r>
+    </w:p>
+    <w:p>
+      <w:pPr>
+        <w:pStyle w:val="FirstParagraph"/>
+      </w:pPr>
+      <w:r>
+        <w:t xml:space="preserve">Participants were prompted up to four times daily to report their recent alcohol use. In the first item of each daily EMA survey, dates and times of any unreported past alcohol use were obtained. Reports of past alcohol use are used as a dichotomous outcome variable (Lapse vs. No Lapse). We will predict alcohol lapses in the next 24-hour window (i.e., next day lapse prediction). Every outcome window will start from 4 a.m. everyday and end 24 hours later.</w:t>
+      </w:r>
+    </w:p>
+    <w:bookmarkEnd w:id="38"/>
+    <w:bookmarkStart w:id="39" w:name="sms-messages"/>
+    <w:p>
+      <w:pPr>
+        <w:pStyle w:val="Heading3"/>
+      </w:pPr>
+      <w:r>
+        <w:t xml:space="preserve">SMS Messages</w:t>
+      </w:r>
+    </w:p>
+    <w:p>
+      <w:pPr>
+        <w:pStyle w:val="FirstParagraph"/>
+      </w:pPr>
+      <w:r>
+        <w:t xml:space="preserve">At each of the follow-up visits, a research assistant downloaded the participants’ SMS message logs from their phone. These logs included the message type (incoming vs. outgoing), date and time sent/received, text body, contact name, whether the participants read the text or not, etc. Images and voice texts were excluded from analysis. Both group messages and one-on-one messages were obtained from participants’ phones. We included only messages from/to important contacts and in group chats.</w:t>
+      </w:r>
+    </w:p>
+    <w:p>
+      <w:pPr>
+        <w:pStyle w:val="BodyText"/>
+      </w:pPr>
+      <w:r>
+        <w:t xml:space="preserve">For each individual lapse window, we have predictor sets that differ in prediction window length and their analytic unit. We define text prediction windows to be 3-day and 1-week preceding the lapse window. We analyzed the two prediction windows both individually and combined (i.e., three configurations in total).</w:t>
+      </w:r>
+    </w:p>
+    <w:bookmarkEnd w:id="39"/>
+    <w:bookmarkEnd w:id="40"/>
+    <w:bookmarkStart w:id="41" w:name="feature-engineering"/>
+    <w:p>
+      <w:pPr>
+        <w:pStyle w:val="Heading2"/>
+      </w:pPr>
+      <w:r>
+        <w:t xml:space="preserve">Feature Engineering</w:t>
+      </w:r>
+    </w:p>
+    <w:p>
+      <w:pPr>
+        <w:pStyle w:val="FirstParagraph"/>
+      </w:pPr>
+      <w:r>
+        <w:t xml:space="preserve">Text messages will serve as the only raw source for all feature engineering. The document sets will go through a generic pre-processing step that involves removal of all emojis. Our decision to remove all emojis was due to loss of emoji data in the ios devices during back up. This study used the LIWC dictionary</w:t>
+      </w:r>
+      <w:r>
+        <w:t xml:space="preserve"> </w:t>
+      </w:r>
+      <w:r>
+        <w:t xml:space="preserve">(Pennebaker et al. 2015)</w:t>
+      </w:r>
+      <w:r>
+        <w:t xml:space="preserve"> </w:t>
+      </w:r>
+      <w:r>
+        <w:t xml:space="preserve">and computed scores by counting frequency of words that belong to each category. We did not remove any stop words. LIWC aligns with the current alcohol relapse risk factor literature in that it examines psychometric properties including cognitive state and social processes</w:t>
+      </w:r>
+      <w:r>
+        <w:t xml:space="preserve"> </w:t>
+      </w:r>
+      <w:r>
+        <w:t xml:space="preserve">(Brown, Vik, and Creamer 1989; J. R. McKay 1999, 1999)</w:t>
+      </w:r>
+      <w:r>
+        <w:t xml:space="preserve">.</w:t>
+      </w:r>
+    </w:p>
+    <w:p>
+      <w:pPr>
+        <w:pStyle w:val="BodyText"/>
+      </w:pPr>
+      <w:r>
+        <w:t xml:space="preserve">We adopted two configurations for analytic units – individual messages and concatenated messages. In the first configuration method, we ran individual messages within the defined prediction window through LIWC. We then normalized LIWC feature scores based on the square root of word counts instead of raw word counts. This normalizatio method was chosen due to the relatively short message length for individual messages. We further obtained the median and 95% percentile of normalized LIWC scores for all messages related to each lapse label.</w:t>
+      </w:r>
+    </w:p>
+    <w:p>
+      <w:pPr>
+        <w:pStyle w:val="BodyText"/>
+      </w:pPr>
+      <w:r>
+        <w:t xml:space="preserve">In the other analytic unit configuration, we first concatenated all messages associated with each lapse label altogether. We then obtained LIWC results for the concatenated messages. We further adopted three configurations for normalization methods – normalized on raw word count, normalized on the square root of word count, and combination of these two.</w:t>
+      </w:r>
+    </w:p>
+    <w:bookmarkEnd w:id="41"/>
+    <w:bookmarkStart w:id="42" w:name="candidate-machine-learning-algorithms"/>
+    <w:p>
+      <w:pPr>
+        <w:pStyle w:val="Heading2"/>
+      </w:pPr>
+      <w:r>
+        <w:t xml:space="preserve">Candidate Machine Learning Algorithms</w:t>
+      </w:r>
+    </w:p>
+    <w:p>
+      <w:pPr>
+        <w:pStyle w:val="FirstParagraph"/>
+      </w:pPr>
+      <w:r>
+        <w:t xml:space="preserve">Note that our candidate machine learning algorithms already differ on three configurations: 1) prediction window length (see</w:t>
+      </w:r>
+      <w:r>
+        <w:t xml:space="preserve"> </w:t>
+      </w:r>
+      <w:r>
+        <w:rPr>
+          <w:i/>
+          <w:iCs/>
+        </w:rPr>
+        <w:t xml:space="preserve">Section SMS Messages</w:t>
+      </w:r>
+      <w:r>
+        <w:t xml:space="preserve">); 2) analytic units (see</w:t>
+      </w:r>
+      <w:r>
+        <w:t xml:space="preserve"> </w:t>
+      </w:r>
+      <w:r>
+        <w:rPr>
+          <w:i/>
+          <w:iCs/>
+        </w:rPr>
+        <w:t xml:space="preserve">Section Feature Engineering</w:t>
+      </w:r>
+      <w:r>
+        <w:t xml:space="preserve">); and 3) normalization methods (see</w:t>
+      </w:r>
+      <w:r>
+        <w:t xml:space="preserve"> </w:t>
+      </w:r>
+      <w:r>
+        <w:rPr>
+          <w:i/>
+          <w:iCs/>
+        </w:rPr>
+        <w:t xml:space="preserve">Section Feature Engineering</w:t>
+      </w:r>
+      <w:r>
+        <w:t xml:space="preserve">). We further consider a range of candidate statistical algorithms that vary with regard to their model complexity, model assumptions, and training speed. Candidate algorithms that will be used include glmnet (penalized, parametric linear model), random forest (RF), and XGBoost.</w:t>
+      </w:r>
+    </w:p>
+    <w:bookmarkEnd w:id="42"/>
+    <w:bookmarkStart w:id="43" w:name="Xda4838104ef928b1dd225c52b14c384f01c87e8"/>
+    <w:p>
+      <w:pPr>
+        <w:pStyle w:val="Heading2"/>
+      </w:pPr>
+      <w:r>
+        <w:t xml:space="preserve">Model Training and Performance Evaluation</w:t>
+      </w:r>
+    </w:p>
+    <w:p>
+      <w:pPr>
+        <w:pStyle w:val="FirstParagraph"/>
+      </w:pPr>
+      <w:r>
+        <w:t xml:space="preserve">We performed grouped, nested cross-validations to perform hyperparameter tuning and select the best model configuration. The dataset was be participant-grouped so that each individual will be assigned to either held-in or held-out set to avoid bias of predicting participants’ lapses using their own data. The nested cross-validation method uses two nested loops to divide folds. In the inner loop, held-out folds are used as a validation set for model selection. In the outer loop, held-out folds are utilized as a test set for model evaluation. More specifically, we will use one repeat of 10-fold cross-validation in the inner loop for model selection and 3 repeats of 10-fold cross-validation in outer loop for model evaluation.</w:t>
+      </w:r>
+    </w:p>
+    <w:p>
+      <w:pPr>
+        <w:pStyle w:val="BodyText"/>
+      </w:pPr>
+      <w:r>
+        <w:t xml:space="preserve">The primary performance metrics to select the best model configuration and evaluate the model performance on the test sets will be auROC. auROC computes the area under the ROC curve which demonstrates the trade-off between sensitivity and specificity across all possible thresholds. Values between .70 and .80 are considered fair, values between .80 and .90 are considered good, and values above .90 are considered excellent. We will report the median auROCs for the 30 held-out folds. The model with the highest auROC among the ones differing on those eight configurations (see</w:t>
+      </w:r>
+      <w:r>
+        <w:t xml:space="preserve"> </w:t>
+      </w:r>
+      <w:r>
+        <w:rPr>
+          <w:i/>
+          <w:iCs/>
+        </w:rPr>
+        <w:t xml:space="preserve">Section SMS Messages</w:t>
+      </w:r>
+      <w:r>
+        <w:t xml:space="preserve">) and statistical methods (see</w:t>
+      </w:r>
+      <w:r>
+        <w:t xml:space="preserve"> </w:t>
+      </w:r>
+      <w:r>
+        <w:rPr>
+          <w:i/>
+          <w:iCs/>
+        </w:rPr>
+        <w:t xml:space="preserve">Section Candidate Machine Learning Algorithms</w:t>
+      </w:r>
+      <w:r>
+        <w:t xml:space="preserve">) will be selected as the best model for each natural language processing technique.</w:t>
+      </w:r>
+    </w:p>
+    <w:bookmarkEnd w:id="43"/>
+    <w:bookmarkStart w:id="44" w:name="feature-importance"/>
+    <w:p>
+      <w:pPr>
+        <w:pStyle w:val="Heading2"/>
+      </w:pPr>
+      <w:r>
+        <w:t xml:space="preserve">Feature Importance</w:t>
+      </w:r>
+    </w:p>
+    <w:p>
+      <w:pPr>
+        <w:pStyle w:val="FirstParagraph"/>
+      </w:pPr>
+      <w:r>
+        <w:t xml:space="preserve">We also calculated SHAP values to interpret the results. SHAP is a game theory based method to explain how each feature influences the model output</w:t>
+      </w:r>
+      <w:r>
+        <w:t xml:space="preserve"> </w:t>
+      </w:r>
+      <w:r>
+        <w:t xml:space="preserve">(Lundberg and Lee 2017)</w:t>
+      </w:r>
+      <w:r>
+        <w:t xml:space="preserve">. It assigns importance to each feature, where a positive feature importance positively affects the model output. This methodology can be applied to any machine learning algorithm and can increase model transparency and interpretability. Local Shapley values explain factors that contribute to a single observation, and global Shapley values represent feature importance across all observations. To compute global Shapley values, we average the absolute value of all local Shapley values.</w:t>
+      </w:r>
+    </w:p>
+    <w:bookmarkEnd w:id="44"/>
+    <w:bookmarkStart w:id="45" w:name="model-comparison-and-algorithmic-bias"/>
+    <w:p>
+      <w:pPr>
+        <w:pStyle w:val="Heading2"/>
+      </w:pPr>
+      <w:r>
+        <w:t xml:space="preserve">Model Comparison and Algorithmic Bias</w:t>
+      </w:r>
+    </w:p>
+    <w:p>
+      <w:pPr>
+        <w:pStyle w:val="FirstParagraph"/>
+      </w:pPr>
+      <w:r>
+        <w:t xml:space="preserve">We further performed a Bayesian hierarchical generalized linear model to estimate the posterior probability (i.e., the likelihood of achieving the results given out data) distributions of the auROCs. We will regress the 30 auROCs from the held-out test set as a function of feature engineering technique (a total of 10 comparisons for the five NLP methods). The two random intercepts in the models include the repeat and the fold within repeat. We will report the 95% CIs for our models’ auROCs and determine if they include .5 (chance performance). We will also report the 95% CI for the differences in performance with regard to Bayesian comparison. If this CI does not include 0, we can conclude that the feature engineering technique yields better model performance than the other.</w:t>
+      </w:r>
+    </w:p>
+    <w:p>
+      <w:pPr>
+        <w:pStyle w:val="BodyText"/>
+      </w:pPr>
+      <w:r>
+        <w:t xml:space="preserve">A subset of individual characteristic measures will be used to evaluate model fairness on subgroups. We compared model performance among each sex, racial, age and income subgruops because the populations face increased barriers obtaining AUD treatments. Stigma among older populations and wome, and economic hardship in racial minority groups can all contribute to low treatment-seeking and alcohol treatment completion</w:t>
+      </w:r>
+      <w:r>
+        <w:t xml:space="preserve"> </w:t>
+      </w:r>
+      <w:r>
+        <w:t xml:space="preserve">(DiBartolo and Jarosinski 2017; J. O. Jacobson, Robinson, and Bluthenthal 2007; May, Nielsen, and Bilberg 2019)</w:t>
+      </w:r>
+      <w:r>
+        <w:t xml:space="preserve">. Participants younger than 55 years old were considered as a privileged group. We adopted half of median income in Madison area in 2017 as cut-off to assign participants to income groups.</w:t>
+      </w:r>
+    </w:p>
+    <w:p>
+      <w:pPr>
+        <w:pStyle w:val="BodyText"/>
+      </w:pPr>
+      <w:r>
+        <w:t xml:space="preserve">We performed a Bayesian hierarchical generalized linear model that regresses the auROCs from the 30 held-out test set as a function of group membership (privileged group vs. unprivileged group in each of above individual characteristics). We reported the 95% CI for model performance differences and examine if they include 0.</w:t>
+      </w:r>
+    </w:p>
+    <w:p>
+      <w:r>
+        <w:br w:type="page"/>
+      </w:r>
+    </w:p>
+    <w:bookmarkEnd w:id="45"/>
+    <w:bookmarkEnd w:id="46"/>
+    <w:bookmarkStart w:id="78" w:name="results"/>
+    <w:p>
+      <w:pPr>
+        <w:pStyle w:val="Heading1"/>
+      </w:pPr>
+      <w:r>
+        <w:t xml:space="preserve">Results</w:t>
+      </w:r>
+    </w:p>
+    <w:bookmarkStart w:id="52" w:name="demographics"/>
+    <w:p>
+      <w:pPr>
+        <w:pStyle w:val="Heading2"/>
+      </w:pPr>
+      <w:r>
+        <w:t xml:space="preserve">Demographics</w:t>
+      </w:r>
+    </w:p>
+    <w:p>
+      <w:pPr>
+        <w:pStyle w:val="FirstParagraph"/>
+      </w:pPr>
+      <w:r>
+        <w:t xml:space="preserve">The final sample includes 138 participants. 73 (53%) participants are females, 17 (12%) are non-White minorities, 39 (28%) earned less than half of the median income in Madison in Year 2017, and 13 (9%) aged 55 or older.</w:t>
+      </w:r>
+    </w:p>
+    <w:tbl>
+      <w:tblPr>
+        <w:tblStyle w:val="Table"/>
+        <w:tblW w:type="pct" w:w="5000"/>
+        <w:tblLayout w:type="fixed"/>
+        <w:tblLook w:firstRow="0" w:lastRow="0" w:firstColumn="0" w:lastColumn="0" w:noHBand="0" w:noVBand="0" w:val="0000"/>
+      </w:tblPr>
+      <w:tblGrid>
+        <w:gridCol w:w="7920"/>
+      </w:tblGrid>
+      <w:tr>
+        <w:tc>
+          <w:tcPr/>
+          <w:bookmarkStart w:id="50" w:name="fig-demographics"/>
           <w:p>
             <w:pPr>
               <w:pStyle w:val="Compact"/>
@@ -1914,18 +1955,18 @@
                 <wp:inline>
                   <wp:extent cx="5334000" cy="2667000"/>
                   <wp:effectExtent b="0" l="0" r="0" t="0"/>
-                  <wp:docPr descr="" title="" id="47" name="Picture"/>
+                  <wp:docPr descr="" title="" id="48" name="Picture"/>
                   <a:graphic>
                     <a:graphicData uri="http://schemas.openxmlformats.org/drawingml/2006/picture">
                       <pic:pic>
                         <pic:nvPicPr>
-                          <pic:cNvPr descr="index_files/figure-docx/notebooks-eda_demographics-fig-demographics-output-1.png" id="48" name="Picture"/>
+                          <pic:cNvPr descr="index_files/figure-docx/notebooks-eda_demographics-fig-demographics-output-1.png" id="49" name="Picture"/>
                           <pic:cNvPicPr>
                             <a:picLocks noChangeArrowheads="1" noChangeAspect="1"/>
                           </pic:cNvPicPr>
                         </pic:nvPicPr>
                         <pic:blipFill>
-                          <a:blip r:embed="rId46"/>
+                          <a:blip r:embed="rId47"/>
                           <a:stretch>
                             <a:fillRect/>
                           </a:stretch>
@@ -1965,7 +2006,7 @@
               <w:t xml:space="preserve">Figure 2: Demographic Distribution</w:t>
             </w:r>
           </w:p>
-          <w:bookmarkEnd w:id="49"/>
+          <w:bookmarkEnd w:id="50"/>
         </w:tc>
       </w:tr>
     </w:tbl>
@@ -1985,7 +2026,7 @@
         </w:rPr>
         <w:t xml:space="preserve"> </w:t>
       </w:r>
-      <w:hyperlink r:id="rId50">
+      <w:hyperlink r:id="rId51">
         <w:r>
           <w:rPr>
             <w:rStyle w:val="Hyperlink"/>
@@ -1995,8 +2036,8 @@
         </w:r>
       </w:hyperlink>
     </w:p>
-    <w:bookmarkEnd w:id="51"/>
-    <w:bookmarkStart w:id="72" w:name="sample-distribution"/>
+    <w:bookmarkEnd w:id="52"/>
+    <w:bookmarkStart w:id="73" w:name="sample-distribution"/>
     <w:p>
       <w:pPr>
         <w:pStyle w:val="Heading2"/>
@@ -2026,7 +2067,7 @@
       <w:tr>
         <w:tc>
           <w:tcPr/>
-          <w:bookmarkStart w:id="55" w:name="fig-lapse_count"/>
+          <w:bookmarkStart w:id="56" w:name="fig-lapse_count"/>
           <w:p>
             <w:pPr>
               <w:pStyle w:val="Compact"/>
@@ -2037,18 +2078,18 @@
                 <wp:inline>
                   <wp:extent cx="5334000" cy="3810000"/>
                   <wp:effectExtent b="0" l="0" r="0" t="0"/>
-                  <wp:docPr descr="" title="" id="53" name="Picture"/>
+                  <wp:docPr descr="" title="" id="54" name="Picture"/>
                   <a:graphic>
                     <a:graphicData uri="http://schemas.openxmlformats.org/drawingml/2006/picture">
                       <pic:pic>
                         <pic:nvPicPr>
-                          <pic:cNvPr descr="index_files/figure-docx/notebooks-eda_messages-fig-lapse_count-output-1.png" id="54" name="Picture"/>
+                          <pic:cNvPr descr="index_files/figure-docx/notebooks-eda_messages-fig-lapse_count-output-1.png" id="55" name="Picture"/>
                           <pic:cNvPicPr>
                             <a:picLocks noChangeArrowheads="1" noChangeAspect="1"/>
                           </pic:cNvPicPr>
                         </pic:nvPicPr>
                         <pic:blipFill>
-                          <a:blip r:embed="rId52"/>
+                          <a:blip r:embed="rId53"/>
                           <a:stretch>
                             <a:fillRect/>
                           </a:stretch>
@@ -2088,7 +2129,7 @@
               <w:t xml:space="preserve">Figure 3: Distribution of Lapse Label Counts</w:t>
             </w:r>
           </w:p>
-          <w:bookmarkEnd w:id="55"/>
+          <w:bookmarkEnd w:id="56"/>
         </w:tc>
       </w:tr>
     </w:tbl>
@@ -2108,7 +2149,7 @@
         </w:rPr>
         <w:t xml:space="preserve"> </w:t>
       </w:r>
-      <w:hyperlink r:id="rId56">
+      <w:hyperlink r:id="rId57">
         <w:r>
           <w:rPr>
             <w:rStyle w:val="Hyperlink"/>
@@ -2139,7 +2180,7 @@
       <w:tr>
         <w:tc>
           <w:tcPr/>
-          <w:bookmarkStart w:id="60" w:name="fig-raw"/>
+          <w:bookmarkStart w:id="61" w:name="fig-raw"/>
           <w:p>
             <w:pPr>
               <w:pStyle w:val="Compact"/>
@@ -2150,18 +2191,18 @@
                 <wp:inline>
                   <wp:extent cx="5334000" cy="3810000"/>
                   <wp:effectExtent b="0" l="0" r="0" t="0"/>
-                  <wp:docPr descr="" title="" id="58" name="Picture"/>
+                  <wp:docPr descr="" title="" id="59" name="Picture"/>
                   <a:graphic>
                     <a:graphicData uri="http://schemas.openxmlformats.org/drawingml/2006/picture">
                       <pic:pic>
                         <pic:nvPicPr>
-                          <pic:cNvPr descr="index_files/figure-docx/notebooks-eda_messages-fig-raw-output-1.png" id="59" name="Picture"/>
+                          <pic:cNvPr descr="index_files/figure-docx/notebooks-eda_messages-fig-raw-output-1.png" id="60" name="Picture"/>
                           <pic:cNvPicPr>
                             <a:picLocks noChangeArrowheads="1" noChangeAspect="1"/>
                           </pic:cNvPicPr>
                         </pic:nvPicPr>
                         <pic:blipFill>
-                          <a:blip r:embed="rId57"/>
+                          <a:blip r:embed="rId58"/>
                           <a:stretch>
                             <a:fillRect/>
                           </a:stretch>
@@ -2201,7 +2242,7 @@
               <w:t xml:space="preserve">Figure 4: Sample Characteristics of Raw Messages</w:t>
             </w:r>
           </w:p>
-          <w:bookmarkEnd w:id="60"/>
+          <w:bookmarkEnd w:id="61"/>
         </w:tc>
       </w:tr>
     </w:tbl>
@@ -2221,7 +2262,7 @@
         </w:rPr>
         <w:t xml:space="preserve"> </w:t>
       </w:r>
-      <w:hyperlink r:id="rId61">
+      <w:hyperlink r:id="rId62">
         <w:r>
           <w:rPr>
             <w:rStyle w:val="Hyperlink"/>
@@ -2252,7 +2293,7 @@
       <w:tr>
         <w:tc>
           <w:tcPr/>
-          <w:bookmarkStart w:id="65" w:name="fig-3day"/>
+          <w:bookmarkStart w:id="66" w:name="fig-3day"/>
           <w:p>
             <w:pPr>
               <w:pStyle w:val="Compact"/>
@@ -2263,18 +2304,18 @@
                 <wp:inline>
                   <wp:extent cx="5334000" cy="3810000"/>
                   <wp:effectExtent b="0" l="0" r="0" t="0"/>
-                  <wp:docPr descr="" title="" id="63" name="Picture"/>
+                  <wp:docPr descr="" title="" id="64" name="Picture"/>
                   <a:graphic>
                     <a:graphicData uri="http://schemas.openxmlformats.org/drawingml/2006/picture">
                       <pic:pic>
                         <pic:nvPicPr>
-                          <pic:cNvPr descr="index_files/figure-docx/notebooks-eda_messages-fig-3day-output-2.png" id="64" name="Picture"/>
+                          <pic:cNvPr descr="index_files/figure-docx/notebooks-eda_messages-fig-3day-output-2.png" id="65" name="Picture"/>
                           <pic:cNvPicPr>
                             <a:picLocks noChangeArrowheads="1" noChangeAspect="1"/>
                           </pic:cNvPicPr>
                         </pic:nvPicPr>
                         <pic:blipFill>
-                          <a:blip r:embed="rId62"/>
+                          <a:blip r:embed="rId63"/>
                           <a:stretch>
                             <a:fillRect/>
                           </a:stretch>
@@ -2314,7 +2355,7 @@
               <w:t xml:space="preserve">Figure 5: Sample Characteristics in the 3-Day Prediction Window</w:t>
             </w:r>
           </w:p>
-          <w:bookmarkEnd w:id="65"/>
+          <w:bookmarkEnd w:id="66"/>
         </w:tc>
       </w:tr>
     </w:tbl>
@@ -2334,7 +2375,7 @@
         </w:rPr>
         <w:t xml:space="preserve"> </w:t>
       </w:r>
-      <w:hyperlink r:id="rId66">
+      <w:hyperlink r:id="rId67">
         <w:r>
           <w:rPr>
             <w:rStyle w:val="Hyperlink"/>
@@ -2365,7 +2406,7 @@
       <w:tr>
         <w:tc>
           <w:tcPr/>
-          <w:bookmarkStart w:id="70" w:name="fig-1week"/>
+          <w:bookmarkStart w:id="71" w:name="fig-1week"/>
           <w:p>
             <w:pPr>
               <w:pStyle w:val="Compact"/>
@@ -2376,18 +2417,18 @@
                 <wp:inline>
                   <wp:extent cx="5334000" cy="3810000"/>
                   <wp:effectExtent b="0" l="0" r="0" t="0"/>
-                  <wp:docPr descr="" title="" id="68" name="Picture"/>
+                  <wp:docPr descr="" title="" id="69" name="Picture"/>
                   <a:graphic>
                     <a:graphicData uri="http://schemas.openxmlformats.org/drawingml/2006/picture">
                       <pic:pic>
                         <pic:nvPicPr>
-                          <pic:cNvPr descr="index_files/figure-docx/notebooks-eda_messages-fig-1week-output-2.png" id="69" name="Picture"/>
+                          <pic:cNvPr descr="index_files/figure-docx/notebooks-eda_messages-fig-1week-output-2.png" id="70" name="Picture"/>
                           <pic:cNvPicPr>
                             <a:picLocks noChangeArrowheads="1" noChangeAspect="1"/>
                           </pic:cNvPicPr>
                         </pic:nvPicPr>
                         <pic:blipFill>
-                          <a:blip r:embed="rId67"/>
+                          <a:blip r:embed="rId68"/>
                           <a:stretch>
                             <a:fillRect/>
                           </a:stretch>
@@ -2427,7 +2468,7 @@
               <w:t xml:space="preserve">Figure 6: Sample Characteristics in the 1-Week Prediction Window</w:t>
             </w:r>
           </w:p>
-          <w:bookmarkEnd w:id="70"/>
+          <w:bookmarkEnd w:id="71"/>
         </w:tc>
       </w:tr>
     </w:tbl>
@@ -2447,7 +2488,7 @@
         </w:rPr>
         <w:t xml:space="preserve"> </w:t>
       </w:r>
-      <w:hyperlink r:id="rId71">
+      <w:hyperlink r:id="rId72">
         <w:r>
           <w:rPr>
             <w:rStyle w:val="Hyperlink"/>
@@ -2457,8 +2498,8 @@
         </w:r>
       </w:hyperlink>
     </w:p>
-    <w:bookmarkEnd w:id="72"/>
-    <w:bookmarkStart w:id="73" w:name="liwc-features"/>
+    <w:bookmarkEnd w:id="73"/>
+    <w:bookmarkStart w:id="74" w:name="liwc-features"/>
     <w:p>
       <w:pPr>
         <w:pStyle w:val="Heading2"/>
@@ -2475,8 +2516,8 @@
         <w:t xml:space="preserve">We obtained LIWC scores from XXX linguistic categories.</w:t>
       </w:r>
     </w:p>
-    <w:bookmarkEnd w:id="73"/>
-    <w:bookmarkStart w:id="74" w:name="model-evaluation"/>
+    <w:bookmarkEnd w:id="74"/>
+    <w:bookmarkStart w:id="75" w:name="model-evaluation"/>
     <w:p>
       <w:pPr>
         <w:pStyle w:val="Heading2"/>
@@ -2485,14 +2526,36 @@
         <w:t xml:space="preserve">Model Evaluation</w:t>
       </w:r>
     </w:p>
-    <w:bookmarkEnd w:id="74"/>
-    <w:bookmarkStart w:id="75" w:name="model-fairness"/>
+    <w:bookmarkEnd w:id="75"/>
+    <w:bookmarkStart w:id="77" w:name="model-fairness"/>
     <w:p>
       <w:pPr>
         <w:pStyle w:val="Heading2"/>
       </w:pPr>
       <w:r>
         <w:t xml:space="preserve">Model Fairness</w:t>
+      </w:r>
+    </w:p>
+    <w:p>
+      <w:pPr>
+        <w:pStyle w:val="FirstParagraph"/>
+      </w:pPr>
+      <w:r>
+        <w:t xml:space="preserve">See</w:t>
+      </w:r>
+      <w:r>
+        <w:t xml:space="preserve"> </w:t>
+      </w:r>
+      <w:hyperlink w:anchor="tbl-fairness">
+        <w:r>
+          <w:rPr>
+            <w:rStyle w:val="Hyperlink"/>
+          </w:rPr>
+          <w:t xml:space="preserve">Table 2</w:t>
+        </w:r>
+      </w:hyperlink>
+      <w:r>
+        <w:t xml:space="preserve">.</w:t>
       </w:r>
     </w:p>
     <w:tbl>
@@ -2500,306 +2563,378 @@
         <w:tblStyle w:val="Table"/>
         <w:tblW w:type="pct" w:w="5000"/>
         <w:tblLayout w:type="fixed"/>
-        <w:tblLook w:firstRow="1" w:lastRow="0" w:firstColumn="0" w:lastColumn="0" w:noHBand="0" w:noVBand="0" w:val="0020"/>
+        <w:tblLook w:firstRow="0" w:lastRow="0" w:firstColumn="0" w:lastColumn="0" w:noHBand="0" w:noVBand="0" w:val="0000"/>
       </w:tblPr>
       <w:tblGrid>
-        <w:gridCol w:w="1584"/>
-        <w:gridCol w:w="1584"/>
-        <w:gridCol w:w="1584"/>
-        <w:gridCol w:w="1584"/>
-        <w:gridCol w:w="1584"/>
+        <w:gridCol w:w="7920"/>
       </w:tblGrid>
-      <w:tr>
-        <w:trPr>
-          <w:tblHeader w:val="on"/>
-        </w:trPr>
-        <w:tc>
-          <w:tcPr/>
-          <w:p>
-            <w:pPr>
-              <w:pStyle w:val="Compact"/>
-            </w:pPr>
-          </w:p>
-        </w:tc>
-        <w:tc>
-          <w:tcPr/>
-          <w:p>
-            <w:pPr>
-              <w:pStyle w:val="Compact"/>
-              <w:jc w:val="left"/>
-            </w:pPr>
-            <w:r>
-              <w:t xml:space="preserve">median</w:t>
-            </w:r>
-          </w:p>
-        </w:tc>
-        <w:tc>
-          <w:tcPr/>
-          <w:p>
-            <w:pPr>
-              <w:pStyle w:val="Compact"/>
-              <w:jc w:val="left"/>
-            </w:pPr>
-            <w:r>
-              <w:t xml:space="preserve">lower</w:t>
-            </w:r>
-          </w:p>
-        </w:tc>
-        <w:tc>
-          <w:tcPr/>
-          <w:p>
-            <w:pPr>
-              <w:pStyle w:val="Compact"/>
-              <w:jc w:val="left"/>
-            </w:pPr>
-            <w:r>
-              <w:t xml:space="preserve">upper</w:t>
-            </w:r>
-          </w:p>
-        </w:tc>
-        <w:tc>
-          <w:tcPr/>
-          <w:p>
-            <w:pPr>
-              <w:pStyle w:val="Compact"/>
-              <w:jc w:val="left"/>
-            </w:pPr>
-            <w:r>
-              <w:t xml:space="preserve">probability</w:t>
-            </w:r>
-          </w:p>
-        </w:tc>
-      </w:tr>
       <w:tr>
         <w:tc>
           <w:tcPr/>
+          <w:bookmarkStart w:id="76" w:name="tbl-fairness"/>
           <w:p>
             <w:pPr>
-              <w:pStyle w:val="Compact"/>
-              <w:jc w:val="left"/>
+              <w:jc w:val="center"/>
+            </w:pPr>
+            <w:pPr>
+              <w:jc w:val="start"/>
+              <w:spacing w:before="200"/>
+              <w:pStyle w:val="ImageCaption"/>
             </w:pPr>
             <w:r>
-              <w:t xml:space="preserve">white vs. non_white</w:t>
+              <w:t xml:space="preserve">Table 2: Model Performance Difference across different demographic subgroups</w:t>
             </w:r>
           </w:p>
-        </w:tc>
-        <w:tc>
-          <w:tcPr/>
-          <w:p>
-            <w:pPr>
-              <w:pStyle w:val="Compact"/>
-              <w:jc w:val="left"/>
-            </w:pPr>
-            <w:r>
-              <w:t xml:space="preserve">0.0316735</w:t>
-            </w:r>
-          </w:p>
-        </w:tc>
-        <w:tc>
-          <w:tcPr/>
-          <w:p>
-            <w:pPr>
-              <w:pStyle w:val="Compact"/>
-              <w:jc w:val="left"/>
-            </w:pPr>
-            <w:r>
-              <w:t xml:space="preserve">0.007314</w:t>
-            </w:r>
-          </w:p>
-        </w:tc>
-        <w:tc>
-          <w:tcPr/>
-          <w:p>
-            <w:pPr>
-              <w:pStyle w:val="Compact"/>
-              <w:jc w:val="left"/>
-            </w:pPr>
-            <w:r>
-              <w:t xml:space="preserve">0.0562629</w:t>
-            </w:r>
-          </w:p>
-        </w:tc>
-        <w:tc>
-          <w:tcPr/>
-          <w:p>
-            <w:pPr>
-              <w:pStyle w:val="Compact"/>
-            </w:pPr>
-          </w:p>
-        </w:tc>
-      </w:tr>
-      <w:tr>
-        <w:tc>
-          <w:tcPr/>
-          <w:p>
-            <w:pPr>
-              <w:pStyle w:val="Compact"/>
-              <w:jc w:val="left"/>
-            </w:pPr>
-            <w:r>
-              <w:t xml:space="preserve">male vs. female</w:t>
-            </w:r>
-          </w:p>
-        </w:tc>
-        <w:tc>
-          <w:tcPr/>
-          <w:p>
-            <w:pPr>
-              <w:pStyle w:val="Compact"/>
-              <w:jc w:val="left"/>
-            </w:pPr>
-            <w:r>
-              <w:t xml:space="preserve">0.0244796</w:t>
-            </w:r>
-          </w:p>
-        </w:tc>
-        <w:tc>
-          <w:tcPr/>
-          <w:p>
-            <w:pPr>
-              <w:pStyle w:val="Compact"/>
-              <w:jc w:val="left"/>
-            </w:pPr>
-            <w:r>
-              <w:t xml:space="preserve">0.0055156</w:t>
-            </w:r>
-          </w:p>
-        </w:tc>
-        <w:tc>
-          <w:tcPr/>
-          <w:p>
-            <w:pPr>
-              <w:pStyle w:val="Compact"/>
-              <w:jc w:val="left"/>
-            </w:pPr>
-            <w:r>
-              <w:t xml:space="preserve">0.0430544</w:t>
-            </w:r>
-          </w:p>
-        </w:tc>
-        <w:tc>
-          <w:tcPr/>
-          <w:p>
-            <w:pPr>
-              <w:pStyle w:val="Compact"/>
-            </w:pPr>
-          </w:p>
-        </w:tc>
-      </w:tr>
-      <w:tr>
-        <w:tc>
-          <w:tcPr/>
-          <w:p>
-            <w:pPr>
-              <w:pStyle w:val="Compact"/>
-              <w:jc w:val="left"/>
-            </w:pPr>
-            <w:r>
-              <w:t xml:space="preserve">younger vs. older</w:t>
-            </w:r>
-          </w:p>
-        </w:tc>
-        <w:tc>
-          <w:tcPr/>
-          <w:p>
-            <w:pPr>
-              <w:pStyle w:val="Compact"/>
-              <w:jc w:val="left"/>
-            </w:pPr>
-            <w:r>
-              <w:t xml:space="preserve">0.0408296</w:t>
-            </w:r>
-          </w:p>
-        </w:tc>
-        <w:tc>
-          <w:tcPr/>
-          <w:p>
-            <w:pPr>
-              <w:pStyle w:val="Compact"/>
-              <w:jc w:val="left"/>
-            </w:pPr>
-            <w:r>
-              <w:t xml:space="preserve">0.01397</w:t>
-            </w:r>
-          </w:p>
-        </w:tc>
-        <w:tc>
-          <w:tcPr/>
-          <w:p>
-            <w:pPr>
-              <w:pStyle w:val="Compact"/>
-              <w:jc w:val="left"/>
-            </w:pPr>
-            <w:r>
-              <w:t xml:space="preserve">0.0676038</w:t>
-            </w:r>
-          </w:p>
-        </w:tc>
-        <w:tc>
-          <w:tcPr/>
-          <w:p>
-            <w:pPr>
-              <w:pStyle w:val="Compact"/>
-            </w:pPr>
-          </w:p>
-        </w:tc>
-      </w:tr>
-      <w:tr>
-        <w:tc>
-          <w:tcPr/>
-          <w:p>
-            <w:pPr>
-              <w:pStyle w:val="Compact"/>
-              <w:jc w:val="left"/>
-            </w:pPr>
-            <w:r>
-              <w:t xml:space="preserve">above_poverty vs. below_poverty</w:t>
-            </w:r>
-          </w:p>
-        </w:tc>
-        <w:tc>
-          <w:tcPr/>
-          <w:p>
-            <w:pPr>
-              <w:pStyle w:val="Compact"/>
-              <w:jc w:val="left"/>
-            </w:pPr>
-            <w:r>
-              <w:t xml:space="preserve">0.0243536</w:t>
-            </w:r>
-          </w:p>
-        </w:tc>
-        <w:tc>
-          <w:tcPr/>
-          <w:p>
-            <w:pPr>
-              <w:pStyle w:val="Compact"/>
-              <w:jc w:val="left"/>
-            </w:pPr>
-            <w:r>
-              <w:t xml:space="preserve">0.0047602</w:t>
-            </w:r>
-          </w:p>
-        </w:tc>
-        <w:tc>
-          <w:tcPr/>
-          <w:p>
-            <w:pPr>
-              <w:pStyle w:val="Compact"/>
-              <w:jc w:val="left"/>
-            </w:pPr>
-            <w:r>
-              <w:t xml:space="preserve">0.0436645</w:t>
-            </w:r>
-          </w:p>
-        </w:tc>
-        <w:tc>
-          <w:tcPr/>
-          <w:p>
-            <w:pPr>
-              <w:pStyle w:val="Compact"/>
-            </w:pPr>
-          </w:p>
+          <w:tbl>
+            <w:tblPr>
+              <w:tblStyle w:val="Table"/>
+              <w:tblW w:type="pct" w:w="5000"/>
+              <w:tblLayout w:type="fixed"/>
+              <w:tblLook w:firstRow="1" w:lastRow="0" w:firstColumn="0" w:lastColumn="0" w:noHBand="0" w:noVBand="0" w:val="0020"/>
+            </w:tblPr>
+            <w:tblGrid>
+              <w:gridCol w:w="1584"/>
+              <w:gridCol w:w="1584"/>
+              <w:gridCol w:w="1584"/>
+              <w:gridCol w:w="1584"/>
+              <w:gridCol w:w="1584"/>
+            </w:tblGrid>
+            <w:tr>
+              <w:trPr>
+                <w:tblHeader w:val="on"/>
+              </w:trPr>
+              <w:tc>
+                <w:tcPr/>
+                <w:p>
+                  <w:pPr>
+                    <w:pStyle w:val="Compact"/>
+                  </w:pPr>
+                </w:p>
+              </w:tc>
+              <w:tc>
+                <w:tcPr/>
+                <w:p>
+                  <w:pPr>
+                    <w:pStyle w:val="Compact"/>
+                    <w:jc w:val="left"/>
+                    <w:jc w:val="center"/>
+                  </w:pPr>
+                  <w:r>
+                    <w:t xml:space="preserve">median</w:t>
+                  </w:r>
+                </w:p>
+              </w:tc>
+              <w:tc>
+                <w:tcPr/>
+                <w:p>
+                  <w:pPr>
+                    <w:pStyle w:val="Compact"/>
+                    <w:jc w:val="left"/>
+                    <w:jc w:val="center"/>
+                  </w:pPr>
+                  <w:r>
+                    <w:t xml:space="preserve">lower</w:t>
+                  </w:r>
+                </w:p>
+              </w:tc>
+              <w:tc>
+                <w:tcPr/>
+                <w:p>
+                  <w:pPr>
+                    <w:pStyle w:val="Compact"/>
+                    <w:jc w:val="left"/>
+                    <w:jc w:val="center"/>
+                  </w:pPr>
+                  <w:r>
+                    <w:t xml:space="preserve">upper</w:t>
+                  </w:r>
+                </w:p>
+              </w:tc>
+              <w:tc>
+                <w:tcPr/>
+                <w:p>
+                  <w:pPr>
+                    <w:pStyle w:val="Compact"/>
+                    <w:jc w:val="left"/>
+                    <w:jc w:val="center"/>
+                  </w:pPr>
+                  <w:r>
+                    <w:t xml:space="preserve">probability</w:t>
+                  </w:r>
+                </w:p>
+              </w:tc>
+            </w:tr>
+            <w:tr>
+              <w:tc>
+                <w:tcPr/>
+                <w:p>
+                  <w:pPr>
+                    <w:pStyle w:val="Compact"/>
+                    <w:jc w:val="left"/>
+                    <w:jc w:val="center"/>
+                  </w:pPr>
+                  <w:r>
+                    <w:t xml:space="preserve">white vs. non_white</w:t>
+                  </w:r>
+                </w:p>
+              </w:tc>
+              <w:tc>
+                <w:tcPr/>
+                <w:p>
+                  <w:pPr>
+                    <w:pStyle w:val="Compact"/>
+                    <w:jc w:val="left"/>
+                    <w:jc w:val="center"/>
+                  </w:pPr>
+                  <w:r>
+                    <w:t xml:space="preserve">0.03</w:t>
+                  </w:r>
+                </w:p>
+              </w:tc>
+              <w:tc>
+                <w:tcPr/>
+                <w:p>
+                  <w:pPr>
+                    <w:pStyle w:val="Compact"/>
+                    <w:jc w:val="left"/>
+                    <w:jc w:val="center"/>
+                  </w:pPr>
+                  <w:r>
+                    <w:t xml:space="preserve">0.01</w:t>
+                  </w:r>
+                </w:p>
+              </w:tc>
+              <w:tc>
+                <w:tcPr/>
+                <w:p>
+                  <w:pPr>
+                    <w:pStyle w:val="Compact"/>
+                    <w:jc w:val="left"/>
+                    <w:jc w:val="center"/>
+                  </w:pPr>
+                  <w:r>
+                    <w:t xml:space="preserve">0.06</w:t>
+                  </w:r>
+                </w:p>
+              </w:tc>
+              <w:tc>
+                <w:tcPr/>
+                <w:p>
+                  <w:pPr>
+                    <w:pStyle w:val="Compact"/>
+                    <w:jc w:val="left"/>
+                    <w:jc w:val="center"/>
+                  </w:pPr>
+                  <w:r>
+                    <w:t xml:space="preserve">0.99</w:t>
+                  </w:r>
+                </w:p>
+              </w:tc>
+            </w:tr>
+            <w:tr>
+              <w:tc>
+                <w:tcPr/>
+                <w:p>
+                  <w:pPr>
+                    <w:pStyle w:val="Compact"/>
+                    <w:jc w:val="left"/>
+                    <w:jc w:val="center"/>
+                  </w:pPr>
+                  <w:r>
+                    <w:t xml:space="preserve">male vs. female</w:t>
+                  </w:r>
+                </w:p>
+              </w:tc>
+              <w:tc>
+                <w:tcPr/>
+                <w:p>
+                  <w:pPr>
+                    <w:pStyle w:val="Compact"/>
+                    <w:jc w:val="left"/>
+                    <w:jc w:val="center"/>
+                  </w:pPr>
+                  <w:r>
+                    <w:t xml:space="preserve">0.02</w:t>
+                  </w:r>
+                </w:p>
+              </w:tc>
+              <w:tc>
+                <w:tcPr/>
+                <w:p>
+                  <w:pPr>
+                    <w:pStyle w:val="Compact"/>
+                    <w:jc w:val="left"/>
+                    <w:jc w:val="center"/>
+                  </w:pPr>
+                  <w:r>
+                    <w:t xml:space="preserve">0.01</w:t>
+                  </w:r>
+                </w:p>
+              </w:tc>
+              <w:tc>
+                <w:tcPr/>
+                <w:p>
+                  <w:pPr>
+                    <w:pStyle w:val="Compact"/>
+                    <w:jc w:val="left"/>
+                    <w:jc w:val="center"/>
+                  </w:pPr>
+                  <w:r>
+                    <w:t xml:space="preserve">0.04</w:t>
+                  </w:r>
+                </w:p>
+              </w:tc>
+              <w:tc>
+                <w:tcPr/>
+                <w:p>
+                  <w:pPr>
+                    <w:pStyle w:val="Compact"/>
+                    <w:jc w:val="left"/>
+                    <w:jc w:val="center"/>
+                  </w:pPr>
+                  <w:r>
+                    <w:t xml:space="preserve">1.00</w:t>
+                  </w:r>
+                </w:p>
+              </w:tc>
+            </w:tr>
+            <w:tr>
+              <w:tc>
+                <w:tcPr/>
+                <w:p>
+                  <w:pPr>
+                    <w:pStyle w:val="Compact"/>
+                    <w:jc w:val="left"/>
+                    <w:jc w:val="center"/>
+                  </w:pPr>
+                  <w:r>
+                    <w:t xml:space="preserve">younger vs. older</w:t>
+                  </w:r>
+                </w:p>
+              </w:tc>
+              <w:tc>
+                <w:tcPr/>
+                <w:p>
+                  <w:pPr>
+                    <w:pStyle w:val="Compact"/>
+                    <w:jc w:val="left"/>
+                    <w:jc w:val="center"/>
+                  </w:pPr>
+                  <w:r>
+                    <w:t xml:space="preserve">0.04</w:t>
+                  </w:r>
+                </w:p>
+              </w:tc>
+              <w:tc>
+                <w:tcPr/>
+                <w:p>
+                  <w:pPr>
+                    <w:pStyle w:val="Compact"/>
+                    <w:jc w:val="left"/>
+                    <w:jc w:val="center"/>
+                  </w:pPr>
+                  <w:r>
+                    <w:t xml:space="preserve">0.01</w:t>
+                  </w:r>
+                </w:p>
+              </w:tc>
+              <w:tc>
+                <w:tcPr/>
+                <w:p>
+                  <w:pPr>
+                    <w:pStyle w:val="Compact"/>
+                    <w:jc w:val="left"/>
+                    <w:jc w:val="center"/>
+                  </w:pPr>
+                  <w:r>
+                    <w:t xml:space="preserve">0.07</w:t>
+                  </w:r>
+                </w:p>
+              </w:tc>
+              <w:tc>
+                <w:tcPr/>
+                <w:p>
+                  <w:pPr>
+                    <w:pStyle w:val="Compact"/>
+                    <w:jc w:val="left"/>
+                    <w:jc w:val="center"/>
+                  </w:pPr>
+                  <w:r>
+                    <w:t xml:space="preserve">1.00</w:t>
+                  </w:r>
+                </w:p>
+              </w:tc>
+            </w:tr>
+            <w:tr>
+              <w:tc>
+                <w:tcPr/>
+                <w:p>
+                  <w:pPr>
+                    <w:pStyle w:val="Compact"/>
+                    <w:jc w:val="left"/>
+                    <w:jc w:val="center"/>
+                  </w:pPr>
+                  <w:r>
+                    <w:t xml:space="preserve">above_poverty vs. below_poverty</w:t>
+                  </w:r>
+                </w:p>
+              </w:tc>
+              <w:tc>
+                <w:tcPr/>
+                <w:p>
+                  <w:pPr>
+                    <w:pStyle w:val="Compact"/>
+                    <w:jc w:val="left"/>
+                    <w:jc w:val="center"/>
+                  </w:pPr>
+                  <w:r>
+                    <w:t xml:space="preserve">0.02</w:t>
+                  </w:r>
+                </w:p>
+              </w:tc>
+              <w:tc>
+                <w:tcPr/>
+                <w:p>
+                  <w:pPr>
+                    <w:pStyle w:val="Compact"/>
+                    <w:jc w:val="left"/>
+                    <w:jc w:val="center"/>
+                  </w:pPr>
+                  <w:r>
+                    <w:t xml:space="preserve">0.00</w:t>
+                  </w:r>
+                </w:p>
+              </w:tc>
+              <w:tc>
+                <w:tcPr/>
+                <w:p>
+                  <w:pPr>
+                    <w:pStyle w:val="Compact"/>
+                    <w:jc w:val="left"/>
+                    <w:jc w:val="center"/>
+                  </w:pPr>
+                  <w:r>
+                    <w:t xml:space="preserve">0.04</w:t>
+                  </w:r>
+                </w:p>
+              </w:tc>
+              <w:tc>
+                <w:tcPr/>
+                <w:p>
+                  <w:pPr>
+                    <w:pStyle w:val="Compact"/>
+                    <w:jc w:val="left"/>
+                    <w:jc w:val="center"/>
+                  </w:pPr>
+                  <w:r>
+                    <w:t xml:space="preserve">0.99</w:t>
+                  </w:r>
+                </w:p>
+              </w:tc>
+            </w:tr>
+          </w:tbl>
+          <w:bookmarkEnd w:id="76"/>
+          <w:p/>
         </w:tc>
       </w:tr>
     </w:tbl>
@@ -2808,9 +2943,9 @@
         <w:br w:type="page"/>
       </w:r>
     </w:p>
-    <w:bookmarkEnd w:id="75"/>
-    <w:bookmarkEnd w:id="76"/>
-    <w:bookmarkStart w:id="198" w:name="discussions"/>
+    <w:bookmarkEnd w:id="77"/>
+    <w:bookmarkEnd w:id="78"/>
+    <w:bookmarkStart w:id="200" w:name="discussions"/>
     <w:p>
       <w:pPr>
         <w:pStyle w:val="Heading1"/>
@@ -2824,8 +2959,8 @@
         <w:br w:type="page"/>
       </w:r>
     </w:p>
-    <w:bookmarkStart w:id="197" w:name="refs"/>
-    <w:bookmarkStart w:id="78" w:name="Xafb9ebfeab280acee598deb0b35b093eec91108"/>
+    <w:bookmarkStart w:id="199" w:name="refs"/>
+    <w:bookmarkStart w:id="80" w:name="Xafb9ebfeab280acee598deb0b35b093eec91108"/>
     <w:p>
       <w:pPr>
         <w:pStyle w:val="Bibliography"/>
@@ -2915,7 +3050,7 @@
       <w:r>
         <w:t xml:space="preserve"> </w:t>
       </w:r>
-      <w:hyperlink r:id="rId77">
+      <w:hyperlink r:id="rId79">
         <w:r>
           <w:rPr>
             <w:rStyle w:val="Hyperlink"/>
@@ -2927,8 +3062,8 @@
         <w:t xml:space="preserve">.</w:t>
       </w:r>
     </w:p>
-    <w:bookmarkEnd w:id="78"/>
-    <w:bookmarkStart w:id="80" w:name="ref-afsharNaturalLanguageProcessing2019"/>
+    <w:bookmarkEnd w:id="80"/>
+    <w:bookmarkStart w:id="82" w:name="ref-afsharNaturalLanguageProcessing2019"/>
     <w:p>
       <w:pPr>
         <w:pStyle w:val="Bibliography"/>
@@ -2961,7 +3096,7 @@
       <w:r>
         <w:t xml:space="preserve"> </w:t>
       </w:r>
-      <w:hyperlink r:id="rId79">
+      <w:hyperlink r:id="rId81">
         <w:r>
           <w:rPr>
             <w:rStyle w:val="Hyperlink"/>
@@ -2973,8 +3108,8 @@
         <w:t xml:space="preserve">.</w:t>
       </w:r>
     </w:p>
-    <w:bookmarkEnd w:id="80"/>
-    <w:bookmarkStart w:id="82" w:name="Xc95fb8816eaf9f583d19d6cba6a9ac025f9fe91"/>
+    <w:bookmarkEnd w:id="82"/>
+    <w:bookmarkStart w:id="84" w:name="Xc95fb8816eaf9f583d19d6cba6a9ac025f9fe91"/>
     <w:p>
       <w:pPr>
         <w:pStyle w:val="Bibliography"/>
@@ -3162,7 +3297,7 @@
       <w:r>
         <w:t xml:space="preserve"> </w:t>
       </w:r>
-      <w:hyperlink r:id="rId81">
+      <w:hyperlink r:id="rId83">
         <w:r>
           <w:rPr>
             <w:rStyle w:val="Hyperlink"/>
@@ -3174,8 +3309,8 @@
         <w:t xml:space="preserve">.</w:t>
       </w:r>
     </w:p>
-    <w:bookmarkEnd w:id="82"/>
-    <w:bookmarkStart w:id="84" w:name="Xa710417644a60899013e4932e847385912f9696"/>
+    <w:bookmarkEnd w:id="84"/>
+    <w:bookmarkStart w:id="86" w:name="Xa710417644a60899013e4932e847385912f9696"/>
     <w:p>
       <w:pPr>
         <w:pStyle w:val="Bibliography"/>
@@ -3220,7 +3355,7 @@
       <w:r>
         <w:t xml:space="preserve"> </w:t>
       </w:r>
-      <w:hyperlink r:id="rId83">
+      <w:hyperlink r:id="rId85">
         <w:r>
           <w:rPr>
             <w:rStyle w:val="Hyperlink"/>
@@ -3232,8 +3367,8 @@
         <w:t xml:space="preserve">.</w:t>
       </w:r>
     </w:p>
-    <w:bookmarkEnd w:id="84"/>
-    <w:bookmarkStart w:id="86" w:name="ref-baeMobilePhoneSensors2018a"/>
+    <w:bookmarkEnd w:id="86"/>
+    <w:bookmarkStart w:id="88" w:name="ref-baeMobilePhoneSensors2018a"/>
     <w:p>
       <w:pPr>
         <w:pStyle w:val="Bibliography"/>
@@ -3296,7 +3431,7 @@
       <w:r>
         <w:t xml:space="preserve"> </w:t>
       </w:r>
-      <w:hyperlink r:id="rId85">
+      <w:hyperlink r:id="rId87">
         <w:r>
           <w:rPr>
             <w:rStyle w:val="Hyperlink"/>
@@ -3308,8 +3443,8 @@
         <w:t xml:space="preserve">.</w:t>
       </w:r>
     </w:p>
-    <w:bookmarkEnd w:id="86"/>
-    <w:bookmarkStart w:id="88" w:name="Xe55fcb9276abfce60e3423ca0e9912c33a11f0b"/>
+    <w:bookmarkEnd w:id="88"/>
+    <w:bookmarkStart w:id="90" w:name="Xe55fcb9276abfce60e3423ca0e9912c33a11f0b"/>
     <w:p>
       <w:pPr>
         <w:pStyle w:val="Bibliography"/>
@@ -3354,7 +3489,7 @@
       <w:r>
         <w:t xml:space="preserve"> </w:t>
       </w:r>
-      <w:hyperlink r:id="rId87">
+      <w:hyperlink r:id="rId89">
         <w:r>
           <w:rPr>
             <w:rStyle w:val="Hyperlink"/>
@@ -3366,8 +3501,8 @@
         <w:t xml:space="preserve">.</w:t>
       </w:r>
     </w:p>
-    <w:bookmarkEnd w:id="88"/>
-    <w:bookmarkStart w:id="90" w:name="X0dfc9bfbbbc9cc86d14160256792ce0ff6efdd3"/>
+    <w:bookmarkEnd w:id="90"/>
+    <w:bookmarkStart w:id="92" w:name="X0dfc9bfbbbc9cc86d14160256792ce0ff6efdd3"/>
     <w:p>
       <w:pPr>
         <w:pStyle w:val="Bibliography"/>
@@ -3400,7 +3535,7 @@
       <w:r>
         <w:t xml:space="preserve"> </w:t>
       </w:r>
-      <w:hyperlink r:id="rId89">
+      <w:hyperlink r:id="rId91">
         <w:r>
           <w:rPr>
             <w:rStyle w:val="Hyperlink"/>
@@ -3412,8 +3547,8 @@
         <w:t xml:space="preserve">.</w:t>
       </w:r>
     </w:p>
-    <w:bookmarkEnd w:id="90"/>
-    <w:bookmarkStart w:id="92" w:name="ref-bucciTheyAreNot2019"/>
+    <w:bookmarkEnd w:id="92"/>
+    <w:bookmarkStart w:id="94" w:name="ref-bucciTheyAreNot2019"/>
     <w:p>
       <w:pPr>
         <w:pStyle w:val="Bibliography"/>
@@ -3497,7 +3632,7 @@
       <w:r>
         <w:t xml:space="preserve"> </w:t>
       </w:r>
-      <w:hyperlink r:id="rId91">
+      <w:hyperlink r:id="rId93">
         <w:r>
           <w:rPr>
             <w:rStyle w:val="Hyperlink"/>
@@ -3509,8 +3644,8 @@
         <w:t xml:space="preserve">.</w:t>
       </w:r>
     </w:p>
-    <w:bookmarkEnd w:id="92"/>
-    <w:bookmarkStart w:id="94" w:name="X565bbce5bff6dc592dea5af242f12d8b37400a4"/>
+    <w:bookmarkEnd w:id="94"/>
+    <w:bookmarkStart w:id="96" w:name="X565bbce5bff6dc592dea5af242f12d8b37400a4"/>
     <w:p>
       <w:pPr>
         <w:pStyle w:val="Bibliography"/>
@@ -3597,7 +3732,7 @@
       <w:r>
         <w:t xml:space="preserve"> </w:t>
       </w:r>
-      <w:hyperlink r:id="rId93">
+      <w:hyperlink r:id="rId95">
         <w:r>
           <w:rPr>
             <w:rStyle w:val="Hyperlink"/>
@@ -3609,8 +3744,8 @@
         <w:t xml:space="preserve">.</w:t>
       </w:r>
     </w:p>
-    <w:bookmarkEnd w:id="94"/>
-    <w:bookmarkStart w:id="96" w:name="ref-chihPredictiveModelingAddiction2014a"/>
+    <w:bookmarkEnd w:id="96"/>
+    <w:bookmarkStart w:id="98" w:name="ref-chihPredictiveModelingAddiction2014a"/>
     <w:p>
       <w:pPr>
         <w:pStyle w:val="Bibliography"/>
@@ -3643,7 +3778,7 @@
       <w:r>
         <w:t xml:space="preserve"> </w:t>
       </w:r>
-      <w:hyperlink r:id="rId95">
+      <w:hyperlink r:id="rId97">
         <w:r>
           <w:rPr>
             <w:rStyle w:val="Hyperlink"/>
@@ -3655,8 +3790,8 @@
         <w:t xml:space="preserve">.</w:t>
       </w:r>
     </w:p>
-    <w:bookmarkEnd w:id="96"/>
-    <w:bookmarkStart w:id="98" w:name="ref-chungRelapseAlcoholOther2006a"/>
+    <w:bookmarkEnd w:id="98"/>
+    <w:bookmarkStart w:id="100" w:name="ref-chungRelapseAlcoholOther2006a"/>
     <w:p>
       <w:pPr>
         <w:pStyle w:val="Bibliography"/>
@@ -3698,7 +3833,7 @@
       <w:r>
         <w:t xml:space="preserve"> </w:t>
       </w:r>
-      <w:hyperlink r:id="rId97">
+      <w:hyperlink r:id="rId99">
         <w:r>
           <w:rPr>
             <w:rStyle w:val="Hyperlink"/>
@@ -3710,8 +3845,8 @@
         <w:t xml:space="preserve">.</w:t>
       </w:r>
     </w:p>
-    <w:bookmarkEnd w:id="98"/>
-    <w:bookmarkStart w:id="100" w:name="ref-czyzEcologicalAssessmentDaily2018"/>
+    <w:bookmarkEnd w:id="100"/>
+    <w:bookmarkStart w:id="102" w:name="ref-czyzEcologicalAssessmentDaily2018"/>
     <w:p>
       <w:pPr>
         <w:pStyle w:val="Bibliography"/>
@@ -3756,7 +3891,7 @@
       <w:r>
         <w:t xml:space="preserve"> </w:t>
       </w:r>
-      <w:hyperlink r:id="rId99">
+      <w:hyperlink r:id="rId101">
         <w:r>
           <w:rPr>
             <w:rStyle w:val="Hyperlink"/>
@@ -3768,8 +3903,8 @@
         <w:t xml:space="preserve">.</w:t>
       </w:r>
     </w:p>
-    <w:bookmarkEnd w:id="100"/>
-    <w:bookmarkStart w:id="102" w:name="ref-dibartoloAlcoholUseDisorder2017"/>
+    <w:bookmarkEnd w:id="102"/>
+    <w:bookmarkStart w:id="104" w:name="ref-dibartoloAlcoholUseDisorder2017"/>
     <w:p>
       <w:pPr>
         <w:pStyle w:val="Bibliography"/>
@@ -3856,7 +3991,7 @@
       <w:r>
         <w:t xml:space="preserve"> </w:t>
       </w:r>
-      <w:hyperlink r:id="rId101">
+      <w:hyperlink r:id="rId103">
         <w:r>
           <w:rPr>
             <w:rStyle w:val="Hyperlink"/>
@@ -3868,8 +4003,8 @@
         <w:t xml:space="preserve">.</w:t>
       </w:r>
     </w:p>
-    <w:bookmarkEnd w:id="102"/>
-    <w:bookmarkStart w:id="104" w:name="ref-feingoldProximalVsDistal2015"/>
+    <w:bookmarkEnd w:id="104"/>
+    <w:bookmarkStart w:id="106" w:name="ref-feingoldProximalVsDistal2015"/>
     <w:p>
       <w:pPr>
         <w:pStyle w:val="Bibliography"/>
@@ -3902,7 +4037,7 @@
       <w:r>
         <w:t xml:space="preserve"> </w:t>
       </w:r>
-      <w:hyperlink r:id="rId103">
+      <w:hyperlink r:id="rId105">
         <w:r>
           <w:rPr>
             <w:rStyle w:val="Hyperlink"/>
@@ -3914,8 +4049,8 @@
         <w:t xml:space="preserve">.</w:t>
       </w:r>
     </w:p>
-    <w:bookmarkEnd w:id="104"/>
-    <w:bookmarkStart w:id="106" w:name="ref-finnPerceivedBarriersSeeking2023"/>
+    <w:bookmarkEnd w:id="106"/>
+    <w:bookmarkStart w:id="108" w:name="ref-finnPerceivedBarriersSeeking2023"/>
     <w:p>
       <w:pPr>
         <w:pStyle w:val="Bibliography"/>
@@ -3960,7 +4095,7 @@
       <w:r>
         <w:t xml:space="preserve"> </w:t>
       </w:r>
-      <w:hyperlink r:id="rId105">
+      <w:hyperlink r:id="rId107">
         <w:r>
           <w:rPr>
             <w:rStyle w:val="Hyperlink"/>
@@ -3972,8 +4107,8 @@
         <w:t xml:space="preserve">.</w:t>
       </w:r>
     </w:p>
-    <w:bookmarkEnd w:id="106"/>
-    <w:bookmarkStart w:id="108" w:name="ref-gilbertGenderDifferencesUse2019b"/>
+    <w:bookmarkEnd w:id="108"/>
+    <w:bookmarkStart w:id="110" w:name="ref-gilbertGenderDifferencesUse2019b"/>
     <w:p>
       <w:pPr>
         <w:pStyle w:val="Bibliography"/>
@@ -4075,7 +4210,7 @@
       <w:r>
         <w:t xml:space="preserve"> </w:t>
       </w:r>
-      <w:hyperlink r:id="rId107">
+      <w:hyperlink r:id="rId109">
         <w:r>
           <w:rPr>
             <w:rStyle w:val="Hyperlink"/>
@@ -4087,8 +4222,8 @@
         <w:t xml:space="preserve">.</w:t>
       </w:r>
     </w:p>
-    <w:bookmarkEnd w:id="108"/>
-    <w:bookmarkStart w:id="110" w:name="Xda7e0211c819cfbb87f310a4ff9aa4e691fefed"/>
+    <w:bookmarkEnd w:id="110"/>
+    <w:bookmarkStart w:id="112" w:name="Xda7e0211c819cfbb87f310a4ff9aa4e691fefed"/>
     <w:p>
       <w:pPr>
         <w:pStyle w:val="Bibliography"/>
@@ -4172,7 +4307,7 @@
       <w:r>
         <w:t xml:space="preserve"> </w:t>
       </w:r>
-      <w:hyperlink r:id="rId109">
+      <w:hyperlink r:id="rId111">
         <w:r>
           <w:rPr>
             <w:rStyle w:val="Hyperlink"/>
@@ -4184,8 +4319,8 @@
         <w:t xml:space="preserve">.</w:t>
       </w:r>
     </w:p>
-    <w:bookmarkEnd w:id="110"/>
-    <w:bookmarkStart w:id="112" w:name="Xb18b2d127665d50164a17bc8322beef69d4f980"/>
+    <w:bookmarkEnd w:id="112"/>
+    <w:bookmarkStart w:id="114" w:name="Xb18b2d127665d50164a17bc8322beef69d4f980"/>
     <w:p>
       <w:pPr>
         <w:pStyle w:val="Bibliography"/>
@@ -4230,7 +4365,7 @@
       <w:r>
         <w:t xml:space="preserve"> </w:t>
       </w:r>
-      <w:hyperlink r:id="rId111">
+      <w:hyperlink r:id="rId113">
         <w:r>
           <w:rPr>
             <w:rStyle w:val="Hyperlink"/>
@@ -4242,8 +4377,8 @@
         <w:t xml:space="preserve">.</w:t>
       </w:r>
     </w:p>
-    <w:bookmarkEnd w:id="112"/>
-    <w:bookmarkStart w:id="114" w:name="Xf3bbd2f018d15797242e38137a2bb5183901854"/>
+    <w:bookmarkEnd w:id="114"/>
+    <w:bookmarkStart w:id="116" w:name="Xf3bbd2f018d15797242e38137a2bb5183901854"/>
     <w:p>
       <w:pPr>
         <w:pStyle w:val="Bibliography"/>
@@ -4276,7 +4411,7 @@
       <w:r>
         <w:t xml:space="preserve"> </w:t>
       </w:r>
-      <w:hyperlink r:id="rId113">
+      <w:hyperlink r:id="rId115">
         <w:r>
           <w:rPr>
             <w:rStyle w:val="Hyperlink"/>
@@ -4288,8 +4423,8 @@
         <w:t xml:space="preserve">.</w:t>
       </w:r>
     </w:p>
-    <w:bookmarkEnd w:id="114"/>
-    <w:bookmarkStart w:id="116" w:name="Xc607b352943521404e0f20019d77839d3605993"/>
+    <w:bookmarkEnd w:id="116"/>
+    <w:bookmarkStart w:id="118" w:name="Xc607b352943521404e0f20019d77839d3605993"/>
     <w:p>
       <w:pPr>
         <w:pStyle w:val="Bibliography"/>
@@ -4355,7 +4490,7 @@
       <w:r>
         <w:t xml:space="preserve"> </w:t>
       </w:r>
-      <w:hyperlink r:id="rId115">
+      <w:hyperlink r:id="rId117">
         <w:r>
           <w:rPr>
             <w:rStyle w:val="Hyperlink"/>
@@ -4367,8 +4502,8 @@
         <w:t xml:space="preserve">.</w:t>
       </w:r>
     </w:p>
-    <w:bookmarkEnd w:id="116"/>
-    <w:bookmarkStart w:id="118" w:name="X908b868cf8e06446dd59b9be0145f3be3b8216e"/>
+    <w:bookmarkEnd w:id="118"/>
+    <w:bookmarkStart w:id="120" w:name="X908b868cf8e06446dd59b9be0145f3be3b8216e"/>
     <w:p>
       <w:pPr>
         <w:pStyle w:val="Bibliography"/>
@@ -4455,7 +4590,7 @@
       <w:r>
         <w:t xml:space="preserve"> </w:t>
       </w:r>
-      <w:hyperlink r:id="rId117">
+      <w:hyperlink r:id="rId119">
         <w:r>
           <w:rPr>
             <w:rStyle w:val="Hyperlink"/>
@@ -4467,8 +4602,8 @@
         <w:t xml:space="preserve">.</w:t>
       </w:r>
     </w:p>
-    <w:bookmarkEnd w:id="118"/>
-    <w:bookmarkStart w:id="120" w:name="ref-jacobsonUsingDigitalTherapeutics2023"/>
+    <w:bookmarkEnd w:id="120"/>
+    <w:bookmarkStart w:id="122" w:name="ref-jacobsonUsingDigitalTherapeutics2023"/>
     <w:p>
       <w:pPr>
         <w:pStyle w:val="Bibliography"/>
@@ -4491,7 +4626,7 @@
       <w:r>
         <w:t xml:space="preserve"> </w:t>
       </w:r>
-      <w:hyperlink r:id="rId119">
+      <w:hyperlink r:id="rId121">
         <w:r>
           <w:rPr>
             <w:rStyle w:val="Hyperlink"/>
@@ -4503,8 +4638,8 @@
         <w:t xml:space="preserve">.</w:t>
       </w:r>
     </w:p>
-    <w:bookmarkEnd w:id="120"/>
-    <w:bookmarkStart w:id="122" w:name="ref-kaddenMarlattRelapseTaxonomy1996"/>
+    <w:bookmarkEnd w:id="122"/>
+    <w:bookmarkStart w:id="124" w:name="ref-kaddenMarlattRelapseTaxonomy1996"/>
     <w:p>
       <w:pPr>
         <w:pStyle w:val="Bibliography"/>
@@ -4546,7 +4681,7 @@
       <w:r>
         <w:t xml:space="preserve"> </w:t>
       </w:r>
-      <w:hyperlink r:id="rId121">
+      <w:hyperlink r:id="rId123">
         <w:r>
           <w:rPr>
             <w:rStyle w:val="Hyperlink"/>
@@ -4558,8 +4693,8 @@
         <w:t xml:space="preserve">.</w:t>
       </w:r>
     </w:p>
-    <w:bookmarkEnd w:id="122"/>
-    <w:bookmarkStart w:id="124" w:name="ref-kaufmannTreatmentSeekingBarriers2014"/>
+    <w:bookmarkEnd w:id="124"/>
+    <w:bookmarkStart w:id="126" w:name="ref-kaufmannTreatmentSeekingBarriers2014"/>
     <w:p>
       <w:pPr>
         <w:pStyle w:val="Bibliography"/>
@@ -4592,7 +4727,7 @@
       <w:r>
         <w:t xml:space="preserve"> </w:t>
       </w:r>
-      <w:hyperlink r:id="rId123">
+      <w:hyperlink r:id="rId125">
         <w:r>
           <w:rPr>
             <w:rStyle w:val="Hyperlink"/>
@@ -4604,8 +4739,8 @@
         <w:t xml:space="preserve">.</w:t>
       </w:r>
     </w:p>
-    <w:bookmarkEnd w:id="124"/>
-    <w:bookmarkStart w:id="125" w:name="ref-korlakuntaReasonsRelapsePatients2012"/>
+    <w:bookmarkEnd w:id="126"/>
+    <w:bookmarkStart w:id="127" w:name="ref-korlakuntaReasonsRelapsePatients2012"/>
     <w:p>
       <w:pPr>
         <w:pStyle w:val="Bibliography"/>
@@ -4636,8 +4771,8 @@
         <w:t xml:space="preserve">13 (2): 108.</w:t>
       </w:r>
     </w:p>
-    <w:bookmarkEnd w:id="125"/>
-    <w:bookmarkStart w:id="127" w:name="ref-lecomteMobileAppsMental2020"/>
+    <w:bookmarkEnd w:id="127"/>
+    <w:bookmarkStart w:id="129" w:name="ref-lecomteMobileAppsMental2020"/>
     <w:p>
       <w:pPr>
         <w:pStyle w:val="Bibliography"/>
@@ -4712,7 +4847,7 @@
       <w:r>
         <w:t xml:space="preserve"> </w:t>
       </w:r>
-      <w:hyperlink r:id="rId126">
+      <w:hyperlink r:id="rId128">
         <w:r>
           <w:rPr>
             <w:rStyle w:val="Hyperlink"/>
@@ -4724,8 +4859,8 @@
         <w:t xml:space="preserve">.</w:t>
       </w:r>
     </w:p>
-    <w:bookmarkEnd w:id="127"/>
-    <w:bookmarkStart w:id="129" w:name="ref-leeDataDrivenDigitalTherapeutics2023"/>
+    <w:bookmarkEnd w:id="129"/>
+    <w:bookmarkStart w:id="131" w:name="ref-leeDataDrivenDigitalTherapeutics2023"/>
     <w:p>
       <w:pPr>
         <w:pStyle w:val="Bibliography"/>
@@ -4788,7 +4923,7 @@
       <w:r>
         <w:t xml:space="preserve"> </w:t>
       </w:r>
-      <w:hyperlink r:id="rId128">
+      <w:hyperlink r:id="rId130">
         <w:r>
           <w:rPr>
             <w:rStyle w:val="Hyperlink"/>
@@ -4800,8 +4935,8 @@
         <w:t xml:space="preserve">.</w:t>
       </w:r>
     </w:p>
-    <w:bookmarkEnd w:id="129"/>
-    <w:bookmarkStart w:id="131" w:name="Xad0e05bf336dda97d227027eae040cfde33d783"/>
+    <w:bookmarkEnd w:id="131"/>
+    <w:bookmarkStart w:id="133" w:name="Xad0e05bf336dda97d227027eae040cfde33d783"/>
     <w:p>
       <w:pPr>
         <w:pStyle w:val="Bibliography"/>
@@ -4843,7 +4978,7 @@
       <w:r>
         <w:t xml:space="preserve"> </w:t>
       </w:r>
-      <w:hyperlink r:id="rId130">
+      <w:hyperlink r:id="rId132">
         <w:r>
           <w:rPr>
             <w:rStyle w:val="Hyperlink"/>
@@ -4855,8 +4990,8 @@
         <w:t xml:space="preserve">.</w:t>
       </w:r>
     </w:p>
-    <w:bookmarkEnd w:id="131"/>
-    <w:bookmarkStart w:id="132" w:name="X34be55f2a2ff67a14e7206627bb93b426490c87"/>
+    <w:bookmarkEnd w:id="133"/>
+    <w:bookmarkStart w:id="134" w:name="X34be55f2a2ff67a14e7206627bb93b426490c87"/>
     <w:p>
       <w:pPr>
         <w:pStyle w:val="Bibliography"/>
@@ -4941,8 +5076,8 @@
         <w:t xml:space="preserve">’17. Red Hook, NY, USA: Curran Associates Inc.</w:t>
       </w:r>
     </w:p>
-    <w:bookmarkEnd w:id="132"/>
-    <w:bookmarkStart w:id="134" w:name="X22e9be3824ec77f661ff36dcfd4b6270812f56f"/>
+    <w:bookmarkEnd w:id="134"/>
+    <w:bookmarkStart w:id="136" w:name="X22e9be3824ec77f661ff36dcfd4b6270812f56f"/>
     <w:p>
       <w:pPr>
         <w:pStyle w:val="Bibliography"/>
@@ -4975,7 +5110,7 @@
       <w:r>
         <w:t xml:space="preserve"> </w:t>
       </w:r>
-      <w:hyperlink r:id="rId133">
+      <w:hyperlink r:id="rId135">
         <w:r>
           <w:rPr>
             <w:rStyle w:val="Hyperlink"/>
@@ -4987,8 +5122,8 @@
         <w:t xml:space="preserve">.</w:t>
       </w:r>
     </w:p>
-    <w:bookmarkEnd w:id="134"/>
-    <w:bookmarkStart w:id="136" w:name="X1329989714ddcecd7db483e12083768f0c5e635"/>
+    <w:bookmarkEnd w:id="136"/>
+    <w:bookmarkStart w:id="138" w:name="X1329989714ddcecd7db483e12083768f0c5e635"/>
     <w:p>
       <w:pPr>
         <w:pStyle w:val="Bibliography"/>
@@ -5021,7 +5156,7 @@
       <w:r>
         <w:t xml:space="preserve"> </w:t>
       </w:r>
-      <w:hyperlink r:id="rId135">
+      <w:hyperlink r:id="rId137">
         <w:r>
           <w:rPr>
             <w:rStyle w:val="Hyperlink"/>
@@ -5033,8 +5168,8 @@
         <w:t xml:space="preserve">.</w:t>
       </w:r>
     </w:p>
-    <w:bookmarkEnd w:id="136"/>
-    <w:bookmarkStart w:id="137" w:name="Xacc8c8a96f728736c6ec7be4d5ae02bdeea04b4"/>
+    <w:bookmarkEnd w:id="138"/>
+    <w:bookmarkStart w:id="139" w:name="Xacc8c8a96f728736c6ec7be4d5ae02bdeea04b4"/>
     <w:p>
       <w:pPr>
         <w:pStyle w:val="Bibliography"/>
@@ -5096,8 +5231,8 @@
         <w:t xml:space="preserve">Strategies in the Treatment of Addictive Behaviors, 2nd Ed. New York, NY, US: The Guilford Press.</w:t>
       </w:r>
     </w:p>
-    <w:bookmarkEnd w:id="137"/>
-    <w:bookmarkStart w:id="139" w:name="ref-mayBarriersTreatmentAlcohol2019"/>
+    <w:bookmarkEnd w:id="139"/>
+    <w:bookmarkStart w:id="141" w:name="ref-mayBarriersTreatmentAlcohol2019"/>
     <w:p>
       <w:pPr>
         <w:pStyle w:val="Bibliography"/>
@@ -5151,7 +5286,7 @@
       <w:r>
         <w:t xml:space="preserve"> </w:t>
       </w:r>
-      <w:hyperlink r:id="rId138">
+      <w:hyperlink r:id="rId140">
         <w:r>
           <w:rPr>
             <w:rStyle w:val="Hyperlink"/>
@@ -5163,8 +5298,8 @@
         <w:t xml:space="preserve">.</w:t>
       </w:r>
     </w:p>
-    <w:bookmarkEnd w:id="139"/>
-    <w:bookmarkStart w:id="141" w:name="ref-mckayStudiesFactorsRelapse1999a"/>
+    <w:bookmarkEnd w:id="141"/>
+    <w:bookmarkStart w:id="143" w:name="ref-mckayStudiesFactorsRelapse1999a"/>
     <w:p>
       <w:pPr>
         <w:pStyle w:val="Bibliography"/>
@@ -5197,7 +5332,7 @@
       <w:r>
         <w:t xml:space="preserve"> </w:t>
       </w:r>
-      <w:hyperlink r:id="rId140">
+      <w:hyperlink r:id="rId142">
         <w:r>
           <w:rPr>
             <w:rStyle w:val="Hyperlink"/>
@@ -5209,8 +5344,8 @@
         <w:t xml:space="preserve">.</w:t>
       </w:r>
     </w:p>
-    <w:bookmarkEnd w:id="141"/>
-    <w:bookmarkStart w:id="143" w:name="Xa85aa3e69b96711203dd276459c27e9adfa1c91"/>
+    <w:bookmarkEnd w:id="143"/>
+    <w:bookmarkStart w:id="145" w:name="Xa85aa3e69b96711203dd276459c27e9adfa1c91"/>
     <w:p>
       <w:pPr>
         <w:pStyle w:val="Bibliography"/>
@@ -5243,7 +5378,7 @@
       <w:r>
         <w:t xml:space="preserve"> </w:t>
       </w:r>
-      <w:hyperlink r:id="rId142">
+      <w:hyperlink r:id="rId144">
         <w:r>
           <w:rPr>
             <w:rStyle w:val="Hyperlink"/>
@@ -5255,8 +5390,8 @@
         <w:t xml:space="preserve">.</w:t>
       </w:r>
     </w:p>
-    <w:bookmarkEnd w:id="143"/>
-    <w:bookmarkStart w:id="145" w:name="X2c8fdc1f963588c4e5803538f331fc3ec069650"/>
+    <w:bookmarkEnd w:id="145"/>
+    <w:bookmarkStart w:id="147" w:name="X2c8fdc1f963588c4e5803538f331fc3ec069650"/>
     <w:p>
       <w:pPr>
         <w:pStyle w:val="Bibliography"/>
@@ -5289,7 +5424,7 @@
       <w:r>
         <w:t xml:space="preserve"> </w:t>
       </w:r>
-      <w:hyperlink r:id="rId144">
+      <w:hyperlink r:id="rId146">
         <w:r>
           <w:rPr>
             <w:rStyle w:val="Hyperlink"/>
@@ -5301,8 +5436,8 @@
         <w:t xml:space="preserve">.</w:t>
       </w:r>
     </w:p>
-    <w:bookmarkEnd w:id="145"/>
-    <w:bookmarkStart w:id="147" w:name="ref-millerWhatRelapseFifty1996"/>
+    <w:bookmarkEnd w:id="147"/>
+    <w:bookmarkStart w:id="149" w:name="ref-millerWhatRelapseFifty1996"/>
     <w:p>
       <w:pPr>
         <w:pStyle w:val="Bibliography"/>
@@ -5347,7 +5482,7 @@
       <w:r>
         <w:t xml:space="preserve"> </w:t>
       </w:r>
-      <w:hyperlink r:id="rId146">
+      <w:hyperlink r:id="rId148">
         <w:r>
           <w:rPr>
             <w:rStyle w:val="Hyperlink"/>
@@ -5359,8 +5494,8 @@
         <w:t xml:space="preserve">.</w:t>
       </w:r>
     </w:p>
-    <w:bookmarkEnd w:id="147"/>
-    <w:bookmarkStart w:id="149" w:name="X2c49998dea99682d6b5f0124ff3ae02aa1b44c6"/>
+    <w:bookmarkEnd w:id="149"/>
+    <w:bookmarkStart w:id="151" w:name="X2c49998dea99682d6b5f0124ff3ae02aa1b44c6"/>
     <w:p>
       <w:pPr>
         <w:pStyle w:val="Bibliography"/>
@@ -5405,7 +5540,7 @@
       <w:r>
         <w:t xml:space="preserve"> </w:t>
       </w:r>
-      <w:hyperlink r:id="rId148">
+      <w:hyperlink r:id="rId150">
         <w:r>
           <w:rPr>
             <w:rStyle w:val="Hyperlink"/>
@@ -5417,8 +5552,8 @@
         <w:t xml:space="preserve">.</w:t>
       </w:r>
     </w:p>
-    <w:bookmarkEnd w:id="149"/>
-    <w:bookmarkStart w:id="150" w:name="X10ed27139bf2726a3dc2246fcd4428578cdfcc2"/>
+    <w:bookmarkEnd w:id="151"/>
+    <w:bookmarkStart w:id="152" w:name="X10ed27139bf2726a3dc2246fcd4428578cdfcc2"/>
     <w:p>
       <w:pPr>
         <w:pStyle w:val="Bibliography"/>
@@ -5502,8 +5637,8 @@
         <w:t xml:space="preserve">https://www.niaaa.nih.gov/alcohols-effects-health/alcohol-topics/alcohol-facts-and-statistics/alcohol-treatment-united-states.</w:t>
       </w:r>
     </w:p>
-    <w:bookmarkEnd w:id="150"/>
-    <w:bookmarkStart w:id="151" w:name="X7d82e15a6eb3257cdf0f7a217921497f7a56ebb"/>
+    <w:bookmarkEnd w:id="152"/>
+    <w:bookmarkStart w:id="153" w:name="X7d82e15a6eb3257cdf0f7a217921497f7a56ebb"/>
     <w:p>
       <w:pPr>
         <w:pStyle w:val="Bibliography"/>
@@ -5614,8 +5749,8 @@
         <w:t xml:space="preserve">https://www.niaaa.nih.gov/alcohols-effects-health/alcohol-topics/alcohol-facts-and-statistics/alcohol-use-disorder-aud-united-states-age-groups-and-demographic-characteristics.</w:t>
       </w:r>
     </w:p>
-    <w:bookmarkEnd w:id="151"/>
-    <w:bookmarkStart w:id="152" w:name="Xefd2679ad72dde34adff1afa8671a6410298df4"/>
+    <w:bookmarkEnd w:id="153"/>
+    <w:bookmarkStart w:id="154" w:name="Xefd2679ad72dde34adff1afa8671a6410298df4"/>
     <w:p>
       <w:pPr>
         <w:pStyle w:val="Bibliography"/>
@@ -5669,8 +5804,8 @@
         <w:t xml:space="preserve">September.</w:t>
       </w:r>
     </w:p>
-    <w:bookmarkEnd w:id="152"/>
-    <w:bookmarkStart w:id="154" w:name="ref-perskiAcceptabilityDigitalHealth2021"/>
+    <w:bookmarkEnd w:id="154"/>
+    <w:bookmarkStart w:id="156" w:name="ref-perskiAcceptabilityDigitalHealth2021"/>
     <w:p>
       <w:pPr>
         <w:pStyle w:val="Bibliography"/>
@@ -5703,7 +5838,7 @@
       <w:r>
         <w:t xml:space="preserve"> </w:t>
       </w:r>
-      <w:hyperlink r:id="rId153">
+      <w:hyperlink r:id="rId155">
         <w:r>
           <w:rPr>
             <w:rStyle w:val="Hyperlink"/>
@@ -5715,8 +5850,8 @@
         <w:t xml:space="preserve">.</w:t>
       </w:r>
     </w:p>
-    <w:bookmarkEnd w:id="154"/>
-    <w:bookmarkStart w:id="156" w:name="Xb003b0f0cdb6de2c73ba14c880bf3ed3d4d8add"/>
+    <w:bookmarkEnd w:id="156"/>
+    <w:bookmarkStart w:id="158" w:name="Xb003b0f0cdb6de2c73ba14c880bf3ed3d4d8add"/>
     <w:p>
       <w:pPr>
         <w:pStyle w:val="Bibliography"/>
@@ -5803,7 +5938,7 @@
       <w:r>
         <w:t xml:space="preserve"> </w:t>
       </w:r>
-      <w:hyperlink r:id="rId155">
+      <w:hyperlink r:id="rId157">
         <w:r>
           <w:rPr>
             <w:rStyle w:val="Hyperlink"/>
@@ -5815,8 +5950,8 @@
         <w:t xml:space="preserve">.</w:t>
       </w:r>
     </w:p>
-    <w:bookmarkEnd w:id="156"/>
-    <w:bookmarkStart w:id="158" w:name="Xbb4506c53ef69c4b172ea82120c613272a44938"/>
+    <w:bookmarkEnd w:id="158"/>
+    <w:bookmarkStart w:id="160" w:name="Xbb4506c53ef69c4b172ea82120c613272a44938"/>
     <w:p>
       <w:pPr>
         <w:pStyle w:val="Bibliography"/>
@@ -5867,7 +6002,7 @@
       <w:r>
         <w:t xml:space="preserve"> </w:t>
       </w:r>
-      <w:hyperlink r:id="rId157">
+      <w:hyperlink r:id="rId159">
         <w:r>
           <w:rPr>
             <w:rStyle w:val="Hyperlink"/>
@@ -5879,8 +6014,8 @@
         <w:t xml:space="preserve">.</w:t>
       </w:r>
     </w:p>
-    <w:bookmarkEnd w:id="158"/>
-    <w:bookmarkStart w:id="160" w:name="ref-probstAlcoholUseDisorder2015"/>
+    <w:bookmarkEnd w:id="160"/>
+    <w:bookmarkStart w:id="162" w:name="ref-probstAlcoholUseDisorder2015"/>
     <w:p>
       <w:pPr>
         <w:pStyle w:val="Bibliography"/>
@@ -5925,7 +6060,7 @@
       <w:r>
         <w:t xml:space="preserve"> </w:t>
       </w:r>
-      <w:hyperlink r:id="rId159">
+      <w:hyperlink r:id="rId161">
         <w:r>
           <w:rPr>
             <w:rStyle w:val="Hyperlink"/>
@@ -5937,8 +6072,8 @@
         <w:t xml:space="preserve">.</w:t>
       </w:r>
     </w:p>
-    <w:bookmarkEnd w:id="160"/>
-    <w:bookmarkStart w:id="162" w:name="ref-sacks2010NationalState2015a"/>
+    <w:bookmarkEnd w:id="162"/>
+    <w:bookmarkStart w:id="164" w:name="ref-sacks2010NationalState2015a"/>
     <w:p>
       <w:pPr>
         <w:pStyle w:val="Bibliography"/>
@@ -6004,7 +6139,7 @@
       <w:r>
         <w:t xml:space="preserve"> </w:t>
       </w:r>
-      <w:hyperlink r:id="rId161">
+      <w:hyperlink r:id="rId163">
         <w:r>
           <w:rPr>
             <w:rStyle w:val="Hyperlink"/>
@@ -6016,8 +6151,8 @@
         <w:t xml:space="preserve">.</w:t>
       </w:r>
     </w:p>
-    <w:bookmarkEnd w:id="162"/>
-    <w:bookmarkStart w:id="164" w:name="X09d525bde5cdf46e9beb75f4b54b37f879a73a6"/>
+    <w:bookmarkEnd w:id="164"/>
+    <w:bookmarkStart w:id="166" w:name="X09d525bde5cdf46e9beb75f4b54b37f879a73a6"/>
     <w:p>
       <w:pPr>
         <w:pStyle w:val="Bibliography"/>
@@ -6092,7 +6227,7 @@
       <w:r>
         <w:t xml:space="preserve"> </w:t>
       </w:r>
-      <w:hyperlink r:id="rId163">
+      <w:hyperlink r:id="rId165">
         <w:r>
           <w:rPr>
             <w:rStyle w:val="Hyperlink"/>
@@ -6104,8 +6239,8 @@
         <w:t xml:space="preserve">.</w:t>
       </w:r>
     </w:p>
-    <w:bookmarkEnd w:id="164"/>
-    <w:bookmarkStart w:id="166" w:name="ref-scottPathwaysRelapseTreatment2005"/>
+    <w:bookmarkEnd w:id="166"/>
+    <w:bookmarkStart w:id="168" w:name="ref-scottPathwaysRelapseTreatment2005"/>
     <w:p>
       <w:pPr>
         <w:pStyle w:val="Bibliography"/>
@@ -6138,7 +6273,7 @@
       <w:r>
         <w:t xml:space="preserve"> </w:t>
       </w:r>
-      <w:hyperlink r:id="rId165">
+      <w:hyperlink r:id="rId167">
         <w:r>
           <w:rPr>
             <w:rStyle w:val="Hyperlink"/>
@@ -6150,8 +6285,8 @@
         <w:t xml:space="preserve">.</w:t>
       </w:r>
     </w:p>
-    <w:bookmarkEnd w:id="166"/>
-    <w:bookmarkStart w:id="168" w:name="ref-sedarousCultureStigmaInequities2023"/>
+    <w:bookmarkEnd w:id="168"/>
+    <w:bookmarkStart w:id="170" w:name="ref-sedarousCultureStigmaInequities2023"/>
     <w:p>
       <w:pPr>
         <w:pStyle w:val="Bibliography"/>
@@ -6184,7 +6319,7 @@
       <w:r>
         <w:t xml:space="preserve"> </w:t>
       </w:r>
-      <w:hyperlink r:id="rId167">
+      <w:hyperlink r:id="rId169">
         <w:r>
           <w:rPr>
             <w:rStyle w:val="Hyperlink"/>
@@ -6196,8 +6331,8 @@
         <w:t xml:space="preserve">.</w:t>
       </w:r>
     </w:p>
-    <w:bookmarkEnd w:id="168"/>
-    <w:bookmarkStart w:id="170" w:name="ref-stoutPredictiveValidityMarlatt1996"/>
+    <w:bookmarkEnd w:id="170"/>
+    <w:bookmarkStart w:id="172" w:name="ref-stoutPredictiveValidityMarlatt1996"/>
     <w:p>
       <w:pPr>
         <w:pStyle w:val="Bibliography"/>
@@ -6239,7 +6374,7 @@
       <w:r>
         <w:t xml:space="preserve"> </w:t>
       </w:r>
-      <w:hyperlink r:id="rId169">
+      <w:hyperlink r:id="rId171">
         <w:r>
           <w:rPr>
             <w:rStyle w:val="Hyperlink"/>
@@ -6251,8 +6386,8 @@
         <w:t xml:space="preserve">.</w:t>
       </w:r>
     </w:p>
-    <w:bookmarkEnd w:id="170"/>
-    <w:bookmarkStart w:id="172" w:name="X96f53643d6f2371e92547a3958d3a6315a75b64"/>
+    <w:bookmarkEnd w:id="172"/>
+    <w:bookmarkStart w:id="174" w:name="X96f53643d6f2371e92547a3958d3a6315a75b64"/>
     <w:p>
       <w:pPr>
         <w:pStyle w:val="Bibliography"/>
@@ -6327,7 +6462,7 @@
       <w:r>
         <w:t xml:space="preserve"> </w:t>
       </w:r>
-      <w:hyperlink r:id="rId171">
+      <w:hyperlink r:id="rId173">
         <w:r>
           <w:rPr>
             <w:rStyle w:val="Hyperlink"/>
@@ -6339,8 +6474,8 @@
         <w:t xml:space="preserve">.</w:t>
       </w:r>
     </w:p>
-    <w:bookmarkEnd w:id="172"/>
-    <w:bookmarkStart w:id="174" w:name="ref-toValidationAlcoholMisuse2020"/>
+    <w:bookmarkEnd w:id="174"/>
+    <w:bookmarkStart w:id="176" w:name="ref-toValidationAlcoholMisuse2020"/>
     <w:p>
       <w:pPr>
         <w:pStyle w:val="Bibliography"/>
@@ -6373,7 +6508,7 @@
       <w:r>
         <w:t xml:space="preserve"> </w:t>
       </w:r>
-      <w:hyperlink r:id="rId173">
+      <w:hyperlink r:id="rId175">
         <w:r>
           <w:rPr>
             <w:rStyle w:val="Hyperlink"/>
@@ -6385,8 +6520,8 @@
         <w:t xml:space="preserve">.</w:t>
       </w:r>
     </w:p>
-    <w:bookmarkEnd w:id="174"/>
-    <w:bookmarkStart w:id="176" w:name="ref-topazExtractingAlcoholSubstance2019"/>
+    <w:bookmarkEnd w:id="176"/>
+    <w:bookmarkStart w:id="178" w:name="ref-topazExtractingAlcoholSubstance2019"/>
     <w:p>
       <w:pPr>
         <w:pStyle w:val="Bibliography"/>
@@ -6581,7 +6716,7 @@
       <w:r>
         <w:t xml:space="preserve"> </w:t>
       </w:r>
-      <w:hyperlink r:id="rId175">
+      <w:hyperlink r:id="rId177">
         <w:r>
           <w:rPr>
             <w:rStyle w:val="Hyperlink"/>
@@ -6593,8 +6728,8 @@
         <w:t xml:space="preserve">.</w:t>
       </w:r>
     </w:p>
-    <w:bookmarkEnd w:id="176"/>
-    <w:bookmarkStart w:id="178" w:name="Xc23b9258642a07a427764ca5f1401675cd78fe8"/>
+    <w:bookmarkEnd w:id="178"/>
+    <w:bookmarkStart w:id="180" w:name="Xc23b9258642a07a427764ca5f1401675cd78fe8"/>
     <w:p>
       <w:pPr>
         <w:pStyle w:val="Bibliography"/>
@@ -6684,7 +6819,7 @@
       <w:r>
         <w:t xml:space="preserve"> </w:t>
       </w:r>
-      <w:hyperlink r:id="rId177">
+      <w:hyperlink r:id="rId179">
         <w:r>
           <w:rPr>
             <w:rStyle w:val="Hyperlink"/>
@@ -6696,8 +6831,8 @@
         <w:t xml:space="preserve">.</w:t>
       </w:r>
     </w:p>
-    <w:bookmarkEnd w:id="178"/>
-    <w:bookmarkStart w:id="180" w:name="ref-verissimoInfluenceGenderRace2017"/>
+    <w:bookmarkEnd w:id="180"/>
+    <w:bookmarkStart w:id="182" w:name="ref-verissimoInfluenceGenderRace2017"/>
     <w:p>
       <w:pPr>
         <w:pStyle w:val="Bibliography"/>
@@ -6730,7 +6865,7 @@
       <w:r>
         <w:t xml:space="preserve"> </w:t>
       </w:r>
-      <w:hyperlink r:id="rId179">
+      <w:hyperlink r:id="rId181">
         <w:r>
           <w:rPr>
             <w:rStyle w:val="Hyperlink"/>
@@ -6742,8 +6877,8 @@
         <w:t xml:space="preserve">.</w:t>
       </w:r>
     </w:p>
-    <w:bookmarkEnd w:id="180"/>
-    <w:bookmarkStart w:id="182" w:name="X4d3b90c1d1a7aedd64897841630d176922ff5c5"/>
+    <w:bookmarkEnd w:id="182"/>
+    <w:bookmarkStart w:id="184" w:name="X4d3b90c1d1a7aedd64897841630d176922ff5c5"/>
     <w:p>
       <w:pPr>
         <w:pStyle w:val="Bibliography"/>
@@ -6776,7 +6911,7 @@
       <w:r>
         <w:t xml:space="preserve"> </w:t>
       </w:r>
-      <w:hyperlink r:id="rId181">
+      <w:hyperlink r:id="rId183">
         <w:r>
           <w:rPr>
             <w:rStyle w:val="Hyperlink"/>
@@ -6788,8 +6923,8 @@
         <w:t xml:space="preserve">.</w:t>
       </w:r>
     </w:p>
-    <w:bookmarkEnd w:id="182"/>
-    <w:bookmarkStart w:id="184" w:name="Xdc00f0b24416f0cd67e677fa7ea98976cb76b78"/>
+    <w:bookmarkEnd w:id="184"/>
+    <w:bookmarkStart w:id="186" w:name="Xdc00f0b24416f0cd67e677fa7ea98976cb76b78"/>
     <w:p>
       <w:pPr>
         <w:pStyle w:val="Bibliography"/>
@@ -6870,7 +7005,7 @@
       <w:r>
         <w:t xml:space="preserve"> </w:t>
       </w:r>
-      <w:hyperlink r:id="rId183">
+      <w:hyperlink r:id="rId185">
         <w:r>
           <w:rPr>
             <w:rStyle w:val="Hyperlink"/>
@@ -6882,8 +7017,8 @@
         <w:t xml:space="preserve">.</w:t>
       </w:r>
     </w:p>
-    <w:bookmarkEnd w:id="184"/>
-    <w:bookmarkStart w:id="186" w:name="Xfdbd9b98dcf52cd76d09b25ddfd802e4e88441f"/>
+    <w:bookmarkEnd w:id="186"/>
+    <w:bookmarkStart w:id="188" w:name="Xfdbd9b98dcf52cd76d09b25ddfd802e4e88441f"/>
     <w:p>
       <w:pPr>
         <w:pStyle w:val="Bibliography"/>
@@ -6970,7 +7105,7 @@
       <w:r>
         <w:t xml:space="preserve"> </w:t>
       </w:r>
-      <w:hyperlink r:id="rId185">
+      <w:hyperlink r:id="rId187">
         <w:r>
           <w:rPr>
             <w:rStyle w:val="Hyperlink"/>
@@ -6982,8 +7117,8 @@
         <w:t xml:space="preserve">.</w:t>
       </w:r>
     </w:p>
-    <w:bookmarkEnd w:id="186"/>
-    <w:bookmarkStart w:id="188" w:name="Xd410df898383a3f6b94baeff92b08b2a4966eb6"/>
+    <w:bookmarkEnd w:id="188"/>
+    <w:bookmarkStart w:id="190" w:name="Xd410df898383a3f6b94baeff92b08b2a4966eb6"/>
     <w:p>
       <w:pPr>
         <w:pStyle w:val="Bibliography"/>
@@ -7034,7 +7169,7 @@
       <w:r>
         <w:t xml:space="preserve"> </w:t>
       </w:r>
-      <w:hyperlink r:id="rId187">
+      <w:hyperlink r:id="rId189">
         <w:r>
           <w:rPr>
             <w:rStyle w:val="Hyperlink"/>
@@ -7046,8 +7181,8 @@
         <w:t xml:space="preserve">.</w:t>
       </w:r>
     </w:p>
-    <w:bookmarkEnd w:id="188"/>
-    <w:bookmarkStart w:id="190" w:name="Xcff35f2cf9ec03e2e988d7302a2859198fb713c"/>
+    <w:bookmarkEnd w:id="190"/>
+    <w:bookmarkStart w:id="192" w:name="Xcff35f2cf9ec03e2e988d7302a2859198fb713c"/>
     <w:p>
       <w:pPr>
         <w:pStyle w:val="Bibliography"/>
@@ -7131,7 +7266,7 @@
       <w:r>
         <w:t xml:space="preserve"> </w:t>
       </w:r>
-      <w:hyperlink r:id="rId189">
+      <w:hyperlink r:id="rId191">
         <w:r>
           <w:rPr>
             <w:rStyle w:val="Hyperlink"/>
@@ -7143,8 +7278,8 @@
         <w:t xml:space="preserve">.</w:t>
       </w:r>
     </w:p>
-    <w:bookmarkEnd w:id="190"/>
-    <w:bookmarkStart w:id="192" w:name="Xc14b7c1ad4860604e4f16cd318ff1ed0b3b66a5"/>
+    <w:bookmarkEnd w:id="192"/>
+    <w:bookmarkStart w:id="194" w:name="Xc14b7c1ad4860604e4f16cd318ff1ed0b3b66a5"/>
     <w:p>
       <w:pPr>
         <w:pStyle w:val="Bibliography"/>
@@ -7195,7 +7330,7 @@
       <w:r>
         <w:t xml:space="preserve"> </w:t>
       </w:r>
-      <w:hyperlink r:id="rId191">
+      <w:hyperlink r:id="rId193">
         <w:r>
           <w:rPr>
             <w:rStyle w:val="Hyperlink"/>
@@ -7207,8 +7342,8 @@
         <w:t xml:space="preserve">.</w:t>
       </w:r>
     </w:p>
-    <w:bookmarkEnd w:id="192"/>
-    <w:bookmarkStart w:id="194" w:name="ref-wyantMachineLearningModels2024"/>
+    <w:bookmarkEnd w:id="194"/>
+    <w:bookmarkStart w:id="196" w:name="ref-wyantMachineLearningModels2024"/>
     <w:p>
       <w:pPr>
         <w:pStyle w:val="Bibliography"/>
@@ -7241,7 +7376,7 @@
       <w:r>
         <w:t xml:space="preserve"> </w:t>
       </w:r>
-      <w:hyperlink r:id="rId193">
+      <w:hyperlink r:id="rId195">
         <w:r>
           <w:rPr>
             <w:rStyle w:val="Hyperlink"/>
@@ -7253,8 +7388,8 @@
         <w:t xml:space="preserve">.</w:t>
       </w:r>
     </w:p>
-    <w:bookmarkEnd w:id="194"/>
-    <w:bookmarkStart w:id="196" w:name="X995ee0d7cc70552d8fe297105eae4df7b8bb829"/>
+    <w:bookmarkEnd w:id="196"/>
+    <w:bookmarkStart w:id="198" w:name="X995ee0d7cc70552d8fe297105eae4df7b8bb829"/>
     <w:p>
       <w:pPr>
         <w:pStyle w:val="Bibliography"/>
@@ -7344,7 +7479,7 @@
       <w:r>
         <w:t xml:space="preserve"> </w:t>
       </w:r>
-      <w:hyperlink r:id="rId195">
+      <w:hyperlink r:id="rId197">
         <w:r>
           <w:rPr>
             <w:rStyle w:val="Hyperlink"/>
@@ -7356,9 +7491,9 @@
         <w:t xml:space="preserve">.</w:t>
       </w:r>
     </w:p>
-    <w:bookmarkEnd w:id="196"/>
-    <w:bookmarkEnd w:id="197"/>
     <w:bookmarkEnd w:id="198"/>
+    <w:bookmarkEnd w:id="199"/>
+    <w:bookmarkEnd w:id="200"/>
     <w:sectPr/>
   </w:body>
 </w:document>

--- a/index.docx
+++ b/index.docx
@@ -1905,7 +1905,7 @@
     </w:p>
     <w:bookmarkEnd w:id="45"/>
     <w:bookmarkEnd w:id="46"/>
-    <w:bookmarkStart w:id="78" w:name="results"/>
+    <w:bookmarkStart w:id="93" w:name="results"/>
     <w:p>
       <w:pPr>
         <w:pStyle w:val="Heading1"/>
@@ -2517,45 +2517,13 @@
       </w:r>
     </w:p>
     <w:bookmarkEnd w:id="74"/>
-    <w:bookmarkStart w:id="75" w:name="model-evaluation"/>
+    <w:bookmarkStart w:id="90" w:name="model-evaluation"/>
     <w:p>
       <w:pPr>
         <w:pStyle w:val="Heading2"/>
       </w:pPr>
       <w:r>
         <w:t xml:space="preserve">Model Evaluation</w:t>
-      </w:r>
-    </w:p>
-    <w:bookmarkEnd w:id="75"/>
-    <w:bookmarkStart w:id="77" w:name="model-fairness"/>
-    <w:p>
-      <w:pPr>
-        <w:pStyle w:val="Heading2"/>
-      </w:pPr>
-      <w:r>
-        <w:t xml:space="preserve">Model Fairness</w:t>
-      </w:r>
-    </w:p>
-    <w:p>
-      <w:pPr>
-        <w:pStyle w:val="FirstParagraph"/>
-      </w:pPr>
-      <w:r>
-        <w:t xml:space="preserve">See</w:t>
-      </w:r>
-      <w:r>
-        <w:t xml:space="preserve"> </w:t>
-      </w:r>
-      <w:hyperlink w:anchor="tbl-fairness">
-        <w:r>
-          <w:rPr>
-            <w:rStyle w:val="Hyperlink"/>
-          </w:rPr>
-          <w:t xml:space="preserve">Table 2</w:t>
-        </w:r>
-      </w:hyperlink>
-      <w:r>
-        <w:t xml:space="preserve">.</w:t>
       </w:r>
     </w:p>
     <w:tbl>
@@ -2571,7 +2539,354 @@
       <w:tr>
         <w:tc>
           <w:tcPr/>
-          <w:bookmarkStart w:id="76" w:name="tbl-fairness"/>
+          <w:bookmarkStart w:id="78" w:name="fig-auroc"/>
+          <w:p>
+            <w:pPr>
+              <w:pStyle w:val="Compact"/>
+              <w:jc w:val="center"/>
+            </w:pPr>
+            <w:r>
+              <w:drawing>
+                <wp:inline>
+                  <wp:extent cx="5334000" cy="3810000"/>
+                  <wp:effectExtent b="0" l="0" r="0" t="0"/>
+                  <wp:docPr descr="" title="" id="76" name="Picture"/>
+                  <a:graphic>
+                    <a:graphicData uri="http://schemas.openxmlformats.org/drawingml/2006/picture">
+                      <pic:pic>
+                        <pic:nvPicPr>
+                          <pic:cNvPr descr="index_files/figure-docx/notebooks-auROC_plot-fig-auroc-output-2.png" id="77" name="Picture"/>
+                          <pic:cNvPicPr>
+                            <a:picLocks noChangeArrowheads="1" noChangeAspect="1"/>
+                          </pic:cNvPicPr>
+                        </pic:nvPicPr>
+                        <pic:blipFill>
+                          <a:blip r:embed="rId75"/>
+                          <a:stretch>
+                            <a:fillRect/>
+                          </a:stretch>
+                        </pic:blipFill>
+                        <pic:spPr bwMode="auto">
+                          <a:xfrm>
+                            <a:off x="0" y="0"/>
+                            <a:ext cx="5334000" cy="3810000"/>
+                          </a:xfrm>
+                          <a:prstGeom prst="rect">
+                            <a:avLst/>
+                          </a:prstGeom>
+                          <a:noFill/>
+                          <a:ln w="9525">
+                            <a:noFill/>
+                            <a:headEnd/>
+                            <a:tailEnd/>
+                          </a:ln>
+                        </pic:spPr>
+                      </pic:pic>
+                    </a:graphicData>
+                  </a:graphic>
+                </wp:inline>
+              </w:drawing>
+            </w:r>
+          </w:p>
+          <w:p>
+            <w:pPr>
+              <w:jc w:val="center"/>
+            </w:pPr>
+            <w:pPr>
+              <w:jc w:val="start"/>
+              <w:spacing w:before="200"/>
+              <w:pStyle w:val="ImageCaption"/>
+            </w:pPr>
+            <w:r>
+              <w:t xml:space="preserve">Figure 7: ROC Curve for the Best Model Configuration</w:t>
+            </w:r>
+          </w:p>
+          <w:bookmarkEnd w:id="78"/>
+        </w:tc>
+      </w:tr>
+    </w:tbl>
+    <w:p>
+      <w:pPr>
+        <w:pStyle w:val="BodyText"/>
+      </w:pPr>
+      <w:r>
+        <w:rPr>
+          <w:vertAlign w:val="subscript"/>
+        </w:rPr>
+        <w:t xml:space="preserve">Source:</w:t>
+      </w:r>
+      <w:r>
+        <w:rPr>
+          <w:vertAlign w:val="subscript"/>
+        </w:rPr>
+        <w:t xml:space="preserve"> </w:t>
+      </w:r>
+      <w:hyperlink r:id="rId79">
+        <w:r>
+          <w:rPr>
+            <w:rStyle w:val="Hyperlink"/>
+            <w:vertAlign w:val="subscript"/>
+          </w:rPr>
+          <w:t xml:space="preserve">Performance plots</w:t>
+        </w:r>
+      </w:hyperlink>
+    </w:p>
+    <w:tbl>
+      <w:tblPr>
+        <w:tblStyle w:val="Table"/>
+        <w:tblW w:type="pct" w:w="5000"/>
+        <w:tblLayout w:type="fixed"/>
+        <w:tblLook w:firstRow="0" w:lastRow="0" w:firstColumn="0" w:lastColumn="0" w:noHBand="0" w:noVBand="0" w:val="0000"/>
+      </w:tblPr>
+      <w:tblGrid>
+        <w:gridCol w:w="7920"/>
+      </w:tblGrid>
+      <w:tr>
+        <w:tc>
+          <w:tcPr/>
+          <w:bookmarkStart w:id="83" w:name="fig-auroc_hist"/>
+          <w:p>
+            <w:pPr>
+              <w:pStyle w:val="Compact"/>
+              <w:jc w:val="center"/>
+            </w:pPr>
+            <w:r>
+              <w:drawing>
+                <wp:inline>
+                  <wp:extent cx="5334000" cy="3200400"/>
+                  <wp:effectExtent b="0" l="0" r="0" t="0"/>
+                  <wp:docPr descr="" title="" id="81" name="Picture"/>
+                  <a:graphic>
+                    <a:graphicData uri="http://schemas.openxmlformats.org/drawingml/2006/picture">
+                      <pic:pic>
+                        <pic:nvPicPr>
+                          <pic:cNvPr descr="index_files/figure-docx/notebooks-auROC_plot-fig-auroc_hist-output-2.png" id="82" name="Picture"/>
+                          <pic:cNvPicPr>
+                            <a:picLocks noChangeArrowheads="1" noChangeAspect="1"/>
+                          </pic:cNvPicPr>
+                        </pic:nvPicPr>
+                        <pic:blipFill>
+                          <a:blip r:embed="rId80"/>
+                          <a:stretch>
+                            <a:fillRect/>
+                          </a:stretch>
+                        </pic:blipFill>
+                        <pic:spPr bwMode="auto">
+                          <a:xfrm>
+                            <a:off x="0" y="0"/>
+                            <a:ext cx="5334000" cy="3200400"/>
+                          </a:xfrm>
+                          <a:prstGeom prst="rect">
+                            <a:avLst/>
+                          </a:prstGeom>
+                          <a:noFill/>
+                          <a:ln w="9525">
+                            <a:noFill/>
+                            <a:headEnd/>
+                            <a:tailEnd/>
+                          </a:ln>
+                        </pic:spPr>
+                      </pic:pic>
+                    </a:graphicData>
+                  </a:graphic>
+                </wp:inline>
+              </w:drawing>
+            </w:r>
+          </w:p>
+          <w:p>
+            <w:pPr>
+              <w:jc w:val="center"/>
+            </w:pPr>
+            <w:pPr>
+              <w:jc w:val="start"/>
+              <w:spacing w:before="200"/>
+              <w:pStyle w:val="ImageCaption"/>
+            </w:pPr>
+            <w:r>
+              <w:t xml:space="preserve">Figure 8: Distribution of auROCs Across 300 Inner Folds</w:t>
+            </w:r>
+          </w:p>
+          <w:bookmarkEnd w:id="83"/>
+        </w:tc>
+      </w:tr>
+    </w:tbl>
+    <w:p>
+      <w:pPr>
+        <w:pStyle w:val="BodyText"/>
+      </w:pPr>
+      <w:r>
+        <w:rPr>
+          <w:vertAlign w:val="subscript"/>
+        </w:rPr>
+        <w:t xml:space="preserve">Source:</w:t>
+      </w:r>
+      <w:r>
+        <w:rPr>
+          <w:vertAlign w:val="subscript"/>
+        </w:rPr>
+        <w:t xml:space="preserve"> </w:t>
+      </w:r>
+      <w:hyperlink r:id="rId84">
+        <w:r>
+          <w:rPr>
+            <w:rStyle w:val="Hyperlink"/>
+            <w:vertAlign w:val="subscript"/>
+          </w:rPr>
+          <w:t xml:space="preserve">Performance plots</w:t>
+        </w:r>
+      </w:hyperlink>
+    </w:p>
+    <w:tbl>
+      <w:tblPr>
+        <w:tblStyle w:val="Table"/>
+        <w:tblW w:type="pct" w:w="5000"/>
+        <w:tblLayout w:type="fixed"/>
+        <w:tblLook w:firstRow="0" w:lastRow="0" w:firstColumn="0" w:lastColumn="0" w:noHBand="0" w:noVBand="0" w:val="0000"/>
+      </w:tblPr>
+      <w:tblGrid>
+        <w:gridCol w:w="7920"/>
+      </w:tblGrid>
+      <w:tr>
+        <w:tc>
+          <w:tcPr/>
+          <w:bookmarkStart w:id="88" w:name="fig-auroc_posterior"/>
+          <w:p>
+            <w:pPr>
+              <w:pStyle w:val="Compact"/>
+              <w:jc w:val="center"/>
+            </w:pPr>
+            <w:r>
+              <w:drawing>
+                <wp:inline>
+                  <wp:extent cx="5334000" cy="3200400"/>
+                  <wp:effectExtent b="0" l="0" r="0" t="0"/>
+                  <wp:docPr descr="" title="" id="86" name="Picture"/>
+                  <a:graphic>
+                    <a:graphicData uri="http://schemas.openxmlformats.org/drawingml/2006/picture">
+                      <pic:pic>
+                        <pic:nvPicPr>
+                          <pic:cNvPr descr="index_files/figure-docx/notebooks-auROC_plot-fig-auroc_posterior-output-1.png" id="87" name="Picture"/>
+                          <pic:cNvPicPr>
+                            <a:picLocks noChangeArrowheads="1" noChangeAspect="1"/>
+                          </pic:cNvPicPr>
+                        </pic:nvPicPr>
+                        <pic:blipFill>
+                          <a:blip r:embed="rId85"/>
+                          <a:stretch>
+                            <a:fillRect/>
+                          </a:stretch>
+                        </pic:blipFill>
+                        <pic:spPr bwMode="auto">
+                          <a:xfrm>
+                            <a:off x="0" y="0"/>
+                            <a:ext cx="5334000" cy="3200400"/>
+                          </a:xfrm>
+                          <a:prstGeom prst="rect">
+                            <a:avLst/>
+                          </a:prstGeom>
+                          <a:noFill/>
+                          <a:ln w="9525">
+                            <a:noFill/>
+                            <a:headEnd/>
+                            <a:tailEnd/>
+                          </a:ln>
+                        </pic:spPr>
+                      </pic:pic>
+                    </a:graphicData>
+                  </a:graphic>
+                </wp:inline>
+              </w:drawing>
+            </w:r>
+          </w:p>
+          <w:p>
+            <w:pPr>
+              <w:jc w:val="center"/>
+            </w:pPr>
+            <w:pPr>
+              <w:jc w:val="start"/>
+              <w:spacing w:before="200"/>
+              <w:pStyle w:val="ImageCaption"/>
+            </w:pPr>
+            <w:r>
+              <w:t xml:space="preserve">Figure 9: Posterior Distribution of auROC Scores</w:t>
+            </w:r>
+          </w:p>
+          <w:bookmarkEnd w:id="88"/>
+        </w:tc>
+      </w:tr>
+    </w:tbl>
+    <w:p>
+      <w:pPr>
+        <w:pStyle w:val="BodyText"/>
+      </w:pPr>
+      <w:r>
+        <w:rPr>
+          <w:vertAlign w:val="subscript"/>
+        </w:rPr>
+        <w:t xml:space="preserve">Source:</w:t>
+      </w:r>
+      <w:r>
+        <w:rPr>
+          <w:vertAlign w:val="subscript"/>
+        </w:rPr>
+        <w:t xml:space="preserve"> </w:t>
+      </w:r>
+      <w:hyperlink r:id="rId89">
+        <w:r>
+          <w:rPr>
+            <w:rStyle w:val="Hyperlink"/>
+            <w:vertAlign w:val="subscript"/>
+          </w:rPr>
+          <w:t xml:space="preserve">Performance plots</w:t>
+        </w:r>
+      </w:hyperlink>
+    </w:p>
+    <w:bookmarkEnd w:id="90"/>
+    <w:bookmarkStart w:id="92" w:name="model-fairness"/>
+    <w:p>
+      <w:pPr>
+        <w:pStyle w:val="Heading2"/>
+      </w:pPr>
+      <w:r>
+        <w:t xml:space="preserve">Model Fairness</w:t>
+      </w:r>
+    </w:p>
+    <w:p>
+      <w:pPr>
+        <w:pStyle w:val="FirstParagraph"/>
+      </w:pPr>
+      <w:r>
+        <w:t xml:space="preserve">See</w:t>
+      </w:r>
+      <w:r>
+        <w:t xml:space="preserve"> </w:t>
+      </w:r>
+      <w:hyperlink w:anchor="tbl-fairness">
+        <w:r>
+          <w:rPr>
+            <w:rStyle w:val="Hyperlink"/>
+          </w:rPr>
+          <w:t xml:space="preserve">Table 2</w:t>
+        </w:r>
+      </w:hyperlink>
+      <w:r>
+        <w:t xml:space="preserve">.</w:t>
+      </w:r>
+    </w:p>
+    <w:tbl>
+      <w:tblPr>
+        <w:tblStyle w:val="Table"/>
+        <w:tblW w:type="pct" w:w="5000"/>
+        <w:tblLayout w:type="fixed"/>
+        <w:tblLook w:firstRow="0" w:lastRow="0" w:firstColumn="0" w:lastColumn="0" w:noHBand="0" w:noVBand="0" w:val="0000"/>
+      </w:tblPr>
+      <w:tblGrid>
+        <w:gridCol w:w="7920"/>
+      </w:tblGrid>
+      <w:tr>
+        <w:tc>
+          <w:tcPr/>
+          <w:bookmarkStart w:id="91" w:name="tbl-fairness"/>
           <w:p>
             <w:pPr>
               <w:jc w:val="center"/>
@@ -2933,7 +3248,7 @@
               </w:tc>
             </w:tr>
           </w:tbl>
-          <w:bookmarkEnd w:id="76"/>
+          <w:bookmarkEnd w:id="91"/>
           <w:p/>
         </w:tc>
       </w:tr>
@@ -2943,9 +3258,9 @@
         <w:br w:type="page"/>
       </w:r>
     </w:p>
-    <w:bookmarkEnd w:id="77"/>
-    <w:bookmarkEnd w:id="78"/>
-    <w:bookmarkStart w:id="200" w:name="discussions"/>
+    <w:bookmarkEnd w:id="92"/>
+    <w:bookmarkEnd w:id="93"/>
+    <w:bookmarkStart w:id="215" w:name="discussions"/>
     <w:p>
       <w:pPr>
         <w:pStyle w:val="Heading1"/>
@@ -2959,8 +3274,8 @@
         <w:br w:type="page"/>
       </w:r>
     </w:p>
-    <w:bookmarkStart w:id="199" w:name="refs"/>
-    <w:bookmarkStart w:id="80" w:name="Xafb9ebfeab280acee598deb0b35b093eec91108"/>
+    <w:bookmarkStart w:id="214" w:name="refs"/>
+    <w:bookmarkStart w:id="95" w:name="Xafb9ebfeab280acee598deb0b35b093eec91108"/>
     <w:p>
       <w:pPr>
         <w:pStyle w:val="Bibliography"/>
@@ -3050,7 +3365,7 @@
       <w:r>
         <w:t xml:space="preserve"> </w:t>
       </w:r>
-      <w:hyperlink r:id="rId79">
+      <w:hyperlink r:id="rId94">
         <w:r>
           <w:rPr>
             <w:rStyle w:val="Hyperlink"/>
@@ -3062,8 +3377,8 @@
         <w:t xml:space="preserve">.</w:t>
       </w:r>
     </w:p>
-    <w:bookmarkEnd w:id="80"/>
-    <w:bookmarkStart w:id="82" w:name="ref-afsharNaturalLanguageProcessing2019"/>
+    <w:bookmarkEnd w:id="95"/>
+    <w:bookmarkStart w:id="97" w:name="ref-afsharNaturalLanguageProcessing2019"/>
     <w:p>
       <w:pPr>
         <w:pStyle w:val="Bibliography"/>
@@ -3096,7 +3411,7 @@
       <w:r>
         <w:t xml:space="preserve"> </w:t>
       </w:r>
-      <w:hyperlink r:id="rId81">
+      <w:hyperlink r:id="rId96">
         <w:r>
           <w:rPr>
             <w:rStyle w:val="Hyperlink"/>
@@ -3108,8 +3423,8 @@
         <w:t xml:space="preserve">.</w:t>
       </w:r>
     </w:p>
-    <w:bookmarkEnd w:id="82"/>
-    <w:bookmarkStart w:id="84" w:name="Xc95fb8816eaf9f583d19d6cba6a9ac025f9fe91"/>
+    <w:bookmarkEnd w:id="97"/>
+    <w:bookmarkStart w:id="99" w:name="Xc95fb8816eaf9f583d19d6cba6a9ac025f9fe91"/>
     <w:p>
       <w:pPr>
         <w:pStyle w:val="Bibliography"/>
@@ -3297,7 +3612,7 @@
       <w:r>
         <w:t xml:space="preserve"> </w:t>
       </w:r>
-      <w:hyperlink r:id="rId83">
+      <w:hyperlink r:id="rId98">
         <w:r>
           <w:rPr>
             <w:rStyle w:val="Hyperlink"/>
@@ -3309,8 +3624,8 @@
         <w:t xml:space="preserve">.</w:t>
       </w:r>
     </w:p>
-    <w:bookmarkEnd w:id="84"/>
-    <w:bookmarkStart w:id="86" w:name="Xa710417644a60899013e4932e847385912f9696"/>
+    <w:bookmarkEnd w:id="99"/>
+    <w:bookmarkStart w:id="101" w:name="Xa710417644a60899013e4932e847385912f9696"/>
     <w:p>
       <w:pPr>
         <w:pStyle w:val="Bibliography"/>
@@ -3355,7 +3670,7 @@
       <w:r>
         <w:t xml:space="preserve"> </w:t>
       </w:r>
-      <w:hyperlink r:id="rId85">
+      <w:hyperlink r:id="rId100">
         <w:r>
           <w:rPr>
             <w:rStyle w:val="Hyperlink"/>
@@ -3367,8 +3682,8 @@
         <w:t xml:space="preserve">.</w:t>
       </w:r>
     </w:p>
-    <w:bookmarkEnd w:id="86"/>
-    <w:bookmarkStart w:id="88" w:name="ref-baeMobilePhoneSensors2018a"/>
+    <w:bookmarkEnd w:id="101"/>
+    <w:bookmarkStart w:id="103" w:name="ref-baeMobilePhoneSensors2018a"/>
     <w:p>
       <w:pPr>
         <w:pStyle w:val="Bibliography"/>
@@ -3431,7 +3746,7 @@
       <w:r>
         <w:t xml:space="preserve"> </w:t>
       </w:r>
-      <w:hyperlink r:id="rId87">
+      <w:hyperlink r:id="rId102">
         <w:r>
           <w:rPr>
             <w:rStyle w:val="Hyperlink"/>
@@ -3443,8 +3758,8 @@
         <w:t xml:space="preserve">.</w:t>
       </w:r>
     </w:p>
-    <w:bookmarkEnd w:id="88"/>
-    <w:bookmarkStart w:id="90" w:name="Xe55fcb9276abfce60e3423ca0e9912c33a11f0b"/>
+    <w:bookmarkEnd w:id="103"/>
+    <w:bookmarkStart w:id="105" w:name="Xe55fcb9276abfce60e3423ca0e9912c33a11f0b"/>
     <w:p>
       <w:pPr>
         <w:pStyle w:val="Bibliography"/>
@@ -3489,7 +3804,7 @@
       <w:r>
         <w:t xml:space="preserve"> </w:t>
       </w:r>
-      <w:hyperlink r:id="rId89">
+      <w:hyperlink r:id="rId104">
         <w:r>
           <w:rPr>
             <w:rStyle w:val="Hyperlink"/>
@@ -3501,8 +3816,8 @@
         <w:t xml:space="preserve">.</w:t>
       </w:r>
     </w:p>
-    <w:bookmarkEnd w:id="90"/>
-    <w:bookmarkStart w:id="92" w:name="X0dfc9bfbbbc9cc86d14160256792ce0ff6efdd3"/>
+    <w:bookmarkEnd w:id="105"/>
+    <w:bookmarkStart w:id="107" w:name="X0dfc9bfbbbc9cc86d14160256792ce0ff6efdd3"/>
     <w:p>
       <w:pPr>
         <w:pStyle w:val="Bibliography"/>
@@ -3535,7 +3850,7 @@
       <w:r>
         <w:t xml:space="preserve"> </w:t>
       </w:r>
-      <w:hyperlink r:id="rId91">
+      <w:hyperlink r:id="rId106">
         <w:r>
           <w:rPr>
             <w:rStyle w:val="Hyperlink"/>
@@ -3547,8 +3862,8 @@
         <w:t xml:space="preserve">.</w:t>
       </w:r>
     </w:p>
-    <w:bookmarkEnd w:id="92"/>
-    <w:bookmarkStart w:id="94" w:name="ref-bucciTheyAreNot2019"/>
+    <w:bookmarkEnd w:id="107"/>
+    <w:bookmarkStart w:id="109" w:name="ref-bucciTheyAreNot2019"/>
     <w:p>
       <w:pPr>
         <w:pStyle w:val="Bibliography"/>
@@ -3632,7 +3947,7 @@
       <w:r>
         <w:t xml:space="preserve"> </w:t>
       </w:r>
-      <w:hyperlink r:id="rId93">
+      <w:hyperlink r:id="rId108">
         <w:r>
           <w:rPr>
             <w:rStyle w:val="Hyperlink"/>
@@ -3644,8 +3959,8 @@
         <w:t xml:space="preserve">.</w:t>
       </w:r>
     </w:p>
-    <w:bookmarkEnd w:id="94"/>
-    <w:bookmarkStart w:id="96" w:name="X565bbce5bff6dc592dea5af242f12d8b37400a4"/>
+    <w:bookmarkEnd w:id="109"/>
+    <w:bookmarkStart w:id="111" w:name="X565bbce5bff6dc592dea5af242f12d8b37400a4"/>
     <w:p>
       <w:pPr>
         <w:pStyle w:val="Bibliography"/>
@@ -3732,7 +4047,7 @@
       <w:r>
         <w:t xml:space="preserve"> </w:t>
       </w:r>
-      <w:hyperlink r:id="rId95">
+      <w:hyperlink r:id="rId110">
         <w:r>
           <w:rPr>
             <w:rStyle w:val="Hyperlink"/>
@@ -3744,8 +4059,8 @@
         <w:t xml:space="preserve">.</w:t>
       </w:r>
     </w:p>
-    <w:bookmarkEnd w:id="96"/>
-    <w:bookmarkStart w:id="98" w:name="ref-chihPredictiveModelingAddiction2014a"/>
+    <w:bookmarkEnd w:id="111"/>
+    <w:bookmarkStart w:id="113" w:name="ref-chihPredictiveModelingAddiction2014a"/>
     <w:p>
       <w:pPr>
         <w:pStyle w:val="Bibliography"/>
@@ -3778,7 +4093,7 @@
       <w:r>
         <w:t xml:space="preserve"> </w:t>
       </w:r>
-      <w:hyperlink r:id="rId97">
+      <w:hyperlink r:id="rId112">
         <w:r>
           <w:rPr>
             <w:rStyle w:val="Hyperlink"/>
@@ -3790,8 +4105,8 @@
         <w:t xml:space="preserve">.</w:t>
       </w:r>
     </w:p>
-    <w:bookmarkEnd w:id="98"/>
-    <w:bookmarkStart w:id="100" w:name="ref-chungRelapseAlcoholOther2006a"/>
+    <w:bookmarkEnd w:id="113"/>
+    <w:bookmarkStart w:id="115" w:name="ref-chungRelapseAlcoholOther2006a"/>
     <w:p>
       <w:pPr>
         <w:pStyle w:val="Bibliography"/>
@@ -3833,7 +4148,7 @@
       <w:r>
         <w:t xml:space="preserve"> </w:t>
       </w:r>
-      <w:hyperlink r:id="rId99">
+      <w:hyperlink r:id="rId114">
         <w:r>
           <w:rPr>
             <w:rStyle w:val="Hyperlink"/>
@@ -3845,8 +4160,8 @@
         <w:t xml:space="preserve">.</w:t>
       </w:r>
     </w:p>
-    <w:bookmarkEnd w:id="100"/>
-    <w:bookmarkStart w:id="102" w:name="ref-czyzEcologicalAssessmentDaily2018"/>
+    <w:bookmarkEnd w:id="115"/>
+    <w:bookmarkStart w:id="117" w:name="ref-czyzEcologicalAssessmentDaily2018"/>
     <w:p>
       <w:pPr>
         <w:pStyle w:val="Bibliography"/>
@@ -3891,7 +4206,7 @@
       <w:r>
         <w:t xml:space="preserve"> </w:t>
       </w:r>
-      <w:hyperlink r:id="rId101">
+      <w:hyperlink r:id="rId116">
         <w:r>
           <w:rPr>
             <w:rStyle w:val="Hyperlink"/>
@@ -3903,8 +4218,8 @@
         <w:t xml:space="preserve">.</w:t>
       </w:r>
     </w:p>
-    <w:bookmarkEnd w:id="102"/>
-    <w:bookmarkStart w:id="104" w:name="ref-dibartoloAlcoholUseDisorder2017"/>
+    <w:bookmarkEnd w:id="117"/>
+    <w:bookmarkStart w:id="119" w:name="ref-dibartoloAlcoholUseDisorder2017"/>
     <w:p>
       <w:pPr>
         <w:pStyle w:val="Bibliography"/>
@@ -3991,7 +4306,7 @@
       <w:r>
         <w:t xml:space="preserve"> </w:t>
       </w:r>
-      <w:hyperlink r:id="rId103">
+      <w:hyperlink r:id="rId118">
         <w:r>
           <w:rPr>
             <w:rStyle w:val="Hyperlink"/>
@@ -4003,8 +4318,8 @@
         <w:t xml:space="preserve">.</w:t>
       </w:r>
     </w:p>
-    <w:bookmarkEnd w:id="104"/>
-    <w:bookmarkStart w:id="106" w:name="ref-feingoldProximalVsDistal2015"/>
+    <w:bookmarkEnd w:id="119"/>
+    <w:bookmarkStart w:id="121" w:name="ref-feingoldProximalVsDistal2015"/>
     <w:p>
       <w:pPr>
         <w:pStyle w:val="Bibliography"/>
@@ -4037,7 +4352,7 @@
       <w:r>
         <w:t xml:space="preserve"> </w:t>
       </w:r>
-      <w:hyperlink r:id="rId105">
+      <w:hyperlink r:id="rId120">
         <w:r>
           <w:rPr>
             <w:rStyle w:val="Hyperlink"/>
@@ -4049,8 +4364,8 @@
         <w:t xml:space="preserve">.</w:t>
       </w:r>
     </w:p>
-    <w:bookmarkEnd w:id="106"/>
-    <w:bookmarkStart w:id="108" w:name="ref-finnPerceivedBarriersSeeking2023"/>
+    <w:bookmarkEnd w:id="121"/>
+    <w:bookmarkStart w:id="123" w:name="ref-finnPerceivedBarriersSeeking2023"/>
     <w:p>
       <w:pPr>
         <w:pStyle w:val="Bibliography"/>
@@ -4095,7 +4410,7 @@
       <w:r>
         <w:t xml:space="preserve"> </w:t>
       </w:r>
-      <w:hyperlink r:id="rId107">
+      <w:hyperlink r:id="rId122">
         <w:r>
           <w:rPr>
             <w:rStyle w:val="Hyperlink"/>
@@ -4107,8 +4422,8 @@
         <w:t xml:space="preserve">.</w:t>
       </w:r>
     </w:p>
-    <w:bookmarkEnd w:id="108"/>
-    <w:bookmarkStart w:id="110" w:name="ref-gilbertGenderDifferencesUse2019b"/>
+    <w:bookmarkEnd w:id="123"/>
+    <w:bookmarkStart w:id="125" w:name="ref-gilbertGenderDifferencesUse2019b"/>
     <w:p>
       <w:pPr>
         <w:pStyle w:val="Bibliography"/>
@@ -4210,7 +4525,7 @@
       <w:r>
         <w:t xml:space="preserve"> </w:t>
       </w:r>
-      <w:hyperlink r:id="rId109">
+      <w:hyperlink r:id="rId124">
         <w:r>
           <w:rPr>
             <w:rStyle w:val="Hyperlink"/>
@@ -4222,8 +4537,8 @@
         <w:t xml:space="preserve">.</w:t>
       </w:r>
     </w:p>
-    <w:bookmarkEnd w:id="110"/>
-    <w:bookmarkStart w:id="112" w:name="Xda7e0211c819cfbb87f310a4ff9aa4e691fefed"/>
+    <w:bookmarkEnd w:id="125"/>
+    <w:bookmarkStart w:id="127" w:name="Xda7e0211c819cfbb87f310a4ff9aa4e691fefed"/>
     <w:p>
       <w:pPr>
         <w:pStyle w:val="Bibliography"/>
@@ -4307,7 +4622,7 @@
       <w:r>
         <w:t xml:space="preserve"> </w:t>
       </w:r>
-      <w:hyperlink r:id="rId111">
+      <w:hyperlink r:id="rId126">
         <w:r>
           <w:rPr>
             <w:rStyle w:val="Hyperlink"/>
@@ -4319,8 +4634,8 @@
         <w:t xml:space="preserve">.</w:t>
       </w:r>
     </w:p>
-    <w:bookmarkEnd w:id="112"/>
-    <w:bookmarkStart w:id="114" w:name="Xb18b2d127665d50164a17bc8322beef69d4f980"/>
+    <w:bookmarkEnd w:id="127"/>
+    <w:bookmarkStart w:id="129" w:name="Xb18b2d127665d50164a17bc8322beef69d4f980"/>
     <w:p>
       <w:pPr>
         <w:pStyle w:val="Bibliography"/>
@@ -4365,7 +4680,7 @@
       <w:r>
         <w:t xml:space="preserve"> </w:t>
       </w:r>
-      <w:hyperlink r:id="rId113">
+      <w:hyperlink r:id="rId128">
         <w:r>
           <w:rPr>
             <w:rStyle w:val="Hyperlink"/>
@@ -4377,8 +4692,8 @@
         <w:t xml:space="preserve">.</w:t>
       </w:r>
     </w:p>
-    <w:bookmarkEnd w:id="114"/>
-    <w:bookmarkStart w:id="116" w:name="Xf3bbd2f018d15797242e38137a2bb5183901854"/>
+    <w:bookmarkEnd w:id="129"/>
+    <w:bookmarkStart w:id="131" w:name="Xf3bbd2f018d15797242e38137a2bb5183901854"/>
     <w:p>
       <w:pPr>
         <w:pStyle w:val="Bibliography"/>
@@ -4411,7 +4726,7 @@
       <w:r>
         <w:t xml:space="preserve"> </w:t>
       </w:r>
-      <w:hyperlink r:id="rId115">
+      <w:hyperlink r:id="rId130">
         <w:r>
           <w:rPr>
             <w:rStyle w:val="Hyperlink"/>
@@ -4423,8 +4738,8 @@
         <w:t xml:space="preserve">.</w:t>
       </w:r>
     </w:p>
-    <w:bookmarkEnd w:id="116"/>
-    <w:bookmarkStart w:id="118" w:name="Xc607b352943521404e0f20019d77839d3605993"/>
+    <w:bookmarkEnd w:id="131"/>
+    <w:bookmarkStart w:id="133" w:name="Xc607b352943521404e0f20019d77839d3605993"/>
     <w:p>
       <w:pPr>
         <w:pStyle w:val="Bibliography"/>
@@ -4490,7 +4805,7 @@
       <w:r>
         <w:t xml:space="preserve"> </w:t>
       </w:r>
-      <w:hyperlink r:id="rId117">
+      <w:hyperlink r:id="rId132">
         <w:r>
           <w:rPr>
             <w:rStyle w:val="Hyperlink"/>
@@ -4502,8 +4817,8 @@
         <w:t xml:space="preserve">.</w:t>
       </w:r>
     </w:p>
-    <w:bookmarkEnd w:id="118"/>
-    <w:bookmarkStart w:id="120" w:name="X908b868cf8e06446dd59b9be0145f3be3b8216e"/>
+    <w:bookmarkEnd w:id="133"/>
+    <w:bookmarkStart w:id="135" w:name="X908b868cf8e06446dd59b9be0145f3be3b8216e"/>
     <w:p>
       <w:pPr>
         <w:pStyle w:val="Bibliography"/>
@@ -4590,7 +4905,7 @@
       <w:r>
         <w:t xml:space="preserve"> </w:t>
       </w:r>
-      <w:hyperlink r:id="rId119">
+      <w:hyperlink r:id="rId134">
         <w:r>
           <w:rPr>
             <w:rStyle w:val="Hyperlink"/>
@@ -4602,8 +4917,8 @@
         <w:t xml:space="preserve">.</w:t>
       </w:r>
     </w:p>
-    <w:bookmarkEnd w:id="120"/>
-    <w:bookmarkStart w:id="122" w:name="ref-jacobsonUsingDigitalTherapeutics2023"/>
+    <w:bookmarkEnd w:id="135"/>
+    <w:bookmarkStart w:id="137" w:name="ref-jacobsonUsingDigitalTherapeutics2023"/>
     <w:p>
       <w:pPr>
         <w:pStyle w:val="Bibliography"/>
@@ -4626,7 +4941,7 @@
       <w:r>
         <w:t xml:space="preserve"> </w:t>
       </w:r>
-      <w:hyperlink r:id="rId121">
+      <w:hyperlink r:id="rId136">
         <w:r>
           <w:rPr>
             <w:rStyle w:val="Hyperlink"/>
@@ -4638,8 +4953,8 @@
         <w:t xml:space="preserve">.</w:t>
       </w:r>
     </w:p>
-    <w:bookmarkEnd w:id="122"/>
-    <w:bookmarkStart w:id="124" w:name="ref-kaddenMarlattRelapseTaxonomy1996"/>
+    <w:bookmarkEnd w:id="137"/>
+    <w:bookmarkStart w:id="139" w:name="ref-kaddenMarlattRelapseTaxonomy1996"/>
     <w:p>
       <w:pPr>
         <w:pStyle w:val="Bibliography"/>
@@ -4681,7 +4996,7 @@
       <w:r>
         <w:t xml:space="preserve"> </w:t>
       </w:r>
-      <w:hyperlink r:id="rId123">
+      <w:hyperlink r:id="rId138">
         <w:r>
           <w:rPr>
             <w:rStyle w:val="Hyperlink"/>
@@ -4693,8 +5008,8 @@
         <w:t xml:space="preserve">.</w:t>
       </w:r>
     </w:p>
-    <w:bookmarkEnd w:id="124"/>
-    <w:bookmarkStart w:id="126" w:name="ref-kaufmannTreatmentSeekingBarriers2014"/>
+    <w:bookmarkEnd w:id="139"/>
+    <w:bookmarkStart w:id="141" w:name="ref-kaufmannTreatmentSeekingBarriers2014"/>
     <w:p>
       <w:pPr>
         <w:pStyle w:val="Bibliography"/>
@@ -4727,7 +5042,7 @@
       <w:r>
         <w:t xml:space="preserve"> </w:t>
       </w:r>
-      <w:hyperlink r:id="rId125">
+      <w:hyperlink r:id="rId140">
         <w:r>
           <w:rPr>
             <w:rStyle w:val="Hyperlink"/>
@@ -4739,8 +5054,8 @@
         <w:t xml:space="preserve">.</w:t>
       </w:r>
     </w:p>
-    <w:bookmarkEnd w:id="126"/>
-    <w:bookmarkStart w:id="127" w:name="ref-korlakuntaReasonsRelapsePatients2012"/>
+    <w:bookmarkEnd w:id="141"/>
+    <w:bookmarkStart w:id="142" w:name="ref-korlakuntaReasonsRelapsePatients2012"/>
     <w:p>
       <w:pPr>
         <w:pStyle w:val="Bibliography"/>
@@ -4771,8 +5086,8 @@
         <w:t xml:space="preserve">13 (2): 108.</w:t>
       </w:r>
     </w:p>
-    <w:bookmarkEnd w:id="127"/>
-    <w:bookmarkStart w:id="129" w:name="ref-lecomteMobileAppsMental2020"/>
+    <w:bookmarkEnd w:id="142"/>
+    <w:bookmarkStart w:id="144" w:name="ref-lecomteMobileAppsMental2020"/>
     <w:p>
       <w:pPr>
         <w:pStyle w:val="Bibliography"/>
@@ -4847,7 +5162,7 @@
       <w:r>
         <w:t xml:space="preserve"> </w:t>
       </w:r>
-      <w:hyperlink r:id="rId128">
+      <w:hyperlink r:id="rId143">
         <w:r>
           <w:rPr>
             <w:rStyle w:val="Hyperlink"/>
@@ -4859,8 +5174,8 @@
         <w:t xml:space="preserve">.</w:t>
       </w:r>
     </w:p>
-    <w:bookmarkEnd w:id="129"/>
-    <w:bookmarkStart w:id="131" w:name="ref-leeDataDrivenDigitalTherapeutics2023"/>
+    <w:bookmarkEnd w:id="144"/>
+    <w:bookmarkStart w:id="146" w:name="ref-leeDataDrivenDigitalTherapeutics2023"/>
     <w:p>
       <w:pPr>
         <w:pStyle w:val="Bibliography"/>
@@ -4923,7 +5238,7 @@
       <w:r>
         <w:t xml:space="preserve"> </w:t>
       </w:r>
-      <w:hyperlink r:id="rId130">
+      <w:hyperlink r:id="rId145">
         <w:r>
           <w:rPr>
             <w:rStyle w:val="Hyperlink"/>
@@ -4935,8 +5250,8 @@
         <w:t xml:space="preserve">.</w:t>
       </w:r>
     </w:p>
-    <w:bookmarkEnd w:id="131"/>
-    <w:bookmarkStart w:id="133" w:name="Xad0e05bf336dda97d227027eae040cfde33d783"/>
+    <w:bookmarkEnd w:id="146"/>
+    <w:bookmarkStart w:id="148" w:name="Xad0e05bf336dda97d227027eae040cfde33d783"/>
     <w:p>
       <w:pPr>
         <w:pStyle w:val="Bibliography"/>
@@ -4978,7 +5293,7 @@
       <w:r>
         <w:t xml:space="preserve"> </w:t>
       </w:r>
-      <w:hyperlink r:id="rId132">
+      <w:hyperlink r:id="rId147">
         <w:r>
           <w:rPr>
             <w:rStyle w:val="Hyperlink"/>
@@ -4990,8 +5305,8 @@
         <w:t xml:space="preserve">.</w:t>
       </w:r>
     </w:p>
-    <w:bookmarkEnd w:id="133"/>
-    <w:bookmarkStart w:id="134" w:name="X34be55f2a2ff67a14e7206627bb93b426490c87"/>
+    <w:bookmarkEnd w:id="148"/>
+    <w:bookmarkStart w:id="149" w:name="X34be55f2a2ff67a14e7206627bb93b426490c87"/>
     <w:p>
       <w:pPr>
         <w:pStyle w:val="Bibliography"/>
@@ -5076,8 +5391,8 @@
         <w:t xml:space="preserve">’17. Red Hook, NY, USA: Curran Associates Inc.</w:t>
       </w:r>
     </w:p>
-    <w:bookmarkEnd w:id="134"/>
-    <w:bookmarkStart w:id="136" w:name="X22e9be3824ec77f661ff36dcfd4b6270812f56f"/>
+    <w:bookmarkEnd w:id="149"/>
+    <w:bookmarkStart w:id="151" w:name="X22e9be3824ec77f661ff36dcfd4b6270812f56f"/>
     <w:p>
       <w:pPr>
         <w:pStyle w:val="Bibliography"/>
@@ -5110,7 +5425,7 @@
       <w:r>
         <w:t xml:space="preserve"> </w:t>
       </w:r>
-      <w:hyperlink r:id="rId135">
+      <w:hyperlink r:id="rId150">
         <w:r>
           <w:rPr>
             <w:rStyle w:val="Hyperlink"/>
@@ -5122,8 +5437,8 @@
         <w:t xml:space="preserve">.</w:t>
       </w:r>
     </w:p>
-    <w:bookmarkEnd w:id="136"/>
-    <w:bookmarkStart w:id="138" w:name="X1329989714ddcecd7db483e12083768f0c5e635"/>
+    <w:bookmarkEnd w:id="151"/>
+    <w:bookmarkStart w:id="153" w:name="X1329989714ddcecd7db483e12083768f0c5e635"/>
     <w:p>
       <w:pPr>
         <w:pStyle w:val="Bibliography"/>
@@ -5156,7 +5471,7 @@
       <w:r>
         <w:t xml:space="preserve"> </w:t>
       </w:r>
-      <w:hyperlink r:id="rId137">
+      <w:hyperlink r:id="rId152">
         <w:r>
           <w:rPr>
             <w:rStyle w:val="Hyperlink"/>
@@ -5168,8 +5483,8 @@
         <w:t xml:space="preserve">.</w:t>
       </w:r>
     </w:p>
-    <w:bookmarkEnd w:id="138"/>
-    <w:bookmarkStart w:id="139" w:name="Xacc8c8a96f728736c6ec7be4d5ae02bdeea04b4"/>
+    <w:bookmarkEnd w:id="153"/>
+    <w:bookmarkStart w:id="154" w:name="Xacc8c8a96f728736c6ec7be4d5ae02bdeea04b4"/>
     <w:p>
       <w:pPr>
         <w:pStyle w:val="Bibliography"/>
@@ -5231,8 +5546,8 @@
         <w:t xml:space="preserve">Strategies in the Treatment of Addictive Behaviors, 2nd Ed. New York, NY, US: The Guilford Press.</w:t>
       </w:r>
     </w:p>
-    <w:bookmarkEnd w:id="139"/>
-    <w:bookmarkStart w:id="141" w:name="ref-mayBarriersTreatmentAlcohol2019"/>
+    <w:bookmarkEnd w:id="154"/>
+    <w:bookmarkStart w:id="156" w:name="ref-mayBarriersTreatmentAlcohol2019"/>
     <w:p>
       <w:pPr>
         <w:pStyle w:val="Bibliography"/>
@@ -5286,7 +5601,7 @@
       <w:r>
         <w:t xml:space="preserve"> </w:t>
       </w:r>
-      <w:hyperlink r:id="rId140">
+      <w:hyperlink r:id="rId155">
         <w:r>
           <w:rPr>
             <w:rStyle w:val="Hyperlink"/>
@@ -5298,8 +5613,8 @@
         <w:t xml:space="preserve">.</w:t>
       </w:r>
     </w:p>
-    <w:bookmarkEnd w:id="141"/>
-    <w:bookmarkStart w:id="143" w:name="ref-mckayStudiesFactorsRelapse1999a"/>
+    <w:bookmarkEnd w:id="156"/>
+    <w:bookmarkStart w:id="158" w:name="ref-mckayStudiesFactorsRelapse1999a"/>
     <w:p>
       <w:pPr>
         <w:pStyle w:val="Bibliography"/>
@@ -5332,7 +5647,7 @@
       <w:r>
         <w:t xml:space="preserve"> </w:t>
       </w:r>
-      <w:hyperlink r:id="rId142">
+      <w:hyperlink r:id="rId157">
         <w:r>
           <w:rPr>
             <w:rStyle w:val="Hyperlink"/>
@@ -5344,8 +5659,8 @@
         <w:t xml:space="preserve">.</w:t>
       </w:r>
     </w:p>
-    <w:bookmarkEnd w:id="143"/>
-    <w:bookmarkStart w:id="145" w:name="Xa85aa3e69b96711203dd276459c27e9adfa1c91"/>
+    <w:bookmarkEnd w:id="158"/>
+    <w:bookmarkStart w:id="160" w:name="Xa85aa3e69b96711203dd276459c27e9adfa1c91"/>
     <w:p>
       <w:pPr>
         <w:pStyle w:val="Bibliography"/>
@@ -5378,7 +5693,7 @@
       <w:r>
         <w:t xml:space="preserve"> </w:t>
       </w:r>
-      <w:hyperlink r:id="rId144">
+      <w:hyperlink r:id="rId159">
         <w:r>
           <w:rPr>
             <w:rStyle w:val="Hyperlink"/>
@@ -5390,8 +5705,8 @@
         <w:t xml:space="preserve">.</w:t>
       </w:r>
     </w:p>
-    <w:bookmarkEnd w:id="145"/>
-    <w:bookmarkStart w:id="147" w:name="X2c8fdc1f963588c4e5803538f331fc3ec069650"/>
+    <w:bookmarkEnd w:id="160"/>
+    <w:bookmarkStart w:id="162" w:name="X2c8fdc1f963588c4e5803538f331fc3ec069650"/>
     <w:p>
       <w:pPr>
         <w:pStyle w:val="Bibliography"/>
@@ -5424,7 +5739,7 @@
       <w:r>
         <w:t xml:space="preserve"> </w:t>
       </w:r>
-      <w:hyperlink r:id="rId146">
+      <w:hyperlink r:id="rId161">
         <w:r>
           <w:rPr>
             <w:rStyle w:val="Hyperlink"/>
@@ -5436,8 +5751,8 @@
         <w:t xml:space="preserve">.</w:t>
       </w:r>
     </w:p>
-    <w:bookmarkEnd w:id="147"/>
-    <w:bookmarkStart w:id="149" w:name="ref-millerWhatRelapseFifty1996"/>
+    <w:bookmarkEnd w:id="162"/>
+    <w:bookmarkStart w:id="164" w:name="ref-millerWhatRelapseFifty1996"/>
     <w:p>
       <w:pPr>
         <w:pStyle w:val="Bibliography"/>
@@ -5482,7 +5797,7 @@
       <w:r>
         <w:t xml:space="preserve"> </w:t>
       </w:r>
-      <w:hyperlink r:id="rId148">
+      <w:hyperlink r:id="rId163">
         <w:r>
           <w:rPr>
             <w:rStyle w:val="Hyperlink"/>
@@ -5494,8 +5809,8 @@
         <w:t xml:space="preserve">.</w:t>
       </w:r>
     </w:p>
-    <w:bookmarkEnd w:id="149"/>
-    <w:bookmarkStart w:id="151" w:name="X2c49998dea99682d6b5f0124ff3ae02aa1b44c6"/>
+    <w:bookmarkEnd w:id="164"/>
+    <w:bookmarkStart w:id="166" w:name="X2c49998dea99682d6b5f0124ff3ae02aa1b44c6"/>
     <w:p>
       <w:pPr>
         <w:pStyle w:val="Bibliography"/>
@@ -5540,7 +5855,7 @@
       <w:r>
         <w:t xml:space="preserve"> </w:t>
       </w:r>
-      <w:hyperlink r:id="rId150">
+      <w:hyperlink r:id="rId165">
         <w:r>
           <w:rPr>
             <w:rStyle w:val="Hyperlink"/>
@@ -5552,8 +5867,8 @@
         <w:t xml:space="preserve">.</w:t>
       </w:r>
     </w:p>
-    <w:bookmarkEnd w:id="151"/>
-    <w:bookmarkStart w:id="152" w:name="X10ed27139bf2726a3dc2246fcd4428578cdfcc2"/>
+    <w:bookmarkEnd w:id="166"/>
+    <w:bookmarkStart w:id="167" w:name="X10ed27139bf2726a3dc2246fcd4428578cdfcc2"/>
     <w:p>
       <w:pPr>
         <w:pStyle w:val="Bibliography"/>
@@ -5637,8 +5952,8 @@
         <w:t xml:space="preserve">https://www.niaaa.nih.gov/alcohols-effects-health/alcohol-topics/alcohol-facts-and-statistics/alcohol-treatment-united-states.</w:t>
       </w:r>
     </w:p>
-    <w:bookmarkEnd w:id="152"/>
-    <w:bookmarkStart w:id="153" w:name="X7d82e15a6eb3257cdf0f7a217921497f7a56ebb"/>
+    <w:bookmarkEnd w:id="167"/>
+    <w:bookmarkStart w:id="168" w:name="X7d82e15a6eb3257cdf0f7a217921497f7a56ebb"/>
     <w:p>
       <w:pPr>
         <w:pStyle w:val="Bibliography"/>
@@ -5749,8 +6064,8 @@
         <w:t xml:space="preserve">https://www.niaaa.nih.gov/alcohols-effects-health/alcohol-topics/alcohol-facts-and-statistics/alcohol-use-disorder-aud-united-states-age-groups-and-demographic-characteristics.</w:t>
       </w:r>
     </w:p>
-    <w:bookmarkEnd w:id="153"/>
-    <w:bookmarkStart w:id="154" w:name="Xefd2679ad72dde34adff1afa8671a6410298df4"/>
+    <w:bookmarkEnd w:id="168"/>
+    <w:bookmarkStart w:id="169" w:name="Xefd2679ad72dde34adff1afa8671a6410298df4"/>
     <w:p>
       <w:pPr>
         <w:pStyle w:val="Bibliography"/>
@@ -5804,8 +6119,8 @@
         <w:t xml:space="preserve">September.</w:t>
       </w:r>
     </w:p>
-    <w:bookmarkEnd w:id="154"/>
-    <w:bookmarkStart w:id="156" w:name="ref-perskiAcceptabilityDigitalHealth2021"/>
+    <w:bookmarkEnd w:id="169"/>
+    <w:bookmarkStart w:id="171" w:name="ref-perskiAcceptabilityDigitalHealth2021"/>
     <w:p>
       <w:pPr>
         <w:pStyle w:val="Bibliography"/>
@@ -5838,7 +6153,7 @@
       <w:r>
         <w:t xml:space="preserve"> </w:t>
       </w:r>
-      <w:hyperlink r:id="rId155">
+      <w:hyperlink r:id="rId170">
         <w:r>
           <w:rPr>
             <w:rStyle w:val="Hyperlink"/>
@@ -5850,8 +6165,8 @@
         <w:t xml:space="preserve">.</w:t>
       </w:r>
     </w:p>
-    <w:bookmarkEnd w:id="156"/>
-    <w:bookmarkStart w:id="158" w:name="Xb003b0f0cdb6de2c73ba14c880bf3ed3d4d8add"/>
+    <w:bookmarkEnd w:id="171"/>
+    <w:bookmarkStart w:id="173" w:name="Xb003b0f0cdb6de2c73ba14c880bf3ed3d4d8add"/>
     <w:p>
       <w:pPr>
         <w:pStyle w:val="Bibliography"/>
@@ -5938,7 +6253,7 @@
       <w:r>
         <w:t xml:space="preserve"> </w:t>
       </w:r>
-      <w:hyperlink r:id="rId157">
+      <w:hyperlink r:id="rId172">
         <w:r>
           <w:rPr>
             <w:rStyle w:val="Hyperlink"/>
@@ -5950,8 +6265,8 @@
         <w:t xml:space="preserve">.</w:t>
       </w:r>
     </w:p>
-    <w:bookmarkEnd w:id="158"/>
-    <w:bookmarkStart w:id="160" w:name="Xbb4506c53ef69c4b172ea82120c613272a44938"/>
+    <w:bookmarkEnd w:id="173"/>
+    <w:bookmarkStart w:id="175" w:name="Xbb4506c53ef69c4b172ea82120c613272a44938"/>
     <w:p>
       <w:pPr>
         <w:pStyle w:val="Bibliography"/>
@@ -6002,7 +6317,7 @@
       <w:r>
         <w:t xml:space="preserve"> </w:t>
       </w:r>
-      <w:hyperlink r:id="rId159">
+      <w:hyperlink r:id="rId174">
         <w:r>
           <w:rPr>
             <w:rStyle w:val="Hyperlink"/>
@@ -6014,8 +6329,8 @@
         <w:t xml:space="preserve">.</w:t>
       </w:r>
     </w:p>
-    <w:bookmarkEnd w:id="160"/>
-    <w:bookmarkStart w:id="162" w:name="ref-probstAlcoholUseDisorder2015"/>
+    <w:bookmarkEnd w:id="175"/>
+    <w:bookmarkStart w:id="177" w:name="ref-probstAlcoholUseDisorder2015"/>
     <w:p>
       <w:pPr>
         <w:pStyle w:val="Bibliography"/>
@@ -6060,7 +6375,7 @@
       <w:r>
         <w:t xml:space="preserve"> </w:t>
       </w:r>
-      <w:hyperlink r:id="rId161">
+      <w:hyperlink r:id="rId176">
         <w:r>
           <w:rPr>
             <w:rStyle w:val="Hyperlink"/>
@@ -6072,8 +6387,8 @@
         <w:t xml:space="preserve">.</w:t>
       </w:r>
     </w:p>
-    <w:bookmarkEnd w:id="162"/>
-    <w:bookmarkStart w:id="164" w:name="ref-sacks2010NationalState2015a"/>
+    <w:bookmarkEnd w:id="177"/>
+    <w:bookmarkStart w:id="179" w:name="ref-sacks2010NationalState2015a"/>
     <w:p>
       <w:pPr>
         <w:pStyle w:val="Bibliography"/>
@@ -6139,7 +6454,7 @@
       <w:r>
         <w:t xml:space="preserve"> </w:t>
       </w:r>
-      <w:hyperlink r:id="rId163">
+      <w:hyperlink r:id="rId178">
         <w:r>
           <w:rPr>
             <w:rStyle w:val="Hyperlink"/>
@@ -6151,8 +6466,8 @@
         <w:t xml:space="preserve">.</w:t>
       </w:r>
     </w:p>
-    <w:bookmarkEnd w:id="164"/>
-    <w:bookmarkStart w:id="166" w:name="X09d525bde5cdf46e9beb75f4b54b37f879a73a6"/>
+    <w:bookmarkEnd w:id="179"/>
+    <w:bookmarkStart w:id="181" w:name="X09d525bde5cdf46e9beb75f4b54b37f879a73a6"/>
     <w:p>
       <w:pPr>
         <w:pStyle w:val="Bibliography"/>
@@ -6227,7 +6542,7 @@
       <w:r>
         <w:t xml:space="preserve"> </w:t>
       </w:r>
-      <w:hyperlink r:id="rId165">
+      <w:hyperlink r:id="rId180">
         <w:r>
           <w:rPr>
             <w:rStyle w:val="Hyperlink"/>
@@ -6239,8 +6554,8 @@
         <w:t xml:space="preserve">.</w:t>
       </w:r>
     </w:p>
-    <w:bookmarkEnd w:id="166"/>
-    <w:bookmarkStart w:id="168" w:name="ref-scottPathwaysRelapseTreatment2005"/>
+    <w:bookmarkEnd w:id="181"/>
+    <w:bookmarkStart w:id="183" w:name="ref-scottPathwaysRelapseTreatment2005"/>
     <w:p>
       <w:pPr>
         <w:pStyle w:val="Bibliography"/>
@@ -6273,7 +6588,7 @@
       <w:r>
         <w:t xml:space="preserve"> </w:t>
       </w:r>
-      <w:hyperlink r:id="rId167">
+      <w:hyperlink r:id="rId182">
         <w:r>
           <w:rPr>
             <w:rStyle w:val="Hyperlink"/>
@@ -6285,8 +6600,8 @@
         <w:t xml:space="preserve">.</w:t>
       </w:r>
     </w:p>
-    <w:bookmarkEnd w:id="168"/>
-    <w:bookmarkStart w:id="170" w:name="ref-sedarousCultureStigmaInequities2023"/>
+    <w:bookmarkEnd w:id="183"/>
+    <w:bookmarkStart w:id="185" w:name="ref-sedarousCultureStigmaInequities2023"/>
     <w:p>
       <w:pPr>
         <w:pStyle w:val="Bibliography"/>
@@ -6319,7 +6634,7 @@
       <w:r>
         <w:t xml:space="preserve"> </w:t>
       </w:r>
-      <w:hyperlink r:id="rId169">
+      <w:hyperlink r:id="rId184">
         <w:r>
           <w:rPr>
             <w:rStyle w:val="Hyperlink"/>
@@ -6331,8 +6646,8 @@
         <w:t xml:space="preserve">.</w:t>
       </w:r>
     </w:p>
-    <w:bookmarkEnd w:id="170"/>
-    <w:bookmarkStart w:id="172" w:name="ref-stoutPredictiveValidityMarlatt1996"/>
+    <w:bookmarkEnd w:id="185"/>
+    <w:bookmarkStart w:id="187" w:name="ref-stoutPredictiveValidityMarlatt1996"/>
     <w:p>
       <w:pPr>
         <w:pStyle w:val="Bibliography"/>
@@ -6374,7 +6689,7 @@
       <w:r>
         <w:t xml:space="preserve"> </w:t>
       </w:r>
-      <w:hyperlink r:id="rId171">
+      <w:hyperlink r:id="rId186">
         <w:r>
           <w:rPr>
             <w:rStyle w:val="Hyperlink"/>
@@ -6386,8 +6701,8 @@
         <w:t xml:space="preserve">.</w:t>
       </w:r>
     </w:p>
-    <w:bookmarkEnd w:id="172"/>
-    <w:bookmarkStart w:id="174" w:name="X96f53643d6f2371e92547a3958d3a6315a75b64"/>
+    <w:bookmarkEnd w:id="187"/>
+    <w:bookmarkStart w:id="189" w:name="X96f53643d6f2371e92547a3958d3a6315a75b64"/>
     <w:p>
       <w:pPr>
         <w:pStyle w:val="Bibliography"/>
@@ -6462,7 +6777,7 @@
       <w:r>
         <w:t xml:space="preserve"> </w:t>
       </w:r>
-      <w:hyperlink r:id="rId173">
+      <w:hyperlink r:id="rId188">
         <w:r>
           <w:rPr>
             <w:rStyle w:val="Hyperlink"/>
@@ -6474,8 +6789,8 @@
         <w:t xml:space="preserve">.</w:t>
       </w:r>
     </w:p>
-    <w:bookmarkEnd w:id="174"/>
-    <w:bookmarkStart w:id="176" w:name="ref-toValidationAlcoholMisuse2020"/>
+    <w:bookmarkEnd w:id="189"/>
+    <w:bookmarkStart w:id="191" w:name="ref-toValidationAlcoholMisuse2020"/>
     <w:p>
       <w:pPr>
         <w:pStyle w:val="Bibliography"/>
@@ -6508,7 +6823,7 @@
       <w:r>
         <w:t xml:space="preserve"> </w:t>
       </w:r>
-      <w:hyperlink r:id="rId175">
+      <w:hyperlink r:id="rId190">
         <w:r>
           <w:rPr>
             <w:rStyle w:val="Hyperlink"/>
@@ -6520,8 +6835,8 @@
         <w:t xml:space="preserve">.</w:t>
       </w:r>
     </w:p>
-    <w:bookmarkEnd w:id="176"/>
-    <w:bookmarkStart w:id="178" w:name="ref-topazExtractingAlcoholSubstance2019"/>
+    <w:bookmarkEnd w:id="191"/>
+    <w:bookmarkStart w:id="193" w:name="ref-topazExtractingAlcoholSubstance2019"/>
     <w:p>
       <w:pPr>
         <w:pStyle w:val="Bibliography"/>
@@ -6716,7 +7031,7 @@
       <w:r>
         <w:t xml:space="preserve"> </w:t>
       </w:r>
-      <w:hyperlink r:id="rId177">
+      <w:hyperlink r:id="rId192">
         <w:r>
           <w:rPr>
             <w:rStyle w:val="Hyperlink"/>
@@ -6728,8 +7043,8 @@
         <w:t xml:space="preserve">.</w:t>
       </w:r>
     </w:p>
-    <w:bookmarkEnd w:id="178"/>
-    <w:bookmarkStart w:id="180" w:name="Xc23b9258642a07a427764ca5f1401675cd78fe8"/>
+    <w:bookmarkEnd w:id="193"/>
+    <w:bookmarkStart w:id="195" w:name="Xc23b9258642a07a427764ca5f1401675cd78fe8"/>
     <w:p>
       <w:pPr>
         <w:pStyle w:val="Bibliography"/>
@@ -6819,7 +7134,7 @@
       <w:r>
         <w:t xml:space="preserve"> </w:t>
       </w:r>
-      <w:hyperlink r:id="rId179">
+      <w:hyperlink r:id="rId194">
         <w:r>
           <w:rPr>
             <w:rStyle w:val="Hyperlink"/>
@@ -6831,8 +7146,8 @@
         <w:t xml:space="preserve">.</w:t>
       </w:r>
     </w:p>
-    <w:bookmarkEnd w:id="180"/>
-    <w:bookmarkStart w:id="182" w:name="ref-verissimoInfluenceGenderRace2017"/>
+    <w:bookmarkEnd w:id="195"/>
+    <w:bookmarkStart w:id="197" w:name="ref-verissimoInfluenceGenderRace2017"/>
     <w:p>
       <w:pPr>
         <w:pStyle w:val="Bibliography"/>
@@ -6865,7 +7180,7 @@
       <w:r>
         <w:t xml:space="preserve"> </w:t>
       </w:r>
-      <w:hyperlink r:id="rId181">
+      <w:hyperlink r:id="rId196">
         <w:r>
           <w:rPr>
             <w:rStyle w:val="Hyperlink"/>
@@ -6877,8 +7192,8 @@
         <w:t xml:space="preserve">.</w:t>
       </w:r>
     </w:p>
-    <w:bookmarkEnd w:id="182"/>
-    <w:bookmarkStart w:id="184" w:name="X4d3b90c1d1a7aedd64897841630d176922ff5c5"/>
+    <w:bookmarkEnd w:id="197"/>
+    <w:bookmarkStart w:id="199" w:name="X4d3b90c1d1a7aedd64897841630d176922ff5c5"/>
     <w:p>
       <w:pPr>
         <w:pStyle w:val="Bibliography"/>
@@ -6911,7 +7226,7 @@
       <w:r>
         <w:t xml:space="preserve"> </w:t>
       </w:r>
-      <w:hyperlink r:id="rId183">
+      <w:hyperlink r:id="rId198">
         <w:r>
           <w:rPr>
             <w:rStyle w:val="Hyperlink"/>
@@ -6923,8 +7238,8 @@
         <w:t xml:space="preserve">.</w:t>
       </w:r>
     </w:p>
-    <w:bookmarkEnd w:id="184"/>
-    <w:bookmarkStart w:id="186" w:name="Xdc00f0b24416f0cd67e677fa7ea98976cb76b78"/>
+    <w:bookmarkEnd w:id="199"/>
+    <w:bookmarkStart w:id="201" w:name="Xdc00f0b24416f0cd67e677fa7ea98976cb76b78"/>
     <w:p>
       <w:pPr>
         <w:pStyle w:val="Bibliography"/>
@@ -7005,7 +7320,7 @@
       <w:r>
         <w:t xml:space="preserve"> </w:t>
       </w:r>
-      <w:hyperlink r:id="rId185">
+      <w:hyperlink r:id="rId200">
         <w:r>
           <w:rPr>
             <w:rStyle w:val="Hyperlink"/>
@@ -7017,8 +7332,8 @@
         <w:t xml:space="preserve">.</w:t>
       </w:r>
     </w:p>
-    <w:bookmarkEnd w:id="186"/>
-    <w:bookmarkStart w:id="188" w:name="Xfdbd9b98dcf52cd76d09b25ddfd802e4e88441f"/>
+    <w:bookmarkEnd w:id="201"/>
+    <w:bookmarkStart w:id="203" w:name="Xfdbd9b98dcf52cd76d09b25ddfd802e4e88441f"/>
     <w:p>
       <w:pPr>
         <w:pStyle w:val="Bibliography"/>
@@ -7105,7 +7420,7 @@
       <w:r>
         <w:t xml:space="preserve"> </w:t>
       </w:r>
-      <w:hyperlink r:id="rId187">
+      <w:hyperlink r:id="rId202">
         <w:r>
           <w:rPr>
             <w:rStyle w:val="Hyperlink"/>
@@ -7117,8 +7432,8 @@
         <w:t xml:space="preserve">.</w:t>
       </w:r>
     </w:p>
-    <w:bookmarkEnd w:id="188"/>
-    <w:bookmarkStart w:id="190" w:name="Xd410df898383a3f6b94baeff92b08b2a4966eb6"/>
+    <w:bookmarkEnd w:id="203"/>
+    <w:bookmarkStart w:id="205" w:name="Xd410df898383a3f6b94baeff92b08b2a4966eb6"/>
     <w:p>
       <w:pPr>
         <w:pStyle w:val="Bibliography"/>
@@ -7169,7 +7484,7 @@
       <w:r>
         <w:t xml:space="preserve"> </w:t>
       </w:r>
-      <w:hyperlink r:id="rId189">
+      <w:hyperlink r:id="rId204">
         <w:r>
           <w:rPr>
             <w:rStyle w:val="Hyperlink"/>
@@ -7181,8 +7496,8 @@
         <w:t xml:space="preserve">.</w:t>
       </w:r>
     </w:p>
-    <w:bookmarkEnd w:id="190"/>
-    <w:bookmarkStart w:id="192" w:name="Xcff35f2cf9ec03e2e988d7302a2859198fb713c"/>
+    <w:bookmarkEnd w:id="205"/>
+    <w:bookmarkStart w:id="207" w:name="Xcff35f2cf9ec03e2e988d7302a2859198fb713c"/>
     <w:p>
       <w:pPr>
         <w:pStyle w:val="Bibliography"/>
@@ -7266,7 +7581,7 @@
       <w:r>
         <w:t xml:space="preserve"> </w:t>
       </w:r>
-      <w:hyperlink r:id="rId191">
+      <w:hyperlink r:id="rId206">
         <w:r>
           <w:rPr>
             <w:rStyle w:val="Hyperlink"/>
@@ -7278,8 +7593,8 @@
         <w:t xml:space="preserve">.</w:t>
       </w:r>
     </w:p>
-    <w:bookmarkEnd w:id="192"/>
-    <w:bookmarkStart w:id="194" w:name="Xc14b7c1ad4860604e4f16cd318ff1ed0b3b66a5"/>
+    <w:bookmarkEnd w:id="207"/>
+    <w:bookmarkStart w:id="209" w:name="Xc14b7c1ad4860604e4f16cd318ff1ed0b3b66a5"/>
     <w:p>
       <w:pPr>
         <w:pStyle w:val="Bibliography"/>
@@ -7330,7 +7645,7 @@
       <w:r>
         <w:t xml:space="preserve"> </w:t>
       </w:r>
-      <w:hyperlink r:id="rId193">
+      <w:hyperlink r:id="rId208">
         <w:r>
           <w:rPr>
             <w:rStyle w:val="Hyperlink"/>
@@ -7342,8 +7657,8 @@
         <w:t xml:space="preserve">.</w:t>
       </w:r>
     </w:p>
-    <w:bookmarkEnd w:id="194"/>
-    <w:bookmarkStart w:id="196" w:name="ref-wyantMachineLearningModels2024"/>
+    <w:bookmarkEnd w:id="209"/>
+    <w:bookmarkStart w:id="211" w:name="ref-wyantMachineLearningModels2024"/>
     <w:p>
       <w:pPr>
         <w:pStyle w:val="Bibliography"/>
@@ -7376,7 +7691,7 @@
       <w:r>
         <w:t xml:space="preserve"> </w:t>
       </w:r>
-      <w:hyperlink r:id="rId195">
+      <w:hyperlink r:id="rId210">
         <w:r>
           <w:rPr>
             <w:rStyle w:val="Hyperlink"/>
@@ -7388,8 +7703,8 @@
         <w:t xml:space="preserve">.</w:t>
       </w:r>
     </w:p>
-    <w:bookmarkEnd w:id="196"/>
-    <w:bookmarkStart w:id="198" w:name="X995ee0d7cc70552d8fe297105eae4df7b8bb829"/>
+    <w:bookmarkEnd w:id="211"/>
+    <w:bookmarkStart w:id="213" w:name="X995ee0d7cc70552d8fe297105eae4df7b8bb829"/>
     <w:p>
       <w:pPr>
         <w:pStyle w:val="Bibliography"/>
@@ -7479,7 +7794,7 @@
       <w:r>
         <w:t xml:space="preserve"> </w:t>
       </w:r>
-      <w:hyperlink r:id="rId197">
+      <w:hyperlink r:id="rId212">
         <w:r>
           <w:rPr>
             <w:rStyle w:val="Hyperlink"/>
@@ -7491,9 +7806,9 @@
         <w:t xml:space="preserve">.</w:t>
       </w:r>
     </w:p>
-    <w:bookmarkEnd w:id="198"/>
-    <w:bookmarkEnd w:id="199"/>
-    <w:bookmarkEnd w:id="200"/>
+    <w:bookmarkEnd w:id="213"/>
+    <w:bookmarkEnd w:id="214"/>
+    <w:bookmarkEnd w:id="215"/>
     <w:sectPr/>
   </w:body>
 </w:document>

--- a/index.docx
+++ b/index.docx
@@ -1905,7 +1905,7 @@
     </w:p>
     <w:bookmarkEnd w:id="45"/>
     <w:bookmarkEnd w:id="46"/>
-    <w:bookmarkStart w:id="93" w:name="results"/>
+    <w:bookmarkStart w:id="98" w:name="results"/>
     <w:p>
       <w:pPr>
         <w:pStyle w:val="Heading1"/>
@@ -2548,7 +2548,7 @@
             <w:r>
               <w:drawing>
                 <wp:inline>
-                  <wp:extent cx="5334000" cy="3810000"/>
+                  <wp:extent cx="5334000" cy="3200400"/>
                   <wp:effectExtent b="0" l="0" r="0" t="0"/>
                   <wp:docPr descr="" title="" id="76" name="Picture"/>
                   <a:graphic>
@@ -2569,7 +2569,7 @@
                         <pic:spPr bwMode="auto">
                           <a:xfrm>
                             <a:off x="0" y="0"/>
-                            <a:ext cx="5334000" cy="3810000"/>
+                            <a:ext cx="5334000" cy="3200400"/>
                           </a:xfrm>
                           <a:prstGeom prst="rect">
                             <a:avLst/>
@@ -2842,35 +2842,13 @@
       </w:hyperlink>
     </w:p>
     <w:bookmarkEnd w:id="90"/>
-    <w:bookmarkStart w:id="92" w:name="model-fairness"/>
+    <w:bookmarkStart w:id="97" w:name="model-fairness"/>
     <w:p>
       <w:pPr>
         <w:pStyle w:val="Heading2"/>
       </w:pPr>
       <w:r>
         <w:t xml:space="preserve">Model Fairness</w:t>
-      </w:r>
-    </w:p>
-    <w:p>
-      <w:pPr>
-        <w:pStyle w:val="FirstParagraph"/>
-      </w:pPr>
-      <w:r>
-        <w:t xml:space="preserve">See</w:t>
-      </w:r>
-      <w:r>
-        <w:t xml:space="preserve"> </w:t>
-      </w:r>
-      <w:hyperlink w:anchor="tbl-fairness">
-        <w:r>
-          <w:rPr>
-            <w:rStyle w:val="Hyperlink"/>
-          </w:rPr>
-          <w:t xml:space="preserve">Table 2</w:t>
-        </w:r>
-      </w:hyperlink>
-      <w:r>
-        <w:t xml:space="preserve">.</w:t>
       </w:r>
     </w:p>
     <w:tbl>
@@ -2886,7 +2864,134 @@
       <w:tr>
         <w:tc>
           <w:tcPr/>
-          <w:bookmarkStart w:id="91" w:name="tbl-fairness"/>
+          <w:bookmarkStart w:id="94" w:name="fig-fairness"/>
+          <w:p>
+            <w:pPr>
+              <w:pStyle w:val="Compact"/>
+              <w:jc w:val="center"/>
+            </w:pPr>
+            <w:r>
+              <w:drawing>
+                <wp:inline>
+                  <wp:extent cx="5334000" cy="3810000"/>
+                  <wp:effectExtent b="0" l="0" r="0" t="0"/>
+                  <wp:docPr descr="" title="" id="92" name="Picture"/>
+                  <a:graphic>
+                    <a:graphicData uri="http://schemas.openxmlformats.org/drawingml/2006/picture">
+                      <pic:pic>
+                        <pic:nvPicPr>
+                          <pic:cNvPr descr="index_files/figure-docx/notebooks-fairness-fig-fairness-output-1.png" id="93" name="Picture"/>
+                          <pic:cNvPicPr>
+                            <a:picLocks noChangeArrowheads="1" noChangeAspect="1"/>
+                          </pic:cNvPicPr>
+                        </pic:nvPicPr>
+                        <pic:blipFill>
+                          <a:blip r:embed="rId91"/>
+                          <a:stretch>
+                            <a:fillRect/>
+                          </a:stretch>
+                        </pic:blipFill>
+                        <pic:spPr bwMode="auto">
+                          <a:xfrm>
+                            <a:off x="0" y="0"/>
+                            <a:ext cx="5334000" cy="3810000"/>
+                          </a:xfrm>
+                          <a:prstGeom prst="rect">
+                            <a:avLst/>
+                          </a:prstGeom>
+                          <a:noFill/>
+                          <a:ln w="9525">
+                            <a:noFill/>
+                            <a:headEnd/>
+                            <a:tailEnd/>
+                          </a:ln>
+                        </pic:spPr>
+                      </pic:pic>
+                    </a:graphicData>
+                  </a:graphic>
+                </wp:inline>
+              </w:drawing>
+            </w:r>
+          </w:p>
+          <w:p>
+            <w:pPr>
+              <w:jc w:val="center"/>
+            </w:pPr>
+            <w:pPr>
+              <w:jc w:val="start"/>
+              <w:spacing w:before="200"/>
+              <w:pStyle w:val="ImageCaption"/>
+            </w:pPr>
+            <w:r>
+              <w:t xml:space="preserve">Figure 10: auROC posterior distribution across different privileged vs. unprivileged groups</w:t>
+            </w:r>
+          </w:p>
+          <w:bookmarkEnd w:id="94"/>
+        </w:tc>
+      </w:tr>
+    </w:tbl>
+    <w:p>
+      <w:pPr>
+        <w:pStyle w:val="BodyText"/>
+      </w:pPr>
+      <w:r>
+        <w:rPr>
+          <w:vertAlign w:val="subscript"/>
+        </w:rPr>
+        <w:t xml:space="preserve">Source:</w:t>
+      </w:r>
+      <w:r>
+        <w:rPr>
+          <w:vertAlign w:val="subscript"/>
+        </w:rPr>
+        <w:t xml:space="preserve"> </w:t>
+      </w:r>
+      <w:hyperlink r:id="rId95">
+        <w:r>
+          <w:rPr>
+            <w:rStyle w:val="Hyperlink"/>
+            <w:vertAlign w:val="subscript"/>
+          </w:rPr>
+          <w:t xml:space="preserve">Subgroup Analysis</w:t>
+        </w:r>
+      </w:hyperlink>
+    </w:p>
+    <w:p>
+      <w:pPr>
+        <w:pStyle w:val="BodyText"/>
+      </w:pPr>
+      <w:r>
+        <w:t xml:space="preserve">See</w:t>
+      </w:r>
+      <w:r>
+        <w:t xml:space="preserve"> </w:t>
+      </w:r>
+      <w:hyperlink w:anchor="tbl-fairness">
+        <w:r>
+          <w:rPr>
+            <w:rStyle w:val="Hyperlink"/>
+          </w:rPr>
+          <w:t xml:space="preserve">Table 2</w:t>
+        </w:r>
+      </w:hyperlink>
+      <w:r>
+        <w:t xml:space="preserve">.</w:t>
+      </w:r>
+    </w:p>
+    <w:tbl>
+      <w:tblPr>
+        <w:tblStyle w:val="Table"/>
+        <w:tblW w:type="pct" w:w="5000"/>
+        <w:tblLayout w:type="fixed"/>
+        <w:tblLook w:firstRow="0" w:lastRow="0" w:firstColumn="0" w:lastColumn="0" w:noHBand="0" w:noVBand="0" w:val="0000"/>
+      </w:tblPr>
+      <w:tblGrid>
+        <w:gridCol w:w="7920"/>
+      </w:tblGrid>
+      <w:tr>
+        <w:tc>
+          <w:tcPr/>
+          <w:bookmarkStart w:id="96" w:name="tbl-fairness"/>
           <w:p>
             <w:pPr>
               <w:jc w:val="center"/>
@@ -3248,7 +3353,7 @@
               </w:tc>
             </w:tr>
           </w:tbl>
-          <w:bookmarkEnd w:id="91"/>
+          <w:bookmarkEnd w:id="96"/>
           <w:p/>
         </w:tc>
       </w:tr>
@@ -3258,9 +3363,9 @@
         <w:br w:type="page"/>
       </w:r>
     </w:p>
-    <w:bookmarkEnd w:id="92"/>
-    <w:bookmarkEnd w:id="93"/>
-    <w:bookmarkStart w:id="215" w:name="discussions"/>
+    <w:bookmarkEnd w:id="97"/>
+    <w:bookmarkEnd w:id="98"/>
+    <w:bookmarkStart w:id="220" w:name="discussions"/>
     <w:p>
       <w:pPr>
         <w:pStyle w:val="Heading1"/>
@@ -3274,8 +3379,8 @@
         <w:br w:type="page"/>
       </w:r>
     </w:p>
-    <w:bookmarkStart w:id="214" w:name="refs"/>
-    <w:bookmarkStart w:id="95" w:name="Xafb9ebfeab280acee598deb0b35b093eec91108"/>
+    <w:bookmarkStart w:id="219" w:name="refs"/>
+    <w:bookmarkStart w:id="100" w:name="Xafb9ebfeab280acee598deb0b35b093eec91108"/>
     <w:p>
       <w:pPr>
         <w:pStyle w:val="Bibliography"/>
@@ -3365,7 +3470,7 @@
       <w:r>
         <w:t xml:space="preserve"> </w:t>
       </w:r>
-      <w:hyperlink r:id="rId94">
+      <w:hyperlink r:id="rId99">
         <w:r>
           <w:rPr>
             <w:rStyle w:val="Hyperlink"/>
@@ -3377,8 +3482,8 @@
         <w:t xml:space="preserve">.</w:t>
       </w:r>
     </w:p>
-    <w:bookmarkEnd w:id="95"/>
-    <w:bookmarkStart w:id="97" w:name="ref-afsharNaturalLanguageProcessing2019"/>
+    <w:bookmarkEnd w:id="100"/>
+    <w:bookmarkStart w:id="102" w:name="ref-afsharNaturalLanguageProcessing2019"/>
     <w:p>
       <w:pPr>
         <w:pStyle w:val="Bibliography"/>
@@ -3411,7 +3516,7 @@
       <w:r>
         <w:t xml:space="preserve"> </w:t>
       </w:r>
-      <w:hyperlink r:id="rId96">
+      <w:hyperlink r:id="rId101">
         <w:r>
           <w:rPr>
             <w:rStyle w:val="Hyperlink"/>
@@ -3423,8 +3528,8 @@
         <w:t xml:space="preserve">.</w:t>
       </w:r>
     </w:p>
-    <w:bookmarkEnd w:id="97"/>
-    <w:bookmarkStart w:id="99" w:name="Xc95fb8816eaf9f583d19d6cba6a9ac025f9fe91"/>
+    <w:bookmarkEnd w:id="102"/>
+    <w:bookmarkStart w:id="104" w:name="Xc95fb8816eaf9f583d19d6cba6a9ac025f9fe91"/>
     <w:p>
       <w:pPr>
         <w:pStyle w:val="Bibliography"/>
@@ -3612,7 +3717,7 @@
       <w:r>
         <w:t xml:space="preserve"> </w:t>
       </w:r>
-      <w:hyperlink r:id="rId98">
+      <w:hyperlink r:id="rId103">
         <w:r>
           <w:rPr>
             <w:rStyle w:val="Hyperlink"/>
@@ -3624,8 +3729,8 @@
         <w:t xml:space="preserve">.</w:t>
       </w:r>
     </w:p>
-    <w:bookmarkEnd w:id="99"/>
-    <w:bookmarkStart w:id="101" w:name="Xa710417644a60899013e4932e847385912f9696"/>
+    <w:bookmarkEnd w:id="104"/>
+    <w:bookmarkStart w:id="106" w:name="Xa710417644a60899013e4932e847385912f9696"/>
     <w:p>
       <w:pPr>
         <w:pStyle w:val="Bibliography"/>
@@ -3670,7 +3775,7 @@
       <w:r>
         <w:t xml:space="preserve"> </w:t>
       </w:r>
-      <w:hyperlink r:id="rId100">
+      <w:hyperlink r:id="rId105">
         <w:r>
           <w:rPr>
             <w:rStyle w:val="Hyperlink"/>
@@ -3682,8 +3787,8 @@
         <w:t xml:space="preserve">.</w:t>
       </w:r>
     </w:p>
-    <w:bookmarkEnd w:id="101"/>
-    <w:bookmarkStart w:id="103" w:name="ref-baeMobilePhoneSensors2018a"/>
+    <w:bookmarkEnd w:id="106"/>
+    <w:bookmarkStart w:id="108" w:name="ref-baeMobilePhoneSensors2018a"/>
     <w:p>
       <w:pPr>
         <w:pStyle w:val="Bibliography"/>
@@ -3746,7 +3851,7 @@
       <w:r>
         <w:t xml:space="preserve"> </w:t>
       </w:r>
-      <w:hyperlink r:id="rId102">
+      <w:hyperlink r:id="rId107">
         <w:r>
           <w:rPr>
             <w:rStyle w:val="Hyperlink"/>
@@ -3758,8 +3863,8 @@
         <w:t xml:space="preserve">.</w:t>
       </w:r>
     </w:p>
-    <w:bookmarkEnd w:id="103"/>
-    <w:bookmarkStart w:id="105" w:name="Xe55fcb9276abfce60e3423ca0e9912c33a11f0b"/>
+    <w:bookmarkEnd w:id="108"/>
+    <w:bookmarkStart w:id="110" w:name="Xe55fcb9276abfce60e3423ca0e9912c33a11f0b"/>
     <w:p>
       <w:pPr>
         <w:pStyle w:val="Bibliography"/>
@@ -3804,7 +3909,7 @@
       <w:r>
         <w:t xml:space="preserve"> </w:t>
       </w:r>
-      <w:hyperlink r:id="rId104">
+      <w:hyperlink r:id="rId109">
         <w:r>
           <w:rPr>
             <w:rStyle w:val="Hyperlink"/>
@@ -3816,8 +3921,8 @@
         <w:t xml:space="preserve">.</w:t>
       </w:r>
     </w:p>
-    <w:bookmarkEnd w:id="105"/>
-    <w:bookmarkStart w:id="107" w:name="X0dfc9bfbbbc9cc86d14160256792ce0ff6efdd3"/>
+    <w:bookmarkEnd w:id="110"/>
+    <w:bookmarkStart w:id="112" w:name="X0dfc9bfbbbc9cc86d14160256792ce0ff6efdd3"/>
     <w:p>
       <w:pPr>
         <w:pStyle w:val="Bibliography"/>
@@ -3850,7 +3955,7 @@
       <w:r>
         <w:t xml:space="preserve"> </w:t>
       </w:r>
-      <w:hyperlink r:id="rId106">
+      <w:hyperlink r:id="rId111">
         <w:r>
           <w:rPr>
             <w:rStyle w:val="Hyperlink"/>
@@ -3862,8 +3967,8 @@
         <w:t xml:space="preserve">.</w:t>
       </w:r>
     </w:p>
-    <w:bookmarkEnd w:id="107"/>
-    <w:bookmarkStart w:id="109" w:name="ref-bucciTheyAreNot2019"/>
+    <w:bookmarkEnd w:id="112"/>
+    <w:bookmarkStart w:id="114" w:name="ref-bucciTheyAreNot2019"/>
     <w:p>
       <w:pPr>
         <w:pStyle w:val="Bibliography"/>
@@ -3947,7 +4052,7 @@
       <w:r>
         <w:t xml:space="preserve"> </w:t>
       </w:r>
-      <w:hyperlink r:id="rId108">
+      <w:hyperlink r:id="rId113">
         <w:r>
           <w:rPr>
             <w:rStyle w:val="Hyperlink"/>
@@ -3959,8 +4064,8 @@
         <w:t xml:space="preserve">.</w:t>
       </w:r>
     </w:p>
-    <w:bookmarkEnd w:id="109"/>
-    <w:bookmarkStart w:id="111" w:name="X565bbce5bff6dc592dea5af242f12d8b37400a4"/>
+    <w:bookmarkEnd w:id="114"/>
+    <w:bookmarkStart w:id="116" w:name="X565bbce5bff6dc592dea5af242f12d8b37400a4"/>
     <w:p>
       <w:pPr>
         <w:pStyle w:val="Bibliography"/>
@@ -4047,7 +4152,7 @@
       <w:r>
         <w:t xml:space="preserve"> </w:t>
       </w:r>
-      <w:hyperlink r:id="rId110">
+      <w:hyperlink r:id="rId115">
         <w:r>
           <w:rPr>
             <w:rStyle w:val="Hyperlink"/>
@@ -4059,8 +4164,8 @@
         <w:t xml:space="preserve">.</w:t>
       </w:r>
     </w:p>
-    <w:bookmarkEnd w:id="111"/>
-    <w:bookmarkStart w:id="113" w:name="ref-chihPredictiveModelingAddiction2014a"/>
+    <w:bookmarkEnd w:id="116"/>
+    <w:bookmarkStart w:id="118" w:name="ref-chihPredictiveModelingAddiction2014a"/>
     <w:p>
       <w:pPr>
         <w:pStyle w:val="Bibliography"/>
@@ -4093,7 +4198,7 @@
       <w:r>
         <w:t xml:space="preserve"> </w:t>
       </w:r>
-      <w:hyperlink r:id="rId112">
+      <w:hyperlink r:id="rId117">
         <w:r>
           <w:rPr>
             <w:rStyle w:val="Hyperlink"/>
@@ -4105,8 +4210,8 @@
         <w:t xml:space="preserve">.</w:t>
       </w:r>
     </w:p>
-    <w:bookmarkEnd w:id="113"/>
-    <w:bookmarkStart w:id="115" w:name="ref-chungRelapseAlcoholOther2006a"/>
+    <w:bookmarkEnd w:id="118"/>
+    <w:bookmarkStart w:id="120" w:name="ref-chungRelapseAlcoholOther2006a"/>
     <w:p>
       <w:pPr>
         <w:pStyle w:val="Bibliography"/>
@@ -4148,7 +4253,7 @@
       <w:r>
         <w:t xml:space="preserve"> </w:t>
       </w:r>
-      <w:hyperlink r:id="rId114">
+      <w:hyperlink r:id="rId119">
         <w:r>
           <w:rPr>
             <w:rStyle w:val="Hyperlink"/>
@@ -4160,8 +4265,8 @@
         <w:t xml:space="preserve">.</w:t>
       </w:r>
     </w:p>
-    <w:bookmarkEnd w:id="115"/>
-    <w:bookmarkStart w:id="117" w:name="ref-czyzEcologicalAssessmentDaily2018"/>
+    <w:bookmarkEnd w:id="120"/>
+    <w:bookmarkStart w:id="122" w:name="ref-czyzEcologicalAssessmentDaily2018"/>
     <w:p>
       <w:pPr>
         <w:pStyle w:val="Bibliography"/>
@@ -4206,7 +4311,7 @@
       <w:r>
         <w:t xml:space="preserve"> </w:t>
       </w:r>
-      <w:hyperlink r:id="rId116">
+      <w:hyperlink r:id="rId121">
         <w:r>
           <w:rPr>
             <w:rStyle w:val="Hyperlink"/>
@@ -4218,8 +4323,8 @@
         <w:t xml:space="preserve">.</w:t>
       </w:r>
     </w:p>
-    <w:bookmarkEnd w:id="117"/>
-    <w:bookmarkStart w:id="119" w:name="ref-dibartoloAlcoholUseDisorder2017"/>
+    <w:bookmarkEnd w:id="122"/>
+    <w:bookmarkStart w:id="124" w:name="ref-dibartoloAlcoholUseDisorder2017"/>
     <w:p>
       <w:pPr>
         <w:pStyle w:val="Bibliography"/>
@@ -4306,7 +4411,7 @@
       <w:r>
         <w:t xml:space="preserve"> </w:t>
       </w:r>
-      <w:hyperlink r:id="rId118">
+      <w:hyperlink r:id="rId123">
         <w:r>
           <w:rPr>
             <w:rStyle w:val="Hyperlink"/>
@@ -4318,8 +4423,8 @@
         <w:t xml:space="preserve">.</w:t>
       </w:r>
     </w:p>
-    <w:bookmarkEnd w:id="119"/>
-    <w:bookmarkStart w:id="121" w:name="ref-feingoldProximalVsDistal2015"/>
+    <w:bookmarkEnd w:id="124"/>
+    <w:bookmarkStart w:id="126" w:name="ref-feingoldProximalVsDistal2015"/>
     <w:p>
       <w:pPr>
         <w:pStyle w:val="Bibliography"/>
@@ -4352,7 +4457,7 @@
       <w:r>
         <w:t xml:space="preserve"> </w:t>
       </w:r>
-      <w:hyperlink r:id="rId120">
+      <w:hyperlink r:id="rId125">
         <w:r>
           <w:rPr>
             <w:rStyle w:val="Hyperlink"/>
@@ -4364,8 +4469,8 @@
         <w:t xml:space="preserve">.</w:t>
       </w:r>
     </w:p>
-    <w:bookmarkEnd w:id="121"/>
-    <w:bookmarkStart w:id="123" w:name="ref-finnPerceivedBarriersSeeking2023"/>
+    <w:bookmarkEnd w:id="126"/>
+    <w:bookmarkStart w:id="128" w:name="ref-finnPerceivedBarriersSeeking2023"/>
     <w:p>
       <w:pPr>
         <w:pStyle w:val="Bibliography"/>
@@ -4410,7 +4515,7 @@
       <w:r>
         <w:t xml:space="preserve"> </w:t>
       </w:r>
-      <w:hyperlink r:id="rId122">
+      <w:hyperlink r:id="rId127">
         <w:r>
           <w:rPr>
             <w:rStyle w:val="Hyperlink"/>
@@ -4422,8 +4527,8 @@
         <w:t xml:space="preserve">.</w:t>
       </w:r>
     </w:p>
-    <w:bookmarkEnd w:id="123"/>
-    <w:bookmarkStart w:id="125" w:name="ref-gilbertGenderDifferencesUse2019b"/>
+    <w:bookmarkEnd w:id="128"/>
+    <w:bookmarkStart w:id="130" w:name="ref-gilbertGenderDifferencesUse2019b"/>
     <w:p>
       <w:pPr>
         <w:pStyle w:val="Bibliography"/>
@@ -4525,7 +4630,7 @@
       <w:r>
         <w:t xml:space="preserve"> </w:t>
       </w:r>
-      <w:hyperlink r:id="rId124">
+      <w:hyperlink r:id="rId129">
         <w:r>
           <w:rPr>
             <w:rStyle w:val="Hyperlink"/>
@@ -4537,8 +4642,8 @@
         <w:t xml:space="preserve">.</w:t>
       </w:r>
     </w:p>
-    <w:bookmarkEnd w:id="125"/>
-    <w:bookmarkStart w:id="127" w:name="Xda7e0211c819cfbb87f310a4ff9aa4e691fefed"/>
+    <w:bookmarkEnd w:id="130"/>
+    <w:bookmarkStart w:id="132" w:name="Xda7e0211c819cfbb87f310a4ff9aa4e691fefed"/>
     <w:p>
       <w:pPr>
         <w:pStyle w:val="Bibliography"/>
@@ -4622,7 +4727,7 @@
       <w:r>
         <w:t xml:space="preserve"> </w:t>
       </w:r>
-      <w:hyperlink r:id="rId126">
+      <w:hyperlink r:id="rId131">
         <w:r>
           <w:rPr>
             <w:rStyle w:val="Hyperlink"/>
@@ -4634,8 +4739,8 @@
         <w:t xml:space="preserve">.</w:t>
       </w:r>
     </w:p>
-    <w:bookmarkEnd w:id="127"/>
-    <w:bookmarkStart w:id="129" w:name="Xb18b2d127665d50164a17bc8322beef69d4f980"/>
+    <w:bookmarkEnd w:id="132"/>
+    <w:bookmarkStart w:id="134" w:name="Xb18b2d127665d50164a17bc8322beef69d4f980"/>
     <w:p>
       <w:pPr>
         <w:pStyle w:val="Bibliography"/>
@@ -4680,7 +4785,7 @@
       <w:r>
         <w:t xml:space="preserve"> </w:t>
       </w:r>
-      <w:hyperlink r:id="rId128">
+      <w:hyperlink r:id="rId133">
         <w:r>
           <w:rPr>
             <w:rStyle w:val="Hyperlink"/>
@@ -4692,8 +4797,8 @@
         <w:t xml:space="preserve">.</w:t>
       </w:r>
     </w:p>
-    <w:bookmarkEnd w:id="129"/>
-    <w:bookmarkStart w:id="131" w:name="Xf3bbd2f018d15797242e38137a2bb5183901854"/>
+    <w:bookmarkEnd w:id="134"/>
+    <w:bookmarkStart w:id="136" w:name="Xf3bbd2f018d15797242e38137a2bb5183901854"/>
     <w:p>
       <w:pPr>
         <w:pStyle w:val="Bibliography"/>
@@ -4726,7 +4831,7 @@
       <w:r>
         <w:t xml:space="preserve"> </w:t>
       </w:r>
-      <w:hyperlink r:id="rId130">
+      <w:hyperlink r:id="rId135">
         <w:r>
           <w:rPr>
             <w:rStyle w:val="Hyperlink"/>
@@ -4738,8 +4843,8 @@
         <w:t xml:space="preserve">.</w:t>
       </w:r>
     </w:p>
-    <w:bookmarkEnd w:id="131"/>
-    <w:bookmarkStart w:id="133" w:name="Xc607b352943521404e0f20019d77839d3605993"/>
+    <w:bookmarkEnd w:id="136"/>
+    <w:bookmarkStart w:id="138" w:name="Xc607b352943521404e0f20019d77839d3605993"/>
     <w:p>
       <w:pPr>
         <w:pStyle w:val="Bibliography"/>
@@ -4805,7 +4910,7 @@
       <w:r>
         <w:t xml:space="preserve"> </w:t>
       </w:r>
-      <w:hyperlink r:id="rId132">
+      <w:hyperlink r:id="rId137">
         <w:r>
           <w:rPr>
             <w:rStyle w:val="Hyperlink"/>
@@ -4817,8 +4922,8 @@
         <w:t xml:space="preserve">.</w:t>
       </w:r>
     </w:p>
-    <w:bookmarkEnd w:id="133"/>
-    <w:bookmarkStart w:id="135" w:name="X908b868cf8e06446dd59b9be0145f3be3b8216e"/>
+    <w:bookmarkEnd w:id="138"/>
+    <w:bookmarkStart w:id="140" w:name="X908b868cf8e06446dd59b9be0145f3be3b8216e"/>
     <w:p>
       <w:pPr>
         <w:pStyle w:val="Bibliography"/>
@@ -4905,7 +5010,7 @@
       <w:r>
         <w:t xml:space="preserve"> </w:t>
       </w:r>
-      <w:hyperlink r:id="rId134">
+      <w:hyperlink r:id="rId139">
         <w:r>
           <w:rPr>
             <w:rStyle w:val="Hyperlink"/>
@@ -4917,8 +5022,8 @@
         <w:t xml:space="preserve">.</w:t>
       </w:r>
     </w:p>
-    <w:bookmarkEnd w:id="135"/>
-    <w:bookmarkStart w:id="137" w:name="ref-jacobsonUsingDigitalTherapeutics2023"/>
+    <w:bookmarkEnd w:id="140"/>
+    <w:bookmarkStart w:id="142" w:name="ref-jacobsonUsingDigitalTherapeutics2023"/>
     <w:p>
       <w:pPr>
         <w:pStyle w:val="Bibliography"/>
@@ -4941,7 +5046,7 @@
       <w:r>
         <w:t xml:space="preserve"> </w:t>
       </w:r>
-      <w:hyperlink r:id="rId136">
+      <w:hyperlink r:id="rId141">
         <w:r>
           <w:rPr>
             <w:rStyle w:val="Hyperlink"/>
@@ -4953,8 +5058,8 @@
         <w:t xml:space="preserve">.</w:t>
       </w:r>
     </w:p>
-    <w:bookmarkEnd w:id="137"/>
-    <w:bookmarkStart w:id="139" w:name="ref-kaddenMarlattRelapseTaxonomy1996"/>
+    <w:bookmarkEnd w:id="142"/>
+    <w:bookmarkStart w:id="144" w:name="ref-kaddenMarlattRelapseTaxonomy1996"/>
     <w:p>
       <w:pPr>
         <w:pStyle w:val="Bibliography"/>
@@ -4996,7 +5101,7 @@
       <w:r>
         <w:t xml:space="preserve"> </w:t>
       </w:r>
-      <w:hyperlink r:id="rId138">
+      <w:hyperlink r:id="rId143">
         <w:r>
           <w:rPr>
             <w:rStyle w:val="Hyperlink"/>
@@ -5008,8 +5113,8 @@
         <w:t xml:space="preserve">.</w:t>
       </w:r>
     </w:p>
-    <w:bookmarkEnd w:id="139"/>
-    <w:bookmarkStart w:id="141" w:name="ref-kaufmannTreatmentSeekingBarriers2014"/>
+    <w:bookmarkEnd w:id="144"/>
+    <w:bookmarkStart w:id="146" w:name="ref-kaufmannTreatmentSeekingBarriers2014"/>
     <w:p>
       <w:pPr>
         <w:pStyle w:val="Bibliography"/>
@@ -5042,7 +5147,7 @@
       <w:r>
         <w:t xml:space="preserve"> </w:t>
       </w:r>
-      <w:hyperlink r:id="rId140">
+      <w:hyperlink r:id="rId145">
         <w:r>
           <w:rPr>
             <w:rStyle w:val="Hyperlink"/>
@@ -5054,8 +5159,8 @@
         <w:t xml:space="preserve">.</w:t>
       </w:r>
     </w:p>
-    <w:bookmarkEnd w:id="141"/>
-    <w:bookmarkStart w:id="142" w:name="ref-korlakuntaReasonsRelapsePatients2012"/>
+    <w:bookmarkEnd w:id="146"/>
+    <w:bookmarkStart w:id="147" w:name="ref-korlakuntaReasonsRelapsePatients2012"/>
     <w:p>
       <w:pPr>
         <w:pStyle w:val="Bibliography"/>
@@ -5086,8 +5191,8 @@
         <w:t xml:space="preserve">13 (2): 108.</w:t>
       </w:r>
     </w:p>
-    <w:bookmarkEnd w:id="142"/>
-    <w:bookmarkStart w:id="144" w:name="ref-lecomteMobileAppsMental2020"/>
+    <w:bookmarkEnd w:id="147"/>
+    <w:bookmarkStart w:id="149" w:name="ref-lecomteMobileAppsMental2020"/>
     <w:p>
       <w:pPr>
         <w:pStyle w:val="Bibliography"/>
@@ -5162,7 +5267,7 @@
       <w:r>
         <w:t xml:space="preserve"> </w:t>
       </w:r>
-      <w:hyperlink r:id="rId143">
+      <w:hyperlink r:id="rId148">
         <w:r>
           <w:rPr>
             <w:rStyle w:val="Hyperlink"/>
@@ -5174,8 +5279,8 @@
         <w:t xml:space="preserve">.</w:t>
       </w:r>
     </w:p>
-    <w:bookmarkEnd w:id="144"/>
-    <w:bookmarkStart w:id="146" w:name="ref-leeDataDrivenDigitalTherapeutics2023"/>
+    <w:bookmarkEnd w:id="149"/>
+    <w:bookmarkStart w:id="151" w:name="ref-leeDataDrivenDigitalTherapeutics2023"/>
     <w:p>
       <w:pPr>
         <w:pStyle w:val="Bibliography"/>
@@ -5238,7 +5343,7 @@
       <w:r>
         <w:t xml:space="preserve"> </w:t>
       </w:r>
-      <w:hyperlink r:id="rId145">
+      <w:hyperlink r:id="rId150">
         <w:r>
           <w:rPr>
             <w:rStyle w:val="Hyperlink"/>
@@ -5250,8 +5355,8 @@
         <w:t xml:space="preserve">.</w:t>
       </w:r>
     </w:p>
-    <w:bookmarkEnd w:id="146"/>
-    <w:bookmarkStart w:id="148" w:name="Xad0e05bf336dda97d227027eae040cfde33d783"/>
+    <w:bookmarkEnd w:id="151"/>
+    <w:bookmarkStart w:id="153" w:name="Xad0e05bf336dda97d227027eae040cfde33d783"/>
     <w:p>
       <w:pPr>
         <w:pStyle w:val="Bibliography"/>
@@ -5293,7 +5398,7 @@
       <w:r>
         <w:t xml:space="preserve"> </w:t>
       </w:r>
-      <w:hyperlink r:id="rId147">
+      <w:hyperlink r:id="rId152">
         <w:r>
           <w:rPr>
             <w:rStyle w:val="Hyperlink"/>
@@ -5305,8 +5410,8 @@
         <w:t xml:space="preserve">.</w:t>
       </w:r>
     </w:p>
-    <w:bookmarkEnd w:id="148"/>
-    <w:bookmarkStart w:id="149" w:name="X34be55f2a2ff67a14e7206627bb93b426490c87"/>
+    <w:bookmarkEnd w:id="153"/>
+    <w:bookmarkStart w:id="154" w:name="X34be55f2a2ff67a14e7206627bb93b426490c87"/>
     <w:p>
       <w:pPr>
         <w:pStyle w:val="Bibliography"/>
@@ -5391,8 +5496,8 @@
         <w:t xml:space="preserve">’17. Red Hook, NY, USA: Curran Associates Inc.</w:t>
       </w:r>
     </w:p>
-    <w:bookmarkEnd w:id="149"/>
-    <w:bookmarkStart w:id="151" w:name="X22e9be3824ec77f661ff36dcfd4b6270812f56f"/>
+    <w:bookmarkEnd w:id="154"/>
+    <w:bookmarkStart w:id="156" w:name="X22e9be3824ec77f661ff36dcfd4b6270812f56f"/>
     <w:p>
       <w:pPr>
         <w:pStyle w:val="Bibliography"/>
@@ -5425,7 +5530,7 @@
       <w:r>
         <w:t xml:space="preserve"> </w:t>
       </w:r>
-      <w:hyperlink r:id="rId150">
+      <w:hyperlink r:id="rId155">
         <w:r>
           <w:rPr>
             <w:rStyle w:val="Hyperlink"/>
@@ -5437,8 +5542,8 @@
         <w:t xml:space="preserve">.</w:t>
       </w:r>
     </w:p>
-    <w:bookmarkEnd w:id="151"/>
-    <w:bookmarkStart w:id="153" w:name="X1329989714ddcecd7db483e12083768f0c5e635"/>
+    <w:bookmarkEnd w:id="156"/>
+    <w:bookmarkStart w:id="158" w:name="X1329989714ddcecd7db483e12083768f0c5e635"/>
     <w:p>
       <w:pPr>
         <w:pStyle w:val="Bibliography"/>
@@ -5471,7 +5576,7 @@
       <w:r>
         <w:t xml:space="preserve"> </w:t>
       </w:r>
-      <w:hyperlink r:id="rId152">
+      <w:hyperlink r:id="rId157">
         <w:r>
           <w:rPr>
             <w:rStyle w:val="Hyperlink"/>
@@ -5483,8 +5588,8 @@
         <w:t xml:space="preserve">.</w:t>
       </w:r>
     </w:p>
-    <w:bookmarkEnd w:id="153"/>
-    <w:bookmarkStart w:id="154" w:name="Xacc8c8a96f728736c6ec7be4d5ae02bdeea04b4"/>
+    <w:bookmarkEnd w:id="158"/>
+    <w:bookmarkStart w:id="159" w:name="Xacc8c8a96f728736c6ec7be4d5ae02bdeea04b4"/>
     <w:p>
       <w:pPr>
         <w:pStyle w:val="Bibliography"/>
@@ -5546,8 +5651,8 @@
         <w:t xml:space="preserve">Strategies in the Treatment of Addictive Behaviors, 2nd Ed. New York, NY, US: The Guilford Press.</w:t>
       </w:r>
     </w:p>
-    <w:bookmarkEnd w:id="154"/>
-    <w:bookmarkStart w:id="156" w:name="ref-mayBarriersTreatmentAlcohol2019"/>
+    <w:bookmarkEnd w:id="159"/>
+    <w:bookmarkStart w:id="161" w:name="ref-mayBarriersTreatmentAlcohol2019"/>
     <w:p>
       <w:pPr>
         <w:pStyle w:val="Bibliography"/>
@@ -5601,7 +5706,7 @@
       <w:r>
         <w:t xml:space="preserve"> </w:t>
       </w:r>
-      <w:hyperlink r:id="rId155">
+      <w:hyperlink r:id="rId160">
         <w:r>
           <w:rPr>
             <w:rStyle w:val="Hyperlink"/>
@@ -5613,8 +5718,8 @@
         <w:t xml:space="preserve">.</w:t>
       </w:r>
     </w:p>
-    <w:bookmarkEnd w:id="156"/>
-    <w:bookmarkStart w:id="158" w:name="ref-mckayStudiesFactorsRelapse1999a"/>
+    <w:bookmarkEnd w:id="161"/>
+    <w:bookmarkStart w:id="163" w:name="ref-mckayStudiesFactorsRelapse1999a"/>
     <w:p>
       <w:pPr>
         <w:pStyle w:val="Bibliography"/>
@@ -5647,7 +5752,7 @@
       <w:r>
         <w:t xml:space="preserve"> </w:t>
       </w:r>
-      <w:hyperlink r:id="rId157">
+      <w:hyperlink r:id="rId162">
         <w:r>
           <w:rPr>
             <w:rStyle w:val="Hyperlink"/>
@@ -5659,8 +5764,8 @@
         <w:t xml:space="preserve">.</w:t>
       </w:r>
     </w:p>
-    <w:bookmarkEnd w:id="158"/>
-    <w:bookmarkStart w:id="160" w:name="Xa85aa3e69b96711203dd276459c27e9adfa1c91"/>
+    <w:bookmarkEnd w:id="163"/>
+    <w:bookmarkStart w:id="165" w:name="Xa85aa3e69b96711203dd276459c27e9adfa1c91"/>
     <w:p>
       <w:pPr>
         <w:pStyle w:val="Bibliography"/>
@@ -5693,7 +5798,7 @@
       <w:r>
         <w:t xml:space="preserve"> </w:t>
       </w:r>
-      <w:hyperlink r:id="rId159">
+      <w:hyperlink r:id="rId164">
         <w:r>
           <w:rPr>
             <w:rStyle w:val="Hyperlink"/>
@@ -5705,8 +5810,8 @@
         <w:t xml:space="preserve">.</w:t>
       </w:r>
     </w:p>
-    <w:bookmarkEnd w:id="160"/>
-    <w:bookmarkStart w:id="162" w:name="X2c8fdc1f963588c4e5803538f331fc3ec069650"/>
+    <w:bookmarkEnd w:id="165"/>
+    <w:bookmarkStart w:id="167" w:name="X2c8fdc1f963588c4e5803538f331fc3ec069650"/>
     <w:p>
       <w:pPr>
         <w:pStyle w:val="Bibliography"/>
@@ -5739,7 +5844,7 @@
       <w:r>
         <w:t xml:space="preserve"> </w:t>
       </w:r>
-      <w:hyperlink r:id="rId161">
+      <w:hyperlink r:id="rId166">
         <w:r>
           <w:rPr>
             <w:rStyle w:val="Hyperlink"/>
@@ -5751,8 +5856,8 @@
         <w:t xml:space="preserve">.</w:t>
       </w:r>
     </w:p>
-    <w:bookmarkEnd w:id="162"/>
-    <w:bookmarkStart w:id="164" w:name="ref-millerWhatRelapseFifty1996"/>
+    <w:bookmarkEnd w:id="167"/>
+    <w:bookmarkStart w:id="169" w:name="ref-millerWhatRelapseFifty1996"/>
     <w:p>
       <w:pPr>
         <w:pStyle w:val="Bibliography"/>
@@ -5797,7 +5902,7 @@
       <w:r>
         <w:t xml:space="preserve"> </w:t>
       </w:r>
-      <w:hyperlink r:id="rId163">
+      <w:hyperlink r:id="rId168">
         <w:r>
           <w:rPr>
             <w:rStyle w:val="Hyperlink"/>
@@ -5809,8 +5914,8 @@
         <w:t xml:space="preserve">.</w:t>
       </w:r>
     </w:p>
-    <w:bookmarkEnd w:id="164"/>
-    <w:bookmarkStart w:id="166" w:name="X2c49998dea99682d6b5f0124ff3ae02aa1b44c6"/>
+    <w:bookmarkEnd w:id="169"/>
+    <w:bookmarkStart w:id="171" w:name="X2c49998dea99682d6b5f0124ff3ae02aa1b44c6"/>
     <w:p>
       <w:pPr>
         <w:pStyle w:val="Bibliography"/>
@@ -5855,7 +5960,7 @@
       <w:r>
         <w:t xml:space="preserve"> </w:t>
       </w:r>
-      <w:hyperlink r:id="rId165">
+      <w:hyperlink r:id="rId170">
         <w:r>
           <w:rPr>
             <w:rStyle w:val="Hyperlink"/>
@@ -5867,8 +5972,8 @@
         <w:t xml:space="preserve">.</w:t>
       </w:r>
     </w:p>
-    <w:bookmarkEnd w:id="166"/>
-    <w:bookmarkStart w:id="167" w:name="X10ed27139bf2726a3dc2246fcd4428578cdfcc2"/>
+    <w:bookmarkEnd w:id="171"/>
+    <w:bookmarkStart w:id="172" w:name="X10ed27139bf2726a3dc2246fcd4428578cdfcc2"/>
     <w:p>
       <w:pPr>
         <w:pStyle w:val="Bibliography"/>
@@ -5952,8 +6057,8 @@
         <w:t xml:space="preserve">https://www.niaaa.nih.gov/alcohols-effects-health/alcohol-topics/alcohol-facts-and-statistics/alcohol-treatment-united-states.</w:t>
       </w:r>
     </w:p>
-    <w:bookmarkEnd w:id="167"/>
-    <w:bookmarkStart w:id="168" w:name="X7d82e15a6eb3257cdf0f7a217921497f7a56ebb"/>
+    <w:bookmarkEnd w:id="172"/>
+    <w:bookmarkStart w:id="173" w:name="X7d82e15a6eb3257cdf0f7a217921497f7a56ebb"/>
     <w:p>
       <w:pPr>
         <w:pStyle w:val="Bibliography"/>
@@ -6064,8 +6169,8 @@
         <w:t xml:space="preserve">https://www.niaaa.nih.gov/alcohols-effects-health/alcohol-topics/alcohol-facts-and-statistics/alcohol-use-disorder-aud-united-states-age-groups-and-demographic-characteristics.</w:t>
       </w:r>
     </w:p>
-    <w:bookmarkEnd w:id="168"/>
-    <w:bookmarkStart w:id="169" w:name="Xefd2679ad72dde34adff1afa8671a6410298df4"/>
+    <w:bookmarkEnd w:id="173"/>
+    <w:bookmarkStart w:id="174" w:name="Xefd2679ad72dde34adff1afa8671a6410298df4"/>
     <w:p>
       <w:pPr>
         <w:pStyle w:val="Bibliography"/>
@@ -6119,8 +6224,8 @@
         <w:t xml:space="preserve">September.</w:t>
       </w:r>
     </w:p>
-    <w:bookmarkEnd w:id="169"/>
-    <w:bookmarkStart w:id="171" w:name="ref-perskiAcceptabilityDigitalHealth2021"/>
+    <w:bookmarkEnd w:id="174"/>
+    <w:bookmarkStart w:id="176" w:name="ref-perskiAcceptabilityDigitalHealth2021"/>
     <w:p>
       <w:pPr>
         <w:pStyle w:val="Bibliography"/>
@@ -6153,7 +6258,7 @@
       <w:r>
         <w:t xml:space="preserve"> </w:t>
       </w:r>
-      <w:hyperlink r:id="rId170">
+      <w:hyperlink r:id="rId175">
         <w:r>
           <w:rPr>
             <w:rStyle w:val="Hyperlink"/>
@@ -6165,8 +6270,8 @@
         <w:t xml:space="preserve">.</w:t>
       </w:r>
     </w:p>
-    <w:bookmarkEnd w:id="171"/>
-    <w:bookmarkStart w:id="173" w:name="Xb003b0f0cdb6de2c73ba14c880bf3ed3d4d8add"/>
+    <w:bookmarkEnd w:id="176"/>
+    <w:bookmarkStart w:id="178" w:name="Xb003b0f0cdb6de2c73ba14c880bf3ed3d4d8add"/>
     <w:p>
       <w:pPr>
         <w:pStyle w:val="Bibliography"/>
@@ -6253,7 +6358,7 @@
       <w:r>
         <w:t xml:space="preserve"> </w:t>
       </w:r>
-      <w:hyperlink r:id="rId172">
+      <w:hyperlink r:id="rId177">
         <w:r>
           <w:rPr>
             <w:rStyle w:val="Hyperlink"/>
@@ -6265,8 +6370,8 @@
         <w:t xml:space="preserve">.</w:t>
       </w:r>
     </w:p>
-    <w:bookmarkEnd w:id="173"/>
-    <w:bookmarkStart w:id="175" w:name="Xbb4506c53ef69c4b172ea82120c613272a44938"/>
+    <w:bookmarkEnd w:id="178"/>
+    <w:bookmarkStart w:id="180" w:name="Xbb4506c53ef69c4b172ea82120c613272a44938"/>
     <w:p>
       <w:pPr>
         <w:pStyle w:val="Bibliography"/>
@@ -6317,7 +6422,7 @@
       <w:r>
         <w:t xml:space="preserve"> </w:t>
       </w:r>
-      <w:hyperlink r:id="rId174">
+      <w:hyperlink r:id="rId179">
         <w:r>
           <w:rPr>
             <w:rStyle w:val="Hyperlink"/>
@@ -6329,8 +6434,8 @@
         <w:t xml:space="preserve">.</w:t>
       </w:r>
     </w:p>
-    <w:bookmarkEnd w:id="175"/>
-    <w:bookmarkStart w:id="177" w:name="ref-probstAlcoholUseDisorder2015"/>
+    <w:bookmarkEnd w:id="180"/>
+    <w:bookmarkStart w:id="182" w:name="ref-probstAlcoholUseDisorder2015"/>
     <w:p>
       <w:pPr>
         <w:pStyle w:val="Bibliography"/>
@@ -6375,7 +6480,7 @@
       <w:r>
         <w:t xml:space="preserve"> </w:t>
       </w:r>
-      <w:hyperlink r:id="rId176">
+      <w:hyperlink r:id="rId181">
         <w:r>
           <w:rPr>
             <w:rStyle w:val="Hyperlink"/>
@@ -6387,8 +6492,8 @@
         <w:t xml:space="preserve">.</w:t>
       </w:r>
     </w:p>
-    <w:bookmarkEnd w:id="177"/>
-    <w:bookmarkStart w:id="179" w:name="ref-sacks2010NationalState2015a"/>
+    <w:bookmarkEnd w:id="182"/>
+    <w:bookmarkStart w:id="184" w:name="ref-sacks2010NationalState2015a"/>
     <w:p>
       <w:pPr>
         <w:pStyle w:val="Bibliography"/>
@@ -6454,7 +6559,7 @@
       <w:r>
         <w:t xml:space="preserve"> </w:t>
       </w:r>
-      <w:hyperlink r:id="rId178">
+      <w:hyperlink r:id="rId183">
         <w:r>
           <w:rPr>
             <w:rStyle w:val="Hyperlink"/>
@@ -6466,8 +6571,8 @@
         <w:t xml:space="preserve">.</w:t>
       </w:r>
     </w:p>
-    <w:bookmarkEnd w:id="179"/>
-    <w:bookmarkStart w:id="181" w:name="X09d525bde5cdf46e9beb75f4b54b37f879a73a6"/>
+    <w:bookmarkEnd w:id="184"/>
+    <w:bookmarkStart w:id="186" w:name="X09d525bde5cdf46e9beb75f4b54b37f879a73a6"/>
     <w:p>
       <w:pPr>
         <w:pStyle w:val="Bibliography"/>
@@ -6542,7 +6647,7 @@
       <w:r>
         <w:t xml:space="preserve"> </w:t>
       </w:r>
-      <w:hyperlink r:id="rId180">
+      <w:hyperlink r:id="rId185">
         <w:r>
           <w:rPr>
             <w:rStyle w:val="Hyperlink"/>
@@ -6554,8 +6659,8 @@
         <w:t xml:space="preserve">.</w:t>
       </w:r>
     </w:p>
-    <w:bookmarkEnd w:id="181"/>
-    <w:bookmarkStart w:id="183" w:name="ref-scottPathwaysRelapseTreatment2005"/>
+    <w:bookmarkEnd w:id="186"/>
+    <w:bookmarkStart w:id="188" w:name="ref-scottPathwaysRelapseTreatment2005"/>
     <w:p>
       <w:pPr>
         <w:pStyle w:val="Bibliography"/>
@@ -6588,7 +6693,7 @@
       <w:r>
         <w:t xml:space="preserve"> </w:t>
       </w:r>
-      <w:hyperlink r:id="rId182">
+      <w:hyperlink r:id="rId187">
         <w:r>
           <w:rPr>
             <w:rStyle w:val="Hyperlink"/>
@@ -6600,8 +6705,8 @@
         <w:t xml:space="preserve">.</w:t>
       </w:r>
     </w:p>
-    <w:bookmarkEnd w:id="183"/>
-    <w:bookmarkStart w:id="185" w:name="ref-sedarousCultureStigmaInequities2023"/>
+    <w:bookmarkEnd w:id="188"/>
+    <w:bookmarkStart w:id="190" w:name="ref-sedarousCultureStigmaInequities2023"/>
     <w:p>
       <w:pPr>
         <w:pStyle w:val="Bibliography"/>
@@ -6634,7 +6739,7 @@
       <w:r>
         <w:t xml:space="preserve"> </w:t>
       </w:r>
-      <w:hyperlink r:id="rId184">
+      <w:hyperlink r:id="rId189">
         <w:r>
           <w:rPr>
             <w:rStyle w:val="Hyperlink"/>
@@ -6646,8 +6751,8 @@
         <w:t xml:space="preserve">.</w:t>
       </w:r>
     </w:p>
-    <w:bookmarkEnd w:id="185"/>
-    <w:bookmarkStart w:id="187" w:name="ref-stoutPredictiveValidityMarlatt1996"/>
+    <w:bookmarkEnd w:id="190"/>
+    <w:bookmarkStart w:id="192" w:name="ref-stoutPredictiveValidityMarlatt1996"/>
     <w:p>
       <w:pPr>
         <w:pStyle w:val="Bibliography"/>
@@ -6689,7 +6794,7 @@
       <w:r>
         <w:t xml:space="preserve"> </w:t>
       </w:r>
-      <w:hyperlink r:id="rId186">
+      <w:hyperlink r:id="rId191">
         <w:r>
           <w:rPr>
             <w:rStyle w:val="Hyperlink"/>
@@ -6701,8 +6806,8 @@
         <w:t xml:space="preserve">.</w:t>
       </w:r>
     </w:p>
-    <w:bookmarkEnd w:id="187"/>
-    <w:bookmarkStart w:id="189" w:name="X96f53643d6f2371e92547a3958d3a6315a75b64"/>
+    <w:bookmarkEnd w:id="192"/>
+    <w:bookmarkStart w:id="194" w:name="X96f53643d6f2371e92547a3958d3a6315a75b64"/>
     <w:p>
       <w:pPr>
         <w:pStyle w:val="Bibliography"/>
@@ -6777,7 +6882,7 @@
       <w:r>
         <w:t xml:space="preserve"> </w:t>
       </w:r>
-      <w:hyperlink r:id="rId188">
+      <w:hyperlink r:id="rId193">
         <w:r>
           <w:rPr>
             <w:rStyle w:val="Hyperlink"/>
@@ -6789,8 +6894,8 @@
         <w:t xml:space="preserve">.</w:t>
       </w:r>
     </w:p>
-    <w:bookmarkEnd w:id="189"/>
-    <w:bookmarkStart w:id="191" w:name="ref-toValidationAlcoholMisuse2020"/>
+    <w:bookmarkEnd w:id="194"/>
+    <w:bookmarkStart w:id="196" w:name="ref-toValidationAlcoholMisuse2020"/>
     <w:p>
       <w:pPr>
         <w:pStyle w:val="Bibliography"/>
@@ -6823,7 +6928,7 @@
       <w:r>
         <w:t xml:space="preserve"> </w:t>
       </w:r>
-      <w:hyperlink r:id="rId190">
+      <w:hyperlink r:id="rId195">
         <w:r>
           <w:rPr>
             <w:rStyle w:val="Hyperlink"/>
@@ -6835,8 +6940,8 @@
         <w:t xml:space="preserve">.</w:t>
       </w:r>
     </w:p>
-    <w:bookmarkEnd w:id="191"/>
-    <w:bookmarkStart w:id="193" w:name="ref-topazExtractingAlcoholSubstance2019"/>
+    <w:bookmarkEnd w:id="196"/>
+    <w:bookmarkStart w:id="198" w:name="ref-topazExtractingAlcoholSubstance2019"/>
     <w:p>
       <w:pPr>
         <w:pStyle w:val="Bibliography"/>
@@ -7031,7 +7136,7 @@
       <w:r>
         <w:t xml:space="preserve"> </w:t>
       </w:r>
-      <w:hyperlink r:id="rId192">
+      <w:hyperlink r:id="rId197">
         <w:r>
           <w:rPr>
             <w:rStyle w:val="Hyperlink"/>
@@ -7043,8 +7148,8 @@
         <w:t xml:space="preserve">.</w:t>
       </w:r>
     </w:p>
-    <w:bookmarkEnd w:id="193"/>
-    <w:bookmarkStart w:id="195" w:name="Xc23b9258642a07a427764ca5f1401675cd78fe8"/>
+    <w:bookmarkEnd w:id="198"/>
+    <w:bookmarkStart w:id="200" w:name="Xc23b9258642a07a427764ca5f1401675cd78fe8"/>
     <w:p>
       <w:pPr>
         <w:pStyle w:val="Bibliography"/>
@@ -7134,7 +7239,7 @@
       <w:r>
         <w:t xml:space="preserve"> </w:t>
       </w:r>
-      <w:hyperlink r:id="rId194">
+      <w:hyperlink r:id="rId199">
         <w:r>
           <w:rPr>
             <w:rStyle w:val="Hyperlink"/>
@@ -7146,8 +7251,8 @@
         <w:t xml:space="preserve">.</w:t>
       </w:r>
     </w:p>
-    <w:bookmarkEnd w:id="195"/>
-    <w:bookmarkStart w:id="197" w:name="ref-verissimoInfluenceGenderRace2017"/>
+    <w:bookmarkEnd w:id="200"/>
+    <w:bookmarkStart w:id="202" w:name="ref-verissimoInfluenceGenderRace2017"/>
     <w:p>
       <w:pPr>
         <w:pStyle w:val="Bibliography"/>
@@ -7180,7 +7285,7 @@
       <w:r>
         <w:t xml:space="preserve"> </w:t>
       </w:r>
-      <w:hyperlink r:id="rId196">
+      <w:hyperlink r:id="rId201">
         <w:r>
           <w:rPr>
             <w:rStyle w:val="Hyperlink"/>
@@ -7192,8 +7297,8 @@
         <w:t xml:space="preserve">.</w:t>
       </w:r>
     </w:p>
-    <w:bookmarkEnd w:id="197"/>
-    <w:bookmarkStart w:id="199" w:name="X4d3b90c1d1a7aedd64897841630d176922ff5c5"/>
+    <w:bookmarkEnd w:id="202"/>
+    <w:bookmarkStart w:id="204" w:name="X4d3b90c1d1a7aedd64897841630d176922ff5c5"/>
     <w:p>
       <w:pPr>
         <w:pStyle w:val="Bibliography"/>
@@ -7226,7 +7331,7 @@
       <w:r>
         <w:t xml:space="preserve"> </w:t>
       </w:r>
-      <w:hyperlink r:id="rId198">
+      <w:hyperlink r:id="rId203">
         <w:r>
           <w:rPr>
             <w:rStyle w:val="Hyperlink"/>
@@ -7238,8 +7343,8 @@
         <w:t xml:space="preserve">.</w:t>
       </w:r>
     </w:p>
-    <w:bookmarkEnd w:id="199"/>
-    <w:bookmarkStart w:id="201" w:name="Xdc00f0b24416f0cd67e677fa7ea98976cb76b78"/>
+    <w:bookmarkEnd w:id="204"/>
+    <w:bookmarkStart w:id="206" w:name="Xdc00f0b24416f0cd67e677fa7ea98976cb76b78"/>
     <w:p>
       <w:pPr>
         <w:pStyle w:val="Bibliography"/>
@@ -7320,7 +7425,7 @@
       <w:r>
         <w:t xml:space="preserve"> </w:t>
       </w:r>
-      <w:hyperlink r:id="rId200">
+      <w:hyperlink r:id="rId205">
         <w:r>
           <w:rPr>
             <w:rStyle w:val="Hyperlink"/>
@@ -7332,8 +7437,8 @@
         <w:t xml:space="preserve">.</w:t>
       </w:r>
     </w:p>
-    <w:bookmarkEnd w:id="201"/>
-    <w:bookmarkStart w:id="203" w:name="Xfdbd9b98dcf52cd76d09b25ddfd802e4e88441f"/>
+    <w:bookmarkEnd w:id="206"/>
+    <w:bookmarkStart w:id="208" w:name="Xfdbd9b98dcf52cd76d09b25ddfd802e4e88441f"/>
     <w:p>
       <w:pPr>
         <w:pStyle w:val="Bibliography"/>
@@ -7420,7 +7525,7 @@
       <w:r>
         <w:t xml:space="preserve"> </w:t>
       </w:r>
-      <w:hyperlink r:id="rId202">
+      <w:hyperlink r:id="rId207">
         <w:r>
           <w:rPr>
             <w:rStyle w:val="Hyperlink"/>
@@ -7432,8 +7537,8 @@
         <w:t xml:space="preserve">.</w:t>
       </w:r>
     </w:p>
-    <w:bookmarkEnd w:id="203"/>
-    <w:bookmarkStart w:id="205" w:name="Xd410df898383a3f6b94baeff92b08b2a4966eb6"/>
+    <w:bookmarkEnd w:id="208"/>
+    <w:bookmarkStart w:id="210" w:name="Xd410df898383a3f6b94baeff92b08b2a4966eb6"/>
     <w:p>
       <w:pPr>
         <w:pStyle w:val="Bibliography"/>
@@ -7484,7 +7589,7 @@
       <w:r>
         <w:t xml:space="preserve"> </w:t>
       </w:r>
-      <w:hyperlink r:id="rId204">
+      <w:hyperlink r:id="rId209">
         <w:r>
           <w:rPr>
             <w:rStyle w:val="Hyperlink"/>
@@ -7496,8 +7601,8 @@
         <w:t xml:space="preserve">.</w:t>
       </w:r>
     </w:p>
-    <w:bookmarkEnd w:id="205"/>
-    <w:bookmarkStart w:id="207" w:name="Xcff35f2cf9ec03e2e988d7302a2859198fb713c"/>
+    <w:bookmarkEnd w:id="210"/>
+    <w:bookmarkStart w:id="212" w:name="Xcff35f2cf9ec03e2e988d7302a2859198fb713c"/>
     <w:p>
       <w:pPr>
         <w:pStyle w:val="Bibliography"/>
@@ -7581,7 +7686,7 @@
       <w:r>
         <w:t xml:space="preserve"> </w:t>
       </w:r>
-      <w:hyperlink r:id="rId206">
+      <w:hyperlink r:id="rId211">
         <w:r>
           <w:rPr>
             <w:rStyle w:val="Hyperlink"/>
@@ -7593,8 +7698,8 @@
         <w:t xml:space="preserve">.</w:t>
       </w:r>
     </w:p>
-    <w:bookmarkEnd w:id="207"/>
-    <w:bookmarkStart w:id="209" w:name="Xc14b7c1ad4860604e4f16cd318ff1ed0b3b66a5"/>
+    <w:bookmarkEnd w:id="212"/>
+    <w:bookmarkStart w:id="214" w:name="Xc14b7c1ad4860604e4f16cd318ff1ed0b3b66a5"/>
     <w:p>
       <w:pPr>
         <w:pStyle w:val="Bibliography"/>
@@ -7645,7 +7750,7 @@
       <w:r>
         <w:t xml:space="preserve"> </w:t>
       </w:r>
-      <w:hyperlink r:id="rId208">
+      <w:hyperlink r:id="rId213">
         <w:r>
           <w:rPr>
             <w:rStyle w:val="Hyperlink"/>
@@ -7657,8 +7762,8 @@
         <w:t xml:space="preserve">.</w:t>
       </w:r>
     </w:p>
-    <w:bookmarkEnd w:id="209"/>
-    <w:bookmarkStart w:id="211" w:name="ref-wyantMachineLearningModels2024"/>
+    <w:bookmarkEnd w:id="214"/>
+    <w:bookmarkStart w:id="216" w:name="ref-wyantMachineLearningModels2024"/>
     <w:p>
       <w:pPr>
         <w:pStyle w:val="Bibliography"/>
@@ -7691,7 +7796,7 @@
       <w:r>
         <w:t xml:space="preserve"> </w:t>
       </w:r>
-      <w:hyperlink r:id="rId210">
+      <w:hyperlink r:id="rId215">
         <w:r>
           <w:rPr>
             <w:rStyle w:val="Hyperlink"/>
@@ -7703,8 +7808,8 @@
         <w:t xml:space="preserve">.</w:t>
       </w:r>
     </w:p>
-    <w:bookmarkEnd w:id="211"/>
-    <w:bookmarkStart w:id="213" w:name="X995ee0d7cc70552d8fe297105eae4df7b8bb829"/>
+    <w:bookmarkEnd w:id="216"/>
+    <w:bookmarkStart w:id="218" w:name="X995ee0d7cc70552d8fe297105eae4df7b8bb829"/>
     <w:p>
       <w:pPr>
         <w:pStyle w:val="Bibliography"/>
@@ -7794,7 +7899,7 @@
       <w:r>
         <w:t xml:space="preserve"> </w:t>
       </w:r>
-      <w:hyperlink r:id="rId212">
+      <w:hyperlink r:id="rId217">
         <w:r>
           <w:rPr>
             <w:rStyle w:val="Hyperlink"/>
@@ -7806,9 +7911,9 @@
         <w:t xml:space="preserve">.</w:t>
       </w:r>
     </w:p>
-    <w:bookmarkEnd w:id="213"/>
-    <w:bookmarkEnd w:id="214"/>
-    <w:bookmarkEnd w:id="215"/>
+    <w:bookmarkEnd w:id="218"/>
+    <w:bookmarkEnd w:id="219"/>
+    <w:bookmarkEnd w:id="220"/>
     <w:sectPr/>
   </w:body>
 </w:document>

--- a/index.docx
+++ b/index.docx
@@ -2548,7 +2548,7 @@
             <w:r>
               <w:drawing>
                 <wp:inline>
-                  <wp:extent cx="5334000" cy="3200400"/>
+                  <wp:extent cx="5334000" cy="3810000"/>
                   <wp:effectExtent b="0" l="0" r="0" t="0"/>
                   <wp:docPr descr="" title="" id="76" name="Picture"/>
                   <a:graphic>
@@ -2569,7 +2569,7 @@
                         <pic:spPr bwMode="auto">
                           <a:xfrm>
                             <a:off x="0" y="0"/>
-                            <a:ext cx="5334000" cy="3200400"/>
+                            <a:ext cx="5334000" cy="3810000"/>
                           </a:xfrm>
                           <a:prstGeom prst="rect">
                             <a:avLst/>

--- a/index.docx
+++ b/index.docx
@@ -1905,7 +1905,7 @@
     </w:p>
     <w:bookmarkEnd w:id="45"/>
     <w:bookmarkEnd w:id="46"/>
-    <w:bookmarkStart w:id="98" w:name="results"/>
+    <w:bookmarkStart w:id="104" w:name="results"/>
     <w:p>
       <w:pPr>
         <w:pStyle w:val="Heading1"/>
@@ -3358,14 +3358,129 @@
         </w:tc>
       </w:tr>
     </w:tbl>
+    <w:bookmarkEnd w:id="97"/>
+    <w:bookmarkStart w:id="103" w:name="model-interpretation"/>
+    <w:p>
+      <w:pPr>
+        <w:pStyle w:val="Heading2"/>
+      </w:pPr>
+      <w:r>
+        <w:t xml:space="preserve">Model Interpretation</w:t>
+      </w:r>
+    </w:p>
+    <w:tbl>
+      <w:tblPr>
+        <w:tblStyle w:val="Table"/>
+        <w:tblW w:type="pct" w:w="5000"/>
+        <w:tblLayout w:type="fixed"/>
+        <w:tblLook w:firstRow="0" w:lastRow="0" w:firstColumn="0" w:lastColumn="0" w:noHBand="0" w:noVBand="0" w:val="0000"/>
+      </w:tblPr>
+      <w:tblGrid>
+        <w:gridCol w:w="7920"/>
+      </w:tblGrid>
+      <w:tr>
+        <w:tc>
+          <w:tcPr/>
+          <w:bookmarkStart w:id="101" w:name="fig-shaps"/>
+          <w:p>
+            <w:pPr>
+              <w:pStyle w:val="Compact"/>
+              <w:jc w:val="center"/>
+            </w:pPr>
+            <w:r>
+              <w:drawing>
+                <wp:inline>
+                  <wp:extent cx="5334000" cy="3810000"/>
+                  <wp:effectExtent b="0" l="0" r="0" t="0"/>
+                  <wp:docPr descr="" title="" id="99" name="Picture"/>
+                  <a:graphic>
+                    <a:graphicData uri="http://schemas.openxmlformats.org/drawingml/2006/picture">
+                      <pic:pic>
+                        <pic:nvPicPr>
+                          <pic:cNvPr descr="index_files/figure-docx/notebooks-shaps-fig-shaps-output-1.png" id="100" name="Picture"/>
+                          <pic:cNvPicPr>
+                            <a:picLocks noChangeArrowheads="1" noChangeAspect="1"/>
+                          </pic:cNvPicPr>
+                        </pic:nvPicPr>
+                        <pic:blipFill>
+                          <a:blip r:embed="rId98"/>
+                          <a:stretch>
+                            <a:fillRect/>
+                          </a:stretch>
+                        </pic:blipFill>
+                        <pic:spPr bwMode="auto">
+                          <a:xfrm>
+                            <a:off x="0" y="0"/>
+                            <a:ext cx="5334000" cy="3810000"/>
+                          </a:xfrm>
+                          <a:prstGeom prst="rect">
+                            <a:avLst/>
+                          </a:prstGeom>
+                          <a:noFill/>
+                          <a:ln w="9525">
+                            <a:noFill/>
+                            <a:headEnd/>
+                            <a:tailEnd/>
+                          </a:ln>
+                        </pic:spPr>
+                      </pic:pic>
+                    </a:graphicData>
+                  </a:graphic>
+                </wp:inline>
+              </w:drawing>
+            </w:r>
+          </w:p>
+          <w:p>
+            <w:pPr>
+              <w:jc w:val="center"/>
+            </w:pPr>
+            <w:pPr>
+              <w:jc w:val="start"/>
+              <w:spacing w:before="200"/>
+              <w:pStyle w:val="ImageCaption"/>
+            </w:pPr>
+            <w:r>
+              <w:t xml:space="preserve">Figure 11: Shapley Value</w:t>
+            </w:r>
+          </w:p>
+          <w:bookmarkEnd w:id="101"/>
+        </w:tc>
+      </w:tr>
+    </w:tbl>
+    <w:p>
+      <w:pPr>
+        <w:pStyle w:val="BodyText"/>
+      </w:pPr>
+      <w:r>
+        <w:rPr>
+          <w:vertAlign w:val="subscript"/>
+        </w:rPr>
+        <w:t xml:space="preserve">Source:</w:t>
+      </w:r>
+      <w:r>
+        <w:rPr>
+          <w:vertAlign w:val="subscript"/>
+        </w:rPr>
+        <w:t xml:space="preserve"> </w:t>
+      </w:r>
+      <w:hyperlink r:id="rId102">
+        <w:r>
+          <w:rPr>
+            <w:rStyle w:val="Hyperlink"/>
+            <w:vertAlign w:val="subscript"/>
+          </w:rPr>
+          <w:t xml:space="preserve">shaps</w:t>
+        </w:r>
+      </w:hyperlink>
+    </w:p>
     <w:p>
       <w:r>
         <w:br w:type="page"/>
       </w:r>
     </w:p>
-    <w:bookmarkEnd w:id="97"/>
-    <w:bookmarkEnd w:id="98"/>
-    <w:bookmarkStart w:id="220" w:name="discussions"/>
+    <w:bookmarkEnd w:id="103"/>
+    <w:bookmarkEnd w:id="104"/>
+    <w:bookmarkStart w:id="226" w:name="discussions"/>
     <w:p>
       <w:pPr>
         <w:pStyle w:val="Heading1"/>
@@ -3379,8 +3494,8 @@
         <w:br w:type="page"/>
       </w:r>
     </w:p>
-    <w:bookmarkStart w:id="219" w:name="refs"/>
-    <w:bookmarkStart w:id="100" w:name="Xafb9ebfeab280acee598deb0b35b093eec91108"/>
+    <w:bookmarkStart w:id="225" w:name="refs"/>
+    <w:bookmarkStart w:id="106" w:name="Xafb9ebfeab280acee598deb0b35b093eec91108"/>
     <w:p>
       <w:pPr>
         <w:pStyle w:val="Bibliography"/>
@@ -3470,7 +3585,7 @@
       <w:r>
         <w:t xml:space="preserve"> </w:t>
       </w:r>
-      <w:hyperlink r:id="rId99">
+      <w:hyperlink r:id="rId105">
         <w:r>
           <w:rPr>
             <w:rStyle w:val="Hyperlink"/>
@@ -3482,8 +3597,8 @@
         <w:t xml:space="preserve">.</w:t>
       </w:r>
     </w:p>
-    <w:bookmarkEnd w:id="100"/>
-    <w:bookmarkStart w:id="102" w:name="ref-afsharNaturalLanguageProcessing2019"/>
+    <w:bookmarkEnd w:id="106"/>
+    <w:bookmarkStart w:id="108" w:name="ref-afsharNaturalLanguageProcessing2019"/>
     <w:p>
       <w:pPr>
         <w:pStyle w:val="Bibliography"/>
@@ -3516,7 +3631,7 @@
       <w:r>
         <w:t xml:space="preserve"> </w:t>
       </w:r>
-      <w:hyperlink r:id="rId101">
+      <w:hyperlink r:id="rId107">
         <w:r>
           <w:rPr>
             <w:rStyle w:val="Hyperlink"/>
@@ -3528,8 +3643,8 @@
         <w:t xml:space="preserve">.</w:t>
       </w:r>
     </w:p>
-    <w:bookmarkEnd w:id="102"/>
-    <w:bookmarkStart w:id="104" w:name="Xc95fb8816eaf9f583d19d6cba6a9ac025f9fe91"/>
+    <w:bookmarkEnd w:id="108"/>
+    <w:bookmarkStart w:id="110" w:name="Xc95fb8816eaf9f583d19d6cba6a9ac025f9fe91"/>
     <w:p>
       <w:pPr>
         <w:pStyle w:val="Bibliography"/>
@@ -3717,7 +3832,7 @@
       <w:r>
         <w:t xml:space="preserve"> </w:t>
       </w:r>
-      <w:hyperlink r:id="rId103">
+      <w:hyperlink r:id="rId109">
         <w:r>
           <w:rPr>
             <w:rStyle w:val="Hyperlink"/>
@@ -3729,8 +3844,8 @@
         <w:t xml:space="preserve">.</w:t>
       </w:r>
     </w:p>
-    <w:bookmarkEnd w:id="104"/>
-    <w:bookmarkStart w:id="106" w:name="Xa710417644a60899013e4932e847385912f9696"/>
+    <w:bookmarkEnd w:id="110"/>
+    <w:bookmarkStart w:id="112" w:name="Xa710417644a60899013e4932e847385912f9696"/>
     <w:p>
       <w:pPr>
         <w:pStyle w:val="Bibliography"/>
@@ -3775,7 +3890,7 @@
       <w:r>
         <w:t xml:space="preserve"> </w:t>
       </w:r>
-      <w:hyperlink r:id="rId105">
+      <w:hyperlink r:id="rId111">
         <w:r>
           <w:rPr>
             <w:rStyle w:val="Hyperlink"/>
@@ -3787,8 +3902,8 @@
         <w:t xml:space="preserve">.</w:t>
       </w:r>
     </w:p>
-    <w:bookmarkEnd w:id="106"/>
-    <w:bookmarkStart w:id="108" w:name="ref-baeMobilePhoneSensors2018a"/>
+    <w:bookmarkEnd w:id="112"/>
+    <w:bookmarkStart w:id="114" w:name="ref-baeMobilePhoneSensors2018a"/>
     <w:p>
       <w:pPr>
         <w:pStyle w:val="Bibliography"/>
@@ -3851,7 +3966,7 @@
       <w:r>
         <w:t xml:space="preserve"> </w:t>
       </w:r>
-      <w:hyperlink r:id="rId107">
+      <w:hyperlink r:id="rId113">
         <w:r>
           <w:rPr>
             <w:rStyle w:val="Hyperlink"/>
@@ -3863,8 +3978,8 @@
         <w:t xml:space="preserve">.</w:t>
       </w:r>
     </w:p>
-    <w:bookmarkEnd w:id="108"/>
-    <w:bookmarkStart w:id="110" w:name="Xe55fcb9276abfce60e3423ca0e9912c33a11f0b"/>
+    <w:bookmarkEnd w:id="114"/>
+    <w:bookmarkStart w:id="116" w:name="Xe55fcb9276abfce60e3423ca0e9912c33a11f0b"/>
     <w:p>
       <w:pPr>
         <w:pStyle w:val="Bibliography"/>
@@ -3909,7 +4024,7 @@
       <w:r>
         <w:t xml:space="preserve"> </w:t>
       </w:r>
-      <w:hyperlink r:id="rId109">
+      <w:hyperlink r:id="rId115">
         <w:r>
           <w:rPr>
             <w:rStyle w:val="Hyperlink"/>
@@ -3921,8 +4036,8 @@
         <w:t xml:space="preserve">.</w:t>
       </w:r>
     </w:p>
-    <w:bookmarkEnd w:id="110"/>
-    <w:bookmarkStart w:id="112" w:name="X0dfc9bfbbbc9cc86d14160256792ce0ff6efdd3"/>
+    <w:bookmarkEnd w:id="116"/>
+    <w:bookmarkStart w:id="118" w:name="X0dfc9bfbbbc9cc86d14160256792ce0ff6efdd3"/>
     <w:p>
       <w:pPr>
         <w:pStyle w:val="Bibliography"/>
@@ -3955,7 +4070,7 @@
       <w:r>
         <w:t xml:space="preserve"> </w:t>
       </w:r>
-      <w:hyperlink r:id="rId111">
+      <w:hyperlink r:id="rId117">
         <w:r>
           <w:rPr>
             <w:rStyle w:val="Hyperlink"/>
@@ -3967,8 +4082,8 @@
         <w:t xml:space="preserve">.</w:t>
       </w:r>
     </w:p>
-    <w:bookmarkEnd w:id="112"/>
-    <w:bookmarkStart w:id="114" w:name="ref-bucciTheyAreNot2019"/>
+    <w:bookmarkEnd w:id="118"/>
+    <w:bookmarkStart w:id="120" w:name="ref-bucciTheyAreNot2019"/>
     <w:p>
       <w:pPr>
         <w:pStyle w:val="Bibliography"/>
@@ -4052,7 +4167,7 @@
       <w:r>
         <w:t xml:space="preserve"> </w:t>
       </w:r>
-      <w:hyperlink r:id="rId113">
+      <w:hyperlink r:id="rId119">
         <w:r>
           <w:rPr>
             <w:rStyle w:val="Hyperlink"/>
@@ -4064,8 +4179,8 @@
         <w:t xml:space="preserve">.</w:t>
       </w:r>
     </w:p>
-    <w:bookmarkEnd w:id="114"/>
-    <w:bookmarkStart w:id="116" w:name="X565bbce5bff6dc592dea5af242f12d8b37400a4"/>
+    <w:bookmarkEnd w:id="120"/>
+    <w:bookmarkStart w:id="122" w:name="X565bbce5bff6dc592dea5af242f12d8b37400a4"/>
     <w:p>
       <w:pPr>
         <w:pStyle w:val="Bibliography"/>
@@ -4152,7 +4267,7 @@
       <w:r>
         <w:t xml:space="preserve"> </w:t>
       </w:r>
-      <w:hyperlink r:id="rId115">
+      <w:hyperlink r:id="rId121">
         <w:r>
           <w:rPr>
             <w:rStyle w:val="Hyperlink"/>
@@ -4164,8 +4279,8 @@
         <w:t xml:space="preserve">.</w:t>
       </w:r>
     </w:p>
-    <w:bookmarkEnd w:id="116"/>
-    <w:bookmarkStart w:id="118" w:name="ref-chihPredictiveModelingAddiction2014a"/>
+    <w:bookmarkEnd w:id="122"/>
+    <w:bookmarkStart w:id="124" w:name="ref-chihPredictiveModelingAddiction2014a"/>
     <w:p>
       <w:pPr>
         <w:pStyle w:val="Bibliography"/>
@@ -4198,7 +4313,7 @@
       <w:r>
         <w:t xml:space="preserve"> </w:t>
       </w:r>
-      <w:hyperlink r:id="rId117">
+      <w:hyperlink r:id="rId123">
         <w:r>
           <w:rPr>
             <w:rStyle w:val="Hyperlink"/>
@@ -4210,8 +4325,8 @@
         <w:t xml:space="preserve">.</w:t>
       </w:r>
     </w:p>
-    <w:bookmarkEnd w:id="118"/>
-    <w:bookmarkStart w:id="120" w:name="ref-chungRelapseAlcoholOther2006a"/>
+    <w:bookmarkEnd w:id="124"/>
+    <w:bookmarkStart w:id="126" w:name="ref-chungRelapseAlcoholOther2006a"/>
     <w:p>
       <w:pPr>
         <w:pStyle w:val="Bibliography"/>
@@ -4253,7 +4368,7 @@
       <w:r>
         <w:t xml:space="preserve"> </w:t>
       </w:r>
-      <w:hyperlink r:id="rId119">
+      <w:hyperlink r:id="rId125">
         <w:r>
           <w:rPr>
             <w:rStyle w:val="Hyperlink"/>
@@ -4265,8 +4380,8 @@
         <w:t xml:space="preserve">.</w:t>
       </w:r>
     </w:p>
-    <w:bookmarkEnd w:id="120"/>
-    <w:bookmarkStart w:id="122" w:name="ref-czyzEcologicalAssessmentDaily2018"/>
+    <w:bookmarkEnd w:id="126"/>
+    <w:bookmarkStart w:id="128" w:name="ref-czyzEcologicalAssessmentDaily2018"/>
     <w:p>
       <w:pPr>
         <w:pStyle w:val="Bibliography"/>
@@ -4311,7 +4426,7 @@
       <w:r>
         <w:t xml:space="preserve"> </w:t>
       </w:r>
-      <w:hyperlink r:id="rId121">
+      <w:hyperlink r:id="rId127">
         <w:r>
           <w:rPr>
             <w:rStyle w:val="Hyperlink"/>
@@ -4323,8 +4438,8 @@
         <w:t xml:space="preserve">.</w:t>
       </w:r>
     </w:p>
-    <w:bookmarkEnd w:id="122"/>
-    <w:bookmarkStart w:id="124" w:name="ref-dibartoloAlcoholUseDisorder2017"/>
+    <w:bookmarkEnd w:id="128"/>
+    <w:bookmarkStart w:id="130" w:name="ref-dibartoloAlcoholUseDisorder2017"/>
     <w:p>
       <w:pPr>
         <w:pStyle w:val="Bibliography"/>
@@ -4411,7 +4526,7 @@
       <w:r>
         <w:t xml:space="preserve"> </w:t>
       </w:r>
-      <w:hyperlink r:id="rId123">
+      <w:hyperlink r:id="rId129">
         <w:r>
           <w:rPr>
             <w:rStyle w:val="Hyperlink"/>
@@ -4423,8 +4538,8 @@
         <w:t xml:space="preserve">.</w:t>
       </w:r>
     </w:p>
-    <w:bookmarkEnd w:id="124"/>
-    <w:bookmarkStart w:id="126" w:name="ref-feingoldProximalVsDistal2015"/>
+    <w:bookmarkEnd w:id="130"/>
+    <w:bookmarkStart w:id="132" w:name="ref-feingoldProximalVsDistal2015"/>
     <w:p>
       <w:pPr>
         <w:pStyle w:val="Bibliography"/>
@@ -4457,7 +4572,7 @@
       <w:r>
         <w:t xml:space="preserve"> </w:t>
       </w:r>
-      <w:hyperlink r:id="rId125">
+      <w:hyperlink r:id="rId131">
         <w:r>
           <w:rPr>
             <w:rStyle w:val="Hyperlink"/>
@@ -4469,8 +4584,8 @@
         <w:t xml:space="preserve">.</w:t>
       </w:r>
     </w:p>
-    <w:bookmarkEnd w:id="126"/>
-    <w:bookmarkStart w:id="128" w:name="ref-finnPerceivedBarriersSeeking2023"/>
+    <w:bookmarkEnd w:id="132"/>
+    <w:bookmarkStart w:id="134" w:name="ref-finnPerceivedBarriersSeeking2023"/>
     <w:p>
       <w:pPr>
         <w:pStyle w:val="Bibliography"/>
@@ -4515,7 +4630,7 @@
       <w:r>
         <w:t xml:space="preserve"> </w:t>
       </w:r>
-      <w:hyperlink r:id="rId127">
+      <w:hyperlink r:id="rId133">
         <w:r>
           <w:rPr>
             <w:rStyle w:val="Hyperlink"/>
@@ -4527,8 +4642,8 @@
         <w:t xml:space="preserve">.</w:t>
       </w:r>
     </w:p>
-    <w:bookmarkEnd w:id="128"/>
-    <w:bookmarkStart w:id="130" w:name="ref-gilbertGenderDifferencesUse2019b"/>
+    <w:bookmarkEnd w:id="134"/>
+    <w:bookmarkStart w:id="136" w:name="ref-gilbertGenderDifferencesUse2019b"/>
     <w:p>
       <w:pPr>
         <w:pStyle w:val="Bibliography"/>
@@ -4630,7 +4745,7 @@
       <w:r>
         <w:t xml:space="preserve"> </w:t>
       </w:r>
-      <w:hyperlink r:id="rId129">
+      <w:hyperlink r:id="rId135">
         <w:r>
           <w:rPr>
             <w:rStyle w:val="Hyperlink"/>
@@ -4642,8 +4757,8 @@
         <w:t xml:space="preserve">.</w:t>
       </w:r>
     </w:p>
-    <w:bookmarkEnd w:id="130"/>
-    <w:bookmarkStart w:id="132" w:name="Xda7e0211c819cfbb87f310a4ff9aa4e691fefed"/>
+    <w:bookmarkEnd w:id="136"/>
+    <w:bookmarkStart w:id="138" w:name="Xda7e0211c819cfbb87f310a4ff9aa4e691fefed"/>
     <w:p>
       <w:pPr>
         <w:pStyle w:val="Bibliography"/>
@@ -4727,7 +4842,7 @@
       <w:r>
         <w:t xml:space="preserve"> </w:t>
       </w:r>
-      <w:hyperlink r:id="rId131">
+      <w:hyperlink r:id="rId137">
         <w:r>
           <w:rPr>
             <w:rStyle w:val="Hyperlink"/>
@@ -4739,8 +4854,8 @@
         <w:t xml:space="preserve">.</w:t>
       </w:r>
     </w:p>
-    <w:bookmarkEnd w:id="132"/>
-    <w:bookmarkStart w:id="134" w:name="Xb18b2d127665d50164a17bc8322beef69d4f980"/>
+    <w:bookmarkEnd w:id="138"/>
+    <w:bookmarkStart w:id="140" w:name="Xb18b2d127665d50164a17bc8322beef69d4f980"/>
     <w:p>
       <w:pPr>
         <w:pStyle w:val="Bibliography"/>
@@ -4785,7 +4900,7 @@
       <w:r>
         <w:t xml:space="preserve"> </w:t>
       </w:r>
-      <w:hyperlink r:id="rId133">
+      <w:hyperlink r:id="rId139">
         <w:r>
           <w:rPr>
             <w:rStyle w:val="Hyperlink"/>
@@ -4797,8 +4912,8 @@
         <w:t xml:space="preserve">.</w:t>
       </w:r>
     </w:p>
-    <w:bookmarkEnd w:id="134"/>
-    <w:bookmarkStart w:id="136" w:name="Xf3bbd2f018d15797242e38137a2bb5183901854"/>
+    <w:bookmarkEnd w:id="140"/>
+    <w:bookmarkStart w:id="142" w:name="Xf3bbd2f018d15797242e38137a2bb5183901854"/>
     <w:p>
       <w:pPr>
         <w:pStyle w:val="Bibliography"/>
@@ -4831,7 +4946,7 @@
       <w:r>
         <w:t xml:space="preserve"> </w:t>
       </w:r>
-      <w:hyperlink r:id="rId135">
+      <w:hyperlink r:id="rId141">
         <w:r>
           <w:rPr>
             <w:rStyle w:val="Hyperlink"/>
@@ -4843,8 +4958,8 @@
         <w:t xml:space="preserve">.</w:t>
       </w:r>
     </w:p>
-    <w:bookmarkEnd w:id="136"/>
-    <w:bookmarkStart w:id="138" w:name="Xc607b352943521404e0f20019d77839d3605993"/>
+    <w:bookmarkEnd w:id="142"/>
+    <w:bookmarkStart w:id="144" w:name="Xc607b352943521404e0f20019d77839d3605993"/>
     <w:p>
       <w:pPr>
         <w:pStyle w:val="Bibliography"/>
@@ -4910,7 +5025,7 @@
       <w:r>
         <w:t xml:space="preserve"> </w:t>
       </w:r>
-      <w:hyperlink r:id="rId137">
+      <w:hyperlink r:id="rId143">
         <w:r>
           <w:rPr>
             <w:rStyle w:val="Hyperlink"/>
@@ -4922,8 +5037,8 @@
         <w:t xml:space="preserve">.</w:t>
       </w:r>
     </w:p>
-    <w:bookmarkEnd w:id="138"/>
-    <w:bookmarkStart w:id="140" w:name="X908b868cf8e06446dd59b9be0145f3be3b8216e"/>
+    <w:bookmarkEnd w:id="144"/>
+    <w:bookmarkStart w:id="146" w:name="X908b868cf8e06446dd59b9be0145f3be3b8216e"/>
     <w:p>
       <w:pPr>
         <w:pStyle w:val="Bibliography"/>
@@ -5010,7 +5125,7 @@
       <w:r>
         <w:t xml:space="preserve"> </w:t>
       </w:r>
-      <w:hyperlink r:id="rId139">
+      <w:hyperlink r:id="rId145">
         <w:r>
           <w:rPr>
             <w:rStyle w:val="Hyperlink"/>
@@ -5022,8 +5137,8 @@
         <w:t xml:space="preserve">.</w:t>
       </w:r>
     </w:p>
-    <w:bookmarkEnd w:id="140"/>
-    <w:bookmarkStart w:id="142" w:name="ref-jacobsonUsingDigitalTherapeutics2023"/>
+    <w:bookmarkEnd w:id="146"/>
+    <w:bookmarkStart w:id="148" w:name="ref-jacobsonUsingDigitalTherapeutics2023"/>
     <w:p>
       <w:pPr>
         <w:pStyle w:val="Bibliography"/>
@@ -5046,7 +5161,7 @@
       <w:r>
         <w:t xml:space="preserve"> </w:t>
       </w:r>
-      <w:hyperlink r:id="rId141">
+      <w:hyperlink r:id="rId147">
         <w:r>
           <w:rPr>
             <w:rStyle w:val="Hyperlink"/>
@@ -5058,8 +5173,8 @@
         <w:t xml:space="preserve">.</w:t>
       </w:r>
     </w:p>
-    <w:bookmarkEnd w:id="142"/>
-    <w:bookmarkStart w:id="144" w:name="ref-kaddenMarlattRelapseTaxonomy1996"/>
+    <w:bookmarkEnd w:id="148"/>
+    <w:bookmarkStart w:id="150" w:name="ref-kaddenMarlattRelapseTaxonomy1996"/>
     <w:p>
       <w:pPr>
         <w:pStyle w:val="Bibliography"/>
@@ -5101,7 +5216,7 @@
       <w:r>
         <w:t xml:space="preserve"> </w:t>
       </w:r>
-      <w:hyperlink r:id="rId143">
+      <w:hyperlink r:id="rId149">
         <w:r>
           <w:rPr>
             <w:rStyle w:val="Hyperlink"/>
@@ -5113,8 +5228,8 @@
         <w:t xml:space="preserve">.</w:t>
       </w:r>
     </w:p>
-    <w:bookmarkEnd w:id="144"/>
-    <w:bookmarkStart w:id="146" w:name="ref-kaufmannTreatmentSeekingBarriers2014"/>
+    <w:bookmarkEnd w:id="150"/>
+    <w:bookmarkStart w:id="152" w:name="ref-kaufmannTreatmentSeekingBarriers2014"/>
     <w:p>
       <w:pPr>
         <w:pStyle w:val="Bibliography"/>
@@ -5147,7 +5262,7 @@
       <w:r>
         <w:t xml:space="preserve"> </w:t>
       </w:r>
-      <w:hyperlink r:id="rId145">
+      <w:hyperlink r:id="rId151">
         <w:r>
           <w:rPr>
             <w:rStyle w:val="Hyperlink"/>
@@ -5159,8 +5274,8 @@
         <w:t xml:space="preserve">.</w:t>
       </w:r>
     </w:p>
-    <w:bookmarkEnd w:id="146"/>
-    <w:bookmarkStart w:id="147" w:name="ref-korlakuntaReasonsRelapsePatients2012"/>
+    <w:bookmarkEnd w:id="152"/>
+    <w:bookmarkStart w:id="153" w:name="ref-korlakuntaReasonsRelapsePatients2012"/>
     <w:p>
       <w:pPr>
         <w:pStyle w:val="Bibliography"/>
@@ -5191,8 +5306,8 @@
         <w:t xml:space="preserve">13 (2): 108.</w:t>
       </w:r>
     </w:p>
-    <w:bookmarkEnd w:id="147"/>
-    <w:bookmarkStart w:id="149" w:name="ref-lecomteMobileAppsMental2020"/>
+    <w:bookmarkEnd w:id="153"/>
+    <w:bookmarkStart w:id="155" w:name="ref-lecomteMobileAppsMental2020"/>
     <w:p>
       <w:pPr>
         <w:pStyle w:val="Bibliography"/>
@@ -5267,7 +5382,7 @@
       <w:r>
         <w:t xml:space="preserve"> </w:t>
       </w:r>
-      <w:hyperlink r:id="rId148">
+      <w:hyperlink r:id="rId154">
         <w:r>
           <w:rPr>
             <w:rStyle w:val="Hyperlink"/>
@@ -5279,8 +5394,8 @@
         <w:t xml:space="preserve">.</w:t>
       </w:r>
     </w:p>
-    <w:bookmarkEnd w:id="149"/>
-    <w:bookmarkStart w:id="151" w:name="ref-leeDataDrivenDigitalTherapeutics2023"/>
+    <w:bookmarkEnd w:id="155"/>
+    <w:bookmarkStart w:id="157" w:name="ref-leeDataDrivenDigitalTherapeutics2023"/>
     <w:p>
       <w:pPr>
         <w:pStyle w:val="Bibliography"/>
@@ -5343,7 +5458,7 @@
       <w:r>
         <w:t xml:space="preserve"> </w:t>
       </w:r>
-      <w:hyperlink r:id="rId150">
+      <w:hyperlink r:id="rId156">
         <w:r>
           <w:rPr>
             <w:rStyle w:val="Hyperlink"/>
@@ -5355,8 +5470,8 @@
         <w:t xml:space="preserve">.</w:t>
       </w:r>
     </w:p>
-    <w:bookmarkEnd w:id="151"/>
-    <w:bookmarkStart w:id="153" w:name="Xad0e05bf336dda97d227027eae040cfde33d783"/>
+    <w:bookmarkEnd w:id="157"/>
+    <w:bookmarkStart w:id="159" w:name="Xad0e05bf336dda97d227027eae040cfde33d783"/>
     <w:p>
       <w:pPr>
         <w:pStyle w:val="Bibliography"/>
@@ -5398,7 +5513,7 @@
       <w:r>
         <w:t xml:space="preserve"> </w:t>
       </w:r>
-      <w:hyperlink r:id="rId152">
+      <w:hyperlink r:id="rId158">
         <w:r>
           <w:rPr>
             <w:rStyle w:val="Hyperlink"/>
@@ -5410,8 +5525,8 @@
         <w:t xml:space="preserve">.</w:t>
       </w:r>
     </w:p>
-    <w:bookmarkEnd w:id="153"/>
-    <w:bookmarkStart w:id="154" w:name="X34be55f2a2ff67a14e7206627bb93b426490c87"/>
+    <w:bookmarkEnd w:id="159"/>
+    <w:bookmarkStart w:id="160" w:name="X34be55f2a2ff67a14e7206627bb93b426490c87"/>
     <w:p>
       <w:pPr>
         <w:pStyle w:val="Bibliography"/>
@@ -5496,8 +5611,8 @@
         <w:t xml:space="preserve">’17. Red Hook, NY, USA: Curran Associates Inc.</w:t>
       </w:r>
     </w:p>
-    <w:bookmarkEnd w:id="154"/>
-    <w:bookmarkStart w:id="156" w:name="X22e9be3824ec77f661ff36dcfd4b6270812f56f"/>
+    <w:bookmarkEnd w:id="160"/>
+    <w:bookmarkStart w:id="162" w:name="X22e9be3824ec77f661ff36dcfd4b6270812f56f"/>
     <w:p>
       <w:pPr>
         <w:pStyle w:val="Bibliography"/>
@@ -5530,7 +5645,7 @@
       <w:r>
         <w:t xml:space="preserve"> </w:t>
       </w:r>
-      <w:hyperlink r:id="rId155">
+      <w:hyperlink r:id="rId161">
         <w:r>
           <w:rPr>
             <w:rStyle w:val="Hyperlink"/>
@@ -5542,8 +5657,8 @@
         <w:t xml:space="preserve">.</w:t>
       </w:r>
     </w:p>
-    <w:bookmarkEnd w:id="156"/>
-    <w:bookmarkStart w:id="158" w:name="X1329989714ddcecd7db483e12083768f0c5e635"/>
+    <w:bookmarkEnd w:id="162"/>
+    <w:bookmarkStart w:id="164" w:name="X1329989714ddcecd7db483e12083768f0c5e635"/>
     <w:p>
       <w:pPr>
         <w:pStyle w:val="Bibliography"/>
@@ -5576,7 +5691,7 @@
       <w:r>
         <w:t xml:space="preserve"> </w:t>
       </w:r>
-      <w:hyperlink r:id="rId157">
+      <w:hyperlink r:id="rId163">
         <w:r>
           <w:rPr>
             <w:rStyle w:val="Hyperlink"/>
@@ -5588,8 +5703,8 @@
         <w:t xml:space="preserve">.</w:t>
       </w:r>
     </w:p>
-    <w:bookmarkEnd w:id="158"/>
-    <w:bookmarkStart w:id="159" w:name="Xacc8c8a96f728736c6ec7be4d5ae02bdeea04b4"/>
+    <w:bookmarkEnd w:id="164"/>
+    <w:bookmarkStart w:id="165" w:name="Xacc8c8a96f728736c6ec7be4d5ae02bdeea04b4"/>
     <w:p>
       <w:pPr>
         <w:pStyle w:val="Bibliography"/>
@@ -5651,8 +5766,8 @@
         <w:t xml:space="preserve">Strategies in the Treatment of Addictive Behaviors, 2nd Ed. New York, NY, US: The Guilford Press.</w:t>
       </w:r>
     </w:p>
-    <w:bookmarkEnd w:id="159"/>
-    <w:bookmarkStart w:id="161" w:name="ref-mayBarriersTreatmentAlcohol2019"/>
+    <w:bookmarkEnd w:id="165"/>
+    <w:bookmarkStart w:id="167" w:name="ref-mayBarriersTreatmentAlcohol2019"/>
     <w:p>
       <w:pPr>
         <w:pStyle w:val="Bibliography"/>
@@ -5706,7 +5821,7 @@
       <w:r>
         <w:t xml:space="preserve"> </w:t>
       </w:r>
-      <w:hyperlink r:id="rId160">
+      <w:hyperlink r:id="rId166">
         <w:r>
           <w:rPr>
             <w:rStyle w:val="Hyperlink"/>
@@ -5718,8 +5833,8 @@
         <w:t xml:space="preserve">.</w:t>
       </w:r>
     </w:p>
-    <w:bookmarkEnd w:id="161"/>
-    <w:bookmarkStart w:id="163" w:name="ref-mckayStudiesFactorsRelapse1999a"/>
+    <w:bookmarkEnd w:id="167"/>
+    <w:bookmarkStart w:id="169" w:name="ref-mckayStudiesFactorsRelapse1999a"/>
     <w:p>
       <w:pPr>
         <w:pStyle w:val="Bibliography"/>
@@ -5752,7 +5867,7 @@
       <w:r>
         <w:t xml:space="preserve"> </w:t>
       </w:r>
-      <w:hyperlink r:id="rId162">
+      <w:hyperlink r:id="rId168">
         <w:r>
           <w:rPr>
             <w:rStyle w:val="Hyperlink"/>
@@ -5764,8 +5879,8 @@
         <w:t xml:space="preserve">.</w:t>
       </w:r>
     </w:p>
-    <w:bookmarkEnd w:id="163"/>
-    <w:bookmarkStart w:id="165" w:name="Xa85aa3e69b96711203dd276459c27e9adfa1c91"/>
+    <w:bookmarkEnd w:id="169"/>
+    <w:bookmarkStart w:id="171" w:name="Xa85aa3e69b96711203dd276459c27e9adfa1c91"/>
     <w:p>
       <w:pPr>
         <w:pStyle w:val="Bibliography"/>
@@ -5798,7 +5913,7 @@
       <w:r>
         <w:t xml:space="preserve"> </w:t>
       </w:r>
-      <w:hyperlink r:id="rId164">
+      <w:hyperlink r:id="rId170">
         <w:r>
           <w:rPr>
             <w:rStyle w:val="Hyperlink"/>
@@ -5810,8 +5925,8 @@
         <w:t xml:space="preserve">.</w:t>
       </w:r>
     </w:p>
-    <w:bookmarkEnd w:id="165"/>
-    <w:bookmarkStart w:id="167" w:name="X2c8fdc1f963588c4e5803538f331fc3ec069650"/>
+    <w:bookmarkEnd w:id="171"/>
+    <w:bookmarkStart w:id="173" w:name="X2c8fdc1f963588c4e5803538f331fc3ec069650"/>
     <w:p>
       <w:pPr>
         <w:pStyle w:val="Bibliography"/>
@@ -5844,7 +5959,7 @@
       <w:r>
         <w:t xml:space="preserve"> </w:t>
       </w:r>
-      <w:hyperlink r:id="rId166">
+      <w:hyperlink r:id="rId172">
         <w:r>
           <w:rPr>
             <w:rStyle w:val="Hyperlink"/>
@@ -5856,8 +5971,8 @@
         <w:t xml:space="preserve">.</w:t>
       </w:r>
     </w:p>
-    <w:bookmarkEnd w:id="167"/>
-    <w:bookmarkStart w:id="169" w:name="ref-millerWhatRelapseFifty1996"/>
+    <w:bookmarkEnd w:id="173"/>
+    <w:bookmarkStart w:id="175" w:name="ref-millerWhatRelapseFifty1996"/>
     <w:p>
       <w:pPr>
         <w:pStyle w:val="Bibliography"/>
@@ -5902,7 +6017,7 @@
       <w:r>
         <w:t xml:space="preserve"> </w:t>
       </w:r>
-      <w:hyperlink r:id="rId168">
+      <w:hyperlink r:id="rId174">
         <w:r>
           <w:rPr>
             <w:rStyle w:val="Hyperlink"/>
@@ -5914,8 +6029,8 @@
         <w:t xml:space="preserve">.</w:t>
       </w:r>
     </w:p>
-    <w:bookmarkEnd w:id="169"/>
-    <w:bookmarkStart w:id="171" w:name="X2c49998dea99682d6b5f0124ff3ae02aa1b44c6"/>
+    <w:bookmarkEnd w:id="175"/>
+    <w:bookmarkStart w:id="177" w:name="X2c49998dea99682d6b5f0124ff3ae02aa1b44c6"/>
     <w:p>
       <w:pPr>
         <w:pStyle w:val="Bibliography"/>
@@ -5960,7 +6075,7 @@
       <w:r>
         <w:t xml:space="preserve"> </w:t>
       </w:r>
-      <w:hyperlink r:id="rId170">
+      <w:hyperlink r:id="rId176">
         <w:r>
           <w:rPr>
             <w:rStyle w:val="Hyperlink"/>
@@ -5972,8 +6087,8 @@
         <w:t xml:space="preserve">.</w:t>
       </w:r>
     </w:p>
-    <w:bookmarkEnd w:id="171"/>
-    <w:bookmarkStart w:id="172" w:name="X10ed27139bf2726a3dc2246fcd4428578cdfcc2"/>
+    <w:bookmarkEnd w:id="177"/>
+    <w:bookmarkStart w:id="178" w:name="X10ed27139bf2726a3dc2246fcd4428578cdfcc2"/>
     <w:p>
       <w:pPr>
         <w:pStyle w:val="Bibliography"/>
@@ -6057,8 +6172,8 @@
         <w:t xml:space="preserve">https://www.niaaa.nih.gov/alcohols-effects-health/alcohol-topics/alcohol-facts-and-statistics/alcohol-treatment-united-states.</w:t>
       </w:r>
     </w:p>
-    <w:bookmarkEnd w:id="172"/>
-    <w:bookmarkStart w:id="173" w:name="X7d82e15a6eb3257cdf0f7a217921497f7a56ebb"/>
+    <w:bookmarkEnd w:id="178"/>
+    <w:bookmarkStart w:id="179" w:name="X7d82e15a6eb3257cdf0f7a217921497f7a56ebb"/>
     <w:p>
       <w:pPr>
         <w:pStyle w:val="Bibliography"/>
@@ -6169,8 +6284,8 @@
         <w:t xml:space="preserve">https://www.niaaa.nih.gov/alcohols-effects-health/alcohol-topics/alcohol-facts-and-statistics/alcohol-use-disorder-aud-united-states-age-groups-and-demographic-characteristics.</w:t>
       </w:r>
     </w:p>
-    <w:bookmarkEnd w:id="173"/>
-    <w:bookmarkStart w:id="174" w:name="Xefd2679ad72dde34adff1afa8671a6410298df4"/>
+    <w:bookmarkEnd w:id="179"/>
+    <w:bookmarkStart w:id="180" w:name="Xefd2679ad72dde34adff1afa8671a6410298df4"/>
     <w:p>
       <w:pPr>
         <w:pStyle w:val="Bibliography"/>
@@ -6224,8 +6339,8 @@
         <w:t xml:space="preserve">September.</w:t>
       </w:r>
     </w:p>
-    <w:bookmarkEnd w:id="174"/>
-    <w:bookmarkStart w:id="176" w:name="ref-perskiAcceptabilityDigitalHealth2021"/>
+    <w:bookmarkEnd w:id="180"/>
+    <w:bookmarkStart w:id="182" w:name="ref-perskiAcceptabilityDigitalHealth2021"/>
     <w:p>
       <w:pPr>
         <w:pStyle w:val="Bibliography"/>
@@ -6258,7 +6373,7 @@
       <w:r>
         <w:t xml:space="preserve"> </w:t>
       </w:r>
-      <w:hyperlink r:id="rId175">
+      <w:hyperlink r:id="rId181">
         <w:r>
           <w:rPr>
             <w:rStyle w:val="Hyperlink"/>
@@ -6270,8 +6385,8 @@
         <w:t xml:space="preserve">.</w:t>
       </w:r>
     </w:p>
-    <w:bookmarkEnd w:id="176"/>
-    <w:bookmarkStart w:id="178" w:name="Xb003b0f0cdb6de2c73ba14c880bf3ed3d4d8add"/>
+    <w:bookmarkEnd w:id="182"/>
+    <w:bookmarkStart w:id="184" w:name="Xb003b0f0cdb6de2c73ba14c880bf3ed3d4d8add"/>
     <w:p>
       <w:pPr>
         <w:pStyle w:val="Bibliography"/>
@@ -6358,7 +6473,7 @@
       <w:r>
         <w:t xml:space="preserve"> </w:t>
       </w:r>
-      <w:hyperlink r:id="rId177">
+      <w:hyperlink r:id="rId183">
         <w:r>
           <w:rPr>
             <w:rStyle w:val="Hyperlink"/>
@@ -6370,8 +6485,8 @@
         <w:t xml:space="preserve">.</w:t>
       </w:r>
     </w:p>
-    <w:bookmarkEnd w:id="178"/>
-    <w:bookmarkStart w:id="180" w:name="Xbb4506c53ef69c4b172ea82120c613272a44938"/>
+    <w:bookmarkEnd w:id="184"/>
+    <w:bookmarkStart w:id="186" w:name="Xbb4506c53ef69c4b172ea82120c613272a44938"/>
     <w:p>
       <w:pPr>
         <w:pStyle w:val="Bibliography"/>
@@ -6422,7 +6537,7 @@
       <w:r>
         <w:t xml:space="preserve"> </w:t>
       </w:r>
-      <w:hyperlink r:id="rId179">
+      <w:hyperlink r:id="rId185">
         <w:r>
           <w:rPr>
             <w:rStyle w:val="Hyperlink"/>
@@ -6434,8 +6549,8 @@
         <w:t xml:space="preserve">.</w:t>
       </w:r>
     </w:p>
-    <w:bookmarkEnd w:id="180"/>
-    <w:bookmarkStart w:id="182" w:name="ref-probstAlcoholUseDisorder2015"/>
+    <w:bookmarkEnd w:id="186"/>
+    <w:bookmarkStart w:id="188" w:name="ref-probstAlcoholUseDisorder2015"/>
     <w:p>
       <w:pPr>
         <w:pStyle w:val="Bibliography"/>
@@ -6480,7 +6595,7 @@
       <w:r>
         <w:t xml:space="preserve"> </w:t>
       </w:r>
-      <w:hyperlink r:id="rId181">
+      <w:hyperlink r:id="rId187">
         <w:r>
           <w:rPr>
             <w:rStyle w:val="Hyperlink"/>
@@ -6492,8 +6607,8 @@
         <w:t xml:space="preserve">.</w:t>
       </w:r>
     </w:p>
-    <w:bookmarkEnd w:id="182"/>
-    <w:bookmarkStart w:id="184" w:name="ref-sacks2010NationalState2015a"/>
+    <w:bookmarkEnd w:id="188"/>
+    <w:bookmarkStart w:id="190" w:name="ref-sacks2010NationalState2015a"/>
     <w:p>
       <w:pPr>
         <w:pStyle w:val="Bibliography"/>
@@ -6559,7 +6674,7 @@
       <w:r>
         <w:t xml:space="preserve"> </w:t>
       </w:r>
-      <w:hyperlink r:id="rId183">
+      <w:hyperlink r:id="rId189">
         <w:r>
           <w:rPr>
             <w:rStyle w:val="Hyperlink"/>
@@ -6571,8 +6686,8 @@
         <w:t xml:space="preserve">.</w:t>
       </w:r>
     </w:p>
-    <w:bookmarkEnd w:id="184"/>
-    <w:bookmarkStart w:id="186" w:name="X09d525bde5cdf46e9beb75f4b54b37f879a73a6"/>
+    <w:bookmarkEnd w:id="190"/>
+    <w:bookmarkStart w:id="192" w:name="X09d525bde5cdf46e9beb75f4b54b37f879a73a6"/>
     <w:p>
       <w:pPr>
         <w:pStyle w:val="Bibliography"/>
@@ -6647,7 +6762,7 @@
       <w:r>
         <w:t xml:space="preserve"> </w:t>
       </w:r>
-      <w:hyperlink r:id="rId185">
+      <w:hyperlink r:id="rId191">
         <w:r>
           <w:rPr>
             <w:rStyle w:val="Hyperlink"/>
@@ -6659,8 +6774,8 @@
         <w:t xml:space="preserve">.</w:t>
       </w:r>
     </w:p>
-    <w:bookmarkEnd w:id="186"/>
-    <w:bookmarkStart w:id="188" w:name="ref-scottPathwaysRelapseTreatment2005"/>
+    <w:bookmarkEnd w:id="192"/>
+    <w:bookmarkStart w:id="194" w:name="ref-scottPathwaysRelapseTreatment2005"/>
     <w:p>
       <w:pPr>
         <w:pStyle w:val="Bibliography"/>
@@ -6693,7 +6808,7 @@
       <w:r>
         <w:t xml:space="preserve"> </w:t>
       </w:r>
-      <w:hyperlink r:id="rId187">
+      <w:hyperlink r:id="rId193">
         <w:r>
           <w:rPr>
             <w:rStyle w:val="Hyperlink"/>
@@ -6705,8 +6820,8 @@
         <w:t xml:space="preserve">.</w:t>
       </w:r>
     </w:p>
-    <w:bookmarkEnd w:id="188"/>
-    <w:bookmarkStart w:id="190" w:name="ref-sedarousCultureStigmaInequities2023"/>
+    <w:bookmarkEnd w:id="194"/>
+    <w:bookmarkStart w:id="196" w:name="ref-sedarousCultureStigmaInequities2023"/>
     <w:p>
       <w:pPr>
         <w:pStyle w:val="Bibliography"/>
@@ -6739,7 +6854,7 @@
       <w:r>
         <w:t xml:space="preserve"> </w:t>
       </w:r>
-      <w:hyperlink r:id="rId189">
+      <w:hyperlink r:id="rId195">
         <w:r>
           <w:rPr>
             <w:rStyle w:val="Hyperlink"/>
@@ -6751,8 +6866,8 @@
         <w:t xml:space="preserve">.</w:t>
       </w:r>
     </w:p>
-    <w:bookmarkEnd w:id="190"/>
-    <w:bookmarkStart w:id="192" w:name="ref-stoutPredictiveValidityMarlatt1996"/>
+    <w:bookmarkEnd w:id="196"/>
+    <w:bookmarkStart w:id="198" w:name="ref-stoutPredictiveValidityMarlatt1996"/>
     <w:p>
       <w:pPr>
         <w:pStyle w:val="Bibliography"/>
@@ -6794,7 +6909,7 @@
       <w:r>
         <w:t xml:space="preserve"> </w:t>
       </w:r>
-      <w:hyperlink r:id="rId191">
+      <w:hyperlink r:id="rId197">
         <w:r>
           <w:rPr>
             <w:rStyle w:val="Hyperlink"/>
@@ -6806,8 +6921,8 @@
         <w:t xml:space="preserve">.</w:t>
       </w:r>
     </w:p>
-    <w:bookmarkEnd w:id="192"/>
-    <w:bookmarkStart w:id="194" w:name="X96f53643d6f2371e92547a3958d3a6315a75b64"/>
+    <w:bookmarkEnd w:id="198"/>
+    <w:bookmarkStart w:id="200" w:name="X96f53643d6f2371e92547a3958d3a6315a75b64"/>
     <w:p>
       <w:pPr>
         <w:pStyle w:val="Bibliography"/>
@@ -6882,7 +6997,7 @@
       <w:r>
         <w:t xml:space="preserve"> </w:t>
       </w:r>
-      <w:hyperlink r:id="rId193">
+      <w:hyperlink r:id="rId199">
         <w:r>
           <w:rPr>
             <w:rStyle w:val="Hyperlink"/>
@@ -6894,8 +7009,8 @@
         <w:t xml:space="preserve">.</w:t>
       </w:r>
     </w:p>
-    <w:bookmarkEnd w:id="194"/>
-    <w:bookmarkStart w:id="196" w:name="ref-toValidationAlcoholMisuse2020"/>
+    <w:bookmarkEnd w:id="200"/>
+    <w:bookmarkStart w:id="202" w:name="ref-toValidationAlcoholMisuse2020"/>
     <w:p>
       <w:pPr>
         <w:pStyle w:val="Bibliography"/>
@@ -6928,7 +7043,7 @@
       <w:r>
         <w:t xml:space="preserve"> </w:t>
       </w:r>
-      <w:hyperlink r:id="rId195">
+      <w:hyperlink r:id="rId201">
         <w:r>
           <w:rPr>
             <w:rStyle w:val="Hyperlink"/>
@@ -6940,8 +7055,8 @@
         <w:t xml:space="preserve">.</w:t>
       </w:r>
     </w:p>
-    <w:bookmarkEnd w:id="196"/>
-    <w:bookmarkStart w:id="198" w:name="ref-topazExtractingAlcoholSubstance2019"/>
+    <w:bookmarkEnd w:id="202"/>
+    <w:bookmarkStart w:id="204" w:name="ref-topazExtractingAlcoholSubstance2019"/>
     <w:p>
       <w:pPr>
         <w:pStyle w:val="Bibliography"/>
@@ -7136,7 +7251,7 @@
       <w:r>
         <w:t xml:space="preserve"> </w:t>
       </w:r>
-      <w:hyperlink r:id="rId197">
+      <w:hyperlink r:id="rId203">
         <w:r>
           <w:rPr>
             <w:rStyle w:val="Hyperlink"/>
@@ -7148,8 +7263,8 @@
         <w:t xml:space="preserve">.</w:t>
       </w:r>
     </w:p>
-    <w:bookmarkEnd w:id="198"/>
-    <w:bookmarkStart w:id="200" w:name="Xc23b9258642a07a427764ca5f1401675cd78fe8"/>
+    <w:bookmarkEnd w:id="204"/>
+    <w:bookmarkStart w:id="206" w:name="Xc23b9258642a07a427764ca5f1401675cd78fe8"/>
     <w:p>
       <w:pPr>
         <w:pStyle w:val="Bibliography"/>
@@ -7239,7 +7354,7 @@
       <w:r>
         <w:t xml:space="preserve"> </w:t>
       </w:r>
-      <w:hyperlink r:id="rId199">
+      <w:hyperlink r:id="rId205">
         <w:r>
           <w:rPr>
             <w:rStyle w:val="Hyperlink"/>
@@ -7251,8 +7366,8 @@
         <w:t xml:space="preserve">.</w:t>
       </w:r>
     </w:p>
-    <w:bookmarkEnd w:id="200"/>
-    <w:bookmarkStart w:id="202" w:name="ref-verissimoInfluenceGenderRace2017"/>
+    <w:bookmarkEnd w:id="206"/>
+    <w:bookmarkStart w:id="208" w:name="ref-verissimoInfluenceGenderRace2017"/>
     <w:p>
       <w:pPr>
         <w:pStyle w:val="Bibliography"/>
@@ -7285,7 +7400,7 @@
       <w:r>
         <w:t xml:space="preserve"> </w:t>
       </w:r>
-      <w:hyperlink r:id="rId201">
+      <w:hyperlink r:id="rId207">
         <w:r>
           <w:rPr>
             <w:rStyle w:val="Hyperlink"/>
@@ -7297,8 +7412,8 @@
         <w:t xml:space="preserve">.</w:t>
       </w:r>
     </w:p>
-    <w:bookmarkEnd w:id="202"/>
-    <w:bookmarkStart w:id="204" w:name="X4d3b90c1d1a7aedd64897841630d176922ff5c5"/>
+    <w:bookmarkEnd w:id="208"/>
+    <w:bookmarkStart w:id="210" w:name="X4d3b90c1d1a7aedd64897841630d176922ff5c5"/>
     <w:p>
       <w:pPr>
         <w:pStyle w:val="Bibliography"/>
@@ -7331,7 +7446,7 @@
       <w:r>
         <w:t xml:space="preserve"> </w:t>
       </w:r>
-      <w:hyperlink r:id="rId203">
+      <w:hyperlink r:id="rId209">
         <w:r>
           <w:rPr>
             <w:rStyle w:val="Hyperlink"/>
@@ -7343,8 +7458,8 @@
         <w:t xml:space="preserve">.</w:t>
       </w:r>
     </w:p>
-    <w:bookmarkEnd w:id="204"/>
-    <w:bookmarkStart w:id="206" w:name="Xdc00f0b24416f0cd67e677fa7ea98976cb76b78"/>
+    <w:bookmarkEnd w:id="210"/>
+    <w:bookmarkStart w:id="212" w:name="Xdc00f0b24416f0cd67e677fa7ea98976cb76b78"/>
     <w:p>
       <w:pPr>
         <w:pStyle w:val="Bibliography"/>
@@ -7425,7 +7540,7 @@
       <w:r>
         <w:t xml:space="preserve"> </w:t>
       </w:r>
-      <w:hyperlink r:id="rId205">
+      <w:hyperlink r:id="rId211">
         <w:r>
           <w:rPr>
             <w:rStyle w:val="Hyperlink"/>
@@ -7437,8 +7552,8 @@
         <w:t xml:space="preserve">.</w:t>
       </w:r>
     </w:p>
-    <w:bookmarkEnd w:id="206"/>
-    <w:bookmarkStart w:id="208" w:name="Xfdbd9b98dcf52cd76d09b25ddfd802e4e88441f"/>
+    <w:bookmarkEnd w:id="212"/>
+    <w:bookmarkStart w:id="214" w:name="Xfdbd9b98dcf52cd76d09b25ddfd802e4e88441f"/>
     <w:p>
       <w:pPr>
         <w:pStyle w:val="Bibliography"/>
@@ -7525,7 +7640,7 @@
       <w:r>
         <w:t xml:space="preserve"> </w:t>
       </w:r>
-      <w:hyperlink r:id="rId207">
+      <w:hyperlink r:id="rId213">
         <w:r>
           <w:rPr>
             <w:rStyle w:val="Hyperlink"/>
@@ -7537,8 +7652,8 @@
         <w:t xml:space="preserve">.</w:t>
       </w:r>
     </w:p>
-    <w:bookmarkEnd w:id="208"/>
-    <w:bookmarkStart w:id="210" w:name="Xd410df898383a3f6b94baeff92b08b2a4966eb6"/>
+    <w:bookmarkEnd w:id="214"/>
+    <w:bookmarkStart w:id="216" w:name="Xd410df898383a3f6b94baeff92b08b2a4966eb6"/>
     <w:p>
       <w:pPr>
         <w:pStyle w:val="Bibliography"/>
@@ -7589,7 +7704,7 @@
       <w:r>
         <w:t xml:space="preserve"> </w:t>
       </w:r>
-      <w:hyperlink r:id="rId209">
+      <w:hyperlink r:id="rId215">
         <w:r>
           <w:rPr>
             <w:rStyle w:val="Hyperlink"/>
@@ -7601,8 +7716,8 @@
         <w:t xml:space="preserve">.</w:t>
       </w:r>
     </w:p>
-    <w:bookmarkEnd w:id="210"/>
-    <w:bookmarkStart w:id="212" w:name="Xcff35f2cf9ec03e2e988d7302a2859198fb713c"/>
+    <w:bookmarkEnd w:id="216"/>
+    <w:bookmarkStart w:id="218" w:name="Xcff35f2cf9ec03e2e988d7302a2859198fb713c"/>
     <w:p>
       <w:pPr>
         <w:pStyle w:val="Bibliography"/>
@@ -7686,7 +7801,7 @@
       <w:r>
         <w:t xml:space="preserve"> </w:t>
       </w:r>
-      <w:hyperlink r:id="rId211">
+      <w:hyperlink r:id="rId217">
         <w:r>
           <w:rPr>
             <w:rStyle w:val="Hyperlink"/>
@@ -7698,8 +7813,8 @@
         <w:t xml:space="preserve">.</w:t>
       </w:r>
     </w:p>
-    <w:bookmarkEnd w:id="212"/>
-    <w:bookmarkStart w:id="214" w:name="Xc14b7c1ad4860604e4f16cd318ff1ed0b3b66a5"/>
+    <w:bookmarkEnd w:id="218"/>
+    <w:bookmarkStart w:id="220" w:name="Xc14b7c1ad4860604e4f16cd318ff1ed0b3b66a5"/>
     <w:p>
       <w:pPr>
         <w:pStyle w:val="Bibliography"/>
@@ -7750,7 +7865,7 @@
       <w:r>
         <w:t xml:space="preserve"> </w:t>
       </w:r>
-      <w:hyperlink r:id="rId213">
+      <w:hyperlink r:id="rId219">
         <w:r>
           <w:rPr>
             <w:rStyle w:val="Hyperlink"/>
@@ -7762,8 +7877,8 @@
         <w:t xml:space="preserve">.</w:t>
       </w:r>
     </w:p>
-    <w:bookmarkEnd w:id="214"/>
-    <w:bookmarkStart w:id="216" w:name="ref-wyantMachineLearningModels2024"/>
+    <w:bookmarkEnd w:id="220"/>
+    <w:bookmarkStart w:id="222" w:name="ref-wyantMachineLearningModels2024"/>
     <w:p>
       <w:pPr>
         <w:pStyle w:val="Bibliography"/>
@@ -7796,7 +7911,7 @@
       <w:r>
         <w:t xml:space="preserve"> </w:t>
       </w:r>
-      <w:hyperlink r:id="rId215">
+      <w:hyperlink r:id="rId221">
         <w:r>
           <w:rPr>
             <w:rStyle w:val="Hyperlink"/>
@@ -7808,8 +7923,8 @@
         <w:t xml:space="preserve">.</w:t>
       </w:r>
     </w:p>
-    <w:bookmarkEnd w:id="216"/>
-    <w:bookmarkStart w:id="218" w:name="X995ee0d7cc70552d8fe297105eae4df7b8bb829"/>
+    <w:bookmarkEnd w:id="222"/>
+    <w:bookmarkStart w:id="224" w:name="X995ee0d7cc70552d8fe297105eae4df7b8bb829"/>
     <w:p>
       <w:pPr>
         <w:pStyle w:val="Bibliography"/>
@@ -7899,7 +8014,7 @@
       <w:r>
         <w:t xml:space="preserve"> </w:t>
       </w:r>
-      <w:hyperlink r:id="rId217">
+      <w:hyperlink r:id="rId223">
         <w:r>
           <w:rPr>
             <w:rStyle w:val="Hyperlink"/>
@@ -7911,9 +8026,9 @@
         <w:t xml:space="preserve">.</w:t>
       </w:r>
     </w:p>
-    <w:bookmarkEnd w:id="218"/>
-    <w:bookmarkEnd w:id="219"/>
-    <w:bookmarkEnd w:id="220"/>
+    <w:bookmarkEnd w:id="224"/>
+    <w:bookmarkEnd w:id="225"/>
+    <w:bookmarkEnd w:id="226"/>
     <w:sectPr/>
   </w:body>
 </w:document>

--- a/index.docx
+++ b/index.docx
@@ -1905,7 +1905,7 @@
     </w:p>
     <w:bookmarkEnd w:id="45"/>
     <w:bookmarkEnd w:id="46"/>
-    <w:bookmarkStart w:id="104" w:name="results"/>
+    <w:bookmarkStart w:id="108" w:name="results"/>
     <w:p>
       <w:pPr>
         <w:pStyle w:val="Heading1"/>
@@ -2499,7 +2499,7 @@
       </w:hyperlink>
     </w:p>
     <w:bookmarkEnd w:id="73"/>
-    <w:bookmarkStart w:id="74" w:name="liwc-features"/>
+    <w:bookmarkStart w:id="88" w:name="liwc-features"/>
     <w:p>
       <w:pPr>
         <w:pStyle w:val="Heading2"/>
@@ -2513,17 +2513,7 @@
         <w:pStyle w:val="FirstParagraph"/>
       </w:pPr>
       <w:r>
-        <w:t xml:space="preserve">We obtained LIWC scores from XXX linguistic categories.</w:t>
-      </w:r>
-    </w:p>
-    <w:bookmarkEnd w:id="74"/>
-    <w:bookmarkStart w:id="90" w:name="model-evaluation"/>
-    <w:p>
-      <w:pPr>
-        <w:pStyle w:val="Heading2"/>
-      </w:pPr>
-      <w:r>
-        <w:t xml:space="preserve">Model Evaluation</w:t>
+        <w:t xml:space="preserve">We obtained LIWC scores from 117 linguistic categories.</w:t>
       </w:r>
     </w:p>
     <w:tbl>
@@ -2539,7 +2529,1845 @@
       <w:tr>
         <w:tc>
           <w:tcPr/>
-          <w:bookmarkStart w:id="78" w:name="fig-auroc"/>
+          <w:bookmarkStart w:id="74" w:name="tbl-ind_3day"/>
+          <w:p>
+            <w:pPr>
+              <w:jc w:val="center"/>
+            </w:pPr>
+            <w:pPr>
+              <w:jc w:val="start"/>
+              <w:spacing w:before="200"/>
+              <w:pStyle w:val="ImageCaption"/>
+            </w:pPr>
+            <w:r>
+              <w:t xml:space="preserve">Table 2: Sample Characteristics of Median and 95% Quantile Scores of All Raw Scores from Individual Messages Within Each 3-Day Prediction Window</w:t>
+            </w:r>
+          </w:p>
+          <w:tbl>
+            <w:tblPr>
+              <w:tblStyle w:val="Table"/>
+              <w:tblW w:type="auto" w:w="0"/>
+              <w:tblLook w:firstRow="1" w:lastRow="0" w:firstColumn="0" w:lastColumn="0" w:noHBand="0" w:noVBand="0" w:val="0020"/>
+            </w:tblPr>
+            <w:tblGrid>
+              <w:gridCol w:w="1584"/>
+              <w:gridCol w:w="1584"/>
+              <w:gridCol w:w="1584"/>
+              <w:gridCol w:w="1584"/>
+              <w:gridCol w:w="1584"/>
+            </w:tblGrid>
+            <w:tr>
+              <w:trPr>
+                <w:tblHeader w:val="on"/>
+              </w:trPr>
+              <w:tc>
+                <w:tcPr/>
+                <w:p>
+                  <w:pPr>
+                    <w:pStyle w:val="Compact"/>
+                  </w:pPr>
+                </w:p>
+              </w:tc>
+              <w:tc>
+                <w:tcPr/>
+                <w:p>
+                  <w:pPr>
+                    <w:pStyle w:val="Compact"/>
+                    <w:jc w:val="left"/>
+                    <w:jc w:val="center"/>
+                  </w:pPr>
+                  <w:r>
+                    <w:t xml:space="preserve">SD</w:t>
+                  </w:r>
+                </w:p>
+              </w:tc>
+              <w:tc>
+                <w:tcPr/>
+                <w:p>
+                  <w:pPr>
+                    <w:pStyle w:val="Compact"/>
+                    <w:jc w:val="left"/>
+                    <w:jc w:val="center"/>
+                  </w:pPr>
+                  <w:r>
+                    <w:t xml:space="preserve">Median</w:t>
+                  </w:r>
+                </w:p>
+              </w:tc>
+              <w:tc>
+                <w:tcPr/>
+                <w:p>
+                  <w:pPr>
+                    <w:pStyle w:val="Compact"/>
+                    <w:jc w:val="left"/>
+                    <w:jc w:val="center"/>
+                  </w:pPr>
+                  <w:r>
+                    <w:t xml:space="preserve">Min</w:t>
+                  </w:r>
+                </w:p>
+              </w:tc>
+              <w:tc>
+                <w:tcPr/>
+                <w:p>
+                  <w:pPr>
+                    <w:pStyle w:val="Compact"/>
+                    <w:jc w:val="left"/>
+                    <w:jc w:val="center"/>
+                  </w:pPr>
+                  <w:r>
+                    <w:t xml:space="preserve">Max</w:t>
+                  </w:r>
+                </w:p>
+              </w:tc>
+            </w:tr>
+            <w:tr>
+              <w:tc>
+                <w:tcPr/>
+                <w:p>
+                  <w:pPr>
+                    <w:pStyle w:val="Compact"/>
+                    <w:jc w:val="left"/>
+                    <w:jc w:val="center"/>
+                  </w:pPr>
+                  <w:r>
+                    <w:t xml:space="preserve">wc_median</w:t>
+                  </w:r>
+                </w:p>
+              </w:tc>
+              <w:tc>
+                <w:tcPr/>
+                <w:p>
+                  <w:pPr>
+                    <w:pStyle w:val="Compact"/>
+                    <w:jc w:val="left"/>
+                    <w:jc w:val="center"/>
+                  </w:pPr>
+                  <w:r>
+                    <w:t xml:space="preserve">5.43</w:t>
+                  </w:r>
+                </w:p>
+              </w:tc>
+              <w:tc>
+                <w:tcPr/>
+                <w:p>
+                  <w:pPr>
+                    <w:pStyle w:val="Compact"/>
+                    <w:jc w:val="left"/>
+                    <w:jc w:val="center"/>
+                  </w:pPr>
+                  <w:r>
+                    <w:t xml:space="preserve">7.00</w:t>
+                  </w:r>
+                </w:p>
+              </w:tc>
+              <w:tc>
+                <w:tcPr/>
+                <w:p>
+                  <w:pPr>
+                    <w:pStyle w:val="Compact"/>
+                    <w:jc w:val="left"/>
+                    <w:jc w:val="center"/>
+                  </w:pPr>
+                  <w:r>
+                    <w:t xml:space="preserve">1.00</w:t>
+                  </w:r>
+                </w:p>
+              </w:tc>
+              <w:tc>
+                <w:tcPr/>
+                <w:p>
+                  <w:pPr>
+                    <w:pStyle w:val="Compact"/>
+                    <w:jc w:val="left"/>
+                    <w:jc w:val="center"/>
+                  </w:pPr>
+                  <w:r>
+                    <w:t xml:space="preserve">142.00</w:t>
+                  </w:r>
+                </w:p>
+              </w:tc>
+            </w:tr>
+            <w:tr>
+              <w:tc>
+                <w:tcPr/>
+                <w:p>
+                  <w:pPr>
+                    <w:pStyle w:val="Compact"/>
+                    <w:jc w:val="left"/>
+                    <w:jc w:val="center"/>
+                  </w:pPr>
+                  <w:r>
+                    <w:t xml:space="preserve">wc_q_95</w:t>
+                  </w:r>
+                </w:p>
+              </w:tc>
+              <w:tc>
+                <w:tcPr/>
+                <w:p>
+                  <w:pPr>
+                    <w:pStyle w:val="Compact"/>
+                    <w:jc w:val="left"/>
+                    <w:jc w:val="center"/>
+                  </w:pPr>
+                  <w:r>
+                    <w:t xml:space="preserve">20.31</w:t>
+                  </w:r>
+                </w:p>
+              </w:tc>
+              <w:tc>
+                <w:tcPr/>
+                <w:p>
+                  <w:pPr>
+                    <w:pStyle w:val="Compact"/>
+                    <w:jc w:val="left"/>
+                    <w:jc w:val="center"/>
+                  </w:pPr>
+                  <w:r>
+                    <w:t xml:space="preserve">26.40</w:t>
+                  </w:r>
+                </w:p>
+              </w:tc>
+              <w:tc>
+                <w:tcPr/>
+                <w:p>
+                  <w:pPr>
+                    <w:pStyle w:val="Compact"/>
+                    <w:jc w:val="left"/>
+                    <w:jc w:val="center"/>
+                  </w:pPr>
+                  <w:r>
+                    <w:t xml:space="preserve">1.00</w:t>
+                  </w:r>
+                </w:p>
+              </w:tc>
+              <w:tc>
+                <w:tcPr/>
+                <w:p>
+                  <w:pPr>
+                    <w:pStyle w:val="Compact"/>
+                    <w:jc w:val="left"/>
+                    <w:jc w:val="center"/>
+                  </w:pPr>
+                  <w:r>
+                    <w:t xml:space="preserve">369.05</w:t>
+                  </w:r>
+                </w:p>
+              </w:tc>
+            </w:tr>
+            <w:tr>
+              <w:tc>
+                <w:tcPr/>
+                <w:p>
+                  <w:pPr>
+                    <w:pStyle w:val="Compact"/>
+                    <w:jc w:val="left"/>
+                    <w:jc w:val="center"/>
+                  </w:pPr>
+                  <w:r>
+                    <w:t xml:space="preserve">wps_median</w:t>
+                  </w:r>
+                </w:p>
+              </w:tc>
+              <w:tc>
+                <w:tcPr/>
+                <w:p>
+                  <w:pPr>
+                    <w:pStyle w:val="Compact"/>
+                    <w:jc w:val="left"/>
+                    <w:jc w:val="center"/>
+                  </w:pPr>
+                  <w:r>
+                    <w:t xml:space="preserve">2.45</w:t>
+                  </w:r>
+                </w:p>
+              </w:tc>
+              <w:tc>
+                <w:tcPr/>
+                <w:p>
+                  <w:pPr>
+                    <w:pStyle w:val="Compact"/>
+                    <w:jc w:val="left"/>
+                    <w:jc w:val="center"/>
+                  </w:pPr>
+                  <w:r>
+                    <w:t xml:space="preserve">5.00</w:t>
+                  </w:r>
+                </w:p>
+              </w:tc>
+              <w:tc>
+                <w:tcPr/>
+                <w:p>
+                  <w:pPr>
+                    <w:pStyle w:val="Compact"/>
+                    <w:jc w:val="left"/>
+                    <w:jc w:val="center"/>
+                  </w:pPr>
+                  <w:r>
+                    <w:t xml:space="preserve">0.00</w:t>
+                  </w:r>
+                </w:p>
+              </w:tc>
+              <w:tc>
+                <w:tcPr/>
+                <w:p>
+                  <w:pPr>
+                    <w:pStyle w:val="Compact"/>
+                    <w:jc w:val="left"/>
+                    <w:jc w:val="center"/>
+                  </w:pPr>
+                  <w:r>
+                    <w:t xml:space="preserve">78.00</w:t>
+                  </w:r>
+                </w:p>
+              </w:tc>
+            </w:tr>
+            <w:tr>
+              <w:tc>
+                <w:tcPr/>
+                <w:p>
+                  <w:pPr>
+                    <w:pStyle w:val="Compact"/>
+                    <w:jc w:val="left"/>
+                    <w:jc w:val="center"/>
+                  </w:pPr>
+                  <w:r>
+                    <w:t xml:space="preserve">wps_q_95</w:t>
+                  </w:r>
+                </w:p>
+              </w:tc>
+              <w:tc>
+                <w:tcPr/>
+                <w:p>
+                  <w:pPr>
+                    <w:pStyle w:val="Compact"/>
+                    <w:jc w:val="left"/>
+                    <w:jc w:val="center"/>
+                  </w:pPr>
+                  <w:r>
+                    <w:t xml:space="preserve">5.96</w:t>
+                  </w:r>
+                </w:p>
+              </w:tc>
+              <w:tc>
+                <w:tcPr/>
+                <w:p>
+                  <w:pPr>
+                    <w:pStyle w:val="Compact"/>
+                    <w:jc w:val="left"/>
+                    <w:jc w:val="center"/>
+                  </w:pPr>
+                  <w:r>
+                    <w:t xml:space="preserve">14.75</w:t>
+                  </w:r>
+                </w:p>
+              </w:tc>
+              <w:tc>
+                <w:tcPr/>
+                <w:p>
+                  <w:pPr>
+                    <w:pStyle w:val="Compact"/>
+                    <w:jc w:val="left"/>
+                    <w:jc w:val="center"/>
+                  </w:pPr>
+                  <w:r>
+                    <w:t xml:space="preserve">0.00</w:t>
+                  </w:r>
+                </w:p>
+              </w:tc>
+              <w:tc>
+                <w:tcPr/>
+                <w:p>
+                  <w:pPr>
+                    <w:pStyle w:val="Compact"/>
+                    <w:jc w:val="left"/>
+                    <w:jc w:val="center"/>
+                  </w:pPr>
+                  <w:r>
+                    <w:t xml:space="preserve">78.00</w:t>
+                  </w:r>
+                </w:p>
+              </w:tc>
+            </w:tr>
+            <w:tr>
+              <w:tc>
+                <w:tcPr/>
+                <w:p>
+                  <w:pPr>
+                    <w:pStyle w:val="Compact"/>
+                    <w:jc w:val="left"/>
+                    <w:jc w:val="center"/>
+                  </w:pPr>
+                  <w:r>
+                    <w:t xml:space="preserve">analytic_median</w:t>
+                  </w:r>
+                </w:p>
+              </w:tc>
+              <w:tc>
+                <w:tcPr/>
+                <w:p>
+                  <w:pPr>
+                    <w:pStyle w:val="Compact"/>
+                    <w:jc w:val="left"/>
+                    <w:jc w:val="center"/>
+                  </w:pPr>
+                  <w:r>
+                    <w:t xml:space="preserve">17.11</w:t>
+                  </w:r>
+                </w:p>
+              </w:tc>
+              <w:tc>
+                <w:tcPr/>
+                <w:p>
+                  <w:pPr>
+                    <w:pStyle w:val="Compact"/>
+                    <w:jc w:val="left"/>
+                    <w:jc w:val="center"/>
+                  </w:pPr>
+                  <w:r>
+                    <w:t xml:space="preserve">10.19</w:t>
+                  </w:r>
+                </w:p>
+              </w:tc>
+              <w:tc>
+                <w:tcPr/>
+                <w:p>
+                  <w:pPr>
+                    <w:pStyle w:val="Compact"/>
+                    <w:jc w:val="left"/>
+                    <w:jc w:val="center"/>
+                  </w:pPr>
+                  <w:r>
+                    <w:t xml:space="preserve">1.00</w:t>
+                  </w:r>
+                </w:p>
+              </w:tc>
+              <w:tc>
+                <w:tcPr/>
+                <w:p>
+                  <w:pPr>
+                    <w:pStyle w:val="Compact"/>
+                    <w:jc w:val="left"/>
+                    <w:jc w:val="center"/>
+                  </w:pPr>
+                  <w:r>
+                    <w:t xml:space="preserve">99.00</w:t>
+                  </w:r>
+                </w:p>
+              </w:tc>
+            </w:tr>
+            <w:tr>
+              <w:tc>
+                <w:tcPr/>
+                <w:p>
+                  <w:pPr>
+                    <w:pStyle w:val="Compact"/>
+                    <w:jc w:val="left"/>
+                    <w:jc w:val="center"/>
+                  </w:pPr>
+                  <w:r>
+                    <w:t xml:space="preserve">analytic_q_95</w:t>
+                  </w:r>
+                </w:p>
+              </w:tc>
+              <w:tc>
+                <w:tcPr/>
+                <w:p>
+                  <w:pPr>
+                    <w:pStyle w:val="Compact"/>
+                    <w:jc w:val="left"/>
+                    <w:jc w:val="center"/>
+                  </w:pPr>
+                  <w:r>
+                    <w:t xml:space="preserve">19.24</w:t>
+                  </w:r>
+                </w:p>
+              </w:tc>
+              <w:tc>
+                <w:tcPr/>
+                <w:p>
+                  <w:pPr>
+                    <w:pStyle w:val="Compact"/>
+                    <w:jc w:val="left"/>
+                    <w:jc w:val="center"/>
+                  </w:pPr>
+                  <w:r>
+                    <w:t xml:space="preserve">97.20</w:t>
+                  </w:r>
+                </w:p>
+              </w:tc>
+              <w:tc>
+                <w:tcPr/>
+                <w:p>
+                  <w:pPr>
+                    <w:pStyle w:val="Compact"/>
+                    <w:jc w:val="left"/>
+                    <w:jc w:val="center"/>
+                  </w:pPr>
+                  <w:r>
+                    <w:t xml:space="preserve">1.00</w:t>
+                  </w:r>
+                </w:p>
+              </w:tc>
+              <w:tc>
+                <w:tcPr/>
+                <w:p>
+                  <w:pPr>
+                    <w:pStyle w:val="Compact"/>
+                    <w:jc w:val="left"/>
+                    <w:jc w:val="center"/>
+                  </w:pPr>
+                  <w:r>
+                    <w:t xml:space="preserve">99.00</w:t>
+                  </w:r>
+                </w:p>
+              </w:tc>
+            </w:tr>
+            <w:tr>
+              <w:tc>
+                <w:tcPr/>
+                <w:p>
+                  <w:pPr>
+                    <w:pStyle w:val="Compact"/>
+                    <w:jc w:val="left"/>
+                    <w:jc w:val="center"/>
+                  </w:pPr>
+                  <w:r>
+                    <w:t xml:space="preserve">clout_median</w:t>
+                  </w:r>
+                </w:p>
+              </w:tc>
+              <w:tc>
+                <w:tcPr/>
+                <w:p>
+                  <w:pPr>
+                    <w:pStyle w:val="Compact"/>
+                    <w:jc w:val="left"/>
+                    <w:jc w:val="center"/>
+                  </w:pPr>
+                  <w:r>
+                    <w:t xml:space="preserve">32.72</w:t>
+                  </w:r>
+                </w:p>
+              </w:tc>
+              <w:tc>
+                <w:tcPr/>
+                <w:p>
+                  <w:pPr>
+                    <w:pStyle w:val="Compact"/>
+                    <w:jc w:val="left"/>
+                    <w:jc w:val="center"/>
+                  </w:pPr>
+                  <w:r>
+                    <w:t xml:space="preserve">40.06</w:t>
+                  </w:r>
+                </w:p>
+              </w:tc>
+              <w:tc>
+                <w:tcPr/>
+                <w:p>
+                  <w:pPr>
+                    <w:pStyle w:val="Compact"/>
+                    <w:jc w:val="left"/>
+                    <w:jc w:val="center"/>
+                  </w:pPr>
+                  <w:r>
+                    <w:t xml:space="preserve">1.00</w:t>
+                  </w:r>
+                </w:p>
+              </w:tc>
+              <w:tc>
+                <w:tcPr/>
+                <w:p>
+                  <w:pPr>
+                    <w:pStyle w:val="Compact"/>
+                    <w:jc w:val="left"/>
+                    <w:jc w:val="center"/>
+                  </w:pPr>
+                  <w:r>
+                    <w:t xml:space="preserve">99.00</w:t>
+                  </w:r>
+                </w:p>
+              </w:tc>
+            </w:tr>
+            <w:tr>
+              <w:tc>
+                <w:tcPr/>
+                <w:p>
+                  <w:pPr>
+                    <w:pStyle w:val="Compact"/>
+                    <w:jc w:val="left"/>
+                    <w:jc w:val="center"/>
+                  </w:pPr>
+                  <w:r>
+                    <w:t xml:space="preserve">clout_q_95</w:t>
+                  </w:r>
+                </w:p>
+              </w:tc>
+              <w:tc>
+                <w:tcPr/>
+                <w:p>
+                  <w:pPr>
+                    <w:pStyle w:val="Compact"/>
+                    <w:jc w:val="left"/>
+                    <w:jc w:val="center"/>
+                  </w:pPr>
+                  <w:r>
+                    <w:t xml:space="preserve">12.98</w:t>
+                  </w:r>
+                </w:p>
+              </w:tc>
+              <w:tc>
+                <w:tcPr/>
+                <w:p>
+                  <w:pPr>
+                    <w:pStyle w:val="Compact"/>
+                    <w:jc w:val="left"/>
+                    <w:jc w:val="center"/>
+                  </w:pPr>
+                  <w:r>
+                    <w:t xml:space="preserve">99.00</w:t>
+                  </w:r>
+                </w:p>
+              </w:tc>
+              <w:tc>
+                <w:tcPr/>
+                <w:p>
+                  <w:pPr>
+                    <w:pStyle w:val="Compact"/>
+                    <w:jc w:val="left"/>
+                    <w:jc w:val="center"/>
+                  </w:pPr>
+                  <w:r>
+                    <w:t xml:space="preserve">1.00</w:t>
+                  </w:r>
+                </w:p>
+              </w:tc>
+              <w:tc>
+                <w:tcPr/>
+                <w:p>
+                  <w:pPr>
+                    <w:pStyle w:val="Compact"/>
+                    <w:jc w:val="left"/>
+                    <w:jc w:val="center"/>
+                  </w:pPr>
+                  <w:r>
+                    <w:t xml:space="preserve">99.00</w:t>
+                  </w:r>
+                </w:p>
+              </w:tc>
+            </w:tr>
+            <w:tr>
+              <w:tc>
+                <w:tcPr/>
+                <w:p>
+                  <w:pPr>
+                    <w:pStyle w:val="Compact"/>
+                    <w:jc w:val="left"/>
+                    <w:jc w:val="center"/>
+                  </w:pPr>
+                  <w:r>
+                    <w:t xml:space="preserve">authentic_median</w:t>
+                  </w:r>
+                </w:p>
+              </w:tc>
+              <w:tc>
+                <w:tcPr/>
+                <w:p>
+                  <w:pPr>
+                    <w:pStyle w:val="Compact"/>
+                    <w:jc w:val="left"/>
+                    <w:jc w:val="center"/>
+                  </w:pPr>
+                  <w:r>
+                    <w:t xml:space="preserve">19.60</w:t>
+                  </w:r>
+                </w:p>
+              </w:tc>
+              <w:tc>
+                <w:tcPr/>
+                <w:p>
+                  <w:pPr>
+                    <w:pStyle w:val="Compact"/>
+                    <w:jc w:val="left"/>
+                    <w:jc w:val="center"/>
+                  </w:pPr>
+                  <w:r>
+                    <w:t xml:space="preserve">89.39</w:t>
+                  </w:r>
+                </w:p>
+              </w:tc>
+              <w:tc>
+                <w:tcPr/>
+                <w:p>
+                  <w:pPr>
+                    <w:pStyle w:val="Compact"/>
+                    <w:jc w:val="left"/>
+                    <w:jc w:val="center"/>
+                  </w:pPr>
+                  <w:r>
+                    <w:t xml:space="preserve">1.00</w:t>
+                  </w:r>
+                </w:p>
+              </w:tc>
+              <w:tc>
+                <w:tcPr/>
+                <w:p>
+                  <w:pPr>
+                    <w:pStyle w:val="Compact"/>
+                    <w:jc w:val="left"/>
+                    <w:jc w:val="center"/>
+                  </w:pPr>
+                  <w:r>
+                    <w:t xml:space="preserve">99.00</w:t>
+                  </w:r>
+                </w:p>
+              </w:tc>
+            </w:tr>
+            <w:tr>
+              <w:tc>
+                <w:tcPr/>
+                <w:p>
+                  <w:pPr>
+                    <w:pStyle w:val="Compact"/>
+                    <w:jc w:val="left"/>
+                    <w:jc w:val="center"/>
+                  </w:pPr>
+                  <w:r>
+                    <w:t xml:space="preserve">authentic_q_95</w:t>
+                  </w:r>
+                </w:p>
+              </w:tc>
+              <w:tc>
+                <w:tcPr/>
+                <w:p>
+                  <w:pPr>
+                    <w:pStyle w:val="Compact"/>
+                    <w:jc w:val="left"/>
+                    <w:jc w:val="center"/>
+                  </w:pPr>
+                  <w:r>
+                    <w:t xml:space="preserve">10.77</w:t>
+                  </w:r>
+                </w:p>
+              </w:tc>
+              <w:tc>
+                <w:tcPr/>
+                <w:p>
+                  <w:pPr>
+                    <w:pStyle w:val="Compact"/>
+                    <w:jc w:val="left"/>
+                    <w:jc w:val="center"/>
+                  </w:pPr>
+                  <w:r>
+                    <w:t xml:space="preserve">99.00</w:t>
+                  </w:r>
+                </w:p>
+              </w:tc>
+              <w:tc>
+                <w:tcPr/>
+                <w:p>
+                  <w:pPr>
+                    <w:pStyle w:val="Compact"/>
+                    <w:jc w:val="left"/>
+                    <w:jc w:val="center"/>
+                  </w:pPr>
+                  <w:r>
+                    <w:t xml:space="preserve">1.00</w:t>
+                  </w:r>
+                </w:p>
+              </w:tc>
+              <w:tc>
+                <w:tcPr/>
+                <w:p>
+                  <w:pPr>
+                    <w:pStyle w:val="Compact"/>
+                    <w:jc w:val="left"/>
+                    <w:jc w:val="center"/>
+                  </w:pPr>
+                  <w:r>
+                    <w:t xml:space="preserve">99.00</w:t>
+                  </w:r>
+                </w:p>
+              </w:tc>
+            </w:tr>
+            <w:tr>
+              <w:tc>
+                <w:tcPr/>
+                <w:p>
+                  <w:pPr>
+                    <w:pStyle w:val="Compact"/>
+                    <w:jc w:val="left"/>
+                    <w:jc w:val="center"/>
+                  </w:pPr>
+                  <w:r>
+                    <w:t xml:space="preserve">tone_median</w:t>
+                  </w:r>
+                </w:p>
+              </w:tc>
+              <w:tc>
+                <w:tcPr/>
+                <w:p>
+                  <w:pPr>
+                    <w:pStyle w:val="Compact"/>
+                    <w:jc w:val="left"/>
+                    <w:jc w:val="center"/>
+                  </w:pPr>
+                  <w:r>
+                    <w:t xml:space="preserve">17.84</w:t>
+                  </w:r>
+                </w:p>
+              </w:tc>
+              <w:tc>
+                <w:tcPr/>
+                <w:p>
+                  <w:pPr>
+                    <w:pStyle w:val="Compact"/>
+                    <w:jc w:val="left"/>
+                    <w:jc w:val="center"/>
+                  </w:pPr>
+                  <w:r>
+                    <w:t xml:space="preserve">99.00</w:t>
+                  </w:r>
+                </w:p>
+              </w:tc>
+              <w:tc>
+                <w:tcPr/>
+                <w:p>
+                  <w:pPr>
+                    <w:pStyle w:val="Compact"/>
+                    <w:jc w:val="left"/>
+                    <w:jc w:val="center"/>
+                  </w:pPr>
+                  <w:r>
+                    <w:t xml:space="preserve">1.00</w:t>
+                  </w:r>
+                </w:p>
+              </w:tc>
+              <w:tc>
+                <w:tcPr/>
+                <w:p>
+                  <w:pPr>
+                    <w:pStyle w:val="Compact"/>
+                    <w:jc w:val="left"/>
+                    <w:jc w:val="center"/>
+                  </w:pPr>
+                  <w:r>
+                    <w:t xml:space="preserve">99.00</w:t>
+                  </w:r>
+                </w:p>
+              </w:tc>
+            </w:tr>
+            <w:tr>
+              <w:tc>
+                <w:tcPr/>
+                <w:p>
+                  <w:pPr>
+                    <w:pStyle w:val="Compact"/>
+                    <w:jc w:val="left"/>
+                    <w:jc w:val="center"/>
+                  </w:pPr>
+                  <w:r>
+                    <w:t xml:space="preserve">tone_q_95</w:t>
+                  </w:r>
+                </w:p>
+              </w:tc>
+              <w:tc>
+                <w:tcPr/>
+                <w:p>
+                  <w:pPr>
+                    <w:pStyle w:val="Compact"/>
+                    <w:jc w:val="left"/>
+                    <w:jc w:val="center"/>
+                  </w:pPr>
+                  <w:r>
+                    <w:t xml:space="preserve">9.85</w:t>
+                  </w:r>
+                </w:p>
+              </w:tc>
+              <w:tc>
+                <w:tcPr/>
+                <w:p>
+                  <w:pPr>
+                    <w:pStyle w:val="Compact"/>
+                    <w:jc w:val="left"/>
+                    <w:jc w:val="center"/>
+                  </w:pPr>
+                  <w:r>
+                    <w:t xml:space="preserve">99.00</w:t>
+                  </w:r>
+                </w:p>
+              </w:tc>
+              <w:tc>
+                <w:tcPr/>
+                <w:p>
+                  <w:pPr>
+                    <w:pStyle w:val="Compact"/>
+                    <w:jc w:val="left"/>
+                    <w:jc w:val="center"/>
+                  </w:pPr>
+                  <w:r>
+                    <w:t xml:space="preserve">1.00</w:t>
+                  </w:r>
+                </w:p>
+              </w:tc>
+              <w:tc>
+                <w:tcPr/>
+                <w:p>
+                  <w:pPr>
+                    <w:pStyle w:val="Compact"/>
+                    <w:jc w:val="left"/>
+                    <w:jc w:val="center"/>
+                  </w:pPr>
+                  <w:r>
+                    <w:t xml:space="preserve">99.00</w:t>
+                  </w:r>
+                </w:p>
+              </w:tc>
+            </w:tr>
+          </w:tbl>
+          <w:bookmarkEnd w:id="74"/>
+          <w:p/>
+        </w:tc>
+      </w:tr>
+    </w:tbl>
+    <w:p>
+      <w:pPr>
+        <w:pStyle w:val="BodyText"/>
+      </w:pPr>
+      <w:r>
+        <w:t xml:space="preserve"> </w:t>
+      </w:r>
+    </w:p>
+    <w:tbl>
+      <w:tblPr>
+        <w:tblStyle w:val="Table"/>
+        <w:tblW w:type="pct" w:w="5000"/>
+        <w:tblLayout w:type="fixed"/>
+        <w:tblLook w:firstRow="0" w:lastRow="0" w:firstColumn="0" w:lastColumn="0" w:noHBand="0" w:noVBand="0" w:val="0000"/>
+      </w:tblPr>
+      <w:tblGrid>
+        <w:gridCol w:w="7920"/>
+      </w:tblGrid>
+      <w:tr>
+        <w:tc>
+          <w:tcPr/>
+          <w:bookmarkStart w:id="75" w:name="tbl-ind_1week"/>
+          <w:p>
+            <w:pPr>
+              <w:jc w:val="center"/>
+            </w:pPr>
+            <w:pPr>
+              <w:jc w:val="start"/>
+              <w:spacing w:before="200"/>
+              <w:pStyle w:val="ImageCaption"/>
+            </w:pPr>
+            <w:r>
+              <w:t xml:space="preserve">Table 3: Sample Characteristics of Median and 95% Quantile Scores of All Raw Scores from Individual Messages Within Each 1-Week Prediction Window</w:t>
+            </w:r>
+          </w:p>
+          <w:tbl>
+            <w:tblPr>
+              <w:tblStyle w:val="Table"/>
+              <w:tblW w:type="auto" w:w="0"/>
+              <w:tblLook w:firstRow="1" w:lastRow="0" w:firstColumn="0" w:lastColumn="0" w:noHBand="0" w:noVBand="0" w:val="0020"/>
+            </w:tblPr>
+            <w:tblGrid>
+              <w:gridCol w:w="1584"/>
+              <w:gridCol w:w="1584"/>
+              <w:gridCol w:w="1584"/>
+              <w:gridCol w:w="1584"/>
+              <w:gridCol w:w="1584"/>
+            </w:tblGrid>
+            <w:tr>
+              <w:trPr>
+                <w:tblHeader w:val="on"/>
+              </w:trPr>
+              <w:tc>
+                <w:tcPr/>
+                <w:p>
+                  <w:pPr>
+                    <w:pStyle w:val="Compact"/>
+                  </w:pPr>
+                </w:p>
+              </w:tc>
+              <w:tc>
+                <w:tcPr/>
+                <w:p>
+                  <w:pPr>
+                    <w:pStyle w:val="Compact"/>
+                    <w:jc w:val="left"/>
+                    <w:jc w:val="center"/>
+                  </w:pPr>
+                  <w:r>
+                    <w:t xml:space="preserve">SD</w:t>
+                  </w:r>
+                </w:p>
+              </w:tc>
+              <w:tc>
+                <w:tcPr/>
+                <w:p>
+                  <w:pPr>
+                    <w:pStyle w:val="Compact"/>
+                    <w:jc w:val="left"/>
+                    <w:jc w:val="center"/>
+                  </w:pPr>
+                  <w:r>
+                    <w:t xml:space="preserve">Median</w:t>
+                  </w:r>
+                </w:p>
+              </w:tc>
+              <w:tc>
+                <w:tcPr/>
+                <w:p>
+                  <w:pPr>
+                    <w:pStyle w:val="Compact"/>
+                    <w:jc w:val="left"/>
+                    <w:jc w:val="center"/>
+                  </w:pPr>
+                  <w:r>
+                    <w:t xml:space="preserve">Min</w:t>
+                  </w:r>
+                </w:p>
+              </w:tc>
+              <w:tc>
+                <w:tcPr/>
+                <w:p>
+                  <w:pPr>
+                    <w:pStyle w:val="Compact"/>
+                    <w:jc w:val="left"/>
+                    <w:jc w:val="center"/>
+                  </w:pPr>
+                  <w:r>
+                    <w:t xml:space="preserve">Max</w:t>
+                  </w:r>
+                </w:p>
+              </w:tc>
+            </w:tr>
+            <w:tr>
+              <w:tc>
+                <w:tcPr/>
+                <w:p>
+                  <w:pPr>
+                    <w:pStyle w:val="Compact"/>
+                    <w:jc w:val="left"/>
+                    <w:jc w:val="center"/>
+                  </w:pPr>
+                  <w:r>
+                    <w:t xml:space="preserve">wc_median</w:t>
+                  </w:r>
+                </w:p>
+              </w:tc>
+              <w:tc>
+                <w:tcPr/>
+                <w:p>
+                  <w:pPr>
+                    <w:pStyle w:val="Compact"/>
+                    <w:jc w:val="left"/>
+                    <w:jc w:val="center"/>
+                  </w:pPr>
+                  <w:r>
+                    <w:t xml:space="preserve">4.00</w:t>
+                  </w:r>
+                </w:p>
+              </w:tc>
+              <w:tc>
+                <w:tcPr/>
+                <w:p>
+                  <w:pPr>
+                    <w:pStyle w:val="Compact"/>
+                    <w:jc w:val="left"/>
+                    <w:jc w:val="center"/>
+                  </w:pPr>
+                  <w:r>
+                    <w:t xml:space="preserve">7.00</w:t>
+                  </w:r>
+                </w:p>
+              </w:tc>
+              <w:tc>
+                <w:tcPr/>
+                <w:p>
+                  <w:pPr>
+                    <w:pStyle w:val="Compact"/>
+                    <w:jc w:val="left"/>
+                    <w:jc w:val="center"/>
+                  </w:pPr>
+                  <w:r>
+                    <w:t xml:space="preserve">1.00</w:t>
+                  </w:r>
+                </w:p>
+              </w:tc>
+              <w:tc>
+                <w:tcPr/>
+                <w:p>
+                  <w:pPr>
+                    <w:pStyle w:val="Compact"/>
+                    <w:jc w:val="left"/>
+                    <w:jc w:val="center"/>
+                  </w:pPr>
+                  <w:r>
+                    <w:t xml:space="preserve">81.00</w:t>
+                  </w:r>
+                </w:p>
+              </w:tc>
+            </w:tr>
+            <w:tr>
+              <w:tc>
+                <w:tcPr/>
+                <w:p>
+                  <w:pPr>
+                    <w:pStyle w:val="Compact"/>
+                    <w:jc w:val="left"/>
+                    <w:jc w:val="center"/>
+                  </w:pPr>
+                  <w:r>
+                    <w:t xml:space="preserve">wc_q_95</w:t>
+                  </w:r>
+                </w:p>
+              </w:tc>
+              <w:tc>
+                <w:tcPr/>
+                <w:p>
+                  <w:pPr>
+                    <w:pStyle w:val="Compact"/>
+                    <w:jc w:val="left"/>
+                    <w:jc w:val="center"/>
+                  </w:pPr>
+                  <w:r>
+                    <w:t xml:space="preserve">17.84</w:t>
+                  </w:r>
+                </w:p>
+              </w:tc>
+              <w:tc>
+                <w:tcPr/>
+                <w:p>
+                  <w:pPr>
+                    <w:pStyle w:val="Compact"/>
+                    <w:jc w:val="left"/>
+                    <w:jc w:val="center"/>
+                  </w:pPr>
+                  <w:r>
+                    <w:t xml:space="preserve">28.00</w:t>
+                  </w:r>
+                </w:p>
+              </w:tc>
+              <w:tc>
+                <w:tcPr/>
+                <w:p>
+                  <w:pPr>
+                    <w:pStyle w:val="Compact"/>
+                    <w:jc w:val="left"/>
+                    <w:jc w:val="center"/>
+                  </w:pPr>
+                  <w:r>
+                    <w:t xml:space="preserve">1.00</w:t>
+                  </w:r>
+                </w:p>
+              </w:tc>
+              <w:tc>
+                <w:tcPr/>
+                <w:p>
+                  <w:pPr>
+                    <w:pStyle w:val="Compact"/>
+                    <w:jc w:val="left"/>
+                    <w:jc w:val="center"/>
+                  </w:pPr>
+                  <w:r>
+                    <w:t xml:space="preserve">404.00</w:t>
+                  </w:r>
+                </w:p>
+              </w:tc>
+            </w:tr>
+            <w:tr>
+              <w:tc>
+                <w:tcPr/>
+                <w:p>
+                  <w:pPr>
+                    <w:pStyle w:val="Compact"/>
+                    <w:jc w:val="left"/>
+                    <w:jc w:val="center"/>
+                  </w:pPr>
+                  <w:r>
+                    <w:t xml:space="preserve">wps_median</w:t>
+                  </w:r>
+                </w:p>
+              </w:tc>
+              <w:tc>
+                <w:tcPr/>
+                <w:p>
+                  <w:pPr>
+                    <w:pStyle w:val="Compact"/>
+                    <w:jc w:val="left"/>
+                    <w:jc w:val="center"/>
+                  </w:pPr>
+                  <w:r>
+                    <w:t xml:space="preserve">2.20</w:t>
+                  </w:r>
+                </w:p>
+              </w:tc>
+              <w:tc>
+                <w:tcPr/>
+                <w:p>
+                  <w:pPr>
+                    <w:pStyle w:val="Compact"/>
+                    <w:jc w:val="left"/>
+                    <w:jc w:val="center"/>
+                  </w:pPr>
+                  <w:r>
+                    <w:t xml:space="preserve">5.00</w:t>
+                  </w:r>
+                </w:p>
+              </w:tc>
+              <w:tc>
+                <w:tcPr/>
+                <w:p>
+                  <w:pPr>
+                    <w:pStyle w:val="Compact"/>
+                    <w:jc w:val="left"/>
+                    <w:jc w:val="center"/>
+                  </w:pPr>
+                  <w:r>
+                    <w:t xml:space="preserve">1.00</w:t>
+                  </w:r>
+                </w:p>
+              </w:tc>
+              <w:tc>
+                <w:tcPr/>
+                <w:p>
+                  <w:pPr>
+                    <w:pStyle w:val="Compact"/>
+                    <w:jc w:val="left"/>
+                    <w:jc w:val="center"/>
+                  </w:pPr>
+                  <w:r>
+                    <w:t xml:space="preserve">78.00</w:t>
+                  </w:r>
+                </w:p>
+              </w:tc>
+            </w:tr>
+            <w:tr>
+              <w:tc>
+                <w:tcPr/>
+                <w:p>
+                  <w:pPr>
+                    <w:pStyle w:val="Compact"/>
+                    <w:jc w:val="left"/>
+                    <w:jc w:val="center"/>
+                  </w:pPr>
+                  <w:r>
+                    <w:t xml:space="preserve">wps_q_95</w:t>
+                  </w:r>
+                </w:p>
+              </w:tc>
+              <w:tc>
+                <w:tcPr/>
+                <w:p>
+                  <w:pPr>
+                    <w:pStyle w:val="Compact"/>
+                    <w:jc w:val="left"/>
+                    <w:jc w:val="center"/>
+                  </w:pPr>
+                  <w:r>
+                    <w:t xml:space="preserve">5.53</w:t>
+                  </w:r>
+                </w:p>
+              </w:tc>
+              <w:tc>
+                <w:tcPr/>
+                <w:p>
+                  <w:pPr>
+                    <w:pStyle w:val="Compact"/>
+                    <w:jc w:val="left"/>
+                    <w:jc w:val="center"/>
+                  </w:pPr>
+                  <w:r>
+                    <w:t xml:space="preserve">15.10</w:t>
+                  </w:r>
+                </w:p>
+              </w:tc>
+              <w:tc>
+                <w:tcPr/>
+                <w:p>
+                  <w:pPr>
+                    <w:pStyle w:val="Compact"/>
+                    <w:jc w:val="left"/>
+                    <w:jc w:val="center"/>
+                  </w:pPr>
+                  <w:r>
+                    <w:t xml:space="preserve">1.00</w:t>
+                  </w:r>
+                </w:p>
+              </w:tc>
+              <w:tc>
+                <w:tcPr/>
+                <w:p>
+                  <w:pPr>
+                    <w:pStyle w:val="Compact"/>
+                    <w:jc w:val="left"/>
+                    <w:jc w:val="center"/>
+                  </w:pPr>
+                  <w:r>
+                    <w:t xml:space="preserve">78.00</w:t>
+                  </w:r>
+                </w:p>
+              </w:tc>
+            </w:tr>
+            <w:tr>
+              <w:tc>
+                <w:tcPr/>
+                <w:p>
+                  <w:pPr>
+                    <w:pStyle w:val="Compact"/>
+                    <w:jc w:val="left"/>
+                    <w:jc w:val="center"/>
+                  </w:pPr>
+                  <w:r>
+                    <w:t xml:space="preserve">analytic_median</w:t>
+                  </w:r>
+                </w:p>
+              </w:tc>
+              <w:tc>
+                <w:tcPr/>
+                <w:p>
+                  <w:pPr>
+                    <w:pStyle w:val="Compact"/>
+                    <w:jc w:val="left"/>
+                    <w:jc w:val="center"/>
+                  </w:pPr>
+                  <w:r>
+                    <w:t xml:space="preserve">14.02</w:t>
+                  </w:r>
+                </w:p>
+              </w:tc>
+              <w:tc>
+                <w:tcPr/>
+                <w:p>
+                  <w:pPr>
+                    <w:pStyle w:val="Compact"/>
+                    <w:jc w:val="left"/>
+                    <w:jc w:val="center"/>
+                  </w:pPr>
+                  <w:r>
+                    <w:t xml:space="preserve">10.19</w:t>
+                  </w:r>
+                </w:p>
+              </w:tc>
+              <w:tc>
+                <w:tcPr/>
+                <w:p>
+                  <w:pPr>
+                    <w:pStyle w:val="Compact"/>
+                    <w:jc w:val="left"/>
+                    <w:jc w:val="center"/>
+                  </w:pPr>
+                  <w:r>
+                    <w:t xml:space="preserve">1.00</w:t>
+                  </w:r>
+                </w:p>
+              </w:tc>
+              <w:tc>
+                <w:tcPr/>
+                <w:p>
+                  <w:pPr>
+                    <w:pStyle w:val="Compact"/>
+                    <w:jc w:val="left"/>
+                    <w:jc w:val="center"/>
+                  </w:pPr>
+                  <w:r>
+                    <w:t xml:space="preserve">99.00</w:t>
+                  </w:r>
+                </w:p>
+              </w:tc>
+            </w:tr>
+            <w:tr>
+              <w:tc>
+                <w:tcPr/>
+                <w:p>
+                  <w:pPr>
+                    <w:pStyle w:val="Compact"/>
+                    <w:jc w:val="left"/>
+                    <w:jc w:val="center"/>
+                  </w:pPr>
+                  <w:r>
+                    <w:t xml:space="preserve">analytic_q_95</w:t>
+                  </w:r>
+                </w:p>
+              </w:tc>
+              <w:tc>
+                <w:tcPr/>
+                <w:p>
+                  <w:pPr>
+                    <w:pStyle w:val="Compact"/>
+                    <w:jc w:val="left"/>
+                    <w:jc w:val="center"/>
+                  </w:pPr>
+                  <w:r>
+                    <w:t xml:space="preserve">14.85</w:t>
+                  </w:r>
+                </w:p>
+              </w:tc>
+              <w:tc>
+                <w:tcPr/>
+                <w:p>
+                  <w:pPr>
+                    <w:pStyle w:val="Compact"/>
+                    <w:jc w:val="left"/>
+                    <w:jc w:val="center"/>
+                  </w:pPr>
+                  <w:r>
+                    <w:t xml:space="preserve">98.59</w:t>
+                  </w:r>
+                </w:p>
+              </w:tc>
+              <w:tc>
+                <w:tcPr/>
+                <w:p>
+                  <w:pPr>
+                    <w:pStyle w:val="Compact"/>
+                    <w:jc w:val="left"/>
+                    <w:jc w:val="center"/>
+                  </w:pPr>
+                  <w:r>
+                    <w:t xml:space="preserve">1.00</w:t>
+                  </w:r>
+                </w:p>
+              </w:tc>
+              <w:tc>
+                <w:tcPr/>
+                <w:p>
+                  <w:pPr>
+                    <w:pStyle w:val="Compact"/>
+                    <w:jc w:val="left"/>
+                    <w:jc w:val="center"/>
+                  </w:pPr>
+                  <w:r>
+                    <w:t xml:space="preserve">99.00</w:t>
+                  </w:r>
+                </w:p>
+              </w:tc>
+            </w:tr>
+            <w:tr>
+              <w:tc>
+                <w:tcPr/>
+                <w:p>
+                  <w:pPr>
+                    <w:pStyle w:val="Compact"/>
+                    <w:jc w:val="left"/>
+                    <w:jc w:val="center"/>
+                  </w:pPr>
+                  <w:r>
+                    <w:t xml:space="preserve">clout_median</w:t>
+                  </w:r>
+                </w:p>
+              </w:tc>
+              <w:tc>
+                <w:tcPr/>
+                <w:p>
+                  <w:pPr>
+                    <w:pStyle w:val="Compact"/>
+                    <w:jc w:val="left"/>
+                    <w:jc w:val="center"/>
+                  </w:pPr>
+                  <w:r>
+                    <w:t xml:space="preserve">30.57</w:t>
+                  </w:r>
+                </w:p>
+              </w:tc>
+              <w:tc>
+                <w:tcPr/>
+                <w:p>
+                  <w:pPr>
+                    <w:pStyle w:val="Compact"/>
+                    <w:jc w:val="left"/>
+                    <w:jc w:val="center"/>
+                  </w:pPr>
+                  <w:r>
+                    <w:t xml:space="preserve">40.06</w:t>
+                  </w:r>
+                </w:p>
+              </w:tc>
+              <w:tc>
+                <w:tcPr/>
+                <w:p>
+                  <w:pPr>
+                    <w:pStyle w:val="Compact"/>
+                    <w:jc w:val="left"/>
+                    <w:jc w:val="center"/>
+                  </w:pPr>
+                  <w:r>
+                    <w:t xml:space="preserve">1.00</w:t>
+                  </w:r>
+                </w:p>
+              </w:tc>
+              <w:tc>
+                <w:tcPr/>
+                <w:p>
+                  <w:pPr>
+                    <w:pStyle w:val="Compact"/>
+                    <w:jc w:val="left"/>
+                    <w:jc w:val="center"/>
+                  </w:pPr>
+                  <w:r>
+                    <w:t xml:space="preserve">99.00</w:t>
+                  </w:r>
+                </w:p>
+              </w:tc>
+            </w:tr>
+            <w:tr>
+              <w:tc>
+                <w:tcPr/>
+                <w:p>
+                  <w:pPr>
+                    <w:pStyle w:val="Compact"/>
+                    <w:jc w:val="left"/>
+                    <w:jc w:val="center"/>
+                  </w:pPr>
+                  <w:r>
+                    <w:t xml:space="preserve">clout_q_95</w:t>
+                  </w:r>
+                </w:p>
+              </w:tc>
+              <w:tc>
+                <w:tcPr/>
+                <w:p>
+                  <w:pPr>
+                    <w:pStyle w:val="Compact"/>
+                    <w:jc w:val="left"/>
+                    <w:jc w:val="center"/>
+                  </w:pPr>
+                  <w:r>
+                    <w:t xml:space="preserve">9.94</w:t>
+                  </w:r>
+                </w:p>
+              </w:tc>
+              <w:tc>
+                <w:tcPr/>
+                <w:p>
+                  <w:pPr>
+                    <w:pStyle w:val="Compact"/>
+                    <w:jc w:val="left"/>
+                    <w:jc w:val="center"/>
+                  </w:pPr>
+                  <w:r>
+                    <w:t xml:space="preserve">99.00</w:t>
+                  </w:r>
+                </w:p>
+              </w:tc>
+              <w:tc>
+                <w:tcPr/>
+                <w:p>
+                  <w:pPr>
+                    <w:pStyle w:val="Compact"/>
+                    <w:jc w:val="left"/>
+                    <w:jc w:val="center"/>
+                  </w:pPr>
+                  <w:r>
+                    <w:t xml:space="preserve">1.00</w:t>
+                  </w:r>
+                </w:p>
+              </w:tc>
+              <w:tc>
+                <w:tcPr/>
+                <w:p>
+                  <w:pPr>
+                    <w:pStyle w:val="Compact"/>
+                    <w:jc w:val="left"/>
+                    <w:jc w:val="center"/>
+                  </w:pPr>
+                  <w:r>
+                    <w:t xml:space="preserve">99.00</w:t>
+                  </w:r>
+                </w:p>
+              </w:tc>
+            </w:tr>
+            <w:tr>
+              <w:tc>
+                <w:tcPr/>
+                <w:p>
+                  <w:pPr>
+                    <w:pStyle w:val="Compact"/>
+                    <w:jc w:val="left"/>
+                    <w:jc w:val="center"/>
+                  </w:pPr>
+                  <w:r>
+                    <w:t xml:space="preserve">authentic_median</w:t>
+                  </w:r>
+                </w:p>
+              </w:tc>
+              <w:tc>
+                <w:tcPr/>
+                <w:p>
+                  <w:pPr>
+                    <w:pStyle w:val="Compact"/>
+                    <w:jc w:val="left"/>
+                    <w:jc w:val="center"/>
+                  </w:pPr>
+                  <w:r>
+                    <w:t xml:space="preserve">15.87</w:t>
+                  </w:r>
+                </w:p>
+              </w:tc>
+              <w:tc>
+                <w:tcPr/>
+                <w:p>
+                  <w:pPr>
+                    <w:pStyle w:val="Compact"/>
+                    <w:jc w:val="left"/>
+                    <w:jc w:val="center"/>
+                  </w:pPr>
+                  <w:r>
+                    <w:t xml:space="preserve">89.39</w:t>
+                  </w:r>
+                </w:p>
+              </w:tc>
+              <w:tc>
+                <w:tcPr/>
+                <w:p>
+                  <w:pPr>
+                    <w:pStyle w:val="Compact"/>
+                    <w:jc w:val="left"/>
+                    <w:jc w:val="center"/>
+                  </w:pPr>
+                  <w:r>
+                    <w:t xml:space="preserve">1.00</w:t>
+                  </w:r>
+                </w:p>
+              </w:tc>
+              <w:tc>
+                <w:tcPr/>
+                <w:p>
+                  <w:pPr>
+                    <w:pStyle w:val="Compact"/>
+                    <w:jc w:val="left"/>
+                    <w:jc w:val="center"/>
+                  </w:pPr>
+                  <w:r>
+                    <w:t xml:space="preserve">99.00</w:t>
+                  </w:r>
+                </w:p>
+              </w:tc>
+            </w:tr>
+            <w:tr>
+              <w:tc>
+                <w:tcPr/>
+                <w:p>
+                  <w:pPr>
+                    <w:pStyle w:val="Compact"/>
+                    <w:jc w:val="left"/>
+                    <w:jc w:val="center"/>
+                  </w:pPr>
+                  <w:r>
+                    <w:t xml:space="preserve">authentic_q_95</w:t>
+                  </w:r>
+                </w:p>
+              </w:tc>
+              <w:tc>
+                <w:tcPr/>
+                <w:p>
+                  <w:pPr>
+                    <w:pStyle w:val="Compact"/>
+                    <w:jc w:val="left"/>
+                    <w:jc w:val="center"/>
+                  </w:pPr>
+                  <w:r>
+                    <w:t xml:space="preserve">7.36</w:t>
+                  </w:r>
+                </w:p>
+              </w:tc>
+              <w:tc>
+                <w:tcPr/>
+                <w:p>
+                  <w:pPr>
+                    <w:pStyle w:val="Compact"/>
+                    <w:jc w:val="left"/>
+                    <w:jc w:val="center"/>
+                  </w:pPr>
+                  <w:r>
+                    <w:t xml:space="preserve">99.00</w:t>
+                  </w:r>
+                </w:p>
+              </w:tc>
+              <w:tc>
+                <w:tcPr/>
+                <w:p>
+                  <w:pPr>
+                    <w:pStyle w:val="Compact"/>
+                    <w:jc w:val="left"/>
+                    <w:jc w:val="center"/>
+                  </w:pPr>
+                  <w:r>
+                    <w:t xml:space="preserve">1.00</w:t>
+                  </w:r>
+                </w:p>
+              </w:tc>
+              <w:tc>
+                <w:tcPr/>
+                <w:p>
+                  <w:pPr>
+                    <w:pStyle w:val="Compact"/>
+                    <w:jc w:val="left"/>
+                    <w:jc w:val="center"/>
+                  </w:pPr>
+                  <w:r>
+                    <w:t xml:space="preserve">99.00</w:t>
+                  </w:r>
+                </w:p>
+              </w:tc>
+            </w:tr>
+            <w:tr>
+              <w:tc>
+                <w:tcPr/>
+                <w:p>
+                  <w:pPr>
+                    <w:pStyle w:val="Compact"/>
+                    <w:jc w:val="left"/>
+                    <w:jc w:val="center"/>
+                  </w:pPr>
+                  <w:r>
+                    <w:t xml:space="preserve">tone_median</w:t>
+                  </w:r>
+                </w:p>
+              </w:tc>
+              <w:tc>
+                <w:tcPr/>
+                <w:p>
+                  <w:pPr>
+                    <w:pStyle w:val="Compact"/>
+                    <w:jc w:val="left"/>
+                    <w:jc w:val="center"/>
+                  </w:pPr>
+                  <w:r>
+                    <w:t xml:space="preserve">13.85</w:t>
+                  </w:r>
+                </w:p>
+              </w:tc>
+              <w:tc>
+                <w:tcPr/>
+                <w:p>
+                  <w:pPr>
+                    <w:pStyle w:val="Compact"/>
+                    <w:jc w:val="left"/>
+                    <w:jc w:val="center"/>
+                  </w:pPr>
+                  <w:r>
+                    <w:t xml:space="preserve">99.00</w:t>
+                  </w:r>
+                </w:p>
+              </w:tc>
+              <w:tc>
+                <w:tcPr/>
+                <w:p>
+                  <w:pPr>
+                    <w:pStyle w:val="Compact"/>
+                    <w:jc w:val="left"/>
+                    <w:jc w:val="center"/>
+                  </w:pPr>
+                  <w:r>
+                    <w:t xml:space="preserve">1.00</w:t>
+                  </w:r>
+                </w:p>
+              </w:tc>
+              <w:tc>
+                <w:tcPr/>
+                <w:p>
+                  <w:pPr>
+                    <w:pStyle w:val="Compact"/>
+                    <w:jc w:val="left"/>
+                    <w:jc w:val="center"/>
+                  </w:pPr>
+                  <w:r>
+                    <w:t xml:space="preserve">99.00</w:t>
+                  </w:r>
+                </w:p>
+              </w:tc>
+            </w:tr>
+            <w:tr>
+              <w:tc>
+                <w:tcPr/>
+                <w:p>
+                  <w:pPr>
+                    <w:pStyle w:val="Compact"/>
+                    <w:jc w:val="left"/>
+                    <w:jc w:val="center"/>
+                  </w:pPr>
+                  <w:r>
+                    <w:t xml:space="preserve">tone_q_95</w:t>
+                  </w:r>
+                </w:p>
+              </w:tc>
+              <w:tc>
+                <w:tcPr/>
+                <w:p>
+                  <w:pPr>
+                    <w:pStyle w:val="Compact"/>
+                    <w:jc w:val="left"/>
+                    <w:jc w:val="center"/>
+                  </w:pPr>
+                  <w:r>
+                    <w:t xml:space="preserve">7.27</w:t>
+                  </w:r>
+                </w:p>
+              </w:tc>
+              <w:tc>
+                <w:tcPr/>
+                <w:p>
+                  <w:pPr>
+                    <w:pStyle w:val="Compact"/>
+                    <w:jc w:val="left"/>
+                    <w:jc w:val="center"/>
+                  </w:pPr>
+                  <w:r>
+                    <w:t xml:space="preserve">99.00</w:t>
+                  </w:r>
+                </w:p>
+              </w:tc>
+              <w:tc>
+                <w:tcPr/>
+                <w:p>
+                  <w:pPr>
+                    <w:pStyle w:val="Compact"/>
+                    <w:jc w:val="left"/>
+                    <w:jc w:val="center"/>
+                  </w:pPr>
+                  <w:r>
+                    <w:t xml:space="preserve">1.00</w:t>
+                  </w:r>
+                </w:p>
+              </w:tc>
+              <w:tc>
+                <w:tcPr/>
+                <w:p>
+                  <w:pPr>
+                    <w:pStyle w:val="Compact"/>
+                    <w:jc w:val="left"/>
+                    <w:jc w:val="center"/>
+                  </w:pPr>
+                  <w:r>
+                    <w:t xml:space="preserve">99.00</w:t>
+                  </w:r>
+                </w:p>
+              </w:tc>
+            </w:tr>
+          </w:tbl>
+          <w:bookmarkEnd w:id="75"/>
+          <w:p/>
+        </w:tc>
+      </w:tr>
+    </w:tbl>
+    <w:tbl>
+      <w:tblPr>
+        <w:tblStyle w:val="Table"/>
+        <w:tblW w:type="pct" w:w="5000"/>
+        <w:tblLayout w:type="fixed"/>
+        <w:tblLook w:firstRow="0" w:lastRow="0" w:firstColumn="0" w:lastColumn="0" w:noHBand="0" w:noVBand="0" w:val="0000"/>
+      </w:tblPr>
+      <w:tblGrid>
+        <w:gridCol w:w="7920"/>
+      </w:tblGrid>
+      <w:tr>
+        <w:tc>
+          <w:tcPr/>
+          <w:bookmarkStart w:id="79" w:name="fig-liwc_ind"/>
           <w:p>
             <w:pPr>
               <w:pStyle w:val="Compact"/>
@@ -2550,18 +4378,18 @@
                 <wp:inline>
                   <wp:extent cx="5334000" cy="3810000"/>
                   <wp:effectExtent b="0" l="0" r="0" t="0"/>
-                  <wp:docPr descr="" title="" id="76" name="Picture"/>
+                  <wp:docPr descr="" title="" id="77" name="Picture"/>
                   <a:graphic>
                     <a:graphicData uri="http://schemas.openxmlformats.org/drawingml/2006/picture">
                       <pic:pic>
                         <pic:nvPicPr>
-                          <pic:cNvPr descr="index_files/figure-docx/notebooks-auROC_plot-fig-auroc-output-2.png" id="77" name="Picture"/>
+                          <pic:cNvPr descr="index_files/figure-docx/notebooks-eda_liwc-fig-liwc_ind-output-1.png" id="78" name="Picture"/>
                           <pic:cNvPicPr>
                             <a:picLocks noChangeArrowheads="1" noChangeAspect="1"/>
                           </pic:cNvPicPr>
                         </pic:nvPicPr>
                         <pic:blipFill>
-                          <a:blip r:embed="rId75"/>
+                          <a:blip r:embed="rId76"/>
                           <a:stretch>
                             <a:fillRect/>
                           </a:stretch>
@@ -2598,10 +4426,10 @@
               <w:pStyle w:val="ImageCaption"/>
             </w:pPr>
             <w:r>
-              <w:t xml:space="preserve">Figure 7: ROC Curve for the Best Model Configuration</w:t>
+              <w:t xml:space="preserve">Figure 7: Descriptives of Normalized LIWC Scores in the 3-Day Prediction Window</w:t>
             </w:r>
           </w:p>
-          <w:bookmarkEnd w:id="78"/>
+          <w:bookmarkEnd w:id="79"/>
         </w:tc>
       </w:tr>
     </w:tbl>
@@ -2621,13 +4449,13 @@
         </w:rPr>
         <w:t xml:space="preserve"> </w:t>
       </w:r>
-      <w:hyperlink r:id="rId79">
+      <w:hyperlink r:id="rId80">
         <w:r>
           <w:rPr>
             <w:rStyle w:val="Hyperlink"/>
             <w:vertAlign w:val="subscript"/>
           </w:rPr>
-          <w:t xml:space="preserve">Performance plots</w:t>
+          <w:t xml:space="preserve">EDA on LIWC Features</w:t>
         </w:r>
       </w:hyperlink>
     </w:p>
@@ -2644,7 +4472,1041 @@
       <w:tr>
         <w:tc>
           <w:tcPr/>
-          <w:bookmarkStart w:id="83" w:name="fig-auroc_hist"/>
+          <w:bookmarkStart w:id="81" w:name="tbl-cat_3day"/>
+          <w:p>
+            <w:pPr>
+              <w:jc w:val="center"/>
+            </w:pPr>
+            <w:pPr>
+              <w:jc w:val="start"/>
+              <w:spacing w:before="200"/>
+              <w:pStyle w:val="ImageCaption"/>
+            </w:pPr>
+            <w:r>
+              <w:t xml:space="preserve">Table 4: Sample Characteristics of Raw LIWC Scores on Concatenated Messages Within Each 3-Day Prediction Window</w:t>
+            </w:r>
+          </w:p>
+          <w:tbl>
+            <w:tblPr>
+              <w:tblStyle w:val="Table"/>
+              <w:tblW w:type="auto" w:w="0"/>
+              <w:tblLook w:firstRow="1" w:lastRow="0" w:firstColumn="0" w:lastColumn="0" w:noHBand="0" w:noVBand="0" w:val="0020"/>
+            </w:tblPr>
+            <w:tblGrid>
+              <w:gridCol w:w="1584"/>
+              <w:gridCol w:w="1584"/>
+              <w:gridCol w:w="1584"/>
+              <w:gridCol w:w="1584"/>
+              <w:gridCol w:w="1584"/>
+            </w:tblGrid>
+            <w:tr>
+              <w:trPr>
+                <w:tblHeader w:val="on"/>
+              </w:trPr>
+              <w:tc>
+                <w:tcPr/>
+                <w:p>
+                  <w:pPr>
+                    <w:pStyle w:val="Compact"/>
+                  </w:pPr>
+                </w:p>
+              </w:tc>
+              <w:tc>
+                <w:tcPr/>
+                <w:p>
+                  <w:pPr>
+                    <w:pStyle w:val="Compact"/>
+                    <w:jc w:val="left"/>
+                    <w:jc w:val="center"/>
+                  </w:pPr>
+                  <w:r>
+                    <w:t xml:space="preserve">SD</w:t>
+                  </w:r>
+                </w:p>
+              </w:tc>
+              <w:tc>
+                <w:tcPr/>
+                <w:p>
+                  <w:pPr>
+                    <w:pStyle w:val="Compact"/>
+                    <w:jc w:val="left"/>
+                    <w:jc w:val="center"/>
+                  </w:pPr>
+                  <w:r>
+                    <w:t xml:space="preserve">Median</w:t>
+                  </w:r>
+                </w:p>
+              </w:tc>
+              <w:tc>
+                <w:tcPr/>
+                <w:p>
+                  <w:pPr>
+                    <w:pStyle w:val="Compact"/>
+                    <w:jc w:val="left"/>
+                    <w:jc w:val="center"/>
+                  </w:pPr>
+                  <w:r>
+                    <w:t xml:space="preserve">Min</w:t>
+                  </w:r>
+                </w:p>
+              </w:tc>
+              <w:tc>
+                <w:tcPr/>
+                <w:p>
+                  <w:pPr>
+                    <w:pStyle w:val="Compact"/>
+                    <w:jc w:val="left"/>
+                    <w:jc w:val="center"/>
+                  </w:pPr>
+                  <w:r>
+                    <w:t xml:space="preserve">Max</w:t>
+                  </w:r>
+                </w:p>
+              </w:tc>
+            </w:tr>
+            <w:tr>
+              <w:tc>
+                <w:tcPr/>
+                <w:p>
+                  <w:pPr>
+                    <w:pStyle w:val="Compact"/>
+                    <w:jc w:val="left"/>
+                    <w:jc w:val="center"/>
+                  </w:pPr>
+                  <w:r>
+                    <w:t xml:space="preserve">wc</w:t>
+                  </w:r>
+                </w:p>
+              </w:tc>
+              <w:tc>
+                <w:tcPr/>
+                <w:p>
+                  <w:pPr>
+                    <w:pStyle w:val="Compact"/>
+                    <w:jc w:val="left"/>
+                    <w:jc w:val="center"/>
+                  </w:pPr>
+                  <w:r>
+                    <w:t xml:space="preserve">1175.22</w:t>
+                  </w:r>
+                </w:p>
+              </w:tc>
+              <w:tc>
+                <w:tcPr/>
+                <w:p>
+                  <w:pPr>
+                    <w:pStyle w:val="Compact"/>
+                    <w:jc w:val="left"/>
+                    <w:jc w:val="center"/>
+                  </w:pPr>
+                  <w:r>
+                    <w:t xml:space="preserve">512.00</w:t>
+                  </w:r>
+                </w:p>
+              </w:tc>
+              <w:tc>
+                <w:tcPr/>
+                <w:p>
+                  <w:pPr>
+                    <w:pStyle w:val="Compact"/>
+                    <w:jc w:val="left"/>
+                    <w:jc w:val="center"/>
+                  </w:pPr>
+                  <w:r>
+                    <w:t xml:space="preserve">1.00</w:t>
+                  </w:r>
+                </w:p>
+              </w:tc>
+              <w:tc>
+                <w:tcPr/>
+                <w:p>
+                  <w:pPr>
+                    <w:pStyle w:val="Compact"/>
+                    <w:jc w:val="left"/>
+                    <w:jc w:val="center"/>
+                  </w:pPr>
+                  <w:r>
+                    <w:t xml:space="preserve">13211.00</w:t>
+                  </w:r>
+                </w:p>
+              </w:tc>
+            </w:tr>
+            <w:tr>
+              <w:tc>
+                <w:tcPr/>
+                <w:p>
+                  <w:pPr>
+                    <w:pStyle w:val="Compact"/>
+                    <w:jc w:val="left"/>
+                    <w:jc w:val="center"/>
+                  </w:pPr>
+                  <w:r>
+                    <w:t xml:space="preserve">wps</w:t>
+                  </w:r>
+                </w:p>
+              </w:tc>
+              <w:tc>
+                <w:tcPr/>
+                <w:p>
+                  <w:pPr>
+                    <w:pStyle w:val="Compact"/>
+                    <w:jc w:val="left"/>
+                    <w:jc w:val="center"/>
+                  </w:pPr>
+                  <w:r>
+                    <w:t xml:space="preserve">9.75</w:t>
+                  </w:r>
+                </w:p>
+              </w:tc>
+              <w:tc>
+                <w:tcPr/>
+                <w:p>
+                  <w:pPr>
+                    <w:pStyle w:val="Compact"/>
+                    <w:jc w:val="left"/>
+                    <w:jc w:val="center"/>
+                  </w:pPr>
+                  <w:r>
+                    <w:t xml:space="preserve">10.76</w:t>
+                  </w:r>
+                </w:p>
+              </w:tc>
+              <w:tc>
+                <w:tcPr/>
+                <w:p>
+                  <w:pPr>
+                    <w:pStyle w:val="Compact"/>
+                    <w:jc w:val="left"/>
+                    <w:jc w:val="center"/>
+                  </w:pPr>
+                  <w:r>
+                    <w:t xml:space="preserve">0.00</w:t>
+                  </w:r>
+                </w:p>
+              </w:tc>
+              <w:tc>
+                <w:tcPr/>
+                <w:p>
+                  <w:pPr>
+                    <w:pStyle w:val="Compact"/>
+                    <w:jc w:val="left"/>
+                    <w:jc w:val="center"/>
+                  </w:pPr>
+                  <w:r>
+                    <w:t xml:space="preserve">295.00</w:t>
+                  </w:r>
+                </w:p>
+              </w:tc>
+            </w:tr>
+            <w:tr>
+              <w:tc>
+                <w:tcPr/>
+                <w:p>
+                  <w:pPr>
+                    <w:pStyle w:val="Compact"/>
+                    <w:jc w:val="left"/>
+                    <w:jc w:val="center"/>
+                  </w:pPr>
+                  <w:r>
+                    <w:t xml:space="preserve">analytic</w:t>
+                  </w:r>
+                </w:p>
+              </w:tc>
+              <w:tc>
+                <w:tcPr/>
+                <w:p>
+                  <w:pPr>
+                    <w:pStyle w:val="Compact"/>
+                    <w:jc w:val="left"/>
+                    <w:jc w:val="center"/>
+                  </w:pPr>
+                  <w:r>
+                    <w:t xml:space="preserve">16.96</w:t>
+                  </w:r>
+                </w:p>
+              </w:tc>
+              <w:tc>
+                <w:tcPr/>
+                <w:p>
+                  <w:pPr>
+                    <w:pStyle w:val="Compact"/>
+                    <w:jc w:val="left"/>
+                    <w:jc w:val="center"/>
+                  </w:pPr>
+                  <w:r>
+                    <w:t xml:space="preserve">19.05</w:t>
+                  </w:r>
+                </w:p>
+              </w:tc>
+              <w:tc>
+                <w:tcPr/>
+                <w:p>
+                  <w:pPr>
+                    <w:pStyle w:val="Compact"/>
+                    <w:jc w:val="left"/>
+                    <w:jc w:val="center"/>
+                  </w:pPr>
+                  <w:r>
+                    <w:t xml:space="preserve">1.00</w:t>
+                  </w:r>
+                </w:p>
+              </w:tc>
+              <w:tc>
+                <w:tcPr/>
+                <w:p>
+                  <w:pPr>
+                    <w:pStyle w:val="Compact"/>
+                    <w:jc w:val="left"/>
+                    <w:jc w:val="center"/>
+                  </w:pPr>
+                  <w:r>
+                    <w:t xml:space="preserve">99.00</w:t>
+                  </w:r>
+                </w:p>
+              </w:tc>
+            </w:tr>
+            <w:tr>
+              <w:tc>
+                <w:tcPr/>
+                <w:p>
+                  <w:pPr>
+                    <w:pStyle w:val="Compact"/>
+                    <w:jc w:val="left"/>
+                    <w:jc w:val="center"/>
+                  </w:pPr>
+                  <w:r>
+                    <w:t xml:space="preserve">clout</w:t>
+                  </w:r>
+                </w:p>
+              </w:tc>
+              <w:tc>
+                <w:tcPr/>
+                <w:p>
+                  <w:pPr>
+                    <w:pStyle w:val="Compact"/>
+                    <w:jc w:val="left"/>
+                    <w:jc w:val="center"/>
+                  </w:pPr>
+                  <w:r>
+                    <w:t xml:space="preserve">25.37</w:t>
+                  </w:r>
+                </w:p>
+              </w:tc>
+              <w:tc>
+                <w:tcPr/>
+                <w:p>
+                  <w:pPr>
+                    <w:pStyle w:val="Compact"/>
+                    <w:jc w:val="left"/>
+                    <w:jc w:val="center"/>
+                  </w:pPr>
+                  <w:r>
+                    <w:t xml:space="preserve">50.20</w:t>
+                  </w:r>
+                </w:p>
+              </w:tc>
+              <w:tc>
+                <w:tcPr/>
+                <w:p>
+                  <w:pPr>
+                    <w:pStyle w:val="Compact"/>
+                    <w:jc w:val="left"/>
+                    <w:jc w:val="center"/>
+                  </w:pPr>
+                  <w:r>
+                    <w:t xml:space="preserve">1.00</w:t>
+                  </w:r>
+                </w:p>
+              </w:tc>
+              <w:tc>
+                <w:tcPr/>
+                <w:p>
+                  <w:pPr>
+                    <w:pStyle w:val="Compact"/>
+                    <w:jc w:val="left"/>
+                    <w:jc w:val="center"/>
+                  </w:pPr>
+                  <w:r>
+                    <w:t xml:space="preserve">99.00</w:t>
+                  </w:r>
+                </w:p>
+              </w:tc>
+            </w:tr>
+            <w:tr>
+              <w:tc>
+                <w:tcPr/>
+                <w:p>
+                  <w:pPr>
+                    <w:pStyle w:val="Compact"/>
+                    <w:jc w:val="left"/>
+                    <w:jc w:val="center"/>
+                  </w:pPr>
+                  <w:r>
+                    <w:t xml:space="preserve">authentic</w:t>
+                  </w:r>
+                </w:p>
+              </w:tc>
+              <w:tc>
+                <w:tcPr/>
+                <w:p>
+                  <w:pPr>
+                    <w:pStyle w:val="Compact"/>
+                    <w:jc w:val="left"/>
+                    <w:jc w:val="center"/>
+                  </w:pPr>
+                  <w:r>
+                    <w:t xml:space="preserve">22.34</w:t>
+                  </w:r>
+                </w:p>
+              </w:tc>
+              <w:tc>
+                <w:tcPr/>
+                <w:p>
+                  <w:pPr>
+                    <w:pStyle w:val="Compact"/>
+                    <w:jc w:val="left"/>
+                    <w:jc w:val="center"/>
+                  </w:pPr>
+                  <w:r>
+                    <w:t xml:space="preserve">77.13</w:t>
+                  </w:r>
+                </w:p>
+              </w:tc>
+              <w:tc>
+                <w:tcPr/>
+                <w:p>
+                  <w:pPr>
+                    <w:pStyle w:val="Compact"/>
+                    <w:jc w:val="left"/>
+                    <w:jc w:val="center"/>
+                  </w:pPr>
+                  <w:r>
+                    <w:t xml:space="preserve">1.00</w:t>
+                  </w:r>
+                </w:p>
+              </w:tc>
+              <w:tc>
+                <w:tcPr/>
+                <w:p>
+                  <w:pPr>
+                    <w:pStyle w:val="Compact"/>
+                    <w:jc w:val="left"/>
+                    <w:jc w:val="center"/>
+                  </w:pPr>
+                  <w:r>
+                    <w:t xml:space="preserve">99.00</w:t>
+                  </w:r>
+                </w:p>
+              </w:tc>
+            </w:tr>
+            <w:tr>
+              <w:tc>
+                <w:tcPr/>
+                <w:p>
+                  <w:pPr>
+                    <w:pStyle w:val="Compact"/>
+                    <w:jc w:val="left"/>
+                    <w:jc w:val="center"/>
+                  </w:pPr>
+                  <w:r>
+                    <w:t xml:space="preserve">tone</w:t>
+                  </w:r>
+                </w:p>
+              </w:tc>
+              <w:tc>
+                <w:tcPr/>
+                <w:p>
+                  <w:pPr>
+                    <w:pStyle w:val="Compact"/>
+                    <w:jc w:val="left"/>
+                    <w:jc w:val="center"/>
+                  </w:pPr>
+                  <w:r>
+                    <w:t xml:space="preserve">23.28</w:t>
+                  </w:r>
+                </w:p>
+              </w:tc>
+              <w:tc>
+                <w:tcPr/>
+                <w:p>
+                  <w:pPr>
+                    <w:pStyle w:val="Compact"/>
+                    <w:jc w:val="left"/>
+                    <w:jc w:val="center"/>
+                  </w:pPr>
+                  <w:r>
+                    <w:t xml:space="preserve">82.19</w:t>
+                  </w:r>
+                </w:p>
+              </w:tc>
+              <w:tc>
+                <w:tcPr/>
+                <w:p>
+                  <w:pPr>
+                    <w:pStyle w:val="Compact"/>
+                    <w:jc w:val="left"/>
+                    <w:jc w:val="center"/>
+                  </w:pPr>
+                  <w:r>
+                    <w:t xml:space="preserve">1.00</w:t>
+                  </w:r>
+                </w:p>
+              </w:tc>
+              <w:tc>
+                <w:tcPr/>
+                <w:p>
+                  <w:pPr>
+                    <w:pStyle w:val="Compact"/>
+                    <w:jc w:val="left"/>
+                    <w:jc w:val="center"/>
+                  </w:pPr>
+                  <w:r>
+                    <w:t xml:space="preserve">99.00</w:t>
+                  </w:r>
+                </w:p>
+              </w:tc>
+            </w:tr>
+          </w:tbl>
+          <w:bookmarkEnd w:id="81"/>
+          <w:p/>
+        </w:tc>
+      </w:tr>
+    </w:tbl>
+    <w:p>
+      <w:pPr>
+        <w:pStyle w:val="BodyText"/>
+      </w:pPr>
+      <w:r>
+        <w:t xml:space="preserve"> </w:t>
+      </w:r>
+    </w:p>
+    <w:tbl>
+      <w:tblPr>
+        <w:tblStyle w:val="Table"/>
+        <w:tblW w:type="pct" w:w="5000"/>
+        <w:tblLayout w:type="fixed"/>
+        <w:tblLook w:firstRow="0" w:lastRow="0" w:firstColumn="0" w:lastColumn="0" w:noHBand="0" w:noVBand="0" w:val="0000"/>
+      </w:tblPr>
+      <w:tblGrid>
+        <w:gridCol w:w="7920"/>
+      </w:tblGrid>
+      <w:tr>
+        <w:tc>
+          <w:tcPr/>
+          <w:bookmarkStart w:id="82" w:name="tbl-cat_1week"/>
+          <w:p>
+            <w:pPr>
+              <w:jc w:val="center"/>
+            </w:pPr>
+            <w:pPr>
+              <w:jc w:val="start"/>
+              <w:spacing w:before="200"/>
+              <w:pStyle w:val="ImageCaption"/>
+            </w:pPr>
+            <w:r>
+              <w:t xml:space="preserve">Table 5: Sample Characteristics of Raw LIWC Scores on Concatenated Messages Within Each 1-Week Prediction Window</w:t>
+            </w:r>
+          </w:p>
+          <w:tbl>
+            <w:tblPr>
+              <w:tblStyle w:val="Table"/>
+              <w:tblW w:type="auto" w:w="0"/>
+              <w:tblLook w:firstRow="1" w:lastRow="0" w:firstColumn="0" w:lastColumn="0" w:noHBand="0" w:noVBand="0" w:val="0020"/>
+            </w:tblPr>
+            <w:tblGrid>
+              <w:gridCol w:w="1584"/>
+              <w:gridCol w:w="1584"/>
+              <w:gridCol w:w="1584"/>
+              <w:gridCol w:w="1584"/>
+              <w:gridCol w:w="1584"/>
+            </w:tblGrid>
+            <w:tr>
+              <w:trPr>
+                <w:tblHeader w:val="on"/>
+              </w:trPr>
+              <w:tc>
+                <w:tcPr/>
+                <w:p>
+                  <w:pPr>
+                    <w:pStyle w:val="Compact"/>
+                  </w:pPr>
+                </w:p>
+              </w:tc>
+              <w:tc>
+                <w:tcPr/>
+                <w:p>
+                  <w:pPr>
+                    <w:pStyle w:val="Compact"/>
+                    <w:jc w:val="left"/>
+                    <w:jc w:val="center"/>
+                  </w:pPr>
+                  <w:r>
+                    <w:t xml:space="preserve">SD</w:t>
+                  </w:r>
+                </w:p>
+              </w:tc>
+              <w:tc>
+                <w:tcPr/>
+                <w:p>
+                  <w:pPr>
+                    <w:pStyle w:val="Compact"/>
+                    <w:jc w:val="left"/>
+                    <w:jc w:val="center"/>
+                  </w:pPr>
+                  <w:r>
+                    <w:t xml:space="preserve">Median</w:t>
+                  </w:r>
+                </w:p>
+              </w:tc>
+              <w:tc>
+                <w:tcPr/>
+                <w:p>
+                  <w:pPr>
+                    <w:pStyle w:val="Compact"/>
+                    <w:jc w:val="left"/>
+                    <w:jc w:val="center"/>
+                  </w:pPr>
+                  <w:r>
+                    <w:t xml:space="preserve">Min</w:t>
+                  </w:r>
+                </w:p>
+              </w:tc>
+              <w:tc>
+                <w:tcPr/>
+                <w:p>
+                  <w:pPr>
+                    <w:pStyle w:val="Compact"/>
+                    <w:jc w:val="left"/>
+                    <w:jc w:val="center"/>
+                  </w:pPr>
+                  <w:r>
+                    <w:t xml:space="preserve">Max</w:t>
+                  </w:r>
+                </w:p>
+              </w:tc>
+            </w:tr>
+            <w:tr>
+              <w:tc>
+                <w:tcPr/>
+                <w:p>
+                  <w:pPr>
+                    <w:pStyle w:val="Compact"/>
+                    <w:jc w:val="left"/>
+                    <w:jc w:val="center"/>
+                  </w:pPr>
+                  <w:r>
+                    <w:t xml:space="preserve">wc</w:t>
+                  </w:r>
+                </w:p>
+              </w:tc>
+              <w:tc>
+                <w:tcPr/>
+                <w:p>
+                  <w:pPr>
+                    <w:pStyle w:val="Compact"/>
+                    <w:jc w:val="left"/>
+                    <w:jc w:val="center"/>
+                  </w:pPr>
+                  <w:r>
+                    <w:t xml:space="preserve">2484.84</w:t>
+                  </w:r>
+                </w:p>
+              </w:tc>
+              <w:tc>
+                <w:tcPr/>
+                <w:p>
+                  <w:pPr>
+                    <w:pStyle w:val="Compact"/>
+                    <w:jc w:val="left"/>
+                    <w:jc w:val="center"/>
+                  </w:pPr>
+                  <w:r>
+                    <w:t xml:space="preserve">1124.00</w:t>
+                  </w:r>
+                </w:p>
+              </w:tc>
+              <w:tc>
+                <w:tcPr/>
+                <w:p>
+                  <w:pPr>
+                    <w:pStyle w:val="Compact"/>
+                    <w:jc w:val="left"/>
+                    <w:jc w:val="center"/>
+                  </w:pPr>
+                  <w:r>
+                    <w:t xml:space="preserve">1.00</w:t>
+                  </w:r>
+                </w:p>
+              </w:tc>
+              <w:tc>
+                <w:tcPr/>
+                <w:p>
+                  <w:pPr>
+                    <w:pStyle w:val="Compact"/>
+                    <w:jc w:val="left"/>
+                    <w:jc w:val="center"/>
+                  </w:pPr>
+                  <w:r>
+                    <w:t xml:space="preserve">23702.00</w:t>
+                  </w:r>
+                </w:p>
+              </w:tc>
+            </w:tr>
+            <w:tr>
+              <w:tc>
+                <w:tcPr/>
+                <w:p>
+                  <w:pPr>
+                    <w:pStyle w:val="Compact"/>
+                    <w:jc w:val="left"/>
+                    <w:jc w:val="center"/>
+                  </w:pPr>
+                  <w:r>
+                    <w:t xml:space="preserve">wps</w:t>
+                  </w:r>
+                </w:p>
+              </w:tc>
+              <w:tc>
+                <w:tcPr/>
+                <w:p>
+                  <w:pPr>
+                    <w:pStyle w:val="Compact"/>
+                    <w:jc w:val="left"/>
+                    <w:jc w:val="center"/>
+                  </w:pPr>
+                  <w:r>
+                    <w:t xml:space="preserve">8.73</w:t>
+                  </w:r>
+                </w:p>
+              </w:tc>
+              <w:tc>
+                <w:tcPr/>
+                <w:p>
+                  <w:pPr>
+                    <w:pStyle w:val="Compact"/>
+                    <w:jc w:val="left"/>
+                    <w:jc w:val="center"/>
+                  </w:pPr>
+                  <w:r>
+                    <w:t xml:space="preserve">10.91</w:t>
+                  </w:r>
+                </w:p>
+              </w:tc>
+              <w:tc>
+                <w:tcPr/>
+                <w:p>
+                  <w:pPr>
+                    <w:pStyle w:val="Compact"/>
+                    <w:jc w:val="left"/>
+                    <w:jc w:val="center"/>
+                  </w:pPr>
+                  <w:r>
+                    <w:t xml:space="preserve">1.00</w:t>
+                  </w:r>
+                </w:p>
+              </w:tc>
+              <w:tc>
+                <w:tcPr/>
+                <w:p>
+                  <w:pPr>
+                    <w:pStyle w:val="Compact"/>
+                    <w:jc w:val="left"/>
+                    <w:jc w:val="center"/>
+                  </w:pPr>
+                  <w:r>
+                    <w:t xml:space="preserve">241.00</w:t>
+                  </w:r>
+                </w:p>
+              </w:tc>
+            </w:tr>
+            <w:tr>
+              <w:tc>
+                <w:tcPr/>
+                <w:p>
+                  <w:pPr>
+                    <w:pStyle w:val="Compact"/>
+                    <w:jc w:val="left"/>
+                    <w:jc w:val="center"/>
+                  </w:pPr>
+                  <w:r>
+                    <w:t xml:space="preserve">analytic</w:t>
+                  </w:r>
+                </w:p>
+              </w:tc>
+              <w:tc>
+                <w:tcPr/>
+                <w:p>
+                  <w:pPr>
+                    <w:pStyle w:val="Compact"/>
+                    <w:jc w:val="left"/>
+                    <w:jc w:val="center"/>
+                  </w:pPr>
+                  <w:r>
+                    <w:t xml:space="preserve">14.30</w:t>
+                  </w:r>
+                </w:p>
+              </w:tc>
+              <w:tc>
+                <w:tcPr/>
+                <w:p>
+                  <w:pPr>
+                    <w:pStyle w:val="Compact"/>
+                    <w:jc w:val="left"/>
+                    <w:jc w:val="center"/>
+                  </w:pPr>
+                  <w:r>
+                    <w:t xml:space="preserve">19.17</w:t>
+                  </w:r>
+                </w:p>
+              </w:tc>
+              <w:tc>
+                <w:tcPr/>
+                <w:p>
+                  <w:pPr>
+                    <w:pStyle w:val="Compact"/>
+                    <w:jc w:val="left"/>
+                    <w:jc w:val="center"/>
+                  </w:pPr>
+                  <w:r>
+                    <w:t xml:space="preserve">1.00</w:t>
+                  </w:r>
+                </w:p>
+              </w:tc>
+              <w:tc>
+                <w:tcPr/>
+                <w:p>
+                  <w:pPr>
+                    <w:pStyle w:val="Compact"/>
+                    <w:jc w:val="left"/>
+                    <w:jc w:val="center"/>
+                  </w:pPr>
+                  <w:r>
+                    <w:t xml:space="preserve">99.00</w:t>
+                  </w:r>
+                </w:p>
+              </w:tc>
+            </w:tr>
+            <w:tr>
+              <w:tc>
+                <w:tcPr/>
+                <w:p>
+                  <w:pPr>
+                    <w:pStyle w:val="Compact"/>
+                    <w:jc w:val="left"/>
+                    <w:jc w:val="center"/>
+                  </w:pPr>
+                  <w:r>
+                    <w:t xml:space="preserve">clout</w:t>
+                  </w:r>
+                </w:p>
+              </w:tc>
+              <w:tc>
+                <w:tcPr/>
+                <w:p>
+                  <w:pPr>
+                    <w:pStyle w:val="Compact"/>
+                    <w:jc w:val="left"/>
+                    <w:jc w:val="center"/>
+                  </w:pPr>
+                  <w:r>
+                    <w:t xml:space="preserve">22.54</w:t>
+                  </w:r>
+                </w:p>
+              </w:tc>
+              <w:tc>
+                <w:tcPr/>
+                <w:p>
+                  <w:pPr>
+                    <w:pStyle w:val="Compact"/>
+                    <w:jc w:val="left"/>
+                    <w:jc w:val="center"/>
+                  </w:pPr>
+                  <w:r>
+                    <w:t xml:space="preserve">50.15</w:t>
+                  </w:r>
+                </w:p>
+              </w:tc>
+              <w:tc>
+                <w:tcPr/>
+                <w:p>
+                  <w:pPr>
+                    <w:pStyle w:val="Compact"/>
+                    <w:jc w:val="left"/>
+                    <w:jc w:val="center"/>
+                  </w:pPr>
+                  <w:r>
+                    <w:t xml:space="preserve">1.00</w:t>
+                  </w:r>
+                </w:p>
+              </w:tc>
+              <w:tc>
+                <w:tcPr/>
+                <w:p>
+                  <w:pPr>
+                    <w:pStyle w:val="Compact"/>
+                    <w:jc w:val="left"/>
+                    <w:jc w:val="center"/>
+                  </w:pPr>
+                  <w:r>
+                    <w:t xml:space="preserve">99.00</w:t>
+                  </w:r>
+                </w:p>
+              </w:tc>
+            </w:tr>
+            <w:tr>
+              <w:tc>
+                <w:tcPr/>
+                <w:p>
+                  <w:pPr>
+                    <w:pStyle w:val="Compact"/>
+                    <w:jc w:val="left"/>
+                    <w:jc w:val="center"/>
+                  </w:pPr>
+                  <w:r>
+                    <w:t xml:space="preserve">authentic</w:t>
+                  </w:r>
+                </w:p>
+              </w:tc>
+              <w:tc>
+                <w:tcPr/>
+                <w:p>
+                  <w:pPr>
+                    <w:pStyle w:val="Compact"/>
+                    <w:jc w:val="left"/>
+                    <w:jc w:val="center"/>
+                  </w:pPr>
+                  <w:r>
+                    <w:t xml:space="preserve">19.04</w:t>
+                  </w:r>
+                </w:p>
+              </w:tc>
+              <w:tc>
+                <w:tcPr/>
+                <w:p>
+                  <w:pPr>
+                    <w:pStyle w:val="Compact"/>
+                    <w:jc w:val="left"/>
+                    <w:jc w:val="center"/>
+                  </w:pPr>
+                  <w:r>
+                    <w:t xml:space="preserve">77.10</w:t>
+                  </w:r>
+                </w:p>
+              </w:tc>
+              <w:tc>
+                <w:tcPr/>
+                <w:p>
+                  <w:pPr>
+                    <w:pStyle w:val="Compact"/>
+                    <w:jc w:val="left"/>
+                    <w:jc w:val="center"/>
+                  </w:pPr>
+                  <w:r>
+                    <w:t xml:space="preserve">1.00</w:t>
+                  </w:r>
+                </w:p>
+              </w:tc>
+              <w:tc>
+                <w:tcPr/>
+                <w:p>
+                  <w:pPr>
+                    <w:pStyle w:val="Compact"/>
+                    <w:jc w:val="left"/>
+                    <w:jc w:val="center"/>
+                  </w:pPr>
+                  <w:r>
+                    <w:t xml:space="preserve">99.00</w:t>
+                  </w:r>
+                </w:p>
+              </w:tc>
+            </w:tr>
+            <w:tr>
+              <w:tc>
+                <w:tcPr/>
+                <w:p>
+                  <w:pPr>
+                    <w:pStyle w:val="Compact"/>
+                    <w:jc w:val="left"/>
+                    <w:jc w:val="center"/>
+                  </w:pPr>
+                  <w:r>
+                    <w:t xml:space="preserve">tone</w:t>
+                  </w:r>
+                </w:p>
+              </w:tc>
+              <w:tc>
+                <w:tcPr/>
+                <w:p>
+                  <w:pPr>
+                    <w:pStyle w:val="Compact"/>
+                    <w:jc w:val="left"/>
+                    <w:jc w:val="center"/>
+                  </w:pPr>
+                  <w:r>
+                    <w:t xml:space="preserve">20.76</w:t>
+                  </w:r>
+                </w:p>
+              </w:tc>
+              <w:tc>
+                <w:tcPr/>
+                <w:p>
+                  <w:pPr>
+                    <w:pStyle w:val="Compact"/>
+                    <w:jc w:val="left"/>
+                    <w:jc w:val="center"/>
+                  </w:pPr>
+                  <w:r>
+                    <w:t xml:space="preserve">82.04</w:t>
+                  </w:r>
+                </w:p>
+              </w:tc>
+              <w:tc>
+                <w:tcPr/>
+                <w:p>
+                  <w:pPr>
+                    <w:pStyle w:val="Compact"/>
+                    <w:jc w:val="left"/>
+                    <w:jc w:val="center"/>
+                  </w:pPr>
+                  <w:r>
+                    <w:t xml:space="preserve">1.00</w:t>
+                  </w:r>
+                </w:p>
+              </w:tc>
+              <w:tc>
+                <w:tcPr/>
+                <w:p>
+                  <w:pPr>
+                    <w:pStyle w:val="Compact"/>
+                    <w:jc w:val="left"/>
+                    <w:jc w:val="center"/>
+                  </w:pPr>
+                  <w:r>
+                    <w:t xml:space="preserve">99.00</w:t>
+                  </w:r>
+                </w:p>
+              </w:tc>
+            </w:tr>
+          </w:tbl>
+          <w:bookmarkEnd w:id="82"/>
+          <w:p/>
+        </w:tc>
+      </w:tr>
+    </w:tbl>
+    <w:tbl>
+      <w:tblPr>
+        <w:tblStyle w:val="Table"/>
+        <w:tblW w:type="pct" w:w="5000"/>
+        <w:tblLayout w:type="fixed"/>
+        <w:tblLook w:firstRow="0" w:lastRow="0" w:firstColumn="0" w:lastColumn="0" w:noHBand="0" w:noVBand="0" w:val="0000"/>
+      </w:tblPr>
+      <w:tblGrid>
+        <w:gridCol w:w="7920"/>
+      </w:tblGrid>
+      <w:tr>
+        <w:tc>
+          <w:tcPr/>
+          <w:bookmarkStart w:id="86" w:name="fig-liwc_cat"/>
           <w:p>
             <w:pPr>
               <w:pStyle w:val="Compact"/>
@@ -2653,20 +5515,20 @@
             <w:r>
               <w:drawing>
                 <wp:inline>
-                  <wp:extent cx="5334000" cy="3200400"/>
+                  <wp:extent cx="5334000" cy="3810000"/>
                   <wp:effectExtent b="0" l="0" r="0" t="0"/>
-                  <wp:docPr descr="" title="" id="81" name="Picture"/>
+                  <wp:docPr descr="" title="" id="84" name="Picture"/>
                   <a:graphic>
                     <a:graphicData uri="http://schemas.openxmlformats.org/drawingml/2006/picture">
                       <pic:pic>
                         <pic:nvPicPr>
-                          <pic:cNvPr descr="index_files/figure-docx/notebooks-auROC_plot-fig-auroc_hist-output-2.png" id="82" name="Picture"/>
+                          <pic:cNvPr descr="index_files/figure-docx/notebooks-eda_liwc-fig-liwc_cat-output-1.png" id="85" name="Picture"/>
                           <pic:cNvPicPr>
                             <a:picLocks noChangeArrowheads="1" noChangeAspect="1"/>
                           </pic:cNvPicPr>
                         </pic:nvPicPr>
                         <pic:blipFill>
-                          <a:blip r:embed="rId80"/>
+                          <a:blip r:embed="rId83"/>
                           <a:stretch>
                             <a:fillRect/>
                           </a:stretch>
@@ -2674,7 +5536,7 @@
                         <pic:spPr bwMode="auto">
                           <a:xfrm>
                             <a:off x="0" y="0"/>
-                            <a:ext cx="5334000" cy="3200400"/>
+                            <a:ext cx="5334000" cy="3810000"/>
                           </a:xfrm>
                           <a:prstGeom prst="rect">
                             <a:avLst/>
@@ -2703,10 +5565,10 @@
               <w:pStyle w:val="ImageCaption"/>
             </w:pPr>
             <w:r>
-              <w:t xml:space="preserve">Figure 8: Distribution of auROCs Across 300 Inner Folds</w:t>
+              <w:t xml:space="preserve">Figure 8: Descriptives of Normalized LIWC Scores in the 1-Week Prediction Window</w:t>
             </w:r>
           </w:p>
-          <w:bookmarkEnd w:id="83"/>
+          <w:bookmarkEnd w:id="86"/>
         </w:tc>
       </w:tr>
     </w:tbl>
@@ -2726,15 +5588,25 @@
         </w:rPr>
         <w:t xml:space="preserve"> </w:t>
       </w:r>
-      <w:hyperlink r:id="rId84">
+      <w:hyperlink r:id="rId87">
         <w:r>
           <w:rPr>
             <w:rStyle w:val="Hyperlink"/>
             <w:vertAlign w:val="subscript"/>
           </w:rPr>
-          <w:t xml:space="preserve">Performance plots</w:t>
+          <w:t xml:space="preserve">EDA on LIWC Features</w:t>
         </w:r>
       </w:hyperlink>
+    </w:p>
+    <w:bookmarkEnd w:id="88"/>
+    <w:bookmarkStart w:id="94" w:name="model-evaluation"/>
+    <w:p>
+      <w:pPr>
+        <w:pStyle w:val="Heading2"/>
+      </w:pPr>
+      <w:r>
+        <w:t xml:space="preserve">Model Evaluation</w:t>
+      </w:r>
     </w:p>
     <w:tbl>
       <w:tblPr>
@@ -2749,7 +5621,7 @@
       <w:tr>
         <w:tc>
           <w:tcPr/>
-          <w:bookmarkStart w:id="88" w:name="fig-auroc_posterior"/>
+          <w:bookmarkStart w:id="92" w:name="fig-auroc"/>
           <w:p>
             <w:pPr>
               <w:pStyle w:val="Compact"/>
@@ -2758,20 +5630,20 @@
             <w:r>
               <w:drawing>
                 <wp:inline>
-                  <wp:extent cx="5334000" cy="3200400"/>
+                  <wp:extent cx="5334000" cy="3810000"/>
                   <wp:effectExtent b="0" l="0" r="0" t="0"/>
-                  <wp:docPr descr="" title="" id="86" name="Picture"/>
+                  <wp:docPr descr="" title="" id="90" name="Picture"/>
                   <a:graphic>
                     <a:graphicData uri="http://schemas.openxmlformats.org/drawingml/2006/picture">
                       <pic:pic>
                         <pic:nvPicPr>
-                          <pic:cNvPr descr="index_files/figure-docx/notebooks-auROC_plot-fig-auroc_posterior-output-1.png" id="87" name="Picture"/>
+                          <pic:cNvPr descr="index_files/figure-docx/notebooks-auROC_plot-fig-auroc-output-2.png" id="91" name="Picture"/>
                           <pic:cNvPicPr>
                             <a:picLocks noChangeArrowheads="1" noChangeAspect="1"/>
                           </pic:cNvPicPr>
                         </pic:nvPicPr>
                         <pic:blipFill>
-                          <a:blip r:embed="rId85"/>
+                          <a:blip r:embed="rId89"/>
                           <a:stretch>
                             <a:fillRect/>
                           </a:stretch>
@@ -2779,7 +5651,7 @@
                         <pic:spPr bwMode="auto">
                           <a:xfrm>
                             <a:off x="0" y="0"/>
-                            <a:ext cx="5334000" cy="3200400"/>
+                            <a:ext cx="5334000" cy="3810000"/>
                           </a:xfrm>
                           <a:prstGeom prst="rect">
                             <a:avLst/>
@@ -2808,10 +5680,10 @@
               <w:pStyle w:val="ImageCaption"/>
             </w:pPr>
             <w:r>
-              <w:t xml:space="preserve">Figure 9: Posterior Distribution of auROC Scores</w:t>
+              <w:t xml:space="preserve">Figure 9: ROC Curve for the Best Model Configuration</w:t>
             </w:r>
           </w:p>
-          <w:bookmarkEnd w:id="88"/>
+          <w:bookmarkEnd w:id="92"/>
         </w:tc>
       </w:tr>
     </w:tbl>
@@ -2831,7 +5703,7 @@
         </w:rPr>
         <w:t xml:space="preserve"> </w:t>
       </w:r>
-      <w:hyperlink r:id="rId89">
+      <w:hyperlink r:id="rId93">
         <w:r>
           <w:rPr>
             <w:rStyle w:val="Hyperlink"/>
@@ -2841,8 +5713,8 @@
         </w:r>
       </w:hyperlink>
     </w:p>
-    <w:bookmarkEnd w:id="90"/>
-    <w:bookmarkStart w:id="97" w:name="model-fairness"/>
+    <w:bookmarkEnd w:id="94"/>
+    <w:bookmarkStart w:id="101" w:name="model-fairness"/>
     <w:p>
       <w:pPr>
         <w:pStyle w:val="Heading2"/>
@@ -2864,7 +5736,7 @@
       <w:tr>
         <w:tc>
           <w:tcPr/>
-          <w:bookmarkStart w:id="94" w:name="fig-fairness"/>
+          <w:bookmarkStart w:id="98" w:name="fig-fairness"/>
           <w:p>
             <w:pPr>
               <w:pStyle w:val="Compact"/>
@@ -2875,18 +5747,18 @@
                 <wp:inline>
                   <wp:extent cx="5334000" cy="3810000"/>
                   <wp:effectExtent b="0" l="0" r="0" t="0"/>
-                  <wp:docPr descr="" title="" id="92" name="Picture"/>
+                  <wp:docPr descr="" title="" id="96" name="Picture"/>
                   <a:graphic>
                     <a:graphicData uri="http://schemas.openxmlformats.org/drawingml/2006/picture">
                       <pic:pic>
                         <pic:nvPicPr>
-                          <pic:cNvPr descr="index_files/figure-docx/notebooks-fairness-fig-fairness-output-1.png" id="93" name="Picture"/>
+                          <pic:cNvPr descr="index_files/figure-docx/notebooks-fairness-fig-fairness-output-1.png" id="97" name="Picture"/>
                           <pic:cNvPicPr>
                             <a:picLocks noChangeArrowheads="1" noChangeAspect="1"/>
                           </pic:cNvPicPr>
                         </pic:nvPicPr>
                         <pic:blipFill>
-                          <a:blip r:embed="rId91"/>
+                          <a:blip r:embed="rId95"/>
                           <a:stretch>
                             <a:fillRect/>
                           </a:stretch>
@@ -2926,7 +5798,7 @@
               <w:t xml:space="preserve">Figure 10: auROC posterior distribution across different privileged vs. unprivileged groups</w:t>
             </w:r>
           </w:p>
-          <w:bookmarkEnd w:id="94"/>
+          <w:bookmarkEnd w:id="98"/>
         </w:tc>
       </w:tr>
     </w:tbl>
@@ -2946,7 +5818,7 @@
         </w:rPr>
         <w:t xml:space="preserve"> </w:t>
       </w:r>
-      <w:hyperlink r:id="rId95">
+      <w:hyperlink r:id="rId99">
         <w:r>
           <w:rPr>
             <w:rStyle w:val="Hyperlink"/>
@@ -2971,7 +5843,7 @@
           <w:rPr>
             <w:rStyle w:val="Hyperlink"/>
           </w:rPr>
-          <w:t xml:space="preserve">Table 2</w:t>
+          <w:t xml:space="preserve">Table 6</w:t>
         </w:r>
       </w:hyperlink>
       <w:r>
@@ -2991,7 +5863,7 @@
       <w:tr>
         <w:tc>
           <w:tcPr/>
-          <w:bookmarkStart w:id="96" w:name="tbl-fairness"/>
+          <w:bookmarkStart w:id="100" w:name="tbl-fairness"/>
           <w:p>
             <w:pPr>
               <w:jc w:val="center"/>
@@ -3002,14 +5874,13 @@
               <w:pStyle w:val="ImageCaption"/>
             </w:pPr>
             <w:r>
-              <w:t xml:space="preserve">Table 2: Model Performance Difference across different demographic subgroups</w:t>
+              <w:t xml:space="preserve">Table 6: Model Performance Difference across different demographic subgroups</w:t>
             </w:r>
           </w:p>
           <w:tbl>
             <w:tblPr>
               <w:tblStyle w:val="Table"/>
-              <w:tblW w:type="pct" w:w="5000"/>
-              <w:tblLayout w:type="fixed"/>
+              <w:tblW w:type="auto" w:w="0"/>
               <w:tblLook w:firstRow="1" w:lastRow="0" w:firstColumn="0" w:lastColumn="0" w:noHBand="0" w:noVBand="0" w:val="0020"/>
             </w:tblPr>
             <w:tblGrid>
@@ -3353,13 +6224,13 @@
               </w:tc>
             </w:tr>
           </w:tbl>
-          <w:bookmarkEnd w:id="96"/>
+          <w:bookmarkEnd w:id="100"/>
           <w:p/>
         </w:tc>
       </w:tr>
     </w:tbl>
-    <w:bookmarkEnd w:id="97"/>
-    <w:bookmarkStart w:id="103" w:name="model-interpretation"/>
+    <w:bookmarkEnd w:id="101"/>
+    <w:bookmarkStart w:id="107" w:name="model-interpretation"/>
     <w:p>
       <w:pPr>
         <w:pStyle w:val="Heading2"/>
@@ -3381,7 +6252,7 @@
       <w:tr>
         <w:tc>
           <w:tcPr/>
-          <w:bookmarkStart w:id="101" w:name="fig-shaps"/>
+          <w:bookmarkStart w:id="105" w:name="fig-shaps"/>
           <w:p>
             <w:pPr>
               <w:pStyle w:val="Compact"/>
@@ -3392,18 +6263,18 @@
                 <wp:inline>
                   <wp:extent cx="5334000" cy="3810000"/>
                   <wp:effectExtent b="0" l="0" r="0" t="0"/>
-                  <wp:docPr descr="" title="" id="99" name="Picture"/>
+                  <wp:docPr descr="" title="" id="103" name="Picture"/>
                   <a:graphic>
                     <a:graphicData uri="http://schemas.openxmlformats.org/drawingml/2006/picture">
                       <pic:pic>
                         <pic:nvPicPr>
-                          <pic:cNvPr descr="index_files/figure-docx/notebooks-shaps-fig-shaps-output-1.png" id="100" name="Picture"/>
+                          <pic:cNvPr descr="index_files/figure-docx/notebooks-shaps-fig-shaps-output-1.png" id="104" name="Picture"/>
                           <pic:cNvPicPr>
                             <a:picLocks noChangeArrowheads="1" noChangeAspect="1"/>
                           </pic:cNvPicPr>
                         </pic:nvPicPr>
                         <pic:blipFill>
-                          <a:blip r:embed="rId98"/>
+                          <a:blip r:embed="rId102"/>
                           <a:stretch>
                             <a:fillRect/>
                           </a:stretch>
@@ -3443,7 +6314,7 @@
               <w:t xml:space="preserve">Figure 11: Shapley Value</w:t>
             </w:r>
           </w:p>
-          <w:bookmarkEnd w:id="101"/>
+          <w:bookmarkEnd w:id="105"/>
         </w:tc>
       </w:tr>
     </w:tbl>
@@ -3463,7 +6334,7 @@
         </w:rPr>
         <w:t xml:space="preserve"> </w:t>
       </w:r>
-      <w:hyperlink r:id="rId102">
+      <w:hyperlink r:id="rId106">
         <w:r>
           <w:rPr>
             <w:rStyle w:val="Hyperlink"/>
@@ -3478,9 +6349,9 @@
         <w:br w:type="page"/>
       </w:r>
     </w:p>
-    <w:bookmarkEnd w:id="103"/>
-    <w:bookmarkEnd w:id="104"/>
-    <w:bookmarkStart w:id="226" w:name="discussions"/>
+    <w:bookmarkEnd w:id="107"/>
+    <w:bookmarkEnd w:id="108"/>
+    <w:bookmarkStart w:id="230" w:name="discussions"/>
     <w:p>
       <w:pPr>
         <w:pStyle w:val="Heading1"/>
@@ -3494,8 +6365,8 @@
         <w:br w:type="page"/>
       </w:r>
     </w:p>
-    <w:bookmarkStart w:id="225" w:name="refs"/>
-    <w:bookmarkStart w:id="106" w:name="Xafb9ebfeab280acee598deb0b35b093eec91108"/>
+    <w:bookmarkStart w:id="229" w:name="refs"/>
+    <w:bookmarkStart w:id="110" w:name="Xafb9ebfeab280acee598deb0b35b093eec91108"/>
     <w:p>
       <w:pPr>
         <w:pStyle w:val="Bibliography"/>
@@ -3585,7 +6456,7 @@
       <w:r>
         <w:t xml:space="preserve"> </w:t>
       </w:r>
-      <w:hyperlink r:id="rId105">
+      <w:hyperlink r:id="rId109">
         <w:r>
           <w:rPr>
             <w:rStyle w:val="Hyperlink"/>
@@ -3597,8 +6468,8 @@
         <w:t xml:space="preserve">.</w:t>
       </w:r>
     </w:p>
-    <w:bookmarkEnd w:id="106"/>
-    <w:bookmarkStart w:id="108" w:name="ref-afsharNaturalLanguageProcessing2019"/>
+    <w:bookmarkEnd w:id="110"/>
+    <w:bookmarkStart w:id="112" w:name="ref-afsharNaturalLanguageProcessing2019"/>
     <w:p>
       <w:pPr>
         <w:pStyle w:val="Bibliography"/>
@@ -3631,7 +6502,7 @@
       <w:r>
         <w:t xml:space="preserve"> </w:t>
       </w:r>
-      <w:hyperlink r:id="rId107">
+      <w:hyperlink r:id="rId111">
         <w:r>
           <w:rPr>
             <w:rStyle w:val="Hyperlink"/>
@@ -3643,8 +6514,8 @@
         <w:t xml:space="preserve">.</w:t>
       </w:r>
     </w:p>
-    <w:bookmarkEnd w:id="108"/>
-    <w:bookmarkStart w:id="110" w:name="Xc95fb8816eaf9f583d19d6cba6a9ac025f9fe91"/>
+    <w:bookmarkEnd w:id="112"/>
+    <w:bookmarkStart w:id="114" w:name="Xc95fb8816eaf9f583d19d6cba6a9ac025f9fe91"/>
     <w:p>
       <w:pPr>
         <w:pStyle w:val="Bibliography"/>
@@ -3832,7 +6703,7 @@
       <w:r>
         <w:t xml:space="preserve"> </w:t>
       </w:r>
-      <w:hyperlink r:id="rId109">
+      <w:hyperlink r:id="rId113">
         <w:r>
           <w:rPr>
             <w:rStyle w:val="Hyperlink"/>
@@ -3844,8 +6715,8 @@
         <w:t xml:space="preserve">.</w:t>
       </w:r>
     </w:p>
-    <w:bookmarkEnd w:id="110"/>
-    <w:bookmarkStart w:id="112" w:name="Xa710417644a60899013e4932e847385912f9696"/>
+    <w:bookmarkEnd w:id="114"/>
+    <w:bookmarkStart w:id="116" w:name="Xa710417644a60899013e4932e847385912f9696"/>
     <w:p>
       <w:pPr>
         <w:pStyle w:val="Bibliography"/>
@@ -3890,7 +6761,7 @@
       <w:r>
         <w:t xml:space="preserve"> </w:t>
       </w:r>
-      <w:hyperlink r:id="rId111">
+      <w:hyperlink r:id="rId115">
         <w:r>
           <w:rPr>
             <w:rStyle w:val="Hyperlink"/>
@@ -3902,8 +6773,8 @@
         <w:t xml:space="preserve">.</w:t>
       </w:r>
     </w:p>
-    <w:bookmarkEnd w:id="112"/>
-    <w:bookmarkStart w:id="114" w:name="ref-baeMobilePhoneSensors2018a"/>
+    <w:bookmarkEnd w:id="116"/>
+    <w:bookmarkStart w:id="118" w:name="ref-baeMobilePhoneSensors2018a"/>
     <w:p>
       <w:pPr>
         <w:pStyle w:val="Bibliography"/>
@@ -3966,7 +6837,7 @@
       <w:r>
         <w:t xml:space="preserve"> </w:t>
       </w:r>
-      <w:hyperlink r:id="rId113">
+      <w:hyperlink r:id="rId117">
         <w:r>
           <w:rPr>
             <w:rStyle w:val="Hyperlink"/>
@@ -3978,8 +6849,8 @@
         <w:t xml:space="preserve">.</w:t>
       </w:r>
     </w:p>
-    <w:bookmarkEnd w:id="114"/>
-    <w:bookmarkStart w:id="116" w:name="Xe55fcb9276abfce60e3423ca0e9912c33a11f0b"/>
+    <w:bookmarkEnd w:id="118"/>
+    <w:bookmarkStart w:id="120" w:name="Xe55fcb9276abfce60e3423ca0e9912c33a11f0b"/>
     <w:p>
       <w:pPr>
         <w:pStyle w:val="Bibliography"/>
@@ -4024,7 +6895,7 @@
       <w:r>
         <w:t xml:space="preserve"> </w:t>
       </w:r>
-      <w:hyperlink r:id="rId115">
+      <w:hyperlink r:id="rId119">
         <w:r>
           <w:rPr>
             <w:rStyle w:val="Hyperlink"/>
@@ -4036,8 +6907,8 @@
         <w:t xml:space="preserve">.</w:t>
       </w:r>
     </w:p>
-    <w:bookmarkEnd w:id="116"/>
-    <w:bookmarkStart w:id="118" w:name="X0dfc9bfbbbc9cc86d14160256792ce0ff6efdd3"/>
+    <w:bookmarkEnd w:id="120"/>
+    <w:bookmarkStart w:id="122" w:name="X0dfc9bfbbbc9cc86d14160256792ce0ff6efdd3"/>
     <w:p>
       <w:pPr>
         <w:pStyle w:val="Bibliography"/>
@@ -4070,7 +6941,7 @@
       <w:r>
         <w:t xml:space="preserve"> </w:t>
       </w:r>
-      <w:hyperlink r:id="rId117">
+      <w:hyperlink r:id="rId121">
         <w:r>
           <w:rPr>
             <w:rStyle w:val="Hyperlink"/>
@@ -4082,8 +6953,8 @@
         <w:t xml:space="preserve">.</w:t>
       </w:r>
     </w:p>
-    <w:bookmarkEnd w:id="118"/>
-    <w:bookmarkStart w:id="120" w:name="ref-bucciTheyAreNot2019"/>
+    <w:bookmarkEnd w:id="122"/>
+    <w:bookmarkStart w:id="124" w:name="ref-bucciTheyAreNot2019"/>
     <w:p>
       <w:pPr>
         <w:pStyle w:val="Bibliography"/>
@@ -4167,7 +7038,7 @@
       <w:r>
         <w:t xml:space="preserve"> </w:t>
       </w:r>
-      <w:hyperlink r:id="rId119">
+      <w:hyperlink r:id="rId123">
         <w:r>
           <w:rPr>
             <w:rStyle w:val="Hyperlink"/>
@@ -4179,8 +7050,8 @@
         <w:t xml:space="preserve">.</w:t>
       </w:r>
     </w:p>
-    <w:bookmarkEnd w:id="120"/>
-    <w:bookmarkStart w:id="122" w:name="X565bbce5bff6dc592dea5af242f12d8b37400a4"/>
+    <w:bookmarkEnd w:id="124"/>
+    <w:bookmarkStart w:id="126" w:name="X565bbce5bff6dc592dea5af242f12d8b37400a4"/>
     <w:p>
       <w:pPr>
         <w:pStyle w:val="Bibliography"/>
@@ -4267,7 +7138,7 @@
       <w:r>
         <w:t xml:space="preserve"> </w:t>
       </w:r>
-      <w:hyperlink r:id="rId121">
+      <w:hyperlink r:id="rId125">
         <w:r>
           <w:rPr>
             <w:rStyle w:val="Hyperlink"/>
@@ -4279,8 +7150,8 @@
         <w:t xml:space="preserve">.</w:t>
       </w:r>
     </w:p>
-    <w:bookmarkEnd w:id="122"/>
-    <w:bookmarkStart w:id="124" w:name="ref-chihPredictiveModelingAddiction2014a"/>
+    <w:bookmarkEnd w:id="126"/>
+    <w:bookmarkStart w:id="128" w:name="ref-chihPredictiveModelingAddiction2014a"/>
     <w:p>
       <w:pPr>
         <w:pStyle w:val="Bibliography"/>
@@ -4313,7 +7184,7 @@
       <w:r>
         <w:t xml:space="preserve"> </w:t>
       </w:r>
-      <w:hyperlink r:id="rId123">
+      <w:hyperlink r:id="rId127">
         <w:r>
           <w:rPr>
             <w:rStyle w:val="Hyperlink"/>
@@ -4325,8 +7196,8 @@
         <w:t xml:space="preserve">.</w:t>
       </w:r>
     </w:p>
-    <w:bookmarkEnd w:id="124"/>
-    <w:bookmarkStart w:id="126" w:name="ref-chungRelapseAlcoholOther2006a"/>
+    <w:bookmarkEnd w:id="128"/>
+    <w:bookmarkStart w:id="130" w:name="ref-chungRelapseAlcoholOther2006a"/>
     <w:p>
       <w:pPr>
         <w:pStyle w:val="Bibliography"/>
@@ -4368,7 +7239,7 @@
       <w:r>
         <w:t xml:space="preserve"> </w:t>
       </w:r>
-      <w:hyperlink r:id="rId125">
+      <w:hyperlink r:id="rId129">
         <w:r>
           <w:rPr>
             <w:rStyle w:val="Hyperlink"/>
@@ -4380,8 +7251,8 @@
         <w:t xml:space="preserve">.</w:t>
       </w:r>
     </w:p>
-    <w:bookmarkEnd w:id="126"/>
-    <w:bookmarkStart w:id="128" w:name="ref-czyzEcologicalAssessmentDaily2018"/>
+    <w:bookmarkEnd w:id="130"/>
+    <w:bookmarkStart w:id="132" w:name="ref-czyzEcologicalAssessmentDaily2018"/>
     <w:p>
       <w:pPr>
         <w:pStyle w:val="Bibliography"/>
@@ -4426,7 +7297,7 @@
       <w:r>
         <w:t xml:space="preserve"> </w:t>
       </w:r>
-      <w:hyperlink r:id="rId127">
+      <w:hyperlink r:id="rId131">
         <w:r>
           <w:rPr>
             <w:rStyle w:val="Hyperlink"/>
@@ -4438,8 +7309,8 @@
         <w:t xml:space="preserve">.</w:t>
       </w:r>
     </w:p>
-    <w:bookmarkEnd w:id="128"/>
-    <w:bookmarkStart w:id="130" w:name="ref-dibartoloAlcoholUseDisorder2017"/>
+    <w:bookmarkEnd w:id="132"/>
+    <w:bookmarkStart w:id="134" w:name="ref-dibartoloAlcoholUseDisorder2017"/>
     <w:p>
       <w:pPr>
         <w:pStyle w:val="Bibliography"/>
@@ -4526,7 +7397,7 @@
       <w:r>
         <w:t xml:space="preserve"> </w:t>
       </w:r>
-      <w:hyperlink r:id="rId129">
+      <w:hyperlink r:id="rId133">
         <w:r>
           <w:rPr>
             <w:rStyle w:val="Hyperlink"/>
@@ -4538,8 +7409,8 @@
         <w:t xml:space="preserve">.</w:t>
       </w:r>
     </w:p>
-    <w:bookmarkEnd w:id="130"/>
-    <w:bookmarkStart w:id="132" w:name="ref-feingoldProximalVsDistal2015"/>
+    <w:bookmarkEnd w:id="134"/>
+    <w:bookmarkStart w:id="136" w:name="ref-feingoldProximalVsDistal2015"/>
     <w:p>
       <w:pPr>
         <w:pStyle w:val="Bibliography"/>
@@ -4572,7 +7443,7 @@
       <w:r>
         <w:t xml:space="preserve"> </w:t>
       </w:r>
-      <w:hyperlink r:id="rId131">
+      <w:hyperlink r:id="rId135">
         <w:r>
           <w:rPr>
             <w:rStyle w:val="Hyperlink"/>
@@ -4584,8 +7455,8 @@
         <w:t xml:space="preserve">.</w:t>
       </w:r>
     </w:p>
-    <w:bookmarkEnd w:id="132"/>
-    <w:bookmarkStart w:id="134" w:name="ref-finnPerceivedBarriersSeeking2023"/>
+    <w:bookmarkEnd w:id="136"/>
+    <w:bookmarkStart w:id="138" w:name="ref-finnPerceivedBarriersSeeking2023"/>
     <w:p>
       <w:pPr>
         <w:pStyle w:val="Bibliography"/>
@@ -4630,7 +7501,7 @@
       <w:r>
         <w:t xml:space="preserve"> </w:t>
       </w:r>
-      <w:hyperlink r:id="rId133">
+      <w:hyperlink r:id="rId137">
         <w:r>
           <w:rPr>
             <w:rStyle w:val="Hyperlink"/>
@@ -4642,8 +7513,8 @@
         <w:t xml:space="preserve">.</w:t>
       </w:r>
     </w:p>
-    <w:bookmarkEnd w:id="134"/>
-    <w:bookmarkStart w:id="136" w:name="ref-gilbertGenderDifferencesUse2019b"/>
+    <w:bookmarkEnd w:id="138"/>
+    <w:bookmarkStart w:id="140" w:name="ref-gilbertGenderDifferencesUse2019b"/>
     <w:p>
       <w:pPr>
         <w:pStyle w:val="Bibliography"/>
@@ -4745,7 +7616,7 @@
       <w:r>
         <w:t xml:space="preserve"> </w:t>
       </w:r>
-      <w:hyperlink r:id="rId135">
+      <w:hyperlink r:id="rId139">
         <w:r>
           <w:rPr>
             <w:rStyle w:val="Hyperlink"/>
@@ -4757,8 +7628,8 @@
         <w:t xml:space="preserve">.</w:t>
       </w:r>
     </w:p>
-    <w:bookmarkEnd w:id="136"/>
-    <w:bookmarkStart w:id="138" w:name="Xda7e0211c819cfbb87f310a4ff9aa4e691fefed"/>
+    <w:bookmarkEnd w:id="140"/>
+    <w:bookmarkStart w:id="142" w:name="Xda7e0211c819cfbb87f310a4ff9aa4e691fefed"/>
     <w:p>
       <w:pPr>
         <w:pStyle w:val="Bibliography"/>
@@ -4842,7 +7713,7 @@
       <w:r>
         <w:t xml:space="preserve"> </w:t>
       </w:r>
-      <w:hyperlink r:id="rId137">
+      <w:hyperlink r:id="rId141">
         <w:r>
           <w:rPr>
             <w:rStyle w:val="Hyperlink"/>
@@ -4854,8 +7725,8 @@
         <w:t xml:space="preserve">.</w:t>
       </w:r>
     </w:p>
-    <w:bookmarkEnd w:id="138"/>
-    <w:bookmarkStart w:id="140" w:name="Xb18b2d127665d50164a17bc8322beef69d4f980"/>
+    <w:bookmarkEnd w:id="142"/>
+    <w:bookmarkStart w:id="144" w:name="Xb18b2d127665d50164a17bc8322beef69d4f980"/>
     <w:p>
       <w:pPr>
         <w:pStyle w:val="Bibliography"/>
@@ -4900,7 +7771,7 @@
       <w:r>
         <w:t xml:space="preserve"> </w:t>
       </w:r>
-      <w:hyperlink r:id="rId139">
+      <w:hyperlink r:id="rId143">
         <w:r>
           <w:rPr>
             <w:rStyle w:val="Hyperlink"/>
@@ -4912,8 +7783,8 @@
         <w:t xml:space="preserve">.</w:t>
       </w:r>
     </w:p>
-    <w:bookmarkEnd w:id="140"/>
-    <w:bookmarkStart w:id="142" w:name="Xf3bbd2f018d15797242e38137a2bb5183901854"/>
+    <w:bookmarkEnd w:id="144"/>
+    <w:bookmarkStart w:id="146" w:name="Xf3bbd2f018d15797242e38137a2bb5183901854"/>
     <w:p>
       <w:pPr>
         <w:pStyle w:val="Bibliography"/>
@@ -4946,7 +7817,7 @@
       <w:r>
         <w:t xml:space="preserve"> </w:t>
       </w:r>
-      <w:hyperlink r:id="rId141">
+      <w:hyperlink r:id="rId145">
         <w:r>
           <w:rPr>
             <w:rStyle w:val="Hyperlink"/>
@@ -4958,8 +7829,8 @@
         <w:t xml:space="preserve">.</w:t>
       </w:r>
     </w:p>
-    <w:bookmarkEnd w:id="142"/>
-    <w:bookmarkStart w:id="144" w:name="Xc607b352943521404e0f20019d77839d3605993"/>
+    <w:bookmarkEnd w:id="146"/>
+    <w:bookmarkStart w:id="148" w:name="Xc607b352943521404e0f20019d77839d3605993"/>
     <w:p>
       <w:pPr>
         <w:pStyle w:val="Bibliography"/>
@@ -5025,7 +7896,7 @@
       <w:r>
         <w:t xml:space="preserve"> </w:t>
       </w:r>
-      <w:hyperlink r:id="rId143">
+      <w:hyperlink r:id="rId147">
         <w:r>
           <w:rPr>
             <w:rStyle w:val="Hyperlink"/>
@@ -5037,8 +7908,8 @@
         <w:t xml:space="preserve">.</w:t>
       </w:r>
     </w:p>
-    <w:bookmarkEnd w:id="144"/>
-    <w:bookmarkStart w:id="146" w:name="X908b868cf8e06446dd59b9be0145f3be3b8216e"/>
+    <w:bookmarkEnd w:id="148"/>
+    <w:bookmarkStart w:id="150" w:name="X908b868cf8e06446dd59b9be0145f3be3b8216e"/>
     <w:p>
       <w:pPr>
         <w:pStyle w:val="Bibliography"/>
@@ -5125,7 +7996,7 @@
       <w:r>
         <w:t xml:space="preserve"> </w:t>
       </w:r>
-      <w:hyperlink r:id="rId145">
+      <w:hyperlink r:id="rId149">
         <w:r>
           <w:rPr>
             <w:rStyle w:val="Hyperlink"/>
@@ -5137,8 +8008,8 @@
         <w:t xml:space="preserve">.</w:t>
       </w:r>
     </w:p>
-    <w:bookmarkEnd w:id="146"/>
-    <w:bookmarkStart w:id="148" w:name="ref-jacobsonUsingDigitalTherapeutics2023"/>
+    <w:bookmarkEnd w:id="150"/>
+    <w:bookmarkStart w:id="152" w:name="ref-jacobsonUsingDigitalTherapeutics2023"/>
     <w:p>
       <w:pPr>
         <w:pStyle w:val="Bibliography"/>
@@ -5161,7 +8032,7 @@
       <w:r>
         <w:t xml:space="preserve"> </w:t>
       </w:r>
-      <w:hyperlink r:id="rId147">
+      <w:hyperlink r:id="rId151">
         <w:r>
           <w:rPr>
             <w:rStyle w:val="Hyperlink"/>
@@ -5173,8 +8044,8 @@
         <w:t xml:space="preserve">.</w:t>
       </w:r>
     </w:p>
-    <w:bookmarkEnd w:id="148"/>
-    <w:bookmarkStart w:id="150" w:name="ref-kaddenMarlattRelapseTaxonomy1996"/>
+    <w:bookmarkEnd w:id="152"/>
+    <w:bookmarkStart w:id="154" w:name="ref-kaddenMarlattRelapseTaxonomy1996"/>
     <w:p>
       <w:pPr>
         <w:pStyle w:val="Bibliography"/>
@@ -5216,7 +8087,7 @@
       <w:r>
         <w:t xml:space="preserve"> </w:t>
       </w:r>
-      <w:hyperlink r:id="rId149">
+      <w:hyperlink r:id="rId153">
         <w:r>
           <w:rPr>
             <w:rStyle w:val="Hyperlink"/>
@@ -5228,8 +8099,8 @@
         <w:t xml:space="preserve">.</w:t>
       </w:r>
     </w:p>
-    <w:bookmarkEnd w:id="150"/>
-    <w:bookmarkStart w:id="152" w:name="ref-kaufmannTreatmentSeekingBarriers2014"/>
+    <w:bookmarkEnd w:id="154"/>
+    <w:bookmarkStart w:id="156" w:name="ref-kaufmannTreatmentSeekingBarriers2014"/>
     <w:p>
       <w:pPr>
         <w:pStyle w:val="Bibliography"/>
@@ -5262,7 +8133,7 @@
       <w:r>
         <w:t xml:space="preserve"> </w:t>
       </w:r>
-      <w:hyperlink r:id="rId151">
+      <w:hyperlink r:id="rId155">
         <w:r>
           <w:rPr>
             <w:rStyle w:val="Hyperlink"/>
@@ -5274,8 +8145,8 @@
         <w:t xml:space="preserve">.</w:t>
       </w:r>
     </w:p>
-    <w:bookmarkEnd w:id="152"/>
-    <w:bookmarkStart w:id="153" w:name="ref-korlakuntaReasonsRelapsePatients2012"/>
+    <w:bookmarkEnd w:id="156"/>
+    <w:bookmarkStart w:id="157" w:name="ref-korlakuntaReasonsRelapsePatients2012"/>
     <w:p>
       <w:pPr>
         <w:pStyle w:val="Bibliography"/>
@@ -5306,8 +8177,8 @@
         <w:t xml:space="preserve">13 (2): 108.</w:t>
       </w:r>
     </w:p>
-    <w:bookmarkEnd w:id="153"/>
-    <w:bookmarkStart w:id="155" w:name="ref-lecomteMobileAppsMental2020"/>
+    <w:bookmarkEnd w:id="157"/>
+    <w:bookmarkStart w:id="159" w:name="ref-lecomteMobileAppsMental2020"/>
     <w:p>
       <w:pPr>
         <w:pStyle w:val="Bibliography"/>
@@ -5382,7 +8253,7 @@
       <w:r>
         <w:t xml:space="preserve"> </w:t>
       </w:r>
-      <w:hyperlink r:id="rId154">
+      <w:hyperlink r:id="rId158">
         <w:r>
           <w:rPr>
             <w:rStyle w:val="Hyperlink"/>
@@ -5394,8 +8265,8 @@
         <w:t xml:space="preserve">.</w:t>
       </w:r>
     </w:p>
-    <w:bookmarkEnd w:id="155"/>
-    <w:bookmarkStart w:id="157" w:name="ref-leeDataDrivenDigitalTherapeutics2023"/>
+    <w:bookmarkEnd w:id="159"/>
+    <w:bookmarkStart w:id="161" w:name="ref-leeDataDrivenDigitalTherapeutics2023"/>
     <w:p>
       <w:pPr>
         <w:pStyle w:val="Bibliography"/>
@@ -5458,7 +8329,7 @@
       <w:r>
         <w:t xml:space="preserve"> </w:t>
       </w:r>
-      <w:hyperlink r:id="rId156">
+      <w:hyperlink r:id="rId160">
         <w:r>
           <w:rPr>
             <w:rStyle w:val="Hyperlink"/>
@@ -5470,8 +8341,8 @@
         <w:t xml:space="preserve">.</w:t>
       </w:r>
     </w:p>
-    <w:bookmarkEnd w:id="157"/>
-    <w:bookmarkStart w:id="159" w:name="Xad0e05bf336dda97d227027eae040cfde33d783"/>
+    <w:bookmarkEnd w:id="161"/>
+    <w:bookmarkStart w:id="163" w:name="Xad0e05bf336dda97d227027eae040cfde33d783"/>
     <w:p>
       <w:pPr>
         <w:pStyle w:val="Bibliography"/>
@@ -5513,7 +8384,7 @@
       <w:r>
         <w:t xml:space="preserve"> </w:t>
       </w:r>
-      <w:hyperlink r:id="rId158">
+      <w:hyperlink r:id="rId162">
         <w:r>
           <w:rPr>
             <w:rStyle w:val="Hyperlink"/>
@@ -5525,8 +8396,8 @@
         <w:t xml:space="preserve">.</w:t>
       </w:r>
     </w:p>
-    <w:bookmarkEnd w:id="159"/>
-    <w:bookmarkStart w:id="160" w:name="X34be55f2a2ff67a14e7206627bb93b426490c87"/>
+    <w:bookmarkEnd w:id="163"/>
+    <w:bookmarkStart w:id="164" w:name="X34be55f2a2ff67a14e7206627bb93b426490c87"/>
     <w:p>
       <w:pPr>
         <w:pStyle w:val="Bibliography"/>
@@ -5611,8 +8482,8 @@
         <w:t xml:space="preserve">’17. Red Hook, NY, USA: Curran Associates Inc.</w:t>
       </w:r>
     </w:p>
-    <w:bookmarkEnd w:id="160"/>
-    <w:bookmarkStart w:id="162" w:name="X22e9be3824ec77f661ff36dcfd4b6270812f56f"/>
+    <w:bookmarkEnd w:id="164"/>
+    <w:bookmarkStart w:id="166" w:name="X22e9be3824ec77f661ff36dcfd4b6270812f56f"/>
     <w:p>
       <w:pPr>
         <w:pStyle w:val="Bibliography"/>
@@ -5645,7 +8516,7 @@
       <w:r>
         <w:t xml:space="preserve"> </w:t>
       </w:r>
-      <w:hyperlink r:id="rId161">
+      <w:hyperlink r:id="rId165">
         <w:r>
           <w:rPr>
             <w:rStyle w:val="Hyperlink"/>
@@ -5657,8 +8528,8 @@
         <w:t xml:space="preserve">.</w:t>
       </w:r>
     </w:p>
-    <w:bookmarkEnd w:id="162"/>
-    <w:bookmarkStart w:id="164" w:name="X1329989714ddcecd7db483e12083768f0c5e635"/>
+    <w:bookmarkEnd w:id="166"/>
+    <w:bookmarkStart w:id="168" w:name="X1329989714ddcecd7db483e12083768f0c5e635"/>
     <w:p>
       <w:pPr>
         <w:pStyle w:val="Bibliography"/>
@@ -5691,7 +8562,7 @@
       <w:r>
         <w:t xml:space="preserve"> </w:t>
       </w:r>
-      <w:hyperlink r:id="rId163">
+      <w:hyperlink r:id="rId167">
         <w:r>
           <w:rPr>
             <w:rStyle w:val="Hyperlink"/>
@@ -5703,8 +8574,8 @@
         <w:t xml:space="preserve">.</w:t>
       </w:r>
     </w:p>
-    <w:bookmarkEnd w:id="164"/>
-    <w:bookmarkStart w:id="165" w:name="Xacc8c8a96f728736c6ec7be4d5ae02bdeea04b4"/>
+    <w:bookmarkEnd w:id="168"/>
+    <w:bookmarkStart w:id="169" w:name="Xacc8c8a96f728736c6ec7be4d5ae02bdeea04b4"/>
     <w:p>
       <w:pPr>
         <w:pStyle w:val="Bibliography"/>
@@ -5766,8 +8637,8 @@
         <w:t xml:space="preserve">Strategies in the Treatment of Addictive Behaviors, 2nd Ed. New York, NY, US: The Guilford Press.</w:t>
       </w:r>
     </w:p>
-    <w:bookmarkEnd w:id="165"/>
-    <w:bookmarkStart w:id="167" w:name="ref-mayBarriersTreatmentAlcohol2019"/>
+    <w:bookmarkEnd w:id="169"/>
+    <w:bookmarkStart w:id="171" w:name="ref-mayBarriersTreatmentAlcohol2019"/>
     <w:p>
       <w:pPr>
         <w:pStyle w:val="Bibliography"/>
@@ -5821,7 +8692,7 @@
       <w:r>
         <w:t xml:space="preserve"> </w:t>
       </w:r>
-      <w:hyperlink r:id="rId166">
+      <w:hyperlink r:id="rId170">
         <w:r>
           <w:rPr>
             <w:rStyle w:val="Hyperlink"/>
@@ -5833,8 +8704,8 @@
         <w:t xml:space="preserve">.</w:t>
       </w:r>
     </w:p>
-    <w:bookmarkEnd w:id="167"/>
-    <w:bookmarkStart w:id="169" w:name="ref-mckayStudiesFactorsRelapse1999a"/>
+    <w:bookmarkEnd w:id="171"/>
+    <w:bookmarkStart w:id="173" w:name="ref-mckayStudiesFactorsRelapse1999a"/>
     <w:p>
       <w:pPr>
         <w:pStyle w:val="Bibliography"/>
@@ -5867,7 +8738,7 @@
       <w:r>
         <w:t xml:space="preserve"> </w:t>
       </w:r>
-      <w:hyperlink r:id="rId168">
+      <w:hyperlink r:id="rId172">
         <w:r>
           <w:rPr>
             <w:rStyle w:val="Hyperlink"/>
@@ -5879,8 +8750,8 @@
         <w:t xml:space="preserve">.</w:t>
       </w:r>
     </w:p>
-    <w:bookmarkEnd w:id="169"/>
-    <w:bookmarkStart w:id="171" w:name="Xa85aa3e69b96711203dd276459c27e9adfa1c91"/>
+    <w:bookmarkEnd w:id="173"/>
+    <w:bookmarkStart w:id="175" w:name="Xa85aa3e69b96711203dd276459c27e9adfa1c91"/>
     <w:p>
       <w:pPr>
         <w:pStyle w:val="Bibliography"/>
@@ -5913,7 +8784,7 @@
       <w:r>
         <w:t xml:space="preserve"> </w:t>
       </w:r>
-      <w:hyperlink r:id="rId170">
+      <w:hyperlink r:id="rId174">
         <w:r>
           <w:rPr>
             <w:rStyle w:val="Hyperlink"/>
@@ -5925,8 +8796,8 @@
         <w:t xml:space="preserve">.</w:t>
       </w:r>
     </w:p>
-    <w:bookmarkEnd w:id="171"/>
-    <w:bookmarkStart w:id="173" w:name="X2c8fdc1f963588c4e5803538f331fc3ec069650"/>
+    <w:bookmarkEnd w:id="175"/>
+    <w:bookmarkStart w:id="177" w:name="X2c8fdc1f963588c4e5803538f331fc3ec069650"/>
     <w:p>
       <w:pPr>
         <w:pStyle w:val="Bibliography"/>
@@ -5959,7 +8830,7 @@
       <w:r>
         <w:t xml:space="preserve"> </w:t>
       </w:r>
-      <w:hyperlink r:id="rId172">
+      <w:hyperlink r:id="rId176">
         <w:r>
           <w:rPr>
             <w:rStyle w:val="Hyperlink"/>
@@ -5971,8 +8842,8 @@
         <w:t xml:space="preserve">.</w:t>
       </w:r>
     </w:p>
-    <w:bookmarkEnd w:id="173"/>
-    <w:bookmarkStart w:id="175" w:name="ref-millerWhatRelapseFifty1996"/>
+    <w:bookmarkEnd w:id="177"/>
+    <w:bookmarkStart w:id="179" w:name="ref-millerWhatRelapseFifty1996"/>
     <w:p>
       <w:pPr>
         <w:pStyle w:val="Bibliography"/>
@@ -6017,7 +8888,7 @@
       <w:r>
         <w:t xml:space="preserve"> </w:t>
       </w:r>
-      <w:hyperlink r:id="rId174">
+      <w:hyperlink r:id="rId178">
         <w:r>
           <w:rPr>
             <w:rStyle w:val="Hyperlink"/>
@@ -6029,8 +8900,8 @@
         <w:t xml:space="preserve">.</w:t>
       </w:r>
     </w:p>
-    <w:bookmarkEnd w:id="175"/>
-    <w:bookmarkStart w:id="177" w:name="X2c49998dea99682d6b5f0124ff3ae02aa1b44c6"/>
+    <w:bookmarkEnd w:id="179"/>
+    <w:bookmarkStart w:id="181" w:name="X2c49998dea99682d6b5f0124ff3ae02aa1b44c6"/>
     <w:p>
       <w:pPr>
         <w:pStyle w:val="Bibliography"/>
@@ -6075,7 +8946,7 @@
       <w:r>
         <w:t xml:space="preserve"> </w:t>
       </w:r>
-      <w:hyperlink r:id="rId176">
+      <w:hyperlink r:id="rId180">
         <w:r>
           <w:rPr>
             <w:rStyle w:val="Hyperlink"/>
@@ -6087,8 +8958,8 @@
         <w:t xml:space="preserve">.</w:t>
       </w:r>
     </w:p>
-    <w:bookmarkEnd w:id="177"/>
-    <w:bookmarkStart w:id="178" w:name="X10ed27139bf2726a3dc2246fcd4428578cdfcc2"/>
+    <w:bookmarkEnd w:id="181"/>
+    <w:bookmarkStart w:id="182" w:name="X10ed27139bf2726a3dc2246fcd4428578cdfcc2"/>
     <w:p>
       <w:pPr>
         <w:pStyle w:val="Bibliography"/>
@@ -6172,8 +9043,8 @@
         <w:t xml:space="preserve">https://www.niaaa.nih.gov/alcohols-effects-health/alcohol-topics/alcohol-facts-and-statistics/alcohol-treatment-united-states.</w:t>
       </w:r>
     </w:p>
-    <w:bookmarkEnd w:id="178"/>
-    <w:bookmarkStart w:id="179" w:name="X7d82e15a6eb3257cdf0f7a217921497f7a56ebb"/>
+    <w:bookmarkEnd w:id="182"/>
+    <w:bookmarkStart w:id="183" w:name="X7d82e15a6eb3257cdf0f7a217921497f7a56ebb"/>
     <w:p>
       <w:pPr>
         <w:pStyle w:val="Bibliography"/>
@@ -6284,8 +9155,8 @@
         <w:t xml:space="preserve">https://www.niaaa.nih.gov/alcohols-effects-health/alcohol-topics/alcohol-facts-and-statistics/alcohol-use-disorder-aud-united-states-age-groups-and-demographic-characteristics.</w:t>
       </w:r>
     </w:p>
-    <w:bookmarkEnd w:id="179"/>
-    <w:bookmarkStart w:id="180" w:name="Xefd2679ad72dde34adff1afa8671a6410298df4"/>
+    <w:bookmarkEnd w:id="183"/>
+    <w:bookmarkStart w:id="184" w:name="Xefd2679ad72dde34adff1afa8671a6410298df4"/>
     <w:p>
       <w:pPr>
         <w:pStyle w:val="Bibliography"/>
@@ -6339,8 +9210,8 @@
         <w:t xml:space="preserve">September.</w:t>
       </w:r>
     </w:p>
-    <w:bookmarkEnd w:id="180"/>
-    <w:bookmarkStart w:id="182" w:name="ref-perskiAcceptabilityDigitalHealth2021"/>
+    <w:bookmarkEnd w:id="184"/>
+    <w:bookmarkStart w:id="186" w:name="ref-perskiAcceptabilityDigitalHealth2021"/>
     <w:p>
       <w:pPr>
         <w:pStyle w:val="Bibliography"/>
@@ -6373,7 +9244,7 @@
       <w:r>
         <w:t xml:space="preserve"> </w:t>
       </w:r>
-      <w:hyperlink r:id="rId181">
+      <w:hyperlink r:id="rId185">
         <w:r>
           <w:rPr>
             <w:rStyle w:val="Hyperlink"/>
@@ -6385,8 +9256,8 @@
         <w:t xml:space="preserve">.</w:t>
       </w:r>
     </w:p>
-    <w:bookmarkEnd w:id="182"/>
-    <w:bookmarkStart w:id="184" w:name="Xb003b0f0cdb6de2c73ba14c880bf3ed3d4d8add"/>
+    <w:bookmarkEnd w:id="186"/>
+    <w:bookmarkStart w:id="188" w:name="Xb003b0f0cdb6de2c73ba14c880bf3ed3d4d8add"/>
     <w:p>
       <w:pPr>
         <w:pStyle w:val="Bibliography"/>
@@ -6473,7 +9344,7 @@
       <w:r>
         <w:t xml:space="preserve"> </w:t>
       </w:r>
-      <w:hyperlink r:id="rId183">
+      <w:hyperlink r:id="rId187">
         <w:r>
           <w:rPr>
             <w:rStyle w:val="Hyperlink"/>
@@ -6485,8 +9356,8 @@
         <w:t xml:space="preserve">.</w:t>
       </w:r>
     </w:p>
-    <w:bookmarkEnd w:id="184"/>
-    <w:bookmarkStart w:id="186" w:name="Xbb4506c53ef69c4b172ea82120c613272a44938"/>
+    <w:bookmarkEnd w:id="188"/>
+    <w:bookmarkStart w:id="190" w:name="Xbb4506c53ef69c4b172ea82120c613272a44938"/>
     <w:p>
       <w:pPr>
         <w:pStyle w:val="Bibliography"/>
@@ -6537,7 +9408,7 @@
       <w:r>
         <w:t xml:space="preserve"> </w:t>
       </w:r>
-      <w:hyperlink r:id="rId185">
+      <w:hyperlink r:id="rId189">
         <w:r>
           <w:rPr>
             <w:rStyle w:val="Hyperlink"/>
@@ -6549,8 +9420,8 @@
         <w:t xml:space="preserve">.</w:t>
       </w:r>
     </w:p>
-    <w:bookmarkEnd w:id="186"/>
-    <w:bookmarkStart w:id="188" w:name="ref-probstAlcoholUseDisorder2015"/>
+    <w:bookmarkEnd w:id="190"/>
+    <w:bookmarkStart w:id="192" w:name="ref-probstAlcoholUseDisorder2015"/>
     <w:p>
       <w:pPr>
         <w:pStyle w:val="Bibliography"/>
@@ -6595,7 +9466,7 @@
       <w:r>
         <w:t xml:space="preserve"> </w:t>
       </w:r>
-      <w:hyperlink r:id="rId187">
+      <w:hyperlink r:id="rId191">
         <w:r>
           <w:rPr>
             <w:rStyle w:val="Hyperlink"/>
@@ -6607,8 +9478,8 @@
         <w:t xml:space="preserve">.</w:t>
       </w:r>
     </w:p>
-    <w:bookmarkEnd w:id="188"/>
-    <w:bookmarkStart w:id="190" w:name="ref-sacks2010NationalState2015a"/>
+    <w:bookmarkEnd w:id="192"/>
+    <w:bookmarkStart w:id="194" w:name="ref-sacks2010NationalState2015a"/>
     <w:p>
       <w:pPr>
         <w:pStyle w:val="Bibliography"/>
@@ -6674,7 +9545,7 @@
       <w:r>
         <w:t xml:space="preserve"> </w:t>
       </w:r>
-      <w:hyperlink r:id="rId189">
+      <w:hyperlink r:id="rId193">
         <w:r>
           <w:rPr>
             <w:rStyle w:val="Hyperlink"/>
@@ -6686,8 +9557,8 @@
         <w:t xml:space="preserve">.</w:t>
       </w:r>
     </w:p>
-    <w:bookmarkEnd w:id="190"/>
-    <w:bookmarkStart w:id="192" w:name="X09d525bde5cdf46e9beb75f4b54b37f879a73a6"/>
+    <w:bookmarkEnd w:id="194"/>
+    <w:bookmarkStart w:id="196" w:name="X09d525bde5cdf46e9beb75f4b54b37f879a73a6"/>
     <w:p>
       <w:pPr>
         <w:pStyle w:val="Bibliography"/>
@@ -6762,7 +9633,7 @@
       <w:r>
         <w:t xml:space="preserve"> </w:t>
       </w:r>
-      <w:hyperlink r:id="rId191">
+      <w:hyperlink r:id="rId195">
         <w:r>
           <w:rPr>
             <w:rStyle w:val="Hyperlink"/>
@@ -6774,8 +9645,8 @@
         <w:t xml:space="preserve">.</w:t>
       </w:r>
     </w:p>
-    <w:bookmarkEnd w:id="192"/>
-    <w:bookmarkStart w:id="194" w:name="ref-scottPathwaysRelapseTreatment2005"/>
+    <w:bookmarkEnd w:id="196"/>
+    <w:bookmarkStart w:id="198" w:name="ref-scottPathwaysRelapseTreatment2005"/>
     <w:p>
       <w:pPr>
         <w:pStyle w:val="Bibliography"/>
@@ -6808,7 +9679,7 @@
       <w:r>
         <w:t xml:space="preserve"> </w:t>
       </w:r>
-      <w:hyperlink r:id="rId193">
+      <w:hyperlink r:id="rId197">
         <w:r>
           <w:rPr>
             <w:rStyle w:val="Hyperlink"/>
@@ -6820,8 +9691,8 @@
         <w:t xml:space="preserve">.</w:t>
       </w:r>
     </w:p>
-    <w:bookmarkEnd w:id="194"/>
-    <w:bookmarkStart w:id="196" w:name="ref-sedarousCultureStigmaInequities2023"/>
+    <w:bookmarkEnd w:id="198"/>
+    <w:bookmarkStart w:id="200" w:name="ref-sedarousCultureStigmaInequities2023"/>
     <w:p>
       <w:pPr>
         <w:pStyle w:val="Bibliography"/>
@@ -6854,7 +9725,7 @@
       <w:r>
         <w:t xml:space="preserve"> </w:t>
       </w:r>
-      <w:hyperlink r:id="rId195">
+      <w:hyperlink r:id="rId199">
         <w:r>
           <w:rPr>
             <w:rStyle w:val="Hyperlink"/>
@@ -6866,8 +9737,8 @@
         <w:t xml:space="preserve">.</w:t>
       </w:r>
     </w:p>
-    <w:bookmarkEnd w:id="196"/>
-    <w:bookmarkStart w:id="198" w:name="ref-stoutPredictiveValidityMarlatt1996"/>
+    <w:bookmarkEnd w:id="200"/>
+    <w:bookmarkStart w:id="202" w:name="ref-stoutPredictiveValidityMarlatt1996"/>
     <w:p>
       <w:pPr>
         <w:pStyle w:val="Bibliography"/>
@@ -6909,7 +9780,7 @@
       <w:r>
         <w:t xml:space="preserve"> </w:t>
       </w:r>
-      <w:hyperlink r:id="rId197">
+      <w:hyperlink r:id="rId201">
         <w:r>
           <w:rPr>
             <w:rStyle w:val="Hyperlink"/>
@@ -6921,8 +9792,8 @@
         <w:t xml:space="preserve">.</w:t>
       </w:r>
     </w:p>
-    <w:bookmarkEnd w:id="198"/>
-    <w:bookmarkStart w:id="200" w:name="X96f53643d6f2371e92547a3958d3a6315a75b64"/>
+    <w:bookmarkEnd w:id="202"/>
+    <w:bookmarkStart w:id="204" w:name="X96f53643d6f2371e92547a3958d3a6315a75b64"/>
     <w:p>
       <w:pPr>
         <w:pStyle w:val="Bibliography"/>
@@ -6997,7 +9868,7 @@
       <w:r>
         <w:t xml:space="preserve"> </w:t>
       </w:r>
-      <w:hyperlink r:id="rId199">
+      <w:hyperlink r:id="rId203">
         <w:r>
           <w:rPr>
             <w:rStyle w:val="Hyperlink"/>
@@ -7009,8 +9880,8 @@
         <w:t xml:space="preserve">.</w:t>
       </w:r>
     </w:p>
-    <w:bookmarkEnd w:id="200"/>
-    <w:bookmarkStart w:id="202" w:name="ref-toValidationAlcoholMisuse2020"/>
+    <w:bookmarkEnd w:id="204"/>
+    <w:bookmarkStart w:id="206" w:name="ref-toValidationAlcoholMisuse2020"/>
     <w:p>
       <w:pPr>
         <w:pStyle w:val="Bibliography"/>
@@ -7043,7 +9914,7 @@
       <w:r>
         <w:t xml:space="preserve"> </w:t>
       </w:r>
-      <w:hyperlink r:id="rId201">
+      <w:hyperlink r:id="rId205">
         <w:r>
           <w:rPr>
             <w:rStyle w:val="Hyperlink"/>
@@ -7055,8 +9926,8 @@
         <w:t xml:space="preserve">.</w:t>
       </w:r>
     </w:p>
-    <w:bookmarkEnd w:id="202"/>
-    <w:bookmarkStart w:id="204" w:name="ref-topazExtractingAlcoholSubstance2019"/>
+    <w:bookmarkEnd w:id="206"/>
+    <w:bookmarkStart w:id="208" w:name="ref-topazExtractingAlcoholSubstance2019"/>
     <w:p>
       <w:pPr>
         <w:pStyle w:val="Bibliography"/>
@@ -7251,7 +10122,7 @@
       <w:r>
         <w:t xml:space="preserve"> </w:t>
       </w:r>
-      <w:hyperlink r:id="rId203">
+      <w:hyperlink r:id="rId207">
         <w:r>
           <w:rPr>
             <w:rStyle w:val="Hyperlink"/>
@@ -7263,8 +10134,8 @@
         <w:t xml:space="preserve">.</w:t>
       </w:r>
     </w:p>
-    <w:bookmarkEnd w:id="204"/>
-    <w:bookmarkStart w:id="206" w:name="Xc23b9258642a07a427764ca5f1401675cd78fe8"/>
+    <w:bookmarkEnd w:id="208"/>
+    <w:bookmarkStart w:id="210" w:name="Xc23b9258642a07a427764ca5f1401675cd78fe8"/>
     <w:p>
       <w:pPr>
         <w:pStyle w:val="Bibliography"/>
@@ -7354,7 +10225,7 @@
       <w:r>
         <w:t xml:space="preserve"> </w:t>
       </w:r>
-      <w:hyperlink r:id="rId205">
+      <w:hyperlink r:id="rId209">
         <w:r>
           <w:rPr>
             <w:rStyle w:val="Hyperlink"/>
@@ -7366,8 +10237,8 @@
         <w:t xml:space="preserve">.</w:t>
       </w:r>
     </w:p>
-    <w:bookmarkEnd w:id="206"/>
-    <w:bookmarkStart w:id="208" w:name="ref-verissimoInfluenceGenderRace2017"/>
+    <w:bookmarkEnd w:id="210"/>
+    <w:bookmarkStart w:id="212" w:name="ref-verissimoInfluenceGenderRace2017"/>
     <w:p>
       <w:pPr>
         <w:pStyle w:val="Bibliography"/>
@@ -7400,7 +10271,7 @@
       <w:r>
         <w:t xml:space="preserve"> </w:t>
       </w:r>
-      <w:hyperlink r:id="rId207">
+      <w:hyperlink r:id="rId211">
         <w:r>
           <w:rPr>
             <w:rStyle w:val="Hyperlink"/>
@@ -7412,8 +10283,8 @@
         <w:t xml:space="preserve">.</w:t>
       </w:r>
     </w:p>
-    <w:bookmarkEnd w:id="208"/>
-    <w:bookmarkStart w:id="210" w:name="X4d3b90c1d1a7aedd64897841630d176922ff5c5"/>
+    <w:bookmarkEnd w:id="212"/>
+    <w:bookmarkStart w:id="214" w:name="X4d3b90c1d1a7aedd64897841630d176922ff5c5"/>
     <w:p>
       <w:pPr>
         <w:pStyle w:val="Bibliography"/>
@@ -7446,7 +10317,7 @@
       <w:r>
         <w:t xml:space="preserve"> </w:t>
       </w:r>
-      <w:hyperlink r:id="rId209">
+      <w:hyperlink r:id="rId213">
         <w:r>
           <w:rPr>
             <w:rStyle w:val="Hyperlink"/>
@@ -7458,8 +10329,8 @@
         <w:t xml:space="preserve">.</w:t>
       </w:r>
     </w:p>
-    <w:bookmarkEnd w:id="210"/>
-    <w:bookmarkStart w:id="212" w:name="Xdc00f0b24416f0cd67e677fa7ea98976cb76b78"/>
+    <w:bookmarkEnd w:id="214"/>
+    <w:bookmarkStart w:id="216" w:name="Xdc00f0b24416f0cd67e677fa7ea98976cb76b78"/>
     <w:p>
       <w:pPr>
         <w:pStyle w:val="Bibliography"/>
@@ -7540,7 +10411,7 @@
       <w:r>
         <w:t xml:space="preserve"> </w:t>
       </w:r>
-      <w:hyperlink r:id="rId211">
+      <w:hyperlink r:id="rId215">
         <w:r>
           <w:rPr>
             <w:rStyle w:val="Hyperlink"/>
@@ -7552,8 +10423,8 @@
         <w:t xml:space="preserve">.</w:t>
       </w:r>
     </w:p>
-    <w:bookmarkEnd w:id="212"/>
-    <w:bookmarkStart w:id="214" w:name="Xfdbd9b98dcf52cd76d09b25ddfd802e4e88441f"/>
+    <w:bookmarkEnd w:id="216"/>
+    <w:bookmarkStart w:id="218" w:name="Xfdbd9b98dcf52cd76d09b25ddfd802e4e88441f"/>
     <w:p>
       <w:pPr>
         <w:pStyle w:val="Bibliography"/>
@@ -7640,7 +10511,7 @@
       <w:r>
         <w:t xml:space="preserve"> </w:t>
       </w:r>
-      <w:hyperlink r:id="rId213">
+      <w:hyperlink r:id="rId217">
         <w:r>
           <w:rPr>
             <w:rStyle w:val="Hyperlink"/>
@@ -7652,8 +10523,8 @@
         <w:t xml:space="preserve">.</w:t>
       </w:r>
     </w:p>
-    <w:bookmarkEnd w:id="214"/>
-    <w:bookmarkStart w:id="216" w:name="Xd410df898383a3f6b94baeff92b08b2a4966eb6"/>
+    <w:bookmarkEnd w:id="218"/>
+    <w:bookmarkStart w:id="220" w:name="Xd410df898383a3f6b94baeff92b08b2a4966eb6"/>
     <w:p>
       <w:pPr>
         <w:pStyle w:val="Bibliography"/>
@@ -7704,7 +10575,7 @@
       <w:r>
         <w:t xml:space="preserve"> </w:t>
       </w:r>
-      <w:hyperlink r:id="rId215">
+      <w:hyperlink r:id="rId219">
         <w:r>
           <w:rPr>
             <w:rStyle w:val="Hyperlink"/>
@@ -7716,8 +10587,8 @@
         <w:t xml:space="preserve">.</w:t>
       </w:r>
     </w:p>
-    <w:bookmarkEnd w:id="216"/>
-    <w:bookmarkStart w:id="218" w:name="Xcff35f2cf9ec03e2e988d7302a2859198fb713c"/>
+    <w:bookmarkEnd w:id="220"/>
+    <w:bookmarkStart w:id="222" w:name="Xcff35f2cf9ec03e2e988d7302a2859198fb713c"/>
     <w:p>
       <w:pPr>
         <w:pStyle w:val="Bibliography"/>
@@ -7801,7 +10672,7 @@
       <w:r>
         <w:t xml:space="preserve"> </w:t>
       </w:r>
-      <w:hyperlink r:id="rId217">
+      <w:hyperlink r:id="rId221">
         <w:r>
           <w:rPr>
             <w:rStyle w:val="Hyperlink"/>
@@ -7813,8 +10684,8 @@
         <w:t xml:space="preserve">.</w:t>
       </w:r>
     </w:p>
-    <w:bookmarkEnd w:id="218"/>
-    <w:bookmarkStart w:id="220" w:name="Xc14b7c1ad4860604e4f16cd318ff1ed0b3b66a5"/>
+    <w:bookmarkEnd w:id="222"/>
+    <w:bookmarkStart w:id="224" w:name="Xc14b7c1ad4860604e4f16cd318ff1ed0b3b66a5"/>
     <w:p>
       <w:pPr>
         <w:pStyle w:val="Bibliography"/>
@@ -7865,7 +10736,7 @@
       <w:r>
         <w:t xml:space="preserve"> </w:t>
       </w:r>
-      <w:hyperlink r:id="rId219">
+      <w:hyperlink r:id="rId223">
         <w:r>
           <w:rPr>
             <w:rStyle w:val="Hyperlink"/>
@@ -7877,8 +10748,8 @@
         <w:t xml:space="preserve">.</w:t>
       </w:r>
     </w:p>
-    <w:bookmarkEnd w:id="220"/>
-    <w:bookmarkStart w:id="222" w:name="ref-wyantMachineLearningModels2024"/>
+    <w:bookmarkEnd w:id="224"/>
+    <w:bookmarkStart w:id="226" w:name="ref-wyantMachineLearningModels2024"/>
     <w:p>
       <w:pPr>
         <w:pStyle w:val="Bibliography"/>
@@ -7911,7 +10782,7 @@
       <w:r>
         <w:t xml:space="preserve"> </w:t>
       </w:r>
-      <w:hyperlink r:id="rId221">
+      <w:hyperlink r:id="rId225">
         <w:r>
           <w:rPr>
             <w:rStyle w:val="Hyperlink"/>
@@ -7923,8 +10794,8 @@
         <w:t xml:space="preserve">.</w:t>
       </w:r>
     </w:p>
-    <w:bookmarkEnd w:id="222"/>
-    <w:bookmarkStart w:id="224" w:name="X995ee0d7cc70552d8fe297105eae4df7b8bb829"/>
+    <w:bookmarkEnd w:id="226"/>
+    <w:bookmarkStart w:id="228" w:name="X995ee0d7cc70552d8fe297105eae4df7b8bb829"/>
     <w:p>
       <w:pPr>
         <w:pStyle w:val="Bibliography"/>
@@ -8014,7 +10885,7 @@
       <w:r>
         <w:t xml:space="preserve"> </w:t>
       </w:r>
-      <w:hyperlink r:id="rId223">
+      <w:hyperlink r:id="rId227">
         <w:r>
           <w:rPr>
             <w:rStyle w:val="Hyperlink"/>
@@ -8026,9 +10897,9 @@
         <w:t xml:space="preserve">.</w:t>
       </w:r>
     </w:p>
-    <w:bookmarkEnd w:id="224"/>
-    <w:bookmarkEnd w:id="225"/>
-    <w:bookmarkEnd w:id="226"/>
+    <w:bookmarkEnd w:id="228"/>
+    <w:bookmarkEnd w:id="229"/>
+    <w:bookmarkEnd w:id="230"/>
     <w:sectPr/>
   </w:body>
 </w:document>

--- a/index.docx
+++ b/index.docx
@@ -1250,19 +1250,6 @@
         <w:tc>
           <w:tcPr/>
           <w:bookmarkStart w:id="36" w:name="tbl-measures"/>
-          <w:p>
-            <w:pPr>
-              <w:jc w:val="center"/>
-            </w:pPr>
-            <w:pPr>
-              <w:jc w:val="start"/>
-              <w:spacing w:before="200"/>
-              <w:pStyle w:val="ImageCaption"/>
-            </w:pPr>
-            <w:r>
-              <w:t xml:space="preserve">Table 1: Participant self-reported measures</w:t>
-            </w:r>
-          </w:p>
           <w:tbl>
             <w:tblPr>
               <w:tblStyle w:val="Table"/>
@@ -1614,8 +1601,20 @@
               </w:tc>
             </w:tr>
           </w:tbl>
+          <w:p>
+            <w:pPr>
+              <w:jc w:val="center"/>
+            </w:pPr>
+            <w:pPr>
+              <w:jc w:val="start"/>
+              <w:spacing w:before="200"/>
+              <w:pStyle w:val="ImageCaption"/>
+            </w:pPr>
+            <w:r>
+              <w:t xml:space="preserve">Table 1: Participant self-reported measures</w:t>
+            </w:r>
+          </w:p>
           <w:bookmarkEnd w:id="36"/>
-          <w:p/>
         </w:tc>
       </w:tr>
     </w:tbl>
@@ -2530,6 +2529,890 @@
         <w:tc>
           <w:tcPr/>
           <w:bookmarkStart w:id="74" w:name="tbl-ind_3day"/>
+          <w:tbl>
+            <w:tblPr>
+              <w:tblStyle w:val="Table"/>
+              <w:tblW w:type="pct" w:w="5000"/>
+              <w:tblLayout w:type="fixed"/>
+              <w:tblLook w:firstRow="1" w:lastRow="0" w:firstColumn="0" w:lastColumn="0" w:noHBand="0" w:noVBand="0" w:val="0020"/>
+            </w:tblPr>
+            <w:tblGrid>
+              <w:gridCol w:w="1584"/>
+              <w:gridCol w:w="1584"/>
+              <w:gridCol w:w="1584"/>
+              <w:gridCol w:w="1584"/>
+              <w:gridCol w:w="1584"/>
+            </w:tblGrid>
+            <w:tr>
+              <w:trPr>
+                <w:tblHeader w:val="on"/>
+              </w:trPr>
+              <w:tc>
+                <w:tcPr/>
+                <w:p>
+                  <w:pPr>
+                    <w:pStyle w:val="Compact"/>
+                  </w:pPr>
+                </w:p>
+              </w:tc>
+              <w:tc>
+                <w:tcPr/>
+                <w:p>
+                  <w:pPr>
+                    <w:pStyle w:val="Compact"/>
+                    <w:jc w:val="left"/>
+                    <w:jc w:val="center"/>
+                  </w:pPr>
+                  <w:r>
+                    <w:t xml:space="preserve">SD</w:t>
+                  </w:r>
+                </w:p>
+              </w:tc>
+              <w:tc>
+                <w:tcPr/>
+                <w:p>
+                  <w:pPr>
+                    <w:pStyle w:val="Compact"/>
+                    <w:jc w:val="left"/>
+                    <w:jc w:val="center"/>
+                  </w:pPr>
+                  <w:r>
+                    <w:t xml:space="preserve">Median</w:t>
+                  </w:r>
+                </w:p>
+              </w:tc>
+              <w:tc>
+                <w:tcPr/>
+                <w:p>
+                  <w:pPr>
+                    <w:pStyle w:val="Compact"/>
+                    <w:jc w:val="left"/>
+                    <w:jc w:val="center"/>
+                  </w:pPr>
+                  <w:r>
+                    <w:t xml:space="preserve">Min</w:t>
+                  </w:r>
+                </w:p>
+              </w:tc>
+              <w:tc>
+                <w:tcPr/>
+                <w:p>
+                  <w:pPr>
+                    <w:pStyle w:val="Compact"/>
+                    <w:jc w:val="left"/>
+                    <w:jc w:val="center"/>
+                  </w:pPr>
+                  <w:r>
+                    <w:t xml:space="preserve">Max</w:t>
+                  </w:r>
+                </w:p>
+              </w:tc>
+            </w:tr>
+            <w:tr>
+              <w:tc>
+                <w:tcPr/>
+                <w:p>
+                  <w:pPr>
+                    <w:pStyle w:val="Compact"/>
+                    <w:jc w:val="left"/>
+                    <w:jc w:val="center"/>
+                  </w:pPr>
+                  <w:r>
+                    <w:t xml:space="preserve">wc_median</w:t>
+                  </w:r>
+                </w:p>
+              </w:tc>
+              <w:tc>
+                <w:tcPr/>
+                <w:p>
+                  <w:pPr>
+                    <w:pStyle w:val="Compact"/>
+                    <w:jc w:val="left"/>
+                    <w:jc w:val="center"/>
+                  </w:pPr>
+                  <w:r>
+                    <w:t xml:space="preserve">5.43</w:t>
+                  </w:r>
+                </w:p>
+              </w:tc>
+              <w:tc>
+                <w:tcPr/>
+                <w:p>
+                  <w:pPr>
+                    <w:pStyle w:val="Compact"/>
+                    <w:jc w:val="left"/>
+                    <w:jc w:val="center"/>
+                  </w:pPr>
+                  <w:r>
+                    <w:t xml:space="preserve">7.00</w:t>
+                  </w:r>
+                </w:p>
+              </w:tc>
+              <w:tc>
+                <w:tcPr/>
+                <w:p>
+                  <w:pPr>
+                    <w:pStyle w:val="Compact"/>
+                    <w:jc w:val="left"/>
+                    <w:jc w:val="center"/>
+                  </w:pPr>
+                  <w:r>
+                    <w:t xml:space="preserve">1.00</w:t>
+                  </w:r>
+                </w:p>
+              </w:tc>
+              <w:tc>
+                <w:tcPr/>
+                <w:p>
+                  <w:pPr>
+                    <w:pStyle w:val="Compact"/>
+                    <w:jc w:val="left"/>
+                    <w:jc w:val="center"/>
+                  </w:pPr>
+                  <w:r>
+                    <w:t xml:space="preserve">142.00</w:t>
+                  </w:r>
+                </w:p>
+              </w:tc>
+            </w:tr>
+            <w:tr>
+              <w:tc>
+                <w:tcPr/>
+                <w:p>
+                  <w:pPr>
+                    <w:pStyle w:val="Compact"/>
+                    <w:jc w:val="left"/>
+                    <w:jc w:val="center"/>
+                  </w:pPr>
+                  <w:r>
+                    <w:t xml:space="preserve">wc_q_95</w:t>
+                  </w:r>
+                </w:p>
+              </w:tc>
+              <w:tc>
+                <w:tcPr/>
+                <w:p>
+                  <w:pPr>
+                    <w:pStyle w:val="Compact"/>
+                    <w:jc w:val="left"/>
+                    <w:jc w:val="center"/>
+                  </w:pPr>
+                  <w:r>
+                    <w:t xml:space="preserve">20.31</w:t>
+                  </w:r>
+                </w:p>
+              </w:tc>
+              <w:tc>
+                <w:tcPr/>
+                <w:p>
+                  <w:pPr>
+                    <w:pStyle w:val="Compact"/>
+                    <w:jc w:val="left"/>
+                    <w:jc w:val="center"/>
+                  </w:pPr>
+                  <w:r>
+                    <w:t xml:space="preserve">26.40</w:t>
+                  </w:r>
+                </w:p>
+              </w:tc>
+              <w:tc>
+                <w:tcPr/>
+                <w:p>
+                  <w:pPr>
+                    <w:pStyle w:val="Compact"/>
+                    <w:jc w:val="left"/>
+                    <w:jc w:val="center"/>
+                  </w:pPr>
+                  <w:r>
+                    <w:t xml:space="preserve">1.00</w:t>
+                  </w:r>
+                </w:p>
+              </w:tc>
+              <w:tc>
+                <w:tcPr/>
+                <w:p>
+                  <w:pPr>
+                    <w:pStyle w:val="Compact"/>
+                    <w:jc w:val="left"/>
+                    <w:jc w:val="center"/>
+                  </w:pPr>
+                  <w:r>
+                    <w:t xml:space="preserve">369.05</w:t>
+                  </w:r>
+                </w:p>
+              </w:tc>
+            </w:tr>
+            <w:tr>
+              <w:tc>
+                <w:tcPr/>
+                <w:p>
+                  <w:pPr>
+                    <w:pStyle w:val="Compact"/>
+                    <w:jc w:val="left"/>
+                    <w:jc w:val="center"/>
+                  </w:pPr>
+                  <w:r>
+                    <w:t xml:space="preserve">wps_median</w:t>
+                  </w:r>
+                </w:p>
+              </w:tc>
+              <w:tc>
+                <w:tcPr/>
+                <w:p>
+                  <w:pPr>
+                    <w:pStyle w:val="Compact"/>
+                    <w:jc w:val="left"/>
+                    <w:jc w:val="center"/>
+                  </w:pPr>
+                  <w:r>
+                    <w:t xml:space="preserve">2.45</w:t>
+                  </w:r>
+                </w:p>
+              </w:tc>
+              <w:tc>
+                <w:tcPr/>
+                <w:p>
+                  <w:pPr>
+                    <w:pStyle w:val="Compact"/>
+                    <w:jc w:val="left"/>
+                    <w:jc w:val="center"/>
+                  </w:pPr>
+                  <w:r>
+                    <w:t xml:space="preserve">5.00</w:t>
+                  </w:r>
+                </w:p>
+              </w:tc>
+              <w:tc>
+                <w:tcPr/>
+                <w:p>
+                  <w:pPr>
+                    <w:pStyle w:val="Compact"/>
+                    <w:jc w:val="left"/>
+                    <w:jc w:val="center"/>
+                  </w:pPr>
+                  <w:r>
+                    <w:t xml:space="preserve">0.00</w:t>
+                  </w:r>
+                </w:p>
+              </w:tc>
+              <w:tc>
+                <w:tcPr/>
+                <w:p>
+                  <w:pPr>
+                    <w:pStyle w:val="Compact"/>
+                    <w:jc w:val="left"/>
+                    <w:jc w:val="center"/>
+                  </w:pPr>
+                  <w:r>
+                    <w:t xml:space="preserve">78.00</w:t>
+                  </w:r>
+                </w:p>
+              </w:tc>
+            </w:tr>
+            <w:tr>
+              <w:tc>
+                <w:tcPr/>
+                <w:p>
+                  <w:pPr>
+                    <w:pStyle w:val="Compact"/>
+                    <w:jc w:val="left"/>
+                    <w:jc w:val="center"/>
+                  </w:pPr>
+                  <w:r>
+                    <w:t xml:space="preserve">wps_q_95</w:t>
+                  </w:r>
+                </w:p>
+              </w:tc>
+              <w:tc>
+                <w:tcPr/>
+                <w:p>
+                  <w:pPr>
+                    <w:pStyle w:val="Compact"/>
+                    <w:jc w:val="left"/>
+                    <w:jc w:val="center"/>
+                  </w:pPr>
+                  <w:r>
+                    <w:t xml:space="preserve">5.96</w:t>
+                  </w:r>
+                </w:p>
+              </w:tc>
+              <w:tc>
+                <w:tcPr/>
+                <w:p>
+                  <w:pPr>
+                    <w:pStyle w:val="Compact"/>
+                    <w:jc w:val="left"/>
+                    <w:jc w:val="center"/>
+                  </w:pPr>
+                  <w:r>
+                    <w:t xml:space="preserve">14.75</w:t>
+                  </w:r>
+                </w:p>
+              </w:tc>
+              <w:tc>
+                <w:tcPr/>
+                <w:p>
+                  <w:pPr>
+                    <w:pStyle w:val="Compact"/>
+                    <w:jc w:val="left"/>
+                    <w:jc w:val="center"/>
+                  </w:pPr>
+                  <w:r>
+                    <w:t xml:space="preserve">0.00</w:t>
+                  </w:r>
+                </w:p>
+              </w:tc>
+              <w:tc>
+                <w:tcPr/>
+                <w:p>
+                  <w:pPr>
+                    <w:pStyle w:val="Compact"/>
+                    <w:jc w:val="left"/>
+                    <w:jc w:val="center"/>
+                  </w:pPr>
+                  <w:r>
+                    <w:t xml:space="preserve">78.00</w:t>
+                  </w:r>
+                </w:p>
+              </w:tc>
+            </w:tr>
+            <w:tr>
+              <w:tc>
+                <w:tcPr/>
+                <w:p>
+                  <w:pPr>
+                    <w:pStyle w:val="Compact"/>
+                    <w:jc w:val="left"/>
+                    <w:jc w:val="center"/>
+                  </w:pPr>
+                  <w:r>
+                    <w:t xml:space="preserve">analytic_median</w:t>
+                  </w:r>
+                </w:p>
+              </w:tc>
+              <w:tc>
+                <w:tcPr/>
+                <w:p>
+                  <w:pPr>
+                    <w:pStyle w:val="Compact"/>
+                    <w:jc w:val="left"/>
+                    <w:jc w:val="center"/>
+                  </w:pPr>
+                  <w:r>
+                    <w:t xml:space="preserve">17.11</w:t>
+                  </w:r>
+                </w:p>
+              </w:tc>
+              <w:tc>
+                <w:tcPr/>
+                <w:p>
+                  <w:pPr>
+                    <w:pStyle w:val="Compact"/>
+                    <w:jc w:val="left"/>
+                    <w:jc w:val="center"/>
+                  </w:pPr>
+                  <w:r>
+                    <w:t xml:space="preserve">10.19</w:t>
+                  </w:r>
+                </w:p>
+              </w:tc>
+              <w:tc>
+                <w:tcPr/>
+                <w:p>
+                  <w:pPr>
+                    <w:pStyle w:val="Compact"/>
+                    <w:jc w:val="left"/>
+                    <w:jc w:val="center"/>
+                  </w:pPr>
+                  <w:r>
+                    <w:t xml:space="preserve">1.00</w:t>
+                  </w:r>
+                </w:p>
+              </w:tc>
+              <w:tc>
+                <w:tcPr/>
+                <w:p>
+                  <w:pPr>
+                    <w:pStyle w:val="Compact"/>
+                    <w:jc w:val="left"/>
+                    <w:jc w:val="center"/>
+                  </w:pPr>
+                  <w:r>
+                    <w:t xml:space="preserve">99.00</w:t>
+                  </w:r>
+                </w:p>
+              </w:tc>
+            </w:tr>
+            <w:tr>
+              <w:tc>
+                <w:tcPr/>
+                <w:p>
+                  <w:pPr>
+                    <w:pStyle w:val="Compact"/>
+                    <w:jc w:val="left"/>
+                    <w:jc w:val="center"/>
+                  </w:pPr>
+                  <w:r>
+                    <w:t xml:space="preserve">analytic_q_95</w:t>
+                  </w:r>
+                </w:p>
+              </w:tc>
+              <w:tc>
+                <w:tcPr/>
+                <w:p>
+                  <w:pPr>
+                    <w:pStyle w:val="Compact"/>
+                    <w:jc w:val="left"/>
+                    <w:jc w:val="center"/>
+                  </w:pPr>
+                  <w:r>
+                    <w:t xml:space="preserve">19.24</w:t>
+                  </w:r>
+                </w:p>
+              </w:tc>
+              <w:tc>
+                <w:tcPr/>
+                <w:p>
+                  <w:pPr>
+                    <w:pStyle w:val="Compact"/>
+                    <w:jc w:val="left"/>
+                    <w:jc w:val="center"/>
+                  </w:pPr>
+                  <w:r>
+                    <w:t xml:space="preserve">97.20</w:t>
+                  </w:r>
+                </w:p>
+              </w:tc>
+              <w:tc>
+                <w:tcPr/>
+                <w:p>
+                  <w:pPr>
+                    <w:pStyle w:val="Compact"/>
+                    <w:jc w:val="left"/>
+                    <w:jc w:val="center"/>
+                  </w:pPr>
+                  <w:r>
+                    <w:t xml:space="preserve">1.00</w:t>
+                  </w:r>
+                </w:p>
+              </w:tc>
+              <w:tc>
+                <w:tcPr/>
+                <w:p>
+                  <w:pPr>
+                    <w:pStyle w:val="Compact"/>
+                    <w:jc w:val="left"/>
+                    <w:jc w:val="center"/>
+                  </w:pPr>
+                  <w:r>
+                    <w:t xml:space="preserve">99.00</w:t>
+                  </w:r>
+                </w:p>
+              </w:tc>
+            </w:tr>
+            <w:tr>
+              <w:tc>
+                <w:tcPr/>
+                <w:p>
+                  <w:pPr>
+                    <w:pStyle w:val="Compact"/>
+                    <w:jc w:val="left"/>
+                    <w:jc w:val="center"/>
+                  </w:pPr>
+                  <w:r>
+                    <w:t xml:space="preserve">clout_median</w:t>
+                  </w:r>
+                </w:p>
+              </w:tc>
+              <w:tc>
+                <w:tcPr/>
+                <w:p>
+                  <w:pPr>
+                    <w:pStyle w:val="Compact"/>
+                    <w:jc w:val="left"/>
+                    <w:jc w:val="center"/>
+                  </w:pPr>
+                  <w:r>
+                    <w:t xml:space="preserve">32.72</w:t>
+                  </w:r>
+                </w:p>
+              </w:tc>
+              <w:tc>
+                <w:tcPr/>
+                <w:p>
+                  <w:pPr>
+                    <w:pStyle w:val="Compact"/>
+                    <w:jc w:val="left"/>
+                    <w:jc w:val="center"/>
+                  </w:pPr>
+                  <w:r>
+                    <w:t xml:space="preserve">40.06</w:t>
+                  </w:r>
+                </w:p>
+              </w:tc>
+              <w:tc>
+                <w:tcPr/>
+                <w:p>
+                  <w:pPr>
+                    <w:pStyle w:val="Compact"/>
+                    <w:jc w:val="left"/>
+                    <w:jc w:val="center"/>
+                  </w:pPr>
+                  <w:r>
+                    <w:t xml:space="preserve">1.00</w:t>
+                  </w:r>
+                </w:p>
+              </w:tc>
+              <w:tc>
+                <w:tcPr/>
+                <w:p>
+                  <w:pPr>
+                    <w:pStyle w:val="Compact"/>
+                    <w:jc w:val="left"/>
+                    <w:jc w:val="center"/>
+                  </w:pPr>
+                  <w:r>
+                    <w:t xml:space="preserve">99.00</w:t>
+                  </w:r>
+                </w:p>
+              </w:tc>
+            </w:tr>
+            <w:tr>
+              <w:tc>
+                <w:tcPr/>
+                <w:p>
+                  <w:pPr>
+                    <w:pStyle w:val="Compact"/>
+                    <w:jc w:val="left"/>
+                    <w:jc w:val="center"/>
+                  </w:pPr>
+                  <w:r>
+                    <w:t xml:space="preserve">clout_q_95</w:t>
+                  </w:r>
+                </w:p>
+              </w:tc>
+              <w:tc>
+                <w:tcPr/>
+                <w:p>
+                  <w:pPr>
+                    <w:pStyle w:val="Compact"/>
+                    <w:jc w:val="left"/>
+                    <w:jc w:val="center"/>
+                  </w:pPr>
+                  <w:r>
+                    <w:t xml:space="preserve">12.98</w:t>
+                  </w:r>
+                </w:p>
+              </w:tc>
+              <w:tc>
+                <w:tcPr/>
+                <w:p>
+                  <w:pPr>
+                    <w:pStyle w:val="Compact"/>
+                    <w:jc w:val="left"/>
+                    <w:jc w:val="center"/>
+                  </w:pPr>
+                  <w:r>
+                    <w:t xml:space="preserve">99.00</w:t>
+                  </w:r>
+                </w:p>
+              </w:tc>
+              <w:tc>
+                <w:tcPr/>
+                <w:p>
+                  <w:pPr>
+                    <w:pStyle w:val="Compact"/>
+                    <w:jc w:val="left"/>
+                    <w:jc w:val="center"/>
+                  </w:pPr>
+                  <w:r>
+                    <w:t xml:space="preserve">1.00</w:t>
+                  </w:r>
+                </w:p>
+              </w:tc>
+              <w:tc>
+                <w:tcPr/>
+                <w:p>
+                  <w:pPr>
+                    <w:pStyle w:val="Compact"/>
+                    <w:jc w:val="left"/>
+                    <w:jc w:val="center"/>
+                  </w:pPr>
+                  <w:r>
+                    <w:t xml:space="preserve">99.00</w:t>
+                  </w:r>
+                </w:p>
+              </w:tc>
+            </w:tr>
+            <w:tr>
+              <w:tc>
+                <w:tcPr/>
+                <w:p>
+                  <w:pPr>
+                    <w:pStyle w:val="Compact"/>
+                    <w:jc w:val="left"/>
+                    <w:jc w:val="center"/>
+                  </w:pPr>
+                  <w:r>
+                    <w:t xml:space="preserve">authentic_median</w:t>
+                  </w:r>
+                </w:p>
+              </w:tc>
+              <w:tc>
+                <w:tcPr/>
+                <w:p>
+                  <w:pPr>
+                    <w:pStyle w:val="Compact"/>
+                    <w:jc w:val="left"/>
+                    <w:jc w:val="center"/>
+                  </w:pPr>
+                  <w:r>
+                    <w:t xml:space="preserve">19.60</w:t>
+                  </w:r>
+                </w:p>
+              </w:tc>
+              <w:tc>
+                <w:tcPr/>
+                <w:p>
+                  <w:pPr>
+                    <w:pStyle w:val="Compact"/>
+                    <w:jc w:val="left"/>
+                    <w:jc w:val="center"/>
+                  </w:pPr>
+                  <w:r>
+                    <w:t xml:space="preserve">89.39</w:t>
+                  </w:r>
+                </w:p>
+              </w:tc>
+              <w:tc>
+                <w:tcPr/>
+                <w:p>
+                  <w:pPr>
+                    <w:pStyle w:val="Compact"/>
+                    <w:jc w:val="left"/>
+                    <w:jc w:val="center"/>
+                  </w:pPr>
+                  <w:r>
+                    <w:t xml:space="preserve">1.00</w:t>
+                  </w:r>
+                </w:p>
+              </w:tc>
+              <w:tc>
+                <w:tcPr/>
+                <w:p>
+                  <w:pPr>
+                    <w:pStyle w:val="Compact"/>
+                    <w:jc w:val="left"/>
+                    <w:jc w:val="center"/>
+                  </w:pPr>
+                  <w:r>
+                    <w:t xml:space="preserve">99.00</w:t>
+                  </w:r>
+                </w:p>
+              </w:tc>
+            </w:tr>
+            <w:tr>
+              <w:tc>
+                <w:tcPr/>
+                <w:p>
+                  <w:pPr>
+                    <w:pStyle w:val="Compact"/>
+                    <w:jc w:val="left"/>
+                    <w:jc w:val="center"/>
+                  </w:pPr>
+                  <w:r>
+                    <w:t xml:space="preserve">authentic_q_95</w:t>
+                  </w:r>
+                </w:p>
+              </w:tc>
+              <w:tc>
+                <w:tcPr/>
+                <w:p>
+                  <w:pPr>
+                    <w:pStyle w:val="Compact"/>
+                    <w:jc w:val="left"/>
+                    <w:jc w:val="center"/>
+                  </w:pPr>
+                  <w:r>
+                    <w:t xml:space="preserve">10.77</w:t>
+                  </w:r>
+                </w:p>
+              </w:tc>
+              <w:tc>
+                <w:tcPr/>
+                <w:p>
+                  <w:pPr>
+                    <w:pStyle w:val="Compact"/>
+                    <w:jc w:val="left"/>
+                    <w:jc w:val="center"/>
+                  </w:pPr>
+                  <w:r>
+                    <w:t xml:space="preserve">99.00</w:t>
+                  </w:r>
+                </w:p>
+              </w:tc>
+              <w:tc>
+                <w:tcPr/>
+                <w:p>
+                  <w:pPr>
+                    <w:pStyle w:val="Compact"/>
+                    <w:jc w:val="left"/>
+                    <w:jc w:val="center"/>
+                  </w:pPr>
+                  <w:r>
+                    <w:t xml:space="preserve">1.00</w:t>
+                  </w:r>
+                </w:p>
+              </w:tc>
+              <w:tc>
+                <w:tcPr/>
+                <w:p>
+                  <w:pPr>
+                    <w:pStyle w:val="Compact"/>
+                    <w:jc w:val="left"/>
+                    <w:jc w:val="center"/>
+                  </w:pPr>
+                  <w:r>
+                    <w:t xml:space="preserve">99.00</w:t>
+                  </w:r>
+                </w:p>
+              </w:tc>
+            </w:tr>
+            <w:tr>
+              <w:tc>
+                <w:tcPr/>
+                <w:p>
+                  <w:pPr>
+                    <w:pStyle w:val="Compact"/>
+                    <w:jc w:val="left"/>
+                    <w:jc w:val="center"/>
+                  </w:pPr>
+                  <w:r>
+                    <w:t xml:space="preserve">tone_median</w:t>
+                  </w:r>
+                </w:p>
+              </w:tc>
+              <w:tc>
+                <w:tcPr/>
+                <w:p>
+                  <w:pPr>
+                    <w:pStyle w:val="Compact"/>
+                    <w:jc w:val="left"/>
+                    <w:jc w:val="center"/>
+                  </w:pPr>
+                  <w:r>
+                    <w:t xml:space="preserve">17.84</w:t>
+                  </w:r>
+                </w:p>
+              </w:tc>
+              <w:tc>
+                <w:tcPr/>
+                <w:p>
+                  <w:pPr>
+                    <w:pStyle w:val="Compact"/>
+                    <w:jc w:val="left"/>
+                    <w:jc w:val="center"/>
+                  </w:pPr>
+                  <w:r>
+                    <w:t xml:space="preserve">99.00</w:t>
+                  </w:r>
+                </w:p>
+              </w:tc>
+              <w:tc>
+                <w:tcPr/>
+                <w:p>
+                  <w:pPr>
+                    <w:pStyle w:val="Compact"/>
+                    <w:jc w:val="left"/>
+                    <w:jc w:val="center"/>
+                  </w:pPr>
+                  <w:r>
+                    <w:t xml:space="preserve">1.00</w:t>
+                  </w:r>
+                </w:p>
+              </w:tc>
+              <w:tc>
+                <w:tcPr/>
+                <w:p>
+                  <w:pPr>
+                    <w:pStyle w:val="Compact"/>
+                    <w:jc w:val="left"/>
+                    <w:jc w:val="center"/>
+                  </w:pPr>
+                  <w:r>
+                    <w:t xml:space="preserve">99.00</w:t>
+                  </w:r>
+                </w:p>
+              </w:tc>
+            </w:tr>
+            <w:tr>
+              <w:tc>
+                <w:tcPr/>
+                <w:p>
+                  <w:pPr>
+                    <w:pStyle w:val="Compact"/>
+                    <w:jc w:val="left"/>
+                    <w:jc w:val="center"/>
+                  </w:pPr>
+                  <w:r>
+                    <w:t xml:space="preserve">tone_q_95</w:t>
+                  </w:r>
+                </w:p>
+              </w:tc>
+              <w:tc>
+                <w:tcPr/>
+                <w:p>
+                  <w:pPr>
+                    <w:pStyle w:val="Compact"/>
+                    <w:jc w:val="left"/>
+                    <w:jc w:val="center"/>
+                  </w:pPr>
+                  <w:r>
+                    <w:t xml:space="preserve">9.85</w:t>
+                  </w:r>
+                </w:p>
+              </w:tc>
+              <w:tc>
+                <w:tcPr/>
+                <w:p>
+                  <w:pPr>
+                    <w:pStyle w:val="Compact"/>
+                    <w:jc w:val="left"/>
+                    <w:jc w:val="center"/>
+                  </w:pPr>
+                  <w:r>
+                    <w:t xml:space="preserve">99.00</w:t>
+                  </w:r>
+                </w:p>
+              </w:tc>
+              <w:tc>
+                <w:tcPr/>
+                <w:p>
+                  <w:pPr>
+                    <w:pStyle w:val="Compact"/>
+                    <w:jc w:val="left"/>
+                    <w:jc w:val="center"/>
+                  </w:pPr>
+                  <w:r>
+                    <w:t xml:space="preserve">1.00</w:t>
+                  </w:r>
+                </w:p>
+              </w:tc>
+              <w:tc>
+                <w:tcPr/>
+                <w:p>
+                  <w:pPr>
+                    <w:pStyle w:val="Compact"/>
+                    <w:jc w:val="left"/>
+                    <w:jc w:val="center"/>
+                  </w:pPr>
+                  <w:r>
+                    <w:t xml:space="preserve">99.00</w:t>
+                  </w:r>
+                </w:p>
+              </w:tc>
+            </w:tr>
+          </w:tbl>
           <w:p>
             <w:pPr>
               <w:jc w:val="center"/>
@@ -2543,891 +3426,7 @@
               <w:t xml:space="preserve">Table 2: Sample Characteristics of Median and 95% Quantile Scores of All Raw Scores from Individual Messages Within Each 3-Day Prediction Window</w:t>
             </w:r>
           </w:p>
-          <w:tbl>
-            <w:tblPr>
-              <w:tblStyle w:val="Table"/>
-              <w:tblW w:type="auto" w:w="0"/>
-              <w:tblLook w:firstRow="1" w:lastRow="0" w:firstColumn="0" w:lastColumn="0" w:noHBand="0" w:noVBand="0" w:val="0020"/>
-            </w:tblPr>
-            <w:tblGrid>
-              <w:gridCol w:w="1584"/>
-              <w:gridCol w:w="1584"/>
-              <w:gridCol w:w="1584"/>
-              <w:gridCol w:w="1584"/>
-              <w:gridCol w:w="1584"/>
-            </w:tblGrid>
-            <w:tr>
-              <w:trPr>
-                <w:tblHeader w:val="on"/>
-              </w:trPr>
-              <w:tc>
-                <w:tcPr/>
-                <w:p>
-                  <w:pPr>
-                    <w:pStyle w:val="Compact"/>
-                  </w:pPr>
-                </w:p>
-              </w:tc>
-              <w:tc>
-                <w:tcPr/>
-                <w:p>
-                  <w:pPr>
-                    <w:pStyle w:val="Compact"/>
-                    <w:jc w:val="left"/>
-                    <w:jc w:val="center"/>
-                  </w:pPr>
-                  <w:r>
-                    <w:t xml:space="preserve">SD</w:t>
-                  </w:r>
-                </w:p>
-              </w:tc>
-              <w:tc>
-                <w:tcPr/>
-                <w:p>
-                  <w:pPr>
-                    <w:pStyle w:val="Compact"/>
-                    <w:jc w:val="left"/>
-                    <w:jc w:val="center"/>
-                  </w:pPr>
-                  <w:r>
-                    <w:t xml:space="preserve">Median</w:t>
-                  </w:r>
-                </w:p>
-              </w:tc>
-              <w:tc>
-                <w:tcPr/>
-                <w:p>
-                  <w:pPr>
-                    <w:pStyle w:val="Compact"/>
-                    <w:jc w:val="left"/>
-                    <w:jc w:val="center"/>
-                  </w:pPr>
-                  <w:r>
-                    <w:t xml:space="preserve">Min</w:t>
-                  </w:r>
-                </w:p>
-              </w:tc>
-              <w:tc>
-                <w:tcPr/>
-                <w:p>
-                  <w:pPr>
-                    <w:pStyle w:val="Compact"/>
-                    <w:jc w:val="left"/>
-                    <w:jc w:val="center"/>
-                  </w:pPr>
-                  <w:r>
-                    <w:t xml:space="preserve">Max</w:t>
-                  </w:r>
-                </w:p>
-              </w:tc>
-            </w:tr>
-            <w:tr>
-              <w:tc>
-                <w:tcPr/>
-                <w:p>
-                  <w:pPr>
-                    <w:pStyle w:val="Compact"/>
-                    <w:jc w:val="left"/>
-                    <w:jc w:val="center"/>
-                  </w:pPr>
-                  <w:r>
-                    <w:t xml:space="preserve">wc_median</w:t>
-                  </w:r>
-                </w:p>
-              </w:tc>
-              <w:tc>
-                <w:tcPr/>
-                <w:p>
-                  <w:pPr>
-                    <w:pStyle w:val="Compact"/>
-                    <w:jc w:val="left"/>
-                    <w:jc w:val="center"/>
-                  </w:pPr>
-                  <w:r>
-                    <w:t xml:space="preserve">5.43</w:t>
-                  </w:r>
-                </w:p>
-              </w:tc>
-              <w:tc>
-                <w:tcPr/>
-                <w:p>
-                  <w:pPr>
-                    <w:pStyle w:val="Compact"/>
-                    <w:jc w:val="left"/>
-                    <w:jc w:val="center"/>
-                  </w:pPr>
-                  <w:r>
-                    <w:t xml:space="preserve">7.00</w:t>
-                  </w:r>
-                </w:p>
-              </w:tc>
-              <w:tc>
-                <w:tcPr/>
-                <w:p>
-                  <w:pPr>
-                    <w:pStyle w:val="Compact"/>
-                    <w:jc w:val="left"/>
-                    <w:jc w:val="center"/>
-                  </w:pPr>
-                  <w:r>
-                    <w:t xml:space="preserve">1.00</w:t>
-                  </w:r>
-                </w:p>
-              </w:tc>
-              <w:tc>
-                <w:tcPr/>
-                <w:p>
-                  <w:pPr>
-                    <w:pStyle w:val="Compact"/>
-                    <w:jc w:val="left"/>
-                    <w:jc w:val="center"/>
-                  </w:pPr>
-                  <w:r>
-                    <w:t xml:space="preserve">142.00</w:t>
-                  </w:r>
-                </w:p>
-              </w:tc>
-            </w:tr>
-            <w:tr>
-              <w:tc>
-                <w:tcPr/>
-                <w:p>
-                  <w:pPr>
-                    <w:pStyle w:val="Compact"/>
-                    <w:jc w:val="left"/>
-                    <w:jc w:val="center"/>
-                  </w:pPr>
-                  <w:r>
-                    <w:t xml:space="preserve">wc_q_95</w:t>
-                  </w:r>
-                </w:p>
-              </w:tc>
-              <w:tc>
-                <w:tcPr/>
-                <w:p>
-                  <w:pPr>
-                    <w:pStyle w:val="Compact"/>
-                    <w:jc w:val="left"/>
-                    <w:jc w:val="center"/>
-                  </w:pPr>
-                  <w:r>
-                    <w:t xml:space="preserve">20.31</w:t>
-                  </w:r>
-                </w:p>
-              </w:tc>
-              <w:tc>
-                <w:tcPr/>
-                <w:p>
-                  <w:pPr>
-                    <w:pStyle w:val="Compact"/>
-                    <w:jc w:val="left"/>
-                    <w:jc w:val="center"/>
-                  </w:pPr>
-                  <w:r>
-                    <w:t xml:space="preserve">26.40</w:t>
-                  </w:r>
-                </w:p>
-              </w:tc>
-              <w:tc>
-                <w:tcPr/>
-                <w:p>
-                  <w:pPr>
-                    <w:pStyle w:val="Compact"/>
-                    <w:jc w:val="left"/>
-                    <w:jc w:val="center"/>
-                  </w:pPr>
-                  <w:r>
-                    <w:t xml:space="preserve">1.00</w:t>
-                  </w:r>
-                </w:p>
-              </w:tc>
-              <w:tc>
-                <w:tcPr/>
-                <w:p>
-                  <w:pPr>
-                    <w:pStyle w:val="Compact"/>
-                    <w:jc w:val="left"/>
-                    <w:jc w:val="center"/>
-                  </w:pPr>
-                  <w:r>
-                    <w:t xml:space="preserve">369.05</w:t>
-                  </w:r>
-                </w:p>
-              </w:tc>
-            </w:tr>
-            <w:tr>
-              <w:tc>
-                <w:tcPr/>
-                <w:p>
-                  <w:pPr>
-                    <w:pStyle w:val="Compact"/>
-                    <w:jc w:val="left"/>
-                    <w:jc w:val="center"/>
-                  </w:pPr>
-                  <w:r>
-                    <w:t xml:space="preserve">wps_median</w:t>
-                  </w:r>
-                </w:p>
-              </w:tc>
-              <w:tc>
-                <w:tcPr/>
-                <w:p>
-                  <w:pPr>
-                    <w:pStyle w:val="Compact"/>
-                    <w:jc w:val="left"/>
-                    <w:jc w:val="center"/>
-                  </w:pPr>
-                  <w:r>
-                    <w:t xml:space="preserve">2.45</w:t>
-                  </w:r>
-                </w:p>
-              </w:tc>
-              <w:tc>
-                <w:tcPr/>
-                <w:p>
-                  <w:pPr>
-                    <w:pStyle w:val="Compact"/>
-                    <w:jc w:val="left"/>
-                    <w:jc w:val="center"/>
-                  </w:pPr>
-                  <w:r>
-                    <w:t xml:space="preserve">5.00</w:t>
-                  </w:r>
-                </w:p>
-              </w:tc>
-              <w:tc>
-                <w:tcPr/>
-                <w:p>
-                  <w:pPr>
-                    <w:pStyle w:val="Compact"/>
-                    <w:jc w:val="left"/>
-                    <w:jc w:val="center"/>
-                  </w:pPr>
-                  <w:r>
-                    <w:t xml:space="preserve">0.00</w:t>
-                  </w:r>
-                </w:p>
-              </w:tc>
-              <w:tc>
-                <w:tcPr/>
-                <w:p>
-                  <w:pPr>
-                    <w:pStyle w:val="Compact"/>
-                    <w:jc w:val="left"/>
-                    <w:jc w:val="center"/>
-                  </w:pPr>
-                  <w:r>
-                    <w:t xml:space="preserve">78.00</w:t>
-                  </w:r>
-                </w:p>
-              </w:tc>
-            </w:tr>
-            <w:tr>
-              <w:tc>
-                <w:tcPr/>
-                <w:p>
-                  <w:pPr>
-                    <w:pStyle w:val="Compact"/>
-                    <w:jc w:val="left"/>
-                    <w:jc w:val="center"/>
-                  </w:pPr>
-                  <w:r>
-                    <w:t xml:space="preserve">wps_q_95</w:t>
-                  </w:r>
-                </w:p>
-              </w:tc>
-              <w:tc>
-                <w:tcPr/>
-                <w:p>
-                  <w:pPr>
-                    <w:pStyle w:val="Compact"/>
-                    <w:jc w:val="left"/>
-                    <w:jc w:val="center"/>
-                  </w:pPr>
-                  <w:r>
-                    <w:t xml:space="preserve">5.96</w:t>
-                  </w:r>
-                </w:p>
-              </w:tc>
-              <w:tc>
-                <w:tcPr/>
-                <w:p>
-                  <w:pPr>
-                    <w:pStyle w:val="Compact"/>
-                    <w:jc w:val="left"/>
-                    <w:jc w:val="center"/>
-                  </w:pPr>
-                  <w:r>
-                    <w:t xml:space="preserve">14.75</w:t>
-                  </w:r>
-                </w:p>
-              </w:tc>
-              <w:tc>
-                <w:tcPr/>
-                <w:p>
-                  <w:pPr>
-                    <w:pStyle w:val="Compact"/>
-                    <w:jc w:val="left"/>
-                    <w:jc w:val="center"/>
-                  </w:pPr>
-                  <w:r>
-                    <w:t xml:space="preserve">0.00</w:t>
-                  </w:r>
-                </w:p>
-              </w:tc>
-              <w:tc>
-                <w:tcPr/>
-                <w:p>
-                  <w:pPr>
-                    <w:pStyle w:val="Compact"/>
-                    <w:jc w:val="left"/>
-                    <w:jc w:val="center"/>
-                  </w:pPr>
-                  <w:r>
-                    <w:t xml:space="preserve">78.00</w:t>
-                  </w:r>
-                </w:p>
-              </w:tc>
-            </w:tr>
-            <w:tr>
-              <w:tc>
-                <w:tcPr/>
-                <w:p>
-                  <w:pPr>
-                    <w:pStyle w:val="Compact"/>
-                    <w:jc w:val="left"/>
-                    <w:jc w:val="center"/>
-                  </w:pPr>
-                  <w:r>
-                    <w:t xml:space="preserve">analytic_median</w:t>
-                  </w:r>
-                </w:p>
-              </w:tc>
-              <w:tc>
-                <w:tcPr/>
-                <w:p>
-                  <w:pPr>
-                    <w:pStyle w:val="Compact"/>
-                    <w:jc w:val="left"/>
-                    <w:jc w:val="center"/>
-                  </w:pPr>
-                  <w:r>
-                    <w:t xml:space="preserve">17.11</w:t>
-                  </w:r>
-                </w:p>
-              </w:tc>
-              <w:tc>
-                <w:tcPr/>
-                <w:p>
-                  <w:pPr>
-                    <w:pStyle w:val="Compact"/>
-                    <w:jc w:val="left"/>
-                    <w:jc w:val="center"/>
-                  </w:pPr>
-                  <w:r>
-                    <w:t xml:space="preserve">10.19</w:t>
-                  </w:r>
-                </w:p>
-              </w:tc>
-              <w:tc>
-                <w:tcPr/>
-                <w:p>
-                  <w:pPr>
-                    <w:pStyle w:val="Compact"/>
-                    <w:jc w:val="left"/>
-                    <w:jc w:val="center"/>
-                  </w:pPr>
-                  <w:r>
-                    <w:t xml:space="preserve">1.00</w:t>
-                  </w:r>
-                </w:p>
-              </w:tc>
-              <w:tc>
-                <w:tcPr/>
-                <w:p>
-                  <w:pPr>
-                    <w:pStyle w:val="Compact"/>
-                    <w:jc w:val="left"/>
-                    <w:jc w:val="center"/>
-                  </w:pPr>
-                  <w:r>
-                    <w:t xml:space="preserve">99.00</w:t>
-                  </w:r>
-                </w:p>
-              </w:tc>
-            </w:tr>
-            <w:tr>
-              <w:tc>
-                <w:tcPr/>
-                <w:p>
-                  <w:pPr>
-                    <w:pStyle w:val="Compact"/>
-                    <w:jc w:val="left"/>
-                    <w:jc w:val="center"/>
-                  </w:pPr>
-                  <w:r>
-                    <w:t xml:space="preserve">analytic_q_95</w:t>
-                  </w:r>
-                </w:p>
-              </w:tc>
-              <w:tc>
-                <w:tcPr/>
-                <w:p>
-                  <w:pPr>
-                    <w:pStyle w:val="Compact"/>
-                    <w:jc w:val="left"/>
-                    <w:jc w:val="center"/>
-                  </w:pPr>
-                  <w:r>
-                    <w:t xml:space="preserve">19.24</w:t>
-                  </w:r>
-                </w:p>
-              </w:tc>
-              <w:tc>
-                <w:tcPr/>
-                <w:p>
-                  <w:pPr>
-                    <w:pStyle w:val="Compact"/>
-                    <w:jc w:val="left"/>
-                    <w:jc w:val="center"/>
-                  </w:pPr>
-                  <w:r>
-                    <w:t xml:space="preserve">97.20</w:t>
-                  </w:r>
-                </w:p>
-              </w:tc>
-              <w:tc>
-                <w:tcPr/>
-                <w:p>
-                  <w:pPr>
-                    <w:pStyle w:val="Compact"/>
-                    <w:jc w:val="left"/>
-                    <w:jc w:val="center"/>
-                  </w:pPr>
-                  <w:r>
-                    <w:t xml:space="preserve">1.00</w:t>
-                  </w:r>
-                </w:p>
-              </w:tc>
-              <w:tc>
-                <w:tcPr/>
-                <w:p>
-                  <w:pPr>
-                    <w:pStyle w:val="Compact"/>
-                    <w:jc w:val="left"/>
-                    <w:jc w:val="center"/>
-                  </w:pPr>
-                  <w:r>
-                    <w:t xml:space="preserve">99.00</w:t>
-                  </w:r>
-                </w:p>
-              </w:tc>
-            </w:tr>
-            <w:tr>
-              <w:tc>
-                <w:tcPr/>
-                <w:p>
-                  <w:pPr>
-                    <w:pStyle w:val="Compact"/>
-                    <w:jc w:val="left"/>
-                    <w:jc w:val="center"/>
-                  </w:pPr>
-                  <w:r>
-                    <w:t xml:space="preserve">clout_median</w:t>
-                  </w:r>
-                </w:p>
-              </w:tc>
-              <w:tc>
-                <w:tcPr/>
-                <w:p>
-                  <w:pPr>
-                    <w:pStyle w:val="Compact"/>
-                    <w:jc w:val="left"/>
-                    <w:jc w:val="center"/>
-                  </w:pPr>
-                  <w:r>
-                    <w:t xml:space="preserve">32.72</w:t>
-                  </w:r>
-                </w:p>
-              </w:tc>
-              <w:tc>
-                <w:tcPr/>
-                <w:p>
-                  <w:pPr>
-                    <w:pStyle w:val="Compact"/>
-                    <w:jc w:val="left"/>
-                    <w:jc w:val="center"/>
-                  </w:pPr>
-                  <w:r>
-                    <w:t xml:space="preserve">40.06</w:t>
-                  </w:r>
-                </w:p>
-              </w:tc>
-              <w:tc>
-                <w:tcPr/>
-                <w:p>
-                  <w:pPr>
-                    <w:pStyle w:val="Compact"/>
-                    <w:jc w:val="left"/>
-                    <w:jc w:val="center"/>
-                  </w:pPr>
-                  <w:r>
-                    <w:t xml:space="preserve">1.00</w:t>
-                  </w:r>
-                </w:p>
-              </w:tc>
-              <w:tc>
-                <w:tcPr/>
-                <w:p>
-                  <w:pPr>
-                    <w:pStyle w:val="Compact"/>
-                    <w:jc w:val="left"/>
-                    <w:jc w:val="center"/>
-                  </w:pPr>
-                  <w:r>
-                    <w:t xml:space="preserve">99.00</w:t>
-                  </w:r>
-                </w:p>
-              </w:tc>
-            </w:tr>
-            <w:tr>
-              <w:tc>
-                <w:tcPr/>
-                <w:p>
-                  <w:pPr>
-                    <w:pStyle w:val="Compact"/>
-                    <w:jc w:val="left"/>
-                    <w:jc w:val="center"/>
-                  </w:pPr>
-                  <w:r>
-                    <w:t xml:space="preserve">clout_q_95</w:t>
-                  </w:r>
-                </w:p>
-              </w:tc>
-              <w:tc>
-                <w:tcPr/>
-                <w:p>
-                  <w:pPr>
-                    <w:pStyle w:val="Compact"/>
-                    <w:jc w:val="left"/>
-                    <w:jc w:val="center"/>
-                  </w:pPr>
-                  <w:r>
-                    <w:t xml:space="preserve">12.98</w:t>
-                  </w:r>
-                </w:p>
-              </w:tc>
-              <w:tc>
-                <w:tcPr/>
-                <w:p>
-                  <w:pPr>
-                    <w:pStyle w:val="Compact"/>
-                    <w:jc w:val="left"/>
-                    <w:jc w:val="center"/>
-                  </w:pPr>
-                  <w:r>
-                    <w:t xml:space="preserve">99.00</w:t>
-                  </w:r>
-                </w:p>
-              </w:tc>
-              <w:tc>
-                <w:tcPr/>
-                <w:p>
-                  <w:pPr>
-                    <w:pStyle w:val="Compact"/>
-                    <w:jc w:val="left"/>
-                    <w:jc w:val="center"/>
-                  </w:pPr>
-                  <w:r>
-                    <w:t xml:space="preserve">1.00</w:t>
-                  </w:r>
-                </w:p>
-              </w:tc>
-              <w:tc>
-                <w:tcPr/>
-                <w:p>
-                  <w:pPr>
-                    <w:pStyle w:val="Compact"/>
-                    <w:jc w:val="left"/>
-                    <w:jc w:val="center"/>
-                  </w:pPr>
-                  <w:r>
-                    <w:t xml:space="preserve">99.00</w:t>
-                  </w:r>
-                </w:p>
-              </w:tc>
-            </w:tr>
-            <w:tr>
-              <w:tc>
-                <w:tcPr/>
-                <w:p>
-                  <w:pPr>
-                    <w:pStyle w:val="Compact"/>
-                    <w:jc w:val="left"/>
-                    <w:jc w:val="center"/>
-                  </w:pPr>
-                  <w:r>
-                    <w:t xml:space="preserve">authentic_median</w:t>
-                  </w:r>
-                </w:p>
-              </w:tc>
-              <w:tc>
-                <w:tcPr/>
-                <w:p>
-                  <w:pPr>
-                    <w:pStyle w:val="Compact"/>
-                    <w:jc w:val="left"/>
-                    <w:jc w:val="center"/>
-                  </w:pPr>
-                  <w:r>
-                    <w:t xml:space="preserve">19.60</w:t>
-                  </w:r>
-                </w:p>
-              </w:tc>
-              <w:tc>
-                <w:tcPr/>
-                <w:p>
-                  <w:pPr>
-                    <w:pStyle w:val="Compact"/>
-                    <w:jc w:val="left"/>
-                    <w:jc w:val="center"/>
-                  </w:pPr>
-                  <w:r>
-                    <w:t xml:space="preserve">89.39</w:t>
-                  </w:r>
-                </w:p>
-              </w:tc>
-              <w:tc>
-                <w:tcPr/>
-                <w:p>
-                  <w:pPr>
-                    <w:pStyle w:val="Compact"/>
-                    <w:jc w:val="left"/>
-                    <w:jc w:val="center"/>
-                  </w:pPr>
-                  <w:r>
-                    <w:t xml:space="preserve">1.00</w:t>
-                  </w:r>
-                </w:p>
-              </w:tc>
-              <w:tc>
-                <w:tcPr/>
-                <w:p>
-                  <w:pPr>
-                    <w:pStyle w:val="Compact"/>
-                    <w:jc w:val="left"/>
-                    <w:jc w:val="center"/>
-                  </w:pPr>
-                  <w:r>
-                    <w:t xml:space="preserve">99.00</w:t>
-                  </w:r>
-                </w:p>
-              </w:tc>
-            </w:tr>
-            <w:tr>
-              <w:tc>
-                <w:tcPr/>
-                <w:p>
-                  <w:pPr>
-                    <w:pStyle w:val="Compact"/>
-                    <w:jc w:val="left"/>
-                    <w:jc w:val="center"/>
-                  </w:pPr>
-                  <w:r>
-                    <w:t xml:space="preserve">authentic_q_95</w:t>
-                  </w:r>
-                </w:p>
-              </w:tc>
-              <w:tc>
-                <w:tcPr/>
-                <w:p>
-                  <w:pPr>
-                    <w:pStyle w:val="Compact"/>
-                    <w:jc w:val="left"/>
-                    <w:jc w:val="center"/>
-                  </w:pPr>
-                  <w:r>
-                    <w:t xml:space="preserve">10.77</w:t>
-                  </w:r>
-                </w:p>
-              </w:tc>
-              <w:tc>
-                <w:tcPr/>
-                <w:p>
-                  <w:pPr>
-                    <w:pStyle w:val="Compact"/>
-                    <w:jc w:val="left"/>
-                    <w:jc w:val="center"/>
-                  </w:pPr>
-                  <w:r>
-                    <w:t xml:space="preserve">99.00</w:t>
-                  </w:r>
-                </w:p>
-              </w:tc>
-              <w:tc>
-                <w:tcPr/>
-                <w:p>
-                  <w:pPr>
-                    <w:pStyle w:val="Compact"/>
-                    <w:jc w:val="left"/>
-                    <w:jc w:val="center"/>
-                  </w:pPr>
-                  <w:r>
-                    <w:t xml:space="preserve">1.00</w:t>
-                  </w:r>
-                </w:p>
-              </w:tc>
-              <w:tc>
-                <w:tcPr/>
-                <w:p>
-                  <w:pPr>
-                    <w:pStyle w:val="Compact"/>
-                    <w:jc w:val="left"/>
-                    <w:jc w:val="center"/>
-                  </w:pPr>
-                  <w:r>
-                    <w:t xml:space="preserve">99.00</w:t>
-                  </w:r>
-                </w:p>
-              </w:tc>
-            </w:tr>
-            <w:tr>
-              <w:tc>
-                <w:tcPr/>
-                <w:p>
-                  <w:pPr>
-                    <w:pStyle w:val="Compact"/>
-                    <w:jc w:val="left"/>
-                    <w:jc w:val="center"/>
-                  </w:pPr>
-                  <w:r>
-                    <w:t xml:space="preserve">tone_median</w:t>
-                  </w:r>
-                </w:p>
-              </w:tc>
-              <w:tc>
-                <w:tcPr/>
-                <w:p>
-                  <w:pPr>
-                    <w:pStyle w:val="Compact"/>
-                    <w:jc w:val="left"/>
-                    <w:jc w:val="center"/>
-                  </w:pPr>
-                  <w:r>
-                    <w:t xml:space="preserve">17.84</w:t>
-                  </w:r>
-                </w:p>
-              </w:tc>
-              <w:tc>
-                <w:tcPr/>
-                <w:p>
-                  <w:pPr>
-                    <w:pStyle w:val="Compact"/>
-                    <w:jc w:val="left"/>
-                    <w:jc w:val="center"/>
-                  </w:pPr>
-                  <w:r>
-                    <w:t xml:space="preserve">99.00</w:t>
-                  </w:r>
-                </w:p>
-              </w:tc>
-              <w:tc>
-                <w:tcPr/>
-                <w:p>
-                  <w:pPr>
-                    <w:pStyle w:val="Compact"/>
-                    <w:jc w:val="left"/>
-                    <w:jc w:val="center"/>
-                  </w:pPr>
-                  <w:r>
-                    <w:t xml:space="preserve">1.00</w:t>
-                  </w:r>
-                </w:p>
-              </w:tc>
-              <w:tc>
-                <w:tcPr/>
-                <w:p>
-                  <w:pPr>
-                    <w:pStyle w:val="Compact"/>
-                    <w:jc w:val="left"/>
-                    <w:jc w:val="center"/>
-                  </w:pPr>
-                  <w:r>
-                    <w:t xml:space="preserve">99.00</w:t>
-                  </w:r>
-                </w:p>
-              </w:tc>
-            </w:tr>
-            <w:tr>
-              <w:tc>
-                <w:tcPr/>
-                <w:p>
-                  <w:pPr>
-                    <w:pStyle w:val="Compact"/>
-                    <w:jc w:val="left"/>
-                    <w:jc w:val="center"/>
-                  </w:pPr>
-                  <w:r>
-                    <w:t xml:space="preserve">tone_q_95</w:t>
-                  </w:r>
-                </w:p>
-              </w:tc>
-              <w:tc>
-                <w:tcPr/>
-                <w:p>
-                  <w:pPr>
-                    <w:pStyle w:val="Compact"/>
-                    <w:jc w:val="left"/>
-                    <w:jc w:val="center"/>
-                  </w:pPr>
-                  <w:r>
-                    <w:t xml:space="preserve">9.85</w:t>
-                  </w:r>
-                </w:p>
-              </w:tc>
-              <w:tc>
-                <w:tcPr/>
-                <w:p>
-                  <w:pPr>
-                    <w:pStyle w:val="Compact"/>
-                    <w:jc w:val="left"/>
-                    <w:jc w:val="center"/>
-                  </w:pPr>
-                  <w:r>
-                    <w:t xml:space="preserve">99.00</w:t>
-                  </w:r>
-                </w:p>
-              </w:tc>
-              <w:tc>
-                <w:tcPr/>
-                <w:p>
-                  <w:pPr>
-                    <w:pStyle w:val="Compact"/>
-                    <w:jc w:val="left"/>
-                    <w:jc w:val="center"/>
-                  </w:pPr>
-                  <w:r>
-                    <w:t xml:space="preserve">1.00</w:t>
-                  </w:r>
-                </w:p>
-              </w:tc>
-              <w:tc>
-                <w:tcPr/>
-                <w:p>
-                  <w:pPr>
-                    <w:pStyle w:val="Compact"/>
-                    <w:jc w:val="left"/>
-                    <w:jc w:val="center"/>
-                  </w:pPr>
-                  <w:r>
-                    <w:t xml:space="preserve">99.00</w:t>
-                  </w:r>
-                </w:p>
-              </w:tc>
-            </w:tr>
-          </w:tbl>
           <w:bookmarkEnd w:id="74"/>
-          <w:p/>
         </w:tc>
       </w:tr>
     </w:tbl>
@@ -3453,6 +3452,890 @@
         <w:tc>
           <w:tcPr/>
           <w:bookmarkStart w:id="75" w:name="tbl-ind_1week"/>
+          <w:tbl>
+            <w:tblPr>
+              <w:tblStyle w:val="Table"/>
+              <w:tblW w:type="pct" w:w="5000"/>
+              <w:tblLayout w:type="fixed"/>
+              <w:tblLook w:firstRow="1" w:lastRow="0" w:firstColumn="0" w:lastColumn="0" w:noHBand="0" w:noVBand="0" w:val="0020"/>
+            </w:tblPr>
+            <w:tblGrid>
+              <w:gridCol w:w="1584"/>
+              <w:gridCol w:w="1584"/>
+              <w:gridCol w:w="1584"/>
+              <w:gridCol w:w="1584"/>
+              <w:gridCol w:w="1584"/>
+            </w:tblGrid>
+            <w:tr>
+              <w:trPr>
+                <w:tblHeader w:val="on"/>
+              </w:trPr>
+              <w:tc>
+                <w:tcPr/>
+                <w:p>
+                  <w:pPr>
+                    <w:pStyle w:val="Compact"/>
+                  </w:pPr>
+                </w:p>
+              </w:tc>
+              <w:tc>
+                <w:tcPr/>
+                <w:p>
+                  <w:pPr>
+                    <w:pStyle w:val="Compact"/>
+                    <w:jc w:val="left"/>
+                    <w:jc w:val="center"/>
+                  </w:pPr>
+                  <w:r>
+                    <w:t xml:space="preserve">SD</w:t>
+                  </w:r>
+                </w:p>
+              </w:tc>
+              <w:tc>
+                <w:tcPr/>
+                <w:p>
+                  <w:pPr>
+                    <w:pStyle w:val="Compact"/>
+                    <w:jc w:val="left"/>
+                    <w:jc w:val="center"/>
+                  </w:pPr>
+                  <w:r>
+                    <w:t xml:space="preserve">Median</w:t>
+                  </w:r>
+                </w:p>
+              </w:tc>
+              <w:tc>
+                <w:tcPr/>
+                <w:p>
+                  <w:pPr>
+                    <w:pStyle w:val="Compact"/>
+                    <w:jc w:val="left"/>
+                    <w:jc w:val="center"/>
+                  </w:pPr>
+                  <w:r>
+                    <w:t xml:space="preserve">Min</w:t>
+                  </w:r>
+                </w:p>
+              </w:tc>
+              <w:tc>
+                <w:tcPr/>
+                <w:p>
+                  <w:pPr>
+                    <w:pStyle w:val="Compact"/>
+                    <w:jc w:val="left"/>
+                    <w:jc w:val="center"/>
+                  </w:pPr>
+                  <w:r>
+                    <w:t xml:space="preserve">Max</w:t>
+                  </w:r>
+                </w:p>
+              </w:tc>
+            </w:tr>
+            <w:tr>
+              <w:tc>
+                <w:tcPr/>
+                <w:p>
+                  <w:pPr>
+                    <w:pStyle w:val="Compact"/>
+                    <w:jc w:val="left"/>
+                    <w:jc w:val="center"/>
+                  </w:pPr>
+                  <w:r>
+                    <w:t xml:space="preserve">wc_median</w:t>
+                  </w:r>
+                </w:p>
+              </w:tc>
+              <w:tc>
+                <w:tcPr/>
+                <w:p>
+                  <w:pPr>
+                    <w:pStyle w:val="Compact"/>
+                    <w:jc w:val="left"/>
+                    <w:jc w:val="center"/>
+                  </w:pPr>
+                  <w:r>
+                    <w:t xml:space="preserve">4.00</w:t>
+                  </w:r>
+                </w:p>
+              </w:tc>
+              <w:tc>
+                <w:tcPr/>
+                <w:p>
+                  <w:pPr>
+                    <w:pStyle w:val="Compact"/>
+                    <w:jc w:val="left"/>
+                    <w:jc w:val="center"/>
+                  </w:pPr>
+                  <w:r>
+                    <w:t xml:space="preserve">7.00</w:t>
+                  </w:r>
+                </w:p>
+              </w:tc>
+              <w:tc>
+                <w:tcPr/>
+                <w:p>
+                  <w:pPr>
+                    <w:pStyle w:val="Compact"/>
+                    <w:jc w:val="left"/>
+                    <w:jc w:val="center"/>
+                  </w:pPr>
+                  <w:r>
+                    <w:t xml:space="preserve">1.00</w:t>
+                  </w:r>
+                </w:p>
+              </w:tc>
+              <w:tc>
+                <w:tcPr/>
+                <w:p>
+                  <w:pPr>
+                    <w:pStyle w:val="Compact"/>
+                    <w:jc w:val="left"/>
+                    <w:jc w:val="center"/>
+                  </w:pPr>
+                  <w:r>
+                    <w:t xml:space="preserve">81.00</w:t>
+                  </w:r>
+                </w:p>
+              </w:tc>
+            </w:tr>
+            <w:tr>
+              <w:tc>
+                <w:tcPr/>
+                <w:p>
+                  <w:pPr>
+                    <w:pStyle w:val="Compact"/>
+                    <w:jc w:val="left"/>
+                    <w:jc w:val="center"/>
+                  </w:pPr>
+                  <w:r>
+                    <w:t xml:space="preserve">wc_q_95</w:t>
+                  </w:r>
+                </w:p>
+              </w:tc>
+              <w:tc>
+                <w:tcPr/>
+                <w:p>
+                  <w:pPr>
+                    <w:pStyle w:val="Compact"/>
+                    <w:jc w:val="left"/>
+                    <w:jc w:val="center"/>
+                  </w:pPr>
+                  <w:r>
+                    <w:t xml:space="preserve">17.84</w:t>
+                  </w:r>
+                </w:p>
+              </w:tc>
+              <w:tc>
+                <w:tcPr/>
+                <w:p>
+                  <w:pPr>
+                    <w:pStyle w:val="Compact"/>
+                    <w:jc w:val="left"/>
+                    <w:jc w:val="center"/>
+                  </w:pPr>
+                  <w:r>
+                    <w:t xml:space="preserve">28.00</w:t>
+                  </w:r>
+                </w:p>
+              </w:tc>
+              <w:tc>
+                <w:tcPr/>
+                <w:p>
+                  <w:pPr>
+                    <w:pStyle w:val="Compact"/>
+                    <w:jc w:val="left"/>
+                    <w:jc w:val="center"/>
+                  </w:pPr>
+                  <w:r>
+                    <w:t xml:space="preserve">1.00</w:t>
+                  </w:r>
+                </w:p>
+              </w:tc>
+              <w:tc>
+                <w:tcPr/>
+                <w:p>
+                  <w:pPr>
+                    <w:pStyle w:val="Compact"/>
+                    <w:jc w:val="left"/>
+                    <w:jc w:val="center"/>
+                  </w:pPr>
+                  <w:r>
+                    <w:t xml:space="preserve">404.00</w:t>
+                  </w:r>
+                </w:p>
+              </w:tc>
+            </w:tr>
+            <w:tr>
+              <w:tc>
+                <w:tcPr/>
+                <w:p>
+                  <w:pPr>
+                    <w:pStyle w:val="Compact"/>
+                    <w:jc w:val="left"/>
+                    <w:jc w:val="center"/>
+                  </w:pPr>
+                  <w:r>
+                    <w:t xml:space="preserve">wps_median</w:t>
+                  </w:r>
+                </w:p>
+              </w:tc>
+              <w:tc>
+                <w:tcPr/>
+                <w:p>
+                  <w:pPr>
+                    <w:pStyle w:val="Compact"/>
+                    <w:jc w:val="left"/>
+                    <w:jc w:val="center"/>
+                  </w:pPr>
+                  <w:r>
+                    <w:t xml:space="preserve">2.20</w:t>
+                  </w:r>
+                </w:p>
+              </w:tc>
+              <w:tc>
+                <w:tcPr/>
+                <w:p>
+                  <w:pPr>
+                    <w:pStyle w:val="Compact"/>
+                    <w:jc w:val="left"/>
+                    <w:jc w:val="center"/>
+                  </w:pPr>
+                  <w:r>
+                    <w:t xml:space="preserve">5.00</w:t>
+                  </w:r>
+                </w:p>
+              </w:tc>
+              <w:tc>
+                <w:tcPr/>
+                <w:p>
+                  <w:pPr>
+                    <w:pStyle w:val="Compact"/>
+                    <w:jc w:val="left"/>
+                    <w:jc w:val="center"/>
+                  </w:pPr>
+                  <w:r>
+                    <w:t xml:space="preserve">1.00</w:t>
+                  </w:r>
+                </w:p>
+              </w:tc>
+              <w:tc>
+                <w:tcPr/>
+                <w:p>
+                  <w:pPr>
+                    <w:pStyle w:val="Compact"/>
+                    <w:jc w:val="left"/>
+                    <w:jc w:val="center"/>
+                  </w:pPr>
+                  <w:r>
+                    <w:t xml:space="preserve">78.00</w:t>
+                  </w:r>
+                </w:p>
+              </w:tc>
+            </w:tr>
+            <w:tr>
+              <w:tc>
+                <w:tcPr/>
+                <w:p>
+                  <w:pPr>
+                    <w:pStyle w:val="Compact"/>
+                    <w:jc w:val="left"/>
+                    <w:jc w:val="center"/>
+                  </w:pPr>
+                  <w:r>
+                    <w:t xml:space="preserve">wps_q_95</w:t>
+                  </w:r>
+                </w:p>
+              </w:tc>
+              <w:tc>
+                <w:tcPr/>
+                <w:p>
+                  <w:pPr>
+                    <w:pStyle w:val="Compact"/>
+                    <w:jc w:val="left"/>
+                    <w:jc w:val="center"/>
+                  </w:pPr>
+                  <w:r>
+                    <w:t xml:space="preserve">5.53</w:t>
+                  </w:r>
+                </w:p>
+              </w:tc>
+              <w:tc>
+                <w:tcPr/>
+                <w:p>
+                  <w:pPr>
+                    <w:pStyle w:val="Compact"/>
+                    <w:jc w:val="left"/>
+                    <w:jc w:val="center"/>
+                  </w:pPr>
+                  <w:r>
+                    <w:t xml:space="preserve">15.10</w:t>
+                  </w:r>
+                </w:p>
+              </w:tc>
+              <w:tc>
+                <w:tcPr/>
+                <w:p>
+                  <w:pPr>
+                    <w:pStyle w:val="Compact"/>
+                    <w:jc w:val="left"/>
+                    <w:jc w:val="center"/>
+                  </w:pPr>
+                  <w:r>
+                    <w:t xml:space="preserve">1.00</w:t>
+                  </w:r>
+                </w:p>
+              </w:tc>
+              <w:tc>
+                <w:tcPr/>
+                <w:p>
+                  <w:pPr>
+                    <w:pStyle w:val="Compact"/>
+                    <w:jc w:val="left"/>
+                    <w:jc w:val="center"/>
+                  </w:pPr>
+                  <w:r>
+                    <w:t xml:space="preserve">78.00</w:t>
+                  </w:r>
+                </w:p>
+              </w:tc>
+            </w:tr>
+            <w:tr>
+              <w:tc>
+                <w:tcPr/>
+                <w:p>
+                  <w:pPr>
+                    <w:pStyle w:val="Compact"/>
+                    <w:jc w:val="left"/>
+                    <w:jc w:val="center"/>
+                  </w:pPr>
+                  <w:r>
+                    <w:t xml:space="preserve">analytic_median</w:t>
+                  </w:r>
+                </w:p>
+              </w:tc>
+              <w:tc>
+                <w:tcPr/>
+                <w:p>
+                  <w:pPr>
+                    <w:pStyle w:val="Compact"/>
+                    <w:jc w:val="left"/>
+                    <w:jc w:val="center"/>
+                  </w:pPr>
+                  <w:r>
+                    <w:t xml:space="preserve">14.02</w:t>
+                  </w:r>
+                </w:p>
+              </w:tc>
+              <w:tc>
+                <w:tcPr/>
+                <w:p>
+                  <w:pPr>
+                    <w:pStyle w:val="Compact"/>
+                    <w:jc w:val="left"/>
+                    <w:jc w:val="center"/>
+                  </w:pPr>
+                  <w:r>
+                    <w:t xml:space="preserve">10.19</w:t>
+                  </w:r>
+                </w:p>
+              </w:tc>
+              <w:tc>
+                <w:tcPr/>
+                <w:p>
+                  <w:pPr>
+                    <w:pStyle w:val="Compact"/>
+                    <w:jc w:val="left"/>
+                    <w:jc w:val="center"/>
+                  </w:pPr>
+                  <w:r>
+                    <w:t xml:space="preserve">1.00</w:t>
+                  </w:r>
+                </w:p>
+              </w:tc>
+              <w:tc>
+                <w:tcPr/>
+                <w:p>
+                  <w:pPr>
+                    <w:pStyle w:val="Compact"/>
+                    <w:jc w:val="left"/>
+                    <w:jc w:val="center"/>
+                  </w:pPr>
+                  <w:r>
+                    <w:t xml:space="preserve">99.00</w:t>
+                  </w:r>
+                </w:p>
+              </w:tc>
+            </w:tr>
+            <w:tr>
+              <w:tc>
+                <w:tcPr/>
+                <w:p>
+                  <w:pPr>
+                    <w:pStyle w:val="Compact"/>
+                    <w:jc w:val="left"/>
+                    <w:jc w:val="center"/>
+                  </w:pPr>
+                  <w:r>
+                    <w:t xml:space="preserve">analytic_q_95</w:t>
+                  </w:r>
+                </w:p>
+              </w:tc>
+              <w:tc>
+                <w:tcPr/>
+                <w:p>
+                  <w:pPr>
+                    <w:pStyle w:val="Compact"/>
+                    <w:jc w:val="left"/>
+                    <w:jc w:val="center"/>
+                  </w:pPr>
+                  <w:r>
+                    <w:t xml:space="preserve">14.85</w:t>
+                  </w:r>
+                </w:p>
+              </w:tc>
+              <w:tc>
+                <w:tcPr/>
+                <w:p>
+                  <w:pPr>
+                    <w:pStyle w:val="Compact"/>
+                    <w:jc w:val="left"/>
+                    <w:jc w:val="center"/>
+                  </w:pPr>
+                  <w:r>
+                    <w:t xml:space="preserve">98.59</w:t>
+                  </w:r>
+                </w:p>
+              </w:tc>
+              <w:tc>
+                <w:tcPr/>
+                <w:p>
+                  <w:pPr>
+                    <w:pStyle w:val="Compact"/>
+                    <w:jc w:val="left"/>
+                    <w:jc w:val="center"/>
+                  </w:pPr>
+                  <w:r>
+                    <w:t xml:space="preserve">1.00</w:t>
+                  </w:r>
+                </w:p>
+              </w:tc>
+              <w:tc>
+                <w:tcPr/>
+                <w:p>
+                  <w:pPr>
+                    <w:pStyle w:val="Compact"/>
+                    <w:jc w:val="left"/>
+                    <w:jc w:val="center"/>
+                  </w:pPr>
+                  <w:r>
+                    <w:t xml:space="preserve">99.00</w:t>
+                  </w:r>
+                </w:p>
+              </w:tc>
+            </w:tr>
+            <w:tr>
+              <w:tc>
+                <w:tcPr/>
+                <w:p>
+                  <w:pPr>
+                    <w:pStyle w:val="Compact"/>
+                    <w:jc w:val="left"/>
+                    <w:jc w:val="center"/>
+                  </w:pPr>
+                  <w:r>
+                    <w:t xml:space="preserve">clout_median</w:t>
+                  </w:r>
+                </w:p>
+              </w:tc>
+              <w:tc>
+                <w:tcPr/>
+                <w:p>
+                  <w:pPr>
+                    <w:pStyle w:val="Compact"/>
+                    <w:jc w:val="left"/>
+                    <w:jc w:val="center"/>
+                  </w:pPr>
+                  <w:r>
+                    <w:t xml:space="preserve">30.57</w:t>
+                  </w:r>
+                </w:p>
+              </w:tc>
+              <w:tc>
+                <w:tcPr/>
+                <w:p>
+                  <w:pPr>
+                    <w:pStyle w:val="Compact"/>
+                    <w:jc w:val="left"/>
+                    <w:jc w:val="center"/>
+                  </w:pPr>
+                  <w:r>
+                    <w:t xml:space="preserve">40.06</w:t>
+                  </w:r>
+                </w:p>
+              </w:tc>
+              <w:tc>
+                <w:tcPr/>
+                <w:p>
+                  <w:pPr>
+                    <w:pStyle w:val="Compact"/>
+                    <w:jc w:val="left"/>
+                    <w:jc w:val="center"/>
+                  </w:pPr>
+                  <w:r>
+                    <w:t xml:space="preserve">1.00</w:t>
+                  </w:r>
+                </w:p>
+              </w:tc>
+              <w:tc>
+                <w:tcPr/>
+                <w:p>
+                  <w:pPr>
+                    <w:pStyle w:val="Compact"/>
+                    <w:jc w:val="left"/>
+                    <w:jc w:val="center"/>
+                  </w:pPr>
+                  <w:r>
+                    <w:t xml:space="preserve">99.00</w:t>
+                  </w:r>
+                </w:p>
+              </w:tc>
+            </w:tr>
+            <w:tr>
+              <w:tc>
+                <w:tcPr/>
+                <w:p>
+                  <w:pPr>
+                    <w:pStyle w:val="Compact"/>
+                    <w:jc w:val="left"/>
+                    <w:jc w:val="center"/>
+                  </w:pPr>
+                  <w:r>
+                    <w:t xml:space="preserve">clout_q_95</w:t>
+                  </w:r>
+                </w:p>
+              </w:tc>
+              <w:tc>
+                <w:tcPr/>
+                <w:p>
+                  <w:pPr>
+                    <w:pStyle w:val="Compact"/>
+                    <w:jc w:val="left"/>
+                    <w:jc w:val="center"/>
+                  </w:pPr>
+                  <w:r>
+                    <w:t xml:space="preserve">9.94</w:t>
+                  </w:r>
+                </w:p>
+              </w:tc>
+              <w:tc>
+                <w:tcPr/>
+                <w:p>
+                  <w:pPr>
+                    <w:pStyle w:val="Compact"/>
+                    <w:jc w:val="left"/>
+                    <w:jc w:val="center"/>
+                  </w:pPr>
+                  <w:r>
+                    <w:t xml:space="preserve">99.00</w:t>
+                  </w:r>
+                </w:p>
+              </w:tc>
+              <w:tc>
+                <w:tcPr/>
+                <w:p>
+                  <w:pPr>
+                    <w:pStyle w:val="Compact"/>
+                    <w:jc w:val="left"/>
+                    <w:jc w:val="center"/>
+                  </w:pPr>
+                  <w:r>
+                    <w:t xml:space="preserve">1.00</w:t>
+                  </w:r>
+                </w:p>
+              </w:tc>
+              <w:tc>
+                <w:tcPr/>
+                <w:p>
+                  <w:pPr>
+                    <w:pStyle w:val="Compact"/>
+                    <w:jc w:val="left"/>
+                    <w:jc w:val="center"/>
+                  </w:pPr>
+                  <w:r>
+                    <w:t xml:space="preserve">99.00</w:t>
+                  </w:r>
+                </w:p>
+              </w:tc>
+            </w:tr>
+            <w:tr>
+              <w:tc>
+                <w:tcPr/>
+                <w:p>
+                  <w:pPr>
+                    <w:pStyle w:val="Compact"/>
+                    <w:jc w:val="left"/>
+                    <w:jc w:val="center"/>
+                  </w:pPr>
+                  <w:r>
+                    <w:t xml:space="preserve">authentic_median</w:t>
+                  </w:r>
+                </w:p>
+              </w:tc>
+              <w:tc>
+                <w:tcPr/>
+                <w:p>
+                  <w:pPr>
+                    <w:pStyle w:val="Compact"/>
+                    <w:jc w:val="left"/>
+                    <w:jc w:val="center"/>
+                  </w:pPr>
+                  <w:r>
+                    <w:t xml:space="preserve">15.87</w:t>
+                  </w:r>
+                </w:p>
+              </w:tc>
+              <w:tc>
+                <w:tcPr/>
+                <w:p>
+                  <w:pPr>
+                    <w:pStyle w:val="Compact"/>
+                    <w:jc w:val="left"/>
+                    <w:jc w:val="center"/>
+                  </w:pPr>
+                  <w:r>
+                    <w:t xml:space="preserve">89.39</w:t>
+                  </w:r>
+                </w:p>
+              </w:tc>
+              <w:tc>
+                <w:tcPr/>
+                <w:p>
+                  <w:pPr>
+                    <w:pStyle w:val="Compact"/>
+                    <w:jc w:val="left"/>
+                    <w:jc w:val="center"/>
+                  </w:pPr>
+                  <w:r>
+                    <w:t xml:space="preserve">1.00</w:t>
+                  </w:r>
+                </w:p>
+              </w:tc>
+              <w:tc>
+                <w:tcPr/>
+                <w:p>
+                  <w:pPr>
+                    <w:pStyle w:val="Compact"/>
+                    <w:jc w:val="left"/>
+                    <w:jc w:val="center"/>
+                  </w:pPr>
+                  <w:r>
+                    <w:t xml:space="preserve">99.00</w:t>
+                  </w:r>
+                </w:p>
+              </w:tc>
+            </w:tr>
+            <w:tr>
+              <w:tc>
+                <w:tcPr/>
+                <w:p>
+                  <w:pPr>
+                    <w:pStyle w:val="Compact"/>
+                    <w:jc w:val="left"/>
+                    <w:jc w:val="center"/>
+                  </w:pPr>
+                  <w:r>
+                    <w:t xml:space="preserve">authentic_q_95</w:t>
+                  </w:r>
+                </w:p>
+              </w:tc>
+              <w:tc>
+                <w:tcPr/>
+                <w:p>
+                  <w:pPr>
+                    <w:pStyle w:val="Compact"/>
+                    <w:jc w:val="left"/>
+                    <w:jc w:val="center"/>
+                  </w:pPr>
+                  <w:r>
+                    <w:t xml:space="preserve">7.36</w:t>
+                  </w:r>
+                </w:p>
+              </w:tc>
+              <w:tc>
+                <w:tcPr/>
+                <w:p>
+                  <w:pPr>
+                    <w:pStyle w:val="Compact"/>
+                    <w:jc w:val="left"/>
+                    <w:jc w:val="center"/>
+                  </w:pPr>
+                  <w:r>
+                    <w:t xml:space="preserve">99.00</w:t>
+                  </w:r>
+                </w:p>
+              </w:tc>
+              <w:tc>
+                <w:tcPr/>
+                <w:p>
+                  <w:pPr>
+                    <w:pStyle w:val="Compact"/>
+                    <w:jc w:val="left"/>
+                    <w:jc w:val="center"/>
+                  </w:pPr>
+                  <w:r>
+                    <w:t xml:space="preserve">1.00</w:t>
+                  </w:r>
+                </w:p>
+              </w:tc>
+              <w:tc>
+                <w:tcPr/>
+                <w:p>
+                  <w:pPr>
+                    <w:pStyle w:val="Compact"/>
+                    <w:jc w:val="left"/>
+                    <w:jc w:val="center"/>
+                  </w:pPr>
+                  <w:r>
+                    <w:t xml:space="preserve">99.00</w:t>
+                  </w:r>
+                </w:p>
+              </w:tc>
+            </w:tr>
+            <w:tr>
+              <w:tc>
+                <w:tcPr/>
+                <w:p>
+                  <w:pPr>
+                    <w:pStyle w:val="Compact"/>
+                    <w:jc w:val="left"/>
+                    <w:jc w:val="center"/>
+                  </w:pPr>
+                  <w:r>
+                    <w:t xml:space="preserve">tone_median</w:t>
+                  </w:r>
+                </w:p>
+              </w:tc>
+              <w:tc>
+                <w:tcPr/>
+                <w:p>
+                  <w:pPr>
+                    <w:pStyle w:val="Compact"/>
+                    <w:jc w:val="left"/>
+                    <w:jc w:val="center"/>
+                  </w:pPr>
+                  <w:r>
+                    <w:t xml:space="preserve">13.85</w:t>
+                  </w:r>
+                </w:p>
+              </w:tc>
+              <w:tc>
+                <w:tcPr/>
+                <w:p>
+                  <w:pPr>
+                    <w:pStyle w:val="Compact"/>
+                    <w:jc w:val="left"/>
+                    <w:jc w:val="center"/>
+                  </w:pPr>
+                  <w:r>
+                    <w:t xml:space="preserve">99.00</w:t>
+                  </w:r>
+                </w:p>
+              </w:tc>
+              <w:tc>
+                <w:tcPr/>
+                <w:p>
+                  <w:pPr>
+                    <w:pStyle w:val="Compact"/>
+                    <w:jc w:val="left"/>
+                    <w:jc w:val="center"/>
+                  </w:pPr>
+                  <w:r>
+                    <w:t xml:space="preserve">1.00</w:t>
+                  </w:r>
+                </w:p>
+              </w:tc>
+              <w:tc>
+                <w:tcPr/>
+                <w:p>
+                  <w:pPr>
+                    <w:pStyle w:val="Compact"/>
+                    <w:jc w:val="left"/>
+                    <w:jc w:val="center"/>
+                  </w:pPr>
+                  <w:r>
+                    <w:t xml:space="preserve">99.00</w:t>
+                  </w:r>
+                </w:p>
+              </w:tc>
+            </w:tr>
+            <w:tr>
+              <w:tc>
+                <w:tcPr/>
+                <w:p>
+                  <w:pPr>
+                    <w:pStyle w:val="Compact"/>
+                    <w:jc w:val="left"/>
+                    <w:jc w:val="center"/>
+                  </w:pPr>
+                  <w:r>
+                    <w:t xml:space="preserve">tone_q_95</w:t>
+                  </w:r>
+                </w:p>
+              </w:tc>
+              <w:tc>
+                <w:tcPr/>
+                <w:p>
+                  <w:pPr>
+                    <w:pStyle w:val="Compact"/>
+                    <w:jc w:val="left"/>
+                    <w:jc w:val="center"/>
+                  </w:pPr>
+                  <w:r>
+                    <w:t xml:space="preserve">7.27</w:t>
+                  </w:r>
+                </w:p>
+              </w:tc>
+              <w:tc>
+                <w:tcPr/>
+                <w:p>
+                  <w:pPr>
+                    <w:pStyle w:val="Compact"/>
+                    <w:jc w:val="left"/>
+                    <w:jc w:val="center"/>
+                  </w:pPr>
+                  <w:r>
+                    <w:t xml:space="preserve">99.00</w:t>
+                  </w:r>
+                </w:p>
+              </w:tc>
+              <w:tc>
+                <w:tcPr/>
+                <w:p>
+                  <w:pPr>
+                    <w:pStyle w:val="Compact"/>
+                    <w:jc w:val="left"/>
+                    <w:jc w:val="center"/>
+                  </w:pPr>
+                  <w:r>
+                    <w:t xml:space="preserve">1.00</w:t>
+                  </w:r>
+                </w:p>
+              </w:tc>
+              <w:tc>
+                <w:tcPr/>
+                <w:p>
+                  <w:pPr>
+                    <w:pStyle w:val="Compact"/>
+                    <w:jc w:val="left"/>
+                    <w:jc w:val="center"/>
+                  </w:pPr>
+                  <w:r>
+                    <w:t xml:space="preserve">99.00</w:t>
+                  </w:r>
+                </w:p>
+              </w:tc>
+            </w:tr>
+          </w:tbl>
           <w:p>
             <w:pPr>
               <w:jc w:val="center"/>
@@ -3466,891 +4349,7 @@
               <w:t xml:space="preserve">Table 3: Sample Characteristics of Median and 95% Quantile Scores of All Raw Scores from Individual Messages Within Each 1-Week Prediction Window</w:t>
             </w:r>
           </w:p>
-          <w:tbl>
-            <w:tblPr>
-              <w:tblStyle w:val="Table"/>
-              <w:tblW w:type="auto" w:w="0"/>
-              <w:tblLook w:firstRow="1" w:lastRow="0" w:firstColumn="0" w:lastColumn="0" w:noHBand="0" w:noVBand="0" w:val="0020"/>
-            </w:tblPr>
-            <w:tblGrid>
-              <w:gridCol w:w="1584"/>
-              <w:gridCol w:w="1584"/>
-              <w:gridCol w:w="1584"/>
-              <w:gridCol w:w="1584"/>
-              <w:gridCol w:w="1584"/>
-            </w:tblGrid>
-            <w:tr>
-              <w:trPr>
-                <w:tblHeader w:val="on"/>
-              </w:trPr>
-              <w:tc>
-                <w:tcPr/>
-                <w:p>
-                  <w:pPr>
-                    <w:pStyle w:val="Compact"/>
-                  </w:pPr>
-                </w:p>
-              </w:tc>
-              <w:tc>
-                <w:tcPr/>
-                <w:p>
-                  <w:pPr>
-                    <w:pStyle w:val="Compact"/>
-                    <w:jc w:val="left"/>
-                    <w:jc w:val="center"/>
-                  </w:pPr>
-                  <w:r>
-                    <w:t xml:space="preserve">SD</w:t>
-                  </w:r>
-                </w:p>
-              </w:tc>
-              <w:tc>
-                <w:tcPr/>
-                <w:p>
-                  <w:pPr>
-                    <w:pStyle w:val="Compact"/>
-                    <w:jc w:val="left"/>
-                    <w:jc w:val="center"/>
-                  </w:pPr>
-                  <w:r>
-                    <w:t xml:space="preserve">Median</w:t>
-                  </w:r>
-                </w:p>
-              </w:tc>
-              <w:tc>
-                <w:tcPr/>
-                <w:p>
-                  <w:pPr>
-                    <w:pStyle w:val="Compact"/>
-                    <w:jc w:val="left"/>
-                    <w:jc w:val="center"/>
-                  </w:pPr>
-                  <w:r>
-                    <w:t xml:space="preserve">Min</w:t>
-                  </w:r>
-                </w:p>
-              </w:tc>
-              <w:tc>
-                <w:tcPr/>
-                <w:p>
-                  <w:pPr>
-                    <w:pStyle w:val="Compact"/>
-                    <w:jc w:val="left"/>
-                    <w:jc w:val="center"/>
-                  </w:pPr>
-                  <w:r>
-                    <w:t xml:space="preserve">Max</w:t>
-                  </w:r>
-                </w:p>
-              </w:tc>
-            </w:tr>
-            <w:tr>
-              <w:tc>
-                <w:tcPr/>
-                <w:p>
-                  <w:pPr>
-                    <w:pStyle w:val="Compact"/>
-                    <w:jc w:val="left"/>
-                    <w:jc w:val="center"/>
-                  </w:pPr>
-                  <w:r>
-                    <w:t xml:space="preserve">wc_median</w:t>
-                  </w:r>
-                </w:p>
-              </w:tc>
-              <w:tc>
-                <w:tcPr/>
-                <w:p>
-                  <w:pPr>
-                    <w:pStyle w:val="Compact"/>
-                    <w:jc w:val="left"/>
-                    <w:jc w:val="center"/>
-                  </w:pPr>
-                  <w:r>
-                    <w:t xml:space="preserve">4.00</w:t>
-                  </w:r>
-                </w:p>
-              </w:tc>
-              <w:tc>
-                <w:tcPr/>
-                <w:p>
-                  <w:pPr>
-                    <w:pStyle w:val="Compact"/>
-                    <w:jc w:val="left"/>
-                    <w:jc w:val="center"/>
-                  </w:pPr>
-                  <w:r>
-                    <w:t xml:space="preserve">7.00</w:t>
-                  </w:r>
-                </w:p>
-              </w:tc>
-              <w:tc>
-                <w:tcPr/>
-                <w:p>
-                  <w:pPr>
-                    <w:pStyle w:val="Compact"/>
-                    <w:jc w:val="left"/>
-                    <w:jc w:val="center"/>
-                  </w:pPr>
-                  <w:r>
-                    <w:t xml:space="preserve">1.00</w:t>
-                  </w:r>
-                </w:p>
-              </w:tc>
-              <w:tc>
-                <w:tcPr/>
-                <w:p>
-                  <w:pPr>
-                    <w:pStyle w:val="Compact"/>
-                    <w:jc w:val="left"/>
-                    <w:jc w:val="center"/>
-                  </w:pPr>
-                  <w:r>
-                    <w:t xml:space="preserve">81.00</w:t>
-                  </w:r>
-                </w:p>
-              </w:tc>
-            </w:tr>
-            <w:tr>
-              <w:tc>
-                <w:tcPr/>
-                <w:p>
-                  <w:pPr>
-                    <w:pStyle w:val="Compact"/>
-                    <w:jc w:val="left"/>
-                    <w:jc w:val="center"/>
-                  </w:pPr>
-                  <w:r>
-                    <w:t xml:space="preserve">wc_q_95</w:t>
-                  </w:r>
-                </w:p>
-              </w:tc>
-              <w:tc>
-                <w:tcPr/>
-                <w:p>
-                  <w:pPr>
-                    <w:pStyle w:val="Compact"/>
-                    <w:jc w:val="left"/>
-                    <w:jc w:val="center"/>
-                  </w:pPr>
-                  <w:r>
-                    <w:t xml:space="preserve">17.84</w:t>
-                  </w:r>
-                </w:p>
-              </w:tc>
-              <w:tc>
-                <w:tcPr/>
-                <w:p>
-                  <w:pPr>
-                    <w:pStyle w:val="Compact"/>
-                    <w:jc w:val="left"/>
-                    <w:jc w:val="center"/>
-                  </w:pPr>
-                  <w:r>
-                    <w:t xml:space="preserve">28.00</w:t>
-                  </w:r>
-                </w:p>
-              </w:tc>
-              <w:tc>
-                <w:tcPr/>
-                <w:p>
-                  <w:pPr>
-                    <w:pStyle w:val="Compact"/>
-                    <w:jc w:val="left"/>
-                    <w:jc w:val="center"/>
-                  </w:pPr>
-                  <w:r>
-                    <w:t xml:space="preserve">1.00</w:t>
-                  </w:r>
-                </w:p>
-              </w:tc>
-              <w:tc>
-                <w:tcPr/>
-                <w:p>
-                  <w:pPr>
-                    <w:pStyle w:val="Compact"/>
-                    <w:jc w:val="left"/>
-                    <w:jc w:val="center"/>
-                  </w:pPr>
-                  <w:r>
-                    <w:t xml:space="preserve">404.00</w:t>
-                  </w:r>
-                </w:p>
-              </w:tc>
-            </w:tr>
-            <w:tr>
-              <w:tc>
-                <w:tcPr/>
-                <w:p>
-                  <w:pPr>
-                    <w:pStyle w:val="Compact"/>
-                    <w:jc w:val="left"/>
-                    <w:jc w:val="center"/>
-                  </w:pPr>
-                  <w:r>
-                    <w:t xml:space="preserve">wps_median</w:t>
-                  </w:r>
-                </w:p>
-              </w:tc>
-              <w:tc>
-                <w:tcPr/>
-                <w:p>
-                  <w:pPr>
-                    <w:pStyle w:val="Compact"/>
-                    <w:jc w:val="left"/>
-                    <w:jc w:val="center"/>
-                  </w:pPr>
-                  <w:r>
-                    <w:t xml:space="preserve">2.20</w:t>
-                  </w:r>
-                </w:p>
-              </w:tc>
-              <w:tc>
-                <w:tcPr/>
-                <w:p>
-                  <w:pPr>
-                    <w:pStyle w:val="Compact"/>
-                    <w:jc w:val="left"/>
-                    <w:jc w:val="center"/>
-                  </w:pPr>
-                  <w:r>
-                    <w:t xml:space="preserve">5.00</w:t>
-                  </w:r>
-                </w:p>
-              </w:tc>
-              <w:tc>
-                <w:tcPr/>
-                <w:p>
-                  <w:pPr>
-                    <w:pStyle w:val="Compact"/>
-                    <w:jc w:val="left"/>
-                    <w:jc w:val="center"/>
-                  </w:pPr>
-                  <w:r>
-                    <w:t xml:space="preserve">1.00</w:t>
-                  </w:r>
-                </w:p>
-              </w:tc>
-              <w:tc>
-                <w:tcPr/>
-                <w:p>
-                  <w:pPr>
-                    <w:pStyle w:val="Compact"/>
-                    <w:jc w:val="left"/>
-                    <w:jc w:val="center"/>
-                  </w:pPr>
-                  <w:r>
-                    <w:t xml:space="preserve">78.00</w:t>
-                  </w:r>
-                </w:p>
-              </w:tc>
-            </w:tr>
-            <w:tr>
-              <w:tc>
-                <w:tcPr/>
-                <w:p>
-                  <w:pPr>
-                    <w:pStyle w:val="Compact"/>
-                    <w:jc w:val="left"/>
-                    <w:jc w:val="center"/>
-                  </w:pPr>
-                  <w:r>
-                    <w:t xml:space="preserve">wps_q_95</w:t>
-                  </w:r>
-                </w:p>
-              </w:tc>
-              <w:tc>
-                <w:tcPr/>
-                <w:p>
-                  <w:pPr>
-                    <w:pStyle w:val="Compact"/>
-                    <w:jc w:val="left"/>
-                    <w:jc w:val="center"/>
-                  </w:pPr>
-                  <w:r>
-                    <w:t xml:space="preserve">5.53</w:t>
-                  </w:r>
-                </w:p>
-              </w:tc>
-              <w:tc>
-                <w:tcPr/>
-                <w:p>
-                  <w:pPr>
-                    <w:pStyle w:val="Compact"/>
-                    <w:jc w:val="left"/>
-                    <w:jc w:val="center"/>
-                  </w:pPr>
-                  <w:r>
-                    <w:t xml:space="preserve">15.10</w:t>
-                  </w:r>
-                </w:p>
-              </w:tc>
-              <w:tc>
-                <w:tcPr/>
-                <w:p>
-                  <w:pPr>
-                    <w:pStyle w:val="Compact"/>
-                    <w:jc w:val="left"/>
-                    <w:jc w:val="center"/>
-                  </w:pPr>
-                  <w:r>
-                    <w:t xml:space="preserve">1.00</w:t>
-                  </w:r>
-                </w:p>
-              </w:tc>
-              <w:tc>
-                <w:tcPr/>
-                <w:p>
-                  <w:pPr>
-                    <w:pStyle w:val="Compact"/>
-                    <w:jc w:val="left"/>
-                    <w:jc w:val="center"/>
-                  </w:pPr>
-                  <w:r>
-                    <w:t xml:space="preserve">78.00</w:t>
-                  </w:r>
-                </w:p>
-              </w:tc>
-            </w:tr>
-            <w:tr>
-              <w:tc>
-                <w:tcPr/>
-                <w:p>
-                  <w:pPr>
-                    <w:pStyle w:val="Compact"/>
-                    <w:jc w:val="left"/>
-                    <w:jc w:val="center"/>
-                  </w:pPr>
-                  <w:r>
-                    <w:t xml:space="preserve">analytic_median</w:t>
-                  </w:r>
-                </w:p>
-              </w:tc>
-              <w:tc>
-                <w:tcPr/>
-                <w:p>
-                  <w:pPr>
-                    <w:pStyle w:val="Compact"/>
-                    <w:jc w:val="left"/>
-                    <w:jc w:val="center"/>
-                  </w:pPr>
-                  <w:r>
-                    <w:t xml:space="preserve">14.02</w:t>
-                  </w:r>
-                </w:p>
-              </w:tc>
-              <w:tc>
-                <w:tcPr/>
-                <w:p>
-                  <w:pPr>
-                    <w:pStyle w:val="Compact"/>
-                    <w:jc w:val="left"/>
-                    <w:jc w:val="center"/>
-                  </w:pPr>
-                  <w:r>
-                    <w:t xml:space="preserve">10.19</w:t>
-                  </w:r>
-                </w:p>
-              </w:tc>
-              <w:tc>
-                <w:tcPr/>
-                <w:p>
-                  <w:pPr>
-                    <w:pStyle w:val="Compact"/>
-                    <w:jc w:val="left"/>
-                    <w:jc w:val="center"/>
-                  </w:pPr>
-                  <w:r>
-                    <w:t xml:space="preserve">1.00</w:t>
-                  </w:r>
-                </w:p>
-              </w:tc>
-              <w:tc>
-                <w:tcPr/>
-                <w:p>
-                  <w:pPr>
-                    <w:pStyle w:val="Compact"/>
-                    <w:jc w:val="left"/>
-                    <w:jc w:val="center"/>
-                  </w:pPr>
-                  <w:r>
-                    <w:t xml:space="preserve">99.00</w:t>
-                  </w:r>
-                </w:p>
-              </w:tc>
-            </w:tr>
-            <w:tr>
-              <w:tc>
-                <w:tcPr/>
-                <w:p>
-                  <w:pPr>
-                    <w:pStyle w:val="Compact"/>
-                    <w:jc w:val="left"/>
-                    <w:jc w:val="center"/>
-                  </w:pPr>
-                  <w:r>
-                    <w:t xml:space="preserve">analytic_q_95</w:t>
-                  </w:r>
-                </w:p>
-              </w:tc>
-              <w:tc>
-                <w:tcPr/>
-                <w:p>
-                  <w:pPr>
-                    <w:pStyle w:val="Compact"/>
-                    <w:jc w:val="left"/>
-                    <w:jc w:val="center"/>
-                  </w:pPr>
-                  <w:r>
-                    <w:t xml:space="preserve">14.85</w:t>
-                  </w:r>
-                </w:p>
-              </w:tc>
-              <w:tc>
-                <w:tcPr/>
-                <w:p>
-                  <w:pPr>
-                    <w:pStyle w:val="Compact"/>
-                    <w:jc w:val="left"/>
-                    <w:jc w:val="center"/>
-                  </w:pPr>
-                  <w:r>
-                    <w:t xml:space="preserve">98.59</w:t>
-                  </w:r>
-                </w:p>
-              </w:tc>
-              <w:tc>
-                <w:tcPr/>
-                <w:p>
-                  <w:pPr>
-                    <w:pStyle w:val="Compact"/>
-                    <w:jc w:val="left"/>
-                    <w:jc w:val="center"/>
-                  </w:pPr>
-                  <w:r>
-                    <w:t xml:space="preserve">1.00</w:t>
-                  </w:r>
-                </w:p>
-              </w:tc>
-              <w:tc>
-                <w:tcPr/>
-                <w:p>
-                  <w:pPr>
-                    <w:pStyle w:val="Compact"/>
-                    <w:jc w:val="left"/>
-                    <w:jc w:val="center"/>
-                  </w:pPr>
-                  <w:r>
-                    <w:t xml:space="preserve">99.00</w:t>
-                  </w:r>
-                </w:p>
-              </w:tc>
-            </w:tr>
-            <w:tr>
-              <w:tc>
-                <w:tcPr/>
-                <w:p>
-                  <w:pPr>
-                    <w:pStyle w:val="Compact"/>
-                    <w:jc w:val="left"/>
-                    <w:jc w:val="center"/>
-                  </w:pPr>
-                  <w:r>
-                    <w:t xml:space="preserve">clout_median</w:t>
-                  </w:r>
-                </w:p>
-              </w:tc>
-              <w:tc>
-                <w:tcPr/>
-                <w:p>
-                  <w:pPr>
-                    <w:pStyle w:val="Compact"/>
-                    <w:jc w:val="left"/>
-                    <w:jc w:val="center"/>
-                  </w:pPr>
-                  <w:r>
-                    <w:t xml:space="preserve">30.57</w:t>
-                  </w:r>
-                </w:p>
-              </w:tc>
-              <w:tc>
-                <w:tcPr/>
-                <w:p>
-                  <w:pPr>
-                    <w:pStyle w:val="Compact"/>
-                    <w:jc w:val="left"/>
-                    <w:jc w:val="center"/>
-                  </w:pPr>
-                  <w:r>
-                    <w:t xml:space="preserve">40.06</w:t>
-                  </w:r>
-                </w:p>
-              </w:tc>
-              <w:tc>
-                <w:tcPr/>
-                <w:p>
-                  <w:pPr>
-                    <w:pStyle w:val="Compact"/>
-                    <w:jc w:val="left"/>
-                    <w:jc w:val="center"/>
-                  </w:pPr>
-                  <w:r>
-                    <w:t xml:space="preserve">1.00</w:t>
-                  </w:r>
-                </w:p>
-              </w:tc>
-              <w:tc>
-                <w:tcPr/>
-                <w:p>
-                  <w:pPr>
-                    <w:pStyle w:val="Compact"/>
-                    <w:jc w:val="left"/>
-                    <w:jc w:val="center"/>
-                  </w:pPr>
-                  <w:r>
-                    <w:t xml:space="preserve">99.00</w:t>
-                  </w:r>
-                </w:p>
-              </w:tc>
-            </w:tr>
-            <w:tr>
-              <w:tc>
-                <w:tcPr/>
-                <w:p>
-                  <w:pPr>
-                    <w:pStyle w:val="Compact"/>
-                    <w:jc w:val="left"/>
-                    <w:jc w:val="center"/>
-                  </w:pPr>
-                  <w:r>
-                    <w:t xml:space="preserve">clout_q_95</w:t>
-                  </w:r>
-                </w:p>
-              </w:tc>
-              <w:tc>
-                <w:tcPr/>
-                <w:p>
-                  <w:pPr>
-                    <w:pStyle w:val="Compact"/>
-                    <w:jc w:val="left"/>
-                    <w:jc w:val="center"/>
-                  </w:pPr>
-                  <w:r>
-                    <w:t xml:space="preserve">9.94</w:t>
-                  </w:r>
-                </w:p>
-              </w:tc>
-              <w:tc>
-                <w:tcPr/>
-                <w:p>
-                  <w:pPr>
-                    <w:pStyle w:val="Compact"/>
-                    <w:jc w:val="left"/>
-                    <w:jc w:val="center"/>
-                  </w:pPr>
-                  <w:r>
-                    <w:t xml:space="preserve">99.00</w:t>
-                  </w:r>
-                </w:p>
-              </w:tc>
-              <w:tc>
-                <w:tcPr/>
-                <w:p>
-                  <w:pPr>
-                    <w:pStyle w:val="Compact"/>
-                    <w:jc w:val="left"/>
-                    <w:jc w:val="center"/>
-                  </w:pPr>
-                  <w:r>
-                    <w:t xml:space="preserve">1.00</w:t>
-                  </w:r>
-                </w:p>
-              </w:tc>
-              <w:tc>
-                <w:tcPr/>
-                <w:p>
-                  <w:pPr>
-                    <w:pStyle w:val="Compact"/>
-                    <w:jc w:val="left"/>
-                    <w:jc w:val="center"/>
-                  </w:pPr>
-                  <w:r>
-                    <w:t xml:space="preserve">99.00</w:t>
-                  </w:r>
-                </w:p>
-              </w:tc>
-            </w:tr>
-            <w:tr>
-              <w:tc>
-                <w:tcPr/>
-                <w:p>
-                  <w:pPr>
-                    <w:pStyle w:val="Compact"/>
-                    <w:jc w:val="left"/>
-                    <w:jc w:val="center"/>
-                  </w:pPr>
-                  <w:r>
-                    <w:t xml:space="preserve">authentic_median</w:t>
-                  </w:r>
-                </w:p>
-              </w:tc>
-              <w:tc>
-                <w:tcPr/>
-                <w:p>
-                  <w:pPr>
-                    <w:pStyle w:val="Compact"/>
-                    <w:jc w:val="left"/>
-                    <w:jc w:val="center"/>
-                  </w:pPr>
-                  <w:r>
-                    <w:t xml:space="preserve">15.87</w:t>
-                  </w:r>
-                </w:p>
-              </w:tc>
-              <w:tc>
-                <w:tcPr/>
-                <w:p>
-                  <w:pPr>
-                    <w:pStyle w:val="Compact"/>
-                    <w:jc w:val="left"/>
-                    <w:jc w:val="center"/>
-                  </w:pPr>
-                  <w:r>
-                    <w:t xml:space="preserve">89.39</w:t>
-                  </w:r>
-                </w:p>
-              </w:tc>
-              <w:tc>
-                <w:tcPr/>
-                <w:p>
-                  <w:pPr>
-                    <w:pStyle w:val="Compact"/>
-                    <w:jc w:val="left"/>
-                    <w:jc w:val="center"/>
-                  </w:pPr>
-                  <w:r>
-                    <w:t xml:space="preserve">1.00</w:t>
-                  </w:r>
-                </w:p>
-              </w:tc>
-              <w:tc>
-                <w:tcPr/>
-                <w:p>
-                  <w:pPr>
-                    <w:pStyle w:val="Compact"/>
-                    <w:jc w:val="left"/>
-                    <w:jc w:val="center"/>
-                  </w:pPr>
-                  <w:r>
-                    <w:t xml:space="preserve">99.00</w:t>
-                  </w:r>
-                </w:p>
-              </w:tc>
-            </w:tr>
-            <w:tr>
-              <w:tc>
-                <w:tcPr/>
-                <w:p>
-                  <w:pPr>
-                    <w:pStyle w:val="Compact"/>
-                    <w:jc w:val="left"/>
-                    <w:jc w:val="center"/>
-                  </w:pPr>
-                  <w:r>
-                    <w:t xml:space="preserve">authentic_q_95</w:t>
-                  </w:r>
-                </w:p>
-              </w:tc>
-              <w:tc>
-                <w:tcPr/>
-                <w:p>
-                  <w:pPr>
-                    <w:pStyle w:val="Compact"/>
-                    <w:jc w:val="left"/>
-                    <w:jc w:val="center"/>
-                  </w:pPr>
-                  <w:r>
-                    <w:t xml:space="preserve">7.36</w:t>
-                  </w:r>
-                </w:p>
-              </w:tc>
-              <w:tc>
-                <w:tcPr/>
-                <w:p>
-                  <w:pPr>
-                    <w:pStyle w:val="Compact"/>
-                    <w:jc w:val="left"/>
-                    <w:jc w:val="center"/>
-                  </w:pPr>
-                  <w:r>
-                    <w:t xml:space="preserve">99.00</w:t>
-                  </w:r>
-                </w:p>
-              </w:tc>
-              <w:tc>
-                <w:tcPr/>
-                <w:p>
-                  <w:pPr>
-                    <w:pStyle w:val="Compact"/>
-                    <w:jc w:val="left"/>
-                    <w:jc w:val="center"/>
-                  </w:pPr>
-                  <w:r>
-                    <w:t xml:space="preserve">1.00</w:t>
-                  </w:r>
-                </w:p>
-              </w:tc>
-              <w:tc>
-                <w:tcPr/>
-                <w:p>
-                  <w:pPr>
-                    <w:pStyle w:val="Compact"/>
-                    <w:jc w:val="left"/>
-                    <w:jc w:val="center"/>
-                  </w:pPr>
-                  <w:r>
-                    <w:t xml:space="preserve">99.00</w:t>
-                  </w:r>
-                </w:p>
-              </w:tc>
-            </w:tr>
-            <w:tr>
-              <w:tc>
-                <w:tcPr/>
-                <w:p>
-                  <w:pPr>
-                    <w:pStyle w:val="Compact"/>
-                    <w:jc w:val="left"/>
-                    <w:jc w:val="center"/>
-                  </w:pPr>
-                  <w:r>
-                    <w:t xml:space="preserve">tone_median</w:t>
-                  </w:r>
-                </w:p>
-              </w:tc>
-              <w:tc>
-                <w:tcPr/>
-                <w:p>
-                  <w:pPr>
-                    <w:pStyle w:val="Compact"/>
-                    <w:jc w:val="left"/>
-                    <w:jc w:val="center"/>
-                  </w:pPr>
-                  <w:r>
-                    <w:t xml:space="preserve">13.85</w:t>
-                  </w:r>
-                </w:p>
-              </w:tc>
-              <w:tc>
-                <w:tcPr/>
-                <w:p>
-                  <w:pPr>
-                    <w:pStyle w:val="Compact"/>
-                    <w:jc w:val="left"/>
-                    <w:jc w:val="center"/>
-                  </w:pPr>
-                  <w:r>
-                    <w:t xml:space="preserve">99.00</w:t>
-                  </w:r>
-                </w:p>
-              </w:tc>
-              <w:tc>
-                <w:tcPr/>
-                <w:p>
-                  <w:pPr>
-                    <w:pStyle w:val="Compact"/>
-                    <w:jc w:val="left"/>
-                    <w:jc w:val="center"/>
-                  </w:pPr>
-                  <w:r>
-                    <w:t xml:space="preserve">1.00</w:t>
-                  </w:r>
-                </w:p>
-              </w:tc>
-              <w:tc>
-                <w:tcPr/>
-                <w:p>
-                  <w:pPr>
-                    <w:pStyle w:val="Compact"/>
-                    <w:jc w:val="left"/>
-                    <w:jc w:val="center"/>
-                  </w:pPr>
-                  <w:r>
-                    <w:t xml:space="preserve">99.00</w:t>
-                  </w:r>
-                </w:p>
-              </w:tc>
-            </w:tr>
-            <w:tr>
-              <w:tc>
-                <w:tcPr/>
-                <w:p>
-                  <w:pPr>
-                    <w:pStyle w:val="Compact"/>
-                    <w:jc w:val="left"/>
-                    <w:jc w:val="center"/>
-                  </w:pPr>
-                  <w:r>
-                    <w:t xml:space="preserve">tone_q_95</w:t>
-                  </w:r>
-                </w:p>
-              </w:tc>
-              <w:tc>
-                <w:tcPr/>
-                <w:p>
-                  <w:pPr>
-                    <w:pStyle w:val="Compact"/>
-                    <w:jc w:val="left"/>
-                    <w:jc w:val="center"/>
-                  </w:pPr>
-                  <w:r>
-                    <w:t xml:space="preserve">7.27</w:t>
-                  </w:r>
-                </w:p>
-              </w:tc>
-              <w:tc>
-                <w:tcPr/>
-                <w:p>
-                  <w:pPr>
-                    <w:pStyle w:val="Compact"/>
-                    <w:jc w:val="left"/>
-                    <w:jc w:val="center"/>
-                  </w:pPr>
-                  <w:r>
-                    <w:t xml:space="preserve">99.00</w:t>
-                  </w:r>
-                </w:p>
-              </w:tc>
-              <w:tc>
-                <w:tcPr/>
-                <w:p>
-                  <w:pPr>
-                    <w:pStyle w:val="Compact"/>
-                    <w:jc w:val="left"/>
-                    <w:jc w:val="center"/>
-                  </w:pPr>
-                  <w:r>
-                    <w:t xml:space="preserve">1.00</w:t>
-                  </w:r>
-                </w:p>
-              </w:tc>
-              <w:tc>
-                <w:tcPr/>
-                <w:p>
-                  <w:pPr>
-                    <w:pStyle w:val="Compact"/>
-                    <w:jc w:val="left"/>
-                    <w:jc w:val="center"/>
-                  </w:pPr>
-                  <w:r>
-                    <w:t xml:space="preserve">99.00</w:t>
-                  </w:r>
-                </w:p>
-              </w:tc>
-            </w:tr>
-          </w:tbl>
           <w:bookmarkEnd w:id="75"/>
-          <w:p/>
         </w:tc>
       </w:tr>
     </w:tbl>
@@ -4473,6 +4472,488 @@
         <w:tc>
           <w:tcPr/>
           <w:bookmarkStart w:id="81" w:name="tbl-cat_3day"/>
+          <w:tbl>
+            <w:tblPr>
+              <w:tblStyle w:val="Table"/>
+              <w:tblW w:type="pct" w:w="5000"/>
+              <w:tblLayout w:type="fixed"/>
+              <w:tblLook w:firstRow="1" w:lastRow="0" w:firstColumn="0" w:lastColumn="0" w:noHBand="0" w:noVBand="0" w:val="0020"/>
+            </w:tblPr>
+            <w:tblGrid>
+              <w:gridCol w:w="1584"/>
+              <w:gridCol w:w="1584"/>
+              <w:gridCol w:w="1584"/>
+              <w:gridCol w:w="1584"/>
+              <w:gridCol w:w="1584"/>
+            </w:tblGrid>
+            <w:tr>
+              <w:trPr>
+                <w:tblHeader w:val="on"/>
+              </w:trPr>
+              <w:tc>
+                <w:tcPr/>
+                <w:p>
+                  <w:pPr>
+                    <w:pStyle w:val="Compact"/>
+                  </w:pPr>
+                </w:p>
+              </w:tc>
+              <w:tc>
+                <w:tcPr/>
+                <w:p>
+                  <w:pPr>
+                    <w:pStyle w:val="Compact"/>
+                    <w:jc w:val="left"/>
+                    <w:jc w:val="center"/>
+                  </w:pPr>
+                  <w:r>
+                    <w:t xml:space="preserve">SD</w:t>
+                  </w:r>
+                </w:p>
+              </w:tc>
+              <w:tc>
+                <w:tcPr/>
+                <w:p>
+                  <w:pPr>
+                    <w:pStyle w:val="Compact"/>
+                    <w:jc w:val="left"/>
+                    <w:jc w:val="center"/>
+                  </w:pPr>
+                  <w:r>
+                    <w:t xml:space="preserve">Median</w:t>
+                  </w:r>
+                </w:p>
+              </w:tc>
+              <w:tc>
+                <w:tcPr/>
+                <w:p>
+                  <w:pPr>
+                    <w:pStyle w:val="Compact"/>
+                    <w:jc w:val="left"/>
+                    <w:jc w:val="center"/>
+                  </w:pPr>
+                  <w:r>
+                    <w:t xml:space="preserve">Min</w:t>
+                  </w:r>
+                </w:p>
+              </w:tc>
+              <w:tc>
+                <w:tcPr/>
+                <w:p>
+                  <w:pPr>
+                    <w:pStyle w:val="Compact"/>
+                    <w:jc w:val="left"/>
+                    <w:jc w:val="center"/>
+                  </w:pPr>
+                  <w:r>
+                    <w:t xml:space="preserve">Max</w:t>
+                  </w:r>
+                </w:p>
+              </w:tc>
+            </w:tr>
+            <w:tr>
+              <w:tc>
+                <w:tcPr/>
+                <w:p>
+                  <w:pPr>
+                    <w:pStyle w:val="Compact"/>
+                    <w:jc w:val="left"/>
+                    <w:jc w:val="center"/>
+                  </w:pPr>
+                  <w:r>
+                    <w:t xml:space="preserve">wc</w:t>
+                  </w:r>
+                </w:p>
+              </w:tc>
+              <w:tc>
+                <w:tcPr/>
+                <w:p>
+                  <w:pPr>
+                    <w:pStyle w:val="Compact"/>
+                    <w:jc w:val="left"/>
+                    <w:jc w:val="center"/>
+                  </w:pPr>
+                  <w:r>
+                    <w:t xml:space="preserve">1175.22</w:t>
+                  </w:r>
+                </w:p>
+              </w:tc>
+              <w:tc>
+                <w:tcPr/>
+                <w:p>
+                  <w:pPr>
+                    <w:pStyle w:val="Compact"/>
+                    <w:jc w:val="left"/>
+                    <w:jc w:val="center"/>
+                  </w:pPr>
+                  <w:r>
+                    <w:t xml:space="preserve">512.00</w:t>
+                  </w:r>
+                </w:p>
+              </w:tc>
+              <w:tc>
+                <w:tcPr/>
+                <w:p>
+                  <w:pPr>
+                    <w:pStyle w:val="Compact"/>
+                    <w:jc w:val="left"/>
+                    <w:jc w:val="center"/>
+                  </w:pPr>
+                  <w:r>
+                    <w:t xml:space="preserve">1.00</w:t>
+                  </w:r>
+                </w:p>
+              </w:tc>
+              <w:tc>
+                <w:tcPr/>
+                <w:p>
+                  <w:pPr>
+                    <w:pStyle w:val="Compact"/>
+                    <w:jc w:val="left"/>
+                    <w:jc w:val="center"/>
+                  </w:pPr>
+                  <w:r>
+                    <w:t xml:space="preserve">13211.00</w:t>
+                  </w:r>
+                </w:p>
+              </w:tc>
+            </w:tr>
+            <w:tr>
+              <w:tc>
+                <w:tcPr/>
+                <w:p>
+                  <w:pPr>
+                    <w:pStyle w:val="Compact"/>
+                    <w:jc w:val="left"/>
+                    <w:jc w:val="center"/>
+                  </w:pPr>
+                  <w:r>
+                    <w:t xml:space="preserve">wps</w:t>
+                  </w:r>
+                </w:p>
+              </w:tc>
+              <w:tc>
+                <w:tcPr/>
+                <w:p>
+                  <w:pPr>
+                    <w:pStyle w:val="Compact"/>
+                    <w:jc w:val="left"/>
+                    <w:jc w:val="center"/>
+                  </w:pPr>
+                  <w:r>
+                    <w:t xml:space="preserve">9.75</w:t>
+                  </w:r>
+                </w:p>
+              </w:tc>
+              <w:tc>
+                <w:tcPr/>
+                <w:p>
+                  <w:pPr>
+                    <w:pStyle w:val="Compact"/>
+                    <w:jc w:val="left"/>
+                    <w:jc w:val="center"/>
+                  </w:pPr>
+                  <w:r>
+                    <w:t xml:space="preserve">10.76</w:t>
+                  </w:r>
+                </w:p>
+              </w:tc>
+              <w:tc>
+                <w:tcPr/>
+                <w:p>
+                  <w:pPr>
+                    <w:pStyle w:val="Compact"/>
+                    <w:jc w:val="left"/>
+                    <w:jc w:val="center"/>
+                  </w:pPr>
+                  <w:r>
+                    <w:t xml:space="preserve">0.00</w:t>
+                  </w:r>
+                </w:p>
+              </w:tc>
+              <w:tc>
+                <w:tcPr/>
+                <w:p>
+                  <w:pPr>
+                    <w:pStyle w:val="Compact"/>
+                    <w:jc w:val="left"/>
+                    <w:jc w:val="center"/>
+                  </w:pPr>
+                  <w:r>
+                    <w:t xml:space="preserve">295.00</w:t>
+                  </w:r>
+                </w:p>
+              </w:tc>
+            </w:tr>
+            <w:tr>
+              <w:tc>
+                <w:tcPr/>
+                <w:p>
+                  <w:pPr>
+                    <w:pStyle w:val="Compact"/>
+                    <w:jc w:val="left"/>
+                    <w:jc w:val="center"/>
+                  </w:pPr>
+                  <w:r>
+                    <w:t xml:space="preserve">analytic</w:t>
+                  </w:r>
+                </w:p>
+              </w:tc>
+              <w:tc>
+                <w:tcPr/>
+                <w:p>
+                  <w:pPr>
+                    <w:pStyle w:val="Compact"/>
+                    <w:jc w:val="left"/>
+                    <w:jc w:val="center"/>
+                  </w:pPr>
+                  <w:r>
+                    <w:t xml:space="preserve">16.96</w:t>
+                  </w:r>
+                </w:p>
+              </w:tc>
+              <w:tc>
+                <w:tcPr/>
+                <w:p>
+                  <w:pPr>
+                    <w:pStyle w:val="Compact"/>
+                    <w:jc w:val="left"/>
+                    <w:jc w:val="center"/>
+                  </w:pPr>
+                  <w:r>
+                    <w:t xml:space="preserve">19.05</w:t>
+                  </w:r>
+                </w:p>
+              </w:tc>
+              <w:tc>
+                <w:tcPr/>
+                <w:p>
+                  <w:pPr>
+                    <w:pStyle w:val="Compact"/>
+                    <w:jc w:val="left"/>
+                    <w:jc w:val="center"/>
+                  </w:pPr>
+                  <w:r>
+                    <w:t xml:space="preserve">1.00</w:t>
+                  </w:r>
+                </w:p>
+              </w:tc>
+              <w:tc>
+                <w:tcPr/>
+                <w:p>
+                  <w:pPr>
+                    <w:pStyle w:val="Compact"/>
+                    <w:jc w:val="left"/>
+                    <w:jc w:val="center"/>
+                  </w:pPr>
+                  <w:r>
+                    <w:t xml:space="preserve">99.00</w:t>
+                  </w:r>
+                </w:p>
+              </w:tc>
+            </w:tr>
+            <w:tr>
+              <w:tc>
+                <w:tcPr/>
+                <w:p>
+                  <w:pPr>
+                    <w:pStyle w:val="Compact"/>
+                    <w:jc w:val="left"/>
+                    <w:jc w:val="center"/>
+                  </w:pPr>
+                  <w:r>
+                    <w:t xml:space="preserve">clout</w:t>
+                  </w:r>
+                </w:p>
+              </w:tc>
+              <w:tc>
+                <w:tcPr/>
+                <w:p>
+                  <w:pPr>
+                    <w:pStyle w:val="Compact"/>
+                    <w:jc w:val="left"/>
+                    <w:jc w:val="center"/>
+                  </w:pPr>
+                  <w:r>
+                    <w:t xml:space="preserve">25.37</w:t>
+                  </w:r>
+                </w:p>
+              </w:tc>
+              <w:tc>
+                <w:tcPr/>
+                <w:p>
+                  <w:pPr>
+                    <w:pStyle w:val="Compact"/>
+                    <w:jc w:val="left"/>
+                    <w:jc w:val="center"/>
+                  </w:pPr>
+                  <w:r>
+                    <w:t xml:space="preserve">50.20</w:t>
+                  </w:r>
+                </w:p>
+              </w:tc>
+              <w:tc>
+                <w:tcPr/>
+                <w:p>
+                  <w:pPr>
+                    <w:pStyle w:val="Compact"/>
+                    <w:jc w:val="left"/>
+                    <w:jc w:val="center"/>
+                  </w:pPr>
+                  <w:r>
+                    <w:t xml:space="preserve">1.00</w:t>
+                  </w:r>
+                </w:p>
+              </w:tc>
+              <w:tc>
+                <w:tcPr/>
+                <w:p>
+                  <w:pPr>
+                    <w:pStyle w:val="Compact"/>
+                    <w:jc w:val="left"/>
+                    <w:jc w:val="center"/>
+                  </w:pPr>
+                  <w:r>
+                    <w:t xml:space="preserve">99.00</w:t>
+                  </w:r>
+                </w:p>
+              </w:tc>
+            </w:tr>
+            <w:tr>
+              <w:tc>
+                <w:tcPr/>
+                <w:p>
+                  <w:pPr>
+                    <w:pStyle w:val="Compact"/>
+                    <w:jc w:val="left"/>
+                    <w:jc w:val="center"/>
+                  </w:pPr>
+                  <w:r>
+                    <w:t xml:space="preserve">authentic</w:t>
+                  </w:r>
+                </w:p>
+              </w:tc>
+              <w:tc>
+                <w:tcPr/>
+                <w:p>
+                  <w:pPr>
+                    <w:pStyle w:val="Compact"/>
+                    <w:jc w:val="left"/>
+                    <w:jc w:val="center"/>
+                  </w:pPr>
+                  <w:r>
+                    <w:t xml:space="preserve">22.34</w:t>
+                  </w:r>
+                </w:p>
+              </w:tc>
+              <w:tc>
+                <w:tcPr/>
+                <w:p>
+                  <w:pPr>
+                    <w:pStyle w:val="Compact"/>
+                    <w:jc w:val="left"/>
+                    <w:jc w:val="center"/>
+                  </w:pPr>
+                  <w:r>
+                    <w:t xml:space="preserve">77.13</w:t>
+                  </w:r>
+                </w:p>
+              </w:tc>
+              <w:tc>
+                <w:tcPr/>
+                <w:p>
+                  <w:pPr>
+                    <w:pStyle w:val="Compact"/>
+                    <w:jc w:val="left"/>
+                    <w:jc w:val="center"/>
+                  </w:pPr>
+                  <w:r>
+                    <w:t xml:space="preserve">1.00</w:t>
+                  </w:r>
+                </w:p>
+              </w:tc>
+              <w:tc>
+                <w:tcPr/>
+                <w:p>
+                  <w:pPr>
+                    <w:pStyle w:val="Compact"/>
+                    <w:jc w:val="left"/>
+                    <w:jc w:val="center"/>
+                  </w:pPr>
+                  <w:r>
+                    <w:t xml:space="preserve">99.00</w:t>
+                  </w:r>
+                </w:p>
+              </w:tc>
+            </w:tr>
+            <w:tr>
+              <w:tc>
+                <w:tcPr/>
+                <w:p>
+                  <w:pPr>
+                    <w:pStyle w:val="Compact"/>
+                    <w:jc w:val="left"/>
+                    <w:jc w:val="center"/>
+                  </w:pPr>
+                  <w:r>
+                    <w:t xml:space="preserve">tone</w:t>
+                  </w:r>
+                </w:p>
+              </w:tc>
+              <w:tc>
+                <w:tcPr/>
+                <w:p>
+                  <w:pPr>
+                    <w:pStyle w:val="Compact"/>
+                    <w:jc w:val="left"/>
+                    <w:jc w:val="center"/>
+                  </w:pPr>
+                  <w:r>
+                    <w:t xml:space="preserve">23.28</w:t>
+                  </w:r>
+                </w:p>
+              </w:tc>
+              <w:tc>
+                <w:tcPr/>
+                <w:p>
+                  <w:pPr>
+                    <w:pStyle w:val="Compact"/>
+                    <w:jc w:val="left"/>
+                    <w:jc w:val="center"/>
+                  </w:pPr>
+                  <w:r>
+                    <w:t xml:space="preserve">82.19</w:t>
+                  </w:r>
+                </w:p>
+              </w:tc>
+              <w:tc>
+                <w:tcPr/>
+                <w:p>
+                  <w:pPr>
+                    <w:pStyle w:val="Compact"/>
+                    <w:jc w:val="left"/>
+                    <w:jc w:val="center"/>
+                  </w:pPr>
+                  <w:r>
+                    <w:t xml:space="preserve">1.00</w:t>
+                  </w:r>
+                </w:p>
+              </w:tc>
+              <w:tc>
+                <w:tcPr/>
+                <w:p>
+                  <w:pPr>
+                    <w:pStyle w:val="Compact"/>
+                    <w:jc w:val="left"/>
+                    <w:jc w:val="center"/>
+                  </w:pPr>
+                  <w:r>
+                    <w:t xml:space="preserve">99.00</w:t>
+                  </w:r>
+                </w:p>
+              </w:tc>
+            </w:tr>
+          </w:tbl>
           <w:p>
             <w:pPr>
               <w:jc w:val="center"/>
@@ -4486,489 +4967,7 @@
               <w:t xml:space="preserve">Table 4: Sample Characteristics of Raw LIWC Scores on Concatenated Messages Within Each 3-Day Prediction Window</w:t>
             </w:r>
           </w:p>
-          <w:tbl>
-            <w:tblPr>
-              <w:tblStyle w:val="Table"/>
-              <w:tblW w:type="auto" w:w="0"/>
-              <w:tblLook w:firstRow="1" w:lastRow="0" w:firstColumn="0" w:lastColumn="0" w:noHBand="0" w:noVBand="0" w:val="0020"/>
-            </w:tblPr>
-            <w:tblGrid>
-              <w:gridCol w:w="1584"/>
-              <w:gridCol w:w="1584"/>
-              <w:gridCol w:w="1584"/>
-              <w:gridCol w:w="1584"/>
-              <w:gridCol w:w="1584"/>
-            </w:tblGrid>
-            <w:tr>
-              <w:trPr>
-                <w:tblHeader w:val="on"/>
-              </w:trPr>
-              <w:tc>
-                <w:tcPr/>
-                <w:p>
-                  <w:pPr>
-                    <w:pStyle w:val="Compact"/>
-                  </w:pPr>
-                </w:p>
-              </w:tc>
-              <w:tc>
-                <w:tcPr/>
-                <w:p>
-                  <w:pPr>
-                    <w:pStyle w:val="Compact"/>
-                    <w:jc w:val="left"/>
-                    <w:jc w:val="center"/>
-                  </w:pPr>
-                  <w:r>
-                    <w:t xml:space="preserve">SD</w:t>
-                  </w:r>
-                </w:p>
-              </w:tc>
-              <w:tc>
-                <w:tcPr/>
-                <w:p>
-                  <w:pPr>
-                    <w:pStyle w:val="Compact"/>
-                    <w:jc w:val="left"/>
-                    <w:jc w:val="center"/>
-                  </w:pPr>
-                  <w:r>
-                    <w:t xml:space="preserve">Median</w:t>
-                  </w:r>
-                </w:p>
-              </w:tc>
-              <w:tc>
-                <w:tcPr/>
-                <w:p>
-                  <w:pPr>
-                    <w:pStyle w:val="Compact"/>
-                    <w:jc w:val="left"/>
-                    <w:jc w:val="center"/>
-                  </w:pPr>
-                  <w:r>
-                    <w:t xml:space="preserve">Min</w:t>
-                  </w:r>
-                </w:p>
-              </w:tc>
-              <w:tc>
-                <w:tcPr/>
-                <w:p>
-                  <w:pPr>
-                    <w:pStyle w:val="Compact"/>
-                    <w:jc w:val="left"/>
-                    <w:jc w:val="center"/>
-                  </w:pPr>
-                  <w:r>
-                    <w:t xml:space="preserve">Max</w:t>
-                  </w:r>
-                </w:p>
-              </w:tc>
-            </w:tr>
-            <w:tr>
-              <w:tc>
-                <w:tcPr/>
-                <w:p>
-                  <w:pPr>
-                    <w:pStyle w:val="Compact"/>
-                    <w:jc w:val="left"/>
-                    <w:jc w:val="center"/>
-                  </w:pPr>
-                  <w:r>
-                    <w:t xml:space="preserve">wc</w:t>
-                  </w:r>
-                </w:p>
-              </w:tc>
-              <w:tc>
-                <w:tcPr/>
-                <w:p>
-                  <w:pPr>
-                    <w:pStyle w:val="Compact"/>
-                    <w:jc w:val="left"/>
-                    <w:jc w:val="center"/>
-                  </w:pPr>
-                  <w:r>
-                    <w:t xml:space="preserve">1175.22</w:t>
-                  </w:r>
-                </w:p>
-              </w:tc>
-              <w:tc>
-                <w:tcPr/>
-                <w:p>
-                  <w:pPr>
-                    <w:pStyle w:val="Compact"/>
-                    <w:jc w:val="left"/>
-                    <w:jc w:val="center"/>
-                  </w:pPr>
-                  <w:r>
-                    <w:t xml:space="preserve">512.00</w:t>
-                  </w:r>
-                </w:p>
-              </w:tc>
-              <w:tc>
-                <w:tcPr/>
-                <w:p>
-                  <w:pPr>
-                    <w:pStyle w:val="Compact"/>
-                    <w:jc w:val="left"/>
-                    <w:jc w:val="center"/>
-                  </w:pPr>
-                  <w:r>
-                    <w:t xml:space="preserve">1.00</w:t>
-                  </w:r>
-                </w:p>
-              </w:tc>
-              <w:tc>
-                <w:tcPr/>
-                <w:p>
-                  <w:pPr>
-                    <w:pStyle w:val="Compact"/>
-                    <w:jc w:val="left"/>
-                    <w:jc w:val="center"/>
-                  </w:pPr>
-                  <w:r>
-                    <w:t xml:space="preserve">13211.00</w:t>
-                  </w:r>
-                </w:p>
-              </w:tc>
-            </w:tr>
-            <w:tr>
-              <w:tc>
-                <w:tcPr/>
-                <w:p>
-                  <w:pPr>
-                    <w:pStyle w:val="Compact"/>
-                    <w:jc w:val="left"/>
-                    <w:jc w:val="center"/>
-                  </w:pPr>
-                  <w:r>
-                    <w:t xml:space="preserve">wps</w:t>
-                  </w:r>
-                </w:p>
-              </w:tc>
-              <w:tc>
-                <w:tcPr/>
-                <w:p>
-                  <w:pPr>
-                    <w:pStyle w:val="Compact"/>
-                    <w:jc w:val="left"/>
-                    <w:jc w:val="center"/>
-                  </w:pPr>
-                  <w:r>
-                    <w:t xml:space="preserve">9.75</w:t>
-                  </w:r>
-                </w:p>
-              </w:tc>
-              <w:tc>
-                <w:tcPr/>
-                <w:p>
-                  <w:pPr>
-                    <w:pStyle w:val="Compact"/>
-                    <w:jc w:val="left"/>
-                    <w:jc w:val="center"/>
-                  </w:pPr>
-                  <w:r>
-                    <w:t xml:space="preserve">10.76</w:t>
-                  </w:r>
-                </w:p>
-              </w:tc>
-              <w:tc>
-                <w:tcPr/>
-                <w:p>
-                  <w:pPr>
-                    <w:pStyle w:val="Compact"/>
-                    <w:jc w:val="left"/>
-                    <w:jc w:val="center"/>
-                  </w:pPr>
-                  <w:r>
-                    <w:t xml:space="preserve">0.00</w:t>
-                  </w:r>
-                </w:p>
-              </w:tc>
-              <w:tc>
-                <w:tcPr/>
-                <w:p>
-                  <w:pPr>
-                    <w:pStyle w:val="Compact"/>
-                    <w:jc w:val="left"/>
-                    <w:jc w:val="center"/>
-                  </w:pPr>
-                  <w:r>
-                    <w:t xml:space="preserve">295.00</w:t>
-                  </w:r>
-                </w:p>
-              </w:tc>
-            </w:tr>
-            <w:tr>
-              <w:tc>
-                <w:tcPr/>
-                <w:p>
-                  <w:pPr>
-                    <w:pStyle w:val="Compact"/>
-                    <w:jc w:val="left"/>
-                    <w:jc w:val="center"/>
-                  </w:pPr>
-                  <w:r>
-                    <w:t xml:space="preserve">analytic</w:t>
-                  </w:r>
-                </w:p>
-              </w:tc>
-              <w:tc>
-                <w:tcPr/>
-                <w:p>
-                  <w:pPr>
-                    <w:pStyle w:val="Compact"/>
-                    <w:jc w:val="left"/>
-                    <w:jc w:val="center"/>
-                  </w:pPr>
-                  <w:r>
-                    <w:t xml:space="preserve">16.96</w:t>
-                  </w:r>
-                </w:p>
-              </w:tc>
-              <w:tc>
-                <w:tcPr/>
-                <w:p>
-                  <w:pPr>
-                    <w:pStyle w:val="Compact"/>
-                    <w:jc w:val="left"/>
-                    <w:jc w:val="center"/>
-                  </w:pPr>
-                  <w:r>
-                    <w:t xml:space="preserve">19.05</w:t>
-                  </w:r>
-                </w:p>
-              </w:tc>
-              <w:tc>
-                <w:tcPr/>
-                <w:p>
-                  <w:pPr>
-                    <w:pStyle w:val="Compact"/>
-                    <w:jc w:val="left"/>
-                    <w:jc w:val="center"/>
-                  </w:pPr>
-                  <w:r>
-                    <w:t xml:space="preserve">1.00</w:t>
-                  </w:r>
-                </w:p>
-              </w:tc>
-              <w:tc>
-                <w:tcPr/>
-                <w:p>
-                  <w:pPr>
-                    <w:pStyle w:val="Compact"/>
-                    <w:jc w:val="left"/>
-                    <w:jc w:val="center"/>
-                  </w:pPr>
-                  <w:r>
-                    <w:t xml:space="preserve">99.00</w:t>
-                  </w:r>
-                </w:p>
-              </w:tc>
-            </w:tr>
-            <w:tr>
-              <w:tc>
-                <w:tcPr/>
-                <w:p>
-                  <w:pPr>
-                    <w:pStyle w:val="Compact"/>
-                    <w:jc w:val="left"/>
-                    <w:jc w:val="center"/>
-                  </w:pPr>
-                  <w:r>
-                    <w:t xml:space="preserve">clout</w:t>
-                  </w:r>
-                </w:p>
-              </w:tc>
-              <w:tc>
-                <w:tcPr/>
-                <w:p>
-                  <w:pPr>
-                    <w:pStyle w:val="Compact"/>
-                    <w:jc w:val="left"/>
-                    <w:jc w:val="center"/>
-                  </w:pPr>
-                  <w:r>
-                    <w:t xml:space="preserve">25.37</w:t>
-                  </w:r>
-                </w:p>
-              </w:tc>
-              <w:tc>
-                <w:tcPr/>
-                <w:p>
-                  <w:pPr>
-                    <w:pStyle w:val="Compact"/>
-                    <w:jc w:val="left"/>
-                    <w:jc w:val="center"/>
-                  </w:pPr>
-                  <w:r>
-                    <w:t xml:space="preserve">50.20</w:t>
-                  </w:r>
-                </w:p>
-              </w:tc>
-              <w:tc>
-                <w:tcPr/>
-                <w:p>
-                  <w:pPr>
-                    <w:pStyle w:val="Compact"/>
-                    <w:jc w:val="left"/>
-                    <w:jc w:val="center"/>
-                  </w:pPr>
-                  <w:r>
-                    <w:t xml:space="preserve">1.00</w:t>
-                  </w:r>
-                </w:p>
-              </w:tc>
-              <w:tc>
-                <w:tcPr/>
-                <w:p>
-                  <w:pPr>
-                    <w:pStyle w:val="Compact"/>
-                    <w:jc w:val="left"/>
-                    <w:jc w:val="center"/>
-                  </w:pPr>
-                  <w:r>
-                    <w:t xml:space="preserve">99.00</w:t>
-                  </w:r>
-                </w:p>
-              </w:tc>
-            </w:tr>
-            <w:tr>
-              <w:tc>
-                <w:tcPr/>
-                <w:p>
-                  <w:pPr>
-                    <w:pStyle w:val="Compact"/>
-                    <w:jc w:val="left"/>
-                    <w:jc w:val="center"/>
-                  </w:pPr>
-                  <w:r>
-                    <w:t xml:space="preserve">authentic</w:t>
-                  </w:r>
-                </w:p>
-              </w:tc>
-              <w:tc>
-                <w:tcPr/>
-                <w:p>
-                  <w:pPr>
-                    <w:pStyle w:val="Compact"/>
-                    <w:jc w:val="left"/>
-                    <w:jc w:val="center"/>
-                  </w:pPr>
-                  <w:r>
-                    <w:t xml:space="preserve">22.34</w:t>
-                  </w:r>
-                </w:p>
-              </w:tc>
-              <w:tc>
-                <w:tcPr/>
-                <w:p>
-                  <w:pPr>
-                    <w:pStyle w:val="Compact"/>
-                    <w:jc w:val="left"/>
-                    <w:jc w:val="center"/>
-                  </w:pPr>
-                  <w:r>
-                    <w:t xml:space="preserve">77.13</w:t>
-                  </w:r>
-                </w:p>
-              </w:tc>
-              <w:tc>
-                <w:tcPr/>
-                <w:p>
-                  <w:pPr>
-                    <w:pStyle w:val="Compact"/>
-                    <w:jc w:val="left"/>
-                    <w:jc w:val="center"/>
-                  </w:pPr>
-                  <w:r>
-                    <w:t xml:space="preserve">1.00</w:t>
-                  </w:r>
-                </w:p>
-              </w:tc>
-              <w:tc>
-                <w:tcPr/>
-                <w:p>
-                  <w:pPr>
-                    <w:pStyle w:val="Compact"/>
-                    <w:jc w:val="left"/>
-                    <w:jc w:val="center"/>
-                  </w:pPr>
-                  <w:r>
-                    <w:t xml:space="preserve">99.00</w:t>
-                  </w:r>
-                </w:p>
-              </w:tc>
-            </w:tr>
-            <w:tr>
-              <w:tc>
-                <w:tcPr/>
-                <w:p>
-                  <w:pPr>
-                    <w:pStyle w:val="Compact"/>
-                    <w:jc w:val="left"/>
-                    <w:jc w:val="center"/>
-                  </w:pPr>
-                  <w:r>
-                    <w:t xml:space="preserve">tone</w:t>
-                  </w:r>
-                </w:p>
-              </w:tc>
-              <w:tc>
-                <w:tcPr/>
-                <w:p>
-                  <w:pPr>
-                    <w:pStyle w:val="Compact"/>
-                    <w:jc w:val="left"/>
-                    <w:jc w:val="center"/>
-                  </w:pPr>
-                  <w:r>
-                    <w:t xml:space="preserve">23.28</w:t>
-                  </w:r>
-                </w:p>
-              </w:tc>
-              <w:tc>
-                <w:tcPr/>
-                <w:p>
-                  <w:pPr>
-                    <w:pStyle w:val="Compact"/>
-                    <w:jc w:val="left"/>
-                    <w:jc w:val="center"/>
-                  </w:pPr>
-                  <w:r>
-                    <w:t xml:space="preserve">82.19</w:t>
-                  </w:r>
-                </w:p>
-              </w:tc>
-              <w:tc>
-                <w:tcPr/>
-                <w:p>
-                  <w:pPr>
-                    <w:pStyle w:val="Compact"/>
-                    <w:jc w:val="left"/>
-                    <w:jc w:val="center"/>
-                  </w:pPr>
-                  <w:r>
-                    <w:t xml:space="preserve">1.00</w:t>
-                  </w:r>
-                </w:p>
-              </w:tc>
-              <w:tc>
-                <w:tcPr/>
-                <w:p>
-                  <w:pPr>
-                    <w:pStyle w:val="Compact"/>
-                    <w:jc w:val="left"/>
-                    <w:jc w:val="center"/>
-                  </w:pPr>
-                  <w:r>
-                    <w:t xml:space="preserve">99.00</w:t>
-                  </w:r>
-                </w:p>
-              </w:tc>
-            </w:tr>
-          </w:tbl>
           <w:bookmarkEnd w:id="81"/>
-          <w:p/>
         </w:tc>
       </w:tr>
     </w:tbl>
@@ -4994,6 +4993,488 @@
         <w:tc>
           <w:tcPr/>
           <w:bookmarkStart w:id="82" w:name="tbl-cat_1week"/>
+          <w:tbl>
+            <w:tblPr>
+              <w:tblStyle w:val="Table"/>
+              <w:tblW w:type="pct" w:w="5000"/>
+              <w:tblLayout w:type="fixed"/>
+              <w:tblLook w:firstRow="1" w:lastRow="0" w:firstColumn="0" w:lastColumn="0" w:noHBand="0" w:noVBand="0" w:val="0020"/>
+            </w:tblPr>
+            <w:tblGrid>
+              <w:gridCol w:w="1584"/>
+              <w:gridCol w:w="1584"/>
+              <w:gridCol w:w="1584"/>
+              <w:gridCol w:w="1584"/>
+              <w:gridCol w:w="1584"/>
+            </w:tblGrid>
+            <w:tr>
+              <w:trPr>
+                <w:tblHeader w:val="on"/>
+              </w:trPr>
+              <w:tc>
+                <w:tcPr/>
+                <w:p>
+                  <w:pPr>
+                    <w:pStyle w:val="Compact"/>
+                  </w:pPr>
+                </w:p>
+              </w:tc>
+              <w:tc>
+                <w:tcPr/>
+                <w:p>
+                  <w:pPr>
+                    <w:pStyle w:val="Compact"/>
+                    <w:jc w:val="left"/>
+                    <w:jc w:val="center"/>
+                  </w:pPr>
+                  <w:r>
+                    <w:t xml:space="preserve">SD</w:t>
+                  </w:r>
+                </w:p>
+              </w:tc>
+              <w:tc>
+                <w:tcPr/>
+                <w:p>
+                  <w:pPr>
+                    <w:pStyle w:val="Compact"/>
+                    <w:jc w:val="left"/>
+                    <w:jc w:val="center"/>
+                  </w:pPr>
+                  <w:r>
+                    <w:t xml:space="preserve">Median</w:t>
+                  </w:r>
+                </w:p>
+              </w:tc>
+              <w:tc>
+                <w:tcPr/>
+                <w:p>
+                  <w:pPr>
+                    <w:pStyle w:val="Compact"/>
+                    <w:jc w:val="left"/>
+                    <w:jc w:val="center"/>
+                  </w:pPr>
+                  <w:r>
+                    <w:t xml:space="preserve">Min</w:t>
+                  </w:r>
+                </w:p>
+              </w:tc>
+              <w:tc>
+                <w:tcPr/>
+                <w:p>
+                  <w:pPr>
+                    <w:pStyle w:val="Compact"/>
+                    <w:jc w:val="left"/>
+                    <w:jc w:val="center"/>
+                  </w:pPr>
+                  <w:r>
+                    <w:t xml:space="preserve">Max</w:t>
+                  </w:r>
+                </w:p>
+              </w:tc>
+            </w:tr>
+            <w:tr>
+              <w:tc>
+                <w:tcPr/>
+                <w:p>
+                  <w:pPr>
+                    <w:pStyle w:val="Compact"/>
+                    <w:jc w:val="left"/>
+                    <w:jc w:val="center"/>
+                  </w:pPr>
+                  <w:r>
+                    <w:t xml:space="preserve">wc</w:t>
+                  </w:r>
+                </w:p>
+              </w:tc>
+              <w:tc>
+                <w:tcPr/>
+                <w:p>
+                  <w:pPr>
+                    <w:pStyle w:val="Compact"/>
+                    <w:jc w:val="left"/>
+                    <w:jc w:val="center"/>
+                  </w:pPr>
+                  <w:r>
+                    <w:t xml:space="preserve">2484.84</w:t>
+                  </w:r>
+                </w:p>
+              </w:tc>
+              <w:tc>
+                <w:tcPr/>
+                <w:p>
+                  <w:pPr>
+                    <w:pStyle w:val="Compact"/>
+                    <w:jc w:val="left"/>
+                    <w:jc w:val="center"/>
+                  </w:pPr>
+                  <w:r>
+                    <w:t xml:space="preserve">1124.00</w:t>
+                  </w:r>
+                </w:p>
+              </w:tc>
+              <w:tc>
+                <w:tcPr/>
+                <w:p>
+                  <w:pPr>
+                    <w:pStyle w:val="Compact"/>
+                    <w:jc w:val="left"/>
+                    <w:jc w:val="center"/>
+                  </w:pPr>
+                  <w:r>
+                    <w:t xml:space="preserve">1.00</w:t>
+                  </w:r>
+                </w:p>
+              </w:tc>
+              <w:tc>
+                <w:tcPr/>
+                <w:p>
+                  <w:pPr>
+                    <w:pStyle w:val="Compact"/>
+                    <w:jc w:val="left"/>
+                    <w:jc w:val="center"/>
+                  </w:pPr>
+                  <w:r>
+                    <w:t xml:space="preserve">23702.00</w:t>
+                  </w:r>
+                </w:p>
+              </w:tc>
+            </w:tr>
+            <w:tr>
+              <w:tc>
+                <w:tcPr/>
+                <w:p>
+                  <w:pPr>
+                    <w:pStyle w:val="Compact"/>
+                    <w:jc w:val="left"/>
+                    <w:jc w:val="center"/>
+                  </w:pPr>
+                  <w:r>
+                    <w:t xml:space="preserve">wps</w:t>
+                  </w:r>
+                </w:p>
+              </w:tc>
+              <w:tc>
+                <w:tcPr/>
+                <w:p>
+                  <w:pPr>
+                    <w:pStyle w:val="Compact"/>
+                    <w:jc w:val="left"/>
+                    <w:jc w:val="center"/>
+                  </w:pPr>
+                  <w:r>
+                    <w:t xml:space="preserve">8.73</w:t>
+                  </w:r>
+                </w:p>
+              </w:tc>
+              <w:tc>
+                <w:tcPr/>
+                <w:p>
+                  <w:pPr>
+                    <w:pStyle w:val="Compact"/>
+                    <w:jc w:val="left"/>
+                    <w:jc w:val="center"/>
+                  </w:pPr>
+                  <w:r>
+                    <w:t xml:space="preserve">10.91</w:t>
+                  </w:r>
+                </w:p>
+              </w:tc>
+              <w:tc>
+                <w:tcPr/>
+                <w:p>
+                  <w:pPr>
+                    <w:pStyle w:val="Compact"/>
+                    <w:jc w:val="left"/>
+                    <w:jc w:val="center"/>
+                  </w:pPr>
+                  <w:r>
+                    <w:t xml:space="preserve">1.00</w:t>
+                  </w:r>
+                </w:p>
+              </w:tc>
+              <w:tc>
+                <w:tcPr/>
+                <w:p>
+                  <w:pPr>
+                    <w:pStyle w:val="Compact"/>
+                    <w:jc w:val="left"/>
+                    <w:jc w:val="center"/>
+                  </w:pPr>
+                  <w:r>
+                    <w:t xml:space="preserve">241.00</w:t>
+                  </w:r>
+                </w:p>
+              </w:tc>
+            </w:tr>
+            <w:tr>
+              <w:tc>
+                <w:tcPr/>
+                <w:p>
+                  <w:pPr>
+                    <w:pStyle w:val="Compact"/>
+                    <w:jc w:val="left"/>
+                    <w:jc w:val="center"/>
+                  </w:pPr>
+                  <w:r>
+                    <w:t xml:space="preserve">analytic</w:t>
+                  </w:r>
+                </w:p>
+              </w:tc>
+              <w:tc>
+                <w:tcPr/>
+                <w:p>
+                  <w:pPr>
+                    <w:pStyle w:val="Compact"/>
+                    <w:jc w:val="left"/>
+                    <w:jc w:val="center"/>
+                  </w:pPr>
+                  <w:r>
+                    <w:t xml:space="preserve">14.30</w:t>
+                  </w:r>
+                </w:p>
+              </w:tc>
+              <w:tc>
+                <w:tcPr/>
+                <w:p>
+                  <w:pPr>
+                    <w:pStyle w:val="Compact"/>
+                    <w:jc w:val="left"/>
+                    <w:jc w:val="center"/>
+                  </w:pPr>
+                  <w:r>
+                    <w:t xml:space="preserve">19.17</w:t>
+                  </w:r>
+                </w:p>
+              </w:tc>
+              <w:tc>
+                <w:tcPr/>
+                <w:p>
+                  <w:pPr>
+                    <w:pStyle w:val="Compact"/>
+                    <w:jc w:val="left"/>
+                    <w:jc w:val="center"/>
+                  </w:pPr>
+                  <w:r>
+                    <w:t xml:space="preserve">1.00</w:t>
+                  </w:r>
+                </w:p>
+              </w:tc>
+              <w:tc>
+                <w:tcPr/>
+                <w:p>
+                  <w:pPr>
+                    <w:pStyle w:val="Compact"/>
+                    <w:jc w:val="left"/>
+                    <w:jc w:val="center"/>
+                  </w:pPr>
+                  <w:r>
+                    <w:t xml:space="preserve">99.00</w:t>
+                  </w:r>
+                </w:p>
+              </w:tc>
+            </w:tr>
+            <w:tr>
+              <w:tc>
+                <w:tcPr/>
+                <w:p>
+                  <w:pPr>
+                    <w:pStyle w:val="Compact"/>
+                    <w:jc w:val="left"/>
+                    <w:jc w:val="center"/>
+                  </w:pPr>
+                  <w:r>
+                    <w:t xml:space="preserve">clout</w:t>
+                  </w:r>
+                </w:p>
+              </w:tc>
+              <w:tc>
+                <w:tcPr/>
+                <w:p>
+                  <w:pPr>
+                    <w:pStyle w:val="Compact"/>
+                    <w:jc w:val="left"/>
+                    <w:jc w:val="center"/>
+                  </w:pPr>
+                  <w:r>
+                    <w:t xml:space="preserve">22.54</w:t>
+                  </w:r>
+                </w:p>
+              </w:tc>
+              <w:tc>
+                <w:tcPr/>
+                <w:p>
+                  <w:pPr>
+                    <w:pStyle w:val="Compact"/>
+                    <w:jc w:val="left"/>
+                    <w:jc w:val="center"/>
+                  </w:pPr>
+                  <w:r>
+                    <w:t xml:space="preserve">50.15</w:t>
+                  </w:r>
+                </w:p>
+              </w:tc>
+              <w:tc>
+                <w:tcPr/>
+                <w:p>
+                  <w:pPr>
+                    <w:pStyle w:val="Compact"/>
+                    <w:jc w:val="left"/>
+                    <w:jc w:val="center"/>
+                  </w:pPr>
+                  <w:r>
+                    <w:t xml:space="preserve">1.00</w:t>
+                  </w:r>
+                </w:p>
+              </w:tc>
+              <w:tc>
+                <w:tcPr/>
+                <w:p>
+                  <w:pPr>
+                    <w:pStyle w:val="Compact"/>
+                    <w:jc w:val="left"/>
+                    <w:jc w:val="center"/>
+                  </w:pPr>
+                  <w:r>
+                    <w:t xml:space="preserve">99.00</w:t>
+                  </w:r>
+                </w:p>
+              </w:tc>
+            </w:tr>
+            <w:tr>
+              <w:tc>
+                <w:tcPr/>
+                <w:p>
+                  <w:pPr>
+                    <w:pStyle w:val="Compact"/>
+                    <w:jc w:val="left"/>
+                    <w:jc w:val="center"/>
+                  </w:pPr>
+                  <w:r>
+                    <w:t xml:space="preserve">authentic</w:t>
+                  </w:r>
+                </w:p>
+              </w:tc>
+              <w:tc>
+                <w:tcPr/>
+                <w:p>
+                  <w:pPr>
+                    <w:pStyle w:val="Compact"/>
+                    <w:jc w:val="left"/>
+                    <w:jc w:val="center"/>
+                  </w:pPr>
+                  <w:r>
+                    <w:t xml:space="preserve">19.04</w:t>
+                  </w:r>
+                </w:p>
+              </w:tc>
+              <w:tc>
+                <w:tcPr/>
+                <w:p>
+                  <w:pPr>
+                    <w:pStyle w:val="Compact"/>
+                    <w:jc w:val="left"/>
+                    <w:jc w:val="center"/>
+                  </w:pPr>
+                  <w:r>
+                    <w:t xml:space="preserve">77.10</w:t>
+                  </w:r>
+                </w:p>
+              </w:tc>
+              <w:tc>
+                <w:tcPr/>
+                <w:p>
+                  <w:pPr>
+                    <w:pStyle w:val="Compact"/>
+                    <w:jc w:val="left"/>
+                    <w:jc w:val="center"/>
+                  </w:pPr>
+                  <w:r>
+                    <w:t xml:space="preserve">1.00</w:t>
+                  </w:r>
+                </w:p>
+              </w:tc>
+              <w:tc>
+                <w:tcPr/>
+                <w:p>
+                  <w:pPr>
+                    <w:pStyle w:val="Compact"/>
+                    <w:jc w:val="left"/>
+                    <w:jc w:val="center"/>
+                  </w:pPr>
+                  <w:r>
+                    <w:t xml:space="preserve">99.00</w:t>
+                  </w:r>
+                </w:p>
+              </w:tc>
+            </w:tr>
+            <w:tr>
+              <w:tc>
+                <w:tcPr/>
+                <w:p>
+                  <w:pPr>
+                    <w:pStyle w:val="Compact"/>
+                    <w:jc w:val="left"/>
+                    <w:jc w:val="center"/>
+                  </w:pPr>
+                  <w:r>
+                    <w:t xml:space="preserve">tone</w:t>
+                  </w:r>
+                </w:p>
+              </w:tc>
+              <w:tc>
+                <w:tcPr/>
+                <w:p>
+                  <w:pPr>
+                    <w:pStyle w:val="Compact"/>
+                    <w:jc w:val="left"/>
+                    <w:jc w:val="center"/>
+                  </w:pPr>
+                  <w:r>
+                    <w:t xml:space="preserve">20.76</w:t>
+                  </w:r>
+                </w:p>
+              </w:tc>
+              <w:tc>
+                <w:tcPr/>
+                <w:p>
+                  <w:pPr>
+                    <w:pStyle w:val="Compact"/>
+                    <w:jc w:val="left"/>
+                    <w:jc w:val="center"/>
+                  </w:pPr>
+                  <w:r>
+                    <w:t xml:space="preserve">82.04</w:t>
+                  </w:r>
+                </w:p>
+              </w:tc>
+              <w:tc>
+                <w:tcPr/>
+                <w:p>
+                  <w:pPr>
+                    <w:pStyle w:val="Compact"/>
+                    <w:jc w:val="left"/>
+                    <w:jc w:val="center"/>
+                  </w:pPr>
+                  <w:r>
+                    <w:t xml:space="preserve">1.00</w:t>
+                  </w:r>
+                </w:p>
+              </w:tc>
+              <w:tc>
+                <w:tcPr/>
+                <w:p>
+                  <w:pPr>
+                    <w:pStyle w:val="Compact"/>
+                    <w:jc w:val="left"/>
+                    <w:jc w:val="center"/>
+                  </w:pPr>
+                  <w:r>
+                    <w:t xml:space="preserve">99.00</w:t>
+                  </w:r>
+                </w:p>
+              </w:tc>
+            </w:tr>
+          </w:tbl>
           <w:p>
             <w:pPr>
               <w:jc w:val="center"/>
@@ -5007,489 +5488,7 @@
               <w:t xml:space="preserve">Table 5: Sample Characteristics of Raw LIWC Scores on Concatenated Messages Within Each 1-Week Prediction Window</w:t>
             </w:r>
           </w:p>
-          <w:tbl>
-            <w:tblPr>
-              <w:tblStyle w:val="Table"/>
-              <w:tblW w:type="auto" w:w="0"/>
-              <w:tblLook w:firstRow="1" w:lastRow="0" w:firstColumn="0" w:lastColumn="0" w:noHBand="0" w:noVBand="0" w:val="0020"/>
-            </w:tblPr>
-            <w:tblGrid>
-              <w:gridCol w:w="1584"/>
-              <w:gridCol w:w="1584"/>
-              <w:gridCol w:w="1584"/>
-              <w:gridCol w:w="1584"/>
-              <w:gridCol w:w="1584"/>
-            </w:tblGrid>
-            <w:tr>
-              <w:trPr>
-                <w:tblHeader w:val="on"/>
-              </w:trPr>
-              <w:tc>
-                <w:tcPr/>
-                <w:p>
-                  <w:pPr>
-                    <w:pStyle w:val="Compact"/>
-                  </w:pPr>
-                </w:p>
-              </w:tc>
-              <w:tc>
-                <w:tcPr/>
-                <w:p>
-                  <w:pPr>
-                    <w:pStyle w:val="Compact"/>
-                    <w:jc w:val="left"/>
-                    <w:jc w:val="center"/>
-                  </w:pPr>
-                  <w:r>
-                    <w:t xml:space="preserve">SD</w:t>
-                  </w:r>
-                </w:p>
-              </w:tc>
-              <w:tc>
-                <w:tcPr/>
-                <w:p>
-                  <w:pPr>
-                    <w:pStyle w:val="Compact"/>
-                    <w:jc w:val="left"/>
-                    <w:jc w:val="center"/>
-                  </w:pPr>
-                  <w:r>
-                    <w:t xml:space="preserve">Median</w:t>
-                  </w:r>
-                </w:p>
-              </w:tc>
-              <w:tc>
-                <w:tcPr/>
-                <w:p>
-                  <w:pPr>
-                    <w:pStyle w:val="Compact"/>
-                    <w:jc w:val="left"/>
-                    <w:jc w:val="center"/>
-                  </w:pPr>
-                  <w:r>
-                    <w:t xml:space="preserve">Min</w:t>
-                  </w:r>
-                </w:p>
-              </w:tc>
-              <w:tc>
-                <w:tcPr/>
-                <w:p>
-                  <w:pPr>
-                    <w:pStyle w:val="Compact"/>
-                    <w:jc w:val="left"/>
-                    <w:jc w:val="center"/>
-                  </w:pPr>
-                  <w:r>
-                    <w:t xml:space="preserve">Max</w:t>
-                  </w:r>
-                </w:p>
-              </w:tc>
-            </w:tr>
-            <w:tr>
-              <w:tc>
-                <w:tcPr/>
-                <w:p>
-                  <w:pPr>
-                    <w:pStyle w:val="Compact"/>
-                    <w:jc w:val="left"/>
-                    <w:jc w:val="center"/>
-                  </w:pPr>
-                  <w:r>
-                    <w:t xml:space="preserve">wc</w:t>
-                  </w:r>
-                </w:p>
-              </w:tc>
-              <w:tc>
-                <w:tcPr/>
-                <w:p>
-                  <w:pPr>
-                    <w:pStyle w:val="Compact"/>
-                    <w:jc w:val="left"/>
-                    <w:jc w:val="center"/>
-                  </w:pPr>
-                  <w:r>
-                    <w:t xml:space="preserve">2484.84</w:t>
-                  </w:r>
-                </w:p>
-              </w:tc>
-              <w:tc>
-                <w:tcPr/>
-                <w:p>
-                  <w:pPr>
-                    <w:pStyle w:val="Compact"/>
-                    <w:jc w:val="left"/>
-                    <w:jc w:val="center"/>
-                  </w:pPr>
-                  <w:r>
-                    <w:t xml:space="preserve">1124.00</w:t>
-                  </w:r>
-                </w:p>
-              </w:tc>
-              <w:tc>
-                <w:tcPr/>
-                <w:p>
-                  <w:pPr>
-                    <w:pStyle w:val="Compact"/>
-                    <w:jc w:val="left"/>
-                    <w:jc w:val="center"/>
-                  </w:pPr>
-                  <w:r>
-                    <w:t xml:space="preserve">1.00</w:t>
-                  </w:r>
-                </w:p>
-              </w:tc>
-              <w:tc>
-                <w:tcPr/>
-                <w:p>
-                  <w:pPr>
-                    <w:pStyle w:val="Compact"/>
-                    <w:jc w:val="left"/>
-                    <w:jc w:val="center"/>
-                  </w:pPr>
-                  <w:r>
-                    <w:t xml:space="preserve">23702.00</w:t>
-                  </w:r>
-                </w:p>
-              </w:tc>
-            </w:tr>
-            <w:tr>
-              <w:tc>
-                <w:tcPr/>
-                <w:p>
-                  <w:pPr>
-                    <w:pStyle w:val="Compact"/>
-                    <w:jc w:val="left"/>
-                    <w:jc w:val="center"/>
-                  </w:pPr>
-                  <w:r>
-                    <w:t xml:space="preserve">wps</w:t>
-                  </w:r>
-                </w:p>
-              </w:tc>
-              <w:tc>
-                <w:tcPr/>
-                <w:p>
-                  <w:pPr>
-                    <w:pStyle w:val="Compact"/>
-                    <w:jc w:val="left"/>
-                    <w:jc w:val="center"/>
-                  </w:pPr>
-                  <w:r>
-                    <w:t xml:space="preserve">8.73</w:t>
-                  </w:r>
-                </w:p>
-              </w:tc>
-              <w:tc>
-                <w:tcPr/>
-                <w:p>
-                  <w:pPr>
-                    <w:pStyle w:val="Compact"/>
-                    <w:jc w:val="left"/>
-                    <w:jc w:val="center"/>
-                  </w:pPr>
-                  <w:r>
-                    <w:t xml:space="preserve">10.91</w:t>
-                  </w:r>
-                </w:p>
-              </w:tc>
-              <w:tc>
-                <w:tcPr/>
-                <w:p>
-                  <w:pPr>
-                    <w:pStyle w:val="Compact"/>
-                    <w:jc w:val="left"/>
-                    <w:jc w:val="center"/>
-                  </w:pPr>
-                  <w:r>
-                    <w:t xml:space="preserve">1.00</w:t>
-                  </w:r>
-                </w:p>
-              </w:tc>
-              <w:tc>
-                <w:tcPr/>
-                <w:p>
-                  <w:pPr>
-                    <w:pStyle w:val="Compact"/>
-                    <w:jc w:val="left"/>
-                    <w:jc w:val="center"/>
-                  </w:pPr>
-                  <w:r>
-                    <w:t xml:space="preserve">241.00</w:t>
-                  </w:r>
-                </w:p>
-              </w:tc>
-            </w:tr>
-            <w:tr>
-              <w:tc>
-                <w:tcPr/>
-                <w:p>
-                  <w:pPr>
-                    <w:pStyle w:val="Compact"/>
-                    <w:jc w:val="left"/>
-                    <w:jc w:val="center"/>
-                  </w:pPr>
-                  <w:r>
-                    <w:t xml:space="preserve">analytic</w:t>
-                  </w:r>
-                </w:p>
-              </w:tc>
-              <w:tc>
-                <w:tcPr/>
-                <w:p>
-                  <w:pPr>
-                    <w:pStyle w:val="Compact"/>
-                    <w:jc w:val="left"/>
-                    <w:jc w:val="center"/>
-                  </w:pPr>
-                  <w:r>
-                    <w:t xml:space="preserve">14.30</w:t>
-                  </w:r>
-                </w:p>
-              </w:tc>
-              <w:tc>
-                <w:tcPr/>
-                <w:p>
-                  <w:pPr>
-                    <w:pStyle w:val="Compact"/>
-                    <w:jc w:val="left"/>
-                    <w:jc w:val="center"/>
-                  </w:pPr>
-                  <w:r>
-                    <w:t xml:space="preserve">19.17</w:t>
-                  </w:r>
-                </w:p>
-              </w:tc>
-              <w:tc>
-                <w:tcPr/>
-                <w:p>
-                  <w:pPr>
-                    <w:pStyle w:val="Compact"/>
-                    <w:jc w:val="left"/>
-                    <w:jc w:val="center"/>
-                  </w:pPr>
-                  <w:r>
-                    <w:t xml:space="preserve">1.00</w:t>
-                  </w:r>
-                </w:p>
-              </w:tc>
-              <w:tc>
-                <w:tcPr/>
-                <w:p>
-                  <w:pPr>
-                    <w:pStyle w:val="Compact"/>
-                    <w:jc w:val="left"/>
-                    <w:jc w:val="center"/>
-                  </w:pPr>
-                  <w:r>
-                    <w:t xml:space="preserve">99.00</w:t>
-                  </w:r>
-                </w:p>
-              </w:tc>
-            </w:tr>
-            <w:tr>
-              <w:tc>
-                <w:tcPr/>
-                <w:p>
-                  <w:pPr>
-                    <w:pStyle w:val="Compact"/>
-                    <w:jc w:val="left"/>
-                    <w:jc w:val="center"/>
-                  </w:pPr>
-                  <w:r>
-                    <w:t xml:space="preserve">clout</w:t>
-                  </w:r>
-                </w:p>
-              </w:tc>
-              <w:tc>
-                <w:tcPr/>
-                <w:p>
-                  <w:pPr>
-                    <w:pStyle w:val="Compact"/>
-                    <w:jc w:val="left"/>
-                    <w:jc w:val="center"/>
-                  </w:pPr>
-                  <w:r>
-                    <w:t xml:space="preserve">22.54</w:t>
-                  </w:r>
-                </w:p>
-              </w:tc>
-              <w:tc>
-                <w:tcPr/>
-                <w:p>
-                  <w:pPr>
-                    <w:pStyle w:val="Compact"/>
-                    <w:jc w:val="left"/>
-                    <w:jc w:val="center"/>
-                  </w:pPr>
-                  <w:r>
-                    <w:t xml:space="preserve">50.15</w:t>
-                  </w:r>
-                </w:p>
-              </w:tc>
-              <w:tc>
-                <w:tcPr/>
-                <w:p>
-                  <w:pPr>
-                    <w:pStyle w:val="Compact"/>
-                    <w:jc w:val="left"/>
-                    <w:jc w:val="center"/>
-                  </w:pPr>
-                  <w:r>
-                    <w:t xml:space="preserve">1.00</w:t>
-                  </w:r>
-                </w:p>
-              </w:tc>
-              <w:tc>
-                <w:tcPr/>
-                <w:p>
-                  <w:pPr>
-                    <w:pStyle w:val="Compact"/>
-                    <w:jc w:val="left"/>
-                    <w:jc w:val="center"/>
-                  </w:pPr>
-                  <w:r>
-                    <w:t xml:space="preserve">99.00</w:t>
-                  </w:r>
-                </w:p>
-              </w:tc>
-            </w:tr>
-            <w:tr>
-              <w:tc>
-                <w:tcPr/>
-                <w:p>
-                  <w:pPr>
-                    <w:pStyle w:val="Compact"/>
-                    <w:jc w:val="left"/>
-                    <w:jc w:val="center"/>
-                  </w:pPr>
-                  <w:r>
-                    <w:t xml:space="preserve">authentic</w:t>
-                  </w:r>
-                </w:p>
-              </w:tc>
-              <w:tc>
-                <w:tcPr/>
-                <w:p>
-                  <w:pPr>
-                    <w:pStyle w:val="Compact"/>
-                    <w:jc w:val="left"/>
-                    <w:jc w:val="center"/>
-                  </w:pPr>
-                  <w:r>
-                    <w:t xml:space="preserve">19.04</w:t>
-                  </w:r>
-                </w:p>
-              </w:tc>
-              <w:tc>
-                <w:tcPr/>
-                <w:p>
-                  <w:pPr>
-                    <w:pStyle w:val="Compact"/>
-                    <w:jc w:val="left"/>
-                    <w:jc w:val="center"/>
-                  </w:pPr>
-                  <w:r>
-                    <w:t xml:space="preserve">77.10</w:t>
-                  </w:r>
-                </w:p>
-              </w:tc>
-              <w:tc>
-                <w:tcPr/>
-                <w:p>
-                  <w:pPr>
-                    <w:pStyle w:val="Compact"/>
-                    <w:jc w:val="left"/>
-                    <w:jc w:val="center"/>
-                  </w:pPr>
-                  <w:r>
-                    <w:t xml:space="preserve">1.00</w:t>
-                  </w:r>
-                </w:p>
-              </w:tc>
-              <w:tc>
-                <w:tcPr/>
-                <w:p>
-                  <w:pPr>
-                    <w:pStyle w:val="Compact"/>
-                    <w:jc w:val="left"/>
-                    <w:jc w:val="center"/>
-                  </w:pPr>
-                  <w:r>
-                    <w:t xml:space="preserve">99.00</w:t>
-                  </w:r>
-                </w:p>
-              </w:tc>
-            </w:tr>
-            <w:tr>
-              <w:tc>
-                <w:tcPr/>
-                <w:p>
-                  <w:pPr>
-                    <w:pStyle w:val="Compact"/>
-                    <w:jc w:val="left"/>
-                    <w:jc w:val="center"/>
-                  </w:pPr>
-                  <w:r>
-                    <w:t xml:space="preserve">tone</w:t>
-                  </w:r>
-                </w:p>
-              </w:tc>
-              <w:tc>
-                <w:tcPr/>
-                <w:p>
-                  <w:pPr>
-                    <w:pStyle w:val="Compact"/>
-                    <w:jc w:val="left"/>
-                    <w:jc w:val="center"/>
-                  </w:pPr>
-                  <w:r>
-                    <w:t xml:space="preserve">20.76</w:t>
-                  </w:r>
-                </w:p>
-              </w:tc>
-              <w:tc>
-                <w:tcPr/>
-                <w:p>
-                  <w:pPr>
-                    <w:pStyle w:val="Compact"/>
-                    <w:jc w:val="left"/>
-                    <w:jc w:val="center"/>
-                  </w:pPr>
-                  <w:r>
-                    <w:t xml:space="preserve">82.04</w:t>
-                  </w:r>
-                </w:p>
-              </w:tc>
-              <w:tc>
-                <w:tcPr/>
-                <w:p>
-                  <w:pPr>
-                    <w:pStyle w:val="Compact"/>
-                    <w:jc w:val="left"/>
-                    <w:jc w:val="center"/>
-                  </w:pPr>
-                  <w:r>
-                    <w:t xml:space="preserve">1.00</w:t>
-                  </w:r>
-                </w:p>
-              </w:tc>
-              <w:tc>
-                <w:tcPr/>
-                <w:p>
-                  <w:pPr>
-                    <w:pStyle w:val="Compact"/>
-                    <w:jc w:val="left"/>
-                    <w:jc w:val="center"/>
-                  </w:pPr>
-                  <w:r>
-                    <w:t xml:space="preserve">99.00</w:t>
-                  </w:r>
-                </w:p>
-              </w:tc>
-            </w:tr>
-          </w:tbl>
           <w:bookmarkEnd w:id="82"/>
-          <w:p/>
         </w:tc>
       </w:tr>
     </w:tbl>
@@ -5864,6 +5863,354 @@
         <w:tc>
           <w:tcPr/>
           <w:bookmarkStart w:id="100" w:name="tbl-fairness"/>
+          <w:tbl>
+            <w:tblPr>
+              <w:tblStyle w:val="Table"/>
+              <w:tblW w:type="pct" w:w="5000"/>
+              <w:tblLayout w:type="fixed"/>
+              <w:tblLook w:firstRow="1" w:lastRow="0" w:firstColumn="0" w:lastColumn="0" w:noHBand="0" w:noVBand="0" w:val="0020"/>
+            </w:tblPr>
+            <w:tblGrid>
+              <w:gridCol w:w="1584"/>
+              <w:gridCol w:w="1584"/>
+              <w:gridCol w:w="1584"/>
+              <w:gridCol w:w="1584"/>
+              <w:gridCol w:w="1584"/>
+            </w:tblGrid>
+            <w:tr>
+              <w:trPr>
+                <w:tblHeader w:val="on"/>
+              </w:trPr>
+              <w:tc>
+                <w:tcPr/>
+                <w:p>
+                  <w:pPr>
+                    <w:pStyle w:val="Compact"/>
+                  </w:pPr>
+                </w:p>
+              </w:tc>
+              <w:tc>
+                <w:tcPr/>
+                <w:p>
+                  <w:pPr>
+                    <w:pStyle w:val="Compact"/>
+                    <w:jc w:val="left"/>
+                    <w:jc w:val="center"/>
+                  </w:pPr>
+                  <w:r>
+                    <w:t xml:space="preserve">median</w:t>
+                  </w:r>
+                </w:p>
+              </w:tc>
+              <w:tc>
+                <w:tcPr/>
+                <w:p>
+                  <w:pPr>
+                    <w:pStyle w:val="Compact"/>
+                    <w:jc w:val="left"/>
+                    <w:jc w:val="center"/>
+                  </w:pPr>
+                  <w:r>
+                    <w:t xml:space="preserve">lower</w:t>
+                  </w:r>
+                </w:p>
+              </w:tc>
+              <w:tc>
+                <w:tcPr/>
+                <w:p>
+                  <w:pPr>
+                    <w:pStyle w:val="Compact"/>
+                    <w:jc w:val="left"/>
+                    <w:jc w:val="center"/>
+                  </w:pPr>
+                  <w:r>
+                    <w:t xml:space="preserve">upper</w:t>
+                  </w:r>
+                </w:p>
+              </w:tc>
+              <w:tc>
+                <w:tcPr/>
+                <w:p>
+                  <w:pPr>
+                    <w:pStyle w:val="Compact"/>
+                    <w:jc w:val="left"/>
+                    <w:jc w:val="center"/>
+                  </w:pPr>
+                  <w:r>
+                    <w:t xml:space="preserve">probability</w:t>
+                  </w:r>
+                </w:p>
+              </w:tc>
+            </w:tr>
+            <w:tr>
+              <w:tc>
+                <w:tcPr/>
+                <w:p>
+                  <w:pPr>
+                    <w:pStyle w:val="Compact"/>
+                    <w:jc w:val="left"/>
+                    <w:jc w:val="center"/>
+                  </w:pPr>
+                  <w:r>
+                    <w:t xml:space="preserve">white vs. non_white</w:t>
+                  </w:r>
+                </w:p>
+              </w:tc>
+              <w:tc>
+                <w:tcPr/>
+                <w:p>
+                  <w:pPr>
+                    <w:pStyle w:val="Compact"/>
+                    <w:jc w:val="left"/>
+                    <w:jc w:val="center"/>
+                  </w:pPr>
+                  <w:r>
+                    <w:t xml:space="preserve">0.03</w:t>
+                  </w:r>
+                </w:p>
+              </w:tc>
+              <w:tc>
+                <w:tcPr/>
+                <w:p>
+                  <w:pPr>
+                    <w:pStyle w:val="Compact"/>
+                    <w:jc w:val="left"/>
+                    <w:jc w:val="center"/>
+                  </w:pPr>
+                  <w:r>
+                    <w:t xml:space="preserve">0.01</w:t>
+                  </w:r>
+                </w:p>
+              </w:tc>
+              <w:tc>
+                <w:tcPr/>
+                <w:p>
+                  <w:pPr>
+                    <w:pStyle w:val="Compact"/>
+                    <w:jc w:val="left"/>
+                    <w:jc w:val="center"/>
+                  </w:pPr>
+                  <w:r>
+                    <w:t xml:space="preserve">0.06</w:t>
+                  </w:r>
+                </w:p>
+              </w:tc>
+              <w:tc>
+                <w:tcPr/>
+                <w:p>
+                  <w:pPr>
+                    <w:pStyle w:val="Compact"/>
+                    <w:jc w:val="left"/>
+                    <w:jc w:val="center"/>
+                  </w:pPr>
+                  <w:r>
+                    <w:t xml:space="preserve">0.99</w:t>
+                  </w:r>
+                </w:p>
+              </w:tc>
+            </w:tr>
+            <w:tr>
+              <w:tc>
+                <w:tcPr/>
+                <w:p>
+                  <w:pPr>
+                    <w:pStyle w:val="Compact"/>
+                    <w:jc w:val="left"/>
+                    <w:jc w:val="center"/>
+                  </w:pPr>
+                  <w:r>
+                    <w:t xml:space="preserve">male vs. female</w:t>
+                  </w:r>
+                </w:p>
+              </w:tc>
+              <w:tc>
+                <w:tcPr/>
+                <w:p>
+                  <w:pPr>
+                    <w:pStyle w:val="Compact"/>
+                    <w:jc w:val="left"/>
+                    <w:jc w:val="center"/>
+                  </w:pPr>
+                  <w:r>
+                    <w:t xml:space="preserve">0.02</w:t>
+                  </w:r>
+                </w:p>
+              </w:tc>
+              <w:tc>
+                <w:tcPr/>
+                <w:p>
+                  <w:pPr>
+                    <w:pStyle w:val="Compact"/>
+                    <w:jc w:val="left"/>
+                    <w:jc w:val="center"/>
+                  </w:pPr>
+                  <w:r>
+                    <w:t xml:space="preserve">0.01</w:t>
+                  </w:r>
+                </w:p>
+              </w:tc>
+              <w:tc>
+                <w:tcPr/>
+                <w:p>
+                  <w:pPr>
+                    <w:pStyle w:val="Compact"/>
+                    <w:jc w:val="left"/>
+                    <w:jc w:val="center"/>
+                  </w:pPr>
+                  <w:r>
+                    <w:t xml:space="preserve">0.04</w:t>
+                  </w:r>
+                </w:p>
+              </w:tc>
+              <w:tc>
+                <w:tcPr/>
+                <w:p>
+                  <w:pPr>
+                    <w:pStyle w:val="Compact"/>
+                    <w:jc w:val="left"/>
+                    <w:jc w:val="center"/>
+                  </w:pPr>
+                  <w:r>
+                    <w:t xml:space="preserve">1.00</w:t>
+                  </w:r>
+                </w:p>
+              </w:tc>
+            </w:tr>
+            <w:tr>
+              <w:tc>
+                <w:tcPr/>
+                <w:p>
+                  <w:pPr>
+                    <w:pStyle w:val="Compact"/>
+                    <w:jc w:val="left"/>
+                    <w:jc w:val="center"/>
+                  </w:pPr>
+                  <w:r>
+                    <w:t xml:space="preserve">younger vs. older</w:t>
+                  </w:r>
+                </w:p>
+              </w:tc>
+              <w:tc>
+                <w:tcPr/>
+                <w:p>
+                  <w:pPr>
+                    <w:pStyle w:val="Compact"/>
+                    <w:jc w:val="left"/>
+                    <w:jc w:val="center"/>
+                  </w:pPr>
+                  <w:r>
+                    <w:t xml:space="preserve">0.04</w:t>
+                  </w:r>
+                </w:p>
+              </w:tc>
+              <w:tc>
+                <w:tcPr/>
+                <w:p>
+                  <w:pPr>
+                    <w:pStyle w:val="Compact"/>
+                    <w:jc w:val="left"/>
+                    <w:jc w:val="center"/>
+                  </w:pPr>
+                  <w:r>
+                    <w:t xml:space="preserve">0.01</w:t>
+                  </w:r>
+                </w:p>
+              </w:tc>
+              <w:tc>
+                <w:tcPr/>
+                <w:p>
+                  <w:pPr>
+                    <w:pStyle w:val="Compact"/>
+                    <w:jc w:val="left"/>
+                    <w:jc w:val="center"/>
+                  </w:pPr>
+                  <w:r>
+                    <w:t xml:space="preserve">0.07</w:t>
+                  </w:r>
+                </w:p>
+              </w:tc>
+              <w:tc>
+                <w:tcPr/>
+                <w:p>
+                  <w:pPr>
+                    <w:pStyle w:val="Compact"/>
+                    <w:jc w:val="left"/>
+                    <w:jc w:val="center"/>
+                  </w:pPr>
+                  <w:r>
+                    <w:t xml:space="preserve">1.00</w:t>
+                  </w:r>
+                </w:p>
+              </w:tc>
+            </w:tr>
+            <w:tr>
+              <w:tc>
+                <w:tcPr/>
+                <w:p>
+                  <w:pPr>
+                    <w:pStyle w:val="Compact"/>
+                    <w:jc w:val="left"/>
+                    <w:jc w:val="center"/>
+                  </w:pPr>
+                  <w:r>
+                    <w:t xml:space="preserve">above_poverty vs. below_poverty</w:t>
+                  </w:r>
+                </w:p>
+              </w:tc>
+              <w:tc>
+                <w:tcPr/>
+                <w:p>
+                  <w:pPr>
+                    <w:pStyle w:val="Compact"/>
+                    <w:jc w:val="left"/>
+                    <w:jc w:val="center"/>
+                  </w:pPr>
+                  <w:r>
+                    <w:t xml:space="preserve">0.02</w:t>
+                  </w:r>
+                </w:p>
+              </w:tc>
+              <w:tc>
+                <w:tcPr/>
+                <w:p>
+                  <w:pPr>
+                    <w:pStyle w:val="Compact"/>
+                    <w:jc w:val="left"/>
+                    <w:jc w:val="center"/>
+                  </w:pPr>
+                  <w:r>
+                    <w:t xml:space="preserve">0.00</w:t>
+                  </w:r>
+                </w:p>
+              </w:tc>
+              <w:tc>
+                <w:tcPr/>
+                <w:p>
+                  <w:pPr>
+                    <w:pStyle w:val="Compact"/>
+                    <w:jc w:val="left"/>
+                    <w:jc w:val="center"/>
+                  </w:pPr>
+                  <w:r>
+                    <w:t xml:space="preserve">0.04</w:t>
+                  </w:r>
+                </w:p>
+              </w:tc>
+              <w:tc>
+                <w:tcPr/>
+                <w:p>
+                  <w:pPr>
+                    <w:pStyle w:val="Compact"/>
+                    <w:jc w:val="left"/>
+                    <w:jc w:val="center"/>
+                  </w:pPr>
+                  <w:r>
+                    <w:t xml:space="preserve">0.99</w:t>
+                  </w:r>
+                </w:p>
+              </w:tc>
+            </w:tr>
+          </w:tbl>
           <w:p>
             <w:pPr>
               <w:jc w:val="center"/>
@@ -5877,355 +6224,7 @@
               <w:t xml:space="preserve">Table 6: Model Performance Difference across different demographic subgroups</w:t>
             </w:r>
           </w:p>
-          <w:tbl>
-            <w:tblPr>
-              <w:tblStyle w:val="Table"/>
-              <w:tblW w:type="auto" w:w="0"/>
-              <w:tblLook w:firstRow="1" w:lastRow="0" w:firstColumn="0" w:lastColumn="0" w:noHBand="0" w:noVBand="0" w:val="0020"/>
-            </w:tblPr>
-            <w:tblGrid>
-              <w:gridCol w:w="1584"/>
-              <w:gridCol w:w="1584"/>
-              <w:gridCol w:w="1584"/>
-              <w:gridCol w:w="1584"/>
-              <w:gridCol w:w="1584"/>
-            </w:tblGrid>
-            <w:tr>
-              <w:trPr>
-                <w:tblHeader w:val="on"/>
-              </w:trPr>
-              <w:tc>
-                <w:tcPr/>
-                <w:p>
-                  <w:pPr>
-                    <w:pStyle w:val="Compact"/>
-                  </w:pPr>
-                </w:p>
-              </w:tc>
-              <w:tc>
-                <w:tcPr/>
-                <w:p>
-                  <w:pPr>
-                    <w:pStyle w:val="Compact"/>
-                    <w:jc w:val="left"/>
-                    <w:jc w:val="center"/>
-                  </w:pPr>
-                  <w:r>
-                    <w:t xml:space="preserve">median</w:t>
-                  </w:r>
-                </w:p>
-              </w:tc>
-              <w:tc>
-                <w:tcPr/>
-                <w:p>
-                  <w:pPr>
-                    <w:pStyle w:val="Compact"/>
-                    <w:jc w:val="left"/>
-                    <w:jc w:val="center"/>
-                  </w:pPr>
-                  <w:r>
-                    <w:t xml:space="preserve">lower</w:t>
-                  </w:r>
-                </w:p>
-              </w:tc>
-              <w:tc>
-                <w:tcPr/>
-                <w:p>
-                  <w:pPr>
-                    <w:pStyle w:val="Compact"/>
-                    <w:jc w:val="left"/>
-                    <w:jc w:val="center"/>
-                  </w:pPr>
-                  <w:r>
-                    <w:t xml:space="preserve">upper</w:t>
-                  </w:r>
-                </w:p>
-              </w:tc>
-              <w:tc>
-                <w:tcPr/>
-                <w:p>
-                  <w:pPr>
-                    <w:pStyle w:val="Compact"/>
-                    <w:jc w:val="left"/>
-                    <w:jc w:val="center"/>
-                  </w:pPr>
-                  <w:r>
-                    <w:t xml:space="preserve">probability</w:t>
-                  </w:r>
-                </w:p>
-              </w:tc>
-            </w:tr>
-            <w:tr>
-              <w:tc>
-                <w:tcPr/>
-                <w:p>
-                  <w:pPr>
-                    <w:pStyle w:val="Compact"/>
-                    <w:jc w:val="left"/>
-                    <w:jc w:val="center"/>
-                  </w:pPr>
-                  <w:r>
-                    <w:t xml:space="preserve">white vs. non_white</w:t>
-                  </w:r>
-                </w:p>
-              </w:tc>
-              <w:tc>
-                <w:tcPr/>
-                <w:p>
-                  <w:pPr>
-                    <w:pStyle w:val="Compact"/>
-                    <w:jc w:val="left"/>
-                    <w:jc w:val="center"/>
-                  </w:pPr>
-                  <w:r>
-                    <w:t xml:space="preserve">0.03</w:t>
-                  </w:r>
-                </w:p>
-              </w:tc>
-              <w:tc>
-                <w:tcPr/>
-                <w:p>
-                  <w:pPr>
-                    <w:pStyle w:val="Compact"/>
-                    <w:jc w:val="left"/>
-                    <w:jc w:val="center"/>
-                  </w:pPr>
-                  <w:r>
-                    <w:t xml:space="preserve">0.01</w:t>
-                  </w:r>
-                </w:p>
-              </w:tc>
-              <w:tc>
-                <w:tcPr/>
-                <w:p>
-                  <w:pPr>
-                    <w:pStyle w:val="Compact"/>
-                    <w:jc w:val="left"/>
-                    <w:jc w:val="center"/>
-                  </w:pPr>
-                  <w:r>
-                    <w:t xml:space="preserve">0.06</w:t>
-                  </w:r>
-                </w:p>
-              </w:tc>
-              <w:tc>
-                <w:tcPr/>
-                <w:p>
-                  <w:pPr>
-                    <w:pStyle w:val="Compact"/>
-                    <w:jc w:val="left"/>
-                    <w:jc w:val="center"/>
-                  </w:pPr>
-                  <w:r>
-                    <w:t xml:space="preserve">0.99</w:t>
-                  </w:r>
-                </w:p>
-              </w:tc>
-            </w:tr>
-            <w:tr>
-              <w:tc>
-                <w:tcPr/>
-                <w:p>
-                  <w:pPr>
-                    <w:pStyle w:val="Compact"/>
-                    <w:jc w:val="left"/>
-                    <w:jc w:val="center"/>
-                  </w:pPr>
-                  <w:r>
-                    <w:t xml:space="preserve">male vs. female</w:t>
-                  </w:r>
-                </w:p>
-              </w:tc>
-              <w:tc>
-                <w:tcPr/>
-                <w:p>
-                  <w:pPr>
-                    <w:pStyle w:val="Compact"/>
-                    <w:jc w:val="left"/>
-                    <w:jc w:val="center"/>
-                  </w:pPr>
-                  <w:r>
-                    <w:t xml:space="preserve">0.02</w:t>
-                  </w:r>
-                </w:p>
-              </w:tc>
-              <w:tc>
-                <w:tcPr/>
-                <w:p>
-                  <w:pPr>
-                    <w:pStyle w:val="Compact"/>
-                    <w:jc w:val="left"/>
-                    <w:jc w:val="center"/>
-                  </w:pPr>
-                  <w:r>
-                    <w:t xml:space="preserve">0.01</w:t>
-                  </w:r>
-                </w:p>
-              </w:tc>
-              <w:tc>
-                <w:tcPr/>
-                <w:p>
-                  <w:pPr>
-                    <w:pStyle w:val="Compact"/>
-                    <w:jc w:val="left"/>
-                    <w:jc w:val="center"/>
-                  </w:pPr>
-                  <w:r>
-                    <w:t xml:space="preserve">0.04</w:t>
-                  </w:r>
-                </w:p>
-              </w:tc>
-              <w:tc>
-                <w:tcPr/>
-                <w:p>
-                  <w:pPr>
-                    <w:pStyle w:val="Compact"/>
-                    <w:jc w:val="left"/>
-                    <w:jc w:val="center"/>
-                  </w:pPr>
-                  <w:r>
-                    <w:t xml:space="preserve">1.00</w:t>
-                  </w:r>
-                </w:p>
-              </w:tc>
-            </w:tr>
-            <w:tr>
-              <w:tc>
-                <w:tcPr/>
-                <w:p>
-                  <w:pPr>
-                    <w:pStyle w:val="Compact"/>
-                    <w:jc w:val="left"/>
-                    <w:jc w:val="center"/>
-                  </w:pPr>
-                  <w:r>
-                    <w:t xml:space="preserve">younger vs. older</w:t>
-                  </w:r>
-                </w:p>
-              </w:tc>
-              <w:tc>
-                <w:tcPr/>
-                <w:p>
-                  <w:pPr>
-                    <w:pStyle w:val="Compact"/>
-                    <w:jc w:val="left"/>
-                    <w:jc w:val="center"/>
-                  </w:pPr>
-                  <w:r>
-                    <w:t xml:space="preserve">0.04</w:t>
-                  </w:r>
-                </w:p>
-              </w:tc>
-              <w:tc>
-                <w:tcPr/>
-                <w:p>
-                  <w:pPr>
-                    <w:pStyle w:val="Compact"/>
-                    <w:jc w:val="left"/>
-                    <w:jc w:val="center"/>
-                  </w:pPr>
-                  <w:r>
-                    <w:t xml:space="preserve">0.01</w:t>
-                  </w:r>
-                </w:p>
-              </w:tc>
-              <w:tc>
-                <w:tcPr/>
-                <w:p>
-                  <w:pPr>
-                    <w:pStyle w:val="Compact"/>
-                    <w:jc w:val="left"/>
-                    <w:jc w:val="center"/>
-                  </w:pPr>
-                  <w:r>
-                    <w:t xml:space="preserve">0.07</w:t>
-                  </w:r>
-                </w:p>
-              </w:tc>
-              <w:tc>
-                <w:tcPr/>
-                <w:p>
-                  <w:pPr>
-                    <w:pStyle w:val="Compact"/>
-                    <w:jc w:val="left"/>
-                    <w:jc w:val="center"/>
-                  </w:pPr>
-                  <w:r>
-                    <w:t xml:space="preserve">1.00</w:t>
-                  </w:r>
-                </w:p>
-              </w:tc>
-            </w:tr>
-            <w:tr>
-              <w:tc>
-                <w:tcPr/>
-                <w:p>
-                  <w:pPr>
-                    <w:pStyle w:val="Compact"/>
-                    <w:jc w:val="left"/>
-                    <w:jc w:val="center"/>
-                  </w:pPr>
-                  <w:r>
-                    <w:t xml:space="preserve">above_poverty vs. below_poverty</w:t>
-                  </w:r>
-                </w:p>
-              </w:tc>
-              <w:tc>
-                <w:tcPr/>
-                <w:p>
-                  <w:pPr>
-                    <w:pStyle w:val="Compact"/>
-                    <w:jc w:val="left"/>
-                    <w:jc w:val="center"/>
-                  </w:pPr>
-                  <w:r>
-                    <w:t xml:space="preserve">0.02</w:t>
-                  </w:r>
-                </w:p>
-              </w:tc>
-              <w:tc>
-                <w:tcPr/>
-                <w:p>
-                  <w:pPr>
-                    <w:pStyle w:val="Compact"/>
-                    <w:jc w:val="left"/>
-                    <w:jc w:val="center"/>
-                  </w:pPr>
-                  <w:r>
-                    <w:t xml:space="preserve">0.00</w:t>
-                  </w:r>
-                </w:p>
-              </w:tc>
-              <w:tc>
-                <w:tcPr/>
-                <w:p>
-                  <w:pPr>
-                    <w:pStyle w:val="Compact"/>
-                    <w:jc w:val="left"/>
-                    <w:jc w:val="center"/>
-                  </w:pPr>
-                  <w:r>
-                    <w:t xml:space="preserve">0.04</w:t>
-                  </w:r>
-                </w:p>
-              </w:tc>
-              <w:tc>
-                <w:tcPr/>
-                <w:p>
-                  <w:pPr>
-                    <w:pStyle w:val="Compact"/>
-                    <w:jc w:val="left"/>
-                    <w:jc w:val="center"/>
-                  </w:pPr>
-                  <w:r>
-                    <w:t xml:space="preserve">0.99</w:t>
-                  </w:r>
-                </w:p>
-              </w:tc>
-            </w:tr>
-          </w:tbl>
           <w:bookmarkEnd w:id="100"/>
-          <w:p/>
         </w:tc>
       </w:tr>
     </w:tbl>

--- a/index.docx
+++ b/index.docx
@@ -1904,7 +1904,7 @@
     </w:p>
     <w:bookmarkEnd w:id="45"/>
     <w:bookmarkEnd w:id="46"/>
-    <w:bookmarkStart w:id="108" w:name="results"/>
+    <w:bookmarkStart w:id="109" w:name="results"/>
     <w:p>
       <w:pPr>
         <w:pStyle w:val="Heading1"/>
@@ -2498,7 +2498,7 @@
       </w:hyperlink>
     </w:p>
     <w:bookmarkEnd w:id="73"/>
-    <w:bookmarkStart w:id="88" w:name="liwc-features"/>
+    <w:bookmarkStart w:id="89" w:name="liwc-features"/>
     <w:p>
       <w:pPr>
         <w:pStyle w:val="Heading2"/>
@@ -4458,6 +4458,1187 @@
         </w:r>
       </w:hyperlink>
     </w:p>
+    <w:bookmarkStart w:id="83" w:name="tbl-panel"/>
+    <w:tbl>
+      <w:tblPr>
+        <w:tblStyle w:val="Table"/>
+        <w:tblW w:type="pct" w:w="4900"/>
+        <w:tblLayout w:type="fixed"/>
+        <w:tblLook w:firstRow="0" w:lastRow="0" w:firstColumn="0" w:lastColumn="0" w:noHBand="0" w:noVBand="0" w:val="0000"/>
+      </w:tblPr>
+      <w:tblGrid>
+        <w:gridCol w:w="3880"/>
+        <w:gridCol w:w="3880"/>
+      </w:tblGrid>
+      <w:tr>
+        <w:tc>
+          <w:tcPr/>
+          <w:p>
+            <w:pPr>
+              <w:jc w:val="left"/>
+            </w:pPr>
+            <w:pPr>
+              <w:jc w:val="center"/>
+              <w:spacing w:before="200"/>
+              <w:pStyle w:val="ImageCaption"/>
+            </w:pPr>
+          </w:p>
+          <w:tbl>
+            <w:tblPr>
+              <w:tblStyle w:val="Table"/>
+              <w:tblW w:type="pct" w:w="4900"/>
+              <w:tblLayout w:type="fixed"/>
+              <w:tblLook w:firstRow="0" w:lastRow="0" w:firstColumn="0" w:lastColumn="0" w:noHBand="0" w:noVBand="0" w:val="0000"/>
+            </w:tblPr>
+            <w:tblGrid>
+              <w:gridCol w:w="7761"/>
+            </w:tblGrid>
+            <w:tr>
+              <w:tc>
+                <w:tcPr/>
+                <w:bookmarkStart w:id="81" w:name="tbl-cat_3day"/>
+                <w:tbl>
+                  <w:tblPr>
+                    <w:tblStyle w:val="Table"/>
+                    <w:tblW w:type="pct" w:w="4900"/>
+                    <w:tblLayout w:type="fixed"/>
+                    <w:tblLook w:firstRow="1" w:lastRow="0" w:firstColumn="0" w:lastColumn="0" w:noHBand="0" w:noVBand="0" w:val="0020"/>
+                  </w:tblPr>
+                  <w:tblGrid>
+                    <w:gridCol w:w="1552"/>
+                    <w:gridCol w:w="1552"/>
+                    <w:gridCol w:w="1552"/>
+                    <w:gridCol w:w="1552"/>
+                    <w:gridCol w:w="1552"/>
+                  </w:tblGrid>
+                  <w:tr>
+                    <w:trPr>
+                      <w:tblHeader w:val="on"/>
+                    </w:trPr>
+                    <w:tc>
+                      <w:tcPr/>
+                      <w:p>
+                        <w:pPr>
+                          <w:pStyle w:val="Compact"/>
+                        </w:pPr>
+                      </w:p>
+                    </w:tc>
+                    <w:tc>
+                      <w:tcPr/>
+                      <w:p>
+                        <w:pPr>
+                          <w:pStyle w:val="Compact"/>
+                          <w:jc w:val="left"/>
+                          <w:jc w:val="center"/>
+                          <w:jc w:val="left"/>
+                        </w:pPr>
+                        <w:r>
+                          <w:t xml:space="preserve">SD</w:t>
+                        </w:r>
+                      </w:p>
+                    </w:tc>
+                    <w:tc>
+                      <w:tcPr/>
+                      <w:p>
+                        <w:pPr>
+                          <w:pStyle w:val="Compact"/>
+                          <w:jc w:val="left"/>
+                          <w:jc w:val="center"/>
+                          <w:jc w:val="left"/>
+                        </w:pPr>
+                        <w:r>
+                          <w:t xml:space="preserve">Median</w:t>
+                        </w:r>
+                      </w:p>
+                    </w:tc>
+                    <w:tc>
+                      <w:tcPr/>
+                      <w:p>
+                        <w:pPr>
+                          <w:pStyle w:val="Compact"/>
+                          <w:jc w:val="left"/>
+                          <w:jc w:val="center"/>
+                          <w:jc w:val="left"/>
+                        </w:pPr>
+                        <w:r>
+                          <w:t xml:space="preserve">Min</w:t>
+                        </w:r>
+                      </w:p>
+                    </w:tc>
+                    <w:tc>
+                      <w:tcPr/>
+                      <w:p>
+                        <w:pPr>
+                          <w:pStyle w:val="Compact"/>
+                          <w:jc w:val="left"/>
+                          <w:jc w:val="center"/>
+                          <w:jc w:val="left"/>
+                        </w:pPr>
+                        <w:r>
+                          <w:t xml:space="preserve">Max</w:t>
+                        </w:r>
+                      </w:p>
+                    </w:tc>
+                  </w:tr>
+                  <w:tr>
+                    <w:tc>
+                      <w:tcPr/>
+                      <w:p>
+                        <w:pPr>
+                          <w:pStyle w:val="Compact"/>
+                          <w:jc w:val="left"/>
+                          <w:jc w:val="center"/>
+                          <w:jc w:val="left"/>
+                        </w:pPr>
+                        <w:r>
+                          <w:t xml:space="preserve">wc</w:t>
+                        </w:r>
+                      </w:p>
+                    </w:tc>
+                    <w:tc>
+                      <w:tcPr/>
+                      <w:p>
+                        <w:pPr>
+                          <w:pStyle w:val="Compact"/>
+                          <w:jc w:val="left"/>
+                          <w:jc w:val="center"/>
+                          <w:jc w:val="left"/>
+                        </w:pPr>
+                        <w:r>
+                          <w:t xml:space="preserve">1175.22</w:t>
+                        </w:r>
+                      </w:p>
+                    </w:tc>
+                    <w:tc>
+                      <w:tcPr/>
+                      <w:p>
+                        <w:pPr>
+                          <w:pStyle w:val="Compact"/>
+                          <w:jc w:val="left"/>
+                          <w:jc w:val="center"/>
+                          <w:jc w:val="left"/>
+                        </w:pPr>
+                        <w:r>
+                          <w:t xml:space="preserve">512.00</w:t>
+                        </w:r>
+                      </w:p>
+                    </w:tc>
+                    <w:tc>
+                      <w:tcPr/>
+                      <w:p>
+                        <w:pPr>
+                          <w:pStyle w:val="Compact"/>
+                          <w:jc w:val="left"/>
+                          <w:jc w:val="center"/>
+                          <w:jc w:val="left"/>
+                        </w:pPr>
+                        <w:r>
+                          <w:t xml:space="preserve">1.00</w:t>
+                        </w:r>
+                      </w:p>
+                    </w:tc>
+                    <w:tc>
+                      <w:tcPr/>
+                      <w:p>
+                        <w:pPr>
+                          <w:pStyle w:val="Compact"/>
+                          <w:jc w:val="left"/>
+                          <w:jc w:val="center"/>
+                          <w:jc w:val="left"/>
+                        </w:pPr>
+                        <w:r>
+                          <w:t xml:space="preserve">13211.00</w:t>
+                        </w:r>
+                      </w:p>
+                    </w:tc>
+                  </w:tr>
+                  <w:tr>
+                    <w:tc>
+                      <w:tcPr/>
+                      <w:p>
+                        <w:pPr>
+                          <w:pStyle w:val="Compact"/>
+                          <w:jc w:val="left"/>
+                          <w:jc w:val="center"/>
+                          <w:jc w:val="left"/>
+                        </w:pPr>
+                        <w:r>
+                          <w:t xml:space="preserve">wps</w:t>
+                        </w:r>
+                      </w:p>
+                    </w:tc>
+                    <w:tc>
+                      <w:tcPr/>
+                      <w:p>
+                        <w:pPr>
+                          <w:pStyle w:val="Compact"/>
+                          <w:jc w:val="left"/>
+                          <w:jc w:val="center"/>
+                          <w:jc w:val="left"/>
+                        </w:pPr>
+                        <w:r>
+                          <w:t xml:space="preserve">9.75</w:t>
+                        </w:r>
+                      </w:p>
+                    </w:tc>
+                    <w:tc>
+                      <w:tcPr/>
+                      <w:p>
+                        <w:pPr>
+                          <w:pStyle w:val="Compact"/>
+                          <w:jc w:val="left"/>
+                          <w:jc w:val="center"/>
+                          <w:jc w:val="left"/>
+                        </w:pPr>
+                        <w:r>
+                          <w:t xml:space="preserve">10.76</w:t>
+                        </w:r>
+                      </w:p>
+                    </w:tc>
+                    <w:tc>
+                      <w:tcPr/>
+                      <w:p>
+                        <w:pPr>
+                          <w:pStyle w:val="Compact"/>
+                          <w:jc w:val="left"/>
+                          <w:jc w:val="center"/>
+                          <w:jc w:val="left"/>
+                        </w:pPr>
+                        <w:r>
+                          <w:t xml:space="preserve">0.00</w:t>
+                        </w:r>
+                      </w:p>
+                    </w:tc>
+                    <w:tc>
+                      <w:tcPr/>
+                      <w:p>
+                        <w:pPr>
+                          <w:pStyle w:val="Compact"/>
+                          <w:jc w:val="left"/>
+                          <w:jc w:val="center"/>
+                          <w:jc w:val="left"/>
+                        </w:pPr>
+                        <w:r>
+                          <w:t xml:space="preserve">295.00</w:t>
+                        </w:r>
+                      </w:p>
+                    </w:tc>
+                  </w:tr>
+                  <w:tr>
+                    <w:tc>
+                      <w:tcPr/>
+                      <w:p>
+                        <w:pPr>
+                          <w:pStyle w:val="Compact"/>
+                          <w:jc w:val="left"/>
+                          <w:jc w:val="center"/>
+                          <w:jc w:val="left"/>
+                        </w:pPr>
+                        <w:r>
+                          <w:t xml:space="preserve">analytic</w:t>
+                        </w:r>
+                      </w:p>
+                    </w:tc>
+                    <w:tc>
+                      <w:tcPr/>
+                      <w:p>
+                        <w:pPr>
+                          <w:pStyle w:val="Compact"/>
+                          <w:jc w:val="left"/>
+                          <w:jc w:val="center"/>
+                          <w:jc w:val="left"/>
+                        </w:pPr>
+                        <w:r>
+                          <w:t xml:space="preserve">16.96</w:t>
+                        </w:r>
+                      </w:p>
+                    </w:tc>
+                    <w:tc>
+                      <w:tcPr/>
+                      <w:p>
+                        <w:pPr>
+                          <w:pStyle w:val="Compact"/>
+                          <w:jc w:val="left"/>
+                          <w:jc w:val="center"/>
+                          <w:jc w:val="left"/>
+                        </w:pPr>
+                        <w:r>
+                          <w:t xml:space="preserve">19.05</w:t>
+                        </w:r>
+                      </w:p>
+                    </w:tc>
+                    <w:tc>
+                      <w:tcPr/>
+                      <w:p>
+                        <w:pPr>
+                          <w:pStyle w:val="Compact"/>
+                          <w:jc w:val="left"/>
+                          <w:jc w:val="center"/>
+                          <w:jc w:val="left"/>
+                        </w:pPr>
+                        <w:r>
+                          <w:t xml:space="preserve">1.00</w:t>
+                        </w:r>
+                      </w:p>
+                    </w:tc>
+                    <w:tc>
+                      <w:tcPr/>
+                      <w:p>
+                        <w:pPr>
+                          <w:pStyle w:val="Compact"/>
+                          <w:jc w:val="left"/>
+                          <w:jc w:val="center"/>
+                          <w:jc w:val="left"/>
+                        </w:pPr>
+                        <w:r>
+                          <w:t xml:space="preserve">99.00</w:t>
+                        </w:r>
+                      </w:p>
+                    </w:tc>
+                  </w:tr>
+                  <w:tr>
+                    <w:tc>
+                      <w:tcPr/>
+                      <w:p>
+                        <w:pPr>
+                          <w:pStyle w:val="Compact"/>
+                          <w:jc w:val="left"/>
+                          <w:jc w:val="center"/>
+                          <w:jc w:val="left"/>
+                        </w:pPr>
+                        <w:r>
+                          <w:t xml:space="preserve">clout</w:t>
+                        </w:r>
+                      </w:p>
+                    </w:tc>
+                    <w:tc>
+                      <w:tcPr/>
+                      <w:p>
+                        <w:pPr>
+                          <w:pStyle w:val="Compact"/>
+                          <w:jc w:val="left"/>
+                          <w:jc w:val="center"/>
+                          <w:jc w:val="left"/>
+                        </w:pPr>
+                        <w:r>
+                          <w:t xml:space="preserve">25.37</w:t>
+                        </w:r>
+                      </w:p>
+                    </w:tc>
+                    <w:tc>
+                      <w:tcPr/>
+                      <w:p>
+                        <w:pPr>
+                          <w:pStyle w:val="Compact"/>
+                          <w:jc w:val="left"/>
+                          <w:jc w:val="center"/>
+                          <w:jc w:val="left"/>
+                        </w:pPr>
+                        <w:r>
+                          <w:t xml:space="preserve">50.20</w:t>
+                        </w:r>
+                      </w:p>
+                    </w:tc>
+                    <w:tc>
+                      <w:tcPr/>
+                      <w:p>
+                        <w:pPr>
+                          <w:pStyle w:val="Compact"/>
+                          <w:jc w:val="left"/>
+                          <w:jc w:val="center"/>
+                          <w:jc w:val="left"/>
+                        </w:pPr>
+                        <w:r>
+                          <w:t xml:space="preserve">1.00</w:t>
+                        </w:r>
+                      </w:p>
+                    </w:tc>
+                    <w:tc>
+                      <w:tcPr/>
+                      <w:p>
+                        <w:pPr>
+                          <w:pStyle w:val="Compact"/>
+                          <w:jc w:val="left"/>
+                          <w:jc w:val="center"/>
+                          <w:jc w:val="left"/>
+                        </w:pPr>
+                        <w:r>
+                          <w:t xml:space="preserve">99.00</w:t>
+                        </w:r>
+                      </w:p>
+                    </w:tc>
+                  </w:tr>
+                  <w:tr>
+                    <w:tc>
+                      <w:tcPr/>
+                      <w:p>
+                        <w:pPr>
+                          <w:pStyle w:val="Compact"/>
+                          <w:jc w:val="left"/>
+                          <w:jc w:val="center"/>
+                          <w:jc w:val="left"/>
+                        </w:pPr>
+                        <w:r>
+                          <w:t xml:space="preserve">authentic</w:t>
+                        </w:r>
+                      </w:p>
+                    </w:tc>
+                    <w:tc>
+                      <w:tcPr/>
+                      <w:p>
+                        <w:pPr>
+                          <w:pStyle w:val="Compact"/>
+                          <w:jc w:val="left"/>
+                          <w:jc w:val="center"/>
+                          <w:jc w:val="left"/>
+                        </w:pPr>
+                        <w:r>
+                          <w:t xml:space="preserve">22.34</w:t>
+                        </w:r>
+                      </w:p>
+                    </w:tc>
+                    <w:tc>
+                      <w:tcPr/>
+                      <w:p>
+                        <w:pPr>
+                          <w:pStyle w:val="Compact"/>
+                          <w:jc w:val="left"/>
+                          <w:jc w:val="center"/>
+                          <w:jc w:val="left"/>
+                        </w:pPr>
+                        <w:r>
+                          <w:t xml:space="preserve">77.13</w:t>
+                        </w:r>
+                      </w:p>
+                    </w:tc>
+                    <w:tc>
+                      <w:tcPr/>
+                      <w:p>
+                        <w:pPr>
+                          <w:pStyle w:val="Compact"/>
+                          <w:jc w:val="left"/>
+                          <w:jc w:val="center"/>
+                          <w:jc w:val="left"/>
+                        </w:pPr>
+                        <w:r>
+                          <w:t xml:space="preserve">1.00</w:t>
+                        </w:r>
+                      </w:p>
+                    </w:tc>
+                    <w:tc>
+                      <w:tcPr/>
+                      <w:p>
+                        <w:pPr>
+                          <w:pStyle w:val="Compact"/>
+                          <w:jc w:val="left"/>
+                          <w:jc w:val="center"/>
+                          <w:jc w:val="left"/>
+                        </w:pPr>
+                        <w:r>
+                          <w:t xml:space="preserve">99.00</w:t>
+                        </w:r>
+                      </w:p>
+                    </w:tc>
+                  </w:tr>
+                  <w:tr>
+                    <w:tc>
+                      <w:tcPr/>
+                      <w:p>
+                        <w:pPr>
+                          <w:pStyle w:val="Compact"/>
+                          <w:jc w:val="left"/>
+                          <w:jc w:val="center"/>
+                          <w:jc w:val="left"/>
+                        </w:pPr>
+                        <w:r>
+                          <w:t xml:space="preserve">tone</w:t>
+                        </w:r>
+                      </w:p>
+                    </w:tc>
+                    <w:tc>
+                      <w:tcPr/>
+                      <w:p>
+                        <w:pPr>
+                          <w:pStyle w:val="Compact"/>
+                          <w:jc w:val="left"/>
+                          <w:jc w:val="center"/>
+                          <w:jc w:val="left"/>
+                        </w:pPr>
+                        <w:r>
+                          <w:t xml:space="preserve">23.28</w:t>
+                        </w:r>
+                      </w:p>
+                    </w:tc>
+                    <w:tc>
+                      <w:tcPr/>
+                      <w:p>
+                        <w:pPr>
+                          <w:pStyle w:val="Compact"/>
+                          <w:jc w:val="left"/>
+                          <w:jc w:val="center"/>
+                          <w:jc w:val="left"/>
+                        </w:pPr>
+                        <w:r>
+                          <w:t xml:space="preserve">82.19</w:t>
+                        </w:r>
+                      </w:p>
+                    </w:tc>
+                    <w:tc>
+                      <w:tcPr/>
+                      <w:p>
+                        <w:pPr>
+                          <w:pStyle w:val="Compact"/>
+                          <w:jc w:val="left"/>
+                          <w:jc w:val="center"/>
+                          <w:jc w:val="left"/>
+                        </w:pPr>
+                        <w:r>
+                          <w:t xml:space="preserve">1.00</w:t>
+                        </w:r>
+                      </w:p>
+                    </w:tc>
+                    <w:tc>
+                      <w:tcPr/>
+                      <w:p>
+                        <w:pPr>
+                          <w:pStyle w:val="Compact"/>
+                          <w:jc w:val="left"/>
+                          <w:jc w:val="center"/>
+                          <w:jc w:val="left"/>
+                        </w:pPr>
+                        <w:r>
+                          <w:t xml:space="preserve">99.00</w:t>
+                        </w:r>
+                      </w:p>
+                    </w:tc>
+                  </w:tr>
+                </w:tbl>
+                <w:p>
+                  <w:pPr>
+                    <w:jc w:val="center"/>
+                    <w:jc w:val="left"/>
+                  </w:pPr>
+                  <w:pPr>
+                    <w:jc w:val="start"/>
+                    <w:spacing w:before="200"/>
+                    <w:pStyle w:val="ImageCaption"/>
+                  </w:pPr>
+                  <w:r>
+                    <w:t xml:space="preserve">(a) Sample Characteristics of Raw LIWC Scores on Concatenated Messages Within Each 3-Day Prediction Window</w:t>
+                  </w:r>
+                </w:p>
+                <w:bookmarkEnd w:id="81"/>
+              </w:tc>
+            </w:tr>
+          </w:tbl>
+          <w:p/>
+        </w:tc>
+        <w:tc>
+          <w:tcPr/>
+          <w:p>
+            <w:pPr>
+              <w:jc w:val="left"/>
+            </w:pPr>
+            <w:r>
+              <w:t xml:space="preserve"> </w:t>
+            </w:r>
+          </w:p>
+        </w:tc>
+      </w:tr>
+    </w:tbl>
+    <w:p>
+      <w:pPr>
+        <w:framePr w:w="0" w:h="0" w:vAnchor="margin" w:hAnchor="margin" w:xAlign="right" w:yAlign="top"/>
+      </w:pPr>
+    </w:p>
+    <w:tbl>
+      <w:tblPr>
+        <w:tblStyle w:val="Table"/>
+        <w:tblW w:type="pct" w:w="4900"/>
+        <w:tblLayout w:type="fixed"/>
+        <w:tblLook w:firstRow="0" w:lastRow="0" w:firstColumn="0" w:lastColumn="0" w:noHBand="0" w:noVBand="0" w:val="0000"/>
+      </w:tblPr>
+      <w:tblGrid>
+        <w:gridCol w:w="7761"/>
+      </w:tblGrid>
+      <w:tr>
+        <w:tc>
+          <w:tcPr/>
+          <w:p>
+            <w:pPr>
+              <w:jc w:val="left"/>
+            </w:pPr>
+            <w:pPr>
+              <w:jc w:val="center"/>
+              <w:spacing w:before="200"/>
+              <w:pStyle w:val="ImageCaption"/>
+            </w:pPr>
+          </w:p>
+          <w:tbl>
+            <w:tblPr>
+              <w:tblStyle w:val="Table"/>
+              <w:tblW w:type="pct" w:w="4900"/>
+              <w:tblLayout w:type="fixed"/>
+              <w:tblLook w:firstRow="0" w:lastRow="0" w:firstColumn="0" w:lastColumn="0" w:noHBand="0" w:noVBand="0" w:val="0000"/>
+            </w:tblPr>
+            <w:tblGrid>
+              <w:gridCol w:w="7761"/>
+            </w:tblGrid>
+            <w:tr>
+              <w:tc>
+                <w:tcPr/>
+                <w:bookmarkStart w:id="82" w:name="tbl-cat_1week"/>
+                <w:tbl>
+                  <w:tblPr>
+                    <w:tblStyle w:val="Table"/>
+                    <w:tblW w:type="pct" w:w="4900"/>
+                    <w:tblLayout w:type="fixed"/>
+                    <w:tblLook w:firstRow="1" w:lastRow="0" w:firstColumn="0" w:lastColumn="0" w:noHBand="0" w:noVBand="0" w:val="0020"/>
+                  </w:tblPr>
+                  <w:tblGrid>
+                    <w:gridCol w:w="1552"/>
+                    <w:gridCol w:w="1552"/>
+                    <w:gridCol w:w="1552"/>
+                    <w:gridCol w:w="1552"/>
+                    <w:gridCol w:w="1552"/>
+                  </w:tblGrid>
+                  <w:tr>
+                    <w:trPr>
+                      <w:tblHeader w:val="on"/>
+                    </w:trPr>
+                    <w:tc>
+                      <w:tcPr/>
+                      <w:p>
+                        <w:pPr>
+                          <w:pStyle w:val="Compact"/>
+                        </w:pPr>
+                      </w:p>
+                    </w:tc>
+                    <w:tc>
+                      <w:tcPr/>
+                      <w:p>
+                        <w:pPr>
+                          <w:pStyle w:val="Compact"/>
+                          <w:jc w:val="left"/>
+                          <w:jc w:val="center"/>
+                          <w:jc w:val="left"/>
+                        </w:pPr>
+                        <w:r>
+                          <w:t xml:space="preserve">SD</w:t>
+                        </w:r>
+                      </w:p>
+                    </w:tc>
+                    <w:tc>
+                      <w:tcPr/>
+                      <w:p>
+                        <w:pPr>
+                          <w:pStyle w:val="Compact"/>
+                          <w:jc w:val="left"/>
+                          <w:jc w:val="center"/>
+                          <w:jc w:val="left"/>
+                        </w:pPr>
+                        <w:r>
+                          <w:t xml:space="preserve">Median</w:t>
+                        </w:r>
+                      </w:p>
+                    </w:tc>
+                    <w:tc>
+                      <w:tcPr/>
+                      <w:p>
+                        <w:pPr>
+                          <w:pStyle w:val="Compact"/>
+                          <w:jc w:val="left"/>
+                          <w:jc w:val="center"/>
+                          <w:jc w:val="left"/>
+                        </w:pPr>
+                        <w:r>
+                          <w:t xml:space="preserve">Min</w:t>
+                        </w:r>
+                      </w:p>
+                    </w:tc>
+                    <w:tc>
+                      <w:tcPr/>
+                      <w:p>
+                        <w:pPr>
+                          <w:pStyle w:val="Compact"/>
+                          <w:jc w:val="left"/>
+                          <w:jc w:val="center"/>
+                          <w:jc w:val="left"/>
+                        </w:pPr>
+                        <w:r>
+                          <w:t xml:space="preserve">Max</w:t>
+                        </w:r>
+                      </w:p>
+                    </w:tc>
+                  </w:tr>
+                  <w:tr>
+                    <w:tc>
+                      <w:tcPr/>
+                      <w:p>
+                        <w:pPr>
+                          <w:pStyle w:val="Compact"/>
+                          <w:jc w:val="left"/>
+                          <w:jc w:val="center"/>
+                          <w:jc w:val="left"/>
+                        </w:pPr>
+                        <w:r>
+                          <w:t xml:space="preserve">wc</w:t>
+                        </w:r>
+                      </w:p>
+                    </w:tc>
+                    <w:tc>
+                      <w:tcPr/>
+                      <w:p>
+                        <w:pPr>
+                          <w:pStyle w:val="Compact"/>
+                          <w:jc w:val="left"/>
+                          <w:jc w:val="center"/>
+                          <w:jc w:val="left"/>
+                        </w:pPr>
+                        <w:r>
+                          <w:t xml:space="preserve">2484.84</w:t>
+                        </w:r>
+                      </w:p>
+                    </w:tc>
+                    <w:tc>
+                      <w:tcPr/>
+                      <w:p>
+                        <w:pPr>
+                          <w:pStyle w:val="Compact"/>
+                          <w:jc w:val="left"/>
+                          <w:jc w:val="center"/>
+                          <w:jc w:val="left"/>
+                        </w:pPr>
+                        <w:r>
+                          <w:t xml:space="preserve">1124.00</w:t>
+                        </w:r>
+                      </w:p>
+                    </w:tc>
+                    <w:tc>
+                      <w:tcPr/>
+                      <w:p>
+                        <w:pPr>
+                          <w:pStyle w:val="Compact"/>
+                          <w:jc w:val="left"/>
+                          <w:jc w:val="center"/>
+                          <w:jc w:val="left"/>
+                        </w:pPr>
+                        <w:r>
+                          <w:t xml:space="preserve">1.00</w:t>
+                        </w:r>
+                      </w:p>
+                    </w:tc>
+                    <w:tc>
+                      <w:tcPr/>
+                      <w:p>
+                        <w:pPr>
+                          <w:pStyle w:val="Compact"/>
+                          <w:jc w:val="left"/>
+                          <w:jc w:val="center"/>
+                          <w:jc w:val="left"/>
+                        </w:pPr>
+                        <w:r>
+                          <w:t xml:space="preserve">23702.00</w:t>
+                        </w:r>
+                      </w:p>
+                    </w:tc>
+                  </w:tr>
+                  <w:tr>
+                    <w:tc>
+                      <w:tcPr/>
+                      <w:p>
+                        <w:pPr>
+                          <w:pStyle w:val="Compact"/>
+                          <w:jc w:val="left"/>
+                          <w:jc w:val="center"/>
+                          <w:jc w:val="left"/>
+                        </w:pPr>
+                        <w:r>
+                          <w:t xml:space="preserve">wps</w:t>
+                        </w:r>
+                      </w:p>
+                    </w:tc>
+                    <w:tc>
+                      <w:tcPr/>
+                      <w:p>
+                        <w:pPr>
+                          <w:pStyle w:val="Compact"/>
+                          <w:jc w:val="left"/>
+                          <w:jc w:val="center"/>
+                          <w:jc w:val="left"/>
+                        </w:pPr>
+                        <w:r>
+                          <w:t xml:space="preserve">8.73</w:t>
+                        </w:r>
+                      </w:p>
+                    </w:tc>
+                    <w:tc>
+                      <w:tcPr/>
+                      <w:p>
+                        <w:pPr>
+                          <w:pStyle w:val="Compact"/>
+                          <w:jc w:val="left"/>
+                          <w:jc w:val="center"/>
+                          <w:jc w:val="left"/>
+                        </w:pPr>
+                        <w:r>
+                          <w:t xml:space="preserve">10.91</w:t>
+                        </w:r>
+                      </w:p>
+                    </w:tc>
+                    <w:tc>
+                      <w:tcPr/>
+                      <w:p>
+                        <w:pPr>
+                          <w:pStyle w:val="Compact"/>
+                          <w:jc w:val="left"/>
+                          <w:jc w:val="center"/>
+                          <w:jc w:val="left"/>
+                        </w:pPr>
+                        <w:r>
+                          <w:t xml:space="preserve">1.00</w:t>
+                        </w:r>
+                      </w:p>
+                    </w:tc>
+                    <w:tc>
+                      <w:tcPr/>
+                      <w:p>
+                        <w:pPr>
+                          <w:pStyle w:val="Compact"/>
+                          <w:jc w:val="left"/>
+                          <w:jc w:val="center"/>
+                          <w:jc w:val="left"/>
+                        </w:pPr>
+                        <w:r>
+                          <w:t xml:space="preserve">241.00</w:t>
+                        </w:r>
+                      </w:p>
+                    </w:tc>
+                  </w:tr>
+                  <w:tr>
+                    <w:tc>
+                      <w:tcPr/>
+                      <w:p>
+                        <w:pPr>
+                          <w:pStyle w:val="Compact"/>
+                          <w:jc w:val="left"/>
+                          <w:jc w:val="center"/>
+                          <w:jc w:val="left"/>
+                        </w:pPr>
+                        <w:r>
+                          <w:t xml:space="preserve">analytic</w:t>
+                        </w:r>
+                      </w:p>
+                    </w:tc>
+                    <w:tc>
+                      <w:tcPr/>
+                      <w:p>
+                        <w:pPr>
+                          <w:pStyle w:val="Compact"/>
+                          <w:jc w:val="left"/>
+                          <w:jc w:val="center"/>
+                          <w:jc w:val="left"/>
+                        </w:pPr>
+                        <w:r>
+                          <w:t xml:space="preserve">14.30</w:t>
+                        </w:r>
+                      </w:p>
+                    </w:tc>
+                    <w:tc>
+                      <w:tcPr/>
+                      <w:p>
+                        <w:pPr>
+                          <w:pStyle w:val="Compact"/>
+                          <w:jc w:val="left"/>
+                          <w:jc w:val="center"/>
+                          <w:jc w:val="left"/>
+                        </w:pPr>
+                        <w:r>
+                          <w:t xml:space="preserve">19.17</w:t>
+                        </w:r>
+                      </w:p>
+                    </w:tc>
+                    <w:tc>
+                      <w:tcPr/>
+                      <w:p>
+                        <w:pPr>
+                          <w:pStyle w:val="Compact"/>
+                          <w:jc w:val="left"/>
+                          <w:jc w:val="center"/>
+                          <w:jc w:val="left"/>
+                        </w:pPr>
+                        <w:r>
+                          <w:t xml:space="preserve">1.00</w:t>
+                        </w:r>
+                      </w:p>
+                    </w:tc>
+                    <w:tc>
+                      <w:tcPr/>
+                      <w:p>
+                        <w:pPr>
+                          <w:pStyle w:val="Compact"/>
+                          <w:jc w:val="left"/>
+                          <w:jc w:val="center"/>
+                          <w:jc w:val="left"/>
+                        </w:pPr>
+                        <w:r>
+                          <w:t xml:space="preserve">99.00</w:t>
+                        </w:r>
+                      </w:p>
+                    </w:tc>
+                  </w:tr>
+                  <w:tr>
+                    <w:tc>
+                      <w:tcPr/>
+                      <w:p>
+                        <w:pPr>
+                          <w:pStyle w:val="Compact"/>
+                          <w:jc w:val="left"/>
+                          <w:jc w:val="center"/>
+                          <w:jc w:val="left"/>
+                        </w:pPr>
+                        <w:r>
+                          <w:t xml:space="preserve">clout</w:t>
+                        </w:r>
+                      </w:p>
+                    </w:tc>
+                    <w:tc>
+                      <w:tcPr/>
+                      <w:p>
+                        <w:pPr>
+                          <w:pStyle w:val="Compact"/>
+                          <w:jc w:val="left"/>
+                          <w:jc w:val="center"/>
+                          <w:jc w:val="left"/>
+                        </w:pPr>
+                        <w:r>
+                          <w:t xml:space="preserve">22.54</w:t>
+                        </w:r>
+                      </w:p>
+                    </w:tc>
+                    <w:tc>
+                      <w:tcPr/>
+                      <w:p>
+                        <w:pPr>
+                          <w:pStyle w:val="Compact"/>
+                          <w:jc w:val="left"/>
+                          <w:jc w:val="center"/>
+                          <w:jc w:val="left"/>
+                        </w:pPr>
+                        <w:r>
+                          <w:t xml:space="preserve">50.15</w:t>
+                        </w:r>
+                      </w:p>
+                    </w:tc>
+                    <w:tc>
+                      <w:tcPr/>
+                      <w:p>
+                        <w:pPr>
+                          <w:pStyle w:val="Compact"/>
+                          <w:jc w:val="left"/>
+                          <w:jc w:val="center"/>
+                          <w:jc w:val="left"/>
+                        </w:pPr>
+                        <w:r>
+                          <w:t xml:space="preserve">1.00</w:t>
+                        </w:r>
+                      </w:p>
+                    </w:tc>
+                    <w:tc>
+                      <w:tcPr/>
+                      <w:p>
+                        <w:pPr>
+                          <w:pStyle w:val="Compact"/>
+                          <w:jc w:val="left"/>
+                          <w:jc w:val="center"/>
+                          <w:jc w:val="left"/>
+                        </w:pPr>
+                        <w:r>
+                          <w:t xml:space="preserve">99.00</w:t>
+                        </w:r>
+                      </w:p>
+                    </w:tc>
+                  </w:tr>
+                  <w:tr>
+                    <w:tc>
+                      <w:tcPr/>
+                      <w:p>
+                        <w:pPr>
+                          <w:pStyle w:val="Compact"/>
+                          <w:jc w:val="left"/>
+                          <w:jc w:val="center"/>
+                          <w:jc w:val="left"/>
+                        </w:pPr>
+                        <w:r>
+                          <w:t xml:space="preserve">authentic</w:t>
+                        </w:r>
+                      </w:p>
+                    </w:tc>
+                    <w:tc>
+                      <w:tcPr/>
+                      <w:p>
+                        <w:pPr>
+                          <w:pStyle w:val="Compact"/>
+                          <w:jc w:val="left"/>
+                          <w:jc w:val="center"/>
+                          <w:jc w:val="left"/>
+                        </w:pPr>
+                        <w:r>
+                          <w:t xml:space="preserve">19.04</w:t>
+                        </w:r>
+                      </w:p>
+                    </w:tc>
+                    <w:tc>
+                      <w:tcPr/>
+                      <w:p>
+                        <w:pPr>
+                          <w:pStyle w:val="Compact"/>
+                          <w:jc w:val="left"/>
+                          <w:jc w:val="center"/>
+                          <w:jc w:val="left"/>
+                        </w:pPr>
+                        <w:r>
+                          <w:t xml:space="preserve">77.10</w:t>
+                        </w:r>
+                      </w:p>
+                    </w:tc>
+                    <w:tc>
+                      <w:tcPr/>
+                      <w:p>
+                        <w:pPr>
+                          <w:pStyle w:val="Compact"/>
+                          <w:jc w:val="left"/>
+                          <w:jc w:val="center"/>
+                          <w:jc w:val="left"/>
+                        </w:pPr>
+                        <w:r>
+                          <w:t xml:space="preserve">1.00</w:t>
+                        </w:r>
+                      </w:p>
+                    </w:tc>
+                    <w:tc>
+                      <w:tcPr/>
+                      <w:p>
+                        <w:pPr>
+                          <w:pStyle w:val="Compact"/>
+                          <w:jc w:val="left"/>
+                          <w:jc w:val="center"/>
+                          <w:jc w:val="left"/>
+                        </w:pPr>
+                        <w:r>
+                          <w:t xml:space="preserve">99.00</w:t>
+                        </w:r>
+                      </w:p>
+                    </w:tc>
+                  </w:tr>
+                  <w:tr>
+                    <w:tc>
+                      <w:tcPr/>
+                      <w:p>
+                        <w:pPr>
+                          <w:pStyle w:val="Compact"/>
+                          <w:jc w:val="left"/>
+                          <w:jc w:val="center"/>
+                          <w:jc w:val="left"/>
+                        </w:pPr>
+                        <w:r>
+                          <w:t xml:space="preserve">tone</w:t>
+                        </w:r>
+                      </w:p>
+                    </w:tc>
+                    <w:tc>
+                      <w:tcPr/>
+                      <w:p>
+                        <w:pPr>
+                          <w:pStyle w:val="Compact"/>
+                          <w:jc w:val="left"/>
+                          <w:jc w:val="center"/>
+                          <w:jc w:val="left"/>
+                        </w:pPr>
+                        <w:r>
+                          <w:t xml:space="preserve">20.76</w:t>
+                        </w:r>
+                      </w:p>
+                    </w:tc>
+                    <w:tc>
+                      <w:tcPr/>
+                      <w:p>
+                        <w:pPr>
+                          <w:pStyle w:val="Compact"/>
+                          <w:jc w:val="left"/>
+                          <w:jc w:val="center"/>
+                          <w:jc w:val="left"/>
+                        </w:pPr>
+                        <w:r>
+                          <w:t xml:space="preserve">82.04</w:t>
+                        </w:r>
+                      </w:p>
+                    </w:tc>
+                    <w:tc>
+                      <w:tcPr/>
+                      <w:p>
+                        <w:pPr>
+                          <w:pStyle w:val="Compact"/>
+                          <w:jc w:val="left"/>
+                          <w:jc w:val="center"/>
+                          <w:jc w:val="left"/>
+                        </w:pPr>
+                        <w:r>
+                          <w:t xml:space="preserve">1.00</w:t>
+                        </w:r>
+                      </w:p>
+                    </w:tc>
+                    <w:tc>
+                      <w:tcPr/>
+                      <w:p>
+                        <w:pPr>
+                          <w:pStyle w:val="Compact"/>
+                          <w:jc w:val="left"/>
+                          <w:jc w:val="center"/>
+                          <w:jc w:val="left"/>
+                        </w:pPr>
+                        <w:r>
+                          <w:t xml:space="preserve">99.00</w:t>
+                        </w:r>
+                      </w:p>
+                    </w:tc>
+                  </w:tr>
+                </w:tbl>
+                <w:p>
+                  <w:pPr>
+                    <w:jc w:val="center"/>
+                    <w:jc w:val="left"/>
+                  </w:pPr>
+                  <w:pPr>
+                    <w:jc w:val="start"/>
+                    <w:spacing w:before="200"/>
+                    <w:pStyle w:val="ImageCaption"/>
+                  </w:pPr>
+                  <w:r>
+                    <w:t xml:space="preserve">(b) Sample Characteristics of Raw LIWC Scores on Concatenated Messages Within Each 1-Week Prediction Window</w:t>
+                  </w:r>
+                </w:p>
+                <w:bookmarkEnd w:id="82"/>
+              </w:tc>
+            </w:tr>
+          </w:tbl>
+          <w:p/>
+        </w:tc>
+      </w:tr>
+    </w:tbl>
+    <w:p>
+      <w:pPr>
+        <w:pStyle w:val="BodyText"/>
+      </w:pPr>
+      <w:pPr>
+        <w:spacing w:before="200"/>
+        <w:pStyle w:val="ImageCaption"/>
+      </w:pPr>
+      <w:r>
+        <w:t xml:space="preserve">Table 4: Main Caption</w:t>
+      </w:r>
+    </w:p>
+    <w:bookmarkEnd w:id="83"/>
     <w:tbl>
       <w:tblPr>
         <w:tblStyle w:val="Table"/>
@@ -4471,1041 +5652,7 @@
       <w:tr>
         <w:tc>
           <w:tcPr/>
-          <w:bookmarkStart w:id="81" w:name="tbl-cat_3day"/>
-          <w:tbl>
-            <w:tblPr>
-              <w:tblStyle w:val="Table"/>
-              <w:tblW w:type="pct" w:w="5000"/>
-              <w:tblLayout w:type="fixed"/>
-              <w:tblLook w:firstRow="1" w:lastRow="0" w:firstColumn="0" w:lastColumn="0" w:noHBand="0" w:noVBand="0" w:val="0020"/>
-            </w:tblPr>
-            <w:tblGrid>
-              <w:gridCol w:w="1584"/>
-              <w:gridCol w:w="1584"/>
-              <w:gridCol w:w="1584"/>
-              <w:gridCol w:w="1584"/>
-              <w:gridCol w:w="1584"/>
-            </w:tblGrid>
-            <w:tr>
-              <w:trPr>
-                <w:tblHeader w:val="on"/>
-              </w:trPr>
-              <w:tc>
-                <w:tcPr/>
-                <w:p>
-                  <w:pPr>
-                    <w:pStyle w:val="Compact"/>
-                  </w:pPr>
-                </w:p>
-              </w:tc>
-              <w:tc>
-                <w:tcPr/>
-                <w:p>
-                  <w:pPr>
-                    <w:pStyle w:val="Compact"/>
-                    <w:jc w:val="left"/>
-                    <w:jc w:val="center"/>
-                  </w:pPr>
-                  <w:r>
-                    <w:t xml:space="preserve">SD</w:t>
-                  </w:r>
-                </w:p>
-              </w:tc>
-              <w:tc>
-                <w:tcPr/>
-                <w:p>
-                  <w:pPr>
-                    <w:pStyle w:val="Compact"/>
-                    <w:jc w:val="left"/>
-                    <w:jc w:val="center"/>
-                  </w:pPr>
-                  <w:r>
-                    <w:t xml:space="preserve">Median</w:t>
-                  </w:r>
-                </w:p>
-              </w:tc>
-              <w:tc>
-                <w:tcPr/>
-                <w:p>
-                  <w:pPr>
-                    <w:pStyle w:val="Compact"/>
-                    <w:jc w:val="left"/>
-                    <w:jc w:val="center"/>
-                  </w:pPr>
-                  <w:r>
-                    <w:t xml:space="preserve">Min</w:t>
-                  </w:r>
-                </w:p>
-              </w:tc>
-              <w:tc>
-                <w:tcPr/>
-                <w:p>
-                  <w:pPr>
-                    <w:pStyle w:val="Compact"/>
-                    <w:jc w:val="left"/>
-                    <w:jc w:val="center"/>
-                  </w:pPr>
-                  <w:r>
-                    <w:t xml:space="preserve">Max</w:t>
-                  </w:r>
-                </w:p>
-              </w:tc>
-            </w:tr>
-            <w:tr>
-              <w:tc>
-                <w:tcPr/>
-                <w:p>
-                  <w:pPr>
-                    <w:pStyle w:val="Compact"/>
-                    <w:jc w:val="left"/>
-                    <w:jc w:val="center"/>
-                  </w:pPr>
-                  <w:r>
-                    <w:t xml:space="preserve">wc</w:t>
-                  </w:r>
-                </w:p>
-              </w:tc>
-              <w:tc>
-                <w:tcPr/>
-                <w:p>
-                  <w:pPr>
-                    <w:pStyle w:val="Compact"/>
-                    <w:jc w:val="left"/>
-                    <w:jc w:val="center"/>
-                  </w:pPr>
-                  <w:r>
-                    <w:t xml:space="preserve">1175.22</w:t>
-                  </w:r>
-                </w:p>
-              </w:tc>
-              <w:tc>
-                <w:tcPr/>
-                <w:p>
-                  <w:pPr>
-                    <w:pStyle w:val="Compact"/>
-                    <w:jc w:val="left"/>
-                    <w:jc w:val="center"/>
-                  </w:pPr>
-                  <w:r>
-                    <w:t xml:space="preserve">512.00</w:t>
-                  </w:r>
-                </w:p>
-              </w:tc>
-              <w:tc>
-                <w:tcPr/>
-                <w:p>
-                  <w:pPr>
-                    <w:pStyle w:val="Compact"/>
-                    <w:jc w:val="left"/>
-                    <w:jc w:val="center"/>
-                  </w:pPr>
-                  <w:r>
-                    <w:t xml:space="preserve">1.00</w:t>
-                  </w:r>
-                </w:p>
-              </w:tc>
-              <w:tc>
-                <w:tcPr/>
-                <w:p>
-                  <w:pPr>
-                    <w:pStyle w:val="Compact"/>
-                    <w:jc w:val="left"/>
-                    <w:jc w:val="center"/>
-                  </w:pPr>
-                  <w:r>
-                    <w:t xml:space="preserve">13211.00</w:t>
-                  </w:r>
-                </w:p>
-              </w:tc>
-            </w:tr>
-            <w:tr>
-              <w:tc>
-                <w:tcPr/>
-                <w:p>
-                  <w:pPr>
-                    <w:pStyle w:val="Compact"/>
-                    <w:jc w:val="left"/>
-                    <w:jc w:val="center"/>
-                  </w:pPr>
-                  <w:r>
-                    <w:t xml:space="preserve">wps</w:t>
-                  </w:r>
-                </w:p>
-              </w:tc>
-              <w:tc>
-                <w:tcPr/>
-                <w:p>
-                  <w:pPr>
-                    <w:pStyle w:val="Compact"/>
-                    <w:jc w:val="left"/>
-                    <w:jc w:val="center"/>
-                  </w:pPr>
-                  <w:r>
-                    <w:t xml:space="preserve">9.75</w:t>
-                  </w:r>
-                </w:p>
-              </w:tc>
-              <w:tc>
-                <w:tcPr/>
-                <w:p>
-                  <w:pPr>
-                    <w:pStyle w:val="Compact"/>
-                    <w:jc w:val="left"/>
-                    <w:jc w:val="center"/>
-                  </w:pPr>
-                  <w:r>
-                    <w:t xml:space="preserve">10.76</w:t>
-                  </w:r>
-                </w:p>
-              </w:tc>
-              <w:tc>
-                <w:tcPr/>
-                <w:p>
-                  <w:pPr>
-                    <w:pStyle w:val="Compact"/>
-                    <w:jc w:val="left"/>
-                    <w:jc w:val="center"/>
-                  </w:pPr>
-                  <w:r>
-                    <w:t xml:space="preserve">0.00</w:t>
-                  </w:r>
-                </w:p>
-              </w:tc>
-              <w:tc>
-                <w:tcPr/>
-                <w:p>
-                  <w:pPr>
-                    <w:pStyle w:val="Compact"/>
-                    <w:jc w:val="left"/>
-                    <w:jc w:val="center"/>
-                  </w:pPr>
-                  <w:r>
-                    <w:t xml:space="preserve">295.00</w:t>
-                  </w:r>
-                </w:p>
-              </w:tc>
-            </w:tr>
-            <w:tr>
-              <w:tc>
-                <w:tcPr/>
-                <w:p>
-                  <w:pPr>
-                    <w:pStyle w:val="Compact"/>
-                    <w:jc w:val="left"/>
-                    <w:jc w:val="center"/>
-                  </w:pPr>
-                  <w:r>
-                    <w:t xml:space="preserve">analytic</w:t>
-                  </w:r>
-                </w:p>
-              </w:tc>
-              <w:tc>
-                <w:tcPr/>
-                <w:p>
-                  <w:pPr>
-                    <w:pStyle w:val="Compact"/>
-                    <w:jc w:val="left"/>
-                    <w:jc w:val="center"/>
-                  </w:pPr>
-                  <w:r>
-                    <w:t xml:space="preserve">16.96</w:t>
-                  </w:r>
-                </w:p>
-              </w:tc>
-              <w:tc>
-                <w:tcPr/>
-                <w:p>
-                  <w:pPr>
-                    <w:pStyle w:val="Compact"/>
-                    <w:jc w:val="left"/>
-                    <w:jc w:val="center"/>
-                  </w:pPr>
-                  <w:r>
-                    <w:t xml:space="preserve">19.05</w:t>
-                  </w:r>
-                </w:p>
-              </w:tc>
-              <w:tc>
-                <w:tcPr/>
-                <w:p>
-                  <w:pPr>
-                    <w:pStyle w:val="Compact"/>
-                    <w:jc w:val="left"/>
-                    <w:jc w:val="center"/>
-                  </w:pPr>
-                  <w:r>
-                    <w:t xml:space="preserve">1.00</w:t>
-                  </w:r>
-                </w:p>
-              </w:tc>
-              <w:tc>
-                <w:tcPr/>
-                <w:p>
-                  <w:pPr>
-                    <w:pStyle w:val="Compact"/>
-                    <w:jc w:val="left"/>
-                    <w:jc w:val="center"/>
-                  </w:pPr>
-                  <w:r>
-                    <w:t xml:space="preserve">99.00</w:t>
-                  </w:r>
-                </w:p>
-              </w:tc>
-            </w:tr>
-            <w:tr>
-              <w:tc>
-                <w:tcPr/>
-                <w:p>
-                  <w:pPr>
-                    <w:pStyle w:val="Compact"/>
-                    <w:jc w:val="left"/>
-                    <w:jc w:val="center"/>
-                  </w:pPr>
-                  <w:r>
-                    <w:t xml:space="preserve">clout</w:t>
-                  </w:r>
-                </w:p>
-              </w:tc>
-              <w:tc>
-                <w:tcPr/>
-                <w:p>
-                  <w:pPr>
-                    <w:pStyle w:val="Compact"/>
-                    <w:jc w:val="left"/>
-                    <w:jc w:val="center"/>
-                  </w:pPr>
-                  <w:r>
-                    <w:t xml:space="preserve">25.37</w:t>
-                  </w:r>
-                </w:p>
-              </w:tc>
-              <w:tc>
-                <w:tcPr/>
-                <w:p>
-                  <w:pPr>
-                    <w:pStyle w:val="Compact"/>
-                    <w:jc w:val="left"/>
-                    <w:jc w:val="center"/>
-                  </w:pPr>
-                  <w:r>
-                    <w:t xml:space="preserve">50.20</w:t>
-                  </w:r>
-                </w:p>
-              </w:tc>
-              <w:tc>
-                <w:tcPr/>
-                <w:p>
-                  <w:pPr>
-                    <w:pStyle w:val="Compact"/>
-                    <w:jc w:val="left"/>
-                    <w:jc w:val="center"/>
-                  </w:pPr>
-                  <w:r>
-                    <w:t xml:space="preserve">1.00</w:t>
-                  </w:r>
-                </w:p>
-              </w:tc>
-              <w:tc>
-                <w:tcPr/>
-                <w:p>
-                  <w:pPr>
-                    <w:pStyle w:val="Compact"/>
-                    <w:jc w:val="left"/>
-                    <w:jc w:val="center"/>
-                  </w:pPr>
-                  <w:r>
-                    <w:t xml:space="preserve">99.00</w:t>
-                  </w:r>
-                </w:p>
-              </w:tc>
-            </w:tr>
-            <w:tr>
-              <w:tc>
-                <w:tcPr/>
-                <w:p>
-                  <w:pPr>
-                    <w:pStyle w:val="Compact"/>
-                    <w:jc w:val="left"/>
-                    <w:jc w:val="center"/>
-                  </w:pPr>
-                  <w:r>
-                    <w:t xml:space="preserve">authentic</w:t>
-                  </w:r>
-                </w:p>
-              </w:tc>
-              <w:tc>
-                <w:tcPr/>
-                <w:p>
-                  <w:pPr>
-                    <w:pStyle w:val="Compact"/>
-                    <w:jc w:val="left"/>
-                    <w:jc w:val="center"/>
-                  </w:pPr>
-                  <w:r>
-                    <w:t xml:space="preserve">22.34</w:t>
-                  </w:r>
-                </w:p>
-              </w:tc>
-              <w:tc>
-                <w:tcPr/>
-                <w:p>
-                  <w:pPr>
-                    <w:pStyle w:val="Compact"/>
-                    <w:jc w:val="left"/>
-                    <w:jc w:val="center"/>
-                  </w:pPr>
-                  <w:r>
-                    <w:t xml:space="preserve">77.13</w:t>
-                  </w:r>
-                </w:p>
-              </w:tc>
-              <w:tc>
-                <w:tcPr/>
-                <w:p>
-                  <w:pPr>
-                    <w:pStyle w:val="Compact"/>
-                    <w:jc w:val="left"/>
-                    <w:jc w:val="center"/>
-                  </w:pPr>
-                  <w:r>
-                    <w:t xml:space="preserve">1.00</w:t>
-                  </w:r>
-                </w:p>
-              </w:tc>
-              <w:tc>
-                <w:tcPr/>
-                <w:p>
-                  <w:pPr>
-                    <w:pStyle w:val="Compact"/>
-                    <w:jc w:val="left"/>
-                    <w:jc w:val="center"/>
-                  </w:pPr>
-                  <w:r>
-                    <w:t xml:space="preserve">99.00</w:t>
-                  </w:r>
-                </w:p>
-              </w:tc>
-            </w:tr>
-            <w:tr>
-              <w:tc>
-                <w:tcPr/>
-                <w:p>
-                  <w:pPr>
-                    <w:pStyle w:val="Compact"/>
-                    <w:jc w:val="left"/>
-                    <w:jc w:val="center"/>
-                  </w:pPr>
-                  <w:r>
-                    <w:t xml:space="preserve">tone</w:t>
-                  </w:r>
-                </w:p>
-              </w:tc>
-              <w:tc>
-                <w:tcPr/>
-                <w:p>
-                  <w:pPr>
-                    <w:pStyle w:val="Compact"/>
-                    <w:jc w:val="left"/>
-                    <w:jc w:val="center"/>
-                  </w:pPr>
-                  <w:r>
-                    <w:t xml:space="preserve">23.28</w:t>
-                  </w:r>
-                </w:p>
-              </w:tc>
-              <w:tc>
-                <w:tcPr/>
-                <w:p>
-                  <w:pPr>
-                    <w:pStyle w:val="Compact"/>
-                    <w:jc w:val="left"/>
-                    <w:jc w:val="center"/>
-                  </w:pPr>
-                  <w:r>
-                    <w:t xml:space="preserve">82.19</w:t>
-                  </w:r>
-                </w:p>
-              </w:tc>
-              <w:tc>
-                <w:tcPr/>
-                <w:p>
-                  <w:pPr>
-                    <w:pStyle w:val="Compact"/>
-                    <w:jc w:val="left"/>
-                    <w:jc w:val="center"/>
-                  </w:pPr>
-                  <w:r>
-                    <w:t xml:space="preserve">1.00</w:t>
-                  </w:r>
-                </w:p>
-              </w:tc>
-              <w:tc>
-                <w:tcPr/>
-                <w:p>
-                  <w:pPr>
-                    <w:pStyle w:val="Compact"/>
-                    <w:jc w:val="left"/>
-                    <w:jc w:val="center"/>
-                  </w:pPr>
-                  <w:r>
-                    <w:t xml:space="preserve">99.00</w:t>
-                  </w:r>
-                </w:p>
-              </w:tc>
-            </w:tr>
-          </w:tbl>
-          <w:p>
-            <w:pPr>
-              <w:jc w:val="center"/>
-            </w:pPr>
-            <w:pPr>
-              <w:jc w:val="start"/>
-              <w:spacing w:before="200"/>
-              <w:pStyle w:val="ImageCaption"/>
-            </w:pPr>
-            <w:r>
-              <w:t xml:space="preserve">Table 4: Sample Characteristics of Raw LIWC Scores on Concatenated Messages Within Each 3-Day Prediction Window</w:t>
-            </w:r>
-          </w:p>
-          <w:bookmarkEnd w:id="81"/>
-        </w:tc>
-      </w:tr>
-    </w:tbl>
-    <w:p>
-      <w:pPr>
-        <w:pStyle w:val="BodyText"/>
-      </w:pPr>
-      <w:r>
-        <w:t xml:space="preserve"> </w:t>
-      </w:r>
-    </w:p>
-    <w:tbl>
-      <w:tblPr>
-        <w:tblStyle w:val="Table"/>
-        <w:tblW w:type="pct" w:w="5000"/>
-        <w:tblLayout w:type="fixed"/>
-        <w:tblLook w:firstRow="0" w:lastRow="0" w:firstColumn="0" w:lastColumn="0" w:noHBand="0" w:noVBand="0" w:val="0000"/>
-      </w:tblPr>
-      <w:tblGrid>
-        <w:gridCol w:w="7920"/>
-      </w:tblGrid>
-      <w:tr>
-        <w:tc>
-          <w:tcPr/>
-          <w:bookmarkStart w:id="82" w:name="tbl-cat_1week"/>
-          <w:tbl>
-            <w:tblPr>
-              <w:tblStyle w:val="Table"/>
-              <w:tblW w:type="pct" w:w="5000"/>
-              <w:tblLayout w:type="fixed"/>
-              <w:tblLook w:firstRow="1" w:lastRow="0" w:firstColumn="0" w:lastColumn="0" w:noHBand="0" w:noVBand="0" w:val="0020"/>
-            </w:tblPr>
-            <w:tblGrid>
-              <w:gridCol w:w="1584"/>
-              <w:gridCol w:w="1584"/>
-              <w:gridCol w:w="1584"/>
-              <w:gridCol w:w="1584"/>
-              <w:gridCol w:w="1584"/>
-            </w:tblGrid>
-            <w:tr>
-              <w:trPr>
-                <w:tblHeader w:val="on"/>
-              </w:trPr>
-              <w:tc>
-                <w:tcPr/>
-                <w:p>
-                  <w:pPr>
-                    <w:pStyle w:val="Compact"/>
-                  </w:pPr>
-                </w:p>
-              </w:tc>
-              <w:tc>
-                <w:tcPr/>
-                <w:p>
-                  <w:pPr>
-                    <w:pStyle w:val="Compact"/>
-                    <w:jc w:val="left"/>
-                    <w:jc w:val="center"/>
-                  </w:pPr>
-                  <w:r>
-                    <w:t xml:space="preserve">SD</w:t>
-                  </w:r>
-                </w:p>
-              </w:tc>
-              <w:tc>
-                <w:tcPr/>
-                <w:p>
-                  <w:pPr>
-                    <w:pStyle w:val="Compact"/>
-                    <w:jc w:val="left"/>
-                    <w:jc w:val="center"/>
-                  </w:pPr>
-                  <w:r>
-                    <w:t xml:space="preserve">Median</w:t>
-                  </w:r>
-                </w:p>
-              </w:tc>
-              <w:tc>
-                <w:tcPr/>
-                <w:p>
-                  <w:pPr>
-                    <w:pStyle w:val="Compact"/>
-                    <w:jc w:val="left"/>
-                    <w:jc w:val="center"/>
-                  </w:pPr>
-                  <w:r>
-                    <w:t xml:space="preserve">Min</w:t>
-                  </w:r>
-                </w:p>
-              </w:tc>
-              <w:tc>
-                <w:tcPr/>
-                <w:p>
-                  <w:pPr>
-                    <w:pStyle w:val="Compact"/>
-                    <w:jc w:val="left"/>
-                    <w:jc w:val="center"/>
-                  </w:pPr>
-                  <w:r>
-                    <w:t xml:space="preserve">Max</w:t>
-                  </w:r>
-                </w:p>
-              </w:tc>
-            </w:tr>
-            <w:tr>
-              <w:tc>
-                <w:tcPr/>
-                <w:p>
-                  <w:pPr>
-                    <w:pStyle w:val="Compact"/>
-                    <w:jc w:val="left"/>
-                    <w:jc w:val="center"/>
-                  </w:pPr>
-                  <w:r>
-                    <w:t xml:space="preserve">wc</w:t>
-                  </w:r>
-                </w:p>
-              </w:tc>
-              <w:tc>
-                <w:tcPr/>
-                <w:p>
-                  <w:pPr>
-                    <w:pStyle w:val="Compact"/>
-                    <w:jc w:val="left"/>
-                    <w:jc w:val="center"/>
-                  </w:pPr>
-                  <w:r>
-                    <w:t xml:space="preserve">2484.84</w:t>
-                  </w:r>
-                </w:p>
-              </w:tc>
-              <w:tc>
-                <w:tcPr/>
-                <w:p>
-                  <w:pPr>
-                    <w:pStyle w:val="Compact"/>
-                    <w:jc w:val="left"/>
-                    <w:jc w:val="center"/>
-                  </w:pPr>
-                  <w:r>
-                    <w:t xml:space="preserve">1124.00</w:t>
-                  </w:r>
-                </w:p>
-              </w:tc>
-              <w:tc>
-                <w:tcPr/>
-                <w:p>
-                  <w:pPr>
-                    <w:pStyle w:val="Compact"/>
-                    <w:jc w:val="left"/>
-                    <w:jc w:val="center"/>
-                  </w:pPr>
-                  <w:r>
-                    <w:t xml:space="preserve">1.00</w:t>
-                  </w:r>
-                </w:p>
-              </w:tc>
-              <w:tc>
-                <w:tcPr/>
-                <w:p>
-                  <w:pPr>
-                    <w:pStyle w:val="Compact"/>
-                    <w:jc w:val="left"/>
-                    <w:jc w:val="center"/>
-                  </w:pPr>
-                  <w:r>
-                    <w:t xml:space="preserve">23702.00</w:t>
-                  </w:r>
-                </w:p>
-              </w:tc>
-            </w:tr>
-            <w:tr>
-              <w:tc>
-                <w:tcPr/>
-                <w:p>
-                  <w:pPr>
-                    <w:pStyle w:val="Compact"/>
-                    <w:jc w:val="left"/>
-                    <w:jc w:val="center"/>
-                  </w:pPr>
-                  <w:r>
-                    <w:t xml:space="preserve">wps</w:t>
-                  </w:r>
-                </w:p>
-              </w:tc>
-              <w:tc>
-                <w:tcPr/>
-                <w:p>
-                  <w:pPr>
-                    <w:pStyle w:val="Compact"/>
-                    <w:jc w:val="left"/>
-                    <w:jc w:val="center"/>
-                  </w:pPr>
-                  <w:r>
-                    <w:t xml:space="preserve">8.73</w:t>
-                  </w:r>
-                </w:p>
-              </w:tc>
-              <w:tc>
-                <w:tcPr/>
-                <w:p>
-                  <w:pPr>
-                    <w:pStyle w:val="Compact"/>
-                    <w:jc w:val="left"/>
-                    <w:jc w:val="center"/>
-                  </w:pPr>
-                  <w:r>
-                    <w:t xml:space="preserve">10.91</w:t>
-                  </w:r>
-                </w:p>
-              </w:tc>
-              <w:tc>
-                <w:tcPr/>
-                <w:p>
-                  <w:pPr>
-                    <w:pStyle w:val="Compact"/>
-                    <w:jc w:val="left"/>
-                    <w:jc w:val="center"/>
-                  </w:pPr>
-                  <w:r>
-                    <w:t xml:space="preserve">1.00</w:t>
-                  </w:r>
-                </w:p>
-              </w:tc>
-              <w:tc>
-                <w:tcPr/>
-                <w:p>
-                  <w:pPr>
-                    <w:pStyle w:val="Compact"/>
-                    <w:jc w:val="left"/>
-                    <w:jc w:val="center"/>
-                  </w:pPr>
-                  <w:r>
-                    <w:t xml:space="preserve">241.00</w:t>
-                  </w:r>
-                </w:p>
-              </w:tc>
-            </w:tr>
-            <w:tr>
-              <w:tc>
-                <w:tcPr/>
-                <w:p>
-                  <w:pPr>
-                    <w:pStyle w:val="Compact"/>
-                    <w:jc w:val="left"/>
-                    <w:jc w:val="center"/>
-                  </w:pPr>
-                  <w:r>
-                    <w:t xml:space="preserve">analytic</w:t>
-                  </w:r>
-                </w:p>
-              </w:tc>
-              <w:tc>
-                <w:tcPr/>
-                <w:p>
-                  <w:pPr>
-                    <w:pStyle w:val="Compact"/>
-                    <w:jc w:val="left"/>
-                    <w:jc w:val="center"/>
-                  </w:pPr>
-                  <w:r>
-                    <w:t xml:space="preserve">14.30</w:t>
-                  </w:r>
-                </w:p>
-              </w:tc>
-              <w:tc>
-                <w:tcPr/>
-                <w:p>
-                  <w:pPr>
-                    <w:pStyle w:val="Compact"/>
-                    <w:jc w:val="left"/>
-                    <w:jc w:val="center"/>
-                  </w:pPr>
-                  <w:r>
-                    <w:t xml:space="preserve">19.17</w:t>
-                  </w:r>
-                </w:p>
-              </w:tc>
-              <w:tc>
-                <w:tcPr/>
-                <w:p>
-                  <w:pPr>
-                    <w:pStyle w:val="Compact"/>
-                    <w:jc w:val="left"/>
-                    <w:jc w:val="center"/>
-                  </w:pPr>
-                  <w:r>
-                    <w:t xml:space="preserve">1.00</w:t>
-                  </w:r>
-                </w:p>
-              </w:tc>
-              <w:tc>
-                <w:tcPr/>
-                <w:p>
-                  <w:pPr>
-                    <w:pStyle w:val="Compact"/>
-                    <w:jc w:val="left"/>
-                    <w:jc w:val="center"/>
-                  </w:pPr>
-                  <w:r>
-                    <w:t xml:space="preserve">99.00</w:t>
-                  </w:r>
-                </w:p>
-              </w:tc>
-            </w:tr>
-            <w:tr>
-              <w:tc>
-                <w:tcPr/>
-                <w:p>
-                  <w:pPr>
-                    <w:pStyle w:val="Compact"/>
-                    <w:jc w:val="left"/>
-                    <w:jc w:val="center"/>
-                  </w:pPr>
-                  <w:r>
-                    <w:t xml:space="preserve">clout</w:t>
-                  </w:r>
-                </w:p>
-              </w:tc>
-              <w:tc>
-                <w:tcPr/>
-                <w:p>
-                  <w:pPr>
-                    <w:pStyle w:val="Compact"/>
-                    <w:jc w:val="left"/>
-                    <w:jc w:val="center"/>
-                  </w:pPr>
-                  <w:r>
-                    <w:t xml:space="preserve">22.54</w:t>
-                  </w:r>
-                </w:p>
-              </w:tc>
-              <w:tc>
-                <w:tcPr/>
-                <w:p>
-                  <w:pPr>
-                    <w:pStyle w:val="Compact"/>
-                    <w:jc w:val="left"/>
-                    <w:jc w:val="center"/>
-                  </w:pPr>
-                  <w:r>
-                    <w:t xml:space="preserve">50.15</w:t>
-                  </w:r>
-                </w:p>
-              </w:tc>
-              <w:tc>
-                <w:tcPr/>
-                <w:p>
-                  <w:pPr>
-                    <w:pStyle w:val="Compact"/>
-                    <w:jc w:val="left"/>
-                    <w:jc w:val="center"/>
-                  </w:pPr>
-                  <w:r>
-                    <w:t xml:space="preserve">1.00</w:t>
-                  </w:r>
-                </w:p>
-              </w:tc>
-              <w:tc>
-                <w:tcPr/>
-                <w:p>
-                  <w:pPr>
-                    <w:pStyle w:val="Compact"/>
-                    <w:jc w:val="left"/>
-                    <w:jc w:val="center"/>
-                  </w:pPr>
-                  <w:r>
-                    <w:t xml:space="preserve">99.00</w:t>
-                  </w:r>
-                </w:p>
-              </w:tc>
-            </w:tr>
-            <w:tr>
-              <w:tc>
-                <w:tcPr/>
-                <w:p>
-                  <w:pPr>
-                    <w:pStyle w:val="Compact"/>
-                    <w:jc w:val="left"/>
-                    <w:jc w:val="center"/>
-                  </w:pPr>
-                  <w:r>
-                    <w:t xml:space="preserve">authentic</w:t>
-                  </w:r>
-                </w:p>
-              </w:tc>
-              <w:tc>
-                <w:tcPr/>
-                <w:p>
-                  <w:pPr>
-                    <w:pStyle w:val="Compact"/>
-                    <w:jc w:val="left"/>
-                    <w:jc w:val="center"/>
-                  </w:pPr>
-                  <w:r>
-                    <w:t xml:space="preserve">19.04</w:t>
-                  </w:r>
-                </w:p>
-              </w:tc>
-              <w:tc>
-                <w:tcPr/>
-                <w:p>
-                  <w:pPr>
-                    <w:pStyle w:val="Compact"/>
-                    <w:jc w:val="left"/>
-                    <w:jc w:val="center"/>
-                  </w:pPr>
-                  <w:r>
-                    <w:t xml:space="preserve">77.10</w:t>
-                  </w:r>
-                </w:p>
-              </w:tc>
-              <w:tc>
-                <w:tcPr/>
-                <w:p>
-                  <w:pPr>
-                    <w:pStyle w:val="Compact"/>
-                    <w:jc w:val="left"/>
-                    <w:jc w:val="center"/>
-                  </w:pPr>
-                  <w:r>
-                    <w:t xml:space="preserve">1.00</w:t>
-                  </w:r>
-                </w:p>
-              </w:tc>
-              <w:tc>
-                <w:tcPr/>
-                <w:p>
-                  <w:pPr>
-                    <w:pStyle w:val="Compact"/>
-                    <w:jc w:val="left"/>
-                    <w:jc w:val="center"/>
-                  </w:pPr>
-                  <w:r>
-                    <w:t xml:space="preserve">99.00</w:t>
-                  </w:r>
-                </w:p>
-              </w:tc>
-            </w:tr>
-            <w:tr>
-              <w:tc>
-                <w:tcPr/>
-                <w:p>
-                  <w:pPr>
-                    <w:pStyle w:val="Compact"/>
-                    <w:jc w:val="left"/>
-                    <w:jc w:val="center"/>
-                  </w:pPr>
-                  <w:r>
-                    <w:t xml:space="preserve">tone</w:t>
-                  </w:r>
-                </w:p>
-              </w:tc>
-              <w:tc>
-                <w:tcPr/>
-                <w:p>
-                  <w:pPr>
-                    <w:pStyle w:val="Compact"/>
-                    <w:jc w:val="left"/>
-                    <w:jc w:val="center"/>
-                  </w:pPr>
-                  <w:r>
-                    <w:t xml:space="preserve">20.76</w:t>
-                  </w:r>
-                </w:p>
-              </w:tc>
-              <w:tc>
-                <w:tcPr/>
-                <w:p>
-                  <w:pPr>
-                    <w:pStyle w:val="Compact"/>
-                    <w:jc w:val="left"/>
-                    <w:jc w:val="center"/>
-                  </w:pPr>
-                  <w:r>
-                    <w:t xml:space="preserve">82.04</w:t>
-                  </w:r>
-                </w:p>
-              </w:tc>
-              <w:tc>
-                <w:tcPr/>
-                <w:p>
-                  <w:pPr>
-                    <w:pStyle w:val="Compact"/>
-                    <w:jc w:val="left"/>
-                    <w:jc w:val="center"/>
-                  </w:pPr>
-                  <w:r>
-                    <w:t xml:space="preserve">1.00</w:t>
-                  </w:r>
-                </w:p>
-              </w:tc>
-              <w:tc>
-                <w:tcPr/>
-                <w:p>
-                  <w:pPr>
-                    <w:pStyle w:val="Compact"/>
-                    <w:jc w:val="left"/>
-                    <w:jc w:val="center"/>
-                  </w:pPr>
-                  <w:r>
-                    <w:t xml:space="preserve">99.00</w:t>
-                  </w:r>
-                </w:p>
-              </w:tc>
-            </w:tr>
-          </w:tbl>
-          <w:p>
-            <w:pPr>
-              <w:jc w:val="center"/>
-            </w:pPr>
-            <w:pPr>
-              <w:jc w:val="start"/>
-              <w:spacing w:before="200"/>
-              <w:pStyle w:val="ImageCaption"/>
-            </w:pPr>
-            <w:r>
-              <w:t xml:space="preserve">Table 5: Sample Characteristics of Raw LIWC Scores on Concatenated Messages Within Each 1-Week Prediction Window</w:t>
-            </w:r>
-          </w:p>
-          <w:bookmarkEnd w:id="82"/>
-        </w:tc>
-      </w:tr>
-    </w:tbl>
-    <w:tbl>
-      <w:tblPr>
-        <w:tblStyle w:val="Table"/>
-        <w:tblW w:type="pct" w:w="5000"/>
-        <w:tblLayout w:type="fixed"/>
-        <w:tblLook w:firstRow="0" w:lastRow="0" w:firstColumn="0" w:lastColumn="0" w:noHBand="0" w:noVBand="0" w:val="0000"/>
-      </w:tblPr>
-      <w:tblGrid>
-        <w:gridCol w:w="7920"/>
-      </w:tblGrid>
-      <w:tr>
-        <w:tc>
-          <w:tcPr/>
-          <w:bookmarkStart w:id="86" w:name="fig-liwc_cat"/>
+          <w:bookmarkStart w:id="87" w:name="fig-liwc_cat"/>
           <w:p>
             <w:pPr>
               <w:pStyle w:val="Compact"/>
@@ -5516,18 +5663,18 @@
                 <wp:inline>
                   <wp:extent cx="5334000" cy="3810000"/>
                   <wp:effectExtent b="0" l="0" r="0" t="0"/>
-                  <wp:docPr descr="" title="" id="84" name="Picture"/>
+                  <wp:docPr descr="" title="" id="85" name="Picture"/>
                   <a:graphic>
                     <a:graphicData uri="http://schemas.openxmlformats.org/drawingml/2006/picture">
                       <pic:pic>
                         <pic:nvPicPr>
-                          <pic:cNvPr descr="index_files/figure-docx/notebooks-eda_liwc-fig-liwc_cat-output-1.png" id="85" name="Picture"/>
+                          <pic:cNvPr descr="index_files/figure-docx/notebooks-eda_liwc-fig-liwc_cat-output-1.png" id="86" name="Picture"/>
                           <pic:cNvPicPr>
                             <a:picLocks noChangeArrowheads="1" noChangeAspect="1"/>
                           </pic:cNvPicPr>
                         </pic:nvPicPr>
                         <pic:blipFill>
-                          <a:blip r:embed="rId83"/>
+                          <a:blip r:embed="rId84"/>
                           <a:stretch>
                             <a:fillRect/>
                           </a:stretch>
@@ -5567,7 +5714,7 @@
               <w:t xml:space="preserve">Figure 8: Descriptives of Normalized LIWC Scores in the 1-Week Prediction Window</w:t>
             </w:r>
           </w:p>
-          <w:bookmarkEnd w:id="86"/>
+          <w:bookmarkEnd w:id="87"/>
         </w:tc>
       </w:tr>
     </w:tbl>
@@ -5587,7 +5734,7 @@
         </w:rPr>
         <w:t xml:space="preserve"> </w:t>
       </w:r>
-      <w:hyperlink r:id="rId87">
+      <w:hyperlink r:id="rId88">
         <w:r>
           <w:rPr>
             <w:rStyle w:val="Hyperlink"/>
@@ -5597,8 +5744,8 @@
         </w:r>
       </w:hyperlink>
     </w:p>
-    <w:bookmarkEnd w:id="88"/>
-    <w:bookmarkStart w:id="94" w:name="model-evaluation"/>
+    <w:bookmarkEnd w:id="89"/>
+    <w:bookmarkStart w:id="95" w:name="model-evaluation"/>
     <w:p>
       <w:pPr>
         <w:pStyle w:val="Heading2"/>
@@ -5620,7 +5767,7 @@
       <w:tr>
         <w:tc>
           <w:tcPr/>
-          <w:bookmarkStart w:id="92" w:name="fig-auroc"/>
+          <w:bookmarkStart w:id="93" w:name="fig-auroc"/>
           <w:p>
             <w:pPr>
               <w:pStyle w:val="Compact"/>
@@ -5631,18 +5778,18 @@
                 <wp:inline>
                   <wp:extent cx="5334000" cy="3810000"/>
                   <wp:effectExtent b="0" l="0" r="0" t="0"/>
-                  <wp:docPr descr="" title="" id="90" name="Picture"/>
+                  <wp:docPr descr="" title="" id="91" name="Picture"/>
                   <a:graphic>
                     <a:graphicData uri="http://schemas.openxmlformats.org/drawingml/2006/picture">
                       <pic:pic>
                         <pic:nvPicPr>
-                          <pic:cNvPr descr="index_files/figure-docx/notebooks-auROC_plot-fig-auroc-output-2.png" id="91" name="Picture"/>
+                          <pic:cNvPr descr="index_files/figure-docx/notebooks-auROC_plot-fig-auroc-output-2.png" id="92" name="Picture"/>
                           <pic:cNvPicPr>
                             <a:picLocks noChangeArrowheads="1" noChangeAspect="1"/>
                           </pic:cNvPicPr>
                         </pic:nvPicPr>
                         <pic:blipFill>
-                          <a:blip r:embed="rId89"/>
+                          <a:blip r:embed="rId90"/>
                           <a:stretch>
                             <a:fillRect/>
                           </a:stretch>
@@ -5682,7 +5829,7 @@
               <w:t xml:space="preserve">Figure 9: ROC Curve for the Best Model Configuration</w:t>
             </w:r>
           </w:p>
-          <w:bookmarkEnd w:id="92"/>
+          <w:bookmarkEnd w:id="93"/>
         </w:tc>
       </w:tr>
     </w:tbl>
@@ -5702,7 +5849,7 @@
         </w:rPr>
         <w:t xml:space="preserve"> </w:t>
       </w:r>
-      <w:hyperlink r:id="rId93">
+      <w:hyperlink r:id="rId94">
         <w:r>
           <w:rPr>
             <w:rStyle w:val="Hyperlink"/>
@@ -5712,8 +5859,8 @@
         </w:r>
       </w:hyperlink>
     </w:p>
-    <w:bookmarkEnd w:id="94"/>
-    <w:bookmarkStart w:id="101" w:name="model-fairness"/>
+    <w:bookmarkEnd w:id="95"/>
+    <w:bookmarkStart w:id="102" w:name="model-fairness"/>
     <w:p>
       <w:pPr>
         <w:pStyle w:val="Heading2"/>
@@ -5735,7 +5882,7 @@
       <w:tr>
         <w:tc>
           <w:tcPr/>
-          <w:bookmarkStart w:id="98" w:name="fig-fairness"/>
+          <w:bookmarkStart w:id="99" w:name="fig-fairness"/>
           <w:p>
             <w:pPr>
               <w:pStyle w:val="Compact"/>
@@ -5746,18 +5893,18 @@
                 <wp:inline>
                   <wp:extent cx="5334000" cy="3810000"/>
                   <wp:effectExtent b="0" l="0" r="0" t="0"/>
-                  <wp:docPr descr="" title="" id="96" name="Picture"/>
+                  <wp:docPr descr="" title="" id="97" name="Picture"/>
                   <a:graphic>
                     <a:graphicData uri="http://schemas.openxmlformats.org/drawingml/2006/picture">
                       <pic:pic>
                         <pic:nvPicPr>
-                          <pic:cNvPr descr="index_files/figure-docx/notebooks-fairness-fig-fairness-output-1.png" id="97" name="Picture"/>
+                          <pic:cNvPr descr="index_files/figure-docx/notebooks-fairness-fig-fairness-output-1.png" id="98" name="Picture"/>
                           <pic:cNvPicPr>
                             <a:picLocks noChangeArrowheads="1" noChangeAspect="1"/>
                           </pic:cNvPicPr>
                         </pic:nvPicPr>
                         <pic:blipFill>
-                          <a:blip r:embed="rId95"/>
+                          <a:blip r:embed="rId96"/>
                           <a:stretch>
                             <a:fillRect/>
                           </a:stretch>
@@ -5797,7 +5944,7 @@
               <w:t xml:space="preserve">Figure 10: auROC posterior distribution across different privileged vs. unprivileged groups</w:t>
             </w:r>
           </w:p>
-          <w:bookmarkEnd w:id="98"/>
+          <w:bookmarkEnd w:id="99"/>
         </w:tc>
       </w:tr>
     </w:tbl>
@@ -5817,7 +5964,7 @@
         </w:rPr>
         <w:t xml:space="preserve"> </w:t>
       </w:r>
-      <w:hyperlink r:id="rId99">
+      <w:hyperlink r:id="rId100">
         <w:r>
           <w:rPr>
             <w:rStyle w:val="Hyperlink"/>
@@ -5842,7 +5989,7 @@
           <w:rPr>
             <w:rStyle w:val="Hyperlink"/>
           </w:rPr>
-          <w:t xml:space="preserve">Table 6</w:t>
+          <w:t xml:space="preserve">Table 5</w:t>
         </w:r>
       </w:hyperlink>
       <w:r>
@@ -5862,7 +6009,7 @@
       <w:tr>
         <w:tc>
           <w:tcPr/>
-          <w:bookmarkStart w:id="100" w:name="tbl-fairness"/>
+          <w:bookmarkStart w:id="101" w:name="tbl-fairness"/>
           <w:tbl>
             <w:tblPr>
               <w:tblStyle w:val="Table"/>
@@ -6221,15 +6368,15 @@
               <w:pStyle w:val="ImageCaption"/>
             </w:pPr>
             <w:r>
-              <w:t xml:space="preserve">Table 6: Model Performance Difference across different demographic subgroups</w:t>
+              <w:t xml:space="preserve">Table 5: Model Performance Difference across different demographic subgroups</w:t>
             </w:r>
           </w:p>
-          <w:bookmarkEnd w:id="100"/>
+          <w:bookmarkEnd w:id="101"/>
         </w:tc>
       </w:tr>
     </w:tbl>
-    <w:bookmarkEnd w:id="101"/>
-    <w:bookmarkStart w:id="107" w:name="model-interpretation"/>
+    <w:bookmarkEnd w:id="102"/>
+    <w:bookmarkStart w:id="108" w:name="model-interpretation"/>
     <w:p>
       <w:pPr>
         <w:pStyle w:val="Heading2"/>
@@ -6251,7 +6398,7 @@
       <w:tr>
         <w:tc>
           <w:tcPr/>
-          <w:bookmarkStart w:id="105" w:name="fig-shaps"/>
+          <w:bookmarkStart w:id="106" w:name="fig-shaps"/>
           <w:p>
             <w:pPr>
               <w:pStyle w:val="Compact"/>
@@ -6262,18 +6409,18 @@
                 <wp:inline>
                   <wp:extent cx="5334000" cy="3810000"/>
                   <wp:effectExtent b="0" l="0" r="0" t="0"/>
-                  <wp:docPr descr="" title="" id="103" name="Picture"/>
+                  <wp:docPr descr="" title="" id="104" name="Picture"/>
                   <a:graphic>
                     <a:graphicData uri="http://schemas.openxmlformats.org/drawingml/2006/picture">
                       <pic:pic>
                         <pic:nvPicPr>
-                          <pic:cNvPr descr="index_files/figure-docx/notebooks-shaps-fig-shaps-output-1.png" id="104" name="Picture"/>
+                          <pic:cNvPr descr="index_files/figure-docx/notebooks-shaps-fig-shaps-output-1.png" id="105" name="Picture"/>
                           <pic:cNvPicPr>
                             <a:picLocks noChangeArrowheads="1" noChangeAspect="1"/>
                           </pic:cNvPicPr>
                         </pic:nvPicPr>
                         <pic:blipFill>
-                          <a:blip r:embed="rId102"/>
+                          <a:blip r:embed="rId103"/>
                           <a:stretch>
                             <a:fillRect/>
                           </a:stretch>
@@ -6313,7 +6460,7 @@
               <w:t xml:space="preserve">Figure 11: Shapley Value</w:t>
             </w:r>
           </w:p>
-          <w:bookmarkEnd w:id="105"/>
+          <w:bookmarkEnd w:id="106"/>
         </w:tc>
       </w:tr>
     </w:tbl>
@@ -6333,7 +6480,7 @@
         </w:rPr>
         <w:t xml:space="preserve"> </w:t>
       </w:r>
-      <w:hyperlink r:id="rId106">
+      <w:hyperlink r:id="rId107">
         <w:r>
           <w:rPr>
             <w:rStyle w:val="Hyperlink"/>
@@ -6348,9 +6495,9 @@
         <w:br w:type="page"/>
       </w:r>
     </w:p>
-    <w:bookmarkEnd w:id="107"/>
     <w:bookmarkEnd w:id="108"/>
-    <w:bookmarkStart w:id="230" w:name="discussions"/>
+    <w:bookmarkEnd w:id="109"/>
+    <w:bookmarkStart w:id="231" w:name="discussions"/>
     <w:p>
       <w:pPr>
         <w:pStyle w:val="Heading1"/>
@@ -6364,8 +6511,8 @@
         <w:br w:type="page"/>
       </w:r>
     </w:p>
-    <w:bookmarkStart w:id="229" w:name="refs"/>
-    <w:bookmarkStart w:id="110" w:name="Xafb9ebfeab280acee598deb0b35b093eec91108"/>
+    <w:bookmarkStart w:id="230" w:name="refs"/>
+    <w:bookmarkStart w:id="111" w:name="Xafb9ebfeab280acee598deb0b35b093eec91108"/>
     <w:p>
       <w:pPr>
         <w:pStyle w:val="Bibliography"/>
@@ -6455,7 +6602,7 @@
       <w:r>
         <w:t xml:space="preserve"> </w:t>
       </w:r>
-      <w:hyperlink r:id="rId109">
+      <w:hyperlink r:id="rId110">
         <w:r>
           <w:rPr>
             <w:rStyle w:val="Hyperlink"/>
@@ -6467,8 +6614,8 @@
         <w:t xml:space="preserve">.</w:t>
       </w:r>
     </w:p>
-    <w:bookmarkEnd w:id="110"/>
-    <w:bookmarkStart w:id="112" w:name="ref-afsharNaturalLanguageProcessing2019"/>
+    <w:bookmarkEnd w:id="111"/>
+    <w:bookmarkStart w:id="113" w:name="ref-afsharNaturalLanguageProcessing2019"/>
     <w:p>
       <w:pPr>
         <w:pStyle w:val="Bibliography"/>
@@ -6501,7 +6648,7 @@
       <w:r>
         <w:t xml:space="preserve"> </w:t>
       </w:r>
-      <w:hyperlink r:id="rId111">
+      <w:hyperlink r:id="rId112">
         <w:r>
           <w:rPr>
             <w:rStyle w:val="Hyperlink"/>
@@ -6513,8 +6660,8 @@
         <w:t xml:space="preserve">.</w:t>
       </w:r>
     </w:p>
-    <w:bookmarkEnd w:id="112"/>
-    <w:bookmarkStart w:id="114" w:name="Xc95fb8816eaf9f583d19d6cba6a9ac025f9fe91"/>
+    <w:bookmarkEnd w:id="113"/>
+    <w:bookmarkStart w:id="115" w:name="Xc95fb8816eaf9f583d19d6cba6a9ac025f9fe91"/>
     <w:p>
       <w:pPr>
         <w:pStyle w:val="Bibliography"/>
@@ -6702,7 +6849,7 @@
       <w:r>
         <w:t xml:space="preserve"> </w:t>
       </w:r>
-      <w:hyperlink r:id="rId113">
+      <w:hyperlink r:id="rId114">
         <w:r>
           <w:rPr>
             <w:rStyle w:val="Hyperlink"/>
@@ -6714,8 +6861,8 @@
         <w:t xml:space="preserve">.</w:t>
       </w:r>
     </w:p>
-    <w:bookmarkEnd w:id="114"/>
-    <w:bookmarkStart w:id="116" w:name="Xa710417644a60899013e4932e847385912f9696"/>
+    <w:bookmarkEnd w:id="115"/>
+    <w:bookmarkStart w:id="117" w:name="Xa710417644a60899013e4932e847385912f9696"/>
     <w:p>
       <w:pPr>
         <w:pStyle w:val="Bibliography"/>
@@ -6760,7 +6907,7 @@
       <w:r>
         <w:t xml:space="preserve"> </w:t>
       </w:r>
-      <w:hyperlink r:id="rId115">
+      <w:hyperlink r:id="rId116">
         <w:r>
           <w:rPr>
             <w:rStyle w:val="Hyperlink"/>
@@ -6772,8 +6919,8 @@
         <w:t xml:space="preserve">.</w:t>
       </w:r>
     </w:p>
-    <w:bookmarkEnd w:id="116"/>
-    <w:bookmarkStart w:id="118" w:name="ref-baeMobilePhoneSensors2018a"/>
+    <w:bookmarkEnd w:id="117"/>
+    <w:bookmarkStart w:id="119" w:name="ref-baeMobilePhoneSensors2018a"/>
     <w:p>
       <w:pPr>
         <w:pStyle w:val="Bibliography"/>
@@ -6836,7 +6983,7 @@
       <w:r>
         <w:t xml:space="preserve"> </w:t>
       </w:r>
-      <w:hyperlink r:id="rId117">
+      <w:hyperlink r:id="rId118">
         <w:r>
           <w:rPr>
             <w:rStyle w:val="Hyperlink"/>
@@ -6848,8 +6995,8 @@
         <w:t xml:space="preserve">.</w:t>
       </w:r>
     </w:p>
-    <w:bookmarkEnd w:id="118"/>
-    <w:bookmarkStart w:id="120" w:name="Xe55fcb9276abfce60e3423ca0e9912c33a11f0b"/>
+    <w:bookmarkEnd w:id="119"/>
+    <w:bookmarkStart w:id="121" w:name="Xe55fcb9276abfce60e3423ca0e9912c33a11f0b"/>
     <w:p>
       <w:pPr>
         <w:pStyle w:val="Bibliography"/>
@@ -6894,7 +7041,7 @@
       <w:r>
         <w:t xml:space="preserve"> </w:t>
       </w:r>
-      <w:hyperlink r:id="rId119">
+      <w:hyperlink r:id="rId120">
         <w:r>
           <w:rPr>
             <w:rStyle w:val="Hyperlink"/>
@@ -6906,8 +7053,8 @@
         <w:t xml:space="preserve">.</w:t>
       </w:r>
     </w:p>
-    <w:bookmarkEnd w:id="120"/>
-    <w:bookmarkStart w:id="122" w:name="X0dfc9bfbbbc9cc86d14160256792ce0ff6efdd3"/>
+    <w:bookmarkEnd w:id="121"/>
+    <w:bookmarkStart w:id="123" w:name="X0dfc9bfbbbc9cc86d14160256792ce0ff6efdd3"/>
     <w:p>
       <w:pPr>
         <w:pStyle w:val="Bibliography"/>
@@ -6940,7 +7087,7 @@
       <w:r>
         <w:t xml:space="preserve"> </w:t>
       </w:r>
-      <w:hyperlink r:id="rId121">
+      <w:hyperlink r:id="rId122">
         <w:r>
           <w:rPr>
             <w:rStyle w:val="Hyperlink"/>
@@ -6952,8 +7099,8 @@
         <w:t xml:space="preserve">.</w:t>
       </w:r>
     </w:p>
-    <w:bookmarkEnd w:id="122"/>
-    <w:bookmarkStart w:id="124" w:name="ref-bucciTheyAreNot2019"/>
+    <w:bookmarkEnd w:id="123"/>
+    <w:bookmarkStart w:id="125" w:name="ref-bucciTheyAreNot2019"/>
     <w:p>
       <w:pPr>
         <w:pStyle w:val="Bibliography"/>
@@ -7037,7 +7184,7 @@
       <w:r>
         <w:t xml:space="preserve"> </w:t>
       </w:r>
-      <w:hyperlink r:id="rId123">
+      <w:hyperlink r:id="rId124">
         <w:r>
           <w:rPr>
             <w:rStyle w:val="Hyperlink"/>
@@ -7049,8 +7196,8 @@
         <w:t xml:space="preserve">.</w:t>
       </w:r>
     </w:p>
-    <w:bookmarkEnd w:id="124"/>
-    <w:bookmarkStart w:id="126" w:name="X565bbce5bff6dc592dea5af242f12d8b37400a4"/>
+    <w:bookmarkEnd w:id="125"/>
+    <w:bookmarkStart w:id="127" w:name="X565bbce5bff6dc592dea5af242f12d8b37400a4"/>
     <w:p>
       <w:pPr>
         <w:pStyle w:val="Bibliography"/>
@@ -7137,7 +7284,7 @@
       <w:r>
         <w:t xml:space="preserve"> </w:t>
       </w:r>
-      <w:hyperlink r:id="rId125">
+      <w:hyperlink r:id="rId126">
         <w:r>
           <w:rPr>
             <w:rStyle w:val="Hyperlink"/>
@@ -7149,8 +7296,8 @@
         <w:t xml:space="preserve">.</w:t>
       </w:r>
     </w:p>
-    <w:bookmarkEnd w:id="126"/>
-    <w:bookmarkStart w:id="128" w:name="ref-chihPredictiveModelingAddiction2014a"/>
+    <w:bookmarkEnd w:id="127"/>
+    <w:bookmarkStart w:id="129" w:name="ref-chihPredictiveModelingAddiction2014a"/>
     <w:p>
       <w:pPr>
         <w:pStyle w:val="Bibliography"/>
@@ -7183,7 +7330,7 @@
       <w:r>
         <w:t xml:space="preserve"> </w:t>
       </w:r>
-      <w:hyperlink r:id="rId127">
+      <w:hyperlink r:id="rId128">
         <w:r>
           <w:rPr>
             <w:rStyle w:val="Hyperlink"/>
@@ -7195,8 +7342,8 @@
         <w:t xml:space="preserve">.</w:t>
       </w:r>
     </w:p>
-    <w:bookmarkEnd w:id="128"/>
-    <w:bookmarkStart w:id="130" w:name="ref-chungRelapseAlcoholOther2006a"/>
+    <w:bookmarkEnd w:id="129"/>
+    <w:bookmarkStart w:id="131" w:name="ref-chungRelapseAlcoholOther2006a"/>
     <w:p>
       <w:pPr>
         <w:pStyle w:val="Bibliography"/>
@@ -7238,7 +7385,7 @@
       <w:r>
         <w:t xml:space="preserve"> </w:t>
       </w:r>
-      <w:hyperlink r:id="rId129">
+      <w:hyperlink r:id="rId130">
         <w:r>
           <w:rPr>
             <w:rStyle w:val="Hyperlink"/>
@@ -7250,8 +7397,8 @@
         <w:t xml:space="preserve">.</w:t>
       </w:r>
     </w:p>
-    <w:bookmarkEnd w:id="130"/>
-    <w:bookmarkStart w:id="132" w:name="ref-czyzEcologicalAssessmentDaily2018"/>
+    <w:bookmarkEnd w:id="131"/>
+    <w:bookmarkStart w:id="133" w:name="ref-czyzEcologicalAssessmentDaily2018"/>
     <w:p>
       <w:pPr>
         <w:pStyle w:val="Bibliography"/>
@@ -7296,7 +7443,7 @@
       <w:r>
         <w:t xml:space="preserve"> </w:t>
       </w:r>
-      <w:hyperlink r:id="rId131">
+      <w:hyperlink r:id="rId132">
         <w:r>
           <w:rPr>
             <w:rStyle w:val="Hyperlink"/>
@@ -7308,8 +7455,8 @@
         <w:t xml:space="preserve">.</w:t>
       </w:r>
     </w:p>
-    <w:bookmarkEnd w:id="132"/>
-    <w:bookmarkStart w:id="134" w:name="ref-dibartoloAlcoholUseDisorder2017"/>
+    <w:bookmarkEnd w:id="133"/>
+    <w:bookmarkStart w:id="135" w:name="ref-dibartoloAlcoholUseDisorder2017"/>
     <w:p>
       <w:pPr>
         <w:pStyle w:val="Bibliography"/>
@@ -7396,7 +7543,7 @@
       <w:r>
         <w:t xml:space="preserve"> </w:t>
       </w:r>
-      <w:hyperlink r:id="rId133">
+      <w:hyperlink r:id="rId134">
         <w:r>
           <w:rPr>
             <w:rStyle w:val="Hyperlink"/>
@@ -7408,8 +7555,8 @@
         <w:t xml:space="preserve">.</w:t>
       </w:r>
     </w:p>
-    <w:bookmarkEnd w:id="134"/>
-    <w:bookmarkStart w:id="136" w:name="ref-feingoldProximalVsDistal2015"/>
+    <w:bookmarkEnd w:id="135"/>
+    <w:bookmarkStart w:id="137" w:name="ref-feingoldProximalVsDistal2015"/>
     <w:p>
       <w:pPr>
         <w:pStyle w:val="Bibliography"/>
@@ -7442,7 +7589,7 @@
       <w:r>
         <w:t xml:space="preserve"> </w:t>
       </w:r>
-      <w:hyperlink r:id="rId135">
+      <w:hyperlink r:id="rId136">
         <w:r>
           <w:rPr>
             <w:rStyle w:val="Hyperlink"/>
@@ -7454,8 +7601,8 @@
         <w:t xml:space="preserve">.</w:t>
       </w:r>
     </w:p>
-    <w:bookmarkEnd w:id="136"/>
-    <w:bookmarkStart w:id="138" w:name="ref-finnPerceivedBarriersSeeking2023"/>
+    <w:bookmarkEnd w:id="137"/>
+    <w:bookmarkStart w:id="139" w:name="ref-finnPerceivedBarriersSeeking2023"/>
     <w:p>
       <w:pPr>
         <w:pStyle w:val="Bibliography"/>
@@ -7500,7 +7647,7 @@
       <w:r>
         <w:t xml:space="preserve"> </w:t>
       </w:r>
-      <w:hyperlink r:id="rId137">
+      <w:hyperlink r:id="rId138">
         <w:r>
           <w:rPr>
             <w:rStyle w:val="Hyperlink"/>
@@ -7512,8 +7659,8 @@
         <w:t xml:space="preserve">.</w:t>
       </w:r>
     </w:p>
-    <w:bookmarkEnd w:id="138"/>
-    <w:bookmarkStart w:id="140" w:name="ref-gilbertGenderDifferencesUse2019b"/>
+    <w:bookmarkEnd w:id="139"/>
+    <w:bookmarkStart w:id="141" w:name="ref-gilbertGenderDifferencesUse2019b"/>
     <w:p>
       <w:pPr>
         <w:pStyle w:val="Bibliography"/>
@@ -7615,7 +7762,7 @@
       <w:r>
         <w:t xml:space="preserve"> </w:t>
       </w:r>
-      <w:hyperlink r:id="rId139">
+      <w:hyperlink r:id="rId140">
         <w:r>
           <w:rPr>
             <w:rStyle w:val="Hyperlink"/>
@@ -7627,8 +7774,8 @@
         <w:t xml:space="preserve">.</w:t>
       </w:r>
     </w:p>
-    <w:bookmarkEnd w:id="140"/>
-    <w:bookmarkStart w:id="142" w:name="Xda7e0211c819cfbb87f310a4ff9aa4e691fefed"/>
+    <w:bookmarkEnd w:id="141"/>
+    <w:bookmarkStart w:id="143" w:name="Xda7e0211c819cfbb87f310a4ff9aa4e691fefed"/>
     <w:p>
       <w:pPr>
         <w:pStyle w:val="Bibliography"/>
@@ -7712,7 +7859,7 @@
       <w:r>
         <w:t xml:space="preserve"> </w:t>
       </w:r>
-      <w:hyperlink r:id="rId141">
+      <w:hyperlink r:id="rId142">
         <w:r>
           <w:rPr>
             <w:rStyle w:val="Hyperlink"/>
@@ -7724,8 +7871,8 @@
         <w:t xml:space="preserve">.</w:t>
       </w:r>
     </w:p>
-    <w:bookmarkEnd w:id="142"/>
-    <w:bookmarkStart w:id="144" w:name="Xb18b2d127665d50164a17bc8322beef69d4f980"/>
+    <w:bookmarkEnd w:id="143"/>
+    <w:bookmarkStart w:id="145" w:name="Xb18b2d127665d50164a17bc8322beef69d4f980"/>
     <w:p>
       <w:pPr>
         <w:pStyle w:val="Bibliography"/>
@@ -7770,7 +7917,7 @@
       <w:r>
         <w:t xml:space="preserve"> </w:t>
       </w:r>
-      <w:hyperlink r:id="rId143">
+      <w:hyperlink r:id="rId144">
         <w:r>
           <w:rPr>
             <w:rStyle w:val="Hyperlink"/>
@@ -7782,8 +7929,8 @@
         <w:t xml:space="preserve">.</w:t>
       </w:r>
     </w:p>
-    <w:bookmarkEnd w:id="144"/>
-    <w:bookmarkStart w:id="146" w:name="Xf3bbd2f018d15797242e38137a2bb5183901854"/>
+    <w:bookmarkEnd w:id="145"/>
+    <w:bookmarkStart w:id="147" w:name="Xf3bbd2f018d15797242e38137a2bb5183901854"/>
     <w:p>
       <w:pPr>
         <w:pStyle w:val="Bibliography"/>
@@ -7816,7 +7963,7 @@
       <w:r>
         <w:t xml:space="preserve"> </w:t>
       </w:r>
-      <w:hyperlink r:id="rId145">
+      <w:hyperlink r:id="rId146">
         <w:r>
           <w:rPr>
             <w:rStyle w:val="Hyperlink"/>
@@ -7828,8 +7975,8 @@
         <w:t xml:space="preserve">.</w:t>
       </w:r>
     </w:p>
-    <w:bookmarkEnd w:id="146"/>
-    <w:bookmarkStart w:id="148" w:name="Xc607b352943521404e0f20019d77839d3605993"/>
+    <w:bookmarkEnd w:id="147"/>
+    <w:bookmarkStart w:id="149" w:name="Xc607b352943521404e0f20019d77839d3605993"/>
     <w:p>
       <w:pPr>
         <w:pStyle w:val="Bibliography"/>
@@ -7895,7 +8042,7 @@
       <w:r>
         <w:t xml:space="preserve"> </w:t>
       </w:r>
-      <w:hyperlink r:id="rId147">
+      <w:hyperlink r:id="rId148">
         <w:r>
           <w:rPr>
             <w:rStyle w:val="Hyperlink"/>
@@ -7907,8 +8054,8 @@
         <w:t xml:space="preserve">.</w:t>
       </w:r>
     </w:p>
-    <w:bookmarkEnd w:id="148"/>
-    <w:bookmarkStart w:id="150" w:name="X908b868cf8e06446dd59b9be0145f3be3b8216e"/>
+    <w:bookmarkEnd w:id="149"/>
+    <w:bookmarkStart w:id="151" w:name="X908b868cf8e06446dd59b9be0145f3be3b8216e"/>
     <w:p>
       <w:pPr>
         <w:pStyle w:val="Bibliography"/>
@@ -7995,7 +8142,7 @@
       <w:r>
         <w:t xml:space="preserve"> </w:t>
       </w:r>
-      <w:hyperlink r:id="rId149">
+      <w:hyperlink r:id="rId150">
         <w:r>
           <w:rPr>
             <w:rStyle w:val="Hyperlink"/>
@@ -8007,8 +8154,8 @@
         <w:t xml:space="preserve">.</w:t>
       </w:r>
     </w:p>
-    <w:bookmarkEnd w:id="150"/>
-    <w:bookmarkStart w:id="152" w:name="ref-jacobsonUsingDigitalTherapeutics2023"/>
+    <w:bookmarkEnd w:id="151"/>
+    <w:bookmarkStart w:id="153" w:name="ref-jacobsonUsingDigitalTherapeutics2023"/>
     <w:p>
       <w:pPr>
         <w:pStyle w:val="Bibliography"/>
@@ -8031,7 +8178,7 @@
       <w:r>
         <w:t xml:space="preserve"> </w:t>
       </w:r>
-      <w:hyperlink r:id="rId151">
+      <w:hyperlink r:id="rId152">
         <w:r>
           <w:rPr>
             <w:rStyle w:val="Hyperlink"/>
@@ -8043,8 +8190,8 @@
         <w:t xml:space="preserve">.</w:t>
       </w:r>
     </w:p>
-    <w:bookmarkEnd w:id="152"/>
-    <w:bookmarkStart w:id="154" w:name="ref-kaddenMarlattRelapseTaxonomy1996"/>
+    <w:bookmarkEnd w:id="153"/>
+    <w:bookmarkStart w:id="155" w:name="ref-kaddenMarlattRelapseTaxonomy1996"/>
     <w:p>
       <w:pPr>
         <w:pStyle w:val="Bibliography"/>
@@ -8086,7 +8233,7 @@
       <w:r>
         <w:t xml:space="preserve"> </w:t>
       </w:r>
-      <w:hyperlink r:id="rId153">
+      <w:hyperlink r:id="rId154">
         <w:r>
           <w:rPr>
             <w:rStyle w:val="Hyperlink"/>
@@ -8098,8 +8245,8 @@
         <w:t xml:space="preserve">.</w:t>
       </w:r>
     </w:p>
-    <w:bookmarkEnd w:id="154"/>
-    <w:bookmarkStart w:id="156" w:name="ref-kaufmannTreatmentSeekingBarriers2014"/>
+    <w:bookmarkEnd w:id="155"/>
+    <w:bookmarkStart w:id="157" w:name="ref-kaufmannTreatmentSeekingBarriers2014"/>
     <w:p>
       <w:pPr>
         <w:pStyle w:val="Bibliography"/>
@@ -8132,7 +8279,7 @@
       <w:r>
         <w:t xml:space="preserve"> </w:t>
       </w:r>
-      <w:hyperlink r:id="rId155">
+      <w:hyperlink r:id="rId156">
         <w:r>
           <w:rPr>
             <w:rStyle w:val="Hyperlink"/>
@@ -8144,8 +8291,8 @@
         <w:t xml:space="preserve">.</w:t>
       </w:r>
     </w:p>
-    <w:bookmarkEnd w:id="156"/>
-    <w:bookmarkStart w:id="157" w:name="ref-korlakuntaReasonsRelapsePatients2012"/>
+    <w:bookmarkEnd w:id="157"/>
+    <w:bookmarkStart w:id="158" w:name="ref-korlakuntaReasonsRelapsePatients2012"/>
     <w:p>
       <w:pPr>
         <w:pStyle w:val="Bibliography"/>
@@ -8176,8 +8323,8 @@
         <w:t xml:space="preserve">13 (2): 108.</w:t>
       </w:r>
     </w:p>
-    <w:bookmarkEnd w:id="157"/>
-    <w:bookmarkStart w:id="159" w:name="ref-lecomteMobileAppsMental2020"/>
+    <w:bookmarkEnd w:id="158"/>
+    <w:bookmarkStart w:id="160" w:name="ref-lecomteMobileAppsMental2020"/>
     <w:p>
       <w:pPr>
         <w:pStyle w:val="Bibliography"/>
@@ -8252,7 +8399,7 @@
       <w:r>
         <w:t xml:space="preserve"> </w:t>
       </w:r>
-      <w:hyperlink r:id="rId158">
+      <w:hyperlink r:id="rId159">
         <w:r>
           <w:rPr>
             <w:rStyle w:val="Hyperlink"/>
@@ -8264,8 +8411,8 @@
         <w:t xml:space="preserve">.</w:t>
       </w:r>
     </w:p>
-    <w:bookmarkEnd w:id="159"/>
-    <w:bookmarkStart w:id="161" w:name="ref-leeDataDrivenDigitalTherapeutics2023"/>
+    <w:bookmarkEnd w:id="160"/>
+    <w:bookmarkStart w:id="162" w:name="ref-leeDataDrivenDigitalTherapeutics2023"/>
     <w:p>
       <w:pPr>
         <w:pStyle w:val="Bibliography"/>
@@ -8328,7 +8475,7 @@
       <w:r>
         <w:t xml:space="preserve"> </w:t>
       </w:r>
-      <w:hyperlink r:id="rId160">
+      <w:hyperlink r:id="rId161">
         <w:r>
           <w:rPr>
             <w:rStyle w:val="Hyperlink"/>
@@ -8340,8 +8487,8 @@
         <w:t xml:space="preserve">.</w:t>
       </w:r>
     </w:p>
-    <w:bookmarkEnd w:id="161"/>
-    <w:bookmarkStart w:id="163" w:name="Xad0e05bf336dda97d227027eae040cfde33d783"/>
+    <w:bookmarkEnd w:id="162"/>
+    <w:bookmarkStart w:id="164" w:name="Xad0e05bf336dda97d227027eae040cfde33d783"/>
     <w:p>
       <w:pPr>
         <w:pStyle w:val="Bibliography"/>
@@ -8383,7 +8530,7 @@
       <w:r>
         <w:t xml:space="preserve"> </w:t>
       </w:r>
-      <w:hyperlink r:id="rId162">
+      <w:hyperlink r:id="rId163">
         <w:r>
           <w:rPr>
             <w:rStyle w:val="Hyperlink"/>
@@ -8395,8 +8542,8 @@
         <w:t xml:space="preserve">.</w:t>
       </w:r>
     </w:p>
-    <w:bookmarkEnd w:id="163"/>
-    <w:bookmarkStart w:id="164" w:name="X34be55f2a2ff67a14e7206627bb93b426490c87"/>
+    <w:bookmarkEnd w:id="164"/>
+    <w:bookmarkStart w:id="165" w:name="X34be55f2a2ff67a14e7206627bb93b426490c87"/>
     <w:p>
       <w:pPr>
         <w:pStyle w:val="Bibliography"/>
@@ -8481,8 +8628,8 @@
         <w:t xml:space="preserve">’17. Red Hook, NY, USA: Curran Associates Inc.</w:t>
       </w:r>
     </w:p>
-    <w:bookmarkEnd w:id="164"/>
-    <w:bookmarkStart w:id="166" w:name="X22e9be3824ec77f661ff36dcfd4b6270812f56f"/>
+    <w:bookmarkEnd w:id="165"/>
+    <w:bookmarkStart w:id="167" w:name="X22e9be3824ec77f661ff36dcfd4b6270812f56f"/>
     <w:p>
       <w:pPr>
         <w:pStyle w:val="Bibliography"/>
@@ -8515,7 +8662,7 @@
       <w:r>
         <w:t xml:space="preserve"> </w:t>
       </w:r>
-      <w:hyperlink r:id="rId165">
+      <w:hyperlink r:id="rId166">
         <w:r>
           <w:rPr>
             <w:rStyle w:val="Hyperlink"/>
@@ -8527,8 +8674,8 @@
         <w:t xml:space="preserve">.</w:t>
       </w:r>
     </w:p>
-    <w:bookmarkEnd w:id="166"/>
-    <w:bookmarkStart w:id="168" w:name="X1329989714ddcecd7db483e12083768f0c5e635"/>
+    <w:bookmarkEnd w:id="167"/>
+    <w:bookmarkStart w:id="169" w:name="X1329989714ddcecd7db483e12083768f0c5e635"/>
     <w:p>
       <w:pPr>
         <w:pStyle w:val="Bibliography"/>
@@ -8561,7 +8708,7 @@
       <w:r>
         <w:t xml:space="preserve"> </w:t>
       </w:r>
-      <w:hyperlink r:id="rId167">
+      <w:hyperlink r:id="rId168">
         <w:r>
           <w:rPr>
             <w:rStyle w:val="Hyperlink"/>
@@ -8573,8 +8720,8 @@
         <w:t xml:space="preserve">.</w:t>
       </w:r>
     </w:p>
-    <w:bookmarkEnd w:id="168"/>
-    <w:bookmarkStart w:id="169" w:name="Xacc8c8a96f728736c6ec7be4d5ae02bdeea04b4"/>
+    <w:bookmarkEnd w:id="169"/>
+    <w:bookmarkStart w:id="170" w:name="Xacc8c8a96f728736c6ec7be4d5ae02bdeea04b4"/>
     <w:p>
       <w:pPr>
         <w:pStyle w:val="Bibliography"/>
@@ -8636,8 +8783,8 @@
         <w:t xml:space="preserve">Strategies in the Treatment of Addictive Behaviors, 2nd Ed. New York, NY, US: The Guilford Press.</w:t>
       </w:r>
     </w:p>
-    <w:bookmarkEnd w:id="169"/>
-    <w:bookmarkStart w:id="171" w:name="ref-mayBarriersTreatmentAlcohol2019"/>
+    <w:bookmarkEnd w:id="170"/>
+    <w:bookmarkStart w:id="172" w:name="ref-mayBarriersTreatmentAlcohol2019"/>
     <w:p>
       <w:pPr>
         <w:pStyle w:val="Bibliography"/>
@@ -8691,7 +8838,7 @@
       <w:r>
         <w:t xml:space="preserve"> </w:t>
       </w:r>
-      <w:hyperlink r:id="rId170">
+      <w:hyperlink r:id="rId171">
         <w:r>
           <w:rPr>
             <w:rStyle w:val="Hyperlink"/>
@@ -8703,8 +8850,8 @@
         <w:t xml:space="preserve">.</w:t>
       </w:r>
     </w:p>
-    <w:bookmarkEnd w:id="171"/>
-    <w:bookmarkStart w:id="173" w:name="ref-mckayStudiesFactorsRelapse1999a"/>
+    <w:bookmarkEnd w:id="172"/>
+    <w:bookmarkStart w:id="174" w:name="ref-mckayStudiesFactorsRelapse1999a"/>
     <w:p>
       <w:pPr>
         <w:pStyle w:val="Bibliography"/>
@@ -8737,7 +8884,7 @@
       <w:r>
         <w:t xml:space="preserve"> </w:t>
       </w:r>
-      <w:hyperlink r:id="rId172">
+      <w:hyperlink r:id="rId173">
         <w:r>
           <w:rPr>
             <w:rStyle w:val="Hyperlink"/>
@@ -8749,8 +8896,8 @@
         <w:t xml:space="preserve">.</w:t>
       </w:r>
     </w:p>
-    <w:bookmarkEnd w:id="173"/>
-    <w:bookmarkStart w:id="175" w:name="Xa85aa3e69b96711203dd276459c27e9adfa1c91"/>
+    <w:bookmarkEnd w:id="174"/>
+    <w:bookmarkStart w:id="176" w:name="Xa85aa3e69b96711203dd276459c27e9adfa1c91"/>
     <w:p>
       <w:pPr>
         <w:pStyle w:val="Bibliography"/>
@@ -8783,7 +8930,7 @@
       <w:r>
         <w:t xml:space="preserve"> </w:t>
       </w:r>
-      <w:hyperlink r:id="rId174">
+      <w:hyperlink r:id="rId175">
         <w:r>
           <w:rPr>
             <w:rStyle w:val="Hyperlink"/>
@@ -8795,8 +8942,8 @@
         <w:t xml:space="preserve">.</w:t>
       </w:r>
     </w:p>
-    <w:bookmarkEnd w:id="175"/>
-    <w:bookmarkStart w:id="177" w:name="X2c8fdc1f963588c4e5803538f331fc3ec069650"/>
+    <w:bookmarkEnd w:id="176"/>
+    <w:bookmarkStart w:id="178" w:name="X2c8fdc1f963588c4e5803538f331fc3ec069650"/>
     <w:p>
       <w:pPr>
         <w:pStyle w:val="Bibliography"/>
@@ -8829,7 +8976,7 @@
       <w:r>
         <w:t xml:space="preserve"> </w:t>
       </w:r>
-      <w:hyperlink r:id="rId176">
+      <w:hyperlink r:id="rId177">
         <w:r>
           <w:rPr>
             <w:rStyle w:val="Hyperlink"/>
@@ -8841,8 +8988,8 @@
         <w:t xml:space="preserve">.</w:t>
       </w:r>
     </w:p>
-    <w:bookmarkEnd w:id="177"/>
-    <w:bookmarkStart w:id="179" w:name="ref-millerWhatRelapseFifty1996"/>
+    <w:bookmarkEnd w:id="178"/>
+    <w:bookmarkStart w:id="180" w:name="ref-millerWhatRelapseFifty1996"/>
     <w:p>
       <w:pPr>
         <w:pStyle w:val="Bibliography"/>
@@ -8887,7 +9034,7 @@
       <w:r>
         <w:t xml:space="preserve"> </w:t>
       </w:r>
-      <w:hyperlink r:id="rId178">
+      <w:hyperlink r:id="rId179">
         <w:r>
           <w:rPr>
             <w:rStyle w:val="Hyperlink"/>
@@ -8899,8 +9046,8 @@
         <w:t xml:space="preserve">.</w:t>
       </w:r>
     </w:p>
-    <w:bookmarkEnd w:id="179"/>
-    <w:bookmarkStart w:id="181" w:name="X2c49998dea99682d6b5f0124ff3ae02aa1b44c6"/>
+    <w:bookmarkEnd w:id="180"/>
+    <w:bookmarkStart w:id="182" w:name="X2c49998dea99682d6b5f0124ff3ae02aa1b44c6"/>
     <w:p>
       <w:pPr>
         <w:pStyle w:val="Bibliography"/>
@@ -8945,7 +9092,7 @@
       <w:r>
         <w:t xml:space="preserve"> </w:t>
       </w:r>
-      <w:hyperlink r:id="rId180">
+      <w:hyperlink r:id="rId181">
         <w:r>
           <w:rPr>
             <w:rStyle w:val="Hyperlink"/>
@@ -8957,8 +9104,8 @@
         <w:t xml:space="preserve">.</w:t>
       </w:r>
     </w:p>
-    <w:bookmarkEnd w:id="181"/>
-    <w:bookmarkStart w:id="182" w:name="X10ed27139bf2726a3dc2246fcd4428578cdfcc2"/>
+    <w:bookmarkEnd w:id="182"/>
+    <w:bookmarkStart w:id="183" w:name="X10ed27139bf2726a3dc2246fcd4428578cdfcc2"/>
     <w:p>
       <w:pPr>
         <w:pStyle w:val="Bibliography"/>
@@ -9042,8 +9189,8 @@
         <w:t xml:space="preserve">https://www.niaaa.nih.gov/alcohols-effects-health/alcohol-topics/alcohol-facts-and-statistics/alcohol-treatment-united-states.</w:t>
       </w:r>
     </w:p>
-    <w:bookmarkEnd w:id="182"/>
-    <w:bookmarkStart w:id="183" w:name="X7d82e15a6eb3257cdf0f7a217921497f7a56ebb"/>
+    <w:bookmarkEnd w:id="183"/>
+    <w:bookmarkStart w:id="184" w:name="X7d82e15a6eb3257cdf0f7a217921497f7a56ebb"/>
     <w:p>
       <w:pPr>
         <w:pStyle w:val="Bibliography"/>
@@ -9154,8 +9301,8 @@
         <w:t xml:space="preserve">https://www.niaaa.nih.gov/alcohols-effects-health/alcohol-topics/alcohol-facts-and-statistics/alcohol-use-disorder-aud-united-states-age-groups-and-demographic-characteristics.</w:t>
       </w:r>
     </w:p>
-    <w:bookmarkEnd w:id="183"/>
-    <w:bookmarkStart w:id="184" w:name="Xefd2679ad72dde34adff1afa8671a6410298df4"/>
+    <w:bookmarkEnd w:id="184"/>
+    <w:bookmarkStart w:id="185" w:name="Xefd2679ad72dde34adff1afa8671a6410298df4"/>
     <w:p>
       <w:pPr>
         <w:pStyle w:val="Bibliography"/>
@@ -9209,8 +9356,8 @@
         <w:t xml:space="preserve">September.</w:t>
       </w:r>
     </w:p>
-    <w:bookmarkEnd w:id="184"/>
-    <w:bookmarkStart w:id="186" w:name="ref-perskiAcceptabilityDigitalHealth2021"/>
+    <w:bookmarkEnd w:id="185"/>
+    <w:bookmarkStart w:id="187" w:name="ref-perskiAcceptabilityDigitalHealth2021"/>
     <w:p>
       <w:pPr>
         <w:pStyle w:val="Bibliography"/>
@@ -9243,7 +9390,7 @@
       <w:r>
         <w:t xml:space="preserve"> </w:t>
       </w:r>
-      <w:hyperlink r:id="rId185">
+      <w:hyperlink r:id="rId186">
         <w:r>
           <w:rPr>
             <w:rStyle w:val="Hyperlink"/>
@@ -9255,8 +9402,8 @@
         <w:t xml:space="preserve">.</w:t>
       </w:r>
     </w:p>
-    <w:bookmarkEnd w:id="186"/>
-    <w:bookmarkStart w:id="188" w:name="Xb003b0f0cdb6de2c73ba14c880bf3ed3d4d8add"/>
+    <w:bookmarkEnd w:id="187"/>
+    <w:bookmarkStart w:id="189" w:name="Xb003b0f0cdb6de2c73ba14c880bf3ed3d4d8add"/>
     <w:p>
       <w:pPr>
         <w:pStyle w:val="Bibliography"/>
@@ -9343,7 +9490,7 @@
       <w:r>
         <w:t xml:space="preserve"> </w:t>
       </w:r>
-      <w:hyperlink r:id="rId187">
+      <w:hyperlink r:id="rId188">
         <w:r>
           <w:rPr>
             <w:rStyle w:val="Hyperlink"/>
@@ -9355,8 +9502,8 @@
         <w:t xml:space="preserve">.</w:t>
       </w:r>
     </w:p>
-    <w:bookmarkEnd w:id="188"/>
-    <w:bookmarkStart w:id="190" w:name="Xbb4506c53ef69c4b172ea82120c613272a44938"/>
+    <w:bookmarkEnd w:id="189"/>
+    <w:bookmarkStart w:id="191" w:name="Xbb4506c53ef69c4b172ea82120c613272a44938"/>
     <w:p>
       <w:pPr>
         <w:pStyle w:val="Bibliography"/>
@@ -9407,7 +9554,7 @@
       <w:r>
         <w:t xml:space="preserve"> </w:t>
       </w:r>
-      <w:hyperlink r:id="rId189">
+      <w:hyperlink r:id="rId190">
         <w:r>
           <w:rPr>
             <w:rStyle w:val="Hyperlink"/>
@@ -9419,8 +9566,8 @@
         <w:t xml:space="preserve">.</w:t>
       </w:r>
     </w:p>
-    <w:bookmarkEnd w:id="190"/>
-    <w:bookmarkStart w:id="192" w:name="ref-probstAlcoholUseDisorder2015"/>
+    <w:bookmarkEnd w:id="191"/>
+    <w:bookmarkStart w:id="193" w:name="ref-probstAlcoholUseDisorder2015"/>
     <w:p>
       <w:pPr>
         <w:pStyle w:val="Bibliography"/>
@@ -9465,7 +9612,7 @@
       <w:r>
         <w:t xml:space="preserve"> </w:t>
       </w:r>
-      <w:hyperlink r:id="rId191">
+      <w:hyperlink r:id="rId192">
         <w:r>
           <w:rPr>
             <w:rStyle w:val="Hyperlink"/>
@@ -9477,8 +9624,8 @@
         <w:t xml:space="preserve">.</w:t>
       </w:r>
     </w:p>
-    <w:bookmarkEnd w:id="192"/>
-    <w:bookmarkStart w:id="194" w:name="ref-sacks2010NationalState2015a"/>
+    <w:bookmarkEnd w:id="193"/>
+    <w:bookmarkStart w:id="195" w:name="ref-sacks2010NationalState2015a"/>
     <w:p>
       <w:pPr>
         <w:pStyle w:val="Bibliography"/>
@@ -9544,7 +9691,7 @@
       <w:r>
         <w:t xml:space="preserve"> </w:t>
       </w:r>
-      <w:hyperlink r:id="rId193">
+      <w:hyperlink r:id="rId194">
         <w:r>
           <w:rPr>
             <w:rStyle w:val="Hyperlink"/>
@@ -9556,8 +9703,8 @@
         <w:t xml:space="preserve">.</w:t>
       </w:r>
     </w:p>
-    <w:bookmarkEnd w:id="194"/>
-    <w:bookmarkStart w:id="196" w:name="X09d525bde5cdf46e9beb75f4b54b37f879a73a6"/>
+    <w:bookmarkEnd w:id="195"/>
+    <w:bookmarkStart w:id="197" w:name="X09d525bde5cdf46e9beb75f4b54b37f879a73a6"/>
     <w:p>
       <w:pPr>
         <w:pStyle w:val="Bibliography"/>
@@ -9632,7 +9779,7 @@
       <w:r>
         <w:t xml:space="preserve"> </w:t>
       </w:r>
-      <w:hyperlink r:id="rId195">
+      <w:hyperlink r:id="rId196">
         <w:r>
           <w:rPr>
             <w:rStyle w:val="Hyperlink"/>
@@ -9644,8 +9791,8 @@
         <w:t xml:space="preserve">.</w:t>
       </w:r>
     </w:p>
-    <w:bookmarkEnd w:id="196"/>
-    <w:bookmarkStart w:id="198" w:name="ref-scottPathwaysRelapseTreatment2005"/>
+    <w:bookmarkEnd w:id="197"/>
+    <w:bookmarkStart w:id="199" w:name="ref-scottPathwaysRelapseTreatment2005"/>
     <w:p>
       <w:pPr>
         <w:pStyle w:val="Bibliography"/>
@@ -9678,7 +9825,7 @@
       <w:r>
         <w:t xml:space="preserve"> </w:t>
       </w:r>
-      <w:hyperlink r:id="rId197">
+      <w:hyperlink r:id="rId198">
         <w:r>
           <w:rPr>
             <w:rStyle w:val="Hyperlink"/>
@@ -9690,8 +9837,8 @@
         <w:t xml:space="preserve">.</w:t>
       </w:r>
     </w:p>
-    <w:bookmarkEnd w:id="198"/>
-    <w:bookmarkStart w:id="200" w:name="ref-sedarousCultureStigmaInequities2023"/>
+    <w:bookmarkEnd w:id="199"/>
+    <w:bookmarkStart w:id="201" w:name="ref-sedarousCultureStigmaInequities2023"/>
     <w:p>
       <w:pPr>
         <w:pStyle w:val="Bibliography"/>
@@ -9724,7 +9871,7 @@
       <w:r>
         <w:t xml:space="preserve"> </w:t>
       </w:r>
-      <w:hyperlink r:id="rId199">
+      <w:hyperlink r:id="rId200">
         <w:r>
           <w:rPr>
             <w:rStyle w:val="Hyperlink"/>
@@ -9736,8 +9883,8 @@
         <w:t xml:space="preserve">.</w:t>
       </w:r>
     </w:p>
-    <w:bookmarkEnd w:id="200"/>
-    <w:bookmarkStart w:id="202" w:name="ref-stoutPredictiveValidityMarlatt1996"/>
+    <w:bookmarkEnd w:id="201"/>
+    <w:bookmarkStart w:id="203" w:name="ref-stoutPredictiveValidityMarlatt1996"/>
     <w:p>
       <w:pPr>
         <w:pStyle w:val="Bibliography"/>
@@ -9779,7 +9926,7 @@
       <w:r>
         <w:t xml:space="preserve"> </w:t>
       </w:r>
-      <w:hyperlink r:id="rId201">
+      <w:hyperlink r:id="rId202">
         <w:r>
           <w:rPr>
             <w:rStyle w:val="Hyperlink"/>
@@ -9791,8 +9938,8 @@
         <w:t xml:space="preserve">.</w:t>
       </w:r>
     </w:p>
-    <w:bookmarkEnd w:id="202"/>
-    <w:bookmarkStart w:id="204" w:name="X96f53643d6f2371e92547a3958d3a6315a75b64"/>
+    <w:bookmarkEnd w:id="203"/>
+    <w:bookmarkStart w:id="205" w:name="X96f53643d6f2371e92547a3958d3a6315a75b64"/>
     <w:p>
       <w:pPr>
         <w:pStyle w:val="Bibliography"/>
@@ -9867,7 +10014,7 @@
       <w:r>
         <w:t xml:space="preserve"> </w:t>
       </w:r>
-      <w:hyperlink r:id="rId203">
+      <w:hyperlink r:id="rId204">
         <w:r>
           <w:rPr>
             <w:rStyle w:val="Hyperlink"/>
@@ -9879,8 +10026,8 @@
         <w:t xml:space="preserve">.</w:t>
       </w:r>
     </w:p>
-    <w:bookmarkEnd w:id="204"/>
-    <w:bookmarkStart w:id="206" w:name="ref-toValidationAlcoholMisuse2020"/>
+    <w:bookmarkEnd w:id="205"/>
+    <w:bookmarkStart w:id="207" w:name="ref-toValidationAlcoholMisuse2020"/>
     <w:p>
       <w:pPr>
         <w:pStyle w:val="Bibliography"/>
@@ -9913,7 +10060,7 @@
       <w:r>
         <w:t xml:space="preserve"> </w:t>
       </w:r>
-      <w:hyperlink r:id="rId205">
+      <w:hyperlink r:id="rId206">
         <w:r>
           <w:rPr>
             <w:rStyle w:val="Hyperlink"/>
@@ -9925,8 +10072,8 @@
         <w:t xml:space="preserve">.</w:t>
       </w:r>
     </w:p>
-    <w:bookmarkEnd w:id="206"/>
-    <w:bookmarkStart w:id="208" w:name="ref-topazExtractingAlcoholSubstance2019"/>
+    <w:bookmarkEnd w:id="207"/>
+    <w:bookmarkStart w:id="209" w:name="ref-topazExtractingAlcoholSubstance2019"/>
     <w:p>
       <w:pPr>
         <w:pStyle w:val="Bibliography"/>
@@ -10121,7 +10268,7 @@
       <w:r>
         <w:t xml:space="preserve"> </w:t>
       </w:r>
-      <w:hyperlink r:id="rId207">
+      <w:hyperlink r:id="rId208">
         <w:r>
           <w:rPr>
             <w:rStyle w:val="Hyperlink"/>
@@ -10133,8 +10280,8 @@
         <w:t xml:space="preserve">.</w:t>
       </w:r>
     </w:p>
-    <w:bookmarkEnd w:id="208"/>
-    <w:bookmarkStart w:id="210" w:name="Xc23b9258642a07a427764ca5f1401675cd78fe8"/>
+    <w:bookmarkEnd w:id="209"/>
+    <w:bookmarkStart w:id="211" w:name="Xc23b9258642a07a427764ca5f1401675cd78fe8"/>
     <w:p>
       <w:pPr>
         <w:pStyle w:val="Bibliography"/>
@@ -10224,7 +10371,7 @@
       <w:r>
         <w:t xml:space="preserve"> </w:t>
       </w:r>
-      <w:hyperlink r:id="rId209">
+      <w:hyperlink r:id="rId210">
         <w:r>
           <w:rPr>
             <w:rStyle w:val="Hyperlink"/>
@@ -10236,8 +10383,8 @@
         <w:t xml:space="preserve">.</w:t>
       </w:r>
     </w:p>
-    <w:bookmarkEnd w:id="210"/>
-    <w:bookmarkStart w:id="212" w:name="ref-verissimoInfluenceGenderRace2017"/>
+    <w:bookmarkEnd w:id="211"/>
+    <w:bookmarkStart w:id="213" w:name="ref-verissimoInfluenceGenderRace2017"/>
     <w:p>
       <w:pPr>
         <w:pStyle w:val="Bibliography"/>
@@ -10270,7 +10417,7 @@
       <w:r>
         <w:t xml:space="preserve"> </w:t>
       </w:r>
-      <w:hyperlink r:id="rId211">
+      <w:hyperlink r:id="rId212">
         <w:r>
           <w:rPr>
             <w:rStyle w:val="Hyperlink"/>
@@ -10282,8 +10429,8 @@
         <w:t xml:space="preserve">.</w:t>
       </w:r>
     </w:p>
-    <w:bookmarkEnd w:id="212"/>
-    <w:bookmarkStart w:id="214" w:name="X4d3b90c1d1a7aedd64897841630d176922ff5c5"/>
+    <w:bookmarkEnd w:id="213"/>
+    <w:bookmarkStart w:id="215" w:name="X4d3b90c1d1a7aedd64897841630d176922ff5c5"/>
     <w:p>
       <w:pPr>
         <w:pStyle w:val="Bibliography"/>
@@ -10316,7 +10463,7 @@
       <w:r>
         <w:t xml:space="preserve"> </w:t>
       </w:r>
-      <w:hyperlink r:id="rId213">
+      <w:hyperlink r:id="rId214">
         <w:r>
           <w:rPr>
             <w:rStyle w:val="Hyperlink"/>
@@ -10328,8 +10475,8 @@
         <w:t xml:space="preserve">.</w:t>
       </w:r>
     </w:p>
-    <w:bookmarkEnd w:id="214"/>
-    <w:bookmarkStart w:id="216" w:name="Xdc00f0b24416f0cd67e677fa7ea98976cb76b78"/>
+    <w:bookmarkEnd w:id="215"/>
+    <w:bookmarkStart w:id="217" w:name="Xdc00f0b24416f0cd67e677fa7ea98976cb76b78"/>
     <w:p>
       <w:pPr>
         <w:pStyle w:val="Bibliography"/>
@@ -10410,7 +10557,7 @@
       <w:r>
         <w:t xml:space="preserve"> </w:t>
       </w:r>
-      <w:hyperlink r:id="rId215">
+      <w:hyperlink r:id="rId216">
         <w:r>
           <w:rPr>
             <w:rStyle w:val="Hyperlink"/>
@@ -10422,8 +10569,8 @@
         <w:t xml:space="preserve">.</w:t>
       </w:r>
     </w:p>
-    <w:bookmarkEnd w:id="216"/>
-    <w:bookmarkStart w:id="218" w:name="Xfdbd9b98dcf52cd76d09b25ddfd802e4e88441f"/>
+    <w:bookmarkEnd w:id="217"/>
+    <w:bookmarkStart w:id="219" w:name="Xfdbd9b98dcf52cd76d09b25ddfd802e4e88441f"/>
     <w:p>
       <w:pPr>
         <w:pStyle w:val="Bibliography"/>
@@ -10510,7 +10657,7 @@
       <w:r>
         <w:t xml:space="preserve"> </w:t>
       </w:r>
-      <w:hyperlink r:id="rId217">
+      <w:hyperlink r:id="rId218">
         <w:r>
           <w:rPr>
             <w:rStyle w:val="Hyperlink"/>
@@ -10522,8 +10669,8 @@
         <w:t xml:space="preserve">.</w:t>
       </w:r>
     </w:p>
-    <w:bookmarkEnd w:id="218"/>
-    <w:bookmarkStart w:id="220" w:name="Xd410df898383a3f6b94baeff92b08b2a4966eb6"/>
+    <w:bookmarkEnd w:id="219"/>
+    <w:bookmarkStart w:id="221" w:name="Xd410df898383a3f6b94baeff92b08b2a4966eb6"/>
     <w:p>
       <w:pPr>
         <w:pStyle w:val="Bibliography"/>
@@ -10574,7 +10721,7 @@
       <w:r>
         <w:t xml:space="preserve"> </w:t>
       </w:r>
-      <w:hyperlink r:id="rId219">
+      <w:hyperlink r:id="rId220">
         <w:r>
           <w:rPr>
             <w:rStyle w:val="Hyperlink"/>
@@ -10586,8 +10733,8 @@
         <w:t xml:space="preserve">.</w:t>
       </w:r>
     </w:p>
-    <w:bookmarkEnd w:id="220"/>
-    <w:bookmarkStart w:id="222" w:name="Xcff35f2cf9ec03e2e988d7302a2859198fb713c"/>
+    <w:bookmarkEnd w:id="221"/>
+    <w:bookmarkStart w:id="223" w:name="Xcff35f2cf9ec03e2e988d7302a2859198fb713c"/>
     <w:p>
       <w:pPr>
         <w:pStyle w:val="Bibliography"/>
@@ -10671,7 +10818,7 @@
       <w:r>
         <w:t xml:space="preserve"> </w:t>
       </w:r>
-      <w:hyperlink r:id="rId221">
+      <w:hyperlink r:id="rId222">
         <w:r>
           <w:rPr>
             <w:rStyle w:val="Hyperlink"/>
@@ -10683,8 +10830,8 @@
         <w:t xml:space="preserve">.</w:t>
       </w:r>
     </w:p>
-    <w:bookmarkEnd w:id="222"/>
-    <w:bookmarkStart w:id="224" w:name="Xc14b7c1ad4860604e4f16cd318ff1ed0b3b66a5"/>
+    <w:bookmarkEnd w:id="223"/>
+    <w:bookmarkStart w:id="225" w:name="Xc14b7c1ad4860604e4f16cd318ff1ed0b3b66a5"/>
     <w:p>
       <w:pPr>
         <w:pStyle w:val="Bibliography"/>
@@ -10735,7 +10882,7 @@
       <w:r>
         <w:t xml:space="preserve"> </w:t>
       </w:r>
-      <w:hyperlink r:id="rId223">
+      <w:hyperlink r:id="rId224">
         <w:r>
           <w:rPr>
             <w:rStyle w:val="Hyperlink"/>
@@ -10747,8 +10894,8 @@
         <w:t xml:space="preserve">.</w:t>
       </w:r>
     </w:p>
-    <w:bookmarkEnd w:id="224"/>
-    <w:bookmarkStart w:id="226" w:name="ref-wyantMachineLearningModels2024"/>
+    <w:bookmarkEnd w:id="225"/>
+    <w:bookmarkStart w:id="227" w:name="ref-wyantMachineLearningModels2024"/>
     <w:p>
       <w:pPr>
         <w:pStyle w:val="Bibliography"/>
@@ -10781,7 +10928,7 @@
       <w:r>
         <w:t xml:space="preserve"> </w:t>
       </w:r>
-      <w:hyperlink r:id="rId225">
+      <w:hyperlink r:id="rId226">
         <w:r>
           <w:rPr>
             <w:rStyle w:val="Hyperlink"/>
@@ -10793,8 +10940,8 @@
         <w:t xml:space="preserve">.</w:t>
       </w:r>
     </w:p>
-    <w:bookmarkEnd w:id="226"/>
-    <w:bookmarkStart w:id="228" w:name="X995ee0d7cc70552d8fe297105eae4df7b8bb829"/>
+    <w:bookmarkEnd w:id="227"/>
+    <w:bookmarkStart w:id="229" w:name="X995ee0d7cc70552d8fe297105eae4df7b8bb829"/>
     <w:p>
       <w:pPr>
         <w:pStyle w:val="Bibliography"/>
@@ -10884,7 +11031,7 @@
       <w:r>
         <w:t xml:space="preserve"> </w:t>
       </w:r>
-      <w:hyperlink r:id="rId227">
+      <w:hyperlink r:id="rId228">
         <w:r>
           <w:rPr>
             <w:rStyle w:val="Hyperlink"/>
@@ -10896,9 +11043,9 @@
         <w:t xml:space="preserve">.</w:t>
       </w:r>
     </w:p>
-    <w:bookmarkEnd w:id="228"/>
     <w:bookmarkEnd w:id="229"/>
     <w:bookmarkEnd w:id="230"/>
+    <w:bookmarkEnd w:id="231"/>
     <w:sectPr/>
   </w:body>
 </w:document>

--- a/index.docx
+++ b/index.docx
@@ -5024,7 +5024,7 @@
                     <w:pStyle w:val="ImageCaption"/>
                   </w:pPr>
                   <w:r>
-                    <w:t xml:space="preserve">(a) Sample Characteristics of Raw LIWC Scores on Concatenated Messages Within Each 3-Day Prediction Window</w:t>
+                    <w:t xml:space="preserve">(a) 3-Day Prediction Window</w:t>
                   </w:r>
                 </w:p>
                 <w:bookmarkEnd w:id="81"/>
@@ -5615,7 +5615,7 @@
                     <w:pStyle w:val="ImageCaption"/>
                   </w:pPr>
                   <w:r>
-                    <w:t xml:space="preserve">(b) Sample Characteristics of Raw LIWC Scores on Concatenated Messages Within Each 1-Week Prediction Window</w:t>
+                    <w:t xml:space="preserve">(b) 1-Week Prediction Window</w:t>
                   </w:r>
                 </w:p>
                 <w:bookmarkEnd w:id="82"/>
@@ -5635,7 +5635,7 @@
         <w:pStyle w:val="ImageCaption"/>
       </w:pPr>
       <w:r>
-        <w:t xml:space="preserve">Table 4: Main Caption</w:t>
+        <w:t xml:space="preserve">Table 4: Sample Characteristics of Raw LIWC Scores on Concatenated Messages Within Each Prediction Window</w:t>
       </w:r>
     </w:p>
     <w:bookmarkEnd w:id="83"/>

--- a/index.docx
+++ b/index.docx
@@ -4633,7 +4633,7 @@
                           <w:jc w:val="left"/>
                         </w:pPr>
                         <w:r>
-                          <w:t xml:space="preserve">1.00</w:t>
+                          <w:t xml:space="preserve">1</w:t>
                         </w:r>
                       </w:p>
                     </w:tc>
@@ -4647,7 +4647,7 @@
                           <w:jc w:val="left"/>
                         </w:pPr>
                         <w:r>
-                          <w:t xml:space="preserve">13211.00</w:t>
+                          <w:t xml:space="preserve">13211</w:t>
                         </w:r>
                       </w:p>
                     </w:tc>
@@ -4705,7 +4705,7 @@
                           <w:jc w:val="left"/>
                         </w:pPr>
                         <w:r>
-                          <w:t xml:space="preserve">0.00</w:t>
+                          <w:t xml:space="preserve">0</w:t>
                         </w:r>
                       </w:p>
                     </w:tc>
@@ -4719,7 +4719,7 @@
                           <w:jc w:val="left"/>
                         </w:pPr>
                         <w:r>
-                          <w:t xml:space="preserve">295.00</w:t>
+                          <w:t xml:space="preserve">295</w:t>
                         </w:r>
                       </w:p>
                     </w:tc>
@@ -4777,7 +4777,7 @@
                           <w:jc w:val="left"/>
                         </w:pPr>
                         <w:r>
-                          <w:t xml:space="preserve">1.00</w:t>
+                          <w:t xml:space="preserve">1</w:t>
                         </w:r>
                       </w:p>
                     </w:tc>
@@ -4791,7 +4791,7 @@
                           <w:jc w:val="left"/>
                         </w:pPr>
                         <w:r>
-                          <w:t xml:space="preserve">99.00</w:t>
+                          <w:t xml:space="preserve">99</w:t>
                         </w:r>
                       </w:p>
                     </w:tc>
@@ -4849,7 +4849,7 @@
                           <w:jc w:val="left"/>
                         </w:pPr>
                         <w:r>
-                          <w:t xml:space="preserve">1.00</w:t>
+                          <w:t xml:space="preserve">1</w:t>
                         </w:r>
                       </w:p>
                     </w:tc>
@@ -4863,7 +4863,7 @@
                           <w:jc w:val="left"/>
                         </w:pPr>
                         <w:r>
-                          <w:t xml:space="preserve">99.00</w:t>
+                          <w:t xml:space="preserve">99</w:t>
                         </w:r>
                       </w:p>
                     </w:tc>
@@ -4921,7 +4921,7 @@
                           <w:jc w:val="left"/>
                         </w:pPr>
                         <w:r>
-                          <w:t xml:space="preserve">1.00</w:t>
+                          <w:t xml:space="preserve">1</w:t>
                         </w:r>
                       </w:p>
                     </w:tc>
@@ -4935,7 +4935,7 @@
                           <w:jc w:val="left"/>
                         </w:pPr>
                         <w:r>
-                          <w:t xml:space="preserve">99.00</w:t>
+                          <w:t xml:space="preserve">99</w:t>
                         </w:r>
                       </w:p>
                     </w:tc>
@@ -4993,7 +4993,7 @@
                           <w:jc w:val="left"/>
                         </w:pPr>
                         <w:r>
-                          <w:t xml:space="preserve">1.00</w:t>
+                          <w:t xml:space="preserve">1</w:t>
                         </w:r>
                       </w:p>
                     </w:tc>
@@ -5007,7 +5007,7 @@
                           <w:jc w:val="left"/>
                         </w:pPr>
                         <w:r>
-                          <w:t xml:space="preserve">99.00</w:t>
+                          <w:t xml:space="preserve">99</w:t>
                         </w:r>
                       </w:p>
                     </w:tc>
@@ -5224,7 +5224,7 @@
                           <w:jc w:val="left"/>
                         </w:pPr>
                         <w:r>
-                          <w:t xml:space="preserve">1.00</w:t>
+                          <w:t xml:space="preserve">1</w:t>
                         </w:r>
                       </w:p>
                     </w:tc>
@@ -5238,7 +5238,7 @@
                           <w:jc w:val="left"/>
                         </w:pPr>
                         <w:r>
-                          <w:t xml:space="preserve">23702.00</w:t>
+                          <w:t xml:space="preserve">23702</w:t>
                         </w:r>
                       </w:p>
                     </w:tc>
@@ -5296,7 +5296,7 @@
                           <w:jc w:val="left"/>
                         </w:pPr>
                         <w:r>
-                          <w:t xml:space="preserve">1.00</w:t>
+                          <w:t xml:space="preserve">1</w:t>
                         </w:r>
                       </w:p>
                     </w:tc>
@@ -5310,7 +5310,7 @@
                           <w:jc w:val="left"/>
                         </w:pPr>
                         <w:r>
-                          <w:t xml:space="preserve">241.00</w:t>
+                          <w:t xml:space="preserve">241</w:t>
                         </w:r>
                       </w:p>
                     </w:tc>
@@ -5368,7 +5368,7 @@
                           <w:jc w:val="left"/>
                         </w:pPr>
                         <w:r>
-                          <w:t xml:space="preserve">1.00</w:t>
+                          <w:t xml:space="preserve">1</w:t>
                         </w:r>
                       </w:p>
                     </w:tc>
@@ -5382,7 +5382,7 @@
                           <w:jc w:val="left"/>
                         </w:pPr>
                         <w:r>
-                          <w:t xml:space="preserve">99.00</w:t>
+                          <w:t xml:space="preserve">99</w:t>
                         </w:r>
                       </w:p>
                     </w:tc>
@@ -5440,7 +5440,7 @@
                           <w:jc w:val="left"/>
                         </w:pPr>
                         <w:r>
-                          <w:t xml:space="preserve">1.00</w:t>
+                          <w:t xml:space="preserve">1</w:t>
                         </w:r>
                       </w:p>
                     </w:tc>
@@ -5454,7 +5454,7 @@
                           <w:jc w:val="left"/>
                         </w:pPr>
                         <w:r>
-                          <w:t xml:space="preserve">99.00</w:t>
+                          <w:t xml:space="preserve">99</w:t>
                         </w:r>
                       </w:p>
                     </w:tc>
@@ -5512,7 +5512,7 @@
                           <w:jc w:val="left"/>
                         </w:pPr>
                         <w:r>
-                          <w:t xml:space="preserve">1.00</w:t>
+                          <w:t xml:space="preserve">1</w:t>
                         </w:r>
                       </w:p>
                     </w:tc>
@@ -5526,7 +5526,7 @@
                           <w:jc w:val="left"/>
                         </w:pPr>
                         <w:r>
-                          <w:t xml:space="preserve">99.00</w:t>
+                          <w:t xml:space="preserve">99</w:t>
                         </w:r>
                       </w:p>
                     </w:tc>
@@ -5584,7 +5584,7 @@
                           <w:jc w:val="left"/>
                         </w:pPr>
                         <w:r>
-                          <w:t xml:space="preserve">1.00</w:t>
+                          <w:t xml:space="preserve">1</w:t>
                         </w:r>
                       </w:p>
                     </w:tc>
@@ -5598,7 +5598,7 @@
                           <w:jc w:val="left"/>
                         </w:pPr>
                         <w:r>
-                          <w:t xml:space="preserve">99.00</w:t>
+                          <w:t xml:space="preserve">99</w:t>
                         </w:r>
                       </w:p>
                     </w:tc>

--- a/index.docx
+++ b/index.docx
@@ -1904,7 +1904,7 @@
     </w:p>
     <w:bookmarkEnd w:id="45"/>
     <w:bookmarkEnd w:id="46"/>
-    <w:bookmarkStart w:id="109" w:name="results"/>
+    <w:bookmarkStart w:id="110" w:name="results"/>
     <w:p>
       <w:pPr>
         <w:pStyle w:val="Heading1"/>
@@ -2498,7 +2498,7 @@
       </w:hyperlink>
     </w:p>
     <w:bookmarkEnd w:id="73"/>
-    <w:bookmarkStart w:id="89" w:name="liwc-features"/>
+    <w:bookmarkStart w:id="90" w:name="liwc-features"/>
     <w:p>
       <w:pPr>
         <w:pStyle w:val="Heading2"/>
@@ -2515,6 +2515,2068 @@
         <w:t xml:space="preserve">We obtained LIWC scores from 117 linguistic categories.</w:t>
       </w:r>
     </w:p>
+    <w:bookmarkStart w:id="76" w:name="tbl-panel"/>
+    <w:tbl>
+      <w:tblPr>
+        <w:tblStyle w:val="Table"/>
+        <w:tblW w:type="pct" w:w="4900"/>
+        <w:tblLayout w:type="fixed"/>
+        <w:tblLook w:firstRow="0" w:lastRow="0" w:firstColumn="0" w:lastColumn="0" w:noHBand="0" w:noVBand="0" w:val="0000"/>
+      </w:tblPr>
+      <w:tblGrid>
+        <w:gridCol w:w="7761"/>
+      </w:tblGrid>
+      <w:tr>
+        <w:tc>
+          <w:tcPr/>
+          <w:p>
+            <w:pPr>
+              <w:jc w:val="left"/>
+            </w:pPr>
+            <w:pPr>
+              <w:jc w:val="center"/>
+              <w:spacing w:before="200"/>
+              <w:pStyle w:val="ImageCaption"/>
+            </w:pPr>
+          </w:p>
+          <w:tbl>
+            <w:tblPr>
+              <w:tblStyle w:val="Table"/>
+              <w:tblW w:type="pct" w:w="4900"/>
+              <w:tblLayout w:type="fixed"/>
+              <w:tblLook w:firstRow="0" w:lastRow="0" w:firstColumn="0" w:lastColumn="0" w:noHBand="0" w:noVBand="0" w:val="0000"/>
+            </w:tblPr>
+            <w:tblGrid>
+              <w:gridCol w:w="7761"/>
+            </w:tblGrid>
+            <w:tr>
+              <w:tc>
+                <w:tcPr/>
+                <w:bookmarkStart w:id="74" w:name="tbl-ind_3day"/>
+                <w:tbl>
+                  <w:tblPr>
+                    <w:tblStyle w:val="Table"/>
+                    <w:tblW w:type="pct" w:w="4900"/>
+                    <w:tblLayout w:type="fixed"/>
+                    <w:tblLook w:firstRow="1" w:lastRow="0" w:firstColumn="0" w:lastColumn="0" w:noHBand="0" w:noVBand="0" w:val="0020"/>
+                  </w:tblPr>
+                  <w:tblGrid>
+                    <w:gridCol w:w="1552"/>
+                    <w:gridCol w:w="1552"/>
+                    <w:gridCol w:w="1552"/>
+                    <w:gridCol w:w="1552"/>
+                    <w:gridCol w:w="1552"/>
+                  </w:tblGrid>
+                  <w:tr>
+                    <w:trPr>
+                      <w:tblHeader w:val="on"/>
+                    </w:trPr>
+                    <w:tc>
+                      <w:tcPr/>
+                      <w:p>
+                        <w:pPr>
+                          <w:pStyle w:val="Compact"/>
+                        </w:pPr>
+                      </w:p>
+                    </w:tc>
+                    <w:tc>
+                      <w:tcPr/>
+                      <w:p>
+                        <w:pPr>
+                          <w:pStyle w:val="Compact"/>
+                          <w:jc w:val="left"/>
+                          <w:jc w:val="center"/>
+                          <w:jc w:val="left"/>
+                        </w:pPr>
+                        <w:r>
+                          <w:t xml:space="preserve">SD</w:t>
+                        </w:r>
+                      </w:p>
+                    </w:tc>
+                    <w:tc>
+                      <w:tcPr/>
+                      <w:p>
+                        <w:pPr>
+                          <w:pStyle w:val="Compact"/>
+                          <w:jc w:val="left"/>
+                          <w:jc w:val="center"/>
+                          <w:jc w:val="left"/>
+                        </w:pPr>
+                        <w:r>
+                          <w:t xml:space="preserve">Median</w:t>
+                        </w:r>
+                      </w:p>
+                    </w:tc>
+                    <w:tc>
+                      <w:tcPr/>
+                      <w:p>
+                        <w:pPr>
+                          <w:pStyle w:val="Compact"/>
+                          <w:jc w:val="left"/>
+                          <w:jc w:val="center"/>
+                          <w:jc w:val="left"/>
+                        </w:pPr>
+                        <w:r>
+                          <w:t xml:space="preserve">Min</w:t>
+                        </w:r>
+                      </w:p>
+                    </w:tc>
+                    <w:tc>
+                      <w:tcPr/>
+                      <w:p>
+                        <w:pPr>
+                          <w:pStyle w:val="Compact"/>
+                          <w:jc w:val="left"/>
+                          <w:jc w:val="center"/>
+                          <w:jc w:val="left"/>
+                        </w:pPr>
+                        <w:r>
+                          <w:t xml:space="preserve">Max</w:t>
+                        </w:r>
+                      </w:p>
+                    </w:tc>
+                  </w:tr>
+                  <w:tr>
+                    <w:tc>
+                      <w:tcPr/>
+                      <w:p>
+                        <w:pPr>
+                          <w:pStyle w:val="Compact"/>
+                          <w:jc w:val="left"/>
+                          <w:jc w:val="center"/>
+                          <w:jc w:val="left"/>
+                        </w:pPr>
+                        <w:r>
+                          <w:t xml:space="preserve">wc_median</w:t>
+                        </w:r>
+                      </w:p>
+                    </w:tc>
+                    <w:tc>
+                      <w:tcPr/>
+                      <w:p>
+                        <w:pPr>
+                          <w:pStyle w:val="Compact"/>
+                          <w:jc w:val="left"/>
+                          <w:jc w:val="center"/>
+                          <w:jc w:val="left"/>
+                        </w:pPr>
+                        <w:r>
+                          <w:t xml:space="preserve">5.43</w:t>
+                        </w:r>
+                      </w:p>
+                    </w:tc>
+                    <w:tc>
+                      <w:tcPr/>
+                      <w:p>
+                        <w:pPr>
+                          <w:pStyle w:val="Compact"/>
+                          <w:jc w:val="left"/>
+                          <w:jc w:val="center"/>
+                          <w:jc w:val="left"/>
+                        </w:pPr>
+                        <w:r>
+                          <w:t xml:space="preserve">7.00</w:t>
+                        </w:r>
+                      </w:p>
+                    </w:tc>
+                    <w:tc>
+                      <w:tcPr/>
+                      <w:p>
+                        <w:pPr>
+                          <w:pStyle w:val="Compact"/>
+                          <w:jc w:val="left"/>
+                          <w:jc w:val="center"/>
+                          <w:jc w:val="left"/>
+                        </w:pPr>
+                        <w:r>
+                          <w:t xml:space="preserve">1.00</w:t>
+                        </w:r>
+                      </w:p>
+                    </w:tc>
+                    <w:tc>
+                      <w:tcPr/>
+                      <w:p>
+                        <w:pPr>
+                          <w:pStyle w:val="Compact"/>
+                          <w:jc w:val="left"/>
+                          <w:jc w:val="center"/>
+                          <w:jc w:val="left"/>
+                        </w:pPr>
+                        <w:r>
+                          <w:t xml:space="preserve">142.00</w:t>
+                        </w:r>
+                      </w:p>
+                    </w:tc>
+                  </w:tr>
+                  <w:tr>
+                    <w:tc>
+                      <w:tcPr/>
+                      <w:p>
+                        <w:pPr>
+                          <w:pStyle w:val="Compact"/>
+                          <w:jc w:val="left"/>
+                          <w:jc w:val="center"/>
+                          <w:jc w:val="left"/>
+                        </w:pPr>
+                        <w:r>
+                          <w:t xml:space="preserve">wc_q_95</w:t>
+                        </w:r>
+                      </w:p>
+                    </w:tc>
+                    <w:tc>
+                      <w:tcPr/>
+                      <w:p>
+                        <w:pPr>
+                          <w:pStyle w:val="Compact"/>
+                          <w:jc w:val="left"/>
+                          <w:jc w:val="center"/>
+                          <w:jc w:val="left"/>
+                        </w:pPr>
+                        <w:r>
+                          <w:t xml:space="preserve">20.31</w:t>
+                        </w:r>
+                      </w:p>
+                    </w:tc>
+                    <w:tc>
+                      <w:tcPr/>
+                      <w:p>
+                        <w:pPr>
+                          <w:pStyle w:val="Compact"/>
+                          <w:jc w:val="left"/>
+                          <w:jc w:val="center"/>
+                          <w:jc w:val="left"/>
+                        </w:pPr>
+                        <w:r>
+                          <w:t xml:space="preserve">26.40</w:t>
+                        </w:r>
+                      </w:p>
+                    </w:tc>
+                    <w:tc>
+                      <w:tcPr/>
+                      <w:p>
+                        <w:pPr>
+                          <w:pStyle w:val="Compact"/>
+                          <w:jc w:val="left"/>
+                          <w:jc w:val="center"/>
+                          <w:jc w:val="left"/>
+                        </w:pPr>
+                        <w:r>
+                          <w:t xml:space="preserve">1.00</w:t>
+                        </w:r>
+                      </w:p>
+                    </w:tc>
+                    <w:tc>
+                      <w:tcPr/>
+                      <w:p>
+                        <w:pPr>
+                          <w:pStyle w:val="Compact"/>
+                          <w:jc w:val="left"/>
+                          <w:jc w:val="center"/>
+                          <w:jc w:val="left"/>
+                        </w:pPr>
+                        <w:r>
+                          <w:t xml:space="preserve">369.05</w:t>
+                        </w:r>
+                      </w:p>
+                    </w:tc>
+                  </w:tr>
+                  <w:tr>
+                    <w:tc>
+                      <w:tcPr/>
+                      <w:p>
+                        <w:pPr>
+                          <w:pStyle w:val="Compact"/>
+                          <w:jc w:val="left"/>
+                          <w:jc w:val="center"/>
+                          <w:jc w:val="left"/>
+                        </w:pPr>
+                        <w:r>
+                          <w:t xml:space="preserve">wps_median</w:t>
+                        </w:r>
+                      </w:p>
+                    </w:tc>
+                    <w:tc>
+                      <w:tcPr/>
+                      <w:p>
+                        <w:pPr>
+                          <w:pStyle w:val="Compact"/>
+                          <w:jc w:val="left"/>
+                          <w:jc w:val="center"/>
+                          <w:jc w:val="left"/>
+                        </w:pPr>
+                        <w:r>
+                          <w:t xml:space="preserve">2.45</w:t>
+                        </w:r>
+                      </w:p>
+                    </w:tc>
+                    <w:tc>
+                      <w:tcPr/>
+                      <w:p>
+                        <w:pPr>
+                          <w:pStyle w:val="Compact"/>
+                          <w:jc w:val="left"/>
+                          <w:jc w:val="center"/>
+                          <w:jc w:val="left"/>
+                        </w:pPr>
+                        <w:r>
+                          <w:t xml:space="preserve">5.00</w:t>
+                        </w:r>
+                      </w:p>
+                    </w:tc>
+                    <w:tc>
+                      <w:tcPr/>
+                      <w:p>
+                        <w:pPr>
+                          <w:pStyle w:val="Compact"/>
+                          <w:jc w:val="left"/>
+                          <w:jc w:val="center"/>
+                          <w:jc w:val="left"/>
+                        </w:pPr>
+                        <w:r>
+                          <w:t xml:space="preserve">0.00</w:t>
+                        </w:r>
+                      </w:p>
+                    </w:tc>
+                    <w:tc>
+                      <w:tcPr/>
+                      <w:p>
+                        <w:pPr>
+                          <w:pStyle w:val="Compact"/>
+                          <w:jc w:val="left"/>
+                          <w:jc w:val="center"/>
+                          <w:jc w:val="left"/>
+                        </w:pPr>
+                        <w:r>
+                          <w:t xml:space="preserve">78.00</w:t>
+                        </w:r>
+                      </w:p>
+                    </w:tc>
+                  </w:tr>
+                  <w:tr>
+                    <w:tc>
+                      <w:tcPr/>
+                      <w:p>
+                        <w:pPr>
+                          <w:pStyle w:val="Compact"/>
+                          <w:jc w:val="left"/>
+                          <w:jc w:val="center"/>
+                          <w:jc w:val="left"/>
+                        </w:pPr>
+                        <w:r>
+                          <w:t xml:space="preserve">wps_q_95</w:t>
+                        </w:r>
+                      </w:p>
+                    </w:tc>
+                    <w:tc>
+                      <w:tcPr/>
+                      <w:p>
+                        <w:pPr>
+                          <w:pStyle w:val="Compact"/>
+                          <w:jc w:val="left"/>
+                          <w:jc w:val="center"/>
+                          <w:jc w:val="left"/>
+                        </w:pPr>
+                        <w:r>
+                          <w:t xml:space="preserve">5.96</w:t>
+                        </w:r>
+                      </w:p>
+                    </w:tc>
+                    <w:tc>
+                      <w:tcPr/>
+                      <w:p>
+                        <w:pPr>
+                          <w:pStyle w:val="Compact"/>
+                          <w:jc w:val="left"/>
+                          <w:jc w:val="center"/>
+                          <w:jc w:val="left"/>
+                        </w:pPr>
+                        <w:r>
+                          <w:t xml:space="preserve">14.75</w:t>
+                        </w:r>
+                      </w:p>
+                    </w:tc>
+                    <w:tc>
+                      <w:tcPr/>
+                      <w:p>
+                        <w:pPr>
+                          <w:pStyle w:val="Compact"/>
+                          <w:jc w:val="left"/>
+                          <w:jc w:val="center"/>
+                          <w:jc w:val="left"/>
+                        </w:pPr>
+                        <w:r>
+                          <w:t xml:space="preserve">0.00</w:t>
+                        </w:r>
+                      </w:p>
+                    </w:tc>
+                    <w:tc>
+                      <w:tcPr/>
+                      <w:p>
+                        <w:pPr>
+                          <w:pStyle w:val="Compact"/>
+                          <w:jc w:val="left"/>
+                          <w:jc w:val="center"/>
+                          <w:jc w:val="left"/>
+                        </w:pPr>
+                        <w:r>
+                          <w:t xml:space="preserve">78.00</w:t>
+                        </w:r>
+                      </w:p>
+                    </w:tc>
+                  </w:tr>
+                  <w:tr>
+                    <w:tc>
+                      <w:tcPr/>
+                      <w:p>
+                        <w:pPr>
+                          <w:pStyle w:val="Compact"/>
+                          <w:jc w:val="left"/>
+                          <w:jc w:val="center"/>
+                          <w:jc w:val="left"/>
+                        </w:pPr>
+                        <w:r>
+                          <w:t xml:space="preserve">analytic_median</w:t>
+                        </w:r>
+                      </w:p>
+                    </w:tc>
+                    <w:tc>
+                      <w:tcPr/>
+                      <w:p>
+                        <w:pPr>
+                          <w:pStyle w:val="Compact"/>
+                          <w:jc w:val="left"/>
+                          <w:jc w:val="center"/>
+                          <w:jc w:val="left"/>
+                        </w:pPr>
+                        <w:r>
+                          <w:t xml:space="preserve">17.11</w:t>
+                        </w:r>
+                      </w:p>
+                    </w:tc>
+                    <w:tc>
+                      <w:tcPr/>
+                      <w:p>
+                        <w:pPr>
+                          <w:pStyle w:val="Compact"/>
+                          <w:jc w:val="left"/>
+                          <w:jc w:val="center"/>
+                          <w:jc w:val="left"/>
+                        </w:pPr>
+                        <w:r>
+                          <w:t xml:space="preserve">10.19</w:t>
+                        </w:r>
+                      </w:p>
+                    </w:tc>
+                    <w:tc>
+                      <w:tcPr/>
+                      <w:p>
+                        <w:pPr>
+                          <w:pStyle w:val="Compact"/>
+                          <w:jc w:val="left"/>
+                          <w:jc w:val="center"/>
+                          <w:jc w:val="left"/>
+                        </w:pPr>
+                        <w:r>
+                          <w:t xml:space="preserve">1.00</w:t>
+                        </w:r>
+                      </w:p>
+                    </w:tc>
+                    <w:tc>
+                      <w:tcPr/>
+                      <w:p>
+                        <w:pPr>
+                          <w:pStyle w:val="Compact"/>
+                          <w:jc w:val="left"/>
+                          <w:jc w:val="center"/>
+                          <w:jc w:val="left"/>
+                        </w:pPr>
+                        <w:r>
+                          <w:t xml:space="preserve">99.00</w:t>
+                        </w:r>
+                      </w:p>
+                    </w:tc>
+                  </w:tr>
+                  <w:tr>
+                    <w:tc>
+                      <w:tcPr/>
+                      <w:p>
+                        <w:pPr>
+                          <w:pStyle w:val="Compact"/>
+                          <w:jc w:val="left"/>
+                          <w:jc w:val="center"/>
+                          <w:jc w:val="left"/>
+                        </w:pPr>
+                        <w:r>
+                          <w:t xml:space="preserve">analytic_q_95</w:t>
+                        </w:r>
+                      </w:p>
+                    </w:tc>
+                    <w:tc>
+                      <w:tcPr/>
+                      <w:p>
+                        <w:pPr>
+                          <w:pStyle w:val="Compact"/>
+                          <w:jc w:val="left"/>
+                          <w:jc w:val="center"/>
+                          <w:jc w:val="left"/>
+                        </w:pPr>
+                        <w:r>
+                          <w:t xml:space="preserve">19.24</w:t>
+                        </w:r>
+                      </w:p>
+                    </w:tc>
+                    <w:tc>
+                      <w:tcPr/>
+                      <w:p>
+                        <w:pPr>
+                          <w:pStyle w:val="Compact"/>
+                          <w:jc w:val="left"/>
+                          <w:jc w:val="center"/>
+                          <w:jc w:val="left"/>
+                        </w:pPr>
+                        <w:r>
+                          <w:t xml:space="preserve">97.20</w:t>
+                        </w:r>
+                      </w:p>
+                    </w:tc>
+                    <w:tc>
+                      <w:tcPr/>
+                      <w:p>
+                        <w:pPr>
+                          <w:pStyle w:val="Compact"/>
+                          <w:jc w:val="left"/>
+                          <w:jc w:val="center"/>
+                          <w:jc w:val="left"/>
+                        </w:pPr>
+                        <w:r>
+                          <w:t xml:space="preserve">1.00</w:t>
+                        </w:r>
+                      </w:p>
+                    </w:tc>
+                    <w:tc>
+                      <w:tcPr/>
+                      <w:p>
+                        <w:pPr>
+                          <w:pStyle w:val="Compact"/>
+                          <w:jc w:val="left"/>
+                          <w:jc w:val="center"/>
+                          <w:jc w:val="left"/>
+                        </w:pPr>
+                        <w:r>
+                          <w:t xml:space="preserve">99.00</w:t>
+                        </w:r>
+                      </w:p>
+                    </w:tc>
+                  </w:tr>
+                  <w:tr>
+                    <w:tc>
+                      <w:tcPr/>
+                      <w:p>
+                        <w:pPr>
+                          <w:pStyle w:val="Compact"/>
+                          <w:jc w:val="left"/>
+                          <w:jc w:val="center"/>
+                          <w:jc w:val="left"/>
+                        </w:pPr>
+                        <w:r>
+                          <w:t xml:space="preserve">clout_median</w:t>
+                        </w:r>
+                      </w:p>
+                    </w:tc>
+                    <w:tc>
+                      <w:tcPr/>
+                      <w:p>
+                        <w:pPr>
+                          <w:pStyle w:val="Compact"/>
+                          <w:jc w:val="left"/>
+                          <w:jc w:val="center"/>
+                          <w:jc w:val="left"/>
+                        </w:pPr>
+                        <w:r>
+                          <w:t xml:space="preserve">32.72</w:t>
+                        </w:r>
+                      </w:p>
+                    </w:tc>
+                    <w:tc>
+                      <w:tcPr/>
+                      <w:p>
+                        <w:pPr>
+                          <w:pStyle w:val="Compact"/>
+                          <w:jc w:val="left"/>
+                          <w:jc w:val="center"/>
+                          <w:jc w:val="left"/>
+                        </w:pPr>
+                        <w:r>
+                          <w:t xml:space="preserve">40.06</w:t>
+                        </w:r>
+                      </w:p>
+                    </w:tc>
+                    <w:tc>
+                      <w:tcPr/>
+                      <w:p>
+                        <w:pPr>
+                          <w:pStyle w:val="Compact"/>
+                          <w:jc w:val="left"/>
+                          <w:jc w:val="center"/>
+                          <w:jc w:val="left"/>
+                        </w:pPr>
+                        <w:r>
+                          <w:t xml:space="preserve">1.00</w:t>
+                        </w:r>
+                      </w:p>
+                    </w:tc>
+                    <w:tc>
+                      <w:tcPr/>
+                      <w:p>
+                        <w:pPr>
+                          <w:pStyle w:val="Compact"/>
+                          <w:jc w:val="left"/>
+                          <w:jc w:val="center"/>
+                          <w:jc w:val="left"/>
+                        </w:pPr>
+                        <w:r>
+                          <w:t xml:space="preserve">99.00</w:t>
+                        </w:r>
+                      </w:p>
+                    </w:tc>
+                  </w:tr>
+                  <w:tr>
+                    <w:tc>
+                      <w:tcPr/>
+                      <w:p>
+                        <w:pPr>
+                          <w:pStyle w:val="Compact"/>
+                          <w:jc w:val="left"/>
+                          <w:jc w:val="center"/>
+                          <w:jc w:val="left"/>
+                        </w:pPr>
+                        <w:r>
+                          <w:t xml:space="preserve">clout_q_95</w:t>
+                        </w:r>
+                      </w:p>
+                    </w:tc>
+                    <w:tc>
+                      <w:tcPr/>
+                      <w:p>
+                        <w:pPr>
+                          <w:pStyle w:val="Compact"/>
+                          <w:jc w:val="left"/>
+                          <w:jc w:val="center"/>
+                          <w:jc w:val="left"/>
+                        </w:pPr>
+                        <w:r>
+                          <w:t xml:space="preserve">12.98</w:t>
+                        </w:r>
+                      </w:p>
+                    </w:tc>
+                    <w:tc>
+                      <w:tcPr/>
+                      <w:p>
+                        <w:pPr>
+                          <w:pStyle w:val="Compact"/>
+                          <w:jc w:val="left"/>
+                          <w:jc w:val="center"/>
+                          <w:jc w:val="left"/>
+                        </w:pPr>
+                        <w:r>
+                          <w:t xml:space="preserve">99.00</w:t>
+                        </w:r>
+                      </w:p>
+                    </w:tc>
+                    <w:tc>
+                      <w:tcPr/>
+                      <w:p>
+                        <w:pPr>
+                          <w:pStyle w:val="Compact"/>
+                          <w:jc w:val="left"/>
+                          <w:jc w:val="center"/>
+                          <w:jc w:val="left"/>
+                        </w:pPr>
+                        <w:r>
+                          <w:t xml:space="preserve">1.00</w:t>
+                        </w:r>
+                      </w:p>
+                    </w:tc>
+                    <w:tc>
+                      <w:tcPr/>
+                      <w:p>
+                        <w:pPr>
+                          <w:pStyle w:val="Compact"/>
+                          <w:jc w:val="left"/>
+                          <w:jc w:val="center"/>
+                          <w:jc w:val="left"/>
+                        </w:pPr>
+                        <w:r>
+                          <w:t xml:space="preserve">99.00</w:t>
+                        </w:r>
+                      </w:p>
+                    </w:tc>
+                  </w:tr>
+                  <w:tr>
+                    <w:tc>
+                      <w:tcPr/>
+                      <w:p>
+                        <w:pPr>
+                          <w:pStyle w:val="Compact"/>
+                          <w:jc w:val="left"/>
+                          <w:jc w:val="center"/>
+                          <w:jc w:val="left"/>
+                        </w:pPr>
+                        <w:r>
+                          <w:t xml:space="preserve">authentic_median</w:t>
+                        </w:r>
+                      </w:p>
+                    </w:tc>
+                    <w:tc>
+                      <w:tcPr/>
+                      <w:p>
+                        <w:pPr>
+                          <w:pStyle w:val="Compact"/>
+                          <w:jc w:val="left"/>
+                          <w:jc w:val="center"/>
+                          <w:jc w:val="left"/>
+                        </w:pPr>
+                        <w:r>
+                          <w:t xml:space="preserve">19.60</w:t>
+                        </w:r>
+                      </w:p>
+                    </w:tc>
+                    <w:tc>
+                      <w:tcPr/>
+                      <w:p>
+                        <w:pPr>
+                          <w:pStyle w:val="Compact"/>
+                          <w:jc w:val="left"/>
+                          <w:jc w:val="center"/>
+                          <w:jc w:val="left"/>
+                        </w:pPr>
+                        <w:r>
+                          <w:t xml:space="preserve">89.39</w:t>
+                        </w:r>
+                      </w:p>
+                    </w:tc>
+                    <w:tc>
+                      <w:tcPr/>
+                      <w:p>
+                        <w:pPr>
+                          <w:pStyle w:val="Compact"/>
+                          <w:jc w:val="left"/>
+                          <w:jc w:val="center"/>
+                          <w:jc w:val="left"/>
+                        </w:pPr>
+                        <w:r>
+                          <w:t xml:space="preserve">1.00</w:t>
+                        </w:r>
+                      </w:p>
+                    </w:tc>
+                    <w:tc>
+                      <w:tcPr/>
+                      <w:p>
+                        <w:pPr>
+                          <w:pStyle w:val="Compact"/>
+                          <w:jc w:val="left"/>
+                          <w:jc w:val="center"/>
+                          <w:jc w:val="left"/>
+                        </w:pPr>
+                        <w:r>
+                          <w:t xml:space="preserve">99.00</w:t>
+                        </w:r>
+                      </w:p>
+                    </w:tc>
+                  </w:tr>
+                  <w:tr>
+                    <w:tc>
+                      <w:tcPr/>
+                      <w:p>
+                        <w:pPr>
+                          <w:pStyle w:val="Compact"/>
+                          <w:jc w:val="left"/>
+                          <w:jc w:val="center"/>
+                          <w:jc w:val="left"/>
+                        </w:pPr>
+                        <w:r>
+                          <w:t xml:space="preserve">authentic_q_95</w:t>
+                        </w:r>
+                      </w:p>
+                    </w:tc>
+                    <w:tc>
+                      <w:tcPr/>
+                      <w:p>
+                        <w:pPr>
+                          <w:pStyle w:val="Compact"/>
+                          <w:jc w:val="left"/>
+                          <w:jc w:val="center"/>
+                          <w:jc w:val="left"/>
+                        </w:pPr>
+                        <w:r>
+                          <w:t xml:space="preserve">10.77</w:t>
+                        </w:r>
+                      </w:p>
+                    </w:tc>
+                    <w:tc>
+                      <w:tcPr/>
+                      <w:p>
+                        <w:pPr>
+                          <w:pStyle w:val="Compact"/>
+                          <w:jc w:val="left"/>
+                          <w:jc w:val="center"/>
+                          <w:jc w:val="left"/>
+                        </w:pPr>
+                        <w:r>
+                          <w:t xml:space="preserve">99.00</w:t>
+                        </w:r>
+                      </w:p>
+                    </w:tc>
+                    <w:tc>
+                      <w:tcPr/>
+                      <w:p>
+                        <w:pPr>
+                          <w:pStyle w:val="Compact"/>
+                          <w:jc w:val="left"/>
+                          <w:jc w:val="center"/>
+                          <w:jc w:val="left"/>
+                        </w:pPr>
+                        <w:r>
+                          <w:t xml:space="preserve">1.00</w:t>
+                        </w:r>
+                      </w:p>
+                    </w:tc>
+                    <w:tc>
+                      <w:tcPr/>
+                      <w:p>
+                        <w:pPr>
+                          <w:pStyle w:val="Compact"/>
+                          <w:jc w:val="left"/>
+                          <w:jc w:val="center"/>
+                          <w:jc w:val="left"/>
+                        </w:pPr>
+                        <w:r>
+                          <w:t xml:space="preserve">99.00</w:t>
+                        </w:r>
+                      </w:p>
+                    </w:tc>
+                  </w:tr>
+                  <w:tr>
+                    <w:tc>
+                      <w:tcPr/>
+                      <w:p>
+                        <w:pPr>
+                          <w:pStyle w:val="Compact"/>
+                          <w:jc w:val="left"/>
+                          <w:jc w:val="center"/>
+                          <w:jc w:val="left"/>
+                        </w:pPr>
+                        <w:r>
+                          <w:t xml:space="preserve">tone_median</w:t>
+                        </w:r>
+                      </w:p>
+                    </w:tc>
+                    <w:tc>
+                      <w:tcPr/>
+                      <w:p>
+                        <w:pPr>
+                          <w:pStyle w:val="Compact"/>
+                          <w:jc w:val="left"/>
+                          <w:jc w:val="center"/>
+                          <w:jc w:val="left"/>
+                        </w:pPr>
+                        <w:r>
+                          <w:t xml:space="preserve">17.84</w:t>
+                        </w:r>
+                      </w:p>
+                    </w:tc>
+                    <w:tc>
+                      <w:tcPr/>
+                      <w:p>
+                        <w:pPr>
+                          <w:pStyle w:val="Compact"/>
+                          <w:jc w:val="left"/>
+                          <w:jc w:val="center"/>
+                          <w:jc w:val="left"/>
+                        </w:pPr>
+                        <w:r>
+                          <w:t xml:space="preserve">99.00</w:t>
+                        </w:r>
+                      </w:p>
+                    </w:tc>
+                    <w:tc>
+                      <w:tcPr/>
+                      <w:p>
+                        <w:pPr>
+                          <w:pStyle w:val="Compact"/>
+                          <w:jc w:val="left"/>
+                          <w:jc w:val="center"/>
+                          <w:jc w:val="left"/>
+                        </w:pPr>
+                        <w:r>
+                          <w:t xml:space="preserve">1.00</w:t>
+                        </w:r>
+                      </w:p>
+                    </w:tc>
+                    <w:tc>
+                      <w:tcPr/>
+                      <w:p>
+                        <w:pPr>
+                          <w:pStyle w:val="Compact"/>
+                          <w:jc w:val="left"/>
+                          <w:jc w:val="center"/>
+                          <w:jc w:val="left"/>
+                        </w:pPr>
+                        <w:r>
+                          <w:t xml:space="preserve">99.00</w:t>
+                        </w:r>
+                      </w:p>
+                    </w:tc>
+                  </w:tr>
+                  <w:tr>
+                    <w:tc>
+                      <w:tcPr/>
+                      <w:p>
+                        <w:pPr>
+                          <w:pStyle w:val="Compact"/>
+                          <w:jc w:val="left"/>
+                          <w:jc w:val="center"/>
+                          <w:jc w:val="left"/>
+                        </w:pPr>
+                        <w:r>
+                          <w:t xml:space="preserve">tone_q_95</w:t>
+                        </w:r>
+                      </w:p>
+                    </w:tc>
+                    <w:tc>
+                      <w:tcPr/>
+                      <w:p>
+                        <w:pPr>
+                          <w:pStyle w:val="Compact"/>
+                          <w:jc w:val="left"/>
+                          <w:jc w:val="center"/>
+                          <w:jc w:val="left"/>
+                        </w:pPr>
+                        <w:r>
+                          <w:t xml:space="preserve">9.85</w:t>
+                        </w:r>
+                      </w:p>
+                    </w:tc>
+                    <w:tc>
+                      <w:tcPr/>
+                      <w:p>
+                        <w:pPr>
+                          <w:pStyle w:val="Compact"/>
+                          <w:jc w:val="left"/>
+                          <w:jc w:val="center"/>
+                          <w:jc w:val="left"/>
+                        </w:pPr>
+                        <w:r>
+                          <w:t xml:space="preserve">99.00</w:t>
+                        </w:r>
+                      </w:p>
+                    </w:tc>
+                    <w:tc>
+                      <w:tcPr/>
+                      <w:p>
+                        <w:pPr>
+                          <w:pStyle w:val="Compact"/>
+                          <w:jc w:val="left"/>
+                          <w:jc w:val="center"/>
+                          <w:jc w:val="left"/>
+                        </w:pPr>
+                        <w:r>
+                          <w:t xml:space="preserve">1.00</w:t>
+                        </w:r>
+                      </w:p>
+                    </w:tc>
+                    <w:tc>
+                      <w:tcPr/>
+                      <w:p>
+                        <w:pPr>
+                          <w:pStyle w:val="Compact"/>
+                          <w:jc w:val="left"/>
+                          <w:jc w:val="center"/>
+                          <w:jc w:val="left"/>
+                        </w:pPr>
+                        <w:r>
+                          <w:t xml:space="preserve">99.00</w:t>
+                        </w:r>
+                      </w:p>
+                    </w:tc>
+                  </w:tr>
+                </w:tbl>
+                <w:p>
+                  <w:pPr>
+                    <w:jc w:val="center"/>
+                    <w:jc w:val="left"/>
+                  </w:pPr>
+                  <w:pPr>
+                    <w:jc w:val="start"/>
+                    <w:spacing w:before="200"/>
+                    <w:pStyle w:val="ImageCaption"/>
+                  </w:pPr>
+                  <w:r>
+                    <w:t xml:space="preserve">(a) 3-Day Prediction Window</w:t>
+                  </w:r>
+                </w:p>
+                <w:bookmarkEnd w:id="74"/>
+              </w:tc>
+            </w:tr>
+          </w:tbl>
+          <w:p/>
+        </w:tc>
+      </w:tr>
+    </w:tbl>
+    <w:p>
+      <w:pPr>
+        <w:framePr w:w="0" w:h="0" w:vAnchor="margin" w:hAnchor="margin" w:xAlign="right" w:yAlign="top"/>
+      </w:pPr>
+    </w:p>
+    <w:tbl>
+      <w:tblPr>
+        <w:tblStyle w:val="Table"/>
+        <w:tblW w:type="pct" w:w="4900"/>
+        <w:tblLayout w:type="fixed"/>
+        <w:tblLook w:firstRow="0" w:lastRow="0" w:firstColumn="0" w:lastColumn="0" w:noHBand="0" w:noVBand="0" w:val="0000"/>
+      </w:tblPr>
+      <w:tblGrid>
+        <w:gridCol w:w="7761"/>
+      </w:tblGrid>
+      <w:tr>
+        <w:tc>
+          <w:tcPr/>
+          <w:p>
+            <w:pPr>
+              <w:jc w:val="left"/>
+            </w:pPr>
+            <w:r>
+              <w:t xml:space="preserve"> </w:t>
+            </w:r>
+          </w:p>
+        </w:tc>
+      </w:tr>
+    </w:tbl>
+    <w:p>
+      <w:pPr>
+        <w:framePr w:w="0" w:h="0" w:vAnchor="margin" w:hAnchor="margin" w:xAlign="right" w:yAlign="top"/>
+      </w:pPr>
+    </w:p>
+    <w:tbl>
+      <w:tblPr>
+        <w:tblStyle w:val="Table"/>
+        <w:tblW w:type="pct" w:w="4900"/>
+        <w:tblLayout w:type="fixed"/>
+        <w:tblLook w:firstRow="0" w:lastRow="0" w:firstColumn="0" w:lastColumn="0" w:noHBand="0" w:noVBand="0" w:val="0000"/>
+      </w:tblPr>
+      <w:tblGrid>
+        <w:gridCol w:w="7761"/>
+      </w:tblGrid>
+      <w:tr>
+        <w:tc>
+          <w:tcPr/>
+          <w:p>
+            <w:pPr>
+              <w:jc w:val="left"/>
+            </w:pPr>
+            <w:pPr>
+              <w:jc w:val="center"/>
+              <w:spacing w:before="200"/>
+              <w:pStyle w:val="ImageCaption"/>
+            </w:pPr>
+          </w:p>
+          <w:tbl>
+            <w:tblPr>
+              <w:tblStyle w:val="Table"/>
+              <w:tblW w:type="pct" w:w="4900"/>
+              <w:tblLayout w:type="fixed"/>
+              <w:tblLook w:firstRow="0" w:lastRow="0" w:firstColumn="0" w:lastColumn="0" w:noHBand="0" w:noVBand="0" w:val="0000"/>
+            </w:tblPr>
+            <w:tblGrid>
+              <w:gridCol w:w="7761"/>
+            </w:tblGrid>
+            <w:tr>
+              <w:tc>
+                <w:tcPr/>
+                <w:bookmarkStart w:id="75" w:name="tbl-ind_1week"/>
+                <w:tbl>
+                  <w:tblPr>
+                    <w:tblStyle w:val="Table"/>
+                    <w:tblW w:type="pct" w:w="4900"/>
+                    <w:tblLayout w:type="fixed"/>
+                    <w:tblLook w:firstRow="1" w:lastRow="0" w:firstColumn="0" w:lastColumn="0" w:noHBand="0" w:noVBand="0" w:val="0020"/>
+                  </w:tblPr>
+                  <w:tblGrid>
+                    <w:gridCol w:w="1552"/>
+                    <w:gridCol w:w="1552"/>
+                    <w:gridCol w:w="1552"/>
+                    <w:gridCol w:w="1552"/>
+                    <w:gridCol w:w="1552"/>
+                  </w:tblGrid>
+                  <w:tr>
+                    <w:trPr>
+                      <w:tblHeader w:val="on"/>
+                    </w:trPr>
+                    <w:tc>
+                      <w:tcPr/>
+                      <w:p>
+                        <w:pPr>
+                          <w:pStyle w:val="Compact"/>
+                        </w:pPr>
+                      </w:p>
+                    </w:tc>
+                    <w:tc>
+                      <w:tcPr/>
+                      <w:p>
+                        <w:pPr>
+                          <w:pStyle w:val="Compact"/>
+                          <w:jc w:val="left"/>
+                          <w:jc w:val="center"/>
+                          <w:jc w:val="left"/>
+                        </w:pPr>
+                        <w:r>
+                          <w:t xml:space="preserve">SD</w:t>
+                        </w:r>
+                      </w:p>
+                    </w:tc>
+                    <w:tc>
+                      <w:tcPr/>
+                      <w:p>
+                        <w:pPr>
+                          <w:pStyle w:val="Compact"/>
+                          <w:jc w:val="left"/>
+                          <w:jc w:val="center"/>
+                          <w:jc w:val="left"/>
+                        </w:pPr>
+                        <w:r>
+                          <w:t xml:space="preserve">Median</w:t>
+                        </w:r>
+                      </w:p>
+                    </w:tc>
+                    <w:tc>
+                      <w:tcPr/>
+                      <w:p>
+                        <w:pPr>
+                          <w:pStyle w:val="Compact"/>
+                          <w:jc w:val="left"/>
+                          <w:jc w:val="center"/>
+                          <w:jc w:val="left"/>
+                        </w:pPr>
+                        <w:r>
+                          <w:t xml:space="preserve">Min</w:t>
+                        </w:r>
+                      </w:p>
+                    </w:tc>
+                    <w:tc>
+                      <w:tcPr/>
+                      <w:p>
+                        <w:pPr>
+                          <w:pStyle w:val="Compact"/>
+                          <w:jc w:val="left"/>
+                          <w:jc w:val="center"/>
+                          <w:jc w:val="left"/>
+                        </w:pPr>
+                        <w:r>
+                          <w:t xml:space="preserve">Max</w:t>
+                        </w:r>
+                      </w:p>
+                    </w:tc>
+                  </w:tr>
+                  <w:tr>
+                    <w:tc>
+                      <w:tcPr/>
+                      <w:p>
+                        <w:pPr>
+                          <w:pStyle w:val="Compact"/>
+                          <w:jc w:val="left"/>
+                          <w:jc w:val="center"/>
+                          <w:jc w:val="left"/>
+                        </w:pPr>
+                        <w:r>
+                          <w:t xml:space="preserve">wc_median</w:t>
+                        </w:r>
+                      </w:p>
+                    </w:tc>
+                    <w:tc>
+                      <w:tcPr/>
+                      <w:p>
+                        <w:pPr>
+                          <w:pStyle w:val="Compact"/>
+                          <w:jc w:val="left"/>
+                          <w:jc w:val="center"/>
+                          <w:jc w:val="left"/>
+                        </w:pPr>
+                        <w:r>
+                          <w:t xml:space="preserve">4.00</w:t>
+                        </w:r>
+                      </w:p>
+                    </w:tc>
+                    <w:tc>
+                      <w:tcPr/>
+                      <w:p>
+                        <w:pPr>
+                          <w:pStyle w:val="Compact"/>
+                          <w:jc w:val="left"/>
+                          <w:jc w:val="center"/>
+                          <w:jc w:val="left"/>
+                        </w:pPr>
+                        <w:r>
+                          <w:t xml:space="preserve">7.00</w:t>
+                        </w:r>
+                      </w:p>
+                    </w:tc>
+                    <w:tc>
+                      <w:tcPr/>
+                      <w:p>
+                        <w:pPr>
+                          <w:pStyle w:val="Compact"/>
+                          <w:jc w:val="left"/>
+                          <w:jc w:val="center"/>
+                          <w:jc w:val="left"/>
+                        </w:pPr>
+                        <w:r>
+                          <w:t xml:space="preserve">1.00</w:t>
+                        </w:r>
+                      </w:p>
+                    </w:tc>
+                    <w:tc>
+                      <w:tcPr/>
+                      <w:p>
+                        <w:pPr>
+                          <w:pStyle w:val="Compact"/>
+                          <w:jc w:val="left"/>
+                          <w:jc w:val="center"/>
+                          <w:jc w:val="left"/>
+                        </w:pPr>
+                        <w:r>
+                          <w:t xml:space="preserve">81.00</w:t>
+                        </w:r>
+                      </w:p>
+                    </w:tc>
+                  </w:tr>
+                  <w:tr>
+                    <w:tc>
+                      <w:tcPr/>
+                      <w:p>
+                        <w:pPr>
+                          <w:pStyle w:val="Compact"/>
+                          <w:jc w:val="left"/>
+                          <w:jc w:val="center"/>
+                          <w:jc w:val="left"/>
+                        </w:pPr>
+                        <w:r>
+                          <w:t xml:space="preserve">wc_q_95</w:t>
+                        </w:r>
+                      </w:p>
+                    </w:tc>
+                    <w:tc>
+                      <w:tcPr/>
+                      <w:p>
+                        <w:pPr>
+                          <w:pStyle w:val="Compact"/>
+                          <w:jc w:val="left"/>
+                          <w:jc w:val="center"/>
+                          <w:jc w:val="left"/>
+                        </w:pPr>
+                        <w:r>
+                          <w:t xml:space="preserve">17.84</w:t>
+                        </w:r>
+                      </w:p>
+                    </w:tc>
+                    <w:tc>
+                      <w:tcPr/>
+                      <w:p>
+                        <w:pPr>
+                          <w:pStyle w:val="Compact"/>
+                          <w:jc w:val="left"/>
+                          <w:jc w:val="center"/>
+                          <w:jc w:val="left"/>
+                        </w:pPr>
+                        <w:r>
+                          <w:t xml:space="preserve">28.00</w:t>
+                        </w:r>
+                      </w:p>
+                    </w:tc>
+                    <w:tc>
+                      <w:tcPr/>
+                      <w:p>
+                        <w:pPr>
+                          <w:pStyle w:val="Compact"/>
+                          <w:jc w:val="left"/>
+                          <w:jc w:val="center"/>
+                          <w:jc w:val="left"/>
+                        </w:pPr>
+                        <w:r>
+                          <w:t xml:space="preserve">1.00</w:t>
+                        </w:r>
+                      </w:p>
+                    </w:tc>
+                    <w:tc>
+                      <w:tcPr/>
+                      <w:p>
+                        <w:pPr>
+                          <w:pStyle w:val="Compact"/>
+                          <w:jc w:val="left"/>
+                          <w:jc w:val="center"/>
+                          <w:jc w:val="left"/>
+                        </w:pPr>
+                        <w:r>
+                          <w:t xml:space="preserve">404.00</w:t>
+                        </w:r>
+                      </w:p>
+                    </w:tc>
+                  </w:tr>
+                  <w:tr>
+                    <w:tc>
+                      <w:tcPr/>
+                      <w:p>
+                        <w:pPr>
+                          <w:pStyle w:val="Compact"/>
+                          <w:jc w:val="left"/>
+                          <w:jc w:val="center"/>
+                          <w:jc w:val="left"/>
+                        </w:pPr>
+                        <w:r>
+                          <w:t xml:space="preserve">wps_median</w:t>
+                        </w:r>
+                      </w:p>
+                    </w:tc>
+                    <w:tc>
+                      <w:tcPr/>
+                      <w:p>
+                        <w:pPr>
+                          <w:pStyle w:val="Compact"/>
+                          <w:jc w:val="left"/>
+                          <w:jc w:val="center"/>
+                          <w:jc w:val="left"/>
+                        </w:pPr>
+                        <w:r>
+                          <w:t xml:space="preserve">2.20</w:t>
+                        </w:r>
+                      </w:p>
+                    </w:tc>
+                    <w:tc>
+                      <w:tcPr/>
+                      <w:p>
+                        <w:pPr>
+                          <w:pStyle w:val="Compact"/>
+                          <w:jc w:val="left"/>
+                          <w:jc w:val="center"/>
+                          <w:jc w:val="left"/>
+                        </w:pPr>
+                        <w:r>
+                          <w:t xml:space="preserve">5.00</w:t>
+                        </w:r>
+                      </w:p>
+                    </w:tc>
+                    <w:tc>
+                      <w:tcPr/>
+                      <w:p>
+                        <w:pPr>
+                          <w:pStyle w:val="Compact"/>
+                          <w:jc w:val="left"/>
+                          <w:jc w:val="center"/>
+                          <w:jc w:val="left"/>
+                        </w:pPr>
+                        <w:r>
+                          <w:t xml:space="preserve">1.00</w:t>
+                        </w:r>
+                      </w:p>
+                    </w:tc>
+                    <w:tc>
+                      <w:tcPr/>
+                      <w:p>
+                        <w:pPr>
+                          <w:pStyle w:val="Compact"/>
+                          <w:jc w:val="left"/>
+                          <w:jc w:val="center"/>
+                          <w:jc w:val="left"/>
+                        </w:pPr>
+                        <w:r>
+                          <w:t xml:space="preserve">78.00</w:t>
+                        </w:r>
+                      </w:p>
+                    </w:tc>
+                  </w:tr>
+                  <w:tr>
+                    <w:tc>
+                      <w:tcPr/>
+                      <w:p>
+                        <w:pPr>
+                          <w:pStyle w:val="Compact"/>
+                          <w:jc w:val="left"/>
+                          <w:jc w:val="center"/>
+                          <w:jc w:val="left"/>
+                        </w:pPr>
+                        <w:r>
+                          <w:t xml:space="preserve">wps_q_95</w:t>
+                        </w:r>
+                      </w:p>
+                    </w:tc>
+                    <w:tc>
+                      <w:tcPr/>
+                      <w:p>
+                        <w:pPr>
+                          <w:pStyle w:val="Compact"/>
+                          <w:jc w:val="left"/>
+                          <w:jc w:val="center"/>
+                          <w:jc w:val="left"/>
+                        </w:pPr>
+                        <w:r>
+                          <w:t xml:space="preserve">5.53</w:t>
+                        </w:r>
+                      </w:p>
+                    </w:tc>
+                    <w:tc>
+                      <w:tcPr/>
+                      <w:p>
+                        <w:pPr>
+                          <w:pStyle w:val="Compact"/>
+                          <w:jc w:val="left"/>
+                          <w:jc w:val="center"/>
+                          <w:jc w:val="left"/>
+                        </w:pPr>
+                        <w:r>
+                          <w:t xml:space="preserve">15.10</w:t>
+                        </w:r>
+                      </w:p>
+                    </w:tc>
+                    <w:tc>
+                      <w:tcPr/>
+                      <w:p>
+                        <w:pPr>
+                          <w:pStyle w:val="Compact"/>
+                          <w:jc w:val="left"/>
+                          <w:jc w:val="center"/>
+                          <w:jc w:val="left"/>
+                        </w:pPr>
+                        <w:r>
+                          <w:t xml:space="preserve">1.00</w:t>
+                        </w:r>
+                      </w:p>
+                    </w:tc>
+                    <w:tc>
+                      <w:tcPr/>
+                      <w:p>
+                        <w:pPr>
+                          <w:pStyle w:val="Compact"/>
+                          <w:jc w:val="left"/>
+                          <w:jc w:val="center"/>
+                          <w:jc w:val="left"/>
+                        </w:pPr>
+                        <w:r>
+                          <w:t xml:space="preserve">78.00</w:t>
+                        </w:r>
+                      </w:p>
+                    </w:tc>
+                  </w:tr>
+                  <w:tr>
+                    <w:tc>
+                      <w:tcPr/>
+                      <w:p>
+                        <w:pPr>
+                          <w:pStyle w:val="Compact"/>
+                          <w:jc w:val="left"/>
+                          <w:jc w:val="center"/>
+                          <w:jc w:val="left"/>
+                        </w:pPr>
+                        <w:r>
+                          <w:t xml:space="preserve">analytic_median</w:t>
+                        </w:r>
+                      </w:p>
+                    </w:tc>
+                    <w:tc>
+                      <w:tcPr/>
+                      <w:p>
+                        <w:pPr>
+                          <w:pStyle w:val="Compact"/>
+                          <w:jc w:val="left"/>
+                          <w:jc w:val="center"/>
+                          <w:jc w:val="left"/>
+                        </w:pPr>
+                        <w:r>
+                          <w:t xml:space="preserve">14.02</w:t>
+                        </w:r>
+                      </w:p>
+                    </w:tc>
+                    <w:tc>
+                      <w:tcPr/>
+                      <w:p>
+                        <w:pPr>
+                          <w:pStyle w:val="Compact"/>
+                          <w:jc w:val="left"/>
+                          <w:jc w:val="center"/>
+                          <w:jc w:val="left"/>
+                        </w:pPr>
+                        <w:r>
+                          <w:t xml:space="preserve">10.19</w:t>
+                        </w:r>
+                      </w:p>
+                    </w:tc>
+                    <w:tc>
+                      <w:tcPr/>
+                      <w:p>
+                        <w:pPr>
+                          <w:pStyle w:val="Compact"/>
+                          <w:jc w:val="left"/>
+                          <w:jc w:val="center"/>
+                          <w:jc w:val="left"/>
+                        </w:pPr>
+                        <w:r>
+                          <w:t xml:space="preserve">1.00</w:t>
+                        </w:r>
+                      </w:p>
+                    </w:tc>
+                    <w:tc>
+                      <w:tcPr/>
+                      <w:p>
+                        <w:pPr>
+                          <w:pStyle w:val="Compact"/>
+                          <w:jc w:val="left"/>
+                          <w:jc w:val="center"/>
+                          <w:jc w:val="left"/>
+                        </w:pPr>
+                        <w:r>
+                          <w:t xml:space="preserve">99.00</w:t>
+                        </w:r>
+                      </w:p>
+                    </w:tc>
+                  </w:tr>
+                  <w:tr>
+                    <w:tc>
+                      <w:tcPr/>
+                      <w:p>
+                        <w:pPr>
+                          <w:pStyle w:val="Compact"/>
+                          <w:jc w:val="left"/>
+                          <w:jc w:val="center"/>
+                          <w:jc w:val="left"/>
+                        </w:pPr>
+                        <w:r>
+                          <w:t xml:space="preserve">analytic_q_95</w:t>
+                        </w:r>
+                      </w:p>
+                    </w:tc>
+                    <w:tc>
+                      <w:tcPr/>
+                      <w:p>
+                        <w:pPr>
+                          <w:pStyle w:val="Compact"/>
+                          <w:jc w:val="left"/>
+                          <w:jc w:val="center"/>
+                          <w:jc w:val="left"/>
+                        </w:pPr>
+                        <w:r>
+                          <w:t xml:space="preserve">14.85</w:t>
+                        </w:r>
+                      </w:p>
+                    </w:tc>
+                    <w:tc>
+                      <w:tcPr/>
+                      <w:p>
+                        <w:pPr>
+                          <w:pStyle w:val="Compact"/>
+                          <w:jc w:val="left"/>
+                          <w:jc w:val="center"/>
+                          <w:jc w:val="left"/>
+                        </w:pPr>
+                        <w:r>
+                          <w:t xml:space="preserve">98.59</w:t>
+                        </w:r>
+                      </w:p>
+                    </w:tc>
+                    <w:tc>
+                      <w:tcPr/>
+                      <w:p>
+                        <w:pPr>
+                          <w:pStyle w:val="Compact"/>
+                          <w:jc w:val="left"/>
+                          <w:jc w:val="center"/>
+                          <w:jc w:val="left"/>
+                        </w:pPr>
+                        <w:r>
+                          <w:t xml:space="preserve">1.00</w:t>
+                        </w:r>
+                      </w:p>
+                    </w:tc>
+                    <w:tc>
+                      <w:tcPr/>
+                      <w:p>
+                        <w:pPr>
+                          <w:pStyle w:val="Compact"/>
+                          <w:jc w:val="left"/>
+                          <w:jc w:val="center"/>
+                          <w:jc w:val="left"/>
+                        </w:pPr>
+                        <w:r>
+                          <w:t xml:space="preserve">99.00</w:t>
+                        </w:r>
+                      </w:p>
+                    </w:tc>
+                  </w:tr>
+                  <w:tr>
+                    <w:tc>
+                      <w:tcPr/>
+                      <w:p>
+                        <w:pPr>
+                          <w:pStyle w:val="Compact"/>
+                          <w:jc w:val="left"/>
+                          <w:jc w:val="center"/>
+                          <w:jc w:val="left"/>
+                        </w:pPr>
+                        <w:r>
+                          <w:t xml:space="preserve">clout_median</w:t>
+                        </w:r>
+                      </w:p>
+                    </w:tc>
+                    <w:tc>
+                      <w:tcPr/>
+                      <w:p>
+                        <w:pPr>
+                          <w:pStyle w:val="Compact"/>
+                          <w:jc w:val="left"/>
+                          <w:jc w:val="center"/>
+                          <w:jc w:val="left"/>
+                        </w:pPr>
+                        <w:r>
+                          <w:t xml:space="preserve">30.57</w:t>
+                        </w:r>
+                      </w:p>
+                    </w:tc>
+                    <w:tc>
+                      <w:tcPr/>
+                      <w:p>
+                        <w:pPr>
+                          <w:pStyle w:val="Compact"/>
+                          <w:jc w:val="left"/>
+                          <w:jc w:val="center"/>
+                          <w:jc w:val="left"/>
+                        </w:pPr>
+                        <w:r>
+                          <w:t xml:space="preserve">40.06</w:t>
+                        </w:r>
+                      </w:p>
+                    </w:tc>
+                    <w:tc>
+                      <w:tcPr/>
+                      <w:p>
+                        <w:pPr>
+                          <w:pStyle w:val="Compact"/>
+                          <w:jc w:val="left"/>
+                          <w:jc w:val="center"/>
+                          <w:jc w:val="left"/>
+                        </w:pPr>
+                        <w:r>
+                          <w:t xml:space="preserve">1.00</w:t>
+                        </w:r>
+                      </w:p>
+                    </w:tc>
+                    <w:tc>
+                      <w:tcPr/>
+                      <w:p>
+                        <w:pPr>
+                          <w:pStyle w:val="Compact"/>
+                          <w:jc w:val="left"/>
+                          <w:jc w:val="center"/>
+                          <w:jc w:val="left"/>
+                        </w:pPr>
+                        <w:r>
+                          <w:t xml:space="preserve">99.00</w:t>
+                        </w:r>
+                      </w:p>
+                    </w:tc>
+                  </w:tr>
+                  <w:tr>
+                    <w:tc>
+                      <w:tcPr/>
+                      <w:p>
+                        <w:pPr>
+                          <w:pStyle w:val="Compact"/>
+                          <w:jc w:val="left"/>
+                          <w:jc w:val="center"/>
+                          <w:jc w:val="left"/>
+                        </w:pPr>
+                        <w:r>
+                          <w:t xml:space="preserve">clout_q_95</w:t>
+                        </w:r>
+                      </w:p>
+                    </w:tc>
+                    <w:tc>
+                      <w:tcPr/>
+                      <w:p>
+                        <w:pPr>
+                          <w:pStyle w:val="Compact"/>
+                          <w:jc w:val="left"/>
+                          <w:jc w:val="center"/>
+                          <w:jc w:val="left"/>
+                        </w:pPr>
+                        <w:r>
+                          <w:t xml:space="preserve">9.94</w:t>
+                        </w:r>
+                      </w:p>
+                    </w:tc>
+                    <w:tc>
+                      <w:tcPr/>
+                      <w:p>
+                        <w:pPr>
+                          <w:pStyle w:val="Compact"/>
+                          <w:jc w:val="left"/>
+                          <w:jc w:val="center"/>
+                          <w:jc w:val="left"/>
+                        </w:pPr>
+                        <w:r>
+                          <w:t xml:space="preserve">99.00</w:t>
+                        </w:r>
+                      </w:p>
+                    </w:tc>
+                    <w:tc>
+                      <w:tcPr/>
+                      <w:p>
+                        <w:pPr>
+                          <w:pStyle w:val="Compact"/>
+                          <w:jc w:val="left"/>
+                          <w:jc w:val="center"/>
+                          <w:jc w:val="left"/>
+                        </w:pPr>
+                        <w:r>
+                          <w:t xml:space="preserve">1.00</w:t>
+                        </w:r>
+                      </w:p>
+                    </w:tc>
+                    <w:tc>
+                      <w:tcPr/>
+                      <w:p>
+                        <w:pPr>
+                          <w:pStyle w:val="Compact"/>
+                          <w:jc w:val="left"/>
+                          <w:jc w:val="center"/>
+                          <w:jc w:val="left"/>
+                        </w:pPr>
+                        <w:r>
+                          <w:t xml:space="preserve">99.00</w:t>
+                        </w:r>
+                      </w:p>
+                    </w:tc>
+                  </w:tr>
+                  <w:tr>
+                    <w:tc>
+                      <w:tcPr/>
+                      <w:p>
+                        <w:pPr>
+                          <w:pStyle w:val="Compact"/>
+                          <w:jc w:val="left"/>
+                          <w:jc w:val="center"/>
+                          <w:jc w:val="left"/>
+                        </w:pPr>
+                        <w:r>
+                          <w:t xml:space="preserve">authentic_median</w:t>
+                        </w:r>
+                      </w:p>
+                    </w:tc>
+                    <w:tc>
+                      <w:tcPr/>
+                      <w:p>
+                        <w:pPr>
+                          <w:pStyle w:val="Compact"/>
+                          <w:jc w:val="left"/>
+                          <w:jc w:val="center"/>
+                          <w:jc w:val="left"/>
+                        </w:pPr>
+                        <w:r>
+                          <w:t xml:space="preserve">15.87</w:t>
+                        </w:r>
+                      </w:p>
+                    </w:tc>
+                    <w:tc>
+                      <w:tcPr/>
+                      <w:p>
+                        <w:pPr>
+                          <w:pStyle w:val="Compact"/>
+                          <w:jc w:val="left"/>
+                          <w:jc w:val="center"/>
+                          <w:jc w:val="left"/>
+                        </w:pPr>
+                        <w:r>
+                          <w:t xml:space="preserve">89.39</w:t>
+                        </w:r>
+                      </w:p>
+                    </w:tc>
+                    <w:tc>
+                      <w:tcPr/>
+                      <w:p>
+                        <w:pPr>
+                          <w:pStyle w:val="Compact"/>
+                          <w:jc w:val="left"/>
+                          <w:jc w:val="center"/>
+                          <w:jc w:val="left"/>
+                        </w:pPr>
+                        <w:r>
+                          <w:t xml:space="preserve">1.00</w:t>
+                        </w:r>
+                      </w:p>
+                    </w:tc>
+                    <w:tc>
+                      <w:tcPr/>
+                      <w:p>
+                        <w:pPr>
+                          <w:pStyle w:val="Compact"/>
+                          <w:jc w:val="left"/>
+                          <w:jc w:val="center"/>
+                          <w:jc w:val="left"/>
+                        </w:pPr>
+                        <w:r>
+                          <w:t xml:space="preserve">99.00</w:t>
+                        </w:r>
+                      </w:p>
+                    </w:tc>
+                  </w:tr>
+                  <w:tr>
+                    <w:tc>
+                      <w:tcPr/>
+                      <w:p>
+                        <w:pPr>
+                          <w:pStyle w:val="Compact"/>
+                          <w:jc w:val="left"/>
+                          <w:jc w:val="center"/>
+                          <w:jc w:val="left"/>
+                        </w:pPr>
+                        <w:r>
+                          <w:t xml:space="preserve">authentic_q_95</w:t>
+                        </w:r>
+                      </w:p>
+                    </w:tc>
+                    <w:tc>
+                      <w:tcPr/>
+                      <w:p>
+                        <w:pPr>
+                          <w:pStyle w:val="Compact"/>
+                          <w:jc w:val="left"/>
+                          <w:jc w:val="center"/>
+                          <w:jc w:val="left"/>
+                        </w:pPr>
+                        <w:r>
+                          <w:t xml:space="preserve">7.36</w:t>
+                        </w:r>
+                      </w:p>
+                    </w:tc>
+                    <w:tc>
+                      <w:tcPr/>
+                      <w:p>
+                        <w:pPr>
+                          <w:pStyle w:val="Compact"/>
+                          <w:jc w:val="left"/>
+                          <w:jc w:val="center"/>
+                          <w:jc w:val="left"/>
+                        </w:pPr>
+                        <w:r>
+                          <w:t xml:space="preserve">99.00</w:t>
+                        </w:r>
+                      </w:p>
+                    </w:tc>
+                    <w:tc>
+                      <w:tcPr/>
+                      <w:p>
+                        <w:pPr>
+                          <w:pStyle w:val="Compact"/>
+                          <w:jc w:val="left"/>
+                          <w:jc w:val="center"/>
+                          <w:jc w:val="left"/>
+                        </w:pPr>
+                        <w:r>
+                          <w:t xml:space="preserve">1.00</w:t>
+                        </w:r>
+                      </w:p>
+                    </w:tc>
+                    <w:tc>
+                      <w:tcPr/>
+                      <w:p>
+                        <w:pPr>
+                          <w:pStyle w:val="Compact"/>
+                          <w:jc w:val="left"/>
+                          <w:jc w:val="center"/>
+                          <w:jc w:val="left"/>
+                        </w:pPr>
+                        <w:r>
+                          <w:t xml:space="preserve">99.00</w:t>
+                        </w:r>
+                      </w:p>
+                    </w:tc>
+                  </w:tr>
+                  <w:tr>
+                    <w:tc>
+                      <w:tcPr/>
+                      <w:p>
+                        <w:pPr>
+                          <w:pStyle w:val="Compact"/>
+                          <w:jc w:val="left"/>
+                          <w:jc w:val="center"/>
+                          <w:jc w:val="left"/>
+                        </w:pPr>
+                        <w:r>
+                          <w:t xml:space="preserve">tone_median</w:t>
+                        </w:r>
+                      </w:p>
+                    </w:tc>
+                    <w:tc>
+                      <w:tcPr/>
+                      <w:p>
+                        <w:pPr>
+                          <w:pStyle w:val="Compact"/>
+                          <w:jc w:val="left"/>
+                          <w:jc w:val="center"/>
+                          <w:jc w:val="left"/>
+                        </w:pPr>
+                        <w:r>
+                          <w:t xml:space="preserve">13.85</w:t>
+                        </w:r>
+                      </w:p>
+                    </w:tc>
+                    <w:tc>
+                      <w:tcPr/>
+                      <w:p>
+                        <w:pPr>
+                          <w:pStyle w:val="Compact"/>
+                          <w:jc w:val="left"/>
+                          <w:jc w:val="center"/>
+                          <w:jc w:val="left"/>
+                        </w:pPr>
+                        <w:r>
+                          <w:t xml:space="preserve">99.00</w:t>
+                        </w:r>
+                      </w:p>
+                    </w:tc>
+                    <w:tc>
+                      <w:tcPr/>
+                      <w:p>
+                        <w:pPr>
+                          <w:pStyle w:val="Compact"/>
+                          <w:jc w:val="left"/>
+                          <w:jc w:val="center"/>
+                          <w:jc w:val="left"/>
+                        </w:pPr>
+                        <w:r>
+                          <w:t xml:space="preserve">1.00</w:t>
+                        </w:r>
+                      </w:p>
+                    </w:tc>
+                    <w:tc>
+                      <w:tcPr/>
+                      <w:p>
+                        <w:pPr>
+                          <w:pStyle w:val="Compact"/>
+                          <w:jc w:val="left"/>
+                          <w:jc w:val="center"/>
+                          <w:jc w:val="left"/>
+                        </w:pPr>
+                        <w:r>
+                          <w:t xml:space="preserve">99.00</w:t>
+                        </w:r>
+                      </w:p>
+                    </w:tc>
+                  </w:tr>
+                  <w:tr>
+                    <w:tc>
+                      <w:tcPr/>
+                      <w:p>
+                        <w:pPr>
+                          <w:pStyle w:val="Compact"/>
+                          <w:jc w:val="left"/>
+                          <w:jc w:val="center"/>
+                          <w:jc w:val="left"/>
+                        </w:pPr>
+                        <w:r>
+                          <w:t xml:space="preserve">tone_q_95</w:t>
+                        </w:r>
+                      </w:p>
+                    </w:tc>
+                    <w:tc>
+                      <w:tcPr/>
+                      <w:p>
+                        <w:pPr>
+                          <w:pStyle w:val="Compact"/>
+                          <w:jc w:val="left"/>
+                          <w:jc w:val="center"/>
+                          <w:jc w:val="left"/>
+                        </w:pPr>
+                        <w:r>
+                          <w:t xml:space="preserve">7.27</w:t>
+                        </w:r>
+                      </w:p>
+                    </w:tc>
+                    <w:tc>
+                      <w:tcPr/>
+                      <w:p>
+                        <w:pPr>
+                          <w:pStyle w:val="Compact"/>
+                          <w:jc w:val="left"/>
+                          <w:jc w:val="center"/>
+                          <w:jc w:val="left"/>
+                        </w:pPr>
+                        <w:r>
+                          <w:t xml:space="preserve">99.00</w:t>
+                        </w:r>
+                      </w:p>
+                    </w:tc>
+                    <w:tc>
+                      <w:tcPr/>
+                      <w:p>
+                        <w:pPr>
+                          <w:pStyle w:val="Compact"/>
+                          <w:jc w:val="left"/>
+                          <w:jc w:val="center"/>
+                          <w:jc w:val="left"/>
+                        </w:pPr>
+                        <w:r>
+                          <w:t xml:space="preserve">1.00</w:t>
+                        </w:r>
+                      </w:p>
+                    </w:tc>
+                    <w:tc>
+                      <w:tcPr/>
+                      <w:p>
+                        <w:pPr>
+                          <w:pStyle w:val="Compact"/>
+                          <w:jc w:val="left"/>
+                          <w:jc w:val="center"/>
+                          <w:jc w:val="left"/>
+                        </w:pPr>
+                        <w:r>
+                          <w:t xml:space="preserve">99.00</w:t>
+                        </w:r>
+                      </w:p>
+                    </w:tc>
+                  </w:tr>
+                </w:tbl>
+                <w:p>
+                  <w:pPr>
+                    <w:jc w:val="center"/>
+                    <w:jc w:val="left"/>
+                  </w:pPr>
+                  <w:pPr>
+                    <w:jc w:val="start"/>
+                    <w:spacing w:before="200"/>
+                    <w:pStyle w:val="ImageCaption"/>
+                  </w:pPr>
+                  <w:r>
+                    <w:t xml:space="preserve">(b) 1-Week Prediction Window</w:t>
+                  </w:r>
+                </w:p>
+                <w:bookmarkEnd w:id="75"/>
+              </w:tc>
+            </w:tr>
+          </w:tbl>
+          <w:p/>
+        </w:tc>
+      </w:tr>
+    </w:tbl>
+    <w:p>
+      <w:pPr>
+        <w:pStyle w:val="BodyText"/>
+      </w:pPr>
+      <w:pPr>
+        <w:spacing w:before="200"/>
+        <w:pStyle w:val="ImageCaption"/>
+      </w:pPr>
+      <w:r>
+        <w:t xml:space="preserve">Table 2: Sample Characteristics of Median and 95% Quantile Scores of All Raw Scores from Individual Messages Within Each Prediction Window</w:t>
+      </w:r>
+    </w:p>
+    <w:bookmarkEnd w:id="76"/>
     <w:tbl>
       <w:tblPr>
         <w:tblStyle w:val="Table"/>
@@ -2528,1845 +4590,7 @@
       <w:tr>
         <w:tc>
           <w:tcPr/>
-          <w:bookmarkStart w:id="74" w:name="tbl-ind_3day"/>
-          <w:tbl>
-            <w:tblPr>
-              <w:tblStyle w:val="Table"/>
-              <w:tblW w:type="pct" w:w="5000"/>
-              <w:tblLayout w:type="fixed"/>
-              <w:tblLook w:firstRow="1" w:lastRow="0" w:firstColumn="0" w:lastColumn="0" w:noHBand="0" w:noVBand="0" w:val="0020"/>
-            </w:tblPr>
-            <w:tblGrid>
-              <w:gridCol w:w="1584"/>
-              <w:gridCol w:w="1584"/>
-              <w:gridCol w:w="1584"/>
-              <w:gridCol w:w="1584"/>
-              <w:gridCol w:w="1584"/>
-            </w:tblGrid>
-            <w:tr>
-              <w:trPr>
-                <w:tblHeader w:val="on"/>
-              </w:trPr>
-              <w:tc>
-                <w:tcPr/>
-                <w:p>
-                  <w:pPr>
-                    <w:pStyle w:val="Compact"/>
-                  </w:pPr>
-                </w:p>
-              </w:tc>
-              <w:tc>
-                <w:tcPr/>
-                <w:p>
-                  <w:pPr>
-                    <w:pStyle w:val="Compact"/>
-                    <w:jc w:val="left"/>
-                    <w:jc w:val="center"/>
-                  </w:pPr>
-                  <w:r>
-                    <w:t xml:space="preserve">SD</w:t>
-                  </w:r>
-                </w:p>
-              </w:tc>
-              <w:tc>
-                <w:tcPr/>
-                <w:p>
-                  <w:pPr>
-                    <w:pStyle w:val="Compact"/>
-                    <w:jc w:val="left"/>
-                    <w:jc w:val="center"/>
-                  </w:pPr>
-                  <w:r>
-                    <w:t xml:space="preserve">Median</w:t>
-                  </w:r>
-                </w:p>
-              </w:tc>
-              <w:tc>
-                <w:tcPr/>
-                <w:p>
-                  <w:pPr>
-                    <w:pStyle w:val="Compact"/>
-                    <w:jc w:val="left"/>
-                    <w:jc w:val="center"/>
-                  </w:pPr>
-                  <w:r>
-                    <w:t xml:space="preserve">Min</w:t>
-                  </w:r>
-                </w:p>
-              </w:tc>
-              <w:tc>
-                <w:tcPr/>
-                <w:p>
-                  <w:pPr>
-                    <w:pStyle w:val="Compact"/>
-                    <w:jc w:val="left"/>
-                    <w:jc w:val="center"/>
-                  </w:pPr>
-                  <w:r>
-                    <w:t xml:space="preserve">Max</w:t>
-                  </w:r>
-                </w:p>
-              </w:tc>
-            </w:tr>
-            <w:tr>
-              <w:tc>
-                <w:tcPr/>
-                <w:p>
-                  <w:pPr>
-                    <w:pStyle w:val="Compact"/>
-                    <w:jc w:val="left"/>
-                    <w:jc w:val="center"/>
-                  </w:pPr>
-                  <w:r>
-                    <w:t xml:space="preserve">wc_median</w:t>
-                  </w:r>
-                </w:p>
-              </w:tc>
-              <w:tc>
-                <w:tcPr/>
-                <w:p>
-                  <w:pPr>
-                    <w:pStyle w:val="Compact"/>
-                    <w:jc w:val="left"/>
-                    <w:jc w:val="center"/>
-                  </w:pPr>
-                  <w:r>
-                    <w:t xml:space="preserve">5.43</w:t>
-                  </w:r>
-                </w:p>
-              </w:tc>
-              <w:tc>
-                <w:tcPr/>
-                <w:p>
-                  <w:pPr>
-                    <w:pStyle w:val="Compact"/>
-                    <w:jc w:val="left"/>
-                    <w:jc w:val="center"/>
-                  </w:pPr>
-                  <w:r>
-                    <w:t xml:space="preserve">7.00</w:t>
-                  </w:r>
-                </w:p>
-              </w:tc>
-              <w:tc>
-                <w:tcPr/>
-                <w:p>
-                  <w:pPr>
-                    <w:pStyle w:val="Compact"/>
-                    <w:jc w:val="left"/>
-                    <w:jc w:val="center"/>
-                  </w:pPr>
-                  <w:r>
-                    <w:t xml:space="preserve">1.00</w:t>
-                  </w:r>
-                </w:p>
-              </w:tc>
-              <w:tc>
-                <w:tcPr/>
-                <w:p>
-                  <w:pPr>
-                    <w:pStyle w:val="Compact"/>
-                    <w:jc w:val="left"/>
-                    <w:jc w:val="center"/>
-                  </w:pPr>
-                  <w:r>
-                    <w:t xml:space="preserve">142.00</w:t>
-                  </w:r>
-                </w:p>
-              </w:tc>
-            </w:tr>
-            <w:tr>
-              <w:tc>
-                <w:tcPr/>
-                <w:p>
-                  <w:pPr>
-                    <w:pStyle w:val="Compact"/>
-                    <w:jc w:val="left"/>
-                    <w:jc w:val="center"/>
-                  </w:pPr>
-                  <w:r>
-                    <w:t xml:space="preserve">wc_q_95</w:t>
-                  </w:r>
-                </w:p>
-              </w:tc>
-              <w:tc>
-                <w:tcPr/>
-                <w:p>
-                  <w:pPr>
-                    <w:pStyle w:val="Compact"/>
-                    <w:jc w:val="left"/>
-                    <w:jc w:val="center"/>
-                  </w:pPr>
-                  <w:r>
-                    <w:t xml:space="preserve">20.31</w:t>
-                  </w:r>
-                </w:p>
-              </w:tc>
-              <w:tc>
-                <w:tcPr/>
-                <w:p>
-                  <w:pPr>
-                    <w:pStyle w:val="Compact"/>
-                    <w:jc w:val="left"/>
-                    <w:jc w:val="center"/>
-                  </w:pPr>
-                  <w:r>
-                    <w:t xml:space="preserve">26.40</w:t>
-                  </w:r>
-                </w:p>
-              </w:tc>
-              <w:tc>
-                <w:tcPr/>
-                <w:p>
-                  <w:pPr>
-                    <w:pStyle w:val="Compact"/>
-                    <w:jc w:val="left"/>
-                    <w:jc w:val="center"/>
-                  </w:pPr>
-                  <w:r>
-                    <w:t xml:space="preserve">1.00</w:t>
-                  </w:r>
-                </w:p>
-              </w:tc>
-              <w:tc>
-                <w:tcPr/>
-                <w:p>
-                  <w:pPr>
-                    <w:pStyle w:val="Compact"/>
-                    <w:jc w:val="left"/>
-                    <w:jc w:val="center"/>
-                  </w:pPr>
-                  <w:r>
-                    <w:t xml:space="preserve">369.05</w:t>
-                  </w:r>
-                </w:p>
-              </w:tc>
-            </w:tr>
-            <w:tr>
-              <w:tc>
-                <w:tcPr/>
-                <w:p>
-                  <w:pPr>
-                    <w:pStyle w:val="Compact"/>
-                    <w:jc w:val="left"/>
-                    <w:jc w:val="center"/>
-                  </w:pPr>
-                  <w:r>
-                    <w:t xml:space="preserve">wps_median</w:t>
-                  </w:r>
-                </w:p>
-              </w:tc>
-              <w:tc>
-                <w:tcPr/>
-                <w:p>
-                  <w:pPr>
-                    <w:pStyle w:val="Compact"/>
-                    <w:jc w:val="left"/>
-                    <w:jc w:val="center"/>
-                  </w:pPr>
-                  <w:r>
-                    <w:t xml:space="preserve">2.45</w:t>
-                  </w:r>
-                </w:p>
-              </w:tc>
-              <w:tc>
-                <w:tcPr/>
-                <w:p>
-                  <w:pPr>
-                    <w:pStyle w:val="Compact"/>
-                    <w:jc w:val="left"/>
-                    <w:jc w:val="center"/>
-                  </w:pPr>
-                  <w:r>
-                    <w:t xml:space="preserve">5.00</w:t>
-                  </w:r>
-                </w:p>
-              </w:tc>
-              <w:tc>
-                <w:tcPr/>
-                <w:p>
-                  <w:pPr>
-                    <w:pStyle w:val="Compact"/>
-                    <w:jc w:val="left"/>
-                    <w:jc w:val="center"/>
-                  </w:pPr>
-                  <w:r>
-                    <w:t xml:space="preserve">0.00</w:t>
-                  </w:r>
-                </w:p>
-              </w:tc>
-              <w:tc>
-                <w:tcPr/>
-                <w:p>
-                  <w:pPr>
-                    <w:pStyle w:val="Compact"/>
-                    <w:jc w:val="left"/>
-                    <w:jc w:val="center"/>
-                  </w:pPr>
-                  <w:r>
-                    <w:t xml:space="preserve">78.00</w:t>
-                  </w:r>
-                </w:p>
-              </w:tc>
-            </w:tr>
-            <w:tr>
-              <w:tc>
-                <w:tcPr/>
-                <w:p>
-                  <w:pPr>
-                    <w:pStyle w:val="Compact"/>
-                    <w:jc w:val="left"/>
-                    <w:jc w:val="center"/>
-                  </w:pPr>
-                  <w:r>
-                    <w:t xml:space="preserve">wps_q_95</w:t>
-                  </w:r>
-                </w:p>
-              </w:tc>
-              <w:tc>
-                <w:tcPr/>
-                <w:p>
-                  <w:pPr>
-                    <w:pStyle w:val="Compact"/>
-                    <w:jc w:val="left"/>
-                    <w:jc w:val="center"/>
-                  </w:pPr>
-                  <w:r>
-                    <w:t xml:space="preserve">5.96</w:t>
-                  </w:r>
-                </w:p>
-              </w:tc>
-              <w:tc>
-                <w:tcPr/>
-                <w:p>
-                  <w:pPr>
-                    <w:pStyle w:val="Compact"/>
-                    <w:jc w:val="left"/>
-                    <w:jc w:val="center"/>
-                  </w:pPr>
-                  <w:r>
-                    <w:t xml:space="preserve">14.75</w:t>
-                  </w:r>
-                </w:p>
-              </w:tc>
-              <w:tc>
-                <w:tcPr/>
-                <w:p>
-                  <w:pPr>
-                    <w:pStyle w:val="Compact"/>
-                    <w:jc w:val="left"/>
-                    <w:jc w:val="center"/>
-                  </w:pPr>
-                  <w:r>
-                    <w:t xml:space="preserve">0.00</w:t>
-                  </w:r>
-                </w:p>
-              </w:tc>
-              <w:tc>
-                <w:tcPr/>
-                <w:p>
-                  <w:pPr>
-                    <w:pStyle w:val="Compact"/>
-                    <w:jc w:val="left"/>
-                    <w:jc w:val="center"/>
-                  </w:pPr>
-                  <w:r>
-                    <w:t xml:space="preserve">78.00</w:t>
-                  </w:r>
-                </w:p>
-              </w:tc>
-            </w:tr>
-            <w:tr>
-              <w:tc>
-                <w:tcPr/>
-                <w:p>
-                  <w:pPr>
-                    <w:pStyle w:val="Compact"/>
-                    <w:jc w:val="left"/>
-                    <w:jc w:val="center"/>
-                  </w:pPr>
-                  <w:r>
-                    <w:t xml:space="preserve">analytic_median</w:t>
-                  </w:r>
-                </w:p>
-              </w:tc>
-              <w:tc>
-                <w:tcPr/>
-                <w:p>
-                  <w:pPr>
-                    <w:pStyle w:val="Compact"/>
-                    <w:jc w:val="left"/>
-                    <w:jc w:val="center"/>
-                  </w:pPr>
-                  <w:r>
-                    <w:t xml:space="preserve">17.11</w:t>
-                  </w:r>
-                </w:p>
-              </w:tc>
-              <w:tc>
-                <w:tcPr/>
-                <w:p>
-                  <w:pPr>
-                    <w:pStyle w:val="Compact"/>
-                    <w:jc w:val="left"/>
-                    <w:jc w:val="center"/>
-                  </w:pPr>
-                  <w:r>
-                    <w:t xml:space="preserve">10.19</w:t>
-                  </w:r>
-                </w:p>
-              </w:tc>
-              <w:tc>
-                <w:tcPr/>
-                <w:p>
-                  <w:pPr>
-                    <w:pStyle w:val="Compact"/>
-                    <w:jc w:val="left"/>
-                    <w:jc w:val="center"/>
-                  </w:pPr>
-                  <w:r>
-                    <w:t xml:space="preserve">1.00</w:t>
-                  </w:r>
-                </w:p>
-              </w:tc>
-              <w:tc>
-                <w:tcPr/>
-                <w:p>
-                  <w:pPr>
-                    <w:pStyle w:val="Compact"/>
-                    <w:jc w:val="left"/>
-                    <w:jc w:val="center"/>
-                  </w:pPr>
-                  <w:r>
-                    <w:t xml:space="preserve">99.00</w:t>
-                  </w:r>
-                </w:p>
-              </w:tc>
-            </w:tr>
-            <w:tr>
-              <w:tc>
-                <w:tcPr/>
-                <w:p>
-                  <w:pPr>
-                    <w:pStyle w:val="Compact"/>
-                    <w:jc w:val="left"/>
-                    <w:jc w:val="center"/>
-                  </w:pPr>
-                  <w:r>
-                    <w:t xml:space="preserve">analytic_q_95</w:t>
-                  </w:r>
-                </w:p>
-              </w:tc>
-              <w:tc>
-                <w:tcPr/>
-                <w:p>
-                  <w:pPr>
-                    <w:pStyle w:val="Compact"/>
-                    <w:jc w:val="left"/>
-                    <w:jc w:val="center"/>
-                  </w:pPr>
-                  <w:r>
-                    <w:t xml:space="preserve">19.24</w:t>
-                  </w:r>
-                </w:p>
-              </w:tc>
-              <w:tc>
-                <w:tcPr/>
-                <w:p>
-                  <w:pPr>
-                    <w:pStyle w:val="Compact"/>
-                    <w:jc w:val="left"/>
-                    <w:jc w:val="center"/>
-                  </w:pPr>
-                  <w:r>
-                    <w:t xml:space="preserve">97.20</w:t>
-                  </w:r>
-                </w:p>
-              </w:tc>
-              <w:tc>
-                <w:tcPr/>
-                <w:p>
-                  <w:pPr>
-                    <w:pStyle w:val="Compact"/>
-                    <w:jc w:val="left"/>
-                    <w:jc w:val="center"/>
-                  </w:pPr>
-                  <w:r>
-                    <w:t xml:space="preserve">1.00</w:t>
-                  </w:r>
-                </w:p>
-              </w:tc>
-              <w:tc>
-                <w:tcPr/>
-                <w:p>
-                  <w:pPr>
-                    <w:pStyle w:val="Compact"/>
-                    <w:jc w:val="left"/>
-                    <w:jc w:val="center"/>
-                  </w:pPr>
-                  <w:r>
-                    <w:t xml:space="preserve">99.00</w:t>
-                  </w:r>
-                </w:p>
-              </w:tc>
-            </w:tr>
-            <w:tr>
-              <w:tc>
-                <w:tcPr/>
-                <w:p>
-                  <w:pPr>
-                    <w:pStyle w:val="Compact"/>
-                    <w:jc w:val="left"/>
-                    <w:jc w:val="center"/>
-                  </w:pPr>
-                  <w:r>
-                    <w:t xml:space="preserve">clout_median</w:t>
-                  </w:r>
-                </w:p>
-              </w:tc>
-              <w:tc>
-                <w:tcPr/>
-                <w:p>
-                  <w:pPr>
-                    <w:pStyle w:val="Compact"/>
-                    <w:jc w:val="left"/>
-                    <w:jc w:val="center"/>
-                  </w:pPr>
-                  <w:r>
-                    <w:t xml:space="preserve">32.72</w:t>
-                  </w:r>
-                </w:p>
-              </w:tc>
-              <w:tc>
-                <w:tcPr/>
-                <w:p>
-                  <w:pPr>
-                    <w:pStyle w:val="Compact"/>
-                    <w:jc w:val="left"/>
-                    <w:jc w:val="center"/>
-                  </w:pPr>
-                  <w:r>
-                    <w:t xml:space="preserve">40.06</w:t>
-                  </w:r>
-                </w:p>
-              </w:tc>
-              <w:tc>
-                <w:tcPr/>
-                <w:p>
-                  <w:pPr>
-                    <w:pStyle w:val="Compact"/>
-                    <w:jc w:val="left"/>
-                    <w:jc w:val="center"/>
-                  </w:pPr>
-                  <w:r>
-                    <w:t xml:space="preserve">1.00</w:t>
-                  </w:r>
-                </w:p>
-              </w:tc>
-              <w:tc>
-                <w:tcPr/>
-                <w:p>
-                  <w:pPr>
-                    <w:pStyle w:val="Compact"/>
-                    <w:jc w:val="left"/>
-                    <w:jc w:val="center"/>
-                  </w:pPr>
-                  <w:r>
-                    <w:t xml:space="preserve">99.00</w:t>
-                  </w:r>
-                </w:p>
-              </w:tc>
-            </w:tr>
-            <w:tr>
-              <w:tc>
-                <w:tcPr/>
-                <w:p>
-                  <w:pPr>
-                    <w:pStyle w:val="Compact"/>
-                    <w:jc w:val="left"/>
-                    <w:jc w:val="center"/>
-                  </w:pPr>
-                  <w:r>
-                    <w:t xml:space="preserve">clout_q_95</w:t>
-                  </w:r>
-                </w:p>
-              </w:tc>
-              <w:tc>
-                <w:tcPr/>
-                <w:p>
-                  <w:pPr>
-                    <w:pStyle w:val="Compact"/>
-                    <w:jc w:val="left"/>
-                    <w:jc w:val="center"/>
-                  </w:pPr>
-                  <w:r>
-                    <w:t xml:space="preserve">12.98</w:t>
-                  </w:r>
-                </w:p>
-              </w:tc>
-              <w:tc>
-                <w:tcPr/>
-                <w:p>
-                  <w:pPr>
-                    <w:pStyle w:val="Compact"/>
-                    <w:jc w:val="left"/>
-                    <w:jc w:val="center"/>
-                  </w:pPr>
-                  <w:r>
-                    <w:t xml:space="preserve">99.00</w:t>
-                  </w:r>
-                </w:p>
-              </w:tc>
-              <w:tc>
-                <w:tcPr/>
-                <w:p>
-                  <w:pPr>
-                    <w:pStyle w:val="Compact"/>
-                    <w:jc w:val="left"/>
-                    <w:jc w:val="center"/>
-                  </w:pPr>
-                  <w:r>
-                    <w:t xml:space="preserve">1.00</w:t>
-                  </w:r>
-                </w:p>
-              </w:tc>
-              <w:tc>
-                <w:tcPr/>
-                <w:p>
-                  <w:pPr>
-                    <w:pStyle w:val="Compact"/>
-                    <w:jc w:val="left"/>
-                    <w:jc w:val="center"/>
-                  </w:pPr>
-                  <w:r>
-                    <w:t xml:space="preserve">99.00</w:t>
-                  </w:r>
-                </w:p>
-              </w:tc>
-            </w:tr>
-            <w:tr>
-              <w:tc>
-                <w:tcPr/>
-                <w:p>
-                  <w:pPr>
-                    <w:pStyle w:val="Compact"/>
-                    <w:jc w:val="left"/>
-                    <w:jc w:val="center"/>
-                  </w:pPr>
-                  <w:r>
-                    <w:t xml:space="preserve">authentic_median</w:t>
-                  </w:r>
-                </w:p>
-              </w:tc>
-              <w:tc>
-                <w:tcPr/>
-                <w:p>
-                  <w:pPr>
-                    <w:pStyle w:val="Compact"/>
-                    <w:jc w:val="left"/>
-                    <w:jc w:val="center"/>
-                  </w:pPr>
-                  <w:r>
-                    <w:t xml:space="preserve">19.60</w:t>
-                  </w:r>
-                </w:p>
-              </w:tc>
-              <w:tc>
-                <w:tcPr/>
-                <w:p>
-                  <w:pPr>
-                    <w:pStyle w:val="Compact"/>
-                    <w:jc w:val="left"/>
-                    <w:jc w:val="center"/>
-                  </w:pPr>
-                  <w:r>
-                    <w:t xml:space="preserve">89.39</w:t>
-                  </w:r>
-                </w:p>
-              </w:tc>
-              <w:tc>
-                <w:tcPr/>
-                <w:p>
-                  <w:pPr>
-                    <w:pStyle w:val="Compact"/>
-                    <w:jc w:val="left"/>
-                    <w:jc w:val="center"/>
-                  </w:pPr>
-                  <w:r>
-                    <w:t xml:space="preserve">1.00</w:t>
-                  </w:r>
-                </w:p>
-              </w:tc>
-              <w:tc>
-                <w:tcPr/>
-                <w:p>
-                  <w:pPr>
-                    <w:pStyle w:val="Compact"/>
-                    <w:jc w:val="left"/>
-                    <w:jc w:val="center"/>
-                  </w:pPr>
-                  <w:r>
-                    <w:t xml:space="preserve">99.00</w:t>
-                  </w:r>
-                </w:p>
-              </w:tc>
-            </w:tr>
-            <w:tr>
-              <w:tc>
-                <w:tcPr/>
-                <w:p>
-                  <w:pPr>
-                    <w:pStyle w:val="Compact"/>
-                    <w:jc w:val="left"/>
-                    <w:jc w:val="center"/>
-                  </w:pPr>
-                  <w:r>
-                    <w:t xml:space="preserve">authentic_q_95</w:t>
-                  </w:r>
-                </w:p>
-              </w:tc>
-              <w:tc>
-                <w:tcPr/>
-                <w:p>
-                  <w:pPr>
-                    <w:pStyle w:val="Compact"/>
-                    <w:jc w:val="left"/>
-                    <w:jc w:val="center"/>
-                  </w:pPr>
-                  <w:r>
-                    <w:t xml:space="preserve">10.77</w:t>
-                  </w:r>
-                </w:p>
-              </w:tc>
-              <w:tc>
-                <w:tcPr/>
-                <w:p>
-                  <w:pPr>
-                    <w:pStyle w:val="Compact"/>
-                    <w:jc w:val="left"/>
-                    <w:jc w:val="center"/>
-                  </w:pPr>
-                  <w:r>
-                    <w:t xml:space="preserve">99.00</w:t>
-                  </w:r>
-                </w:p>
-              </w:tc>
-              <w:tc>
-                <w:tcPr/>
-                <w:p>
-                  <w:pPr>
-                    <w:pStyle w:val="Compact"/>
-                    <w:jc w:val="left"/>
-                    <w:jc w:val="center"/>
-                  </w:pPr>
-                  <w:r>
-                    <w:t xml:space="preserve">1.00</w:t>
-                  </w:r>
-                </w:p>
-              </w:tc>
-              <w:tc>
-                <w:tcPr/>
-                <w:p>
-                  <w:pPr>
-                    <w:pStyle w:val="Compact"/>
-                    <w:jc w:val="left"/>
-                    <w:jc w:val="center"/>
-                  </w:pPr>
-                  <w:r>
-                    <w:t xml:space="preserve">99.00</w:t>
-                  </w:r>
-                </w:p>
-              </w:tc>
-            </w:tr>
-            <w:tr>
-              <w:tc>
-                <w:tcPr/>
-                <w:p>
-                  <w:pPr>
-                    <w:pStyle w:val="Compact"/>
-                    <w:jc w:val="left"/>
-                    <w:jc w:val="center"/>
-                  </w:pPr>
-                  <w:r>
-                    <w:t xml:space="preserve">tone_median</w:t>
-                  </w:r>
-                </w:p>
-              </w:tc>
-              <w:tc>
-                <w:tcPr/>
-                <w:p>
-                  <w:pPr>
-                    <w:pStyle w:val="Compact"/>
-                    <w:jc w:val="left"/>
-                    <w:jc w:val="center"/>
-                  </w:pPr>
-                  <w:r>
-                    <w:t xml:space="preserve">17.84</w:t>
-                  </w:r>
-                </w:p>
-              </w:tc>
-              <w:tc>
-                <w:tcPr/>
-                <w:p>
-                  <w:pPr>
-                    <w:pStyle w:val="Compact"/>
-                    <w:jc w:val="left"/>
-                    <w:jc w:val="center"/>
-                  </w:pPr>
-                  <w:r>
-                    <w:t xml:space="preserve">99.00</w:t>
-                  </w:r>
-                </w:p>
-              </w:tc>
-              <w:tc>
-                <w:tcPr/>
-                <w:p>
-                  <w:pPr>
-                    <w:pStyle w:val="Compact"/>
-                    <w:jc w:val="left"/>
-                    <w:jc w:val="center"/>
-                  </w:pPr>
-                  <w:r>
-                    <w:t xml:space="preserve">1.00</w:t>
-                  </w:r>
-                </w:p>
-              </w:tc>
-              <w:tc>
-                <w:tcPr/>
-                <w:p>
-                  <w:pPr>
-                    <w:pStyle w:val="Compact"/>
-                    <w:jc w:val="left"/>
-                    <w:jc w:val="center"/>
-                  </w:pPr>
-                  <w:r>
-                    <w:t xml:space="preserve">99.00</w:t>
-                  </w:r>
-                </w:p>
-              </w:tc>
-            </w:tr>
-            <w:tr>
-              <w:tc>
-                <w:tcPr/>
-                <w:p>
-                  <w:pPr>
-                    <w:pStyle w:val="Compact"/>
-                    <w:jc w:val="left"/>
-                    <w:jc w:val="center"/>
-                  </w:pPr>
-                  <w:r>
-                    <w:t xml:space="preserve">tone_q_95</w:t>
-                  </w:r>
-                </w:p>
-              </w:tc>
-              <w:tc>
-                <w:tcPr/>
-                <w:p>
-                  <w:pPr>
-                    <w:pStyle w:val="Compact"/>
-                    <w:jc w:val="left"/>
-                    <w:jc w:val="center"/>
-                  </w:pPr>
-                  <w:r>
-                    <w:t xml:space="preserve">9.85</w:t>
-                  </w:r>
-                </w:p>
-              </w:tc>
-              <w:tc>
-                <w:tcPr/>
-                <w:p>
-                  <w:pPr>
-                    <w:pStyle w:val="Compact"/>
-                    <w:jc w:val="left"/>
-                    <w:jc w:val="center"/>
-                  </w:pPr>
-                  <w:r>
-                    <w:t xml:space="preserve">99.00</w:t>
-                  </w:r>
-                </w:p>
-              </w:tc>
-              <w:tc>
-                <w:tcPr/>
-                <w:p>
-                  <w:pPr>
-                    <w:pStyle w:val="Compact"/>
-                    <w:jc w:val="left"/>
-                    <w:jc w:val="center"/>
-                  </w:pPr>
-                  <w:r>
-                    <w:t xml:space="preserve">1.00</w:t>
-                  </w:r>
-                </w:p>
-              </w:tc>
-              <w:tc>
-                <w:tcPr/>
-                <w:p>
-                  <w:pPr>
-                    <w:pStyle w:val="Compact"/>
-                    <w:jc w:val="left"/>
-                    <w:jc w:val="center"/>
-                  </w:pPr>
-                  <w:r>
-                    <w:t xml:space="preserve">99.00</w:t>
-                  </w:r>
-                </w:p>
-              </w:tc>
-            </w:tr>
-          </w:tbl>
-          <w:p>
-            <w:pPr>
-              <w:jc w:val="center"/>
-            </w:pPr>
-            <w:pPr>
-              <w:jc w:val="start"/>
-              <w:spacing w:before="200"/>
-              <w:pStyle w:val="ImageCaption"/>
-            </w:pPr>
-            <w:r>
-              <w:t xml:space="preserve">Table 2: Sample Characteristics of Median and 95% Quantile Scores of All Raw Scores from Individual Messages Within Each 3-Day Prediction Window</w:t>
-            </w:r>
-          </w:p>
-          <w:bookmarkEnd w:id="74"/>
-        </w:tc>
-      </w:tr>
-    </w:tbl>
-    <w:p>
-      <w:pPr>
-        <w:pStyle w:val="BodyText"/>
-      </w:pPr>
-      <w:r>
-        <w:t xml:space="preserve"> </w:t>
-      </w:r>
-    </w:p>
-    <w:tbl>
-      <w:tblPr>
-        <w:tblStyle w:val="Table"/>
-        <w:tblW w:type="pct" w:w="5000"/>
-        <w:tblLayout w:type="fixed"/>
-        <w:tblLook w:firstRow="0" w:lastRow="0" w:firstColumn="0" w:lastColumn="0" w:noHBand="0" w:noVBand="0" w:val="0000"/>
-      </w:tblPr>
-      <w:tblGrid>
-        <w:gridCol w:w="7920"/>
-      </w:tblGrid>
-      <w:tr>
-        <w:tc>
-          <w:tcPr/>
-          <w:bookmarkStart w:id="75" w:name="tbl-ind_1week"/>
-          <w:tbl>
-            <w:tblPr>
-              <w:tblStyle w:val="Table"/>
-              <w:tblW w:type="pct" w:w="5000"/>
-              <w:tblLayout w:type="fixed"/>
-              <w:tblLook w:firstRow="1" w:lastRow="0" w:firstColumn="0" w:lastColumn="0" w:noHBand="0" w:noVBand="0" w:val="0020"/>
-            </w:tblPr>
-            <w:tblGrid>
-              <w:gridCol w:w="1584"/>
-              <w:gridCol w:w="1584"/>
-              <w:gridCol w:w="1584"/>
-              <w:gridCol w:w="1584"/>
-              <w:gridCol w:w="1584"/>
-            </w:tblGrid>
-            <w:tr>
-              <w:trPr>
-                <w:tblHeader w:val="on"/>
-              </w:trPr>
-              <w:tc>
-                <w:tcPr/>
-                <w:p>
-                  <w:pPr>
-                    <w:pStyle w:val="Compact"/>
-                  </w:pPr>
-                </w:p>
-              </w:tc>
-              <w:tc>
-                <w:tcPr/>
-                <w:p>
-                  <w:pPr>
-                    <w:pStyle w:val="Compact"/>
-                    <w:jc w:val="left"/>
-                    <w:jc w:val="center"/>
-                  </w:pPr>
-                  <w:r>
-                    <w:t xml:space="preserve">SD</w:t>
-                  </w:r>
-                </w:p>
-              </w:tc>
-              <w:tc>
-                <w:tcPr/>
-                <w:p>
-                  <w:pPr>
-                    <w:pStyle w:val="Compact"/>
-                    <w:jc w:val="left"/>
-                    <w:jc w:val="center"/>
-                  </w:pPr>
-                  <w:r>
-                    <w:t xml:space="preserve">Median</w:t>
-                  </w:r>
-                </w:p>
-              </w:tc>
-              <w:tc>
-                <w:tcPr/>
-                <w:p>
-                  <w:pPr>
-                    <w:pStyle w:val="Compact"/>
-                    <w:jc w:val="left"/>
-                    <w:jc w:val="center"/>
-                  </w:pPr>
-                  <w:r>
-                    <w:t xml:space="preserve">Min</w:t>
-                  </w:r>
-                </w:p>
-              </w:tc>
-              <w:tc>
-                <w:tcPr/>
-                <w:p>
-                  <w:pPr>
-                    <w:pStyle w:val="Compact"/>
-                    <w:jc w:val="left"/>
-                    <w:jc w:val="center"/>
-                  </w:pPr>
-                  <w:r>
-                    <w:t xml:space="preserve">Max</w:t>
-                  </w:r>
-                </w:p>
-              </w:tc>
-            </w:tr>
-            <w:tr>
-              <w:tc>
-                <w:tcPr/>
-                <w:p>
-                  <w:pPr>
-                    <w:pStyle w:val="Compact"/>
-                    <w:jc w:val="left"/>
-                    <w:jc w:val="center"/>
-                  </w:pPr>
-                  <w:r>
-                    <w:t xml:space="preserve">wc_median</w:t>
-                  </w:r>
-                </w:p>
-              </w:tc>
-              <w:tc>
-                <w:tcPr/>
-                <w:p>
-                  <w:pPr>
-                    <w:pStyle w:val="Compact"/>
-                    <w:jc w:val="left"/>
-                    <w:jc w:val="center"/>
-                  </w:pPr>
-                  <w:r>
-                    <w:t xml:space="preserve">4.00</w:t>
-                  </w:r>
-                </w:p>
-              </w:tc>
-              <w:tc>
-                <w:tcPr/>
-                <w:p>
-                  <w:pPr>
-                    <w:pStyle w:val="Compact"/>
-                    <w:jc w:val="left"/>
-                    <w:jc w:val="center"/>
-                  </w:pPr>
-                  <w:r>
-                    <w:t xml:space="preserve">7.00</w:t>
-                  </w:r>
-                </w:p>
-              </w:tc>
-              <w:tc>
-                <w:tcPr/>
-                <w:p>
-                  <w:pPr>
-                    <w:pStyle w:val="Compact"/>
-                    <w:jc w:val="left"/>
-                    <w:jc w:val="center"/>
-                  </w:pPr>
-                  <w:r>
-                    <w:t xml:space="preserve">1.00</w:t>
-                  </w:r>
-                </w:p>
-              </w:tc>
-              <w:tc>
-                <w:tcPr/>
-                <w:p>
-                  <w:pPr>
-                    <w:pStyle w:val="Compact"/>
-                    <w:jc w:val="left"/>
-                    <w:jc w:val="center"/>
-                  </w:pPr>
-                  <w:r>
-                    <w:t xml:space="preserve">81.00</w:t>
-                  </w:r>
-                </w:p>
-              </w:tc>
-            </w:tr>
-            <w:tr>
-              <w:tc>
-                <w:tcPr/>
-                <w:p>
-                  <w:pPr>
-                    <w:pStyle w:val="Compact"/>
-                    <w:jc w:val="left"/>
-                    <w:jc w:val="center"/>
-                  </w:pPr>
-                  <w:r>
-                    <w:t xml:space="preserve">wc_q_95</w:t>
-                  </w:r>
-                </w:p>
-              </w:tc>
-              <w:tc>
-                <w:tcPr/>
-                <w:p>
-                  <w:pPr>
-                    <w:pStyle w:val="Compact"/>
-                    <w:jc w:val="left"/>
-                    <w:jc w:val="center"/>
-                  </w:pPr>
-                  <w:r>
-                    <w:t xml:space="preserve">17.84</w:t>
-                  </w:r>
-                </w:p>
-              </w:tc>
-              <w:tc>
-                <w:tcPr/>
-                <w:p>
-                  <w:pPr>
-                    <w:pStyle w:val="Compact"/>
-                    <w:jc w:val="left"/>
-                    <w:jc w:val="center"/>
-                  </w:pPr>
-                  <w:r>
-                    <w:t xml:space="preserve">28.00</w:t>
-                  </w:r>
-                </w:p>
-              </w:tc>
-              <w:tc>
-                <w:tcPr/>
-                <w:p>
-                  <w:pPr>
-                    <w:pStyle w:val="Compact"/>
-                    <w:jc w:val="left"/>
-                    <w:jc w:val="center"/>
-                  </w:pPr>
-                  <w:r>
-                    <w:t xml:space="preserve">1.00</w:t>
-                  </w:r>
-                </w:p>
-              </w:tc>
-              <w:tc>
-                <w:tcPr/>
-                <w:p>
-                  <w:pPr>
-                    <w:pStyle w:val="Compact"/>
-                    <w:jc w:val="left"/>
-                    <w:jc w:val="center"/>
-                  </w:pPr>
-                  <w:r>
-                    <w:t xml:space="preserve">404.00</w:t>
-                  </w:r>
-                </w:p>
-              </w:tc>
-            </w:tr>
-            <w:tr>
-              <w:tc>
-                <w:tcPr/>
-                <w:p>
-                  <w:pPr>
-                    <w:pStyle w:val="Compact"/>
-                    <w:jc w:val="left"/>
-                    <w:jc w:val="center"/>
-                  </w:pPr>
-                  <w:r>
-                    <w:t xml:space="preserve">wps_median</w:t>
-                  </w:r>
-                </w:p>
-              </w:tc>
-              <w:tc>
-                <w:tcPr/>
-                <w:p>
-                  <w:pPr>
-                    <w:pStyle w:val="Compact"/>
-                    <w:jc w:val="left"/>
-                    <w:jc w:val="center"/>
-                  </w:pPr>
-                  <w:r>
-                    <w:t xml:space="preserve">2.20</w:t>
-                  </w:r>
-                </w:p>
-              </w:tc>
-              <w:tc>
-                <w:tcPr/>
-                <w:p>
-                  <w:pPr>
-                    <w:pStyle w:val="Compact"/>
-                    <w:jc w:val="left"/>
-                    <w:jc w:val="center"/>
-                  </w:pPr>
-                  <w:r>
-                    <w:t xml:space="preserve">5.00</w:t>
-                  </w:r>
-                </w:p>
-              </w:tc>
-              <w:tc>
-                <w:tcPr/>
-                <w:p>
-                  <w:pPr>
-                    <w:pStyle w:val="Compact"/>
-                    <w:jc w:val="left"/>
-                    <w:jc w:val="center"/>
-                  </w:pPr>
-                  <w:r>
-                    <w:t xml:space="preserve">1.00</w:t>
-                  </w:r>
-                </w:p>
-              </w:tc>
-              <w:tc>
-                <w:tcPr/>
-                <w:p>
-                  <w:pPr>
-                    <w:pStyle w:val="Compact"/>
-                    <w:jc w:val="left"/>
-                    <w:jc w:val="center"/>
-                  </w:pPr>
-                  <w:r>
-                    <w:t xml:space="preserve">78.00</w:t>
-                  </w:r>
-                </w:p>
-              </w:tc>
-            </w:tr>
-            <w:tr>
-              <w:tc>
-                <w:tcPr/>
-                <w:p>
-                  <w:pPr>
-                    <w:pStyle w:val="Compact"/>
-                    <w:jc w:val="left"/>
-                    <w:jc w:val="center"/>
-                  </w:pPr>
-                  <w:r>
-                    <w:t xml:space="preserve">wps_q_95</w:t>
-                  </w:r>
-                </w:p>
-              </w:tc>
-              <w:tc>
-                <w:tcPr/>
-                <w:p>
-                  <w:pPr>
-                    <w:pStyle w:val="Compact"/>
-                    <w:jc w:val="left"/>
-                    <w:jc w:val="center"/>
-                  </w:pPr>
-                  <w:r>
-                    <w:t xml:space="preserve">5.53</w:t>
-                  </w:r>
-                </w:p>
-              </w:tc>
-              <w:tc>
-                <w:tcPr/>
-                <w:p>
-                  <w:pPr>
-                    <w:pStyle w:val="Compact"/>
-                    <w:jc w:val="left"/>
-                    <w:jc w:val="center"/>
-                  </w:pPr>
-                  <w:r>
-                    <w:t xml:space="preserve">15.10</w:t>
-                  </w:r>
-                </w:p>
-              </w:tc>
-              <w:tc>
-                <w:tcPr/>
-                <w:p>
-                  <w:pPr>
-                    <w:pStyle w:val="Compact"/>
-                    <w:jc w:val="left"/>
-                    <w:jc w:val="center"/>
-                  </w:pPr>
-                  <w:r>
-                    <w:t xml:space="preserve">1.00</w:t>
-                  </w:r>
-                </w:p>
-              </w:tc>
-              <w:tc>
-                <w:tcPr/>
-                <w:p>
-                  <w:pPr>
-                    <w:pStyle w:val="Compact"/>
-                    <w:jc w:val="left"/>
-                    <w:jc w:val="center"/>
-                  </w:pPr>
-                  <w:r>
-                    <w:t xml:space="preserve">78.00</w:t>
-                  </w:r>
-                </w:p>
-              </w:tc>
-            </w:tr>
-            <w:tr>
-              <w:tc>
-                <w:tcPr/>
-                <w:p>
-                  <w:pPr>
-                    <w:pStyle w:val="Compact"/>
-                    <w:jc w:val="left"/>
-                    <w:jc w:val="center"/>
-                  </w:pPr>
-                  <w:r>
-                    <w:t xml:space="preserve">analytic_median</w:t>
-                  </w:r>
-                </w:p>
-              </w:tc>
-              <w:tc>
-                <w:tcPr/>
-                <w:p>
-                  <w:pPr>
-                    <w:pStyle w:val="Compact"/>
-                    <w:jc w:val="left"/>
-                    <w:jc w:val="center"/>
-                  </w:pPr>
-                  <w:r>
-                    <w:t xml:space="preserve">14.02</w:t>
-                  </w:r>
-                </w:p>
-              </w:tc>
-              <w:tc>
-                <w:tcPr/>
-                <w:p>
-                  <w:pPr>
-                    <w:pStyle w:val="Compact"/>
-                    <w:jc w:val="left"/>
-                    <w:jc w:val="center"/>
-                  </w:pPr>
-                  <w:r>
-                    <w:t xml:space="preserve">10.19</w:t>
-                  </w:r>
-                </w:p>
-              </w:tc>
-              <w:tc>
-                <w:tcPr/>
-                <w:p>
-                  <w:pPr>
-                    <w:pStyle w:val="Compact"/>
-                    <w:jc w:val="left"/>
-                    <w:jc w:val="center"/>
-                  </w:pPr>
-                  <w:r>
-                    <w:t xml:space="preserve">1.00</w:t>
-                  </w:r>
-                </w:p>
-              </w:tc>
-              <w:tc>
-                <w:tcPr/>
-                <w:p>
-                  <w:pPr>
-                    <w:pStyle w:val="Compact"/>
-                    <w:jc w:val="left"/>
-                    <w:jc w:val="center"/>
-                  </w:pPr>
-                  <w:r>
-                    <w:t xml:space="preserve">99.00</w:t>
-                  </w:r>
-                </w:p>
-              </w:tc>
-            </w:tr>
-            <w:tr>
-              <w:tc>
-                <w:tcPr/>
-                <w:p>
-                  <w:pPr>
-                    <w:pStyle w:val="Compact"/>
-                    <w:jc w:val="left"/>
-                    <w:jc w:val="center"/>
-                  </w:pPr>
-                  <w:r>
-                    <w:t xml:space="preserve">analytic_q_95</w:t>
-                  </w:r>
-                </w:p>
-              </w:tc>
-              <w:tc>
-                <w:tcPr/>
-                <w:p>
-                  <w:pPr>
-                    <w:pStyle w:val="Compact"/>
-                    <w:jc w:val="left"/>
-                    <w:jc w:val="center"/>
-                  </w:pPr>
-                  <w:r>
-                    <w:t xml:space="preserve">14.85</w:t>
-                  </w:r>
-                </w:p>
-              </w:tc>
-              <w:tc>
-                <w:tcPr/>
-                <w:p>
-                  <w:pPr>
-                    <w:pStyle w:val="Compact"/>
-                    <w:jc w:val="left"/>
-                    <w:jc w:val="center"/>
-                  </w:pPr>
-                  <w:r>
-                    <w:t xml:space="preserve">98.59</w:t>
-                  </w:r>
-                </w:p>
-              </w:tc>
-              <w:tc>
-                <w:tcPr/>
-                <w:p>
-                  <w:pPr>
-                    <w:pStyle w:val="Compact"/>
-                    <w:jc w:val="left"/>
-                    <w:jc w:val="center"/>
-                  </w:pPr>
-                  <w:r>
-                    <w:t xml:space="preserve">1.00</w:t>
-                  </w:r>
-                </w:p>
-              </w:tc>
-              <w:tc>
-                <w:tcPr/>
-                <w:p>
-                  <w:pPr>
-                    <w:pStyle w:val="Compact"/>
-                    <w:jc w:val="left"/>
-                    <w:jc w:val="center"/>
-                  </w:pPr>
-                  <w:r>
-                    <w:t xml:space="preserve">99.00</w:t>
-                  </w:r>
-                </w:p>
-              </w:tc>
-            </w:tr>
-            <w:tr>
-              <w:tc>
-                <w:tcPr/>
-                <w:p>
-                  <w:pPr>
-                    <w:pStyle w:val="Compact"/>
-                    <w:jc w:val="left"/>
-                    <w:jc w:val="center"/>
-                  </w:pPr>
-                  <w:r>
-                    <w:t xml:space="preserve">clout_median</w:t>
-                  </w:r>
-                </w:p>
-              </w:tc>
-              <w:tc>
-                <w:tcPr/>
-                <w:p>
-                  <w:pPr>
-                    <w:pStyle w:val="Compact"/>
-                    <w:jc w:val="left"/>
-                    <w:jc w:val="center"/>
-                  </w:pPr>
-                  <w:r>
-                    <w:t xml:space="preserve">30.57</w:t>
-                  </w:r>
-                </w:p>
-              </w:tc>
-              <w:tc>
-                <w:tcPr/>
-                <w:p>
-                  <w:pPr>
-                    <w:pStyle w:val="Compact"/>
-                    <w:jc w:val="left"/>
-                    <w:jc w:val="center"/>
-                  </w:pPr>
-                  <w:r>
-                    <w:t xml:space="preserve">40.06</w:t>
-                  </w:r>
-                </w:p>
-              </w:tc>
-              <w:tc>
-                <w:tcPr/>
-                <w:p>
-                  <w:pPr>
-                    <w:pStyle w:val="Compact"/>
-                    <w:jc w:val="left"/>
-                    <w:jc w:val="center"/>
-                  </w:pPr>
-                  <w:r>
-                    <w:t xml:space="preserve">1.00</w:t>
-                  </w:r>
-                </w:p>
-              </w:tc>
-              <w:tc>
-                <w:tcPr/>
-                <w:p>
-                  <w:pPr>
-                    <w:pStyle w:val="Compact"/>
-                    <w:jc w:val="left"/>
-                    <w:jc w:val="center"/>
-                  </w:pPr>
-                  <w:r>
-                    <w:t xml:space="preserve">99.00</w:t>
-                  </w:r>
-                </w:p>
-              </w:tc>
-            </w:tr>
-            <w:tr>
-              <w:tc>
-                <w:tcPr/>
-                <w:p>
-                  <w:pPr>
-                    <w:pStyle w:val="Compact"/>
-                    <w:jc w:val="left"/>
-                    <w:jc w:val="center"/>
-                  </w:pPr>
-                  <w:r>
-                    <w:t xml:space="preserve">clout_q_95</w:t>
-                  </w:r>
-                </w:p>
-              </w:tc>
-              <w:tc>
-                <w:tcPr/>
-                <w:p>
-                  <w:pPr>
-                    <w:pStyle w:val="Compact"/>
-                    <w:jc w:val="left"/>
-                    <w:jc w:val="center"/>
-                  </w:pPr>
-                  <w:r>
-                    <w:t xml:space="preserve">9.94</w:t>
-                  </w:r>
-                </w:p>
-              </w:tc>
-              <w:tc>
-                <w:tcPr/>
-                <w:p>
-                  <w:pPr>
-                    <w:pStyle w:val="Compact"/>
-                    <w:jc w:val="left"/>
-                    <w:jc w:val="center"/>
-                  </w:pPr>
-                  <w:r>
-                    <w:t xml:space="preserve">99.00</w:t>
-                  </w:r>
-                </w:p>
-              </w:tc>
-              <w:tc>
-                <w:tcPr/>
-                <w:p>
-                  <w:pPr>
-                    <w:pStyle w:val="Compact"/>
-                    <w:jc w:val="left"/>
-                    <w:jc w:val="center"/>
-                  </w:pPr>
-                  <w:r>
-                    <w:t xml:space="preserve">1.00</w:t>
-                  </w:r>
-                </w:p>
-              </w:tc>
-              <w:tc>
-                <w:tcPr/>
-                <w:p>
-                  <w:pPr>
-                    <w:pStyle w:val="Compact"/>
-                    <w:jc w:val="left"/>
-                    <w:jc w:val="center"/>
-                  </w:pPr>
-                  <w:r>
-                    <w:t xml:space="preserve">99.00</w:t>
-                  </w:r>
-                </w:p>
-              </w:tc>
-            </w:tr>
-            <w:tr>
-              <w:tc>
-                <w:tcPr/>
-                <w:p>
-                  <w:pPr>
-                    <w:pStyle w:val="Compact"/>
-                    <w:jc w:val="left"/>
-                    <w:jc w:val="center"/>
-                  </w:pPr>
-                  <w:r>
-                    <w:t xml:space="preserve">authentic_median</w:t>
-                  </w:r>
-                </w:p>
-              </w:tc>
-              <w:tc>
-                <w:tcPr/>
-                <w:p>
-                  <w:pPr>
-                    <w:pStyle w:val="Compact"/>
-                    <w:jc w:val="left"/>
-                    <w:jc w:val="center"/>
-                  </w:pPr>
-                  <w:r>
-                    <w:t xml:space="preserve">15.87</w:t>
-                  </w:r>
-                </w:p>
-              </w:tc>
-              <w:tc>
-                <w:tcPr/>
-                <w:p>
-                  <w:pPr>
-                    <w:pStyle w:val="Compact"/>
-                    <w:jc w:val="left"/>
-                    <w:jc w:val="center"/>
-                  </w:pPr>
-                  <w:r>
-                    <w:t xml:space="preserve">89.39</w:t>
-                  </w:r>
-                </w:p>
-              </w:tc>
-              <w:tc>
-                <w:tcPr/>
-                <w:p>
-                  <w:pPr>
-                    <w:pStyle w:val="Compact"/>
-                    <w:jc w:val="left"/>
-                    <w:jc w:val="center"/>
-                  </w:pPr>
-                  <w:r>
-                    <w:t xml:space="preserve">1.00</w:t>
-                  </w:r>
-                </w:p>
-              </w:tc>
-              <w:tc>
-                <w:tcPr/>
-                <w:p>
-                  <w:pPr>
-                    <w:pStyle w:val="Compact"/>
-                    <w:jc w:val="left"/>
-                    <w:jc w:val="center"/>
-                  </w:pPr>
-                  <w:r>
-                    <w:t xml:space="preserve">99.00</w:t>
-                  </w:r>
-                </w:p>
-              </w:tc>
-            </w:tr>
-            <w:tr>
-              <w:tc>
-                <w:tcPr/>
-                <w:p>
-                  <w:pPr>
-                    <w:pStyle w:val="Compact"/>
-                    <w:jc w:val="left"/>
-                    <w:jc w:val="center"/>
-                  </w:pPr>
-                  <w:r>
-                    <w:t xml:space="preserve">authentic_q_95</w:t>
-                  </w:r>
-                </w:p>
-              </w:tc>
-              <w:tc>
-                <w:tcPr/>
-                <w:p>
-                  <w:pPr>
-                    <w:pStyle w:val="Compact"/>
-                    <w:jc w:val="left"/>
-                    <w:jc w:val="center"/>
-                  </w:pPr>
-                  <w:r>
-                    <w:t xml:space="preserve">7.36</w:t>
-                  </w:r>
-                </w:p>
-              </w:tc>
-              <w:tc>
-                <w:tcPr/>
-                <w:p>
-                  <w:pPr>
-                    <w:pStyle w:val="Compact"/>
-                    <w:jc w:val="left"/>
-                    <w:jc w:val="center"/>
-                  </w:pPr>
-                  <w:r>
-                    <w:t xml:space="preserve">99.00</w:t>
-                  </w:r>
-                </w:p>
-              </w:tc>
-              <w:tc>
-                <w:tcPr/>
-                <w:p>
-                  <w:pPr>
-                    <w:pStyle w:val="Compact"/>
-                    <w:jc w:val="left"/>
-                    <w:jc w:val="center"/>
-                  </w:pPr>
-                  <w:r>
-                    <w:t xml:space="preserve">1.00</w:t>
-                  </w:r>
-                </w:p>
-              </w:tc>
-              <w:tc>
-                <w:tcPr/>
-                <w:p>
-                  <w:pPr>
-                    <w:pStyle w:val="Compact"/>
-                    <w:jc w:val="left"/>
-                    <w:jc w:val="center"/>
-                  </w:pPr>
-                  <w:r>
-                    <w:t xml:space="preserve">99.00</w:t>
-                  </w:r>
-                </w:p>
-              </w:tc>
-            </w:tr>
-            <w:tr>
-              <w:tc>
-                <w:tcPr/>
-                <w:p>
-                  <w:pPr>
-                    <w:pStyle w:val="Compact"/>
-                    <w:jc w:val="left"/>
-                    <w:jc w:val="center"/>
-                  </w:pPr>
-                  <w:r>
-                    <w:t xml:space="preserve">tone_median</w:t>
-                  </w:r>
-                </w:p>
-              </w:tc>
-              <w:tc>
-                <w:tcPr/>
-                <w:p>
-                  <w:pPr>
-                    <w:pStyle w:val="Compact"/>
-                    <w:jc w:val="left"/>
-                    <w:jc w:val="center"/>
-                  </w:pPr>
-                  <w:r>
-                    <w:t xml:space="preserve">13.85</w:t>
-                  </w:r>
-                </w:p>
-              </w:tc>
-              <w:tc>
-                <w:tcPr/>
-                <w:p>
-                  <w:pPr>
-                    <w:pStyle w:val="Compact"/>
-                    <w:jc w:val="left"/>
-                    <w:jc w:val="center"/>
-                  </w:pPr>
-                  <w:r>
-                    <w:t xml:space="preserve">99.00</w:t>
-                  </w:r>
-                </w:p>
-              </w:tc>
-              <w:tc>
-                <w:tcPr/>
-                <w:p>
-                  <w:pPr>
-                    <w:pStyle w:val="Compact"/>
-                    <w:jc w:val="left"/>
-                    <w:jc w:val="center"/>
-                  </w:pPr>
-                  <w:r>
-                    <w:t xml:space="preserve">1.00</w:t>
-                  </w:r>
-                </w:p>
-              </w:tc>
-              <w:tc>
-                <w:tcPr/>
-                <w:p>
-                  <w:pPr>
-                    <w:pStyle w:val="Compact"/>
-                    <w:jc w:val="left"/>
-                    <w:jc w:val="center"/>
-                  </w:pPr>
-                  <w:r>
-                    <w:t xml:space="preserve">99.00</w:t>
-                  </w:r>
-                </w:p>
-              </w:tc>
-            </w:tr>
-            <w:tr>
-              <w:tc>
-                <w:tcPr/>
-                <w:p>
-                  <w:pPr>
-                    <w:pStyle w:val="Compact"/>
-                    <w:jc w:val="left"/>
-                    <w:jc w:val="center"/>
-                  </w:pPr>
-                  <w:r>
-                    <w:t xml:space="preserve">tone_q_95</w:t>
-                  </w:r>
-                </w:p>
-              </w:tc>
-              <w:tc>
-                <w:tcPr/>
-                <w:p>
-                  <w:pPr>
-                    <w:pStyle w:val="Compact"/>
-                    <w:jc w:val="left"/>
-                    <w:jc w:val="center"/>
-                  </w:pPr>
-                  <w:r>
-                    <w:t xml:space="preserve">7.27</w:t>
-                  </w:r>
-                </w:p>
-              </w:tc>
-              <w:tc>
-                <w:tcPr/>
-                <w:p>
-                  <w:pPr>
-                    <w:pStyle w:val="Compact"/>
-                    <w:jc w:val="left"/>
-                    <w:jc w:val="center"/>
-                  </w:pPr>
-                  <w:r>
-                    <w:t xml:space="preserve">99.00</w:t>
-                  </w:r>
-                </w:p>
-              </w:tc>
-              <w:tc>
-                <w:tcPr/>
-                <w:p>
-                  <w:pPr>
-                    <w:pStyle w:val="Compact"/>
-                    <w:jc w:val="left"/>
-                    <w:jc w:val="center"/>
-                  </w:pPr>
-                  <w:r>
-                    <w:t xml:space="preserve">1.00</w:t>
-                  </w:r>
-                </w:p>
-              </w:tc>
-              <w:tc>
-                <w:tcPr/>
-                <w:p>
-                  <w:pPr>
-                    <w:pStyle w:val="Compact"/>
-                    <w:jc w:val="left"/>
-                    <w:jc w:val="center"/>
-                  </w:pPr>
-                  <w:r>
-                    <w:t xml:space="preserve">99.00</w:t>
-                  </w:r>
-                </w:p>
-              </w:tc>
-            </w:tr>
-          </w:tbl>
-          <w:p>
-            <w:pPr>
-              <w:jc w:val="center"/>
-            </w:pPr>
-            <w:pPr>
-              <w:jc w:val="start"/>
-              <w:spacing w:before="200"/>
-              <w:pStyle w:val="ImageCaption"/>
-            </w:pPr>
-            <w:r>
-              <w:t xml:space="preserve">Table 3: Sample Characteristics of Median and 95% Quantile Scores of All Raw Scores from Individual Messages Within Each 1-Week Prediction Window</w:t>
-            </w:r>
-          </w:p>
-          <w:bookmarkEnd w:id="75"/>
-        </w:tc>
-      </w:tr>
-    </w:tbl>
-    <w:tbl>
-      <w:tblPr>
-        <w:tblStyle w:val="Table"/>
-        <w:tblW w:type="pct" w:w="5000"/>
-        <w:tblLayout w:type="fixed"/>
-        <w:tblLook w:firstRow="0" w:lastRow="0" w:firstColumn="0" w:lastColumn="0" w:noHBand="0" w:noVBand="0" w:val="0000"/>
-      </w:tblPr>
-      <w:tblGrid>
-        <w:gridCol w:w="7920"/>
-      </w:tblGrid>
-      <w:tr>
-        <w:tc>
-          <w:tcPr/>
-          <w:bookmarkStart w:id="79" w:name="fig-liwc_ind"/>
+          <w:bookmarkStart w:id="80" w:name="fig-liwc_ind"/>
           <w:p>
             <w:pPr>
               <w:pStyle w:val="Compact"/>
@@ -4377,18 +4601,18 @@
                 <wp:inline>
                   <wp:extent cx="5334000" cy="3810000"/>
                   <wp:effectExtent b="0" l="0" r="0" t="0"/>
-                  <wp:docPr descr="" title="" id="77" name="Picture"/>
+                  <wp:docPr descr="" title="" id="78" name="Picture"/>
                   <a:graphic>
                     <a:graphicData uri="http://schemas.openxmlformats.org/drawingml/2006/picture">
                       <pic:pic>
                         <pic:nvPicPr>
-                          <pic:cNvPr descr="index_files/figure-docx/notebooks-eda_liwc-fig-liwc_ind-output-1.png" id="78" name="Picture"/>
+                          <pic:cNvPr descr="index_files/figure-docx/notebooks-eda_liwc-fig-liwc_ind-output-1.png" id="79" name="Picture"/>
                           <pic:cNvPicPr>
                             <a:picLocks noChangeArrowheads="1" noChangeAspect="1"/>
                           </pic:cNvPicPr>
                         </pic:nvPicPr>
                         <pic:blipFill>
-                          <a:blip r:embed="rId76"/>
+                          <a:blip r:embed="rId77"/>
                           <a:stretch>
                             <a:fillRect/>
                           </a:stretch>
@@ -4428,7 +4652,7 @@
               <w:t xml:space="preserve">Figure 7: Descriptives of Normalized LIWC Scores in the 3-Day Prediction Window</w:t>
             </w:r>
           </w:p>
-          <w:bookmarkEnd w:id="79"/>
+          <w:bookmarkEnd w:id="80"/>
         </w:tc>
       </w:tr>
     </w:tbl>
@@ -4448,7 +4672,7 @@
         </w:rPr>
         <w:t xml:space="preserve"> </w:t>
       </w:r>
-      <w:hyperlink r:id="rId80">
+      <w:hyperlink r:id="rId81">
         <w:r>
           <w:rPr>
             <w:rStyle w:val="Hyperlink"/>
@@ -4458,7 +4682,7 @@
         </w:r>
       </w:hyperlink>
     </w:p>
-    <w:bookmarkStart w:id="83" w:name="tbl-panel"/>
+    <w:bookmarkStart w:id="84" w:name="tbl-panel2"/>
     <w:tbl>
       <w:tblPr>
         <w:tblStyle w:val="Table"/>
@@ -4496,7 +4720,7 @@
             <w:tr>
               <w:tc>
                 <w:tcPr/>
-                <w:bookmarkStart w:id="81" w:name="tbl-cat_3day"/>
+                <w:bookmarkStart w:id="82" w:name="tbl-cat_3day"/>
                 <w:tbl>
                   <w:tblPr>
                     <w:tblStyle w:val="Table"/>
@@ -5027,7 +5251,7 @@
                     <w:t xml:space="preserve">(a) 3-Day Prediction Window</w:t>
                   </w:r>
                 </w:p>
-                <w:bookmarkEnd w:id="81"/>
+                <w:bookmarkEnd w:id="82"/>
               </w:tc>
             </w:tr>
           </w:tbl>
@@ -5087,7 +5311,7 @@
             <w:tr>
               <w:tc>
                 <w:tcPr/>
-                <w:bookmarkStart w:id="82" w:name="tbl-cat_1week"/>
+                <w:bookmarkStart w:id="83" w:name="tbl-cat_1week"/>
                 <w:tbl>
                   <w:tblPr>
                     <w:tblStyle w:val="Table"/>
@@ -5618,7 +5842,7 @@
                     <w:t xml:space="preserve">(b) 1-Week Prediction Window</w:t>
                   </w:r>
                 </w:p>
-                <w:bookmarkEnd w:id="82"/>
+                <w:bookmarkEnd w:id="83"/>
               </w:tc>
             </w:tr>
           </w:tbl>
@@ -5635,10 +5859,10 @@
         <w:pStyle w:val="ImageCaption"/>
       </w:pPr>
       <w:r>
-        <w:t xml:space="preserve">Table 4: Sample Characteristics of Raw LIWC Scores on Concatenated Messages Within Each Prediction Window</w:t>
-      </w:r>
-    </w:p>
-    <w:bookmarkEnd w:id="83"/>
+        <w:t xml:space="preserve">Table 3: Sample Characteristics of Raw LIWC Scores on Concatenated Messages Within Each Prediction Window</w:t>
+      </w:r>
+    </w:p>
+    <w:bookmarkEnd w:id="84"/>
     <w:tbl>
       <w:tblPr>
         <w:tblStyle w:val="Table"/>
@@ -5652,7 +5876,7 @@
       <w:tr>
         <w:tc>
           <w:tcPr/>
-          <w:bookmarkStart w:id="87" w:name="fig-liwc_cat"/>
+          <w:bookmarkStart w:id="88" w:name="fig-liwc_cat"/>
           <w:p>
             <w:pPr>
               <w:pStyle w:val="Compact"/>
@@ -5663,18 +5887,18 @@
                 <wp:inline>
                   <wp:extent cx="5334000" cy="3810000"/>
                   <wp:effectExtent b="0" l="0" r="0" t="0"/>
-                  <wp:docPr descr="" title="" id="85" name="Picture"/>
+                  <wp:docPr descr="" title="" id="86" name="Picture"/>
                   <a:graphic>
                     <a:graphicData uri="http://schemas.openxmlformats.org/drawingml/2006/picture">
                       <pic:pic>
                         <pic:nvPicPr>
-                          <pic:cNvPr descr="index_files/figure-docx/notebooks-eda_liwc-fig-liwc_cat-output-1.png" id="86" name="Picture"/>
+                          <pic:cNvPr descr="index_files/figure-docx/notebooks-eda_liwc-fig-liwc_cat-output-1.png" id="87" name="Picture"/>
                           <pic:cNvPicPr>
                             <a:picLocks noChangeArrowheads="1" noChangeAspect="1"/>
                           </pic:cNvPicPr>
                         </pic:nvPicPr>
                         <pic:blipFill>
-                          <a:blip r:embed="rId84"/>
+                          <a:blip r:embed="rId85"/>
                           <a:stretch>
                             <a:fillRect/>
                           </a:stretch>
@@ -5714,7 +5938,7 @@
               <w:t xml:space="preserve">Figure 8: Descriptives of Normalized LIWC Scores in the 1-Week Prediction Window</w:t>
             </w:r>
           </w:p>
-          <w:bookmarkEnd w:id="87"/>
+          <w:bookmarkEnd w:id="88"/>
         </w:tc>
       </w:tr>
     </w:tbl>
@@ -5734,7 +5958,7 @@
         </w:rPr>
         <w:t xml:space="preserve"> </w:t>
       </w:r>
-      <w:hyperlink r:id="rId88">
+      <w:hyperlink r:id="rId89">
         <w:r>
           <w:rPr>
             <w:rStyle w:val="Hyperlink"/>
@@ -5744,8 +5968,8 @@
         </w:r>
       </w:hyperlink>
     </w:p>
-    <w:bookmarkEnd w:id="89"/>
-    <w:bookmarkStart w:id="95" w:name="model-evaluation"/>
+    <w:bookmarkEnd w:id="90"/>
+    <w:bookmarkStart w:id="96" w:name="model-evaluation"/>
     <w:p>
       <w:pPr>
         <w:pStyle w:val="Heading2"/>
@@ -5767,7 +5991,7 @@
       <w:tr>
         <w:tc>
           <w:tcPr/>
-          <w:bookmarkStart w:id="93" w:name="fig-auroc"/>
+          <w:bookmarkStart w:id="94" w:name="fig-auroc"/>
           <w:p>
             <w:pPr>
               <w:pStyle w:val="Compact"/>
@@ -5778,18 +6002,18 @@
                 <wp:inline>
                   <wp:extent cx="5334000" cy="3810000"/>
                   <wp:effectExtent b="0" l="0" r="0" t="0"/>
-                  <wp:docPr descr="" title="" id="91" name="Picture"/>
+                  <wp:docPr descr="" title="" id="92" name="Picture"/>
                   <a:graphic>
                     <a:graphicData uri="http://schemas.openxmlformats.org/drawingml/2006/picture">
                       <pic:pic>
                         <pic:nvPicPr>
-                          <pic:cNvPr descr="index_files/figure-docx/notebooks-auROC_plot-fig-auroc-output-2.png" id="92" name="Picture"/>
+                          <pic:cNvPr descr="index_files/figure-docx/notebooks-auROC_plot-fig-auroc-output-2.png" id="93" name="Picture"/>
                           <pic:cNvPicPr>
                             <a:picLocks noChangeArrowheads="1" noChangeAspect="1"/>
                           </pic:cNvPicPr>
                         </pic:nvPicPr>
                         <pic:blipFill>
-                          <a:blip r:embed="rId90"/>
+                          <a:blip r:embed="rId91"/>
                           <a:stretch>
                             <a:fillRect/>
                           </a:stretch>
@@ -5829,7 +6053,7 @@
               <w:t xml:space="preserve">Figure 9: ROC Curve for the Best Model Configuration</w:t>
             </w:r>
           </w:p>
-          <w:bookmarkEnd w:id="93"/>
+          <w:bookmarkEnd w:id="94"/>
         </w:tc>
       </w:tr>
     </w:tbl>
@@ -5849,7 +6073,7 @@
         </w:rPr>
         <w:t xml:space="preserve"> </w:t>
       </w:r>
-      <w:hyperlink r:id="rId94">
+      <w:hyperlink r:id="rId95">
         <w:r>
           <w:rPr>
             <w:rStyle w:val="Hyperlink"/>
@@ -5859,8 +6083,8 @@
         </w:r>
       </w:hyperlink>
     </w:p>
-    <w:bookmarkEnd w:id="95"/>
-    <w:bookmarkStart w:id="102" w:name="model-fairness"/>
+    <w:bookmarkEnd w:id="96"/>
+    <w:bookmarkStart w:id="103" w:name="model-fairness"/>
     <w:p>
       <w:pPr>
         <w:pStyle w:val="Heading2"/>
@@ -5882,7 +6106,7 @@
       <w:tr>
         <w:tc>
           <w:tcPr/>
-          <w:bookmarkStart w:id="99" w:name="fig-fairness"/>
+          <w:bookmarkStart w:id="100" w:name="fig-fairness"/>
           <w:p>
             <w:pPr>
               <w:pStyle w:val="Compact"/>
@@ -5893,18 +6117,18 @@
                 <wp:inline>
                   <wp:extent cx="5334000" cy="3810000"/>
                   <wp:effectExtent b="0" l="0" r="0" t="0"/>
-                  <wp:docPr descr="" title="" id="97" name="Picture"/>
+                  <wp:docPr descr="" title="" id="98" name="Picture"/>
                   <a:graphic>
                     <a:graphicData uri="http://schemas.openxmlformats.org/drawingml/2006/picture">
                       <pic:pic>
                         <pic:nvPicPr>
-                          <pic:cNvPr descr="index_files/figure-docx/notebooks-fairness-fig-fairness-output-1.png" id="98" name="Picture"/>
+                          <pic:cNvPr descr="index_files/figure-docx/notebooks-fairness-fig-fairness-output-1.png" id="99" name="Picture"/>
                           <pic:cNvPicPr>
                             <a:picLocks noChangeArrowheads="1" noChangeAspect="1"/>
                           </pic:cNvPicPr>
                         </pic:nvPicPr>
                         <pic:blipFill>
-                          <a:blip r:embed="rId96"/>
+                          <a:blip r:embed="rId97"/>
                           <a:stretch>
                             <a:fillRect/>
                           </a:stretch>
@@ -5944,7 +6168,7 @@
               <w:t xml:space="preserve">Figure 10: auROC posterior distribution across different privileged vs. unprivileged groups</w:t>
             </w:r>
           </w:p>
-          <w:bookmarkEnd w:id="99"/>
+          <w:bookmarkEnd w:id="100"/>
         </w:tc>
       </w:tr>
     </w:tbl>
@@ -5964,7 +6188,7 @@
         </w:rPr>
         <w:t xml:space="preserve"> </w:t>
       </w:r>
-      <w:hyperlink r:id="rId100">
+      <w:hyperlink r:id="rId101">
         <w:r>
           <w:rPr>
             <w:rStyle w:val="Hyperlink"/>
@@ -5989,7 +6213,7 @@
           <w:rPr>
             <w:rStyle w:val="Hyperlink"/>
           </w:rPr>
-          <w:t xml:space="preserve">Table 5</w:t>
+          <w:t xml:space="preserve">Table 4</w:t>
         </w:r>
       </w:hyperlink>
       <w:r>
@@ -6009,7 +6233,7 @@
       <w:tr>
         <w:tc>
           <w:tcPr/>
-          <w:bookmarkStart w:id="101" w:name="tbl-fairness"/>
+          <w:bookmarkStart w:id="102" w:name="tbl-fairness"/>
           <w:tbl>
             <w:tblPr>
               <w:tblStyle w:val="Table"/>
@@ -6368,15 +6592,15 @@
               <w:pStyle w:val="ImageCaption"/>
             </w:pPr>
             <w:r>
-              <w:t xml:space="preserve">Table 5: Model Performance Difference across different demographic subgroups</w:t>
+              <w:t xml:space="preserve">Table 4: Model Performance Difference across different demographic subgroups</w:t>
             </w:r>
           </w:p>
-          <w:bookmarkEnd w:id="101"/>
+          <w:bookmarkEnd w:id="102"/>
         </w:tc>
       </w:tr>
     </w:tbl>
-    <w:bookmarkEnd w:id="102"/>
-    <w:bookmarkStart w:id="108" w:name="model-interpretation"/>
+    <w:bookmarkEnd w:id="103"/>
+    <w:bookmarkStart w:id="109" w:name="model-interpretation"/>
     <w:p>
       <w:pPr>
         <w:pStyle w:val="Heading2"/>
@@ -6398,7 +6622,7 @@
       <w:tr>
         <w:tc>
           <w:tcPr/>
-          <w:bookmarkStart w:id="106" w:name="fig-shaps"/>
+          <w:bookmarkStart w:id="107" w:name="fig-shaps"/>
           <w:p>
             <w:pPr>
               <w:pStyle w:val="Compact"/>
@@ -6409,18 +6633,18 @@
                 <wp:inline>
                   <wp:extent cx="5334000" cy="3810000"/>
                   <wp:effectExtent b="0" l="0" r="0" t="0"/>
-                  <wp:docPr descr="" title="" id="104" name="Picture"/>
+                  <wp:docPr descr="" title="" id="105" name="Picture"/>
                   <a:graphic>
                     <a:graphicData uri="http://schemas.openxmlformats.org/drawingml/2006/picture">
                       <pic:pic>
                         <pic:nvPicPr>
-                          <pic:cNvPr descr="index_files/figure-docx/notebooks-shaps-fig-shaps-output-1.png" id="105" name="Picture"/>
+                          <pic:cNvPr descr="index_files/figure-docx/notebooks-shaps-fig-shaps-output-1.png" id="106" name="Picture"/>
                           <pic:cNvPicPr>
                             <a:picLocks noChangeArrowheads="1" noChangeAspect="1"/>
                           </pic:cNvPicPr>
                         </pic:nvPicPr>
                         <pic:blipFill>
-                          <a:blip r:embed="rId103"/>
+                          <a:blip r:embed="rId104"/>
                           <a:stretch>
                             <a:fillRect/>
                           </a:stretch>
@@ -6460,7 +6684,7 @@
               <w:t xml:space="preserve">Figure 11: Shapley Value</w:t>
             </w:r>
           </w:p>
-          <w:bookmarkEnd w:id="106"/>
+          <w:bookmarkEnd w:id="107"/>
         </w:tc>
       </w:tr>
     </w:tbl>
@@ -6480,7 +6704,7 @@
         </w:rPr>
         <w:t xml:space="preserve"> </w:t>
       </w:r>
-      <w:hyperlink r:id="rId107">
+      <w:hyperlink r:id="rId108">
         <w:r>
           <w:rPr>
             <w:rStyle w:val="Hyperlink"/>
@@ -6495,9 +6719,9 @@
         <w:br w:type="page"/>
       </w:r>
     </w:p>
-    <w:bookmarkEnd w:id="108"/>
     <w:bookmarkEnd w:id="109"/>
-    <w:bookmarkStart w:id="231" w:name="discussions"/>
+    <w:bookmarkEnd w:id="110"/>
+    <w:bookmarkStart w:id="232" w:name="discussions"/>
     <w:p>
       <w:pPr>
         <w:pStyle w:val="Heading1"/>
@@ -6511,8 +6735,8 @@
         <w:br w:type="page"/>
       </w:r>
     </w:p>
-    <w:bookmarkStart w:id="230" w:name="refs"/>
-    <w:bookmarkStart w:id="111" w:name="Xafb9ebfeab280acee598deb0b35b093eec91108"/>
+    <w:bookmarkStart w:id="231" w:name="refs"/>
+    <w:bookmarkStart w:id="112" w:name="Xafb9ebfeab280acee598deb0b35b093eec91108"/>
     <w:p>
       <w:pPr>
         <w:pStyle w:val="Bibliography"/>
@@ -6602,7 +6826,7 @@
       <w:r>
         <w:t xml:space="preserve"> </w:t>
       </w:r>
-      <w:hyperlink r:id="rId110">
+      <w:hyperlink r:id="rId111">
         <w:r>
           <w:rPr>
             <w:rStyle w:val="Hyperlink"/>
@@ -6614,8 +6838,8 @@
         <w:t xml:space="preserve">.</w:t>
       </w:r>
     </w:p>
-    <w:bookmarkEnd w:id="111"/>
-    <w:bookmarkStart w:id="113" w:name="ref-afsharNaturalLanguageProcessing2019"/>
+    <w:bookmarkEnd w:id="112"/>
+    <w:bookmarkStart w:id="114" w:name="ref-afsharNaturalLanguageProcessing2019"/>
     <w:p>
       <w:pPr>
         <w:pStyle w:val="Bibliography"/>
@@ -6648,7 +6872,7 @@
       <w:r>
         <w:t xml:space="preserve"> </w:t>
       </w:r>
-      <w:hyperlink r:id="rId112">
+      <w:hyperlink r:id="rId113">
         <w:r>
           <w:rPr>
             <w:rStyle w:val="Hyperlink"/>
@@ -6660,8 +6884,8 @@
         <w:t xml:space="preserve">.</w:t>
       </w:r>
     </w:p>
-    <w:bookmarkEnd w:id="113"/>
-    <w:bookmarkStart w:id="115" w:name="Xc95fb8816eaf9f583d19d6cba6a9ac025f9fe91"/>
+    <w:bookmarkEnd w:id="114"/>
+    <w:bookmarkStart w:id="116" w:name="Xc95fb8816eaf9f583d19d6cba6a9ac025f9fe91"/>
     <w:p>
       <w:pPr>
         <w:pStyle w:val="Bibliography"/>
@@ -6849,7 +7073,7 @@
       <w:r>
         <w:t xml:space="preserve"> </w:t>
       </w:r>
-      <w:hyperlink r:id="rId114">
+      <w:hyperlink r:id="rId115">
         <w:r>
           <w:rPr>
             <w:rStyle w:val="Hyperlink"/>
@@ -6861,8 +7085,8 @@
         <w:t xml:space="preserve">.</w:t>
       </w:r>
     </w:p>
-    <w:bookmarkEnd w:id="115"/>
-    <w:bookmarkStart w:id="117" w:name="Xa710417644a60899013e4932e847385912f9696"/>
+    <w:bookmarkEnd w:id="116"/>
+    <w:bookmarkStart w:id="118" w:name="Xa710417644a60899013e4932e847385912f9696"/>
     <w:p>
       <w:pPr>
         <w:pStyle w:val="Bibliography"/>
@@ -6907,7 +7131,7 @@
       <w:r>
         <w:t xml:space="preserve"> </w:t>
       </w:r>
-      <w:hyperlink r:id="rId116">
+      <w:hyperlink r:id="rId117">
         <w:r>
           <w:rPr>
             <w:rStyle w:val="Hyperlink"/>
@@ -6919,8 +7143,8 @@
         <w:t xml:space="preserve">.</w:t>
       </w:r>
     </w:p>
-    <w:bookmarkEnd w:id="117"/>
-    <w:bookmarkStart w:id="119" w:name="ref-baeMobilePhoneSensors2018a"/>
+    <w:bookmarkEnd w:id="118"/>
+    <w:bookmarkStart w:id="120" w:name="ref-baeMobilePhoneSensors2018a"/>
     <w:p>
       <w:pPr>
         <w:pStyle w:val="Bibliography"/>
@@ -6983,7 +7207,7 @@
       <w:r>
         <w:t xml:space="preserve"> </w:t>
       </w:r>
-      <w:hyperlink r:id="rId118">
+      <w:hyperlink r:id="rId119">
         <w:r>
           <w:rPr>
             <w:rStyle w:val="Hyperlink"/>
@@ -6995,8 +7219,8 @@
         <w:t xml:space="preserve">.</w:t>
       </w:r>
     </w:p>
-    <w:bookmarkEnd w:id="119"/>
-    <w:bookmarkStart w:id="121" w:name="Xe55fcb9276abfce60e3423ca0e9912c33a11f0b"/>
+    <w:bookmarkEnd w:id="120"/>
+    <w:bookmarkStart w:id="122" w:name="Xe55fcb9276abfce60e3423ca0e9912c33a11f0b"/>
     <w:p>
       <w:pPr>
         <w:pStyle w:val="Bibliography"/>
@@ -7041,7 +7265,7 @@
       <w:r>
         <w:t xml:space="preserve"> </w:t>
       </w:r>
-      <w:hyperlink r:id="rId120">
+      <w:hyperlink r:id="rId121">
         <w:r>
           <w:rPr>
             <w:rStyle w:val="Hyperlink"/>
@@ -7053,8 +7277,8 @@
         <w:t xml:space="preserve">.</w:t>
       </w:r>
     </w:p>
-    <w:bookmarkEnd w:id="121"/>
-    <w:bookmarkStart w:id="123" w:name="X0dfc9bfbbbc9cc86d14160256792ce0ff6efdd3"/>
+    <w:bookmarkEnd w:id="122"/>
+    <w:bookmarkStart w:id="124" w:name="X0dfc9bfbbbc9cc86d14160256792ce0ff6efdd3"/>
     <w:p>
       <w:pPr>
         <w:pStyle w:val="Bibliography"/>
@@ -7087,7 +7311,7 @@
       <w:r>
         <w:t xml:space="preserve"> </w:t>
       </w:r>
-      <w:hyperlink r:id="rId122">
+      <w:hyperlink r:id="rId123">
         <w:r>
           <w:rPr>
             <w:rStyle w:val="Hyperlink"/>
@@ -7099,8 +7323,8 @@
         <w:t xml:space="preserve">.</w:t>
       </w:r>
     </w:p>
-    <w:bookmarkEnd w:id="123"/>
-    <w:bookmarkStart w:id="125" w:name="ref-bucciTheyAreNot2019"/>
+    <w:bookmarkEnd w:id="124"/>
+    <w:bookmarkStart w:id="126" w:name="ref-bucciTheyAreNot2019"/>
     <w:p>
       <w:pPr>
         <w:pStyle w:val="Bibliography"/>
@@ -7184,7 +7408,7 @@
       <w:r>
         <w:t xml:space="preserve"> </w:t>
       </w:r>
-      <w:hyperlink r:id="rId124">
+      <w:hyperlink r:id="rId125">
         <w:r>
           <w:rPr>
             <w:rStyle w:val="Hyperlink"/>
@@ -7196,8 +7420,8 @@
         <w:t xml:space="preserve">.</w:t>
       </w:r>
     </w:p>
-    <w:bookmarkEnd w:id="125"/>
-    <w:bookmarkStart w:id="127" w:name="X565bbce5bff6dc592dea5af242f12d8b37400a4"/>
+    <w:bookmarkEnd w:id="126"/>
+    <w:bookmarkStart w:id="128" w:name="X565bbce5bff6dc592dea5af242f12d8b37400a4"/>
     <w:p>
       <w:pPr>
         <w:pStyle w:val="Bibliography"/>
@@ -7284,7 +7508,7 @@
       <w:r>
         <w:t xml:space="preserve"> </w:t>
       </w:r>
-      <w:hyperlink r:id="rId126">
+      <w:hyperlink r:id="rId127">
         <w:r>
           <w:rPr>
             <w:rStyle w:val="Hyperlink"/>
@@ -7296,8 +7520,8 @@
         <w:t xml:space="preserve">.</w:t>
       </w:r>
     </w:p>
-    <w:bookmarkEnd w:id="127"/>
-    <w:bookmarkStart w:id="129" w:name="ref-chihPredictiveModelingAddiction2014a"/>
+    <w:bookmarkEnd w:id="128"/>
+    <w:bookmarkStart w:id="130" w:name="ref-chihPredictiveModelingAddiction2014a"/>
     <w:p>
       <w:pPr>
         <w:pStyle w:val="Bibliography"/>
@@ -7330,7 +7554,7 @@
       <w:r>
         <w:t xml:space="preserve"> </w:t>
       </w:r>
-      <w:hyperlink r:id="rId128">
+      <w:hyperlink r:id="rId129">
         <w:r>
           <w:rPr>
             <w:rStyle w:val="Hyperlink"/>
@@ -7342,8 +7566,8 @@
         <w:t xml:space="preserve">.</w:t>
       </w:r>
     </w:p>
-    <w:bookmarkEnd w:id="129"/>
-    <w:bookmarkStart w:id="131" w:name="ref-chungRelapseAlcoholOther2006a"/>
+    <w:bookmarkEnd w:id="130"/>
+    <w:bookmarkStart w:id="132" w:name="ref-chungRelapseAlcoholOther2006a"/>
     <w:p>
       <w:pPr>
         <w:pStyle w:val="Bibliography"/>
@@ -7385,7 +7609,7 @@
       <w:r>
         <w:t xml:space="preserve"> </w:t>
       </w:r>
-      <w:hyperlink r:id="rId130">
+      <w:hyperlink r:id="rId131">
         <w:r>
           <w:rPr>
             <w:rStyle w:val="Hyperlink"/>
@@ -7397,8 +7621,8 @@
         <w:t xml:space="preserve">.</w:t>
       </w:r>
     </w:p>
-    <w:bookmarkEnd w:id="131"/>
-    <w:bookmarkStart w:id="133" w:name="ref-czyzEcologicalAssessmentDaily2018"/>
+    <w:bookmarkEnd w:id="132"/>
+    <w:bookmarkStart w:id="134" w:name="ref-czyzEcologicalAssessmentDaily2018"/>
     <w:p>
       <w:pPr>
         <w:pStyle w:val="Bibliography"/>
@@ -7443,7 +7667,7 @@
       <w:r>
         <w:t xml:space="preserve"> </w:t>
       </w:r>
-      <w:hyperlink r:id="rId132">
+      <w:hyperlink r:id="rId133">
         <w:r>
           <w:rPr>
             <w:rStyle w:val="Hyperlink"/>
@@ -7455,8 +7679,8 @@
         <w:t xml:space="preserve">.</w:t>
       </w:r>
     </w:p>
-    <w:bookmarkEnd w:id="133"/>
-    <w:bookmarkStart w:id="135" w:name="ref-dibartoloAlcoholUseDisorder2017"/>
+    <w:bookmarkEnd w:id="134"/>
+    <w:bookmarkStart w:id="136" w:name="ref-dibartoloAlcoholUseDisorder2017"/>
     <w:p>
       <w:pPr>
         <w:pStyle w:val="Bibliography"/>
@@ -7543,7 +7767,7 @@
       <w:r>
         <w:t xml:space="preserve"> </w:t>
       </w:r>
-      <w:hyperlink r:id="rId134">
+      <w:hyperlink r:id="rId135">
         <w:r>
           <w:rPr>
             <w:rStyle w:val="Hyperlink"/>
@@ -7555,8 +7779,8 @@
         <w:t xml:space="preserve">.</w:t>
       </w:r>
     </w:p>
-    <w:bookmarkEnd w:id="135"/>
-    <w:bookmarkStart w:id="137" w:name="ref-feingoldProximalVsDistal2015"/>
+    <w:bookmarkEnd w:id="136"/>
+    <w:bookmarkStart w:id="138" w:name="ref-feingoldProximalVsDistal2015"/>
     <w:p>
       <w:pPr>
         <w:pStyle w:val="Bibliography"/>
@@ -7589,7 +7813,7 @@
       <w:r>
         <w:t xml:space="preserve"> </w:t>
       </w:r>
-      <w:hyperlink r:id="rId136">
+      <w:hyperlink r:id="rId137">
         <w:r>
           <w:rPr>
             <w:rStyle w:val="Hyperlink"/>
@@ -7601,8 +7825,8 @@
         <w:t xml:space="preserve">.</w:t>
       </w:r>
     </w:p>
-    <w:bookmarkEnd w:id="137"/>
-    <w:bookmarkStart w:id="139" w:name="ref-finnPerceivedBarriersSeeking2023"/>
+    <w:bookmarkEnd w:id="138"/>
+    <w:bookmarkStart w:id="140" w:name="ref-finnPerceivedBarriersSeeking2023"/>
     <w:p>
       <w:pPr>
         <w:pStyle w:val="Bibliography"/>
@@ -7647,7 +7871,7 @@
       <w:r>
         <w:t xml:space="preserve"> </w:t>
       </w:r>
-      <w:hyperlink r:id="rId138">
+      <w:hyperlink r:id="rId139">
         <w:r>
           <w:rPr>
             <w:rStyle w:val="Hyperlink"/>
@@ -7659,8 +7883,8 @@
         <w:t xml:space="preserve">.</w:t>
       </w:r>
     </w:p>
-    <w:bookmarkEnd w:id="139"/>
-    <w:bookmarkStart w:id="141" w:name="ref-gilbertGenderDifferencesUse2019b"/>
+    <w:bookmarkEnd w:id="140"/>
+    <w:bookmarkStart w:id="142" w:name="ref-gilbertGenderDifferencesUse2019b"/>
     <w:p>
       <w:pPr>
         <w:pStyle w:val="Bibliography"/>
@@ -7762,7 +7986,7 @@
       <w:r>
         <w:t xml:space="preserve"> </w:t>
       </w:r>
-      <w:hyperlink r:id="rId140">
+      <w:hyperlink r:id="rId141">
         <w:r>
           <w:rPr>
             <w:rStyle w:val="Hyperlink"/>
@@ -7774,8 +7998,8 @@
         <w:t xml:space="preserve">.</w:t>
       </w:r>
     </w:p>
-    <w:bookmarkEnd w:id="141"/>
-    <w:bookmarkStart w:id="143" w:name="Xda7e0211c819cfbb87f310a4ff9aa4e691fefed"/>
+    <w:bookmarkEnd w:id="142"/>
+    <w:bookmarkStart w:id="144" w:name="Xda7e0211c819cfbb87f310a4ff9aa4e691fefed"/>
     <w:p>
       <w:pPr>
         <w:pStyle w:val="Bibliography"/>
@@ -7859,7 +8083,7 @@
       <w:r>
         <w:t xml:space="preserve"> </w:t>
       </w:r>
-      <w:hyperlink r:id="rId142">
+      <w:hyperlink r:id="rId143">
         <w:r>
           <w:rPr>
             <w:rStyle w:val="Hyperlink"/>
@@ -7871,8 +8095,8 @@
         <w:t xml:space="preserve">.</w:t>
       </w:r>
     </w:p>
-    <w:bookmarkEnd w:id="143"/>
-    <w:bookmarkStart w:id="145" w:name="Xb18b2d127665d50164a17bc8322beef69d4f980"/>
+    <w:bookmarkEnd w:id="144"/>
+    <w:bookmarkStart w:id="146" w:name="Xb18b2d127665d50164a17bc8322beef69d4f980"/>
     <w:p>
       <w:pPr>
         <w:pStyle w:val="Bibliography"/>
@@ -7917,7 +8141,7 @@
       <w:r>
         <w:t xml:space="preserve"> </w:t>
       </w:r>
-      <w:hyperlink r:id="rId144">
+      <w:hyperlink r:id="rId145">
         <w:r>
           <w:rPr>
             <w:rStyle w:val="Hyperlink"/>
@@ -7929,8 +8153,8 @@
         <w:t xml:space="preserve">.</w:t>
       </w:r>
     </w:p>
-    <w:bookmarkEnd w:id="145"/>
-    <w:bookmarkStart w:id="147" w:name="Xf3bbd2f018d15797242e38137a2bb5183901854"/>
+    <w:bookmarkEnd w:id="146"/>
+    <w:bookmarkStart w:id="148" w:name="Xf3bbd2f018d15797242e38137a2bb5183901854"/>
     <w:p>
       <w:pPr>
         <w:pStyle w:val="Bibliography"/>
@@ -7963,7 +8187,7 @@
       <w:r>
         <w:t xml:space="preserve"> </w:t>
       </w:r>
-      <w:hyperlink r:id="rId146">
+      <w:hyperlink r:id="rId147">
         <w:r>
           <w:rPr>
             <w:rStyle w:val="Hyperlink"/>
@@ -7975,8 +8199,8 @@
         <w:t xml:space="preserve">.</w:t>
       </w:r>
     </w:p>
-    <w:bookmarkEnd w:id="147"/>
-    <w:bookmarkStart w:id="149" w:name="Xc607b352943521404e0f20019d77839d3605993"/>
+    <w:bookmarkEnd w:id="148"/>
+    <w:bookmarkStart w:id="150" w:name="Xc607b352943521404e0f20019d77839d3605993"/>
     <w:p>
       <w:pPr>
         <w:pStyle w:val="Bibliography"/>
@@ -8042,7 +8266,7 @@
       <w:r>
         <w:t xml:space="preserve"> </w:t>
       </w:r>
-      <w:hyperlink r:id="rId148">
+      <w:hyperlink r:id="rId149">
         <w:r>
           <w:rPr>
             <w:rStyle w:val="Hyperlink"/>
@@ -8054,8 +8278,8 @@
         <w:t xml:space="preserve">.</w:t>
       </w:r>
     </w:p>
-    <w:bookmarkEnd w:id="149"/>
-    <w:bookmarkStart w:id="151" w:name="X908b868cf8e06446dd59b9be0145f3be3b8216e"/>
+    <w:bookmarkEnd w:id="150"/>
+    <w:bookmarkStart w:id="152" w:name="X908b868cf8e06446dd59b9be0145f3be3b8216e"/>
     <w:p>
       <w:pPr>
         <w:pStyle w:val="Bibliography"/>
@@ -8142,7 +8366,7 @@
       <w:r>
         <w:t xml:space="preserve"> </w:t>
       </w:r>
-      <w:hyperlink r:id="rId150">
+      <w:hyperlink r:id="rId151">
         <w:r>
           <w:rPr>
             <w:rStyle w:val="Hyperlink"/>
@@ -8154,8 +8378,8 @@
         <w:t xml:space="preserve">.</w:t>
       </w:r>
     </w:p>
-    <w:bookmarkEnd w:id="151"/>
-    <w:bookmarkStart w:id="153" w:name="ref-jacobsonUsingDigitalTherapeutics2023"/>
+    <w:bookmarkEnd w:id="152"/>
+    <w:bookmarkStart w:id="154" w:name="ref-jacobsonUsingDigitalTherapeutics2023"/>
     <w:p>
       <w:pPr>
         <w:pStyle w:val="Bibliography"/>
@@ -8178,7 +8402,7 @@
       <w:r>
         <w:t xml:space="preserve"> </w:t>
       </w:r>
-      <w:hyperlink r:id="rId152">
+      <w:hyperlink r:id="rId153">
         <w:r>
           <w:rPr>
             <w:rStyle w:val="Hyperlink"/>
@@ -8190,8 +8414,8 @@
         <w:t xml:space="preserve">.</w:t>
       </w:r>
     </w:p>
-    <w:bookmarkEnd w:id="153"/>
-    <w:bookmarkStart w:id="155" w:name="ref-kaddenMarlattRelapseTaxonomy1996"/>
+    <w:bookmarkEnd w:id="154"/>
+    <w:bookmarkStart w:id="156" w:name="ref-kaddenMarlattRelapseTaxonomy1996"/>
     <w:p>
       <w:pPr>
         <w:pStyle w:val="Bibliography"/>
@@ -8233,7 +8457,7 @@
       <w:r>
         <w:t xml:space="preserve"> </w:t>
       </w:r>
-      <w:hyperlink r:id="rId154">
+      <w:hyperlink r:id="rId155">
         <w:r>
           <w:rPr>
             <w:rStyle w:val="Hyperlink"/>
@@ -8245,8 +8469,8 @@
         <w:t xml:space="preserve">.</w:t>
       </w:r>
     </w:p>
-    <w:bookmarkEnd w:id="155"/>
-    <w:bookmarkStart w:id="157" w:name="ref-kaufmannTreatmentSeekingBarriers2014"/>
+    <w:bookmarkEnd w:id="156"/>
+    <w:bookmarkStart w:id="158" w:name="ref-kaufmannTreatmentSeekingBarriers2014"/>
     <w:p>
       <w:pPr>
         <w:pStyle w:val="Bibliography"/>
@@ -8279,7 +8503,7 @@
       <w:r>
         <w:t xml:space="preserve"> </w:t>
       </w:r>
-      <w:hyperlink r:id="rId156">
+      <w:hyperlink r:id="rId157">
         <w:r>
           <w:rPr>
             <w:rStyle w:val="Hyperlink"/>
@@ -8291,8 +8515,8 @@
         <w:t xml:space="preserve">.</w:t>
       </w:r>
     </w:p>
-    <w:bookmarkEnd w:id="157"/>
-    <w:bookmarkStart w:id="158" w:name="ref-korlakuntaReasonsRelapsePatients2012"/>
+    <w:bookmarkEnd w:id="158"/>
+    <w:bookmarkStart w:id="159" w:name="ref-korlakuntaReasonsRelapsePatients2012"/>
     <w:p>
       <w:pPr>
         <w:pStyle w:val="Bibliography"/>
@@ -8323,8 +8547,8 @@
         <w:t xml:space="preserve">13 (2): 108.</w:t>
       </w:r>
     </w:p>
-    <w:bookmarkEnd w:id="158"/>
-    <w:bookmarkStart w:id="160" w:name="ref-lecomteMobileAppsMental2020"/>
+    <w:bookmarkEnd w:id="159"/>
+    <w:bookmarkStart w:id="161" w:name="ref-lecomteMobileAppsMental2020"/>
     <w:p>
       <w:pPr>
         <w:pStyle w:val="Bibliography"/>
@@ -8399,7 +8623,7 @@
       <w:r>
         <w:t xml:space="preserve"> </w:t>
       </w:r>
-      <w:hyperlink r:id="rId159">
+      <w:hyperlink r:id="rId160">
         <w:r>
           <w:rPr>
             <w:rStyle w:val="Hyperlink"/>
@@ -8411,8 +8635,8 @@
         <w:t xml:space="preserve">.</w:t>
       </w:r>
     </w:p>
-    <w:bookmarkEnd w:id="160"/>
-    <w:bookmarkStart w:id="162" w:name="ref-leeDataDrivenDigitalTherapeutics2023"/>
+    <w:bookmarkEnd w:id="161"/>
+    <w:bookmarkStart w:id="163" w:name="ref-leeDataDrivenDigitalTherapeutics2023"/>
     <w:p>
       <w:pPr>
         <w:pStyle w:val="Bibliography"/>
@@ -8475,7 +8699,7 @@
       <w:r>
         <w:t xml:space="preserve"> </w:t>
       </w:r>
-      <w:hyperlink r:id="rId161">
+      <w:hyperlink r:id="rId162">
         <w:r>
           <w:rPr>
             <w:rStyle w:val="Hyperlink"/>
@@ -8487,8 +8711,8 @@
         <w:t xml:space="preserve">.</w:t>
       </w:r>
     </w:p>
-    <w:bookmarkEnd w:id="162"/>
-    <w:bookmarkStart w:id="164" w:name="Xad0e05bf336dda97d227027eae040cfde33d783"/>
+    <w:bookmarkEnd w:id="163"/>
+    <w:bookmarkStart w:id="165" w:name="Xad0e05bf336dda97d227027eae040cfde33d783"/>
     <w:p>
       <w:pPr>
         <w:pStyle w:val="Bibliography"/>
@@ -8530,7 +8754,7 @@
       <w:r>
         <w:t xml:space="preserve"> </w:t>
       </w:r>
-      <w:hyperlink r:id="rId163">
+      <w:hyperlink r:id="rId164">
         <w:r>
           <w:rPr>
             <w:rStyle w:val="Hyperlink"/>
@@ -8542,8 +8766,8 @@
         <w:t xml:space="preserve">.</w:t>
       </w:r>
     </w:p>
-    <w:bookmarkEnd w:id="164"/>
-    <w:bookmarkStart w:id="165" w:name="X34be55f2a2ff67a14e7206627bb93b426490c87"/>
+    <w:bookmarkEnd w:id="165"/>
+    <w:bookmarkStart w:id="166" w:name="X34be55f2a2ff67a14e7206627bb93b426490c87"/>
     <w:p>
       <w:pPr>
         <w:pStyle w:val="Bibliography"/>
@@ -8628,8 +8852,8 @@
         <w:t xml:space="preserve">’17. Red Hook, NY, USA: Curran Associates Inc.</w:t>
       </w:r>
     </w:p>
-    <w:bookmarkEnd w:id="165"/>
-    <w:bookmarkStart w:id="167" w:name="X22e9be3824ec77f661ff36dcfd4b6270812f56f"/>
+    <w:bookmarkEnd w:id="166"/>
+    <w:bookmarkStart w:id="168" w:name="X22e9be3824ec77f661ff36dcfd4b6270812f56f"/>
     <w:p>
       <w:pPr>
         <w:pStyle w:val="Bibliography"/>
@@ -8662,7 +8886,7 @@
       <w:r>
         <w:t xml:space="preserve"> </w:t>
       </w:r>
-      <w:hyperlink r:id="rId166">
+      <w:hyperlink r:id="rId167">
         <w:r>
           <w:rPr>
             <w:rStyle w:val="Hyperlink"/>
@@ -8674,8 +8898,8 @@
         <w:t xml:space="preserve">.</w:t>
       </w:r>
     </w:p>
-    <w:bookmarkEnd w:id="167"/>
-    <w:bookmarkStart w:id="169" w:name="X1329989714ddcecd7db483e12083768f0c5e635"/>
+    <w:bookmarkEnd w:id="168"/>
+    <w:bookmarkStart w:id="170" w:name="X1329989714ddcecd7db483e12083768f0c5e635"/>
     <w:p>
       <w:pPr>
         <w:pStyle w:val="Bibliography"/>
@@ -8708,7 +8932,7 @@
       <w:r>
         <w:t xml:space="preserve"> </w:t>
       </w:r>
-      <w:hyperlink r:id="rId168">
+      <w:hyperlink r:id="rId169">
         <w:r>
           <w:rPr>
             <w:rStyle w:val="Hyperlink"/>
@@ -8720,8 +8944,8 @@
         <w:t xml:space="preserve">.</w:t>
       </w:r>
     </w:p>
-    <w:bookmarkEnd w:id="169"/>
-    <w:bookmarkStart w:id="170" w:name="Xacc8c8a96f728736c6ec7be4d5ae02bdeea04b4"/>
+    <w:bookmarkEnd w:id="170"/>
+    <w:bookmarkStart w:id="171" w:name="Xacc8c8a96f728736c6ec7be4d5ae02bdeea04b4"/>
     <w:p>
       <w:pPr>
         <w:pStyle w:val="Bibliography"/>
@@ -8783,8 +9007,8 @@
         <w:t xml:space="preserve">Strategies in the Treatment of Addictive Behaviors, 2nd Ed. New York, NY, US: The Guilford Press.</w:t>
       </w:r>
     </w:p>
-    <w:bookmarkEnd w:id="170"/>
-    <w:bookmarkStart w:id="172" w:name="ref-mayBarriersTreatmentAlcohol2019"/>
+    <w:bookmarkEnd w:id="171"/>
+    <w:bookmarkStart w:id="173" w:name="ref-mayBarriersTreatmentAlcohol2019"/>
     <w:p>
       <w:pPr>
         <w:pStyle w:val="Bibliography"/>
@@ -8838,7 +9062,7 @@
       <w:r>
         <w:t xml:space="preserve"> </w:t>
       </w:r>
-      <w:hyperlink r:id="rId171">
+      <w:hyperlink r:id="rId172">
         <w:r>
           <w:rPr>
             <w:rStyle w:val="Hyperlink"/>
@@ -8850,8 +9074,8 @@
         <w:t xml:space="preserve">.</w:t>
       </w:r>
     </w:p>
-    <w:bookmarkEnd w:id="172"/>
-    <w:bookmarkStart w:id="174" w:name="ref-mckayStudiesFactorsRelapse1999a"/>
+    <w:bookmarkEnd w:id="173"/>
+    <w:bookmarkStart w:id="175" w:name="ref-mckayStudiesFactorsRelapse1999a"/>
     <w:p>
       <w:pPr>
         <w:pStyle w:val="Bibliography"/>
@@ -8884,7 +9108,7 @@
       <w:r>
         <w:t xml:space="preserve"> </w:t>
       </w:r>
-      <w:hyperlink r:id="rId173">
+      <w:hyperlink r:id="rId174">
         <w:r>
           <w:rPr>
             <w:rStyle w:val="Hyperlink"/>
@@ -8896,8 +9120,8 @@
         <w:t xml:space="preserve">.</w:t>
       </w:r>
     </w:p>
-    <w:bookmarkEnd w:id="174"/>
-    <w:bookmarkStart w:id="176" w:name="Xa85aa3e69b96711203dd276459c27e9adfa1c91"/>
+    <w:bookmarkEnd w:id="175"/>
+    <w:bookmarkStart w:id="177" w:name="Xa85aa3e69b96711203dd276459c27e9adfa1c91"/>
     <w:p>
       <w:pPr>
         <w:pStyle w:val="Bibliography"/>
@@ -8930,7 +9154,7 @@
       <w:r>
         <w:t xml:space="preserve"> </w:t>
       </w:r>
-      <w:hyperlink r:id="rId175">
+      <w:hyperlink r:id="rId176">
         <w:r>
           <w:rPr>
             <w:rStyle w:val="Hyperlink"/>
@@ -8942,8 +9166,8 @@
         <w:t xml:space="preserve">.</w:t>
       </w:r>
     </w:p>
-    <w:bookmarkEnd w:id="176"/>
-    <w:bookmarkStart w:id="178" w:name="X2c8fdc1f963588c4e5803538f331fc3ec069650"/>
+    <w:bookmarkEnd w:id="177"/>
+    <w:bookmarkStart w:id="179" w:name="X2c8fdc1f963588c4e5803538f331fc3ec069650"/>
     <w:p>
       <w:pPr>
         <w:pStyle w:val="Bibliography"/>
@@ -8976,7 +9200,7 @@
       <w:r>
         <w:t xml:space="preserve"> </w:t>
       </w:r>
-      <w:hyperlink r:id="rId177">
+      <w:hyperlink r:id="rId178">
         <w:r>
           <w:rPr>
             <w:rStyle w:val="Hyperlink"/>
@@ -8988,8 +9212,8 @@
         <w:t xml:space="preserve">.</w:t>
       </w:r>
     </w:p>
-    <w:bookmarkEnd w:id="178"/>
-    <w:bookmarkStart w:id="180" w:name="ref-millerWhatRelapseFifty1996"/>
+    <w:bookmarkEnd w:id="179"/>
+    <w:bookmarkStart w:id="181" w:name="ref-millerWhatRelapseFifty1996"/>
     <w:p>
       <w:pPr>
         <w:pStyle w:val="Bibliography"/>
@@ -9034,7 +9258,7 @@
       <w:r>
         <w:t xml:space="preserve"> </w:t>
       </w:r>
-      <w:hyperlink r:id="rId179">
+      <w:hyperlink r:id="rId180">
         <w:r>
           <w:rPr>
             <w:rStyle w:val="Hyperlink"/>
@@ -9046,8 +9270,8 @@
         <w:t xml:space="preserve">.</w:t>
       </w:r>
     </w:p>
-    <w:bookmarkEnd w:id="180"/>
-    <w:bookmarkStart w:id="182" w:name="X2c49998dea99682d6b5f0124ff3ae02aa1b44c6"/>
+    <w:bookmarkEnd w:id="181"/>
+    <w:bookmarkStart w:id="183" w:name="X2c49998dea99682d6b5f0124ff3ae02aa1b44c6"/>
     <w:p>
       <w:pPr>
         <w:pStyle w:val="Bibliography"/>
@@ -9092,7 +9316,7 @@
       <w:r>
         <w:t xml:space="preserve"> </w:t>
       </w:r>
-      <w:hyperlink r:id="rId181">
+      <w:hyperlink r:id="rId182">
         <w:r>
           <w:rPr>
             <w:rStyle w:val="Hyperlink"/>
@@ -9104,8 +9328,8 @@
         <w:t xml:space="preserve">.</w:t>
       </w:r>
     </w:p>
-    <w:bookmarkEnd w:id="182"/>
-    <w:bookmarkStart w:id="183" w:name="X10ed27139bf2726a3dc2246fcd4428578cdfcc2"/>
+    <w:bookmarkEnd w:id="183"/>
+    <w:bookmarkStart w:id="184" w:name="X10ed27139bf2726a3dc2246fcd4428578cdfcc2"/>
     <w:p>
       <w:pPr>
         <w:pStyle w:val="Bibliography"/>
@@ -9189,8 +9413,8 @@
         <w:t xml:space="preserve">https://www.niaaa.nih.gov/alcohols-effects-health/alcohol-topics/alcohol-facts-and-statistics/alcohol-treatment-united-states.</w:t>
       </w:r>
     </w:p>
-    <w:bookmarkEnd w:id="183"/>
-    <w:bookmarkStart w:id="184" w:name="X7d82e15a6eb3257cdf0f7a217921497f7a56ebb"/>
+    <w:bookmarkEnd w:id="184"/>
+    <w:bookmarkStart w:id="185" w:name="X7d82e15a6eb3257cdf0f7a217921497f7a56ebb"/>
     <w:p>
       <w:pPr>
         <w:pStyle w:val="Bibliography"/>
@@ -9301,8 +9525,8 @@
         <w:t xml:space="preserve">https://www.niaaa.nih.gov/alcohols-effects-health/alcohol-topics/alcohol-facts-and-statistics/alcohol-use-disorder-aud-united-states-age-groups-and-demographic-characteristics.</w:t>
       </w:r>
     </w:p>
-    <w:bookmarkEnd w:id="184"/>
-    <w:bookmarkStart w:id="185" w:name="Xefd2679ad72dde34adff1afa8671a6410298df4"/>
+    <w:bookmarkEnd w:id="185"/>
+    <w:bookmarkStart w:id="186" w:name="Xefd2679ad72dde34adff1afa8671a6410298df4"/>
     <w:p>
       <w:pPr>
         <w:pStyle w:val="Bibliography"/>
@@ -9356,8 +9580,8 @@
         <w:t xml:space="preserve">September.</w:t>
       </w:r>
     </w:p>
-    <w:bookmarkEnd w:id="185"/>
-    <w:bookmarkStart w:id="187" w:name="ref-perskiAcceptabilityDigitalHealth2021"/>
+    <w:bookmarkEnd w:id="186"/>
+    <w:bookmarkStart w:id="188" w:name="ref-perskiAcceptabilityDigitalHealth2021"/>
     <w:p>
       <w:pPr>
         <w:pStyle w:val="Bibliography"/>
@@ -9390,7 +9614,7 @@
       <w:r>
         <w:t xml:space="preserve"> </w:t>
       </w:r>
-      <w:hyperlink r:id="rId186">
+      <w:hyperlink r:id="rId187">
         <w:r>
           <w:rPr>
             <w:rStyle w:val="Hyperlink"/>
@@ -9402,8 +9626,8 @@
         <w:t xml:space="preserve">.</w:t>
       </w:r>
     </w:p>
-    <w:bookmarkEnd w:id="187"/>
-    <w:bookmarkStart w:id="189" w:name="Xb003b0f0cdb6de2c73ba14c880bf3ed3d4d8add"/>
+    <w:bookmarkEnd w:id="188"/>
+    <w:bookmarkStart w:id="190" w:name="Xb003b0f0cdb6de2c73ba14c880bf3ed3d4d8add"/>
     <w:p>
       <w:pPr>
         <w:pStyle w:val="Bibliography"/>
@@ -9490,7 +9714,7 @@
       <w:r>
         <w:t xml:space="preserve"> </w:t>
       </w:r>
-      <w:hyperlink r:id="rId188">
+      <w:hyperlink r:id="rId189">
         <w:r>
           <w:rPr>
             <w:rStyle w:val="Hyperlink"/>
@@ -9502,8 +9726,8 @@
         <w:t xml:space="preserve">.</w:t>
       </w:r>
     </w:p>
-    <w:bookmarkEnd w:id="189"/>
-    <w:bookmarkStart w:id="191" w:name="Xbb4506c53ef69c4b172ea82120c613272a44938"/>
+    <w:bookmarkEnd w:id="190"/>
+    <w:bookmarkStart w:id="192" w:name="Xbb4506c53ef69c4b172ea82120c613272a44938"/>
     <w:p>
       <w:pPr>
         <w:pStyle w:val="Bibliography"/>
@@ -9554,7 +9778,7 @@
       <w:r>
         <w:t xml:space="preserve"> </w:t>
       </w:r>
-      <w:hyperlink r:id="rId190">
+      <w:hyperlink r:id="rId191">
         <w:r>
           <w:rPr>
             <w:rStyle w:val="Hyperlink"/>
@@ -9566,8 +9790,8 @@
         <w:t xml:space="preserve">.</w:t>
       </w:r>
     </w:p>
-    <w:bookmarkEnd w:id="191"/>
-    <w:bookmarkStart w:id="193" w:name="ref-probstAlcoholUseDisorder2015"/>
+    <w:bookmarkEnd w:id="192"/>
+    <w:bookmarkStart w:id="194" w:name="ref-probstAlcoholUseDisorder2015"/>
     <w:p>
       <w:pPr>
         <w:pStyle w:val="Bibliography"/>
@@ -9612,7 +9836,7 @@
       <w:r>
         <w:t xml:space="preserve"> </w:t>
       </w:r>
-      <w:hyperlink r:id="rId192">
+      <w:hyperlink r:id="rId193">
         <w:r>
           <w:rPr>
             <w:rStyle w:val="Hyperlink"/>
@@ -9624,8 +9848,8 @@
         <w:t xml:space="preserve">.</w:t>
       </w:r>
     </w:p>
-    <w:bookmarkEnd w:id="193"/>
-    <w:bookmarkStart w:id="195" w:name="ref-sacks2010NationalState2015a"/>
+    <w:bookmarkEnd w:id="194"/>
+    <w:bookmarkStart w:id="196" w:name="ref-sacks2010NationalState2015a"/>
     <w:p>
       <w:pPr>
         <w:pStyle w:val="Bibliography"/>
@@ -9691,7 +9915,7 @@
       <w:r>
         <w:t xml:space="preserve"> </w:t>
       </w:r>
-      <w:hyperlink r:id="rId194">
+      <w:hyperlink r:id="rId195">
         <w:r>
           <w:rPr>
             <w:rStyle w:val="Hyperlink"/>
@@ -9703,8 +9927,8 @@
         <w:t xml:space="preserve">.</w:t>
       </w:r>
     </w:p>
-    <w:bookmarkEnd w:id="195"/>
-    <w:bookmarkStart w:id="197" w:name="X09d525bde5cdf46e9beb75f4b54b37f879a73a6"/>
+    <w:bookmarkEnd w:id="196"/>
+    <w:bookmarkStart w:id="198" w:name="X09d525bde5cdf46e9beb75f4b54b37f879a73a6"/>
     <w:p>
       <w:pPr>
         <w:pStyle w:val="Bibliography"/>
@@ -9779,7 +10003,7 @@
       <w:r>
         <w:t xml:space="preserve"> </w:t>
       </w:r>
-      <w:hyperlink r:id="rId196">
+      <w:hyperlink r:id="rId197">
         <w:r>
           <w:rPr>
             <w:rStyle w:val="Hyperlink"/>
@@ -9791,8 +10015,8 @@
         <w:t xml:space="preserve">.</w:t>
       </w:r>
     </w:p>
-    <w:bookmarkEnd w:id="197"/>
-    <w:bookmarkStart w:id="199" w:name="ref-scottPathwaysRelapseTreatment2005"/>
+    <w:bookmarkEnd w:id="198"/>
+    <w:bookmarkStart w:id="200" w:name="ref-scottPathwaysRelapseTreatment2005"/>
     <w:p>
       <w:pPr>
         <w:pStyle w:val="Bibliography"/>
@@ -9825,7 +10049,7 @@
       <w:r>
         <w:t xml:space="preserve"> </w:t>
       </w:r>
-      <w:hyperlink r:id="rId198">
+      <w:hyperlink r:id="rId199">
         <w:r>
           <w:rPr>
             <w:rStyle w:val="Hyperlink"/>
@@ -9837,8 +10061,8 @@
         <w:t xml:space="preserve">.</w:t>
       </w:r>
     </w:p>
-    <w:bookmarkEnd w:id="199"/>
-    <w:bookmarkStart w:id="201" w:name="ref-sedarousCultureStigmaInequities2023"/>
+    <w:bookmarkEnd w:id="200"/>
+    <w:bookmarkStart w:id="202" w:name="ref-sedarousCultureStigmaInequities2023"/>
     <w:p>
       <w:pPr>
         <w:pStyle w:val="Bibliography"/>
@@ -9871,7 +10095,7 @@
       <w:r>
         <w:t xml:space="preserve"> </w:t>
       </w:r>
-      <w:hyperlink r:id="rId200">
+      <w:hyperlink r:id="rId201">
         <w:r>
           <w:rPr>
             <w:rStyle w:val="Hyperlink"/>
@@ -9883,8 +10107,8 @@
         <w:t xml:space="preserve">.</w:t>
       </w:r>
     </w:p>
-    <w:bookmarkEnd w:id="201"/>
-    <w:bookmarkStart w:id="203" w:name="ref-stoutPredictiveValidityMarlatt1996"/>
+    <w:bookmarkEnd w:id="202"/>
+    <w:bookmarkStart w:id="204" w:name="ref-stoutPredictiveValidityMarlatt1996"/>
     <w:p>
       <w:pPr>
         <w:pStyle w:val="Bibliography"/>
@@ -9926,7 +10150,7 @@
       <w:r>
         <w:t xml:space="preserve"> </w:t>
       </w:r>
-      <w:hyperlink r:id="rId202">
+      <w:hyperlink r:id="rId203">
         <w:r>
           <w:rPr>
             <w:rStyle w:val="Hyperlink"/>
@@ -9938,8 +10162,8 @@
         <w:t xml:space="preserve">.</w:t>
       </w:r>
     </w:p>
-    <w:bookmarkEnd w:id="203"/>
-    <w:bookmarkStart w:id="205" w:name="X96f53643d6f2371e92547a3958d3a6315a75b64"/>
+    <w:bookmarkEnd w:id="204"/>
+    <w:bookmarkStart w:id="206" w:name="X96f53643d6f2371e92547a3958d3a6315a75b64"/>
     <w:p>
       <w:pPr>
         <w:pStyle w:val="Bibliography"/>
@@ -10014,7 +10238,7 @@
       <w:r>
         <w:t xml:space="preserve"> </w:t>
       </w:r>
-      <w:hyperlink r:id="rId204">
+      <w:hyperlink r:id="rId205">
         <w:r>
           <w:rPr>
             <w:rStyle w:val="Hyperlink"/>
@@ -10026,8 +10250,8 @@
         <w:t xml:space="preserve">.</w:t>
       </w:r>
     </w:p>
-    <w:bookmarkEnd w:id="205"/>
-    <w:bookmarkStart w:id="207" w:name="ref-toValidationAlcoholMisuse2020"/>
+    <w:bookmarkEnd w:id="206"/>
+    <w:bookmarkStart w:id="208" w:name="ref-toValidationAlcoholMisuse2020"/>
     <w:p>
       <w:pPr>
         <w:pStyle w:val="Bibliography"/>
@@ -10060,7 +10284,7 @@
       <w:r>
         <w:t xml:space="preserve"> </w:t>
       </w:r>
-      <w:hyperlink r:id="rId206">
+      <w:hyperlink r:id="rId207">
         <w:r>
           <w:rPr>
             <w:rStyle w:val="Hyperlink"/>
@@ -10072,8 +10296,8 @@
         <w:t xml:space="preserve">.</w:t>
       </w:r>
     </w:p>
-    <w:bookmarkEnd w:id="207"/>
-    <w:bookmarkStart w:id="209" w:name="ref-topazExtractingAlcoholSubstance2019"/>
+    <w:bookmarkEnd w:id="208"/>
+    <w:bookmarkStart w:id="210" w:name="ref-topazExtractingAlcoholSubstance2019"/>
     <w:p>
       <w:pPr>
         <w:pStyle w:val="Bibliography"/>
@@ -10268,7 +10492,7 @@
       <w:r>
         <w:t xml:space="preserve"> </w:t>
       </w:r>
-      <w:hyperlink r:id="rId208">
+      <w:hyperlink r:id="rId209">
         <w:r>
           <w:rPr>
             <w:rStyle w:val="Hyperlink"/>
@@ -10280,8 +10504,8 @@
         <w:t xml:space="preserve">.</w:t>
       </w:r>
     </w:p>
-    <w:bookmarkEnd w:id="209"/>
-    <w:bookmarkStart w:id="211" w:name="Xc23b9258642a07a427764ca5f1401675cd78fe8"/>
+    <w:bookmarkEnd w:id="210"/>
+    <w:bookmarkStart w:id="212" w:name="Xc23b9258642a07a427764ca5f1401675cd78fe8"/>
     <w:p>
       <w:pPr>
         <w:pStyle w:val="Bibliography"/>
@@ -10371,7 +10595,7 @@
       <w:r>
         <w:t xml:space="preserve"> </w:t>
       </w:r>
-      <w:hyperlink r:id="rId210">
+      <w:hyperlink r:id="rId211">
         <w:r>
           <w:rPr>
             <w:rStyle w:val="Hyperlink"/>
@@ -10383,8 +10607,8 @@
         <w:t xml:space="preserve">.</w:t>
       </w:r>
     </w:p>
-    <w:bookmarkEnd w:id="211"/>
-    <w:bookmarkStart w:id="213" w:name="ref-verissimoInfluenceGenderRace2017"/>
+    <w:bookmarkEnd w:id="212"/>
+    <w:bookmarkStart w:id="214" w:name="ref-verissimoInfluenceGenderRace2017"/>
     <w:p>
       <w:pPr>
         <w:pStyle w:val="Bibliography"/>
@@ -10417,7 +10641,7 @@
       <w:r>
         <w:t xml:space="preserve"> </w:t>
       </w:r>
-      <w:hyperlink r:id="rId212">
+      <w:hyperlink r:id="rId213">
         <w:r>
           <w:rPr>
             <w:rStyle w:val="Hyperlink"/>
@@ -10429,8 +10653,8 @@
         <w:t xml:space="preserve">.</w:t>
       </w:r>
     </w:p>
-    <w:bookmarkEnd w:id="213"/>
-    <w:bookmarkStart w:id="215" w:name="X4d3b90c1d1a7aedd64897841630d176922ff5c5"/>
+    <w:bookmarkEnd w:id="214"/>
+    <w:bookmarkStart w:id="216" w:name="X4d3b90c1d1a7aedd64897841630d176922ff5c5"/>
     <w:p>
       <w:pPr>
         <w:pStyle w:val="Bibliography"/>
@@ -10463,7 +10687,7 @@
       <w:r>
         <w:t xml:space="preserve"> </w:t>
       </w:r>
-      <w:hyperlink r:id="rId214">
+      <w:hyperlink r:id="rId215">
         <w:r>
           <w:rPr>
             <w:rStyle w:val="Hyperlink"/>
@@ -10475,8 +10699,8 @@
         <w:t xml:space="preserve">.</w:t>
       </w:r>
     </w:p>
-    <w:bookmarkEnd w:id="215"/>
-    <w:bookmarkStart w:id="217" w:name="Xdc00f0b24416f0cd67e677fa7ea98976cb76b78"/>
+    <w:bookmarkEnd w:id="216"/>
+    <w:bookmarkStart w:id="218" w:name="Xdc00f0b24416f0cd67e677fa7ea98976cb76b78"/>
     <w:p>
       <w:pPr>
         <w:pStyle w:val="Bibliography"/>
@@ -10557,7 +10781,7 @@
       <w:r>
         <w:t xml:space="preserve"> </w:t>
       </w:r>
-      <w:hyperlink r:id="rId216">
+      <w:hyperlink r:id="rId217">
         <w:r>
           <w:rPr>
             <w:rStyle w:val="Hyperlink"/>
@@ -10569,8 +10793,8 @@
         <w:t xml:space="preserve">.</w:t>
       </w:r>
     </w:p>
-    <w:bookmarkEnd w:id="217"/>
-    <w:bookmarkStart w:id="219" w:name="Xfdbd9b98dcf52cd76d09b25ddfd802e4e88441f"/>
+    <w:bookmarkEnd w:id="218"/>
+    <w:bookmarkStart w:id="220" w:name="Xfdbd9b98dcf52cd76d09b25ddfd802e4e88441f"/>
     <w:p>
       <w:pPr>
         <w:pStyle w:val="Bibliography"/>
@@ -10657,7 +10881,7 @@
       <w:r>
         <w:t xml:space="preserve"> </w:t>
       </w:r>
-      <w:hyperlink r:id="rId218">
+      <w:hyperlink r:id="rId219">
         <w:r>
           <w:rPr>
             <w:rStyle w:val="Hyperlink"/>
@@ -10669,8 +10893,8 @@
         <w:t xml:space="preserve">.</w:t>
       </w:r>
     </w:p>
-    <w:bookmarkEnd w:id="219"/>
-    <w:bookmarkStart w:id="221" w:name="Xd410df898383a3f6b94baeff92b08b2a4966eb6"/>
+    <w:bookmarkEnd w:id="220"/>
+    <w:bookmarkStart w:id="222" w:name="Xd410df898383a3f6b94baeff92b08b2a4966eb6"/>
     <w:p>
       <w:pPr>
         <w:pStyle w:val="Bibliography"/>
@@ -10721,7 +10945,7 @@
       <w:r>
         <w:t xml:space="preserve"> </w:t>
       </w:r>
-      <w:hyperlink r:id="rId220">
+      <w:hyperlink r:id="rId221">
         <w:r>
           <w:rPr>
             <w:rStyle w:val="Hyperlink"/>
@@ -10733,8 +10957,8 @@
         <w:t xml:space="preserve">.</w:t>
       </w:r>
     </w:p>
-    <w:bookmarkEnd w:id="221"/>
-    <w:bookmarkStart w:id="223" w:name="Xcff35f2cf9ec03e2e988d7302a2859198fb713c"/>
+    <w:bookmarkEnd w:id="222"/>
+    <w:bookmarkStart w:id="224" w:name="Xcff35f2cf9ec03e2e988d7302a2859198fb713c"/>
     <w:p>
       <w:pPr>
         <w:pStyle w:val="Bibliography"/>
@@ -10818,7 +11042,7 @@
       <w:r>
         <w:t xml:space="preserve"> </w:t>
       </w:r>
-      <w:hyperlink r:id="rId222">
+      <w:hyperlink r:id="rId223">
         <w:r>
           <w:rPr>
             <w:rStyle w:val="Hyperlink"/>
@@ -10830,8 +11054,8 @@
         <w:t xml:space="preserve">.</w:t>
       </w:r>
     </w:p>
-    <w:bookmarkEnd w:id="223"/>
-    <w:bookmarkStart w:id="225" w:name="Xc14b7c1ad4860604e4f16cd318ff1ed0b3b66a5"/>
+    <w:bookmarkEnd w:id="224"/>
+    <w:bookmarkStart w:id="226" w:name="Xc14b7c1ad4860604e4f16cd318ff1ed0b3b66a5"/>
     <w:p>
       <w:pPr>
         <w:pStyle w:val="Bibliography"/>
@@ -10882,7 +11106,7 @@
       <w:r>
         <w:t xml:space="preserve"> </w:t>
       </w:r>
-      <w:hyperlink r:id="rId224">
+      <w:hyperlink r:id="rId225">
         <w:r>
           <w:rPr>
             <w:rStyle w:val="Hyperlink"/>
@@ -10894,8 +11118,8 @@
         <w:t xml:space="preserve">.</w:t>
       </w:r>
     </w:p>
-    <w:bookmarkEnd w:id="225"/>
-    <w:bookmarkStart w:id="227" w:name="ref-wyantMachineLearningModels2024"/>
+    <w:bookmarkEnd w:id="226"/>
+    <w:bookmarkStart w:id="228" w:name="ref-wyantMachineLearningModels2024"/>
     <w:p>
       <w:pPr>
         <w:pStyle w:val="Bibliography"/>
@@ -10928,7 +11152,7 @@
       <w:r>
         <w:t xml:space="preserve"> </w:t>
       </w:r>
-      <w:hyperlink r:id="rId226">
+      <w:hyperlink r:id="rId227">
         <w:r>
           <w:rPr>
             <w:rStyle w:val="Hyperlink"/>
@@ -10940,8 +11164,8 @@
         <w:t xml:space="preserve">.</w:t>
       </w:r>
     </w:p>
-    <w:bookmarkEnd w:id="227"/>
-    <w:bookmarkStart w:id="229" w:name="X995ee0d7cc70552d8fe297105eae4df7b8bb829"/>
+    <w:bookmarkEnd w:id="228"/>
+    <w:bookmarkStart w:id="230" w:name="X995ee0d7cc70552d8fe297105eae4df7b8bb829"/>
     <w:p>
       <w:pPr>
         <w:pStyle w:val="Bibliography"/>
@@ -11031,7 +11255,7 @@
       <w:r>
         <w:t xml:space="preserve"> </w:t>
       </w:r>
-      <w:hyperlink r:id="rId228">
+      <w:hyperlink r:id="rId229">
         <w:r>
           <w:rPr>
             <w:rStyle w:val="Hyperlink"/>
@@ -11043,9 +11267,9 @@
         <w:t xml:space="preserve">.</w:t>
       </w:r>
     </w:p>
-    <w:bookmarkEnd w:id="229"/>
     <w:bookmarkEnd w:id="230"/>
     <w:bookmarkEnd w:id="231"/>
+    <w:bookmarkEnd w:id="232"/>
     <w:sectPr/>
   </w:body>
 </w:document>

--- a/index.docx
+++ b/index.docx
@@ -13,7 +13,7 @@
         <w:t xml:space="preserve"> </w:t>
       </w:r>
       <w:r>
-        <w:t xml:space="preserve">Text</w:t>
+        <w:t xml:space="preserve">SMS</w:t>
       </w:r>
       <w:r>
         <w:t xml:space="preserve"> </w:t>
@@ -115,7 +115,7 @@
         <w:pStyle w:val="Date"/>
       </w:pPr>
       <w:r>
-        <w:t xml:space="preserve">2024-10-17</w:t>
+        <w:t xml:space="preserve">2024-10-19</w:t>
       </w:r>
     </w:p>
     <w:bookmarkStart w:id="22" w:name="specific-aims"/>
@@ -966,7 +966,7 @@
     </w:p>
     <w:bookmarkEnd w:id="26"/>
     <w:bookmarkEnd w:id="27"/>
-    <w:bookmarkStart w:id="46" w:name="approach"/>
+    <w:bookmarkStart w:id="52" w:name="approach"/>
     <w:p>
       <w:pPr>
         <w:pStyle w:val="Heading1"/>
@@ -1039,13 +1039,14 @@
       <w:r>
         <w:t xml:space="preserve"> </w:t>
       </w:r>
-      <w:r>
-        <w:rPr>
-          <w:i/>
-          <w:iCs/>
-        </w:rPr>
-        <w:t xml:space="preserve">Figure 1</w:t>
-      </w:r>
+      <w:hyperlink w:anchor="fig-simp">
+        <w:r>
+          <w:rPr>
+            <w:rStyle w:val="Hyperlink"/>
+          </w:rPr>
+          <w:t xml:space="preserve">Figure 1</w:t>
+        </w:r>
+      </w:hyperlink>
       <w:r>
         <w:t xml:space="preserve">). Participants completed an in-person screening visit to determine their eligibility, obtain their informed consent, and collect their demographic information and self-report measures. They then completed an intake session one week later and three follow-up visits afterwards spaced at one-month intervals. During each of the follow-up visits, a research assistant downloaded participants’ SMS messages from their phone, verified reports of lapses and queried participants about any additional unreported laspes. Additional self-reported measures were obtained (see https://osf.io/w5h9y/).</w:t>
       </w:r>
@@ -1196,7 +1197,7 @@
       </w:tr>
     </w:tbl>
     <w:bookmarkEnd w:id="35"/>
-    <w:bookmarkStart w:id="40" w:name="measures"/>
+    <w:bookmarkStart w:id="43" w:name="measures"/>
     <w:p>
       <w:pPr>
         <w:pStyle w:val="Heading2"/>
@@ -1633,11 +1634,11 @@
         <w:pStyle w:val="FirstParagraph"/>
       </w:pPr>
       <w:r>
-        <w:t xml:space="preserve">Participants were prompted up to four times daily to report their recent alcohol use. In the first item of each daily EMA survey, dates and times of any unreported past alcohol use were obtained. Reports of past alcohol use are used as a dichotomous outcome variable (Lapse vs. No Lapse). We will predict alcohol lapses in the next 24-hour window (i.e., next day lapse prediction). Every outcome window will start from 4 a.m. everyday and end 24 hours later.</w:t>
+        <w:t xml:space="preserve">Participants were prompted up to four times daily to report their recent alcohol use. In the first item of each daily EMA survey, dates and times of any unreported past alcohol use were obtained. Reports of past alcohol use are used as a dichotomous outcome variable (Lapse vs. No Lapse). We predicted alcohol lapses in the next 24-hour window (i.e., next day lapse prediction). Every outcome window started from 4 a.m. everyday and end 24 hours later.</w:t>
       </w:r>
     </w:p>
     <w:bookmarkEnd w:id="38"/>
-    <w:bookmarkStart w:id="39" w:name="sms-messages"/>
+    <w:bookmarkStart w:id="42" w:name="sms-messages"/>
     <w:p>
       <w:pPr>
         <w:pStyle w:val="Heading3"/>
@@ -1659,18 +1660,93 @@
         <w:pStyle w:val="BodyText"/>
       </w:pPr>
       <w:r>
-        <w:t xml:space="preserve">For each individual lapse window, we have predictor sets that differ in prediction window length and their analytic unit. We define text prediction windows to be 3-day and 1-week preceding the lapse window. We analyzed the two prediction windows both individually and combined (i.e., three configurations in total).</w:t>
-      </w:r>
-    </w:p>
-    <w:bookmarkEnd w:id="39"/>
-    <w:bookmarkEnd w:id="40"/>
-    <w:bookmarkStart w:id="41" w:name="feature-engineering"/>
+        <w:t xml:space="preserve">For each individual lapse window, we have predictor sets that differ in prediction window length and their analytic unit. We define text prediction windows to be 3-day and 1-week preceding the lapse window (see</w:t>
+      </w:r>
+      <w:r>
+        <w:t xml:space="preserve"> </w:t>
+      </w:r>
+      <w:r>
+        <w:rPr>
+          <w:b/>
+          <w:bCs/>
+        </w:rPr>
+        <w:t xml:space="preserve">?@fig-window</w:t>
+      </w:r>
+      <w:r>
+        <w:t xml:space="preserve">). We analyzed the two prediction windows both individually and combined (i.e., three configurations in total).</w:t>
+      </w:r>
+    </w:p>
+    <w:p>
+      <w:pPr>
+        <w:pStyle w:val="BodyText"/>
+      </w:pPr>
+      <w:r>
+        <w:drawing>
+          <wp:inline>
+            <wp:extent cx="5334000" cy="1045529"/>
+            <wp:effectExtent b="0" l="0" r="0" t="0"/>
+            <wp:docPr descr="Prediction Window" title="" id="40" name="Picture"/>
+            <a:graphic>
+              <a:graphicData uri="http://schemas.openxmlformats.org/drawingml/2006/picture">
+                <pic:pic>
+                  <pic:nvPicPr>
+                    <pic:cNvPr descr="images/prediction_window.png" id="41" name="Picture"/>
+                    <pic:cNvPicPr>
+                      <a:picLocks noChangeArrowheads="1" noChangeAspect="1"/>
+                    </pic:cNvPicPr>
+                  </pic:nvPicPr>
+                  <pic:blipFill>
+                    <a:blip r:embed="rId39"/>
+                    <a:stretch>
+                      <a:fillRect/>
+                    </a:stretch>
+                  </pic:blipFill>
+                  <pic:spPr bwMode="auto">
+                    <a:xfrm>
+                      <a:off x="0" y="0"/>
+                      <a:ext cx="5334000" cy="1045529"/>
+                    </a:xfrm>
+                    <a:prstGeom prst="rect">
+                      <a:avLst/>
+                    </a:prstGeom>
+                    <a:noFill/>
+                    <a:ln w="9525">
+                      <a:noFill/>
+                      <a:headEnd/>
+                      <a:tailEnd/>
+                    </a:ln>
+                  </pic:spPr>
+                </pic:pic>
+              </a:graphicData>
+            </a:graphic>
+          </wp:inline>
+        </w:drawing>
+      </w:r>
+      <w:r>
+        <w:t xml:space="preserve"> </w:t>
+      </w:r>
+      <w:r>
+        <w:t xml:space="preserve">{#fig-window}</w:t>
+      </w:r>
+    </w:p>
+    <w:bookmarkEnd w:id="42"/>
+    <w:bookmarkEnd w:id="43"/>
+    <w:bookmarkStart w:id="47" w:name="model-training"/>
     <w:p>
       <w:pPr>
         <w:pStyle w:val="Heading2"/>
       </w:pPr>
       <w:r>
-        <w:t xml:space="preserve">Feature Engineering</w:t>
+        <w:t xml:space="preserve">Model Training</w:t>
+      </w:r>
+    </w:p>
+    <w:bookmarkStart w:id="44" w:name="feature-engineering-technique"/>
+    <w:p>
+      <w:pPr>
+        <w:pStyle w:val="Heading3"/>
+      </w:pPr>
+      <w:r>
+        <w:t xml:space="preserve">Feature Engineering Technique</w:t>
       </w:r>
     </w:p>
     <w:p>
@@ -1678,7 +1754,7 @@
         <w:pStyle w:val="FirstParagraph"/>
       </w:pPr>
       <w:r>
-        <w:t xml:space="preserve">Text messages will serve as the only raw source for all feature engineering. The document sets will go through a generic pre-processing step that involves removal of all emojis. Our decision to remove all emojis was due to loss of emoji data in the ios devices during back up. This study used the LIWC dictionary</w:t>
+        <w:t xml:space="preserve">Text messages served as the only raw source for all feature engineering. The document sets went through a generic pre-processing step that involves removal of all emojis. Our decision to remove all emojis was due to loss of emoji data in the ios devices during back up. This study used the LIWC dictionary</w:t>
       </w:r>
       <w:r>
         <w:t xml:space="preserve"> </w:t>
@@ -1707,7 +1783,7 @@
         <w:pStyle w:val="BodyText"/>
       </w:pPr>
       <w:r>
-        <w:t xml:space="preserve">We adopted two configurations for analytic units – individual messages and concatenated messages. In the first configuration method, we ran individual messages within the defined prediction window through LIWC. We then normalized LIWC feature scores based on the square root of word counts instead of raw word counts. This normalizatio method was chosen due to the relatively short message length for individual messages. We further obtained the median and 95% percentile of normalized LIWC scores for all messages related to each lapse label.</w:t>
+        <w:t xml:space="preserve">We adopted two configurations for analytic units – individual messages and concatenated messages. In the first configuration method, we ran individual messages within the defined prediction window through LIWC. We then normalized LIWC feature scores based on the square root of word counts instead of raw word counts. This normalization method was chosen due to the relatively short message length for individual messages. We further obtained the median and 95% percentile of normalized LIWC scores for all messages related to each lapse label.</w:t>
       </w:r>
     </w:p>
     <w:p>
@@ -1718,14 +1794,14 @@
         <w:t xml:space="preserve">In the other analytic unit configuration, we first concatenated all messages associated with each lapse label altogether. We then obtained LIWC results for the concatenated messages. We further adopted three configurations for normalization methods – normalized on raw word count, normalized on the square root of word count, and combination of these two.</w:t>
       </w:r>
     </w:p>
-    <w:bookmarkEnd w:id="41"/>
-    <w:bookmarkStart w:id="42" w:name="candidate-machine-learning-algorithms"/>
-    <w:p>
-      <w:pPr>
-        <w:pStyle w:val="Heading2"/>
-      </w:pPr>
-      <w:r>
-        <w:t xml:space="preserve">Candidate Machine Learning Algorithms</w:t>
+    <w:bookmarkEnd w:id="44"/>
+    <w:bookmarkStart w:id="45" w:name="candidate-algorithm"/>
+    <w:p>
+      <w:pPr>
+        <w:pStyle w:val="Heading3"/>
+      </w:pPr>
+      <w:r>
+        <w:t xml:space="preserve">Candidate Algorithm</w:t>
       </w:r>
     </w:p>
     <w:p>
@@ -1733,7 +1809,7 @@
         <w:pStyle w:val="FirstParagraph"/>
       </w:pPr>
       <w:r>
-        <w:t xml:space="preserve">Note that our candidate machine learning algorithms already differ on three configurations: 1) prediction window length (see</w:t>
+        <w:t xml:space="preserve">We leveraged the XGBoost algorithm that differed on the above three configurations: 1) prediction window length (see</w:t>
       </w:r>
       <w:r>
         <w:t xml:space="preserve"> </w:t>
@@ -1772,33 +1848,7 @@
         <w:t xml:space="preserve">Section Feature Engineering</w:t>
       </w:r>
       <w:r>
-        <w:t xml:space="preserve">). We further consider a range of candidate statistical algorithms that vary with regard to their model complexity, model assumptions, and training speed. Candidate algorithms that will be used include glmnet (penalized, parametric linear model), random forest (RF), and XGBoost.</w:t>
-      </w:r>
-    </w:p>
-    <w:bookmarkEnd w:id="42"/>
-    <w:bookmarkStart w:id="43" w:name="Xda4838104ef928b1dd225c52b14c384f01c87e8"/>
-    <w:p>
-      <w:pPr>
-        <w:pStyle w:val="Heading2"/>
-      </w:pPr>
-      <w:r>
-        <w:t xml:space="preserve">Model Training and Performance Evaluation</w:t>
-      </w:r>
-    </w:p>
-    <w:p>
-      <w:pPr>
-        <w:pStyle w:val="FirstParagraph"/>
-      </w:pPr>
-      <w:r>
-        <w:t xml:space="preserve">We performed grouped, nested cross-validations to perform hyperparameter tuning and select the best model configuration. The dataset was be participant-grouped so that each individual will be assigned to either held-in or held-out set to avoid bias of predicting participants’ lapses using their own data. The nested cross-validation method uses two nested loops to divide folds. In the inner loop, held-out folds are used as a validation set for model selection. In the outer loop, held-out folds are utilized as a test set for model evaluation. More specifically, we will use one repeat of 10-fold cross-validation in the inner loop for model selection and 3 repeats of 10-fold cross-validation in outer loop for model evaluation.</w:t>
-      </w:r>
-    </w:p>
-    <w:p>
-      <w:pPr>
-        <w:pStyle w:val="BodyText"/>
-      </w:pPr>
-      <w:r>
-        <w:t xml:space="preserve">The primary performance metrics to select the best model configuration and evaluate the model performance on the test sets will be auROC. auROC computes the area under the ROC curve which demonstrates the trade-off between sensitivity and specificity across all possible thresholds. Values between .70 and .80 are considered fair, values between .80 and .90 are considered good, and values above .90 are considered excellent. We will report the median auROCs for the 30 held-out folds. The model with the highest auROC among the ones differing on those eight configurations (see</w:t>
+        <w:t xml:space="preserve">). As we have a fairly imbalanced class labels in our dataset (see</w:t>
       </w:r>
       <w:r>
         <w:t xml:space="preserve"> </w:t>
@@ -1808,10 +1858,19 @@
           <w:i/>
           <w:iCs/>
         </w:rPr>
-        <w:t xml:space="preserve">Section SMS Messages</w:t>
-      </w:r>
-      <w:r>
-        <w:t xml:space="preserve">) and statistical methods (see</w:t>
+        <w:t xml:space="preserve">Section Sample Distribution</w:t>
+      </w:r>
+      <w:r>
+        <w:t xml:space="preserve">), we further considered different resampling strategies including upsampling and downsampling with different ratios. Our decision to use the XGBoost algorithm was based on its two benefits. First, the algorithm has demonstrated satisfying performance in classifying lapse vs. no lapse in our lab’s previous work</w:t>
+      </w:r>
+      <w:r>
+        <w:t xml:space="preserve"> </w:t>
+      </w:r>
+      <w:r>
+        <w:t xml:space="preserve">(Wyant et al. 2024)</w:t>
+      </w:r>
+      <w:r>
+        <w:t xml:space="preserve">. We can select the best model from a range of model-specific hyperparameters (mtry, tree depth, and learning rate), on top of the four above manually incorporated configurations. Second, XGBoost is well-suited to calculate Shapley values that can help us understand each feature’s contributions to model output (see</w:t>
       </w:r>
       <w:r>
         <w:t xml:space="preserve"> </w:t>
@@ -1821,19 +1880,121 @@
           <w:i/>
           <w:iCs/>
         </w:rPr>
-        <w:t xml:space="preserve">Section Candidate Machine Learning Algorithms</w:t>
-      </w:r>
-      <w:r>
-        <w:t xml:space="preserve">) will be selected as the best model for each natural language processing technique.</w:t>
-      </w:r>
-    </w:p>
-    <w:bookmarkEnd w:id="43"/>
-    <w:bookmarkStart w:id="44" w:name="feature-importance"/>
+        <w:t xml:space="preserve">Section Feature Importance</w:t>
+      </w:r>
+      <w:r>
+        <w:t xml:space="preserve">).</w:t>
+      </w:r>
+    </w:p>
+    <w:bookmarkEnd w:id="45"/>
+    <w:bookmarkStart w:id="46" w:name="model-selection"/>
+    <w:p>
+      <w:pPr>
+        <w:pStyle w:val="Heading3"/>
+      </w:pPr>
+      <w:r>
+        <w:t xml:space="preserve">Model Selection</w:t>
+      </w:r>
+    </w:p>
+    <w:p>
+      <w:pPr>
+        <w:pStyle w:val="FirstParagraph"/>
+      </w:pPr>
+      <w:r>
+        <w:t xml:space="preserve">We performed grouped, nested cross-validations to perform hyperparameter tuning and select the best model configuration. The dataset was participant-grouped so that each individual was assigned to either held-in or held-out set to avoid bias of predicting participants’ lapses using their own data. The nested cross-validation method uses two nested loops to divide folds. In the inner loop, held-out folds were used as a validation set for model selection. In the outer loop, held-out folds were utilized as a test set for model evaluation. We presented validation results from the 300 sets in the inner loop.</w:t>
+      </w:r>
+    </w:p>
+    <w:p>
+      <w:pPr>
+        <w:pStyle w:val="BodyText"/>
+      </w:pPr>
+      <w:r>
+        <w:t xml:space="preserve">The primary performance metric to select the best model configuration and evaluate the model performance on the test sets was auROC. auROC computes the area under the ROC curve which demonstrates the trade-off between sensitivity and specificity across all possible thresholds. Values between .70 and .80 are considered fair, values between .80 and .90 are considered good, and values above .90 are considered excellent. We reported the median auROCs for the 30 held-out folds. The model with the highest auROC among the ones differing on the above configurations (see</w:t>
+      </w:r>
+      <w:r>
+        <w:t xml:space="preserve"> </w:t>
+      </w:r>
+      <w:r>
+        <w:rPr>
+          <w:i/>
+          <w:iCs/>
+        </w:rPr>
+        <w:t xml:space="preserve">Section Machine Learning Algorithm</w:t>
+      </w:r>
+      <w:r>
+        <w:t xml:space="preserve">) was selected as the best prediction model.</w:t>
+      </w:r>
+    </w:p>
+    <w:bookmarkEnd w:id="46"/>
+    <w:bookmarkEnd w:id="47"/>
+    <w:bookmarkStart w:id="51" w:name="model-evaluation"/>
     <w:p>
       <w:pPr>
         <w:pStyle w:val="Heading2"/>
       </w:pPr>
       <w:r>
+        <w:t xml:space="preserve">Model Evaluation</w:t>
+      </w:r>
+    </w:p>
+    <w:bookmarkStart w:id="48" w:name="performance-evaluation"/>
+    <w:p>
+      <w:pPr>
+        <w:pStyle w:val="Heading3"/>
+      </w:pPr>
+      <w:r>
+        <w:t xml:space="preserve">Performance Evaluation</w:t>
+      </w:r>
+    </w:p>
+    <w:p>
+      <w:pPr>
+        <w:pStyle w:val="FirstParagraph"/>
+      </w:pPr>
+      <w:r>
+        <w:t xml:space="preserve">We further performed a Bayesian hierarchical generalized linear model to estimate the posterior probability (i.e., the likelihood of achieving the results given out data) distributions of the auROCs. The two random intercepts in the models included the repeat and the fold within repeat. We reported the 95% CIs for our models’ auROCs and determine if they include .5 (chance performance). If this CI included 0.5, we would conclude that our model performed no better than random guess.</w:t>
+      </w:r>
+    </w:p>
+    <w:bookmarkEnd w:id="48"/>
+    <w:bookmarkStart w:id="49" w:name="algorithmic-bias"/>
+    <w:p>
+      <w:pPr>
+        <w:pStyle w:val="Heading3"/>
+      </w:pPr>
+      <w:r>
+        <w:t xml:space="preserve">Algorithmic Bias</w:t>
+      </w:r>
+    </w:p>
+    <w:p>
+      <w:pPr>
+        <w:pStyle w:val="FirstParagraph"/>
+      </w:pPr>
+      <w:r>
+        <w:t xml:space="preserve">A subset of individual characteristic measures was used to evaluate model fairness on subgroups. We compared model performance among each sex, racial, age and income subgruops because the populations face increased barriers obtaining AUD treatments. Stigma among older populations and wome, and economic hardship in racial minority groups can all contribute to low treatment-seeking and alcohol treatment completion</w:t>
+      </w:r>
+      <w:r>
+        <w:t xml:space="preserve"> </w:t>
+      </w:r>
+      <w:r>
+        <w:t xml:space="preserve">(DiBartolo and Jarosinski 2017; J. O. Jacobson, Robinson, and Bluthenthal 2007; May, Nielsen, and Bilberg 2019)</w:t>
+      </w:r>
+      <w:r>
+        <w:t xml:space="preserve">. Participants younger than 55 years old were considered as a privileged group. We adopted half of median income in Madison area in 2017 as cut-off to assign participants to income groups.</w:t>
+      </w:r>
+    </w:p>
+    <w:p>
+      <w:pPr>
+        <w:pStyle w:val="BodyText"/>
+      </w:pPr>
+      <w:r>
+        <w:t xml:space="preserve">We performed a Bayesian hierarchical generalized linear model that regressed the auROCs from the 300 validation sets in the inner loop as a function of group membership (privileged group vs. unprivileged group in each of above individual characteristics). We reported the 95% CI for model performance differences and examined if they include 0. If this CI did not include 0, we would conclude that our model was unfair.</w:t>
+      </w:r>
+    </w:p>
+    <w:bookmarkEnd w:id="49"/>
+    <w:bookmarkStart w:id="50" w:name="feature-importance"/>
+    <w:p>
+      <w:pPr>
+        <w:pStyle w:val="Heading3"/>
+      </w:pPr>
+      <w:r>
         <w:t xml:space="preserve">Feature Importance</w:t>
       </w:r>
     </w:p>
@@ -1851,50 +2012,7 @@
         <w:t xml:space="preserve">(Lundberg and Lee 2017)</w:t>
       </w:r>
       <w:r>
-        <w:t xml:space="preserve">. It assigns importance to each feature, where a positive feature importance positively affects the model output. This methodology can be applied to any machine learning algorithm and can increase model transparency and interpretability. Local Shapley values explain factors that contribute to a single observation, and global Shapley values represent feature importance across all observations. To compute global Shapley values, we average the absolute value of all local Shapley values.</w:t>
-      </w:r>
-    </w:p>
-    <w:bookmarkEnd w:id="44"/>
-    <w:bookmarkStart w:id="45" w:name="model-comparison-and-algorithmic-bias"/>
-    <w:p>
-      <w:pPr>
-        <w:pStyle w:val="Heading2"/>
-      </w:pPr>
-      <w:r>
-        <w:t xml:space="preserve">Model Comparison and Algorithmic Bias</w:t>
-      </w:r>
-    </w:p>
-    <w:p>
-      <w:pPr>
-        <w:pStyle w:val="FirstParagraph"/>
-      </w:pPr>
-      <w:r>
-        <w:t xml:space="preserve">We further performed a Bayesian hierarchical generalized linear model to estimate the posterior probability (i.e., the likelihood of achieving the results given out data) distributions of the auROCs. We will regress the 30 auROCs from the held-out test set as a function of feature engineering technique (a total of 10 comparisons for the five NLP methods). The two random intercepts in the models include the repeat and the fold within repeat. We will report the 95% CIs for our models’ auROCs and determine if they include .5 (chance performance). We will also report the 95% CI for the differences in performance with regard to Bayesian comparison. If this CI does not include 0, we can conclude that the feature engineering technique yields better model performance than the other.</w:t>
-      </w:r>
-    </w:p>
-    <w:p>
-      <w:pPr>
-        <w:pStyle w:val="BodyText"/>
-      </w:pPr>
-      <w:r>
-        <w:t xml:space="preserve">A subset of individual characteristic measures will be used to evaluate model fairness on subgroups. We compared model performance among each sex, racial, age and income subgruops because the populations face increased barriers obtaining AUD treatments. Stigma among older populations and wome, and economic hardship in racial minority groups can all contribute to low treatment-seeking and alcohol treatment completion</w:t>
-      </w:r>
-      <w:r>
-        <w:t xml:space="preserve"> </w:t>
-      </w:r>
-      <w:r>
-        <w:t xml:space="preserve">(DiBartolo and Jarosinski 2017; J. O. Jacobson, Robinson, and Bluthenthal 2007; May, Nielsen, and Bilberg 2019)</w:t>
-      </w:r>
-      <w:r>
-        <w:t xml:space="preserve">. Participants younger than 55 years old were considered as a privileged group. We adopted half of median income in Madison area in 2017 as cut-off to assign participants to income groups.</w:t>
-      </w:r>
-    </w:p>
-    <w:p>
-      <w:pPr>
-        <w:pStyle w:val="BodyText"/>
-      </w:pPr>
-      <w:r>
-        <w:t xml:space="preserve">We performed a Bayesian hierarchical generalized linear model that regresses the auROCs from the 30 held-out test set as a function of group membership (privileged group vs. unprivileged group in each of above individual characteristics). We reported the 95% CI for model performance differences and examine if they include 0.</w:t>
+        <w:t xml:space="preserve">. It assigns importance to each feature, where a positive feature importance positively affects the model output. This methodology can be applied to any machine learning algorithm and can increase model transparency and interpretability. Local Shapley values explain factors that contribute to a single observation, and global Shapley values represent feature importance across all observations. To compute global Shapley values, we averaged the absolute value of all local Shapley values. We aggregated Shapley values for each LIWC category, regardless of their prediction window and normalization methods.</w:t>
       </w:r>
     </w:p>
     <w:p>
@@ -1902,9 +2020,10 @@
         <w:br w:type="page"/>
       </w:r>
     </w:p>
-    <w:bookmarkEnd w:id="45"/>
-    <w:bookmarkEnd w:id="46"/>
-    <w:bookmarkStart w:id="110" w:name="results"/>
+    <w:bookmarkEnd w:id="50"/>
+    <w:bookmarkEnd w:id="51"/>
+    <w:bookmarkEnd w:id="52"/>
+    <w:bookmarkStart w:id="116" w:name="results"/>
     <w:p>
       <w:pPr>
         <w:pStyle w:val="Heading1"/>
@@ -1913,7 +2032,7 @@
         <w:t xml:space="preserve">Results</w:t>
       </w:r>
     </w:p>
-    <w:bookmarkStart w:id="52" w:name="demographics"/>
+    <w:bookmarkStart w:id="58" w:name="demographics"/>
     <w:p>
       <w:pPr>
         <w:pStyle w:val="Heading2"/>
@@ -1943,7 +2062,7 @@
       <w:tr>
         <w:tc>
           <w:tcPr/>
-          <w:bookmarkStart w:id="50" w:name="fig-demographics"/>
+          <w:bookmarkStart w:id="56" w:name="fig-demographics"/>
           <w:p>
             <w:pPr>
               <w:pStyle w:val="Compact"/>
@@ -1954,18 +2073,18 @@
                 <wp:inline>
                   <wp:extent cx="5334000" cy="2667000"/>
                   <wp:effectExtent b="0" l="0" r="0" t="0"/>
-                  <wp:docPr descr="" title="" id="48" name="Picture"/>
+                  <wp:docPr descr="" title="" id="54" name="Picture"/>
                   <a:graphic>
                     <a:graphicData uri="http://schemas.openxmlformats.org/drawingml/2006/picture">
                       <pic:pic>
                         <pic:nvPicPr>
-                          <pic:cNvPr descr="index_files/figure-docx/notebooks-eda_demographics-fig-demographics-output-1.png" id="49" name="Picture"/>
+                          <pic:cNvPr descr="index_files/figure-docx/notebooks-eda_demographics-fig-demographics-output-1.png" id="55" name="Picture"/>
                           <pic:cNvPicPr>
                             <a:picLocks noChangeArrowheads="1" noChangeAspect="1"/>
                           </pic:cNvPicPr>
                         </pic:nvPicPr>
                         <pic:blipFill>
-                          <a:blip r:embed="rId47"/>
+                          <a:blip r:embed="rId53"/>
                           <a:stretch>
                             <a:fillRect/>
                           </a:stretch>
@@ -2005,7 +2124,7 @@
               <w:t xml:space="preserve">Figure 2: Demographic Distribution</w:t>
             </w:r>
           </w:p>
-          <w:bookmarkEnd w:id="50"/>
+          <w:bookmarkEnd w:id="56"/>
         </w:tc>
       </w:tr>
     </w:tbl>
@@ -2025,7 +2144,7 @@
         </w:rPr>
         <w:t xml:space="preserve"> </w:t>
       </w:r>
-      <w:hyperlink r:id="rId51">
+      <w:hyperlink r:id="rId57">
         <w:r>
           <w:rPr>
             <w:rStyle w:val="Hyperlink"/>
@@ -2035,8 +2154,8 @@
         </w:r>
       </w:hyperlink>
     </w:p>
-    <w:bookmarkEnd w:id="52"/>
-    <w:bookmarkStart w:id="73" w:name="sample-distribution"/>
+    <w:bookmarkEnd w:id="58"/>
+    <w:bookmarkStart w:id="79" w:name="sample-distribution"/>
     <w:p>
       <w:pPr>
         <w:pStyle w:val="Heading2"/>
@@ -2050,7 +2169,7 @@
         <w:pStyle w:val="FirstParagraph"/>
       </w:pPr>
       <w:r>
-        <w:t xml:space="preserve">The final total number of lapse labels in the dataset is 11562. On average, each participant has 83.78 labels (sd = 11.35, median = 88.00, range = 30.00 - 90.00).</w:t>
+        <w:t xml:space="preserve">The final total number of lapse labels in the dataset is 11562. 7.63% of the labels are associated with a lapse episode. On average, each participant has 83.78 labels (sd = 11.35, median = 88.00, range = 30.00 - 90.00).</w:t>
       </w:r>
     </w:p>
     <w:tbl>
@@ -2066,7 +2185,7 @@
       <w:tr>
         <w:tc>
           <w:tcPr/>
-          <w:bookmarkStart w:id="56" w:name="fig-lapse_count"/>
+          <w:bookmarkStart w:id="62" w:name="fig-lapse_count"/>
           <w:p>
             <w:pPr>
               <w:pStyle w:val="Compact"/>
@@ -2077,18 +2196,18 @@
                 <wp:inline>
                   <wp:extent cx="5334000" cy="3810000"/>
                   <wp:effectExtent b="0" l="0" r="0" t="0"/>
-                  <wp:docPr descr="" title="" id="54" name="Picture"/>
+                  <wp:docPr descr="" title="" id="60" name="Picture"/>
                   <a:graphic>
                     <a:graphicData uri="http://schemas.openxmlformats.org/drawingml/2006/picture">
                       <pic:pic>
                         <pic:nvPicPr>
-                          <pic:cNvPr descr="index_files/figure-docx/notebooks-eda_messages-fig-lapse_count-output-1.png" id="55" name="Picture"/>
+                          <pic:cNvPr descr="index_files/figure-docx/notebooks-eda_messages-fig-lapse_count-output-1.png" id="61" name="Picture"/>
                           <pic:cNvPicPr>
                             <a:picLocks noChangeArrowheads="1" noChangeAspect="1"/>
                           </pic:cNvPicPr>
                         </pic:nvPicPr>
                         <pic:blipFill>
-                          <a:blip r:embed="rId53"/>
+                          <a:blip r:embed="rId59"/>
                           <a:stretch>
                             <a:fillRect/>
                           </a:stretch>
@@ -2128,7 +2247,7 @@
               <w:t xml:space="preserve">Figure 3: Distribution of Lapse Label Counts</w:t>
             </w:r>
           </w:p>
-          <w:bookmarkEnd w:id="56"/>
+          <w:bookmarkEnd w:id="62"/>
         </w:tc>
       </w:tr>
     </w:tbl>
@@ -2148,7 +2267,7 @@
         </w:rPr>
         <w:t xml:space="preserve"> </w:t>
       </w:r>
-      <w:hyperlink r:id="rId57">
+      <w:hyperlink r:id="rId63">
         <w:r>
           <w:rPr>
             <w:rStyle w:val="Hyperlink"/>
@@ -2179,7 +2298,7 @@
       <w:tr>
         <w:tc>
           <w:tcPr/>
-          <w:bookmarkStart w:id="61" w:name="fig-raw"/>
+          <w:bookmarkStart w:id="67" w:name="fig-raw"/>
           <w:p>
             <w:pPr>
               <w:pStyle w:val="Compact"/>
@@ -2190,18 +2309,18 @@
                 <wp:inline>
                   <wp:extent cx="5334000" cy="3810000"/>
                   <wp:effectExtent b="0" l="0" r="0" t="0"/>
-                  <wp:docPr descr="" title="" id="59" name="Picture"/>
+                  <wp:docPr descr="" title="" id="65" name="Picture"/>
                   <a:graphic>
                     <a:graphicData uri="http://schemas.openxmlformats.org/drawingml/2006/picture">
                       <pic:pic>
                         <pic:nvPicPr>
-                          <pic:cNvPr descr="index_files/figure-docx/notebooks-eda_messages-fig-raw-output-1.png" id="60" name="Picture"/>
+                          <pic:cNvPr descr="index_files/figure-docx/notebooks-eda_messages-fig-raw-output-1.png" id="66" name="Picture"/>
                           <pic:cNvPicPr>
                             <a:picLocks noChangeArrowheads="1" noChangeAspect="1"/>
                           </pic:cNvPicPr>
                         </pic:nvPicPr>
                         <pic:blipFill>
-                          <a:blip r:embed="rId58"/>
+                          <a:blip r:embed="rId64"/>
                           <a:stretch>
                             <a:fillRect/>
                           </a:stretch>
@@ -2241,7 +2360,7 @@
               <w:t xml:space="preserve">Figure 4: Sample Characteristics of Raw Messages</w:t>
             </w:r>
           </w:p>
-          <w:bookmarkEnd w:id="61"/>
+          <w:bookmarkEnd w:id="67"/>
         </w:tc>
       </w:tr>
     </w:tbl>
@@ -2261,7 +2380,7 @@
         </w:rPr>
         <w:t xml:space="preserve"> </w:t>
       </w:r>
-      <w:hyperlink r:id="rId62">
+      <w:hyperlink r:id="rId68">
         <w:r>
           <w:rPr>
             <w:rStyle w:val="Hyperlink"/>
@@ -2292,7 +2411,7 @@
       <w:tr>
         <w:tc>
           <w:tcPr/>
-          <w:bookmarkStart w:id="66" w:name="fig-3day"/>
+          <w:bookmarkStart w:id="72" w:name="fig-3day"/>
           <w:p>
             <w:pPr>
               <w:pStyle w:val="Compact"/>
@@ -2303,18 +2422,18 @@
                 <wp:inline>
                   <wp:extent cx="5334000" cy="3810000"/>
                   <wp:effectExtent b="0" l="0" r="0" t="0"/>
-                  <wp:docPr descr="" title="" id="64" name="Picture"/>
+                  <wp:docPr descr="" title="" id="70" name="Picture"/>
                   <a:graphic>
                     <a:graphicData uri="http://schemas.openxmlformats.org/drawingml/2006/picture">
                       <pic:pic>
                         <pic:nvPicPr>
-                          <pic:cNvPr descr="index_files/figure-docx/notebooks-eda_messages-fig-3day-output-2.png" id="65" name="Picture"/>
+                          <pic:cNvPr descr="index_files/figure-docx/notebooks-eda_messages-fig-3day-output-2.png" id="71" name="Picture"/>
                           <pic:cNvPicPr>
                             <a:picLocks noChangeArrowheads="1" noChangeAspect="1"/>
                           </pic:cNvPicPr>
                         </pic:nvPicPr>
                         <pic:blipFill>
-                          <a:blip r:embed="rId63"/>
+                          <a:blip r:embed="rId69"/>
                           <a:stretch>
                             <a:fillRect/>
                           </a:stretch>
@@ -2354,7 +2473,7 @@
               <w:t xml:space="preserve">Figure 5: Sample Characteristics in the 3-Day Prediction Window</w:t>
             </w:r>
           </w:p>
-          <w:bookmarkEnd w:id="66"/>
+          <w:bookmarkEnd w:id="72"/>
         </w:tc>
       </w:tr>
     </w:tbl>
@@ -2374,7 +2493,7 @@
         </w:rPr>
         <w:t xml:space="preserve"> </w:t>
       </w:r>
-      <w:hyperlink r:id="rId67">
+      <w:hyperlink r:id="rId73">
         <w:r>
           <w:rPr>
             <w:rStyle w:val="Hyperlink"/>
@@ -2405,7 +2524,7 @@
       <w:tr>
         <w:tc>
           <w:tcPr/>
-          <w:bookmarkStart w:id="71" w:name="fig-1week"/>
+          <w:bookmarkStart w:id="77" w:name="fig-1week"/>
           <w:p>
             <w:pPr>
               <w:pStyle w:val="Compact"/>
@@ -2416,18 +2535,18 @@
                 <wp:inline>
                   <wp:extent cx="5334000" cy="3810000"/>
                   <wp:effectExtent b="0" l="0" r="0" t="0"/>
-                  <wp:docPr descr="" title="" id="69" name="Picture"/>
+                  <wp:docPr descr="" title="" id="75" name="Picture"/>
                   <a:graphic>
                     <a:graphicData uri="http://schemas.openxmlformats.org/drawingml/2006/picture">
                       <pic:pic>
                         <pic:nvPicPr>
-                          <pic:cNvPr descr="index_files/figure-docx/notebooks-eda_messages-fig-1week-output-2.png" id="70" name="Picture"/>
+                          <pic:cNvPr descr="index_files/figure-docx/notebooks-eda_messages-fig-1week-output-2.png" id="76" name="Picture"/>
                           <pic:cNvPicPr>
                             <a:picLocks noChangeArrowheads="1" noChangeAspect="1"/>
                           </pic:cNvPicPr>
                         </pic:nvPicPr>
                         <pic:blipFill>
-                          <a:blip r:embed="rId68"/>
+                          <a:blip r:embed="rId74"/>
                           <a:stretch>
                             <a:fillRect/>
                           </a:stretch>
@@ -2467,7 +2586,7 @@
               <w:t xml:space="preserve">Figure 6: Sample Characteristics in the 1-Week Prediction Window</w:t>
             </w:r>
           </w:p>
-          <w:bookmarkEnd w:id="71"/>
+          <w:bookmarkEnd w:id="77"/>
         </w:tc>
       </w:tr>
     </w:tbl>
@@ -2487,7 +2606,7 @@
         </w:rPr>
         <w:t xml:space="preserve"> </w:t>
       </w:r>
-      <w:hyperlink r:id="rId72">
+      <w:hyperlink r:id="rId78">
         <w:r>
           <w:rPr>
             <w:rStyle w:val="Hyperlink"/>
@@ -2497,8 +2616,8 @@
         </w:r>
       </w:hyperlink>
     </w:p>
-    <w:bookmarkEnd w:id="73"/>
-    <w:bookmarkStart w:id="90" w:name="liwc-features"/>
+    <w:bookmarkEnd w:id="79"/>
+    <w:bookmarkStart w:id="96" w:name="liwc-features"/>
     <w:p>
       <w:pPr>
         <w:pStyle w:val="Heading2"/>
@@ -2515,7 +2634,7 @@
         <w:t xml:space="preserve">We obtained LIWC scores from 117 linguistic categories.</w:t>
       </w:r>
     </w:p>
-    <w:bookmarkStart w:id="76" w:name="tbl-panel"/>
+    <w:bookmarkStart w:id="82" w:name="tbl-panel"/>
     <w:tbl>
       <w:tblPr>
         <w:tblStyle w:val="Table"/>
@@ -2552,7 +2671,7 @@
             <w:tr>
               <w:tc>
                 <w:tcPr/>
-                <w:bookmarkStart w:id="74" w:name="tbl-ind_3day"/>
+                <w:bookmarkStart w:id="80" w:name="tbl-ind_3day"/>
                 <w:tbl>
                   <w:tblPr>
                     <w:tblStyle w:val="Table"/>
@@ -3515,7 +3634,7 @@
                     <w:t xml:space="preserve">(a) 3-Day Prediction Window</w:t>
                   </w:r>
                 </w:p>
-                <w:bookmarkEnd w:id="74"/>
+                <w:bookmarkEnd w:id="80"/>
               </w:tc>
             </w:tr>
           </w:tbl>
@@ -3593,7 +3712,7 @@
             <w:tr>
               <w:tc>
                 <w:tcPr/>
-                <w:bookmarkStart w:id="75" w:name="tbl-ind_1week"/>
+                <w:bookmarkStart w:id="81" w:name="tbl-ind_1week"/>
                 <w:tbl>
                   <w:tblPr>
                     <w:tblStyle w:val="Table"/>
@@ -4556,7 +4675,7 @@
                     <w:t xml:space="preserve">(b) 1-Week Prediction Window</w:t>
                   </w:r>
                 </w:p>
-                <w:bookmarkEnd w:id="75"/>
+                <w:bookmarkEnd w:id="81"/>
               </w:tc>
             </w:tr>
           </w:tbl>
@@ -4576,7 +4695,7 @@
         <w:t xml:space="preserve">Table 2: Sample Characteristics of Median and 95% Quantile Scores of All Raw Scores from Individual Messages Within Each Prediction Window</w:t>
       </w:r>
     </w:p>
-    <w:bookmarkEnd w:id="76"/>
+    <w:bookmarkEnd w:id="82"/>
     <w:tbl>
       <w:tblPr>
         <w:tblStyle w:val="Table"/>
@@ -4590,7 +4709,7 @@
       <w:tr>
         <w:tc>
           <w:tcPr/>
-          <w:bookmarkStart w:id="80" w:name="fig-liwc_ind"/>
+          <w:bookmarkStart w:id="86" w:name="fig-liwc_ind"/>
           <w:p>
             <w:pPr>
               <w:pStyle w:val="Compact"/>
@@ -4601,18 +4720,18 @@
                 <wp:inline>
                   <wp:extent cx="5334000" cy="3810000"/>
                   <wp:effectExtent b="0" l="0" r="0" t="0"/>
-                  <wp:docPr descr="" title="" id="78" name="Picture"/>
+                  <wp:docPr descr="" title="" id="84" name="Picture"/>
                   <a:graphic>
                     <a:graphicData uri="http://schemas.openxmlformats.org/drawingml/2006/picture">
                       <pic:pic>
                         <pic:nvPicPr>
-                          <pic:cNvPr descr="index_files/figure-docx/notebooks-eda_liwc-fig-liwc_ind-output-1.png" id="79" name="Picture"/>
+                          <pic:cNvPr descr="index_files/figure-docx/notebooks-eda_liwc-fig-liwc_ind-output-1.png" id="85" name="Picture"/>
                           <pic:cNvPicPr>
                             <a:picLocks noChangeArrowheads="1" noChangeAspect="1"/>
                           </pic:cNvPicPr>
                         </pic:nvPicPr>
                         <pic:blipFill>
-                          <a:blip r:embed="rId77"/>
+                          <a:blip r:embed="rId83"/>
                           <a:stretch>
                             <a:fillRect/>
                           </a:stretch>
@@ -4652,7 +4771,7 @@
               <w:t xml:space="preserve">Figure 7: Descriptives of Normalized LIWC Scores in the 3-Day Prediction Window</w:t>
             </w:r>
           </w:p>
-          <w:bookmarkEnd w:id="80"/>
+          <w:bookmarkEnd w:id="86"/>
         </w:tc>
       </w:tr>
     </w:tbl>
@@ -4672,7 +4791,7 @@
         </w:rPr>
         <w:t xml:space="preserve"> </w:t>
       </w:r>
-      <w:hyperlink r:id="rId81">
+      <w:hyperlink r:id="rId87">
         <w:r>
           <w:rPr>
             <w:rStyle w:val="Hyperlink"/>
@@ -4682,7 +4801,7 @@
         </w:r>
       </w:hyperlink>
     </w:p>
-    <w:bookmarkStart w:id="84" w:name="tbl-panel2"/>
+    <w:bookmarkStart w:id="90" w:name="tbl-panel2"/>
     <w:tbl>
       <w:tblPr>
         <w:tblStyle w:val="Table"/>
@@ -4720,7 +4839,7 @@
             <w:tr>
               <w:tc>
                 <w:tcPr/>
-                <w:bookmarkStart w:id="82" w:name="tbl-cat_3day"/>
+                <w:bookmarkStart w:id="88" w:name="tbl-cat_3day"/>
                 <w:tbl>
                   <w:tblPr>
                     <w:tblStyle w:val="Table"/>
@@ -5251,7 +5370,7 @@
                     <w:t xml:space="preserve">(a) 3-Day Prediction Window</w:t>
                   </w:r>
                 </w:p>
-                <w:bookmarkEnd w:id="82"/>
+                <w:bookmarkEnd w:id="88"/>
               </w:tc>
             </w:tr>
           </w:tbl>
@@ -5311,7 +5430,7 @@
             <w:tr>
               <w:tc>
                 <w:tcPr/>
-                <w:bookmarkStart w:id="83" w:name="tbl-cat_1week"/>
+                <w:bookmarkStart w:id="89" w:name="tbl-cat_1week"/>
                 <w:tbl>
                   <w:tblPr>
                     <w:tblStyle w:val="Table"/>
@@ -5842,7 +5961,7 @@
                     <w:t xml:space="preserve">(b) 1-Week Prediction Window</w:t>
                   </w:r>
                 </w:p>
-                <w:bookmarkEnd w:id="83"/>
+                <w:bookmarkEnd w:id="89"/>
               </w:tc>
             </w:tr>
           </w:tbl>
@@ -5862,7 +5981,7 @@
         <w:t xml:space="preserve">Table 3: Sample Characteristics of Raw LIWC Scores on Concatenated Messages Within Each Prediction Window</w:t>
       </w:r>
     </w:p>
-    <w:bookmarkEnd w:id="84"/>
+    <w:bookmarkEnd w:id="90"/>
     <w:tbl>
       <w:tblPr>
         <w:tblStyle w:val="Table"/>
@@ -5876,122 +5995,7 @@
       <w:tr>
         <w:tc>
           <w:tcPr/>
-          <w:bookmarkStart w:id="88" w:name="fig-liwc_cat"/>
-          <w:p>
-            <w:pPr>
-              <w:pStyle w:val="Compact"/>
-              <w:jc w:val="center"/>
-            </w:pPr>
-            <w:r>
-              <w:drawing>
-                <wp:inline>
-                  <wp:extent cx="5334000" cy="3810000"/>
-                  <wp:effectExtent b="0" l="0" r="0" t="0"/>
-                  <wp:docPr descr="" title="" id="86" name="Picture"/>
-                  <a:graphic>
-                    <a:graphicData uri="http://schemas.openxmlformats.org/drawingml/2006/picture">
-                      <pic:pic>
-                        <pic:nvPicPr>
-                          <pic:cNvPr descr="index_files/figure-docx/notebooks-eda_liwc-fig-liwc_cat-output-1.png" id="87" name="Picture"/>
-                          <pic:cNvPicPr>
-                            <a:picLocks noChangeArrowheads="1" noChangeAspect="1"/>
-                          </pic:cNvPicPr>
-                        </pic:nvPicPr>
-                        <pic:blipFill>
-                          <a:blip r:embed="rId85"/>
-                          <a:stretch>
-                            <a:fillRect/>
-                          </a:stretch>
-                        </pic:blipFill>
-                        <pic:spPr bwMode="auto">
-                          <a:xfrm>
-                            <a:off x="0" y="0"/>
-                            <a:ext cx="5334000" cy="3810000"/>
-                          </a:xfrm>
-                          <a:prstGeom prst="rect">
-                            <a:avLst/>
-                          </a:prstGeom>
-                          <a:noFill/>
-                          <a:ln w="9525">
-                            <a:noFill/>
-                            <a:headEnd/>
-                            <a:tailEnd/>
-                          </a:ln>
-                        </pic:spPr>
-                      </pic:pic>
-                    </a:graphicData>
-                  </a:graphic>
-                </wp:inline>
-              </w:drawing>
-            </w:r>
-          </w:p>
-          <w:p>
-            <w:pPr>
-              <w:jc w:val="center"/>
-            </w:pPr>
-            <w:pPr>
-              <w:jc w:val="start"/>
-              <w:spacing w:before="200"/>
-              <w:pStyle w:val="ImageCaption"/>
-            </w:pPr>
-            <w:r>
-              <w:t xml:space="preserve">Figure 8: Descriptives of Normalized LIWC Scores in the 1-Week Prediction Window</w:t>
-            </w:r>
-          </w:p>
-          <w:bookmarkEnd w:id="88"/>
-        </w:tc>
-      </w:tr>
-    </w:tbl>
-    <w:p>
-      <w:pPr>
-        <w:pStyle w:val="BodyText"/>
-      </w:pPr>
-      <w:r>
-        <w:rPr>
-          <w:vertAlign w:val="subscript"/>
-        </w:rPr>
-        <w:t xml:space="preserve">Source:</w:t>
-      </w:r>
-      <w:r>
-        <w:rPr>
-          <w:vertAlign w:val="subscript"/>
-        </w:rPr>
-        <w:t xml:space="preserve"> </w:t>
-      </w:r>
-      <w:hyperlink r:id="rId89">
-        <w:r>
-          <w:rPr>
-            <w:rStyle w:val="Hyperlink"/>
-            <w:vertAlign w:val="subscript"/>
-          </w:rPr>
-          <w:t xml:space="preserve">EDA on LIWC Features</w:t>
-        </w:r>
-      </w:hyperlink>
-    </w:p>
-    <w:bookmarkEnd w:id="90"/>
-    <w:bookmarkStart w:id="96" w:name="model-evaluation"/>
-    <w:p>
-      <w:pPr>
-        <w:pStyle w:val="Heading2"/>
-      </w:pPr>
-      <w:r>
-        <w:t xml:space="preserve">Model Evaluation</w:t>
-      </w:r>
-    </w:p>
-    <w:tbl>
-      <w:tblPr>
-        <w:tblStyle w:val="Table"/>
-        <w:tblW w:type="pct" w:w="5000"/>
-        <w:tblLayout w:type="fixed"/>
-        <w:tblLook w:firstRow="0" w:lastRow="0" w:firstColumn="0" w:lastColumn="0" w:noHBand="0" w:noVBand="0" w:val="0000"/>
-      </w:tblPr>
-      <w:tblGrid>
-        <w:gridCol w:w="7920"/>
-      </w:tblGrid>
-      <w:tr>
-        <w:tc>
-          <w:tcPr/>
-          <w:bookmarkStart w:id="94" w:name="fig-auroc"/>
+          <w:bookmarkStart w:id="94" w:name="fig-liwc_cat"/>
           <w:p>
             <w:pPr>
               <w:pStyle w:val="Compact"/>
@@ -6007,7 +6011,7 @@
                     <a:graphicData uri="http://schemas.openxmlformats.org/drawingml/2006/picture">
                       <pic:pic>
                         <pic:nvPicPr>
-                          <pic:cNvPr descr="index_files/figure-docx/notebooks-auROC_plot-fig-auroc-output-2.png" id="93" name="Picture"/>
+                          <pic:cNvPr descr="index_files/figure-docx/notebooks-eda_liwc-fig-liwc_cat-output-1.png" id="93" name="Picture"/>
                           <pic:cNvPicPr>
                             <a:picLocks noChangeArrowheads="1" noChangeAspect="1"/>
                           </pic:cNvPicPr>
@@ -6050,7 +6054,7 @@
               <w:pStyle w:val="ImageCaption"/>
             </w:pPr>
             <w:r>
-              <w:t xml:space="preserve">Figure 9: ROC Curve for the Best Model Configuration</w:t>
+              <w:t xml:space="preserve">Figure 8: Descriptives of Normalized LIWC Scores in the 1-Week Prediction Window</w:t>
             </w:r>
           </w:p>
           <w:bookmarkEnd w:id="94"/>
@@ -6079,18 +6083,18 @@
             <w:rStyle w:val="Hyperlink"/>
             <w:vertAlign w:val="subscript"/>
           </w:rPr>
-          <w:t xml:space="preserve">Performance plots</w:t>
+          <w:t xml:space="preserve">EDA on LIWC Features</w:t>
         </w:r>
       </w:hyperlink>
     </w:p>
     <w:bookmarkEnd w:id="96"/>
-    <w:bookmarkStart w:id="103" w:name="model-fairness"/>
+    <w:bookmarkStart w:id="102" w:name="model-evaluation-1"/>
     <w:p>
       <w:pPr>
         <w:pStyle w:val="Heading2"/>
       </w:pPr>
       <w:r>
-        <w:t xml:space="preserve">Model Fairness</w:t>
+        <w:t xml:space="preserve">Model Evaluation</w:t>
       </w:r>
     </w:p>
     <w:tbl>
@@ -6106,7 +6110,7 @@
       <w:tr>
         <w:tc>
           <w:tcPr/>
-          <w:bookmarkStart w:id="100" w:name="fig-fairness"/>
+          <w:bookmarkStart w:id="100" w:name="fig-auroc"/>
           <w:p>
             <w:pPr>
               <w:pStyle w:val="Compact"/>
@@ -6122,7 +6126,7 @@
                     <a:graphicData uri="http://schemas.openxmlformats.org/drawingml/2006/picture">
                       <pic:pic>
                         <pic:nvPicPr>
-                          <pic:cNvPr descr="index_files/figure-docx/notebooks-fairness-fig-fairness-output-1.png" id="99" name="Picture"/>
+                          <pic:cNvPr descr="index_files/figure-docx/notebooks-auROC_plot-fig-auroc-output-2.png" id="99" name="Picture"/>
                           <pic:cNvPicPr>
                             <a:picLocks noChangeArrowheads="1" noChangeAspect="1"/>
                           </pic:cNvPicPr>
@@ -6165,7 +6169,7 @@
               <w:pStyle w:val="ImageCaption"/>
             </w:pPr>
             <w:r>
-              <w:t xml:space="preserve">Figure 10: auROC posterior distribution across different privileged vs. unprivileged groups</w:t>
+              <w:t xml:space="preserve">Figure 9: ROC Curve for the Best Model Configuration</w:t>
             </w:r>
           </w:p>
           <w:bookmarkEnd w:id="100"/>
@@ -6194,30 +6198,18 @@
             <w:rStyle w:val="Hyperlink"/>
             <w:vertAlign w:val="subscript"/>
           </w:rPr>
-          <w:t xml:space="preserve">Subgroup Analysis</w:t>
+          <w:t xml:space="preserve">Performance plots</w:t>
         </w:r>
       </w:hyperlink>
     </w:p>
-    <w:p>
-      <w:pPr>
-        <w:pStyle w:val="BodyText"/>
-      </w:pPr>
-      <w:r>
-        <w:t xml:space="preserve">See</w:t>
-      </w:r>
-      <w:r>
-        <w:t xml:space="preserve"> </w:t>
-      </w:r>
-      <w:hyperlink w:anchor="tbl-fairness">
-        <w:r>
-          <w:rPr>
-            <w:rStyle w:val="Hyperlink"/>
-          </w:rPr>
-          <w:t xml:space="preserve">Table 4</w:t>
-        </w:r>
-      </w:hyperlink>
-      <w:r>
-        <w:t xml:space="preserve">.</w:t>
+    <w:bookmarkEnd w:id="102"/>
+    <w:bookmarkStart w:id="109" w:name="model-fairness"/>
+    <w:p>
+      <w:pPr>
+        <w:pStyle w:val="Heading2"/>
+      </w:pPr>
+      <w:r>
+        <w:t xml:space="preserve">Model Fairness</w:t>
       </w:r>
     </w:p>
     <w:tbl>
@@ -6233,7 +6225,134 @@
       <w:tr>
         <w:tc>
           <w:tcPr/>
-          <w:bookmarkStart w:id="102" w:name="tbl-fairness"/>
+          <w:bookmarkStart w:id="106" w:name="fig-fairness"/>
+          <w:p>
+            <w:pPr>
+              <w:pStyle w:val="Compact"/>
+              <w:jc w:val="center"/>
+            </w:pPr>
+            <w:r>
+              <w:drawing>
+                <wp:inline>
+                  <wp:extent cx="5334000" cy="3810000"/>
+                  <wp:effectExtent b="0" l="0" r="0" t="0"/>
+                  <wp:docPr descr="" title="" id="104" name="Picture"/>
+                  <a:graphic>
+                    <a:graphicData uri="http://schemas.openxmlformats.org/drawingml/2006/picture">
+                      <pic:pic>
+                        <pic:nvPicPr>
+                          <pic:cNvPr descr="index_files/figure-docx/notebooks-fairness-fig-fairness-output-1.png" id="105" name="Picture"/>
+                          <pic:cNvPicPr>
+                            <a:picLocks noChangeArrowheads="1" noChangeAspect="1"/>
+                          </pic:cNvPicPr>
+                        </pic:nvPicPr>
+                        <pic:blipFill>
+                          <a:blip r:embed="rId103"/>
+                          <a:stretch>
+                            <a:fillRect/>
+                          </a:stretch>
+                        </pic:blipFill>
+                        <pic:spPr bwMode="auto">
+                          <a:xfrm>
+                            <a:off x="0" y="0"/>
+                            <a:ext cx="5334000" cy="3810000"/>
+                          </a:xfrm>
+                          <a:prstGeom prst="rect">
+                            <a:avLst/>
+                          </a:prstGeom>
+                          <a:noFill/>
+                          <a:ln w="9525">
+                            <a:noFill/>
+                            <a:headEnd/>
+                            <a:tailEnd/>
+                          </a:ln>
+                        </pic:spPr>
+                      </pic:pic>
+                    </a:graphicData>
+                  </a:graphic>
+                </wp:inline>
+              </w:drawing>
+            </w:r>
+          </w:p>
+          <w:p>
+            <w:pPr>
+              <w:jc w:val="center"/>
+            </w:pPr>
+            <w:pPr>
+              <w:jc w:val="start"/>
+              <w:spacing w:before="200"/>
+              <w:pStyle w:val="ImageCaption"/>
+            </w:pPr>
+            <w:r>
+              <w:t xml:space="preserve">Figure 10: auROC posterior distribution across different privileged vs. unprivileged groups</w:t>
+            </w:r>
+          </w:p>
+          <w:bookmarkEnd w:id="106"/>
+        </w:tc>
+      </w:tr>
+    </w:tbl>
+    <w:p>
+      <w:pPr>
+        <w:pStyle w:val="BodyText"/>
+      </w:pPr>
+      <w:r>
+        <w:rPr>
+          <w:vertAlign w:val="subscript"/>
+        </w:rPr>
+        <w:t xml:space="preserve">Source:</w:t>
+      </w:r>
+      <w:r>
+        <w:rPr>
+          <w:vertAlign w:val="subscript"/>
+        </w:rPr>
+        <w:t xml:space="preserve"> </w:t>
+      </w:r>
+      <w:hyperlink r:id="rId107">
+        <w:r>
+          <w:rPr>
+            <w:rStyle w:val="Hyperlink"/>
+            <w:vertAlign w:val="subscript"/>
+          </w:rPr>
+          <w:t xml:space="preserve">Subgroup Analysis</w:t>
+        </w:r>
+      </w:hyperlink>
+    </w:p>
+    <w:p>
+      <w:pPr>
+        <w:pStyle w:val="BodyText"/>
+      </w:pPr>
+      <w:r>
+        <w:t xml:space="preserve">See</w:t>
+      </w:r>
+      <w:r>
+        <w:t xml:space="preserve"> </w:t>
+      </w:r>
+      <w:hyperlink w:anchor="tbl-fairness">
+        <w:r>
+          <w:rPr>
+            <w:rStyle w:val="Hyperlink"/>
+          </w:rPr>
+          <w:t xml:space="preserve">Table 4</w:t>
+        </w:r>
+      </w:hyperlink>
+      <w:r>
+        <w:t xml:space="preserve">.</w:t>
+      </w:r>
+    </w:p>
+    <w:tbl>
+      <w:tblPr>
+        <w:tblStyle w:val="Table"/>
+        <w:tblW w:type="pct" w:w="5000"/>
+        <w:tblLayout w:type="fixed"/>
+        <w:tblLook w:firstRow="0" w:lastRow="0" w:firstColumn="0" w:lastColumn="0" w:noHBand="0" w:noVBand="0" w:val="0000"/>
+      </w:tblPr>
+      <w:tblGrid>
+        <w:gridCol w:w="7920"/>
+      </w:tblGrid>
+      <w:tr>
+        <w:tc>
+          <w:tcPr/>
+          <w:bookmarkStart w:id="108" w:name="tbl-fairness"/>
           <w:tbl>
             <w:tblPr>
               <w:tblStyle w:val="Table"/>
@@ -6595,12 +6714,12 @@
               <w:t xml:space="preserve">Table 4: Model Performance Difference across different demographic subgroups</w:t>
             </w:r>
           </w:p>
-          <w:bookmarkEnd w:id="102"/>
+          <w:bookmarkEnd w:id="108"/>
         </w:tc>
       </w:tr>
     </w:tbl>
-    <w:bookmarkEnd w:id="103"/>
-    <w:bookmarkStart w:id="109" w:name="model-interpretation"/>
+    <w:bookmarkEnd w:id="109"/>
+    <w:bookmarkStart w:id="115" w:name="model-interpretation"/>
     <w:p>
       <w:pPr>
         <w:pStyle w:val="Heading2"/>
@@ -6622,7 +6741,7 @@
       <w:tr>
         <w:tc>
           <w:tcPr/>
-          <w:bookmarkStart w:id="107" w:name="fig-shaps"/>
+          <w:bookmarkStart w:id="113" w:name="fig-shaps"/>
           <w:p>
             <w:pPr>
               <w:pStyle w:val="Compact"/>
@@ -6633,18 +6752,18 @@
                 <wp:inline>
                   <wp:extent cx="5334000" cy="3810000"/>
                   <wp:effectExtent b="0" l="0" r="0" t="0"/>
-                  <wp:docPr descr="" title="" id="105" name="Picture"/>
+                  <wp:docPr descr="" title="" id="111" name="Picture"/>
                   <a:graphic>
                     <a:graphicData uri="http://schemas.openxmlformats.org/drawingml/2006/picture">
                       <pic:pic>
                         <pic:nvPicPr>
-                          <pic:cNvPr descr="index_files/figure-docx/notebooks-shaps-fig-shaps-output-1.png" id="106" name="Picture"/>
+                          <pic:cNvPr descr="index_files/figure-docx/notebooks-shaps-fig-shaps-output-1.png" id="112" name="Picture"/>
                           <pic:cNvPicPr>
                             <a:picLocks noChangeArrowheads="1" noChangeAspect="1"/>
                           </pic:cNvPicPr>
                         </pic:nvPicPr>
                         <pic:blipFill>
-                          <a:blip r:embed="rId104"/>
+                          <a:blip r:embed="rId110"/>
                           <a:stretch>
                             <a:fillRect/>
                           </a:stretch>
@@ -6684,7 +6803,7 @@
               <w:t xml:space="preserve">Figure 11: Shapley Value</w:t>
             </w:r>
           </w:p>
-          <w:bookmarkEnd w:id="107"/>
+          <w:bookmarkEnd w:id="113"/>
         </w:tc>
       </w:tr>
     </w:tbl>
@@ -6704,7 +6823,7 @@
         </w:rPr>
         <w:t xml:space="preserve"> </w:t>
       </w:r>
-      <w:hyperlink r:id="rId108">
+      <w:hyperlink r:id="rId114">
         <w:r>
           <w:rPr>
             <w:rStyle w:val="Hyperlink"/>
@@ -6719,9 +6838,9 @@
         <w:br w:type="page"/>
       </w:r>
     </w:p>
-    <w:bookmarkEnd w:id="109"/>
-    <w:bookmarkEnd w:id="110"/>
-    <w:bookmarkStart w:id="232" w:name="discussions"/>
+    <w:bookmarkEnd w:id="115"/>
+    <w:bookmarkEnd w:id="116"/>
+    <w:bookmarkStart w:id="238" w:name="discussions"/>
     <w:p>
       <w:pPr>
         <w:pStyle w:val="Heading1"/>
@@ -6735,8 +6854,8 @@
         <w:br w:type="page"/>
       </w:r>
     </w:p>
-    <w:bookmarkStart w:id="231" w:name="refs"/>
-    <w:bookmarkStart w:id="112" w:name="Xafb9ebfeab280acee598deb0b35b093eec91108"/>
+    <w:bookmarkStart w:id="237" w:name="refs"/>
+    <w:bookmarkStart w:id="118" w:name="Xafb9ebfeab280acee598deb0b35b093eec91108"/>
     <w:p>
       <w:pPr>
         <w:pStyle w:val="Bibliography"/>
@@ -6826,7 +6945,7 @@
       <w:r>
         <w:t xml:space="preserve"> </w:t>
       </w:r>
-      <w:hyperlink r:id="rId111">
+      <w:hyperlink r:id="rId117">
         <w:r>
           <w:rPr>
             <w:rStyle w:val="Hyperlink"/>
@@ -6838,8 +6957,8 @@
         <w:t xml:space="preserve">.</w:t>
       </w:r>
     </w:p>
-    <w:bookmarkEnd w:id="112"/>
-    <w:bookmarkStart w:id="114" w:name="ref-afsharNaturalLanguageProcessing2019"/>
+    <w:bookmarkEnd w:id="118"/>
+    <w:bookmarkStart w:id="120" w:name="ref-afsharNaturalLanguageProcessing2019"/>
     <w:p>
       <w:pPr>
         <w:pStyle w:val="Bibliography"/>
@@ -6872,7 +6991,7 @@
       <w:r>
         <w:t xml:space="preserve"> </w:t>
       </w:r>
-      <w:hyperlink r:id="rId113">
+      <w:hyperlink r:id="rId119">
         <w:r>
           <w:rPr>
             <w:rStyle w:val="Hyperlink"/>
@@ -6884,8 +7003,8 @@
         <w:t xml:space="preserve">.</w:t>
       </w:r>
     </w:p>
-    <w:bookmarkEnd w:id="114"/>
-    <w:bookmarkStart w:id="116" w:name="Xc95fb8816eaf9f583d19d6cba6a9ac025f9fe91"/>
+    <w:bookmarkEnd w:id="120"/>
+    <w:bookmarkStart w:id="122" w:name="Xc95fb8816eaf9f583d19d6cba6a9ac025f9fe91"/>
     <w:p>
       <w:pPr>
         <w:pStyle w:val="Bibliography"/>
@@ -7073,7 +7192,7 @@
       <w:r>
         <w:t xml:space="preserve"> </w:t>
       </w:r>
-      <w:hyperlink r:id="rId115">
+      <w:hyperlink r:id="rId121">
         <w:r>
           <w:rPr>
             <w:rStyle w:val="Hyperlink"/>
@@ -7085,8 +7204,8 @@
         <w:t xml:space="preserve">.</w:t>
       </w:r>
     </w:p>
-    <w:bookmarkEnd w:id="116"/>
-    <w:bookmarkStart w:id="118" w:name="Xa710417644a60899013e4932e847385912f9696"/>
+    <w:bookmarkEnd w:id="122"/>
+    <w:bookmarkStart w:id="124" w:name="Xa710417644a60899013e4932e847385912f9696"/>
     <w:p>
       <w:pPr>
         <w:pStyle w:val="Bibliography"/>
@@ -7131,7 +7250,7 @@
       <w:r>
         <w:t xml:space="preserve"> </w:t>
       </w:r>
-      <w:hyperlink r:id="rId117">
+      <w:hyperlink r:id="rId123">
         <w:r>
           <w:rPr>
             <w:rStyle w:val="Hyperlink"/>
@@ -7143,8 +7262,8 @@
         <w:t xml:space="preserve">.</w:t>
       </w:r>
     </w:p>
-    <w:bookmarkEnd w:id="118"/>
-    <w:bookmarkStart w:id="120" w:name="ref-baeMobilePhoneSensors2018a"/>
+    <w:bookmarkEnd w:id="124"/>
+    <w:bookmarkStart w:id="126" w:name="ref-baeMobilePhoneSensors2018a"/>
     <w:p>
       <w:pPr>
         <w:pStyle w:val="Bibliography"/>
@@ -7207,7 +7326,7 @@
       <w:r>
         <w:t xml:space="preserve"> </w:t>
       </w:r>
-      <w:hyperlink r:id="rId119">
+      <w:hyperlink r:id="rId125">
         <w:r>
           <w:rPr>
             <w:rStyle w:val="Hyperlink"/>
@@ -7219,8 +7338,8 @@
         <w:t xml:space="preserve">.</w:t>
       </w:r>
     </w:p>
-    <w:bookmarkEnd w:id="120"/>
-    <w:bookmarkStart w:id="122" w:name="Xe55fcb9276abfce60e3423ca0e9912c33a11f0b"/>
+    <w:bookmarkEnd w:id="126"/>
+    <w:bookmarkStart w:id="128" w:name="Xe55fcb9276abfce60e3423ca0e9912c33a11f0b"/>
     <w:p>
       <w:pPr>
         <w:pStyle w:val="Bibliography"/>
@@ -7265,7 +7384,7 @@
       <w:r>
         <w:t xml:space="preserve"> </w:t>
       </w:r>
-      <w:hyperlink r:id="rId121">
+      <w:hyperlink r:id="rId127">
         <w:r>
           <w:rPr>
             <w:rStyle w:val="Hyperlink"/>
@@ -7277,8 +7396,8 @@
         <w:t xml:space="preserve">.</w:t>
       </w:r>
     </w:p>
-    <w:bookmarkEnd w:id="122"/>
-    <w:bookmarkStart w:id="124" w:name="X0dfc9bfbbbc9cc86d14160256792ce0ff6efdd3"/>
+    <w:bookmarkEnd w:id="128"/>
+    <w:bookmarkStart w:id="130" w:name="X0dfc9bfbbbc9cc86d14160256792ce0ff6efdd3"/>
     <w:p>
       <w:pPr>
         <w:pStyle w:val="Bibliography"/>
@@ -7311,7 +7430,7 @@
       <w:r>
         <w:t xml:space="preserve"> </w:t>
       </w:r>
-      <w:hyperlink r:id="rId123">
+      <w:hyperlink r:id="rId129">
         <w:r>
           <w:rPr>
             <w:rStyle w:val="Hyperlink"/>
@@ -7323,8 +7442,8 @@
         <w:t xml:space="preserve">.</w:t>
       </w:r>
     </w:p>
-    <w:bookmarkEnd w:id="124"/>
-    <w:bookmarkStart w:id="126" w:name="ref-bucciTheyAreNot2019"/>
+    <w:bookmarkEnd w:id="130"/>
+    <w:bookmarkStart w:id="132" w:name="ref-bucciTheyAreNot2019"/>
     <w:p>
       <w:pPr>
         <w:pStyle w:val="Bibliography"/>
@@ -7408,7 +7527,7 @@
       <w:r>
         <w:t xml:space="preserve"> </w:t>
       </w:r>
-      <w:hyperlink r:id="rId125">
+      <w:hyperlink r:id="rId131">
         <w:r>
           <w:rPr>
             <w:rStyle w:val="Hyperlink"/>
@@ -7420,8 +7539,8 @@
         <w:t xml:space="preserve">.</w:t>
       </w:r>
     </w:p>
-    <w:bookmarkEnd w:id="126"/>
-    <w:bookmarkStart w:id="128" w:name="X565bbce5bff6dc592dea5af242f12d8b37400a4"/>
+    <w:bookmarkEnd w:id="132"/>
+    <w:bookmarkStart w:id="134" w:name="X565bbce5bff6dc592dea5af242f12d8b37400a4"/>
     <w:p>
       <w:pPr>
         <w:pStyle w:val="Bibliography"/>
@@ -7508,7 +7627,7 @@
       <w:r>
         <w:t xml:space="preserve"> </w:t>
       </w:r>
-      <w:hyperlink r:id="rId127">
+      <w:hyperlink r:id="rId133">
         <w:r>
           <w:rPr>
             <w:rStyle w:val="Hyperlink"/>
@@ -7520,8 +7639,8 @@
         <w:t xml:space="preserve">.</w:t>
       </w:r>
     </w:p>
-    <w:bookmarkEnd w:id="128"/>
-    <w:bookmarkStart w:id="130" w:name="ref-chihPredictiveModelingAddiction2014a"/>
+    <w:bookmarkEnd w:id="134"/>
+    <w:bookmarkStart w:id="136" w:name="ref-chihPredictiveModelingAddiction2014a"/>
     <w:p>
       <w:pPr>
         <w:pStyle w:val="Bibliography"/>
@@ -7554,7 +7673,7 @@
       <w:r>
         <w:t xml:space="preserve"> </w:t>
       </w:r>
-      <w:hyperlink r:id="rId129">
+      <w:hyperlink r:id="rId135">
         <w:r>
           <w:rPr>
             <w:rStyle w:val="Hyperlink"/>
@@ -7566,8 +7685,8 @@
         <w:t xml:space="preserve">.</w:t>
       </w:r>
     </w:p>
-    <w:bookmarkEnd w:id="130"/>
-    <w:bookmarkStart w:id="132" w:name="ref-chungRelapseAlcoholOther2006a"/>
+    <w:bookmarkEnd w:id="136"/>
+    <w:bookmarkStart w:id="138" w:name="ref-chungRelapseAlcoholOther2006a"/>
     <w:p>
       <w:pPr>
         <w:pStyle w:val="Bibliography"/>
@@ -7609,7 +7728,7 @@
       <w:r>
         <w:t xml:space="preserve"> </w:t>
       </w:r>
-      <w:hyperlink r:id="rId131">
+      <w:hyperlink r:id="rId137">
         <w:r>
           <w:rPr>
             <w:rStyle w:val="Hyperlink"/>
@@ -7621,8 +7740,8 @@
         <w:t xml:space="preserve">.</w:t>
       </w:r>
     </w:p>
-    <w:bookmarkEnd w:id="132"/>
-    <w:bookmarkStart w:id="134" w:name="ref-czyzEcologicalAssessmentDaily2018"/>
+    <w:bookmarkEnd w:id="138"/>
+    <w:bookmarkStart w:id="140" w:name="ref-czyzEcologicalAssessmentDaily2018"/>
     <w:p>
       <w:pPr>
         <w:pStyle w:val="Bibliography"/>
@@ -7667,7 +7786,7 @@
       <w:r>
         <w:t xml:space="preserve"> </w:t>
       </w:r>
-      <w:hyperlink r:id="rId133">
+      <w:hyperlink r:id="rId139">
         <w:r>
           <w:rPr>
             <w:rStyle w:val="Hyperlink"/>
@@ -7679,8 +7798,8 @@
         <w:t xml:space="preserve">.</w:t>
       </w:r>
     </w:p>
-    <w:bookmarkEnd w:id="134"/>
-    <w:bookmarkStart w:id="136" w:name="ref-dibartoloAlcoholUseDisorder2017"/>
+    <w:bookmarkEnd w:id="140"/>
+    <w:bookmarkStart w:id="142" w:name="ref-dibartoloAlcoholUseDisorder2017"/>
     <w:p>
       <w:pPr>
         <w:pStyle w:val="Bibliography"/>
@@ -7767,7 +7886,7 @@
       <w:r>
         <w:t xml:space="preserve"> </w:t>
       </w:r>
-      <w:hyperlink r:id="rId135">
+      <w:hyperlink r:id="rId141">
         <w:r>
           <w:rPr>
             <w:rStyle w:val="Hyperlink"/>
@@ -7779,8 +7898,8 @@
         <w:t xml:space="preserve">.</w:t>
       </w:r>
     </w:p>
-    <w:bookmarkEnd w:id="136"/>
-    <w:bookmarkStart w:id="138" w:name="ref-feingoldProximalVsDistal2015"/>
+    <w:bookmarkEnd w:id="142"/>
+    <w:bookmarkStart w:id="144" w:name="ref-feingoldProximalVsDistal2015"/>
     <w:p>
       <w:pPr>
         <w:pStyle w:val="Bibliography"/>
@@ -7813,7 +7932,7 @@
       <w:r>
         <w:t xml:space="preserve"> </w:t>
       </w:r>
-      <w:hyperlink r:id="rId137">
+      <w:hyperlink r:id="rId143">
         <w:r>
           <w:rPr>
             <w:rStyle w:val="Hyperlink"/>
@@ -7825,8 +7944,8 @@
         <w:t xml:space="preserve">.</w:t>
       </w:r>
     </w:p>
-    <w:bookmarkEnd w:id="138"/>
-    <w:bookmarkStart w:id="140" w:name="ref-finnPerceivedBarriersSeeking2023"/>
+    <w:bookmarkEnd w:id="144"/>
+    <w:bookmarkStart w:id="146" w:name="ref-finnPerceivedBarriersSeeking2023"/>
     <w:p>
       <w:pPr>
         <w:pStyle w:val="Bibliography"/>
@@ -7871,7 +7990,7 @@
       <w:r>
         <w:t xml:space="preserve"> </w:t>
       </w:r>
-      <w:hyperlink r:id="rId139">
+      <w:hyperlink r:id="rId145">
         <w:r>
           <w:rPr>
             <w:rStyle w:val="Hyperlink"/>
@@ -7883,8 +8002,8 @@
         <w:t xml:space="preserve">.</w:t>
       </w:r>
     </w:p>
-    <w:bookmarkEnd w:id="140"/>
-    <w:bookmarkStart w:id="142" w:name="ref-gilbertGenderDifferencesUse2019b"/>
+    <w:bookmarkEnd w:id="146"/>
+    <w:bookmarkStart w:id="148" w:name="ref-gilbertGenderDifferencesUse2019b"/>
     <w:p>
       <w:pPr>
         <w:pStyle w:val="Bibliography"/>
@@ -7986,7 +8105,7 @@
       <w:r>
         <w:t xml:space="preserve"> </w:t>
       </w:r>
-      <w:hyperlink r:id="rId141">
+      <w:hyperlink r:id="rId147">
         <w:r>
           <w:rPr>
             <w:rStyle w:val="Hyperlink"/>
@@ -7998,8 +8117,8 @@
         <w:t xml:space="preserve">.</w:t>
       </w:r>
     </w:p>
-    <w:bookmarkEnd w:id="142"/>
-    <w:bookmarkStart w:id="144" w:name="Xda7e0211c819cfbb87f310a4ff9aa4e691fefed"/>
+    <w:bookmarkEnd w:id="148"/>
+    <w:bookmarkStart w:id="150" w:name="Xda7e0211c819cfbb87f310a4ff9aa4e691fefed"/>
     <w:p>
       <w:pPr>
         <w:pStyle w:val="Bibliography"/>
@@ -8083,7 +8202,7 @@
       <w:r>
         <w:t xml:space="preserve"> </w:t>
       </w:r>
-      <w:hyperlink r:id="rId143">
+      <w:hyperlink r:id="rId149">
         <w:r>
           <w:rPr>
             <w:rStyle w:val="Hyperlink"/>
@@ -8095,8 +8214,8 @@
         <w:t xml:space="preserve">.</w:t>
       </w:r>
     </w:p>
-    <w:bookmarkEnd w:id="144"/>
-    <w:bookmarkStart w:id="146" w:name="Xb18b2d127665d50164a17bc8322beef69d4f980"/>
+    <w:bookmarkEnd w:id="150"/>
+    <w:bookmarkStart w:id="152" w:name="Xb18b2d127665d50164a17bc8322beef69d4f980"/>
     <w:p>
       <w:pPr>
         <w:pStyle w:val="Bibliography"/>
@@ -8141,7 +8260,7 @@
       <w:r>
         <w:t xml:space="preserve"> </w:t>
       </w:r>
-      <w:hyperlink r:id="rId145">
+      <w:hyperlink r:id="rId151">
         <w:r>
           <w:rPr>
             <w:rStyle w:val="Hyperlink"/>
@@ -8153,8 +8272,8 @@
         <w:t xml:space="preserve">.</w:t>
       </w:r>
     </w:p>
-    <w:bookmarkEnd w:id="146"/>
-    <w:bookmarkStart w:id="148" w:name="Xf3bbd2f018d15797242e38137a2bb5183901854"/>
+    <w:bookmarkEnd w:id="152"/>
+    <w:bookmarkStart w:id="154" w:name="Xf3bbd2f018d15797242e38137a2bb5183901854"/>
     <w:p>
       <w:pPr>
         <w:pStyle w:val="Bibliography"/>
@@ -8187,7 +8306,7 @@
       <w:r>
         <w:t xml:space="preserve"> </w:t>
       </w:r>
-      <w:hyperlink r:id="rId147">
+      <w:hyperlink r:id="rId153">
         <w:r>
           <w:rPr>
             <w:rStyle w:val="Hyperlink"/>
@@ -8199,8 +8318,8 @@
         <w:t xml:space="preserve">.</w:t>
       </w:r>
     </w:p>
-    <w:bookmarkEnd w:id="148"/>
-    <w:bookmarkStart w:id="150" w:name="Xc607b352943521404e0f20019d77839d3605993"/>
+    <w:bookmarkEnd w:id="154"/>
+    <w:bookmarkStart w:id="156" w:name="Xc607b352943521404e0f20019d77839d3605993"/>
     <w:p>
       <w:pPr>
         <w:pStyle w:val="Bibliography"/>
@@ -8266,7 +8385,7 @@
       <w:r>
         <w:t xml:space="preserve"> </w:t>
       </w:r>
-      <w:hyperlink r:id="rId149">
+      <w:hyperlink r:id="rId155">
         <w:r>
           <w:rPr>
             <w:rStyle w:val="Hyperlink"/>
@@ -8278,8 +8397,8 @@
         <w:t xml:space="preserve">.</w:t>
       </w:r>
     </w:p>
-    <w:bookmarkEnd w:id="150"/>
-    <w:bookmarkStart w:id="152" w:name="X908b868cf8e06446dd59b9be0145f3be3b8216e"/>
+    <w:bookmarkEnd w:id="156"/>
+    <w:bookmarkStart w:id="158" w:name="X908b868cf8e06446dd59b9be0145f3be3b8216e"/>
     <w:p>
       <w:pPr>
         <w:pStyle w:val="Bibliography"/>
@@ -8366,7 +8485,7 @@
       <w:r>
         <w:t xml:space="preserve"> </w:t>
       </w:r>
-      <w:hyperlink r:id="rId151">
+      <w:hyperlink r:id="rId157">
         <w:r>
           <w:rPr>
             <w:rStyle w:val="Hyperlink"/>
@@ -8378,8 +8497,8 @@
         <w:t xml:space="preserve">.</w:t>
       </w:r>
     </w:p>
-    <w:bookmarkEnd w:id="152"/>
-    <w:bookmarkStart w:id="154" w:name="ref-jacobsonUsingDigitalTherapeutics2023"/>
+    <w:bookmarkEnd w:id="158"/>
+    <w:bookmarkStart w:id="160" w:name="ref-jacobsonUsingDigitalTherapeutics2023"/>
     <w:p>
       <w:pPr>
         <w:pStyle w:val="Bibliography"/>
@@ -8402,7 +8521,7 @@
       <w:r>
         <w:t xml:space="preserve"> </w:t>
       </w:r>
-      <w:hyperlink r:id="rId153">
+      <w:hyperlink r:id="rId159">
         <w:r>
           <w:rPr>
             <w:rStyle w:val="Hyperlink"/>
@@ -8414,8 +8533,8 @@
         <w:t xml:space="preserve">.</w:t>
       </w:r>
     </w:p>
-    <w:bookmarkEnd w:id="154"/>
-    <w:bookmarkStart w:id="156" w:name="ref-kaddenMarlattRelapseTaxonomy1996"/>
+    <w:bookmarkEnd w:id="160"/>
+    <w:bookmarkStart w:id="162" w:name="ref-kaddenMarlattRelapseTaxonomy1996"/>
     <w:p>
       <w:pPr>
         <w:pStyle w:val="Bibliography"/>
@@ -8457,7 +8576,7 @@
       <w:r>
         <w:t xml:space="preserve"> </w:t>
       </w:r>
-      <w:hyperlink r:id="rId155">
+      <w:hyperlink r:id="rId161">
         <w:r>
           <w:rPr>
             <w:rStyle w:val="Hyperlink"/>
@@ -8469,8 +8588,8 @@
         <w:t xml:space="preserve">.</w:t>
       </w:r>
     </w:p>
-    <w:bookmarkEnd w:id="156"/>
-    <w:bookmarkStart w:id="158" w:name="ref-kaufmannTreatmentSeekingBarriers2014"/>
+    <w:bookmarkEnd w:id="162"/>
+    <w:bookmarkStart w:id="164" w:name="ref-kaufmannTreatmentSeekingBarriers2014"/>
     <w:p>
       <w:pPr>
         <w:pStyle w:val="Bibliography"/>
@@ -8503,7 +8622,7 @@
       <w:r>
         <w:t xml:space="preserve"> </w:t>
       </w:r>
-      <w:hyperlink r:id="rId157">
+      <w:hyperlink r:id="rId163">
         <w:r>
           <w:rPr>
             <w:rStyle w:val="Hyperlink"/>
@@ -8515,8 +8634,8 @@
         <w:t xml:space="preserve">.</w:t>
       </w:r>
     </w:p>
-    <w:bookmarkEnd w:id="158"/>
-    <w:bookmarkStart w:id="159" w:name="ref-korlakuntaReasonsRelapsePatients2012"/>
+    <w:bookmarkEnd w:id="164"/>
+    <w:bookmarkStart w:id="165" w:name="ref-korlakuntaReasonsRelapsePatients2012"/>
     <w:p>
       <w:pPr>
         <w:pStyle w:val="Bibliography"/>
@@ -8547,8 +8666,8 @@
         <w:t xml:space="preserve">13 (2): 108.</w:t>
       </w:r>
     </w:p>
-    <w:bookmarkEnd w:id="159"/>
-    <w:bookmarkStart w:id="161" w:name="ref-lecomteMobileAppsMental2020"/>
+    <w:bookmarkEnd w:id="165"/>
+    <w:bookmarkStart w:id="167" w:name="ref-lecomteMobileAppsMental2020"/>
     <w:p>
       <w:pPr>
         <w:pStyle w:val="Bibliography"/>
@@ -8623,7 +8742,7 @@
       <w:r>
         <w:t xml:space="preserve"> </w:t>
       </w:r>
-      <w:hyperlink r:id="rId160">
+      <w:hyperlink r:id="rId166">
         <w:r>
           <w:rPr>
             <w:rStyle w:val="Hyperlink"/>
@@ -8635,8 +8754,8 @@
         <w:t xml:space="preserve">.</w:t>
       </w:r>
     </w:p>
-    <w:bookmarkEnd w:id="161"/>
-    <w:bookmarkStart w:id="163" w:name="ref-leeDataDrivenDigitalTherapeutics2023"/>
+    <w:bookmarkEnd w:id="167"/>
+    <w:bookmarkStart w:id="169" w:name="ref-leeDataDrivenDigitalTherapeutics2023"/>
     <w:p>
       <w:pPr>
         <w:pStyle w:val="Bibliography"/>
@@ -8699,7 +8818,7 @@
       <w:r>
         <w:t xml:space="preserve"> </w:t>
       </w:r>
-      <w:hyperlink r:id="rId162">
+      <w:hyperlink r:id="rId168">
         <w:r>
           <w:rPr>
             <w:rStyle w:val="Hyperlink"/>
@@ -8711,8 +8830,8 @@
         <w:t xml:space="preserve">.</w:t>
       </w:r>
     </w:p>
-    <w:bookmarkEnd w:id="163"/>
-    <w:bookmarkStart w:id="165" w:name="Xad0e05bf336dda97d227027eae040cfde33d783"/>
+    <w:bookmarkEnd w:id="169"/>
+    <w:bookmarkStart w:id="171" w:name="Xad0e05bf336dda97d227027eae040cfde33d783"/>
     <w:p>
       <w:pPr>
         <w:pStyle w:val="Bibliography"/>
@@ -8754,7 +8873,7 @@
       <w:r>
         <w:t xml:space="preserve"> </w:t>
       </w:r>
-      <w:hyperlink r:id="rId164">
+      <w:hyperlink r:id="rId170">
         <w:r>
           <w:rPr>
             <w:rStyle w:val="Hyperlink"/>
@@ -8766,8 +8885,8 @@
         <w:t xml:space="preserve">.</w:t>
       </w:r>
     </w:p>
-    <w:bookmarkEnd w:id="165"/>
-    <w:bookmarkStart w:id="166" w:name="X34be55f2a2ff67a14e7206627bb93b426490c87"/>
+    <w:bookmarkEnd w:id="171"/>
+    <w:bookmarkStart w:id="172" w:name="X34be55f2a2ff67a14e7206627bb93b426490c87"/>
     <w:p>
       <w:pPr>
         <w:pStyle w:val="Bibliography"/>
@@ -8852,8 +8971,8 @@
         <w:t xml:space="preserve">’17. Red Hook, NY, USA: Curran Associates Inc.</w:t>
       </w:r>
     </w:p>
-    <w:bookmarkEnd w:id="166"/>
-    <w:bookmarkStart w:id="168" w:name="X22e9be3824ec77f661ff36dcfd4b6270812f56f"/>
+    <w:bookmarkEnd w:id="172"/>
+    <w:bookmarkStart w:id="174" w:name="X22e9be3824ec77f661ff36dcfd4b6270812f56f"/>
     <w:p>
       <w:pPr>
         <w:pStyle w:val="Bibliography"/>
@@ -8886,7 +9005,7 @@
       <w:r>
         <w:t xml:space="preserve"> </w:t>
       </w:r>
-      <w:hyperlink r:id="rId167">
+      <w:hyperlink r:id="rId173">
         <w:r>
           <w:rPr>
             <w:rStyle w:val="Hyperlink"/>
@@ -8898,8 +9017,8 @@
         <w:t xml:space="preserve">.</w:t>
       </w:r>
     </w:p>
-    <w:bookmarkEnd w:id="168"/>
-    <w:bookmarkStart w:id="170" w:name="X1329989714ddcecd7db483e12083768f0c5e635"/>
+    <w:bookmarkEnd w:id="174"/>
+    <w:bookmarkStart w:id="176" w:name="X1329989714ddcecd7db483e12083768f0c5e635"/>
     <w:p>
       <w:pPr>
         <w:pStyle w:val="Bibliography"/>
@@ -8932,7 +9051,7 @@
       <w:r>
         <w:t xml:space="preserve"> </w:t>
       </w:r>
-      <w:hyperlink r:id="rId169">
+      <w:hyperlink r:id="rId175">
         <w:r>
           <w:rPr>
             <w:rStyle w:val="Hyperlink"/>
@@ -8944,8 +9063,8 @@
         <w:t xml:space="preserve">.</w:t>
       </w:r>
     </w:p>
-    <w:bookmarkEnd w:id="170"/>
-    <w:bookmarkStart w:id="171" w:name="Xacc8c8a96f728736c6ec7be4d5ae02bdeea04b4"/>
+    <w:bookmarkEnd w:id="176"/>
+    <w:bookmarkStart w:id="177" w:name="Xacc8c8a96f728736c6ec7be4d5ae02bdeea04b4"/>
     <w:p>
       <w:pPr>
         <w:pStyle w:val="Bibliography"/>
@@ -9007,8 +9126,8 @@
         <w:t xml:space="preserve">Strategies in the Treatment of Addictive Behaviors, 2nd Ed. New York, NY, US: The Guilford Press.</w:t>
       </w:r>
     </w:p>
-    <w:bookmarkEnd w:id="171"/>
-    <w:bookmarkStart w:id="173" w:name="ref-mayBarriersTreatmentAlcohol2019"/>
+    <w:bookmarkEnd w:id="177"/>
+    <w:bookmarkStart w:id="179" w:name="ref-mayBarriersTreatmentAlcohol2019"/>
     <w:p>
       <w:pPr>
         <w:pStyle w:val="Bibliography"/>
@@ -9062,7 +9181,7 @@
       <w:r>
         <w:t xml:space="preserve"> </w:t>
       </w:r>
-      <w:hyperlink r:id="rId172">
+      <w:hyperlink r:id="rId178">
         <w:r>
           <w:rPr>
             <w:rStyle w:val="Hyperlink"/>
@@ -9074,8 +9193,8 @@
         <w:t xml:space="preserve">.</w:t>
       </w:r>
     </w:p>
-    <w:bookmarkEnd w:id="173"/>
-    <w:bookmarkStart w:id="175" w:name="ref-mckayStudiesFactorsRelapse1999a"/>
+    <w:bookmarkEnd w:id="179"/>
+    <w:bookmarkStart w:id="181" w:name="ref-mckayStudiesFactorsRelapse1999a"/>
     <w:p>
       <w:pPr>
         <w:pStyle w:val="Bibliography"/>
@@ -9108,7 +9227,7 @@
       <w:r>
         <w:t xml:space="preserve"> </w:t>
       </w:r>
-      <w:hyperlink r:id="rId174">
+      <w:hyperlink r:id="rId180">
         <w:r>
           <w:rPr>
             <w:rStyle w:val="Hyperlink"/>
@@ -9120,8 +9239,8 @@
         <w:t xml:space="preserve">.</w:t>
       </w:r>
     </w:p>
-    <w:bookmarkEnd w:id="175"/>
-    <w:bookmarkStart w:id="177" w:name="Xa85aa3e69b96711203dd276459c27e9adfa1c91"/>
+    <w:bookmarkEnd w:id="181"/>
+    <w:bookmarkStart w:id="183" w:name="Xa85aa3e69b96711203dd276459c27e9adfa1c91"/>
     <w:p>
       <w:pPr>
         <w:pStyle w:val="Bibliography"/>
@@ -9154,7 +9273,7 @@
       <w:r>
         <w:t xml:space="preserve"> </w:t>
       </w:r>
-      <w:hyperlink r:id="rId176">
+      <w:hyperlink r:id="rId182">
         <w:r>
           <w:rPr>
             <w:rStyle w:val="Hyperlink"/>
@@ -9166,8 +9285,8 @@
         <w:t xml:space="preserve">.</w:t>
       </w:r>
     </w:p>
-    <w:bookmarkEnd w:id="177"/>
-    <w:bookmarkStart w:id="179" w:name="X2c8fdc1f963588c4e5803538f331fc3ec069650"/>
+    <w:bookmarkEnd w:id="183"/>
+    <w:bookmarkStart w:id="185" w:name="X2c8fdc1f963588c4e5803538f331fc3ec069650"/>
     <w:p>
       <w:pPr>
         <w:pStyle w:val="Bibliography"/>
@@ -9200,7 +9319,7 @@
       <w:r>
         <w:t xml:space="preserve"> </w:t>
       </w:r>
-      <w:hyperlink r:id="rId178">
+      <w:hyperlink r:id="rId184">
         <w:r>
           <w:rPr>
             <w:rStyle w:val="Hyperlink"/>
@@ -9212,8 +9331,8 @@
         <w:t xml:space="preserve">.</w:t>
       </w:r>
     </w:p>
-    <w:bookmarkEnd w:id="179"/>
-    <w:bookmarkStart w:id="181" w:name="ref-millerWhatRelapseFifty1996"/>
+    <w:bookmarkEnd w:id="185"/>
+    <w:bookmarkStart w:id="187" w:name="ref-millerWhatRelapseFifty1996"/>
     <w:p>
       <w:pPr>
         <w:pStyle w:val="Bibliography"/>
@@ -9258,7 +9377,7 @@
       <w:r>
         <w:t xml:space="preserve"> </w:t>
       </w:r>
-      <w:hyperlink r:id="rId180">
+      <w:hyperlink r:id="rId186">
         <w:r>
           <w:rPr>
             <w:rStyle w:val="Hyperlink"/>
@@ -9270,8 +9389,8 @@
         <w:t xml:space="preserve">.</w:t>
       </w:r>
     </w:p>
-    <w:bookmarkEnd w:id="181"/>
-    <w:bookmarkStart w:id="183" w:name="X2c49998dea99682d6b5f0124ff3ae02aa1b44c6"/>
+    <w:bookmarkEnd w:id="187"/>
+    <w:bookmarkStart w:id="189" w:name="X2c49998dea99682d6b5f0124ff3ae02aa1b44c6"/>
     <w:p>
       <w:pPr>
         <w:pStyle w:val="Bibliography"/>
@@ -9316,7 +9435,7 @@
       <w:r>
         <w:t xml:space="preserve"> </w:t>
       </w:r>
-      <w:hyperlink r:id="rId182">
+      <w:hyperlink r:id="rId188">
         <w:r>
           <w:rPr>
             <w:rStyle w:val="Hyperlink"/>
@@ -9328,8 +9447,8 @@
         <w:t xml:space="preserve">.</w:t>
       </w:r>
     </w:p>
-    <w:bookmarkEnd w:id="183"/>
-    <w:bookmarkStart w:id="184" w:name="X10ed27139bf2726a3dc2246fcd4428578cdfcc2"/>
+    <w:bookmarkEnd w:id="189"/>
+    <w:bookmarkStart w:id="190" w:name="X10ed27139bf2726a3dc2246fcd4428578cdfcc2"/>
     <w:p>
       <w:pPr>
         <w:pStyle w:val="Bibliography"/>
@@ -9413,8 +9532,8 @@
         <w:t xml:space="preserve">https://www.niaaa.nih.gov/alcohols-effects-health/alcohol-topics/alcohol-facts-and-statistics/alcohol-treatment-united-states.</w:t>
       </w:r>
     </w:p>
-    <w:bookmarkEnd w:id="184"/>
-    <w:bookmarkStart w:id="185" w:name="X7d82e15a6eb3257cdf0f7a217921497f7a56ebb"/>
+    <w:bookmarkEnd w:id="190"/>
+    <w:bookmarkStart w:id="191" w:name="X7d82e15a6eb3257cdf0f7a217921497f7a56ebb"/>
     <w:p>
       <w:pPr>
         <w:pStyle w:val="Bibliography"/>
@@ -9525,8 +9644,8 @@
         <w:t xml:space="preserve">https://www.niaaa.nih.gov/alcohols-effects-health/alcohol-topics/alcohol-facts-and-statistics/alcohol-use-disorder-aud-united-states-age-groups-and-demographic-characteristics.</w:t>
       </w:r>
     </w:p>
-    <w:bookmarkEnd w:id="185"/>
-    <w:bookmarkStart w:id="186" w:name="Xefd2679ad72dde34adff1afa8671a6410298df4"/>
+    <w:bookmarkEnd w:id="191"/>
+    <w:bookmarkStart w:id="192" w:name="Xefd2679ad72dde34adff1afa8671a6410298df4"/>
     <w:p>
       <w:pPr>
         <w:pStyle w:val="Bibliography"/>
@@ -9580,8 +9699,8 @@
         <w:t xml:space="preserve">September.</w:t>
       </w:r>
     </w:p>
-    <w:bookmarkEnd w:id="186"/>
-    <w:bookmarkStart w:id="188" w:name="ref-perskiAcceptabilityDigitalHealth2021"/>
+    <w:bookmarkEnd w:id="192"/>
+    <w:bookmarkStart w:id="194" w:name="ref-perskiAcceptabilityDigitalHealth2021"/>
     <w:p>
       <w:pPr>
         <w:pStyle w:val="Bibliography"/>
@@ -9614,7 +9733,7 @@
       <w:r>
         <w:t xml:space="preserve"> </w:t>
       </w:r>
-      <w:hyperlink r:id="rId187">
+      <w:hyperlink r:id="rId193">
         <w:r>
           <w:rPr>
             <w:rStyle w:val="Hyperlink"/>
@@ -9626,8 +9745,8 @@
         <w:t xml:space="preserve">.</w:t>
       </w:r>
     </w:p>
-    <w:bookmarkEnd w:id="188"/>
-    <w:bookmarkStart w:id="190" w:name="Xb003b0f0cdb6de2c73ba14c880bf3ed3d4d8add"/>
+    <w:bookmarkEnd w:id="194"/>
+    <w:bookmarkStart w:id="196" w:name="Xb003b0f0cdb6de2c73ba14c880bf3ed3d4d8add"/>
     <w:p>
       <w:pPr>
         <w:pStyle w:val="Bibliography"/>
@@ -9714,7 +9833,7 @@
       <w:r>
         <w:t xml:space="preserve"> </w:t>
       </w:r>
-      <w:hyperlink r:id="rId189">
+      <w:hyperlink r:id="rId195">
         <w:r>
           <w:rPr>
             <w:rStyle w:val="Hyperlink"/>
@@ -9726,8 +9845,8 @@
         <w:t xml:space="preserve">.</w:t>
       </w:r>
     </w:p>
-    <w:bookmarkEnd w:id="190"/>
-    <w:bookmarkStart w:id="192" w:name="Xbb4506c53ef69c4b172ea82120c613272a44938"/>
+    <w:bookmarkEnd w:id="196"/>
+    <w:bookmarkStart w:id="198" w:name="Xbb4506c53ef69c4b172ea82120c613272a44938"/>
     <w:p>
       <w:pPr>
         <w:pStyle w:val="Bibliography"/>
@@ -9778,7 +9897,7 @@
       <w:r>
         <w:t xml:space="preserve"> </w:t>
       </w:r>
-      <w:hyperlink r:id="rId191">
+      <w:hyperlink r:id="rId197">
         <w:r>
           <w:rPr>
             <w:rStyle w:val="Hyperlink"/>
@@ -9790,8 +9909,8 @@
         <w:t xml:space="preserve">.</w:t>
       </w:r>
     </w:p>
-    <w:bookmarkEnd w:id="192"/>
-    <w:bookmarkStart w:id="194" w:name="ref-probstAlcoholUseDisorder2015"/>
+    <w:bookmarkEnd w:id="198"/>
+    <w:bookmarkStart w:id="200" w:name="ref-probstAlcoholUseDisorder2015"/>
     <w:p>
       <w:pPr>
         <w:pStyle w:val="Bibliography"/>
@@ -9836,7 +9955,7 @@
       <w:r>
         <w:t xml:space="preserve"> </w:t>
       </w:r>
-      <w:hyperlink r:id="rId193">
+      <w:hyperlink r:id="rId199">
         <w:r>
           <w:rPr>
             <w:rStyle w:val="Hyperlink"/>
@@ -9848,8 +9967,8 @@
         <w:t xml:space="preserve">.</w:t>
       </w:r>
     </w:p>
-    <w:bookmarkEnd w:id="194"/>
-    <w:bookmarkStart w:id="196" w:name="ref-sacks2010NationalState2015a"/>
+    <w:bookmarkEnd w:id="200"/>
+    <w:bookmarkStart w:id="202" w:name="ref-sacks2010NationalState2015a"/>
     <w:p>
       <w:pPr>
         <w:pStyle w:val="Bibliography"/>
@@ -9915,7 +10034,7 @@
       <w:r>
         <w:t xml:space="preserve"> </w:t>
       </w:r>
-      <w:hyperlink r:id="rId195">
+      <w:hyperlink r:id="rId201">
         <w:r>
           <w:rPr>
             <w:rStyle w:val="Hyperlink"/>
@@ -9927,8 +10046,8 @@
         <w:t xml:space="preserve">.</w:t>
       </w:r>
     </w:p>
-    <w:bookmarkEnd w:id="196"/>
-    <w:bookmarkStart w:id="198" w:name="X09d525bde5cdf46e9beb75f4b54b37f879a73a6"/>
+    <w:bookmarkEnd w:id="202"/>
+    <w:bookmarkStart w:id="204" w:name="X09d525bde5cdf46e9beb75f4b54b37f879a73a6"/>
     <w:p>
       <w:pPr>
         <w:pStyle w:val="Bibliography"/>
@@ -10003,7 +10122,7 @@
       <w:r>
         <w:t xml:space="preserve"> </w:t>
       </w:r>
-      <w:hyperlink r:id="rId197">
+      <w:hyperlink r:id="rId203">
         <w:r>
           <w:rPr>
             <w:rStyle w:val="Hyperlink"/>
@@ -10015,8 +10134,8 @@
         <w:t xml:space="preserve">.</w:t>
       </w:r>
     </w:p>
-    <w:bookmarkEnd w:id="198"/>
-    <w:bookmarkStart w:id="200" w:name="ref-scottPathwaysRelapseTreatment2005"/>
+    <w:bookmarkEnd w:id="204"/>
+    <w:bookmarkStart w:id="206" w:name="ref-scottPathwaysRelapseTreatment2005"/>
     <w:p>
       <w:pPr>
         <w:pStyle w:val="Bibliography"/>
@@ -10049,7 +10168,7 @@
       <w:r>
         <w:t xml:space="preserve"> </w:t>
       </w:r>
-      <w:hyperlink r:id="rId199">
+      <w:hyperlink r:id="rId205">
         <w:r>
           <w:rPr>
             <w:rStyle w:val="Hyperlink"/>
@@ -10061,8 +10180,8 @@
         <w:t xml:space="preserve">.</w:t>
       </w:r>
     </w:p>
-    <w:bookmarkEnd w:id="200"/>
-    <w:bookmarkStart w:id="202" w:name="ref-sedarousCultureStigmaInequities2023"/>
+    <w:bookmarkEnd w:id="206"/>
+    <w:bookmarkStart w:id="208" w:name="ref-sedarousCultureStigmaInequities2023"/>
     <w:p>
       <w:pPr>
         <w:pStyle w:val="Bibliography"/>
@@ -10095,7 +10214,7 @@
       <w:r>
         <w:t xml:space="preserve"> </w:t>
       </w:r>
-      <w:hyperlink r:id="rId201">
+      <w:hyperlink r:id="rId207">
         <w:r>
           <w:rPr>
             <w:rStyle w:val="Hyperlink"/>
@@ -10107,8 +10226,8 @@
         <w:t xml:space="preserve">.</w:t>
       </w:r>
     </w:p>
-    <w:bookmarkEnd w:id="202"/>
-    <w:bookmarkStart w:id="204" w:name="ref-stoutPredictiveValidityMarlatt1996"/>
+    <w:bookmarkEnd w:id="208"/>
+    <w:bookmarkStart w:id="210" w:name="ref-stoutPredictiveValidityMarlatt1996"/>
     <w:p>
       <w:pPr>
         <w:pStyle w:val="Bibliography"/>
@@ -10150,7 +10269,7 @@
       <w:r>
         <w:t xml:space="preserve"> </w:t>
       </w:r>
-      <w:hyperlink r:id="rId203">
+      <w:hyperlink r:id="rId209">
         <w:r>
           <w:rPr>
             <w:rStyle w:val="Hyperlink"/>
@@ -10162,8 +10281,8 @@
         <w:t xml:space="preserve">.</w:t>
       </w:r>
     </w:p>
-    <w:bookmarkEnd w:id="204"/>
-    <w:bookmarkStart w:id="206" w:name="X96f53643d6f2371e92547a3958d3a6315a75b64"/>
+    <w:bookmarkEnd w:id="210"/>
+    <w:bookmarkStart w:id="212" w:name="X96f53643d6f2371e92547a3958d3a6315a75b64"/>
     <w:p>
       <w:pPr>
         <w:pStyle w:val="Bibliography"/>
@@ -10238,7 +10357,7 @@
       <w:r>
         <w:t xml:space="preserve"> </w:t>
       </w:r>
-      <w:hyperlink r:id="rId205">
+      <w:hyperlink r:id="rId211">
         <w:r>
           <w:rPr>
             <w:rStyle w:val="Hyperlink"/>
@@ -10250,8 +10369,8 @@
         <w:t xml:space="preserve">.</w:t>
       </w:r>
     </w:p>
-    <w:bookmarkEnd w:id="206"/>
-    <w:bookmarkStart w:id="208" w:name="ref-toValidationAlcoholMisuse2020"/>
+    <w:bookmarkEnd w:id="212"/>
+    <w:bookmarkStart w:id="214" w:name="ref-toValidationAlcoholMisuse2020"/>
     <w:p>
       <w:pPr>
         <w:pStyle w:val="Bibliography"/>
@@ -10284,7 +10403,7 @@
       <w:r>
         <w:t xml:space="preserve"> </w:t>
       </w:r>
-      <w:hyperlink r:id="rId207">
+      <w:hyperlink r:id="rId213">
         <w:r>
           <w:rPr>
             <w:rStyle w:val="Hyperlink"/>
@@ -10296,8 +10415,8 @@
         <w:t xml:space="preserve">.</w:t>
       </w:r>
     </w:p>
-    <w:bookmarkEnd w:id="208"/>
-    <w:bookmarkStart w:id="210" w:name="ref-topazExtractingAlcoholSubstance2019"/>
+    <w:bookmarkEnd w:id="214"/>
+    <w:bookmarkStart w:id="216" w:name="ref-topazExtractingAlcoholSubstance2019"/>
     <w:p>
       <w:pPr>
         <w:pStyle w:val="Bibliography"/>
@@ -10492,7 +10611,7 @@
       <w:r>
         <w:t xml:space="preserve"> </w:t>
       </w:r>
-      <w:hyperlink r:id="rId209">
+      <w:hyperlink r:id="rId215">
         <w:r>
           <w:rPr>
             <w:rStyle w:val="Hyperlink"/>
@@ -10504,8 +10623,8 @@
         <w:t xml:space="preserve">.</w:t>
       </w:r>
     </w:p>
-    <w:bookmarkEnd w:id="210"/>
-    <w:bookmarkStart w:id="212" w:name="Xc23b9258642a07a427764ca5f1401675cd78fe8"/>
+    <w:bookmarkEnd w:id="216"/>
+    <w:bookmarkStart w:id="218" w:name="Xc23b9258642a07a427764ca5f1401675cd78fe8"/>
     <w:p>
       <w:pPr>
         <w:pStyle w:val="Bibliography"/>
@@ -10595,7 +10714,7 @@
       <w:r>
         <w:t xml:space="preserve"> </w:t>
       </w:r>
-      <w:hyperlink r:id="rId211">
+      <w:hyperlink r:id="rId217">
         <w:r>
           <w:rPr>
             <w:rStyle w:val="Hyperlink"/>
@@ -10607,8 +10726,8 @@
         <w:t xml:space="preserve">.</w:t>
       </w:r>
     </w:p>
-    <w:bookmarkEnd w:id="212"/>
-    <w:bookmarkStart w:id="214" w:name="ref-verissimoInfluenceGenderRace2017"/>
+    <w:bookmarkEnd w:id="218"/>
+    <w:bookmarkStart w:id="220" w:name="ref-verissimoInfluenceGenderRace2017"/>
     <w:p>
       <w:pPr>
         <w:pStyle w:val="Bibliography"/>
@@ -10641,7 +10760,7 @@
       <w:r>
         <w:t xml:space="preserve"> </w:t>
       </w:r>
-      <w:hyperlink r:id="rId213">
+      <w:hyperlink r:id="rId219">
         <w:r>
           <w:rPr>
             <w:rStyle w:val="Hyperlink"/>
@@ -10653,8 +10772,8 @@
         <w:t xml:space="preserve">.</w:t>
       </w:r>
     </w:p>
-    <w:bookmarkEnd w:id="214"/>
-    <w:bookmarkStart w:id="216" w:name="X4d3b90c1d1a7aedd64897841630d176922ff5c5"/>
+    <w:bookmarkEnd w:id="220"/>
+    <w:bookmarkStart w:id="222" w:name="X4d3b90c1d1a7aedd64897841630d176922ff5c5"/>
     <w:p>
       <w:pPr>
         <w:pStyle w:val="Bibliography"/>
@@ -10687,7 +10806,7 @@
       <w:r>
         <w:t xml:space="preserve"> </w:t>
       </w:r>
-      <w:hyperlink r:id="rId215">
+      <w:hyperlink r:id="rId221">
         <w:r>
           <w:rPr>
             <w:rStyle w:val="Hyperlink"/>
@@ -10699,8 +10818,8 @@
         <w:t xml:space="preserve">.</w:t>
       </w:r>
     </w:p>
-    <w:bookmarkEnd w:id="216"/>
-    <w:bookmarkStart w:id="218" w:name="Xdc00f0b24416f0cd67e677fa7ea98976cb76b78"/>
+    <w:bookmarkEnd w:id="222"/>
+    <w:bookmarkStart w:id="224" w:name="Xdc00f0b24416f0cd67e677fa7ea98976cb76b78"/>
     <w:p>
       <w:pPr>
         <w:pStyle w:val="Bibliography"/>
@@ -10781,7 +10900,7 @@
       <w:r>
         <w:t xml:space="preserve"> </w:t>
       </w:r>
-      <w:hyperlink r:id="rId217">
+      <w:hyperlink r:id="rId223">
         <w:r>
           <w:rPr>
             <w:rStyle w:val="Hyperlink"/>
@@ -10793,8 +10912,8 @@
         <w:t xml:space="preserve">.</w:t>
       </w:r>
     </w:p>
-    <w:bookmarkEnd w:id="218"/>
-    <w:bookmarkStart w:id="220" w:name="Xfdbd9b98dcf52cd76d09b25ddfd802e4e88441f"/>
+    <w:bookmarkEnd w:id="224"/>
+    <w:bookmarkStart w:id="226" w:name="Xfdbd9b98dcf52cd76d09b25ddfd802e4e88441f"/>
     <w:p>
       <w:pPr>
         <w:pStyle w:val="Bibliography"/>
@@ -10881,7 +11000,7 @@
       <w:r>
         <w:t xml:space="preserve"> </w:t>
       </w:r>
-      <w:hyperlink r:id="rId219">
+      <w:hyperlink r:id="rId225">
         <w:r>
           <w:rPr>
             <w:rStyle w:val="Hyperlink"/>
@@ -10893,8 +11012,8 @@
         <w:t xml:space="preserve">.</w:t>
       </w:r>
     </w:p>
-    <w:bookmarkEnd w:id="220"/>
-    <w:bookmarkStart w:id="222" w:name="Xd410df898383a3f6b94baeff92b08b2a4966eb6"/>
+    <w:bookmarkEnd w:id="226"/>
+    <w:bookmarkStart w:id="228" w:name="Xd410df898383a3f6b94baeff92b08b2a4966eb6"/>
     <w:p>
       <w:pPr>
         <w:pStyle w:val="Bibliography"/>
@@ -10945,7 +11064,7 @@
       <w:r>
         <w:t xml:space="preserve"> </w:t>
       </w:r>
-      <w:hyperlink r:id="rId221">
+      <w:hyperlink r:id="rId227">
         <w:r>
           <w:rPr>
             <w:rStyle w:val="Hyperlink"/>
@@ -10957,8 +11076,8 @@
         <w:t xml:space="preserve">.</w:t>
       </w:r>
     </w:p>
-    <w:bookmarkEnd w:id="222"/>
-    <w:bookmarkStart w:id="224" w:name="Xcff35f2cf9ec03e2e988d7302a2859198fb713c"/>
+    <w:bookmarkEnd w:id="228"/>
+    <w:bookmarkStart w:id="230" w:name="Xcff35f2cf9ec03e2e988d7302a2859198fb713c"/>
     <w:p>
       <w:pPr>
         <w:pStyle w:val="Bibliography"/>
@@ -11042,7 +11161,7 @@
       <w:r>
         <w:t xml:space="preserve"> </w:t>
       </w:r>
-      <w:hyperlink r:id="rId223">
+      <w:hyperlink r:id="rId229">
         <w:r>
           <w:rPr>
             <w:rStyle w:val="Hyperlink"/>
@@ -11054,8 +11173,8 @@
         <w:t xml:space="preserve">.</w:t>
       </w:r>
     </w:p>
-    <w:bookmarkEnd w:id="224"/>
-    <w:bookmarkStart w:id="226" w:name="Xc14b7c1ad4860604e4f16cd318ff1ed0b3b66a5"/>
+    <w:bookmarkEnd w:id="230"/>
+    <w:bookmarkStart w:id="232" w:name="Xc14b7c1ad4860604e4f16cd318ff1ed0b3b66a5"/>
     <w:p>
       <w:pPr>
         <w:pStyle w:val="Bibliography"/>
@@ -11106,7 +11225,7 @@
       <w:r>
         <w:t xml:space="preserve"> </w:t>
       </w:r>
-      <w:hyperlink r:id="rId225">
+      <w:hyperlink r:id="rId231">
         <w:r>
           <w:rPr>
             <w:rStyle w:val="Hyperlink"/>
@@ -11118,8 +11237,8 @@
         <w:t xml:space="preserve">.</w:t>
       </w:r>
     </w:p>
-    <w:bookmarkEnd w:id="226"/>
-    <w:bookmarkStart w:id="228" w:name="ref-wyantMachineLearningModels2024"/>
+    <w:bookmarkEnd w:id="232"/>
+    <w:bookmarkStart w:id="234" w:name="ref-wyantMachineLearningModels2024"/>
     <w:p>
       <w:pPr>
         <w:pStyle w:val="Bibliography"/>
@@ -11152,7 +11271,7 @@
       <w:r>
         <w:t xml:space="preserve"> </w:t>
       </w:r>
-      <w:hyperlink r:id="rId227">
+      <w:hyperlink r:id="rId233">
         <w:r>
           <w:rPr>
             <w:rStyle w:val="Hyperlink"/>
@@ -11164,8 +11283,8 @@
         <w:t xml:space="preserve">.</w:t>
       </w:r>
     </w:p>
-    <w:bookmarkEnd w:id="228"/>
-    <w:bookmarkStart w:id="230" w:name="X995ee0d7cc70552d8fe297105eae4df7b8bb829"/>
+    <w:bookmarkEnd w:id="234"/>
+    <w:bookmarkStart w:id="236" w:name="X995ee0d7cc70552d8fe297105eae4df7b8bb829"/>
     <w:p>
       <w:pPr>
         <w:pStyle w:val="Bibliography"/>
@@ -11255,7 +11374,7 @@
       <w:r>
         <w:t xml:space="preserve"> </w:t>
       </w:r>
-      <w:hyperlink r:id="rId229">
+      <w:hyperlink r:id="rId235">
         <w:r>
           <w:rPr>
             <w:rStyle w:val="Hyperlink"/>
@@ -11267,9 +11386,9 @@
         <w:t xml:space="preserve">.</w:t>
       </w:r>
     </w:p>
-    <w:bookmarkEnd w:id="230"/>
-    <w:bookmarkEnd w:id="231"/>
-    <w:bookmarkEnd w:id="232"/>
+    <w:bookmarkEnd w:id="236"/>
+    <w:bookmarkEnd w:id="237"/>
+    <w:bookmarkEnd w:id="238"/>
     <w:sectPr/>
   </w:body>
 </w:document>

--- a/index.docx
+++ b/index.docx
@@ -1660,32 +1660,19 @@
         <w:pStyle w:val="BodyText"/>
       </w:pPr>
       <w:r>
-        <w:t xml:space="preserve">For each individual lapse window, we have predictor sets that differ in prediction window length and their analytic unit. We define text prediction windows to be 3-day and 1-week preceding the lapse window (see</w:t>
-      </w:r>
-      <w:r>
-        <w:t xml:space="preserve"> </w:t>
-      </w:r>
-      <w:r>
-        <w:rPr>
-          <w:b/>
-          <w:bCs/>
-        </w:rPr>
-        <w:t xml:space="preserve">?@fig-window</w:t>
-      </w:r>
-      <w:r>
-        <w:t xml:space="preserve">). We analyzed the two prediction windows both individually and combined (i.e., three configurations in total).</w:t>
-      </w:r>
-    </w:p>
-    <w:p>
-      <w:pPr>
-        <w:pStyle w:val="BodyText"/>
+        <w:t xml:space="preserve">For each individual lapse window, we have predictor sets that differ in prediction window length and their analytic unit. We define text prediction windows to be 3-day and 1-week preceding the lapse window (see ). We analyzed the two prediction windows both individually and combined (i.e., three configurations in total).</w:t>
+      </w:r>
+    </w:p>
+    <w:p>
+      <w:pPr>
+        <w:pStyle w:val="CaptionedFigure"/>
       </w:pPr>
       <w:r>
         <w:drawing>
           <wp:inline>
             <wp:extent cx="5334000" cy="1045529"/>
             <wp:effectExtent b="0" l="0" r="0" t="0"/>
-            <wp:docPr descr="Prediction Window" title="" id="40" name="Picture"/>
+            <wp:docPr descr="window" title="" id="40" name="Picture"/>
             <a:graphic>
               <a:graphicData uri="http://schemas.openxmlformats.org/drawingml/2006/picture">
                 <pic:pic>
@@ -1722,11 +1709,13 @@
           </wp:inline>
         </w:drawing>
       </w:r>
-      <w:r>
-        <w:t xml:space="preserve"> </w:t>
-      </w:r>
-      <w:r>
-        <w:t xml:space="preserve">{#fig-window}</w:t>
+    </w:p>
+    <w:p>
+      <w:pPr>
+        <w:pStyle w:val="ImageCaption"/>
+      </w:pPr>
+      <w:r>
+        <w:t xml:space="preserve">window</w:t>
       </w:r>
     </w:p>
     <w:bookmarkEnd w:id="42"/>
@@ -2169,7 +2158,21 @@
         <w:pStyle w:val="FirstParagraph"/>
       </w:pPr>
       <w:r>
-        <w:t xml:space="preserve">The final total number of lapse labels in the dataset is 11562. 7.63% of the labels are associated with a lapse episode. On average, each participant has 83.78 labels (sd = 11.35, median = 88.00, range = 30.00 - 90.00).</w:t>
+        <w:t xml:space="preserve">The final total number of lapse labels in the dataset is 11562. 7.63% of the labels are associated with a lapse episode. On average, each participant has 83.78 labels (sd = 11.35, median = 88.00, range = 30.00 - 90.00; see</w:t>
+      </w:r>
+      <w:r>
+        <w:t xml:space="preserve"> </w:t>
+      </w:r>
+      <w:hyperlink w:anchor="fig-lapse_count">
+        <w:r>
+          <w:rPr>
+            <w:rStyle w:val="Hyperlink"/>
+          </w:rPr>
+          <w:t xml:space="preserve">Figure 3</w:t>
+        </w:r>
+      </w:hyperlink>
+      <w:r>
+        <w:t xml:space="preserve">).</w:t>
       </w:r>
     </w:p>
     <w:tbl>

--- a/index.docx
+++ b/index.docx
@@ -966,7 +966,7 @@
     </w:p>
     <w:bookmarkEnd w:id="26"/>
     <w:bookmarkEnd w:id="27"/>
-    <w:bookmarkStart w:id="52" w:name="approach"/>
+    <w:bookmarkStart w:id="53" w:name="approach"/>
     <w:p>
       <w:pPr>
         <w:pStyle w:val="Heading1"/>
@@ -1197,7 +1197,7 @@
       </w:tr>
     </w:tbl>
     <w:bookmarkEnd w:id="35"/>
-    <w:bookmarkStart w:id="43" w:name="measures"/>
+    <w:bookmarkStart w:id="44" w:name="measures"/>
     <w:p>
       <w:pPr>
         <w:pStyle w:val="Heading2"/>
@@ -1638,7 +1638,7 @@
       </w:r>
     </w:p>
     <w:bookmarkEnd w:id="38"/>
-    <w:bookmarkStart w:id="42" w:name="sms-messages"/>
+    <w:bookmarkStart w:id="43" w:name="sms-messages"/>
     <w:p>
       <w:pPr>
         <w:pStyle w:val="Heading3"/>
@@ -1661,381 +1661,6 @@
       </w:pPr>
       <w:r>
         <w:t xml:space="preserve">For each individual lapse window, we have predictor sets that differ in prediction window length and their analytic unit. We define text prediction windows to be 3-day and 1-week preceding the lapse window (see ). We analyzed the two prediction windows both individually and combined (i.e., three configurations in total).</w:t>
-      </w:r>
-    </w:p>
-    <w:p>
-      <w:pPr>
-        <w:pStyle w:val="CaptionedFigure"/>
-      </w:pPr>
-      <w:r>
-        <w:drawing>
-          <wp:inline>
-            <wp:extent cx="5334000" cy="1045529"/>
-            <wp:effectExtent b="0" l="0" r="0" t="0"/>
-            <wp:docPr descr="window" title="" id="40" name="Picture"/>
-            <a:graphic>
-              <a:graphicData uri="http://schemas.openxmlformats.org/drawingml/2006/picture">
-                <pic:pic>
-                  <pic:nvPicPr>
-                    <pic:cNvPr descr="images/prediction_window.png" id="41" name="Picture"/>
-                    <pic:cNvPicPr>
-                      <a:picLocks noChangeArrowheads="1" noChangeAspect="1"/>
-                    </pic:cNvPicPr>
-                  </pic:nvPicPr>
-                  <pic:blipFill>
-                    <a:blip r:embed="rId39"/>
-                    <a:stretch>
-                      <a:fillRect/>
-                    </a:stretch>
-                  </pic:blipFill>
-                  <pic:spPr bwMode="auto">
-                    <a:xfrm>
-                      <a:off x="0" y="0"/>
-                      <a:ext cx="5334000" cy="1045529"/>
-                    </a:xfrm>
-                    <a:prstGeom prst="rect">
-                      <a:avLst/>
-                    </a:prstGeom>
-                    <a:noFill/>
-                    <a:ln w="9525">
-                      <a:noFill/>
-                      <a:headEnd/>
-                      <a:tailEnd/>
-                    </a:ln>
-                  </pic:spPr>
-                </pic:pic>
-              </a:graphicData>
-            </a:graphic>
-          </wp:inline>
-        </w:drawing>
-      </w:r>
-    </w:p>
-    <w:p>
-      <w:pPr>
-        <w:pStyle w:val="ImageCaption"/>
-      </w:pPr>
-      <w:r>
-        <w:t xml:space="preserve">window</w:t>
-      </w:r>
-    </w:p>
-    <w:bookmarkEnd w:id="42"/>
-    <w:bookmarkEnd w:id="43"/>
-    <w:bookmarkStart w:id="47" w:name="model-training"/>
-    <w:p>
-      <w:pPr>
-        <w:pStyle w:val="Heading2"/>
-      </w:pPr>
-      <w:r>
-        <w:t xml:space="preserve">Model Training</w:t>
-      </w:r>
-    </w:p>
-    <w:bookmarkStart w:id="44" w:name="feature-engineering-technique"/>
-    <w:p>
-      <w:pPr>
-        <w:pStyle w:val="Heading3"/>
-      </w:pPr>
-      <w:r>
-        <w:t xml:space="preserve">Feature Engineering Technique</w:t>
-      </w:r>
-    </w:p>
-    <w:p>
-      <w:pPr>
-        <w:pStyle w:val="FirstParagraph"/>
-      </w:pPr>
-      <w:r>
-        <w:t xml:space="preserve">Text messages served as the only raw source for all feature engineering. The document sets went through a generic pre-processing step that involves removal of all emojis. Our decision to remove all emojis was due to loss of emoji data in the ios devices during back up. This study used the LIWC dictionary</w:t>
-      </w:r>
-      <w:r>
-        <w:t xml:space="preserve"> </w:t>
-      </w:r>
-      <w:r>
-        <w:t xml:space="preserve">(Pennebaker et al. 2015)</w:t>
-      </w:r>
-      <w:r>
-        <w:t xml:space="preserve"> </w:t>
-      </w:r>
-      <w:r>
-        <w:t xml:space="preserve">and computed scores by counting frequency of words that belong to each category. We did not remove any stop words. LIWC aligns with the current alcohol relapse risk factor literature in that it examines psychometric properties including cognitive state and social processes</w:t>
-      </w:r>
-      <w:r>
-        <w:t xml:space="preserve"> </w:t>
-      </w:r>
-      <w:r>
-        <w:t xml:space="preserve">(Brown, Vik, and Creamer 1989; J. R. McKay 1999, 1999)</w:t>
-      </w:r>
-      <w:r>
-        <w:t xml:space="preserve">.</w:t>
-      </w:r>
-    </w:p>
-    <w:p>
-      <w:pPr>
-        <w:pStyle w:val="BodyText"/>
-      </w:pPr>
-      <w:r>
-        <w:t xml:space="preserve">We adopted two configurations for analytic units – individual messages and concatenated messages. In the first configuration method, we ran individual messages within the defined prediction window through LIWC. We then normalized LIWC feature scores based on the square root of word counts instead of raw word counts. This normalization method was chosen due to the relatively short message length for individual messages. We further obtained the median and 95% percentile of normalized LIWC scores for all messages related to each lapse label.</w:t>
-      </w:r>
-    </w:p>
-    <w:p>
-      <w:pPr>
-        <w:pStyle w:val="BodyText"/>
-      </w:pPr>
-      <w:r>
-        <w:t xml:space="preserve">In the other analytic unit configuration, we first concatenated all messages associated with each lapse label altogether. We then obtained LIWC results for the concatenated messages. We further adopted three configurations for normalization methods – normalized on raw word count, normalized on the square root of word count, and combination of these two.</w:t>
-      </w:r>
-    </w:p>
-    <w:bookmarkEnd w:id="44"/>
-    <w:bookmarkStart w:id="45" w:name="candidate-algorithm"/>
-    <w:p>
-      <w:pPr>
-        <w:pStyle w:val="Heading3"/>
-      </w:pPr>
-      <w:r>
-        <w:t xml:space="preserve">Candidate Algorithm</w:t>
-      </w:r>
-    </w:p>
-    <w:p>
-      <w:pPr>
-        <w:pStyle w:val="FirstParagraph"/>
-      </w:pPr>
-      <w:r>
-        <w:t xml:space="preserve">We leveraged the XGBoost algorithm that differed on the above three configurations: 1) prediction window length (see</w:t>
-      </w:r>
-      <w:r>
-        <w:t xml:space="preserve"> </w:t>
-      </w:r>
-      <w:r>
-        <w:rPr>
-          <w:i/>
-          <w:iCs/>
-        </w:rPr>
-        <w:t xml:space="preserve">Section SMS Messages</w:t>
-      </w:r>
-      <w:r>
-        <w:t xml:space="preserve">); 2) analytic units (see</w:t>
-      </w:r>
-      <w:r>
-        <w:t xml:space="preserve"> </w:t>
-      </w:r>
-      <w:r>
-        <w:rPr>
-          <w:i/>
-          <w:iCs/>
-        </w:rPr>
-        <w:t xml:space="preserve">Section Feature Engineering</w:t>
-      </w:r>
-      <w:r>
-        <w:t xml:space="preserve">); and 3) normalization methods (see</w:t>
-      </w:r>
-      <w:r>
-        <w:t xml:space="preserve"> </w:t>
-      </w:r>
-      <w:r>
-        <w:rPr>
-          <w:i/>
-          <w:iCs/>
-        </w:rPr>
-        <w:t xml:space="preserve">Section Feature Engineering</w:t>
-      </w:r>
-      <w:r>
-        <w:t xml:space="preserve">). As we have a fairly imbalanced class labels in our dataset (see</w:t>
-      </w:r>
-      <w:r>
-        <w:t xml:space="preserve"> </w:t>
-      </w:r>
-      <w:r>
-        <w:rPr>
-          <w:i/>
-          <w:iCs/>
-        </w:rPr>
-        <w:t xml:space="preserve">Section Sample Distribution</w:t>
-      </w:r>
-      <w:r>
-        <w:t xml:space="preserve">), we further considered different resampling strategies including upsampling and downsampling with different ratios. Our decision to use the XGBoost algorithm was based on its two benefits. First, the algorithm has demonstrated satisfying performance in classifying lapse vs. no lapse in our lab’s previous work</w:t>
-      </w:r>
-      <w:r>
-        <w:t xml:space="preserve"> </w:t>
-      </w:r>
-      <w:r>
-        <w:t xml:space="preserve">(Wyant et al. 2024)</w:t>
-      </w:r>
-      <w:r>
-        <w:t xml:space="preserve">. We can select the best model from a range of model-specific hyperparameters (mtry, tree depth, and learning rate), on top of the four above manually incorporated configurations. Second, XGBoost is well-suited to calculate Shapley values that can help us understand each feature’s contributions to model output (see</w:t>
-      </w:r>
-      <w:r>
-        <w:t xml:space="preserve"> </w:t>
-      </w:r>
-      <w:r>
-        <w:rPr>
-          <w:i/>
-          <w:iCs/>
-        </w:rPr>
-        <w:t xml:space="preserve">Section Feature Importance</w:t>
-      </w:r>
-      <w:r>
-        <w:t xml:space="preserve">).</w:t>
-      </w:r>
-    </w:p>
-    <w:bookmarkEnd w:id="45"/>
-    <w:bookmarkStart w:id="46" w:name="model-selection"/>
-    <w:p>
-      <w:pPr>
-        <w:pStyle w:val="Heading3"/>
-      </w:pPr>
-      <w:r>
-        <w:t xml:space="preserve">Model Selection</w:t>
-      </w:r>
-    </w:p>
-    <w:p>
-      <w:pPr>
-        <w:pStyle w:val="FirstParagraph"/>
-      </w:pPr>
-      <w:r>
-        <w:t xml:space="preserve">We performed grouped, nested cross-validations to perform hyperparameter tuning and select the best model configuration. The dataset was participant-grouped so that each individual was assigned to either held-in or held-out set to avoid bias of predicting participants’ lapses using their own data. The nested cross-validation method uses two nested loops to divide folds. In the inner loop, held-out folds were used as a validation set for model selection. In the outer loop, held-out folds were utilized as a test set for model evaluation. We presented validation results from the 300 sets in the inner loop.</w:t>
-      </w:r>
-    </w:p>
-    <w:p>
-      <w:pPr>
-        <w:pStyle w:val="BodyText"/>
-      </w:pPr>
-      <w:r>
-        <w:t xml:space="preserve">The primary performance metric to select the best model configuration and evaluate the model performance on the test sets was auROC. auROC computes the area under the ROC curve which demonstrates the trade-off between sensitivity and specificity across all possible thresholds. Values between .70 and .80 are considered fair, values between .80 and .90 are considered good, and values above .90 are considered excellent. We reported the median auROCs for the 30 held-out folds. The model with the highest auROC among the ones differing on the above configurations (see</w:t>
-      </w:r>
-      <w:r>
-        <w:t xml:space="preserve"> </w:t>
-      </w:r>
-      <w:r>
-        <w:rPr>
-          <w:i/>
-          <w:iCs/>
-        </w:rPr>
-        <w:t xml:space="preserve">Section Machine Learning Algorithm</w:t>
-      </w:r>
-      <w:r>
-        <w:t xml:space="preserve">) was selected as the best prediction model.</w:t>
-      </w:r>
-    </w:p>
-    <w:bookmarkEnd w:id="46"/>
-    <w:bookmarkEnd w:id="47"/>
-    <w:bookmarkStart w:id="51" w:name="model-evaluation"/>
-    <w:p>
-      <w:pPr>
-        <w:pStyle w:val="Heading2"/>
-      </w:pPr>
-      <w:r>
-        <w:t xml:space="preserve">Model Evaluation</w:t>
-      </w:r>
-    </w:p>
-    <w:bookmarkStart w:id="48" w:name="performance-evaluation"/>
-    <w:p>
-      <w:pPr>
-        <w:pStyle w:val="Heading3"/>
-      </w:pPr>
-      <w:r>
-        <w:t xml:space="preserve">Performance Evaluation</w:t>
-      </w:r>
-    </w:p>
-    <w:p>
-      <w:pPr>
-        <w:pStyle w:val="FirstParagraph"/>
-      </w:pPr>
-      <w:r>
-        <w:t xml:space="preserve">We further performed a Bayesian hierarchical generalized linear model to estimate the posterior probability (i.e., the likelihood of achieving the results given out data) distributions of the auROCs. The two random intercepts in the models included the repeat and the fold within repeat. We reported the 95% CIs for our models’ auROCs and determine if they include .5 (chance performance). If this CI included 0.5, we would conclude that our model performed no better than random guess.</w:t>
-      </w:r>
-    </w:p>
-    <w:bookmarkEnd w:id="48"/>
-    <w:bookmarkStart w:id="49" w:name="algorithmic-bias"/>
-    <w:p>
-      <w:pPr>
-        <w:pStyle w:val="Heading3"/>
-      </w:pPr>
-      <w:r>
-        <w:t xml:space="preserve">Algorithmic Bias</w:t>
-      </w:r>
-    </w:p>
-    <w:p>
-      <w:pPr>
-        <w:pStyle w:val="FirstParagraph"/>
-      </w:pPr>
-      <w:r>
-        <w:t xml:space="preserve">A subset of individual characteristic measures was used to evaluate model fairness on subgroups. We compared model performance among each sex, racial, age and income subgruops because the populations face increased barriers obtaining AUD treatments. Stigma among older populations and wome, and economic hardship in racial minority groups can all contribute to low treatment-seeking and alcohol treatment completion</w:t>
-      </w:r>
-      <w:r>
-        <w:t xml:space="preserve"> </w:t>
-      </w:r>
-      <w:r>
-        <w:t xml:space="preserve">(DiBartolo and Jarosinski 2017; J. O. Jacobson, Robinson, and Bluthenthal 2007; May, Nielsen, and Bilberg 2019)</w:t>
-      </w:r>
-      <w:r>
-        <w:t xml:space="preserve">. Participants younger than 55 years old were considered as a privileged group. We adopted half of median income in Madison area in 2017 as cut-off to assign participants to income groups.</w:t>
-      </w:r>
-    </w:p>
-    <w:p>
-      <w:pPr>
-        <w:pStyle w:val="BodyText"/>
-      </w:pPr>
-      <w:r>
-        <w:t xml:space="preserve">We performed a Bayesian hierarchical generalized linear model that regressed the auROCs from the 300 validation sets in the inner loop as a function of group membership (privileged group vs. unprivileged group in each of above individual characteristics). We reported the 95% CI for model performance differences and examined if they include 0. If this CI did not include 0, we would conclude that our model was unfair.</w:t>
-      </w:r>
-    </w:p>
-    <w:bookmarkEnd w:id="49"/>
-    <w:bookmarkStart w:id="50" w:name="feature-importance"/>
-    <w:p>
-      <w:pPr>
-        <w:pStyle w:val="Heading3"/>
-      </w:pPr>
-      <w:r>
-        <w:t xml:space="preserve">Feature Importance</w:t>
-      </w:r>
-    </w:p>
-    <w:p>
-      <w:pPr>
-        <w:pStyle w:val="FirstParagraph"/>
-      </w:pPr>
-      <w:r>
-        <w:t xml:space="preserve">We also calculated SHAP values to interpret the results. SHAP is a game theory based method to explain how each feature influences the model output</w:t>
-      </w:r>
-      <w:r>
-        <w:t xml:space="preserve"> </w:t>
-      </w:r>
-      <w:r>
-        <w:t xml:space="preserve">(Lundberg and Lee 2017)</w:t>
-      </w:r>
-      <w:r>
-        <w:t xml:space="preserve">. It assigns importance to each feature, where a positive feature importance positively affects the model output. This methodology can be applied to any machine learning algorithm and can increase model transparency and interpretability. Local Shapley values explain factors that contribute to a single observation, and global Shapley values represent feature importance across all observations. To compute global Shapley values, we averaged the absolute value of all local Shapley values. We aggregated Shapley values for each LIWC category, regardless of their prediction window and normalization methods.</w:t>
-      </w:r>
-    </w:p>
-    <w:p>
-      <w:r>
-        <w:br w:type="page"/>
-      </w:r>
-    </w:p>
-    <w:bookmarkEnd w:id="50"/>
-    <w:bookmarkEnd w:id="51"/>
-    <w:bookmarkEnd w:id="52"/>
-    <w:bookmarkStart w:id="116" w:name="results"/>
-    <w:p>
-      <w:pPr>
-        <w:pStyle w:val="Heading1"/>
-      </w:pPr>
-      <w:r>
-        <w:t xml:space="preserve">Results</w:t>
-      </w:r>
-    </w:p>
-    <w:bookmarkStart w:id="58" w:name="demographics"/>
-    <w:p>
-      <w:pPr>
-        <w:pStyle w:val="Heading2"/>
-      </w:pPr>
-      <w:r>
-        <w:t xml:space="preserve">Demographics</w:t>
-      </w:r>
-    </w:p>
-    <w:p>
-      <w:pPr>
-        <w:pStyle w:val="FirstParagraph"/>
-      </w:pPr>
-      <w:r>
-        <w:t xml:space="preserve">The final sample includes 138 participants. 73 (53%) participants are females, 17 (12%) are non-White minorities, 39 (28%) earned less than half of the median income in Madison in Year 2017, and 13 (9%) aged 55 or older.</w:t>
       </w:r>
     </w:p>
     <w:tbl>
@@ -2051,7 +1676,406 @@
       <w:tr>
         <w:tc>
           <w:tcPr/>
-          <w:bookmarkStart w:id="56" w:name="fig-demographics"/>
+          <w:bookmarkStart w:id="42" w:name="fig-window"/>
+          <w:p>
+            <w:pPr>
+              <w:pStyle w:val="Compact"/>
+              <w:jc w:val="center"/>
+            </w:pPr>
+            <w:r>
+              <w:drawing>
+                <wp:inline>
+                  <wp:extent cx="5334000" cy="1045529"/>
+                  <wp:effectExtent b="0" l="0" r="0" t="0"/>
+                  <wp:docPr descr="Prediction Window" title="" id="40" name="Picture"/>
+                  <a:graphic>
+                    <a:graphicData uri="http://schemas.openxmlformats.org/drawingml/2006/picture">
+                      <pic:pic>
+                        <pic:nvPicPr>
+                          <pic:cNvPr descr="images/prediction_window.png" id="41" name="Picture"/>
+                          <pic:cNvPicPr>
+                            <a:picLocks noChangeArrowheads="1" noChangeAspect="1"/>
+                          </pic:cNvPicPr>
+                        </pic:nvPicPr>
+                        <pic:blipFill>
+                          <a:blip r:embed="rId39"/>
+                          <a:stretch>
+                            <a:fillRect/>
+                          </a:stretch>
+                        </pic:blipFill>
+                        <pic:spPr bwMode="auto">
+                          <a:xfrm>
+                            <a:off x="0" y="0"/>
+                            <a:ext cx="5334000" cy="1045529"/>
+                          </a:xfrm>
+                          <a:prstGeom prst="rect">
+                            <a:avLst/>
+                          </a:prstGeom>
+                          <a:noFill/>
+                          <a:ln w="9525">
+                            <a:noFill/>
+                            <a:headEnd/>
+                            <a:tailEnd/>
+                          </a:ln>
+                        </pic:spPr>
+                      </pic:pic>
+                    </a:graphicData>
+                  </a:graphic>
+                </wp:inline>
+              </w:drawing>
+            </w:r>
+          </w:p>
+          <w:p>
+            <w:pPr>
+              <w:jc w:val="center"/>
+            </w:pPr>
+            <w:pPr>
+              <w:jc w:val="start"/>
+              <w:spacing w:before="200"/>
+              <w:pStyle w:val="ImageCaption"/>
+            </w:pPr>
+            <w:r>
+              <w:t xml:space="preserve">Figure 2</w:t>
+            </w:r>
+          </w:p>
+          <w:bookmarkEnd w:id="42"/>
+        </w:tc>
+      </w:tr>
+    </w:tbl>
+    <w:bookmarkEnd w:id="43"/>
+    <w:bookmarkEnd w:id="44"/>
+    <w:bookmarkStart w:id="48" w:name="model-training"/>
+    <w:p>
+      <w:pPr>
+        <w:pStyle w:val="Heading2"/>
+      </w:pPr>
+      <w:r>
+        <w:t xml:space="preserve">Model Training</w:t>
+      </w:r>
+    </w:p>
+    <w:bookmarkStart w:id="45" w:name="feature-engineering-technique"/>
+    <w:p>
+      <w:pPr>
+        <w:pStyle w:val="Heading3"/>
+      </w:pPr>
+      <w:r>
+        <w:t xml:space="preserve">Feature Engineering Technique</w:t>
+      </w:r>
+    </w:p>
+    <w:p>
+      <w:pPr>
+        <w:pStyle w:val="FirstParagraph"/>
+      </w:pPr>
+      <w:r>
+        <w:t xml:space="preserve">Text messages served as the only raw source for all feature engineering. The document sets went through a generic pre-processing step that involves removal of all emojis. Our decision to remove all emojis was due to loss of emoji data in the ios devices during back up. This study used the LIWC dictionary</w:t>
+      </w:r>
+      <w:r>
+        <w:t xml:space="preserve"> </w:t>
+      </w:r>
+      <w:r>
+        <w:t xml:space="preserve">(Pennebaker et al. 2015)</w:t>
+      </w:r>
+      <w:r>
+        <w:t xml:space="preserve"> </w:t>
+      </w:r>
+      <w:r>
+        <w:t xml:space="preserve">and computed scores by counting frequency of words that belong to each category. We did not remove any stop words. LIWC aligns with the current alcohol relapse risk factor literature in that it examines psychometric properties including cognitive state and social processes</w:t>
+      </w:r>
+      <w:r>
+        <w:t xml:space="preserve"> </w:t>
+      </w:r>
+      <w:r>
+        <w:t xml:space="preserve">(Brown, Vik, and Creamer 1989; J. R. McKay 1999, 1999)</w:t>
+      </w:r>
+      <w:r>
+        <w:t xml:space="preserve">.</w:t>
+      </w:r>
+    </w:p>
+    <w:p>
+      <w:pPr>
+        <w:pStyle w:val="BodyText"/>
+      </w:pPr>
+      <w:r>
+        <w:t xml:space="preserve">We adopted two configurations for analytic units – individual messages and concatenated messages. In the first configuration method, we ran individual messages within the defined prediction window through LIWC. We then normalized LIWC feature scores based on the square root of word counts instead of raw word counts. This normalization method was chosen due to the relatively short message length for individual messages. We further obtained the median and 95% percentile of normalized LIWC scores for all messages related to each lapse label.</w:t>
+      </w:r>
+    </w:p>
+    <w:p>
+      <w:pPr>
+        <w:pStyle w:val="BodyText"/>
+      </w:pPr>
+      <w:r>
+        <w:t xml:space="preserve">In the other analytic unit configuration, we first concatenated all messages associated with each lapse label altogether. We then obtained LIWC results for the concatenated messages. We further adopted three configurations for normalization methods – normalized on raw word count, normalized on the square root of word count, and combination of these two.</w:t>
+      </w:r>
+    </w:p>
+    <w:bookmarkEnd w:id="45"/>
+    <w:bookmarkStart w:id="46" w:name="candidate-algorithm"/>
+    <w:p>
+      <w:pPr>
+        <w:pStyle w:val="Heading3"/>
+      </w:pPr>
+      <w:r>
+        <w:t xml:space="preserve">Candidate Algorithm</w:t>
+      </w:r>
+    </w:p>
+    <w:p>
+      <w:pPr>
+        <w:pStyle w:val="FirstParagraph"/>
+      </w:pPr>
+      <w:r>
+        <w:t xml:space="preserve">We leveraged the XGBoost algorithm that differed on the above three configurations: 1) prediction window length (see</w:t>
+      </w:r>
+      <w:r>
+        <w:t xml:space="preserve"> </w:t>
+      </w:r>
+      <w:r>
+        <w:rPr>
+          <w:i/>
+          <w:iCs/>
+        </w:rPr>
+        <w:t xml:space="preserve">Section SMS Messages</w:t>
+      </w:r>
+      <w:r>
+        <w:t xml:space="preserve">); 2) analytic units (see</w:t>
+      </w:r>
+      <w:r>
+        <w:t xml:space="preserve"> </w:t>
+      </w:r>
+      <w:r>
+        <w:rPr>
+          <w:i/>
+          <w:iCs/>
+        </w:rPr>
+        <w:t xml:space="preserve">Section Feature Engineering</w:t>
+      </w:r>
+      <w:r>
+        <w:t xml:space="preserve">); and 3) normalization methods (see</w:t>
+      </w:r>
+      <w:r>
+        <w:t xml:space="preserve"> </w:t>
+      </w:r>
+      <w:r>
+        <w:rPr>
+          <w:i/>
+          <w:iCs/>
+        </w:rPr>
+        <w:t xml:space="preserve">Section Feature Engineering</w:t>
+      </w:r>
+      <w:r>
+        <w:t xml:space="preserve">). As we have a fairly imbalanced class labels in our dataset (see</w:t>
+      </w:r>
+      <w:r>
+        <w:t xml:space="preserve"> </w:t>
+      </w:r>
+      <w:r>
+        <w:rPr>
+          <w:i/>
+          <w:iCs/>
+        </w:rPr>
+        <w:t xml:space="preserve">Section Sample Distribution</w:t>
+      </w:r>
+      <w:r>
+        <w:t xml:space="preserve">), we further considered different resampling strategies including upsampling and downsampling with different ratios. Our decision to use the XGBoost algorithm was based on its two benefits. First, the algorithm has demonstrated satisfying performance in classifying lapse vs. no lapse in our lab’s previous work</w:t>
+      </w:r>
+      <w:r>
+        <w:t xml:space="preserve"> </w:t>
+      </w:r>
+      <w:r>
+        <w:t xml:space="preserve">(Wyant et al. 2024)</w:t>
+      </w:r>
+      <w:r>
+        <w:t xml:space="preserve">. We can select the best model from a range of model-specific hyperparameters (mtry, tree depth, and learning rate), on top of the four above manually incorporated configurations. Second, XGBoost is well-suited to calculate Shapley values that can help us understand each feature’s contributions to model output (see</w:t>
+      </w:r>
+      <w:r>
+        <w:t xml:space="preserve"> </w:t>
+      </w:r>
+      <w:r>
+        <w:rPr>
+          <w:i/>
+          <w:iCs/>
+        </w:rPr>
+        <w:t xml:space="preserve">Section Feature Importance</w:t>
+      </w:r>
+      <w:r>
+        <w:t xml:space="preserve">).</w:t>
+      </w:r>
+    </w:p>
+    <w:bookmarkEnd w:id="46"/>
+    <w:bookmarkStart w:id="47" w:name="model-selection"/>
+    <w:p>
+      <w:pPr>
+        <w:pStyle w:val="Heading3"/>
+      </w:pPr>
+      <w:r>
+        <w:t xml:space="preserve">Model Selection</w:t>
+      </w:r>
+    </w:p>
+    <w:p>
+      <w:pPr>
+        <w:pStyle w:val="FirstParagraph"/>
+      </w:pPr>
+      <w:r>
+        <w:t xml:space="preserve">We performed grouped, nested cross-validations to perform hyperparameter tuning and select the best model configuration. The dataset was participant-grouped so that each individual was assigned to either held-in or held-out set to avoid bias of predicting participants’ lapses using their own data. The nested cross-validation method uses two nested loops to divide folds. In the inner loop, held-out folds were used as a validation set for model selection. In the outer loop, held-out folds were utilized as a test set for model evaluation. We presented validation results from the 300 sets in the inner loop.</w:t>
+      </w:r>
+    </w:p>
+    <w:p>
+      <w:pPr>
+        <w:pStyle w:val="BodyText"/>
+      </w:pPr>
+      <w:r>
+        <w:t xml:space="preserve">The primary performance metric to select the best model configuration and evaluate the model performance on the test sets was auROC. auROC computes the area under the ROC curve which demonstrates the trade-off between sensitivity and specificity across all possible thresholds. Values between .70 and .80 are considered fair, values between .80 and .90 are considered good, and values above .90 are considered excellent. We reported the median auROCs for the 30 held-out folds. The model with the highest auROC among the ones differing on the above configurations (see</w:t>
+      </w:r>
+      <w:r>
+        <w:t xml:space="preserve"> </w:t>
+      </w:r>
+      <w:r>
+        <w:rPr>
+          <w:i/>
+          <w:iCs/>
+        </w:rPr>
+        <w:t xml:space="preserve">Section Machine Learning Algorithm</w:t>
+      </w:r>
+      <w:r>
+        <w:t xml:space="preserve">) was selected as the best prediction model.</w:t>
+      </w:r>
+    </w:p>
+    <w:bookmarkEnd w:id="47"/>
+    <w:bookmarkEnd w:id="48"/>
+    <w:bookmarkStart w:id="52" w:name="model-evaluation"/>
+    <w:p>
+      <w:pPr>
+        <w:pStyle w:val="Heading2"/>
+      </w:pPr>
+      <w:r>
+        <w:t xml:space="preserve">Model Evaluation</w:t>
+      </w:r>
+    </w:p>
+    <w:bookmarkStart w:id="49" w:name="performance-evaluation"/>
+    <w:p>
+      <w:pPr>
+        <w:pStyle w:val="Heading3"/>
+      </w:pPr>
+      <w:r>
+        <w:t xml:space="preserve">Performance Evaluation</w:t>
+      </w:r>
+    </w:p>
+    <w:p>
+      <w:pPr>
+        <w:pStyle w:val="FirstParagraph"/>
+      </w:pPr>
+      <w:r>
+        <w:t xml:space="preserve">We further performed a Bayesian hierarchical generalized linear model to estimate the posterior probability (i.e., the likelihood of achieving the results given out data) distributions of the auROCs. The two random intercepts in the models included the repeat and the fold within repeat. We reported the 95% CIs for our models’ auROCs and determine if they include .5 (chance performance). If this CI included 0.5, we would conclude that our model performed no better than random guess.</w:t>
+      </w:r>
+    </w:p>
+    <w:bookmarkEnd w:id="49"/>
+    <w:bookmarkStart w:id="50" w:name="algorithmic-bias"/>
+    <w:p>
+      <w:pPr>
+        <w:pStyle w:val="Heading3"/>
+      </w:pPr>
+      <w:r>
+        <w:t xml:space="preserve">Algorithmic Bias</w:t>
+      </w:r>
+    </w:p>
+    <w:p>
+      <w:pPr>
+        <w:pStyle w:val="FirstParagraph"/>
+      </w:pPr>
+      <w:r>
+        <w:t xml:space="preserve">A subset of individual characteristic measures was used to evaluate model fairness on subgroups. We compared model performance among each sex, racial, age and income subgruops because the populations face increased barriers obtaining AUD treatments. Stigma among older populations and wome, and economic hardship in racial minority groups can all contribute to low treatment-seeking and alcohol treatment completion</w:t>
+      </w:r>
+      <w:r>
+        <w:t xml:space="preserve"> </w:t>
+      </w:r>
+      <w:r>
+        <w:t xml:space="preserve">(DiBartolo and Jarosinski 2017; J. O. Jacobson, Robinson, and Bluthenthal 2007; May, Nielsen, and Bilberg 2019)</w:t>
+      </w:r>
+      <w:r>
+        <w:t xml:space="preserve">. Participants younger than 55 years old were considered as a privileged group. We adopted half of median income in Madison area in 2017 as cut-off to assign participants to income groups.</w:t>
+      </w:r>
+    </w:p>
+    <w:p>
+      <w:pPr>
+        <w:pStyle w:val="BodyText"/>
+      </w:pPr>
+      <w:r>
+        <w:t xml:space="preserve">We performed a Bayesian hierarchical generalized linear model that regressed the auROCs from the 300 validation sets in the inner loop as a function of group membership (privileged group vs. unprivileged group in each of above individual characteristics). We reported the 95% CI for model performance differences and examined if they include 0. If this CI did not include 0, we would conclude that our model was unfair.</w:t>
+      </w:r>
+    </w:p>
+    <w:bookmarkEnd w:id="50"/>
+    <w:bookmarkStart w:id="51" w:name="feature-importance"/>
+    <w:p>
+      <w:pPr>
+        <w:pStyle w:val="Heading3"/>
+      </w:pPr>
+      <w:r>
+        <w:t xml:space="preserve">Feature Importance</w:t>
+      </w:r>
+    </w:p>
+    <w:p>
+      <w:pPr>
+        <w:pStyle w:val="FirstParagraph"/>
+      </w:pPr>
+      <w:r>
+        <w:t xml:space="preserve">We also calculated SHAP values to interpret the results. SHAP is a game theory based method to explain how each feature influences the model output</w:t>
+      </w:r>
+      <w:r>
+        <w:t xml:space="preserve"> </w:t>
+      </w:r>
+      <w:r>
+        <w:t xml:space="preserve">(Lundberg and Lee 2017)</w:t>
+      </w:r>
+      <w:r>
+        <w:t xml:space="preserve">. It assigns importance to each feature, where a positive feature importance positively affects the model output. This methodology can be applied to any machine learning algorithm and can increase model transparency and interpretability. Local Shapley values explain factors that contribute to a single observation, and global Shapley values represent feature importance across all observations. To compute global Shapley values, we averaged the absolute value of all local Shapley values. We aggregated Shapley values for each LIWC category, regardless of their prediction window and normalization methods.</w:t>
+      </w:r>
+    </w:p>
+    <w:p>
+      <w:r>
+        <w:br w:type="page"/>
+      </w:r>
+    </w:p>
+    <w:bookmarkEnd w:id="51"/>
+    <w:bookmarkEnd w:id="52"/>
+    <w:bookmarkEnd w:id="53"/>
+    <w:bookmarkStart w:id="117" w:name="results"/>
+    <w:p>
+      <w:pPr>
+        <w:pStyle w:val="Heading1"/>
+      </w:pPr>
+      <w:r>
+        <w:t xml:space="preserve">Results</w:t>
+      </w:r>
+    </w:p>
+    <w:bookmarkStart w:id="59" w:name="demographics"/>
+    <w:p>
+      <w:pPr>
+        <w:pStyle w:val="Heading2"/>
+      </w:pPr>
+      <w:r>
+        <w:t xml:space="preserve">Demographics</w:t>
+      </w:r>
+    </w:p>
+    <w:p>
+      <w:pPr>
+        <w:pStyle w:val="FirstParagraph"/>
+      </w:pPr>
+      <w:r>
+        <w:t xml:space="preserve">The final sample includes 138 participants. 73 (53%) participants are females, 17 (12%) are non-White minorities, 39 (28%) earned less than half of the median income in Madison in Year 2017, and 13 (9%) aged 55 or older.</w:t>
+      </w:r>
+    </w:p>
+    <w:tbl>
+      <w:tblPr>
+        <w:tblStyle w:val="Table"/>
+        <w:tblW w:type="pct" w:w="5000"/>
+        <w:tblLayout w:type="fixed"/>
+        <w:tblLook w:firstRow="0" w:lastRow="0" w:firstColumn="0" w:lastColumn="0" w:noHBand="0" w:noVBand="0" w:val="0000"/>
+      </w:tblPr>
+      <w:tblGrid>
+        <w:gridCol w:w="7920"/>
+      </w:tblGrid>
+      <w:tr>
+        <w:tc>
+          <w:tcPr/>
+          <w:bookmarkStart w:id="57" w:name="fig-demographics"/>
           <w:p>
             <w:pPr>
               <w:pStyle w:val="Compact"/>
@@ -2062,18 +2086,18 @@
                 <wp:inline>
                   <wp:extent cx="5334000" cy="2667000"/>
                   <wp:effectExtent b="0" l="0" r="0" t="0"/>
-                  <wp:docPr descr="" title="" id="54" name="Picture"/>
+                  <wp:docPr descr="" title="" id="55" name="Picture"/>
                   <a:graphic>
                     <a:graphicData uri="http://schemas.openxmlformats.org/drawingml/2006/picture">
                       <pic:pic>
                         <pic:nvPicPr>
-                          <pic:cNvPr descr="index_files/figure-docx/notebooks-eda_demographics-fig-demographics-output-1.png" id="55" name="Picture"/>
+                          <pic:cNvPr descr="index_files/figure-docx/notebooks-eda_demographics-fig-demographics-output-1.png" id="56" name="Picture"/>
                           <pic:cNvPicPr>
                             <a:picLocks noChangeArrowheads="1" noChangeAspect="1"/>
                           </pic:cNvPicPr>
                         </pic:nvPicPr>
                         <pic:blipFill>
-                          <a:blip r:embed="rId53"/>
+                          <a:blip r:embed="rId54"/>
                           <a:stretch>
                             <a:fillRect/>
                           </a:stretch>
@@ -2110,10 +2134,10 @@
               <w:pStyle w:val="ImageCaption"/>
             </w:pPr>
             <w:r>
-              <w:t xml:space="preserve">Figure 2: Demographic Distribution</w:t>
+              <w:t xml:space="preserve">Figure 3: Demographic Distribution</w:t>
             </w:r>
           </w:p>
-          <w:bookmarkEnd w:id="56"/>
+          <w:bookmarkEnd w:id="57"/>
         </w:tc>
       </w:tr>
     </w:tbl>
@@ -2133,7 +2157,7 @@
         </w:rPr>
         <w:t xml:space="preserve"> </w:t>
       </w:r>
-      <w:hyperlink r:id="rId57">
+      <w:hyperlink r:id="rId58">
         <w:r>
           <w:rPr>
             <w:rStyle w:val="Hyperlink"/>
@@ -2143,8 +2167,8 @@
         </w:r>
       </w:hyperlink>
     </w:p>
-    <w:bookmarkEnd w:id="58"/>
-    <w:bookmarkStart w:id="79" w:name="sample-distribution"/>
+    <w:bookmarkEnd w:id="59"/>
+    <w:bookmarkStart w:id="80" w:name="sample-distribution"/>
     <w:p>
       <w:pPr>
         <w:pStyle w:val="Heading2"/>
@@ -2168,7 +2192,7 @@
           <w:rPr>
             <w:rStyle w:val="Hyperlink"/>
           </w:rPr>
-          <w:t xml:space="preserve">Figure 3</w:t>
+          <w:t xml:space="preserve">Figure 4</w:t>
         </w:r>
       </w:hyperlink>
       <w:r>
@@ -2188,7 +2212,7 @@
       <w:tr>
         <w:tc>
           <w:tcPr/>
-          <w:bookmarkStart w:id="62" w:name="fig-lapse_count"/>
+          <w:bookmarkStart w:id="63" w:name="fig-lapse_count"/>
           <w:p>
             <w:pPr>
               <w:pStyle w:val="Compact"/>
@@ -2199,18 +2223,18 @@
                 <wp:inline>
                   <wp:extent cx="5334000" cy="3810000"/>
                   <wp:effectExtent b="0" l="0" r="0" t="0"/>
-                  <wp:docPr descr="" title="" id="60" name="Picture"/>
+                  <wp:docPr descr="" title="" id="61" name="Picture"/>
                   <a:graphic>
                     <a:graphicData uri="http://schemas.openxmlformats.org/drawingml/2006/picture">
                       <pic:pic>
                         <pic:nvPicPr>
-                          <pic:cNvPr descr="index_files/figure-docx/notebooks-eda_messages-fig-lapse_count-output-1.png" id="61" name="Picture"/>
+                          <pic:cNvPr descr="index_files/figure-docx/notebooks-eda_messages-fig-lapse_count-output-1.png" id="62" name="Picture"/>
                           <pic:cNvPicPr>
                             <a:picLocks noChangeArrowheads="1" noChangeAspect="1"/>
                           </pic:cNvPicPr>
                         </pic:nvPicPr>
                         <pic:blipFill>
-                          <a:blip r:embed="rId59"/>
+                          <a:blip r:embed="rId60"/>
                           <a:stretch>
                             <a:fillRect/>
                           </a:stretch>
@@ -2247,10 +2271,10 @@
               <w:pStyle w:val="ImageCaption"/>
             </w:pPr>
             <w:r>
-              <w:t xml:space="preserve">Figure 3: Distribution of Lapse Label Counts</w:t>
+              <w:t xml:space="preserve">Figure 4: Distribution of Lapse Label Counts</w:t>
             </w:r>
           </w:p>
-          <w:bookmarkEnd w:id="62"/>
+          <w:bookmarkEnd w:id="63"/>
         </w:tc>
       </w:tr>
     </w:tbl>
@@ -2270,7 +2294,7 @@
         </w:rPr>
         <w:t xml:space="preserve"> </w:t>
       </w:r>
-      <w:hyperlink r:id="rId63">
+      <w:hyperlink r:id="rId64">
         <w:r>
           <w:rPr>
             <w:rStyle w:val="Hyperlink"/>
@@ -2301,7 +2325,7 @@
       <w:tr>
         <w:tc>
           <w:tcPr/>
-          <w:bookmarkStart w:id="67" w:name="fig-raw"/>
+          <w:bookmarkStart w:id="68" w:name="fig-raw"/>
           <w:p>
             <w:pPr>
               <w:pStyle w:val="Compact"/>
@@ -2312,18 +2336,18 @@
                 <wp:inline>
                   <wp:extent cx="5334000" cy="3810000"/>
                   <wp:effectExtent b="0" l="0" r="0" t="0"/>
-                  <wp:docPr descr="" title="" id="65" name="Picture"/>
+                  <wp:docPr descr="" title="" id="66" name="Picture"/>
                   <a:graphic>
                     <a:graphicData uri="http://schemas.openxmlformats.org/drawingml/2006/picture">
                       <pic:pic>
                         <pic:nvPicPr>
-                          <pic:cNvPr descr="index_files/figure-docx/notebooks-eda_messages-fig-raw-output-1.png" id="66" name="Picture"/>
+                          <pic:cNvPr descr="index_files/figure-docx/notebooks-eda_messages-fig-raw-output-1.png" id="67" name="Picture"/>
                           <pic:cNvPicPr>
                             <a:picLocks noChangeArrowheads="1" noChangeAspect="1"/>
                           </pic:cNvPicPr>
                         </pic:nvPicPr>
                         <pic:blipFill>
-                          <a:blip r:embed="rId64"/>
+                          <a:blip r:embed="rId65"/>
                           <a:stretch>
                             <a:fillRect/>
                           </a:stretch>
@@ -2360,10 +2384,10 @@
               <w:pStyle w:val="ImageCaption"/>
             </w:pPr>
             <w:r>
-              <w:t xml:space="preserve">Figure 4: Sample Characteristics of Raw Messages</w:t>
+              <w:t xml:space="preserve">Figure 5: Sample Characteristics of Raw Messages</w:t>
             </w:r>
           </w:p>
-          <w:bookmarkEnd w:id="67"/>
+          <w:bookmarkEnd w:id="68"/>
         </w:tc>
       </w:tr>
     </w:tbl>
@@ -2383,7 +2407,7 @@
         </w:rPr>
         <w:t xml:space="preserve"> </w:t>
       </w:r>
-      <w:hyperlink r:id="rId68">
+      <w:hyperlink r:id="rId69">
         <w:r>
           <w:rPr>
             <w:rStyle w:val="Hyperlink"/>
@@ -2414,7 +2438,7 @@
       <w:tr>
         <w:tc>
           <w:tcPr/>
-          <w:bookmarkStart w:id="72" w:name="fig-3day"/>
+          <w:bookmarkStart w:id="73" w:name="fig-3day"/>
           <w:p>
             <w:pPr>
               <w:pStyle w:val="Compact"/>
@@ -2425,18 +2449,18 @@
                 <wp:inline>
                   <wp:extent cx="5334000" cy="3810000"/>
                   <wp:effectExtent b="0" l="0" r="0" t="0"/>
-                  <wp:docPr descr="" title="" id="70" name="Picture"/>
+                  <wp:docPr descr="" title="" id="71" name="Picture"/>
                   <a:graphic>
                     <a:graphicData uri="http://schemas.openxmlformats.org/drawingml/2006/picture">
                       <pic:pic>
                         <pic:nvPicPr>
-                          <pic:cNvPr descr="index_files/figure-docx/notebooks-eda_messages-fig-3day-output-2.png" id="71" name="Picture"/>
+                          <pic:cNvPr descr="index_files/figure-docx/notebooks-eda_messages-fig-3day-output-2.png" id="72" name="Picture"/>
                           <pic:cNvPicPr>
                             <a:picLocks noChangeArrowheads="1" noChangeAspect="1"/>
                           </pic:cNvPicPr>
                         </pic:nvPicPr>
                         <pic:blipFill>
-                          <a:blip r:embed="rId69"/>
+                          <a:blip r:embed="rId70"/>
                           <a:stretch>
                             <a:fillRect/>
                           </a:stretch>
@@ -2473,10 +2497,10 @@
               <w:pStyle w:val="ImageCaption"/>
             </w:pPr>
             <w:r>
-              <w:t xml:space="preserve">Figure 5: Sample Characteristics in the 3-Day Prediction Window</w:t>
+              <w:t xml:space="preserve">Figure 6: Sample Characteristics in the 3-Day Prediction Window</w:t>
             </w:r>
           </w:p>
-          <w:bookmarkEnd w:id="72"/>
+          <w:bookmarkEnd w:id="73"/>
         </w:tc>
       </w:tr>
     </w:tbl>
@@ -2496,7 +2520,7 @@
         </w:rPr>
         <w:t xml:space="preserve"> </w:t>
       </w:r>
-      <w:hyperlink r:id="rId73">
+      <w:hyperlink r:id="rId74">
         <w:r>
           <w:rPr>
             <w:rStyle w:val="Hyperlink"/>
@@ -2527,7 +2551,7 @@
       <w:tr>
         <w:tc>
           <w:tcPr/>
-          <w:bookmarkStart w:id="77" w:name="fig-1week"/>
+          <w:bookmarkStart w:id="78" w:name="fig-1week"/>
           <w:p>
             <w:pPr>
               <w:pStyle w:val="Compact"/>
@@ -2538,18 +2562,18 @@
                 <wp:inline>
                   <wp:extent cx="5334000" cy="3810000"/>
                   <wp:effectExtent b="0" l="0" r="0" t="0"/>
-                  <wp:docPr descr="" title="" id="75" name="Picture"/>
+                  <wp:docPr descr="" title="" id="76" name="Picture"/>
                   <a:graphic>
                     <a:graphicData uri="http://schemas.openxmlformats.org/drawingml/2006/picture">
                       <pic:pic>
                         <pic:nvPicPr>
-                          <pic:cNvPr descr="index_files/figure-docx/notebooks-eda_messages-fig-1week-output-2.png" id="76" name="Picture"/>
+                          <pic:cNvPr descr="index_files/figure-docx/notebooks-eda_messages-fig-1week-output-2.png" id="77" name="Picture"/>
                           <pic:cNvPicPr>
                             <a:picLocks noChangeArrowheads="1" noChangeAspect="1"/>
                           </pic:cNvPicPr>
                         </pic:nvPicPr>
                         <pic:blipFill>
-                          <a:blip r:embed="rId74"/>
+                          <a:blip r:embed="rId75"/>
                           <a:stretch>
                             <a:fillRect/>
                           </a:stretch>
@@ -2586,10 +2610,10 @@
               <w:pStyle w:val="ImageCaption"/>
             </w:pPr>
             <w:r>
-              <w:t xml:space="preserve">Figure 6: Sample Characteristics in the 1-Week Prediction Window</w:t>
+              <w:t xml:space="preserve">Figure 7: Sample Characteristics in the 1-Week Prediction Window</w:t>
             </w:r>
           </w:p>
-          <w:bookmarkEnd w:id="77"/>
+          <w:bookmarkEnd w:id="78"/>
         </w:tc>
       </w:tr>
     </w:tbl>
@@ -2609,7 +2633,7 @@
         </w:rPr>
         <w:t xml:space="preserve"> </w:t>
       </w:r>
-      <w:hyperlink r:id="rId78">
+      <w:hyperlink r:id="rId79">
         <w:r>
           <w:rPr>
             <w:rStyle w:val="Hyperlink"/>
@@ -2619,8 +2643,8 @@
         </w:r>
       </w:hyperlink>
     </w:p>
-    <w:bookmarkEnd w:id="79"/>
-    <w:bookmarkStart w:id="96" w:name="liwc-features"/>
+    <w:bookmarkEnd w:id="80"/>
+    <w:bookmarkStart w:id="97" w:name="liwc-features"/>
     <w:p>
       <w:pPr>
         <w:pStyle w:val="Heading2"/>
@@ -2637,7 +2661,7 @@
         <w:t xml:space="preserve">We obtained LIWC scores from 117 linguistic categories.</w:t>
       </w:r>
     </w:p>
-    <w:bookmarkStart w:id="82" w:name="tbl-panel"/>
+    <w:bookmarkStart w:id="83" w:name="tbl-panel"/>
     <w:tbl>
       <w:tblPr>
         <w:tblStyle w:val="Table"/>
@@ -2674,7 +2698,7 @@
             <w:tr>
               <w:tc>
                 <w:tcPr/>
-                <w:bookmarkStart w:id="80" w:name="tbl-ind_3day"/>
+                <w:bookmarkStart w:id="81" w:name="tbl-ind_3day"/>
                 <w:tbl>
                   <w:tblPr>
                     <w:tblStyle w:val="Table"/>
@@ -3637,7 +3661,7 @@
                     <w:t xml:space="preserve">(a) 3-Day Prediction Window</w:t>
                   </w:r>
                 </w:p>
-                <w:bookmarkEnd w:id="80"/>
+                <w:bookmarkEnd w:id="81"/>
               </w:tc>
             </w:tr>
           </w:tbl>
@@ -3715,7 +3739,7 @@
             <w:tr>
               <w:tc>
                 <w:tcPr/>
-                <w:bookmarkStart w:id="81" w:name="tbl-ind_1week"/>
+                <w:bookmarkStart w:id="82" w:name="tbl-ind_1week"/>
                 <w:tbl>
                   <w:tblPr>
                     <w:tblStyle w:val="Table"/>
@@ -4678,7 +4702,7 @@
                     <w:t xml:space="preserve">(b) 1-Week Prediction Window</w:t>
                   </w:r>
                 </w:p>
-                <w:bookmarkEnd w:id="81"/>
+                <w:bookmarkEnd w:id="82"/>
               </w:tc>
             </w:tr>
           </w:tbl>
@@ -4698,7 +4722,7 @@
         <w:t xml:space="preserve">Table 2: Sample Characteristics of Median and 95% Quantile Scores of All Raw Scores from Individual Messages Within Each Prediction Window</w:t>
       </w:r>
     </w:p>
-    <w:bookmarkEnd w:id="82"/>
+    <w:bookmarkEnd w:id="83"/>
     <w:tbl>
       <w:tblPr>
         <w:tblStyle w:val="Table"/>
@@ -4712,7 +4736,7 @@
       <w:tr>
         <w:tc>
           <w:tcPr/>
-          <w:bookmarkStart w:id="86" w:name="fig-liwc_ind"/>
+          <w:bookmarkStart w:id="87" w:name="fig-liwc_ind"/>
           <w:p>
             <w:pPr>
               <w:pStyle w:val="Compact"/>
@@ -4723,18 +4747,18 @@
                 <wp:inline>
                   <wp:extent cx="5334000" cy="3810000"/>
                   <wp:effectExtent b="0" l="0" r="0" t="0"/>
-                  <wp:docPr descr="" title="" id="84" name="Picture"/>
+                  <wp:docPr descr="" title="" id="85" name="Picture"/>
                   <a:graphic>
                     <a:graphicData uri="http://schemas.openxmlformats.org/drawingml/2006/picture">
                       <pic:pic>
                         <pic:nvPicPr>
-                          <pic:cNvPr descr="index_files/figure-docx/notebooks-eda_liwc-fig-liwc_ind-output-1.png" id="85" name="Picture"/>
+                          <pic:cNvPr descr="index_files/figure-docx/notebooks-eda_liwc-fig-liwc_ind-output-1.png" id="86" name="Picture"/>
                           <pic:cNvPicPr>
                             <a:picLocks noChangeArrowheads="1" noChangeAspect="1"/>
                           </pic:cNvPicPr>
                         </pic:nvPicPr>
                         <pic:blipFill>
-                          <a:blip r:embed="rId83"/>
+                          <a:blip r:embed="rId84"/>
                           <a:stretch>
                             <a:fillRect/>
                           </a:stretch>
@@ -4771,10 +4795,10 @@
               <w:pStyle w:val="ImageCaption"/>
             </w:pPr>
             <w:r>
-              <w:t xml:space="preserve">Figure 7: Descriptives of Normalized LIWC Scores in the 3-Day Prediction Window</w:t>
+              <w:t xml:space="preserve">Figure 8: Descriptives of Normalized LIWC Scores in the 3-Day Prediction Window</w:t>
             </w:r>
           </w:p>
-          <w:bookmarkEnd w:id="86"/>
+          <w:bookmarkEnd w:id="87"/>
         </w:tc>
       </w:tr>
     </w:tbl>
@@ -4794,7 +4818,7 @@
         </w:rPr>
         <w:t xml:space="preserve"> </w:t>
       </w:r>
-      <w:hyperlink r:id="rId87">
+      <w:hyperlink r:id="rId88">
         <w:r>
           <w:rPr>
             <w:rStyle w:val="Hyperlink"/>
@@ -4804,7 +4828,7 @@
         </w:r>
       </w:hyperlink>
     </w:p>
-    <w:bookmarkStart w:id="90" w:name="tbl-panel2"/>
+    <w:bookmarkStart w:id="91" w:name="tbl-panel2"/>
     <w:tbl>
       <w:tblPr>
         <w:tblStyle w:val="Table"/>
@@ -4842,7 +4866,7 @@
             <w:tr>
               <w:tc>
                 <w:tcPr/>
-                <w:bookmarkStart w:id="88" w:name="tbl-cat_3day"/>
+                <w:bookmarkStart w:id="89" w:name="tbl-cat_3day"/>
                 <w:tbl>
                   <w:tblPr>
                     <w:tblStyle w:val="Table"/>
@@ -5373,7 +5397,7 @@
                     <w:t xml:space="preserve">(a) 3-Day Prediction Window</w:t>
                   </w:r>
                 </w:p>
-                <w:bookmarkEnd w:id="88"/>
+                <w:bookmarkEnd w:id="89"/>
               </w:tc>
             </w:tr>
           </w:tbl>
@@ -5433,7 +5457,7 @@
             <w:tr>
               <w:tc>
                 <w:tcPr/>
-                <w:bookmarkStart w:id="89" w:name="tbl-cat_1week"/>
+                <w:bookmarkStart w:id="90" w:name="tbl-cat_1week"/>
                 <w:tbl>
                   <w:tblPr>
                     <w:tblStyle w:val="Table"/>
@@ -5964,7 +5988,7 @@
                     <w:t xml:space="preserve">(b) 1-Week Prediction Window</w:t>
                   </w:r>
                 </w:p>
-                <w:bookmarkEnd w:id="89"/>
+                <w:bookmarkEnd w:id="90"/>
               </w:tc>
             </w:tr>
           </w:tbl>
@@ -5984,7 +6008,7 @@
         <w:t xml:space="preserve">Table 3: Sample Characteristics of Raw LIWC Scores on Concatenated Messages Within Each Prediction Window</w:t>
       </w:r>
     </w:p>
-    <w:bookmarkEnd w:id="90"/>
+    <w:bookmarkEnd w:id="91"/>
     <w:tbl>
       <w:tblPr>
         <w:tblStyle w:val="Table"/>
@@ -5998,7 +6022,7 @@
       <w:tr>
         <w:tc>
           <w:tcPr/>
-          <w:bookmarkStart w:id="94" w:name="fig-liwc_cat"/>
+          <w:bookmarkStart w:id="95" w:name="fig-liwc_cat"/>
           <w:p>
             <w:pPr>
               <w:pStyle w:val="Compact"/>
@@ -6009,18 +6033,18 @@
                 <wp:inline>
                   <wp:extent cx="5334000" cy="3810000"/>
                   <wp:effectExtent b="0" l="0" r="0" t="0"/>
-                  <wp:docPr descr="" title="" id="92" name="Picture"/>
+                  <wp:docPr descr="" title="" id="93" name="Picture"/>
                   <a:graphic>
                     <a:graphicData uri="http://schemas.openxmlformats.org/drawingml/2006/picture">
                       <pic:pic>
                         <pic:nvPicPr>
-                          <pic:cNvPr descr="index_files/figure-docx/notebooks-eda_liwc-fig-liwc_cat-output-1.png" id="93" name="Picture"/>
+                          <pic:cNvPr descr="index_files/figure-docx/notebooks-eda_liwc-fig-liwc_cat-output-1.png" id="94" name="Picture"/>
                           <pic:cNvPicPr>
                             <a:picLocks noChangeArrowheads="1" noChangeAspect="1"/>
                           </pic:cNvPicPr>
                         </pic:nvPicPr>
                         <pic:blipFill>
-                          <a:blip r:embed="rId91"/>
+                          <a:blip r:embed="rId92"/>
                           <a:stretch>
                             <a:fillRect/>
                           </a:stretch>
@@ -6057,10 +6081,10 @@
               <w:pStyle w:val="ImageCaption"/>
             </w:pPr>
             <w:r>
-              <w:t xml:space="preserve">Figure 8: Descriptives of Normalized LIWC Scores in the 1-Week Prediction Window</w:t>
+              <w:t xml:space="preserve">Figure 9: Descriptives of Normalized LIWC Scores in the 1-Week Prediction Window</w:t>
             </w:r>
           </w:p>
-          <w:bookmarkEnd w:id="94"/>
+          <w:bookmarkEnd w:id="95"/>
         </w:tc>
       </w:tr>
     </w:tbl>
@@ -6080,7 +6104,7 @@
         </w:rPr>
         <w:t xml:space="preserve"> </w:t>
       </w:r>
-      <w:hyperlink r:id="rId95">
+      <w:hyperlink r:id="rId96">
         <w:r>
           <w:rPr>
             <w:rStyle w:val="Hyperlink"/>
@@ -6090,8 +6114,8 @@
         </w:r>
       </w:hyperlink>
     </w:p>
-    <w:bookmarkEnd w:id="96"/>
-    <w:bookmarkStart w:id="102" w:name="model-evaluation-1"/>
+    <w:bookmarkEnd w:id="97"/>
+    <w:bookmarkStart w:id="103" w:name="model-evaluation-1"/>
     <w:p>
       <w:pPr>
         <w:pStyle w:val="Heading2"/>
@@ -6113,7 +6137,7 @@
       <w:tr>
         <w:tc>
           <w:tcPr/>
-          <w:bookmarkStart w:id="100" w:name="fig-auroc"/>
+          <w:bookmarkStart w:id="101" w:name="fig-auroc"/>
           <w:p>
             <w:pPr>
               <w:pStyle w:val="Compact"/>
@@ -6124,18 +6148,18 @@
                 <wp:inline>
                   <wp:extent cx="5334000" cy="3810000"/>
                   <wp:effectExtent b="0" l="0" r="0" t="0"/>
-                  <wp:docPr descr="" title="" id="98" name="Picture"/>
+                  <wp:docPr descr="" title="" id="99" name="Picture"/>
                   <a:graphic>
                     <a:graphicData uri="http://schemas.openxmlformats.org/drawingml/2006/picture">
                       <pic:pic>
                         <pic:nvPicPr>
-                          <pic:cNvPr descr="index_files/figure-docx/notebooks-auROC_plot-fig-auroc-output-2.png" id="99" name="Picture"/>
+                          <pic:cNvPr descr="index_files/figure-docx/notebooks-auROC_plot-fig-auroc-output-2.png" id="100" name="Picture"/>
                           <pic:cNvPicPr>
                             <a:picLocks noChangeArrowheads="1" noChangeAspect="1"/>
                           </pic:cNvPicPr>
                         </pic:nvPicPr>
                         <pic:blipFill>
-                          <a:blip r:embed="rId97"/>
+                          <a:blip r:embed="rId98"/>
                           <a:stretch>
                             <a:fillRect/>
                           </a:stretch>
@@ -6172,10 +6196,10 @@
               <w:pStyle w:val="ImageCaption"/>
             </w:pPr>
             <w:r>
-              <w:t xml:space="preserve">Figure 9: ROC Curve for the Best Model Configuration</w:t>
+              <w:t xml:space="preserve">Figure 10: ROC Curve for the Best Model Configuration</w:t>
             </w:r>
           </w:p>
-          <w:bookmarkEnd w:id="100"/>
+          <w:bookmarkEnd w:id="101"/>
         </w:tc>
       </w:tr>
     </w:tbl>
@@ -6195,7 +6219,7 @@
         </w:rPr>
         <w:t xml:space="preserve"> </w:t>
       </w:r>
-      <w:hyperlink r:id="rId101">
+      <w:hyperlink r:id="rId102">
         <w:r>
           <w:rPr>
             <w:rStyle w:val="Hyperlink"/>
@@ -6205,8 +6229,8 @@
         </w:r>
       </w:hyperlink>
     </w:p>
-    <w:bookmarkEnd w:id="102"/>
-    <w:bookmarkStart w:id="109" w:name="model-fairness"/>
+    <w:bookmarkEnd w:id="103"/>
+    <w:bookmarkStart w:id="110" w:name="model-fairness"/>
     <w:p>
       <w:pPr>
         <w:pStyle w:val="Heading2"/>
@@ -6228,7 +6252,7 @@
       <w:tr>
         <w:tc>
           <w:tcPr/>
-          <w:bookmarkStart w:id="106" w:name="fig-fairness"/>
+          <w:bookmarkStart w:id="107" w:name="fig-fairness"/>
           <w:p>
             <w:pPr>
               <w:pStyle w:val="Compact"/>
@@ -6239,18 +6263,18 @@
                 <wp:inline>
                   <wp:extent cx="5334000" cy="3810000"/>
                   <wp:effectExtent b="0" l="0" r="0" t="0"/>
-                  <wp:docPr descr="" title="" id="104" name="Picture"/>
+                  <wp:docPr descr="" title="" id="105" name="Picture"/>
                   <a:graphic>
                     <a:graphicData uri="http://schemas.openxmlformats.org/drawingml/2006/picture">
                       <pic:pic>
                         <pic:nvPicPr>
-                          <pic:cNvPr descr="index_files/figure-docx/notebooks-fairness-fig-fairness-output-1.png" id="105" name="Picture"/>
+                          <pic:cNvPr descr="index_files/figure-docx/notebooks-fairness-fig-fairness-output-1.png" id="106" name="Picture"/>
                           <pic:cNvPicPr>
                             <a:picLocks noChangeArrowheads="1" noChangeAspect="1"/>
                           </pic:cNvPicPr>
                         </pic:nvPicPr>
                         <pic:blipFill>
-                          <a:blip r:embed="rId103"/>
+                          <a:blip r:embed="rId104"/>
                           <a:stretch>
                             <a:fillRect/>
                           </a:stretch>
@@ -6287,10 +6311,10 @@
               <w:pStyle w:val="ImageCaption"/>
             </w:pPr>
             <w:r>
-              <w:t xml:space="preserve">Figure 10: auROC posterior distribution across different privileged vs. unprivileged groups</w:t>
+              <w:t xml:space="preserve">Figure 11: auROC posterior distribution across different privileged vs. unprivileged groups</w:t>
             </w:r>
           </w:p>
-          <w:bookmarkEnd w:id="106"/>
+          <w:bookmarkEnd w:id="107"/>
         </w:tc>
       </w:tr>
     </w:tbl>
@@ -6310,7 +6334,7 @@
         </w:rPr>
         <w:t xml:space="preserve"> </w:t>
       </w:r>
-      <w:hyperlink r:id="rId107">
+      <w:hyperlink r:id="rId108">
         <w:r>
           <w:rPr>
             <w:rStyle w:val="Hyperlink"/>
@@ -6355,7 +6379,7 @@
       <w:tr>
         <w:tc>
           <w:tcPr/>
-          <w:bookmarkStart w:id="108" w:name="tbl-fairness"/>
+          <w:bookmarkStart w:id="109" w:name="tbl-fairness"/>
           <w:tbl>
             <w:tblPr>
               <w:tblStyle w:val="Table"/>
@@ -6717,12 +6741,12 @@
               <w:t xml:space="preserve">Table 4: Model Performance Difference across different demographic subgroups</w:t>
             </w:r>
           </w:p>
-          <w:bookmarkEnd w:id="108"/>
+          <w:bookmarkEnd w:id="109"/>
         </w:tc>
       </w:tr>
     </w:tbl>
-    <w:bookmarkEnd w:id="109"/>
-    <w:bookmarkStart w:id="115" w:name="model-interpretation"/>
+    <w:bookmarkEnd w:id="110"/>
+    <w:bookmarkStart w:id="116" w:name="model-interpretation"/>
     <w:p>
       <w:pPr>
         <w:pStyle w:val="Heading2"/>
@@ -6744,7 +6768,7 @@
       <w:tr>
         <w:tc>
           <w:tcPr/>
-          <w:bookmarkStart w:id="113" w:name="fig-shaps"/>
+          <w:bookmarkStart w:id="114" w:name="fig-shaps"/>
           <w:p>
             <w:pPr>
               <w:pStyle w:val="Compact"/>
@@ -6755,18 +6779,18 @@
                 <wp:inline>
                   <wp:extent cx="5334000" cy="3810000"/>
                   <wp:effectExtent b="0" l="0" r="0" t="0"/>
-                  <wp:docPr descr="" title="" id="111" name="Picture"/>
+                  <wp:docPr descr="" title="" id="112" name="Picture"/>
                   <a:graphic>
                     <a:graphicData uri="http://schemas.openxmlformats.org/drawingml/2006/picture">
                       <pic:pic>
                         <pic:nvPicPr>
-                          <pic:cNvPr descr="index_files/figure-docx/notebooks-shaps-fig-shaps-output-1.png" id="112" name="Picture"/>
+                          <pic:cNvPr descr="index_files/figure-docx/notebooks-shaps-fig-shaps-output-1.png" id="113" name="Picture"/>
                           <pic:cNvPicPr>
                             <a:picLocks noChangeArrowheads="1" noChangeAspect="1"/>
                           </pic:cNvPicPr>
                         </pic:nvPicPr>
                         <pic:blipFill>
-                          <a:blip r:embed="rId110"/>
+                          <a:blip r:embed="rId111"/>
                           <a:stretch>
                             <a:fillRect/>
                           </a:stretch>
@@ -6803,10 +6827,10 @@
               <w:pStyle w:val="ImageCaption"/>
             </w:pPr>
             <w:r>
-              <w:t xml:space="preserve">Figure 11: Shapley Value</w:t>
+              <w:t xml:space="preserve">Figure 12: Shapley Value</w:t>
             </w:r>
           </w:p>
-          <w:bookmarkEnd w:id="113"/>
+          <w:bookmarkEnd w:id="114"/>
         </w:tc>
       </w:tr>
     </w:tbl>
@@ -6826,7 +6850,7 @@
         </w:rPr>
         <w:t xml:space="preserve"> </w:t>
       </w:r>
-      <w:hyperlink r:id="rId114">
+      <w:hyperlink r:id="rId115">
         <w:r>
           <w:rPr>
             <w:rStyle w:val="Hyperlink"/>
@@ -6841,9 +6865,9 @@
         <w:br w:type="page"/>
       </w:r>
     </w:p>
-    <w:bookmarkEnd w:id="115"/>
     <w:bookmarkEnd w:id="116"/>
-    <w:bookmarkStart w:id="238" w:name="discussions"/>
+    <w:bookmarkEnd w:id="117"/>
+    <w:bookmarkStart w:id="239" w:name="discussions"/>
     <w:p>
       <w:pPr>
         <w:pStyle w:val="Heading1"/>
@@ -6857,8 +6881,8 @@
         <w:br w:type="page"/>
       </w:r>
     </w:p>
-    <w:bookmarkStart w:id="237" w:name="refs"/>
-    <w:bookmarkStart w:id="118" w:name="Xafb9ebfeab280acee598deb0b35b093eec91108"/>
+    <w:bookmarkStart w:id="238" w:name="refs"/>
+    <w:bookmarkStart w:id="119" w:name="Xafb9ebfeab280acee598deb0b35b093eec91108"/>
     <w:p>
       <w:pPr>
         <w:pStyle w:val="Bibliography"/>
@@ -6948,7 +6972,7 @@
       <w:r>
         <w:t xml:space="preserve"> </w:t>
       </w:r>
-      <w:hyperlink r:id="rId117">
+      <w:hyperlink r:id="rId118">
         <w:r>
           <w:rPr>
             <w:rStyle w:val="Hyperlink"/>
@@ -6960,8 +6984,8 @@
         <w:t xml:space="preserve">.</w:t>
       </w:r>
     </w:p>
-    <w:bookmarkEnd w:id="118"/>
-    <w:bookmarkStart w:id="120" w:name="ref-afsharNaturalLanguageProcessing2019"/>
+    <w:bookmarkEnd w:id="119"/>
+    <w:bookmarkStart w:id="121" w:name="ref-afsharNaturalLanguageProcessing2019"/>
     <w:p>
       <w:pPr>
         <w:pStyle w:val="Bibliography"/>
@@ -6994,7 +7018,7 @@
       <w:r>
         <w:t xml:space="preserve"> </w:t>
       </w:r>
-      <w:hyperlink r:id="rId119">
+      <w:hyperlink r:id="rId120">
         <w:r>
           <w:rPr>
             <w:rStyle w:val="Hyperlink"/>
@@ -7006,8 +7030,8 @@
         <w:t xml:space="preserve">.</w:t>
       </w:r>
     </w:p>
-    <w:bookmarkEnd w:id="120"/>
-    <w:bookmarkStart w:id="122" w:name="Xc95fb8816eaf9f583d19d6cba6a9ac025f9fe91"/>
+    <w:bookmarkEnd w:id="121"/>
+    <w:bookmarkStart w:id="123" w:name="Xc95fb8816eaf9f583d19d6cba6a9ac025f9fe91"/>
     <w:p>
       <w:pPr>
         <w:pStyle w:val="Bibliography"/>
@@ -7195,7 +7219,7 @@
       <w:r>
         <w:t xml:space="preserve"> </w:t>
       </w:r>
-      <w:hyperlink r:id="rId121">
+      <w:hyperlink r:id="rId122">
         <w:r>
           <w:rPr>
             <w:rStyle w:val="Hyperlink"/>
@@ -7207,8 +7231,8 @@
         <w:t xml:space="preserve">.</w:t>
       </w:r>
     </w:p>
-    <w:bookmarkEnd w:id="122"/>
-    <w:bookmarkStart w:id="124" w:name="Xa710417644a60899013e4932e847385912f9696"/>
+    <w:bookmarkEnd w:id="123"/>
+    <w:bookmarkStart w:id="125" w:name="Xa710417644a60899013e4932e847385912f9696"/>
     <w:p>
       <w:pPr>
         <w:pStyle w:val="Bibliography"/>
@@ -7253,7 +7277,7 @@
       <w:r>
         <w:t xml:space="preserve"> </w:t>
       </w:r>
-      <w:hyperlink r:id="rId123">
+      <w:hyperlink r:id="rId124">
         <w:r>
           <w:rPr>
             <w:rStyle w:val="Hyperlink"/>
@@ -7265,8 +7289,8 @@
         <w:t xml:space="preserve">.</w:t>
       </w:r>
     </w:p>
-    <w:bookmarkEnd w:id="124"/>
-    <w:bookmarkStart w:id="126" w:name="ref-baeMobilePhoneSensors2018a"/>
+    <w:bookmarkEnd w:id="125"/>
+    <w:bookmarkStart w:id="127" w:name="ref-baeMobilePhoneSensors2018a"/>
     <w:p>
       <w:pPr>
         <w:pStyle w:val="Bibliography"/>
@@ -7329,7 +7353,7 @@
       <w:r>
         <w:t xml:space="preserve"> </w:t>
       </w:r>
-      <w:hyperlink r:id="rId125">
+      <w:hyperlink r:id="rId126">
         <w:r>
           <w:rPr>
             <w:rStyle w:val="Hyperlink"/>
@@ -7341,8 +7365,8 @@
         <w:t xml:space="preserve">.</w:t>
       </w:r>
     </w:p>
-    <w:bookmarkEnd w:id="126"/>
-    <w:bookmarkStart w:id="128" w:name="Xe55fcb9276abfce60e3423ca0e9912c33a11f0b"/>
+    <w:bookmarkEnd w:id="127"/>
+    <w:bookmarkStart w:id="129" w:name="Xe55fcb9276abfce60e3423ca0e9912c33a11f0b"/>
     <w:p>
       <w:pPr>
         <w:pStyle w:val="Bibliography"/>
@@ -7387,7 +7411,7 @@
       <w:r>
         <w:t xml:space="preserve"> </w:t>
       </w:r>
-      <w:hyperlink r:id="rId127">
+      <w:hyperlink r:id="rId128">
         <w:r>
           <w:rPr>
             <w:rStyle w:val="Hyperlink"/>
@@ -7399,8 +7423,8 @@
         <w:t xml:space="preserve">.</w:t>
       </w:r>
     </w:p>
-    <w:bookmarkEnd w:id="128"/>
-    <w:bookmarkStart w:id="130" w:name="X0dfc9bfbbbc9cc86d14160256792ce0ff6efdd3"/>
+    <w:bookmarkEnd w:id="129"/>
+    <w:bookmarkStart w:id="131" w:name="X0dfc9bfbbbc9cc86d14160256792ce0ff6efdd3"/>
     <w:p>
       <w:pPr>
         <w:pStyle w:val="Bibliography"/>
@@ -7433,7 +7457,7 @@
       <w:r>
         <w:t xml:space="preserve"> </w:t>
       </w:r>
-      <w:hyperlink r:id="rId129">
+      <w:hyperlink r:id="rId130">
         <w:r>
           <w:rPr>
             <w:rStyle w:val="Hyperlink"/>
@@ -7445,8 +7469,8 @@
         <w:t xml:space="preserve">.</w:t>
       </w:r>
     </w:p>
-    <w:bookmarkEnd w:id="130"/>
-    <w:bookmarkStart w:id="132" w:name="ref-bucciTheyAreNot2019"/>
+    <w:bookmarkEnd w:id="131"/>
+    <w:bookmarkStart w:id="133" w:name="ref-bucciTheyAreNot2019"/>
     <w:p>
       <w:pPr>
         <w:pStyle w:val="Bibliography"/>
@@ -7530,7 +7554,7 @@
       <w:r>
         <w:t xml:space="preserve"> </w:t>
       </w:r>
-      <w:hyperlink r:id="rId131">
+      <w:hyperlink r:id="rId132">
         <w:r>
           <w:rPr>
             <w:rStyle w:val="Hyperlink"/>
@@ -7542,8 +7566,8 @@
         <w:t xml:space="preserve">.</w:t>
       </w:r>
     </w:p>
-    <w:bookmarkEnd w:id="132"/>
-    <w:bookmarkStart w:id="134" w:name="X565bbce5bff6dc592dea5af242f12d8b37400a4"/>
+    <w:bookmarkEnd w:id="133"/>
+    <w:bookmarkStart w:id="135" w:name="X565bbce5bff6dc592dea5af242f12d8b37400a4"/>
     <w:p>
       <w:pPr>
         <w:pStyle w:val="Bibliography"/>
@@ -7630,7 +7654,7 @@
       <w:r>
         <w:t xml:space="preserve"> </w:t>
       </w:r>
-      <w:hyperlink r:id="rId133">
+      <w:hyperlink r:id="rId134">
         <w:r>
           <w:rPr>
             <w:rStyle w:val="Hyperlink"/>
@@ -7642,8 +7666,8 @@
         <w:t xml:space="preserve">.</w:t>
       </w:r>
     </w:p>
-    <w:bookmarkEnd w:id="134"/>
-    <w:bookmarkStart w:id="136" w:name="ref-chihPredictiveModelingAddiction2014a"/>
+    <w:bookmarkEnd w:id="135"/>
+    <w:bookmarkStart w:id="137" w:name="ref-chihPredictiveModelingAddiction2014a"/>
     <w:p>
       <w:pPr>
         <w:pStyle w:val="Bibliography"/>
@@ -7676,7 +7700,7 @@
       <w:r>
         <w:t xml:space="preserve"> </w:t>
       </w:r>
-      <w:hyperlink r:id="rId135">
+      <w:hyperlink r:id="rId136">
         <w:r>
           <w:rPr>
             <w:rStyle w:val="Hyperlink"/>
@@ -7688,8 +7712,8 @@
         <w:t xml:space="preserve">.</w:t>
       </w:r>
     </w:p>
-    <w:bookmarkEnd w:id="136"/>
-    <w:bookmarkStart w:id="138" w:name="ref-chungRelapseAlcoholOther2006a"/>
+    <w:bookmarkEnd w:id="137"/>
+    <w:bookmarkStart w:id="139" w:name="ref-chungRelapseAlcoholOther2006a"/>
     <w:p>
       <w:pPr>
         <w:pStyle w:val="Bibliography"/>
@@ -7731,7 +7755,7 @@
       <w:r>
         <w:t xml:space="preserve"> </w:t>
       </w:r>
-      <w:hyperlink r:id="rId137">
+      <w:hyperlink r:id="rId138">
         <w:r>
           <w:rPr>
             <w:rStyle w:val="Hyperlink"/>
@@ -7743,8 +7767,8 @@
         <w:t xml:space="preserve">.</w:t>
       </w:r>
     </w:p>
-    <w:bookmarkEnd w:id="138"/>
-    <w:bookmarkStart w:id="140" w:name="ref-czyzEcologicalAssessmentDaily2018"/>
+    <w:bookmarkEnd w:id="139"/>
+    <w:bookmarkStart w:id="141" w:name="ref-czyzEcologicalAssessmentDaily2018"/>
     <w:p>
       <w:pPr>
         <w:pStyle w:val="Bibliography"/>
@@ -7789,7 +7813,7 @@
       <w:r>
         <w:t xml:space="preserve"> </w:t>
       </w:r>
-      <w:hyperlink r:id="rId139">
+      <w:hyperlink r:id="rId140">
         <w:r>
           <w:rPr>
             <w:rStyle w:val="Hyperlink"/>
@@ -7801,8 +7825,8 @@
         <w:t xml:space="preserve">.</w:t>
       </w:r>
     </w:p>
-    <w:bookmarkEnd w:id="140"/>
-    <w:bookmarkStart w:id="142" w:name="ref-dibartoloAlcoholUseDisorder2017"/>
+    <w:bookmarkEnd w:id="141"/>
+    <w:bookmarkStart w:id="143" w:name="ref-dibartoloAlcoholUseDisorder2017"/>
     <w:p>
       <w:pPr>
         <w:pStyle w:val="Bibliography"/>
@@ -7889,7 +7913,7 @@
       <w:r>
         <w:t xml:space="preserve"> </w:t>
       </w:r>
-      <w:hyperlink r:id="rId141">
+      <w:hyperlink r:id="rId142">
         <w:r>
           <w:rPr>
             <w:rStyle w:val="Hyperlink"/>
@@ -7901,8 +7925,8 @@
         <w:t xml:space="preserve">.</w:t>
       </w:r>
     </w:p>
-    <w:bookmarkEnd w:id="142"/>
-    <w:bookmarkStart w:id="144" w:name="ref-feingoldProximalVsDistal2015"/>
+    <w:bookmarkEnd w:id="143"/>
+    <w:bookmarkStart w:id="145" w:name="ref-feingoldProximalVsDistal2015"/>
     <w:p>
       <w:pPr>
         <w:pStyle w:val="Bibliography"/>
@@ -7935,7 +7959,7 @@
       <w:r>
         <w:t xml:space="preserve"> </w:t>
       </w:r>
-      <w:hyperlink r:id="rId143">
+      <w:hyperlink r:id="rId144">
         <w:r>
           <w:rPr>
             <w:rStyle w:val="Hyperlink"/>
@@ -7947,8 +7971,8 @@
         <w:t xml:space="preserve">.</w:t>
       </w:r>
     </w:p>
-    <w:bookmarkEnd w:id="144"/>
-    <w:bookmarkStart w:id="146" w:name="ref-finnPerceivedBarriersSeeking2023"/>
+    <w:bookmarkEnd w:id="145"/>
+    <w:bookmarkStart w:id="147" w:name="ref-finnPerceivedBarriersSeeking2023"/>
     <w:p>
       <w:pPr>
         <w:pStyle w:val="Bibliography"/>
@@ -7993,7 +8017,7 @@
       <w:r>
         <w:t xml:space="preserve"> </w:t>
       </w:r>
-      <w:hyperlink r:id="rId145">
+      <w:hyperlink r:id="rId146">
         <w:r>
           <w:rPr>
             <w:rStyle w:val="Hyperlink"/>
@@ -8005,8 +8029,8 @@
         <w:t xml:space="preserve">.</w:t>
       </w:r>
     </w:p>
-    <w:bookmarkEnd w:id="146"/>
-    <w:bookmarkStart w:id="148" w:name="ref-gilbertGenderDifferencesUse2019b"/>
+    <w:bookmarkEnd w:id="147"/>
+    <w:bookmarkStart w:id="149" w:name="ref-gilbertGenderDifferencesUse2019b"/>
     <w:p>
       <w:pPr>
         <w:pStyle w:val="Bibliography"/>
@@ -8108,7 +8132,7 @@
       <w:r>
         <w:t xml:space="preserve"> </w:t>
       </w:r>
-      <w:hyperlink r:id="rId147">
+      <w:hyperlink r:id="rId148">
         <w:r>
           <w:rPr>
             <w:rStyle w:val="Hyperlink"/>
@@ -8120,8 +8144,8 @@
         <w:t xml:space="preserve">.</w:t>
       </w:r>
     </w:p>
-    <w:bookmarkEnd w:id="148"/>
-    <w:bookmarkStart w:id="150" w:name="Xda7e0211c819cfbb87f310a4ff9aa4e691fefed"/>
+    <w:bookmarkEnd w:id="149"/>
+    <w:bookmarkStart w:id="151" w:name="Xda7e0211c819cfbb87f310a4ff9aa4e691fefed"/>
     <w:p>
       <w:pPr>
         <w:pStyle w:val="Bibliography"/>
@@ -8205,7 +8229,7 @@
       <w:r>
         <w:t xml:space="preserve"> </w:t>
       </w:r>
-      <w:hyperlink r:id="rId149">
+      <w:hyperlink r:id="rId150">
         <w:r>
           <w:rPr>
             <w:rStyle w:val="Hyperlink"/>
@@ -8217,8 +8241,8 @@
         <w:t xml:space="preserve">.</w:t>
       </w:r>
     </w:p>
-    <w:bookmarkEnd w:id="150"/>
-    <w:bookmarkStart w:id="152" w:name="Xb18b2d127665d50164a17bc8322beef69d4f980"/>
+    <w:bookmarkEnd w:id="151"/>
+    <w:bookmarkStart w:id="153" w:name="Xb18b2d127665d50164a17bc8322beef69d4f980"/>
     <w:p>
       <w:pPr>
         <w:pStyle w:val="Bibliography"/>
@@ -8263,7 +8287,7 @@
       <w:r>
         <w:t xml:space="preserve"> </w:t>
       </w:r>
-      <w:hyperlink r:id="rId151">
+      <w:hyperlink r:id="rId152">
         <w:r>
           <w:rPr>
             <w:rStyle w:val="Hyperlink"/>
@@ -8275,8 +8299,8 @@
         <w:t xml:space="preserve">.</w:t>
       </w:r>
     </w:p>
-    <w:bookmarkEnd w:id="152"/>
-    <w:bookmarkStart w:id="154" w:name="Xf3bbd2f018d15797242e38137a2bb5183901854"/>
+    <w:bookmarkEnd w:id="153"/>
+    <w:bookmarkStart w:id="155" w:name="Xf3bbd2f018d15797242e38137a2bb5183901854"/>
     <w:p>
       <w:pPr>
         <w:pStyle w:val="Bibliography"/>
@@ -8309,7 +8333,7 @@
       <w:r>
         <w:t xml:space="preserve"> </w:t>
       </w:r>
-      <w:hyperlink r:id="rId153">
+      <w:hyperlink r:id="rId154">
         <w:r>
           <w:rPr>
             <w:rStyle w:val="Hyperlink"/>
@@ -8321,8 +8345,8 @@
         <w:t xml:space="preserve">.</w:t>
       </w:r>
     </w:p>
-    <w:bookmarkEnd w:id="154"/>
-    <w:bookmarkStart w:id="156" w:name="Xc607b352943521404e0f20019d77839d3605993"/>
+    <w:bookmarkEnd w:id="155"/>
+    <w:bookmarkStart w:id="157" w:name="Xc607b352943521404e0f20019d77839d3605993"/>
     <w:p>
       <w:pPr>
         <w:pStyle w:val="Bibliography"/>
@@ -8388,7 +8412,7 @@
       <w:r>
         <w:t xml:space="preserve"> </w:t>
       </w:r>
-      <w:hyperlink r:id="rId155">
+      <w:hyperlink r:id="rId156">
         <w:r>
           <w:rPr>
             <w:rStyle w:val="Hyperlink"/>
@@ -8400,8 +8424,8 @@
         <w:t xml:space="preserve">.</w:t>
       </w:r>
     </w:p>
-    <w:bookmarkEnd w:id="156"/>
-    <w:bookmarkStart w:id="158" w:name="X908b868cf8e06446dd59b9be0145f3be3b8216e"/>
+    <w:bookmarkEnd w:id="157"/>
+    <w:bookmarkStart w:id="159" w:name="X908b868cf8e06446dd59b9be0145f3be3b8216e"/>
     <w:p>
       <w:pPr>
         <w:pStyle w:val="Bibliography"/>
@@ -8488,7 +8512,7 @@
       <w:r>
         <w:t xml:space="preserve"> </w:t>
       </w:r>
-      <w:hyperlink r:id="rId157">
+      <w:hyperlink r:id="rId158">
         <w:r>
           <w:rPr>
             <w:rStyle w:val="Hyperlink"/>
@@ -8500,8 +8524,8 @@
         <w:t xml:space="preserve">.</w:t>
       </w:r>
     </w:p>
-    <w:bookmarkEnd w:id="158"/>
-    <w:bookmarkStart w:id="160" w:name="ref-jacobsonUsingDigitalTherapeutics2023"/>
+    <w:bookmarkEnd w:id="159"/>
+    <w:bookmarkStart w:id="161" w:name="ref-jacobsonUsingDigitalTherapeutics2023"/>
     <w:p>
       <w:pPr>
         <w:pStyle w:val="Bibliography"/>
@@ -8524,7 +8548,7 @@
       <w:r>
         <w:t xml:space="preserve"> </w:t>
       </w:r>
-      <w:hyperlink r:id="rId159">
+      <w:hyperlink r:id="rId160">
         <w:r>
           <w:rPr>
             <w:rStyle w:val="Hyperlink"/>
@@ -8536,8 +8560,8 @@
         <w:t xml:space="preserve">.</w:t>
       </w:r>
     </w:p>
-    <w:bookmarkEnd w:id="160"/>
-    <w:bookmarkStart w:id="162" w:name="ref-kaddenMarlattRelapseTaxonomy1996"/>
+    <w:bookmarkEnd w:id="161"/>
+    <w:bookmarkStart w:id="163" w:name="ref-kaddenMarlattRelapseTaxonomy1996"/>
     <w:p>
       <w:pPr>
         <w:pStyle w:val="Bibliography"/>
@@ -8579,7 +8603,7 @@
       <w:r>
         <w:t xml:space="preserve"> </w:t>
       </w:r>
-      <w:hyperlink r:id="rId161">
+      <w:hyperlink r:id="rId162">
         <w:r>
           <w:rPr>
             <w:rStyle w:val="Hyperlink"/>
@@ -8591,8 +8615,8 @@
         <w:t xml:space="preserve">.</w:t>
       </w:r>
     </w:p>
-    <w:bookmarkEnd w:id="162"/>
-    <w:bookmarkStart w:id="164" w:name="ref-kaufmannTreatmentSeekingBarriers2014"/>
+    <w:bookmarkEnd w:id="163"/>
+    <w:bookmarkStart w:id="165" w:name="ref-kaufmannTreatmentSeekingBarriers2014"/>
     <w:p>
       <w:pPr>
         <w:pStyle w:val="Bibliography"/>
@@ -8625,7 +8649,7 @@
       <w:r>
         <w:t xml:space="preserve"> </w:t>
       </w:r>
-      <w:hyperlink r:id="rId163">
+      <w:hyperlink r:id="rId164">
         <w:r>
           <w:rPr>
             <w:rStyle w:val="Hyperlink"/>
@@ -8637,8 +8661,8 @@
         <w:t xml:space="preserve">.</w:t>
       </w:r>
     </w:p>
-    <w:bookmarkEnd w:id="164"/>
-    <w:bookmarkStart w:id="165" w:name="ref-korlakuntaReasonsRelapsePatients2012"/>
+    <w:bookmarkEnd w:id="165"/>
+    <w:bookmarkStart w:id="166" w:name="ref-korlakuntaReasonsRelapsePatients2012"/>
     <w:p>
       <w:pPr>
         <w:pStyle w:val="Bibliography"/>
@@ -8669,8 +8693,8 @@
         <w:t xml:space="preserve">13 (2): 108.</w:t>
       </w:r>
     </w:p>
-    <w:bookmarkEnd w:id="165"/>
-    <w:bookmarkStart w:id="167" w:name="ref-lecomteMobileAppsMental2020"/>
+    <w:bookmarkEnd w:id="166"/>
+    <w:bookmarkStart w:id="168" w:name="ref-lecomteMobileAppsMental2020"/>
     <w:p>
       <w:pPr>
         <w:pStyle w:val="Bibliography"/>
@@ -8745,7 +8769,7 @@
       <w:r>
         <w:t xml:space="preserve"> </w:t>
       </w:r>
-      <w:hyperlink r:id="rId166">
+      <w:hyperlink r:id="rId167">
         <w:r>
           <w:rPr>
             <w:rStyle w:val="Hyperlink"/>
@@ -8757,8 +8781,8 @@
         <w:t xml:space="preserve">.</w:t>
       </w:r>
     </w:p>
-    <w:bookmarkEnd w:id="167"/>
-    <w:bookmarkStart w:id="169" w:name="ref-leeDataDrivenDigitalTherapeutics2023"/>
+    <w:bookmarkEnd w:id="168"/>
+    <w:bookmarkStart w:id="170" w:name="ref-leeDataDrivenDigitalTherapeutics2023"/>
     <w:p>
       <w:pPr>
         <w:pStyle w:val="Bibliography"/>
@@ -8821,7 +8845,7 @@
       <w:r>
         <w:t xml:space="preserve"> </w:t>
       </w:r>
-      <w:hyperlink r:id="rId168">
+      <w:hyperlink r:id="rId169">
         <w:r>
           <w:rPr>
             <w:rStyle w:val="Hyperlink"/>
@@ -8833,8 +8857,8 @@
         <w:t xml:space="preserve">.</w:t>
       </w:r>
     </w:p>
-    <w:bookmarkEnd w:id="169"/>
-    <w:bookmarkStart w:id="171" w:name="Xad0e05bf336dda97d227027eae040cfde33d783"/>
+    <w:bookmarkEnd w:id="170"/>
+    <w:bookmarkStart w:id="172" w:name="Xad0e05bf336dda97d227027eae040cfde33d783"/>
     <w:p>
       <w:pPr>
         <w:pStyle w:val="Bibliography"/>
@@ -8876,7 +8900,7 @@
       <w:r>
         <w:t xml:space="preserve"> </w:t>
       </w:r>
-      <w:hyperlink r:id="rId170">
+      <w:hyperlink r:id="rId171">
         <w:r>
           <w:rPr>
             <w:rStyle w:val="Hyperlink"/>
@@ -8888,8 +8912,8 @@
         <w:t xml:space="preserve">.</w:t>
       </w:r>
     </w:p>
-    <w:bookmarkEnd w:id="171"/>
-    <w:bookmarkStart w:id="172" w:name="X34be55f2a2ff67a14e7206627bb93b426490c87"/>
+    <w:bookmarkEnd w:id="172"/>
+    <w:bookmarkStart w:id="173" w:name="X34be55f2a2ff67a14e7206627bb93b426490c87"/>
     <w:p>
       <w:pPr>
         <w:pStyle w:val="Bibliography"/>
@@ -8974,8 +8998,8 @@
         <w:t xml:space="preserve">’17. Red Hook, NY, USA: Curran Associates Inc.</w:t>
       </w:r>
     </w:p>
-    <w:bookmarkEnd w:id="172"/>
-    <w:bookmarkStart w:id="174" w:name="X22e9be3824ec77f661ff36dcfd4b6270812f56f"/>
+    <w:bookmarkEnd w:id="173"/>
+    <w:bookmarkStart w:id="175" w:name="X22e9be3824ec77f661ff36dcfd4b6270812f56f"/>
     <w:p>
       <w:pPr>
         <w:pStyle w:val="Bibliography"/>
@@ -9008,7 +9032,7 @@
       <w:r>
         <w:t xml:space="preserve"> </w:t>
       </w:r>
-      <w:hyperlink r:id="rId173">
+      <w:hyperlink r:id="rId174">
         <w:r>
           <w:rPr>
             <w:rStyle w:val="Hyperlink"/>
@@ -9020,8 +9044,8 @@
         <w:t xml:space="preserve">.</w:t>
       </w:r>
     </w:p>
-    <w:bookmarkEnd w:id="174"/>
-    <w:bookmarkStart w:id="176" w:name="X1329989714ddcecd7db483e12083768f0c5e635"/>
+    <w:bookmarkEnd w:id="175"/>
+    <w:bookmarkStart w:id="177" w:name="X1329989714ddcecd7db483e12083768f0c5e635"/>
     <w:p>
       <w:pPr>
         <w:pStyle w:val="Bibliography"/>
@@ -9054,7 +9078,7 @@
       <w:r>
         <w:t xml:space="preserve"> </w:t>
       </w:r>
-      <w:hyperlink r:id="rId175">
+      <w:hyperlink r:id="rId176">
         <w:r>
           <w:rPr>
             <w:rStyle w:val="Hyperlink"/>
@@ -9066,8 +9090,8 @@
         <w:t xml:space="preserve">.</w:t>
       </w:r>
     </w:p>
-    <w:bookmarkEnd w:id="176"/>
-    <w:bookmarkStart w:id="177" w:name="Xacc8c8a96f728736c6ec7be4d5ae02bdeea04b4"/>
+    <w:bookmarkEnd w:id="177"/>
+    <w:bookmarkStart w:id="178" w:name="Xacc8c8a96f728736c6ec7be4d5ae02bdeea04b4"/>
     <w:p>
       <w:pPr>
         <w:pStyle w:val="Bibliography"/>
@@ -9129,8 +9153,8 @@
         <w:t xml:space="preserve">Strategies in the Treatment of Addictive Behaviors, 2nd Ed. New York, NY, US: The Guilford Press.</w:t>
       </w:r>
     </w:p>
-    <w:bookmarkEnd w:id="177"/>
-    <w:bookmarkStart w:id="179" w:name="ref-mayBarriersTreatmentAlcohol2019"/>
+    <w:bookmarkEnd w:id="178"/>
+    <w:bookmarkStart w:id="180" w:name="ref-mayBarriersTreatmentAlcohol2019"/>
     <w:p>
       <w:pPr>
         <w:pStyle w:val="Bibliography"/>
@@ -9184,7 +9208,7 @@
       <w:r>
         <w:t xml:space="preserve"> </w:t>
       </w:r>
-      <w:hyperlink r:id="rId178">
+      <w:hyperlink r:id="rId179">
         <w:r>
           <w:rPr>
             <w:rStyle w:val="Hyperlink"/>
@@ -9196,8 +9220,8 @@
         <w:t xml:space="preserve">.</w:t>
       </w:r>
     </w:p>
-    <w:bookmarkEnd w:id="179"/>
-    <w:bookmarkStart w:id="181" w:name="ref-mckayStudiesFactorsRelapse1999a"/>
+    <w:bookmarkEnd w:id="180"/>
+    <w:bookmarkStart w:id="182" w:name="ref-mckayStudiesFactorsRelapse1999a"/>
     <w:p>
       <w:pPr>
         <w:pStyle w:val="Bibliography"/>
@@ -9230,7 +9254,7 @@
       <w:r>
         <w:t xml:space="preserve"> </w:t>
       </w:r>
-      <w:hyperlink r:id="rId180">
+      <w:hyperlink r:id="rId181">
         <w:r>
           <w:rPr>
             <w:rStyle w:val="Hyperlink"/>
@@ -9242,8 +9266,8 @@
         <w:t xml:space="preserve">.</w:t>
       </w:r>
     </w:p>
-    <w:bookmarkEnd w:id="181"/>
-    <w:bookmarkStart w:id="183" w:name="Xa85aa3e69b96711203dd276459c27e9adfa1c91"/>
+    <w:bookmarkEnd w:id="182"/>
+    <w:bookmarkStart w:id="184" w:name="Xa85aa3e69b96711203dd276459c27e9adfa1c91"/>
     <w:p>
       <w:pPr>
         <w:pStyle w:val="Bibliography"/>
@@ -9276,7 +9300,7 @@
       <w:r>
         <w:t xml:space="preserve"> </w:t>
       </w:r>
-      <w:hyperlink r:id="rId182">
+      <w:hyperlink r:id="rId183">
         <w:r>
           <w:rPr>
             <w:rStyle w:val="Hyperlink"/>
@@ -9288,8 +9312,8 @@
         <w:t xml:space="preserve">.</w:t>
       </w:r>
     </w:p>
-    <w:bookmarkEnd w:id="183"/>
-    <w:bookmarkStart w:id="185" w:name="X2c8fdc1f963588c4e5803538f331fc3ec069650"/>
+    <w:bookmarkEnd w:id="184"/>
+    <w:bookmarkStart w:id="186" w:name="X2c8fdc1f963588c4e5803538f331fc3ec069650"/>
     <w:p>
       <w:pPr>
         <w:pStyle w:val="Bibliography"/>
@@ -9322,7 +9346,7 @@
       <w:r>
         <w:t xml:space="preserve"> </w:t>
       </w:r>
-      <w:hyperlink r:id="rId184">
+      <w:hyperlink r:id="rId185">
         <w:r>
           <w:rPr>
             <w:rStyle w:val="Hyperlink"/>
@@ -9334,8 +9358,8 @@
         <w:t xml:space="preserve">.</w:t>
       </w:r>
     </w:p>
-    <w:bookmarkEnd w:id="185"/>
-    <w:bookmarkStart w:id="187" w:name="ref-millerWhatRelapseFifty1996"/>
+    <w:bookmarkEnd w:id="186"/>
+    <w:bookmarkStart w:id="188" w:name="ref-millerWhatRelapseFifty1996"/>
     <w:p>
       <w:pPr>
         <w:pStyle w:val="Bibliography"/>
@@ -9380,7 +9404,7 @@
       <w:r>
         <w:t xml:space="preserve"> </w:t>
       </w:r>
-      <w:hyperlink r:id="rId186">
+      <w:hyperlink r:id="rId187">
         <w:r>
           <w:rPr>
             <w:rStyle w:val="Hyperlink"/>
@@ -9392,8 +9416,8 @@
         <w:t xml:space="preserve">.</w:t>
       </w:r>
     </w:p>
-    <w:bookmarkEnd w:id="187"/>
-    <w:bookmarkStart w:id="189" w:name="X2c49998dea99682d6b5f0124ff3ae02aa1b44c6"/>
+    <w:bookmarkEnd w:id="188"/>
+    <w:bookmarkStart w:id="190" w:name="X2c49998dea99682d6b5f0124ff3ae02aa1b44c6"/>
     <w:p>
       <w:pPr>
         <w:pStyle w:val="Bibliography"/>
@@ -9438,7 +9462,7 @@
       <w:r>
         <w:t xml:space="preserve"> </w:t>
       </w:r>
-      <w:hyperlink r:id="rId188">
+      <w:hyperlink r:id="rId189">
         <w:r>
           <w:rPr>
             <w:rStyle w:val="Hyperlink"/>
@@ -9450,8 +9474,8 @@
         <w:t xml:space="preserve">.</w:t>
       </w:r>
     </w:p>
-    <w:bookmarkEnd w:id="189"/>
-    <w:bookmarkStart w:id="190" w:name="X10ed27139bf2726a3dc2246fcd4428578cdfcc2"/>
+    <w:bookmarkEnd w:id="190"/>
+    <w:bookmarkStart w:id="191" w:name="X10ed27139bf2726a3dc2246fcd4428578cdfcc2"/>
     <w:p>
       <w:pPr>
         <w:pStyle w:val="Bibliography"/>
@@ -9535,8 +9559,8 @@
         <w:t xml:space="preserve">https://www.niaaa.nih.gov/alcohols-effects-health/alcohol-topics/alcohol-facts-and-statistics/alcohol-treatment-united-states.</w:t>
       </w:r>
     </w:p>
-    <w:bookmarkEnd w:id="190"/>
-    <w:bookmarkStart w:id="191" w:name="X7d82e15a6eb3257cdf0f7a217921497f7a56ebb"/>
+    <w:bookmarkEnd w:id="191"/>
+    <w:bookmarkStart w:id="192" w:name="X7d82e15a6eb3257cdf0f7a217921497f7a56ebb"/>
     <w:p>
       <w:pPr>
         <w:pStyle w:val="Bibliography"/>
@@ -9647,8 +9671,8 @@
         <w:t xml:space="preserve">https://www.niaaa.nih.gov/alcohols-effects-health/alcohol-topics/alcohol-facts-and-statistics/alcohol-use-disorder-aud-united-states-age-groups-and-demographic-characteristics.</w:t>
       </w:r>
     </w:p>
-    <w:bookmarkEnd w:id="191"/>
-    <w:bookmarkStart w:id="192" w:name="Xefd2679ad72dde34adff1afa8671a6410298df4"/>
+    <w:bookmarkEnd w:id="192"/>
+    <w:bookmarkStart w:id="193" w:name="Xefd2679ad72dde34adff1afa8671a6410298df4"/>
     <w:p>
       <w:pPr>
         <w:pStyle w:val="Bibliography"/>
@@ -9702,8 +9726,8 @@
         <w:t xml:space="preserve">September.</w:t>
       </w:r>
     </w:p>
-    <w:bookmarkEnd w:id="192"/>
-    <w:bookmarkStart w:id="194" w:name="ref-perskiAcceptabilityDigitalHealth2021"/>
+    <w:bookmarkEnd w:id="193"/>
+    <w:bookmarkStart w:id="195" w:name="ref-perskiAcceptabilityDigitalHealth2021"/>
     <w:p>
       <w:pPr>
         <w:pStyle w:val="Bibliography"/>
@@ -9736,7 +9760,7 @@
       <w:r>
         <w:t xml:space="preserve"> </w:t>
       </w:r>
-      <w:hyperlink r:id="rId193">
+      <w:hyperlink r:id="rId194">
         <w:r>
           <w:rPr>
             <w:rStyle w:val="Hyperlink"/>
@@ -9748,8 +9772,8 @@
         <w:t xml:space="preserve">.</w:t>
       </w:r>
     </w:p>
-    <w:bookmarkEnd w:id="194"/>
-    <w:bookmarkStart w:id="196" w:name="Xb003b0f0cdb6de2c73ba14c880bf3ed3d4d8add"/>
+    <w:bookmarkEnd w:id="195"/>
+    <w:bookmarkStart w:id="197" w:name="Xb003b0f0cdb6de2c73ba14c880bf3ed3d4d8add"/>
     <w:p>
       <w:pPr>
         <w:pStyle w:val="Bibliography"/>
@@ -9836,7 +9860,7 @@
       <w:r>
         <w:t xml:space="preserve"> </w:t>
       </w:r>
-      <w:hyperlink r:id="rId195">
+      <w:hyperlink r:id="rId196">
         <w:r>
           <w:rPr>
             <w:rStyle w:val="Hyperlink"/>
@@ -9848,8 +9872,8 @@
         <w:t xml:space="preserve">.</w:t>
       </w:r>
     </w:p>
-    <w:bookmarkEnd w:id="196"/>
-    <w:bookmarkStart w:id="198" w:name="Xbb4506c53ef69c4b172ea82120c613272a44938"/>
+    <w:bookmarkEnd w:id="197"/>
+    <w:bookmarkStart w:id="199" w:name="Xbb4506c53ef69c4b172ea82120c613272a44938"/>
     <w:p>
       <w:pPr>
         <w:pStyle w:val="Bibliography"/>
@@ -9900,7 +9924,7 @@
       <w:r>
         <w:t xml:space="preserve"> </w:t>
       </w:r>
-      <w:hyperlink r:id="rId197">
+      <w:hyperlink r:id="rId198">
         <w:r>
           <w:rPr>
             <w:rStyle w:val="Hyperlink"/>
@@ -9912,8 +9936,8 @@
         <w:t xml:space="preserve">.</w:t>
       </w:r>
     </w:p>
-    <w:bookmarkEnd w:id="198"/>
-    <w:bookmarkStart w:id="200" w:name="ref-probstAlcoholUseDisorder2015"/>
+    <w:bookmarkEnd w:id="199"/>
+    <w:bookmarkStart w:id="201" w:name="ref-probstAlcoholUseDisorder2015"/>
     <w:p>
       <w:pPr>
         <w:pStyle w:val="Bibliography"/>
@@ -9958,7 +9982,7 @@
       <w:r>
         <w:t xml:space="preserve"> </w:t>
       </w:r>
-      <w:hyperlink r:id="rId199">
+      <w:hyperlink r:id="rId200">
         <w:r>
           <w:rPr>
             <w:rStyle w:val="Hyperlink"/>
@@ -9970,8 +9994,8 @@
         <w:t xml:space="preserve">.</w:t>
       </w:r>
     </w:p>
-    <w:bookmarkEnd w:id="200"/>
-    <w:bookmarkStart w:id="202" w:name="ref-sacks2010NationalState2015a"/>
+    <w:bookmarkEnd w:id="201"/>
+    <w:bookmarkStart w:id="203" w:name="ref-sacks2010NationalState2015a"/>
     <w:p>
       <w:pPr>
         <w:pStyle w:val="Bibliography"/>
@@ -10037,7 +10061,7 @@
       <w:r>
         <w:t xml:space="preserve"> </w:t>
       </w:r>
-      <w:hyperlink r:id="rId201">
+      <w:hyperlink r:id="rId202">
         <w:r>
           <w:rPr>
             <w:rStyle w:val="Hyperlink"/>
@@ -10049,8 +10073,8 @@
         <w:t xml:space="preserve">.</w:t>
       </w:r>
     </w:p>
-    <w:bookmarkEnd w:id="202"/>
-    <w:bookmarkStart w:id="204" w:name="X09d525bde5cdf46e9beb75f4b54b37f879a73a6"/>
+    <w:bookmarkEnd w:id="203"/>
+    <w:bookmarkStart w:id="205" w:name="X09d525bde5cdf46e9beb75f4b54b37f879a73a6"/>
     <w:p>
       <w:pPr>
         <w:pStyle w:val="Bibliography"/>
@@ -10125,7 +10149,7 @@
       <w:r>
         <w:t xml:space="preserve"> </w:t>
       </w:r>
-      <w:hyperlink r:id="rId203">
+      <w:hyperlink r:id="rId204">
         <w:r>
           <w:rPr>
             <w:rStyle w:val="Hyperlink"/>
@@ -10137,8 +10161,8 @@
         <w:t xml:space="preserve">.</w:t>
       </w:r>
     </w:p>
-    <w:bookmarkEnd w:id="204"/>
-    <w:bookmarkStart w:id="206" w:name="ref-scottPathwaysRelapseTreatment2005"/>
+    <w:bookmarkEnd w:id="205"/>
+    <w:bookmarkStart w:id="207" w:name="ref-scottPathwaysRelapseTreatment2005"/>
     <w:p>
       <w:pPr>
         <w:pStyle w:val="Bibliography"/>
@@ -10171,7 +10195,7 @@
       <w:r>
         <w:t xml:space="preserve"> </w:t>
       </w:r>
-      <w:hyperlink r:id="rId205">
+      <w:hyperlink r:id="rId206">
         <w:r>
           <w:rPr>
             <w:rStyle w:val="Hyperlink"/>
@@ -10183,8 +10207,8 @@
         <w:t xml:space="preserve">.</w:t>
       </w:r>
     </w:p>
-    <w:bookmarkEnd w:id="206"/>
-    <w:bookmarkStart w:id="208" w:name="ref-sedarousCultureStigmaInequities2023"/>
+    <w:bookmarkEnd w:id="207"/>
+    <w:bookmarkStart w:id="209" w:name="ref-sedarousCultureStigmaInequities2023"/>
     <w:p>
       <w:pPr>
         <w:pStyle w:val="Bibliography"/>
@@ -10217,7 +10241,7 @@
       <w:r>
         <w:t xml:space="preserve"> </w:t>
       </w:r>
-      <w:hyperlink r:id="rId207">
+      <w:hyperlink r:id="rId208">
         <w:r>
           <w:rPr>
             <w:rStyle w:val="Hyperlink"/>
@@ -10229,8 +10253,8 @@
         <w:t xml:space="preserve">.</w:t>
       </w:r>
     </w:p>
-    <w:bookmarkEnd w:id="208"/>
-    <w:bookmarkStart w:id="210" w:name="ref-stoutPredictiveValidityMarlatt1996"/>
+    <w:bookmarkEnd w:id="209"/>
+    <w:bookmarkStart w:id="211" w:name="ref-stoutPredictiveValidityMarlatt1996"/>
     <w:p>
       <w:pPr>
         <w:pStyle w:val="Bibliography"/>
@@ -10272,7 +10296,7 @@
       <w:r>
         <w:t xml:space="preserve"> </w:t>
       </w:r>
-      <w:hyperlink r:id="rId209">
+      <w:hyperlink r:id="rId210">
         <w:r>
           <w:rPr>
             <w:rStyle w:val="Hyperlink"/>
@@ -10284,8 +10308,8 @@
         <w:t xml:space="preserve">.</w:t>
       </w:r>
     </w:p>
-    <w:bookmarkEnd w:id="210"/>
-    <w:bookmarkStart w:id="212" w:name="X96f53643d6f2371e92547a3958d3a6315a75b64"/>
+    <w:bookmarkEnd w:id="211"/>
+    <w:bookmarkStart w:id="213" w:name="X96f53643d6f2371e92547a3958d3a6315a75b64"/>
     <w:p>
       <w:pPr>
         <w:pStyle w:val="Bibliography"/>
@@ -10360,7 +10384,7 @@
       <w:r>
         <w:t xml:space="preserve"> </w:t>
       </w:r>
-      <w:hyperlink r:id="rId211">
+      <w:hyperlink r:id="rId212">
         <w:r>
           <w:rPr>
             <w:rStyle w:val="Hyperlink"/>
@@ -10372,8 +10396,8 @@
         <w:t xml:space="preserve">.</w:t>
       </w:r>
     </w:p>
-    <w:bookmarkEnd w:id="212"/>
-    <w:bookmarkStart w:id="214" w:name="ref-toValidationAlcoholMisuse2020"/>
+    <w:bookmarkEnd w:id="213"/>
+    <w:bookmarkStart w:id="215" w:name="ref-toValidationAlcoholMisuse2020"/>
     <w:p>
       <w:pPr>
         <w:pStyle w:val="Bibliography"/>
@@ -10406,7 +10430,7 @@
       <w:r>
         <w:t xml:space="preserve"> </w:t>
       </w:r>
-      <w:hyperlink r:id="rId213">
+      <w:hyperlink r:id="rId214">
         <w:r>
           <w:rPr>
             <w:rStyle w:val="Hyperlink"/>
@@ -10418,8 +10442,8 @@
         <w:t xml:space="preserve">.</w:t>
       </w:r>
     </w:p>
-    <w:bookmarkEnd w:id="214"/>
-    <w:bookmarkStart w:id="216" w:name="ref-topazExtractingAlcoholSubstance2019"/>
+    <w:bookmarkEnd w:id="215"/>
+    <w:bookmarkStart w:id="217" w:name="ref-topazExtractingAlcoholSubstance2019"/>
     <w:p>
       <w:pPr>
         <w:pStyle w:val="Bibliography"/>
@@ -10614,7 +10638,7 @@
       <w:r>
         <w:t xml:space="preserve"> </w:t>
       </w:r>
-      <w:hyperlink r:id="rId215">
+      <w:hyperlink r:id="rId216">
         <w:r>
           <w:rPr>
             <w:rStyle w:val="Hyperlink"/>
@@ -10626,8 +10650,8 @@
         <w:t xml:space="preserve">.</w:t>
       </w:r>
     </w:p>
-    <w:bookmarkEnd w:id="216"/>
-    <w:bookmarkStart w:id="218" w:name="Xc23b9258642a07a427764ca5f1401675cd78fe8"/>
+    <w:bookmarkEnd w:id="217"/>
+    <w:bookmarkStart w:id="219" w:name="Xc23b9258642a07a427764ca5f1401675cd78fe8"/>
     <w:p>
       <w:pPr>
         <w:pStyle w:val="Bibliography"/>
@@ -10717,7 +10741,7 @@
       <w:r>
         <w:t xml:space="preserve"> </w:t>
       </w:r>
-      <w:hyperlink r:id="rId217">
+      <w:hyperlink r:id="rId218">
         <w:r>
           <w:rPr>
             <w:rStyle w:val="Hyperlink"/>
@@ -10729,8 +10753,8 @@
         <w:t xml:space="preserve">.</w:t>
       </w:r>
     </w:p>
-    <w:bookmarkEnd w:id="218"/>
-    <w:bookmarkStart w:id="220" w:name="ref-verissimoInfluenceGenderRace2017"/>
+    <w:bookmarkEnd w:id="219"/>
+    <w:bookmarkStart w:id="221" w:name="ref-verissimoInfluenceGenderRace2017"/>
     <w:p>
       <w:pPr>
         <w:pStyle w:val="Bibliography"/>
@@ -10763,7 +10787,7 @@
       <w:r>
         <w:t xml:space="preserve"> </w:t>
       </w:r>
-      <w:hyperlink r:id="rId219">
+      <w:hyperlink r:id="rId220">
         <w:r>
           <w:rPr>
             <w:rStyle w:val="Hyperlink"/>
@@ -10775,8 +10799,8 @@
         <w:t xml:space="preserve">.</w:t>
       </w:r>
     </w:p>
-    <w:bookmarkEnd w:id="220"/>
-    <w:bookmarkStart w:id="222" w:name="X4d3b90c1d1a7aedd64897841630d176922ff5c5"/>
+    <w:bookmarkEnd w:id="221"/>
+    <w:bookmarkStart w:id="223" w:name="X4d3b90c1d1a7aedd64897841630d176922ff5c5"/>
     <w:p>
       <w:pPr>
         <w:pStyle w:val="Bibliography"/>
@@ -10809,7 +10833,7 @@
       <w:r>
         <w:t xml:space="preserve"> </w:t>
       </w:r>
-      <w:hyperlink r:id="rId221">
+      <w:hyperlink r:id="rId222">
         <w:r>
           <w:rPr>
             <w:rStyle w:val="Hyperlink"/>
@@ -10821,8 +10845,8 @@
         <w:t xml:space="preserve">.</w:t>
       </w:r>
     </w:p>
-    <w:bookmarkEnd w:id="222"/>
-    <w:bookmarkStart w:id="224" w:name="Xdc00f0b24416f0cd67e677fa7ea98976cb76b78"/>
+    <w:bookmarkEnd w:id="223"/>
+    <w:bookmarkStart w:id="225" w:name="Xdc00f0b24416f0cd67e677fa7ea98976cb76b78"/>
     <w:p>
       <w:pPr>
         <w:pStyle w:val="Bibliography"/>
@@ -10903,7 +10927,7 @@
       <w:r>
         <w:t xml:space="preserve"> </w:t>
       </w:r>
-      <w:hyperlink r:id="rId223">
+      <w:hyperlink r:id="rId224">
         <w:r>
           <w:rPr>
             <w:rStyle w:val="Hyperlink"/>
@@ -10915,8 +10939,8 @@
         <w:t xml:space="preserve">.</w:t>
       </w:r>
     </w:p>
-    <w:bookmarkEnd w:id="224"/>
-    <w:bookmarkStart w:id="226" w:name="Xfdbd9b98dcf52cd76d09b25ddfd802e4e88441f"/>
+    <w:bookmarkEnd w:id="225"/>
+    <w:bookmarkStart w:id="227" w:name="Xfdbd9b98dcf52cd76d09b25ddfd802e4e88441f"/>
     <w:p>
       <w:pPr>
         <w:pStyle w:val="Bibliography"/>
@@ -11003,7 +11027,7 @@
       <w:r>
         <w:t xml:space="preserve"> </w:t>
       </w:r>
-      <w:hyperlink r:id="rId225">
+      <w:hyperlink r:id="rId226">
         <w:r>
           <w:rPr>
             <w:rStyle w:val="Hyperlink"/>
@@ -11015,8 +11039,8 @@
         <w:t xml:space="preserve">.</w:t>
       </w:r>
     </w:p>
-    <w:bookmarkEnd w:id="226"/>
-    <w:bookmarkStart w:id="228" w:name="Xd410df898383a3f6b94baeff92b08b2a4966eb6"/>
+    <w:bookmarkEnd w:id="227"/>
+    <w:bookmarkStart w:id="229" w:name="Xd410df898383a3f6b94baeff92b08b2a4966eb6"/>
     <w:p>
       <w:pPr>
         <w:pStyle w:val="Bibliography"/>
@@ -11067,7 +11091,7 @@
       <w:r>
         <w:t xml:space="preserve"> </w:t>
       </w:r>
-      <w:hyperlink r:id="rId227">
+      <w:hyperlink r:id="rId228">
         <w:r>
           <w:rPr>
             <w:rStyle w:val="Hyperlink"/>
@@ -11079,8 +11103,8 @@
         <w:t xml:space="preserve">.</w:t>
       </w:r>
     </w:p>
-    <w:bookmarkEnd w:id="228"/>
-    <w:bookmarkStart w:id="230" w:name="Xcff35f2cf9ec03e2e988d7302a2859198fb713c"/>
+    <w:bookmarkEnd w:id="229"/>
+    <w:bookmarkStart w:id="231" w:name="Xcff35f2cf9ec03e2e988d7302a2859198fb713c"/>
     <w:p>
       <w:pPr>
         <w:pStyle w:val="Bibliography"/>
@@ -11164,7 +11188,7 @@
       <w:r>
         <w:t xml:space="preserve"> </w:t>
       </w:r>
-      <w:hyperlink r:id="rId229">
+      <w:hyperlink r:id="rId230">
         <w:r>
           <w:rPr>
             <w:rStyle w:val="Hyperlink"/>
@@ -11176,8 +11200,8 @@
         <w:t xml:space="preserve">.</w:t>
       </w:r>
     </w:p>
-    <w:bookmarkEnd w:id="230"/>
-    <w:bookmarkStart w:id="232" w:name="Xc14b7c1ad4860604e4f16cd318ff1ed0b3b66a5"/>
+    <w:bookmarkEnd w:id="231"/>
+    <w:bookmarkStart w:id="233" w:name="Xc14b7c1ad4860604e4f16cd318ff1ed0b3b66a5"/>
     <w:p>
       <w:pPr>
         <w:pStyle w:val="Bibliography"/>
@@ -11228,7 +11252,7 @@
       <w:r>
         <w:t xml:space="preserve"> </w:t>
       </w:r>
-      <w:hyperlink r:id="rId231">
+      <w:hyperlink r:id="rId232">
         <w:r>
           <w:rPr>
             <w:rStyle w:val="Hyperlink"/>
@@ -11240,8 +11264,8 @@
         <w:t xml:space="preserve">.</w:t>
       </w:r>
     </w:p>
-    <w:bookmarkEnd w:id="232"/>
-    <w:bookmarkStart w:id="234" w:name="ref-wyantMachineLearningModels2024"/>
+    <w:bookmarkEnd w:id="233"/>
+    <w:bookmarkStart w:id="235" w:name="ref-wyantMachineLearningModels2024"/>
     <w:p>
       <w:pPr>
         <w:pStyle w:val="Bibliography"/>
@@ -11274,7 +11298,7 @@
       <w:r>
         <w:t xml:space="preserve"> </w:t>
       </w:r>
-      <w:hyperlink r:id="rId233">
+      <w:hyperlink r:id="rId234">
         <w:r>
           <w:rPr>
             <w:rStyle w:val="Hyperlink"/>
@@ -11286,8 +11310,8 @@
         <w:t xml:space="preserve">.</w:t>
       </w:r>
     </w:p>
-    <w:bookmarkEnd w:id="234"/>
-    <w:bookmarkStart w:id="236" w:name="X995ee0d7cc70552d8fe297105eae4df7b8bb829"/>
+    <w:bookmarkEnd w:id="235"/>
+    <w:bookmarkStart w:id="237" w:name="X995ee0d7cc70552d8fe297105eae4df7b8bb829"/>
     <w:p>
       <w:pPr>
         <w:pStyle w:val="Bibliography"/>
@@ -11377,7 +11401,7 @@
       <w:r>
         <w:t xml:space="preserve"> </w:t>
       </w:r>
-      <w:hyperlink r:id="rId235">
+      <w:hyperlink r:id="rId236">
         <w:r>
           <w:rPr>
             <w:rStyle w:val="Hyperlink"/>
@@ -11389,9 +11413,9 @@
         <w:t xml:space="preserve">.</w:t>
       </w:r>
     </w:p>
-    <w:bookmarkEnd w:id="236"/>
     <w:bookmarkEnd w:id="237"/>
     <w:bookmarkEnd w:id="238"/>
+    <w:bookmarkEnd w:id="239"/>
     <w:sectPr/>
   </w:body>
 </w:document>

--- a/index.docx
+++ b/index.docx
@@ -1660,7 +1660,21 @@
         <w:pStyle w:val="BodyText"/>
       </w:pPr>
       <w:r>
-        <w:t xml:space="preserve">For each individual lapse window, we have predictor sets that differ in prediction window length and their analytic unit. We define text prediction windows to be 3-day and 1-week preceding the lapse window (see ). We analyzed the two prediction windows both individually and combined (i.e., three configurations in total).</w:t>
+        <w:t xml:space="preserve">For each individual lapse window, we have predictor sets that differ in prediction window length and their analytic unit. We define text prediction windows to be 3-day and 1-week preceding the lapse window (see</w:t>
+      </w:r>
+      <w:r>
+        <w:t xml:space="preserve"> </w:t>
+      </w:r>
+      <w:hyperlink w:anchor="fig-window">
+        <w:r>
+          <w:rPr>
+            <w:rStyle w:val="Hyperlink"/>
+          </w:rPr>
+          <w:t xml:space="preserve">Figure 2</w:t>
+        </w:r>
+      </w:hyperlink>
+      <w:r>
+        <w:t xml:space="preserve">). We analyzed the two prediction windows both individually and combined (i.e., three configurations in total).</w:t>
       </w:r>
     </w:p>
     <w:tbl>
@@ -1687,7 +1701,7 @@
                 <wp:inline>
                   <wp:extent cx="5334000" cy="1045529"/>
                   <wp:effectExtent b="0" l="0" r="0" t="0"/>
-                  <wp:docPr descr="Prediction Window" title="" id="40" name="Picture"/>
+                  <wp:docPr descr="" title="" id="40" name="Picture"/>
                   <a:graphic>
                     <a:graphicData uri="http://schemas.openxmlformats.org/drawingml/2006/picture">
                       <pic:pic>

--- a/index.docx
+++ b/index.docx
@@ -1749,7 +1749,7 @@
               <w:pStyle w:val="ImageCaption"/>
             </w:pPr>
             <w:r>
-              <w:t xml:space="preserve">Figure 2</w:t>
+              <w:t xml:space="preserve">Figure 2: Prediction Window</w:t>
             </w:r>
           </w:p>
           <w:bookmarkEnd w:id="42"/>

--- a/index.docx
+++ b/index.docx
@@ -1810,7 +1810,7 @@
         <w:pStyle w:val="BodyText"/>
       </w:pPr>
       <w:r>
-        <w:t xml:space="preserve">We adopted two configurations for analytic units – individual messages and concatenated messages. In the first configuration method, we ran individual messages within the defined prediction window through LIWC. We then normalized LIWC feature scores based on the square root of word counts instead of raw word counts. This normalization method was chosen due to the relatively short message length for individual messages. We further obtained the median and 95% percentile of normalized LIWC scores for all messages related to each lapse label.</w:t>
+        <w:t xml:space="preserve">We adopted two configurations for analytic units – individual messages and concatenated messages. In the first configuration method, we ran individual messages within the defined prediction window through LIWC. We then normalized LIWC feature scores based on the square root of word counts instead of raw word counts as the default choice from the program. We applied the normalization on all LIWC categories other than word count, word per sentence, and the four summary measures – analytic, clout, authenticity, and tone. We excluded the four summary categories because their raw scores were not normalized on raw word counts. Our normalization method was chosen due to the relatively short message length for individual messages. We further obtained the median and 95% percentile of normalized LIWC scores for all messages related to each lapse label.</w:t>
       </w:r>
     </w:p>
     <w:p>
@@ -1818,7 +1818,7 @@
         <w:pStyle w:val="BodyText"/>
       </w:pPr>
       <w:r>
-        <w:t xml:space="preserve">In the other analytic unit configuration, we first concatenated all messages associated with each lapse label altogether. We then obtained LIWC results for the concatenated messages. We further adopted three configurations for normalization methods – normalized on raw word count, normalized on the square root of word count, and combination of these two.</w:t>
+        <w:t xml:space="preserve">In the other analytic unit configuration, we first concatenated all messages associated with each lapse label altogether. We then obtained LIWC results for the concatenated messages. We further adopted three configurations for normalization methods – normalized on raw word count (i.e., default method from the program), normalized on the square root of word count, and combination of these two.</w:t>
       </w:r>
     </w:p>
     <w:bookmarkEnd w:id="45"/>

--- a/index.docx
+++ b/index.docx
@@ -115,7 +115,7 @@
         <w:pStyle w:val="Date"/>
       </w:pPr>
       <w:r>
-        <w:t xml:space="preserve">2024-10-19</w:t>
+        <w:t xml:space="preserve">2024-10-20</w:t>
       </w:r>
     </w:p>
     <w:bookmarkStart w:id="22" w:name="specific-aims"/>
@@ -1936,7 +1936,7 @@
         <w:pStyle w:val="BodyText"/>
       </w:pPr>
       <w:r>
-        <w:t xml:space="preserve">The primary performance metric to select the best model configuration and evaluate the model performance on the test sets was auROC. auROC computes the area under the ROC curve which demonstrates the trade-off between sensitivity and specificity across all possible thresholds. Values between .70 and .80 are considered fair, values between .80 and .90 are considered good, and values above .90 are considered excellent. We reported the median auROCs for the 30 held-out folds. The model with the highest auROC among the ones differing on the above configurations (see</w:t>
+        <w:t xml:space="preserve">The primary performance metric to select the best model configuration and evaluate the model performance on the test sets was auROC. auROC computes the area under the ROC curve which demonstrates the trade-off between sensitivity and specificity across all possible thresholds. Values between .70 and .80 are considered fair, values between .80 and .90 are considered good, and values above .90 are considered excellent. We reported the median auROCs for the 30 held-out folds. Across all models that differed on the above discussed configurations, the best model was selected based on the highest median auROC across all validation sets (see</w:t>
       </w:r>
       <w:r>
         <w:t xml:space="preserve"> </w:t>
@@ -1949,7 +1949,7 @@
         <w:t xml:space="preserve">Section Machine Learning Algorithm</w:t>
       </w:r>
       <w:r>
-        <w:t xml:space="preserve">) was selected as the best prediction model.</w:t>
+        <w:t xml:space="preserve">).</w:t>
       </w:r>
     </w:p>
     <w:bookmarkEnd w:id="47"/>
@@ -1977,7 +1977,7 @@
         <w:pStyle w:val="FirstParagraph"/>
       </w:pPr>
       <w:r>
-        <w:t xml:space="preserve">We further performed a Bayesian hierarchical generalized linear model to estimate the posterior probability (i.e., the likelihood of achieving the results given out data) distributions of the auROCs. The two random intercepts in the models included the repeat and the fold within repeat. We reported the 95% CIs for our models’ auROCs and determine if they include .5 (chance performance). If this CI included 0.5, we would conclude that our model performed no better than random guess.</w:t>
+        <w:t xml:space="preserve">We calculated the predicted probability scores for all our observations based on the best model configuration and then obtained the median auROC score across all 300 validation sets in the inner fold. We further performed a Bayesian hierarchical generalized linear model to estimate the posterior probability (i.e., the likelihood of achieving the results given out data) distributions of the auROCs. The two random intercepts in the models included the repeat and the fold within repeat. We reported the 95% CIs for our models’ auROCs and determine if they include .5 (chance performance). If this CI included 0.5, we would conclude that our model performed no better than random guess.</w:t>
       </w:r>
     </w:p>
     <w:bookmarkEnd w:id="49"/>
@@ -2050,7 +2050,7 @@
     <w:bookmarkEnd w:id="51"/>
     <w:bookmarkEnd w:id="52"/>
     <w:bookmarkEnd w:id="53"/>
-    <w:bookmarkStart w:id="117" w:name="results"/>
+    <w:bookmarkStart w:id="132" w:name="results"/>
     <w:p>
       <w:pPr>
         <w:pStyle w:val="Heading1"/>
@@ -2196,7 +2196,7 @@
         <w:pStyle w:val="FirstParagraph"/>
       </w:pPr>
       <w:r>
-        <w:t xml:space="preserve">The final total number of lapse labels in the dataset is 11562. 7.63% of the labels are associated with a lapse episode. On average, each participant has 83.78 labels (sd = 11.35, median = 88.00, range = 30.00 - 90.00; see</w:t>
+        <w:t xml:space="preserve">The final total number of lapse labels in the dataset is 11562. 7.63% of the labels are associated with a lapse episode. On average, each participant has 83.78 labels (sd = 11.35, median = 88.00, range = 30 - 90; see</w:t>
       </w:r>
       <w:r>
         <w:t xml:space="preserve"> </w:t>
@@ -2323,7 +2323,7 @@
         <w:pStyle w:val="BodyText"/>
       </w:pPr>
       <w:r>
-        <w:t xml:space="preserve">The total number of messages in the dataset is 313492. On average, each subject has 2271.68 messages (sd = 2536.60, range = 100.00 - 15884.00). The average message length across all participants is 10.42 words (sd = 14.30, median = 7.00, range = 1.00 - 1266.00). On average, each participant has a mean message length of 10.87 (sd = 3.97, range = 5.25 - 38.91).</w:t>
+        <w:t xml:space="preserve">The total number of messages in the dataset is 313492. On average, each subject has 2271.68 messages (sd = 2536.60, range = 100 - 15884). The average message length across all participants is 10.42 words (sd = 14.30, median = 7.00, range = 1 - 1266). On average, each participant has a mean message length of 10.87 (sd = 3.97, range = 5.25 - 38.91).</w:t>
       </w:r>
     </w:p>
     <w:tbl>
@@ -2436,7 +2436,7 @@
         <w:pStyle w:val="BodyText"/>
       </w:pPr>
       <w:r>
-        <w:t xml:space="preserve">On average, each lapse label has 79.21 messages (sd = 112.13, median = 40.00, range = 1.00 - 1414.00) during the 3-day prediction window. 11.92% of labels have no associated messages in the previous 3 days. Each participant has an averaged 79.48 messages as predictors per label (sd = 87.12, median = 50.12, range = 2.97 - 529.45). On average, each participant’s data missingness is 12.28% (sd = 19.42%, median = 1.14%, range = 0.00% - 77.27%).</w:t>
+        <w:t xml:space="preserve">On average, each lapse label has 79.21 messages (sd = 112.13, median = 40.00, range = 1 - 1414) during the 3-day prediction window. 11.92% of labels have no associated messages in the previous 3 days. Each participant has an averaged 79.48 messages as predictors per label (sd = 87.12, median = 50.12, range = 2.97 - 529.45). On average, each participant’s data missingness is 12.28% (sd = 19.42%, median = 1.14%, range = 0.00% - 77.27%).</w:t>
       </w:r>
     </w:p>
     <w:tbl>
@@ -2549,7 +2549,7 @@
         <w:pStyle w:val="BodyText"/>
       </w:pPr>
       <w:r>
-        <w:t xml:space="preserve">On average, each lapse label has 180.42 messages (sd = 241.30, median = 96.00, range = 1.00 - 2866.00) during the 1-week prediction window. 7.83% of labels have no associated messages in the previous week. Each participant has an averaged 181.23 messages as predictors per label (sd = 199.32, median = 113.47, range = 6.75 - 1200.76). On average, each participant’s data missingness is 8.14% (sd = 16.23%, median = 0.00%, range = 0.00% - 72.73%).</w:t>
+        <w:t xml:space="preserve">On average, each lapse label has 180.42 messages (sd = 241.30, median = 96.00, range = 1 - 2866) during the 1-week prediction window. 7.83% of labels have no associated messages in the previous week. Each participant has an averaged 181.23 messages as predictors per label (sd = 199.32, median = 113.47, range = 6.75 - 1200.76). On average, each participant’s data missingness is 8.14% (sd = 16.23%, median = 0.00%, range = 0.00% - 72.73%).</w:t>
       </w:r>
     </w:p>
     <w:tbl>
@@ -2658,7 +2658,7 @@
       </w:hyperlink>
     </w:p>
     <w:bookmarkEnd w:id="80"/>
-    <w:bookmarkStart w:id="97" w:name="liwc-features"/>
+    <w:bookmarkStart w:id="102" w:name="liwc-features"/>
     <w:p>
       <w:pPr>
         <w:pStyle w:val="Heading2"/>
@@ -2672,7 +2672,70 @@
         <w:pStyle w:val="FirstParagraph"/>
       </w:pPr>
       <w:r>
-        <w:t xml:space="preserve">We obtained LIWC scores from 117 linguistic categories.</w:t>
+        <w:t xml:space="preserve">We obtained LIWC scores from 117 linguistic categories. These categories include total word count, number of words per sentence, the four summary categories (analytic, clout, authentic, and tone), and other linguistic categories such as social and pronouns. Notably, LIWC-22 now incorporates a</w:t>
+      </w:r>
+      <w:r>
+        <w:t xml:space="preserve"> </w:t>
+      </w:r>
+      <w:r>
+        <w:rPr>
+          <w:i/>
+          <w:iCs/>
+        </w:rPr>
+        <w:t xml:space="preserve">health</w:t>
+      </w:r>
+      <w:r>
+        <w:t xml:space="preserve"> </w:t>
+      </w:r>
+      <w:r>
+        <w:t xml:space="preserve">dimension that includes phrases related to illness, wellness, mental health (diagnoses or behaviors), and substances. For each unit of analysis, we had 468 engineered features.</w:t>
+      </w:r>
+    </w:p>
+    <w:p>
+      <w:pPr>
+        <w:pStyle w:val="BodyText"/>
+      </w:pPr>
+      <w:r>
+        <w:t xml:space="preserve">When our unit of analysis was on individual messages (see</w:t>
+      </w:r>
+      <w:r>
+        <w:t xml:space="preserve"> </w:t>
+      </w:r>
+      <w:hyperlink w:anchor="tbl-panel">
+        <w:r>
+          <w:rPr>
+            <w:rStyle w:val="Hyperlink"/>
+          </w:rPr>
+          <w:t xml:space="preserve">Table 2</w:t>
+        </w:r>
+      </w:hyperlink>
+      <w:r>
+        <w:t xml:space="preserve"> </w:t>
+      </w:r>
+      <w:r>
+        <w:t xml:space="preserve">and</w:t>
+      </w:r>
+      <w:r>
+        <w:t xml:space="preserve"> </w:t>
+      </w:r>
+      <w:hyperlink w:anchor="fig-liwc_ind">
+        <w:r>
+          <w:rPr>
+            <w:rStyle w:val="Hyperlink"/>
+          </w:rPr>
+          <w:t xml:space="preserve">Figure 8</w:t>
+        </w:r>
+      </w:hyperlink>
+      <w:r>
+        <w:t xml:space="preserve">), the median of all median LIWC feature scores excluding the six unnormalized categories within each 3-day prediction window ranged from 0.00 to 2.45 (median = 0.00, sd = 0.34. The median of all median LIWC feature scores excluding the six unnormalized categories within each 1-week prediction window ranged from 0.00 to 2.45 (median = 0.00, sd = 0.35. The max of all median LIWC feature scores excluding the six unnormalized categories within each 3-day prediction window ranged from 0.00 to 11.58 (median = 0.80, sd = 1.60. The max of all median LIWC feature scores excluding the six unnormalized categories within each 1-week prediction window ranged from 0.00 to 8.89 (median = 0.63, sd = 1.25.</w:t>
+      </w:r>
+    </w:p>
+    <w:p>
+      <w:pPr>
+        <w:pStyle w:val="BodyText"/>
+      </w:pPr>
+      <w:r>
+        <w:t xml:space="preserve">The median of all 95% percentile LIWC feature scores excluding the six unnormalized categories within each 3-day prediction window ranged from 0.00 to 4.74 (median = 0.30, sd = 0.70. The median of all 95% percentile LIWC feature scores excluding the six unnormalized categories within each 1-week prediction window ranged from 0.00 to 4.89 (median = 0.34, sd = 0.72. The max of all 95% percentile LIWC feature scores excluding the six unnormalized categories within each 3-day prediction window ranged from 0.36 to 17.51 (median = 1.15, sd = 2.40. The max of all 95% percentile LIWC feature scores excluding the six unnormalized categories within each 1-week prediction window ranged from 0.35 to 18.42 (median = 1.00, sd = 2.47.</w:t>
       </w:r>
     </w:p>
     <w:bookmarkStart w:id="83" w:name="tbl-panel"/>
@@ -4733,7 +4796,7 @@
         <w:pStyle w:val="ImageCaption"/>
       </w:pPr>
       <w:r>
-        <w:t xml:space="preserve">Table 2: Sample Characteristics of Median and 95% Quantile Scores of All Raw Scores from Individual Messages Within Each Prediction Window</w:t>
+        <w:t xml:space="preserve">Table 2: Sample Characteristics of Engineered Feature Scores (Median and 95% Quantile Scores from Individual Messages) for the Six Unnormalized Categories Within Each Prediction Window</w:t>
       </w:r>
     </w:p>
     <w:bookmarkEnd w:id="83"/>
@@ -4809,7 +4872,7 @@
               <w:pStyle w:val="ImageCaption"/>
             </w:pPr>
             <w:r>
-              <w:t xml:space="preserve">Figure 8: Descriptives of Normalized LIWC Scores in the 3-Day Prediction Window</w:t>
+              <w:t xml:space="preserve">Figure 8: Distribution of Engineered Feature Scores (Median or 95% Percentile of Normalized LIWC Score From Individual Messages) Within Each Prediction Window</w:t>
             </w:r>
           </w:p>
           <w:bookmarkEnd w:id="87"/>
@@ -4841,6 +4904,67 @@
           <w:t xml:space="preserve">EDA on LIWC Features</w:t>
         </w:r>
       </w:hyperlink>
+    </w:p>
+    <w:p>
+      <w:pPr>
+        <w:pStyle w:val="BodyText"/>
+      </w:pPr>
+      <w:r>
+        <w:t xml:space="preserve">When our unit of analysis was on concatenated messages (see</w:t>
+      </w:r>
+      <w:r>
+        <w:t xml:space="preserve"> </w:t>
+      </w:r>
+      <w:hyperlink w:anchor="tbl-panel2">
+        <w:r>
+          <w:rPr>
+            <w:rStyle w:val="Hyperlink"/>
+          </w:rPr>
+          <w:t xml:space="preserve">Table 3</w:t>
+        </w:r>
+      </w:hyperlink>
+      <w:r>
+        <w:t xml:space="preserve">,</w:t>
+      </w:r>
+      <w:r>
+        <w:t xml:space="preserve"> </w:t>
+      </w:r>
+      <w:hyperlink w:anchor="fig-liwc_cat_raw">
+        <w:r>
+          <w:rPr>
+            <w:rStyle w:val="Hyperlink"/>
+          </w:rPr>
+          <w:t xml:space="preserve">Figure 9</w:t>
+        </w:r>
+      </w:hyperlink>
+      <w:r>
+        <w:t xml:space="preserve"> </w:t>
+      </w:r>
+      <w:r>
+        <w:t xml:space="preserve">and</w:t>
+      </w:r>
+      <w:r>
+        <w:t xml:space="preserve"> </w:t>
+      </w:r>
+      <w:hyperlink w:anchor="fig-liwc_cat_norm">
+        <w:r>
+          <w:rPr>
+            <w:rStyle w:val="Hyperlink"/>
+          </w:rPr>
+          <w:t xml:space="preserve">Figure 10</w:t>
+        </w:r>
+      </w:hyperlink>
+      <w:r>
+        <w:t xml:space="preserve">), the median of all raw feature scores within the 3-day prediction window ranged from 0.00 to 91.36 (median = 1.32, sd = 12.64. The median of all raw feature scores within the 1-week prediction window ranged from 0.00 to 91.30 (median = 1.36, sd = 12.63. The max of all raw feature scores within the 3-day prediction window ranged from 3.85 to 166.67 (median = 33.33, sd = 37.64. The max of all raw feature scores within the 1-week prediction window ranged from 1.82 to 166.67 (median = 27.27, sd = 35.21.</w:t>
+      </w:r>
+    </w:p>
+    <w:p>
+      <w:pPr>
+        <w:pStyle w:val="BodyText"/>
+      </w:pPr>
+      <w:r>
+        <w:t xml:space="preserve">The median of all normalized feature scores within the 3-day prediction window ranged from 0.00 to 20.63 (median = 0.32, sd = 2.85. The median of all normalized feature scores within the 1-week prediction window ranged from 0.00 to 30.69 (median = 0.47, sd = 4.25. The max of all normalized feature scores within the 3-day prediction window ranged from 0.37 to 106.55 (median = 2.95, sd = 15.11. The max of all normalized feature scores within the 1-week prediction window ranged from 0.29 to 143.30 (median = 3.16, sd = 20.31.</w:t>
+      </w:r>
     </w:p>
     <w:bookmarkStart w:id="91" w:name="tbl-panel2"/>
     <w:tbl>
@@ -6019,7 +6143,7 @@
         <w:pStyle w:val="ImageCaption"/>
       </w:pPr>
       <w:r>
-        <w:t xml:space="preserve">Table 3: Sample Characteristics of Raw LIWC Scores on Concatenated Messages Within Each Prediction Window</w:t>
+        <w:t xml:space="preserve">Table 3: Sample Characteristics of Raw LIWC Scores on Concatenated Messages Across the Six Linguistic Categories Within Each Prediction Window</w:t>
       </w:r>
     </w:p>
     <w:bookmarkEnd w:id="91"/>
@@ -6036,7 +6160,7 @@
       <w:tr>
         <w:tc>
           <w:tcPr/>
-          <w:bookmarkStart w:id="95" w:name="fig-liwc_cat"/>
+          <w:bookmarkStart w:id="95" w:name="fig-liwc_cat_raw"/>
           <w:p>
             <w:pPr>
               <w:pStyle w:val="Compact"/>
@@ -6052,7 +6176,7 @@
                     <a:graphicData uri="http://schemas.openxmlformats.org/drawingml/2006/picture">
                       <pic:pic>
                         <pic:nvPicPr>
-                          <pic:cNvPr descr="index_files/figure-docx/notebooks-eda_liwc-fig-liwc_cat-output-1.png" id="94" name="Picture"/>
+                          <pic:cNvPr descr="index_files/figure-docx/notebooks-eda_liwc-fig-liwc_cat_raw-output-1.png" id="94" name="Picture"/>
                           <pic:cNvPicPr>
                             <a:picLocks noChangeArrowheads="1" noChangeAspect="1"/>
                           </pic:cNvPicPr>
@@ -6095,7 +6219,7 @@
               <w:pStyle w:val="ImageCaption"/>
             </w:pPr>
             <w:r>
-              <w:t xml:space="preserve">Figure 9: Descriptives of Normalized LIWC Scores in the 1-Week Prediction Window</w:t>
+              <w:t xml:space="preserve">Figure 9: Distribution of Raw LIWC Feature Scores From Concatenated Messages Within Each Prediction Window</w:t>
             </w:r>
           </w:p>
           <w:bookmarkEnd w:id="95"/>
@@ -6127,16 +6251,6 @@
           <w:t xml:space="preserve">EDA on LIWC Features</w:t>
         </w:r>
       </w:hyperlink>
-    </w:p>
-    <w:bookmarkEnd w:id="97"/>
-    <w:bookmarkStart w:id="103" w:name="model-evaluation-1"/>
-    <w:p>
-      <w:pPr>
-        <w:pStyle w:val="Heading2"/>
-      </w:pPr>
-      <w:r>
-        <w:t xml:space="preserve">Model Evaluation</w:t>
-      </w:r>
     </w:p>
     <w:tbl>
       <w:tblPr>
@@ -6151,7 +6265,7 @@
       <w:tr>
         <w:tc>
           <w:tcPr/>
-          <w:bookmarkStart w:id="101" w:name="fig-auroc"/>
+          <w:bookmarkStart w:id="100" w:name="fig-liwc_cat_norm"/>
           <w:p>
             <w:pPr>
               <w:pStyle w:val="Compact"/>
@@ -6162,18 +6276,18 @@
                 <wp:inline>
                   <wp:extent cx="5334000" cy="3810000"/>
                   <wp:effectExtent b="0" l="0" r="0" t="0"/>
-                  <wp:docPr descr="" title="" id="99" name="Picture"/>
+                  <wp:docPr descr="" title="" id="98" name="Picture"/>
                   <a:graphic>
                     <a:graphicData uri="http://schemas.openxmlformats.org/drawingml/2006/picture">
                       <pic:pic>
                         <pic:nvPicPr>
-                          <pic:cNvPr descr="index_files/figure-docx/notebooks-auROC_plot-fig-auroc-output-2.png" id="100" name="Picture"/>
+                          <pic:cNvPr descr="index_files/figure-docx/notebooks-eda_liwc-fig-liwc_cat_norm-output-1.png" id="99" name="Picture"/>
                           <pic:cNvPicPr>
                             <a:picLocks noChangeArrowheads="1" noChangeAspect="1"/>
                           </pic:cNvPicPr>
                         </pic:nvPicPr>
                         <pic:blipFill>
-                          <a:blip r:embed="rId98"/>
+                          <a:blip r:embed="rId97"/>
                           <a:stretch>
                             <a:fillRect/>
                           </a:stretch>
@@ -6210,10 +6324,10 @@
               <w:pStyle w:val="ImageCaption"/>
             </w:pPr>
             <w:r>
-              <w:t xml:space="preserve">Figure 10: ROC Curve for the Best Model Configuration</w:t>
+              <w:t xml:space="preserve">Figure 10: Distribution of Normalized LIWC Feature Scores From Concatenated Messages Within Each Prediction Window</w:t>
             </w:r>
           </w:p>
-          <w:bookmarkEnd w:id="101"/>
+          <w:bookmarkEnd w:id="100"/>
         </w:tc>
       </w:tr>
     </w:tbl>
@@ -6233,24 +6347,77 @@
         </w:rPr>
         <w:t xml:space="preserve"> </w:t>
       </w:r>
-      <w:hyperlink r:id="rId102">
+      <w:hyperlink r:id="rId101">
         <w:r>
           <w:rPr>
             <w:rStyle w:val="Hyperlink"/>
             <w:vertAlign w:val="subscript"/>
           </w:rPr>
-          <w:t xml:space="preserve">Performance plots</w:t>
+          <w:t xml:space="preserve">EDA on LIWC Features</w:t>
         </w:r>
       </w:hyperlink>
     </w:p>
-    <w:bookmarkEnd w:id="103"/>
-    <w:bookmarkStart w:id="110" w:name="model-fairness"/>
+    <w:bookmarkEnd w:id="102"/>
+    <w:bookmarkStart w:id="118" w:name="best-model-evaluation"/>
     <w:p>
       <w:pPr>
         <w:pStyle w:val="Heading2"/>
       </w:pPr>
       <w:r>
-        <w:t xml:space="preserve">Model Fairness</w:t>
+        <w:t xml:space="preserve">Best Model Evaluation</w:t>
+      </w:r>
+    </w:p>
+    <w:p>
+      <w:pPr>
+        <w:pStyle w:val="FirstParagraph"/>
+      </w:pPr>
+      <w:r>
+        <w:t xml:space="preserve">The best model configuration was the one that leveraged raw LWIC scores from concatenated messages within both the 3-day and 1-week prediction window, and an upsampling technique with a ratio of 1:1. We applied the best configuration on the raw dataset and obtained an auROC score of 0.53 (see</w:t>
+      </w:r>
+      <w:r>
+        <w:t xml:space="preserve"> </w:t>
+      </w:r>
+      <w:hyperlink w:anchor="fig-auroc">
+        <w:r>
+          <w:rPr>
+            <w:rStyle w:val="Hyperlink"/>
+          </w:rPr>
+          <w:t xml:space="preserve">Figure 11</w:t>
+        </w:r>
+      </w:hyperlink>
+      <w:r>
+        <w:t xml:space="preserve"> </w:t>
+      </w:r>
+      <w:r>
+        <w:t xml:space="preserve">for the ROC curve). We further aggregated predictions by folds, and the median score of all median auROCs across the 300 inner folds was 0.53 (sd = 0.09, range = 0.28 - 0.80; see</w:t>
+      </w:r>
+      <w:r>
+        <w:t xml:space="preserve"> </w:t>
+      </w:r>
+      <w:hyperlink w:anchor="fig-auroc_hist">
+        <w:r>
+          <w:rPr>
+            <w:rStyle w:val="Hyperlink"/>
+          </w:rPr>
+          <w:t xml:space="preserve">Figure 12</w:t>
+        </w:r>
+      </w:hyperlink>
+      <w:r>
+        <w:t xml:space="preserve">). The median posterior distribution of the auROCs was 0.53 (95% CI = [0.52, 0.54]; see</w:t>
+      </w:r>
+      <w:r>
+        <w:t xml:space="preserve"> </w:t>
+      </w:r>
+      <w:hyperlink w:anchor="fig-auroc_posterior">
+        <w:r>
+          <w:rPr>
+            <w:rStyle w:val="Hyperlink"/>
+          </w:rPr>
+          <w:t xml:space="preserve">Figure 13</w:t>
+        </w:r>
+      </w:hyperlink>
+      <w:r>
+        <w:t xml:space="preserve">). As the 95% CI did not include .5, we concluded that our model was better than chance performance.</w:t>
       </w:r>
     </w:p>
     <w:tbl>
@@ -6266,7 +6433,7 @@
       <w:tr>
         <w:tc>
           <w:tcPr/>
-          <w:bookmarkStart w:id="107" w:name="fig-fairness"/>
+          <w:bookmarkStart w:id="106" w:name="fig-auroc"/>
           <w:p>
             <w:pPr>
               <w:pStyle w:val="Compact"/>
@@ -6277,18 +6444,18 @@
                 <wp:inline>
                   <wp:extent cx="5334000" cy="3810000"/>
                   <wp:effectExtent b="0" l="0" r="0" t="0"/>
-                  <wp:docPr descr="" title="" id="105" name="Picture"/>
+                  <wp:docPr descr="" title="" id="104" name="Picture"/>
                   <a:graphic>
                     <a:graphicData uri="http://schemas.openxmlformats.org/drawingml/2006/picture">
                       <pic:pic>
                         <pic:nvPicPr>
-                          <pic:cNvPr descr="index_files/figure-docx/notebooks-fairness-fig-fairness-output-1.png" id="106" name="Picture"/>
+                          <pic:cNvPr descr="index_files/figure-docx/notebooks-auROC_plot-fig-auroc-output-2.png" id="105" name="Picture"/>
                           <pic:cNvPicPr>
                             <a:picLocks noChangeArrowheads="1" noChangeAspect="1"/>
                           </pic:cNvPicPr>
                         </pic:nvPicPr>
                         <pic:blipFill>
-                          <a:blip r:embed="rId104"/>
+                          <a:blip r:embed="rId103"/>
                           <a:stretch>
                             <a:fillRect/>
                           </a:stretch>
@@ -6325,10 +6492,10 @@
               <w:pStyle w:val="ImageCaption"/>
             </w:pPr>
             <w:r>
-              <w:t xml:space="preserve">Figure 11: auROC posterior distribution across different privileged vs. unprivileged groups</w:t>
+              <w:t xml:space="preserve">Figure 11: ROC Curve for the Best Model Configuration</w:t>
             </w:r>
           </w:p>
-          <w:bookmarkEnd w:id="107"/>
+          <w:bookmarkEnd w:id="106"/>
         </w:tc>
       </w:tr>
     </w:tbl>
@@ -6348,37 +6515,15 @@
         </w:rPr>
         <w:t xml:space="preserve"> </w:t>
       </w:r>
-      <w:hyperlink r:id="rId108">
+      <w:hyperlink r:id="rId107">
         <w:r>
           <w:rPr>
             <w:rStyle w:val="Hyperlink"/>
             <w:vertAlign w:val="subscript"/>
           </w:rPr>
-          <w:t xml:space="preserve">Subgroup Analysis</w:t>
+          <w:t xml:space="preserve">Performance plots</w:t>
         </w:r>
       </w:hyperlink>
-    </w:p>
-    <w:p>
-      <w:pPr>
-        <w:pStyle w:val="BodyText"/>
-      </w:pPr>
-      <w:r>
-        <w:t xml:space="preserve">See</w:t>
-      </w:r>
-      <w:r>
-        <w:t xml:space="preserve"> </w:t>
-      </w:r>
-      <w:hyperlink w:anchor="tbl-fairness">
-        <w:r>
-          <w:rPr>
-            <w:rStyle w:val="Hyperlink"/>
-          </w:rPr>
-          <w:t xml:space="preserve">Table 4</w:t>
-        </w:r>
-      </w:hyperlink>
-      <w:r>
-        <w:t xml:space="preserve">.</w:t>
-      </w:r>
     </w:p>
     <w:tbl>
       <w:tblPr>
@@ -6393,7 +6538,393 @@
       <w:tr>
         <w:tc>
           <w:tcPr/>
-          <w:bookmarkStart w:id="109" w:name="tbl-fairness"/>
+          <w:bookmarkStart w:id="111" w:name="fig-auroc_hist"/>
+          <w:p>
+            <w:pPr>
+              <w:pStyle w:val="Compact"/>
+              <w:jc w:val="center"/>
+            </w:pPr>
+            <w:r>
+              <w:drawing>
+                <wp:inline>
+                  <wp:extent cx="5334000" cy="3810000"/>
+                  <wp:effectExtent b="0" l="0" r="0" t="0"/>
+                  <wp:docPr descr="" title="" id="109" name="Picture"/>
+                  <a:graphic>
+                    <a:graphicData uri="http://schemas.openxmlformats.org/drawingml/2006/picture">
+                      <pic:pic>
+                        <pic:nvPicPr>
+                          <pic:cNvPr descr="index_files/figure-docx/notebooks-auROC_plot-fig-auroc_hist-output-2.png" id="110" name="Picture"/>
+                          <pic:cNvPicPr>
+                            <a:picLocks noChangeArrowheads="1" noChangeAspect="1"/>
+                          </pic:cNvPicPr>
+                        </pic:nvPicPr>
+                        <pic:blipFill>
+                          <a:blip r:embed="rId108"/>
+                          <a:stretch>
+                            <a:fillRect/>
+                          </a:stretch>
+                        </pic:blipFill>
+                        <pic:spPr bwMode="auto">
+                          <a:xfrm>
+                            <a:off x="0" y="0"/>
+                            <a:ext cx="5334000" cy="3810000"/>
+                          </a:xfrm>
+                          <a:prstGeom prst="rect">
+                            <a:avLst/>
+                          </a:prstGeom>
+                          <a:noFill/>
+                          <a:ln w="9525">
+                            <a:noFill/>
+                            <a:headEnd/>
+                            <a:tailEnd/>
+                          </a:ln>
+                        </pic:spPr>
+                      </pic:pic>
+                    </a:graphicData>
+                  </a:graphic>
+                </wp:inline>
+              </w:drawing>
+            </w:r>
+          </w:p>
+          <w:p>
+            <w:pPr>
+              <w:jc w:val="center"/>
+            </w:pPr>
+            <w:pPr>
+              <w:jc w:val="start"/>
+              <w:spacing w:before="200"/>
+              <w:pStyle w:val="ImageCaption"/>
+            </w:pPr>
+            <w:r>
+              <w:t xml:space="preserve">Figure 12: Distribution of auROCs Across 300 Inner Folds</w:t>
+            </w:r>
+          </w:p>
+          <w:bookmarkEnd w:id="111"/>
+        </w:tc>
+      </w:tr>
+    </w:tbl>
+    <w:p>
+      <w:pPr>
+        <w:pStyle w:val="BodyText"/>
+      </w:pPr>
+      <w:r>
+        <w:rPr>
+          <w:vertAlign w:val="subscript"/>
+        </w:rPr>
+        <w:t xml:space="preserve">Source:</w:t>
+      </w:r>
+      <w:r>
+        <w:rPr>
+          <w:vertAlign w:val="subscript"/>
+        </w:rPr>
+        <w:t xml:space="preserve"> </w:t>
+      </w:r>
+      <w:hyperlink r:id="rId112">
+        <w:r>
+          <w:rPr>
+            <w:rStyle w:val="Hyperlink"/>
+            <w:vertAlign w:val="subscript"/>
+          </w:rPr>
+          <w:t xml:space="preserve">Performance plots</w:t>
+        </w:r>
+      </w:hyperlink>
+    </w:p>
+    <w:tbl>
+      <w:tblPr>
+        <w:tblStyle w:val="Table"/>
+        <w:tblW w:type="pct" w:w="5000"/>
+        <w:tblLayout w:type="fixed"/>
+        <w:tblLook w:firstRow="0" w:lastRow="0" w:firstColumn="0" w:lastColumn="0" w:noHBand="0" w:noVBand="0" w:val="0000"/>
+      </w:tblPr>
+      <w:tblGrid>
+        <w:gridCol w:w="7920"/>
+      </w:tblGrid>
+      <w:tr>
+        <w:tc>
+          <w:tcPr/>
+          <w:bookmarkStart w:id="116" w:name="fig-auroc_posterior"/>
+          <w:p>
+            <w:pPr>
+              <w:pStyle w:val="Compact"/>
+              <w:jc w:val="center"/>
+            </w:pPr>
+            <w:r>
+              <w:drawing>
+                <wp:inline>
+                  <wp:extent cx="5334000" cy="3810000"/>
+                  <wp:effectExtent b="0" l="0" r="0" t="0"/>
+                  <wp:docPr descr="" title="" id="114" name="Picture"/>
+                  <a:graphic>
+                    <a:graphicData uri="http://schemas.openxmlformats.org/drawingml/2006/picture">
+                      <pic:pic>
+                        <pic:nvPicPr>
+                          <pic:cNvPr descr="index_files/figure-docx/notebooks-auROC_plot-fig-auroc_posterior-output-1.png" id="115" name="Picture"/>
+                          <pic:cNvPicPr>
+                            <a:picLocks noChangeArrowheads="1" noChangeAspect="1"/>
+                          </pic:cNvPicPr>
+                        </pic:nvPicPr>
+                        <pic:blipFill>
+                          <a:blip r:embed="rId113"/>
+                          <a:stretch>
+                            <a:fillRect/>
+                          </a:stretch>
+                        </pic:blipFill>
+                        <pic:spPr bwMode="auto">
+                          <a:xfrm>
+                            <a:off x="0" y="0"/>
+                            <a:ext cx="5334000" cy="3810000"/>
+                          </a:xfrm>
+                          <a:prstGeom prst="rect">
+                            <a:avLst/>
+                          </a:prstGeom>
+                          <a:noFill/>
+                          <a:ln w="9525">
+                            <a:noFill/>
+                            <a:headEnd/>
+                            <a:tailEnd/>
+                          </a:ln>
+                        </pic:spPr>
+                      </pic:pic>
+                    </a:graphicData>
+                  </a:graphic>
+                </wp:inline>
+              </w:drawing>
+            </w:r>
+          </w:p>
+          <w:p>
+            <w:pPr>
+              <w:jc w:val="center"/>
+            </w:pPr>
+            <w:pPr>
+              <w:jc w:val="start"/>
+              <w:spacing w:before="200"/>
+              <w:pStyle w:val="ImageCaption"/>
+            </w:pPr>
+            <w:r>
+              <w:t xml:space="preserve">Figure 13: Posterior Distribution of auROC Scores</w:t>
+            </w:r>
+          </w:p>
+          <w:bookmarkEnd w:id="116"/>
+        </w:tc>
+      </w:tr>
+    </w:tbl>
+    <w:p>
+      <w:pPr>
+        <w:pStyle w:val="BodyText"/>
+      </w:pPr>
+      <w:r>
+        <w:rPr>
+          <w:vertAlign w:val="subscript"/>
+        </w:rPr>
+        <w:t xml:space="preserve">Source:</w:t>
+      </w:r>
+      <w:r>
+        <w:rPr>
+          <w:vertAlign w:val="subscript"/>
+        </w:rPr>
+        <w:t xml:space="preserve"> </w:t>
+      </w:r>
+      <w:hyperlink r:id="rId117">
+        <w:r>
+          <w:rPr>
+            <w:rStyle w:val="Hyperlink"/>
+            <w:vertAlign w:val="subscript"/>
+          </w:rPr>
+          <w:t xml:space="preserve">Performance plots</w:t>
+        </w:r>
+      </w:hyperlink>
+    </w:p>
+    <w:bookmarkEnd w:id="118"/>
+    <w:bookmarkStart w:id="125" w:name="model-fairness"/>
+    <w:p>
+      <w:pPr>
+        <w:pStyle w:val="Heading2"/>
+      </w:pPr>
+      <w:r>
+        <w:t xml:space="preserve">Model Fairness</w:t>
+      </w:r>
+    </w:p>
+    <w:p>
+      <w:pPr>
+        <w:pStyle w:val="FirstParagraph"/>
+      </w:pPr>
+      <w:r>
+        <w:t xml:space="preserve">Our model performed consistently worse in unprivileged group vs. privileged group across all four demographic categories (see</w:t>
+      </w:r>
+      <w:r>
+        <w:t xml:space="preserve"> </w:t>
+      </w:r>
+      <w:hyperlink w:anchor="fig-fairness">
+        <w:r>
+          <w:rPr>
+            <w:rStyle w:val="Hyperlink"/>
+          </w:rPr>
+          <w:t xml:space="preserve">Figure 14</w:t>
+        </w:r>
+      </w:hyperlink>
+      <w:r>
+        <w:t xml:space="preserve"> </w:t>
+      </w:r>
+      <w:r>
+        <w:t xml:space="preserve">and</w:t>
+      </w:r>
+      <w:r>
+        <w:t xml:space="preserve"> </w:t>
+      </w:r>
+      <w:hyperlink w:anchor="tbl-fairness">
+        <w:r>
+          <w:rPr>
+            <w:rStyle w:val="Hyperlink"/>
+          </w:rPr>
+          <w:t xml:space="preserve">Table 4</w:t>
+        </w:r>
+      </w:hyperlink>
+      <w:r>
+        <w:t xml:space="preserve">). The median of posterior distribution of model performance difference was 0.03 (95%CI = [0.01, 0.06]) for White people compared to People of Color. The posterior distribution of performance differences also indicated that the model performed better in males than in females (median = 0.02, 95%CI = [0.01, 0.04]), in people younger than 55 than people older than 55 (median = 0.04, 95%CI = [0.01, 0.07]), and in people that have higher income than in those who have lower income (median = 0.02, 95%CI = [0.00, 0.04]). All credible intervals did not include 0, indicating that the model significantly worse in unprivileged groups.</w:t>
+      </w:r>
+    </w:p>
+    <w:tbl>
+      <w:tblPr>
+        <w:tblStyle w:val="Table"/>
+        <w:tblW w:type="pct" w:w="5000"/>
+        <w:tblLayout w:type="fixed"/>
+        <w:tblLook w:firstRow="0" w:lastRow="0" w:firstColumn="0" w:lastColumn="0" w:noHBand="0" w:noVBand="0" w:val="0000"/>
+      </w:tblPr>
+      <w:tblGrid>
+        <w:gridCol w:w="7920"/>
+      </w:tblGrid>
+      <w:tr>
+        <w:tc>
+          <w:tcPr/>
+          <w:bookmarkStart w:id="122" w:name="fig-fairness"/>
+          <w:p>
+            <w:pPr>
+              <w:pStyle w:val="Compact"/>
+              <w:jc w:val="center"/>
+            </w:pPr>
+            <w:r>
+              <w:drawing>
+                <wp:inline>
+                  <wp:extent cx="5334000" cy="3810000"/>
+                  <wp:effectExtent b="0" l="0" r="0" t="0"/>
+                  <wp:docPr descr="" title="" id="120" name="Picture"/>
+                  <a:graphic>
+                    <a:graphicData uri="http://schemas.openxmlformats.org/drawingml/2006/picture">
+                      <pic:pic>
+                        <pic:nvPicPr>
+                          <pic:cNvPr descr="index_files/figure-docx/notebooks-fairness-fig-fairness-output-1.png" id="121" name="Picture"/>
+                          <pic:cNvPicPr>
+                            <a:picLocks noChangeArrowheads="1" noChangeAspect="1"/>
+                          </pic:cNvPicPr>
+                        </pic:nvPicPr>
+                        <pic:blipFill>
+                          <a:blip r:embed="rId119"/>
+                          <a:stretch>
+                            <a:fillRect/>
+                          </a:stretch>
+                        </pic:blipFill>
+                        <pic:spPr bwMode="auto">
+                          <a:xfrm>
+                            <a:off x="0" y="0"/>
+                            <a:ext cx="5334000" cy="3810000"/>
+                          </a:xfrm>
+                          <a:prstGeom prst="rect">
+                            <a:avLst/>
+                          </a:prstGeom>
+                          <a:noFill/>
+                          <a:ln w="9525">
+                            <a:noFill/>
+                            <a:headEnd/>
+                            <a:tailEnd/>
+                          </a:ln>
+                        </pic:spPr>
+                      </pic:pic>
+                    </a:graphicData>
+                  </a:graphic>
+                </wp:inline>
+              </w:drawing>
+            </w:r>
+          </w:p>
+          <w:p>
+            <w:pPr>
+              <w:jc w:val="center"/>
+            </w:pPr>
+            <w:pPr>
+              <w:jc w:val="start"/>
+              <w:spacing w:before="200"/>
+              <w:pStyle w:val="ImageCaption"/>
+            </w:pPr>
+            <w:r>
+              <w:t xml:space="preserve">Figure 14: auROC posterior distribution across different privileged vs. unprivileged groups</w:t>
+            </w:r>
+          </w:p>
+          <w:bookmarkEnd w:id="122"/>
+        </w:tc>
+      </w:tr>
+    </w:tbl>
+    <w:p>
+      <w:pPr>
+        <w:pStyle w:val="BodyText"/>
+      </w:pPr>
+      <w:r>
+        <w:rPr>
+          <w:vertAlign w:val="subscript"/>
+        </w:rPr>
+        <w:t xml:space="preserve">Source:</w:t>
+      </w:r>
+      <w:r>
+        <w:rPr>
+          <w:vertAlign w:val="subscript"/>
+        </w:rPr>
+        <w:t xml:space="preserve"> </w:t>
+      </w:r>
+      <w:hyperlink r:id="rId123">
+        <w:r>
+          <w:rPr>
+            <w:rStyle w:val="Hyperlink"/>
+            <w:vertAlign w:val="subscript"/>
+          </w:rPr>
+          <w:t xml:space="preserve">Subgroup Analysis</w:t>
+        </w:r>
+      </w:hyperlink>
+    </w:p>
+    <w:p>
+      <w:pPr>
+        <w:pStyle w:val="BodyText"/>
+      </w:pPr>
+      <w:r>
+        <w:t xml:space="preserve">See</w:t>
+      </w:r>
+      <w:r>
+        <w:t xml:space="preserve"> </w:t>
+      </w:r>
+      <w:hyperlink w:anchor="tbl-fairness">
+        <w:r>
+          <w:rPr>
+            <w:rStyle w:val="Hyperlink"/>
+          </w:rPr>
+          <w:t xml:space="preserve">Table 4</w:t>
+        </w:r>
+      </w:hyperlink>
+      <w:r>
+        <w:t xml:space="preserve">.</w:t>
+      </w:r>
+    </w:p>
+    <w:tbl>
+      <w:tblPr>
+        <w:tblStyle w:val="Table"/>
+        <w:tblW w:type="pct" w:w="5000"/>
+        <w:tblLayout w:type="fixed"/>
+        <w:tblLook w:firstRow="0" w:lastRow="0" w:firstColumn="0" w:lastColumn="0" w:noHBand="0" w:noVBand="0" w:val="0000"/>
+      </w:tblPr>
+      <w:tblGrid>
+        <w:gridCol w:w="7920"/>
+      </w:tblGrid>
+      <w:tr>
+        <w:tc>
+          <w:tcPr/>
+          <w:bookmarkStart w:id="124" w:name="tbl-fairness"/>
           <w:tbl>
             <w:tblPr>
               <w:tblStyle w:val="Table"/>
@@ -6755,18 +7286,40 @@
               <w:t xml:space="preserve">Table 4: Model Performance Difference across different demographic subgroups</w:t>
             </w:r>
           </w:p>
-          <w:bookmarkEnd w:id="109"/>
+          <w:bookmarkEnd w:id="124"/>
         </w:tc>
       </w:tr>
     </w:tbl>
-    <w:bookmarkEnd w:id="110"/>
-    <w:bookmarkStart w:id="116" w:name="model-interpretation"/>
+    <w:bookmarkEnd w:id="125"/>
+    <w:bookmarkStart w:id="131" w:name="model-interpretation"/>
     <w:p>
       <w:pPr>
         <w:pStyle w:val="Heading2"/>
       </w:pPr>
       <w:r>
         <w:t xml:space="preserve">Model Interpretation</w:t>
+      </w:r>
+    </w:p>
+    <w:p>
+      <w:pPr>
+        <w:pStyle w:val="FirstParagraph"/>
+      </w:pPr>
+      <w:r>
+        <w:t xml:space="preserve">The top 30 LIWC categories with the highest global shapley values were displayed in</w:t>
+      </w:r>
+      <w:r>
+        <w:t xml:space="preserve"> </w:t>
+      </w:r>
+      <w:hyperlink w:anchor="fig-shaps">
+        <w:r>
+          <w:rPr>
+            <w:rStyle w:val="Hyperlink"/>
+          </w:rPr>
+          <w:t xml:space="preserve">Figure 15</w:t>
+        </w:r>
+      </w:hyperlink>
+      <w:r>
+        <w:t xml:space="preserve">. Three categories appeared to be the most robust in contributing to model output – social processes (e.g., you, we, he, she), social behavior (e.g., said, love, say, care), and second person pronoun (e.g., you, your, yourself). The other less robust categories included total word count, clout (language of leadership), assent (e.g., yeah, yes, okay, ok), social referents (e.g., you, we, he, she), and prosocial behaviors (e.g., care, help, thank, please).</w:t>
       </w:r>
     </w:p>
     <w:tbl>
@@ -6782,7 +7335,7 @@
       <w:tr>
         <w:tc>
           <w:tcPr/>
-          <w:bookmarkStart w:id="114" w:name="fig-shaps"/>
+          <w:bookmarkStart w:id="129" w:name="fig-shaps"/>
           <w:p>
             <w:pPr>
               <w:pStyle w:val="Compact"/>
@@ -6793,18 +7346,18 @@
                 <wp:inline>
                   <wp:extent cx="5334000" cy="3810000"/>
                   <wp:effectExtent b="0" l="0" r="0" t="0"/>
-                  <wp:docPr descr="" title="" id="112" name="Picture"/>
+                  <wp:docPr descr="" title="" id="127" name="Picture"/>
                   <a:graphic>
                     <a:graphicData uri="http://schemas.openxmlformats.org/drawingml/2006/picture">
                       <pic:pic>
                         <pic:nvPicPr>
-                          <pic:cNvPr descr="index_files/figure-docx/notebooks-shaps-fig-shaps-output-1.png" id="113" name="Picture"/>
+                          <pic:cNvPr descr="index_files/figure-docx/notebooks-shaps-fig-shaps-output-1.png" id="128" name="Picture"/>
                           <pic:cNvPicPr>
                             <a:picLocks noChangeArrowheads="1" noChangeAspect="1"/>
                           </pic:cNvPicPr>
                         </pic:nvPicPr>
                         <pic:blipFill>
-                          <a:blip r:embed="rId111"/>
+                          <a:blip r:embed="rId126"/>
                           <a:stretch>
                             <a:fillRect/>
                           </a:stretch>
@@ -6841,10 +7394,10 @@
               <w:pStyle w:val="ImageCaption"/>
             </w:pPr>
             <w:r>
-              <w:t xml:space="preserve">Figure 12: Shapley Value</w:t>
+              <w:t xml:space="preserve">Figure 15: Shapley Value</w:t>
             </w:r>
           </w:p>
-          <w:bookmarkEnd w:id="114"/>
+          <w:bookmarkEnd w:id="129"/>
         </w:tc>
       </w:tr>
     </w:tbl>
@@ -6864,7 +7417,7 @@
         </w:rPr>
         <w:t xml:space="preserve"> </w:t>
       </w:r>
-      <w:hyperlink r:id="rId115">
+      <w:hyperlink r:id="rId130">
         <w:r>
           <w:rPr>
             <w:rStyle w:val="Hyperlink"/>
@@ -6879,9 +7432,9 @@
         <w:br w:type="page"/>
       </w:r>
     </w:p>
-    <w:bookmarkEnd w:id="116"/>
-    <w:bookmarkEnd w:id="117"/>
-    <w:bookmarkStart w:id="239" w:name="discussions"/>
+    <w:bookmarkEnd w:id="131"/>
+    <w:bookmarkEnd w:id="132"/>
+    <w:bookmarkStart w:id="254" w:name="discussions"/>
     <w:p>
       <w:pPr>
         <w:pStyle w:val="Heading1"/>
@@ -6895,8 +7448,8 @@
         <w:br w:type="page"/>
       </w:r>
     </w:p>
-    <w:bookmarkStart w:id="238" w:name="refs"/>
-    <w:bookmarkStart w:id="119" w:name="Xafb9ebfeab280acee598deb0b35b093eec91108"/>
+    <w:bookmarkStart w:id="253" w:name="refs"/>
+    <w:bookmarkStart w:id="134" w:name="Xafb9ebfeab280acee598deb0b35b093eec91108"/>
     <w:p>
       <w:pPr>
         <w:pStyle w:val="Bibliography"/>
@@ -6986,7 +7539,7 @@
       <w:r>
         <w:t xml:space="preserve"> </w:t>
       </w:r>
-      <w:hyperlink r:id="rId118">
+      <w:hyperlink r:id="rId133">
         <w:r>
           <w:rPr>
             <w:rStyle w:val="Hyperlink"/>
@@ -6998,8 +7551,8 @@
         <w:t xml:space="preserve">.</w:t>
       </w:r>
     </w:p>
-    <w:bookmarkEnd w:id="119"/>
-    <w:bookmarkStart w:id="121" w:name="ref-afsharNaturalLanguageProcessing2019"/>
+    <w:bookmarkEnd w:id="134"/>
+    <w:bookmarkStart w:id="136" w:name="ref-afsharNaturalLanguageProcessing2019"/>
     <w:p>
       <w:pPr>
         <w:pStyle w:val="Bibliography"/>
@@ -7032,7 +7585,7 @@
       <w:r>
         <w:t xml:space="preserve"> </w:t>
       </w:r>
-      <w:hyperlink r:id="rId120">
+      <w:hyperlink r:id="rId135">
         <w:r>
           <w:rPr>
             <w:rStyle w:val="Hyperlink"/>
@@ -7044,8 +7597,8 @@
         <w:t xml:space="preserve">.</w:t>
       </w:r>
     </w:p>
-    <w:bookmarkEnd w:id="121"/>
-    <w:bookmarkStart w:id="123" w:name="Xc95fb8816eaf9f583d19d6cba6a9ac025f9fe91"/>
+    <w:bookmarkEnd w:id="136"/>
+    <w:bookmarkStart w:id="138" w:name="Xc95fb8816eaf9f583d19d6cba6a9ac025f9fe91"/>
     <w:p>
       <w:pPr>
         <w:pStyle w:val="Bibliography"/>
@@ -7233,7 +7786,7 @@
       <w:r>
         <w:t xml:space="preserve"> </w:t>
       </w:r>
-      <w:hyperlink r:id="rId122">
+      <w:hyperlink r:id="rId137">
         <w:r>
           <w:rPr>
             <w:rStyle w:val="Hyperlink"/>
@@ -7245,8 +7798,8 @@
         <w:t xml:space="preserve">.</w:t>
       </w:r>
     </w:p>
-    <w:bookmarkEnd w:id="123"/>
-    <w:bookmarkStart w:id="125" w:name="Xa710417644a60899013e4932e847385912f9696"/>
+    <w:bookmarkEnd w:id="138"/>
+    <w:bookmarkStart w:id="140" w:name="Xa710417644a60899013e4932e847385912f9696"/>
     <w:p>
       <w:pPr>
         <w:pStyle w:val="Bibliography"/>
@@ -7291,7 +7844,7 @@
       <w:r>
         <w:t xml:space="preserve"> </w:t>
       </w:r>
-      <w:hyperlink r:id="rId124">
+      <w:hyperlink r:id="rId139">
         <w:r>
           <w:rPr>
             <w:rStyle w:val="Hyperlink"/>
@@ -7303,8 +7856,8 @@
         <w:t xml:space="preserve">.</w:t>
       </w:r>
     </w:p>
-    <w:bookmarkEnd w:id="125"/>
-    <w:bookmarkStart w:id="127" w:name="ref-baeMobilePhoneSensors2018a"/>
+    <w:bookmarkEnd w:id="140"/>
+    <w:bookmarkStart w:id="142" w:name="ref-baeMobilePhoneSensors2018a"/>
     <w:p>
       <w:pPr>
         <w:pStyle w:val="Bibliography"/>
@@ -7367,7 +7920,7 @@
       <w:r>
         <w:t xml:space="preserve"> </w:t>
       </w:r>
-      <w:hyperlink r:id="rId126">
+      <w:hyperlink r:id="rId141">
         <w:r>
           <w:rPr>
             <w:rStyle w:val="Hyperlink"/>
@@ -7379,8 +7932,8 @@
         <w:t xml:space="preserve">.</w:t>
       </w:r>
     </w:p>
-    <w:bookmarkEnd w:id="127"/>
-    <w:bookmarkStart w:id="129" w:name="Xe55fcb9276abfce60e3423ca0e9912c33a11f0b"/>
+    <w:bookmarkEnd w:id="142"/>
+    <w:bookmarkStart w:id="144" w:name="Xe55fcb9276abfce60e3423ca0e9912c33a11f0b"/>
     <w:p>
       <w:pPr>
         <w:pStyle w:val="Bibliography"/>
@@ -7425,7 +7978,7 @@
       <w:r>
         <w:t xml:space="preserve"> </w:t>
       </w:r>
-      <w:hyperlink r:id="rId128">
+      <w:hyperlink r:id="rId143">
         <w:r>
           <w:rPr>
             <w:rStyle w:val="Hyperlink"/>
@@ -7437,8 +7990,8 @@
         <w:t xml:space="preserve">.</w:t>
       </w:r>
     </w:p>
-    <w:bookmarkEnd w:id="129"/>
-    <w:bookmarkStart w:id="131" w:name="X0dfc9bfbbbc9cc86d14160256792ce0ff6efdd3"/>
+    <w:bookmarkEnd w:id="144"/>
+    <w:bookmarkStart w:id="146" w:name="X0dfc9bfbbbc9cc86d14160256792ce0ff6efdd3"/>
     <w:p>
       <w:pPr>
         <w:pStyle w:val="Bibliography"/>
@@ -7471,7 +8024,7 @@
       <w:r>
         <w:t xml:space="preserve"> </w:t>
       </w:r>
-      <w:hyperlink r:id="rId130">
+      <w:hyperlink r:id="rId145">
         <w:r>
           <w:rPr>
             <w:rStyle w:val="Hyperlink"/>
@@ -7483,8 +8036,8 @@
         <w:t xml:space="preserve">.</w:t>
       </w:r>
     </w:p>
-    <w:bookmarkEnd w:id="131"/>
-    <w:bookmarkStart w:id="133" w:name="ref-bucciTheyAreNot2019"/>
+    <w:bookmarkEnd w:id="146"/>
+    <w:bookmarkStart w:id="148" w:name="ref-bucciTheyAreNot2019"/>
     <w:p>
       <w:pPr>
         <w:pStyle w:val="Bibliography"/>
@@ -7568,7 +8121,7 @@
       <w:r>
         <w:t xml:space="preserve"> </w:t>
       </w:r>
-      <w:hyperlink r:id="rId132">
+      <w:hyperlink r:id="rId147">
         <w:r>
           <w:rPr>
             <w:rStyle w:val="Hyperlink"/>
@@ -7580,8 +8133,8 @@
         <w:t xml:space="preserve">.</w:t>
       </w:r>
     </w:p>
-    <w:bookmarkEnd w:id="133"/>
-    <w:bookmarkStart w:id="135" w:name="X565bbce5bff6dc592dea5af242f12d8b37400a4"/>
+    <w:bookmarkEnd w:id="148"/>
+    <w:bookmarkStart w:id="150" w:name="X565bbce5bff6dc592dea5af242f12d8b37400a4"/>
     <w:p>
       <w:pPr>
         <w:pStyle w:val="Bibliography"/>
@@ -7668,7 +8221,7 @@
       <w:r>
         <w:t xml:space="preserve"> </w:t>
       </w:r>
-      <w:hyperlink r:id="rId134">
+      <w:hyperlink r:id="rId149">
         <w:r>
           <w:rPr>
             <w:rStyle w:val="Hyperlink"/>
@@ -7680,8 +8233,8 @@
         <w:t xml:space="preserve">.</w:t>
       </w:r>
     </w:p>
-    <w:bookmarkEnd w:id="135"/>
-    <w:bookmarkStart w:id="137" w:name="ref-chihPredictiveModelingAddiction2014a"/>
+    <w:bookmarkEnd w:id="150"/>
+    <w:bookmarkStart w:id="152" w:name="ref-chihPredictiveModelingAddiction2014a"/>
     <w:p>
       <w:pPr>
         <w:pStyle w:val="Bibliography"/>
@@ -7714,7 +8267,7 @@
       <w:r>
         <w:t xml:space="preserve"> </w:t>
       </w:r>
-      <w:hyperlink r:id="rId136">
+      <w:hyperlink r:id="rId151">
         <w:r>
           <w:rPr>
             <w:rStyle w:val="Hyperlink"/>
@@ -7726,8 +8279,8 @@
         <w:t xml:space="preserve">.</w:t>
       </w:r>
     </w:p>
-    <w:bookmarkEnd w:id="137"/>
-    <w:bookmarkStart w:id="139" w:name="ref-chungRelapseAlcoholOther2006a"/>
+    <w:bookmarkEnd w:id="152"/>
+    <w:bookmarkStart w:id="154" w:name="ref-chungRelapseAlcoholOther2006a"/>
     <w:p>
       <w:pPr>
         <w:pStyle w:val="Bibliography"/>
@@ -7769,7 +8322,7 @@
       <w:r>
         <w:t xml:space="preserve"> </w:t>
       </w:r>
-      <w:hyperlink r:id="rId138">
+      <w:hyperlink r:id="rId153">
         <w:r>
           <w:rPr>
             <w:rStyle w:val="Hyperlink"/>
@@ -7781,8 +8334,8 @@
         <w:t xml:space="preserve">.</w:t>
       </w:r>
     </w:p>
-    <w:bookmarkEnd w:id="139"/>
-    <w:bookmarkStart w:id="141" w:name="ref-czyzEcologicalAssessmentDaily2018"/>
+    <w:bookmarkEnd w:id="154"/>
+    <w:bookmarkStart w:id="156" w:name="ref-czyzEcologicalAssessmentDaily2018"/>
     <w:p>
       <w:pPr>
         <w:pStyle w:val="Bibliography"/>
@@ -7827,7 +8380,7 @@
       <w:r>
         <w:t xml:space="preserve"> </w:t>
       </w:r>
-      <w:hyperlink r:id="rId140">
+      <w:hyperlink r:id="rId155">
         <w:r>
           <w:rPr>
             <w:rStyle w:val="Hyperlink"/>
@@ -7839,8 +8392,8 @@
         <w:t xml:space="preserve">.</w:t>
       </w:r>
     </w:p>
-    <w:bookmarkEnd w:id="141"/>
-    <w:bookmarkStart w:id="143" w:name="ref-dibartoloAlcoholUseDisorder2017"/>
+    <w:bookmarkEnd w:id="156"/>
+    <w:bookmarkStart w:id="158" w:name="ref-dibartoloAlcoholUseDisorder2017"/>
     <w:p>
       <w:pPr>
         <w:pStyle w:val="Bibliography"/>
@@ -7927,7 +8480,7 @@
       <w:r>
         <w:t xml:space="preserve"> </w:t>
       </w:r>
-      <w:hyperlink r:id="rId142">
+      <w:hyperlink r:id="rId157">
         <w:r>
           <w:rPr>
             <w:rStyle w:val="Hyperlink"/>
@@ -7939,8 +8492,8 @@
         <w:t xml:space="preserve">.</w:t>
       </w:r>
     </w:p>
-    <w:bookmarkEnd w:id="143"/>
-    <w:bookmarkStart w:id="145" w:name="ref-feingoldProximalVsDistal2015"/>
+    <w:bookmarkEnd w:id="158"/>
+    <w:bookmarkStart w:id="160" w:name="ref-feingoldProximalVsDistal2015"/>
     <w:p>
       <w:pPr>
         <w:pStyle w:val="Bibliography"/>
@@ -7973,7 +8526,7 @@
       <w:r>
         <w:t xml:space="preserve"> </w:t>
       </w:r>
-      <w:hyperlink r:id="rId144">
+      <w:hyperlink r:id="rId159">
         <w:r>
           <w:rPr>
             <w:rStyle w:val="Hyperlink"/>
@@ -7985,8 +8538,8 @@
         <w:t xml:space="preserve">.</w:t>
       </w:r>
     </w:p>
-    <w:bookmarkEnd w:id="145"/>
-    <w:bookmarkStart w:id="147" w:name="ref-finnPerceivedBarriersSeeking2023"/>
+    <w:bookmarkEnd w:id="160"/>
+    <w:bookmarkStart w:id="162" w:name="ref-finnPerceivedBarriersSeeking2023"/>
     <w:p>
       <w:pPr>
         <w:pStyle w:val="Bibliography"/>
@@ -8031,7 +8584,7 @@
       <w:r>
         <w:t xml:space="preserve"> </w:t>
       </w:r>
-      <w:hyperlink r:id="rId146">
+      <w:hyperlink r:id="rId161">
         <w:r>
           <w:rPr>
             <w:rStyle w:val="Hyperlink"/>
@@ -8043,8 +8596,8 @@
         <w:t xml:space="preserve">.</w:t>
       </w:r>
     </w:p>
-    <w:bookmarkEnd w:id="147"/>
-    <w:bookmarkStart w:id="149" w:name="ref-gilbertGenderDifferencesUse2019b"/>
+    <w:bookmarkEnd w:id="162"/>
+    <w:bookmarkStart w:id="164" w:name="ref-gilbertGenderDifferencesUse2019b"/>
     <w:p>
       <w:pPr>
         <w:pStyle w:val="Bibliography"/>
@@ -8146,7 +8699,7 @@
       <w:r>
         <w:t xml:space="preserve"> </w:t>
       </w:r>
-      <w:hyperlink r:id="rId148">
+      <w:hyperlink r:id="rId163">
         <w:r>
           <w:rPr>
             <w:rStyle w:val="Hyperlink"/>
@@ -8158,8 +8711,8 @@
         <w:t xml:space="preserve">.</w:t>
       </w:r>
     </w:p>
-    <w:bookmarkEnd w:id="149"/>
-    <w:bookmarkStart w:id="151" w:name="Xda7e0211c819cfbb87f310a4ff9aa4e691fefed"/>
+    <w:bookmarkEnd w:id="164"/>
+    <w:bookmarkStart w:id="166" w:name="Xda7e0211c819cfbb87f310a4ff9aa4e691fefed"/>
     <w:p>
       <w:pPr>
         <w:pStyle w:val="Bibliography"/>
@@ -8243,7 +8796,7 @@
       <w:r>
         <w:t xml:space="preserve"> </w:t>
       </w:r>
-      <w:hyperlink r:id="rId150">
+      <w:hyperlink r:id="rId165">
         <w:r>
           <w:rPr>
             <w:rStyle w:val="Hyperlink"/>
@@ -8255,8 +8808,8 @@
         <w:t xml:space="preserve">.</w:t>
       </w:r>
     </w:p>
-    <w:bookmarkEnd w:id="151"/>
-    <w:bookmarkStart w:id="153" w:name="Xb18b2d127665d50164a17bc8322beef69d4f980"/>
+    <w:bookmarkEnd w:id="166"/>
+    <w:bookmarkStart w:id="168" w:name="Xb18b2d127665d50164a17bc8322beef69d4f980"/>
     <w:p>
       <w:pPr>
         <w:pStyle w:val="Bibliography"/>
@@ -8301,7 +8854,7 @@
       <w:r>
         <w:t xml:space="preserve"> </w:t>
       </w:r>
-      <w:hyperlink r:id="rId152">
+      <w:hyperlink r:id="rId167">
         <w:r>
           <w:rPr>
             <w:rStyle w:val="Hyperlink"/>
@@ -8313,8 +8866,8 @@
         <w:t xml:space="preserve">.</w:t>
       </w:r>
     </w:p>
-    <w:bookmarkEnd w:id="153"/>
-    <w:bookmarkStart w:id="155" w:name="Xf3bbd2f018d15797242e38137a2bb5183901854"/>
+    <w:bookmarkEnd w:id="168"/>
+    <w:bookmarkStart w:id="170" w:name="Xf3bbd2f018d15797242e38137a2bb5183901854"/>
     <w:p>
       <w:pPr>
         <w:pStyle w:val="Bibliography"/>
@@ -8347,7 +8900,7 @@
       <w:r>
         <w:t xml:space="preserve"> </w:t>
       </w:r>
-      <w:hyperlink r:id="rId154">
+      <w:hyperlink r:id="rId169">
         <w:r>
           <w:rPr>
             <w:rStyle w:val="Hyperlink"/>
@@ -8359,8 +8912,8 @@
         <w:t xml:space="preserve">.</w:t>
       </w:r>
     </w:p>
-    <w:bookmarkEnd w:id="155"/>
-    <w:bookmarkStart w:id="157" w:name="Xc607b352943521404e0f20019d77839d3605993"/>
+    <w:bookmarkEnd w:id="170"/>
+    <w:bookmarkStart w:id="172" w:name="Xc607b352943521404e0f20019d77839d3605993"/>
     <w:p>
       <w:pPr>
         <w:pStyle w:val="Bibliography"/>
@@ -8426,7 +8979,7 @@
       <w:r>
         <w:t xml:space="preserve"> </w:t>
       </w:r>
-      <w:hyperlink r:id="rId156">
+      <w:hyperlink r:id="rId171">
         <w:r>
           <w:rPr>
             <w:rStyle w:val="Hyperlink"/>
@@ -8438,8 +8991,8 @@
         <w:t xml:space="preserve">.</w:t>
       </w:r>
     </w:p>
-    <w:bookmarkEnd w:id="157"/>
-    <w:bookmarkStart w:id="159" w:name="X908b868cf8e06446dd59b9be0145f3be3b8216e"/>
+    <w:bookmarkEnd w:id="172"/>
+    <w:bookmarkStart w:id="174" w:name="X908b868cf8e06446dd59b9be0145f3be3b8216e"/>
     <w:p>
       <w:pPr>
         <w:pStyle w:val="Bibliography"/>
@@ -8526,7 +9079,7 @@
       <w:r>
         <w:t xml:space="preserve"> </w:t>
       </w:r>
-      <w:hyperlink r:id="rId158">
+      <w:hyperlink r:id="rId173">
         <w:r>
           <w:rPr>
             <w:rStyle w:val="Hyperlink"/>
@@ -8538,8 +9091,8 @@
         <w:t xml:space="preserve">.</w:t>
       </w:r>
     </w:p>
-    <w:bookmarkEnd w:id="159"/>
-    <w:bookmarkStart w:id="161" w:name="ref-jacobsonUsingDigitalTherapeutics2023"/>
+    <w:bookmarkEnd w:id="174"/>
+    <w:bookmarkStart w:id="176" w:name="ref-jacobsonUsingDigitalTherapeutics2023"/>
     <w:p>
       <w:pPr>
         <w:pStyle w:val="Bibliography"/>
@@ -8562,7 +9115,7 @@
       <w:r>
         <w:t xml:space="preserve"> </w:t>
       </w:r>
-      <w:hyperlink r:id="rId160">
+      <w:hyperlink r:id="rId175">
         <w:r>
           <w:rPr>
             <w:rStyle w:val="Hyperlink"/>
@@ -8574,8 +9127,8 @@
         <w:t xml:space="preserve">.</w:t>
       </w:r>
     </w:p>
-    <w:bookmarkEnd w:id="161"/>
-    <w:bookmarkStart w:id="163" w:name="ref-kaddenMarlattRelapseTaxonomy1996"/>
+    <w:bookmarkEnd w:id="176"/>
+    <w:bookmarkStart w:id="178" w:name="ref-kaddenMarlattRelapseTaxonomy1996"/>
     <w:p>
       <w:pPr>
         <w:pStyle w:val="Bibliography"/>
@@ -8617,7 +9170,7 @@
       <w:r>
         <w:t xml:space="preserve"> </w:t>
       </w:r>
-      <w:hyperlink r:id="rId162">
+      <w:hyperlink r:id="rId177">
         <w:r>
           <w:rPr>
             <w:rStyle w:val="Hyperlink"/>
@@ -8629,8 +9182,8 @@
         <w:t xml:space="preserve">.</w:t>
       </w:r>
     </w:p>
-    <w:bookmarkEnd w:id="163"/>
-    <w:bookmarkStart w:id="165" w:name="ref-kaufmannTreatmentSeekingBarriers2014"/>
+    <w:bookmarkEnd w:id="178"/>
+    <w:bookmarkStart w:id="180" w:name="ref-kaufmannTreatmentSeekingBarriers2014"/>
     <w:p>
       <w:pPr>
         <w:pStyle w:val="Bibliography"/>
@@ -8663,7 +9216,7 @@
       <w:r>
         <w:t xml:space="preserve"> </w:t>
       </w:r>
-      <w:hyperlink r:id="rId164">
+      <w:hyperlink r:id="rId179">
         <w:r>
           <w:rPr>
             <w:rStyle w:val="Hyperlink"/>
@@ -8675,8 +9228,8 @@
         <w:t xml:space="preserve">.</w:t>
       </w:r>
     </w:p>
-    <w:bookmarkEnd w:id="165"/>
-    <w:bookmarkStart w:id="166" w:name="ref-korlakuntaReasonsRelapsePatients2012"/>
+    <w:bookmarkEnd w:id="180"/>
+    <w:bookmarkStart w:id="181" w:name="ref-korlakuntaReasonsRelapsePatients2012"/>
     <w:p>
       <w:pPr>
         <w:pStyle w:val="Bibliography"/>
@@ -8707,8 +9260,8 @@
         <w:t xml:space="preserve">13 (2): 108.</w:t>
       </w:r>
     </w:p>
-    <w:bookmarkEnd w:id="166"/>
-    <w:bookmarkStart w:id="168" w:name="ref-lecomteMobileAppsMental2020"/>
+    <w:bookmarkEnd w:id="181"/>
+    <w:bookmarkStart w:id="183" w:name="ref-lecomteMobileAppsMental2020"/>
     <w:p>
       <w:pPr>
         <w:pStyle w:val="Bibliography"/>
@@ -8783,7 +9336,7 @@
       <w:r>
         <w:t xml:space="preserve"> </w:t>
       </w:r>
-      <w:hyperlink r:id="rId167">
+      <w:hyperlink r:id="rId182">
         <w:r>
           <w:rPr>
             <w:rStyle w:val="Hyperlink"/>
@@ -8795,8 +9348,8 @@
         <w:t xml:space="preserve">.</w:t>
       </w:r>
     </w:p>
-    <w:bookmarkEnd w:id="168"/>
-    <w:bookmarkStart w:id="170" w:name="ref-leeDataDrivenDigitalTherapeutics2023"/>
+    <w:bookmarkEnd w:id="183"/>
+    <w:bookmarkStart w:id="185" w:name="ref-leeDataDrivenDigitalTherapeutics2023"/>
     <w:p>
       <w:pPr>
         <w:pStyle w:val="Bibliography"/>
@@ -8859,7 +9412,7 @@
       <w:r>
         <w:t xml:space="preserve"> </w:t>
       </w:r>
-      <w:hyperlink r:id="rId169">
+      <w:hyperlink r:id="rId184">
         <w:r>
           <w:rPr>
             <w:rStyle w:val="Hyperlink"/>
@@ -8871,8 +9424,8 @@
         <w:t xml:space="preserve">.</w:t>
       </w:r>
     </w:p>
-    <w:bookmarkEnd w:id="170"/>
-    <w:bookmarkStart w:id="172" w:name="Xad0e05bf336dda97d227027eae040cfde33d783"/>
+    <w:bookmarkEnd w:id="185"/>
+    <w:bookmarkStart w:id="187" w:name="Xad0e05bf336dda97d227027eae040cfde33d783"/>
     <w:p>
       <w:pPr>
         <w:pStyle w:val="Bibliography"/>
@@ -8914,7 +9467,7 @@
       <w:r>
         <w:t xml:space="preserve"> </w:t>
       </w:r>
-      <w:hyperlink r:id="rId171">
+      <w:hyperlink r:id="rId186">
         <w:r>
           <w:rPr>
             <w:rStyle w:val="Hyperlink"/>
@@ -8926,8 +9479,8 @@
         <w:t xml:space="preserve">.</w:t>
       </w:r>
     </w:p>
-    <w:bookmarkEnd w:id="172"/>
-    <w:bookmarkStart w:id="173" w:name="X34be55f2a2ff67a14e7206627bb93b426490c87"/>
+    <w:bookmarkEnd w:id="187"/>
+    <w:bookmarkStart w:id="188" w:name="X34be55f2a2ff67a14e7206627bb93b426490c87"/>
     <w:p>
       <w:pPr>
         <w:pStyle w:val="Bibliography"/>
@@ -9012,8 +9565,8 @@
         <w:t xml:space="preserve">’17. Red Hook, NY, USA: Curran Associates Inc.</w:t>
       </w:r>
     </w:p>
-    <w:bookmarkEnd w:id="173"/>
-    <w:bookmarkStart w:id="175" w:name="X22e9be3824ec77f661ff36dcfd4b6270812f56f"/>
+    <w:bookmarkEnd w:id="188"/>
+    <w:bookmarkStart w:id="190" w:name="X22e9be3824ec77f661ff36dcfd4b6270812f56f"/>
     <w:p>
       <w:pPr>
         <w:pStyle w:val="Bibliography"/>
@@ -9046,7 +9599,7 @@
       <w:r>
         <w:t xml:space="preserve"> </w:t>
       </w:r>
-      <w:hyperlink r:id="rId174">
+      <w:hyperlink r:id="rId189">
         <w:r>
           <w:rPr>
             <w:rStyle w:val="Hyperlink"/>
@@ -9058,8 +9611,8 @@
         <w:t xml:space="preserve">.</w:t>
       </w:r>
     </w:p>
-    <w:bookmarkEnd w:id="175"/>
-    <w:bookmarkStart w:id="177" w:name="X1329989714ddcecd7db483e12083768f0c5e635"/>
+    <w:bookmarkEnd w:id="190"/>
+    <w:bookmarkStart w:id="192" w:name="X1329989714ddcecd7db483e12083768f0c5e635"/>
     <w:p>
       <w:pPr>
         <w:pStyle w:val="Bibliography"/>
@@ -9092,7 +9645,7 @@
       <w:r>
         <w:t xml:space="preserve"> </w:t>
       </w:r>
-      <w:hyperlink r:id="rId176">
+      <w:hyperlink r:id="rId191">
         <w:r>
           <w:rPr>
             <w:rStyle w:val="Hyperlink"/>
@@ -9104,8 +9657,8 @@
         <w:t xml:space="preserve">.</w:t>
       </w:r>
     </w:p>
-    <w:bookmarkEnd w:id="177"/>
-    <w:bookmarkStart w:id="178" w:name="Xacc8c8a96f728736c6ec7be4d5ae02bdeea04b4"/>
+    <w:bookmarkEnd w:id="192"/>
+    <w:bookmarkStart w:id="193" w:name="Xacc8c8a96f728736c6ec7be4d5ae02bdeea04b4"/>
     <w:p>
       <w:pPr>
         <w:pStyle w:val="Bibliography"/>
@@ -9167,8 +9720,8 @@
         <w:t xml:space="preserve">Strategies in the Treatment of Addictive Behaviors, 2nd Ed. New York, NY, US: The Guilford Press.</w:t>
       </w:r>
     </w:p>
-    <w:bookmarkEnd w:id="178"/>
-    <w:bookmarkStart w:id="180" w:name="ref-mayBarriersTreatmentAlcohol2019"/>
+    <w:bookmarkEnd w:id="193"/>
+    <w:bookmarkStart w:id="195" w:name="ref-mayBarriersTreatmentAlcohol2019"/>
     <w:p>
       <w:pPr>
         <w:pStyle w:val="Bibliography"/>
@@ -9222,7 +9775,7 @@
       <w:r>
         <w:t xml:space="preserve"> </w:t>
       </w:r>
-      <w:hyperlink r:id="rId179">
+      <w:hyperlink r:id="rId194">
         <w:r>
           <w:rPr>
             <w:rStyle w:val="Hyperlink"/>
@@ -9234,8 +9787,8 @@
         <w:t xml:space="preserve">.</w:t>
       </w:r>
     </w:p>
-    <w:bookmarkEnd w:id="180"/>
-    <w:bookmarkStart w:id="182" w:name="ref-mckayStudiesFactorsRelapse1999a"/>
+    <w:bookmarkEnd w:id="195"/>
+    <w:bookmarkStart w:id="197" w:name="ref-mckayStudiesFactorsRelapse1999a"/>
     <w:p>
       <w:pPr>
         <w:pStyle w:val="Bibliography"/>
@@ -9268,7 +9821,7 @@
       <w:r>
         <w:t xml:space="preserve"> </w:t>
       </w:r>
-      <w:hyperlink r:id="rId181">
+      <w:hyperlink r:id="rId196">
         <w:r>
           <w:rPr>
             <w:rStyle w:val="Hyperlink"/>
@@ -9280,8 +9833,8 @@
         <w:t xml:space="preserve">.</w:t>
       </w:r>
     </w:p>
-    <w:bookmarkEnd w:id="182"/>
-    <w:bookmarkStart w:id="184" w:name="Xa85aa3e69b96711203dd276459c27e9adfa1c91"/>
+    <w:bookmarkEnd w:id="197"/>
+    <w:bookmarkStart w:id="199" w:name="Xa85aa3e69b96711203dd276459c27e9adfa1c91"/>
     <w:p>
       <w:pPr>
         <w:pStyle w:val="Bibliography"/>
@@ -9314,7 +9867,7 @@
       <w:r>
         <w:t xml:space="preserve"> </w:t>
       </w:r>
-      <w:hyperlink r:id="rId183">
+      <w:hyperlink r:id="rId198">
         <w:r>
           <w:rPr>
             <w:rStyle w:val="Hyperlink"/>
@@ -9326,8 +9879,8 @@
         <w:t xml:space="preserve">.</w:t>
       </w:r>
     </w:p>
-    <w:bookmarkEnd w:id="184"/>
-    <w:bookmarkStart w:id="186" w:name="X2c8fdc1f963588c4e5803538f331fc3ec069650"/>
+    <w:bookmarkEnd w:id="199"/>
+    <w:bookmarkStart w:id="201" w:name="X2c8fdc1f963588c4e5803538f331fc3ec069650"/>
     <w:p>
       <w:pPr>
         <w:pStyle w:val="Bibliography"/>
@@ -9360,7 +9913,7 @@
       <w:r>
         <w:t xml:space="preserve"> </w:t>
       </w:r>
-      <w:hyperlink r:id="rId185">
+      <w:hyperlink r:id="rId200">
         <w:r>
           <w:rPr>
             <w:rStyle w:val="Hyperlink"/>
@@ -9372,8 +9925,8 @@
         <w:t xml:space="preserve">.</w:t>
       </w:r>
     </w:p>
-    <w:bookmarkEnd w:id="186"/>
-    <w:bookmarkStart w:id="188" w:name="ref-millerWhatRelapseFifty1996"/>
+    <w:bookmarkEnd w:id="201"/>
+    <w:bookmarkStart w:id="203" w:name="ref-millerWhatRelapseFifty1996"/>
     <w:p>
       <w:pPr>
         <w:pStyle w:val="Bibliography"/>
@@ -9418,7 +9971,7 @@
       <w:r>
         <w:t xml:space="preserve"> </w:t>
       </w:r>
-      <w:hyperlink r:id="rId187">
+      <w:hyperlink r:id="rId202">
         <w:r>
           <w:rPr>
             <w:rStyle w:val="Hyperlink"/>
@@ -9430,8 +9983,8 @@
         <w:t xml:space="preserve">.</w:t>
       </w:r>
     </w:p>
-    <w:bookmarkEnd w:id="188"/>
-    <w:bookmarkStart w:id="190" w:name="X2c49998dea99682d6b5f0124ff3ae02aa1b44c6"/>
+    <w:bookmarkEnd w:id="203"/>
+    <w:bookmarkStart w:id="205" w:name="X2c49998dea99682d6b5f0124ff3ae02aa1b44c6"/>
     <w:p>
       <w:pPr>
         <w:pStyle w:val="Bibliography"/>
@@ -9476,7 +10029,7 @@
       <w:r>
         <w:t xml:space="preserve"> </w:t>
       </w:r>
-      <w:hyperlink r:id="rId189">
+      <w:hyperlink r:id="rId204">
         <w:r>
           <w:rPr>
             <w:rStyle w:val="Hyperlink"/>
@@ -9488,8 +10041,8 @@
         <w:t xml:space="preserve">.</w:t>
       </w:r>
     </w:p>
-    <w:bookmarkEnd w:id="190"/>
-    <w:bookmarkStart w:id="191" w:name="X10ed27139bf2726a3dc2246fcd4428578cdfcc2"/>
+    <w:bookmarkEnd w:id="205"/>
+    <w:bookmarkStart w:id="206" w:name="X10ed27139bf2726a3dc2246fcd4428578cdfcc2"/>
     <w:p>
       <w:pPr>
         <w:pStyle w:val="Bibliography"/>
@@ -9573,8 +10126,8 @@
         <w:t xml:space="preserve">https://www.niaaa.nih.gov/alcohols-effects-health/alcohol-topics/alcohol-facts-and-statistics/alcohol-treatment-united-states.</w:t>
       </w:r>
     </w:p>
-    <w:bookmarkEnd w:id="191"/>
-    <w:bookmarkStart w:id="192" w:name="X7d82e15a6eb3257cdf0f7a217921497f7a56ebb"/>
+    <w:bookmarkEnd w:id="206"/>
+    <w:bookmarkStart w:id="207" w:name="X7d82e15a6eb3257cdf0f7a217921497f7a56ebb"/>
     <w:p>
       <w:pPr>
         <w:pStyle w:val="Bibliography"/>
@@ -9685,8 +10238,8 @@
         <w:t xml:space="preserve">https://www.niaaa.nih.gov/alcohols-effects-health/alcohol-topics/alcohol-facts-and-statistics/alcohol-use-disorder-aud-united-states-age-groups-and-demographic-characteristics.</w:t>
       </w:r>
     </w:p>
-    <w:bookmarkEnd w:id="192"/>
-    <w:bookmarkStart w:id="193" w:name="Xefd2679ad72dde34adff1afa8671a6410298df4"/>
+    <w:bookmarkEnd w:id="207"/>
+    <w:bookmarkStart w:id="208" w:name="Xefd2679ad72dde34adff1afa8671a6410298df4"/>
     <w:p>
       <w:pPr>
         <w:pStyle w:val="Bibliography"/>
@@ -9740,8 +10293,8 @@
         <w:t xml:space="preserve">September.</w:t>
       </w:r>
     </w:p>
-    <w:bookmarkEnd w:id="193"/>
-    <w:bookmarkStart w:id="195" w:name="ref-perskiAcceptabilityDigitalHealth2021"/>
+    <w:bookmarkEnd w:id="208"/>
+    <w:bookmarkStart w:id="210" w:name="ref-perskiAcceptabilityDigitalHealth2021"/>
     <w:p>
       <w:pPr>
         <w:pStyle w:val="Bibliography"/>
@@ -9774,7 +10327,7 @@
       <w:r>
         <w:t xml:space="preserve"> </w:t>
       </w:r>
-      <w:hyperlink r:id="rId194">
+      <w:hyperlink r:id="rId209">
         <w:r>
           <w:rPr>
             <w:rStyle w:val="Hyperlink"/>
@@ -9786,8 +10339,8 @@
         <w:t xml:space="preserve">.</w:t>
       </w:r>
     </w:p>
-    <w:bookmarkEnd w:id="195"/>
-    <w:bookmarkStart w:id="197" w:name="Xb003b0f0cdb6de2c73ba14c880bf3ed3d4d8add"/>
+    <w:bookmarkEnd w:id="210"/>
+    <w:bookmarkStart w:id="212" w:name="Xb003b0f0cdb6de2c73ba14c880bf3ed3d4d8add"/>
     <w:p>
       <w:pPr>
         <w:pStyle w:val="Bibliography"/>
@@ -9874,7 +10427,7 @@
       <w:r>
         <w:t xml:space="preserve"> </w:t>
       </w:r>
-      <w:hyperlink r:id="rId196">
+      <w:hyperlink r:id="rId211">
         <w:r>
           <w:rPr>
             <w:rStyle w:val="Hyperlink"/>
@@ -9886,8 +10439,8 @@
         <w:t xml:space="preserve">.</w:t>
       </w:r>
     </w:p>
-    <w:bookmarkEnd w:id="197"/>
-    <w:bookmarkStart w:id="199" w:name="Xbb4506c53ef69c4b172ea82120c613272a44938"/>
+    <w:bookmarkEnd w:id="212"/>
+    <w:bookmarkStart w:id="214" w:name="Xbb4506c53ef69c4b172ea82120c613272a44938"/>
     <w:p>
       <w:pPr>
         <w:pStyle w:val="Bibliography"/>
@@ -9938,7 +10491,7 @@
       <w:r>
         <w:t xml:space="preserve"> </w:t>
       </w:r>
-      <w:hyperlink r:id="rId198">
+      <w:hyperlink r:id="rId213">
         <w:r>
           <w:rPr>
             <w:rStyle w:val="Hyperlink"/>
@@ -9950,8 +10503,8 @@
         <w:t xml:space="preserve">.</w:t>
       </w:r>
     </w:p>
-    <w:bookmarkEnd w:id="199"/>
-    <w:bookmarkStart w:id="201" w:name="ref-probstAlcoholUseDisorder2015"/>
+    <w:bookmarkEnd w:id="214"/>
+    <w:bookmarkStart w:id="216" w:name="ref-probstAlcoholUseDisorder2015"/>
     <w:p>
       <w:pPr>
         <w:pStyle w:val="Bibliography"/>
@@ -9996,7 +10549,7 @@
       <w:r>
         <w:t xml:space="preserve"> </w:t>
       </w:r>
-      <w:hyperlink r:id="rId200">
+      <w:hyperlink r:id="rId215">
         <w:r>
           <w:rPr>
             <w:rStyle w:val="Hyperlink"/>
@@ -10008,8 +10561,8 @@
         <w:t xml:space="preserve">.</w:t>
       </w:r>
     </w:p>
-    <w:bookmarkEnd w:id="201"/>
-    <w:bookmarkStart w:id="203" w:name="ref-sacks2010NationalState2015a"/>
+    <w:bookmarkEnd w:id="216"/>
+    <w:bookmarkStart w:id="218" w:name="ref-sacks2010NationalState2015a"/>
     <w:p>
       <w:pPr>
         <w:pStyle w:val="Bibliography"/>
@@ -10075,7 +10628,7 @@
       <w:r>
         <w:t xml:space="preserve"> </w:t>
       </w:r>
-      <w:hyperlink r:id="rId202">
+      <w:hyperlink r:id="rId217">
         <w:r>
           <w:rPr>
             <w:rStyle w:val="Hyperlink"/>
@@ -10087,8 +10640,8 @@
         <w:t xml:space="preserve">.</w:t>
       </w:r>
     </w:p>
-    <w:bookmarkEnd w:id="203"/>
-    <w:bookmarkStart w:id="205" w:name="X09d525bde5cdf46e9beb75f4b54b37f879a73a6"/>
+    <w:bookmarkEnd w:id="218"/>
+    <w:bookmarkStart w:id="220" w:name="X09d525bde5cdf46e9beb75f4b54b37f879a73a6"/>
     <w:p>
       <w:pPr>
         <w:pStyle w:val="Bibliography"/>
@@ -10163,7 +10716,7 @@
       <w:r>
         <w:t xml:space="preserve"> </w:t>
       </w:r>
-      <w:hyperlink r:id="rId204">
+      <w:hyperlink r:id="rId219">
         <w:r>
           <w:rPr>
             <w:rStyle w:val="Hyperlink"/>
@@ -10175,8 +10728,8 @@
         <w:t xml:space="preserve">.</w:t>
       </w:r>
     </w:p>
-    <w:bookmarkEnd w:id="205"/>
-    <w:bookmarkStart w:id="207" w:name="ref-scottPathwaysRelapseTreatment2005"/>
+    <w:bookmarkEnd w:id="220"/>
+    <w:bookmarkStart w:id="222" w:name="ref-scottPathwaysRelapseTreatment2005"/>
     <w:p>
       <w:pPr>
         <w:pStyle w:val="Bibliography"/>
@@ -10209,7 +10762,7 @@
       <w:r>
         <w:t xml:space="preserve"> </w:t>
       </w:r>
-      <w:hyperlink r:id="rId206">
+      <w:hyperlink r:id="rId221">
         <w:r>
           <w:rPr>
             <w:rStyle w:val="Hyperlink"/>
@@ -10221,8 +10774,8 @@
         <w:t xml:space="preserve">.</w:t>
       </w:r>
     </w:p>
-    <w:bookmarkEnd w:id="207"/>
-    <w:bookmarkStart w:id="209" w:name="ref-sedarousCultureStigmaInequities2023"/>
+    <w:bookmarkEnd w:id="222"/>
+    <w:bookmarkStart w:id="224" w:name="ref-sedarousCultureStigmaInequities2023"/>
     <w:p>
       <w:pPr>
         <w:pStyle w:val="Bibliography"/>
@@ -10255,7 +10808,7 @@
       <w:r>
         <w:t xml:space="preserve"> </w:t>
       </w:r>
-      <w:hyperlink r:id="rId208">
+      <w:hyperlink r:id="rId223">
         <w:r>
           <w:rPr>
             <w:rStyle w:val="Hyperlink"/>
@@ -10267,8 +10820,8 @@
         <w:t xml:space="preserve">.</w:t>
       </w:r>
     </w:p>
-    <w:bookmarkEnd w:id="209"/>
-    <w:bookmarkStart w:id="211" w:name="ref-stoutPredictiveValidityMarlatt1996"/>
+    <w:bookmarkEnd w:id="224"/>
+    <w:bookmarkStart w:id="226" w:name="ref-stoutPredictiveValidityMarlatt1996"/>
     <w:p>
       <w:pPr>
         <w:pStyle w:val="Bibliography"/>
@@ -10310,7 +10863,7 @@
       <w:r>
         <w:t xml:space="preserve"> </w:t>
       </w:r>
-      <w:hyperlink r:id="rId210">
+      <w:hyperlink r:id="rId225">
         <w:r>
           <w:rPr>
             <w:rStyle w:val="Hyperlink"/>
@@ -10322,8 +10875,8 @@
         <w:t xml:space="preserve">.</w:t>
       </w:r>
     </w:p>
-    <w:bookmarkEnd w:id="211"/>
-    <w:bookmarkStart w:id="213" w:name="X96f53643d6f2371e92547a3958d3a6315a75b64"/>
+    <w:bookmarkEnd w:id="226"/>
+    <w:bookmarkStart w:id="228" w:name="X96f53643d6f2371e92547a3958d3a6315a75b64"/>
     <w:p>
       <w:pPr>
         <w:pStyle w:val="Bibliography"/>
@@ -10398,7 +10951,7 @@
       <w:r>
         <w:t xml:space="preserve"> </w:t>
       </w:r>
-      <w:hyperlink r:id="rId212">
+      <w:hyperlink r:id="rId227">
         <w:r>
           <w:rPr>
             <w:rStyle w:val="Hyperlink"/>
@@ -10410,8 +10963,8 @@
         <w:t xml:space="preserve">.</w:t>
       </w:r>
     </w:p>
-    <w:bookmarkEnd w:id="213"/>
-    <w:bookmarkStart w:id="215" w:name="ref-toValidationAlcoholMisuse2020"/>
+    <w:bookmarkEnd w:id="228"/>
+    <w:bookmarkStart w:id="230" w:name="ref-toValidationAlcoholMisuse2020"/>
     <w:p>
       <w:pPr>
         <w:pStyle w:val="Bibliography"/>
@@ -10444,7 +10997,7 @@
       <w:r>
         <w:t xml:space="preserve"> </w:t>
       </w:r>
-      <w:hyperlink r:id="rId214">
+      <w:hyperlink r:id="rId229">
         <w:r>
           <w:rPr>
             <w:rStyle w:val="Hyperlink"/>
@@ -10456,8 +11009,8 @@
         <w:t xml:space="preserve">.</w:t>
       </w:r>
     </w:p>
-    <w:bookmarkEnd w:id="215"/>
-    <w:bookmarkStart w:id="217" w:name="ref-topazExtractingAlcoholSubstance2019"/>
+    <w:bookmarkEnd w:id="230"/>
+    <w:bookmarkStart w:id="232" w:name="ref-topazExtractingAlcoholSubstance2019"/>
     <w:p>
       <w:pPr>
         <w:pStyle w:val="Bibliography"/>
@@ -10652,7 +11205,7 @@
       <w:r>
         <w:t xml:space="preserve"> </w:t>
       </w:r>
-      <w:hyperlink r:id="rId216">
+      <w:hyperlink r:id="rId231">
         <w:r>
           <w:rPr>
             <w:rStyle w:val="Hyperlink"/>
@@ -10664,8 +11217,8 @@
         <w:t xml:space="preserve">.</w:t>
       </w:r>
     </w:p>
-    <w:bookmarkEnd w:id="217"/>
-    <w:bookmarkStart w:id="219" w:name="Xc23b9258642a07a427764ca5f1401675cd78fe8"/>
+    <w:bookmarkEnd w:id="232"/>
+    <w:bookmarkStart w:id="234" w:name="Xc23b9258642a07a427764ca5f1401675cd78fe8"/>
     <w:p>
       <w:pPr>
         <w:pStyle w:val="Bibliography"/>
@@ -10755,7 +11308,7 @@
       <w:r>
         <w:t xml:space="preserve"> </w:t>
       </w:r>
-      <w:hyperlink r:id="rId218">
+      <w:hyperlink r:id="rId233">
         <w:r>
           <w:rPr>
             <w:rStyle w:val="Hyperlink"/>
@@ -10767,8 +11320,8 @@
         <w:t xml:space="preserve">.</w:t>
       </w:r>
     </w:p>
-    <w:bookmarkEnd w:id="219"/>
-    <w:bookmarkStart w:id="221" w:name="ref-verissimoInfluenceGenderRace2017"/>
+    <w:bookmarkEnd w:id="234"/>
+    <w:bookmarkStart w:id="236" w:name="ref-verissimoInfluenceGenderRace2017"/>
     <w:p>
       <w:pPr>
         <w:pStyle w:val="Bibliography"/>
@@ -10801,7 +11354,7 @@
       <w:r>
         <w:t xml:space="preserve"> </w:t>
       </w:r>
-      <w:hyperlink r:id="rId220">
+      <w:hyperlink r:id="rId235">
         <w:r>
           <w:rPr>
             <w:rStyle w:val="Hyperlink"/>
@@ -10813,8 +11366,8 @@
         <w:t xml:space="preserve">.</w:t>
       </w:r>
     </w:p>
-    <w:bookmarkEnd w:id="221"/>
-    <w:bookmarkStart w:id="223" w:name="X4d3b90c1d1a7aedd64897841630d176922ff5c5"/>
+    <w:bookmarkEnd w:id="236"/>
+    <w:bookmarkStart w:id="238" w:name="X4d3b90c1d1a7aedd64897841630d176922ff5c5"/>
     <w:p>
       <w:pPr>
         <w:pStyle w:val="Bibliography"/>
@@ -10847,7 +11400,7 @@
       <w:r>
         <w:t xml:space="preserve"> </w:t>
       </w:r>
-      <w:hyperlink r:id="rId222">
+      <w:hyperlink r:id="rId237">
         <w:r>
           <w:rPr>
             <w:rStyle w:val="Hyperlink"/>
@@ -10859,8 +11412,8 @@
         <w:t xml:space="preserve">.</w:t>
       </w:r>
     </w:p>
-    <w:bookmarkEnd w:id="223"/>
-    <w:bookmarkStart w:id="225" w:name="Xdc00f0b24416f0cd67e677fa7ea98976cb76b78"/>
+    <w:bookmarkEnd w:id="238"/>
+    <w:bookmarkStart w:id="240" w:name="Xdc00f0b24416f0cd67e677fa7ea98976cb76b78"/>
     <w:p>
       <w:pPr>
         <w:pStyle w:val="Bibliography"/>
@@ -10941,7 +11494,7 @@
       <w:r>
         <w:t xml:space="preserve"> </w:t>
       </w:r>
-      <w:hyperlink r:id="rId224">
+      <w:hyperlink r:id="rId239">
         <w:r>
           <w:rPr>
             <w:rStyle w:val="Hyperlink"/>
@@ -10953,8 +11506,8 @@
         <w:t xml:space="preserve">.</w:t>
       </w:r>
     </w:p>
-    <w:bookmarkEnd w:id="225"/>
-    <w:bookmarkStart w:id="227" w:name="Xfdbd9b98dcf52cd76d09b25ddfd802e4e88441f"/>
+    <w:bookmarkEnd w:id="240"/>
+    <w:bookmarkStart w:id="242" w:name="Xfdbd9b98dcf52cd76d09b25ddfd802e4e88441f"/>
     <w:p>
       <w:pPr>
         <w:pStyle w:val="Bibliography"/>
@@ -11041,7 +11594,7 @@
       <w:r>
         <w:t xml:space="preserve"> </w:t>
       </w:r>
-      <w:hyperlink r:id="rId226">
+      <w:hyperlink r:id="rId241">
         <w:r>
           <w:rPr>
             <w:rStyle w:val="Hyperlink"/>
@@ -11053,8 +11606,8 @@
         <w:t xml:space="preserve">.</w:t>
       </w:r>
     </w:p>
-    <w:bookmarkEnd w:id="227"/>
-    <w:bookmarkStart w:id="229" w:name="Xd410df898383a3f6b94baeff92b08b2a4966eb6"/>
+    <w:bookmarkEnd w:id="242"/>
+    <w:bookmarkStart w:id="244" w:name="Xd410df898383a3f6b94baeff92b08b2a4966eb6"/>
     <w:p>
       <w:pPr>
         <w:pStyle w:val="Bibliography"/>
@@ -11105,7 +11658,7 @@
       <w:r>
         <w:t xml:space="preserve"> </w:t>
       </w:r>
-      <w:hyperlink r:id="rId228">
+      <w:hyperlink r:id="rId243">
         <w:r>
           <w:rPr>
             <w:rStyle w:val="Hyperlink"/>
@@ -11117,8 +11670,8 @@
         <w:t xml:space="preserve">.</w:t>
       </w:r>
     </w:p>
-    <w:bookmarkEnd w:id="229"/>
-    <w:bookmarkStart w:id="231" w:name="Xcff35f2cf9ec03e2e988d7302a2859198fb713c"/>
+    <w:bookmarkEnd w:id="244"/>
+    <w:bookmarkStart w:id="246" w:name="Xcff35f2cf9ec03e2e988d7302a2859198fb713c"/>
     <w:p>
       <w:pPr>
         <w:pStyle w:val="Bibliography"/>
@@ -11202,7 +11755,7 @@
       <w:r>
         <w:t xml:space="preserve"> </w:t>
       </w:r>
-      <w:hyperlink r:id="rId230">
+      <w:hyperlink r:id="rId245">
         <w:r>
           <w:rPr>
             <w:rStyle w:val="Hyperlink"/>
@@ -11214,8 +11767,8 @@
         <w:t xml:space="preserve">.</w:t>
       </w:r>
     </w:p>
-    <w:bookmarkEnd w:id="231"/>
-    <w:bookmarkStart w:id="233" w:name="Xc14b7c1ad4860604e4f16cd318ff1ed0b3b66a5"/>
+    <w:bookmarkEnd w:id="246"/>
+    <w:bookmarkStart w:id="248" w:name="Xc14b7c1ad4860604e4f16cd318ff1ed0b3b66a5"/>
     <w:p>
       <w:pPr>
         <w:pStyle w:val="Bibliography"/>
@@ -11266,7 +11819,7 @@
       <w:r>
         <w:t xml:space="preserve"> </w:t>
       </w:r>
-      <w:hyperlink r:id="rId232">
+      <w:hyperlink r:id="rId247">
         <w:r>
           <w:rPr>
             <w:rStyle w:val="Hyperlink"/>
@@ -11278,8 +11831,8 @@
         <w:t xml:space="preserve">.</w:t>
       </w:r>
     </w:p>
-    <w:bookmarkEnd w:id="233"/>
-    <w:bookmarkStart w:id="235" w:name="ref-wyantMachineLearningModels2024"/>
+    <w:bookmarkEnd w:id="248"/>
+    <w:bookmarkStart w:id="250" w:name="ref-wyantMachineLearningModels2024"/>
     <w:p>
       <w:pPr>
         <w:pStyle w:val="Bibliography"/>
@@ -11312,7 +11865,7 @@
       <w:r>
         <w:t xml:space="preserve"> </w:t>
       </w:r>
-      <w:hyperlink r:id="rId234">
+      <w:hyperlink r:id="rId249">
         <w:r>
           <w:rPr>
             <w:rStyle w:val="Hyperlink"/>
@@ -11324,8 +11877,8 @@
         <w:t xml:space="preserve">.</w:t>
       </w:r>
     </w:p>
-    <w:bookmarkEnd w:id="235"/>
-    <w:bookmarkStart w:id="237" w:name="X995ee0d7cc70552d8fe297105eae4df7b8bb829"/>
+    <w:bookmarkEnd w:id="250"/>
+    <w:bookmarkStart w:id="252" w:name="X995ee0d7cc70552d8fe297105eae4df7b8bb829"/>
     <w:p>
       <w:pPr>
         <w:pStyle w:val="Bibliography"/>
@@ -11415,7 +11968,7 @@
       <w:r>
         <w:t xml:space="preserve"> </w:t>
       </w:r>
-      <w:hyperlink r:id="rId236">
+      <w:hyperlink r:id="rId251">
         <w:r>
           <w:rPr>
             <w:rStyle w:val="Hyperlink"/>
@@ -11427,9 +11980,9 @@
         <w:t xml:space="preserve">.</w:t>
       </w:r>
     </w:p>
-    <w:bookmarkEnd w:id="237"/>
-    <w:bookmarkEnd w:id="238"/>
-    <w:bookmarkEnd w:id="239"/>
+    <w:bookmarkEnd w:id="252"/>
+    <w:bookmarkEnd w:id="253"/>
+    <w:bookmarkEnd w:id="254"/>
     <w:sectPr/>
   </w:body>
 </w:document>

--- a/index.docx
+++ b/index.docx
@@ -115,7 +115,7 @@
         <w:pStyle w:val="Date"/>
       </w:pPr>
       <w:r>
-        <w:t xml:space="preserve">2024-10-20</w:t>
+        <w:t xml:space="preserve">2024-10-21</w:t>
       </w:r>
     </w:p>
     <w:bookmarkStart w:id="22" w:name="specific-aims"/>
@@ -1634,7 +1634,7 @@
         <w:pStyle w:val="FirstParagraph"/>
       </w:pPr>
       <w:r>
-        <w:t xml:space="preserve">Participants were prompted up to four times daily to report their recent alcohol use. In the first item of each daily EMA survey, dates and times of any unreported past alcohol use were obtained. Reports of past alcohol use are used as a dichotomous outcome variable (Lapse vs. No Lapse). We predicted alcohol lapses in the next 24-hour window (i.e., next day lapse prediction). Every outcome window started from 4 a.m. everyday and end 24 hours later.</w:t>
+        <w:t xml:space="preserve">Participants were prompted up to four times daily to report their recent alcohol use. In the first item of each daily EMA survey, dates and times of any unreported past alcohol use were obtained. Reports of past alcohol use were used as a dichotomous outcome variable (Lapse vs. No Lapse). We predicted alcohol lapses in the next 24-hour window (i.e., next day lapse prediction). Every outcome window started from 4 a.m. everyday and end 24 hours later.</w:t>
       </w:r>
     </w:p>
     <w:bookmarkEnd w:id="38"/>
@@ -1660,7 +1660,7 @@
         <w:pStyle w:val="BodyText"/>
       </w:pPr>
       <w:r>
-        <w:t xml:space="preserve">For each individual lapse window, we have predictor sets that differ in prediction window length and their analytic unit. We define text prediction windows to be 3-day and 1-week preceding the lapse window (see</w:t>
+        <w:t xml:space="preserve">For each individual lapse window, we had predictor sets that differ in prediction window length and their analytic unit. We defined text prediction windows to be 3-day and 1-week preceding the lapse window (see</w:t>
       </w:r>
       <w:r>
         <w:t xml:space="preserve"> </w:t>
@@ -1767,13 +1767,13 @@
         <w:t xml:space="preserve">Model Training</w:t>
       </w:r>
     </w:p>
-    <w:bookmarkStart w:id="45" w:name="feature-engineering-technique"/>
+    <w:bookmarkStart w:id="45" w:name="feature-engineering"/>
     <w:p>
       <w:pPr>
         <w:pStyle w:val="Heading3"/>
       </w:pPr>
       <w:r>
-        <w:t xml:space="preserve">Feature Engineering Technique</w:t>
+        <w:t xml:space="preserve">Feature Engineering</w:t>
       </w:r>
     </w:p>
     <w:p>
@@ -1781,7 +1781,7 @@
         <w:pStyle w:val="FirstParagraph"/>
       </w:pPr>
       <w:r>
-        <w:t xml:space="preserve">Text messages served as the only raw source for all feature engineering. The document sets went through a generic pre-processing step that involves removal of all emojis. Our decision to remove all emojis was due to loss of emoji data in the ios devices during back up. This study used the LIWC dictionary</w:t>
+        <w:t xml:space="preserve">Text messages served as the only raw source for all feature engineering. The document sets (varying based on unit of analysis) went through a generic pre-processing step that involves removal of all emojis. Our decision to remove all emojis was due to loss of emoji data in the ios devices during back up. This study used the LIWC dictionary</w:t>
       </w:r>
       <w:r>
         <w:t xml:space="preserve"> </w:t>
@@ -1810,7 +1810,7 @@
         <w:pStyle w:val="BodyText"/>
       </w:pPr>
       <w:r>
-        <w:t xml:space="preserve">We adopted two configurations for analytic units – individual messages and concatenated messages. In the first configuration method, we ran individual messages within the defined prediction window through LIWC. We then normalized LIWC feature scores based on the square root of word counts instead of raw word counts as the default choice from the program. We applied the normalization on all LIWC categories other than word count, word per sentence, and the four summary measures – analytic, clout, authenticity, and tone. We excluded the four summary categories because their raw scores were not normalized on raw word counts. Our normalization method was chosen due to the relatively short message length for individual messages. We further obtained the median and 95% percentile of normalized LIWC scores for all messages related to each lapse label.</w:t>
+        <w:t xml:space="preserve">We adopted two configurations for analytic units – individual messages and concatenated messages. In the first configuration method, we ran individual messages within the defined prediction window through LIWC. We then normalized LIWC feature scores based on the square root of word counts instead of raw word counts which was the default choice from the program. We applied the normalization on all LIWC categories other than word count, word per sentence, and the four summary measures – analytic, clout, authenticity, and tone. We excluded the four summary categories because their raw scores were not normalized on raw word counts. Our normalization method was chosen due to the relatively short message length for individual messages. We further obtained the median and 95% percentile of normalized LIWC scores for all messages related to each lapse label.</w:t>
       </w:r>
     </w:p>
     <w:p>
@@ -1818,7 +1818,7 @@
         <w:pStyle w:val="BodyText"/>
       </w:pPr>
       <w:r>
-        <w:t xml:space="preserve">In the other analytic unit configuration, we first concatenated all messages associated with each lapse label altogether. We then obtained LIWC results for the concatenated messages. We further adopted three configurations for normalization methods – normalized on raw word count (i.e., default method from the program), normalized on the square root of word count, and combination of these two.</w:t>
+        <w:t xml:space="preserve">In the other analytic unit configuration, we first concatenated all messages associated with each lapse label altogether. We then obtained LIWC results for the concatenated messages. We further adopted three configurations for normalization methods – normalized on raw word count (i.e., default method from the program), normalized on the square root of word count, and a combination of these two.</w:t>
       </w:r>
     </w:p>
     <w:bookmarkEnd w:id="45"/>
@@ -1936,7 +1936,7 @@
         <w:pStyle w:val="BodyText"/>
       </w:pPr>
       <w:r>
-        <w:t xml:space="preserve">The primary performance metric to select the best model configuration and evaluate the model performance on the test sets was auROC. auROC computes the area under the ROC curve which demonstrates the trade-off between sensitivity and specificity across all possible thresholds. Values between .70 and .80 are considered fair, values between .80 and .90 are considered good, and values above .90 are considered excellent. We reported the median auROCs for the 30 held-out folds. Across all models that differed on the above discussed configurations, the best model was selected based on the highest median auROC across all validation sets (see</w:t>
+        <w:t xml:space="preserve">The primary performance metric to select the best model configuration and evaluate the model performance on the test sets was auROC. auROC computes the area under the ROC curve which demonstrates the trade-off between sensitivity and specificity across all possible thresholds. Values between .70 and .80 are considered fair, values between .80 and .90 are considered good, and values above .90 are considered excellent. Across all models that differed on the above discussed configurations, the best model was selected based on the highest median auROC across all validation sets (see</w:t>
       </w:r>
       <w:r>
         <w:t xml:space="preserve"> </w:t>
@@ -1977,7 +1977,7 @@
         <w:pStyle w:val="FirstParagraph"/>
       </w:pPr>
       <w:r>
-        <w:t xml:space="preserve">We calculated the predicted probability scores for all our observations based on the best model configuration and then obtained the median auROC score across all 300 validation sets in the inner fold. We further performed a Bayesian hierarchical generalized linear model to estimate the posterior probability (i.e., the likelihood of achieving the results given out data) distributions of the auROCs. The two random intercepts in the models included the repeat and the fold within repeat. We reported the 95% CIs for our models’ auROCs and determine if they include .5 (chance performance). If this CI included 0.5, we would conclude that our model performed no better than random guess.</w:t>
+        <w:t xml:space="preserve">We calculated the predicted probability scores for all our observations based on the best model configuration and then obtained the median auROC score across all 300 validation sets in the inner fold. We further performed a Bayesian hierarchical generalized linear model to estimate the posterior probability (i.e., the likelihood of achieving the results given out data) distributions of the auROCs. The two random intercepts in the models included the repeat and the fold within repeat. We reported the 95% CIs for our models’ auROCs and determined if they included .5 (chance performance). If this CI included 0.5, we would conclude that our model performed no better than random guess.</w:t>
       </w:r>
     </w:p>
     <w:bookmarkEnd w:id="49"/>
@@ -1995,7 +1995,7 @@
         <w:pStyle w:val="FirstParagraph"/>
       </w:pPr>
       <w:r>
-        <w:t xml:space="preserve">A subset of individual characteristic measures was used to evaluate model fairness on subgroups. We compared model performance among each sex, racial, age and income subgruops because the populations face increased barriers obtaining AUD treatments. Stigma among older populations and wome, and economic hardship in racial minority groups can all contribute to low treatment-seeking and alcohol treatment completion</w:t>
+        <w:t xml:space="preserve">A subset of individual characteristic measures was used to evaluate model fairness on subgroups. We compared model performance among each sex, racial, age and income subgroups because the populations face increased barriers obtaining AUD treatments. Stigma among older populations and wome, and economic hardship in racial minority groups can all contribute to low treatment-seeking and alcohol treatment completion</w:t>
       </w:r>
       <w:r>
         <w:t xml:space="preserve"> </w:t>
@@ -2012,7 +2012,7 @@
         <w:pStyle w:val="BodyText"/>
       </w:pPr>
       <w:r>
-        <w:t xml:space="preserve">We performed a Bayesian hierarchical generalized linear model that regressed the auROCs from the 300 validation sets in the inner loop as a function of group membership (privileged group vs. unprivileged group in each of above individual characteristics). We reported the 95% CI for model performance differences and examined if they include 0. If this CI did not include 0, we would conclude that our model was unfair.</w:t>
+        <w:t xml:space="preserve">We performed a Bayesian hierarchical generalized linear model that regressed the auROCs from the 300 validation sets in the inner loop as a function of group membership (privileged group vs. unprivileged group within each of above individual characteristics). We reported the 95% CI for model performance differences and examined if they included 0. If this CI did not include 0, we would conclude that our model was unfair.</w:t>
       </w:r>
     </w:p>
     <w:bookmarkEnd w:id="50"/>
@@ -2039,7 +2039,7 @@
         <w:t xml:space="preserve">(Lundberg and Lee 2017)</w:t>
       </w:r>
       <w:r>
-        <w:t xml:space="preserve">. It assigns importance to each feature, where a positive feature importance positively affects the model output. This methodology can be applied to any machine learning algorithm and can increase model transparency and interpretability. Local Shapley values explain factors that contribute to a single observation, and global Shapley values represent feature importance across all observations. To compute global Shapley values, we averaged the absolute value of all local Shapley values. We aggregated Shapley values for each LIWC category, regardless of their prediction window and normalization methods.</w:t>
+        <w:t xml:space="preserve">. It assigns importance to each feature, where a positive feature importance positively affects the model output. This methodology can be applied to any machine learning algorithm and can increase model transparency and interpretability. Local Shapley values explain factors that contribute to a single observation, and global Shapley values represent feature importance across all observations. To compute global Shapley values, we averaged the absolute value of all local Shapley values. For better understanding, we aggregated Shapley values for each LIWC category, regardless of their prediction window and normalization methods.</w:t>
       </w:r>
     </w:p>
     <w:p>
@@ -2727,7 +2727,7 @@
         </w:r>
       </w:hyperlink>
       <w:r>
-        <w:t xml:space="preserve">), the median of all median LIWC feature scores excluding the six unnormalized categories within each 3-day prediction window ranged from 0.00 to 2.45 (median = 0.00, sd = 0.34. The median of all median LIWC feature scores excluding the six unnormalized categories within each 1-week prediction window ranged from 0.00 to 2.45 (median = 0.00, sd = 0.35. The max of all median LIWC feature scores excluding the six unnormalized categories within each 3-day prediction window ranged from 0.00 to 11.58 (median = 0.80, sd = 1.60. The max of all median LIWC feature scores excluding the six unnormalized categories within each 1-week prediction window ranged from 0.00 to 8.89 (median = 0.63, sd = 1.25.</w:t>
+        <w:t xml:space="preserve">), the median of all median LIWC feature scores excluding the six unnormalized categories within each 3-day prediction window ranged from 0.00 to 2.45 (median = 0.00, sd = 0.34). The median of all median LIWC feature scores excluding the six unnormalized categories within each 1-week prediction window ranged from 0.00 to 2.45 (median = 0.00, sd = 0.35). The max of all median LIWC feature scores excluding the six unnormalized categories within each 3-day prediction window ranged from 0.00 to 11.58 (median = 0.80, sd = 1.60). The max of all median LIWC feature scores excluding the six unnormalized categories within each 1-week prediction window ranged from 0.00 to 8.89 (median = 0.63, sd = 1.25).</w:t>
       </w:r>
     </w:p>
     <w:p>
@@ -2735,7 +2735,7 @@
         <w:pStyle w:val="BodyText"/>
       </w:pPr>
       <w:r>
-        <w:t xml:space="preserve">The median of all 95% percentile LIWC feature scores excluding the six unnormalized categories within each 3-day prediction window ranged from 0.00 to 4.74 (median = 0.30, sd = 0.70. The median of all 95% percentile LIWC feature scores excluding the six unnormalized categories within each 1-week prediction window ranged from 0.00 to 4.89 (median = 0.34, sd = 0.72. The max of all 95% percentile LIWC feature scores excluding the six unnormalized categories within each 3-day prediction window ranged from 0.36 to 17.51 (median = 1.15, sd = 2.40. The max of all 95% percentile LIWC feature scores excluding the six unnormalized categories within each 1-week prediction window ranged from 0.35 to 18.42 (median = 1.00, sd = 2.47.</w:t>
+        <w:t xml:space="preserve">The median of all 95% percentile LIWC feature scores excluding the six unnormalized categories within each 3-day prediction window ranged from 0.00 to 4.74 (median = 0.30, sd = 0.70). The median of all 95% percentile LIWC feature scores excluding the six unnormalized categories within each 1-week prediction window ranged from 0.00 to 4.89 (median = 0.34, sd = 0.72). The max of all 95% percentile LIWC feature scores excluding the six unnormalized categories within each 3-day prediction window ranged from 0.36 to 17.51 (median = 1.15, sd = 2.40). The max of all 95% percentile LIWC feature scores excluding the six unnormalized categories within each 1-week prediction window ranged from 0.35 to 18.42 (median = 1.00, sd = 2.47).</w:t>
       </w:r>
     </w:p>
     <w:bookmarkStart w:id="83" w:name="tbl-panel"/>
@@ -4955,7 +4955,7 @@
         </w:r>
       </w:hyperlink>
       <w:r>
-        <w:t xml:space="preserve">), the median of all raw feature scores within the 3-day prediction window ranged from 0.00 to 91.36 (median = 1.32, sd = 12.64. The median of all raw feature scores within the 1-week prediction window ranged from 0.00 to 91.30 (median = 1.36, sd = 12.63. The max of all raw feature scores within the 3-day prediction window ranged from 3.85 to 166.67 (median = 33.33, sd = 37.64. The max of all raw feature scores within the 1-week prediction window ranged from 1.82 to 166.67 (median = 27.27, sd = 35.21.</w:t>
+        <w:t xml:space="preserve">), the median of all raw feature scores within the 3-day prediction window ranged from 0.00 to 91.36 (median = 1.32, sd = 12.64). The median of all raw feature scores within the 1-week prediction window ranged from 0.00 to 91.30 (median = 1.36, sd = 12.63). The max of all raw feature scores within the 3-day prediction window ranged from 3.85 to 166.67 (median = 33.33, sd = 37.64). The max of all raw feature scores within the 1-week prediction window ranged from 1.82 to 166.67 (median = 27.27, sd = 35.21).</w:t>
       </w:r>
     </w:p>
     <w:p>
@@ -4963,7 +4963,7 @@
         <w:pStyle w:val="BodyText"/>
       </w:pPr>
       <w:r>
-        <w:t xml:space="preserve">The median of all normalized feature scores within the 3-day prediction window ranged from 0.00 to 20.63 (median = 0.32, sd = 2.85. The median of all normalized feature scores within the 1-week prediction window ranged from 0.00 to 30.69 (median = 0.47, sd = 4.25. The max of all normalized feature scores within the 3-day prediction window ranged from 0.37 to 106.55 (median = 2.95, sd = 15.11. The max of all normalized feature scores within the 1-week prediction window ranged from 0.29 to 143.30 (median = 3.16, sd = 20.31.</w:t>
+        <w:t xml:space="preserve">The median of all normalized feature scores within the 3-day prediction window ranged from 0.00 to 20.63 (median = 0.32, sd = 2.85). The median of all normalized feature scores within the 1-week prediction window ranged from 0.00 to 30.69 (median = 0.47, sd = 4.25). The max of all normalized feature scores within the 3-day prediction window ranged from 0.37 to 106.55 (median = 2.95, sd = 15.11). The max of all normalized feature scores within the 1-week prediction window ranged from 0.29 to 143.30 (median = 3.16, sd = 20.31).</w:t>
       </w:r>
     </w:p>
     <w:bookmarkStart w:id="91" w:name="tbl-panel2"/>
@@ -7441,6 +7441,101 @@
       </w:pPr>
       <w:r>
         <w:t xml:space="preserve">Discussions</w:t>
+      </w:r>
+    </w:p>
+    <w:p>
+      <w:pPr>
+        <w:pStyle w:val="FirstParagraph"/>
+      </w:pPr>
+      <w:r>
+        <w:t xml:space="preserve">Overall, our best machine learning model configuration leveraging linguistic categories from SMS messages to predict a single episode of alcohol lapse achieved an auROC score of .53. Despite that the model performed better than chance, its relatively slight increase indicated that LIWC was not sufficient enough to extract signals that predict alcohol lapse. Our LIWC model only serves as a baseline model, and more robust features need to be engineered from SMS messages to achieve better prediction.</w:t>
+      </w:r>
+    </w:p>
+    <w:p>
+      <w:pPr>
+        <w:pStyle w:val="BodyText"/>
+      </w:pPr>
+      <w:r>
+        <w:t xml:space="preserve">To improve model performance, we might consider subsetting messages based on their types. For instance, we can analyze incoming and outgoing messages individually. By distinguishing between the two, we might get a more refined understanding of communication dynamics. For example, incoming messages might indicate the level of social support one gets and outgoing messages might reflect their level of self-disclosure and willingness to seek help. In the current study, we have taken a different approach that combined the two message types together. Although it provides an overview of social interations between participants and their contacts, it might overlook some nuanced distinctions underlying texts from those two message types. On the other hand, it is important to emphasize potential drawbacks to separate the two message types, especially given the limited number of messages (see</w:t>
+      </w:r>
+      <w:r>
+        <w:t xml:space="preserve"> </w:t>
+      </w:r>
+      <w:r>
+        <w:rPr>
+          <w:i/>
+          <w:iCs/>
+        </w:rPr>
+        <w:t xml:space="preserve">Section Sample Distribution</w:t>
+      </w:r>
+      <w:r>
+        <w:t xml:space="preserve">) associated with each label. It might lead to the problem of data sparsity which might even exacerbate model performance and decrease its generalizability.</w:t>
+      </w:r>
+    </w:p>
+    <w:p>
+      <w:pPr>
+        <w:pStyle w:val="BodyText"/>
+      </w:pPr>
+      <w:r>
+        <w:t xml:space="preserve">We can further try a variety of other natural language processing techniques for feature engineering including topic modeling, sentiment analysis, n-grams approach and word embeddings. Topic modeling is an unsupervised machine learning method to identify clusters of topics in a body of text. Sentiment Analysis infers the emotional underpinning of texts. We will extract both emotional valence (i.e., positive, neutral, and negative emotional tone) and basic emotion categories (e.g., anger, fear) from SMS messages. Research has found that positive/negative emotional state to be associated with increased alcohol relapse risks</w:t>
+      </w:r>
+      <w:r>
+        <w:t xml:space="preserve"> </w:t>
+      </w:r>
+      <w:r>
+        <w:t xml:space="preserve">(Brown, Vik, and Creamer 1989; J. R. McKay 1999; James R. McKay et al. 2006)</w:t>
+      </w:r>
+      <w:r>
+        <w:t xml:space="preserve">. An n-gram approach represents bags-of-words occurrences inside a document. We can leverage a combination of term frequency and inverse document frequency to mine word importance inside a document. Word embeddings are vectors that represent relationships of words within a document in a lower-dimension.</w:t>
+      </w:r>
+    </w:p>
+    <w:p>
+      <w:pPr>
+        <w:pStyle w:val="BodyText"/>
+      </w:pPr>
+      <w:r>
+        <w:t xml:space="preserve">Note that these feature engineering techniques encompass both top-down approaches and bottom-up approaches and thus differ in their interpretability. Topic modeling, n-grams, and word embeddings are exemplary empirically-driven methods. Sentiment analysis aligns with concepts in affect science. Features built from these top-down approaches may be more interpretable and can map on to current interventions. Importantly, our desired predictive model should not only have good predictive ability but also be interpretable enough to understand intervention-relevant risk factors.</w:t>
+      </w:r>
+    </w:p>
+    <w:p>
+      <w:pPr>
+        <w:pStyle w:val="BodyText"/>
+      </w:pPr>
+      <w:r>
+        <w:t xml:space="preserve">The minimal signal we detected in SMS messages might also reflect that text messages itself is not an effective data source to predict lapses. One potential reason might include that most people do not engage in enough texting behaviors that produce meaningful patterns near the time of lapsing. Some people might also not use text messaging as their main source of communication. The lack of sufficient data points curtails machine learning models’ ability to detect risk-relevant signals. Additionally, text messages might not convey information indicative of risk-relevant factors such as alcohol cravings</w:t>
+      </w:r>
+      <w:r>
+        <w:t xml:space="preserve"> </w:t>
+      </w:r>
+      <w:r>
+        <w:t xml:space="preserve">(J. R. McKay 1999; Korlakunta, Chary, and Reddy 2012-07/2012-12; Wyant et al. 2024)</w:t>
+      </w:r>
+      <w:r>
+        <w:t xml:space="preserve">. Communications in SMS messages might involve casual and monotonous interactions which lacks specificity to effectively predict lapses.</w:t>
+      </w:r>
+    </w:p>
+    <w:p>
+      <w:pPr>
+        <w:pStyle w:val="BodyText"/>
+      </w:pPr>
+      <w:r>
+        <w:t xml:space="preserve">Alternatively, we can explore adoption of metadata from text messages and voice calls as predictive features. Those metadata include number of messages within a prediction window, contextual information related to the contact person, timing of messages or calls, etc. We can mine sudden changes to messaging or calling behaviors from those metadata that might signal enhanced lapse risks. For example, an increased number of late night outgoing messages might indicate a sudden mood change preceding a lapse.</w:t>
+      </w:r>
+    </w:p>
+    <w:p>
+      <w:pPr>
+        <w:pStyle w:val="BodyText"/>
+      </w:pPr>
+      <w:r>
+        <w:t xml:space="preserve">Surprisingly, despite the low performance score, we still witnessed consistent unfairness in our algorithm for unprivileged demographic subgroups. One key factor that contributed to the model biases might be the disproportionate representation of subgroups such as racial minorities. Importantly, however, our model still systematically misrepresented other demographic subgroups even if they were well-represented in our training data. The other explanation might be that our features were inherently biased against subgroups. People from different demographic groups might display different language styles, and LIWC might be more attuned to those from the majority groups. As such, we should further try other natural language processing techniques that incorporate more fair features.</w:t>
+      </w:r>
+    </w:p>
+    <w:p>
+      <w:pPr>
+        <w:pStyle w:val="BodyText"/>
+      </w:pPr>
+      <w:r>
+        <w:t xml:space="preserve">In sum, our machine learning algorithm had minimal increase in performance compared to random guess. The results call for further exploration of other feature engineering techniques to build models that have higher performance, are interpretable and have low algorithmic biases.</w:t>
       </w:r>
     </w:p>
     <w:p>

--- a/index.docx
+++ b/index.docx
@@ -176,6 +176,9 @@
       <w:r>
         <w:t xml:space="preserve">(Bae et al. 2018; Lee et al. 2023; Carreiro et al. 2018)</w:t>
       </w:r>
+      <w:r>
+        <w:t xml:space="preserve">.</w:t>
+      </w:r>
     </w:p>
     <w:p>
       <w:pPr>
@@ -270,7 +273,7 @@
         <w:t xml:space="preserve">(Tausczik and Pennebaker 2010)</w:t>
       </w:r>
       <w:r>
-        <w:t xml:space="preserve">. Sentimental analysis weighing emotional tone might have implications for emotion-focused therapy. Some NLP techniques generate features empirically and make them less interpretable. Topic modeling examines hidden semantic patterns and identifies clusters of topics from text. Depending on the derived clusters, they might reveal cautionary topics that trigger alcohol use. Other NLP methods such as word embeddings might be less interpretable.</w:t>
+        <w:t xml:space="preserve">. Sentimental analysis weighing emotional tone might have implications for emotion-focused therapy.</w:t>
       </w:r>
     </w:p>
     <w:bookmarkEnd w:id="20"/>
@@ -288,7 +291,7 @@
         <w:pStyle w:val="FirstParagraph"/>
       </w:pPr>
       <w:r>
-        <w:t xml:space="preserve">In the current study, we will use several classic and/or emerging NLP feature engineering techniques applied to participants text messages over a period of three months. We will use features from these techniques as inputs to models that predict alcohol lapses. We will evaluate both model performance and interpretability of each distinct method. Followings are the more specific aims:</w:t>
+        <w:t xml:space="preserve">In the current study, we ran participants text messages over a period of three months feature engineering techniques through the LIWC program. We used generated features as inputs to models that predict alcohol lapses. We evaluated both model performance and interpretability of each distinct method. Followings are the more specific aims:</w:t>
       </w:r>
     </w:p>
     <w:p>
@@ -300,13 +303,13 @@
           <w:b/>
           <w:bCs/>
         </w:rPr>
-        <w:t xml:space="preserve">Aim 1: Train and evaluate performance of machine learning models using language features derived from different NLP techniques to predict alcohol lapses.</w:t>
-      </w:r>
-      <w:r>
-        <w:t xml:space="preserve"> </w:t>
-      </w:r>
-      <w:r>
-        <w:t xml:space="preserve">We will use various feature engineering methods such as topic modeling, sentiment analysis, bag of words, word embeddings and customized dictionary. For each distinct feature set derived from these natural language processing techniques, we will train machine learning models using several contemporary statistical algoritms (e.g.. glmnet, random forest (RF), XGBoost). We will evaluate and statistically compare the model performance, quantified as area under the receiver operating characteristic curve (auROC), across models that differ by feature engineering technique.</w:t>
+        <w:t xml:space="preserve">Aim 1: Train and evaluate performance of machine learning models using language features derived from LIWC to predict alcohol lapses.</w:t>
+      </w:r>
+      <w:r>
+        <w:t xml:space="preserve"> </w:t>
+      </w:r>
+      <w:r>
+        <w:t xml:space="preserve">We used LIWC to engineer features from raw SMS messages. For each distinct feature set derived from a variety of configurations, we trained machine learning models a contemporary statistical algorithms (XGBoost). We evaluated and statistically compared the model performance, quantified as area under the receiver operating characteristic curve (auROC).</w:t>
       </w:r>
     </w:p>
     <w:p>
@@ -324,7 +327,7 @@
         <w:t xml:space="preserve"> </w:t>
       </w:r>
       <w:r>
-        <w:t xml:space="preserve">Model interpretation is key to providing treatment recommendations and uncovering potential causes of lapses. We will use contemporary approaches to quantify feature importance (e.g., SHAP) of features within each of the NLP techniques used.</w:t>
+        <w:t xml:space="preserve">Model interpretation is key to providing treatment recommendations and uncovering potential causes of lapses. We used contemporary approaches to quantify feature importance (e.g., SHAP) of features within each of the NLP techniques used.</w:t>
       </w:r>
     </w:p>
     <w:p>
@@ -342,10 +345,12 @@
         <w:t xml:space="preserve"> </w:t>
       </w:r>
       <w:r>
-        <w:t xml:space="preserve">It is also important to note that if embedded algorithms perform relatively worse for marginalized groups, their use can exacerbate rather than alleviate treatment disparities. As such, model performance between privileged vs. unprivileged groups should be carefully examined. We will evaluate model performance in demographic subgroups that face excessive barriers accessing alcohol treatments or medications, including females, racial minorities, individuals living under poverty, and older population.</w:t>
-      </w:r>
-      <w:r>
-        <w:t xml:space="preserve"> </w:t>
+        <w:t xml:space="preserve">It is also important to note that if embedded algorithms perform relatively worse for marginalized groups, their use can exacerbate rather than alleviate treatment disparities. As such, model performance between privileged vs. unprivileged groups should be carefully examined. We evaluated model performance in demographic subgroups that face excessive barriers accessing alcohol treatments or medications, including females, racial minorities, individuals living under poverty, and older population.</w:t>
+      </w:r>
+    </w:p>
+    <w:p>
+      <w:r>
+        <w:br w:type="page"/>
       </w:r>
     </w:p>
     <w:bookmarkEnd w:id="21"/>
@@ -543,13 +548,7 @@
         <w:t xml:space="preserve"> </w:t>
       </w:r>
       <w:r>
-        <w:t xml:space="preserve">DTx is emerging in recent years allowing us to expand the benefits of DTx. Smart DTx comprises two key components. First, they rely on personal sensing methods to collect data. Ideally, sensing should be 1) feasible and place low burden on users; 2) longitudinal; and 3) with high temporal granularity. Exemplary</w:t>
-      </w:r>
-      <w:r>
-        <w:t xml:space="preserve"> </w:t>
-      </w:r>
-      <w:r>
-        <w:t xml:space="preserve">measures include EMA, which actively prompts users to complete surveys and can encompass desired questions on moods, social relationships, stressful events, etc. More passive sensing approaches include the measurement of geolocation, phone call logs and text messages collection. GPS tracking, phone logs sharing and SMS message sharing continuously and passively gather information. Combined with self-reports, smart DTx are capable of acquiring contextual information such as levels of support user can obtain from their frequently visited places and frequently contacted people.</w:t>
+        <w:t xml:space="preserve">DTx is emerging in recent years allowing us to expand the benefits of DTx. Smart DTx comprises two key components. First, they rely on personal sensing methods to collect data. Ideally, sensing should be 1) feasible and place low burden on users; 2) longitudinal; and 3) with high temporal granularity. Exemplary measures include EMA, which actively prompts users to complete surveys and can encompass desired questions on moods, social relationships, stressful events, etc. More passive sensing approaches include the measurement of geolocation, phone call logs and text messages collection. GPS tracking, phone logs sharing and SMS message sharing continuously and passively gather information. Combined with self-reports, smart DTx are capable of acquiring contextual information such as levels of support user can obtain from their frequently visited places and frequently contacted people.</w:t>
       </w:r>
     </w:p>
     <w:p>
@@ -682,13 +681,7 @@
         <w:pStyle w:val="BodyText"/>
       </w:pPr>
       <w:r>
-        <w:t xml:space="preserve">We can derive top-performing features both from a theory-driven approach and a empirically-driven approach. A theory-driven approach involves integrating domain-specific knowledge of known risks for alcohol lapses from a relapse prevention model into the algorithms. Such features are pre-specified</w:t>
-      </w:r>
-      <w:r>
-        <w:t xml:space="preserve"> </w:t>
-      </w:r>
-      <w:r>
-        <w:t xml:space="preserve">and might involve affect state, social interactions, and alcohol-related factors. For instance, the majority of an inpatient teen sample reported initial relapse to alcohol when offered alcohol, when in negative state, and when in interpersonal conflicts</w:t>
+        <w:t xml:space="preserve">We might derive top-performing features from a theory-driven approach. A theory-driven approach involves integrating domain-specific knowledge of known risks for alcohol lapses from a relapse prevention model into the algorithms. Such features are pre-specified and might involve affect state, social interactions, and alcohol-related factors. For instance, the majority of an inpatient teen sample reported initial relapse to alcohol when offered alcohol, when in negative state, and when in interpersonal conflicts</w:t>
       </w:r>
       <w:r>
         <w:t xml:space="preserve"> </w:t>
@@ -733,10 +726,7 @@
         <w:t xml:space="preserve">(J. R. McKay 1999)</w:t>
       </w:r>
       <w:r>
-        <w:t xml:space="preserve">. Contrarily, a empirically-driven approach starts with collecting data from various sources and then extracts relevant features. The features generated from this method are completely dependent on data. Notably, it is possible to yield features align with known risk factors but not guaranteed.</w:t>
-      </w:r>
-      <w:r>
-        <w:t xml:space="preserve"> </w:t>
+        <w:t xml:space="preserve">.</w:t>
       </w:r>
     </w:p>
     <w:p>
@@ -770,15 +760,7 @@
         <w:pStyle w:val="BodyText"/>
       </w:pPr>
       <w:r>
-        <w:t xml:space="preserve">Useful risk prediction algorithms are capable of identifying unrecognized risk factors for lapses. The bottom-up approach does not pre-specify indexes when building models. This method is therefore less susceptible to our knowledge gaps and might even discover previously unfound underlying processes contributing to alcohol lapses. We might even expect less differential performance under the bottom up approach across privileged vs. unprivileged groups because the features are not drawn from past research dominated by White males with AUD and are thus potentially unbiased towards privileged groups.</w:t>
-      </w:r>
-    </w:p>
-    <w:p>
-      <w:pPr>
-        <w:pStyle w:val="BodyText"/>
-      </w:pPr>
-      <w:r>
-        <w:t xml:space="preserve">Smart DTx algorithms should also incorporate features that are interpretable and can map on to current interventions. Exemplary features that are highly interpretable include those derived from the top-down, theory-driven approach. These features are easy to interpret and closely align with established therapies. For example, features related to social relationship might have important implications for family or marital counseling. Affect state features might be informative of emotion-focused therapy. In addition to selecting interpretable features during data training, computational methods can also be used to enhance model interpretability by analyzing feature importance. For instance, we can examine global feature importance to determine which features contribute the most to predict lapses across individuals. Further, examining local feature importance (i.e., features influencing a single observation) in these models might also be helpful for model interpretation. They have benefits of identifying the factors that contribute to lapse risk for any specific person and moment in time.</w:t>
+        <w:t xml:space="preserve">Smart DTx algorithms should also incorporate features that are interpretable and can map on to current interventions. Exemplary features that are highly interpretable include those derived from the theory-driven approach. These features are easy to interpret and closely align with established therapies. For example, features related to social relationship might have important implications for family or marital counseling. Affect state features might be informative of emotion-focused therapy. In addition to selecting interpretable features during data training, computational methods can also be used to enhance model interpretability by analyzing feature importance. For instance, we can examine global feature importance to determine which features contribute the most to predict lapses across individuals. Further, examining local feature importance (i.e., features influencing a single observation) in these models might also be helpful for model interpretation. They have benefits of identifying the factors that contribute to lapse risk for any specific person and moment in time.</w:t>
       </w:r>
     </w:p>
     <w:p>
@@ -841,9 +823,6 @@
       <w:r>
         <w:t xml:space="preserve">. Although minimizing the number of items in the surveys and the frequency of prompting users to complete the surveys might help mitigate the associated burden, it can inevitably reduce the prediction precision and temporal precision of algorithms.</w:t>
       </w:r>
-      <w:r>
-        <w:t xml:space="preserve"> </w:t>
-      </w:r>
     </w:p>
     <w:p>
       <w:pPr>
@@ -930,7 +909,7 @@
         <w:pStyle w:val="BodyText"/>
       </w:pPr>
       <w:r>
-        <w:t xml:space="preserve">With the burgeoning of NLP techniques, language analysis is well-equipped with diverse feature engineering tools to have good predictability with temporal specificity for alcohol lapses in new individuals. Some top-down methods might have good performance because they allow researchers to mine previously established robust construct of alcohol lapse precursors. For example, a bag-of-words approach using customized dictionary might allow researchers to mine alcohol-related content from messages such as alcohol cravings. Sentiment analysis can also enable researchers to assess individuals’ affect state. Further, some NLP methods follow a bottom-up approach. They might identify new alcohol lapse precursors and are less susceptible to limitations in past research. For example, topic modeling techniques such as Latent Dirichlet Analysis (LDA) and Latent Semantic Analysis (LSA) can examine patterns in SMS messages and identify clusters of topics from the data. Word embeddings approach transforms words into vectors with high dimension space.</w:t>
+        <w:t xml:space="preserve">With the burgeoning of NLP techniques, language analysis is well-equipped with diverse feature engineering tools to have good predictability with temporal specificity for alcohol lapses in new individuals. LIWC might have good performance because they allow researchers to mine previously established robust construct of alcohol lapse precursors. For example, LIWC has categories that are associated with affect and social process which are indicative of alcohol-related outcomes.</w:t>
       </w:r>
     </w:p>
     <w:p>
@@ -938,7 +917,7 @@
         <w:pStyle w:val="BodyText"/>
       </w:pPr>
       <w:r>
-        <w:t xml:space="preserve">NLP also offers avenues for model interpretation to yield valuable insights into treatment recommendations. Although some feature engineering techniques (e.g., word embeddings) might reveal arbitrary features that is incomprehensible, some can still mine features that can be potentially interpretable (e.g., topic clustering). Assessing their feature importance helps us understand how features contribute to the models (i.e., which features are robust in predicting lapses). For example, global feature importance can identify robust predictors across individuals in predicting lapses. Local feature importance provides insights on what contributes to a lapse for a specific person at a specific time. They can be useful in personalized, just-in-time treatment recommendations.</w:t>
+        <w:t xml:space="preserve">NLP also offers avenues for model interpretation to yield valuable insights into treatment recommendations. LIWC can generate features that are highly interpretable and some might even relate to extant interventions. Assessing their feature importance helps us understand how features contribute to the models (i.e., which features are robust in predicting lapses). For example, global feature importance can identify robust predictors across individuals in predicting lapses. Local feature importance provides insights on what contributes to a lapse for a specific person at a specific time. They can be useful in personalized, just-in-time treatment recommendations.</w:t>
       </w:r>
     </w:p>
     <w:bookmarkEnd w:id="25"/>
@@ -956,7 +935,7 @@
         <w:pStyle w:val="FirstParagraph"/>
       </w:pPr>
       <w:r>
-        <w:t xml:space="preserve">In this study, we will utilize different NLP techniques to predict lapses from SMS message content. More specifically, we will compare across different feature engineering methods encompassing topic modeling, sentiment analysis, bag-of-words, word embeddings, and customized dictionary. We will evaluate model performance from three aspects: 1) overall model prediction performance in detecting lapses; 2) model interpretability; and 3) performance between advantaged groups vs. disadvantaged groups with regards to race, gender, income and age.</w:t>
+        <w:t xml:space="preserve">In this study, we utilized LIWC to predict lapses from SMS message content. More specifically, we compared different configurations varying in prediction window length and unit of analysis. We evaluated model performance from three aspects: 1) overall model prediction performance in detecting lapses; 2) model interpretability; and 3) performance between advantaged groups vs. disadvantaged groups with regards to race, gender, income and age.</w:t>
       </w:r>
     </w:p>
     <w:p>

--- a/index.docx
+++ b/index.docx
@@ -39,7 +39,7 @@
         <w:pStyle w:val="Date"/>
       </w:pPr>
       <w:r>
-        <w:t xml:space="preserve">2026-01-23</w:t>
+        <w:t xml:space="preserve">2026-04-17</w:t>
       </w:r>
     </w:p>
     <w:p>
@@ -74,7 +74,7 @@
         </w:rPr>
         <w:t xml:space="preserve"> </w:t>
       </w:r>
-      <w:hyperlink r:id="rId20">
+      <w:hyperlink r:id="rId9">
         <w:r>
           <w:rPr>
             <w:rStyle w:val="Hyperlink"/>
@@ -84,7 +84,7 @@
         </w:r>
       </w:hyperlink>
     </w:p>
-    <w:bookmarkStart w:id="21" w:name="introduction"/>
+    <w:bookmarkStart w:id="10" w:name="introduction"/>
     <w:p>
       <w:pPr>
         <w:pStyle w:val="Heading1"/>
@@ -113,7 +113,27 @@
         <w:t xml:space="preserve"> </w:t>
       </w:r>
       <w:r>
-        <w:t xml:space="preserve">[4,5]</w:t>
+        <w:t xml:space="preserve">[</w:t>
+      </w:r>
+      <w:r>
+        <w:rPr>
+          <w:b/>
+          <w:bCs/>
+        </w:rPr>
+        <w:t xml:space="preserve">marlattRelapsePreventionMaintenance1985?</w:t>
+      </w:r>
+      <w:r>
+        <w:t xml:space="preserve">,</w:t>
+      </w:r>
+      <w:r>
+        <w:rPr>
+          <w:b/>
+          <w:bCs/>
+        </w:rPr>
+        <w:t xml:space="preserve">marlattRelapsePreventionSecond2007?</w:t>
+      </w:r>
+      <w:r>
+        <w:t xml:space="preserve">]</w:t>
       </w:r>
       <w:r>
         <w:t xml:space="preserve">. While lapses can occur at any point in recovery, they are particularly risky during early recovery</w:t>
@@ -122,7 +142,17 @@
         <w:t xml:space="preserve"> </w:t>
       </w:r>
       <w:r>
-        <w:t xml:space="preserve">[6]</w:t>
+        <w:t xml:space="preserve">[</w:t>
+      </w:r>
+      <w:r>
+        <w:rPr>
+          <w:b/>
+          <w:bCs/>
+        </w:rPr>
+        <w:t xml:space="preserve">daleyReducingRiskRelapse2019?</w:t>
+      </w:r>
+      <w:r>
+        <w:t xml:space="preserve">]</w:t>
       </w:r>
       <w:r>
         <w:t xml:space="preserve">. Protective coping mechanisms and socio-environmental resources that support recovery are dynamic and accumulate over time</w:t>
@@ -131,7 +161,17 @@
         <w:t xml:space="preserve"> </w:t>
       </w:r>
       <w:r>
-        <w:t xml:space="preserve">[7]</w:t>
+        <w:t xml:space="preserve">[</w:t>
+      </w:r>
+      <w:r>
+        <w:rPr>
+          <w:b/>
+          <w:bCs/>
+        </w:rPr>
+        <w:t xml:space="preserve">clevelandRecoveryRecoveryCapital2021?</w:t>
+      </w:r>
+      <w:r>
+        <w:t xml:space="preserve">]</w:t>
       </w:r>
       <w:r>
         <w:t xml:space="preserve">. As a result, early recovery represents a critical window of vulnerability during which a lapse is more likely to escalate into relapse.</w:t>
@@ -148,7 +188,7 @@
         <w:t xml:space="preserve"> </w:t>
       </w:r>
       <w:r>
-        <w:t xml:space="preserve">[8]</w:t>
+        <w:t xml:space="preserve">[4]</w:t>
       </w:r>
       <w:r>
         <w:t xml:space="preserve">. Early machine learning models using ecological momentary assessment (EMA) data have achieved excellent accuracy in predicting future lapses back to alcohol use in treatment seeking populations</w:t>
@@ -157,7 +197,7 @@
         <w:t xml:space="preserve"> </w:t>
       </w:r>
       <w:r>
-        <w:t xml:space="preserve">[9–11]</w:t>
+        <w:t xml:space="preserve">[5–7]</w:t>
       </w:r>
       <w:r>
         <w:t xml:space="preserve">.</w:t>
@@ -174,7 +214,17 @@
         <w:t xml:space="preserve"> </w:t>
       </w:r>
       <w:r>
-        <w:t xml:space="preserve">[12,13]</w:t>
+        <w:t xml:space="preserve">[8,</w:t>
+      </w:r>
+      <w:r>
+        <w:rPr>
+          <w:b/>
+          <w:bCs/>
+        </w:rPr>
+        <w:t xml:space="preserve">jonesComplianceEcologicalMomentary2019?</w:t>
+      </w:r>
+      <w:r>
+        <w:t xml:space="preserve">]</w:t>
       </w:r>
       <w:r>
         <w:t xml:space="preserve">. It is unclear whether individuals would be willing and able to adhere to an extensive EMA protocol (e.g., 4 prompts per day) indefinitely. Moreover, EMA items are chosen using domain expertise from decades of research on the self-report factors that predict lapse. It is possible, however, that there are several alternative precipitators of lapse not yet discovered due to small subtle changes in one’s environment, social circle, or lifestyle that cannot be easily identified via self-report.</w:t>
@@ -185,19 +235,7 @@
         <w:pStyle w:val="BodyText"/>
       </w:pPr>
       <w:r>
-        <w:t xml:space="preserve">Cellular communication sensing may be a promising alternative to EMA. Whereas EMA is limited to, at most, several assessments per day, communication sensing is mostly passive and can be monitored moment-by-moment. Cellular communication patterns capture clear, risk-relevant constructs. Late-night phone calls could indicate an emergency,</w:t>
-      </w:r>
-      <w:r>
-        <w:t xml:space="preserve"> </w:t>
-      </w:r>
-      <w:r>
-        <w:t xml:space="preserve">“drunk dialing,”</w:t>
-      </w:r>
-      <w:r>
-        <w:t xml:space="preserve"> </w:t>
-      </w:r>
-      <w:r>
-        <w:t xml:space="preserve">or interpersonal conflict. A decrease in the number of contacts an individual communicates with could reflect a shrinking social circle, isolation, or disengagement. Furthermore, cellular communication sensing enables data-driven feature engineering, whereby features are systematically derived from raw communication logs and retained based on their predictive utility rather than a priori theoretical assumptions.</w:t>
+        <w:t xml:space="preserve">Cellular communication sensing may be a promising alternative to EMA. Whereas EMA is limited to, at most, several assessments per day, communication sensing is mostly passive and can be monitored moment-by-moment. Cellular communication patterns capture clear, risk-relevant constructs. Late-night phone calls could indicate an emergency, “drunk dialing,” or interpersonal conflict. A decrease in the number of contacts an individual communicates with could reflect a shrinking social circle, isolation, or disengagement. Furthermore, cellular communication sensing enables data-driven feature engineering, whereby features are systematically derived from raw communication logs and retained based on their predictive utility rather than a priori theoretical assumptions.</w:t>
       </w:r>
     </w:p>
     <w:p>
@@ -216,8 +254,8 @@
         <w:t xml:space="preserve">In this study, we assessed whether contextualized cellular communication features contain clinically meaningful signals for predicting next-day alcohol lapse risk among individuals in early recovery from AUD. Using a machine learning model, we evaluated the predictive utility of these features and identified the most important communication features, with the goal of uncovering new, clinically meaningful predictors of lapse risk.</w:t>
       </w:r>
     </w:p>
-    <w:bookmarkEnd w:id="21"/>
-    <w:bookmarkStart w:id="33" w:name="methods"/>
+    <w:bookmarkEnd w:id="10"/>
+    <w:bookmarkStart w:id="23" w:name="methods"/>
     <w:p>
       <w:pPr>
         <w:pStyle w:val="Heading1"/>
@@ -226,7 +264,7 @@
         <w:t xml:space="preserve">Methods</w:t>
       </w:r>
     </w:p>
-    <w:bookmarkStart w:id="24" w:name="transparency-and-openness"/>
+    <w:bookmarkStart w:id="13" w:name="transparency-and-openness"/>
     <w:p>
       <w:pPr>
         <w:pStyle w:val="Heading2"/>
@@ -246,7 +284,7 @@
         <w:t xml:space="preserve"> </w:t>
       </w:r>
       <w:r>
-        <w:t xml:space="preserve">[14]</w:t>
+        <w:t xml:space="preserve">[9]</w:t>
       </w:r>
       <w:r>
         <w:t xml:space="preserve"> </w:t>
@@ -254,7 +292,7 @@
       <w:r>
         <w:t xml:space="preserve">in the supplement. Second, our features, labels, questionnaires, and other study materials are publicly available on our Open Science Framework (OSF) page (</w:t>
       </w:r>
-      <w:hyperlink r:id="rId22">
+      <w:hyperlink r:id="rId11">
         <w:r>
           <w:rPr>
             <w:rStyle w:val="Hyperlink"/>
@@ -265,7 +303,7 @@
       <w:r>
         <w:t xml:space="preserve">). Finally, the annotated analysis scripts are publicly available on our study website (</w:t>
       </w:r>
-      <w:hyperlink r:id="rId23">
+      <w:hyperlink r:id="rId12">
         <w:r>
           <w:rPr>
             <w:rStyle w:val="Hyperlink"/>
@@ -277,8 +315,8 @@
         <w:t xml:space="preserve">).</w:t>
       </w:r>
     </w:p>
-    <w:bookmarkEnd w:id="24"/>
-    <w:bookmarkStart w:id="25" w:name="participants-and-procedure"/>
+    <w:bookmarkEnd w:id="13"/>
+    <w:bookmarkStart w:id="14" w:name="participants-and-procedure"/>
     <w:p>
       <w:pPr>
         <w:pStyle w:val="Heading2"/>
@@ -298,7 +336,7 @@
         <w:t xml:space="preserve"> </w:t>
       </w:r>
       <w:r>
-        <w:t xml:space="preserve">[15]</w:t>
+        <w:t xml:space="preserve">[10]</w:t>
       </w:r>
       <w:r>
         <w:t xml:space="preserve"> </w:t>
@@ -310,7 +348,7 @@
         <w:t xml:space="preserve"> </w:t>
       </w:r>
       <w:r>
-        <w:t xml:space="preserve">[16]</w:t>
+        <w:t xml:space="preserve">[11]</w:t>
       </w:r>
       <w:r>
         <w:t xml:space="preserve">.)</w:t>
@@ -321,22 +359,22 @@
         <w:pStyle w:val="BodyText"/>
       </w:pPr>
       <w:r>
-        <w:t xml:space="preserve">Participants completed up to 5 study visits over approximately 3 months: a screening visit, intake visit, and 3 monthly follow-up visits. At screening we determined eligibility and collected demographic information (age, sex at birth, race, ethnicity, education, marital status, employment, and income) and clinical characteristics (DSM-5 AUD symptom count, alcohol problems</w:t>
-      </w:r>
-      <w:r>
-        <w:t xml:space="preserve"> </w:t>
-      </w:r>
-      <w:r>
-        <w:t xml:space="preserve">[17]</w:t>
-      </w:r>
-      <w:r>
-        <w:t xml:space="preserve">, and presence of psychological symptoms</w:t>
-      </w:r>
-      <w:r>
-        <w:t xml:space="preserve"> </w:t>
-      </w:r>
-      <w:r>
-        <w:t xml:space="preserve">[16]</w:t>
+        <w:t xml:space="preserve">Participants completed up to 5 study visits over approximately 3 months: a screening visit, intake visit, and 3 monthly follow-up visits. At screening we determined eligibility and collected demographic information (age, sex at birth, race, ethnicity, education, marital status, and income) and clinical characteristics (DSM-5 AUD symptom count, personality</w:t>
+      </w:r>
+      <w:r>
+        <w:t xml:space="preserve"> </w:t>
+      </w:r>
+      <w:r>
+        <w:t xml:space="preserve">[12]</w:t>
+      </w:r>
+      <w:r>
+        <w:t xml:space="preserve">, and psychiatric symptoms</w:t>
+      </w:r>
+      <w:r>
+        <w:t xml:space="preserve"> </w:t>
+      </w:r>
+      <w:r>
+        <w:t xml:space="preserve">[11,13]</w:t>
       </w:r>
       <w:r>
         <w:t xml:space="preserve">). At the intake visit, approximately two weeks after screening, we collected additional self-report data on abstinence self-efficacy</w:t>
@@ -345,7 +383,7 @@
         <w:t xml:space="preserve"> </w:t>
       </w:r>
       <w:r>
-        <w:t xml:space="preserve">[18]</w:t>
+        <w:t xml:space="preserve">[14]</w:t>
       </w:r>
       <w:r>
         <w:t xml:space="preserve">, craving</w:t>
@@ -354,7 +392,7 @@
         <w:t xml:space="preserve"> </w:t>
       </w:r>
       <w:r>
-        <w:t xml:space="preserve">[19]</w:t>
+        <w:t xml:space="preserve">[15]</w:t>
       </w:r>
       <w:r>
         <w:t xml:space="preserve">, and recent recovery efforts and goals.</w:t>
@@ -379,12 +417,12 @@
         <w:t xml:space="preserve"> </w:t>
       </w:r>
       <w:r>
-        <w:t xml:space="preserve">[10,11]</w:t>
+        <w:t xml:space="preserve">[6,7]</w:t>
       </w:r>
       <w:r>
         <w:t xml:space="preserve">, but were outside the scope of this cellular communication sensing study. Additional sensing data streams and self-report measures were collected for the parent grant. We compensated participants up to $115 per month for completing study tasks (i.e., EMAs, monthly follow-up visits and sharing sensing data) and $66 per month to offset the cost of their cellphone plan. The full study protocol is available on our OSF page (</w:t>
       </w:r>
-      <w:hyperlink r:id="rId22">
+      <w:hyperlink r:id="rId11">
         <w:r>
           <w:rPr>
             <w:rStyle w:val="Hyperlink"/>
@@ -396,8 +434,8 @@
         <w:t xml:space="preserve">).</w:t>
       </w:r>
     </w:p>
-    <w:bookmarkEnd w:id="25"/>
-    <w:bookmarkStart w:id="26" w:name="ethics"/>
+    <w:bookmarkEnd w:id="14"/>
+    <w:bookmarkStart w:id="15" w:name="ethics"/>
     <w:p>
       <w:pPr>
         <w:pStyle w:val="Heading2"/>
@@ -414,8 +452,8 @@
         <w:t xml:space="preserve">All procedures were approved by the University of Wisconsin-Madison Institutional Review Board (Study #2015-0780) and carried out in accordance with the principles of the Declaration of Helsinki. All participants provided written informed consent observed by a research assistant.</w:t>
       </w:r>
     </w:p>
-    <w:bookmarkEnd w:id="26"/>
-    <w:bookmarkStart w:id="32" w:name="data-analysis-plan"/>
+    <w:bookmarkEnd w:id="15"/>
+    <w:bookmarkStart w:id="22" w:name="data-analysis-plan"/>
     <w:p>
       <w:pPr>
         <w:pStyle w:val="Heading2"/>
@@ -424,7 +462,7 @@
         <w:t xml:space="preserve">Data Analysis Plan</w:t>
       </w:r>
     </w:p>
-    <w:bookmarkStart w:id="27" w:name="labels"/>
+    <w:bookmarkStart w:id="16" w:name="labels"/>
     <w:p>
       <w:pPr>
         <w:pStyle w:val="Heading3"/>
@@ -438,11 +476,11 @@
         <w:pStyle w:val="FirstParagraph"/>
       </w:pPr>
       <w:r>
-        <w:t xml:space="preserve">Our models predicted the probability of an alcohol lapse within a 24-hour window. Predictions were generated daily at 4 a.m., beginning on participants’ second study day and continuing for up to 3 months. Participants reported the date and hour of the start and end time of any alcohol use on the first item of the EMA. Prediction windows were labeled as lapse if any alcohol use was reported in the 24-hour window. In total, there were 11,507 labeled prediction windows across all participants. Positive lapse labels were underrepresented (7.5%; 861/11,507).</w:t>
+        <w:t xml:space="preserve">Our models predicted the probability of an alcohol lapse within a 24-hour window. Predictions were generated daily at 4 a.m., beginning on participants’ second study day and continuing for up to 3 months. Participants reported the date and hour of the start and end time of any alcohol use on the first item of the EMA. Participants demonstrated good adherence to our 4X daily EMA protocol (mean adherence = 78%) and provided at least one EMA on 95% of study days. Prediction windows were labeled as lapse if any alcohol use was reported in the 24-hour window. In total, there were 11,507 labeled prediction windows across all participants. Positive lapse labels were underrepresented (7.5%; 861/11,507).</w:t>
       </w:r>
     </w:p>
-    <w:bookmarkEnd w:id="27"/>
-    <w:bookmarkStart w:id="30" w:name="feature-engineering"/>
+    <w:bookmarkEnd w:id="16"/>
+    <w:bookmarkStart w:id="19" w:name="feature-engineering"/>
     <w:p>
       <w:pPr>
         <w:pStyle w:val="Heading3"/>
@@ -456,27 +494,108 @@
         <w:pStyle w:val="FirstParagraph"/>
       </w:pPr>
       <w:r>
-        <w:t xml:space="preserve">We filtered the raw comunication data to include only communications with known context (i.e., people with whom they communicated with at least twice in a month and whom they provided self-report context about). Cellular communication features were engineered from all available data up to the start of each window. We used six feature scoring epochs (6, 12, 24, 48, 72, and 168 hours before the start of the prediction window) to create features.</w:t>
+        <w:t xml:space="preserve">Features were calculated using only data collected before the start of each prediction window to ensure our models were making true future predictions. We calculated a total of 181 features from four feature sets:</w:t>
       </w:r>
     </w:p>
     <w:p>
       <w:pPr>
-        <w:pStyle w:val="BodyText"/>
-      </w:pPr>
-      <w:r>
-        <w:t xml:space="preserve">Within each feature scoring epoch, we calculated two types of features: raw and difference features. Raw features represent the feature value calculated within a given feature scoring epoch. For example, the raw rate of incoming text messages in a 48-hour feature scoring epoch was calculated as the total number of incoming text messages in the 48 hours immediately preceding the start of the prediction window, divided by 48. Difference features capture participant-level changes from baseline. Specifically, for each feature we subtracted the participant’s mean value (using all available data prior to the prediction window) from the associated raw feature value. For example, the difference feature for incoming text messages was calculated as the raw incoming text message rate minus the participant’s average incoming text message rate across all time on study.</w:t>
+        <w:numPr>
+          <w:ilvl w:val="0"/>
+          <w:numId w:val="1001"/>
+        </w:numPr>
+      </w:pPr>
+      <w:r>
+        <w:rPr>
+          <w:i/>
+          <w:iCs/>
+        </w:rPr>
+        <w:t xml:space="preserve">Cellular Communication Data.</w:t>
+      </w:r>
+      <w:r>
+        <w:t xml:space="preserve"> </w:t>
+      </w:r>
+      <w:r>
+        <w:t xml:space="preserve">We filtered the raw communication data to include only communications with known context (i.e., people with whom they communicated with at least twice in a month and whom they provided self-report context about). Cellular communication features were engineered from all available data up to the start of each window. We used two feature scoring epochs (24 hours and 1 week before the start of the prediction window) to create a total of 142 features.</w:t>
       </w:r>
     </w:p>
     <w:p>
       <w:pPr>
-        <w:pStyle w:val="BodyText"/>
-      </w:pPr>
-      <w:r>
-        <w:t xml:space="preserve">The full model included 406 features from cellular communication data plus 24 numeric or dummy-coded features from baseline self-report measures collected at screening and intake visits. We also evaluated a comparison model that used only the baseline features.</w:t>
-      </w:r>
-      <w:r>
-        <w:t xml:space="preserve"> </w:t>
-      </w:r>
+        <w:numPr>
+          <w:ilvl w:val="0"/>
+          <w:numId w:val="1000"/>
+        </w:numPr>
+      </w:pPr>
+      <w:r>
+        <w:t xml:space="preserve">Within each feature scoring epoch, we calculated two types of features: raw and difference features. Raw features represent the feature value calculated within a given feature scoring epoch. For example, the raw rate of incoming text messages in a 24-hour feature scoring epoch was calculated as the total number of incoming text messages in the 24 hours immediately preceding the start of the prediction window, divided by 24. Difference features capture participant-level changes from baseline. Specifically, for each feature we subtracted the participant’s mean value (using all available data prior to the prediction window) from the associated raw feature value. For example, the difference feature for incoming text messages was calculated as the raw incoming text message rate minus the participant’s average incoming text message rate across all time on study.</w:t>
+      </w:r>
+    </w:p>
+    <w:p>
+      <w:pPr>
+        <w:numPr>
+          <w:ilvl w:val="0"/>
+          <w:numId w:val="1001"/>
+        </w:numPr>
+      </w:pPr>
+      <w:r>
+        <w:rPr>
+          <w:i/>
+          <w:iCs/>
+        </w:rPr>
+        <w:t xml:space="preserve">Demographics.</w:t>
+      </w:r>
+      <w:r>
+        <w:t xml:space="preserve"> </w:t>
+      </w:r>
+      <w:r>
+        <w:t xml:space="preserve">We created 2 numeric features for age and income, and 10 one-hot coded features for sex at birth (male, female), race and ethnicity (non-Hispanic White, Hispanic and/or not White), education (high school or less, some college, college degree), and marital status (married, not married, other).</w:t>
+      </w:r>
+    </w:p>
+    <w:p>
+      <w:pPr>
+        <w:numPr>
+          <w:ilvl w:val="0"/>
+          <w:numId w:val="1001"/>
+        </w:numPr>
+      </w:pPr>
+      <w:r>
+        <w:rPr>
+          <w:i/>
+          <w:iCs/>
+        </w:rPr>
+        <w:t xml:space="preserve">Alcohol Use Characteristics.</w:t>
+      </w:r>
+      <w:r>
+        <w:t xml:space="preserve"> </w:t>
+      </w:r>
+      <w:r>
+        <w:t xml:space="preserve">We created 21 features from baseline measures of alcohol use characteristics, including numeric features of DSM-5 AUD symptom count, craving, four abstinence self-efficacy subscales (negative affect, social, physical, and craving), number of individual alcohol counseling sessions, group alcohol counseling sessions, self-help meetings, and other mental health counseling sessions in the past 30 days, number of days in contact with supportive and unsupportive people in the past 30 days, and satisfaction with and confidence in recovery over the past 30 days. We also created one-hot coded features for whether they have taken prescription medication for alcohol use disorder or mental health in the past 30 days and whether they had a goal of abstinence.</w:t>
+      </w:r>
+    </w:p>
+    <w:p>
+      <w:pPr>
+        <w:numPr>
+          <w:ilvl w:val="0"/>
+          <w:numId w:val="1001"/>
+        </w:numPr>
+      </w:pPr>
+      <w:r>
+        <w:rPr>
+          <w:i/>
+          <w:iCs/>
+        </w:rPr>
+        <w:t xml:space="preserve">Psychiatric and Personality Characteristics</w:t>
+      </w:r>
+      <w:r>
+        <w:t xml:space="preserve"> </w:t>
+      </w:r>
+      <w:r>
+        <w:t xml:space="preserve">We created 6 numeric features from baseline measures from broad psychiatric and personality traits, including higher order personality dimensions of positive emotionality, negative emotionality, and constraint and psychiatric comorbidities of depression, anxiety, and stress.</w:t>
+      </w:r>
+    </w:p>
+    <w:p>
+      <w:pPr>
+        <w:pStyle w:val="FirstParagraph"/>
+      </w:pPr>
       <w:hyperlink w:anchor="tbl-1">
         <w:r>
           <w:rPr>
@@ -489,7 +608,7 @@
         <w:t xml:space="preserve"> </w:t>
       </w:r>
       <w:r>
-        <w:t xml:space="preserve">details the raw predictors, feature engineering procedures, and features included in the full vs. baseline models. Other feature engineering steps performed during cross-validation included imputing missing values (median imputation for numeric features and mode imputation for nominal features), standardizing all features, and removing zero and near-zero variance features as determined from held-in data.</w:t>
+        <w:t xml:space="preserve">details the raw predictors, feature sets, feature engineering procedures, scoring epochs, and number of features. If no data was observed during a feature scoring epoch that feature was scored 0, thus there was no missing data across features. Other feature engineering steps performed during cross-validation included standardizing all features and removing zero and near-zero variance features as determined from held-in data.</w:t>
       </w:r>
     </w:p>
     <w:tbl>
@@ -505,7 +624,7 @@
       <w:tr>
         <w:tc>
           <w:tcPr/>
-          <w:bookmarkStart w:id="28" w:name="tbl-1"/>
+          <w:bookmarkStart w:id="17" w:name="tbl-1"/>
           <w:tbl>
             <w:tblPr>
               <w:tblStyle w:val="Table"/>
@@ -3649,7 +3768,7 @@
               <w:jc w:val="center"/>
             </w:pPr>
             <w:pPr>
-              <w:jc w:val="start"/>
+              <w:jc w:val="left"/>
               <w:spacing w:before="200"/>
               <w:pStyle w:val="ImageCaption"/>
             </w:pPr>
@@ -3657,7 +3776,7 @@
               <w:t xml:space="preserve">Table 1: Raw Predictors, Response Options, Feature Engineering Methods, Feature Scoring Epochs, Total Number of Features, and Indication of Inclusion in Full and Baseline Models</w:t>
             </w:r>
           </w:p>
-          <w:bookmarkEnd w:id="28"/>
+          <w:bookmarkEnd w:id="17"/>
         </w:tc>
       </w:tr>
     </w:tbl>
@@ -3677,7 +3796,7 @@
         </w:rPr>
         <w:t xml:space="preserve"> </w:t>
       </w:r>
-      <w:hyperlink r:id="rId29">
+      <w:hyperlink r:id="rId18">
         <w:r>
           <w:rPr>
             <w:rStyle w:val="Hyperlink"/>
@@ -3687,14 +3806,14 @@
         </w:r>
       </w:hyperlink>
     </w:p>
-    <w:bookmarkEnd w:id="30"/>
-    <w:bookmarkStart w:id="31" w:name="model-selection-and-evaluation"/>
+    <w:bookmarkEnd w:id="19"/>
+    <w:bookmarkStart w:id="20" w:name="model-selection"/>
     <w:p>
       <w:pPr>
         <w:pStyle w:val="Heading3"/>
       </w:pPr>
       <w:r>
-        <w:t xml:space="preserve">Model Selection and Evaluation</w:t>
+        <w:t xml:space="preserve">Model Selection</w:t>
       </w:r>
     </w:p>
     <w:p>
@@ -3702,7 +3821,7 @@
         <w:pStyle w:val="FirstParagraph"/>
       </w:pPr>
       <w:r>
-        <w:t xml:space="preserve">Candidate model configurations differed by algorithm (elastic net, random forest, XGBoost), outcome resampling method (i.e., up-sampling and down-sampling of the outcome at ratios ranging from 5:1 to 1:1), and hyperparameter values. The best configuration for each model was selected using 6 repeats of 5-fold cross-validation. Participants were grouped so that all of their data were always in the held-in or held-out fold for a split, but never in both. Our performance metric was area under the receiver operating curve (auROC). Folds were stratified so that all folds contained comparable proportions of individuals who lapsed frequently (i.e., 10+ times).</w:t>
+        <w:t xml:space="preserve">We included three candidate statistical algorithms in our model configurations: elastic net, random forest, and XGBoost. These algorithms differ in key ways related to flexibility, complexity, and their ability to accommodate non-linear and interactive relationships between features and lapse probability. Random forest and XGBoost algorithms can natively handle interactions, whereas elastic net assumes an additive data generating process. Thus, if true interactions exist between features, we would expect one of these tree-based methods to yield the best performance. However, if relationships are primarily additive, elastic net may perform better. Model configurations also differed on outcome resampling method (i.e., up-sampling and down-sampling of the outcome at ratios ranging from 5:1 to 1:1), hyperparameter values, and feature set.</w:t>
       </w:r>
     </w:p>
     <w:p>
@@ -3710,7 +3829,7 @@
         <w:pStyle w:val="BodyText"/>
       </w:pPr>
       <w:r>
-        <w:t xml:space="preserve">We evaluated model performance with a Bayesian hierarchical generalized linear model. Posterior distributions with 95% credible intervals (CI) were estimated from the 30 held-out folds using weakly informative, data-dependent priors to regularize and reduce overfitting. (Residual SD ~ normal(0, exp(2)); intercept (centered predictors) ~ normal(2.3, 1.3); window-width contrasts ~ normal(0, 2.69); covariance ~ decov(1,1,1,1)). Random intercepts were included for repeat and fold (nested within repeat). auROCs were logit-transformed and regressed on model type to estimate the probability that model performances differed systematically.</w:t>
+        <w:t xml:space="preserve">We selected three final models. We selected the best performing full model that included all four feature sets (cellular communications, demographics, alcohol use characteristics, and psychiatric/personality characteristics). Because our feature set of interest was cellular communications we only selected configurations that retained this feature set. We selected the best performing baseline model that included our three baseline feature sets (demographics, alcohol use characteristics, and psychiatric/personality characteristics) to assess the incremental predictive value of cellular communication beyond these baseline measures. Finally, we selected the best performing cellular communication model that included only the cellular communication feature set to evaluate the predictive signal captured in these features.</w:t>
       </w:r>
     </w:p>
     <w:p>
@@ -3718,28 +3837,17 @@
         <w:pStyle w:val="BodyText"/>
       </w:pPr>
       <w:r>
-        <w:t xml:space="preserve">The best performing model used an elastic net algorithm. This model was refit on the entire data set to identify the most important features. We quantified feature importance by examining the retained features (i.e., coefficient value &gt; 0) in the full model and ordering them by absolute coefficient value. These values provide an estimate of the direction and magnitude of association between each predictor and the outcome, conditional on the other features retained.</w:t>
+        <w:t xml:space="preserve">The best configuration for each of these models was selected using 6 repeats of 5-fold cross-validation. Participants were grouped so that all of their data were always in the held-in or held-out fold for a split, but never in both. Our performance metric was area under the receiver operating curve (auROC). Folds were stratified so that all folds contained comparable proportions of individuals who lapsed frequently (i.e., 10+ times).</w:t>
       </w:r>
     </w:p>
-    <w:bookmarkEnd w:id="31"/>
-    <w:bookmarkEnd w:id="32"/>
-    <w:bookmarkEnd w:id="33"/>
-    <w:bookmarkStart w:id="44" w:name="results"/>
+    <w:bookmarkEnd w:id="20"/>
+    <w:bookmarkStart w:id="21" w:name="model-evaluation"/>
     <w:p>
       <w:pPr>
-        <w:pStyle w:val="Heading1"/>
-      </w:pPr>
-      <w:r>
-        <w:t xml:space="preserve">Results</w:t>
-      </w:r>
-    </w:p>
-    <w:bookmarkStart w:id="36" w:name="participants"/>
-    <w:p>
-      <w:pPr>
-        <w:pStyle w:val="Heading2"/>
-      </w:pPr>
-      <w:r>
-        <w:t xml:space="preserve">Participants</w:t>
+        <w:pStyle w:val="Heading3"/>
+      </w:pPr>
+      <w:r>
+        <w:t xml:space="preserve">Model Evaluation</w:t>
       </w:r>
     </w:p>
     <w:p>
@@ -3747,7 +3855,44 @@
         <w:pStyle w:val="FirstParagraph"/>
       </w:pPr>
       <w:r>
-        <w:t xml:space="preserve">We screened 192 participants. Of these, 169 enrolled during the intake visit and 154 completed the first follow-up visit. We excluded data from one participant due to drinking multiple times a day every day on study, suggesting they did not have a goal of abstinence. We excluded data from one participant due to evidence of careless responding. We excluded data from one participant due to poor compliance with EMA resulting in questionable lapse labels. We excluded data from seven participants due to poor compliance providing communication data (i.e., deleting logs prior to the download or not providing context information about important contacts). The final analytic sample included 144 participants.</w:t>
+        <w:t xml:space="preserve">We evaluated model performance with a Bayesian hierarchical generalized linear model. Posterior distributions with 95% credible intervals (CI) were estimated from the 30 held-out folds using weakly informative, data-dependent priors to regularize and reduce overfitting: Residual SD ~ normal(0, exp(2)); intercept (centered predictors) ~ normal(2.3, 1.3); window-width contrasts ~ normal(0, 2.69); covariance ~ decov(1,1,1,1). Random intercepts were included for repeat and fold (nested within repeat). auROCs were logit-transformed and regressed on model type to estimate the probability that model performances differed systematically.</w:t>
+      </w:r>
+    </w:p>
+    <w:p>
+      <w:pPr>
+        <w:pStyle w:val="BodyText"/>
+      </w:pPr>
+      <w:r>
+        <w:t xml:space="preserve">The best performing model used an elastic net algorithm. This model was refit on the entire data set to identify the most important features. We quantified feature importance by examining the retained features (i.e., coefficient value &gt; 0) in the full model and ordering them by absolute coefficient value. These values provide an estimate of the direction and magnitude of association between each predictor and the outcome, conditional on the other features retained.</w:t>
+      </w:r>
+    </w:p>
+    <w:bookmarkEnd w:id="21"/>
+    <w:bookmarkEnd w:id="22"/>
+    <w:bookmarkEnd w:id="23"/>
+    <w:bookmarkStart w:id="34" w:name="results"/>
+    <w:p>
+      <w:pPr>
+        <w:pStyle w:val="Heading1"/>
+      </w:pPr>
+      <w:r>
+        <w:t xml:space="preserve">Results</w:t>
+      </w:r>
+    </w:p>
+    <w:bookmarkStart w:id="26" w:name="participants"/>
+    <w:p>
+      <w:pPr>
+        <w:pStyle w:val="Heading2"/>
+      </w:pPr>
+      <w:r>
+        <w:t xml:space="preserve">Participants</w:t>
+      </w:r>
+    </w:p>
+    <w:p>
+      <w:pPr>
+        <w:pStyle w:val="FirstParagraph"/>
+      </w:pPr>
+      <w:r>
+        <w:t xml:space="preserve">We enrolled 169 participants. Of these, 151 completed the first follow-up visit where the first cellular communication log download occurred. We excluded data from seven participants due to poor compliance providing communication data (i.e., deleting logs prior to the download or not providing context information about important contacts). The final analytic sample included 144 participants.</w:t>
       </w:r>
       <w:r>
         <w:t xml:space="preserve"> </w:t>
@@ -3780,7 +3925,7 @@
       <w:tr>
         <w:tc>
           <w:tcPr/>
-          <w:bookmarkStart w:id="34" w:name="tbl-2"/>
+          <w:bookmarkStart w:id="24" w:name="tbl-2"/>
           <w:tbl>
             <w:tblPr>
               <w:tblStyle w:val="Table"/>
@@ -6434,7 +6579,7 @@
               <w:jc w:val="center"/>
             </w:pPr>
             <w:pPr>
-              <w:jc w:val="start"/>
+              <w:jc w:val="left"/>
               <w:spacing w:before="200"/>
               <w:pStyle w:val="ImageCaption"/>
             </w:pPr>
@@ -6442,7 +6587,7 @@
               <w:t xml:space="preserve">Table 2: Demographic Characterization</w:t>
             </w:r>
           </w:p>
-          <w:bookmarkEnd w:id="34"/>
+          <w:bookmarkEnd w:id="24"/>
         </w:tc>
       </w:tr>
     </w:tbl>
@@ -6462,7 +6607,7 @@
         </w:rPr>
         <w:t xml:space="preserve"> </w:t>
       </w:r>
-      <w:hyperlink r:id="rId35">
+      <w:hyperlink r:id="rId25">
         <w:r>
           <w:rPr>
             <w:rStyle w:val="Hyperlink"/>
@@ -6472,8 +6617,8 @@
         </w:r>
       </w:hyperlink>
     </w:p>
-    <w:bookmarkEnd w:id="36"/>
-    <w:bookmarkStart w:id="37" w:name="communications"/>
+    <w:bookmarkEnd w:id="26"/>
+    <w:bookmarkStart w:id="27" w:name="communications"/>
     <w:p>
       <w:pPr>
         <w:pStyle w:val="Heading2"/>
@@ -6490,8 +6635,8 @@
         <w:t xml:space="preserve">Participants had an average of 26 important contacts (range 2-113) that were contextualized with self-report information. We obtained a total of 375,912 contextualized communications across participants. Participants had, on average, 2,610 contextualized communications (range = 109-14,225) averaging to about 33 communications per day (range 3-278).</w:t>
       </w:r>
     </w:p>
-    <w:bookmarkEnd w:id="37"/>
-    <w:bookmarkStart w:id="43" w:name="model-evaluation"/>
+    <w:bookmarkEnd w:id="27"/>
+    <w:bookmarkStart w:id="33" w:name="model-evaluation-1"/>
     <w:p>
       <w:pPr>
         <w:pStyle w:val="Heading2"/>
@@ -6505,7 +6650,10 @@
         <w:pStyle w:val="FirstParagraph"/>
       </w:pPr>
       <w:r>
-        <w:t xml:space="preserve">The median posterior auROC for the full model was 0.68, with relatively narrow 95% CI ([0.64, 0.71]) that did not contain .5. This provides strong evidence that the model is capturing signal in the data. The final model retained 13 features (</w:t>
+        <w:t xml:space="preserve">The median posterior auROC for the best performing full model was 0.67, 95% CI [0.64, 0.71]. The final model fit on the full data set retained 10 features (left panel of</w:t>
+      </w:r>
+      <w:r>
+        <w:t xml:space="preserve"> </w:t>
       </w:r>
       <w:hyperlink w:anchor="fig-1">
         <w:r>
@@ -6516,7 +6664,7 @@
         </w:r>
       </w:hyperlink>
       <w:r>
-        <w:t xml:space="preserve">). The top four were baseline measures of abstinence confidence, having a goal of abstinence, abstinence self-efficacy when experiencing negative affect, and craving. Communication frequency with people unaware of the individual’s recovery goals also emerged as an important feature associated with increased lapse risk.</w:t>
+        <w:t xml:space="preserve">). The top four were baseline alcohol use characteristics. Two of these (abstinence confidence and having a goal of abstinence) emerged as important protective factors. Abstinence self-efficacy when experiencing negative affect and craving emerged as important risk factors. Communication features were also retained in the final model. Specifically, frequency of communications with drinkers, friends, and people unaware of the individual’s recovery goals emerged as important risk factors. Frequency of communications with non-drinkers, conversely, was an important protective factor.</w:t>
       </w:r>
     </w:p>
     <w:p>
@@ -6524,7 +6672,38 @@
         <w:pStyle w:val="BodyText"/>
       </w:pPr>
       <w:r>
-        <w:t xml:space="preserve">We evaluated a comparison model to assess the incremental predictive value of cellular communication features beyond baseline measures. The baseline model achieved comparative performance to the full model (median auROC = 0.68, 95% CI [0.64, 0.71]). The median difference in auROC between the full and baseline models was less than .01, providing no evidence (52% probability) that the full model performed better than the baseline model.</w:t>
+        <w:t xml:space="preserve">We conducted a model comparison between the full model and a model that only considered baseline measures (alcohol use characteristics, demographics, and psychiatric and personality characteristics) to assess the incremental predictive value of cellular communication features beyond these baseline measures. The baseline model achieved slightly higher performance compared to the full model (median auROC = 0.69, 95% CI [0.65, 0.72]). However, this median difference in auROC was only .01 and the bayesian model comparison showed weak evidence (73% probability) that the baseline model performed better than the full model.</w:t>
+      </w:r>
+    </w:p>
+    <w:p>
+      <w:pPr>
+        <w:pStyle w:val="BodyText"/>
+      </w:pPr>
+      <w:r>
+        <w:t xml:space="preserve">Finally, our best performing model that included only cellular communication features achieved a median auROC of 0.59. The 95% CI ([0.55, 0.62]) did not contain .5, providing evidence that the model is capturing some signal in the data.</w:t>
+      </w:r>
+      <w:r>
+        <w:t xml:space="preserve"> </w:t>
+      </w:r>
+      <w:r>
+        <w:t xml:space="preserve">To better understand which features are capturing this signal, we examined the retained features in the best cellular communication model fit on the full data set. This model retained four features: frequency of communications with friends, people unaware of the individual’s recovery goals, drinkers, and non-drinkers. These four features were also retained in the full model. In the right panel of</w:t>
+      </w:r>
+      <w:r>
+        <w:t xml:space="preserve"> </w:t>
+      </w:r>
+      <w:hyperlink w:anchor="fig-1">
+        <w:r>
+          <w:rPr>
+            <w:rStyle w:val="Hyperlink"/>
+          </w:rPr>
+          <w:t xml:space="preserve">Figure 1</w:t>
+        </w:r>
+      </w:hyperlink>
+      <w:r>
+        <w:t xml:space="preserve"> </w:t>
+      </w:r>
+      <w:r>
+        <w:t xml:space="preserve">we display the magnitude of the coefficients for these features when the model does not control for other retained baseline measures.</w:t>
       </w:r>
     </w:p>
     <w:tbl>
@@ -6540,7 +6719,7 @@
       <w:tr>
         <w:tc>
           <w:tcPr/>
-          <w:bookmarkStart w:id="41" w:name="fig-1"/>
+          <w:bookmarkStart w:id="31" w:name="fig-1"/>
           <w:p>
             <w:pPr>
               <w:pStyle w:val="Compact"/>
@@ -6549,20 +6728,20 @@
             <w:r>
               <w:drawing>
                 <wp:inline>
-                  <wp:extent cx="5334000" cy="3810000"/>
+                  <wp:extent cx="5334000" cy="2667000"/>
                   <wp:effectExtent b="0" l="0" r="0" t="0"/>
-                  <wp:docPr descr="" title="" id="39" name="Picture"/>
+                  <wp:docPr descr="" title="" id="29" name="Picture"/>
                   <a:graphic>
                     <a:graphicData uri="http://schemas.openxmlformats.org/drawingml/2006/picture">
                       <pic:pic>
                         <pic:nvPicPr>
-                          <pic:cNvPr descr="index_files/figure-docx/notebooks-mak_figures-fig-1-output-1.png" id="40" name="Picture"/>
+                          <pic:cNvPr descr="index_files/figure-docx/notebooks-mak_figures-fig-1-output-1.png" id="30" name="Picture"/>
                           <pic:cNvPicPr>
                             <a:picLocks noChangeArrowheads="1" noChangeAspect="1"/>
                           </pic:cNvPicPr>
                         </pic:nvPicPr>
                         <pic:blipFill>
-                          <a:blip r:embed="rId38"/>
+                          <a:blip r:embed="rId28"/>
                           <a:stretch>
                             <a:fillRect/>
                           </a:stretch>
@@ -6570,7 +6749,7 @@
                         <pic:spPr bwMode="auto">
                           <a:xfrm>
                             <a:off x="0" y="0"/>
-                            <a:ext cx="5334000" cy="3810000"/>
+                            <a:ext cx="5334000" cy="2667000"/>
                           </a:xfrm>
                           <a:prstGeom prst="rect">
                             <a:avLst/>
@@ -6594,15 +6773,15 @@
               <w:jc w:val="center"/>
             </w:pPr>
             <w:pPr>
-              <w:jc w:val="start"/>
+              <w:jc w:val="left"/>
               <w:spacing w:before="200"/>
               <w:pStyle w:val="ImageCaption"/>
             </w:pPr>
             <w:r>
-              <w:t xml:space="preserve">Figure 1: Global feature importance (elastic net coefficient) for the full model. Features are ordered by absolute coefficient value. Bars with positive coefficient values represent features that, on average, lower lapse risk. Bars with negative coefficient values represent features that, on average, increase risk. Baseline features were collected via self-report measures at the screening and intake visits. Communication features were engineered from the contextualized cellular communications.</w:t>
+              <w:t xml:space="preserve">Figure 1: Global feature importance (elastic net coefficient) for the full and cellular communicatioin models. Features are ordered by absolute coefficient value. Bars with positive coefficient values (in blue) represent features that, on average, lower lapse risk. Bars with negative coefficient values (in salmon) represent features that, on average, increase risk. Alcohol use features were collected via self-report measures at baseline. Communication features were engineered from the contextualized cellular communications.</w:t>
             </w:r>
           </w:p>
-          <w:bookmarkEnd w:id="41"/>
+          <w:bookmarkEnd w:id="31"/>
         </w:tc>
       </w:tr>
     </w:tbl>
@@ -6622,7 +6801,7 @@
         </w:rPr>
         <w:t xml:space="preserve"> </w:t>
       </w:r>
-      <w:hyperlink r:id="rId42">
+      <w:hyperlink r:id="rId32">
         <w:r>
           <w:rPr>
             <w:rStyle w:val="Hyperlink"/>
@@ -6632,9 +6811,9 @@
         </w:r>
       </w:hyperlink>
     </w:p>
-    <w:bookmarkEnd w:id="43"/>
-    <w:bookmarkEnd w:id="44"/>
-    <w:bookmarkStart w:id="45" w:name="discussion"/>
+    <w:bookmarkEnd w:id="33"/>
+    <w:bookmarkEnd w:id="34"/>
+    <w:bookmarkStart w:id="35" w:name="discussion"/>
     <w:p>
       <w:pPr>
         <w:pStyle w:val="Heading1"/>
@@ -6648,7 +6827,7 @@
         <w:pStyle w:val="FirstParagraph"/>
       </w:pPr>
       <w:r>
-        <w:t xml:space="preserve">Our model achieved fair performance, with an auROC of 0.68, indicating that some predictive signal was present. However, it did not offer incremental value beyond a baseline model that included only demographic and self-report measures. Consistent with this, the four most important predictors in our model were all self-report variables: abstinence confidence, abstinence goal, negative affect efficacy, and craving.</w:t>
+        <w:t xml:space="preserve">Our model achieved fair performance, with an auROC of 0.67, indicating that some predictive signal was present. However, it did not offer incremental value beyond a baseline model that included only baseline self-report measures. Consistent with this, the four most important predictors in our model were all self-report variables: abstinence confidence, abstinence goal, negative affect efficacy, and craving.</w:t>
       </w:r>
     </w:p>
     <w:p>
@@ -6670,7 +6849,7 @@
         <w:t xml:space="preserve"> </w:t>
       </w:r>
       <w:r>
-        <w:t xml:space="preserve">[20]</w:t>
+        <w:t xml:space="preserve">[16]</w:t>
       </w:r>
       <w:r>
         <w:t xml:space="preserve">. Therefore, our dataset likely missed a substantial portion of participants’ communications. Future studies could explore whether incorporating communication data from additional platforms yields stronger predictive signal. However, even with improved data collection methods, sparsity may remain a challenge, as some people may simply not communicate frequently with others and others use services (e.g., Snapchat) that automatically delete messages.</w:t>
@@ -6687,7 +6866,7 @@
         <w:t xml:space="preserve"> </w:t>
       </w:r>
       <w:r>
-        <w:t xml:space="preserve">[21]</w:t>
+        <w:t xml:space="preserve">[17]</w:t>
       </w:r>
       <w:r>
         <w:t xml:space="preserve"> </w:t>
@@ -6699,7 +6878,7 @@
         <w:t xml:space="preserve"> </w:t>
       </w:r>
       <w:r>
-        <w:t xml:space="preserve">[22]</w:t>
+        <w:t xml:space="preserve">[18]</w:t>
       </w:r>
       <w:r>
         <w:t xml:space="preserve"> </w:t>
@@ -6716,8 +6895,8 @@
         <w:t xml:space="preserve">Other practical challenges in collecting call and text message data further limit the feasibility of this sensing method. For example, we obtained participants’ cellular communication data by downloading backups of their communication logs in person during their monthly follow-up visits. It is possible to collect cellular communication data in real time using apps installed on Android devices. However, Apple heavily restricts apps in its app store from accessing call and text message data, making real-time sensing of communications challenging (if not impossible) for IOS users. We conclude that other forms of social interaction characterization (e.g., engineering time spent with supportive contacts from geolocation data) are more worthwhile to pursue in future research.</w:t>
       </w:r>
     </w:p>
-    <w:bookmarkEnd w:id="45"/>
-    <w:bookmarkStart w:id="46" w:name="acknowledgments"/>
+    <w:bookmarkEnd w:id="35"/>
+    <w:bookmarkStart w:id="36" w:name="acknowledgments"/>
     <w:p>
       <w:pPr>
         <w:pStyle w:val="Heading1"/>
@@ -6734,8 +6913,8 @@
         <w:t xml:space="preserve">The authors wish to thank Susan E. Wanta for her role as the project administrator.</w:t>
       </w:r>
     </w:p>
-    <w:bookmarkEnd w:id="46"/>
-    <w:bookmarkStart w:id="47" w:name="author-contributions"/>
+    <w:bookmarkEnd w:id="36"/>
+    <w:bookmarkStart w:id="37" w:name="author-contributions"/>
     <w:p>
       <w:pPr>
         <w:pStyle w:val="Heading1"/>
@@ -6752,8 +6931,8 @@
         <w:t xml:space="preserve">KW contributed to conceptualization, data curation, formal analysis, methodology, visualization, writing – original draft, and writing - review and editing. CY contributed to conceptualization, data curation, methodology, writing - original draft. JJC contributed to conceptualization, data curation, methadology, writing – review and editing, supervision of analysis, funding acquisition.</w:t>
       </w:r>
     </w:p>
-    <w:bookmarkEnd w:id="47"/>
-    <w:bookmarkStart w:id="48" w:name="declaration-of-conflicting-interest"/>
+    <w:bookmarkEnd w:id="37"/>
+    <w:bookmarkStart w:id="38" w:name="declaration-of-conflicting-interest"/>
     <w:p>
       <w:pPr>
         <w:pStyle w:val="Heading1"/>
@@ -6770,8 +6949,8 @@
         <w:t xml:space="preserve">The authors declared no potential conflicts of interest with respect to the research, authorship, and publication of this article.</w:t>
       </w:r>
     </w:p>
-    <w:bookmarkEnd w:id="48"/>
-    <w:bookmarkStart w:id="49" w:name="funding"/>
+    <w:bookmarkEnd w:id="38"/>
+    <w:bookmarkStart w:id="39" w:name="funding"/>
     <w:p>
       <w:pPr>
         <w:pStyle w:val="Heading1"/>
@@ -6788,8 +6967,8 @@
         <w:t xml:space="preserve">The authors disclosed receipt of the following financial support for the research, authorship, and publication of this article: This work was supported by the National Institute on Alcohol Abuse and Alcoholism (NIAAA; grant number R01 AA024391 to John J. Curtin) and the National Institute on Drug Abuse (NIDA; grant number R01 DA047315 to John J. Curtin).</w:t>
       </w:r>
     </w:p>
-    <w:bookmarkEnd w:id="49"/>
-    <w:bookmarkStart w:id="50" w:name="data-availability"/>
+    <w:bookmarkEnd w:id="39"/>
+    <w:bookmarkStart w:id="40" w:name="data-availability"/>
     <w:p>
       <w:pPr>
         <w:pStyle w:val="Heading1"/>
@@ -6805,7 +6984,7 @@
       <w:r>
         <w:t xml:space="preserve">Our de-identified data, questionnaires, and other study materials are publicly available on our OSF page (</w:t>
       </w:r>
-      <w:hyperlink r:id="rId22">
+      <w:hyperlink r:id="rId11">
         <w:r>
           <w:rPr>
             <w:rStyle w:val="Hyperlink"/>
@@ -6822,8 +7001,8 @@
         <w:br w:type="page"/>
       </w:r>
     </w:p>
-    <w:bookmarkEnd w:id="50"/>
-    <w:bookmarkStart w:id="89" w:name="references"/>
+    <w:bookmarkEnd w:id="40"/>
+    <w:bookmarkStart w:id="74" w:name="references"/>
     <w:p>
       <w:pPr>
         <w:pStyle w:val="Heading1"/>
@@ -6832,8 +7011,8 @@
         <w:t xml:space="preserve">References</w:t>
       </w:r>
     </w:p>
-    <w:bookmarkStart w:id="88" w:name="refs"/>
-    <w:bookmarkStart w:id="52" w:name="ref-mclellanDrugDependenceChronic2000"/>
+    <w:bookmarkStart w:id="73" w:name="refs"/>
+    <w:bookmarkStart w:id="42" w:name="ref-mclellanDrugDependenceChronic2000"/>
     <w:p>
       <w:pPr>
         <w:pStyle w:val="Bibliography"/>
@@ -6850,7 +7029,7 @@
       <w:r>
         <w:t xml:space="preserve">McLellan AT, Lewis DC, O’Brien CP, Kleber HD. Drug dependence, a chronic medical illness: Implications for treatment, insurance, and outcomes evaluation. JAMA. 2000;284: 1689–1695. doi:</w:t>
       </w:r>
-      <w:hyperlink r:id="rId51">
+      <w:hyperlink r:id="rId41">
         <w:r>
           <w:rPr>
             <w:rStyle w:val="Hyperlink"/>
@@ -6859,8 +7038,8 @@
         </w:r>
       </w:hyperlink>
     </w:p>
-    <w:bookmarkEnd w:id="52"/>
-    <w:bookmarkStart w:id="54" w:name="ref-dennisManagingAddictionChronic2007"/>
+    <w:bookmarkEnd w:id="42"/>
+    <w:bookmarkStart w:id="44" w:name="ref-dennisManagingAddictionChronic2007"/>
     <w:p>
       <w:pPr>
         <w:pStyle w:val="Bibliography"/>
@@ -6880,7 +7059,7 @@
       <w:r>
         <w:t xml:space="preserve"> </w:t>
       </w:r>
-      <w:hyperlink r:id="rId53">
+      <w:hyperlink r:id="rId43">
         <w:r>
           <w:rPr>
             <w:rStyle w:val="Hyperlink"/>
@@ -6931,8 +7110,8 @@
         <w:t xml:space="preserve"> </w:t>
       </w:r>
     </w:p>
-    <w:bookmarkEnd w:id="54"/>
-    <w:bookmarkStart w:id="55" w:name="ref-rounsavilleLapseRelapseChasing2010"/>
+    <w:bookmarkEnd w:id="44"/>
+    <w:bookmarkStart w:id="45" w:name="ref-rounsavilleLapseRelapseChasing2010"/>
     <w:p>
       <w:pPr>
         <w:pStyle w:val="Bibliography"/>
@@ -7004,8 +7183,8 @@
         <w:t xml:space="preserve"> </w:t>
       </w:r>
     </w:p>
-    <w:bookmarkEnd w:id="55"/>
-    <w:bookmarkStart w:id="56" w:name="X0900e084d2d8751b94683f82b04534ea811d54e"/>
+    <w:bookmarkEnd w:id="45"/>
+    <w:bookmarkStart w:id="47" w:name="ref-mohrPersonalSensingUnderstanding2017"/>
     <w:p>
       <w:pPr>
         <w:pStyle w:val="Bibliography"/>
@@ -7020,13 +7199,13 @@
         <w:t xml:space="preserve">	</w:t>
       </w:r>
       <w:r>
-        <w:t xml:space="preserve">Marlatt GA, Gordon JR, editors. Relapse</w:t>
-      </w:r>
-      <w:r>
-        <w:t xml:space="preserve"> </w:t>
-      </w:r>
-      <w:r>
-        <w:t xml:space="preserve">Prevention</w:t>
+        <w:t xml:space="preserve">Mohr DC, Zhang M, Schueller SM. Personal</w:t>
+      </w:r>
+      <w:r>
+        <w:t xml:space="preserve"> </w:t>
+      </w:r>
+      <w:r>
+        <w:t xml:space="preserve">Sensing</w:t>
       </w:r>
       <w:r>
         <w:t xml:space="preserve">:</w:t>
@@ -7035,222 +7214,7 @@
         <w:t xml:space="preserve"> </w:t>
       </w:r>
       <w:r>
-        <w:t xml:space="preserve">Maintenance Strategies</w:t>
-      </w:r>
-      <w:r>
-        <w:t xml:space="preserve"> </w:t>
-      </w:r>
-      <w:r>
-        <w:t xml:space="preserve">in the</w:t>
-      </w:r>
-      <w:r>
-        <w:t xml:space="preserve"> </w:t>
-      </w:r>
-      <w:r>
-        <w:t xml:space="preserve">Treatment</w:t>
-      </w:r>
-      <w:r>
-        <w:t xml:space="preserve"> </w:t>
-      </w:r>
-      <w:r>
-        <w:t xml:space="preserve">of</w:t>
-      </w:r>
-      <w:r>
-        <w:t xml:space="preserve"> </w:t>
-      </w:r>
-      <w:r>
-        <w:t xml:space="preserve">Addictive Behaviors</w:t>
-      </w:r>
-      <w:r>
-        <w:t xml:space="preserve">. First edition. New York: The Guilford Press; 1985.</w:t>
-      </w:r>
-      <w:r>
-        <w:t xml:space="preserve"> </w:t>
-      </w:r>
-    </w:p>
-    <w:bookmarkEnd w:id="56"/>
-    <w:bookmarkStart w:id="57" w:name="ref-marlattRelapsePreventionSecond2007"/>
-    <w:p>
-      <w:pPr>
-        <w:pStyle w:val="Bibliography"/>
-      </w:pPr>
-      <w:r>
-        <w:t xml:space="preserve">5.</w:t>
-      </w:r>
-      <w:r>
-        <w:t xml:space="preserve"> </w:t>
-      </w:r>
-      <w:r>
-        <w:t xml:space="preserve">	</w:t>
-      </w:r>
-      <w:r>
-        <w:t xml:space="preserve">Marlatt GA, Donovan DM, editors. Relapse</w:t>
-      </w:r>
-      <w:r>
-        <w:t xml:space="preserve"> </w:t>
-      </w:r>
-      <w:r>
-        <w:t xml:space="preserve">Prevention</w:t>
-      </w:r>
-      <w:r>
-        <w:t xml:space="preserve">,</w:t>
-      </w:r>
-      <w:r>
-        <w:t xml:space="preserve"> </w:t>
-      </w:r>
-      <w:r>
-        <w:t xml:space="preserve">Second Edition</w:t>
-      </w:r>
-      <w:r>
-        <w:t xml:space="preserve">:</w:t>
-      </w:r>
-      <w:r>
-        <w:t xml:space="preserve"> </w:t>
-      </w:r>
-      <w:r>
-        <w:t xml:space="preserve">Maintenance Strategies</w:t>
-      </w:r>
-      <w:r>
-        <w:t xml:space="preserve"> </w:t>
-      </w:r>
-      <w:r>
-        <w:t xml:space="preserve">in the</w:t>
-      </w:r>
-      <w:r>
-        <w:t xml:space="preserve"> </w:t>
-      </w:r>
-      <w:r>
-        <w:t xml:space="preserve">Treatment</w:t>
-      </w:r>
-      <w:r>
-        <w:t xml:space="preserve"> </w:t>
-      </w:r>
-      <w:r>
-        <w:t xml:space="preserve">of</w:t>
-      </w:r>
-      <w:r>
-        <w:t xml:space="preserve"> </w:t>
-      </w:r>
-      <w:r>
-        <w:t xml:space="preserve">Addictive Behaviors</w:t>
-      </w:r>
-      <w:r>
-        <w:t xml:space="preserve">. 2nd edition. New York London: The Guilford Press; 2007.</w:t>
-      </w:r>
-      <w:r>
-        <w:t xml:space="preserve"> </w:t>
-      </w:r>
-    </w:p>
-    <w:bookmarkEnd w:id="57"/>
-    <w:bookmarkStart w:id="59" w:name="ref-daleyReducingRiskRelapse2019"/>
-    <w:p>
-      <w:pPr>
-        <w:pStyle w:val="Bibliography"/>
-      </w:pPr>
-      <w:r>
-        <w:t xml:space="preserve">6.</w:t>
-      </w:r>
-      <w:r>
-        <w:t xml:space="preserve"> </w:t>
-      </w:r>
-      <w:r>
-        <w:t xml:space="preserve">	</w:t>
-      </w:r>
-      <w:r>
-        <w:t xml:space="preserve">Daley DC, Douaihy A. Reducing the</w:t>
-      </w:r>
-      <w:r>
-        <w:t xml:space="preserve"> </w:t>
-      </w:r>
-      <w:r>
-        <w:t xml:space="preserve">Risk</w:t>
-      </w:r>
-      <w:r>
-        <w:t xml:space="preserve"> </w:t>
-      </w:r>
-      <w:r>
-        <w:t xml:space="preserve">of</w:t>
-      </w:r>
-      <w:r>
-        <w:t xml:space="preserve"> </w:t>
-      </w:r>
-      <w:r>
-        <w:t xml:space="preserve">Relapse</w:t>
-      </w:r>
-      <w:r>
-        <w:t xml:space="preserve">. In: Daley DC, Douaihy AB, Daley DC, Douaihy A, editors. Managing</w:t>
-      </w:r>
-      <w:r>
-        <w:t xml:space="preserve"> </w:t>
-      </w:r>
-      <w:r>
-        <w:t xml:space="preserve">Substance Use Disorder</w:t>
-      </w:r>
-      <w:r>
-        <w:t xml:space="preserve">:</w:t>
-      </w:r>
-      <w:r>
-        <w:t xml:space="preserve"> </w:t>
-      </w:r>
-      <w:r>
-        <w:t xml:space="preserve">Practitioner Guide</w:t>
-      </w:r>
-      <w:r>
-        <w:t xml:space="preserve">. Oxford University Press; 2019. p. 0. doi:</w:t>
-      </w:r>
-      <w:hyperlink r:id="rId58">
-        <w:r>
-          <w:rPr>
-            <w:rStyle w:val="Hyperlink"/>
-          </w:rPr>
-          <w:t xml:space="preserve">10.1093/med-psych/9780190926717.003.0018</w:t>
-        </w:r>
-      </w:hyperlink>
-    </w:p>
-    <w:bookmarkEnd w:id="59"/>
-    <w:bookmarkStart w:id="61" w:name="ref-clevelandRecoveryRecoveryCapital2021"/>
-    <w:p>
-      <w:pPr>
-        <w:pStyle w:val="Bibliography"/>
-      </w:pPr>
-      <w:r>
-        <w:t xml:space="preserve">7.</w:t>
-      </w:r>
-      <w:r>
-        <w:t xml:space="preserve"> </w:t>
-      </w:r>
-      <w:r>
-        <w:t xml:space="preserve">	</w:t>
-      </w:r>
-      <w:r>
-        <w:t xml:space="preserve">Cleveland HH, Brick TR, Knapp KS, Croff JM. Recovery and</w:t>
-      </w:r>
-      <w:r>
-        <w:t xml:space="preserve"> </w:t>
-      </w:r>
-      <w:r>
-        <w:t xml:space="preserve">Recovery Capital</w:t>
-      </w:r>
-      <w:r>
-        <w:t xml:space="preserve">:</w:t>
-      </w:r>
-      <w:r>
-        <w:t xml:space="preserve"> </w:t>
-      </w:r>
-      <w:r>
-        <w:t xml:space="preserve">Aligning Measurement</w:t>
-      </w:r>
-      <w:r>
-        <w:t xml:space="preserve"> </w:t>
-      </w:r>
-      <w:r>
-        <w:t xml:space="preserve">with</w:t>
-      </w:r>
-      <w:r>
-        <w:t xml:space="preserve"> </w:t>
-      </w:r>
-      <w:r>
-        <w:t xml:space="preserve">Theory</w:t>
+        <w:t xml:space="preserve">Understanding Mental Health Using Ubiquitous Sensors</w:t>
       </w:r>
       <w:r>
         <w:t xml:space="preserve"> </w:t>
@@ -7262,114 +7226,12 @@
         <w:t xml:space="preserve"> </w:t>
       </w:r>
       <w:r>
-        <w:t xml:space="preserve">Practice</w:t>
-      </w:r>
-      <w:r>
-        <w:t xml:space="preserve">. In: Croff JM, Beaman J, editors. Family</w:t>
-      </w:r>
-      <w:r>
-        <w:t xml:space="preserve"> </w:t>
-      </w:r>
-      <w:r>
-        <w:t xml:space="preserve">Resilience</w:t>
-      </w:r>
-      <w:r>
-        <w:t xml:space="preserve"> </w:t>
-      </w:r>
-      <w:r>
-        <w:t xml:space="preserve">and</w:t>
-      </w:r>
-      <w:r>
-        <w:t xml:space="preserve"> </w:t>
-      </w:r>
-      <w:r>
-        <w:t xml:space="preserve">Recovery</w:t>
-      </w:r>
-      <w:r>
-        <w:t xml:space="preserve"> </w:t>
-      </w:r>
-      <w:r>
-        <w:t xml:space="preserve">from</w:t>
-      </w:r>
-      <w:r>
-        <w:t xml:space="preserve"> </w:t>
-      </w:r>
-      <w:r>
-        <w:t xml:space="preserve">Opioids</w:t>
-      </w:r>
-      <w:r>
-        <w:t xml:space="preserve"> </w:t>
-      </w:r>
-      <w:r>
-        <w:t xml:space="preserve">and</w:t>
-      </w:r>
-      <w:r>
-        <w:t xml:space="preserve"> </w:t>
-      </w:r>
-      <w:r>
-        <w:t xml:space="preserve">Other Addictions</w:t>
-      </w:r>
-      <w:r>
-        <w:t xml:space="preserve">. Cham: Springer International Publishing; 2021. pp. 109–128. doi:</w:t>
-      </w:r>
-      <w:hyperlink r:id="rId60">
-        <w:r>
-          <w:rPr>
-            <w:rStyle w:val="Hyperlink"/>
-          </w:rPr>
-          <w:t xml:space="preserve">10.1007/978-3-030-56958-7_6</w:t>
-        </w:r>
-      </w:hyperlink>
-    </w:p>
-    <w:bookmarkEnd w:id="61"/>
-    <w:bookmarkStart w:id="63" w:name="ref-mohrPersonalSensingUnderstanding2017"/>
-    <w:p>
-      <w:pPr>
-        <w:pStyle w:val="Bibliography"/>
-      </w:pPr>
-      <w:r>
-        <w:t xml:space="preserve">8.</w:t>
-      </w:r>
-      <w:r>
-        <w:t xml:space="preserve"> </w:t>
-      </w:r>
-      <w:r>
-        <w:t xml:space="preserve">	</w:t>
-      </w:r>
-      <w:r>
-        <w:t xml:space="preserve">Mohr DC, Zhang M, Schueller SM. Personal</w:t>
-      </w:r>
-      <w:r>
-        <w:t xml:space="preserve"> </w:t>
-      </w:r>
-      <w:r>
-        <w:t xml:space="preserve">Sensing</w:t>
-      </w:r>
-      <w:r>
-        <w:t xml:space="preserve">:</w:t>
-      </w:r>
-      <w:r>
-        <w:t xml:space="preserve"> </w:t>
-      </w:r>
-      <w:r>
-        <w:t xml:space="preserve">Understanding Mental Health Using Ubiquitous Sensors</w:t>
-      </w:r>
-      <w:r>
-        <w:t xml:space="preserve"> </w:t>
-      </w:r>
-      <w:r>
-        <w:t xml:space="preserve">and</w:t>
-      </w:r>
-      <w:r>
-        <w:t xml:space="preserve"> </w:t>
-      </w:r>
-      <w:r>
         <w:t xml:space="preserve">Machine Learning</w:t>
       </w:r>
       <w:r>
         <w:t xml:space="preserve">. Annual Review of Clinical Psychology. 2017;13: 23–47. doi:</w:t>
       </w:r>
-      <w:hyperlink r:id="rId62">
+      <w:hyperlink r:id="rId46">
         <w:r>
           <w:rPr>
             <w:rStyle w:val="Hyperlink"/>
@@ -7378,14 +7240,14 @@
         </w:r>
       </w:hyperlink>
     </w:p>
-    <w:bookmarkEnd w:id="63"/>
-    <w:bookmarkStart w:id="65" w:name="ref-chihPredictiveModelingAddiction2014"/>
+    <w:bookmarkEnd w:id="47"/>
+    <w:bookmarkStart w:id="49" w:name="ref-chihPredictiveModelingAddiction2014"/>
     <w:p>
       <w:pPr>
         <w:pStyle w:val="Bibliography"/>
       </w:pPr>
       <w:r>
-        <w:t xml:space="preserve">9.</w:t>
+        <w:t xml:space="preserve">5.</w:t>
       </w:r>
       <w:r>
         <w:t xml:space="preserve"> </w:t>
@@ -7396,7 +7258,7 @@
       <w:r>
         <w:t xml:space="preserve">Chih M-Y, Patton T, McTavish FM, Isham AJ, Judkins-Fisher CL, Atwood AK, et al. Predictive modeling of addiction lapses in a mobile health application. Journal of Substance Abuse Treatment. 2014;46: 29–35. doi:</w:t>
       </w:r>
-      <w:hyperlink r:id="rId64">
+      <w:hyperlink r:id="rId48">
         <w:r>
           <w:rPr>
             <w:rStyle w:val="Hyperlink"/>
@@ -7405,14 +7267,14 @@
         </w:r>
       </w:hyperlink>
     </w:p>
-    <w:bookmarkEnd w:id="65"/>
-    <w:bookmarkStart w:id="67" w:name="ref-wyantMachineLearningModels2024"/>
+    <w:bookmarkEnd w:id="49"/>
+    <w:bookmarkStart w:id="51" w:name="ref-wyantMachineLearningModels2024"/>
     <w:p>
       <w:pPr>
         <w:pStyle w:val="Bibliography"/>
       </w:pPr>
       <w:r>
-        <w:t xml:space="preserve">10.</w:t>
+        <w:t xml:space="preserve">6.</w:t>
       </w:r>
       <w:r>
         <w:t xml:space="preserve"> </w:t>
@@ -7423,7 +7285,7 @@
       <w:r>
         <w:t xml:space="preserve">Wyant K, Sant’Ana SJ, Fronk GE, Curtin JJ. Machine learning models for temporally precise lapse prediction in alcohol use disorder. Journal of Psychopathology and Clinical Science. 2024;133: 527–540. doi:</w:t>
       </w:r>
-      <w:hyperlink r:id="rId66">
+      <w:hyperlink r:id="rId50">
         <w:r>
           <w:rPr>
             <w:rStyle w:val="Hyperlink"/>
@@ -7432,14 +7294,14 @@
         </w:r>
       </w:hyperlink>
     </w:p>
-    <w:bookmarkEnd w:id="67"/>
-    <w:bookmarkStart w:id="68" w:name="Xd3cf5dced997940b3810fae8f5a19eca304449d"/>
+    <w:bookmarkEnd w:id="51"/>
+    <w:bookmarkStart w:id="52" w:name="Xd3cf5dced997940b3810fae8f5a19eca304449d"/>
     <w:p>
       <w:pPr>
         <w:pStyle w:val="Bibliography"/>
       </w:pPr>
       <w:r>
-        <w:t xml:space="preserve">11.</w:t>
+        <w:t xml:space="preserve">7.</w:t>
       </w:r>
       <w:r>
         <w:t xml:space="preserve"> </w:t>
@@ -7511,14 +7373,14 @@
         <w:t xml:space="preserve"> </w:t>
       </w:r>
     </w:p>
-    <w:bookmarkEnd w:id="68"/>
-    <w:bookmarkStart w:id="70" w:name="X9dfa929848d202736296032659cec14e42606bb"/>
+    <w:bookmarkEnd w:id="52"/>
+    <w:bookmarkStart w:id="54" w:name="Xb35ee182d565575e339a0170868456c1684f821"/>
     <w:p>
       <w:pPr>
         <w:pStyle w:val="Bibliography"/>
       </w:pPr>
       <w:r>
-        <w:t xml:space="preserve">12.</w:t>
+        <w:t xml:space="preserve">8.</w:t>
       </w:r>
       <w:r>
         <w:t xml:space="preserve"> </w:t>
@@ -7527,33 +7389,6 @@
         <w:t xml:space="preserve">	</w:t>
       </w:r>
       <w:r>
-        <w:t xml:space="preserve">Jones A, Remmerswaal D, Verveer I, Robinson E, Franken IHA, Wen CKF, et al. Compliance with ecological momentary assessment protocols in substance users: A meta-analysis. Addiction (Abingdon, England). 2019;114: 609–619. doi:</w:t>
-      </w:r>
-      <w:hyperlink r:id="rId69">
-        <w:r>
-          <w:rPr>
-            <w:rStyle w:val="Hyperlink"/>
-          </w:rPr>
-          <w:t xml:space="preserve">10/gfsjzg</w:t>
-        </w:r>
-      </w:hyperlink>
-    </w:p>
-    <w:bookmarkEnd w:id="70"/>
-    <w:bookmarkStart w:id="72" w:name="Xb35ee182d565575e339a0170868456c1684f821"/>
-    <w:p>
-      <w:pPr>
-        <w:pStyle w:val="Bibliography"/>
-      </w:pPr>
-      <w:r>
-        <w:t xml:space="preserve">13.</w:t>
-      </w:r>
-      <w:r>
-        <w:t xml:space="preserve"> </w:t>
-      </w:r>
-      <w:r>
-        <w:t xml:space="preserve">	</w:t>
-      </w:r>
-      <w:r>
         <w:t xml:space="preserve">Wyant K, Moshontz H, Ward SB, Fronk GE, Curtin JJ. Acceptability of</w:t>
       </w:r>
       <w:r>
@@ -7574,7 +7409,7 @@
       <w:r>
         <w:t xml:space="preserve">. JMIR mHealth and uHealth. 2023;11: e41833. doi:</w:t>
       </w:r>
-      <w:hyperlink r:id="rId71">
+      <w:hyperlink r:id="rId53">
         <w:r>
           <w:rPr>
             <w:rStyle w:val="Hyperlink"/>
@@ -7583,14 +7418,14 @@
         </w:r>
       </w:hyperlink>
     </w:p>
-    <w:bookmarkEnd w:id="72"/>
-    <w:bookmarkStart w:id="74" w:name="X126aebe61d5329fdf5f31356b05d81ee3379203"/>
+    <w:bookmarkEnd w:id="54"/>
+    <w:bookmarkStart w:id="56" w:name="X126aebe61d5329fdf5f31356b05d81ee3379203"/>
     <w:p>
       <w:pPr>
         <w:pStyle w:val="Bibliography"/>
       </w:pPr>
       <w:r>
-        <w:t xml:space="preserve">14.</w:t>
+        <w:t xml:space="preserve">9.</w:t>
       </w:r>
       <w:r>
         <w:t xml:space="preserve"> </w:t>
@@ -7599,9 +7434,12 @@
         <w:t xml:space="preserve">	</w:t>
       </w:r>
       <w:r>
-        <w:t xml:space="preserve">Aczel B, Szaszi B, Sarafoglou A, Kekecs Z, Kucharský Š, Benjamin D, et al. A consensus-based transparency checklist. Nature Human Behaviour. 2019; 1–3. doi:</w:t>
-      </w:r>
-      <w:hyperlink r:id="rId73">
+        <w:t xml:space="preserve">Aczel B, Szaszi B, Sarafoglou A, Kekecs Z, Kucharský Š, Benjamin D, et al.</w:t>
+      </w:r>
+      <w:r>
+        <w:t xml:space="preserve"> A consensus-based transparency checklist. Nature Human Behaviour. 2019; 1–3. doi:</w:t>
+      </w:r>
+      <w:hyperlink r:id="rId55">
         <w:r>
           <w:rPr>
             <w:rStyle w:val="Hyperlink"/>
@@ -7610,14 +7448,14 @@
         </w:r>
       </w:hyperlink>
     </w:p>
-    <w:bookmarkEnd w:id="74"/>
-    <w:bookmarkStart w:id="75" w:name="ref-hsiehSampleSizeTables1989"/>
+    <w:bookmarkEnd w:id="56"/>
+    <w:bookmarkStart w:id="57" w:name="ref-hsiehSampleSizeTables1989"/>
     <w:p>
       <w:pPr>
         <w:pStyle w:val="Bibliography"/>
       </w:pPr>
       <w:r>
-        <w:t xml:space="preserve">15.</w:t>
+        <w:t xml:space="preserve">10.</w:t>
       </w:r>
       <w:r>
         <w:t xml:space="preserve"> </w:t>
@@ -7632,14 +7470,14 @@
         <w:t xml:space="preserve"> </w:t>
       </w:r>
     </w:p>
-    <w:bookmarkEnd w:id="75"/>
-    <w:bookmarkStart w:id="76" w:name="ref-derogatislBriefSymptomInventory"/>
+    <w:bookmarkEnd w:id="57"/>
+    <w:bookmarkStart w:id="58" w:name="ref-derogatislBriefSymptomInventory"/>
     <w:p>
       <w:pPr>
         <w:pStyle w:val="Bibliography"/>
       </w:pPr>
       <w:r>
-        <w:t xml:space="preserve">16.</w:t>
+        <w:t xml:space="preserve">11.</w:t>
       </w:r>
       <w:r>
         <w:t xml:space="preserve"> </w:t>
@@ -7675,14 +7513,14 @@
         <w:t xml:space="preserve"> </w:t>
       </w:r>
     </w:p>
-    <w:bookmarkEnd w:id="76"/>
-    <w:bookmarkStart w:id="77" w:name="ref-hurlbutAssessingAlcoholProblems1992"/>
+    <w:bookmarkEnd w:id="58"/>
+    <w:bookmarkStart w:id="60" w:name="X88039606d7b5c64f85ee8ea71703c6bdc3d9351"/>
     <w:p>
       <w:pPr>
         <w:pStyle w:val="Bibliography"/>
       </w:pPr>
       <w:r>
-        <w:t xml:space="preserve">17.</w:t>
+        <w:t xml:space="preserve">12.</w:t>
       </w:r>
       <w:r>
         <w:t xml:space="preserve"> </w:t>
@@ -7691,20 +7529,46 @@
         <w:t xml:space="preserve">	</w:t>
       </w:r>
       <w:r>
-        <w:t xml:space="preserve">Hurlbut SC, Sher KJ. Assessing alcohol problems in college students. Journal of American College Health. 1992;41: 49–58.</w:t>
+        <w:t xml:space="preserve">Patrick CJ, Curtin JJ, Tellegen A.</w:t>
+      </w:r>
+      <w:r>
+        <w:t xml:space="preserve"> </w:t>
+      </w:r>
+      <w:hyperlink r:id="rId59">
+        <w:r>
+          <w:rPr>
+            <w:rStyle w:val="Hyperlink"/>
+          </w:rPr>
+          <w:t xml:space="preserve">Development and validation of a brief form of the</w:t>
+        </w:r>
+        <w:r>
+          <w:rPr>
+            <w:rStyle w:val="Hyperlink"/>
+          </w:rPr>
+          <w:t xml:space="preserve"> </w:t>
+        </w:r>
+        <w:r>
+          <w:rPr>
+            <w:rStyle w:val="Hyperlink"/>
+          </w:rPr>
+          <w:t xml:space="preserve">Multidimensional Personality Questionnaire</w:t>
+        </w:r>
+      </w:hyperlink>
+      <w:r>
+        <w:t xml:space="preserve">. Psychological Assessment. 2002;14: 150–163.</w:t>
       </w:r>
       <w:r>
         <w:t xml:space="preserve"> </w:t>
       </w:r>
     </w:p>
-    <w:bookmarkEnd w:id="77"/>
-    <w:bookmarkStart w:id="79" w:name="Xcae8ce16b0973d3f8a23c89fe6ee90c012f333c"/>
+    <w:bookmarkEnd w:id="60"/>
+    <w:bookmarkStart w:id="62" w:name="X7237f3e8ec0394639ac33af78d4502788e325cb"/>
     <w:p>
       <w:pPr>
         <w:pStyle w:val="Bibliography"/>
       </w:pPr>
       <w:r>
-        <w:t xml:space="preserve">18.</w:t>
+        <w:t xml:space="preserve">13.</w:t>
       </w:r>
       <w:r>
         <w:t xml:space="preserve"> </w:t>
@@ -7713,6 +7577,114 @@
         <w:t xml:space="preserve">	</w:t>
       </w:r>
       <w:r>
+        <w:t xml:space="preserve">Lovibond PF, Lovibond SH.</w:t>
+      </w:r>
+      <w:r>
+        <w:t xml:space="preserve"> </w:t>
+      </w:r>
+      <w:hyperlink r:id="rId61">
+        <w:r>
+          <w:rPr>
+            <w:rStyle w:val="Hyperlink"/>
+          </w:rPr>
+          <w:t xml:space="preserve">The structure of negative emotional states: Comparison of the</w:t>
+        </w:r>
+        <w:r>
+          <w:rPr>
+            <w:rStyle w:val="Hyperlink"/>
+          </w:rPr>
+          <w:t xml:space="preserve"> </w:t>
+        </w:r>
+        <w:r>
+          <w:rPr>
+            <w:rStyle w:val="Hyperlink"/>
+          </w:rPr>
+          <w:t xml:space="preserve">Depression Anxiety Stress Scales</w:t>
+        </w:r>
+        <w:r>
+          <w:rPr>
+            <w:rStyle w:val="Hyperlink"/>
+          </w:rPr>
+          <w:t xml:space="preserve"> </w:t>
+        </w:r>
+        <w:r>
+          <w:rPr>
+            <w:rStyle w:val="Hyperlink"/>
+          </w:rPr>
+          <w:t xml:space="preserve">(</w:t>
+        </w:r>
+        <w:r>
+          <w:rPr>
+            <w:rStyle w:val="Hyperlink"/>
+          </w:rPr>
+          <w:t xml:space="preserve">DASS</w:t>
+        </w:r>
+        <w:r>
+          <w:rPr>
+            <w:rStyle w:val="Hyperlink"/>
+          </w:rPr>
+          <w:t xml:space="preserve">) with the</w:t>
+        </w:r>
+        <w:r>
+          <w:rPr>
+            <w:rStyle w:val="Hyperlink"/>
+          </w:rPr>
+          <w:t xml:space="preserve"> </w:t>
+        </w:r>
+        <w:r>
+          <w:rPr>
+            <w:rStyle w:val="Hyperlink"/>
+          </w:rPr>
+          <w:t xml:space="preserve">Beck Depression</w:t>
+        </w:r>
+        <w:r>
+          <w:rPr>
+            <w:rStyle w:val="Hyperlink"/>
+          </w:rPr>
+          <w:t xml:space="preserve"> </w:t>
+        </w:r>
+        <w:r>
+          <w:rPr>
+            <w:rStyle w:val="Hyperlink"/>
+          </w:rPr>
+          <w:t xml:space="preserve">and</w:t>
+        </w:r>
+        <w:r>
+          <w:rPr>
+            <w:rStyle w:val="Hyperlink"/>
+          </w:rPr>
+          <w:t xml:space="preserve"> </w:t>
+        </w:r>
+        <w:r>
+          <w:rPr>
+            <w:rStyle w:val="Hyperlink"/>
+          </w:rPr>
+          <w:t xml:space="preserve">Anxiety Inventories</w:t>
+        </w:r>
+      </w:hyperlink>
+      <w:r>
+        <w:t xml:space="preserve">. Behaviour Research and Therapy. 1995;33: 335–343.</w:t>
+      </w:r>
+      <w:r>
+        <w:t xml:space="preserve"> </w:t>
+      </w:r>
+    </w:p>
+    <w:bookmarkEnd w:id="62"/>
+    <w:bookmarkStart w:id="64" w:name="Xcae8ce16b0973d3f8a23c89fe6ee90c012f333c"/>
+    <w:p>
+      <w:pPr>
+        <w:pStyle w:val="Bibliography"/>
+      </w:pPr>
+      <w:r>
+        <w:t xml:space="preserve">14.</w:t>
+      </w:r>
+      <w:r>
+        <w:t xml:space="preserve"> </w:t>
+      </w:r>
+      <w:r>
+        <w:t xml:space="preserve">	</w:t>
+      </w:r>
+      <w:r>
         <w:t xml:space="preserve">McKiernan P, Cloud R, Patterson DA, Wolf S, Golder S, Besel K. Development of a</w:t>
       </w:r>
       <w:r>
@@ -7724,7 +7696,7 @@
       <w:r>
         <w:t xml:space="preserve">. Journal of social work practice in the addictions. 2011;11: 245–253. doi:</w:t>
       </w:r>
-      <w:hyperlink r:id="rId78">
+      <w:hyperlink r:id="rId63">
         <w:r>
           <w:rPr>
             <w:rStyle w:val="Hyperlink"/>
@@ -7733,14 +7705,14 @@
         </w:r>
       </w:hyperlink>
     </w:p>
-    <w:bookmarkEnd w:id="79"/>
-    <w:bookmarkStart w:id="81" w:name="X72fdb242290119aefa439c46cdcc18630f6c0fa"/>
+    <w:bookmarkEnd w:id="64"/>
+    <w:bookmarkStart w:id="66" w:name="X72fdb242290119aefa439c46cdcc18630f6c0fa"/>
     <w:p>
       <w:pPr>
         <w:pStyle w:val="Bibliography"/>
       </w:pPr>
       <w:r>
-        <w:t xml:space="preserve">19.</w:t>
+        <w:t xml:space="preserve">15.</w:t>
       </w:r>
       <w:r>
         <w:t xml:space="preserve"> </w:t>
@@ -7754,7 +7726,7 @@
       <w:r>
         <w:t xml:space="preserve"> </w:t>
       </w:r>
-      <w:hyperlink r:id="rId80">
+      <w:hyperlink r:id="rId65">
         <w:r>
           <w:rPr>
             <w:rStyle w:val="Hyperlink"/>
@@ -7781,14 +7753,14 @@
         <w:t xml:space="preserve"> </w:t>
       </w:r>
     </w:p>
-    <w:bookmarkEnd w:id="81"/>
-    <w:bookmarkStart w:id="83" w:name="X948b064f539498125570f43a275c11fe3804a5f"/>
+    <w:bookmarkEnd w:id="66"/>
+    <w:bookmarkStart w:id="68" w:name="X948b064f539498125570f43a275c11fe3804a5f"/>
     <w:p>
       <w:pPr>
         <w:pStyle w:val="Bibliography"/>
       </w:pPr>
       <w:r>
-        <w:t xml:space="preserve">20.</w:t>
+        <w:t xml:space="preserve">16.</w:t>
       </w:r>
       <w:r>
         <w:t xml:space="preserve"> </w:t>
@@ -7797,7 +7769,10 @@
         <w:t xml:space="preserve">	</w:t>
       </w:r>
       <w:r>
-        <w:t xml:space="preserve">McDowell B, Dumais KM, Gary ST, de Gooijer I, Ward T. Preferences and</w:t>
+        <w:t xml:space="preserve">McDowell B, Dumais KM, Gary ST, de Gooijer I, Ward T</w:t>
+      </w:r>
+      <w:r>
+        <w:t xml:space="preserve">. Preferences and</w:t>
       </w:r>
       <w:r>
         <w:t xml:space="preserve"> </w:t>
@@ -7832,7 +7807,7 @@
       <w:r>
         <w:t xml:space="preserve">. Patient preference and adherence. 2025;19: 255–263. doi:</w:t>
       </w:r>
-      <w:hyperlink r:id="rId82">
+      <w:hyperlink r:id="rId67">
         <w:r>
           <w:rPr>
             <w:rStyle w:val="Hyperlink"/>
@@ -7841,14 +7816,14 @@
         </w:r>
       </w:hyperlink>
     </w:p>
-    <w:bookmarkEnd w:id="83"/>
-    <w:bookmarkStart w:id="85" w:name="ref-baeDetectingDrinkingEpisodes2017"/>
+    <w:bookmarkEnd w:id="68"/>
+    <w:bookmarkStart w:id="70" w:name="ref-baeDetectingDrinkingEpisodes2017"/>
     <w:p>
       <w:pPr>
         <w:pStyle w:val="Bibliography"/>
       </w:pPr>
       <w:r>
-        <w:t xml:space="preserve">21.</w:t>
+        <w:t xml:space="preserve">17.</w:t>
       </w:r>
       <w:r>
         <w:t xml:space="preserve"> </w:t>
@@ -7880,7 +7855,7 @@
       <w:r>
         <w:t xml:space="preserve">. Proceedings of the ACM on Interactive, Mobile, Wearable and Ubiquitous Technologies. 2017;1: 1–36. doi:</w:t>
       </w:r>
-      <w:hyperlink r:id="rId84">
+      <w:hyperlink r:id="rId69">
         <w:r>
           <w:rPr>
             <w:rStyle w:val="Hyperlink"/>
@@ -7889,14 +7864,14 @@
         </w:r>
       </w:hyperlink>
     </w:p>
-    <w:bookmarkEnd w:id="85"/>
-    <w:bookmarkStart w:id="87" w:name="ref-baeLeveragingMobilePhone2023"/>
+    <w:bookmarkEnd w:id="70"/>
+    <w:bookmarkStart w:id="72" w:name="ref-baeLeveragingMobilePhone2023"/>
     <w:p>
       <w:pPr>
         <w:pStyle w:val="Bibliography"/>
       </w:pPr>
       <w:r>
-        <w:t xml:space="preserve">22.</w:t>
+        <w:t xml:space="preserve">18.</w:t>
       </w:r>
       <w:r>
         <w:t xml:space="preserve"> </w:t>
@@ -7970,7 +7945,7 @@
       <w:r>
         <w:t xml:space="preserve">. JMIR formative research. 2023. doi:</w:t>
       </w:r>
-      <w:hyperlink r:id="rId86">
+      <w:hyperlink r:id="rId71">
         <w:r>
           <w:rPr>
             <w:rStyle w:val="Hyperlink"/>
@@ -7979,10 +7954,14 @@
         </w:r>
       </w:hyperlink>
     </w:p>
-    <w:bookmarkEnd w:id="87"/>
-    <w:bookmarkEnd w:id="88"/>
-    <w:bookmarkEnd w:id="89"/>
-    <w:sectPr/>
+    <w:bookmarkEnd w:id="72"/>
+    <w:bookmarkEnd w:id="73"/>
+    <w:bookmarkEnd w:id="74"/>
+    <w:sectPr>
+      <w:footnotePr>
+        <w:numRestart w:val="eachSect"/>
+      </w:footnotePr>
+    </w:sectPr>
   </w:body>
 </w:document>
 </file>
@@ -8088,8 +8067,123 @@
       </w:pPr>
     </w:lvl>
   </w:abstractNum>
+  <w:abstractNum w:abstractNumId="99411">
+    <w:nsid w:val="00A99411"/>
+    <w:multiLevelType w:val="multilevel"/>
+    <w:lvl w:ilvl="0">
+      <w:start w:val="1"/>
+      <w:numFmt w:val="decimal"/>
+      <w:lvlText w:val="%1."/>
+      <w:lvlJc w:val="left"/>
+      <w:pPr>
+        <w:ind w:left="720" w:hanging="360"/>
+      </w:pPr>
+    </w:lvl>
+    <w:lvl w:ilvl="1">
+      <w:start w:val="1"/>
+      <w:numFmt w:val="decimal"/>
+      <w:lvlText w:val="%2."/>
+      <w:lvlJc w:val="left"/>
+      <w:pPr>
+        <w:ind w:left="1440" w:hanging="360"/>
+      </w:pPr>
+    </w:lvl>
+    <w:lvl w:ilvl="2">
+      <w:start w:val="1"/>
+      <w:numFmt w:val="decimal"/>
+      <w:lvlText w:val="%3."/>
+      <w:lvlJc w:val="left"/>
+      <w:pPr>
+        <w:ind w:left="2160" w:hanging="360"/>
+      </w:pPr>
+    </w:lvl>
+    <w:lvl w:ilvl="3">
+      <w:start w:val="1"/>
+      <w:numFmt w:val="decimal"/>
+      <w:lvlText w:val="%4."/>
+      <w:lvlJc w:val="left"/>
+      <w:pPr>
+        <w:ind w:left="2880" w:hanging="360"/>
+      </w:pPr>
+    </w:lvl>
+    <w:lvl w:ilvl="4">
+      <w:start w:val="1"/>
+      <w:numFmt w:val="decimal"/>
+      <w:lvlText w:val="%5."/>
+      <w:lvlJc w:val="left"/>
+      <w:pPr>
+        <w:ind w:left="3600" w:hanging="360"/>
+      </w:pPr>
+    </w:lvl>
+    <w:lvl w:ilvl="5">
+      <w:start w:val="1"/>
+      <w:numFmt w:val="decimal"/>
+      <w:lvlText w:val="%6."/>
+      <w:lvlJc w:val="left"/>
+      <w:pPr>
+        <w:ind w:left="4320" w:hanging="360"/>
+      </w:pPr>
+    </w:lvl>
+    <w:lvl w:ilvl="6">
+      <w:start w:val="1"/>
+      <w:numFmt w:val="decimal"/>
+      <w:lvlText w:val="%7."/>
+      <w:lvlJc w:val="left"/>
+      <w:pPr>
+        <w:ind w:left="5040" w:hanging="360"/>
+      </w:pPr>
+    </w:lvl>
+    <w:lvl w:ilvl="7">
+      <w:start w:val="1"/>
+      <w:numFmt w:val="decimal"/>
+      <w:lvlText w:val="%8."/>
+      <w:lvlJc w:val="left"/>
+      <w:pPr>
+        <w:ind w:left="5760" w:hanging="360"/>
+      </w:pPr>
+    </w:lvl>
+    <w:lvl w:ilvl="8">
+      <w:start w:val="1"/>
+      <w:numFmt w:val="decimal"/>
+      <w:lvlText w:val="%9."/>
+      <w:lvlJc w:val="left"/>
+      <w:pPr>
+        <w:ind w:left="6480" w:hanging="360"/>
+      </w:pPr>
+    </w:lvl>
+  </w:abstractNum>
   <w:num w:numId="1000">
     <w:abstractNumId w:val="990"/>
+  </w:num>
+  <w:num w:numId="1001">
+    <w:abstractNumId w:val="99411"/>
+    <w:lvlOverride w:ilvl="0">
+      <w:startOverride w:val="1"/>
+    </w:lvlOverride>
+    <w:lvlOverride w:ilvl="1">
+      <w:startOverride w:val="1"/>
+    </w:lvlOverride>
+    <w:lvlOverride w:ilvl="2">
+      <w:startOverride w:val="1"/>
+    </w:lvlOverride>
+    <w:lvlOverride w:ilvl="3">
+      <w:startOverride w:val="1"/>
+    </w:lvlOverride>
+    <w:lvlOverride w:ilvl="4">
+      <w:startOverride w:val="1"/>
+    </w:lvlOverride>
+    <w:lvlOverride w:ilvl="5">
+      <w:startOverride w:val="1"/>
+    </w:lvlOverride>
+    <w:lvlOverride w:ilvl="6">
+      <w:startOverride w:val="1"/>
+    </w:lvlOverride>
+    <w:lvlOverride w:ilvl="7">
+      <w:startOverride w:val="1"/>
+    </w:lvlOverride>
+    <w:lvlOverride w:ilvl="8">
+      <w:startOverride w:val="1"/>
+    </w:lvlOverride>
   </w:num>
 </w:numbering>
 </file>
@@ -8099,10 +8193,10 @@
   <w:docDefaults>
     <w:rPrDefault>
       <w:rPr>
-        <w:rFonts w:asciiTheme="minorHAnsi" w:cstheme="minorBidi" w:eastAsiaTheme="minorHAnsi" w:hAnsiTheme="minorHAnsi"/>
+        <w:rFonts w:asciiTheme="minorHAnsi" w:cstheme="minorBidi" w:eastAsiaTheme="minorEastAsia" w:hAnsiTheme="minorHAnsi"/>
         <w:sz w:val="24"/>
         <w:szCs w:val="24"/>
-        <w:lang w:bidi="ar-SA" w:eastAsia="en-US" w:val="en-US"/>
+        <w:lang w:bidi="ar-SA" w:eastAsia="zh-CN" w:val="en-US"/>
       </w:rPr>
     </w:rPrDefault>
     <w:pPrDefault>
@@ -8154,8 +8248,6 @@
     </w:pPr>
     <w:rPr>
       <w:rFonts w:asciiTheme="majorHAnsi" w:cstheme="majorBidi" w:eastAsiaTheme="majorEastAsia" w:hAnsiTheme="majorHAnsi"/>
-      <w:spacing w:val="-10"/>
-      <w:kern w:val="28"/>
       <w:sz w:val="56"/>
       <w:szCs w:val="56"/>
     </w:rPr>
@@ -8168,8 +8260,6 @@
     <w:rsid w:val="00A10FD9"/>
     <w:rPr>
       <w:rFonts w:asciiTheme="majorHAnsi" w:cstheme="majorBidi" w:eastAsiaTheme="majorEastAsia" w:hAnsiTheme="majorHAnsi"/>
-      <w:spacing w:val="-10"/>
-      <w:kern w:val="28"/>
       <w:sz w:val="56"/>
       <w:szCs w:val="56"/>
     </w:rPr>
@@ -8210,23 +8300,31 @@
   </w:style>
   <w:style w:customStyle="1" w:styleId="Author" w:type="paragraph">
     <w:name w:val="Author"/>
+    <w:basedOn w:val="Title"/>
     <w:next w:val="BodyText"/>
     <w:qFormat/>
     <w:pPr>
       <w:keepNext/>
       <w:keepLines/>
-      <w:jc w:val="center"/>
     </w:pPr>
+    <w:rPr>
+      <w:sz w:val="24"/>
+      <w:szCs w:val="24"/>
+    </w:rPr>
   </w:style>
   <w:style w:styleId="Date" w:type="paragraph">
     <w:name w:val="Date"/>
+    <w:basedOn w:val="Title"/>
     <w:next w:val="BodyText"/>
     <w:qFormat/>
     <w:pPr>
       <w:keepNext/>
       <w:keepLines/>
-      <w:jc w:val="center"/>
     </w:pPr>
+    <w:rPr>
+      <w:sz w:val="24"/>
+      <w:szCs w:val="24"/>
+    </w:rPr>
   </w:style>
   <w:style w:customStyle="1" w:styleId="AbstractTitle" w:type="paragraph">
     <w:name w:val="Abstract Title"/>
@@ -8639,13 +8737,6 @@
       </w:tblCellMar>
     </w:tblPr>
     <w:tblStylePr w:type="firstRow">
-      <w:tblPr>
-        <w:jc w:val="left"/>
-        <w:tblInd w:type="dxa" w:w="0"/>
-      </w:tblPr>
-      <w:trPr>
-        <w:jc w:val="left"/>
-      </w:trPr>
       <w:tcPr>
         <w:tcBorders>
           <w:bottom w:val="single"/>

--- a/index.docx
+++ b/index.docx
@@ -113,27 +113,7 @@
         <w:t xml:space="preserve"> </w:t>
       </w:r>
       <w:r>
-        <w:t xml:space="preserve">[</w:t>
-      </w:r>
-      <w:r>
-        <w:rPr>
-          <w:b/>
-          <w:bCs/>
-        </w:rPr>
-        <w:t xml:space="preserve">marlattRelapsePreventionMaintenance1985?</w:t>
-      </w:r>
-      <w:r>
-        <w:t xml:space="preserve">,</w:t>
-      </w:r>
-      <w:r>
-        <w:rPr>
-          <w:b/>
-          <w:bCs/>
-        </w:rPr>
-        <w:t xml:space="preserve">marlattRelapsePreventionSecond2007?</w:t>
-      </w:r>
-      <w:r>
-        <w:t xml:space="preserve">]</w:t>
+        <w:t xml:space="preserve">[4,5]</w:t>
       </w:r>
       <w:r>
         <w:t xml:space="preserve">. While lapses can occur at any point in recovery, they are particularly risky during early recovery</w:t>
@@ -142,17 +122,7 @@
         <w:t xml:space="preserve"> </w:t>
       </w:r>
       <w:r>
-        <w:t xml:space="preserve">[</w:t>
-      </w:r>
-      <w:r>
-        <w:rPr>
-          <w:b/>
-          <w:bCs/>
-        </w:rPr>
-        <w:t xml:space="preserve">daleyReducingRiskRelapse2019?</w:t>
-      </w:r>
-      <w:r>
-        <w:t xml:space="preserve">]</w:t>
+        <w:t xml:space="preserve">[6]</w:t>
       </w:r>
       <w:r>
         <w:t xml:space="preserve">. Protective coping mechanisms and socio-environmental resources that support recovery are dynamic and accumulate over time</w:t>
@@ -161,17 +131,7 @@
         <w:t xml:space="preserve"> </w:t>
       </w:r>
       <w:r>
-        <w:t xml:space="preserve">[</w:t>
-      </w:r>
-      <w:r>
-        <w:rPr>
-          <w:b/>
-          <w:bCs/>
-        </w:rPr>
-        <w:t xml:space="preserve">clevelandRecoveryRecoveryCapital2021?</w:t>
-      </w:r>
-      <w:r>
-        <w:t xml:space="preserve">]</w:t>
+        <w:t xml:space="preserve">[7]</w:t>
       </w:r>
       <w:r>
         <w:t xml:space="preserve">. As a result, early recovery represents a critical window of vulnerability during which a lapse is more likely to escalate into relapse.</w:t>
@@ -188,7 +148,7 @@
         <w:t xml:space="preserve"> </w:t>
       </w:r>
       <w:r>
-        <w:t xml:space="preserve">[4]</w:t>
+        <w:t xml:space="preserve">[8]</w:t>
       </w:r>
       <w:r>
         <w:t xml:space="preserve">. Early machine learning models using ecological momentary assessment (EMA) data have achieved excellent accuracy in predicting future lapses back to alcohol use in treatment seeking populations</w:t>
@@ -197,7 +157,7 @@
         <w:t xml:space="preserve"> </w:t>
       </w:r>
       <w:r>
-        <w:t xml:space="preserve">[5–7]</w:t>
+        <w:t xml:space="preserve">[9–11]</w:t>
       </w:r>
       <w:r>
         <w:t xml:space="preserve">.</w:t>
@@ -214,17 +174,7 @@
         <w:t xml:space="preserve"> </w:t>
       </w:r>
       <w:r>
-        <w:t xml:space="preserve">[8,</w:t>
-      </w:r>
-      <w:r>
-        <w:rPr>
-          <w:b/>
-          <w:bCs/>
-        </w:rPr>
-        <w:t xml:space="preserve">jonesComplianceEcologicalMomentary2019?</w:t>
-      </w:r>
-      <w:r>
-        <w:t xml:space="preserve">]</w:t>
+        <w:t xml:space="preserve">[12,13]</w:t>
       </w:r>
       <w:r>
         <w:t xml:space="preserve">. It is unclear whether individuals would be willing and able to adhere to an extensive EMA protocol (e.g., 4 prompts per day) indefinitely. Moreover, EMA items are chosen using domain expertise from decades of research on the self-report factors that predict lapse. It is possible, however, that there are several alternative precipitators of lapse not yet discovered due to small subtle changes in one’s environment, social circle, or lifestyle that cannot be easily identified via self-report.</w:t>
@@ -284,7 +234,7 @@
         <w:t xml:space="preserve"> </w:t>
       </w:r>
       <w:r>
-        <w:t xml:space="preserve">[9]</w:t>
+        <w:t xml:space="preserve">[14]</w:t>
       </w:r>
       <w:r>
         <w:t xml:space="preserve"> </w:t>
@@ -336,7 +286,7 @@
         <w:t xml:space="preserve"> </w:t>
       </w:r>
       <w:r>
-        <w:t xml:space="preserve">[10]</w:t>
+        <w:t xml:space="preserve">[15]</w:t>
       </w:r>
       <w:r>
         <w:t xml:space="preserve"> </w:t>
@@ -348,7 +298,7 @@
         <w:t xml:space="preserve"> </w:t>
       </w:r>
       <w:r>
-        <w:t xml:space="preserve">[11]</w:t>
+        <w:t xml:space="preserve">[16]</w:t>
       </w:r>
       <w:r>
         <w:t xml:space="preserve">.)</w:t>
@@ -365,7 +315,7 @@
         <w:t xml:space="preserve"> </w:t>
       </w:r>
       <w:r>
-        <w:t xml:space="preserve">[12]</w:t>
+        <w:t xml:space="preserve">[17]</w:t>
       </w:r>
       <w:r>
         <w:t xml:space="preserve">, and psychiatric symptoms</w:t>
@@ -374,7 +324,7 @@
         <w:t xml:space="preserve"> </w:t>
       </w:r>
       <w:r>
-        <w:t xml:space="preserve">[11,13]</w:t>
+        <w:t xml:space="preserve">[16,18]</w:t>
       </w:r>
       <w:r>
         <w:t xml:space="preserve">). At the intake visit, approximately two weeks after screening, we collected additional self-report data on abstinence self-efficacy</w:t>
@@ -383,7 +333,7 @@
         <w:t xml:space="preserve"> </w:t>
       </w:r>
       <w:r>
-        <w:t xml:space="preserve">[14]</w:t>
+        <w:t xml:space="preserve">[19]</w:t>
       </w:r>
       <w:r>
         <w:t xml:space="preserve">, craving</w:t>
@@ -392,7 +342,7 @@
         <w:t xml:space="preserve"> </w:t>
       </w:r>
       <w:r>
-        <w:t xml:space="preserve">[15]</w:t>
+        <w:t xml:space="preserve">[20]</w:t>
       </w:r>
       <w:r>
         <w:t xml:space="preserve">, and recent recovery efforts and goals.</w:t>
@@ -417,7 +367,7 @@
         <w:t xml:space="preserve"> </w:t>
       </w:r>
       <w:r>
-        <w:t xml:space="preserve">[6,7]</w:t>
+        <w:t xml:space="preserve">[10,11]</w:t>
       </w:r>
       <w:r>
         <w:t xml:space="preserve">, but were outside the scope of this cellular communication sensing study. Additional sensing data streams and self-report measures were collected for the parent grant. We compensated participants up to $115 per month for completing study tasks (i.e., EMAs, monthly follow-up visits and sharing sensing data) and $66 per month to offset the cost of their cellphone plan. The full study protocol is available on our OSF page (</w:t>
@@ -6849,7 +6799,7 @@
         <w:t xml:space="preserve"> </w:t>
       </w:r>
       <w:r>
-        <w:t xml:space="preserve">[16]</w:t>
+        <w:t xml:space="preserve">[21]</w:t>
       </w:r>
       <w:r>
         <w:t xml:space="preserve">. Therefore, our dataset likely missed a substantial portion of participants’ communications. Future studies could explore whether incorporating communication data from additional platforms yields stronger predictive signal. However, even with improved data collection methods, sparsity may remain a challenge, as some people may simply not communicate frequently with others and others use services (e.g., Snapchat) that automatically delete messages.</w:t>
@@ -6866,7 +6816,7 @@
         <w:t xml:space="preserve"> </w:t>
       </w:r>
       <w:r>
-        <w:t xml:space="preserve">[17]</w:t>
+        <w:t xml:space="preserve">[22]</w:t>
       </w:r>
       <w:r>
         <w:t xml:space="preserve"> </w:t>
@@ -6878,7 +6828,7 @@
         <w:t xml:space="preserve"> </w:t>
       </w:r>
       <w:r>
-        <w:t xml:space="preserve">[18]</w:t>
+        <w:t xml:space="preserve">[23]</w:t>
       </w:r>
       <w:r>
         <w:t xml:space="preserve"> </w:t>
@@ -7002,7 +6952,7 @@
       </w:r>
     </w:p>
     <w:bookmarkEnd w:id="40"/>
-    <w:bookmarkStart w:id="74" w:name="references"/>
+    <w:bookmarkStart w:id="82" w:name="references"/>
     <w:p>
       <w:pPr>
         <w:pStyle w:val="Heading1"/>
@@ -7011,7 +6961,7 @@
         <w:t xml:space="preserve">References</w:t>
       </w:r>
     </w:p>
-    <w:bookmarkStart w:id="73" w:name="refs"/>
+    <w:bookmarkStart w:id="81" w:name="refs"/>
     <w:bookmarkStart w:id="42" w:name="ref-mclellanDrugDependenceChronic2000"/>
     <w:p>
       <w:pPr>
@@ -7184,7 +7134,7 @@
       </w:r>
     </w:p>
     <w:bookmarkEnd w:id="45"/>
-    <w:bookmarkStart w:id="47" w:name="ref-mohrPersonalSensingUnderstanding2017"/>
+    <w:bookmarkStart w:id="46" w:name="X0900e084d2d8751b94683f82b04534ea811d54e"/>
     <w:p>
       <w:pPr>
         <w:pStyle w:val="Bibliography"/>
@@ -7199,6 +7149,323 @@
         <w:t xml:space="preserve">	</w:t>
       </w:r>
       <w:r>
+        <w:t xml:space="preserve">Marlatt GA, Gordon JR, editors. Relapse</w:t>
+      </w:r>
+      <w:r>
+        <w:t xml:space="preserve"> </w:t>
+      </w:r>
+      <w:r>
+        <w:t xml:space="preserve">Prevention</w:t>
+      </w:r>
+      <w:r>
+        <w:t xml:space="preserve">:</w:t>
+      </w:r>
+      <w:r>
+        <w:t xml:space="preserve"> </w:t>
+      </w:r>
+      <w:r>
+        <w:t xml:space="preserve">Maintenance Strategies</w:t>
+      </w:r>
+      <w:r>
+        <w:t xml:space="preserve"> </w:t>
+      </w:r>
+      <w:r>
+        <w:t xml:space="preserve">in the</w:t>
+      </w:r>
+      <w:r>
+        <w:t xml:space="preserve"> </w:t>
+      </w:r>
+      <w:r>
+        <w:t xml:space="preserve">Treatment</w:t>
+      </w:r>
+      <w:r>
+        <w:t xml:space="preserve"> </w:t>
+      </w:r>
+      <w:r>
+        <w:t xml:space="preserve">of</w:t>
+      </w:r>
+      <w:r>
+        <w:t xml:space="preserve"> </w:t>
+      </w:r>
+      <w:r>
+        <w:t xml:space="preserve">Addictive Behaviors</w:t>
+      </w:r>
+      <w:r>
+        <w:t xml:space="preserve">. First edition. New York: The Guilford Press; 1985.</w:t>
+      </w:r>
+      <w:r>
+        <w:t xml:space="preserve"> </w:t>
+      </w:r>
+    </w:p>
+    <w:bookmarkEnd w:id="46"/>
+    <w:bookmarkStart w:id="47" w:name="ref-marlattRelapsePreventionSecond2007"/>
+    <w:p>
+      <w:pPr>
+        <w:pStyle w:val="Bibliography"/>
+      </w:pPr>
+      <w:r>
+        <w:t xml:space="preserve">5.</w:t>
+      </w:r>
+      <w:r>
+        <w:t xml:space="preserve"> </w:t>
+      </w:r>
+      <w:r>
+        <w:t xml:space="preserve">	</w:t>
+      </w:r>
+      <w:r>
+        <w:t xml:space="preserve">Marlatt GA, Donovan DM, editors. Relapse</w:t>
+      </w:r>
+      <w:r>
+        <w:t xml:space="preserve"> </w:t>
+      </w:r>
+      <w:r>
+        <w:t xml:space="preserve">Prevention</w:t>
+      </w:r>
+      <w:r>
+        <w:t xml:space="preserve">,</w:t>
+      </w:r>
+      <w:r>
+        <w:t xml:space="preserve"> </w:t>
+      </w:r>
+      <w:r>
+        <w:t xml:space="preserve">Second Edition</w:t>
+      </w:r>
+      <w:r>
+        <w:t xml:space="preserve">:</w:t>
+      </w:r>
+      <w:r>
+        <w:t xml:space="preserve"> </w:t>
+      </w:r>
+      <w:r>
+        <w:t xml:space="preserve">Maintenance Strategies</w:t>
+      </w:r>
+      <w:r>
+        <w:t xml:space="preserve"> </w:t>
+      </w:r>
+      <w:r>
+        <w:t xml:space="preserve">in the</w:t>
+      </w:r>
+      <w:r>
+        <w:t xml:space="preserve"> </w:t>
+      </w:r>
+      <w:r>
+        <w:t xml:space="preserve">Treatment</w:t>
+      </w:r>
+      <w:r>
+        <w:t xml:space="preserve"> </w:t>
+      </w:r>
+      <w:r>
+        <w:t xml:space="preserve">of</w:t>
+      </w:r>
+      <w:r>
+        <w:t xml:space="preserve"> </w:t>
+      </w:r>
+      <w:r>
+        <w:t xml:space="preserve">Addictive Behaviors</w:t>
+      </w:r>
+      <w:r>
+        <w:t xml:space="preserve">. 2nd edition. New York London: The Guilford Press; 2007.</w:t>
+      </w:r>
+      <w:r>
+        <w:t xml:space="preserve"> </w:t>
+      </w:r>
+    </w:p>
+    <w:bookmarkEnd w:id="47"/>
+    <w:bookmarkStart w:id="49" w:name="ref-daleyReducingRiskRelapse2019"/>
+    <w:p>
+      <w:pPr>
+        <w:pStyle w:val="Bibliography"/>
+      </w:pPr>
+      <w:r>
+        <w:t xml:space="preserve">6.</w:t>
+      </w:r>
+      <w:r>
+        <w:t xml:space="preserve"> </w:t>
+      </w:r>
+      <w:r>
+        <w:t xml:space="preserve">	</w:t>
+      </w:r>
+      <w:r>
+        <w:t xml:space="preserve">Daley DC, Douaihy A. Reducing the</w:t>
+      </w:r>
+      <w:r>
+        <w:t xml:space="preserve"> </w:t>
+      </w:r>
+      <w:r>
+        <w:t xml:space="preserve">Risk</w:t>
+      </w:r>
+      <w:r>
+        <w:t xml:space="preserve"> </w:t>
+      </w:r>
+      <w:r>
+        <w:t xml:space="preserve">of</w:t>
+      </w:r>
+      <w:r>
+        <w:t xml:space="preserve"> </w:t>
+      </w:r>
+      <w:r>
+        <w:t xml:space="preserve">Relapse</w:t>
+      </w:r>
+      <w:r>
+        <w:t xml:space="preserve">. In: Daley DC, Douaihy AB, Daley DC, Douaihy A, editors. Managing</w:t>
+      </w:r>
+      <w:r>
+        <w:t xml:space="preserve"> </w:t>
+      </w:r>
+      <w:r>
+        <w:t xml:space="preserve">Substance Use Disorder</w:t>
+      </w:r>
+      <w:r>
+        <w:t xml:space="preserve">:</w:t>
+      </w:r>
+      <w:r>
+        <w:t xml:space="preserve"> </w:t>
+      </w:r>
+      <w:r>
+        <w:t xml:space="preserve">Practitioner Guide</w:t>
+      </w:r>
+      <w:r>
+        <w:t xml:space="preserve">. Oxford University Press; 2019. p. 0. doi:</w:t>
+      </w:r>
+      <w:hyperlink r:id="rId48">
+        <w:r>
+          <w:rPr>
+            <w:rStyle w:val="Hyperlink"/>
+          </w:rPr>
+          <w:t xml:space="preserve">10.1093/med-psych/9780190926717.003.0018</w:t>
+        </w:r>
+      </w:hyperlink>
+    </w:p>
+    <w:bookmarkEnd w:id="49"/>
+    <w:bookmarkStart w:id="51" w:name="ref-clevelandRecoveryRecoveryCapital2021"/>
+    <w:p>
+      <w:pPr>
+        <w:pStyle w:val="Bibliography"/>
+      </w:pPr>
+      <w:r>
+        <w:t xml:space="preserve">7.</w:t>
+      </w:r>
+      <w:r>
+        <w:t xml:space="preserve"> </w:t>
+      </w:r>
+      <w:r>
+        <w:t xml:space="preserve">	</w:t>
+      </w:r>
+      <w:r>
+        <w:t xml:space="preserve">Cleveland HH, Brick TR, Knapp KS, Croff JM. Recovery and</w:t>
+      </w:r>
+      <w:r>
+        <w:t xml:space="preserve"> </w:t>
+      </w:r>
+      <w:r>
+        <w:t xml:space="preserve">Recovery Capital</w:t>
+      </w:r>
+      <w:r>
+        <w:t xml:space="preserve">:</w:t>
+      </w:r>
+      <w:r>
+        <w:t xml:space="preserve"> </w:t>
+      </w:r>
+      <w:r>
+        <w:t xml:space="preserve">Aligning Measurement</w:t>
+      </w:r>
+      <w:r>
+        <w:t xml:space="preserve"> </w:t>
+      </w:r>
+      <w:r>
+        <w:t xml:space="preserve">with</w:t>
+      </w:r>
+      <w:r>
+        <w:t xml:space="preserve"> </w:t>
+      </w:r>
+      <w:r>
+        <w:t xml:space="preserve">Theory</w:t>
+      </w:r>
+      <w:r>
+        <w:t xml:space="preserve"> </w:t>
+      </w:r>
+      <w:r>
+        <w:t xml:space="preserve">and</w:t>
+      </w:r>
+      <w:r>
+        <w:t xml:space="preserve"> </w:t>
+      </w:r>
+      <w:r>
+        <w:t xml:space="preserve">Practice</w:t>
+      </w:r>
+      <w:r>
+        <w:t xml:space="preserve">. In: Croff JM, Beaman J, editors. Family</w:t>
+      </w:r>
+      <w:r>
+        <w:t xml:space="preserve"> </w:t>
+      </w:r>
+      <w:r>
+        <w:t xml:space="preserve">Resilience</w:t>
+      </w:r>
+      <w:r>
+        <w:t xml:space="preserve"> </w:t>
+      </w:r>
+      <w:r>
+        <w:t xml:space="preserve">and</w:t>
+      </w:r>
+      <w:r>
+        <w:t xml:space="preserve"> </w:t>
+      </w:r>
+      <w:r>
+        <w:t xml:space="preserve">Recovery</w:t>
+      </w:r>
+      <w:r>
+        <w:t xml:space="preserve"> </w:t>
+      </w:r>
+      <w:r>
+        <w:t xml:space="preserve">from</w:t>
+      </w:r>
+      <w:r>
+        <w:t xml:space="preserve"> </w:t>
+      </w:r>
+      <w:r>
+        <w:t xml:space="preserve">Opioids</w:t>
+      </w:r>
+      <w:r>
+        <w:t xml:space="preserve"> </w:t>
+      </w:r>
+      <w:r>
+        <w:t xml:space="preserve">and</w:t>
+      </w:r>
+      <w:r>
+        <w:t xml:space="preserve"> </w:t>
+      </w:r>
+      <w:r>
+        <w:t xml:space="preserve">Other Addictions</w:t>
+      </w:r>
+      <w:r>
+        <w:t xml:space="preserve">. Cham: Springer International Publishing; 2021. pp. 109–128. doi:</w:t>
+      </w:r>
+      <w:hyperlink r:id="rId50">
+        <w:r>
+          <w:rPr>
+            <w:rStyle w:val="Hyperlink"/>
+          </w:rPr>
+          <w:t xml:space="preserve">10.1007/978-3-030-56958-7_6</w:t>
+        </w:r>
+      </w:hyperlink>
+    </w:p>
+    <w:bookmarkEnd w:id="51"/>
+    <w:bookmarkStart w:id="53" w:name="ref-mohrPersonalSensingUnderstanding2017"/>
+    <w:p>
+      <w:pPr>
+        <w:pStyle w:val="Bibliography"/>
+      </w:pPr>
+      <w:r>
+        <w:t xml:space="preserve">8.</w:t>
+      </w:r>
+      <w:r>
+        <w:t xml:space="preserve"> </w:t>
+      </w:r>
+      <w:r>
+        <w:t xml:space="preserve">	</w:t>
+      </w:r>
+      <w:r>
         <w:t xml:space="preserve">Mohr DC, Zhang M, Schueller SM. Personal</w:t>
       </w:r>
       <w:r>
@@ -7231,7 +7498,7 @@
       <w:r>
         <w:t xml:space="preserve">. Annual Review of Clinical Psychology. 2017;13: 23–47. doi:</w:t>
       </w:r>
-      <w:hyperlink r:id="rId46">
+      <w:hyperlink r:id="rId52">
         <w:r>
           <w:rPr>
             <w:rStyle w:val="Hyperlink"/>
@@ -7240,14 +7507,14 @@
         </w:r>
       </w:hyperlink>
     </w:p>
-    <w:bookmarkEnd w:id="47"/>
-    <w:bookmarkStart w:id="49" w:name="ref-chihPredictiveModelingAddiction2014"/>
+    <w:bookmarkEnd w:id="53"/>
+    <w:bookmarkStart w:id="55" w:name="ref-chihPredictiveModelingAddiction2014"/>
     <w:p>
       <w:pPr>
         <w:pStyle w:val="Bibliography"/>
       </w:pPr>
       <w:r>
-        <w:t xml:space="preserve">5.</w:t>
+        <w:t xml:space="preserve">9.</w:t>
       </w:r>
       <w:r>
         <w:t xml:space="preserve"> </w:t>
@@ -7258,7 +7525,7 @@
       <w:r>
         <w:t xml:space="preserve">Chih M-Y, Patton T, McTavish FM, Isham AJ, Judkins-Fisher CL, Atwood AK, et al. Predictive modeling of addiction lapses in a mobile health application. Journal of Substance Abuse Treatment. 2014;46: 29–35. doi:</w:t>
       </w:r>
-      <w:hyperlink r:id="rId48">
+      <w:hyperlink r:id="rId54">
         <w:r>
           <w:rPr>
             <w:rStyle w:val="Hyperlink"/>
@@ -7267,14 +7534,14 @@
         </w:r>
       </w:hyperlink>
     </w:p>
-    <w:bookmarkEnd w:id="49"/>
-    <w:bookmarkStart w:id="51" w:name="ref-wyantMachineLearningModels2024"/>
+    <w:bookmarkEnd w:id="55"/>
+    <w:bookmarkStart w:id="57" w:name="ref-wyantMachineLearningModels2024"/>
     <w:p>
       <w:pPr>
         <w:pStyle w:val="Bibliography"/>
       </w:pPr>
       <w:r>
-        <w:t xml:space="preserve">6.</w:t>
+        <w:t xml:space="preserve">10.</w:t>
       </w:r>
       <w:r>
         <w:t xml:space="preserve"> </w:t>
@@ -7285,7 +7552,7 @@
       <w:r>
         <w:t xml:space="preserve">Wyant K, Sant’Ana SJ, Fronk GE, Curtin JJ. Machine learning models for temporally precise lapse prediction in alcohol use disorder. Journal of Psychopathology and Clinical Science. 2024;133: 527–540. doi:</w:t>
       </w:r>
-      <w:hyperlink r:id="rId50">
+      <w:hyperlink r:id="rId56">
         <w:r>
           <w:rPr>
             <w:rStyle w:val="Hyperlink"/>
@@ -7294,14 +7561,14 @@
         </w:r>
       </w:hyperlink>
     </w:p>
-    <w:bookmarkEnd w:id="51"/>
-    <w:bookmarkStart w:id="52" w:name="Xd3cf5dced997940b3810fae8f5a19eca304449d"/>
+    <w:bookmarkEnd w:id="57"/>
+    <w:bookmarkStart w:id="58" w:name="Xd3cf5dced997940b3810fae8f5a19eca304449d"/>
     <w:p>
       <w:pPr>
         <w:pStyle w:val="Bibliography"/>
       </w:pPr>
       <w:r>
-        <w:t xml:space="preserve">7.</w:t>
+        <w:t xml:space="preserve">11.</w:t>
       </w:r>
       <w:r>
         <w:t xml:space="preserve"> </w:t>
@@ -7373,14 +7640,14 @@
         <w:t xml:space="preserve"> </w:t>
       </w:r>
     </w:p>
-    <w:bookmarkEnd w:id="52"/>
-    <w:bookmarkStart w:id="54" w:name="Xb35ee182d565575e339a0170868456c1684f821"/>
+    <w:bookmarkEnd w:id="58"/>
+    <w:bookmarkStart w:id="60" w:name="X9dfa929848d202736296032659cec14e42606bb"/>
     <w:p>
       <w:pPr>
         <w:pStyle w:val="Bibliography"/>
       </w:pPr>
       <w:r>
-        <w:t xml:space="preserve">8.</w:t>
+        <w:t xml:space="preserve">12.</w:t>
       </w:r>
       <w:r>
         <w:t xml:space="preserve"> </w:t>
@@ -7389,6 +7656,33 @@
         <w:t xml:space="preserve">	</w:t>
       </w:r>
       <w:r>
+        <w:t xml:space="preserve">Jones A, Remmerswaal D, Verveer I, Robinson E, Franken IHA, Wen CKF, et al. Compliance with ecological momentary assessment protocols in substance users: A meta-analysis. Addiction (Abingdon, England). 2019;114: 609–619. doi:</w:t>
+      </w:r>
+      <w:hyperlink r:id="rId59">
+        <w:r>
+          <w:rPr>
+            <w:rStyle w:val="Hyperlink"/>
+          </w:rPr>
+          <w:t xml:space="preserve">10/gfsjzg</w:t>
+        </w:r>
+      </w:hyperlink>
+    </w:p>
+    <w:bookmarkEnd w:id="60"/>
+    <w:bookmarkStart w:id="62" w:name="Xb35ee182d565575e339a0170868456c1684f821"/>
+    <w:p>
+      <w:pPr>
+        <w:pStyle w:val="Bibliography"/>
+      </w:pPr>
+      <w:r>
+        <w:t xml:space="preserve">13.</w:t>
+      </w:r>
+      <w:r>
+        <w:t xml:space="preserve"> </w:t>
+      </w:r>
+      <w:r>
+        <w:t xml:space="preserve">	</w:t>
+      </w:r>
+      <w:r>
         <w:t xml:space="preserve">Wyant K, Moshontz H, Ward SB, Fronk GE, Curtin JJ. Acceptability of</w:t>
       </w:r>
       <w:r>
@@ -7409,7 +7703,7 @@
       <w:r>
         <w:t xml:space="preserve">. JMIR mHealth and uHealth. 2023;11: e41833. doi:</w:t>
       </w:r>
-      <w:hyperlink r:id="rId53">
+      <w:hyperlink r:id="rId61">
         <w:r>
           <w:rPr>
             <w:rStyle w:val="Hyperlink"/>
@@ -7418,14 +7712,14 @@
         </w:r>
       </w:hyperlink>
     </w:p>
-    <w:bookmarkEnd w:id="54"/>
-    <w:bookmarkStart w:id="56" w:name="X126aebe61d5329fdf5f31356b05d81ee3379203"/>
+    <w:bookmarkEnd w:id="62"/>
+    <w:bookmarkStart w:id="64" w:name="X126aebe61d5329fdf5f31356b05d81ee3379203"/>
     <w:p>
       <w:pPr>
         <w:pStyle w:val="Bibliography"/>
       </w:pPr>
       <w:r>
-        <w:t xml:space="preserve">9.</w:t>
+        <w:t xml:space="preserve">14.</w:t>
       </w:r>
       <w:r>
         <w:t xml:space="preserve"> </w:t>
@@ -7439,7 +7733,7 @@
       <w:r>
         <w:t xml:space="preserve"> A consensus-based transparency checklist. Nature Human Behaviour. 2019; 1–3. doi:</w:t>
       </w:r>
-      <w:hyperlink r:id="rId55">
+      <w:hyperlink r:id="rId63">
         <w:r>
           <w:rPr>
             <w:rStyle w:val="Hyperlink"/>
@@ -7448,14 +7742,14 @@
         </w:r>
       </w:hyperlink>
     </w:p>
-    <w:bookmarkEnd w:id="56"/>
-    <w:bookmarkStart w:id="57" w:name="ref-hsiehSampleSizeTables1989"/>
+    <w:bookmarkEnd w:id="64"/>
+    <w:bookmarkStart w:id="65" w:name="ref-hsiehSampleSizeTables1989"/>
     <w:p>
       <w:pPr>
         <w:pStyle w:val="Bibliography"/>
       </w:pPr>
       <w:r>
-        <w:t xml:space="preserve">10.</w:t>
+        <w:t xml:space="preserve">15.</w:t>
       </w:r>
       <w:r>
         <w:t xml:space="preserve"> </w:t>
@@ -7470,14 +7764,14 @@
         <w:t xml:space="preserve"> </w:t>
       </w:r>
     </w:p>
-    <w:bookmarkEnd w:id="57"/>
-    <w:bookmarkStart w:id="58" w:name="ref-derogatislBriefSymptomInventory"/>
+    <w:bookmarkEnd w:id="65"/>
+    <w:bookmarkStart w:id="66" w:name="ref-derogatislBriefSymptomInventory"/>
     <w:p>
       <w:pPr>
         <w:pStyle w:val="Bibliography"/>
       </w:pPr>
       <w:r>
-        <w:t xml:space="preserve">11.</w:t>
+        <w:t xml:space="preserve">16.</w:t>
       </w:r>
       <w:r>
         <w:t xml:space="preserve"> </w:t>
@@ -7513,14 +7807,14 @@
         <w:t xml:space="preserve"> </w:t>
       </w:r>
     </w:p>
-    <w:bookmarkEnd w:id="58"/>
-    <w:bookmarkStart w:id="60" w:name="X88039606d7b5c64f85ee8ea71703c6bdc3d9351"/>
+    <w:bookmarkEnd w:id="66"/>
+    <w:bookmarkStart w:id="68" w:name="X88039606d7b5c64f85ee8ea71703c6bdc3d9351"/>
     <w:p>
       <w:pPr>
         <w:pStyle w:val="Bibliography"/>
       </w:pPr>
       <w:r>
-        <w:t xml:space="preserve">12.</w:t>
+        <w:t xml:space="preserve">17.</w:t>
       </w:r>
       <w:r>
         <w:t xml:space="preserve"> </w:t>
@@ -7534,7 +7828,7 @@
       <w:r>
         <w:t xml:space="preserve"> </w:t>
       </w:r>
-      <w:hyperlink r:id="rId59">
+      <w:hyperlink r:id="rId67">
         <w:r>
           <w:rPr>
             <w:rStyle w:val="Hyperlink"/>
@@ -7561,14 +7855,14 @@
         <w:t xml:space="preserve"> </w:t>
       </w:r>
     </w:p>
-    <w:bookmarkEnd w:id="60"/>
-    <w:bookmarkStart w:id="62" w:name="X7237f3e8ec0394639ac33af78d4502788e325cb"/>
+    <w:bookmarkEnd w:id="68"/>
+    <w:bookmarkStart w:id="70" w:name="X7237f3e8ec0394639ac33af78d4502788e325cb"/>
     <w:p>
       <w:pPr>
         <w:pStyle w:val="Bibliography"/>
       </w:pPr>
       <w:r>
-        <w:t xml:space="preserve">13.</w:t>
+        <w:t xml:space="preserve">18.</w:t>
       </w:r>
       <w:r>
         <w:t xml:space="preserve"> </w:t>
@@ -7582,7 +7876,7 @@
       <w:r>
         <w:t xml:space="preserve"> </w:t>
       </w:r>
-      <w:hyperlink r:id="rId61">
+      <w:hyperlink r:id="rId69">
         <w:r>
           <w:rPr>
             <w:rStyle w:val="Hyperlink"/>
@@ -7669,14 +7963,14 @@
         <w:t xml:space="preserve"> </w:t>
       </w:r>
     </w:p>
-    <w:bookmarkEnd w:id="62"/>
-    <w:bookmarkStart w:id="64" w:name="Xcae8ce16b0973d3f8a23c89fe6ee90c012f333c"/>
+    <w:bookmarkEnd w:id="70"/>
+    <w:bookmarkStart w:id="72" w:name="Xcae8ce16b0973d3f8a23c89fe6ee90c012f333c"/>
     <w:p>
       <w:pPr>
         <w:pStyle w:val="Bibliography"/>
       </w:pPr>
       <w:r>
-        <w:t xml:space="preserve">14.</w:t>
+        <w:t xml:space="preserve">19.</w:t>
       </w:r>
       <w:r>
         <w:t xml:space="preserve"> </w:t>
@@ -7696,7 +7990,7 @@
       <w:r>
         <w:t xml:space="preserve">. Journal of social work practice in the addictions. 2011;11: 245–253. doi:</w:t>
       </w:r>
-      <w:hyperlink r:id="rId63">
+      <w:hyperlink r:id="rId71">
         <w:r>
           <w:rPr>
             <w:rStyle w:val="Hyperlink"/>
@@ -7705,14 +7999,14 @@
         </w:r>
       </w:hyperlink>
     </w:p>
-    <w:bookmarkEnd w:id="64"/>
-    <w:bookmarkStart w:id="66" w:name="X72fdb242290119aefa439c46cdcc18630f6c0fa"/>
+    <w:bookmarkEnd w:id="72"/>
+    <w:bookmarkStart w:id="74" w:name="X72fdb242290119aefa439c46cdcc18630f6c0fa"/>
     <w:p>
       <w:pPr>
         <w:pStyle w:val="Bibliography"/>
       </w:pPr>
       <w:r>
-        <w:t xml:space="preserve">15.</w:t>
+        <w:t xml:space="preserve">20.</w:t>
       </w:r>
       <w:r>
         <w:t xml:space="preserve"> </w:t>
@@ -7726,7 +8020,7 @@
       <w:r>
         <w:t xml:space="preserve"> </w:t>
       </w:r>
-      <w:hyperlink r:id="rId65">
+      <w:hyperlink r:id="rId73">
         <w:r>
           <w:rPr>
             <w:rStyle w:val="Hyperlink"/>
@@ -7753,14 +8047,14 @@
         <w:t xml:space="preserve"> </w:t>
       </w:r>
     </w:p>
-    <w:bookmarkEnd w:id="66"/>
-    <w:bookmarkStart w:id="68" w:name="X948b064f539498125570f43a275c11fe3804a5f"/>
+    <w:bookmarkEnd w:id="74"/>
+    <w:bookmarkStart w:id="76" w:name="X948b064f539498125570f43a275c11fe3804a5f"/>
     <w:p>
       <w:pPr>
         <w:pStyle w:val="Bibliography"/>
       </w:pPr>
       <w:r>
-        <w:t xml:space="preserve">16.</w:t>
+        <w:t xml:space="preserve">21.</w:t>
       </w:r>
       <w:r>
         <w:t xml:space="preserve"> </w:t>
@@ -7807,7 +8101,7 @@
       <w:r>
         <w:t xml:space="preserve">. Patient preference and adherence. 2025;19: 255–263. doi:</w:t>
       </w:r>
-      <w:hyperlink r:id="rId67">
+      <w:hyperlink r:id="rId75">
         <w:r>
           <w:rPr>
             <w:rStyle w:val="Hyperlink"/>
@@ -7816,14 +8110,14 @@
         </w:r>
       </w:hyperlink>
     </w:p>
-    <w:bookmarkEnd w:id="68"/>
-    <w:bookmarkStart w:id="70" w:name="ref-baeDetectingDrinkingEpisodes2017"/>
+    <w:bookmarkEnd w:id="76"/>
+    <w:bookmarkStart w:id="78" w:name="ref-baeDetectingDrinkingEpisodes2017"/>
     <w:p>
       <w:pPr>
         <w:pStyle w:val="Bibliography"/>
       </w:pPr>
       <w:r>
-        <w:t xml:space="preserve">17.</w:t>
+        <w:t xml:space="preserve">22.</w:t>
       </w:r>
       <w:r>
         <w:t xml:space="preserve"> </w:t>
@@ -7855,7 +8149,7 @@
       <w:r>
         <w:t xml:space="preserve">. Proceedings of the ACM on Interactive, Mobile, Wearable and Ubiquitous Technologies. 2017;1: 1–36. doi:</w:t>
       </w:r>
-      <w:hyperlink r:id="rId69">
+      <w:hyperlink r:id="rId77">
         <w:r>
           <w:rPr>
             <w:rStyle w:val="Hyperlink"/>
@@ -7864,14 +8158,14 @@
         </w:r>
       </w:hyperlink>
     </w:p>
-    <w:bookmarkEnd w:id="70"/>
-    <w:bookmarkStart w:id="72" w:name="ref-baeLeveragingMobilePhone2023"/>
+    <w:bookmarkEnd w:id="78"/>
+    <w:bookmarkStart w:id="80" w:name="ref-baeLeveragingMobilePhone2023"/>
     <w:p>
       <w:pPr>
         <w:pStyle w:val="Bibliography"/>
       </w:pPr>
       <w:r>
-        <w:t xml:space="preserve">18.</w:t>
+        <w:t xml:space="preserve">23.</w:t>
       </w:r>
       <w:r>
         <w:t xml:space="preserve"> </w:t>
@@ -7945,7 +8239,7 @@
       <w:r>
         <w:t xml:space="preserve">. JMIR formative research. 2023. doi:</w:t>
       </w:r>
-      <w:hyperlink r:id="rId71">
+      <w:hyperlink r:id="rId79">
         <w:r>
           <w:rPr>
             <w:rStyle w:val="Hyperlink"/>
@@ -7954,9 +8248,9 @@
         </w:r>
       </w:hyperlink>
     </w:p>
-    <w:bookmarkEnd w:id="72"/>
-    <w:bookmarkEnd w:id="73"/>
-    <w:bookmarkEnd w:id="74"/>
+    <w:bookmarkEnd w:id="80"/>
+    <w:bookmarkEnd w:id="81"/>
+    <w:bookmarkEnd w:id="82"/>
     <w:sectPr>
       <w:footnotePr>
         <w:numRestart w:val="eachSect"/>

--- a/index.docx
+++ b/index.docx
@@ -582,13 +582,12 @@
               <w:tblLook w:firstRow="1" w:lastRow="1" w:firstColumn="0" w:lastColumn="0" w:noHBand="0" w:noVBand="0" w:val="0020"/>
             </w:tblPr>
             <w:tblGrid>
-              <w:gridCol w:w="1131"/>
-              <w:gridCol w:w="1131"/>
-              <w:gridCol w:w="1131"/>
-              <w:gridCol w:w="1131"/>
-              <w:gridCol w:w="1131"/>
-              <w:gridCol w:w="1131"/>
-              <w:gridCol w:w="1131"/>
+              <w:gridCol w:w="1320"/>
+              <w:gridCol w:w="1320"/>
+              <w:gridCol w:w="1320"/>
+              <w:gridCol w:w="1320"/>
+              <w:gridCol w:w="1320"/>
+              <w:gridCol w:w="1320"/>
             </w:tblGrid>
             <w:tr>
               <w:trPr>
@@ -616,6 +615,19 @@
                     <w:jc w:val="center"/>
                   </w:pPr>
                   <w:r>
+                    <w:t xml:space="preserve">Feature Set</w:t>
+                  </w:r>
+                </w:p>
+              </w:tc>
+              <w:tc>
+                <w:tcPr/>
+                <w:p>
+                  <w:pPr>
+                    <w:pStyle w:val="Compact"/>
+                    <w:jc w:val="left"/>
+                    <w:jc w:val="center"/>
+                  </w:pPr>
+                  <w:r>
                     <w:t xml:space="preserve">Response Options</w:t>
                   </w:r>
                 </w:p>
@@ -656,32 +668,6 @@
                   </w:pPr>
                   <w:r>
                     <w:t xml:space="preserve">Total Features</w:t>
-                  </w:r>
-                </w:p>
-              </w:tc>
-              <w:tc>
-                <w:tcPr/>
-                <w:p>
-                  <w:pPr>
-                    <w:pStyle w:val="Compact"/>
-                    <w:jc w:val="left"/>
-                    <w:jc w:val="center"/>
-                  </w:pPr>
-                  <w:r>
-                    <w:t xml:space="preserve">Full Model</w:t>
-                  </w:r>
-                </w:p>
-              </w:tc>
-              <w:tc>
-                <w:tcPr/>
-                <w:p>
-                  <w:pPr>
-                    <w:pStyle w:val="Compact"/>
-                    <w:jc w:val="left"/>
-                    <w:jc w:val="center"/>
-                  </w:pPr>
-                  <w:r>
-                    <w:t xml:space="preserve">Baseline Model</w:t>
                   </w:r>
                 </w:p>
               </w:tc>
@@ -709,6 +695,19 @@
                     <w:jc w:val="center"/>
                   </w:pPr>
                   <w:r>
+                    <w:t xml:space="preserve">cellular communication</w:t>
+                  </w:r>
+                </w:p>
+              </w:tc>
+              <w:tc>
+                <w:tcPr/>
+                <w:p>
+                  <w:pPr>
+                    <w:pStyle w:val="Compact"/>
+                    <w:jc w:val="left"/>
+                    <w:jc w:val="center"/>
+                  </w:pPr>
+                  <w:r>
                     <w:t xml:space="preserve">Incoming, outgoing</w:t>
                   </w:r>
                 </w:p>
@@ -735,46 +734,20 @@
                     <w:jc w:val="center"/>
                   </w:pPr>
                   <w:r>
-                    <w:t xml:space="preserve">6, 12, 24, 48, 72, and 168 hours</w:t>
-                  </w:r>
-                </w:p>
-              </w:tc>
-              <w:tc>
-                <w:tcPr/>
-                <w:p>
-                  <w:pPr>
-                    <w:pStyle w:val="Compact"/>
-                    <w:jc w:val="right"/>
-                    <w:jc w:val="center"/>
-                  </w:pPr>
-                  <w:r>
-                    <w:t xml:space="preserve">48</w:t>
-                  </w:r>
-                </w:p>
-              </w:tc>
-              <w:tc>
-                <w:tcPr/>
-                <w:p>
-                  <w:pPr>
-                    <w:pStyle w:val="Compact"/>
-                    <w:jc w:val="left"/>
-                    <w:jc w:val="center"/>
-                  </w:pPr>
-                  <w:r>
-                    <w:t xml:space="preserve">Yes</w:t>
-                  </w:r>
-                </w:p>
-              </w:tc>
-              <w:tc>
-                <w:tcPr/>
-                <w:p>
-                  <w:pPr>
-                    <w:pStyle w:val="Compact"/>
-                    <w:jc w:val="left"/>
-                    <w:jc w:val="center"/>
-                  </w:pPr>
-                  <w:r>
-                    <w:t xml:space="preserve">No</w:t>
+                    <w:t xml:space="preserve">24 and 1 week</w:t>
+                  </w:r>
+                </w:p>
+              </w:tc>
+              <w:tc>
+                <w:tcPr/>
+                <w:p>
+                  <w:pPr>
+                    <w:pStyle w:val="Compact"/>
+                    <w:jc w:val="right"/>
+                    <w:jc w:val="center"/>
+                  </w:pPr>
+                  <w:r>
+                    <w:t xml:space="preserve">16</w:t>
                   </w:r>
                 </w:p>
               </w:tc>
@@ -802,6 +775,19 @@
                     <w:jc w:val="center"/>
                   </w:pPr>
                   <w:r>
+                    <w:t xml:space="preserve">cellular communication</w:t>
+                  </w:r>
+                </w:p>
+              </w:tc>
+              <w:tc>
+                <w:tcPr/>
+                <w:p>
+                  <w:pPr>
+                    <w:pStyle w:val="Compact"/>
+                    <w:jc w:val="left"/>
+                    <w:jc w:val="center"/>
+                  </w:pPr>
+                  <w:r>
                     <w:t xml:space="preserve">Duration (in minutes)</w:t>
                   </w:r>
                 </w:p>
@@ -828,46 +814,20 @@
                     <w:jc w:val="center"/>
                   </w:pPr>
                   <w:r>
-                    <w:t xml:space="preserve">6, 12, 24, 48, 72, and 168 hours</w:t>
-                  </w:r>
-                </w:p>
-              </w:tc>
-              <w:tc>
-                <w:tcPr/>
-                <w:p>
-                  <w:pPr>
-                    <w:pStyle w:val="Compact"/>
-                    <w:jc w:val="right"/>
-                    <w:jc w:val="center"/>
-                  </w:pPr>
-                  <w:r>
-                    <w:t xml:space="preserve">14</w:t>
-                  </w:r>
-                </w:p>
-              </w:tc>
-              <w:tc>
-                <w:tcPr/>
-                <w:p>
-                  <w:pPr>
-                    <w:pStyle w:val="Compact"/>
-                    <w:jc w:val="left"/>
-                    <w:jc w:val="center"/>
-                  </w:pPr>
-                  <w:r>
-                    <w:t xml:space="preserve">Yes</w:t>
-                  </w:r>
-                </w:p>
-              </w:tc>
-              <w:tc>
-                <w:tcPr/>
-                <w:p>
-                  <w:pPr>
-                    <w:pStyle w:val="Compact"/>
-                    <w:jc w:val="left"/>
-                    <w:jc w:val="center"/>
-                  </w:pPr>
-                  <w:r>
-                    <w:t xml:space="preserve">No</w:t>
+                    <w:t xml:space="preserve">24 and 1 week</w:t>
+                  </w:r>
+                </w:p>
+              </w:tc>
+              <w:tc>
+                <w:tcPr/>
+                <w:p>
+                  <w:pPr>
+                    <w:pStyle w:val="Compact"/>
+                    <w:jc w:val="right"/>
+                    <w:jc w:val="center"/>
+                  </w:pPr>
+                  <w:r>
+                    <w:t xml:space="preserve">6</w:t>
                   </w:r>
                 </w:p>
               </w:tc>
@@ -895,6 +855,19 @@
                     <w:jc w:val="center"/>
                   </w:pPr>
                   <w:r>
+                    <w:t xml:space="preserve">cellular communication</w:t>
+                  </w:r>
+                </w:p>
+              </w:tc>
+              <w:tc>
+                <w:tcPr/>
+                <w:p>
+                  <w:pPr>
+                    <w:pStyle w:val="Compact"/>
+                    <w:jc w:val="left"/>
+                    <w:jc w:val="center"/>
+                  </w:pPr>
+                  <w:r>
                     <w:t xml:space="preserve">Yes, no</w:t>
                   </w:r>
                 </w:p>
@@ -908,59 +881,33 @@
                     <w:jc w:val="center"/>
                   </w:pPr>
                   <w:r>
-                    <w:t xml:space="preserve">Difference and raw rate counts for unanswered incoming voice calls</w:t>
-                  </w:r>
-                </w:p>
-              </w:tc>
-              <w:tc>
-                <w:tcPr/>
-                <w:p>
-                  <w:pPr>
-                    <w:pStyle w:val="Compact"/>
-                    <w:jc w:val="left"/>
-                    <w:jc w:val="center"/>
-                  </w:pPr>
-                  <w:r>
-                    <w:t xml:space="preserve">6, 12, 24, 48, 72, and 168 hours</w:t>
-                  </w:r>
-                </w:p>
-              </w:tc>
-              <w:tc>
-                <w:tcPr/>
-                <w:p>
-                  <w:pPr>
-                    <w:pStyle w:val="Compact"/>
-                    <w:jc w:val="right"/>
-                    <w:jc w:val="center"/>
-                  </w:pPr>
-                  <w:r>
-                    <w:t xml:space="preserve">12</w:t>
-                  </w:r>
-                </w:p>
-              </w:tc>
-              <w:tc>
-                <w:tcPr/>
-                <w:p>
-                  <w:pPr>
-                    <w:pStyle w:val="Compact"/>
-                    <w:jc w:val="left"/>
-                    <w:jc w:val="center"/>
-                  </w:pPr>
-                  <w:r>
-                    <w:t xml:space="preserve">Yes</w:t>
-                  </w:r>
-                </w:p>
-              </w:tc>
-              <w:tc>
-                <w:tcPr/>
-                <w:p>
-                  <w:pPr>
-                    <w:pStyle w:val="Compact"/>
-                    <w:jc w:val="left"/>
-                    <w:jc w:val="center"/>
-                  </w:pPr>
-                  <w:r>
-                    <w:t xml:space="preserve">No</w:t>
+                    <w:t xml:space="preserve">Difference and raw rate counts for unanswered incoming voice calls (i.e., response option = no)</w:t>
+                  </w:r>
+                </w:p>
+              </w:tc>
+              <w:tc>
+                <w:tcPr/>
+                <w:p>
+                  <w:pPr>
+                    <w:pStyle w:val="Compact"/>
+                    <w:jc w:val="left"/>
+                    <w:jc w:val="center"/>
+                  </w:pPr>
+                  <w:r>
+                    <w:t xml:space="preserve">24 and 1 week</w:t>
+                  </w:r>
+                </w:p>
+              </w:tc>
+              <w:tc>
+                <w:tcPr/>
+                <w:p>
+                  <w:pPr>
+                    <w:pStyle w:val="Compact"/>
+                    <w:jc w:val="right"/>
+                    <w:jc w:val="center"/>
+                  </w:pPr>
+                  <w:r>
+                    <w:t xml:space="preserve">4</w:t>
                   </w:r>
                 </w:p>
               </w:tc>
@@ -988,6 +935,19 @@
                     <w:jc w:val="center"/>
                   </w:pPr>
                   <w:r>
+                    <w:t xml:space="preserve">cellular communication</w:t>
+                  </w:r>
+                </w:p>
+              </w:tc>
+              <w:tc>
+                <w:tcPr/>
+                <w:p>
+                  <w:pPr>
+                    <w:pStyle w:val="Compact"/>
+                    <w:jc w:val="left"/>
+                    <w:jc w:val="center"/>
+                  </w:pPr>
+                  <w:r>
                     <w:t xml:space="preserve">Date and time</w:t>
                   </w:r>
                 </w:p>
@@ -1001,59 +961,33 @@
                     <w:jc w:val="center"/>
                   </w:pPr>
                   <w:r>
-                    <w:t xml:space="preserve">Difference and raw rate counts for text messages and voice calls at night (10 pm – 6am) and on weekends</w:t>
-                  </w:r>
-                </w:p>
-              </w:tc>
-              <w:tc>
-                <w:tcPr/>
-                <w:p>
-                  <w:pPr>
-                    <w:pStyle w:val="Compact"/>
-                    <w:jc w:val="left"/>
-                    <w:jc w:val="center"/>
-                  </w:pPr>
-                  <w:r>
-                    <w:t xml:space="preserve">24, 48, 72, and 168 hours (night), 168 hours (weekend)</w:t>
-                  </w:r>
-                </w:p>
-              </w:tc>
-              <w:tc>
-                <w:tcPr/>
-                <w:p>
-                  <w:pPr>
-                    <w:pStyle w:val="Compact"/>
-                    <w:jc w:val="right"/>
-                    <w:jc w:val="center"/>
-                  </w:pPr>
-                  <w:r>
-                    <w:t xml:space="preserve">20</w:t>
-                  </w:r>
-                </w:p>
-              </w:tc>
-              <w:tc>
-                <w:tcPr/>
-                <w:p>
-                  <w:pPr>
-                    <w:pStyle w:val="Compact"/>
-                    <w:jc w:val="left"/>
-                    <w:jc w:val="center"/>
-                  </w:pPr>
-                  <w:r>
-                    <w:t xml:space="preserve">Yes</w:t>
-                  </w:r>
-                </w:p>
-              </w:tc>
-              <w:tc>
-                <w:tcPr/>
-                <w:p>
-                  <w:pPr>
-                    <w:pStyle w:val="Compact"/>
-                    <w:jc w:val="left"/>
-                    <w:jc w:val="center"/>
-                  </w:pPr>
-                  <w:r>
-                    <w:t xml:space="preserve">No</w:t>
+                    <w:t xml:space="preserve">Difference and raw rate counts for text messages and voice calls at night (10 pm-6am) and on weekends (Friday-Saturday)</w:t>
+                  </w:r>
+                </w:p>
+              </w:tc>
+              <w:tc>
+                <w:tcPr/>
+                <w:p>
+                  <w:pPr>
+                    <w:pStyle w:val="Compact"/>
+                    <w:jc w:val="left"/>
+                    <w:jc w:val="center"/>
+                  </w:pPr>
+                  <w:r>
+                    <w:t xml:space="preserve">24 hours and 1 week (only 1 week used for weekend features)</w:t>
+                  </w:r>
+                </w:p>
+              </w:tc>
+              <w:tc>
+                <w:tcPr/>
+                <w:p>
+                  <w:pPr>
+                    <w:pStyle w:val="Compact"/>
+                    <w:jc w:val="right"/>
+                    <w:jc w:val="center"/>
+                  </w:pPr>
+                  <w:r>
+                    <w:t xml:space="preserve">12</w:t>
                   </w:r>
                 </w:p>
               </w:tc>
@@ -1081,6 +1015,19 @@
                     <w:jc w:val="center"/>
                   </w:pPr>
                   <w:r>
+                    <w:t xml:space="preserve">cellular communication</w:t>
+                  </w:r>
+                </w:p>
+              </w:tc>
+              <w:tc>
+                <w:tcPr/>
+                <w:p>
+                  <w:pPr>
+                    <w:pStyle w:val="Compact"/>
+                    <w:jc w:val="left"/>
+                    <w:jc w:val="center"/>
+                  </w:pPr>
+                  <w:r>
                     <w:t xml:space="preserve">Phone number</w:t>
                   </w:r>
                 </w:p>
@@ -1107,46 +1054,20 @@
                     <w:jc w:val="center"/>
                   </w:pPr>
                   <w:r>
-                    <w:t xml:space="preserve">6, 12, 24, 48, 72, and 168 hours</w:t>
-                  </w:r>
-                </w:p>
-              </w:tc>
-              <w:tc>
-                <w:tcPr/>
-                <w:p>
-                  <w:pPr>
-                    <w:pStyle w:val="Compact"/>
-                    <w:jc w:val="right"/>
-                    <w:jc w:val="center"/>
-                  </w:pPr>
-                  <w:r>
-                    <w:t xml:space="preserve">12</w:t>
-                  </w:r>
-                </w:p>
-              </w:tc>
-              <w:tc>
-                <w:tcPr/>
-                <w:p>
-                  <w:pPr>
-                    <w:pStyle w:val="Compact"/>
-                    <w:jc w:val="left"/>
-                    <w:jc w:val="center"/>
-                  </w:pPr>
-                  <w:r>
-                    <w:t xml:space="preserve">Yes</w:t>
-                  </w:r>
-                </w:p>
-              </w:tc>
-              <w:tc>
-                <w:tcPr/>
-                <w:p>
-                  <w:pPr>
-                    <w:pStyle w:val="Compact"/>
-                    <w:jc w:val="left"/>
-                    <w:jc w:val="center"/>
-                  </w:pPr>
-                  <w:r>
-                    <w:t xml:space="preserve">No</w:t>
+                    <w:t xml:space="preserve">24 and 1 week</w:t>
+                  </w:r>
+                </w:p>
+              </w:tc>
+              <w:tc>
+                <w:tcPr/>
+                <w:p>
+                  <w:pPr>
+                    <w:pStyle w:val="Compact"/>
+                    <w:jc w:val="right"/>
+                    <w:jc w:val="center"/>
+                  </w:pPr>
+                  <w:r>
+                    <w:t xml:space="preserve">4</w:t>
                   </w:r>
                 </w:p>
               </w:tc>
@@ -1174,6 +1095,19 @@
                     <w:jc w:val="center"/>
                   </w:pPr>
                   <w:r>
+                    <w:t xml:space="preserve">cellular communication</w:t>
+                  </w:r>
+                </w:p>
+              </w:tc>
+              <w:tc>
+                <w:tcPr/>
+                <w:p>
+                  <w:pPr>
+                    <w:pStyle w:val="Compact"/>
+                    <w:jc w:val="left"/>
+                    <w:jc w:val="center"/>
+                  </w:pPr>
+                  <w:r>
                     <w:t xml:space="preserve">Family, friend, counselor or social worker, co-worker</w:t>
                   </w:r>
                 </w:p>
@@ -1200,46 +1134,20 @@
                     <w:jc w:val="center"/>
                   </w:pPr>
                   <w:r>
-                    <w:t xml:space="preserve">6, 12, 24, 48, 72, and 168 hours</w:t>
-                  </w:r>
-                </w:p>
-              </w:tc>
-              <w:tc>
-                <w:tcPr/>
-                <w:p>
-                  <w:pPr>
-                    <w:pStyle w:val="Compact"/>
-                    <w:jc w:val="right"/>
-                    <w:jc w:val="center"/>
-                  </w:pPr>
-                  <w:r>
-                    <w:t xml:space="preserve">48</w:t>
-                  </w:r>
-                </w:p>
-              </w:tc>
-              <w:tc>
-                <w:tcPr/>
-                <w:p>
-                  <w:pPr>
-                    <w:pStyle w:val="Compact"/>
-                    <w:jc w:val="left"/>
-                    <w:jc w:val="center"/>
-                  </w:pPr>
-                  <w:r>
-                    <w:t xml:space="preserve">Yes</w:t>
-                  </w:r>
-                </w:p>
-              </w:tc>
-              <w:tc>
-                <w:tcPr/>
-                <w:p>
-                  <w:pPr>
-                    <w:pStyle w:val="Compact"/>
-                    <w:jc w:val="left"/>
-                    <w:jc w:val="center"/>
-                  </w:pPr>
-                  <w:r>
-                    <w:t xml:space="preserve">No</w:t>
+                    <w:t xml:space="preserve">24 and 1 week</w:t>
+                  </w:r>
+                </w:p>
+              </w:tc>
+              <w:tc>
+                <w:tcPr/>
+                <w:p>
+                  <w:pPr>
+                    <w:pStyle w:val="Compact"/>
+                    <w:jc w:val="right"/>
+                    <w:jc w:val="center"/>
+                  </w:pPr>
+                  <w:r>
+                    <w:t xml:space="preserve">16</w:t>
                   </w:r>
                 </w:p>
               </w:tc>
@@ -1267,6 +1175,19 @@
                     <w:jc w:val="center"/>
                   </w:pPr>
                   <w:r>
+                    <w:t xml:space="preserve">cellular communication</w:t>
+                  </w:r>
+                </w:p>
+              </w:tc>
+              <w:tc>
+                <w:tcPr/>
+                <w:p>
+                  <w:pPr>
+                    <w:pStyle w:val="Compact"/>
+                    <w:jc w:val="left"/>
+                    <w:jc w:val="center"/>
+                  </w:pPr>
+                  <w:r>
                     <w:t xml:space="preserve">Never/almost never, occasionally, almost always/always</w:t>
                   </w:r>
                 </w:p>
@@ -1293,46 +1214,20 @@
                     <w:jc w:val="center"/>
                   </w:pPr>
                   <w:r>
-                    <w:t xml:space="preserve">6, 12, 24, 48, 72, and 168 hours</w:t>
-                  </w:r>
-                </w:p>
-              </w:tc>
-              <w:tc>
-                <w:tcPr/>
-                <w:p>
-                  <w:pPr>
-                    <w:pStyle w:val="Compact"/>
-                    <w:jc w:val="right"/>
-                    <w:jc w:val="center"/>
-                  </w:pPr>
-                  <w:r>
-                    <w:t xml:space="preserve">36</w:t>
-                  </w:r>
-                </w:p>
-              </w:tc>
-              <w:tc>
-                <w:tcPr/>
-                <w:p>
-                  <w:pPr>
-                    <w:pStyle w:val="Compact"/>
-                    <w:jc w:val="left"/>
-                    <w:jc w:val="center"/>
-                  </w:pPr>
-                  <w:r>
-                    <w:t xml:space="preserve">Yes</w:t>
-                  </w:r>
-                </w:p>
-              </w:tc>
-              <w:tc>
-                <w:tcPr/>
-                <w:p>
-                  <w:pPr>
-                    <w:pStyle w:val="Compact"/>
-                    <w:jc w:val="left"/>
-                    <w:jc w:val="center"/>
-                  </w:pPr>
-                  <w:r>
-                    <w:t xml:space="preserve">No</w:t>
+                    <w:t xml:space="preserve">24 and 1 week</w:t>
+                  </w:r>
+                </w:p>
+              </w:tc>
+              <w:tc>
+                <w:tcPr/>
+                <w:p>
+                  <w:pPr>
+                    <w:pStyle w:val="Compact"/>
+                    <w:jc w:val="right"/>
+                    <w:jc w:val="center"/>
+                  </w:pPr>
+                  <w:r>
+                    <w:t xml:space="preserve">12</w:t>
                   </w:r>
                 </w:p>
               </w:tc>
@@ -1360,7 +1255,20 @@
                     <w:jc w:val="center"/>
                   </w:pPr>
                   <w:r>
-                    <w:t xml:space="preserve">Drinker, non-drinker, don’t know</w:t>
+                    <w:t xml:space="preserve">cellular communication</w:t>
+                  </w:r>
+                </w:p>
+              </w:tc>
+              <w:tc>
+                <w:tcPr/>
+                <w:p>
+                  <w:pPr>
+                    <w:pStyle w:val="Compact"/>
+                    <w:jc w:val="left"/>
+                    <w:jc w:val="center"/>
+                  </w:pPr>
+                  <w:r>
+                    <w:t xml:space="preserve">Drinker, non-drinker, don't know</w:t>
                   </w:r>
                 </w:p>
               </w:tc>
@@ -1386,46 +1294,20 @@
                     <w:jc w:val="center"/>
                   </w:pPr>
                   <w:r>
-                    <w:t xml:space="preserve">6, 12, 24, 48, 72, and 168 hours</w:t>
-                  </w:r>
-                </w:p>
-              </w:tc>
-              <w:tc>
-                <w:tcPr/>
-                <w:p>
-                  <w:pPr>
-                    <w:pStyle w:val="Compact"/>
-                    <w:jc w:val="right"/>
-                    <w:jc w:val="center"/>
-                  </w:pPr>
-                  <w:r>
-                    <w:t xml:space="preserve">36</w:t>
-                  </w:r>
-                </w:p>
-              </w:tc>
-              <w:tc>
-                <w:tcPr/>
-                <w:p>
-                  <w:pPr>
-                    <w:pStyle w:val="Compact"/>
-                    <w:jc w:val="left"/>
-                    <w:jc w:val="center"/>
-                  </w:pPr>
-                  <w:r>
-                    <w:t xml:space="preserve">Yes</w:t>
-                  </w:r>
-                </w:p>
-              </w:tc>
-              <w:tc>
-                <w:tcPr/>
-                <w:p>
-                  <w:pPr>
-                    <w:pStyle w:val="Compact"/>
-                    <w:jc w:val="left"/>
-                    <w:jc w:val="center"/>
-                  </w:pPr>
-                  <w:r>
-                    <w:t xml:space="preserve">No</w:t>
+                    <w:t xml:space="preserve">24 and 1 week</w:t>
+                  </w:r>
+                </w:p>
+              </w:tc>
+              <w:tc>
+                <w:tcPr/>
+                <w:p>
+                  <w:pPr>
+                    <w:pStyle w:val="Compact"/>
+                    <w:jc w:val="right"/>
+                    <w:jc w:val="center"/>
+                  </w:pPr>
+                  <w:r>
+                    <w:t xml:space="preserve">12</w:t>
                   </w:r>
                 </w:p>
               </w:tc>
@@ -1453,6 +1335,19 @@
                     <w:jc w:val="center"/>
                   </w:pPr>
                   <w:r>
+                    <w:t xml:space="preserve">cellular communication</w:t>
+                  </w:r>
+                </w:p>
+              </w:tc>
+              <w:tc>
+                <w:tcPr/>
+                <w:p>
+                  <w:pPr>
+                    <w:pStyle w:val="Compact"/>
+                    <w:jc w:val="left"/>
+                    <w:jc w:val="center"/>
+                  </w:pPr>
+                  <w:r>
                     <w:t xml:space="preserve">Yes, no, uncertain</w:t>
                   </w:r>
                 </w:p>
@@ -1479,46 +1374,20 @@
                     <w:jc w:val="center"/>
                   </w:pPr>
                   <w:r>
-                    <w:t xml:space="preserve">6, 12, 24, 48, 72, and 168 hours</w:t>
-                  </w:r>
-                </w:p>
-              </w:tc>
-              <w:tc>
-                <w:tcPr/>
-                <w:p>
-                  <w:pPr>
-                    <w:pStyle w:val="Compact"/>
-                    <w:jc w:val="right"/>
-                    <w:jc w:val="center"/>
-                  </w:pPr>
-                  <w:r>
-                    <w:t xml:space="preserve">36</w:t>
-                  </w:r>
-                </w:p>
-              </w:tc>
-              <w:tc>
-                <w:tcPr/>
-                <w:p>
-                  <w:pPr>
-                    <w:pStyle w:val="Compact"/>
-                    <w:jc w:val="left"/>
-                    <w:jc w:val="center"/>
-                  </w:pPr>
-                  <w:r>
-                    <w:t xml:space="preserve">Yes</w:t>
-                  </w:r>
-                </w:p>
-              </w:tc>
-              <w:tc>
-                <w:tcPr/>
-                <w:p>
-                  <w:pPr>
-                    <w:pStyle w:val="Compact"/>
-                    <w:jc w:val="left"/>
-                    <w:jc w:val="center"/>
-                  </w:pPr>
-                  <w:r>
-                    <w:t xml:space="preserve">No</w:t>
+                    <w:t xml:space="preserve">24 and 1 week</w:t>
+                  </w:r>
+                </w:p>
+              </w:tc>
+              <w:tc>
+                <w:tcPr/>
+                <w:p>
+                  <w:pPr>
+                    <w:pStyle w:val="Compact"/>
+                    <w:jc w:val="right"/>
+                    <w:jc w:val="center"/>
+                  </w:pPr>
+                  <w:r>
+                    <w:t xml:space="preserve">12</w:t>
                   </w:r>
                 </w:p>
               </w:tc>
@@ -1546,7 +1415,20 @@
                     <w:jc w:val="center"/>
                   </w:pPr>
                   <w:r>
-                    <w:t xml:space="preserve">Yes, no, don’t know</w:t>
+                    <w:t xml:space="preserve">cellular communication</w:t>
+                  </w:r>
+                </w:p>
+              </w:tc>
+              <w:tc>
+                <w:tcPr/>
+                <w:p>
+                  <w:pPr>
+                    <w:pStyle w:val="Compact"/>
+                    <w:jc w:val="left"/>
+                    <w:jc w:val="center"/>
+                  </w:pPr>
+                  <w:r>
+                    <w:t xml:space="preserve">Yes, no, don't know</w:t>
                   </w:r>
                 </w:p>
               </w:tc>
@@ -1572,46 +1454,20 @@
                     <w:jc w:val="center"/>
                   </w:pPr>
                   <w:r>
-                    <w:t xml:space="preserve">6, 12, 24, 48, 72, and 168 hours</w:t>
-                  </w:r>
-                </w:p>
-              </w:tc>
-              <w:tc>
-                <w:tcPr/>
-                <w:p>
-                  <w:pPr>
-                    <w:pStyle w:val="Compact"/>
-                    <w:jc w:val="right"/>
-                    <w:jc w:val="center"/>
-                  </w:pPr>
-                  <w:r>
-                    <w:t xml:space="preserve">36</w:t>
-                  </w:r>
-                </w:p>
-              </w:tc>
-              <w:tc>
-                <w:tcPr/>
-                <w:p>
-                  <w:pPr>
-                    <w:pStyle w:val="Compact"/>
-                    <w:jc w:val="left"/>
-                    <w:jc w:val="center"/>
-                  </w:pPr>
-                  <w:r>
-                    <w:t xml:space="preserve">Yes</w:t>
-                  </w:r>
-                </w:p>
-              </w:tc>
-              <w:tc>
-                <w:tcPr/>
-                <w:p>
-                  <w:pPr>
-                    <w:pStyle w:val="Compact"/>
-                    <w:jc w:val="left"/>
-                    <w:jc w:val="center"/>
-                  </w:pPr>
-                  <w:r>
-                    <w:t xml:space="preserve">No</w:t>
+                    <w:t xml:space="preserve">24 and 1 week</w:t>
+                  </w:r>
+                </w:p>
+              </w:tc>
+              <w:tc>
+                <w:tcPr/>
+                <w:p>
+                  <w:pPr>
+                    <w:pStyle w:val="Compact"/>
+                    <w:jc w:val="right"/>
+                    <w:jc w:val="center"/>
+                  </w:pPr>
+                  <w:r>
+                    <w:t xml:space="preserve">12</w:t>
                   </w:r>
                 </w:p>
               </w:tc>
@@ -1639,7 +1495,20 @@
                     <w:jc w:val="center"/>
                   </w:pPr>
                   <w:r>
-                    <w:t xml:space="preserve">Supportive, unsupportive, mixed, neutral, don’t know</w:t>
+                    <w:t xml:space="preserve">cellular communication</w:t>
+                  </w:r>
+                </w:p>
+              </w:tc>
+              <w:tc>
+                <w:tcPr/>
+                <w:p>
+                  <w:pPr>
+                    <w:pStyle w:val="Compact"/>
+                    <w:jc w:val="left"/>
+                    <w:jc w:val="center"/>
+                  </w:pPr>
+                  <w:r>
+                    <w:t xml:space="preserve">Supportive, unsupportive, mixed, neutral, don't know</w:t>
                   </w:r>
                 </w:p>
               </w:tc>
@@ -1665,46 +1534,20 @@
                     <w:jc w:val="center"/>
                   </w:pPr>
                   <w:r>
-                    <w:t xml:space="preserve">6, 12, 24, 48, 72, and 168 hours</w:t>
-                  </w:r>
-                </w:p>
-              </w:tc>
-              <w:tc>
-                <w:tcPr/>
-                <w:p>
-                  <w:pPr>
-                    <w:pStyle w:val="Compact"/>
-                    <w:jc w:val="right"/>
-                    <w:jc w:val="center"/>
-                  </w:pPr>
-                  <w:r>
-                    <w:t xml:space="preserve">60</w:t>
-                  </w:r>
-                </w:p>
-              </w:tc>
-              <w:tc>
-                <w:tcPr/>
-                <w:p>
-                  <w:pPr>
-                    <w:pStyle w:val="Compact"/>
-                    <w:jc w:val="left"/>
-                    <w:jc w:val="center"/>
-                  </w:pPr>
-                  <w:r>
-                    <w:t xml:space="preserve">Yes</w:t>
-                  </w:r>
-                </w:p>
-              </w:tc>
-              <w:tc>
-                <w:tcPr/>
-                <w:p>
-                  <w:pPr>
-                    <w:pStyle w:val="Compact"/>
-                    <w:jc w:val="left"/>
-                    <w:jc w:val="center"/>
-                  </w:pPr>
-                  <w:r>
-                    <w:t xml:space="preserve">No</w:t>
+                    <w:t xml:space="preserve">24 and 1 week</w:t>
+                  </w:r>
+                </w:p>
+              </w:tc>
+              <w:tc>
+                <w:tcPr/>
+                <w:p>
+                  <w:pPr>
+                    <w:pStyle w:val="Compact"/>
+                    <w:jc w:val="right"/>
+                    <w:jc w:val="center"/>
+                  </w:pPr>
+                  <w:r>
+                    <w:t xml:space="preserve">20</w:t>
                   </w:r>
                 </w:p>
               </w:tc>
@@ -1732,6 +1575,19 @@
                     <w:jc w:val="center"/>
                   </w:pPr>
                   <w:r>
+                    <w:t xml:space="preserve">cellular communication</w:t>
+                  </w:r>
+                </w:p>
+              </w:tc>
+              <w:tc>
+                <w:tcPr/>
+                <w:p>
+                  <w:pPr>
+                    <w:pStyle w:val="Compact"/>
+                    <w:jc w:val="left"/>
+                    <w:jc w:val="center"/>
+                  </w:pPr>
+                  <w:r>
                     <w:t xml:space="preserve">Pleasant, unpleasant, mixed, neutral</w:t>
                   </w:r>
                 </w:p>
@@ -1758,46 +1614,20 @@
                     <w:jc w:val="center"/>
                   </w:pPr>
                   <w:r>
-                    <w:t xml:space="preserve">6, 12, 24, 48, 72, and 168 hours</w:t>
-                  </w:r>
-                </w:p>
-              </w:tc>
-              <w:tc>
-                <w:tcPr/>
-                <w:p>
-                  <w:pPr>
-                    <w:pStyle w:val="Compact"/>
-                    <w:jc w:val="right"/>
-                    <w:jc w:val="center"/>
-                  </w:pPr>
-                  <w:r>
-                    <w:t xml:space="preserve">48</w:t>
-                  </w:r>
-                </w:p>
-              </w:tc>
-              <w:tc>
-                <w:tcPr/>
-                <w:p>
-                  <w:pPr>
-                    <w:pStyle w:val="Compact"/>
-                    <w:jc w:val="left"/>
-                    <w:jc w:val="center"/>
-                  </w:pPr>
-                  <w:r>
-                    <w:t xml:space="preserve">Yes</w:t>
-                  </w:r>
-                </w:p>
-              </w:tc>
-              <w:tc>
-                <w:tcPr/>
-                <w:p>
-                  <w:pPr>
-                    <w:pStyle w:val="Compact"/>
-                    <w:jc w:val="left"/>
-                    <w:jc w:val="center"/>
-                  </w:pPr>
-                  <w:r>
-                    <w:t xml:space="preserve">No</w:t>
+                    <w:t xml:space="preserve">24 and 1 week</w:t>
+                  </w:r>
+                </w:p>
+              </w:tc>
+              <w:tc>
+                <w:tcPr/>
+                <w:p>
+                  <w:pPr>
+                    <w:pStyle w:val="Compact"/>
+                    <w:jc w:val="right"/>
+                    <w:jc w:val="center"/>
+                  </w:pPr>
+                  <w:r>
+                    <w:t xml:space="preserve">16</w:t>
                   </w:r>
                 </w:p>
               </w:tc>
@@ -1812,20 +1642,33 @@
                     <w:jc w:val="center"/>
                   </w:pPr>
                   <w:r>
-                    <w:t xml:space="preserve">DSM-5 symptom count</w:t>
-                  </w:r>
-                </w:p>
-              </w:tc>
-              <w:tc>
-                <w:tcPr/>
-                <w:p>
-                  <w:pPr>
-                    <w:pStyle w:val="Compact"/>
-                    <w:jc w:val="left"/>
-                    <w:jc w:val="center"/>
-                  </w:pPr>
-                  <w:r>
-                    <w:t xml:space="preserve">Numeric (4-11)</w:t>
+                    <w:t xml:space="preserve">Age</w:t>
+                  </w:r>
+                </w:p>
+              </w:tc>
+              <w:tc>
+                <w:tcPr/>
+                <w:p>
+                  <w:pPr>
+                    <w:pStyle w:val="Compact"/>
+                    <w:jc w:val="left"/>
+                    <w:jc w:val="center"/>
+                  </w:pPr>
+                  <w:r>
+                    <w:t xml:space="preserve">demographics</w:t>
+                  </w:r>
+                </w:p>
+              </w:tc>
+              <w:tc>
+                <w:tcPr/>
+                <w:p>
+                  <w:pPr>
+                    <w:pStyle w:val="Compact"/>
+                    <w:jc w:val="left"/>
+                    <w:jc w:val="center"/>
+                  </w:pPr>
+                  <w:r>
+                    <w:t xml:space="preserve">Numeric (years)</w:t>
                   </w:r>
                 </w:p>
               </w:tc>
@@ -1855,32 +1698,6 @@
                   </w:pPr>
                   <w:r>
                     <w:t xml:space="preserve">1</w:t>
-                  </w:r>
-                </w:p>
-              </w:tc>
-              <w:tc>
-                <w:tcPr/>
-                <w:p>
-                  <w:pPr>
-                    <w:pStyle w:val="Compact"/>
-                    <w:jc w:val="left"/>
-                    <w:jc w:val="center"/>
-                  </w:pPr>
-                  <w:r>
-                    <w:t xml:space="preserve">Yes</w:t>
-                  </w:r>
-                </w:p>
-              </w:tc>
-              <w:tc>
-                <w:tcPr/>
-                <w:p>
-                  <w:pPr>
-                    <w:pStyle w:val="Compact"/>
-                    <w:jc w:val="left"/>
-                    <w:jc w:val="center"/>
-                  </w:pPr>
-                  <w:r>
-                    <w:t xml:space="preserve">Yes</w:t>
                   </w:r>
                 </w:p>
               </w:tc>
@@ -1895,75 +1712,67 @@
                     <w:jc w:val="center"/>
                   </w:pPr>
                   <w:r>
-                    <w:t xml:space="preserve">Past year alcohol problems</w:t>
-                  </w:r>
-                </w:p>
-              </w:tc>
-              <w:tc>
-                <w:tcPr/>
-                <w:p>
-                  <w:pPr>
-                    <w:pStyle w:val="Compact"/>
-                    <w:jc w:val="left"/>
-                    <w:jc w:val="center"/>
-                  </w:pPr>
-                  <w:r>
-                    <w:t xml:space="preserve">Numeric (0-27)</w:t>
-                  </w:r>
-                </w:p>
-              </w:tc>
-              <w:tc>
-                <w:tcPr/>
-                <w:p>
-                  <w:pPr>
-                    <w:pStyle w:val="Compact"/>
-                  </w:pPr>
-                </w:p>
-              </w:tc>
-              <w:tc>
-                <w:tcPr/>
-                <w:p>
-                  <w:pPr>
-                    <w:pStyle w:val="Compact"/>
-                  </w:pPr>
-                </w:p>
-              </w:tc>
-              <w:tc>
-                <w:tcPr/>
-                <w:p>
-                  <w:pPr>
-                    <w:pStyle w:val="Compact"/>
-                    <w:jc w:val="right"/>
-                    <w:jc w:val="center"/>
-                  </w:pPr>
-                  <w:r>
-                    <w:t xml:space="preserve">1</w:t>
-                  </w:r>
-                </w:p>
-              </w:tc>
-              <w:tc>
-                <w:tcPr/>
-                <w:p>
-                  <w:pPr>
-                    <w:pStyle w:val="Compact"/>
-                    <w:jc w:val="left"/>
-                    <w:jc w:val="center"/>
-                  </w:pPr>
-                  <w:r>
-                    <w:t xml:space="preserve">Yes</w:t>
-                  </w:r>
-                </w:p>
-              </w:tc>
-              <w:tc>
-                <w:tcPr/>
-                <w:p>
-                  <w:pPr>
-                    <w:pStyle w:val="Compact"/>
-                    <w:jc w:val="left"/>
-                    <w:jc w:val="center"/>
-                  </w:pPr>
-                  <w:r>
-                    <w:t xml:space="preserve">Yes</w:t>
+                    <w:t xml:space="preserve">Sex at birth</w:t>
+                  </w:r>
+                </w:p>
+              </w:tc>
+              <w:tc>
+                <w:tcPr/>
+                <w:p>
+                  <w:pPr>
+                    <w:pStyle w:val="Compact"/>
+                    <w:jc w:val="left"/>
+                    <w:jc w:val="center"/>
+                  </w:pPr>
+                  <w:r>
+                    <w:t xml:space="preserve">demographics</w:t>
+                  </w:r>
+                </w:p>
+              </w:tc>
+              <w:tc>
+                <w:tcPr/>
+                <w:p>
+                  <w:pPr>
+                    <w:pStyle w:val="Compact"/>
+                    <w:jc w:val="left"/>
+                    <w:jc w:val="center"/>
+                  </w:pPr>
+                  <w:r>
+                    <w:t xml:space="preserve">Male, female</w:t>
+                  </w:r>
+                </w:p>
+              </w:tc>
+              <w:tc>
+                <w:tcPr/>
+                <w:p>
+                  <w:pPr>
+                    <w:pStyle w:val="Compact"/>
+                    <w:jc w:val="left"/>
+                    <w:jc w:val="center"/>
+                  </w:pPr>
+                  <w:r>
+                    <w:t xml:space="preserve">One-hot coded</w:t>
+                  </w:r>
+                </w:p>
+              </w:tc>
+              <w:tc>
+                <w:tcPr/>
+                <w:p>
+                  <w:pPr>
+                    <w:pStyle w:val="Compact"/>
+                  </w:pPr>
+                </w:p>
+              </w:tc>
+              <w:tc>
+                <w:tcPr/>
+                <w:p>
+                  <w:pPr>
+                    <w:pStyle w:val="Compact"/>
+                    <w:jc w:val="right"/>
+                    <w:jc w:val="center"/>
+                  </w:pPr>
+                  <w:r>
+                    <w:t xml:space="preserve">2</w:t>
                   </w:r>
                 </w:p>
               </w:tc>
@@ -1978,75 +1787,67 @@
                     <w:jc w:val="center"/>
                   </w:pPr>
                   <w:r>
-                    <w:t xml:space="preserve">Craving</w:t>
-                  </w:r>
-                </w:p>
-              </w:tc>
-              <w:tc>
-                <w:tcPr/>
-                <w:p>
-                  <w:pPr>
-                    <w:pStyle w:val="Compact"/>
-                    <w:jc w:val="left"/>
-                    <w:jc w:val="center"/>
-                  </w:pPr>
-                  <w:r>
-                    <w:t xml:space="preserve">Numeric (0-30)</w:t>
-                  </w:r>
-                </w:p>
-              </w:tc>
-              <w:tc>
-                <w:tcPr/>
-                <w:p>
-                  <w:pPr>
-                    <w:pStyle w:val="Compact"/>
-                  </w:pPr>
-                </w:p>
-              </w:tc>
-              <w:tc>
-                <w:tcPr/>
-                <w:p>
-                  <w:pPr>
-                    <w:pStyle w:val="Compact"/>
-                  </w:pPr>
-                </w:p>
-              </w:tc>
-              <w:tc>
-                <w:tcPr/>
-                <w:p>
-                  <w:pPr>
-                    <w:pStyle w:val="Compact"/>
-                    <w:jc w:val="right"/>
-                    <w:jc w:val="center"/>
-                  </w:pPr>
-                  <w:r>
-                    <w:t xml:space="preserve">1</w:t>
-                  </w:r>
-                </w:p>
-              </w:tc>
-              <w:tc>
-                <w:tcPr/>
-                <w:p>
-                  <w:pPr>
-                    <w:pStyle w:val="Compact"/>
-                    <w:jc w:val="left"/>
-                    <w:jc w:val="center"/>
-                  </w:pPr>
-                  <w:r>
-                    <w:t xml:space="preserve">Yes</w:t>
-                  </w:r>
-                </w:p>
-              </w:tc>
-              <w:tc>
-                <w:tcPr/>
-                <w:p>
-                  <w:pPr>
-                    <w:pStyle w:val="Compact"/>
-                    <w:jc w:val="left"/>
-                    <w:jc w:val="center"/>
-                  </w:pPr>
-                  <w:r>
-                    <w:t xml:space="preserve">Yes</w:t>
+                    <w:t xml:space="preserve">Race</w:t>
+                  </w:r>
+                </w:p>
+              </w:tc>
+              <w:tc>
+                <w:tcPr/>
+                <w:p>
+                  <w:pPr>
+                    <w:pStyle w:val="Compact"/>
+                    <w:jc w:val="left"/>
+                    <w:jc w:val="center"/>
+                  </w:pPr>
+                  <w:r>
+                    <w:t xml:space="preserve">demographics</w:t>
+                  </w:r>
+                </w:p>
+              </w:tc>
+              <w:tc>
+                <w:tcPr/>
+                <w:p>
+                  <w:pPr>
+                    <w:pStyle w:val="Compact"/>
+                    <w:jc w:val="left"/>
+                    <w:jc w:val="center"/>
+                  </w:pPr>
+                  <w:r>
+                    <w:t xml:space="preserve">Non-Hispanic White, non-White and/or Hispanic</w:t>
+                  </w:r>
+                </w:p>
+              </w:tc>
+              <w:tc>
+                <w:tcPr/>
+                <w:p>
+                  <w:pPr>
+                    <w:pStyle w:val="Compact"/>
+                    <w:jc w:val="left"/>
+                    <w:jc w:val="center"/>
+                  </w:pPr>
+                  <w:r>
+                    <w:t xml:space="preserve">One-hot coded</w:t>
+                  </w:r>
+                </w:p>
+              </w:tc>
+              <w:tc>
+                <w:tcPr/>
+                <w:p>
+                  <w:pPr>
+                    <w:pStyle w:val="Compact"/>
+                  </w:pPr>
+                </w:p>
+              </w:tc>
+              <w:tc>
+                <w:tcPr/>
+                <w:p>
+                  <w:pPr>
+                    <w:pStyle w:val="Compact"/>
+                    <w:jc w:val="right"/>
+                    <w:jc w:val="center"/>
+                  </w:pPr>
+                  <w:r>
+                    <w:t xml:space="preserve">2</w:t>
                   </w:r>
                 </w:p>
               </w:tc>
@@ -2061,75 +1862,67 @@
                     <w:jc w:val="center"/>
                   </w:pPr>
                   <w:r>
-                    <w:t xml:space="preserve">Abstinence self-efficacy: Negative affect, social, physical, and craving subscales</w:t>
-                  </w:r>
-                </w:p>
-              </w:tc>
-              <w:tc>
-                <w:tcPr/>
-                <w:p>
-                  <w:pPr>
-                    <w:pStyle w:val="Compact"/>
-                    <w:jc w:val="left"/>
-                    <w:jc w:val="center"/>
-                  </w:pPr>
-                  <w:r>
-                    <w:t xml:space="preserve">Numeric (0-20)</w:t>
-                  </w:r>
-                </w:p>
-              </w:tc>
-              <w:tc>
-                <w:tcPr/>
-                <w:p>
-                  <w:pPr>
-                    <w:pStyle w:val="Compact"/>
-                  </w:pPr>
-                </w:p>
-              </w:tc>
-              <w:tc>
-                <w:tcPr/>
-                <w:p>
-                  <w:pPr>
-                    <w:pStyle w:val="Compact"/>
-                  </w:pPr>
-                </w:p>
-              </w:tc>
-              <w:tc>
-                <w:tcPr/>
-                <w:p>
-                  <w:pPr>
-                    <w:pStyle w:val="Compact"/>
-                    <w:jc w:val="right"/>
-                    <w:jc w:val="center"/>
-                  </w:pPr>
-                  <w:r>
-                    <w:t xml:space="preserve">4</w:t>
-                  </w:r>
-                </w:p>
-              </w:tc>
-              <w:tc>
-                <w:tcPr/>
-                <w:p>
-                  <w:pPr>
-                    <w:pStyle w:val="Compact"/>
-                    <w:jc w:val="left"/>
-                    <w:jc w:val="center"/>
-                  </w:pPr>
-                  <w:r>
-                    <w:t xml:space="preserve">Yes</w:t>
-                  </w:r>
-                </w:p>
-              </w:tc>
-              <w:tc>
-                <w:tcPr/>
-                <w:p>
-                  <w:pPr>
-                    <w:pStyle w:val="Compact"/>
-                    <w:jc w:val="left"/>
-                    <w:jc w:val="center"/>
-                  </w:pPr>
-                  <w:r>
-                    <w:t xml:space="preserve">Yes</w:t>
+                    <w:t xml:space="preserve">Education</w:t>
+                  </w:r>
+                </w:p>
+              </w:tc>
+              <w:tc>
+                <w:tcPr/>
+                <w:p>
+                  <w:pPr>
+                    <w:pStyle w:val="Compact"/>
+                    <w:jc w:val="left"/>
+                    <w:jc w:val="center"/>
+                  </w:pPr>
+                  <w:r>
+                    <w:t xml:space="preserve">demographics</w:t>
+                  </w:r>
+                </w:p>
+              </w:tc>
+              <w:tc>
+                <w:tcPr/>
+                <w:p>
+                  <w:pPr>
+                    <w:pStyle w:val="Compact"/>
+                    <w:jc w:val="left"/>
+                    <w:jc w:val="center"/>
+                  </w:pPr>
+                  <w:r>
+                    <w:t xml:space="preserve">High school or less, some college, college degree</w:t>
+                  </w:r>
+                </w:p>
+              </w:tc>
+              <w:tc>
+                <w:tcPr/>
+                <w:p>
+                  <w:pPr>
+                    <w:pStyle w:val="Compact"/>
+                    <w:jc w:val="left"/>
+                    <w:jc w:val="center"/>
+                  </w:pPr>
+                  <w:r>
+                    <w:t xml:space="preserve">One-hot coded</w:t>
+                  </w:r>
+                </w:p>
+              </w:tc>
+              <w:tc>
+                <w:tcPr/>
+                <w:p>
+                  <w:pPr>
+                    <w:pStyle w:val="Compact"/>
+                  </w:pPr>
+                </w:p>
+              </w:tc>
+              <w:tc>
+                <w:tcPr/>
+                <w:p>
+                  <w:pPr>
+                    <w:pStyle w:val="Compact"/>
+                    <w:jc w:val="right"/>
+                    <w:jc w:val="center"/>
+                  </w:pPr>
+                  <w:r>
+                    <w:t xml:space="preserve">3</w:t>
                   </w:r>
                 </w:p>
               </w:tc>
@@ -2144,20 +1937,33 @@
                     <w:jc w:val="center"/>
                   </w:pPr>
                   <w:r>
-                    <w:t xml:space="preserve">Number of individual alcohol counseling sessions attended (past 30 days)</w:t>
-                  </w:r>
-                </w:p>
-              </w:tc>
-              <w:tc>
-                <w:tcPr/>
-                <w:p>
-                  <w:pPr>
-                    <w:pStyle w:val="Compact"/>
-                    <w:jc w:val="left"/>
-                    <w:jc w:val="center"/>
-                  </w:pPr>
-                  <w:r>
-                    <w:t xml:space="preserve">Numeric</w:t>
+                    <w:t xml:space="preserve">Income</w:t>
+                  </w:r>
+                </w:p>
+              </w:tc>
+              <w:tc>
+                <w:tcPr/>
+                <w:p>
+                  <w:pPr>
+                    <w:pStyle w:val="Compact"/>
+                    <w:jc w:val="left"/>
+                    <w:jc w:val="center"/>
+                  </w:pPr>
+                  <w:r>
+                    <w:t xml:space="preserve">demographics</w:t>
+                  </w:r>
+                </w:p>
+              </w:tc>
+              <w:tc>
+                <w:tcPr/>
+                <w:p>
+                  <w:pPr>
+                    <w:pStyle w:val="Compact"/>
+                    <w:jc w:val="left"/>
+                    <w:jc w:val="center"/>
+                  </w:pPr>
+                  <w:r>
+                    <w:t xml:space="preserve">Numeric (dollars)</w:t>
                   </w:r>
                 </w:p>
               </w:tc>
@@ -2187,32 +1993,6 @@
                   </w:pPr>
                   <w:r>
                     <w:t xml:space="preserve">1</w:t>
-                  </w:r>
-                </w:p>
-              </w:tc>
-              <w:tc>
-                <w:tcPr/>
-                <w:p>
-                  <w:pPr>
-                    <w:pStyle w:val="Compact"/>
-                    <w:jc w:val="left"/>
-                    <w:jc w:val="center"/>
-                  </w:pPr>
-                  <w:r>
-                    <w:t xml:space="preserve">Yes</w:t>
-                  </w:r>
-                </w:p>
-              </w:tc>
-              <w:tc>
-                <w:tcPr/>
-                <w:p>
-                  <w:pPr>
-                    <w:pStyle w:val="Compact"/>
-                    <w:jc w:val="left"/>
-                    <w:jc w:val="center"/>
-                  </w:pPr>
-                  <w:r>
-                    <w:t xml:space="preserve">Yes</w:t>
                   </w:r>
                 </w:p>
               </w:tc>
@@ -2227,75 +2007,67 @@
                     <w:jc w:val="center"/>
                   </w:pPr>
                   <w:r>
-                    <w:t xml:space="preserve">Number of group alcohol counseling sessions attended (past 30 days)</w:t>
-                  </w:r>
-                </w:p>
-              </w:tc>
-              <w:tc>
-                <w:tcPr/>
-                <w:p>
-                  <w:pPr>
-                    <w:pStyle w:val="Compact"/>
-                    <w:jc w:val="left"/>
-                    <w:jc w:val="center"/>
-                  </w:pPr>
-                  <w:r>
-                    <w:t xml:space="preserve">Numeric</w:t>
-                  </w:r>
-                </w:p>
-              </w:tc>
-              <w:tc>
-                <w:tcPr/>
-                <w:p>
-                  <w:pPr>
-                    <w:pStyle w:val="Compact"/>
-                  </w:pPr>
-                </w:p>
-              </w:tc>
-              <w:tc>
-                <w:tcPr/>
-                <w:p>
-                  <w:pPr>
-                    <w:pStyle w:val="Compact"/>
-                  </w:pPr>
-                </w:p>
-              </w:tc>
-              <w:tc>
-                <w:tcPr/>
-                <w:p>
-                  <w:pPr>
-                    <w:pStyle w:val="Compact"/>
-                    <w:jc w:val="right"/>
-                    <w:jc w:val="center"/>
-                  </w:pPr>
-                  <w:r>
-                    <w:t xml:space="preserve">1</w:t>
-                  </w:r>
-                </w:p>
-              </w:tc>
-              <w:tc>
-                <w:tcPr/>
-                <w:p>
-                  <w:pPr>
-                    <w:pStyle w:val="Compact"/>
-                    <w:jc w:val="left"/>
-                    <w:jc w:val="center"/>
-                  </w:pPr>
-                  <w:r>
-                    <w:t xml:space="preserve">Yes</w:t>
-                  </w:r>
-                </w:p>
-              </w:tc>
-              <w:tc>
-                <w:tcPr/>
-                <w:p>
-                  <w:pPr>
-                    <w:pStyle w:val="Compact"/>
-                    <w:jc w:val="left"/>
-                    <w:jc w:val="center"/>
-                  </w:pPr>
-                  <w:r>
-                    <w:t xml:space="preserve">Yes</w:t>
+                    <w:t xml:space="preserve">Marital Status</w:t>
+                  </w:r>
+                </w:p>
+              </w:tc>
+              <w:tc>
+                <w:tcPr/>
+                <w:p>
+                  <w:pPr>
+                    <w:pStyle w:val="Compact"/>
+                    <w:jc w:val="left"/>
+                    <w:jc w:val="center"/>
+                  </w:pPr>
+                  <w:r>
+                    <w:t xml:space="preserve">demographics</w:t>
+                  </w:r>
+                </w:p>
+              </w:tc>
+              <w:tc>
+                <w:tcPr/>
+                <w:p>
+                  <w:pPr>
+                    <w:pStyle w:val="Compact"/>
+                    <w:jc w:val="left"/>
+                    <w:jc w:val="center"/>
+                  </w:pPr>
+                  <w:r>
+                    <w:t xml:space="preserve">Married, not married, other</w:t>
+                  </w:r>
+                </w:p>
+              </w:tc>
+              <w:tc>
+                <w:tcPr/>
+                <w:p>
+                  <w:pPr>
+                    <w:pStyle w:val="Compact"/>
+                    <w:jc w:val="left"/>
+                    <w:jc w:val="center"/>
+                  </w:pPr>
+                  <w:r>
+                    <w:t xml:space="preserve">One-hot coded</w:t>
+                  </w:r>
+                </w:p>
+              </w:tc>
+              <w:tc>
+                <w:tcPr/>
+                <w:p>
+                  <w:pPr>
+                    <w:pStyle w:val="Compact"/>
+                  </w:pPr>
+                </w:p>
+              </w:tc>
+              <w:tc>
+                <w:tcPr/>
+                <w:p>
+                  <w:pPr>
+                    <w:pStyle w:val="Compact"/>
+                    <w:jc w:val="right"/>
+                    <w:jc w:val="center"/>
+                  </w:pPr>
+                  <w:r>
+                    <w:t xml:space="preserve">3</w:t>
                   </w:r>
                 </w:p>
               </w:tc>
@@ -2310,20 +2082,33 @@
                     <w:jc w:val="center"/>
                   </w:pPr>
                   <w:r>
-                    <w:t xml:space="preserve">Number of self-help group meetings attended (past 30 days)</w:t>
-                  </w:r>
-                </w:p>
-              </w:tc>
-              <w:tc>
-                <w:tcPr/>
-                <w:p>
-                  <w:pPr>
-                    <w:pStyle w:val="Compact"/>
-                    <w:jc w:val="left"/>
-                    <w:jc w:val="center"/>
-                  </w:pPr>
-                  <w:r>
-                    <w:t xml:space="preserve">Numeric</w:t>
+                    <w:t xml:space="preserve">DSM-5 symptom count</w:t>
+                  </w:r>
+                </w:p>
+              </w:tc>
+              <w:tc>
+                <w:tcPr/>
+                <w:p>
+                  <w:pPr>
+                    <w:pStyle w:val="Compact"/>
+                    <w:jc w:val="left"/>
+                    <w:jc w:val="center"/>
+                  </w:pPr>
+                  <w:r>
+                    <w:t xml:space="preserve">alcohol use</w:t>
+                  </w:r>
+                </w:p>
+              </w:tc>
+              <w:tc>
+                <w:tcPr/>
+                <w:p>
+                  <w:pPr>
+                    <w:pStyle w:val="Compact"/>
+                    <w:jc w:val="left"/>
+                    <w:jc w:val="center"/>
+                  </w:pPr>
+                  <w:r>
+                    <w:t xml:space="preserve">Numeric (4-11)</w:t>
                   </w:r>
                 </w:p>
               </w:tc>
@@ -2353,32 +2138,6 @@
                   </w:pPr>
                   <w:r>
                     <w:t xml:space="preserve">1</w:t>
-                  </w:r>
-                </w:p>
-              </w:tc>
-              <w:tc>
-                <w:tcPr/>
-                <w:p>
-                  <w:pPr>
-                    <w:pStyle w:val="Compact"/>
-                    <w:jc w:val="left"/>
-                    <w:jc w:val="center"/>
-                  </w:pPr>
-                  <w:r>
-                    <w:t xml:space="preserve">Yes</w:t>
-                  </w:r>
-                </w:p>
-              </w:tc>
-              <w:tc>
-                <w:tcPr/>
-                <w:p>
-                  <w:pPr>
-                    <w:pStyle w:val="Compact"/>
-                    <w:jc w:val="left"/>
-                    <w:jc w:val="center"/>
-                  </w:pPr>
-                  <w:r>
-                    <w:t xml:space="preserve">Yes</w:t>
                   </w:r>
                 </w:p>
               </w:tc>
@@ -2393,20 +2152,33 @@
                     <w:jc w:val="center"/>
                   </w:pPr>
                   <w:r>
-                    <w:t xml:space="preserve">Number of other mental health counseling sessions attended (past 30 days)</w:t>
-                  </w:r>
-                </w:p>
-              </w:tc>
-              <w:tc>
-                <w:tcPr/>
-                <w:p>
-                  <w:pPr>
-                    <w:pStyle w:val="Compact"/>
-                    <w:jc w:val="left"/>
-                    <w:jc w:val="center"/>
-                  </w:pPr>
-                  <w:r>
-                    <w:t xml:space="preserve">Numeric</w:t>
+                    <w:t xml:space="preserve">Craving</w:t>
+                  </w:r>
+                </w:p>
+              </w:tc>
+              <w:tc>
+                <w:tcPr/>
+                <w:p>
+                  <w:pPr>
+                    <w:pStyle w:val="Compact"/>
+                    <w:jc w:val="left"/>
+                    <w:jc w:val="center"/>
+                  </w:pPr>
+                  <w:r>
+                    <w:t xml:space="preserve">alcohol use</w:t>
+                  </w:r>
+                </w:p>
+              </w:tc>
+              <w:tc>
+                <w:tcPr/>
+                <w:p>
+                  <w:pPr>
+                    <w:pStyle w:val="Compact"/>
+                    <w:jc w:val="left"/>
+                    <w:jc w:val="center"/>
+                  </w:pPr>
+                  <w:r>
+                    <w:t xml:space="preserve">Numeric (0-30)</w:t>
                   </w:r>
                 </w:p>
               </w:tc>
@@ -2436,32 +2208,6 @@
                   </w:pPr>
                   <w:r>
                     <w:t xml:space="preserve">1</w:t>
-                  </w:r>
-                </w:p>
-              </w:tc>
-              <w:tc>
-                <w:tcPr/>
-                <w:p>
-                  <w:pPr>
-                    <w:pStyle w:val="Compact"/>
-                    <w:jc w:val="left"/>
-                    <w:jc w:val="center"/>
-                  </w:pPr>
-                  <w:r>
-                    <w:t xml:space="preserve">Yes</w:t>
-                  </w:r>
-                </w:p>
-              </w:tc>
-              <w:tc>
-                <w:tcPr/>
-                <w:p>
-                  <w:pPr>
-                    <w:pStyle w:val="Compact"/>
-                    <w:jc w:val="left"/>
-                    <w:jc w:val="center"/>
-                  </w:pPr>
-                  <w:r>
-                    <w:t xml:space="preserve">Yes</w:t>
                   </w:r>
                 </w:p>
               </w:tc>
@@ -2476,75 +2222,62 @@
                     <w:jc w:val="center"/>
                   </w:pPr>
                   <w:r>
-                    <w:t xml:space="preserve">Number of days in contact with supportive people (past 30 days)</w:t>
-                  </w:r>
-                </w:p>
-              </w:tc>
-              <w:tc>
-                <w:tcPr/>
-                <w:p>
-                  <w:pPr>
-                    <w:pStyle w:val="Compact"/>
-                    <w:jc w:val="left"/>
-                    <w:jc w:val="center"/>
-                  </w:pPr>
-                  <w:r>
-                    <w:t xml:space="preserve">Numeric</w:t>
-                  </w:r>
-                </w:p>
-              </w:tc>
-              <w:tc>
-                <w:tcPr/>
-                <w:p>
-                  <w:pPr>
-                    <w:pStyle w:val="Compact"/>
-                  </w:pPr>
-                </w:p>
-              </w:tc>
-              <w:tc>
-                <w:tcPr/>
-                <w:p>
-                  <w:pPr>
-                    <w:pStyle w:val="Compact"/>
-                  </w:pPr>
-                </w:p>
-              </w:tc>
-              <w:tc>
-                <w:tcPr/>
-                <w:p>
-                  <w:pPr>
-                    <w:pStyle w:val="Compact"/>
-                    <w:jc w:val="right"/>
-                    <w:jc w:val="center"/>
-                  </w:pPr>
-                  <w:r>
-                    <w:t xml:space="preserve">1</w:t>
-                  </w:r>
-                </w:p>
-              </w:tc>
-              <w:tc>
-                <w:tcPr/>
-                <w:p>
-                  <w:pPr>
-                    <w:pStyle w:val="Compact"/>
-                    <w:jc w:val="left"/>
-                    <w:jc w:val="center"/>
-                  </w:pPr>
-                  <w:r>
-                    <w:t xml:space="preserve">Yes</w:t>
-                  </w:r>
-                </w:p>
-              </w:tc>
-              <w:tc>
-                <w:tcPr/>
-                <w:p>
-                  <w:pPr>
-                    <w:pStyle w:val="Compact"/>
-                    <w:jc w:val="left"/>
-                    <w:jc w:val="center"/>
-                  </w:pPr>
-                  <w:r>
-                    <w:t xml:space="preserve">Yes</w:t>
+                    <w:t xml:space="preserve">Abstinence self-efficacy: Negative affect, social, physical, and craving subscales</w:t>
+                  </w:r>
+                </w:p>
+              </w:tc>
+              <w:tc>
+                <w:tcPr/>
+                <w:p>
+                  <w:pPr>
+                    <w:pStyle w:val="Compact"/>
+                    <w:jc w:val="left"/>
+                    <w:jc w:val="center"/>
+                  </w:pPr>
+                  <w:r>
+                    <w:t xml:space="preserve">alcohol use</w:t>
+                  </w:r>
+                </w:p>
+              </w:tc>
+              <w:tc>
+                <w:tcPr/>
+                <w:p>
+                  <w:pPr>
+                    <w:pStyle w:val="Compact"/>
+                    <w:jc w:val="left"/>
+                    <w:jc w:val="center"/>
+                  </w:pPr>
+                  <w:r>
+                    <w:t xml:space="preserve">Numeric (0-20)</w:t>
+                  </w:r>
+                </w:p>
+              </w:tc>
+              <w:tc>
+                <w:tcPr/>
+                <w:p>
+                  <w:pPr>
+                    <w:pStyle w:val="Compact"/>
+                  </w:pPr>
+                </w:p>
+              </w:tc>
+              <w:tc>
+                <w:tcPr/>
+                <w:p>
+                  <w:pPr>
+                    <w:pStyle w:val="Compact"/>
+                  </w:pPr>
+                </w:p>
+              </w:tc>
+              <w:tc>
+                <w:tcPr/>
+                <w:p>
+                  <w:pPr>
+                    <w:pStyle w:val="Compact"/>
+                    <w:jc w:val="right"/>
+                    <w:jc w:val="center"/>
+                  </w:pPr>
+                  <w:r>
+                    <w:t xml:space="preserve">4</w:t>
                   </w:r>
                 </w:p>
               </w:tc>
@@ -2559,7 +2292,20 @@
                     <w:jc w:val="center"/>
                   </w:pPr>
                   <w:r>
-                    <w:t xml:space="preserve">Number of days in contact with unsupportive people (past 30 days)</w:t>
+                    <w:t xml:space="preserve">Number of individual alcohol counseling sessions attended (past 30 days)</w:t>
+                  </w:r>
+                </w:p>
+              </w:tc>
+              <w:tc>
+                <w:tcPr/>
+                <w:p>
+                  <w:pPr>
+                    <w:pStyle w:val="Compact"/>
+                    <w:jc w:val="left"/>
+                    <w:jc w:val="center"/>
+                  </w:pPr>
+                  <w:r>
+                    <w:t xml:space="preserve">alcohol use</w:t>
                   </w:r>
                 </w:p>
               </w:tc>
@@ -2602,32 +2348,6 @@
                   </w:pPr>
                   <w:r>
                     <w:t xml:space="preserve">1</w:t>
-                  </w:r>
-                </w:p>
-              </w:tc>
-              <w:tc>
-                <w:tcPr/>
-                <w:p>
-                  <w:pPr>
-                    <w:pStyle w:val="Compact"/>
-                    <w:jc w:val="left"/>
-                    <w:jc w:val="center"/>
-                  </w:pPr>
-                  <w:r>
-                    <w:t xml:space="preserve">Yes</w:t>
-                  </w:r>
-                </w:p>
-              </w:tc>
-              <w:tc>
-                <w:tcPr/>
-                <w:p>
-                  <w:pPr>
-                    <w:pStyle w:val="Compact"/>
-                    <w:jc w:val="left"/>
-                    <w:jc w:val="center"/>
-                  </w:pPr>
-                  <w:r>
-                    <w:t xml:space="preserve">Yes</w:t>
                   </w:r>
                 </w:p>
               </w:tc>
@@ -2642,34 +2362,42 @@
                     <w:jc w:val="center"/>
                   </w:pPr>
                   <w:r>
-                    <w:t xml:space="preserve">Taken prescribed medication for alcohol use disorder (past 30 days)</w:t>
-                  </w:r>
-                </w:p>
-              </w:tc>
-              <w:tc>
-                <w:tcPr/>
-                <w:p>
-                  <w:pPr>
-                    <w:pStyle w:val="Compact"/>
-                    <w:jc w:val="left"/>
-                    <w:jc w:val="center"/>
-                  </w:pPr>
-                  <w:r>
-                    <w:t xml:space="preserve">Yes, no</w:t>
-                  </w:r>
-                </w:p>
-              </w:tc>
-              <w:tc>
-                <w:tcPr/>
-                <w:p>
-                  <w:pPr>
-                    <w:pStyle w:val="Compact"/>
-                    <w:jc w:val="left"/>
-                    <w:jc w:val="center"/>
-                  </w:pPr>
-                  <w:r>
-                    <w:t xml:space="preserve">Dummy coded</w:t>
-                  </w:r>
+                    <w:t xml:space="preserve">Number of group alcohol counseling sessions attended (past 30 days)</w:t>
+                  </w:r>
+                </w:p>
+              </w:tc>
+              <w:tc>
+                <w:tcPr/>
+                <w:p>
+                  <w:pPr>
+                    <w:pStyle w:val="Compact"/>
+                    <w:jc w:val="left"/>
+                    <w:jc w:val="center"/>
+                  </w:pPr>
+                  <w:r>
+                    <w:t xml:space="preserve">alcohol use</w:t>
+                  </w:r>
+                </w:p>
+              </w:tc>
+              <w:tc>
+                <w:tcPr/>
+                <w:p>
+                  <w:pPr>
+                    <w:pStyle w:val="Compact"/>
+                    <w:jc w:val="left"/>
+                    <w:jc w:val="center"/>
+                  </w:pPr>
+                  <w:r>
+                    <w:t xml:space="preserve">Numeric</w:t>
+                  </w:r>
+                </w:p>
+              </w:tc>
+              <w:tc>
+                <w:tcPr/>
+                <w:p>
+                  <w:pPr>
+                    <w:pStyle w:val="Compact"/>
+                  </w:pPr>
                 </w:p>
               </w:tc>
               <w:tc>
@@ -2690,32 +2418,6 @@
                   </w:pPr>
                   <w:r>
                     <w:t xml:space="preserve">1</w:t>
-                  </w:r>
-                </w:p>
-              </w:tc>
-              <w:tc>
-                <w:tcPr/>
-                <w:p>
-                  <w:pPr>
-                    <w:pStyle w:val="Compact"/>
-                    <w:jc w:val="left"/>
-                    <w:jc w:val="center"/>
-                  </w:pPr>
-                  <w:r>
-                    <w:t xml:space="preserve">Yes</w:t>
-                  </w:r>
-                </w:p>
-              </w:tc>
-              <w:tc>
-                <w:tcPr/>
-                <w:p>
-                  <w:pPr>
-                    <w:pStyle w:val="Compact"/>
-                    <w:jc w:val="left"/>
-                    <w:jc w:val="center"/>
-                  </w:pPr>
-                  <w:r>
-                    <w:t xml:space="preserve">Yes</w:t>
                   </w:r>
                 </w:p>
               </w:tc>
@@ -2730,34 +2432,42 @@
                     <w:jc w:val="center"/>
                   </w:pPr>
                   <w:r>
-                    <w:t xml:space="preserve">Taken prescribed medication for other mental health disorder (past 30 days)</w:t>
-                  </w:r>
-                </w:p>
-              </w:tc>
-              <w:tc>
-                <w:tcPr/>
-                <w:p>
-                  <w:pPr>
-                    <w:pStyle w:val="Compact"/>
-                    <w:jc w:val="left"/>
-                    <w:jc w:val="center"/>
-                  </w:pPr>
-                  <w:r>
-                    <w:t xml:space="preserve">Yes, no</w:t>
-                  </w:r>
-                </w:p>
-              </w:tc>
-              <w:tc>
-                <w:tcPr/>
-                <w:p>
-                  <w:pPr>
-                    <w:pStyle w:val="Compact"/>
-                    <w:jc w:val="left"/>
-                    <w:jc w:val="center"/>
-                  </w:pPr>
-                  <w:r>
-                    <w:t xml:space="preserve">Dummy coded</w:t>
-                  </w:r>
+                    <w:t xml:space="preserve">Number of self-help group meetings attended (past 30 days)</w:t>
+                  </w:r>
+                </w:p>
+              </w:tc>
+              <w:tc>
+                <w:tcPr/>
+                <w:p>
+                  <w:pPr>
+                    <w:pStyle w:val="Compact"/>
+                    <w:jc w:val="left"/>
+                    <w:jc w:val="center"/>
+                  </w:pPr>
+                  <w:r>
+                    <w:t xml:space="preserve">alcohol use</w:t>
+                  </w:r>
+                </w:p>
+              </w:tc>
+              <w:tc>
+                <w:tcPr/>
+                <w:p>
+                  <w:pPr>
+                    <w:pStyle w:val="Compact"/>
+                    <w:jc w:val="left"/>
+                    <w:jc w:val="center"/>
+                  </w:pPr>
+                  <w:r>
+                    <w:t xml:space="preserve">Numeric</w:t>
+                  </w:r>
+                </w:p>
+              </w:tc>
+              <w:tc>
+                <w:tcPr/>
+                <w:p>
+                  <w:pPr>
+                    <w:pStyle w:val="Compact"/>
+                  </w:pPr>
                 </w:p>
               </w:tc>
               <w:tc>
@@ -2778,32 +2488,6 @@
                   </w:pPr>
                   <w:r>
                     <w:t xml:space="preserve">1</w:t>
-                  </w:r>
-                </w:p>
-              </w:tc>
-              <w:tc>
-                <w:tcPr/>
-                <w:p>
-                  <w:pPr>
-                    <w:pStyle w:val="Compact"/>
-                    <w:jc w:val="left"/>
-                    <w:jc w:val="center"/>
-                  </w:pPr>
-                  <w:r>
-                    <w:t xml:space="preserve">Yes</w:t>
-                  </w:r>
-                </w:p>
-              </w:tc>
-              <w:tc>
-                <w:tcPr/>
-                <w:p>
-                  <w:pPr>
-                    <w:pStyle w:val="Compact"/>
-                    <w:jc w:val="left"/>
-                    <w:jc w:val="center"/>
-                  </w:pPr>
-                  <w:r>
-                    <w:t xml:space="preserve">Yes</w:t>
                   </w:r>
                 </w:p>
               </w:tc>
@@ -2818,20 +2502,33 @@
                     <w:jc w:val="center"/>
                   </w:pPr>
                   <w:r>
-                    <w:t xml:space="preserve">Satisfaction with progress toward recovery goals (past 30 days)</w:t>
-                  </w:r>
-                </w:p>
-              </w:tc>
-              <w:tc>
-                <w:tcPr/>
-                <w:p>
-                  <w:pPr>
-                    <w:pStyle w:val="Compact"/>
-                    <w:jc w:val="left"/>
-                    <w:jc w:val="center"/>
-                  </w:pPr>
-                  <w:r>
-                    <w:t xml:space="preserve">Numeric (0-4)</w:t>
+                    <w:t xml:space="preserve">Number of other mental health counseling sessions attended (past 30 days)</w:t>
+                  </w:r>
+                </w:p>
+              </w:tc>
+              <w:tc>
+                <w:tcPr/>
+                <w:p>
+                  <w:pPr>
+                    <w:pStyle w:val="Compact"/>
+                    <w:jc w:val="left"/>
+                    <w:jc w:val="center"/>
+                  </w:pPr>
+                  <w:r>
+                    <w:t xml:space="preserve">alcohol use</w:t>
+                  </w:r>
+                </w:p>
+              </w:tc>
+              <w:tc>
+                <w:tcPr/>
+                <w:p>
+                  <w:pPr>
+                    <w:pStyle w:val="Compact"/>
+                    <w:jc w:val="left"/>
+                    <w:jc w:val="center"/>
+                  </w:pPr>
+                  <w:r>
+                    <w:t xml:space="preserve">Numeric</w:t>
                   </w:r>
                 </w:p>
               </w:tc>
@@ -2861,32 +2558,6 @@
                   </w:pPr>
                   <w:r>
                     <w:t xml:space="preserve">1</w:t>
-                  </w:r>
-                </w:p>
-              </w:tc>
-              <w:tc>
-                <w:tcPr/>
-                <w:p>
-                  <w:pPr>
-                    <w:pStyle w:val="Compact"/>
-                    <w:jc w:val="left"/>
-                    <w:jc w:val="center"/>
-                  </w:pPr>
-                  <w:r>
-                    <w:t xml:space="preserve">Yes</w:t>
-                  </w:r>
-                </w:p>
-              </w:tc>
-              <w:tc>
-                <w:tcPr/>
-                <w:p>
-                  <w:pPr>
-                    <w:pStyle w:val="Compact"/>
-                    <w:jc w:val="left"/>
-                    <w:jc w:val="center"/>
-                  </w:pPr>
-                  <w:r>
-                    <w:t xml:space="preserve">Yes</w:t>
                   </w:r>
                 </w:p>
               </w:tc>
@@ -2901,20 +2572,33 @@
                     <w:jc w:val="center"/>
                   </w:pPr>
                   <w:r>
-                    <w:t xml:space="preserve">Confidence in abstinence ability (next 30 days)</w:t>
-                  </w:r>
-                </w:p>
-              </w:tc>
-              <w:tc>
-                <w:tcPr/>
-                <w:p>
-                  <w:pPr>
-                    <w:pStyle w:val="Compact"/>
-                    <w:jc w:val="left"/>
-                    <w:jc w:val="center"/>
-                  </w:pPr>
-                  <w:r>
-                    <w:t xml:space="preserve">Numeric (0-4)</w:t>
+                    <w:t xml:space="preserve">Number of days in contact with supportive people (past 30 days)</w:t>
+                  </w:r>
+                </w:p>
+              </w:tc>
+              <w:tc>
+                <w:tcPr/>
+                <w:p>
+                  <w:pPr>
+                    <w:pStyle w:val="Compact"/>
+                    <w:jc w:val="left"/>
+                    <w:jc w:val="center"/>
+                  </w:pPr>
+                  <w:r>
+                    <w:t xml:space="preserve">alcohol use</w:t>
+                  </w:r>
+                </w:p>
+              </w:tc>
+              <w:tc>
+                <w:tcPr/>
+                <w:p>
+                  <w:pPr>
+                    <w:pStyle w:val="Compact"/>
+                    <w:jc w:val="left"/>
+                    <w:jc w:val="center"/>
+                  </w:pPr>
+                  <w:r>
+                    <w:t xml:space="preserve">Numeric</w:t>
                   </w:r>
                 </w:p>
               </w:tc>
@@ -2944,32 +2628,6 @@
                   </w:pPr>
                   <w:r>
                     <w:t xml:space="preserve">1</w:t>
-                  </w:r>
-                </w:p>
-              </w:tc>
-              <w:tc>
-                <w:tcPr/>
-                <w:p>
-                  <w:pPr>
-                    <w:pStyle w:val="Compact"/>
-                    <w:jc w:val="left"/>
-                    <w:jc w:val="center"/>
-                  </w:pPr>
-                  <w:r>
-                    <w:t xml:space="preserve">Yes</w:t>
-                  </w:r>
-                </w:p>
-              </w:tc>
-              <w:tc>
-                <w:tcPr/>
-                <w:p>
-                  <w:pPr>
-                    <w:pStyle w:val="Compact"/>
-                    <w:jc w:val="left"/>
-                    <w:jc w:val="center"/>
-                  </w:pPr>
-                  <w:r>
-                    <w:t xml:space="preserve">Yes</w:t>
                   </w:r>
                 </w:p>
               </w:tc>
@@ -2984,80 +2642,62 @@
                     <w:jc w:val="center"/>
                   </w:pPr>
                   <w:r>
-                    <w:t xml:space="preserve">Has a goal of abstinence</w:t>
-                  </w:r>
-                </w:p>
-              </w:tc>
-              <w:tc>
-                <w:tcPr/>
-                <w:p>
-                  <w:pPr>
-                    <w:pStyle w:val="Compact"/>
-                    <w:jc w:val="left"/>
-                    <w:jc w:val="center"/>
-                  </w:pPr>
-                  <w:r>
-                    <w:t xml:space="preserve">Yes, no, uncertain</w:t>
-                  </w:r>
-                </w:p>
-              </w:tc>
-              <w:tc>
-                <w:tcPr/>
-                <w:p>
-                  <w:pPr>
-                    <w:pStyle w:val="Compact"/>
-                    <w:jc w:val="left"/>
-                    <w:jc w:val="center"/>
-                  </w:pPr>
-                  <w:r>
-                    <w:t xml:space="preserve">Dummy coded</w:t>
-                  </w:r>
-                </w:p>
-              </w:tc>
-              <w:tc>
-                <w:tcPr/>
-                <w:p>
-                  <w:pPr>
-                    <w:pStyle w:val="Compact"/>
-                  </w:pPr>
-                </w:p>
-              </w:tc>
-              <w:tc>
-                <w:tcPr/>
-                <w:p>
-                  <w:pPr>
-                    <w:pStyle w:val="Compact"/>
-                    <w:jc w:val="right"/>
-                    <w:jc w:val="center"/>
-                  </w:pPr>
-                  <w:r>
-                    <w:t xml:space="preserve">2</w:t>
-                  </w:r>
-                </w:p>
-              </w:tc>
-              <w:tc>
-                <w:tcPr/>
-                <w:p>
-                  <w:pPr>
-                    <w:pStyle w:val="Compact"/>
-                    <w:jc w:val="left"/>
-                    <w:jc w:val="center"/>
-                  </w:pPr>
-                  <w:r>
-                    <w:t xml:space="preserve">Yes</w:t>
-                  </w:r>
-                </w:p>
-              </w:tc>
-              <w:tc>
-                <w:tcPr/>
-                <w:p>
-                  <w:pPr>
-                    <w:pStyle w:val="Compact"/>
-                    <w:jc w:val="left"/>
-                    <w:jc w:val="center"/>
-                  </w:pPr>
-                  <w:r>
-                    <w:t xml:space="preserve">Yes</w:t>
+                    <w:t xml:space="preserve">Number of days in contact with unsupportive people (past 30 days)</w:t>
+                  </w:r>
+                </w:p>
+              </w:tc>
+              <w:tc>
+                <w:tcPr/>
+                <w:p>
+                  <w:pPr>
+                    <w:pStyle w:val="Compact"/>
+                    <w:jc w:val="left"/>
+                    <w:jc w:val="center"/>
+                  </w:pPr>
+                  <w:r>
+                    <w:t xml:space="preserve">alcohol use</w:t>
+                  </w:r>
+                </w:p>
+              </w:tc>
+              <w:tc>
+                <w:tcPr/>
+                <w:p>
+                  <w:pPr>
+                    <w:pStyle w:val="Compact"/>
+                    <w:jc w:val="left"/>
+                    <w:jc w:val="center"/>
+                  </w:pPr>
+                  <w:r>
+                    <w:t xml:space="preserve">Numeric</w:t>
+                  </w:r>
+                </w:p>
+              </w:tc>
+              <w:tc>
+                <w:tcPr/>
+                <w:p>
+                  <w:pPr>
+                    <w:pStyle w:val="Compact"/>
+                  </w:pPr>
+                </w:p>
+              </w:tc>
+              <w:tc>
+                <w:tcPr/>
+                <w:p>
+                  <w:pPr>
+                    <w:pStyle w:val="Compact"/>
+                  </w:pPr>
+                </w:p>
+              </w:tc>
+              <w:tc>
+                <w:tcPr/>
+                <w:p>
+                  <w:pPr>
+                    <w:pStyle w:val="Compact"/>
+                    <w:jc w:val="right"/>
+                    <w:jc w:val="center"/>
+                  </w:pPr>
+                  <w:r>
+                    <w:t xml:space="preserve">1</w:t>
                   </w:r>
                 </w:p>
               </w:tc>
@@ -3072,75 +2712,67 @@
                     <w:jc w:val="center"/>
                   </w:pPr>
                   <w:r>
-                    <w:t xml:space="preserve">Age</w:t>
-                  </w:r>
-                </w:p>
-              </w:tc>
-              <w:tc>
-                <w:tcPr/>
-                <w:p>
-                  <w:pPr>
-                    <w:pStyle w:val="Compact"/>
-                    <w:jc w:val="left"/>
-                    <w:jc w:val="center"/>
-                  </w:pPr>
-                  <w:r>
-                    <w:t xml:space="preserve">Numeric (years)</w:t>
-                  </w:r>
-                </w:p>
-              </w:tc>
-              <w:tc>
-                <w:tcPr/>
-                <w:p>
-                  <w:pPr>
-                    <w:pStyle w:val="Compact"/>
-                  </w:pPr>
-                </w:p>
-              </w:tc>
-              <w:tc>
-                <w:tcPr/>
-                <w:p>
-                  <w:pPr>
-                    <w:pStyle w:val="Compact"/>
-                  </w:pPr>
-                </w:p>
-              </w:tc>
-              <w:tc>
-                <w:tcPr/>
-                <w:p>
-                  <w:pPr>
-                    <w:pStyle w:val="Compact"/>
-                    <w:jc w:val="right"/>
-                    <w:jc w:val="center"/>
-                  </w:pPr>
-                  <w:r>
-                    <w:t xml:space="preserve">1</w:t>
-                  </w:r>
-                </w:p>
-              </w:tc>
-              <w:tc>
-                <w:tcPr/>
-                <w:p>
-                  <w:pPr>
-                    <w:pStyle w:val="Compact"/>
-                    <w:jc w:val="left"/>
-                    <w:jc w:val="center"/>
-                  </w:pPr>
-                  <w:r>
-                    <w:t xml:space="preserve">Yes</w:t>
-                  </w:r>
-                </w:p>
-              </w:tc>
-              <w:tc>
-                <w:tcPr/>
-                <w:p>
-                  <w:pPr>
-                    <w:pStyle w:val="Compact"/>
-                    <w:jc w:val="left"/>
-                    <w:jc w:val="center"/>
-                  </w:pPr>
-                  <w:r>
-                    <w:t xml:space="preserve">Yes</w:t>
+                    <w:t xml:space="preserve">Taken prescribed medication for alcohol use disorder (past 30 days)</w:t>
+                  </w:r>
+                </w:p>
+              </w:tc>
+              <w:tc>
+                <w:tcPr/>
+                <w:p>
+                  <w:pPr>
+                    <w:pStyle w:val="Compact"/>
+                    <w:jc w:val="left"/>
+                    <w:jc w:val="center"/>
+                  </w:pPr>
+                  <w:r>
+                    <w:t xml:space="preserve">alcohol use</w:t>
+                  </w:r>
+                </w:p>
+              </w:tc>
+              <w:tc>
+                <w:tcPr/>
+                <w:p>
+                  <w:pPr>
+                    <w:pStyle w:val="Compact"/>
+                    <w:jc w:val="left"/>
+                    <w:jc w:val="center"/>
+                  </w:pPr>
+                  <w:r>
+                    <w:t xml:space="preserve">Yes, no</w:t>
+                  </w:r>
+                </w:p>
+              </w:tc>
+              <w:tc>
+                <w:tcPr/>
+                <w:p>
+                  <w:pPr>
+                    <w:pStyle w:val="Compact"/>
+                    <w:jc w:val="left"/>
+                    <w:jc w:val="center"/>
+                  </w:pPr>
+                  <w:r>
+                    <w:t xml:space="preserve">One-hot coded</w:t>
+                  </w:r>
+                </w:p>
+              </w:tc>
+              <w:tc>
+                <w:tcPr/>
+                <w:p>
+                  <w:pPr>
+                    <w:pStyle w:val="Compact"/>
+                  </w:pPr>
+                </w:p>
+              </w:tc>
+              <w:tc>
+                <w:tcPr/>
+                <w:p>
+                  <w:pPr>
+                    <w:pStyle w:val="Compact"/>
+                    <w:jc w:val="right"/>
+                    <w:jc w:val="center"/>
+                  </w:pPr>
+                  <w:r>
+                    <w:t xml:space="preserve">2</w:t>
                   </w:r>
                 </w:p>
               </w:tc>
@@ -3155,80 +2787,67 @@
                     <w:jc w:val="center"/>
                   </w:pPr>
                   <w:r>
-                    <w:t xml:space="preserve">Sex at birth</w:t>
-                  </w:r>
-                </w:p>
-              </w:tc>
-              <w:tc>
-                <w:tcPr/>
-                <w:p>
-                  <w:pPr>
-                    <w:pStyle w:val="Compact"/>
-                    <w:jc w:val="left"/>
-                    <w:jc w:val="center"/>
-                  </w:pPr>
-                  <w:r>
-                    <w:t xml:space="preserve">Male, female</w:t>
-                  </w:r>
-                </w:p>
-              </w:tc>
-              <w:tc>
-                <w:tcPr/>
-                <w:p>
-                  <w:pPr>
-                    <w:pStyle w:val="Compact"/>
-                    <w:jc w:val="left"/>
-                    <w:jc w:val="center"/>
-                  </w:pPr>
-                  <w:r>
-                    <w:t xml:space="preserve">Dummy coded</w:t>
-                  </w:r>
-                </w:p>
-              </w:tc>
-              <w:tc>
-                <w:tcPr/>
-                <w:p>
-                  <w:pPr>
-                    <w:pStyle w:val="Compact"/>
-                  </w:pPr>
-                </w:p>
-              </w:tc>
-              <w:tc>
-                <w:tcPr/>
-                <w:p>
-                  <w:pPr>
-                    <w:pStyle w:val="Compact"/>
-                    <w:jc w:val="right"/>
-                    <w:jc w:val="center"/>
-                  </w:pPr>
-                  <w:r>
-                    <w:t xml:space="preserve">1</w:t>
-                  </w:r>
-                </w:p>
-              </w:tc>
-              <w:tc>
-                <w:tcPr/>
-                <w:p>
-                  <w:pPr>
-                    <w:pStyle w:val="Compact"/>
-                    <w:jc w:val="left"/>
-                    <w:jc w:val="center"/>
-                  </w:pPr>
-                  <w:r>
-                    <w:t xml:space="preserve">Yes</w:t>
-                  </w:r>
-                </w:p>
-              </w:tc>
-              <w:tc>
-                <w:tcPr/>
-                <w:p>
-                  <w:pPr>
-                    <w:pStyle w:val="Compact"/>
-                    <w:jc w:val="left"/>
-                    <w:jc w:val="center"/>
-                  </w:pPr>
-                  <w:r>
-                    <w:t xml:space="preserve">Yes</w:t>
+                    <w:t xml:space="preserve">Taken prescribed medication for other mental health disorder (past 30 days)</w:t>
+                  </w:r>
+                </w:p>
+              </w:tc>
+              <w:tc>
+                <w:tcPr/>
+                <w:p>
+                  <w:pPr>
+                    <w:pStyle w:val="Compact"/>
+                    <w:jc w:val="left"/>
+                    <w:jc w:val="center"/>
+                  </w:pPr>
+                  <w:r>
+                    <w:t xml:space="preserve">alcohol use</w:t>
+                  </w:r>
+                </w:p>
+              </w:tc>
+              <w:tc>
+                <w:tcPr/>
+                <w:p>
+                  <w:pPr>
+                    <w:pStyle w:val="Compact"/>
+                    <w:jc w:val="left"/>
+                    <w:jc w:val="center"/>
+                  </w:pPr>
+                  <w:r>
+                    <w:t xml:space="preserve">Yes, no</w:t>
+                  </w:r>
+                </w:p>
+              </w:tc>
+              <w:tc>
+                <w:tcPr/>
+                <w:p>
+                  <w:pPr>
+                    <w:pStyle w:val="Compact"/>
+                    <w:jc w:val="left"/>
+                    <w:jc w:val="center"/>
+                  </w:pPr>
+                  <w:r>
+                    <w:t xml:space="preserve">One-hot coded</w:t>
+                  </w:r>
+                </w:p>
+              </w:tc>
+              <w:tc>
+                <w:tcPr/>
+                <w:p>
+                  <w:pPr>
+                    <w:pStyle w:val="Compact"/>
+                  </w:pPr>
+                </w:p>
+              </w:tc>
+              <w:tc>
+                <w:tcPr/>
+                <w:p>
+                  <w:pPr>
+                    <w:pStyle w:val="Compact"/>
+                    <w:jc w:val="right"/>
+                    <w:jc w:val="center"/>
+                  </w:pPr>
+                  <w:r>
+                    <w:t xml:space="preserve">2</w:t>
                   </w:r>
                 </w:p>
               </w:tc>
@@ -3243,34 +2862,42 @@
                     <w:jc w:val="center"/>
                   </w:pPr>
                   <w:r>
-                    <w:t xml:space="preserve">Race</w:t>
-                  </w:r>
-                </w:p>
-              </w:tc>
-              <w:tc>
-                <w:tcPr/>
-                <w:p>
-                  <w:pPr>
-                    <w:pStyle w:val="Compact"/>
-                    <w:jc w:val="left"/>
-                    <w:jc w:val="center"/>
-                  </w:pPr>
-                  <w:r>
-                    <w:t xml:space="preserve">Non-Hispanic White, non-White and/or Hispanic</w:t>
-                  </w:r>
-                </w:p>
-              </w:tc>
-              <w:tc>
-                <w:tcPr/>
-                <w:p>
-                  <w:pPr>
-                    <w:pStyle w:val="Compact"/>
-                    <w:jc w:val="left"/>
-                    <w:jc w:val="center"/>
-                  </w:pPr>
-                  <w:r>
-                    <w:t xml:space="preserve">Dummy coded</w:t>
-                  </w:r>
+                    <w:t xml:space="preserve">Satisfaction with progress toward recovery goals (past 30 days)</w:t>
+                  </w:r>
+                </w:p>
+              </w:tc>
+              <w:tc>
+                <w:tcPr/>
+                <w:p>
+                  <w:pPr>
+                    <w:pStyle w:val="Compact"/>
+                    <w:jc w:val="left"/>
+                    <w:jc w:val="center"/>
+                  </w:pPr>
+                  <w:r>
+                    <w:t xml:space="preserve">alcohol use</w:t>
+                  </w:r>
+                </w:p>
+              </w:tc>
+              <w:tc>
+                <w:tcPr/>
+                <w:p>
+                  <w:pPr>
+                    <w:pStyle w:val="Compact"/>
+                    <w:jc w:val="left"/>
+                    <w:jc w:val="center"/>
+                  </w:pPr>
+                  <w:r>
+                    <w:t xml:space="preserve">Numeric (0-4)</w:t>
+                  </w:r>
+                </w:p>
+              </w:tc>
+              <w:tc>
+                <w:tcPr/>
+                <w:p>
+                  <w:pPr>
+                    <w:pStyle w:val="Compact"/>
+                  </w:pPr>
                 </w:p>
               </w:tc>
               <w:tc>
@@ -3291,32 +2918,6 @@
                   </w:pPr>
                   <w:r>
                     <w:t xml:space="preserve">1</w:t>
-                  </w:r>
-                </w:p>
-              </w:tc>
-              <w:tc>
-                <w:tcPr/>
-                <w:p>
-                  <w:pPr>
-                    <w:pStyle w:val="Compact"/>
-                    <w:jc w:val="left"/>
-                    <w:jc w:val="center"/>
-                  </w:pPr>
-                  <w:r>
-                    <w:t xml:space="preserve">Yes</w:t>
-                  </w:r>
-                </w:p>
-              </w:tc>
-              <w:tc>
-                <w:tcPr/>
-                <w:p>
-                  <w:pPr>
-                    <w:pStyle w:val="Compact"/>
-                    <w:jc w:val="left"/>
-                    <w:jc w:val="center"/>
-                  </w:pPr>
-                  <w:r>
-                    <w:t xml:space="preserve">Yes</w:t>
                   </w:r>
                 </w:p>
               </w:tc>
@@ -3331,80 +2932,62 @@
                     <w:jc w:val="center"/>
                   </w:pPr>
                   <w:r>
-                    <w:t xml:space="preserve">Education</w:t>
-                  </w:r>
-                </w:p>
-              </w:tc>
-              <w:tc>
-                <w:tcPr/>
-                <w:p>
-                  <w:pPr>
-                    <w:pStyle w:val="Compact"/>
-                    <w:jc w:val="left"/>
-                    <w:jc w:val="center"/>
-                  </w:pPr>
-                  <w:r>
-                    <w:t xml:space="preserve">High school or less, some college, college degree</w:t>
-                  </w:r>
-                </w:p>
-              </w:tc>
-              <w:tc>
-                <w:tcPr/>
-                <w:p>
-                  <w:pPr>
-                    <w:pStyle w:val="Compact"/>
-                    <w:jc w:val="left"/>
-                    <w:jc w:val="center"/>
-                  </w:pPr>
-                  <w:r>
-                    <w:t xml:space="preserve">Dummy coded</w:t>
-                  </w:r>
-                </w:p>
-              </w:tc>
-              <w:tc>
-                <w:tcPr/>
-                <w:p>
-                  <w:pPr>
-                    <w:pStyle w:val="Compact"/>
-                  </w:pPr>
-                </w:p>
-              </w:tc>
-              <w:tc>
-                <w:tcPr/>
-                <w:p>
-                  <w:pPr>
-                    <w:pStyle w:val="Compact"/>
-                    <w:jc w:val="right"/>
-                    <w:jc w:val="center"/>
-                  </w:pPr>
-                  <w:r>
-                    <w:t xml:space="preserve">2</w:t>
-                  </w:r>
-                </w:p>
-              </w:tc>
-              <w:tc>
-                <w:tcPr/>
-                <w:p>
-                  <w:pPr>
-                    <w:pStyle w:val="Compact"/>
-                    <w:jc w:val="left"/>
-                    <w:jc w:val="center"/>
-                  </w:pPr>
-                  <w:r>
-                    <w:t xml:space="preserve">Yes</w:t>
-                  </w:r>
-                </w:p>
-              </w:tc>
-              <w:tc>
-                <w:tcPr/>
-                <w:p>
-                  <w:pPr>
-                    <w:pStyle w:val="Compact"/>
-                    <w:jc w:val="left"/>
-                    <w:jc w:val="center"/>
-                  </w:pPr>
-                  <w:r>
-                    <w:t xml:space="preserve">Yes</w:t>
+                    <w:t xml:space="preserve">Confidence in abstinence ability (next 30 days)</w:t>
+                  </w:r>
+                </w:p>
+              </w:tc>
+              <w:tc>
+                <w:tcPr/>
+                <w:p>
+                  <w:pPr>
+                    <w:pStyle w:val="Compact"/>
+                    <w:jc w:val="left"/>
+                    <w:jc w:val="center"/>
+                  </w:pPr>
+                  <w:r>
+                    <w:t xml:space="preserve">alcohol use</w:t>
+                  </w:r>
+                </w:p>
+              </w:tc>
+              <w:tc>
+                <w:tcPr/>
+                <w:p>
+                  <w:pPr>
+                    <w:pStyle w:val="Compact"/>
+                    <w:jc w:val="left"/>
+                    <w:jc w:val="center"/>
+                  </w:pPr>
+                  <w:r>
+                    <w:t xml:space="preserve">Numeric (0-4)</w:t>
+                  </w:r>
+                </w:p>
+              </w:tc>
+              <w:tc>
+                <w:tcPr/>
+                <w:p>
+                  <w:pPr>
+                    <w:pStyle w:val="Compact"/>
+                  </w:pPr>
+                </w:p>
+              </w:tc>
+              <w:tc>
+                <w:tcPr/>
+                <w:p>
+                  <w:pPr>
+                    <w:pStyle w:val="Compact"/>
+                  </w:pPr>
+                </w:p>
+              </w:tc>
+              <w:tc>
+                <w:tcPr/>
+                <w:p>
+                  <w:pPr>
+                    <w:pStyle w:val="Compact"/>
+                    <w:jc w:val="right"/>
+                    <w:jc w:val="center"/>
+                  </w:pPr>
+                  <w:r>
+                    <w:t xml:space="preserve">1</w:t>
                   </w:r>
                 </w:p>
               </w:tc>
@@ -3419,75 +3002,67 @@
                     <w:jc w:val="center"/>
                   </w:pPr>
                   <w:r>
-                    <w:t xml:space="preserve">Income</w:t>
-                  </w:r>
-                </w:p>
-              </w:tc>
-              <w:tc>
-                <w:tcPr/>
-                <w:p>
-                  <w:pPr>
-                    <w:pStyle w:val="Compact"/>
-                    <w:jc w:val="left"/>
-                    <w:jc w:val="center"/>
-                  </w:pPr>
-                  <w:r>
-                    <w:t xml:space="preserve">Numeric (dollars)</w:t>
-                  </w:r>
-                </w:p>
-              </w:tc>
-              <w:tc>
-                <w:tcPr/>
-                <w:p>
-                  <w:pPr>
-                    <w:pStyle w:val="Compact"/>
-                  </w:pPr>
-                </w:p>
-              </w:tc>
-              <w:tc>
-                <w:tcPr/>
-                <w:p>
-                  <w:pPr>
-                    <w:pStyle w:val="Compact"/>
-                  </w:pPr>
-                </w:p>
-              </w:tc>
-              <w:tc>
-                <w:tcPr/>
-                <w:p>
-                  <w:pPr>
-                    <w:pStyle w:val="Compact"/>
-                    <w:jc w:val="right"/>
-                    <w:jc w:val="center"/>
-                  </w:pPr>
-                  <w:r>
-                    <w:t xml:space="preserve">1</w:t>
-                  </w:r>
-                </w:p>
-              </w:tc>
-              <w:tc>
-                <w:tcPr/>
-                <w:p>
-                  <w:pPr>
-                    <w:pStyle w:val="Compact"/>
-                    <w:jc w:val="left"/>
-                    <w:jc w:val="center"/>
-                  </w:pPr>
-                  <w:r>
-                    <w:t xml:space="preserve">Yes</w:t>
-                  </w:r>
-                </w:p>
-              </w:tc>
-              <w:tc>
-                <w:tcPr/>
-                <w:p>
-                  <w:pPr>
-                    <w:pStyle w:val="Compact"/>
-                    <w:jc w:val="left"/>
-                    <w:jc w:val="center"/>
-                  </w:pPr>
-                  <w:r>
-                    <w:t xml:space="preserve">Yes</w:t>
+                    <w:t xml:space="preserve">Has a goal of abstinence</w:t>
+                  </w:r>
+                </w:p>
+              </w:tc>
+              <w:tc>
+                <w:tcPr/>
+                <w:p>
+                  <w:pPr>
+                    <w:pStyle w:val="Compact"/>
+                    <w:jc w:val="left"/>
+                    <w:jc w:val="center"/>
+                  </w:pPr>
+                  <w:r>
+                    <w:t xml:space="preserve">alcohol use</w:t>
+                  </w:r>
+                </w:p>
+              </w:tc>
+              <w:tc>
+                <w:tcPr/>
+                <w:p>
+                  <w:pPr>
+                    <w:pStyle w:val="Compact"/>
+                    <w:jc w:val="left"/>
+                    <w:jc w:val="center"/>
+                  </w:pPr>
+                  <w:r>
+                    <w:t xml:space="preserve">Yes, no, uncertain</w:t>
+                  </w:r>
+                </w:p>
+              </w:tc>
+              <w:tc>
+                <w:tcPr/>
+                <w:p>
+                  <w:pPr>
+                    <w:pStyle w:val="Compact"/>
+                    <w:jc w:val="left"/>
+                    <w:jc w:val="center"/>
+                  </w:pPr>
+                  <w:r>
+                    <w:t xml:space="preserve">One-hot coded</w:t>
+                  </w:r>
+                </w:p>
+              </w:tc>
+              <w:tc>
+                <w:tcPr/>
+                <w:p>
+                  <w:pPr>
+                    <w:pStyle w:val="Compact"/>
+                  </w:pPr>
+                </w:p>
+              </w:tc>
+              <w:tc>
+                <w:tcPr/>
+                <w:p>
+                  <w:pPr>
+                    <w:pStyle w:val="Compact"/>
+                    <w:jc w:val="right"/>
+                    <w:jc w:val="center"/>
+                  </w:pPr>
+                  <w:r>
+                    <w:t xml:space="preserve">3</w:t>
                   </w:r>
                 </w:p>
               </w:tc>
@@ -3502,80 +3077,62 @@
                     <w:jc w:val="center"/>
                   </w:pPr>
                   <w:r>
-                    <w:t xml:space="preserve">Marital Status</w:t>
-                  </w:r>
-                </w:p>
-              </w:tc>
-              <w:tc>
-                <w:tcPr/>
-                <w:p>
-                  <w:pPr>
-                    <w:pStyle w:val="Compact"/>
-                    <w:jc w:val="left"/>
-                    <w:jc w:val="center"/>
-                  </w:pPr>
-                  <w:r>
-                    <w:t xml:space="preserve">Married, not married, other</w:t>
-                  </w:r>
-                </w:p>
-              </w:tc>
-              <w:tc>
-                <w:tcPr/>
-                <w:p>
-                  <w:pPr>
-                    <w:pStyle w:val="Compact"/>
-                    <w:jc w:val="left"/>
-                    <w:jc w:val="center"/>
-                  </w:pPr>
-                  <w:r>
-                    <w:t xml:space="preserve">Dummy coded</w:t>
-                  </w:r>
-                </w:p>
-              </w:tc>
-              <w:tc>
-                <w:tcPr/>
-                <w:p>
-                  <w:pPr>
-                    <w:pStyle w:val="Compact"/>
-                  </w:pPr>
-                </w:p>
-              </w:tc>
-              <w:tc>
-                <w:tcPr/>
-                <w:p>
-                  <w:pPr>
-                    <w:pStyle w:val="Compact"/>
-                    <w:jc w:val="right"/>
-                    <w:jc w:val="center"/>
-                  </w:pPr>
-                  <w:r>
-                    <w:t xml:space="preserve">2</w:t>
-                  </w:r>
-                </w:p>
-              </w:tc>
-              <w:tc>
-                <w:tcPr/>
-                <w:p>
-                  <w:pPr>
-                    <w:pStyle w:val="Compact"/>
-                    <w:jc w:val="left"/>
-                    <w:jc w:val="center"/>
-                  </w:pPr>
-                  <w:r>
-                    <w:t xml:space="preserve">Yes</w:t>
-                  </w:r>
-                </w:p>
-              </w:tc>
-              <w:tc>
-                <w:tcPr/>
-                <w:p>
-                  <w:pPr>
-                    <w:pStyle w:val="Compact"/>
-                    <w:jc w:val="left"/>
-                    <w:jc w:val="center"/>
-                  </w:pPr>
-                  <w:r>
-                    <w:t xml:space="preserve">Yes</w:t>
+                    <w:t xml:space="preserve">Personality dimensions (positive emotionality, negative emotionality, and constraint)</w:t>
+                  </w:r>
+                </w:p>
+              </w:tc>
+              <w:tc>
+                <w:tcPr/>
+                <w:p>
+                  <w:pPr>
+                    <w:pStyle w:val="Compact"/>
+                    <w:jc w:val="left"/>
+                    <w:jc w:val="center"/>
+                  </w:pPr>
+                  <w:r>
+                    <w:t xml:space="preserve">personality and psychiatric</w:t>
+                  </w:r>
+                </w:p>
+              </w:tc>
+              <w:tc>
+                <w:tcPr/>
+                <w:p>
+                  <w:pPr>
+                    <w:pStyle w:val="Compact"/>
+                    <w:jc w:val="left"/>
+                    <w:jc w:val="center"/>
+                  </w:pPr>
+                  <w:r>
+                    <w:t xml:space="preserve">Numeric</w:t>
+                  </w:r>
+                </w:p>
+              </w:tc>
+              <w:tc>
+                <w:tcPr/>
+                <w:p>
+                  <w:pPr>
+                    <w:pStyle w:val="Compact"/>
+                  </w:pPr>
+                </w:p>
+              </w:tc>
+              <w:tc>
+                <w:tcPr/>
+                <w:p>
+                  <w:pPr>
+                    <w:pStyle w:val="Compact"/>
+                  </w:pPr>
+                </w:p>
+              </w:tc>
+              <w:tc>
+                <w:tcPr/>
+                <w:p>
+                  <w:pPr>
+                    <w:pStyle w:val="Compact"/>
+                    <w:jc w:val="right"/>
+                    <w:jc w:val="center"/>
+                  </w:pPr>
+                  <w:r>
+                    <w:t xml:space="preserve">3</w:t>
                   </w:r>
                 </w:p>
               </w:tc>
@@ -3590,59 +3147,63 @@
                     <w:jc w:val="center"/>
                   </w:pPr>
                   <w:r>
-                    <w:t xml:space="preserve">Note:</w:t>
-                  </w:r>
-                  <w:r>
-                    <w:t xml:space="preserve"> </w:t>
-                  </w:r>
-                </w:p>
-              </w:tc>
-              <w:tc>
-                <w:tcPr/>
-                <w:p>
-                  <w:pPr>
-                    <w:pStyle w:val="Compact"/>
-                  </w:pPr>
-                </w:p>
-              </w:tc>
-              <w:tc>
-                <w:tcPr/>
-                <w:p>
-                  <w:pPr>
-                    <w:pStyle w:val="Compact"/>
-                  </w:pPr>
-                </w:p>
-              </w:tc>
-              <w:tc>
-                <w:tcPr/>
-                <w:p>
-                  <w:pPr>
-                    <w:pStyle w:val="Compact"/>
-                  </w:pPr>
-                </w:p>
-              </w:tc>
-              <w:tc>
-                <w:tcPr/>
-                <w:p>
-                  <w:pPr>
-                    <w:pStyle w:val="Compact"/>
-                  </w:pPr>
-                </w:p>
-              </w:tc>
-              <w:tc>
-                <w:tcPr/>
-                <w:p>
-                  <w:pPr>
-                    <w:pStyle w:val="Compact"/>
-                  </w:pPr>
-                </w:p>
-              </w:tc>
-              <w:tc>
-                <w:tcPr/>
-                <w:p>
-                  <w:pPr>
-                    <w:pStyle w:val="Compact"/>
-                  </w:pPr>
+                    <w:t xml:space="preserve">Psychiatric conditions (depression, anxiety, and stress)</w:t>
+                  </w:r>
+                </w:p>
+              </w:tc>
+              <w:tc>
+                <w:tcPr/>
+                <w:p>
+                  <w:pPr>
+                    <w:pStyle w:val="Compact"/>
+                    <w:jc w:val="left"/>
+                    <w:jc w:val="center"/>
+                  </w:pPr>
+                  <w:r>
+                    <w:t xml:space="preserve">personality and psychiatric</w:t>
+                  </w:r>
+                </w:p>
+              </w:tc>
+              <w:tc>
+                <w:tcPr/>
+                <w:p>
+                  <w:pPr>
+                    <w:pStyle w:val="Compact"/>
+                    <w:jc w:val="left"/>
+                    <w:jc w:val="center"/>
+                  </w:pPr>
+                  <w:r>
+                    <w:t xml:space="preserve">Numeric</w:t>
+                  </w:r>
+                </w:p>
+              </w:tc>
+              <w:tc>
+                <w:tcPr/>
+                <w:p>
+                  <w:pPr>
+                    <w:pStyle w:val="Compact"/>
+                  </w:pPr>
+                </w:p>
+              </w:tc>
+              <w:tc>
+                <w:tcPr/>
+                <w:p>
+                  <w:pPr>
+                    <w:pStyle w:val="Compact"/>
+                  </w:pPr>
+                </w:p>
+              </w:tc>
+              <w:tc>
+                <w:tcPr/>
+                <w:p>
+                  <w:pPr>
+                    <w:pStyle w:val="Compact"/>
+                    <w:jc w:val="right"/>
+                    <w:jc w:val="center"/>
+                  </w:pPr>
+                  <w:r>
+                    <w:t xml:space="preserve">3</w:t>
+                  </w:r>
                 </w:p>
               </w:tc>
             </w:tr>
@@ -3656,19 +3217,69 @@
                     <w:jc w:val="center"/>
                   </w:pPr>
                   <w:r>
+                    <w:t xml:space="preserve">Note:</w:t>
+                  </w:r>
+                  <w:r>
                     <w:t xml:space="preserve"> </w:t>
                   </w:r>
+                </w:p>
+              </w:tc>
+              <w:tc>
+                <w:tcPr/>
+                <w:p>
+                  <w:pPr>
+                    <w:pStyle w:val="Compact"/>
+                  </w:pPr>
+                </w:p>
+              </w:tc>
+              <w:tc>
+                <w:tcPr/>
+                <w:p>
+                  <w:pPr>
+                    <w:pStyle w:val="Compact"/>
+                  </w:pPr>
+                </w:p>
+              </w:tc>
+              <w:tc>
+                <w:tcPr/>
+                <w:p>
+                  <w:pPr>
+                    <w:pStyle w:val="Compact"/>
+                  </w:pPr>
+                </w:p>
+              </w:tc>
+              <w:tc>
+                <w:tcPr/>
+                <w:p>
+                  <w:pPr>
+                    <w:pStyle w:val="Compact"/>
+                  </w:pPr>
+                </w:p>
+              </w:tc>
+              <w:tc>
+                <w:tcPr/>
+                <w:p>
+                  <w:pPr>
+                    <w:pStyle w:val="Compact"/>
+                  </w:pPr>
+                </w:p>
+              </w:tc>
+            </w:tr>
+            <w:tr>
+              <w:tc>
+                <w:tcPr/>
+                <w:p>
+                  <w:pPr>
+                    <w:pStyle w:val="Compact"/>
+                    <w:jc w:val="left"/>
+                    <w:jc w:val="center"/>
+                  </w:pPr>
+                  <w:r>
+                    <w:t xml:space="preserve"> </w:t>
+                  </w:r>
                   <w:r>
                     <w:t xml:space="preserve">Cellular communication features were scored over six feature scoring epochs (6, 12, 24, 48, 72, and 168 hours before the start of the prediction window). Within each feature scoring epoch we calculated two types of features: raw and difference features. Raw features represent the raw feature value calculated within a scoring epoch (e.g., the rate count of text messages during the 48 hours immediately preceding the start of the prediction window). Difference features capture participant-level changes from their baseline scores (e.g., the participant’s average rate count of text messages across all time on study subtracted from the rate count in the preceding 48 hours).</w:t>
                   </w:r>
-                </w:p>
-              </w:tc>
-              <w:tc>
-                <w:tcPr/>
-                <w:p>
-                  <w:pPr>
-                    <w:pStyle w:val="Compact"/>
-                  </w:pPr>
                 </w:p>
               </w:tc>
               <w:tc>
@@ -6678,7 +6289,7 @@
             <w:r>
               <w:drawing>
                 <wp:inline>
-                  <wp:extent cx="5334000" cy="2667000"/>
+                  <wp:extent cx="5334000" cy="3333749"/>
                   <wp:effectExtent b="0" l="0" r="0" t="0"/>
                   <wp:docPr descr="" title="" id="29" name="Picture"/>
                   <a:graphic>
@@ -6699,7 +6310,7 @@
                         <pic:spPr bwMode="auto">
                           <a:xfrm>
                             <a:off x="0" y="0"/>
-                            <a:ext cx="5334000" cy="2667000"/>
+                            <a:ext cx="5334000" cy="3333749"/>
                           </a:xfrm>
                           <a:prstGeom prst="rect">
                             <a:avLst/>

--- a/index.docx
+++ b/index.docx
@@ -55,7 +55,7 @@
         <w:pStyle w:val="Abstract"/>
       </w:pPr>
       <w:r>
-        <w:t xml:space="preserve">Alcohol Use Disorder (AUD) is a chronic, relapsing disease. An automated recovery support system using personal sensing and machine learning may help identify when individuals are at elevated lapse risk. Cellular communication sensing may detect dynamic changes in lapse risk and can be contextualized with self-reported, risk-relevant information about contacts. We evaluated a machine learning model predicting next-day alcohol lapse among individuals in early recovery from AUD using contextualized cellular communication data and baseline demographic and AUD characteristics. A total of 144 participants (49% male; mean age=40; 87% non-Hispanic White) with a goal of abstinence provided cellular communication data and alcohol use reports via a 4x daily EMA for up to three months. Models were trained and evaluated using repeated k-fold cross-validation. The best-performing model used an elastic net algorithm and retained 13 features (median posterior auROC=0.68, 95% Bayesian credible interval (CI; [0.64, 0.71]). A baseline comparison model including only baseline features retained five features and demonstrated nearly identical performance (median auROC=0.68, 95% CI [0.64, 0.71]). Cellular communication data capture some risk-relevant signal for alcohol lapse but do not provide incremental predictive value beyond baseline measures. Several communication features were retained in the final model with moderately sized coefficients, suggesting that aspects of social communication may be important for understanding lapse risk. Although, limitations inherent to cellular communication as a sensing method may outweigh their added value.</w:t>
+        <w:t xml:space="preserve">Alcohol Use Disorder (AUD) is a chronic, relapsing disease. An automated recovery support system using personal sensing and machine learning may help identify when individuals are at elevated lapse risk. Cellular communication sensing may detect dynamic changes in lapse risk and can be contextualized with self-reported, risk-relevant information about contacts. We evaluated a machine learning model predicting next-day alcohol lapse among individuals in early recovery from AUD using contextualized cellular communication data and baseline alcohol use, demographic, and psychiatric and personality characteristics. A total of 144 participants (49% male; mean age=40; 87% non-Hispanic White) with a goal of abstinence provided cellular communication data and alcohol use reports via a 4x daily EMA for up to three months. Models were trained and evaluated using repeated k-fold cross-validation. The best-performing full model used an elastic net algorithm and retained 10 features (median posterior auROC=0.67, 95% Bayesian credible interval (CI; [0.64, 0.71]). A comparison model including only baseline features demonstrated comparable performance (median auROC=0.69, 95% CI [0.65, 0.72]). Cellular communication features on their own performed poorly, but still above chance performance (median auROC=0.59, 95% CI [0.55, 0.62]). These findings demonstrate that cellular communication data capture some risk-relevant signal for alcohol lapse but do not provide incremental predictive value beyond baseline measures. Several communication features were retained in the final model with moderately sized coefficients, suggesting that aspects of social communication may be important for understanding lapse risk. Although, limitations inherent to cellular communication as a sensing method may outweigh their added value.</w:t>
       </w:r>
     </w:p>
     <w:p>
@@ -3278,7 +3278,7 @@
                     <w:t xml:space="preserve"> </w:t>
                   </w:r>
                   <w:r>
-                    <w:t xml:space="preserve">Cellular communication features were scored over six feature scoring epochs (6, 12, 24, 48, 72, and 168 hours before the start of the prediction window). Within each feature scoring epoch we calculated two types of features: raw and difference features. Raw features represent the raw feature value calculated within a scoring epoch (e.g., the rate count of text messages during the 48 hours immediately preceding the start of the prediction window). Difference features capture participant-level changes from their baseline scores (e.g., the participant’s average rate count of text messages across all time on study subtracted from the rate count in the preceding 48 hours).</w:t>
+                    <w:t xml:space="preserve">Cellular communication features were scored over two feature scoring epochs (24 and 168 hours before the start of the prediction window). Within each feature scoring epoch we calculated two types of features: raw and difference features. Raw features represent the raw feature value calculated within a scoring epoch (e.g., the rate count of text messages during the 24 hours immediately preceding the start of the prediction window). Difference features capture participant-level changes from their baseline scores (e.g., the participant’s average rate count of text messages across all time on study subtracted from the rate count in the preceding 24 hours).</w:t>
                   </w:r>
                 </w:p>
               </w:tc>
@@ -3334,7 +3334,7 @@
               <w:pStyle w:val="ImageCaption"/>
             </w:pPr>
             <w:r>
-              <w:t xml:space="preserve">Table 1: Raw Predictors, Response Options, Feature Engineering Methods, Feature Scoring Epochs, Total Number of Features, and Indication of Inclusion in Full and Baseline Models</w:t>
+              <w:t xml:space="preserve">Table 1: Raw Predictors, Response Options, Feature Engineering Methods, Feature Scoring Epochs and Total Number of Features for each feature set.</w:t>
             </w:r>
           </w:p>
           <w:bookmarkEnd w:id="17"/>
@@ -3416,7 +3416,10 @@
         <w:pStyle w:val="FirstParagraph"/>
       </w:pPr>
       <w:r>
-        <w:t xml:space="preserve">We evaluated model performance with a Bayesian hierarchical generalized linear model. Posterior distributions with 95% credible intervals (CI) were estimated from the 30 held-out folds using weakly informative, data-dependent priors to regularize and reduce overfitting: Residual SD ~ normal(0, exp(2)); intercept (centered predictors) ~ normal(2.3, 1.3); window-width contrasts ~ normal(0, 2.69); covariance ~ decov(1,1,1,1). Random intercepts were included for repeat and fold (nested within repeat). auROCs were logit-transformed and regressed on model type to estimate the probability that model performances differed systematically.</w:t>
+        <w:t xml:space="preserve">We evaluated model performance for our three final models (full model, baseline model, cellular communication model) using a Bayesian hierarchical generalized linear model. Posterior distributions with 95% credible intervals (CI) were estimated from the 30 held-out folds using weakly informative, data-dependent priors to regularize and reduce overfitting: Residual SD ~ normal(0, exp(2)); intercept (centered predictors) ~ normal(2.3, 1.3); window-width contrasts ~ normal(0, 2.69); covariance ~ decov(1,1,1,1). Random intercepts were included for repeat and fold (nested within repeat). auROCs were logit-transformed and regressed on model type to estimate the probability that model performances differed systematically.</w:t>
+      </w:r>
+      <w:r>
+        <w:t xml:space="preserve"> </w:t>
       </w:r>
     </w:p>
     <w:p>
@@ -3424,7 +3427,7 @@
         <w:pStyle w:val="BodyText"/>
       </w:pPr>
       <w:r>
-        <w:t xml:space="preserve">The best performing model used an elastic net algorithm. This model was refit on the entire data set to identify the most important features. We quantified feature importance by examining the retained features (i.e., coefficient value &gt; 0) in the full model and ordering them by absolute coefficient value. These values provide an estimate of the direction and magnitude of association between each predictor and the outcome, conditional on the other features retained.</w:t>
+        <w:t xml:space="preserve">We refit our full and cellular communication model on the entire data set to identify the most important features. We quantified feature importance by examining the retained features (i.e., coefficient value &gt; 0) in our final elastic net model and ordering them by absolute coefficient value. These values provide an estimate of the direction and magnitude of association between each predictor and the outcome, conditional on the other features retained. We plotted coefficients for both models to visualize whether descriptive differences in retained cellular communication features existed when controlling for other baseline features compared to not controlling for baseline features.</w:t>
       </w:r>
     </w:p>
     <w:bookmarkEnd w:id="21"/>

--- a/index.docx
+++ b/index.docx
@@ -39,7 +39,7 @@
         <w:pStyle w:val="Date"/>
       </w:pPr>
       <w:r>
-        <w:t xml:space="preserve">2026-04-17</w:t>
+        <w:t xml:space="preserve">2026-04-19</w:t>
       </w:r>
     </w:p>
     <w:p>
@@ -205,7 +205,7 @@
       </w:r>
     </w:p>
     <w:bookmarkEnd w:id="10"/>
-    <w:bookmarkStart w:id="23" w:name="methods"/>
+    <w:bookmarkStart w:id="22" w:name="methods"/>
     <w:p>
       <w:pPr>
         <w:pStyle w:val="Heading1"/>
@@ -214,7 +214,7 @@
         <w:t xml:space="preserve">Methods</w:t>
       </w:r>
     </w:p>
-    <w:bookmarkStart w:id="13" w:name="transparency-and-openness"/>
+    <w:bookmarkStart w:id="12" w:name="transparency-and-openness"/>
     <w:p>
       <w:pPr>
         <w:pStyle w:val="Heading2"/>
@@ -240,7 +240,7 @@
         <w:t xml:space="preserve"> </w:t>
       </w:r>
       <w:r>
-        <w:t xml:space="preserve">in the supplement. Second, our features, labels, questionnaires, and other study materials are publicly available on our Open Science Framework (OSF) page (</w:t>
+        <w:t xml:space="preserve">in the supplement. Second, our features, labels, questionnaires, code, and other study materials are publicly available on our Open Science Framework (OSF) page (</w:t>
       </w:r>
       <w:hyperlink r:id="rId11">
         <w:r>
@@ -251,22 +251,11 @@
         </w:r>
       </w:hyperlink>
       <w:r>
-        <w:t xml:space="preserve">). Finally, the annotated analysis scripts are publicly available on our study website (</w:t>
-      </w:r>
-      <w:hyperlink r:id="rId12">
-        <w:r>
-          <w:rPr>
-            <w:rStyle w:val="Hyperlink"/>
-          </w:rPr>
-          <w:t xml:space="preserve">https://jjcurtin.github.io/study_messages/</w:t>
-        </w:r>
-      </w:hyperlink>
-      <w:r>
         <w:t xml:space="preserve">).</w:t>
       </w:r>
     </w:p>
-    <w:bookmarkEnd w:id="13"/>
-    <w:bookmarkStart w:id="14" w:name="participants-and-procedure"/>
+    <w:bookmarkEnd w:id="12"/>
+    <w:bookmarkStart w:id="13" w:name="participants-and-procedure"/>
     <w:p>
       <w:pPr>
         <w:pStyle w:val="Heading2"/>
@@ -384,14 +373,41 @@
         <w:t xml:space="preserve">).</w:t>
       </w:r>
     </w:p>
+    <w:bookmarkEnd w:id="13"/>
+    <w:bookmarkStart w:id="14" w:name="ethics"/>
+    <w:p>
+      <w:pPr>
+        <w:pStyle w:val="Heading2"/>
+      </w:pPr>
+      <w:r>
+        <w:t xml:space="preserve">Ethics</w:t>
+      </w:r>
+    </w:p>
+    <w:p>
+      <w:pPr>
+        <w:pStyle w:val="FirstParagraph"/>
+      </w:pPr>
+      <w:r>
+        <w:t xml:space="preserve">All procedures were approved by the University of Wisconsin-Madison Institutional Review Board (Study #2015-0780) and carried out in accordance with the principles of the Declaration of Helsinki. All participants provided written informed consent observed by a research assistant.</w:t>
+      </w:r>
+    </w:p>
     <w:bookmarkEnd w:id="14"/>
-    <w:bookmarkStart w:id="15" w:name="ethics"/>
+    <w:bookmarkStart w:id="21" w:name="data-analysis-plan"/>
     <w:p>
       <w:pPr>
         <w:pStyle w:val="Heading2"/>
       </w:pPr>
       <w:r>
-        <w:t xml:space="preserve">Ethics</w:t>
+        <w:t xml:space="preserve">Data Analysis Plan</w:t>
+      </w:r>
+    </w:p>
+    <w:bookmarkStart w:id="15" w:name="labels"/>
+    <w:p>
+      <w:pPr>
+        <w:pStyle w:val="Heading3"/>
+      </w:pPr>
+      <w:r>
+        <w:t xml:space="preserve">Labels</w:t>
       </w:r>
     </w:p>
     <w:p>
@@ -399,38 +415,11 @@
         <w:pStyle w:val="FirstParagraph"/>
       </w:pPr>
       <w:r>
-        <w:t xml:space="preserve">All procedures were approved by the University of Wisconsin-Madison Institutional Review Board (Study #2015-0780) and carried out in accordance with the principles of the Declaration of Helsinki. All participants provided written informed consent observed by a research assistant.</w:t>
+        <w:t xml:space="preserve">Our models predicted the probability of an alcohol lapse within a 24-hour window. Predictions were generated daily at 4 a.m., beginning on participants’ second study day and continuing for up to 3 months. Participants reported the date and hour of the start and end time of any alcohol use on the first item of the EMA. Participants demonstrated good adherence to our 4X daily EMA protocol (mean adherence = 78%) and provided at least one EMA on 95% of study days. Prediction windows were labeled as lapse if any alcohol use was reported in the 24-hour window. In total, there were 11,507 labeled prediction windows across all participants. Positive lapse labels were underrepresented (7.5%; 861/11,507).</w:t>
       </w:r>
     </w:p>
     <w:bookmarkEnd w:id="15"/>
-    <w:bookmarkStart w:id="22" w:name="data-analysis-plan"/>
-    <w:p>
-      <w:pPr>
-        <w:pStyle w:val="Heading2"/>
-      </w:pPr>
-      <w:r>
-        <w:t xml:space="preserve">Data Analysis Plan</w:t>
-      </w:r>
-    </w:p>
-    <w:bookmarkStart w:id="16" w:name="labels"/>
-    <w:p>
-      <w:pPr>
-        <w:pStyle w:val="Heading3"/>
-      </w:pPr>
-      <w:r>
-        <w:t xml:space="preserve">Labels</w:t>
-      </w:r>
-    </w:p>
-    <w:p>
-      <w:pPr>
-        <w:pStyle w:val="FirstParagraph"/>
-      </w:pPr>
-      <w:r>
-        <w:t xml:space="preserve">Our models predicted the probability of an alcohol lapse within a 24-hour window. Predictions were generated daily at 4 a.m., beginning on participants’ second study day and continuing for up to 3 months. Participants reported the date and hour of the start and end time of any alcohol use on the first item of the EMA. Participants demonstrated good adherence to our 4X daily EMA protocol (mean adherence = 78%) and provided at least one EMA on 95% of study days. Prediction windows were labeled as lapse if any alcohol use was reported in the 24-hour window. In total, there were 11,507 labeled prediction windows across all participants. Positive lapse labels were underrepresented (7.5%; 861/11,507).</w:t>
-      </w:r>
-    </w:p>
-    <w:bookmarkEnd w:id="16"/>
-    <w:bookmarkStart w:id="19" w:name="feature-engineering"/>
+    <w:bookmarkStart w:id="18" w:name="feature-engineering"/>
     <w:p>
       <w:pPr>
         <w:pStyle w:val="Heading3"/>
@@ -558,7 +547,18 @@
         <w:t xml:space="preserve"> </w:t>
       </w:r>
       <w:r>
-        <w:t xml:space="preserve">details the raw predictors, feature sets, feature engineering procedures, scoring epochs, and number of features. If no data was observed during a feature scoring epoch that feature was scored 0, thus there was no missing data across features. Other feature engineering steps performed during cross-validation included standardizing all features and removing zero and near-zero variance features as determined from held-in data.</w:t>
+        <w:t xml:space="preserve">details the raw predictors, feature sets, feature engineering procedures, scoring epochs, and number of features. If no data was observed during a feature scoring epoch that feature was scored 0, thus there was no missing data across features. Other feature engineering steps performed during cross-validation included standardizing all features and removing zero and near-zero variance features as determined from held-in data (code for our full data pre-processing pipeline is available on our OSF page [(</w:t>
+      </w:r>
+      <w:hyperlink r:id="rId11">
+        <w:r>
+          <w:rPr>
+            <w:rStyle w:val="Hyperlink"/>
+          </w:rPr>
+          <w:t xml:space="preserve">https://osf.io/wgpz9/</w:t>
+        </w:r>
+      </w:hyperlink>
+      <w:r>
+        <w:t xml:space="preserve">]).</w:t>
       </w:r>
     </w:p>
     <w:tbl>
@@ -574,7 +574,7 @@
       <w:tr>
         <w:tc>
           <w:tcPr/>
-          <w:bookmarkStart w:id="17" w:name="tbl-1"/>
+          <w:bookmarkStart w:id="16" w:name="tbl-1"/>
           <w:tbl>
             <w:tblPr>
               <w:tblStyle w:val="Table"/>
@@ -3278,7 +3278,7 @@
                     <w:t xml:space="preserve"> </w:t>
                   </w:r>
                   <w:r>
-                    <w:t xml:space="preserve">Cellular communication features were scored over two feature scoring epochs (24 and 168 hours before the start of the prediction window). Within each feature scoring epoch we calculated two types of features: raw and difference features. Raw features represent the raw feature value calculated within a scoring epoch (e.g., the rate count of text messages during the 24 hours immediately preceding the start of the prediction window). Difference features capture participant-level changes from their baseline scores (e.g., the participant’s average rate count of text messages across all time on study subtracted from the rate count in the preceding 24 hours).</w:t>
+                    <w:t xml:space="preserve">Cellular communication features were scored over two feature scoring epochs (24 hours and 1 week before the start of the prediction window). Within each feature scoring epoch we calculated two types of features: raw and difference features. Raw features represent the raw feature value calculated within a scoring epoch (e.g., the rate count of text messages during the 24 hours immediately preceding the start of the prediction window). Difference features capture participant-level changes from their baseline scores (e.g., the participant’s average rate count of text messages across all time on study subtracted from the rate count in the preceding 24 hours).</w:t>
                   </w:r>
                 </w:p>
               </w:tc>
@@ -3337,7 +3337,7 @@
               <w:t xml:space="preserve">Table 1: Raw Predictors, Response Options, Feature Engineering Methods, Feature Scoring Epochs and Total Number of Features for each feature set.</w:t>
             </w:r>
           </w:p>
-          <w:bookmarkEnd w:id="17"/>
+          <w:bookmarkEnd w:id="16"/>
         </w:tc>
       </w:tr>
     </w:tbl>
@@ -3357,7 +3357,7 @@
         </w:rPr>
         <w:t xml:space="preserve"> </w:t>
       </w:r>
-      <w:hyperlink r:id="rId18">
+      <w:hyperlink r:id="rId17">
         <w:r>
           <w:rPr>
             <w:rStyle w:val="Hyperlink"/>
@@ -3367,14 +3367,48 @@
         </w:r>
       </w:hyperlink>
     </w:p>
+    <w:bookmarkEnd w:id="18"/>
+    <w:bookmarkStart w:id="19" w:name="model-selection"/>
+    <w:p>
+      <w:pPr>
+        <w:pStyle w:val="Heading3"/>
+      </w:pPr>
+      <w:r>
+        <w:t xml:space="preserve">Model Selection</w:t>
+      </w:r>
+    </w:p>
+    <w:p>
+      <w:pPr>
+        <w:pStyle w:val="FirstParagraph"/>
+      </w:pPr>
+      <w:r>
+        <w:t xml:space="preserve">We included three candidate statistical algorithms in our model configurations: elastic net, random forest, and XGBoost. These algorithms differ in key ways related to flexibility, complexity, and their ability to accommodate non-linear and interactive relationships between features and lapse probability. Random forest and XGBoost algorithms can natively handle interactions, whereas elastic net assumes an additive data generating process. Thus, if true interactions exist between features, we would expect one of these tree-based methods to yield the best performance. However, if relationships are primarily additive, elastic net may perform better. Model configurations also differed on outcome resampling method (i.e., up-sampling and down-sampling of the outcome at ratios ranging from 5:1 to 1:1), hyperparameter values, and feature set.</w:t>
+      </w:r>
+    </w:p>
+    <w:p>
+      <w:pPr>
+        <w:pStyle w:val="BodyText"/>
+      </w:pPr>
+      <w:r>
+        <w:t xml:space="preserve">We selected three final models. We selected the best performing full model that included all four feature sets (cellular communications, demographics, alcohol use characteristics, and psychiatric/personality characteristics). Because our feature set of interest was cellular communications we only selected configurations that retained this feature set. We selected the best performing baseline model that included our three baseline feature sets (demographics, alcohol use characteristics, and psychiatric/personality characteristics) to assess the incremental predictive value of cellular communication beyond these baseline measures. Finally, we selected the best performing cellular communication model that included only the cellular communication feature set to evaluate the predictive signal captured in these features.</w:t>
+      </w:r>
+    </w:p>
+    <w